--- a/Documentation/Documentation.docx
+++ b/Documentation/Documentation.docx
@@ -8,7 +8,6 @@
         <w:spacing w:before="480"/>
         <w:jc w:val="both"/>
         <w:rPr>
-          <w:rFonts w:ascii="Calibri" w:hAnsi="Calibri" w:cs="Calibri"/>
           <w:b/>
           <w:sz w:val="20"/>
           <w:szCs w:val="20"/>
@@ -545,25 +544,7 @@
                                 <w:sz w:val="28"/>
                                 <w:szCs w:val="32"/>
                               </w:rPr>
-                              <w:t xml:space="preserve">Επιβλέπουσα: Καθηγήτρια Μαρία </w:t>
-                            </w:r>
-                            <w:proofErr w:type="spellStart"/>
-                            <w:r>
-                              <w:rPr>
-                                <w:rFonts w:ascii="Calibri" w:hAnsi="Calibri" w:cs="Calibri"/>
-                                <w:sz w:val="28"/>
-                                <w:szCs w:val="32"/>
-                              </w:rPr>
-                              <w:t>Βίρβου</w:t>
-                            </w:r>
-                            <w:proofErr w:type="spellEnd"/>
-                            <w:r>
-                              <w:rPr>
-                                <w:rFonts w:ascii="Calibri" w:hAnsi="Calibri" w:cs="Calibri"/>
-                                <w:sz w:val="28"/>
-                                <w:szCs w:val="32"/>
-                              </w:rPr>
-                              <w:t xml:space="preserve"> </w:t>
+                              <w:t xml:space="preserve">Επιβλέπουσα: Καθηγήτρια Μαρία Βίρβου </w:t>
                             </w:r>
                           </w:p>
                           <w:p>
@@ -1133,25 +1114,7 @@
                           <w:sz w:val="28"/>
                           <w:szCs w:val="32"/>
                         </w:rPr>
-                        <w:t xml:space="preserve">Επιβλέπουσα: Καθηγήτρια Μαρία </w:t>
-                      </w:r>
-                      <w:proofErr w:type="spellStart"/>
-                      <w:r>
-                        <w:rPr>
-                          <w:rFonts w:ascii="Calibri" w:hAnsi="Calibri" w:cs="Calibri"/>
-                          <w:sz w:val="28"/>
-                          <w:szCs w:val="32"/>
-                        </w:rPr>
-                        <w:t>Βίρβου</w:t>
-                      </w:r>
-                      <w:proofErr w:type="spellEnd"/>
-                      <w:r>
-                        <w:rPr>
-                          <w:rFonts w:ascii="Calibri" w:hAnsi="Calibri" w:cs="Calibri"/>
-                          <w:sz w:val="28"/>
-                          <w:szCs w:val="32"/>
-                        </w:rPr>
-                        <w:t xml:space="preserve"> </w:t>
+                        <w:t xml:space="preserve">Επιβλέπουσα: Καθηγήτρια Μαρία Βίρβου </w:t>
                       </w:r>
                     </w:p>
                     <w:p>
@@ -1229,7 +1192,6 @@
         <w:spacing w:before="480"/>
         <w:jc w:val="both"/>
         <w:rPr>
-          <w:rFonts w:ascii="Calibri" w:hAnsi="Calibri" w:cs="Calibri"/>
           <w:b/>
           <w:sz w:val="20"/>
           <w:szCs w:val="20"/>
@@ -1239,84 +1201,84 @@
     </w:p>
     <w:p>
       <w:pPr>
-        <w:pageBreakBefore/>
-        <w:spacing w:before="480" w:after="240"/>
-        <w:jc w:val="both"/>
-      </w:pPr>
-      <w:r>
-        <w:rPr>
-          <w:rFonts w:ascii="Georgia" w:hAnsi="Georgia" w:cs="Georgia"/>
+        <w:pStyle w:val="Heading3"/>
+      </w:pPr>
+      <w:bookmarkStart w:id="0" w:name="_Toc208740673"/>
+      <w:r>
+        <w:t>Επιτελική Σύνοψη</w:t>
+      </w:r>
+      <w:bookmarkEnd w:id="0"/>
+    </w:p>
+    <w:p>
+      <w:pPr>
+        <w:pStyle w:val="-"/>
+        <w:rPr>
+          <w:rFonts w:ascii="Times New Roman" w:hAnsi="Times New Roman" w:cs="Times New Roman"/>
+          <w:color w:val="77206D" w:themeColor="accent5" w:themeShade="BF"/>
+          <w:highlight w:val="lightGray"/>
+        </w:rPr>
+      </w:pPr>
+      <w:r>
+        <w:rPr>
+          <w:rFonts w:ascii="Times New Roman" w:hAnsi="Times New Roman" w:cs="Times New Roman"/>
+          <w:color w:val="77206D" w:themeColor="accent5" w:themeShade="BF"/>
+          <w:highlight w:val="lightGray"/>
+        </w:rPr>
+        <w:t>[</w:t>
+      </w:r>
+      <w:r>
+        <w:rPr>
+          <w:rFonts w:ascii="Times New Roman" w:hAnsi="Times New Roman" w:cs="Times New Roman"/>
           <w:b/>
-          <w:sz w:val="28"/>
-          <w:szCs w:val="28"/>
-        </w:rPr>
-        <w:lastRenderedPageBreak/>
-        <w:t>Επιτελική Σύνοψη</w:t>
+          <w:color w:val="77206D" w:themeColor="accent5" w:themeShade="BF"/>
+          <w:highlight w:val="lightGray"/>
+        </w:rPr>
+        <w:t>Οδηγίες:</w:t>
+      </w:r>
+      <w:r>
+        <w:rPr>
+          <w:rFonts w:ascii="Times New Roman" w:hAnsi="Times New Roman" w:cs="Times New Roman"/>
+          <w:color w:val="77206D" w:themeColor="accent5" w:themeShade="BF"/>
+          <w:highlight w:val="lightGray"/>
+        </w:rPr>
+        <w:t xml:space="preserve"> Αναπτύξτε (σε έκταση περίπου μίας σελίδας) το αντικείμενο και τα αποτελέσματα της πτυχιακής εργασίας. Σκοπός της ενότητας αυτής είναι να επιτρέψει στον αναγνώστη να κατανοήσει το επιστημονικό αντικείμενο που μελετάται στην εργασία, χωρίς να χρειάζεται να κατανοήσει εις βάθος όλες τις τεχνικές λεπτομέρειες. </w:t>
       </w:r>
     </w:p>
     <w:p>
       <w:pPr>
         <w:pStyle w:val="-"/>
         <w:rPr>
-          <w:color w:val="77206D" w:themeColor="accent5" w:themeShade="BF"/>
-          <w:highlight w:val="lightGray"/>
-        </w:rPr>
-      </w:pPr>
-      <w:r>
-        <w:rPr>
-          <w:color w:val="77206D" w:themeColor="accent5" w:themeShade="BF"/>
-          <w:highlight w:val="lightGray"/>
-        </w:rPr>
-        <w:t>[</w:t>
-      </w:r>
-      <w:r>
-        <w:rPr>
-          <w:b/>
-          <w:color w:val="77206D" w:themeColor="accent5" w:themeShade="BF"/>
-          <w:highlight w:val="lightGray"/>
-        </w:rPr>
-        <w:t>Οδηγίες:</w:t>
-      </w:r>
-      <w:r>
-        <w:rPr>
-          <w:color w:val="77206D" w:themeColor="accent5" w:themeShade="BF"/>
-          <w:highlight w:val="lightGray"/>
-        </w:rPr>
-        <w:t xml:space="preserve"> Αναπτύξτε (σε έκταση περίπου μίας σελίδας) το αντικείμενο και τα αποτελέσματα της πτυχιακής εργασίας. Σκοπός της ενότητας αυτής είναι να επιτρέψει στον αναγνώστη να κατανοήσει το επιστημονικό αντικείμενο που μελετάται στην εργασία, χωρίς να χρειάζεται να κατανοήσει εις βάθος όλες τις τεχνικές λεπτομέρειες. </w:t>
+          <w:rFonts w:ascii="Times New Roman" w:hAnsi="Times New Roman" w:cs="Times New Roman"/>
+          <w:color w:val="77206D" w:themeColor="accent5" w:themeShade="BF"/>
+          <w:highlight w:val="lightGray"/>
+          <w:lang w:val="en-GB"/>
+        </w:rPr>
+      </w:pPr>
+      <w:r>
+        <w:rPr>
+          <w:rFonts w:ascii="Times New Roman" w:hAnsi="Times New Roman" w:cs="Times New Roman"/>
+          <w:color w:val="77206D" w:themeColor="accent5" w:themeShade="BF"/>
+          <w:highlight w:val="lightGray"/>
+        </w:rPr>
+        <w:t xml:space="preserve">Επιπλέον θα πρέπει να περιλαμβάνει βασικές πληροφορίες ως προς τα αποτελέσματα της εργασίας σας. Για παράδειγμα, εάν στο πλαίσιο της εργασίας σας έχετε αναπτύξει κάποια εφαρμογή με συγκεκριμένα χαρακτηριστικά, εάν έχετε προβεί σε προσομοιώσεις εκτέλεσης αλγορίθμων κτλ.] </w:t>
       </w:r>
     </w:p>
     <w:p>
       <w:pPr>
         <w:pStyle w:val="-"/>
         <w:rPr>
+          <w:rFonts w:ascii="Times New Roman" w:hAnsi="Times New Roman" w:cs="Times New Roman"/>
           <w:color w:val="77206D" w:themeColor="accent5" w:themeShade="BF"/>
           <w:highlight w:val="lightGray"/>
           <w:lang w:val="en-GB"/>
         </w:rPr>
       </w:pPr>
-      <w:r>
-        <w:rPr>
-          <w:color w:val="77206D" w:themeColor="accent5" w:themeShade="BF"/>
-          <w:highlight w:val="lightGray"/>
-        </w:rPr>
-        <w:t xml:space="preserve">Επιπλέον θα πρέπει να περιλαμβάνει βασικές πληροφορίες ως προς τα αποτελέσματα της εργασίας σας. Για παράδειγμα, εάν στο πλαίσιο της εργασίας σας έχετε αναπτύξει κάποια εφαρμογή με συγκεκριμένα χαρακτηριστικά, εάν έχετε προβεί σε προσομοιώσεις εκτέλεσης αλγορίθμων κτλ.] </w:t>
-      </w:r>
     </w:p>
     <w:p>
       <w:pPr>
         <w:pStyle w:val="-"/>
         <w:rPr>
-          <w:color w:val="77206D" w:themeColor="accent5" w:themeShade="BF"/>
-          <w:highlight w:val="lightGray"/>
-          <w:lang w:val="en-GB"/>
-        </w:rPr>
-      </w:pPr>
-    </w:p>
-    <w:p>
-      <w:pPr>
-        <w:pStyle w:val="-"/>
-        <w:rPr>
-          <w:rFonts w:eastAsia="Calibri"/>
+          <w:rFonts w:ascii="Times New Roman" w:eastAsia="Calibri" w:hAnsi="Times New Roman" w:cs="Times New Roman"/>
           <w:color w:val="77206D" w:themeColor="accent5" w:themeShade="BF"/>
           <w:highlight w:val="lightGray"/>
           <w:u w:val="single"/>
@@ -1325,7 +1287,7 @@
       </w:pPr>
       <w:r>
         <w:rPr>
-          <w:rFonts w:eastAsia="Calibri"/>
+          <w:rFonts w:ascii="Times New Roman" w:eastAsia="Calibri" w:hAnsi="Times New Roman" w:cs="Times New Roman"/>
           <w:color w:val="77206D" w:themeColor="accent5" w:themeShade="BF"/>
           <w:highlight w:val="lightGray"/>
           <w:u w:val="single"/>
@@ -1342,7 +1304,7 @@
           <w:numId w:val="11"/>
         </w:numPr>
         <w:rPr>
-          <w:rFonts w:eastAsia="Calibri"/>
+          <w:rFonts w:ascii="Times New Roman" w:eastAsia="Calibri" w:hAnsi="Times New Roman" w:cs="Times New Roman"/>
           <w:color w:val="77206D" w:themeColor="accent5" w:themeShade="BF"/>
           <w:highlight w:val="lightGray"/>
           <w:u w:val="single"/>
@@ -1351,7 +1313,7 @@
       </w:pPr>
       <w:r>
         <w:rPr>
-          <w:rFonts w:eastAsia="Calibri"/>
+          <w:rFonts w:ascii="Times New Roman" w:eastAsia="Calibri" w:hAnsi="Times New Roman" w:cs="Times New Roman"/>
           <w:color w:val="77206D" w:themeColor="accent5" w:themeShade="BF"/>
           <w:highlight w:val="lightGray"/>
           <w:u w:val="single"/>
@@ -1368,7 +1330,7 @@
           <w:numId w:val="11"/>
         </w:numPr>
         <w:rPr>
-          <w:rFonts w:eastAsia="Calibri"/>
+          <w:rFonts w:ascii="Times New Roman" w:eastAsia="Calibri" w:hAnsi="Times New Roman" w:cs="Times New Roman"/>
           <w:color w:val="77206D" w:themeColor="accent5" w:themeShade="BF"/>
           <w:highlight w:val="lightGray"/>
           <w:u w:val="single"/>
@@ -1377,7 +1339,7 @@
       </w:pPr>
       <w:r>
         <w:rPr>
-          <w:rFonts w:eastAsia="Calibri"/>
+          <w:rFonts w:ascii="Times New Roman" w:eastAsia="Calibri" w:hAnsi="Times New Roman" w:cs="Times New Roman"/>
           <w:color w:val="77206D" w:themeColor="accent5" w:themeShade="BF"/>
           <w:highlight w:val="lightGray"/>
           <w:u w:val="single"/>
@@ -1394,7 +1356,7 @@
           <w:numId w:val="11"/>
         </w:numPr>
         <w:rPr>
-          <w:rFonts w:eastAsia="Calibri"/>
+          <w:rFonts w:ascii="Times New Roman" w:eastAsia="Calibri" w:hAnsi="Times New Roman" w:cs="Times New Roman"/>
           <w:color w:val="77206D" w:themeColor="accent5" w:themeShade="BF"/>
           <w:highlight w:val="lightGray"/>
           <w:u w:val="single"/>
@@ -1403,7 +1365,7 @@
       </w:pPr>
       <w:r>
         <w:rPr>
-          <w:rFonts w:eastAsia="Calibri"/>
+          <w:rFonts w:ascii="Times New Roman" w:eastAsia="Calibri" w:hAnsi="Times New Roman" w:cs="Times New Roman"/>
           <w:color w:val="77206D" w:themeColor="accent5" w:themeShade="BF"/>
           <w:highlight w:val="lightGray"/>
           <w:u w:val="single"/>
@@ -1420,7 +1382,7 @@
           <w:numId w:val="11"/>
         </w:numPr>
         <w:rPr>
-          <w:rFonts w:eastAsia="Calibri"/>
+          <w:rFonts w:ascii="Times New Roman" w:eastAsia="Calibri" w:hAnsi="Times New Roman" w:cs="Times New Roman"/>
           <w:color w:val="77206D" w:themeColor="accent5" w:themeShade="BF"/>
           <w:highlight w:val="lightGray"/>
           <w:u w:val="single"/>
@@ -1429,7 +1391,7 @@
       </w:pPr>
       <w:r>
         <w:rPr>
-          <w:rFonts w:eastAsia="Calibri"/>
+          <w:rFonts w:ascii="Times New Roman" w:eastAsia="Calibri" w:hAnsi="Times New Roman" w:cs="Times New Roman"/>
           <w:color w:val="77206D" w:themeColor="accent5" w:themeShade="BF"/>
           <w:highlight w:val="lightGray"/>
           <w:u w:val="single"/>
@@ -1442,7 +1404,7 @@
       <w:pPr>
         <w:pStyle w:val="-"/>
         <w:rPr>
-          <w:rFonts w:eastAsia="Calibri"/>
+          <w:rFonts w:ascii="Times New Roman" w:eastAsia="Calibri" w:hAnsi="Times New Roman" w:cs="Times New Roman"/>
           <w:color w:val="77206D" w:themeColor="accent5" w:themeShade="BF"/>
           <w:lang w:val="en-GB"/>
         </w:rPr>
@@ -1451,62 +1413,76 @@
     <w:p>
       <w:pPr>
         <w:pStyle w:val="-"/>
-      </w:pPr>
-      <w:r>
-        <w:rPr>
-          <w:rFonts w:eastAsia="Calibri"/>
+        <w:rPr>
+          <w:rFonts w:ascii="Times New Roman" w:hAnsi="Times New Roman" w:cs="Times New Roman"/>
+        </w:rPr>
+      </w:pPr>
+      <w:r>
+        <w:rPr>
+          <w:rFonts w:ascii="Times New Roman" w:eastAsia="Calibri" w:hAnsi="Times New Roman" w:cs="Times New Roman"/>
         </w:rPr>
         <w:t xml:space="preserve"> </w:t>
       </w:r>
     </w:p>
     <w:p>
       <w:pPr>
+        <w:suppressAutoHyphens w:val="0"/>
+        <w:rPr>
+          <w:sz w:val="23"/>
+          <w:szCs w:val="20"/>
+        </w:rPr>
+      </w:pPr>
+      <w:r>
+        <w:br w:type="page"/>
+      </w:r>
+    </w:p>
+    <w:p>
+      <w:pPr>
         <w:pStyle w:val="-"/>
-      </w:pPr>
-    </w:p>
-    <w:p>
-      <w:pPr>
-        <w:pageBreakBefore/>
-        <w:spacing w:before="480" w:after="240"/>
-        <w:jc w:val="both"/>
-      </w:pPr>
-      <w:r>
-        <w:rPr>
-          <w:rFonts w:ascii="Georgia" w:hAnsi="Georgia" w:cs="Georgia"/>
-          <w:b/>
-          <w:sz w:val="28"/>
-          <w:szCs w:val="28"/>
-        </w:rPr>
-        <w:lastRenderedPageBreak/>
+        <w:rPr>
+          <w:rFonts w:ascii="Times New Roman" w:hAnsi="Times New Roman" w:cs="Times New Roman"/>
+        </w:rPr>
+      </w:pPr>
+    </w:p>
+    <w:p>
+      <w:pPr>
+        <w:pStyle w:val="Heading3"/>
+      </w:pPr>
+      <w:bookmarkStart w:id="1" w:name="_Toc208740674"/>
+      <w:r>
         <w:t>Ευχαριστίες</w:t>
       </w:r>
+      <w:bookmarkEnd w:id="1"/>
+    </w:p>
+    <w:p/>
+    <w:p>
+      <w:r>
+        <w:rPr>
+          <w:highlight w:val="lightGray"/>
+        </w:rPr>
+        <w:t>Στην ενότητα αυτή μπορείτε προαιρετικά να προσθέσετε ευχαριστίες σε όποιους επιθυμείτε και θεωρείτε ότι συνέβαλαν με οποιοδήποτε τρόπο στην ολοκλήρωση της εργασίας και των σπουδών σας.</w:t>
+      </w:r>
     </w:p>
     <w:p>
       <w:pPr>
         <w:pStyle w:val="-"/>
         <w:rPr>
-          <w:color w:val="77206D" w:themeColor="accent5" w:themeShade="BF"/>
-        </w:rPr>
-      </w:pPr>
-      <w:r>
-        <w:rPr>
-          <w:color w:val="77206D" w:themeColor="accent5" w:themeShade="BF"/>
-          <w:highlight w:val="lightGray"/>
-        </w:rPr>
-        <w:t>Στην ενότητα αυτή μπορείτε προαιρετικά να προσθέσετε ευχαριστίες σε όποιους επιθυμείτε και θεωρείτε ότι συνέβαλαν με οποιοδήποτε τρόπο στην ολοκλήρωση της εργασίας και των σπουδών σας.</w:t>
-      </w:r>
-    </w:p>
-    <w:p>
-      <w:pPr>
-        <w:pStyle w:val="-"/>
+          <w:rFonts w:ascii="Times New Roman" w:hAnsi="Times New Roman" w:cs="Times New Roman"/>
+        </w:rPr>
       </w:pPr>
     </w:p>
     <w:p>
       <w:pPr>
         <w:pStyle w:val="-"/>
         <w:jc w:val="right"/>
-      </w:pPr>
-      <w:r>
+        <w:rPr>
+          <w:rFonts w:ascii="Times New Roman" w:hAnsi="Times New Roman" w:cs="Times New Roman"/>
+        </w:rPr>
+      </w:pPr>
+      <w:r>
+        <w:rPr>
+          <w:rFonts w:ascii="Times New Roman" w:hAnsi="Times New Roman" w:cs="Times New Roman"/>
+        </w:rPr>
         <w:t>Μήνας έτος</w:t>
       </w:r>
     </w:p>
@@ -1514,65 +1490,102 @@
       <w:pPr>
         <w:pStyle w:val="-"/>
         <w:jc w:val="right"/>
-      </w:pPr>
-      <w:r>
+        <w:rPr>
+          <w:rFonts w:ascii="Times New Roman" w:hAnsi="Times New Roman" w:cs="Times New Roman"/>
+        </w:rPr>
+      </w:pPr>
+      <w:r>
+        <w:rPr>
+          <w:rFonts w:ascii="Times New Roman" w:hAnsi="Times New Roman" w:cs="Times New Roman"/>
+        </w:rPr>
         <w:t>Όνομα φοιτητή</w:t>
       </w:r>
     </w:p>
     <w:p>
       <w:pPr>
         <w:pStyle w:val="-"/>
+        <w:rPr>
+          <w:rFonts w:ascii="Times New Roman" w:hAnsi="Times New Roman" w:cs="Times New Roman"/>
+        </w:rPr>
       </w:pPr>
     </w:p>
     <w:p>
       <w:pPr>
         <w:pStyle w:val="-"/>
         <w:pageBreakBefore/>
+        <w:rPr>
+          <w:rFonts w:ascii="Times New Roman" w:hAnsi="Times New Roman" w:cs="Times New Roman"/>
+        </w:rPr>
       </w:pPr>
     </w:p>
     <w:p>
       <w:pPr>
         <w:pStyle w:val="-"/>
+        <w:rPr>
+          <w:rFonts w:ascii="Times New Roman" w:hAnsi="Times New Roman" w:cs="Times New Roman"/>
+        </w:rPr>
       </w:pPr>
     </w:p>
     <w:p>
       <w:pPr>
         <w:pStyle w:val="TOCHeading"/>
-      </w:pPr>
-      <w:bookmarkStart w:id="0" w:name="_Toc201337322"/>
-      <w:r>
-        <w:t>ΠΙΝΑΚΑΣ ΠΕΡΙΕΧΜΕΝΩΝ</w:t>
-      </w:r>
-      <w:bookmarkEnd w:id="0"/>
+        <w:rPr>
+          <w:rFonts w:ascii="Times New Roman" w:hAnsi="Times New Roman"/>
+        </w:rPr>
+      </w:pPr>
+      <w:bookmarkStart w:id="2" w:name="_Toc208740675"/>
+      <w:r>
+        <w:rPr>
+          <w:rFonts w:ascii="Times New Roman" w:hAnsi="Times New Roman"/>
+        </w:rPr>
+        <w:t>Π</w:t>
+      </w:r>
+      <w:r>
+        <w:rPr>
+          <w:rFonts w:ascii="Times New Roman" w:hAnsi="Times New Roman"/>
+        </w:rPr>
+        <w:t>ίνακας Περιεχομένων</w:t>
+      </w:r>
+      <w:bookmarkEnd w:id="2"/>
     </w:p>
     <w:p>
       <w:pPr>
         <w:pStyle w:val="TOC3"/>
         <w:rPr>
-          <w:rFonts w:ascii="Aptos" w:hAnsi="Aptos" w:cs="Times New Roman"/>
+          <w:rFonts w:asciiTheme="minorHAnsi" w:eastAsiaTheme="minorEastAsia" w:hAnsiTheme="minorHAnsi" w:cstheme="minorBidi"/>
           <w:noProof/>
           <w:kern w:val="2"/>
           <w:sz w:val="24"/>
           <w:szCs w:val="24"/>
           <w:lang w:val="en-GB" w:eastAsia="en-GB"/>
-        </w:rPr>
-      </w:pPr>
-      <w:r>
+          <w14:ligatures w14:val="standardContextual"/>
+        </w:rPr>
+      </w:pPr>
+      <w:r>
+        <w:rPr>
+          <w:rFonts w:ascii="Times New Roman" w:hAnsi="Times New Roman" w:cs="Times New Roman"/>
+        </w:rPr>
         <w:fldChar w:fldCharType="begin"/>
       </w:r>
       <w:r>
+        <w:rPr>
+          <w:rFonts w:ascii="Times New Roman" w:hAnsi="Times New Roman" w:cs="Times New Roman"/>
+        </w:rPr>
         <w:instrText xml:space="preserve"> TOC \o "1-3" \h \z \u </w:instrText>
       </w:r>
       <w:r>
+        <w:rPr>
+          <w:rFonts w:ascii="Times New Roman" w:hAnsi="Times New Roman" w:cs="Times New Roman"/>
+        </w:rPr>
         <w:fldChar w:fldCharType="separate"/>
       </w:r>
-      <w:hyperlink w:anchor="_Toc201337322" w:history="1">
+      <w:hyperlink w:anchor="_Toc208740673" w:history="1">
         <w:r>
           <w:rPr>
             <w:rStyle w:val="Hyperlink"/>
             <w:noProof/>
           </w:rPr>
-          <w:t>ΠΙΝΑΚΑΣ ΠΕΡΙΕΧΜΕΝΩΝ</w:t>
+          <w:t>Επιτελική Σύνοψη</w:t>
         </w:r>
         <w:r>
           <w:rPr>
@@ -1593,7 +1606,293 @@
             <w:noProof/>
             <w:webHidden/>
           </w:rPr>
-          <w:instrText xml:space="preserve"> PAGEREF _Toc201337322 \h </w:instrText>
+          <w:instrText xml:space="preserve"> PAGEREF _Toc208740673 \h </w:instrText>
+        </w:r>
+        <w:r>
+          <w:rPr>
+            <w:noProof/>
+            <w:webHidden/>
+          </w:rPr>
+        </w:r>
+        <w:r>
+          <w:rPr>
+            <w:noProof/>
+            <w:webHidden/>
+          </w:rPr>
+          <w:fldChar w:fldCharType="separate"/>
+        </w:r>
+        <w:r>
+          <w:rPr>
+            <w:noProof/>
+            <w:webHidden/>
+          </w:rPr>
+          <w:t>2</w:t>
+        </w:r>
+        <w:r>
+          <w:rPr>
+            <w:noProof/>
+            <w:webHidden/>
+          </w:rPr>
+          <w:fldChar w:fldCharType="end"/>
+        </w:r>
+      </w:hyperlink>
+    </w:p>
+    <w:p>
+      <w:pPr>
+        <w:pStyle w:val="TOC3"/>
+        <w:rPr>
+          <w:rFonts w:asciiTheme="minorHAnsi" w:eastAsiaTheme="minorEastAsia" w:hAnsiTheme="minorHAnsi" w:cstheme="minorBidi"/>
+          <w:noProof/>
+          <w:kern w:val="2"/>
+          <w:sz w:val="24"/>
+          <w:szCs w:val="24"/>
+          <w:lang w:val="en-GB" w:eastAsia="en-GB"/>
+          <w14:ligatures w14:val="standardContextual"/>
+        </w:rPr>
+      </w:pPr>
+      <w:hyperlink w:anchor="_Toc208740674" w:history="1">
+        <w:r>
+          <w:rPr>
+            <w:rStyle w:val="Hyperlink"/>
+            <w:noProof/>
+          </w:rPr>
+          <w:t>Ευχαριστίες</w:t>
+        </w:r>
+        <w:r>
+          <w:rPr>
+            <w:noProof/>
+            <w:webHidden/>
+          </w:rPr>
+          <w:tab/>
+        </w:r>
+        <w:r>
+          <w:rPr>
+            <w:noProof/>
+            <w:webHidden/>
+          </w:rPr>
+          <w:fldChar w:fldCharType="begin"/>
+        </w:r>
+        <w:r>
+          <w:rPr>
+            <w:noProof/>
+            <w:webHidden/>
+          </w:rPr>
+          <w:instrText xml:space="preserve"> PAGEREF _Toc208740674 \h </w:instrText>
+        </w:r>
+        <w:r>
+          <w:rPr>
+            <w:noProof/>
+            <w:webHidden/>
+          </w:rPr>
+        </w:r>
+        <w:r>
+          <w:rPr>
+            <w:noProof/>
+            <w:webHidden/>
+          </w:rPr>
+          <w:fldChar w:fldCharType="separate"/>
+        </w:r>
+        <w:r>
+          <w:rPr>
+            <w:noProof/>
+            <w:webHidden/>
+          </w:rPr>
+          <w:t>3</w:t>
+        </w:r>
+        <w:r>
+          <w:rPr>
+            <w:noProof/>
+            <w:webHidden/>
+          </w:rPr>
+          <w:fldChar w:fldCharType="end"/>
+        </w:r>
+      </w:hyperlink>
+    </w:p>
+    <w:p>
+      <w:pPr>
+        <w:pStyle w:val="TOC3"/>
+        <w:rPr>
+          <w:rFonts w:asciiTheme="minorHAnsi" w:eastAsiaTheme="minorEastAsia" w:hAnsiTheme="minorHAnsi" w:cstheme="minorBidi"/>
+          <w:noProof/>
+          <w:kern w:val="2"/>
+          <w:sz w:val="24"/>
+          <w:szCs w:val="24"/>
+          <w:lang w:val="en-GB" w:eastAsia="en-GB"/>
+          <w14:ligatures w14:val="standardContextual"/>
+        </w:rPr>
+      </w:pPr>
+      <w:hyperlink w:anchor="_Toc208740675" w:history="1">
+        <w:r>
+          <w:rPr>
+            <w:rStyle w:val="Hyperlink"/>
+            <w:rFonts w:ascii="Times New Roman" w:hAnsi="Times New Roman"/>
+            <w:noProof/>
+          </w:rPr>
+          <w:t>Πίνακας Περιεχομένων</w:t>
+        </w:r>
+        <w:r>
+          <w:rPr>
+            <w:noProof/>
+            <w:webHidden/>
+          </w:rPr>
+          <w:tab/>
+        </w:r>
+        <w:r>
+          <w:rPr>
+            <w:noProof/>
+            <w:webHidden/>
+          </w:rPr>
+          <w:fldChar w:fldCharType="begin"/>
+        </w:r>
+        <w:r>
+          <w:rPr>
+            <w:noProof/>
+            <w:webHidden/>
+          </w:rPr>
+          <w:instrText xml:space="preserve"> PAGEREF _Toc208740675 \h </w:instrText>
+        </w:r>
+        <w:r>
+          <w:rPr>
+            <w:noProof/>
+            <w:webHidden/>
+          </w:rPr>
+        </w:r>
+        <w:r>
+          <w:rPr>
+            <w:noProof/>
+            <w:webHidden/>
+          </w:rPr>
+          <w:fldChar w:fldCharType="separate"/>
+        </w:r>
+        <w:r>
+          <w:rPr>
+            <w:noProof/>
+            <w:webHidden/>
+          </w:rPr>
+          <w:t>4</w:t>
+        </w:r>
+        <w:r>
+          <w:rPr>
+            <w:noProof/>
+            <w:webHidden/>
+          </w:rPr>
+          <w:fldChar w:fldCharType="end"/>
+        </w:r>
+      </w:hyperlink>
+    </w:p>
+    <w:p>
+      <w:pPr>
+        <w:pStyle w:val="TOC3"/>
+        <w:rPr>
+          <w:rFonts w:asciiTheme="minorHAnsi" w:eastAsiaTheme="minorEastAsia" w:hAnsiTheme="minorHAnsi" w:cstheme="minorBidi"/>
+          <w:noProof/>
+          <w:kern w:val="2"/>
+          <w:sz w:val="24"/>
+          <w:szCs w:val="24"/>
+          <w:lang w:val="en-GB" w:eastAsia="en-GB"/>
+          <w14:ligatures w14:val="standardContextual"/>
+        </w:rPr>
+      </w:pPr>
+      <w:hyperlink w:anchor="_Toc208740676" w:history="1">
+        <w:r>
+          <w:rPr>
+            <w:rStyle w:val="Hyperlink"/>
+            <w:rFonts w:ascii="Times New Roman" w:hAnsi="Times New Roman"/>
+            <w:noProof/>
+          </w:rPr>
+          <w:t>Κατάλογος Εικόνων</w:t>
+        </w:r>
+        <w:r>
+          <w:rPr>
+            <w:noProof/>
+            <w:webHidden/>
+          </w:rPr>
+          <w:tab/>
+        </w:r>
+        <w:r>
+          <w:rPr>
+            <w:noProof/>
+            <w:webHidden/>
+          </w:rPr>
+          <w:fldChar w:fldCharType="begin"/>
+        </w:r>
+        <w:r>
+          <w:rPr>
+            <w:noProof/>
+            <w:webHidden/>
+          </w:rPr>
+          <w:instrText xml:space="preserve"> PAGEREF _Toc208740676 \h </w:instrText>
+        </w:r>
+        <w:r>
+          <w:rPr>
+            <w:noProof/>
+            <w:webHidden/>
+          </w:rPr>
+        </w:r>
+        <w:r>
+          <w:rPr>
+            <w:noProof/>
+            <w:webHidden/>
+          </w:rPr>
+          <w:fldChar w:fldCharType="separate"/>
+        </w:r>
+        <w:r>
+          <w:rPr>
+            <w:noProof/>
+            <w:webHidden/>
+          </w:rPr>
+          <w:t>4</w:t>
+        </w:r>
+        <w:r>
+          <w:rPr>
+            <w:noProof/>
+            <w:webHidden/>
+          </w:rPr>
+          <w:fldChar w:fldCharType="end"/>
+        </w:r>
+      </w:hyperlink>
+    </w:p>
+    <w:p>
+      <w:pPr>
+        <w:pStyle w:val="TOC3"/>
+        <w:rPr>
+          <w:rFonts w:asciiTheme="minorHAnsi" w:eastAsiaTheme="minorEastAsia" w:hAnsiTheme="minorHAnsi" w:cstheme="minorBidi"/>
+          <w:noProof/>
+          <w:kern w:val="2"/>
+          <w:sz w:val="24"/>
+          <w:szCs w:val="24"/>
+          <w:lang w:val="en-GB" w:eastAsia="en-GB"/>
+          <w14:ligatures w14:val="standardContextual"/>
+        </w:rPr>
+      </w:pPr>
+      <w:hyperlink w:anchor="_Toc208740677" w:history="1">
+        <w:r>
+          <w:rPr>
+            <w:rStyle w:val="Hyperlink"/>
+            <w:noProof/>
+          </w:rPr>
+          <w:t>Εισαγωγή</w:t>
+        </w:r>
+        <w:r>
+          <w:rPr>
+            <w:noProof/>
+            <w:webHidden/>
+          </w:rPr>
+          <w:tab/>
+        </w:r>
+        <w:r>
+          <w:rPr>
+            <w:noProof/>
+            <w:webHidden/>
+          </w:rPr>
+          <w:fldChar w:fldCharType="begin"/>
+        </w:r>
+        <w:r>
+          <w:rPr>
+            <w:noProof/>
+            <w:webHidden/>
+          </w:rPr>
+          <w:instrText xml:space="preserve"> PAGEREF _Toc208740677 \h </w:instrText>
         </w:r>
         <w:r>
           <w:rPr>
@@ -1628,21 +1927,23 @@
       <w:pPr>
         <w:pStyle w:val="TOC3"/>
         <w:rPr>
-          <w:rFonts w:ascii="Aptos" w:hAnsi="Aptos" w:cs="Times New Roman"/>
+          <w:rFonts w:asciiTheme="minorHAnsi" w:eastAsiaTheme="minorEastAsia" w:hAnsiTheme="minorHAnsi" w:cstheme="minorBidi"/>
           <w:noProof/>
           <w:kern w:val="2"/>
           <w:sz w:val="24"/>
           <w:szCs w:val="24"/>
           <w:lang w:val="en-GB" w:eastAsia="en-GB"/>
-        </w:rPr>
-      </w:pPr>
-      <w:hyperlink w:anchor="_Toc201337323" w:history="1">
+          <w14:ligatures w14:val="standardContextual"/>
+        </w:rPr>
+      </w:pPr>
+      <w:hyperlink w:anchor="_Toc208740678" w:history="1">
         <w:r>
           <w:rPr>
             <w:rStyle w:val="Hyperlink"/>
+            <w:rFonts w:ascii="Times New Roman" w:hAnsi="Times New Roman"/>
             <w:noProof/>
           </w:rPr>
-          <w:t>ΚΑΤΑΛΟΓΟΣ ΕΙΚΟΝΩΝ</w:t>
+          <w:t>Βιβλιογραφική Ανασκόπηση</w:t>
         </w:r>
         <w:r>
           <w:rPr>
@@ -1663,99 +1964,7 @@
             <w:noProof/>
             <w:webHidden/>
           </w:rPr>
-          <w:instrText xml:space="preserve"> PAGEREF _Toc201337323 \h </w:instrText>
-        </w:r>
-        <w:r>
-          <w:rPr>
-            <w:noProof/>
-            <w:webHidden/>
-          </w:rPr>
-        </w:r>
-        <w:r>
-          <w:rPr>
-            <w:noProof/>
-            <w:webHidden/>
-          </w:rPr>
-          <w:fldChar w:fldCharType="separate"/>
-        </w:r>
-        <w:r>
-          <w:rPr>
-            <w:noProof/>
-            <w:webHidden/>
-          </w:rPr>
-          <w:t>5</w:t>
-        </w:r>
-        <w:r>
-          <w:rPr>
-            <w:noProof/>
-            <w:webHidden/>
-          </w:rPr>
-          <w:fldChar w:fldCharType="end"/>
-        </w:r>
-      </w:hyperlink>
-    </w:p>
-    <w:p>
-      <w:pPr>
-        <w:pStyle w:val="TOC1"/>
-        <w:tabs>
-          <w:tab w:val="left" w:pos="480"/>
-          <w:tab w:val="right" w:leader="dot" w:pos="8942"/>
-        </w:tabs>
-        <w:rPr>
-          <w:rFonts w:ascii="Aptos" w:eastAsia="Times New Roman" w:hAnsi="Aptos"/>
-          <w:noProof/>
-          <w:kern w:val="2"/>
-          <w:sz w:val="24"/>
-          <w:szCs w:val="24"/>
-          <w:lang w:val="en-GB" w:eastAsia="en-GB"/>
-        </w:rPr>
-      </w:pPr>
-      <w:hyperlink w:anchor="_Toc201337324" w:history="1">
-        <w:r>
-          <w:rPr>
-            <w:rStyle w:val="Hyperlink"/>
-            <w:noProof/>
-          </w:rPr>
-          <w:t>1</w:t>
-        </w:r>
-        <w:r>
-          <w:rPr>
-            <w:rFonts w:ascii="Aptos" w:eastAsia="Times New Roman" w:hAnsi="Aptos"/>
-            <w:noProof/>
-            <w:kern w:val="2"/>
-            <w:sz w:val="24"/>
-            <w:szCs w:val="24"/>
-            <w:lang w:val="en-GB" w:eastAsia="en-GB"/>
-          </w:rPr>
-          <w:tab/>
-        </w:r>
-        <w:r>
-          <w:rPr>
-            <w:rStyle w:val="Hyperlink"/>
-            <w:noProof/>
-          </w:rPr>
-          <w:t>Εισαγωγή</w:t>
-        </w:r>
-        <w:r>
-          <w:rPr>
-            <w:noProof/>
-            <w:webHidden/>
-          </w:rPr>
-          <w:tab/>
-        </w:r>
-        <w:r>
-          <w:rPr>
-            <w:noProof/>
-            <w:webHidden/>
-          </w:rPr>
-          <w:fldChar w:fldCharType="begin"/>
-        </w:r>
-        <w:r>
-          <w:rPr>
-            <w:noProof/>
-            <w:webHidden/>
-          </w:rPr>
-          <w:instrText xml:space="preserve"> PAGEREF _Toc201337324 \h </w:instrText>
+          <w:instrText xml:space="preserve"> PAGEREF _Toc208740678 \h </w:instrText>
         </w:r>
         <w:r>
           <w:rPr>
@@ -1788,45 +1997,24 @@
     </w:p>
     <w:p>
       <w:pPr>
-        <w:pStyle w:val="TOC2"/>
-        <w:tabs>
-          <w:tab w:val="left" w:pos="960"/>
-          <w:tab w:val="right" w:leader="dot" w:pos="8942"/>
-        </w:tabs>
-        <w:rPr>
-          <w:rFonts w:ascii="Aptos" w:eastAsia="Times New Roman" w:hAnsi="Aptos"/>
+        <w:pStyle w:val="TOC3"/>
+        <w:rPr>
+          <w:rFonts w:asciiTheme="minorHAnsi" w:eastAsiaTheme="minorEastAsia" w:hAnsiTheme="minorHAnsi" w:cstheme="minorBidi"/>
           <w:noProof/>
           <w:kern w:val="2"/>
           <w:sz w:val="24"/>
           <w:szCs w:val="24"/>
           <w:lang w:val="en-GB" w:eastAsia="en-GB"/>
-        </w:rPr>
-      </w:pPr>
-      <w:hyperlink w:anchor="_Toc201337325" w:history="1">
+          <w14:ligatures w14:val="standardContextual"/>
+        </w:rPr>
+      </w:pPr>
+      <w:hyperlink w:anchor="_Toc208740679" w:history="1">
         <w:r>
           <w:rPr>
             <w:rStyle w:val="Hyperlink"/>
             <w:noProof/>
           </w:rPr>
-          <w:t>1.1</w:t>
-        </w:r>
-        <w:r>
-          <w:rPr>
-            <w:rFonts w:ascii="Aptos" w:eastAsia="Times New Roman" w:hAnsi="Aptos"/>
-            <w:noProof/>
-            <w:kern w:val="2"/>
-            <w:sz w:val="24"/>
-            <w:szCs w:val="24"/>
-            <w:lang w:val="en-GB" w:eastAsia="en-GB"/>
-          </w:rPr>
-          <w:tab/>
-        </w:r>
-        <w:r>
-          <w:rPr>
-            <w:rStyle w:val="Hyperlink"/>
-            <w:noProof/>
-          </w:rPr>
-          <w:t>Περιγραφή του υπό μελέτη προβλήματος</w:t>
+          <w:t>Αναλυτική περιγραφή της υλοποίησης της εφαρμογής</w:t>
         </w:r>
         <w:r>
           <w:rPr>
@@ -1847,551 +2035,7 @@
             <w:noProof/>
             <w:webHidden/>
           </w:rPr>
-          <w:instrText xml:space="preserve"> PAGEREF _Toc201337325 \h </w:instrText>
-        </w:r>
-        <w:r>
-          <w:rPr>
-            <w:noProof/>
-            <w:webHidden/>
-          </w:rPr>
-        </w:r>
-        <w:r>
-          <w:rPr>
-            <w:noProof/>
-            <w:webHidden/>
-          </w:rPr>
-          <w:fldChar w:fldCharType="separate"/>
-        </w:r>
-        <w:r>
-          <w:rPr>
-            <w:noProof/>
-            <w:webHidden/>
-          </w:rPr>
-          <w:t>7</w:t>
-        </w:r>
-        <w:r>
-          <w:rPr>
-            <w:noProof/>
-            <w:webHidden/>
-          </w:rPr>
-          <w:fldChar w:fldCharType="end"/>
-        </w:r>
-      </w:hyperlink>
-    </w:p>
-    <w:p>
-      <w:pPr>
-        <w:pStyle w:val="TOC2"/>
-        <w:tabs>
-          <w:tab w:val="left" w:pos="960"/>
-          <w:tab w:val="right" w:leader="dot" w:pos="8942"/>
-        </w:tabs>
-        <w:rPr>
-          <w:rFonts w:ascii="Aptos" w:eastAsia="Times New Roman" w:hAnsi="Aptos"/>
-          <w:noProof/>
-          <w:kern w:val="2"/>
-          <w:sz w:val="24"/>
-          <w:szCs w:val="24"/>
-          <w:lang w:val="en-GB" w:eastAsia="en-GB"/>
-        </w:rPr>
-      </w:pPr>
-      <w:hyperlink w:anchor="_Toc201337326" w:history="1">
-        <w:r>
-          <w:rPr>
-            <w:rStyle w:val="Hyperlink"/>
-            <w:noProof/>
-          </w:rPr>
-          <w:t>1.2</w:t>
-        </w:r>
-        <w:r>
-          <w:rPr>
-            <w:rFonts w:ascii="Aptos" w:eastAsia="Times New Roman" w:hAnsi="Aptos"/>
-            <w:noProof/>
-            <w:kern w:val="2"/>
-            <w:sz w:val="24"/>
-            <w:szCs w:val="24"/>
-            <w:lang w:val="en-GB" w:eastAsia="en-GB"/>
-          </w:rPr>
-          <w:tab/>
-        </w:r>
-        <w:r>
-          <w:rPr>
-            <w:rStyle w:val="Hyperlink"/>
-            <w:noProof/>
-          </w:rPr>
-          <w:t>Σκοπός και στόχοι της εργασίας</w:t>
-        </w:r>
-        <w:r>
-          <w:rPr>
-            <w:noProof/>
-            <w:webHidden/>
-          </w:rPr>
-          <w:tab/>
-        </w:r>
-        <w:r>
-          <w:rPr>
-            <w:noProof/>
-            <w:webHidden/>
-          </w:rPr>
-          <w:fldChar w:fldCharType="begin"/>
-        </w:r>
-        <w:r>
-          <w:rPr>
-            <w:noProof/>
-            <w:webHidden/>
-          </w:rPr>
-          <w:instrText xml:space="preserve"> PAGEREF _Toc201337326 \h </w:instrText>
-        </w:r>
-        <w:r>
-          <w:rPr>
-            <w:noProof/>
-            <w:webHidden/>
-          </w:rPr>
-        </w:r>
-        <w:r>
-          <w:rPr>
-            <w:noProof/>
-            <w:webHidden/>
-          </w:rPr>
-          <w:fldChar w:fldCharType="separate"/>
-        </w:r>
-        <w:r>
-          <w:rPr>
-            <w:noProof/>
-            <w:webHidden/>
-          </w:rPr>
-          <w:t>7</w:t>
-        </w:r>
-        <w:r>
-          <w:rPr>
-            <w:noProof/>
-            <w:webHidden/>
-          </w:rPr>
-          <w:fldChar w:fldCharType="end"/>
-        </w:r>
-      </w:hyperlink>
-    </w:p>
-    <w:p>
-      <w:pPr>
-        <w:pStyle w:val="TOC2"/>
-        <w:tabs>
-          <w:tab w:val="left" w:pos="960"/>
-          <w:tab w:val="right" w:leader="dot" w:pos="8942"/>
-        </w:tabs>
-        <w:rPr>
-          <w:rFonts w:ascii="Aptos" w:eastAsia="Times New Roman" w:hAnsi="Aptos"/>
-          <w:noProof/>
-          <w:kern w:val="2"/>
-          <w:sz w:val="24"/>
-          <w:szCs w:val="24"/>
-          <w:lang w:val="en-GB" w:eastAsia="en-GB"/>
-        </w:rPr>
-      </w:pPr>
-      <w:hyperlink w:anchor="_Toc201337327" w:history="1">
-        <w:r>
-          <w:rPr>
-            <w:rStyle w:val="Hyperlink"/>
-            <w:noProof/>
-          </w:rPr>
-          <w:t>1.3</w:t>
-        </w:r>
-        <w:r>
-          <w:rPr>
-            <w:rFonts w:ascii="Aptos" w:eastAsia="Times New Roman" w:hAnsi="Aptos"/>
-            <w:noProof/>
-            <w:kern w:val="2"/>
-            <w:sz w:val="24"/>
-            <w:szCs w:val="24"/>
-            <w:lang w:val="en-GB" w:eastAsia="en-GB"/>
-          </w:rPr>
-          <w:tab/>
-        </w:r>
-        <w:r>
-          <w:rPr>
-            <w:rStyle w:val="Hyperlink"/>
-            <w:noProof/>
-          </w:rPr>
-          <w:t>Βασικοί ορισμοί</w:t>
-        </w:r>
-        <w:r>
-          <w:rPr>
-            <w:noProof/>
-            <w:webHidden/>
-          </w:rPr>
-          <w:tab/>
-        </w:r>
-        <w:r>
-          <w:rPr>
-            <w:noProof/>
-            <w:webHidden/>
-          </w:rPr>
-          <w:fldChar w:fldCharType="begin"/>
-        </w:r>
-        <w:r>
-          <w:rPr>
-            <w:noProof/>
-            <w:webHidden/>
-          </w:rPr>
-          <w:instrText xml:space="preserve"> PAGEREF _Toc201337327 \h </w:instrText>
-        </w:r>
-        <w:r>
-          <w:rPr>
-            <w:noProof/>
-            <w:webHidden/>
-          </w:rPr>
-        </w:r>
-        <w:r>
-          <w:rPr>
-            <w:noProof/>
-            <w:webHidden/>
-          </w:rPr>
-          <w:fldChar w:fldCharType="separate"/>
-        </w:r>
-        <w:r>
-          <w:rPr>
-            <w:noProof/>
-            <w:webHidden/>
-          </w:rPr>
-          <w:t>7</w:t>
-        </w:r>
-        <w:r>
-          <w:rPr>
-            <w:noProof/>
-            <w:webHidden/>
-          </w:rPr>
-          <w:fldChar w:fldCharType="end"/>
-        </w:r>
-      </w:hyperlink>
-    </w:p>
-    <w:p>
-      <w:pPr>
-        <w:pStyle w:val="TOC3"/>
-        <w:rPr>
-          <w:rFonts w:ascii="Aptos" w:hAnsi="Aptos" w:cs="Times New Roman"/>
-          <w:noProof/>
-          <w:kern w:val="2"/>
-          <w:sz w:val="24"/>
-          <w:szCs w:val="24"/>
-          <w:lang w:val="en-GB" w:eastAsia="en-GB"/>
-        </w:rPr>
-      </w:pPr>
-      <w:hyperlink w:anchor="_Toc201337328" w:history="1">
-        <w:r>
-          <w:rPr>
-            <w:rStyle w:val="Hyperlink"/>
-            <w:noProof/>
-          </w:rPr>
-          <w:t>1.3.1</w:t>
-        </w:r>
-        <w:r>
-          <w:rPr>
-            <w:rFonts w:ascii="Aptos" w:hAnsi="Aptos" w:cs="Times New Roman"/>
-            <w:noProof/>
-            <w:kern w:val="2"/>
-            <w:sz w:val="24"/>
-            <w:szCs w:val="24"/>
-            <w:lang w:val="en-GB" w:eastAsia="en-GB"/>
-          </w:rPr>
-          <w:tab/>
-        </w:r>
-        <w:r>
-          <w:rPr>
-            <w:rStyle w:val="Hyperlink"/>
-            <w:noProof/>
-          </w:rPr>
-          <w:t>Στόχοι εξατομικευμένων λειτουργιών (Παράδειγμα επικεφαλίδας 3ου επιπέδου)</w:t>
-        </w:r>
-        <w:r>
-          <w:rPr>
-            <w:noProof/>
-            <w:webHidden/>
-          </w:rPr>
-          <w:tab/>
-        </w:r>
-        <w:r>
-          <w:rPr>
-            <w:noProof/>
-            <w:webHidden/>
-          </w:rPr>
-          <w:fldChar w:fldCharType="begin"/>
-        </w:r>
-        <w:r>
-          <w:rPr>
-            <w:noProof/>
-            <w:webHidden/>
-          </w:rPr>
-          <w:instrText xml:space="preserve"> PAGEREF _Toc201337328 \h </w:instrText>
-        </w:r>
-        <w:r>
-          <w:rPr>
-            <w:noProof/>
-            <w:webHidden/>
-          </w:rPr>
-        </w:r>
-        <w:r>
-          <w:rPr>
-            <w:noProof/>
-            <w:webHidden/>
-          </w:rPr>
-          <w:fldChar w:fldCharType="separate"/>
-        </w:r>
-        <w:r>
-          <w:rPr>
-            <w:noProof/>
-            <w:webHidden/>
-          </w:rPr>
-          <w:t>8</w:t>
-        </w:r>
-        <w:r>
-          <w:rPr>
-            <w:noProof/>
-            <w:webHidden/>
-          </w:rPr>
-          <w:fldChar w:fldCharType="end"/>
-        </w:r>
-      </w:hyperlink>
-    </w:p>
-    <w:p>
-      <w:pPr>
-        <w:pStyle w:val="TOC3"/>
-        <w:rPr>
-          <w:rFonts w:ascii="Aptos" w:hAnsi="Aptos" w:cs="Times New Roman"/>
-          <w:noProof/>
-          <w:kern w:val="2"/>
-          <w:sz w:val="24"/>
-          <w:szCs w:val="24"/>
-          <w:lang w:val="en-GB" w:eastAsia="en-GB"/>
-        </w:rPr>
-      </w:pPr>
-      <w:hyperlink w:anchor="_Toc201337329" w:history="1">
-        <w:r>
-          <w:rPr>
-            <w:rStyle w:val="Hyperlink"/>
-            <w:noProof/>
-          </w:rPr>
-          <w:t>1.3.2</w:t>
-        </w:r>
-        <w:r>
-          <w:rPr>
-            <w:rFonts w:ascii="Aptos" w:hAnsi="Aptos" w:cs="Times New Roman"/>
-            <w:noProof/>
-            <w:kern w:val="2"/>
-            <w:sz w:val="24"/>
-            <w:szCs w:val="24"/>
-            <w:lang w:val="en-GB" w:eastAsia="en-GB"/>
-          </w:rPr>
-          <w:tab/>
-        </w:r>
-        <w:r>
-          <w:rPr>
-            <w:rStyle w:val="Hyperlink"/>
-            <w:noProof/>
-          </w:rPr>
-          <w:t>Μη λειτουργικές ανάγκες</w:t>
-        </w:r>
-        <w:r>
-          <w:rPr>
-            <w:noProof/>
-            <w:webHidden/>
-          </w:rPr>
-          <w:tab/>
-        </w:r>
-        <w:r>
-          <w:rPr>
-            <w:noProof/>
-            <w:webHidden/>
-          </w:rPr>
-          <w:fldChar w:fldCharType="begin"/>
-        </w:r>
-        <w:r>
-          <w:rPr>
-            <w:noProof/>
-            <w:webHidden/>
-          </w:rPr>
-          <w:instrText xml:space="preserve"> PAGEREF _Toc201337329 \h </w:instrText>
-        </w:r>
-        <w:r>
-          <w:rPr>
-            <w:noProof/>
-            <w:webHidden/>
-          </w:rPr>
-        </w:r>
-        <w:r>
-          <w:rPr>
-            <w:noProof/>
-            <w:webHidden/>
-          </w:rPr>
-          <w:fldChar w:fldCharType="separate"/>
-        </w:r>
-        <w:r>
-          <w:rPr>
-            <w:noProof/>
-            <w:webHidden/>
-          </w:rPr>
-          <w:t>8</w:t>
-        </w:r>
-        <w:r>
-          <w:rPr>
-            <w:noProof/>
-            <w:webHidden/>
-          </w:rPr>
-          <w:fldChar w:fldCharType="end"/>
-        </w:r>
-      </w:hyperlink>
-    </w:p>
-    <w:p>
-      <w:pPr>
-        <w:pStyle w:val="TOC2"/>
-        <w:tabs>
-          <w:tab w:val="left" w:pos="960"/>
-          <w:tab w:val="right" w:leader="dot" w:pos="8942"/>
-        </w:tabs>
-        <w:rPr>
-          <w:rFonts w:ascii="Aptos" w:eastAsia="Times New Roman" w:hAnsi="Aptos"/>
-          <w:noProof/>
-          <w:kern w:val="2"/>
-          <w:sz w:val="24"/>
-          <w:szCs w:val="24"/>
-          <w:lang w:val="en-GB" w:eastAsia="en-GB"/>
-        </w:rPr>
-      </w:pPr>
-      <w:hyperlink w:anchor="_Toc201337330" w:history="1">
-        <w:r>
-          <w:rPr>
-            <w:rStyle w:val="Hyperlink"/>
-            <w:noProof/>
-          </w:rPr>
-          <w:t>1.4</w:t>
-        </w:r>
-        <w:r>
-          <w:rPr>
-            <w:rFonts w:ascii="Aptos" w:eastAsia="Times New Roman" w:hAnsi="Aptos"/>
-            <w:noProof/>
-            <w:kern w:val="2"/>
-            <w:sz w:val="24"/>
-            <w:szCs w:val="24"/>
-            <w:lang w:val="en-GB" w:eastAsia="en-GB"/>
-          </w:rPr>
-          <w:tab/>
-        </w:r>
-        <w:r>
-          <w:rPr>
-            <w:rStyle w:val="Hyperlink"/>
-            <w:noProof/>
-          </w:rPr>
-          <w:t>Παραδοτέα της εργασίας</w:t>
-        </w:r>
-        <w:r>
-          <w:rPr>
-            <w:noProof/>
-            <w:webHidden/>
-          </w:rPr>
-          <w:tab/>
-        </w:r>
-        <w:r>
-          <w:rPr>
-            <w:noProof/>
-            <w:webHidden/>
-          </w:rPr>
-          <w:fldChar w:fldCharType="begin"/>
-        </w:r>
-        <w:r>
-          <w:rPr>
-            <w:noProof/>
-            <w:webHidden/>
-          </w:rPr>
-          <w:instrText xml:space="preserve"> PAGEREF _Toc201337330 \h </w:instrText>
-        </w:r>
-        <w:r>
-          <w:rPr>
-            <w:noProof/>
-            <w:webHidden/>
-          </w:rPr>
-        </w:r>
-        <w:r>
-          <w:rPr>
-            <w:noProof/>
-            <w:webHidden/>
-          </w:rPr>
-          <w:fldChar w:fldCharType="separate"/>
-        </w:r>
-        <w:r>
-          <w:rPr>
-            <w:noProof/>
-            <w:webHidden/>
-          </w:rPr>
-          <w:t>8</w:t>
-        </w:r>
-        <w:r>
-          <w:rPr>
-            <w:noProof/>
-            <w:webHidden/>
-          </w:rPr>
-          <w:fldChar w:fldCharType="end"/>
-        </w:r>
-      </w:hyperlink>
-    </w:p>
-    <w:p>
-      <w:pPr>
-        <w:pStyle w:val="TOC2"/>
-        <w:tabs>
-          <w:tab w:val="left" w:pos="960"/>
-          <w:tab w:val="right" w:leader="dot" w:pos="8942"/>
-        </w:tabs>
-        <w:rPr>
-          <w:rFonts w:ascii="Aptos" w:eastAsia="Times New Roman" w:hAnsi="Aptos"/>
-          <w:noProof/>
-          <w:kern w:val="2"/>
-          <w:sz w:val="24"/>
-          <w:szCs w:val="24"/>
-          <w:lang w:val="en-GB" w:eastAsia="en-GB"/>
-        </w:rPr>
-      </w:pPr>
-      <w:hyperlink w:anchor="_Toc201337331" w:history="1">
-        <w:r>
-          <w:rPr>
-            <w:rStyle w:val="Hyperlink"/>
-            <w:noProof/>
-          </w:rPr>
-          <w:t>1.5</w:t>
-        </w:r>
-        <w:r>
-          <w:rPr>
-            <w:rFonts w:ascii="Aptos" w:eastAsia="Times New Roman" w:hAnsi="Aptos"/>
-            <w:noProof/>
-            <w:kern w:val="2"/>
-            <w:sz w:val="24"/>
-            <w:szCs w:val="24"/>
-            <w:lang w:val="en-GB" w:eastAsia="en-GB"/>
-          </w:rPr>
-          <w:tab/>
-        </w:r>
-        <w:r>
-          <w:rPr>
-            <w:rStyle w:val="Hyperlink"/>
-            <w:noProof/>
-          </w:rPr>
-          <w:t>Δομή της εργασίας</w:t>
-        </w:r>
-        <w:r>
-          <w:rPr>
-            <w:noProof/>
-            <w:webHidden/>
-          </w:rPr>
-          <w:tab/>
-        </w:r>
-        <w:r>
-          <w:rPr>
-            <w:noProof/>
-            <w:webHidden/>
-          </w:rPr>
-          <w:fldChar w:fldCharType="begin"/>
-        </w:r>
-        <w:r>
-          <w:rPr>
-            <w:noProof/>
-            <w:webHidden/>
-          </w:rPr>
-          <w:instrText xml:space="preserve"> PAGEREF _Toc201337331 \h </w:instrText>
+          <w:instrText xml:space="preserve"> PAGEREF _Toc208740679 \h </w:instrText>
         </w:r>
         <w:r>
           <w:rPr>
@@ -2424,45 +2068,24 @@
     </w:p>
     <w:p>
       <w:pPr>
-        <w:pStyle w:val="TOC1"/>
-        <w:tabs>
-          <w:tab w:val="left" w:pos="480"/>
-          <w:tab w:val="right" w:leader="dot" w:pos="8942"/>
-        </w:tabs>
-        <w:rPr>
-          <w:rFonts w:ascii="Aptos" w:eastAsia="Times New Roman" w:hAnsi="Aptos"/>
+        <w:pStyle w:val="TOC3"/>
+        <w:rPr>
+          <w:rFonts w:asciiTheme="minorHAnsi" w:eastAsiaTheme="minorEastAsia" w:hAnsiTheme="minorHAnsi" w:cstheme="minorBidi"/>
           <w:noProof/>
           <w:kern w:val="2"/>
           <w:sz w:val="24"/>
           <w:szCs w:val="24"/>
           <w:lang w:val="en-GB" w:eastAsia="en-GB"/>
-        </w:rPr>
-      </w:pPr>
-      <w:hyperlink w:anchor="_Toc201337332" w:history="1">
+          <w14:ligatures w14:val="standardContextual"/>
+        </w:rPr>
+      </w:pPr>
+      <w:hyperlink w:anchor="_Toc208740680" w:history="1">
         <w:r>
           <w:rPr>
             <w:rStyle w:val="Hyperlink"/>
             <w:noProof/>
           </w:rPr>
-          <w:t>2</w:t>
-        </w:r>
-        <w:r>
-          <w:rPr>
-            <w:rFonts w:ascii="Aptos" w:eastAsia="Times New Roman" w:hAnsi="Aptos"/>
-            <w:noProof/>
-            <w:kern w:val="2"/>
-            <w:sz w:val="24"/>
-            <w:szCs w:val="24"/>
-            <w:lang w:val="en-GB" w:eastAsia="en-GB"/>
-          </w:rPr>
-          <w:tab/>
-        </w:r>
-        <w:r>
-          <w:rPr>
-            <w:rStyle w:val="Hyperlink"/>
-            <w:noProof/>
-          </w:rPr>
-          <w:t>Ανάλυση και σχεδίαση των σελίδων</w:t>
+          <w:t>Συμπεράσματα</w:t>
         </w:r>
         <w:r>
           <w:rPr>
@@ -2483,191 +2106,7 @@
             <w:noProof/>
             <w:webHidden/>
           </w:rPr>
-          <w:instrText xml:space="preserve"> PAGEREF _Toc201337332 \h </w:instrText>
-        </w:r>
-        <w:r>
-          <w:rPr>
-            <w:noProof/>
-            <w:webHidden/>
-          </w:rPr>
-        </w:r>
-        <w:r>
-          <w:rPr>
-            <w:noProof/>
-            <w:webHidden/>
-          </w:rPr>
-          <w:fldChar w:fldCharType="separate"/>
-        </w:r>
-        <w:r>
-          <w:rPr>
-            <w:noProof/>
-            <w:webHidden/>
-          </w:rPr>
-          <w:t>10</w:t>
-        </w:r>
-        <w:r>
-          <w:rPr>
-            <w:noProof/>
-            <w:webHidden/>
-          </w:rPr>
-          <w:fldChar w:fldCharType="end"/>
-        </w:r>
-      </w:hyperlink>
-    </w:p>
-    <w:p>
-      <w:pPr>
-        <w:pStyle w:val="TOC2"/>
-        <w:tabs>
-          <w:tab w:val="left" w:pos="960"/>
-          <w:tab w:val="right" w:leader="dot" w:pos="8942"/>
-        </w:tabs>
-        <w:rPr>
-          <w:rFonts w:ascii="Aptos" w:eastAsia="Times New Roman" w:hAnsi="Aptos"/>
-          <w:noProof/>
-          <w:kern w:val="2"/>
-          <w:sz w:val="24"/>
-          <w:szCs w:val="24"/>
-          <w:lang w:val="en-GB" w:eastAsia="en-GB"/>
-        </w:rPr>
-      </w:pPr>
-      <w:hyperlink w:anchor="_Toc201337333" w:history="1">
-        <w:r>
-          <w:rPr>
-            <w:rStyle w:val="Hyperlink"/>
-            <w:noProof/>
-          </w:rPr>
-          <w:t>2.1</w:t>
-        </w:r>
-        <w:r>
-          <w:rPr>
-            <w:rFonts w:ascii="Aptos" w:eastAsia="Times New Roman" w:hAnsi="Aptos"/>
-            <w:noProof/>
-            <w:kern w:val="2"/>
-            <w:sz w:val="24"/>
-            <w:szCs w:val="24"/>
-            <w:lang w:val="en-GB" w:eastAsia="en-GB"/>
-          </w:rPr>
-          <w:tab/>
-        </w:r>
-        <w:r>
-          <w:rPr>
-            <w:rStyle w:val="Hyperlink"/>
-            <w:noProof/>
-          </w:rPr>
-          <w:t>Τεχνολογία λογισμικού</w:t>
-        </w:r>
-        <w:r>
-          <w:rPr>
-            <w:noProof/>
-            <w:webHidden/>
-          </w:rPr>
-          <w:tab/>
-        </w:r>
-        <w:r>
-          <w:rPr>
-            <w:noProof/>
-            <w:webHidden/>
-          </w:rPr>
-          <w:fldChar w:fldCharType="begin"/>
-        </w:r>
-        <w:r>
-          <w:rPr>
-            <w:noProof/>
-            <w:webHidden/>
-          </w:rPr>
-          <w:instrText xml:space="preserve"> PAGEREF _Toc201337333 \h </w:instrText>
-        </w:r>
-        <w:r>
-          <w:rPr>
-            <w:noProof/>
-            <w:webHidden/>
-          </w:rPr>
-        </w:r>
-        <w:r>
-          <w:rPr>
-            <w:noProof/>
-            <w:webHidden/>
-          </w:rPr>
-          <w:fldChar w:fldCharType="separate"/>
-        </w:r>
-        <w:r>
-          <w:rPr>
-            <w:noProof/>
-            <w:webHidden/>
-          </w:rPr>
-          <w:t>10</w:t>
-        </w:r>
-        <w:r>
-          <w:rPr>
-            <w:noProof/>
-            <w:webHidden/>
-          </w:rPr>
-          <w:fldChar w:fldCharType="end"/>
-        </w:r>
-      </w:hyperlink>
-    </w:p>
-    <w:p>
-      <w:pPr>
-        <w:pStyle w:val="TOC1"/>
-        <w:tabs>
-          <w:tab w:val="left" w:pos="480"/>
-          <w:tab w:val="right" w:leader="dot" w:pos="8942"/>
-        </w:tabs>
-        <w:rPr>
-          <w:rFonts w:ascii="Aptos" w:eastAsia="Times New Roman" w:hAnsi="Aptos"/>
-          <w:noProof/>
-          <w:kern w:val="2"/>
-          <w:sz w:val="24"/>
-          <w:szCs w:val="24"/>
-          <w:lang w:val="en-GB" w:eastAsia="en-GB"/>
-        </w:rPr>
-      </w:pPr>
-      <w:hyperlink w:anchor="_Toc201337334" w:history="1">
-        <w:r>
-          <w:rPr>
-            <w:rStyle w:val="Hyperlink"/>
-            <w:noProof/>
-          </w:rPr>
-          <w:t>3</w:t>
-        </w:r>
-        <w:r>
-          <w:rPr>
-            <w:rFonts w:ascii="Aptos" w:eastAsia="Times New Roman" w:hAnsi="Aptos"/>
-            <w:noProof/>
-            <w:kern w:val="2"/>
-            <w:sz w:val="24"/>
-            <w:szCs w:val="24"/>
-            <w:lang w:val="en-GB" w:eastAsia="en-GB"/>
-          </w:rPr>
-          <w:tab/>
-        </w:r>
-        <w:r>
-          <w:rPr>
-            <w:rStyle w:val="Hyperlink"/>
-            <w:noProof/>
-          </w:rPr>
-          <w:t>Αναλυτική περιγραφή της υλοποίησης της εφαρμογής</w:t>
-        </w:r>
-        <w:r>
-          <w:rPr>
-            <w:noProof/>
-            <w:webHidden/>
-          </w:rPr>
-          <w:tab/>
-        </w:r>
-        <w:r>
-          <w:rPr>
-            <w:noProof/>
-            <w:webHidden/>
-          </w:rPr>
-          <w:fldChar w:fldCharType="begin"/>
-        </w:r>
-        <w:r>
-          <w:rPr>
-            <w:noProof/>
-            <w:webHidden/>
-          </w:rPr>
-          <w:instrText xml:space="preserve"> PAGEREF _Toc201337334 \h </w:instrText>
+          <w:instrText xml:space="preserve"> PAGEREF _Toc208740680 \h </w:instrText>
         </w:r>
         <w:r>
           <w:rPr>
@@ -2700,45 +2139,24 @@
     </w:p>
     <w:p>
       <w:pPr>
-        <w:pStyle w:val="TOC1"/>
-        <w:tabs>
-          <w:tab w:val="left" w:pos="480"/>
-          <w:tab w:val="right" w:leader="dot" w:pos="8942"/>
-        </w:tabs>
-        <w:rPr>
-          <w:rFonts w:ascii="Aptos" w:eastAsia="Times New Roman" w:hAnsi="Aptos"/>
+        <w:pStyle w:val="TOC3"/>
+        <w:rPr>
+          <w:rFonts w:asciiTheme="minorHAnsi" w:eastAsiaTheme="minorEastAsia" w:hAnsiTheme="minorHAnsi" w:cstheme="minorBidi"/>
           <w:noProof/>
           <w:kern w:val="2"/>
           <w:sz w:val="24"/>
           <w:szCs w:val="24"/>
           <w:lang w:val="en-GB" w:eastAsia="en-GB"/>
-        </w:rPr>
-      </w:pPr>
-      <w:hyperlink w:anchor="_Toc201337335" w:history="1">
+          <w14:ligatures w14:val="standardContextual"/>
+        </w:rPr>
+      </w:pPr>
+      <w:hyperlink w:anchor="_Toc208740681" w:history="1">
         <w:r>
           <w:rPr>
             <w:rStyle w:val="Hyperlink"/>
             <w:noProof/>
           </w:rPr>
-          <w:t>4</w:t>
-        </w:r>
-        <w:r>
-          <w:rPr>
-            <w:rFonts w:ascii="Aptos" w:eastAsia="Times New Roman" w:hAnsi="Aptos"/>
-            <w:noProof/>
-            <w:kern w:val="2"/>
-            <w:sz w:val="24"/>
-            <w:szCs w:val="24"/>
-            <w:lang w:val="en-GB" w:eastAsia="en-GB"/>
-          </w:rPr>
-          <w:tab/>
-        </w:r>
-        <w:r>
-          <w:rPr>
-            <w:rStyle w:val="Hyperlink"/>
-            <w:noProof/>
-          </w:rPr>
-          <w:t>Σημαντικά μερη της υλοποίησης</w:t>
+          <w:t>Βιβλιογραφικές Πηγές</w:t>
         </w:r>
         <w:r>
           <w:rPr>
@@ -2759,7 +2177,7 @@
             <w:noProof/>
             <w:webHidden/>
           </w:rPr>
-          <w:instrText xml:space="preserve"> PAGEREF _Toc201337335 \h </w:instrText>
+          <w:instrText xml:space="preserve"> PAGEREF _Toc208740681 \h </w:instrText>
         </w:r>
         <w:r>
           <w:rPr>
@@ -2794,43 +2212,26 @@
       <w:pPr>
         <w:pStyle w:val="TOC1"/>
         <w:tabs>
-          <w:tab w:val="left" w:pos="480"/>
           <w:tab w:val="right" w:leader="dot" w:pos="8942"/>
         </w:tabs>
         <w:rPr>
-          <w:rFonts w:ascii="Aptos" w:eastAsia="Times New Roman" w:hAnsi="Aptos"/>
+          <w:rFonts w:asciiTheme="minorHAnsi" w:eastAsiaTheme="minorEastAsia" w:hAnsiTheme="minorHAnsi" w:cstheme="minorBidi"/>
           <w:noProof/>
           <w:kern w:val="2"/>
           <w:sz w:val="24"/>
           <w:szCs w:val="24"/>
           <w:lang w:val="en-GB" w:eastAsia="en-GB"/>
-        </w:rPr>
-      </w:pPr>
-      <w:hyperlink w:anchor="_Toc201337336" w:history="1">
+          <w14:ligatures w14:val="standardContextual"/>
+        </w:rPr>
+      </w:pPr>
+      <w:hyperlink w:anchor="_Toc208740682" w:history="1">
         <w:r>
           <w:rPr>
             <w:rStyle w:val="Hyperlink"/>
             <w:noProof/>
+            <w:lang w:val="en-GB"/>
           </w:rPr>
-          <w:t>5</w:t>
-        </w:r>
-        <w:r>
-          <w:rPr>
-            <w:rFonts w:ascii="Aptos" w:eastAsia="Times New Roman" w:hAnsi="Aptos"/>
-            <w:noProof/>
-            <w:kern w:val="2"/>
-            <w:sz w:val="24"/>
-            <w:szCs w:val="24"/>
-            <w:lang w:val="en-GB" w:eastAsia="en-GB"/>
-          </w:rPr>
-          <w:tab/>
-        </w:r>
-        <w:r>
-          <w:rPr>
-            <w:rStyle w:val="Hyperlink"/>
-            <w:noProof/>
-          </w:rPr>
-          <w:t>Παρουσίαση αποτελεσμάτων</w:t>
+          <w:t>Works Cited</w:t>
         </w:r>
         <w:r>
           <w:rPr>
@@ -2851,7 +2252,7 @@
             <w:noProof/>
             <w:webHidden/>
           </w:rPr>
-          <w:instrText xml:space="preserve"> PAGEREF _Toc201337336 \h </w:instrText>
+          <w:instrText xml:space="preserve"> PAGEREF _Toc208740682 \h </w:instrText>
         </w:r>
         <w:r>
           <w:rPr>
@@ -2871,7 +2272,7 @@
             <w:noProof/>
             <w:webHidden/>
           </w:rPr>
-          <w:t>13</w:t>
+          <w:t>12</w:t>
         </w:r>
         <w:r>
           <w:rPr>
@@ -2883,190 +2284,6 @@
       </w:hyperlink>
     </w:p>
     <w:p>
-      <w:pPr>
-        <w:pStyle w:val="TOC1"/>
-        <w:tabs>
-          <w:tab w:val="left" w:pos="480"/>
-          <w:tab w:val="right" w:leader="dot" w:pos="8942"/>
-        </w:tabs>
-        <w:rPr>
-          <w:rFonts w:ascii="Aptos" w:eastAsia="Times New Roman" w:hAnsi="Aptos"/>
-          <w:noProof/>
-          <w:kern w:val="2"/>
-          <w:sz w:val="24"/>
-          <w:szCs w:val="24"/>
-          <w:lang w:val="en-GB" w:eastAsia="en-GB"/>
-        </w:rPr>
-      </w:pPr>
-      <w:hyperlink w:anchor="_Toc201337337" w:history="1">
-        <w:r>
-          <w:rPr>
-            <w:rStyle w:val="Hyperlink"/>
-            <w:noProof/>
-          </w:rPr>
-          <w:t>6</w:t>
-        </w:r>
-        <w:r>
-          <w:rPr>
-            <w:rFonts w:ascii="Aptos" w:eastAsia="Times New Roman" w:hAnsi="Aptos"/>
-            <w:noProof/>
-            <w:kern w:val="2"/>
-            <w:sz w:val="24"/>
-            <w:szCs w:val="24"/>
-            <w:lang w:val="en-GB" w:eastAsia="en-GB"/>
-          </w:rPr>
-          <w:tab/>
-        </w:r>
-        <w:r>
-          <w:rPr>
-            <w:rStyle w:val="Hyperlink"/>
-            <w:noProof/>
-          </w:rPr>
-          <w:t>Συμπεράσματα</w:t>
-        </w:r>
-        <w:r>
-          <w:rPr>
-            <w:noProof/>
-            <w:webHidden/>
-          </w:rPr>
-          <w:tab/>
-        </w:r>
-        <w:r>
-          <w:rPr>
-            <w:noProof/>
-            <w:webHidden/>
-          </w:rPr>
-          <w:fldChar w:fldCharType="begin"/>
-        </w:r>
-        <w:r>
-          <w:rPr>
-            <w:noProof/>
-            <w:webHidden/>
-          </w:rPr>
-          <w:instrText xml:space="preserve"> PAGEREF _Toc201337337 \h </w:instrText>
-        </w:r>
-        <w:r>
-          <w:rPr>
-            <w:noProof/>
-            <w:webHidden/>
-          </w:rPr>
-        </w:r>
-        <w:r>
-          <w:rPr>
-            <w:noProof/>
-            <w:webHidden/>
-          </w:rPr>
-          <w:fldChar w:fldCharType="separate"/>
-        </w:r>
-        <w:r>
-          <w:rPr>
-            <w:noProof/>
-            <w:webHidden/>
-          </w:rPr>
-          <w:t>13</w:t>
-        </w:r>
-        <w:r>
-          <w:rPr>
-            <w:noProof/>
-            <w:webHidden/>
-          </w:rPr>
-          <w:fldChar w:fldCharType="end"/>
-        </w:r>
-      </w:hyperlink>
-    </w:p>
-    <w:p>
-      <w:pPr>
-        <w:pStyle w:val="TOC1"/>
-        <w:tabs>
-          <w:tab w:val="left" w:pos="480"/>
-          <w:tab w:val="right" w:leader="dot" w:pos="8942"/>
-        </w:tabs>
-        <w:rPr>
-          <w:rFonts w:ascii="Aptos" w:eastAsia="Times New Roman" w:hAnsi="Aptos"/>
-          <w:noProof/>
-          <w:kern w:val="2"/>
-          <w:sz w:val="24"/>
-          <w:szCs w:val="24"/>
-          <w:lang w:val="en-GB" w:eastAsia="en-GB"/>
-        </w:rPr>
-      </w:pPr>
-      <w:hyperlink w:anchor="_Toc201337338" w:history="1">
-        <w:r>
-          <w:rPr>
-            <w:rStyle w:val="Hyperlink"/>
-            <w:noProof/>
-          </w:rPr>
-          <w:t>7</w:t>
-        </w:r>
-        <w:r>
-          <w:rPr>
-            <w:rFonts w:ascii="Aptos" w:eastAsia="Times New Roman" w:hAnsi="Aptos"/>
-            <w:noProof/>
-            <w:kern w:val="2"/>
-            <w:sz w:val="24"/>
-            <w:szCs w:val="24"/>
-            <w:lang w:val="en-GB" w:eastAsia="en-GB"/>
-          </w:rPr>
-          <w:tab/>
-        </w:r>
-        <w:r>
-          <w:rPr>
-            <w:rStyle w:val="Hyperlink"/>
-            <w:noProof/>
-          </w:rPr>
-          <w:t>Βιβλιογραφικές Πηγές</w:t>
-        </w:r>
-        <w:r>
-          <w:rPr>
-            <w:noProof/>
-            <w:webHidden/>
-          </w:rPr>
-          <w:tab/>
-        </w:r>
-        <w:r>
-          <w:rPr>
-            <w:noProof/>
-            <w:webHidden/>
-          </w:rPr>
-          <w:fldChar w:fldCharType="begin"/>
-        </w:r>
-        <w:r>
-          <w:rPr>
-            <w:noProof/>
-            <w:webHidden/>
-          </w:rPr>
-          <w:instrText xml:space="preserve"> PAGEREF _Toc201337338 \h </w:instrText>
-        </w:r>
-        <w:r>
-          <w:rPr>
-            <w:noProof/>
-            <w:webHidden/>
-          </w:rPr>
-        </w:r>
-        <w:r>
-          <w:rPr>
-            <w:noProof/>
-            <w:webHidden/>
-          </w:rPr>
-          <w:fldChar w:fldCharType="separate"/>
-        </w:r>
-        <w:r>
-          <w:rPr>
-            <w:noProof/>
-            <w:webHidden/>
-          </w:rPr>
-          <w:t>14</w:t>
-        </w:r>
-        <w:r>
-          <w:rPr>
-            <w:noProof/>
-            <w:webHidden/>
-          </w:rPr>
-          <w:fldChar w:fldCharType="end"/>
-        </w:r>
-      </w:hyperlink>
-    </w:p>
-    <w:p>
       <w:r>
         <w:rPr>
           <w:b/>
@@ -3079,7 +2296,6 @@
     <w:p>
       <w:pPr>
         <w:rPr>
-          <w:rFonts w:ascii="Calibri" w:hAnsi="Calibri" w:cs="Calibri"/>
           <w:b/>
           <w:bCs/>
           <w:sz w:val="28"/>
@@ -3091,15 +2307,36 @@
     <w:p>
       <w:pPr>
         <w:pStyle w:val="TOCHeading"/>
-      </w:pPr>
-      <w:bookmarkStart w:id="1" w:name="_Toc201337323"/>
-      <w:r>
-        <w:t>ΚΑΤΑΛΟΓΟΣ</w:t>
-      </w:r>
-      <w:r>
-        <w:t xml:space="preserve"> ΕΙΚΟΝΩΝ</w:t>
-      </w:r>
-      <w:bookmarkEnd w:id="1"/>
+        <w:rPr>
+          <w:rFonts w:ascii="Times New Roman" w:hAnsi="Times New Roman"/>
+        </w:rPr>
+      </w:pPr>
+      <w:bookmarkStart w:id="3" w:name="_Toc208740676"/>
+      <w:r>
+        <w:rPr>
+          <w:rFonts w:ascii="Times New Roman" w:hAnsi="Times New Roman"/>
+        </w:rPr>
+        <w:t>Κ</w:t>
+      </w:r>
+      <w:r>
+        <w:rPr>
+          <w:rFonts w:ascii="Times New Roman" w:hAnsi="Times New Roman"/>
+        </w:rPr>
+        <w:t>ατάλογος</w:t>
+      </w:r>
+      <w:r>
+        <w:rPr>
+          <w:rFonts w:ascii="Times New Roman" w:hAnsi="Times New Roman"/>
+        </w:rPr>
+        <w:t xml:space="preserve"> </w:t>
+      </w:r>
+      <w:r>
+        <w:rPr>
+          <w:rFonts w:ascii="Times New Roman" w:hAnsi="Times New Roman"/>
+        </w:rPr>
+        <w:t>Εικόνων</w:t>
+      </w:r>
+      <w:bookmarkEnd w:id="3"/>
     </w:p>
     <w:p>
       <w:pPr>
@@ -3176,7 +2413,6 @@
         <w:spacing w:before="360" w:after="360"/>
         <w:jc w:val="both"/>
         <w:rPr>
-          <w:rFonts w:ascii="Calibri" w:hAnsi="Calibri" w:cs="Calibri"/>
           <w:b/>
           <w:bCs/>
           <w:sz w:val="28"/>
@@ -3196,7 +2432,6 @@
       </w:pPr>
       <w:r>
         <w:rPr>
-          <w:rFonts w:ascii="Calibri" w:hAnsi="Calibri" w:cs="Calibri"/>
           <w:b/>
           <w:i/>
           <w:sz w:val="44"/>
@@ -3207,7 +2442,6 @@
       </w:r>
       <w:r>
         <w:rPr>
-          <w:rFonts w:ascii="Calibri" w:hAnsi="Calibri" w:cs="Calibri"/>
           <w:b/>
           <w:i/>
           <w:sz w:val="44"/>
@@ -3219,22 +2453,25 @@
     </w:p>
     <w:p>
       <w:pPr>
-        <w:pStyle w:val="1"/>
-      </w:pPr>
-      <w:bookmarkStart w:id="2" w:name="__RefHeading___Toc306572100"/>
-      <w:bookmarkStart w:id="3" w:name="_Toc201336593"/>
-      <w:bookmarkStart w:id="4" w:name="_Toc201337324"/>
-      <w:bookmarkEnd w:id="2"/>
+        <w:pStyle w:val="Heading3"/>
+      </w:pPr>
+      <w:bookmarkStart w:id="4" w:name="__RefHeading___Toc306572100"/>
+      <w:bookmarkStart w:id="5" w:name="_Toc201336593"/>
+      <w:bookmarkStart w:id="6" w:name="_Toc208740677"/>
+      <w:bookmarkEnd w:id="4"/>
       <w:r>
         <w:t>Εισαγωγή</w:t>
       </w:r>
-      <w:bookmarkEnd w:id="3"/>
-      <w:bookmarkEnd w:id="4"/>
-    </w:p>
+      <w:bookmarkEnd w:id="5"/>
+      <w:bookmarkEnd w:id="6"/>
+    </w:p>
+    <w:p/>
+    <w:p/>
     <w:p>
       <w:pPr>
         <w:pStyle w:val="-"/>
         <w:rPr>
+          <w:rFonts w:ascii="Times New Roman" w:hAnsi="Times New Roman" w:cs="Times New Roman"/>
           <w:color w:val="77206D" w:themeColor="accent5" w:themeShade="BF"/>
           <w:highlight w:val="lightGray"/>
           <w:lang w:val="en-GB"/>
@@ -3242,6 +2479,7 @@
       </w:pPr>
       <w:r>
         <w:rPr>
+          <w:rFonts w:ascii="Times New Roman" w:hAnsi="Times New Roman" w:cs="Times New Roman"/>
           <w:color w:val="77206D" w:themeColor="accent5" w:themeShade="BF"/>
           <w:highlight w:val="lightGray"/>
         </w:rPr>
@@ -3249,6 +2487,7 @@
       </w:r>
       <w:r>
         <w:rPr>
+          <w:rFonts w:ascii="Times New Roman" w:hAnsi="Times New Roman" w:cs="Times New Roman"/>
           <w:b/>
           <w:color w:val="77206D" w:themeColor="accent5" w:themeShade="BF"/>
           <w:highlight w:val="lightGray"/>
@@ -3257,6 +2496,7 @@
       </w:r>
       <w:r>
         <w:rPr>
+          <w:rFonts w:ascii="Times New Roman" w:hAnsi="Times New Roman" w:cs="Times New Roman"/>
           <w:color w:val="77206D" w:themeColor="accent5" w:themeShade="BF"/>
           <w:highlight w:val="lightGray"/>
         </w:rPr>
@@ -3267,6 +2507,7 @@
       <w:pPr>
         <w:pStyle w:val="-"/>
         <w:rPr>
+          <w:rFonts w:ascii="Times New Roman" w:hAnsi="Times New Roman" w:cs="Times New Roman"/>
           <w:color w:val="77206D" w:themeColor="accent5" w:themeShade="BF"/>
           <w:highlight w:val="lightGray"/>
           <w:lang w:val="en-GB"/>
@@ -3274,6 +2515,7 @@
       </w:pPr>
       <w:r>
         <w:rPr>
+          <w:rFonts w:ascii="Times New Roman" w:hAnsi="Times New Roman" w:cs="Times New Roman"/>
           <w:color w:val="77206D" w:themeColor="accent5" w:themeShade="BF"/>
           <w:highlight w:val="lightGray"/>
           <w:lang w:val="en-GB"/>
@@ -3282,6 +2524,7 @@
       </w:r>
       <w:r>
         <w:rPr>
+          <w:rFonts w:ascii="Times New Roman" w:hAnsi="Times New Roman" w:cs="Times New Roman"/>
           <w:b/>
           <w:bCs/>
           <w:color w:val="77206D" w:themeColor="accent5" w:themeShade="BF"/>
@@ -3292,6 +2535,7 @@
       </w:r>
       <w:r>
         <w:rPr>
+          <w:rFonts w:ascii="Times New Roman" w:hAnsi="Times New Roman" w:cs="Times New Roman"/>
           <w:color w:val="77206D" w:themeColor="accent5" w:themeShade="BF"/>
           <w:highlight w:val="lightGray"/>
           <w:lang w:val="en-GB"/>
@@ -3303,6 +2547,7 @@
       <w:pPr>
         <w:pStyle w:val="-"/>
         <w:rPr>
+          <w:rFonts w:ascii="Times New Roman" w:hAnsi="Times New Roman" w:cs="Times New Roman"/>
           <w:color w:val="77206D" w:themeColor="accent5" w:themeShade="BF"/>
           <w:highlight w:val="lightGray"/>
           <w:lang w:val="en-GB"/>
@@ -3310,6 +2555,7 @@
       </w:pPr>
       <w:r>
         <w:rPr>
+          <w:rFonts w:ascii="Times New Roman" w:hAnsi="Times New Roman" w:cs="Times New Roman"/>
           <w:color w:val="77206D" w:themeColor="accent5" w:themeShade="BF"/>
           <w:highlight w:val="lightGray"/>
           <w:lang w:val="en-GB"/>
@@ -3318,6 +2564,7 @@
       </w:r>
       <w:r>
         <w:rPr>
+          <w:rFonts w:ascii="Times New Roman" w:hAnsi="Times New Roman" w:cs="Times New Roman"/>
           <w:b/>
           <w:bCs/>
           <w:color w:val="77206D" w:themeColor="accent5" w:themeShade="BF"/>
@@ -3328,6 +2575,7 @@
       </w:r>
       <w:r>
         <w:rPr>
+          <w:rFonts w:ascii="Times New Roman" w:hAnsi="Times New Roman" w:cs="Times New Roman"/>
           <w:color w:val="77206D" w:themeColor="accent5" w:themeShade="BF"/>
           <w:highlight w:val="lightGray"/>
           <w:lang w:val="en-GB"/>
@@ -3339,6 +2587,7 @@
       <w:pPr>
         <w:pStyle w:val="-"/>
         <w:rPr>
+          <w:rFonts w:ascii="Times New Roman" w:hAnsi="Times New Roman" w:cs="Times New Roman"/>
           <w:color w:val="77206D" w:themeColor="accent5" w:themeShade="BF"/>
           <w:highlight w:val="lightGray"/>
           <w:lang w:val="en-GB"/>
@@ -3346,6 +2595,7 @@
       </w:pPr>
       <w:r>
         <w:rPr>
+          <w:rFonts w:ascii="Times New Roman" w:hAnsi="Times New Roman" w:cs="Times New Roman"/>
           <w:color w:val="77206D" w:themeColor="accent5" w:themeShade="BF"/>
           <w:highlight w:val="lightGray"/>
           <w:lang w:val="en-GB"/>
@@ -3354,6 +2604,7 @@
       </w:r>
       <w:r>
         <w:rPr>
+          <w:rFonts w:ascii="Times New Roman" w:hAnsi="Times New Roman" w:cs="Times New Roman"/>
           <w:b/>
           <w:bCs/>
           <w:color w:val="77206D" w:themeColor="accent5" w:themeShade="BF"/>
@@ -3364,49 +2615,35 @@
       </w:r>
       <w:r>
         <w:rPr>
+          <w:rFonts w:ascii="Times New Roman" w:hAnsi="Times New Roman" w:cs="Times New Roman"/>
           <w:color w:val="77206D" w:themeColor="accent5" w:themeShade="BF"/>
           <w:highlight w:val="lightGray"/>
           <w:lang w:val="en-GB"/>
         </w:rPr>
-        <w:t xml:space="preserve">: List clear goals (design, test, </w:t>
-      </w:r>
-      <w:proofErr w:type="spellStart"/>
-      <w:r>
-        <w:rPr>
-          <w:color w:val="77206D" w:themeColor="accent5" w:themeShade="BF"/>
-          <w:highlight w:val="lightGray"/>
+        <w:t>: List clear goals (design, test, analyze)</w:t>
+      </w:r>
+    </w:p>
+    <w:p>
+      <w:pPr>
+        <w:pStyle w:val="-"/>
+        <w:rPr>
+          <w:rFonts w:ascii="Times New Roman" w:hAnsi="Times New Roman" w:cs="Times New Roman"/>
+          <w:color w:val="77206D" w:themeColor="accent5" w:themeShade="BF"/>
           <w:lang w:val="en-GB"/>
         </w:rPr>
-        <w:t>analyze</w:t>
-      </w:r>
-      <w:proofErr w:type="spellEnd"/>
-      <w:r>
-        <w:rPr>
+      </w:pPr>
+      <w:r>
+        <w:rPr>
+          <w:rFonts w:ascii="Times New Roman" w:hAnsi="Times New Roman" w:cs="Times New Roman"/>
           <w:color w:val="77206D" w:themeColor="accent5" w:themeShade="BF"/>
           <w:highlight w:val="lightGray"/>
           <w:lang w:val="en-GB"/>
         </w:rPr>
-        <w:t>)</w:t>
-      </w:r>
-    </w:p>
-    <w:p>
-      <w:pPr>
-        <w:pStyle w:val="-"/>
-        <w:rPr>
-          <w:color w:val="77206D" w:themeColor="accent5" w:themeShade="BF"/>
-          <w:lang w:val="en-GB"/>
-        </w:rPr>
-      </w:pPr>
-      <w:r>
-        <w:rPr>
-          <w:color w:val="77206D" w:themeColor="accent5" w:themeShade="BF"/>
-          <w:highlight w:val="lightGray"/>
-          <w:lang w:val="en-GB"/>
-        </w:rPr>
         <w:t xml:space="preserve">  </w:t>
       </w:r>
       <w:r>
         <w:rPr>
+          <w:rFonts w:ascii="Times New Roman" w:hAnsi="Times New Roman" w:cs="Times New Roman"/>
           <w:b/>
           <w:bCs/>
           <w:color w:val="77206D" w:themeColor="accent5" w:themeShade="BF"/>
@@ -3417,6 +2654,7 @@
       </w:r>
       <w:r>
         <w:rPr>
+          <w:rFonts w:ascii="Times New Roman" w:hAnsi="Times New Roman" w:cs="Times New Roman"/>
           <w:color w:val="77206D" w:themeColor="accent5" w:themeShade="BF"/>
           <w:highlight w:val="lightGray"/>
           <w:lang w:val="en-GB"/>
@@ -3428,6 +2666,7 @@
       <w:pPr>
         <w:pStyle w:val="-"/>
         <w:rPr>
+          <w:rFonts w:ascii="Times New Roman" w:hAnsi="Times New Roman" w:cs="Times New Roman"/>
           <w:color w:val="275317" w:themeColor="accent6" w:themeShade="80"/>
           <w:lang w:val="en-GB"/>
         </w:rPr>
@@ -3435,7 +2674,7 @@
     </w:p>
     <w:p>
       <w:pPr>
-        <w:pStyle w:val="-"/>
+        <w:pStyle w:val="NoSpacing"/>
         <w:rPr>
           <w:lang w:val="en-GB"/>
         </w:rPr>
@@ -3443,7 +2682,7 @@
     </w:p>
     <w:p>
       <w:pPr>
-        <w:pStyle w:val="-"/>
+        <w:pStyle w:val="NoSpacing"/>
         <w:rPr>
           <w:lang w:val="en-GB"/>
         </w:rPr>
@@ -3451,26 +2690,19 @@
     </w:p>
     <w:p>
       <w:pPr>
-        <w:pStyle w:val="2"/>
-        <w:numPr>
-          <w:ilvl w:val="1"/>
-          <w:numId w:val="3"/>
-        </w:numPr>
-        <w:ind w:left="578" w:hanging="578"/>
-      </w:pPr>
-      <w:bookmarkStart w:id="5" w:name="__RefHeading___Toc306572101"/>
-      <w:bookmarkStart w:id="6" w:name="_Toc201336594"/>
-      <w:bookmarkStart w:id="7" w:name="_Toc201337325"/>
-      <w:bookmarkEnd w:id="5"/>
+        <w:pStyle w:val="NoSpacing"/>
+      </w:pPr>
+      <w:bookmarkStart w:id="7" w:name="__RefHeading___Toc306572101"/>
+      <w:bookmarkStart w:id="8" w:name="_Toc201336594"/>
+      <w:bookmarkEnd w:id="7"/>
       <w:r>
         <w:t>Περιγραφή του υπό μελέτη προβλήματος</w:t>
       </w:r>
-      <w:bookmarkEnd w:id="6"/>
-      <w:bookmarkEnd w:id="7"/>
-    </w:p>
-    <w:p>
-      <w:pPr>
-        <w:pStyle w:val="-"/>
+      <w:bookmarkEnd w:id="8"/>
+    </w:p>
+    <w:p>
+      <w:pPr>
+        <w:pStyle w:val="NoSpacing"/>
       </w:pPr>
       <w:r>
         <w:rPr>
@@ -3481,26 +2713,19 @@
     </w:p>
     <w:p>
       <w:pPr>
-        <w:pStyle w:val="2"/>
-        <w:numPr>
-          <w:ilvl w:val="1"/>
-          <w:numId w:val="3"/>
-        </w:numPr>
-        <w:ind w:left="578" w:hanging="578"/>
-      </w:pPr>
-      <w:bookmarkStart w:id="8" w:name="__RefHeading___Toc306572102"/>
-      <w:bookmarkStart w:id="9" w:name="_Toc201336595"/>
-      <w:bookmarkStart w:id="10" w:name="_Toc201337326"/>
-      <w:bookmarkEnd w:id="8"/>
+        <w:pStyle w:val="NoSpacing"/>
+      </w:pPr>
+      <w:bookmarkStart w:id="9" w:name="__RefHeading___Toc306572102"/>
+      <w:bookmarkStart w:id="10" w:name="_Toc201336595"/>
+      <w:bookmarkEnd w:id="9"/>
       <w:r>
         <w:t>Σκοπός και στόχοι της εργασίας</w:t>
       </w:r>
-      <w:bookmarkEnd w:id="9"/>
       <w:bookmarkEnd w:id="10"/>
     </w:p>
     <w:p>
       <w:pPr>
-        <w:pStyle w:val="-"/>
+        <w:pStyle w:val="NoSpacing"/>
         <w:rPr>
           <w:color w:val="77206D" w:themeColor="accent5" w:themeShade="BF"/>
           <w:highlight w:val="lightGray"/>
@@ -3516,7 +2741,7 @@
     </w:p>
     <w:p>
       <w:pPr>
-        <w:pStyle w:val="-"/>
+        <w:pStyle w:val="NoSpacing"/>
         <w:rPr>
           <w:color w:val="77206D" w:themeColor="accent5" w:themeShade="BF"/>
           <w:highlight w:val="lightGray"/>
@@ -3532,20 +2757,14 @@
     </w:p>
     <w:p>
       <w:pPr>
-        <w:numPr>
-          <w:ilvl w:val="0"/>
-          <w:numId w:val="6"/>
-        </w:numPr>
-        <w:jc w:val="both"/>
-        <w:rPr>
-          <w:rFonts w:ascii="Calibri" w:hAnsi="Calibri" w:cs="Calibri"/>
-          <w:color w:val="77206D" w:themeColor="accent5" w:themeShade="BF"/>
-          <w:highlight w:val="lightGray"/>
-        </w:rPr>
-      </w:pPr>
-      <w:r>
-        <w:rPr>
-          <w:rFonts w:ascii="Calibri" w:hAnsi="Calibri" w:cs="Calibri"/>
+        <w:pStyle w:val="NoSpacing"/>
+        <w:rPr>
+          <w:color w:val="77206D" w:themeColor="accent5" w:themeShade="BF"/>
+          <w:highlight w:val="lightGray"/>
+        </w:rPr>
+      </w:pPr>
+      <w:r>
+        <w:rPr>
           <w:color w:val="77206D" w:themeColor="accent5" w:themeShade="BF"/>
           <w:highlight w:val="lightGray"/>
         </w:rPr>
@@ -3553,7 +2772,6 @@
       </w:r>
       <w:r>
         <w:rPr>
-          <w:rFonts w:ascii="Calibri" w:hAnsi="Calibri" w:cs="Calibri"/>
           <w:color w:val="77206D" w:themeColor="accent5" w:themeShade="BF"/>
           <w:highlight w:val="lightGray"/>
         </w:rPr>
@@ -3562,19 +2780,14 @@
     </w:p>
     <w:p>
       <w:pPr>
-        <w:numPr>
-          <w:ilvl w:val="0"/>
-          <w:numId w:val="6"/>
-        </w:numPr>
-        <w:jc w:val="both"/>
-        <w:rPr>
-          <w:color w:val="77206D" w:themeColor="accent5" w:themeShade="BF"/>
-          <w:highlight w:val="lightGray"/>
-        </w:rPr>
-      </w:pPr>
-      <w:r>
-        <w:rPr>
-          <w:rFonts w:ascii="Calibri" w:hAnsi="Calibri" w:cs="Calibri"/>
+        <w:pStyle w:val="NoSpacing"/>
+        <w:rPr>
+          <w:color w:val="77206D" w:themeColor="accent5" w:themeShade="BF"/>
+          <w:highlight w:val="lightGray"/>
+        </w:rPr>
+      </w:pPr>
+      <w:r>
+        <w:rPr>
           <w:color w:val="77206D" w:themeColor="accent5" w:themeShade="BF"/>
           <w:highlight w:val="lightGray"/>
         </w:rPr>
@@ -3583,522 +2796,386 @@
     </w:p>
     <w:p>
       <w:pPr>
-        <w:pStyle w:val="2"/>
-        <w:numPr>
-          <w:ilvl w:val="1"/>
-          <w:numId w:val="3"/>
-        </w:numPr>
-        <w:ind w:left="578" w:hanging="578"/>
+        <w:pStyle w:val="NoSpacing"/>
       </w:pPr>
       <w:bookmarkStart w:id="11" w:name="__RefHeading___Toc306572103"/>
       <w:bookmarkStart w:id="12" w:name="_Toc201336596"/>
-      <w:bookmarkStart w:id="13" w:name="_Toc201337327"/>
       <w:r>
         <w:t>Βασικοί ορισμοί</w:t>
       </w:r>
       <w:bookmarkEnd w:id="11"/>
       <w:bookmarkEnd w:id="12"/>
+      <w:r>
+        <w:t xml:space="preserve"> </w:t>
+      </w:r>
+    </w:p>
+    <w:p>
+      <w:pPr>
+        <w:pStyle w:val="NoSpacing"/>
+        <w:rPr>
+          <w:color w:val="77206D" w:themeColor="accent5" w:themeShade="BF"/>
+          <w:highlight w:val="lightGray"/>
+        </w:rPr>
+      </w:pPr>
+      <w:r>
+        <w:rPr>
+          <w:color w:val="77206D" w:themeColor="accent5" w:themeShade="BF"/>
+          <w:highlight w:val="lightGray"/>
+        </w:rPr>
+        <w:t xml:space="preserve">Στην ενότητα αυτή μπορείτε να περιλάβετε την εννοιολογική θεμελίωση του υπό μελέτη προβλήματος. Δεν θα πρέπει να θεωρείτε ότι ο αναγνώστης γνωρίζει πλήρως και ορθώς τις βασικές έννοιες που θα χρησιμοποιήσετε στα επόμενα κεφάλαια της εργασίας σας. Σε αυτή την ενότητα μπορείτε να περιγράψετε οριοθετήσετε την περιοχή που μελετάτε. Για παράδειγμα βασικούς ορισμούς, μεθοδολογίες που θα χρησιμοποιήσετε / εφαρμόσετε στη συνέχεια, εργαλεία λογισμικού κτλ. </w:t>
+      </w:r>
+    </w:p>
+    <w:p>
+      <w:pPr>
+        <w:pStyle w:val="NoSpacing"/>
+        <w:rPr>
+          <w:color w:val="77206D" w:themeColor="accent5" w:themeShade="BF"/>
+          <w:highlight w:val="lightGray"/>
+        </w:rPr>
+      </w:pPr>
+      <w:r>
+        <w:rPr>
+          <w:color w:val="77206D" w:themeColor="accent5" w:themeShade="BF"/>
+          <w:highlight w:val="lightGray"/>
+        </w:rPr>
+        <w:t>Η παρακάτω πληροφορία είναι χρήσιμη για την κατανόηση της χρήσης των σωστών επικεφαλίδων.</w:t>
+      </w:r>
+    </w:p>
+    <w:p>
+      <w:pPr>
+        <w:pStyle w:val="NoSpacing"/>
+        <w:rPr>
+          <w:color w:val="77206D" w:themeColor="accent5" w:themeShade="BF"/>
+          <w:highlight w:val="lightGray"/>
+        </w:rPr>
+      </w:pPr>
+      <w:r>
+        <w:rPr>
+          <w:color w:val="77206D" w:themeColor="accent5" w:themeShade="BF"/>
+          <w:highlight w:val="lightGray"/>
+        </w:rPr>
+        <w:t>Στην ενότητα 1</w:t>
+      </w:r>
+      <w:r>
+        <w:rPr>
+          <w:color w:val="77206D" w:themeColor="accent5" w:themeShade="BF"/>
+          <w:highlight w:val="lightGray"/>
+        </w:rPr>
+        <w:tab/>
+        <w:t>Εισαγωγή έχει εφαρμοστεί το στυλ «Επικεφαλίδα 1 ΠΤΥΧΙΑΚΗΣ» Αυτό το στυλ επικεφαλίδας θα εφαρμόζετε σε κάθε νέο κεφάλαιο. Στην υπο-ενότητα 1.3</w:t>
+      </w:r>
+      <w:r>
+        <w:rPr>
+          <w:color w:val="77206D" w:themeColor="accent5" w:themeShade="BF"/>
+          <w:highlight w:val="lightGray"/>
+        </w:rPr>
+        <w:tab/>
+        <w:t xml:space="preserve">Βασικοί ορισμοί που βρίσκεστε τώρα έχει εφαρμοστεί το στυλ «Επικεφαλίδα 2 ΠΤΥΧΙΑΚΗΣ». Αυτό το στυλ επικεφαλίδας θα εφαρμόζετε σε κάθε νέα υποενότητα δεύτερου επιπέδου. Μπορείτε να χρησιμοποιήσετε επιπλέον υποενότητες 3ου και 4ου επιπέδου αν χρειαστεί, εφαρμόζοντας αντίστοιχα τα στυλ «Επικεφαλίδα 3 ΠΤΥΧΙΑΚΗΣ» και «Επικεφαλίδα 4 ΠΤΥΧΙΑΚΗΣ» που έχουν δημιουργηθεί. Είναι σημαντικό η εργασία </w:t>
+      </w:r>
+      <w:r>
+        <w:rPr>
+          <w:color w:val="77206D" w:themeColor="accent5" w:themeShade="BF"/>
+          <w:highlight w:val="lightGray"/>
+        </w:rPr>
+        <w:lastRenderedPageBreak/>
+        <w:t>σας να έχει δομηθεί με ορθολογικό τρόπο ώστε να μπορείτε στη συνέχεια να διαχειριστείτε πολύ ευκολότερα τις όποιες αναγκαίες αλλαγές και προσθήκες προκύψουν.</w:t>
+      </w:r>
+    </w:p>
+    <w:p>
+      <w:pPr>
+        <w:pStyle w:val="NoSpacing"/>
+        <w:rPr>
+          <w:color w:val="77206D" w:themeColor="accent5" w:themeShade="BF"/>
+        </w:rPr>
+      </w:pPr>
+      <w:r>
+        <w:rPr>
+          <w:color w:val="77206D" w:themeColor="accent5" w:themeShade="BF"/>
+          <w:highlight w:val="lightGray"/>
+        </w:rPr>
+        <w:t>Ακολουθούν κάποια τυχαία παραδείγματα ορισμού υποενοτήτων 3ου και 4ου επιπέδου, ώστε να δείτε τα στυλ επικεφαλίδων που έχουν χρησιμοποιηθεί σε αυτό το πρότυπο. Τέλος, η χρήση δομημένων επικεφαλίδων βοηθά στην αυτόματη δημιουργία πινάκων περιεχομένων. Εφόσον έχουν χρησιμοποιηθεί σωστά, το μόνο που θα χρειαστεί να κάνετε για την δημιουργία του πίνακα περιεχομένων που βρίσκεται στην 4η σελίδα, είναι να κάνετε στον πίνακα ενημέρωση πεδίου με δεξί κλικ.</w:t>
+      </w:r>
+      <w:r>
+        <w:rPr>
+          <w:color w:val="77206D" w:themeColor="accent5" w:themeShade="BF"/>
+        </w:rPr>
+        <w:t xml:space="preserve"> </w:t>
+      </w:r>
+    </w:p>
+    <w:p>
+      <w:pPr>
+        <w:pStyle w:val="NoSpacing"/>
+      </w:pPr>
+      <w:bookmarkStart w:id="13" w:name="__RefHeading___Toc306572104"/>
+      <w:bookmarkStart w:id="14" w:name="_Toc201336597"/>
+      <w:r>
+        <w:t>Στόχοι εξατομικευμένων λειτουργιών</w:t>
+      </w:r>
+      <w:r>
+        <w:t xml:space="preserve"> (Παράδειγμα επικεφαλίδας 3ου επιπέδου)</w:t>
+      </w:r>
       <w:bookmarkEnd w:id="13"/>
+      <w:bookmarkEnd w:id="14"/>
       <w:r>
         <w:t xml:space="preserve"> </w:t>
       </w:r>
     </w:p>
     <w:p>
       <w:pPr>
-        <w:pStyle w:val="-"/>
-        <w:rPr>
-          <w:color w:val="77206D" w:themeColor="accent5" w:themeShade="BF"/>
-          <w:highlight w:val="lightGray"/>
-        </w:rPr>
-      </w:pPr>
-      <w:r>
-        <w:rPr>
-          <w:color w:val="77206D" w:themeColor="accent5" w:themeShade="BF"/>
-          <w:highlight w:val="lightGray"/>
-        </w:rPr>
-        <w:t xml:space="preserve">Στην ενότητα αυτή μπορείτε να περιλάβετε την εννοιολογική θεμελίωση του υπό μελέτη προβλήματος. Δεν θα πρέπει να θεωρείτε ότι ο αναγνώστης γνωρίζει πλήρως και ορθώς τις βασικές έννοιες που θα χρησιμοποιήσετε στα επόμενα κεφάλαια της εργασίας σας. Σε αυτή την ενότητα μπορείτε να περιγράψετε οριοθετήσετε την περιοχή που μελετάτε. Για παράδειγμα βασικούς ορισμούς, μεθοδολογίες που θα χρησιμοποιήσετε / εφαρμόσετε στη συνέχεια, εργαλεία λογισμικού κτλ. </w:t>
-      </w:r>
-    </w:p>
-    <w:p>
-      <w:pPr>
-        <w:pStyle w:val="-"/>
-        <w:rPr>
-          <w:color w:val="77206D" w:themeColor="accent5" w:themeShade="BF"/>
-          <w:highlight w:val="lightGray"/>
-        </w:rPr>
-      </w:pPr>
-      <w:r>
-        <w:rPr>
-          <w:color w:val="77206D" w:themeColor="accent5" w:themeShade="BF"/>
-          <w:highlight w:val="lightGray"/>
-        </w:rPr>
-        <w:lastRenderedPageBreak/>
-        <w:t>Η παρακάτω πληροφορία είναι χρήσιμη για την κατανόηση της χρήσης των σωστών επικεφαλίδων.</w:t>
-      </w:r>
-    </w:p>
-    <w:p>
-      <w:pPr>
-        <w:pStyle w:val="-"/>
-        <w:rPr>
-          <w:color w:val="77206D" w:themeColor="accent5" w:themeShade="BF"/>
-          <w:highlight w:val="lightGray"/>
-        </w:rPr>
-      </w:pPr>
-      <w:r>
-        <w:rPr>
-          <w:color w:val="77206D" w:themeColor="accent5" w:themeShade="BF"/>
-          <w:highlight w:val="lightGray"/>
-        </w:rPr>
-        <w:t>Στην ενότητα 1</w:t>
-      </w:r>
-      <w:r>
-        <w:rPr>
-          <w:color w:val="77206D" w:themeColor="accent5" w:themeShade="BF"/>
-          <w:highlight w:val="lightGray"/>
-        </w:rPr>
-        <w:tab/>
-        <w:t xml:space="preserve">Εισαγωγή έχει εφαρμοστεί το στυλ «Επικεφαλίδα 1 ΠΤΥΧΙΑΚΗΣ» Αυτό το στυλ επικεφαλίδας θα εφαρμόζετε σε κάθε νέο κεφάλαιο. Στην </w:t>
-      </w:r>
-      <w:proofErr w:type="spellStart"/>
-      <w:r>
-        <w:rPr>
-          <w:color w:val="77206D" w:themeColor="accent5" w:themeShade="BF"/>
-          <w:highlight w:val="lightGray"/>
-        </w:rPr>
-        <w:t>υπο</w:t>
-      </w:r>
-      <w:proofErr w:type="spellEnd"/>
-      <w:r>
-        <w:rPr>
-          <w:color w:val="77206D" w:themeColor="accent5" w:themeShade="BF"/>
-          <w:highlight w:val="lightGray"/>
-        </w:rPr>
-        <w:t>-ενότητα 1.3</w:t>
-      </w:r>
-      <w:r>
-        <w:rPr>
-          <w:color w:val="77206D" w:themeColor="accent5" w:themeShade="BF"/>
-          <w:highlight w:val="lightGray"/>
-        </w:rPr>
-        <w:tab/>
-        <w:t xml:space="preserve">Βασικοί ορισμοί που βρίσκεστε τώρα έχει εφαρμοστεί το στυλ «Επικεφαλίδα 2 ΠΤΥΧΙΑΚΗΣ». Αυτό το στυλ επικεφαλίδας θα εφαρμόζετε σε κάθε νέα </w:t>
-      </w:r>
-      <w:proofErr w:type="spellStart"/>
-      <w:r>
-        <w:rPr>
-          <w:color w:val="77206D" w:themeColor="accent5" w:themeShade="BF"/>
-          <w:highlight w:val="lightGray"/>
-        </w:rPr>
-        <w:t>υποενότητα</w:t>
-      </w:r>
-      <w:proofErr w:type="spellEnd"/>
-      <w:r>
-        <w:rPr>
-          <w:color w:val="77206D" w:themeColor="accent5" w:themeShade="BF"/>
-          <w:highlight w:val="lightGray"/>
-        </w:rPr>
-        <w:t xml:space="preserve"> δεύτερου επιπέδου. Μπορείτε να χρησιμοποιήσετε επιπλέον υποενότητες 3ου και 4ου επιπέδου αν χρειαστεί, εφαρμόζοντας αντίστοιχα τα στυλ «Επικεφαλίδα 3 ΠΤΥΧΙΑΚΗΣ» και «Επικεφαλίδα 4 ΠΤΥΧΙΑΚΗΣ» που έχουν δημιουργηθεί. Είναι σημαντικό η εργασία σας να έχει δομηθεί με ορθολογικό τρόπο ώστε να μπορείτε στη συνέχεια να διαχειριστείτε πολύ ευκολότερα τις όποιες αναγκαίες αλλαγές και προσθήκες προκύψουν.</w:t>
-      </w:r>
-    </w:p>
-    <w:p>
-      <w:pPr>
-        <w:pStyle w:val="-"/>
-        <w:rPr>
-          <w:color w:val="77206D" w:themeColor="accent5" w:themeShade="BF"/>
-        </w:rPr>
-      </w:pPr>
-      <w:r>
-        <w:rPr>
-          <w:color w:val="77206D" w:themeColor="accent5" w:themeShade="BF"/>
-          <w:highlight w:val="lightGray"/>
-        </w:rPr>
-        <w:t xml:space="preserve">Ακολουθούν κάποια τυχαία παραδείγματα ορισμού </w:t>
-      </w:r>
-      <w:proofErr w:type="spellStart"/>
-      <w:r>
-        <w:rPr>
-          <w:color w:val="77206D" w:themeColor="accent5" w:themeShade="BF"/>
-          <w:highlight w:val="lightGray"/>
-        </w:rPr>
-        <w:t>υποενοτήτων</w:t>
-      </w:r>
-      <w:proofErr w:type="spellEnd"/>
-      <w:r>
-        <w:rPr>
-          <w:color w:val="77206D" w:themeColor="accent5" w:themeShade="BF"/>
-          <w:highlight w:val="lightGray"/>
-        </w:rPr>
-        <w:t xml:space="preserve"> 3ου και 4ου επιπέδου, ώστε να δείτε τα στυλ επικεφαλίδων που έχουν χρησιμοποιηθεί σε αυτό το πρότυπο. Τέλος, η χρήση δομημένων επικεφαλίδων βοηθά στην αυτόματη δημιουργία πινάκων περιεχομένων. Εφόσον έχουν χρησιμοποιηθεί σωστά, το μόνο που θα χρειαστεί να κάνετε για την δημιουργία του πίνακα περιεχομένων που βρίσκεται στην 4η σελίδα, είναι να κάνετε στον πίνακα ενημέρωση πεδίου με δεξί κλικ.</w:t>
-      </w:r>
-      <w:r>
-        <w:rPr>
-          <w:color w:val="77206D" w:themeColor="accent5" w:themeShade="BF"/>
-        </w:rPr>
-        <w:t xml:space="preserve"> </w:t>
-      </w:r>
-    </w:p>
-    <w:p>
-      <w:pPr>
-        <w:pStyle w:val="3"/>
-        <w:numPr>
-          <w:ilvl w:val="2"/>
-          <w:numId w:val="3"/>
-        </w:numPr>
-        <w:ind w:left="721" w:hanging="437"/>
-      </w:pPr>
-      <w:bookmarkStart w:id="14" w:name="__RefHeading___Toc306572104"/>
-      <w:bookmarkStart w:id="15" w:name="_Toc201336597"/>
-      <w:bookmarkStart w:id="16" w:name="_Toc201337328"/>
-      <w:r>
-        <w:t>Στόχοι εξατομικευμένων λειτουργιών</w:t>
-      </w:r>
-      <w:r>
-        <w:t xml:space="preserve"> (Παράδειγμα επικεφαλίδας 3ου επιπέδου)</w:t>
-      </w:r>
-      <w:bookmarkEnd w:id="14"/>
+        <w:pStyle w:val="NoSpacing"/>
+        <w:rPr>
+          <w:color w:val="77206D" w:themeColor="accent5" w:themeShade="BF"/>
+          <w:highlight w:val="lightGray"/>
+        </w:rPr>
+      </w:pPr>
+      <w:r>
+        <w:rPr>
+          <w:color w:val="77206D" w:themeColor="accent5" w:themeShade="BF"/>
+          <w:highlight w:val="lightGray"/>
+        </w:rPr>
+        <w:t xml:space="preserve">Με τη χρήση των σωστών επικεφαλίδων είναι πολύ πιο εύκολο να δομήσετε την πληροφορία με λογικό τρόπο. Επιπλέον, είναι ευκολότερο για τον αναγνώστη να παρακολουθήσει τη λογική του συγγραφέα. </w:t>
+      </w:r>
+    </w:p>
+    <w:p>
+      <w:pPr>
+        <w:pStyle w:val="NoSpacing"/>
+      </w:pPr>
+      <w:bookmarkStart w:id="15" w:name="__RefHeading___Toc306572105"/>
       <w:bookmarkEnd w:id="15"/>
+      <w:r>
+        <w:t>Προσωπικός κατάλογος ενεργειών</w:t>
+      </w:r>
+    </w:p>
+    <w:p>
+      <w:pPr>
+        <w:pStyle w:val="NoSpacing"/>
+        <w:rPr>
+          <w:color w:val="77206D" w:themeColor="accent5" w:themeShade="BF"/>
+          <w:highlight w:val="lightGray"/>
+        </w:rPr>
+      </w:pPr>
+      <w:r>
+        <w:rPr>
+          <w:color w:val="77206D" w:themeColor="accent5" w:themeShade="BF"/>
+          <w:highlight w:val="lightGray"/>
+        </w:rPr>
+        <w:t>Ο προσωπικός κατάλογος περιλαμβάνει μεθόδους και ενεργοποίηση λειτουργιών που αφορά ειδικά στο ρόλο και στο προφίλ του χρήστη.</w:t>
+      </w:r>
+    </w:p>
+    <w:p>
+      <w:pPr>
+        <w:pStyle w:val="NoSpacing"/>
+      </w:pPr>
+      <w:r>
+        <w:t>Στοχευμένη πληροφορία</w:t>
+      </w:r>
+    </w:p>
+    <w:p>
+      <w:pPr>
+        <w:pStyle w:val="NoSpacing"/>
+        <w:rPr>
+          <w:color w:val="77206D" w:themeColor="accent5" w:themeShade="BF"/>
+          <w:highlight w:val="lightGray"/>
+        </w:rPr>
+      </w:pPr>
+      <w:r>
+        <w:rPr>
+          <w:color w:val="77206D" w:themeColor="accent5" w:themeShade="BF"/>
+          <w:highlight w:val="lightGray"/>
+        </w:rPr>
+        <w:t>Σύμφωνα με το</w:t>
+      </w:r>
+      <w:r>
+        <w:rPr>
+          <w:color w:val="77206D" w:themeColor="accent5" w:themeShade="BF"/>
+          <w:highlight w:val="lightGray"/>
+          <w:lang w:val="en-GB" w:eastAsia="en-GB"/>
+        </w:rPr>
+        <w:t xml:space="preserve"> (1) </w:t>
+      </w:r>
+      <w:r>
+        <w:rPr>
+          <w:color w:val="77206D" w:themeColor="accent5" w:themeShade="BF"/>
+          <w:highlight w:val="lightGray"/>
+        </w:rPr>
+        <w:t>στοχευμένη παρουσίαση πληροφορίας</w:t>
+      </w:r>
+      <w:r>
+        <w:rPr>
+          <w:color w:val="77206D" w:themeColor="accent5" w:themeShade="BF"/>
+          <w:highlight w:val="lightGray"/>
+        </w:rPr>
+        <w:t xml:space="preserve"> είναι </w:t>
+      </w:r>
+      <w:r>
+        <w:rPr>
+          <w:color w:val="77206D" w:themeColor="accent5" w:themeShade="BF"/>
+          <w:highlight w:val="lightGray"/>
+        </w:rPr>
+        <w:t>καταγραφή, οργάνωση και παρουσίαση δεδομένων ειδικά προσαρμοσμένων για την περίπτωση του χρήστη</w:t>
+      </w:r>
+      <w:r>
+        <w:rPr>
+          <w:color w:val="77206D" w:themeColor="accent5" w:themeShade="BF"/>
+          <w:highlight w:val="lightGray"/>
+        </w:rPr>
+        <w:t>. Στη βιβλιογραφία θα βρείτε και άλλους παρεμφερείς ορισμούς της εμπιστευτικότητας.</w:t>
+      </w:r>
+    </w:p>
+    <w:p>
+      <w:pPr>
+        <w:pStyle w:val="NoSpacing"/>
+      </w:pPr>
+      <w:bookmarkStart w:id="16" w:name="__RefHeading___Toc306572106"/>
+      <w:bookmarkStart w:id="17" w:name="__RefHeading___Toc306572107"/>
+      <w:bookmarkStart w:id="18" w:name="__RefHeading___Toc306572108"/>
+      <w:bookmarkStart w:id="19" w:name="_Toc201336598"/>
       <w:bookmarkEnd w:id="16"/>
-      <w:r>
-        <w:t xml:space="preserve"> </w:t>
-      </w:r>
-    </w:p>
-    <w:p>
-      <w:pPr>
-        <w:pStyle w:val="-"/>
-        <w:rPr>
-          <w:color w:val="77206D" w:themeColor="accent5" w:themeShade="BF"/>
-          <w:highlight w:val="lightGray"/>
-        </w:rPr>
-      </w:pPr>
-      <w:r>
-        <w:rPr>
-          <w:color w:val="77206D" w:themeColor="accent5" w:themeShade="BF"/>
-          <w:highlight w:val="lightGray"/>
-        </w:rPr>
-        <w:t xml:space="preserve">Με τη χρήση των σωστών επικεφαλίδων είναι πολύ πιο εύκολο να δομήσετε την πληροφορία με λογικό τρόπο. Επιπλέον, είναι ευκολότερο για τον αναγνώστη να παρακολουθήσει τη λογική του συγγραφέα. </w:t>
-      </w:r>
-    </w:p>
-    <w:p>
-      <w:pPr>
-        <w:pStyle w:val="4-"/>
-        <w:numPr>
-          <w:ilvl w:val="3"/>
-          <w:numId w:val="3"/>
-        </w:numPr>
-      </w:pPr>
-      <w:bookmarkStart w:id="17" w:name="__RefHeading___Toc306572105"/>
       <w:bookmarkEnd w:id="17"/>
-      <w:r>
-        <w:t>Προσωπικός κατάλογος ενεργειών</w:t>
-      </w:r>
-    </w:p>
-    <w:p>
-      <w:pPr>
-        <w:pStyle w:val="-"/>
-        <w:rPr>
-          <w:color w:val="77206D" w:themeColor="accent5" w:themeShade="BF"/>
-          <w:highlight w:val="lightGray"/>
-        </w:rPr>
-      </w:pPr>
-      <w:r>
-        <w:rPr>
-          <w:color w:val="77206D" w:themeColor="accent5" w:themeShade="BF"/>
-          <w:highlight w:val="lightGray"/>
-        </w:rPr>
-        <w:t>Ο προσωπικός κατάλογος περιλαμβάνει μεθόδους και ενεργοποίηση λειτουργιών που αφορά ειδικά στο ρόλο και στο προφίλ του χρήστη.</w:t>
-      </w:r>
-    </w:p>
-    <w:p>
-      <w:pPr>
-        <w:pStyle w:val="4-"/>
-        <w:numPr>
-          <w:ilvl w:val="3"/>
-          <w:numId w:val="3"/>
-        </w:numPr>
-        <w:ind w:left="862" w:hanging="238"/>
-        <w:rPr>
-          <w:rFonts w:cs="Calibri"/>
-        </w:rPr>
-      </w:pPr>
-      <w:proofErr w:type="spellStart"/>
-      <w:r>
-        <w:t>Στοχευμένη</w:t>
-      </w:r>
-      <w:proofErr w:type="spellEnd"/>
-      <w:r>
-        <w:t xml:space="preserve"> πληροφορία</w:t>
-      </w:r>
-    </w:p>
-    <w:p>
-      <w:pPr>
-        <w:pStyle w:val="-"/>
-        <w:rPr>
-          <w:color w:val="77206D" w:themeColor="accent5" w:themeShade="BF"/>
-          <w:highlight w:val="lightGray"/>
-        </w:rPr>
-      </w:pPr>
-      <w:r>
-        <w:rPr>
-          <w:color w:val="77206D" w:themeColor="accent5" w:themeShade="BF"/>
-          <w:highlight w:val="lightGray"/>
-        </w:rPr>
-        <w:t>Σύμφωνα με το</w:t>
-      </w:r>
-      <w:r>
-        <w:rPr>
-          <w:color w:val="77206D" w:themeColor="accent5" w:themeShade="BF"/>
-          <w:highlight w:val="lightGray"/>
-          <w:lang w:val="en-GB" w:eastAsia="en-GB"/>
-        </w:rPr>
-        <w:t xml:space="preserve"> (1) </w:t>
-      </w:r>
-      <w:proofErr w:type="spellStart"/>
-      <w:r>
-        <w:rPr>
-          <w:color w:val="77206D" w:themeColor="accent5" w:themeShade="BF"/>
-          <w:highlight w:val="lightGray"/>
-        </w:rPr>
-        <w:t>στοχευμένη</w:t>
-      </w:r>
-      <w:proofErr w:type="spellEnd"/>
-      <w:r>
-        <w:rPr>
-          <w:color w:val="77206D" w:themeColor="accent5" w:themeShade="BF"/>
-          <w:highlight w:val="lightGray"/>
-        </w:rPr>
-        <w:t xml:space="preserve"> παρουσίαση πληροφορίας</w:t>
-      </w:r>
-      <w:r>
-        <w:rPr>
-          <w:color w:val="77206D" w:themeColor="accent5" w:themeShade="BF"/>
-          <w:highlight w:val="lightGray"/>
-        </w:rPr>
-        <w:t xml:space="preserve"> είναι </w:t>
-      </w:r>
-      <w:r>
-        <w:rPr>
-          <w:color w:val="77206D" w:themeColor="accent5" w:themeShade="BF"/>
-          <w:highlight w:val="lightGray"/>
-        </w:rPr>
-        <w:t>καταγραφή, οργάνωση και παρουσίαση δεδομένων ειδικά προσαρμοσμένων για την περίπτωση του χρήστη</w:t>
-      </w:r>
-      <w:r>
-        <w:rPr>
-          <w:color w:val="77206D" w:themeColor="accent5" w:themeShade="BF"/>
-          <w:highlight w:val="lightGray"/>
-        </w:rPr>
-        <w:t>. Στη βιβλιογραφία θα βρείτε και άλλους παρεμφερείς ορισμούς της εμπιστευτικότητας.</w:t>
-      </w:r>
-    </w:p>
-    <w:p>
-      <w:pPr>
-        <w:pStyle w:val="3"/>
-        <w:numPr>
-          <w:ilvl w:val="2"/>
-          <w:numId w:val="3"/>
-        </w:numPr>
-      </w:pPr>
-      <w:bookmarkStart w:id="18" w:name="__RefHeading___Toc306572106"/>
-      <w:bookmarkStart w:id="19" w:name="__RefHeading___Toc306572107"/>
-      <w:bookmarkStart w:id="20" w:name="__RefHeading___Toc306572108"/>
-      <w:bookmarkStart w:id="21" w:name="_Toc201336598"/>
-      <w:bookmarkStart w:id="22" w:name="_Toc201337329"/>
       <w:bookmarkEnd w:id="18"/>
+      <w:r>
+        <w:t>Μη λειτουργικές ανάγκες</w:t>
+      </w:r>
       <w:bookmarkEnd w:id="19"/>
+    </w:p>
+    <w:p>
+      <w:pPr>
+        <w:pStyle w:val="NoSpacing"/>
+        <w:rPr>
+          <w:color w:val="77206D" w:themeColor="accent5" w:themeShade="BF"/>
+          <w:highlight w:val="lightGray"/>
+        </w:rPr>
+      </w:pPr>
+      <w:r>
+        <w:rPr>
+          <w:color w:val="77206D" w:themeColor="accent5" w:themeShade="BF"/>
+          <w:highlight w:val="lightGray"/>
+        </w:rPr>
+        <w:t xml:space="preserve">Εφόσον περιγράψαμε </w:t>
+      </w:r>
+      <w:r>
+        <w:rPr>
+          <w:color w:val="77206D" w:themeColor="accent5" w:themeShade="BF"/>
+          <w:highlight w:val="lightGray"/>
+        </w:rPr>
+        <w:t>τους στόχους σε εξατομικευμένες λειτουργίες</w:t>
+      </w:r>
+      <w:r>
+        <w:rPr>
+          <w:color w:val="77206D" w:themeColor="accent5" w:themeShade="BF"/>
+          <w:highlight w:val="lightGray"/>
+        </w:rPr>
+        <w:t xml:space="preserve">, τώρα </w:t>
+      </w:r>
+      <w:r>
+        <w:rPr>
+          <w:color w:val="77206D" w:themeColor="accent5" w:themeShade="BF"/>
+          <w:highlight w:val="lightGray"/>
+        </w:rPr>
+        <w:t>χρειάζεται να περιγράψουμε τις εξατομικευμένες ανάγκες του χρήστη ως προς το περιβάλλον λειτουργίας</w:t>
+      </w:r>
+    </w:p>
+    <w:p>
+      <w:pPr>
+        <w:pStyle w:val="NoSpacing"/>
+      </w:pPr>
+      <w:bookmarkStart w:id="20" w:name="__RefHeading___Toc306572109"/>
+      <w:bookmarkStart w:id="21" w:name="__RefHeading___Toc306572112"/>
+      <w:bookmarkStart w:id="22" w:name="_Toc201336599"/>
       <w:bookmarkEnd w:id="20"/>
-      <w:r>
-        <w:t>Μη λειτουργικές ανάγκες</w:t>
-      </w:r>
       <w:bookmarkEnd w:id="21"/>
+      <w:r>
+        <w:t>Παραδοτέα της εργασίας</w:t>
+      </w:r>
       <w:bookmarkEnd w:id="22"/>
     </w:p>
     <w:p>
       <w:pPr>
-        <w:pStyle w:val="-"/>
-        <w:rPr>
-          <w:color w:val="77206D" w:themeColor="accent5" w:themeShade="BF"/>
-          <w:highlight w:val="lightGray"/>
-        </w:rPr>
-      </w:pPr>
-      <w:r>
-        <w:rPr>
-          <w:color w:val="77206D" w:themeColor="accent5" w:themeShade="BF"/>
-          <w:highlight w:val="lightGray"/>
-        </w:rPr>
-        <w:t xml:space="preserve">Εφόσον περιγράψαμε </w:t>
-      </w:r>
-      <w:r>
-        <w:rPr>
-          <w:color w:val="77206D" w:themeColor="accent5" w:themeShade="BF"/>
-          <w:highlight w:val="lightGray"/>
-        </w:rPr>
-        <w:t>τους στόχους σε εξατομικευμένες λειτουργίες</w:t>
-      </w:r>
-      <w:r>
-        <w:rPr>
-          <w:color w:val="77206D" w:themeColor="accent5" w:themeShade="BF"/>
-          <w:highlight w:val="lightGray"/>
-        </w:rPr>
-        <w:t xml:space="preserve">, τώρα </w:t>
-      </w:r>
-      <w:r>
-        <w:rPr>
-          <w:color w:val="77206D" w:themeColor="accent5" w:themeShade="BF"/>
-          <w:highlight w:val="lightGray"/>
-        </w:rPr>
-        <w:t>χρειάζεται να περιγράψουμε τις εξατομικευμένες ανάγκες του χρήστη ως προς το περιβάλλον λειτουργίας</w:t>
-      </w:r>
-    </w:p>
-    <w:p>
-      <w:pPr>
-        <w:pStyle w:val="2"/>
-        <w:numPr>
-          <w:ilvl w:val="1"/>
-          <w:numId w:val="3"/>
-        </w:numPr>
-        <w:ind w:left="578" w:hanging="578"/>
-      </w:pPr>
-      <w:bookmarkStart w:id="23" w:name="__RefHeading___Toc306572109"/>
-      <w:bookmarkStart w:id="24" w:name="__RefHeading___Toc306572112"/>
-      <w:bookmarkStart w:id="25" w:name="_Toc201336599"/>
-      <w:bookmarkStart w:id="26" w:name="_Toc201337330"/>
+        <w:pStyle w:val="NoSpacing"/>
+        <w:rPr>
+          <w:color w:val="77206D" w:themeColor="accent5" w:themeShade="BF"/>
+          <w:highlight w:val="lightGray"/>
+        </w:rPr>
+      </w:pPr>
+      <w:r>
+        <w:rPr>
+          <w:color w:val="77206D" w:themeColor="accent5" w:themeShade="BF"/>
+          <w:highlight w:val="lightGray"/>
+        </w:rPr>
+        <w:t>Στην ενότητα αυτή αναφέρετε συνοπτικά τα παραδοτέα της εργασίας σας. Με τον όρο παραδοτέα εννοούμε οτιδήποτε συμπεριλαμβάνεται στην πτυχιακή σας εργασία. Δηλαδή:</w:t>
+      </w:r>
+    </w:p>
+    <w:p>
+      <w:pPr>
+        <w:pStyle w:val="NoSpacing"/>
+        <w:rPr>
+          <w:color w:val="77206D" w:themeColor="accent5" w:themeShade="BF"/>
+          <w:highlight w:val="lightGray"/>
+        </w:rPr>
+      </w:pPr>
+      <w:r>
+        <w:rPr>
+          <w:color w:val="77206D" w:themeColor="accent5" w:themeShade="BF"/>
+          <w:highlight w:val="lightGray"/>
+        </w:rPr>
+        <w:t>Το έντυπο κείμενο της πτυχιακής εργασίας, το οποίο περιλαμβάνει την επισκόπηση της σχετικής με το χώρο βιβλιογραφίας, τα αποτελέσματα της μελέτης σας, πιθανά αποτελέσματα επεξεργασίας δεδομένων, προσομοίωσης κτλ.</w:t>
+      </w:r>
+    </w:p>
+    <w:p>
+      <w:pPr>
+        <w:pStyle w:val="NoSpacing"/>
+        <w:rPr>
+          <w:color w:val="77206D" w:themeColor="accent5" w:themeShade="BF"/>
+          <w:highlight w:val="lightGray"/>
+        </w:rPr>
+      </w:pPr>
+      <w:r>
+        <w:rPr>
+          <w:color w:val="77206D" w:themeColor="accent5" w:themeShade="BF"/>
+          <w:highlight w:val="lightGray"/>
+        </w:rPr>
+        <w:t>Οποιοδήποτε λογισμικό, εφαρμογή, διαμόρφωση συστήματος, διαμόρφωση δικτύου κτλ έχετε αναπτύξει βοηθητικά στο πλαίσιο της εργασίας σας.</w:t>
+      </w:r>
+    </w:p>
+    <w:p>
+      <w:pPr>
+        <w:pStyle w:val="NoSpacing"/>
+        <w:rPr>
+          <w:color w:val="77206D" w:themeColor="accent5" w:themeShade="BF"/>
+          <w:highlight w:val="lightGray"/>
+        </w:rPr>
+      </w:pPr>
+      <w:r>
+        <w:rPr>
+          <w:color w:val="77206D" w:themeColor="accent5" w:themeShade="BF"/>
+          <w:highlight w:val="lightGray"/>
+        </w:rPr>
+        <w:t>Η συλλογή πηγών και σχετικής βιβλιογραφίας για τη δημιουργία μίας βάσης γνώσης σχετικά με το θέμα.</w:t>
+      </w:r>
+    </w:p>
+    <w:p>
+      <w:pPr>
+        <w:pStyle w:val="NoSpacing"/>
+      </w:pPr>
+      <w:bookmarkStart w:id="23" w:name="__RefHeading___Toc306572113"/>
+      <w:bookmarkStart w:id="24" w:name="_Toc201336600"/>
       <w:bookmarkEnd w:id="23"/>
+      <w:r>
+        <w:t>Δομή της εργασίας</w:t>
+      </w:r>
       <w:bookmarkEnd w:id="24"/>
-      <w:r>
-        <w:t>Παραδοτέα της εργασίας</w:t>
-      </w:r>
-      <w:bookmarkEnd w:id="25"/>
-      <w:bookmarkEnd w:id="26"/>
-    </w:p>
-    <w:p>
-      <w:pPr>
-        <w:pStyle w:val="-"/>
-        <w:rPr>
-          <w:color w:val="77206D" w:themeColor="accent5" w:themeShade="BF"/>
-          <w:highlight w:val="lightGray"/>
-        </w:rPr>
-      </w:pPr>
-      <w:r>
-        <w:rPr>
-          <w:color w:val="77206D" w:themeColor="accent5" w:themeShade="BF"/>
-          <w:highlight w:val="lightGray"/>
-        </w:rPr>
-        <w:t>Στην ενότητα αυτή αναφέρετε συνοπτικά τα παραδοτέα της εργασίας σας. Με τον όρο παραδοτέα εννοούμε οτιδήποτε συμπεριλαμβάνεται στην πτυχιακή σας εργασία. Δηλαδή:</w:t>
-      </w:r>
-    </w:p>
-    <w:p>
-      <w:pPr>
-        <w:pStyle w:val="-"/>
-        <w:numPr>
-          <w:ilvl w:val="0"/>
-          <w:numId w:val="4"/>
-        </w:numPr>
-        <w:rPr>
-          <w:color w:val="77206D" w:themeColor="accent5" w:themeShade="BF"/>
-          <w:highlight w:val="lightGray"/>
-        </w:rPr>
-      </w:pPr>
-      <w:r>
-        <w:rPr>
-          <w:color w:val="77206D" w:themeColor="accent5" w:themeShade="BF"/>
-          <w:highlight w:val="lightGray"/>
-        </w:rPr>
-        <w:t>Το έντυπο κείμενο της πτυχιακής εργασίας, το οποίο περιλαμβάνει την επισκόπηση της σχετικής με το χώρο βιβλιογραφίας, τα αποτελέσματα της μελέτης σας, πιθανά αποτελέσματα επεξεργασίας δεδομένων, προσομοίωσης κτλ.</w:t>
-      </w:r>
-    </w:p>
-    <w:p>
-      <w:pPr>
-        <w:pStyle w:val="-"/>
-        <w:numPr>
-          <w:ilvl w:val="0"/>
-          <w:numId w:val="4"/>
-        </w:numPr>
-        <w:rPr>
-          <w:color w:val="77206D" w:themeColor="accent5" w:themeShade="BF"/>
-          <w:highlight w:val="lightGray"/>
-        </w:rPr>
-      </w:pPr>
-      <w:r>
-        <w:rPr>
-          <w:color w:val="77206D" w:themeColor="accent5" w:themeShade="BF"/>
-          <w:highlight w:val="lightGray"/>
-        </w:rPr>
-        <w:lastRenderedPageBreak/>
-        <w:t xml:space="preserve">Οποιοδήποτε λογισμικό, εφαρμογή, διαμόρφωση συστήματος, διαμόρφωση δικτύου </w:t>
-      </w:r>
-      <w:proofErr w:type="spellStart"/>
-      <w:r>
-        <w:rPr>
-          <w:color w:val="77206D" w:themeColor="accent5" w:themeShade="BF"/>
-          <w:highlight w:val="lightGray"/>
-        </w:rPr>
-        <w:t>κτλ</w:t>
-      </w:r>
-      <w:proofErr w:type="spellEnd"/>
-      <w:r>
-        <w:rPr>
-          <w:color w:val="77206D" w:themeColor="accent5" w:themeShade="BF"/>
-          <w:highlight w:val="lightGray"/>
-        </w:rPr>
-        <w:t xml:space="preserve"> έχετε αναπτύξει βοηθητικά στο πλαίσιο της εργασίας σας.</w:t>
-      </w:r>
-    </w:p>
-    <w:p>
-      <w:pPr>
-        <w:pStyle w:val="-"/>
-        <w:numPr>
-          <w:ilvl w:val="0"/>
-          <w:numId w:val="4"/>
-        </w:numPr>
-        <w:rPr>
-          <w:color w:val="77206D" w:themeColor="accent5" w:themeShade="BF"/>
-          <w:highlight w:val="lightGray"/>
-        </w:rPr>
-      </w:pPr>
-      <w:r>
-        <w:rPr>
-          <w:color w:val="77206D" w:themeColor="accent5" w:themeShade="BF"/>
-          <w:highlight w:val="lightGray"/>
-        </w:rPr>
-        <w:t>Η συλλογή πηγών και σχετικής βιβλιογραφίας για τη δημιουργία μίας βάσης γνώσης σχετικά με το θέμα.</w:t>
-      </w:r>
-    </w:p>
-    <w:p>
-      <w:pPr>
-        <w:pStyle w:val="2"/>
-        <w:numPr>
-          <w:ilvl w:val="1"/>
-          <w:numId w:val="3"/>
-        </w:numPr>
-        <w:ind w:left="578" w:hanging="578"/>
-      </w:pPr>
-      <w:bookmarkStart w:id="27" w:name="__RefHeading___Toc306572113"/>
-      <w:bookmarkStart w:id="28" w:name="_Toc201336600"/>
-      <w:bookmarkStart w:id="29" w:name="_Toc201337331"/>
-      <w:bookmarkEnd w:id="27"/>
-      <w:r>
-        <w:t>Δομή της εργασίας</w:t>
-      </w:r>
-      <w:bookmarkEnd w:id="28"/>
-      <w:bookmarkEnd w:id="29"/>
-    </w:p>
-    <w:p>
-      <w:pPr>
-        <w:pStyle w:val="ListParagraph"/>
-        <w:ind w:left="0"/>
-        <w:jc w:val="both"/>
-        <w:rPr>
-          <w:rFonts w:cs="Calibri"/>
-          <w:color w:val="77206D" w:themeColor="accent5" w:themeShade="BF"/>
-          <w:highlight w:val="lightGray"/>
-        </w:rPr>
-      </w:pPr>
-      <w:r>
-        <w:rPr>
-          <w:rFonts w:cs="Calibri"/>
-          <w:color w:val="77206D" w:themeColor="accent5" w:themeShade="BF"/>
-          <w:sz w:val="24"/>
-          <w:szCs w:val="24"/>
+    </w:p>
+    <w:p>
+      <w:pPr>
+        <w:pStyle w:val="NoSpacing"/>
+        <w:rPr>
+          <w:color w:val="77206D" w:themeColor="accent5" w:themeShade="BF"/>
+          <w:highlight w:val="lightGray"/>
+        </w:rPr>
+      </w:pPr>
+      <w:r>
+        <w:rPr>
+          <w:color w:val="77206D" w:themeColor="accent5" w:themeShade="BF"/>
           <w:highlight w:val="lightGray"/>
         </w:rPr>
         <w:t xml:space="preserve">Τέλος, εδώ περιγράφετε συνοπτικά τι θα περιλαμβάνουν τα υπόλοιπα κεφάλαια της πτυχιακής, ώστε να μπορεί ο αναγνώστης να καταλάβει τον τρόπο με τον οποίο έχετε επεξεργαστεί τα αποτελέσματα της έρευνάς σας. </w:t>
@@ -4109,10 +3186,12 @@
         <w:pageBreakBefore/>
         <w:spacing w:before="360" w:after="360"/>
         <w:jc w:val="right"/>
-      </w:pPr>
-      <w:r>
-        <w:rPr>
-          <w:rFonts w:ascii="Calibri" w:hAnsi="Calibri" w:cs="Calibri"/>
+        <w:rPr>
+          <w:lang w:val="en-GB"/>
+        </w:rPr>
+      </w:pPr>
+      <w:r>
+        <w:rPr>
           <w:b/>
           <w:i/>
           <w:sz w:val="44"/>
@@ -4123,7 +3202,6 @@
       </w:r>
       <w:r>
         <w:rPr>
-          <w:rFonts w:ascii="Calibri" w:hAnsi="Calibri" w:cs="Calibri"/>
           <w:b/>
           <w:i/>
           <w:sz w:val="44"/>
@@ -4135,422 +3213,1915 @@
     </w:p>
     <w:p>
       <w:pPr>
-        <w:pStyle w:val="1"/>
-      </w:pPr>
-      <w:bookmarkStart w:id="30" w:name="__RefHeading___Toc306572114"/>
-      <w:bookmarkStart w:id="31" w:name="_Toc201337332"/>
-      <w:bookmarkEnd w:id="30"/>
-      <w:r>
+        <w:pStyle w:val="Heading3"/>
+        <w:rPr>
+          <w:rFonts w:ascii="Times New Roman" w:hAnsi="Times New Roman"/>
+        </w:rPr>
+      </w:pPr>
+      <w:bookmarkStart w:id="25" w:name="__RefHeading___Toc306572114"/>
+      <w:bookmarkStart w:id="26" w:name="_Toc208740678"/>
+      <w:bookmarkEnd w:id="25"/>
+      <w:r>
+        <w:rPr>
+          <w:rFonts w:ascii="Times New Roman" w:hAnsi="Times New Roman"/>
+        </w:rPr>
         <w:t>Βιβλιογραφική Ανασκόπηση</w:t>
       </w:r>
-      <w:bookmarkEnd w:id="31"/>
+      <w:bookmarkEnd w:id="26"/>
+    </w:p>
+    <w:p>
+      <w:pPr>
+        <w:pStyle w:val="Heading4"/>
+        <w:rPr>
+          <w:rFonts w:ascii="Times New Roman" w:hAnsi="Times New Roman"/>
+        </w:rPr>
+      </w:pPr>
+      <w:r>
+        <w:rPr>
+          <w:rFonts w:ascii="Times New Roman" w:hAnsi="Times New Roman"/>
+        </w:rPr>
+        <w:t xml:space="preserve">Τί είναι ο σχεδιασμός </w:t>
+      </w:r>
+      <w:r>
+        <w:rPr>
+          <w:rFonts w:ascii="Times New Roman" w:hAnsi="Times New Roman"/>
+          <w:lang w:val="en-GB"/>
+        </w:rPr>
+        <w:t>UI</w:t>
+      </w:r>
+      <w:r>
+        <w:rPr>
+          <w:rFonts w:ascii="Times New Roman" w:hAnsi="Times New Roman"/>
+        </w:rPr>
+        <w:t>/</w:t>
+      </w:r>
+      <w:r>
+        <w:rPr>
+          <w:rFonts w:ascii="Times New Roman" w:hAnsi="Times New Roman"/>
+          <w:lang w:val="en-GB"/>
+        </w:rPr>
+        <w:t>UX</w:t>
+      </w:r>
+      <w:r>
+        <w:rPr>
+          <w:rFonts w:ascii="Times New Roman" w:hAnsi="Times New Roman"/>
+        </w:rPr>
+        <w:t>;</w:t>
+      </w:r>
+    </w:p>
+    <w:p>
+      <w:r>
+        <w:t xml:space="preserve">Κατά τον σχεδιασμό μιας ιστοσελίδας είναι απαραίτητη η χρήση </w:t>
+      </w:r>
+      <w:r>
+        <w:rPr>
+          <w:lang w:val="en-GB"/>
+        </w:rPr>
+        <w:t>UI</w:t>
+      </w:r>
+      <w:r>
+        <w:t>/</w:t>
+      </w:r>
+      <w:r>
+        <w:rPr>
+          <w:lang w:val="en-GB"/>
+        </w:rPr>
+        <w:t>UX</w:t>
+      </w:r>
+      <w:r>
+        <w:t xml:space="preserve"> τεχνολογιών.</w:t>
+      </w:r>
+      <w:r>
+        <w:t xml:space="preserve"> Πρόκειται</w:t>
+      </w:r>
+      <w:r>
+        <w:rPr>
+          <w:lang w:val="en-GB"/>
+        </w:rPr>
+        <w:t xml:space="preserve"> </w:t>
+      </w:r>
+      <w:r>
+        <w:t>για</w:t>
+      </w:r>
+      <w:r>
+        <w:rPr>
+          <w:lang w:val="en-GB"/>
+        </w:rPr>
+        <w:t xml:space="preserve"> </w:t>
+      </w:r>
+      <w:r>
+        <w:t>τα</w:t>
+      </w:r>
+      <w:r>
+        <w:rPr>
+          <w:lang w:val="en-GB"/>
+        </w:rPr>
+        <w:t xml:space="preserve"> </w:t>
+      </w:r>
+      <w:r>
+        <w:rPr>
+          <w:lang w:val="en-GB"/>
+        </w:rPr>
+        <w:t>User Interface</w:t>
+      </w:r>
+      <w:r>
+        <w:rPr>
+          <w:lang w:val="en-GB"/>
+        </w:rPr>
+        <w:t xml:space="preserve"> (UI) </w:t>
+      </w:r>
+      <w:r>
+        <w:t>και</w:t>
+      </w:r>
+      <w:r>
+        <w:rPr>
+          <w:lang w:val="en-GB"/>
+        </w:rPr>
+        <w:t xml:space="preserve"> </w:t>
+      </w:r>
+      <w:r>
+        <w:rPr>
+          <w:lang w:val="en-GB"/>
+        </w:rPr>
+        <w:t>User Experience</w:t>
+      </w:r>
+      <w:r>
+        <w:rPr>
+          <w:lang w:val="en-GB"/>
+        </w:rPr>
+        <w:t xml:space="preserve"> (UX). </w:t>
+      </w:r>
+      <w:r>
+        <w:t xml:space="preserve">Όταν μιλάμε για </w:t>
+      </w:r>
+      <w:r>
+        <w:t>User Interface</w:t>
+      </w:r>
+      <w:r>
+        <w:t xml:space="preserve"> αναφερόμαστε στο οπτικό στοιχείο, αυτό με το οποίο αλληλεπιδρά ο χρήστης, την αισθητική μιας ιστοσελίδας και την διάταξη που προτιμάται κατά κατά την κατασκευή της. Αντίστοιχα </w:t>
+      </w:r>
+      <w:r>
+        <w:rPr>
+          <w:lang w:val="en-GB"/>
+        </w:rPr>
+        <w:t>User</w:t>
+      </w:r>
+      <w:r>
+        <w:t xml:space="preserve"> </w:t>
+      </w:r>
+      <w:r>
+        <w:rPr>
+          <w:lang w:val="en-GB"/>
+        </w:rPr>
+        <w:t>Experience</w:t>
+      </w:r>
+      <w:r>
+        <w:t xml:space="preserve"> η εμπειρία που έχει ο χρήστης αφού εκανε την πλοήγησή του σε έναν ιστότοπο (ή μια εφαρμογή).</w:t>
+      </w:r>
+    </w:p>
+    <w:p>
+      <w:r>
+        <w:t xml:space="preserve">Η ερευνα πανω στις πρακτικές του </w:t>
+      </w:r>
+      <w:r>
+        <w:rPr>
+          <w:lang w:val="en-GB"/>
+        </w:rPr>
+        <w:t>UI</w:t>
+      </w:r>
+      <w:r>
+        <w:t xml:space="preserve"> μας επιτρέπουν να βελτιστοποιούμε το </w:t>
+      </w:r>
+      <w:r>
+        <w:rPr>
+          <w:lang w:val="en-GB"/>
+        </w:rPr>
+        <w:t>UX</w:t>
+      </w:r>
+      <w:r>
+        <w:t xml:space="preserve">, μέσα από ερευνά και μελέτη μπορούμε να καθορίσουμε την εμπειρία πλοήγησης σε μια σελίδα ώστε αυτή να είναι όσο το δυνατόν </w:t>
+      </w:r>
+      <w:r>
+        <w:t>πιο ευχάριστη και αποτελεσματική</w:t>
+      </w:r>
+      <w:r>
+        <w:t>.</w:t>
+      </w:r>
     </w:p>
     <w:p>
       <w:pPr>
         <w:pStyle w:val="-"/>
         <w:rPr>
+          <w:rFonts w:ascii="Times New Roman" w:hAnsi="Times New Roman" w:cs="Times New Roman"/>
+        </w:rPr>
+      </w:pPr>
+    </w:p>
+    <w:p>
+      <w:pPr>
+        <w:pStyle w:val="Heading4"/>
+      </w:pPr>
+      <w:r>
+        <w:t>Πρακτικές που ακολουθούνται στον σχεδιασμό ιστοσελίδων</w:t>
+      </w:r>
+    </w:p>
+    <w:p/>
+    <w:p>
+      <w:r>
+        <w:t xml:space="preserve">Από την δημιουργία των </w:t>
+      </w:r>
+      <w:r>
+        <w:t xml:space="preserve">πρώτων ιστοσελίδων έχει αναπτυχθεί η μελέτη για την βελτιστοποίηση του σχεδιασμού τους. Η αποτελεσματικότητα μιας σελίδας εξαρτάται από το πόσο ομαλή θα είναι η αλληλεπίδραση με τον χρήστη και πόσος χρόνος θα καταναλωθεί μέχρι να καταφέρει τον σκοπό για τον οποίο επισκέφθηκε το περιβάλλον αυτό. Εάν η λειτουργείες είναι ελκυστικές προς τον χρήστη και η </w:t>
+      </w:r>
+      <w:r>
+        <w:t xml:space="preserve">οπτική </w:t>
+      </w:r>
+      <w:r>
+        <w:t>ιεράρχηση σωστή</w:t>
+      </w:r>
+      <w:r>
+        <w:t>,</w:t>
+      </w:r>
+      <w:r>
+        <w:t xml:space="preserve"> τότε η πλατφόρμα θα έχει επιτύχει τον σκοπό της </w:t>
+      </w:r>
+      <w:sdt>
+        <w:sdtPr>
+          <w:id w:val="1090127598"/>
+          <w:citation/>
+        </w:sdtPr>
+        <w:sdtContent>
+          <w:r>
+            <w:fldChar w:fldCharType="begin"/>
+          </w:r>
+          <w:r>
+            <w:instrText xml:space="preserve"> CITATION Nie94 \l 2057 </w:instrText>
+          </w:r>
+          <w:r>
+            <w:fldChar w:fldCharType="separate"/>
+          </w:r>
+          <w:r>
+            <w:t>(Nielsen 1994)</w:t>
+          </w:r>
+          <w:r>
+            <w:fldChar w:fldCharType="end"/>
+          </w:r>
+        </w:sdtContent>
+      </w:sdt>
+      <w:r>
+        <w:t xml:space="preserve">. Η σύντομη πλοήγηση με λογική δομή και συνοπτικές ετικέτες βοηθά τους χρήστες να εντοπίζουν εύκολα τις πληροφορίες που αναζητούν. Ακόμα η </w:t>
+      </w:r>
+      <w:r>
+        <w:t>αισθητική σύνθεση</w:t>
+      </w:r>
+      <w:r>
+        <w:t xml:space="preserve"> </w:t>
+      </w:r>
+      <w:r>
+        <w:t xml:space="preserve">και αντίθεση των </w:t>
+      </w:r>
+      <w:r>
+        <w:t xml:space="preserve">χρωμάτων, η </w:t>
+      </w:r>
+      <w:r>
+        <w:t xml:space="preserve">εναλλαγή χρήσης </w:t>
+      </w:r>
+      <w:r>
+        <w:t xml:space="preserve">κειμένου </w:t>
+      </w:r>
+      <w:r>
+        <w:t>και εικόνας</w:t>
+      </w:r>
+      <w:r>
+        <w:t xml:space="preserve"> και η υποστήριξη πλοήγησης με πληκτρολόγιο</w:t>
+      </w:r>
+      <w:r>
+        <w:t xml:space="preserve"> είναι που υποδεικνύονται από τα</w:t>
+      </w:r>
+      <w:r>
+        <w:t xml:space="preserve"> διεθνή πρότυπα </w:t>
+      </w:r>
+      <w:sdt>
+        <w:sdtPr>
+          <w:id w:val="897317581"/>
+          <w:citation/>
+        </w:sdtPr>
+        <w:sdtContent>
+          <w:r>
+            <w:fldChar w:fldCharType="begin"/>
+          </w:r>
+          <w:r>
+            <w:instrText xml:space="preserve"> CITATION W3C18 \l 2057 </w:instrText>
+          </w:r>
+          <w:r>
+            <w:fldChar w:fldCharType="separate"/>
+          </w:r>
+          <w:r>
+            <w:t>((W3C) 2018)</w:t>
+          </w:r>
+          <w:r>
+            <w:fldChar w:fldCharType="end"/>
+          </w:r>
+        </w:sdtContent>
+      </w:sdt>
+      <w:r>
+        <w:t>, συντελούν στην</w:t>
+      </w:r>
+      <w:r>
+        <w:t xml:space="preserve"> βελτιστοποίηση χρόνων </w:t>
+      </w:r>
+      <w:r>
+        <w:t>χρήσης και μειώνουν τα περιττά βήματα πλοήγησης.</w:t>
+      </w:r>
+      <w:r>
+        <w:t xml:space="preserve"> </w:t>
+      </w:r>
+    </w:p>
+    <w:p/>
+    <w:p>
+      <w:pPr>
+        <w:pStyle w:val="Heading4"/>
+      </w:pPr>
+      <w:r>
+        <w:t xml:space="preserve">Παραγωγικός σχεδιασμός ιστοσελίδων </w:t>
+      </w:r>
+    </w:p>
+    <w:p/>
+    <w:p>
+      <w:pPr>
+        <w:pStyle w:val="-"/>
+        <w:rPr>
+          <w:rFonts w:ascii="Times New Roman" w:hAnsi="Times New Roman" w:cs="Times New Roman"/>
+        </w:rPr>
+      </w:pPr>
+      <w:r>
+        <w:rPr>
+          <w:rFonts w:ascii="Times New Roman" w:hAnsi="Times New Roman" w:cs="Times New Roman"/>
+        </w:rPr>
+        <w:t>Η</w:t>
+      </w:r>
+      <w:r>
+        <w:rPr>
+          <w:rFonts w:ascii="Times New Roman" w:hAnsi="Times New Roman" w:cs="Times New Roman"/>
+        </w:rPr>
+        <w:t xml:space="preserve"> ποιότητα σχεδιασμ</w:t>
+      </w:r>
+      <w:r>
+        <w:rPr>
+          <w:rFonts w:ascii="Times New Roman" w:hAnsi="Times New Roman" w:cs="Times New Roman"/>
+        </w:rPr>
+        <w:t>ού</w:t>
+      </w:r>
+      <w:r>
+        <w:rPr>
+          <w:rFonts w:ascii="Times New Roman" w:hAnsi="Times New Roman" w:cs="Times New Roman"/>
+        </w:rPr>
+        <w:t xml:space="preserve"> </w:t>
+      </w:r>
+      <w:r>
+        <w:rPr>
+          <w:rFonts w:ascii="Times New Roman" w:hAnsi="Times New Roman" w:cs="Times New Roman"/>
+          <w:lang w:val="en-GB"/>
+        </w:rPr>
+        <w:t>UI</w:t>
+      </w:r>
+      <w:r>
+        <w:rPr>
+          <w:rFonts w:ascii="Times New Roman" w:hAnsi="Times New Roman" w:cs="Times New Roman"/>
+        </w:rPr>
+        <w:t>/</w:t>
+      </w:r>
+      <w:r>
+        <w:rPr>
+          <w:rFonts w:ascii="Times New Roman" w:hAnsi="Times New Roman" w:cs="Times New Roman"/>
+          <w:lang w:val="en-GB"/>
+        </w:rPr>
+        <w:t>UX</w:t>
+      </w:r>
+      <w:r>
+        <w:rPr>
+          <w:rFonts w:ascii="Times New Roman" w:hAnsi="Times New Roman" w:cs="Times New Roman"/>
+        </w:rPr>
+        <w:t xml:space="preserve"> επηρεάζει άμεσα τον χρόνο ολοκλήρωσης των εργασιών</w:t>
+      </w:r>
+      <w:r>
+        <w:rPr>
+          <w:rFonts w:ascii="Times New Roman" w:hAnsi="Times New Roman" w:cs="Times New Roman"/>
+        </w:rPr>
+        <w:t xml:space="preserve"> </w:t>
+      </w:r>
+      <w:r>
+        <w:rPr>
+          <w:rFonts w:ascii="Times New Roman" w:hAnsi="Times New Roman" w:cs="Times New Roman"/>
+        </w:rPr>
+        <w:t xml:space="preserve">του χρήστη </w:t>
+      </w:r>
+      <w:r>
+        <w:rPr>
+          <w:rFonts w:ascii="Times New Roman" w:hAnsi="Times New Roman" w:cs="Times New Roman"/>
+        </w:rPr>
+        <w:t>σε έναν ιστότοπο</w:t>
+      </w:r>
+      <w:r>
+        <w:rPr>
+          <w:rFonts w:ascii="Times New Roman" w:hAnsi="Times New Roman" w:cs="Times New Roman"/>
+        </w:rPr>
+        <w:t>.</w:t>
+      </w:r>
+      <w:r>
+        <w:rPr>
+          <w:rFonts w:ascii="Times New Roman" w:hAnsi="Times New Roman" w:cs="Times New Roman"/>
+        </w:rPr>
+        <w:t xml:space="preserve"> </w:t>
+      </w:r>
+      <w:r>
+        <w:rPr>
+          <w:rFonts w:ascii="Times New Roman" w:hAnsi="Times New Roman" w:cs="Times New Roman"/>
+        </w:rPr>
+        <w:t>Η</w:t>
+      </w:r>
+      <w:r>
+        <w:rPr>
+          <w:rFonts w:ascii="Times New Roman" w:hAnsi="Times New Roman" w:cs="Times New Roman"/>
+        </w:rPr>
+        <w:t xml:space="preserve"> αποδοτικότητα, τα ποσοστά σφαλμάτων, την ικανοποίηση των χρηστών </w:t>
+      </w:r>
+      <w:r>
+        <w:rPr>
+          <w:rFonts w:ascii="Times New Roman" w:hAnsi="Times New Roman" w:cs="Times New Roman"/>
+        </w:rPr>
+        <w:t>συντελούν στην συνολική</w:t>
+      </w:r>
+      <w:r>
+        <w:rPr>
+          <w:rFonts w:ascii="Times New Roman" w:hAnsi="Times New Roman" w:cs="Times New Roman"/>
+        </w:rPr>
+        <w:t xml:space="preserve"> </w:t>
+      </w:r>
+      <w:r>
+        <w:rPr>
+          <w:rFonts w:ascii="Times New Roman" w:hAnsi="Times New Roman" w:cs="Times New Roman"/>
+        </w:rPr>
+        <w:t>εμπειρία</w:t>
+      </w:r>
+      <w:r>
+        <w:rPr>
+          <w:rFonts w:ascii="Times New Roman" w:hAnsi="Times New Roman" w:cs="Times New Roman"/>
+        </w:rPr>
+        <w:t xml:space="preserve"> των χρηστών. </w:t>
+      </w:r>
+      <w:r>
+        <w:rPr>
+          <w:rFonts w:ascii="Times New Roman" w:hAnsi="Times New Roman" w:cs="Times New Roman"/>
+        </w:rPr>
+        <w:t xml:space="preserve">Ένα καλά δομημένο </w:t>
+      </w:r>
+      <w:r>
+        <w:rPr>
+          <w:rFonts w:ascii="Times New Roman" w:hAnsi="Times New Roman" w:cs="Times New Roman"/>
+          <w:lang w:val="en-GB"/>
+        </w:rPr>
+        <w:t>UI</w:t>
+      </w:r>
+      <w:r>
+        <w:rPr>
+          <w:rFonts w:ascii="Times New Roman" w:hAnsi="Times New Roman" w:cs="Times New Roman"/>
+        </w:rPr>
+        <w:t xml:space="preserve"> μειώ</w:t>
+      </w:r>
+      <w:r>
+        <w:rPr>
+          <w:rFonts w:ascii="Times New Roman" w:hAnsi="Times New Roman" w:cs="Times New Roman"/>
+        </w:rPr>
+        <w:t>νει τον «νεκρό χρόνο» περιήγησης και</w:t>
+      </w:r>
+      <w:r>
+        <w:rPr>
+          <w:rFonts w:ascii="Times New Roman" w:hAnsi="Times New Roman" w:cs="Times New Roman"/>
+        </w:rPr>
+        <w:t xml:space="preserve"> επιτρέπ</w:t>
+      </w:r>
+      <w:r>
+        <w:rPr>
+          <w:rFonts w:ascii="Times New Roman" w:hAnsi="Times New Roman" w:cs="Times New Roman"/>
+        </w:rPr>
+        <w:t>ει</w:t>
+      </w:r>
+      <w:r>
+        <w:rPr>
+          <w:rFonts w:ascii="Times New Roman" w:hAnsi="Times New Roman" w:cs="Times New Roman"/>
+        </w:rPr>
+        <w:t xml:space="preserve"> στους χρήστες να ολοκληρώνουν τις εργασίες τους πιο γρήγορα και με λιγότερα λάθη </w:t>
+      </w:r>
+      <w:sdt>
+        <w:sdtPr>
+          <w:rPr>
+            <w:rFonts w:ascii="Times New Roman" w:hAnsi="Times New Roman" w:cs="Times New Roman"/>
+          </w:rPr>
+          <w:id w:val="-2017921172"/>
+          <w:citation/>
+        </w:sdtPr>
+        <w:sdtContent>
+          <w:r>
+            <w:rPr>
+              <w:rFonts w:ascii="Times New Roman" w:hAnsi="Times New Roman" w:cs="Times New Roman"/>
+            </w:rPr>
+            <w:fldChar w:fldCharType="begin"/>
+          </w:r>
+          <w:r>
+            <w:rPr>
+              <w:rFonts w:ascii="Times New Roman" w:hAnsi="Times New Roman" w:cs="Times New Roman"/>
+            </w:rPr>
+            <w:instrText xml:space="preserve">CITATION Gra98 \l 1032 </w:instrText>
+          </w:r>
+          <w:r>
+            <w:rPr>
+              <w:rFonts w:ascii="Times New Roman" w:hAnsi="Times New Roman" w:cs="Times New Roman"/>
+            </w:rPr>
+            <w:fldChar w:fldCharType="separate"/>
+          </w:r>
+          <w:r>
+            <w:rPr>
+              <w:rFonts w:ascii="Times New Roman" w:hAnsi="Times New Roman" w:cs="Times New Roman"/>
+              <w:noProof/>
+            </w:rPr>
+            <w:t>(Gray W. D. &amp; Salzman 1998)</w:t>
+          </w:r>
+          <w:r>
+            <w:rPr>
+              <w:rFonts w:ascii="Times New Roman" w:hAnsi="Times New Roman" w:cs="Times New Roman"/>
+            </w:rPr>
+            <w:fldChar w:fldCharType="end"/>
+          </w:r>
+        </w:sdtContent>
+      </w:sdt>
+      <w:r>
+        <w:rPr>
+          <w:rFonts w:ascii="Times New Roman" w:hAnsi="Times New Roman" w:cs="Times New Roman"/>
+        </w:rPr>
+        <w:t xml:space="preserve">. </w:t>
+      </w:r>
+      <w:r>
+        <w:rPr>
+          <w:rFonts w:ascii="Times New Roman" w:hAnsi="Times New Roman" w:cs="Times New Roman"/>
+        </w:rPr>
+        <w:t xml:space="preserve"> Ο</w:t>
+      </w:r>
+      <w:r>
+        <w:rPr>
+          <w:rFonts w:ascii="Times New Roman" w:hAnsi="Times New Roman" w:cs="Times New Roman"/>
+        </w:rPr>
+        <w:t xml:space="preserve">ι θετικές </w:t>
+      </w:r>
+      <w:r>
+        <w:rPr>
+          <w:rFonts w:ascii="Times New Roman" w:hAnsi="Times New Roman" w:cs="Times New Roman"/>
+        </w:rPr>
+        <w:t>εμπειρίες χρηστών και οι</w:t>
+      </w:r>
+      <w:r>
+        <w:rPr>
+          <w:rFonts w:ascii="Times New Roman" w:hAnsi="Times New Roman" w:cs="Times New Roman"/>
+        </w:rPr>
+        <w:t xml:space="preserve"> αντιδράσεις σε καλά σχεδιασμένες </w:t>
+      </w:r>
+      <w:r>
+        <w:rPr>
+          <w:rFonts w:ascii="Times New Roman" w:hAnsi="Times New Roman" w:cs="Times New Roman"/>
+        </w:rPr>
+        <w:t>δομές</w:t>
+      </w:r>
+      <w:r>
+        <w:rPr>
+          <w:rFonts w:ascii="Times New Roman" w:hAnsi="Times New Roman" w:cs="Times New Roman"/>
+        </w:rPr>
+        <w:t xml:space="preserve"> ενθαρρύνουν τ</w:t>
+      </w:r>
+      <w:r>
+        <w:rPr>
+          <w:rFonts w:ascii="Times New Roman" w:hAnsi="Times New Roman" w:cs="Times New Roman"/>
+        </w:rPr>
+        <w:t>ον χρήστη να συνεχίσει την πλοήγησή</w:t>
+      </w:r>
+      <w:r>
+        <w:rPr>
+          <w:rFonts w:ascii="Times New Roman" w:hAnsi="Times New Roman" w:cs="Times New Roman"/>
+        </w:rPr>
+        <w:t xml:space="preserve"> </w:t>
+      </w:r>
+      <w:sdt>
+        <w:sdtPr>
+          <w:rPr>
+            <w:rFonts w:ascii="Times New Roman" w:hAnsi="Times New Roman" w:cs="Times New Roman"/>
+          </w:rPr>
+          <w:id w:val="563987444"/>
+          <w:citation/>
+        </w:sdtPr>
+        <w:sdtContent>
+          <w:r>
+            <w:rPr>
+              <w:rFonts w:ascii="Times New Roman" w:hAnsi="Times New Roman" w:cs="Times New Roman"/>
+            </w:rPr>
+            <w:fldChar w:fldCharType="begin"/>
+          </w:r>
+          <w:r>
+            <w:rPr>
+              <w:rFonts w:ascii="Times New Roman" w:hAnsi="Times New Roman" w:cs="Times New Roman"/>
+            </w:rPr>
+            <w:instrText xml:space="preserve"> </w:instrText>
+          </w:r>
+          <w:r>
+            <w:rPr>
+              <w:rFonts w:ascii="Times New Roman" w:hAnsi="Times New Roman" w:cs="Times New Roman"/>
+              <w:lang w:val="en-GB"/>
+            </w:rPr>
+            <w:instrText>CITATION</w:instrText>
+          </w:r>
+          <w:r>
+            <w:rPr>
+              <w:rFonts w:ascii="Times New Roman" w:hAnsi="Times New Roman" w:cs="Times New Roman"/>
+            </w:rPr>
+            <w:instrText xml:space="preserve"> </w:instrText>
+          </w:r>
+          <w:r>
+            <w:rPr>
+              <w:rFonts w:ascii="Times New Roman" w:hAnsi="Times New Roman" w:cs="Times New Roman"/>
+              <w:lang w:val="en-GB"/>
+            </w:rPr>
+            <w:instrText>Nor</w:instrText>
+          </w:r>
+          <w:r>
+            <w:rPr>
+              <w:rFonts w:ascii="Times New Roman" w:hAnsi="Times New Roman" w:cs="Times New Roman"/>
+            </w:rPr>
+            <w:instrText>05 \</w:instrText>
+          </w:r>
+          <w:r>
+            <w:rPr>
+              <w:rFonts w:ascii="Times New Roman" w:hAnsi="Times New Roman" w:cs="Times New Roman"/>
+              <w:lang w:val="en-GB"/>
+            </w:rPr>
+            <w:instrText>l</w:instrText>
+          </w:r>
+          <w:r>
+            <w:rPr>
+              <w:rFonts w:ascii="Times New Roman" w:hAnsi="Times New Roman" w:cs="Times New Roman"/>
+            </w:rPr>
+            <w:instrText xml:space="preserve"> 2057 </w:instrText>
+          </w:r>
+          <w:r>
+            <w:rPr>
+              <w:rFonts w:ascii="Times New Roman" w:hAnsi="Times New Roman" w:cs="Times New Roman"/>
+            </w:rPr>
+            <w:fldChar w:fldCharType="separate"/>
+          </w:r>
+          <w:r>
+            <w:rPr>
+              <w:rFonts w:ascii="Times New Roman" w:hAnsi="Times New Roman" w:cs="Times New Roman"/>
+              <w:noProof/>
+            </w:rPr>
+            <w:t>(</w:t>
+          </w:r>
+          <w:r>
+            <w:rPr>
+              <w:rFonts w:ascii="Times New Roman" w:hAnsi="Times New Roman" w:cs="Times New Roman"/>
+              <w:noProof/>
+              <w:lang w:val="en-GB"/>
+            </w:rPr>
+            <w:t>Norman</w:t>
+          </w:r>
+          <w:r>
+            <w:rPr>
+              <w:rFonts w:ascii="Times New Roman" w:hAnsi="Times New Roman" w:cs="Times New Roman"/>
+              <w:noProof/>
+            </w:rPr>
+            <w:t xml:space="preserve"> 2005)</w:t>
+          </w:r>
+          <w:r>
+            <w:rPr>
+              <w:rFonts w:ascii="Times New Roman" w:hAnsi="Times New Roman" w:cs="Times New Roman"/>
+            </w:rPr>
+            <w:fldChar w:fldCharType="end"/>
+          </w:r>
+        </w:sdtContent>
+      </w:sdt>
+      <w:r>
+        <w:rPr>
+          <w:rFonts w:ascii="Times New Roman" w:hAnsi="Times New Roman" w:cs="Times New Roman"/>
+        </w:rPr>
+        <w:t>,</w:t>
+      </w:r>
+      <w:r>
+        <w:rPr>
+          <w:rFonts w:ascii="Times New Roman" w:hAnsi="Times New Roman" w:cs="Times New Roman"/>
+        </w:rPr>
+        <w:t xml:space="preserve"> </w:t>
+      </w:r>
+      <w:sdt>
+        <w:sdtPr>
+          <w:rPr>
+            <w:rFonts w:ascii="Times New Roman" w:hAnsi="Times New Roman" w:cs="Times New Roman"/>
+          </w:rPr>
+          <w:id w:val="-2146964773"/>
+          <w:citation/>
+        </w:sdtPr>
+        <w:sdtContent>
+          <w:r>
+            <w:rPr>
+              <w:rFonts w:ascii="Times New Roman" w:hAnsi="Times New Roman" w:cs="Times New Roman"/>
+            </w:rPr>
+            <w:fldChar w:fldCharType="begin"/>
+          </w:r>
+          <w:r>
+            <w:rPr>
+              <w:rFonts w:ascii="Times New Roman" w:hAnsi="Times New Roman" w:cs="Times New Roman"/>
+            </w:rPr>
+            <w:instrText xml:space="preserve"> </w:instrText>
+          </w:r>
+          <w:r>
+            <w:rPr>
+              <w:rFonts w:ascii="Times New Roman" w:hAnsi="Times New Roman" w:cs="Times New Roman"/>
+              <w:lang w:val="en-GB"/>
+            </w:rPr>
+            <w:instrText>CITATION</w:instrText>
+          </w:r>
+          <w:r>
+            <w:rPr>
+              <w:rFonts w:ascii="Times New Roman" w:hAnsi="Times New Roman" w:cs="Times New Roman"/>
+            </w:rPr>
+            <w:instrText xml:space="preserve"> </w:instrText>
+          </w:r>
+          <w:r>
+            <w:rPr>
+              <w:rFonts w:ascii="Times New Roman" w:hAnsi="Times New Roman" w:cs="Times New Roman"/>
+              <w:lang w:val="en-GB"/>
+            </w:rPr>
+            <w:instrText>Has</w:instrText>
+          </w:r>
+          <w:r>
+            <w:rPr>
+              <w:rFonts w:ascii="Times New Roman" w:hAnsi="Times New Roman" w:cs="Times New Roman"/>
+            </w:rPr>
+            <w:instrText>06 \</w:instrText>
+          </w:r>
+          <w:r>
+            <w:rPr>
+              <w:rFonts w:ascii="Times New Roman" w:hAnsi="Times New Roman" w:cs="Times New Roman"/>
+              <w:lang w:val="en-GB"/>
+            </w:rPr>
+            <w:instrText>l</w:instrText>
+          </w:r>
+          <w:r>
+            <w:rPr>
+              <w:rFonts w:ascii="Times New Roman" w:hAnsi="Times New Roman" w:cs="Times New Roman"/>
+            </w:rPr>
+            <w:instrText xml:space="preserve"> 2057 </w:instrText>
+          </w:r>
+          <w:r>
+            <w:rPr>
+              <w:rFonts w:ascii="Times New Roman" w:hAnsi="Times New Roman" w:cs="Times New Roman"/>
+            </w:rPr>
+            <w:fldChar w:fldCharType="separate"/>
+          </w:r>
+          <w:r>
+            <w:rPr>
+              <w:rFonts w:ascii="Times New Roman" w:hAnsi="Times New Roman" w:cs="Times New Roman"/>
+              <w:noProof/>
+            </w:rPr>
+            <w:t>(</w:t>
+          </w:r>
+          <w:r>
+            <w:rPr>
+              <w:rFonts w:ascii="Times New Roman" w:hAnsi="Times New Roman" w:cs="Times New Roman"/>
+              <w:noProof/>
+              <w:lang w:val="en-GB"/>
+            </w:rPr>
+            <w:t>Hassenzahl</w:t>
+          </w:r>
+          <w:r>
+            <w:rPr>
+              <w:rFonts w:ascii="Times New Roman" w:hAnsi="Times New Roman" w:cs="Times New Roman"/>
+              <w:noProof/>
+            </w:rPr>
+            <w:t xml:space="preserve"> </w:t>
+          </w:r>
+          <w:r>
+            <w:rPr>
+              <w:rFonts w:ascii="Times New Roman" w:hAnsi="Times New Roman" w:cs="Times New Roman"/>
+              <w:noProof/>
+              <w:lang w:val="en-GB"/>
+            </w:rPr>
+            <w:t>and</w:t>
+          </w:r>
+          <w:r>
+            <w:rPr>
+              <w:rFonts w:ascii="Times New Roman" w:hAnsi="Times New Roman" w:cs="Times New Roman"/>
+              <w:noProof/>
+            </w:rPr>
+            <w:t xml:space="preserve"> </w:t>
+          </w:r>
+          <w:r>
+            <w:rPr>
+              <w:rFonts w:ascii="Times New Roman" w:hAnsi="Times New Roman" w:cs="Times New Roman"/>
+              <w:noProof/>
+              <w:lang w:val="en-GB"/>
+            </w:rPr>
+            <w:t>Tractinsky</w:t>
+          </w:r>
+          <w:r>
+            <w:rPr>
+              <w:rFonts w:ascii="Times New Roman" w:hAnsi="Times New Roman" w:cs="Times New Roman"/>
+              <w:noProof/>
+            </w:rPr>
+            <w:t xml:space="preserve"> 2006)</w:t>
+          </w:r>
+          <w:r>
+            <w:rPr>
+              <w:rFonts w:ascii="Times New Roman" w:hAnsi="Times New Roman" w:cs="Times New Roman"/>
+            </w:rPr>
+            <w:fldChar w:fldCharType="end"/>
+          </w:r>
+        </w:sdtContent>
+      </w:sdt>
+      <w:r>
+        <w:rPr>
+          <w:rFonts w:ascii="Times New Roman" w:hAnsi="Times New Roman" w:cs="Times New Roman"/>
+        </w:rPr>
+        <w:t xml:space="preserve">. </w:t>
+      </w:r>
+      <w:r>
+        <w:rPr>
+          <w:rFonts w:ascii="Times New Roman" w:hAnsi="Times New Roman" w:cs="Times New Roman"/>
+        </w:rPr>
+        <w:t xml:space="preserve"> </w:t>
+      </w:r>
+      <w:r>
+        <w:rPr>
+          <w:rFonts w:ascii="Times New Roman" w:hAnsi="Times New Roman" w:cs="Times New Roman"/>
+        </w:rPr>
+        <w:t xml:space="preserve">Ένα σαφές </w:t>
+      </w:r>
+      <w:r>
+        <w:rPr>
+          <w:rFonts w:ascii="Times New Roman" w:hAnsi="Times New Roman" w:cs="Times New Roman"/>
+        </w:rPr>
+        <w:t xml:space="preserve">και οργανωμένο </w:t>
+      </w:r>
+      <w:r>
+        <w:rPr>
+          <w:rFonts w:ascii="Times New Roman" w:hAnsi="Times New Roman" w:cs="Times New Roman"/>
+        </w:rPr>
+        <w:t xml:space="preserve">περιβάλλον </w:t>
+      </w:r>
+      <w:r>
+        <w:rPr>
+          <w:rFonts w:ascii="Times New Roman" w:hAnsi="Times New Roman" w:cs="Times New Roman"/>
+        </w:rPr>
+        <w:t>α</w:t>
+      </w:r>
+      <w:r>
+        <w:rPr>
+          <w:rFonts w:ascii="Times New Roman" w:hAnsi="Times New Roman" w:cs="Times New Roman"/>
+        </w:rPr>
+        <w:t>ποτρέπει</w:t>
+      </w:r>
+      <w:r>
+        <w:rPr>
+          <w:rFonts w:ascii="Times New Roman" w:hAnsi="Times New Roman" w:cs="Times New Roman"/>
+        </w:rPr>
+        <w:t xml:space="preserve"> τους αντιπερισπασμούς που μπορεί να αποπροσανατολίσουν τον χρήστη</w:t>
+      </w:r>
+      <w:r>
+        <w:rPr>
+          <w:rFonts w:ascii="Times New Roman" w:hAnsi="Times New Roman" w:cs="Times New Roman"/>
+        </w:rPr>
+        <w:t>. Η απλότητα στη σχεδίαση και η σωστή ιεράρχηση πληροφοριών βελτιώνουν την κατανόηση και μειώνουν το άγχος πλοήγησης</w:t>
+      </w:r>
+      <w:r>
+        <w:rPr>
+          <w:rFonts w:ascii="Times New Roman" w:hAnsi="Times New Roman" w:cs="Times New Roman"/>
+        </w:rPr>
+        <w:t>, ε</w:t>
+      </w:r>
+      <w:r>
+        <w:rPr>
+          <w:rFonts w:ascii="Times New Roman" w:hAnsi="Times New Roman" w:cs="Times New Roman"/>
+        </w:rPr>
+        <w:t xml:space="preserve">πιπλέον, η θετική εμπειρία συνδέεται άμεσα με </w:t>
+      </w:r>
+      <w:r>
+        <w:rPr>
+          <w:rFonts w:ascii="Times New Roman" w:hAnsi="Times New Roman" w:cs="Times New Roman"/>
+        </w:rPr>
+        <w:t>την</w:t>
+      </w:r>
+      <w:r>
+        <w:rPr>
+          <w:rFonts w:ascii="Times New Roman" w:hAnsi="Times New Roman" w:cs="Times New Roman"/>
+        </w:rPr>
+        <w:t xml:space="preserve"> </w:t>
+      </w:r>
+      <w:r>
+        <w:rPr>
+          <w:rFonts w:ascii="Times New Roman" w:hAnsi="Times New Roman" w:cs="Times New Roman"/>
+        </w:rPr>
+        <w:t xml:space="preserve">πιθανή </w:t>
+      </w:r>
+      <w:r>
+        <w:rPr>
+          <w:rFonts w:ascii="Times New Roman" w:hAnsi="Times New Roman" w:cs="Times New Roman"/>
+        </w:rPr>
+        <w:t xml:space="preserve">πρόθεση </w:t>
+      </w:r>
+      <w:r>
+        <w:rPr>
+          <w:rFonts w:ascii="Times New Roman" w:hAnsi="Times New Roman" w:cs="Times New Roman"/>
+        </w:rPr>
+        <w:t xml:space="preserve">του </w:t>
+      </w:r>
+      <w:r>
+        <w:rPr>
+          <w:rFonts w:ascii="Times New Roman" w:hAnsi="Times New Roman" w:cs="Times New Roman"/>
+        </w:rPr>
+        <w:lastRenderedPageBreak/>
+        <w:t xml:space="preserve">χρήστη να </w:t>
+      </w:r>
+      <w:r>
+        <w:rPr>
+          <w:rFonts w:ascii="Times New Roman" w:hAnsi="Times New Roman" w:cs="Times New Roman"/>
+        </w:rPr>
+        <w:t>επιστρ</w:t>
+      </w:r>
+      <w:r>
+        <w:rPr>
+          <w:rFonts w:ascii="Times New Roman" w:hAnsi="Times New Roman" w:cs="Times New Roman"/>
+        </w:rPr>
+        <w:t>έψει</w:t>
+      </w:r>
+      <w:r>
+        <w:rPr>
+          <w:rFonts w:ascii="Times New Roman" w:hAnsi="Times New Roman" w:cs="Times New Roman"/>
+        </w:rPr>
+        <w:t xml:space="preserve"> στον ιστότοπο και </w:t>
+      </w:r>
+      <w:r>
+        <w:rPr>
+          <w:rFonts w:ascii="Times New Roman" w:hAnsi="Times New Roman" w:cs="Times New Roman"/>
+        </w:rPr>
+        <w:t>αυξάνει</w:t>
+      </w:r>
+      <w:r>
+        <w:rPr>
+          <w:rFonts w:ascii="Times New Roman" w:hAnsi="Times New Roman" w:cs="Times New Roman"/>
+        </w:rPr>
+        <w:t xml:space="preserve"> εμπιστοσύνη </w:t>
+      </w:r>
+      <w:r>
+        <w:rPr>
+          <w:rFonts w:ascii="Times New Roman" w:hAnsi="Times New Roman" w:cs="Times New Roman"/>
+        </w:rPr>
+        <w:t xml:space="preserve">που δίχνει προς </w:t>
+      </w:r>
+      <w:r>
+        <w:rPr>
+          <w:rFonts w:ascii="Times New Roman" w:hAnsi="Times New Roman" w:cs="Times New Roman"/>
+        </w:rPr>
+        <w:t>προς το</w:t>
+      </w:r>
+      <w:r>
+        <w:rPr>
+          <w:rFonts w:ascii="Times New Roman" w:hAnsi="Times New Roman" w:cs="Times New Roman"/>
+        </w:rPr>
+        <w:t xml:space="preserve"> εκάστοτε</w:t>
+      </w:r>
+      <w:r>
+        <w:rPr>
+          <w:rFonts w:ascii="Times New Roman" w:hAnsi="Times New Roman" w:cs="Times New Roman"/>
+        </w:rPr>
+        <w:t xml:space="preserve"> προϊόν ή υπηρεσία</w:t>
+      </w:r>
+      <w:sdt>
+        <w:sdtPr>
+          <w:rPr>
+            <w:rFonts w:ascii="Times New Roman" w:hAnsi="Times New Roman" w:cs="Times New Roman"/>
+          </w:rPr>
+          <w:id w:val="2122190096"/>
+          <w:citation/>
+        </w:sdtPr>
+        <w:sdtContent>
+          <w:r>
+            <w:rPr>
+              <w:rFonts w:ascii="Times New Roman" w:hAnsi="Times New Roman" w:cs="Times New Roman"/>
+            </w:rPr>
+            <w:fldChar w:fldCharType="begin"/>
+          </w:r>
+          <w:r>
+            <w:rPr>
+              <w:rFonts w:ascii="Times New Roman" w:hAnsi="Times New Roman" w:cs="Times New Roman"/>
+            </w:rPr>
+            <w:instrText xml:space="preserve"> </w:instrText>
+          </w:r>
+          <w:r>
+            <w:rPr>
+              <w:rFonts w:ascii="Times New Roman" w:hAnsi="Times New Roman" w:cs="Times New Roman"/>
+              <w:lang w:val="en-GB"/>
+            </w:rPr>
+            <w:instrText>CITATION</w:instrText>
+          </w:r>
+          <w:r>
+            <w:rPr>
+              <w:rFonts w:ascii="Times New Roman" w:hAnsi="Times New Roman" w:cs="Times New Roman"/>
+            </w:rPr>
+            <w:instrText xml:space="preserve"> </w:instrText>
+          </w:r>
+          <w:r>
+            <w:rPr>
+              <w:rFonts w:ascii="Times New Roman" w:hAnsi="Times New Roman" w:cs="Times New Roman"/>
+              <w:lang w:val="en-GB"/>
+            </w:rPr>
+            <w:instrText>Sut</w:instrText>
+          </w:r>
+          <w:r>
+            <w:rPr>
+              <w:rFonts w:ascii="Times New Roman" w:hAnsi="Times New Roman" w:cs="Times New Roman"/>
+            </w:rPr>
+            <w:instrText>05 \</w:instrText>
+          </w:r>
+          <w:r>
+            <w:rPr>
+              <w:rFonts w:ascii="Times New Roman" w:hAnsi="Times New Roman" w:cs="Times New Roman"/>
+              <w:lang w:val="en-GB"/>
+            </w:rPr>
+            <w:instrText>l</w:instrText>
+          </w:r>
+          <w:r>
+            <w:rPr>
+              <w:rFonts w:ascii="Times New Roman" w:hAnsi="Times New Roman" w:cs="Times New Roman"/>
+            </w:rPr>
+            <w:instrText xml:space="preserve"> 2057 </w:instrText>
+          </w:r>
+          <w:r>
+            <w:rPr>
+              <w:rFonts w:ascii="Times New Roman" w:hAnsi="Times New Roman" w:cs="Times New Roman"/>
+            </w:rPr>
+            <w:fldChar w:fldCharType="separate"/>
+          </w:r>
+          <w:r>
+            <w:rPr>
+              <w:rFonts w:ascii="Times New Roman" w:hAnsi="Times New Roman" w:cs="Times New Roman"/>
+              <w:noProof/>
+            </w:rPr>
+            <w:t xml:space="preserve"> (</w:t>
+          </w:r>
+          <w:r>
+            <w:rPr>
+              <w:rFonts w:ascii="Times New Roman" w:hAnsi="Times New Roman" w:cs="Times New Roman"/>
+              <w:noProof/>
+              <w:lang w:val="en-GB"/>
+            </w:rPr>
+            <w:t>Sutcliffe</w:t>
+          </w:r>
+          <w:r>
+            <w:rPr>
+              <w:rFonts w:ascii="Times New Roman" w:hAnsi="Times New Roman" w:cs="Times New Roman"/>
+              <w:noProof/>
+            </w:rPr>
+            <w:t xml:space="preserve"> </w:t>
+          </w:r>
+          <w:r>
+            <w:rPr>
+              <w:rFonts w:ascii="Times New Roman" w:hAnsi="Times New Roman" w:cs="Times New Roman"/>
+              <w:noProof/>
+              <w:lang w:val="en-GB"/>
+            </w:rPr>
+            <w:t>and</w:t>
+          </w:r>
+          <w:r>
+            <w:rPr>
+              <w:rFonts w:ascii="Times New Roman" w:hAnsi="Times New Roman" w:cs="Times New Roman"/>
+              <w:noProof/>
+            </w:rPr>
+            <w:t xml:space="preserve"> </w:t>
+          </w:r>
+          <w:r>
+            <w:rPr>
+              <w:rFonts w:ascii="Times New Roman" w:hAnsi="Times New Roman" w:cs="Times New Roman"/>
+              <w:noProof/>
+              <w:lang w:val="en-GB"/>
+            </w:rPr>
+            <w:t>De</w:t>
+          </w:r>
+          <w:r>
+            <w:rPr>
+              <w:rFonts w:ascii="Times New Roman" w:hAnsi="Times New Roman" w:cs="Times New Roman"/>
+              <w:noProof/>
+            </w:rPr>
+            <w:t xml:space="preserve"> </w:t>
+          </w:r>
+          <w:r>
+            <w:rPr>
+              <w:rFonts w:ascii="Times New Roman" w:hAnsi="Times New Roman" w:cs="Times New Roman"/>
+              <w:noProof/>
+              <w:lang w:val="en-GB"/>
+            </w:rPr>
+            <w:t>Angeli</w:t>
+          </w:r>
+          <w:r>
+            <w:rPr>
+              <w:rFonts w:ascii="Times New Roman" w:hAnsi="Times New Roman" w:cs="Times New Roman"/>
+              <w:noProof/>
+            </w:rPr>
+            <w:t xml:space="preserve"> 2005)</w:t>
+          </w:r>
+          <w:r>
+            <w:rPr>
+              <w:rFonts w:ascii="Times New Roman" w:hAnsi="Times New Roman" w:cs="Times New Roman"/>
+            </w:rPr>
+            <w:fldChar w:fldCharType="end"/>
+          </w:r>
+        </w:sdtContent>
+      </w:sdt>
+      <w:r>
+        <w:rPr>
+          <w:rFonts w:ascii="Times New Roman" w:hAnsi="Times New Roman" w:cs="Times New Roman"/>
+        </w:rPr>
+        <w:t>.</w:t>
+      </w:r>
+    </w:p>
+    <w:p>
+      <w:pPr>
+        <w:pStyle w:val="-"/>
+        <w:rPr>
+          <w:rFonts w:ascii="Times New Roman" w:hAnsi="Times New Roman" w:cs="Times New Roman"/>
+        </w:rPr>
+      </w:pPr>
+    </w:p>
+    <w:p>
+      <w:pPr>
+        <w:pStyle w:val="Heading4"/>
+      </w:pPr>
+      <w:r>
+        <w:t xml:space="preserve">Σχετικές μελέτες και πρότερο έργο </w:t>
+      </w:r>
+    </w:p>
+    <w:p>
+      <w:pPr>
+        <w:pStyle w:val="-"/>
+        <w:rPr>
+          <w:rFonts w:ascii="Times New Roman" w:hAnsi="Times New Roman" w:cs="Times New Roman"/>
+        </w:rPr>
+      </w:pPr>
+    </w:p>
+    <w:p>
+      <w:pPr>
+        <w:pStyle w:val="-"/>
+        <w:rPr>
+          <w:rFonts w:ascii="Times New Roman" w:hAnsi="Times New Roman" w:cs="Times New Roman"/>
+        </w:rPr>
+      </w:pPr>
+      <w:r>
+        <w:rPr>
+          <w:rFonts w:ascii="Times New Roman" w:hAnsi="Times New Roman" w:cs="Times New Roman"/>
+        </w:rPr>
+        <w:t>Η έρευνα για τη</w:t>
+      </w:r>
+      <w:r>
+        <w:rPr>
+          <w:rFonts w:ascii="Times New Roman" w:hAnsi="Times New Roman" w:cs="Times New Roman"/>
+        </w:rPr>
+        <w:t xml:space="preserve">ν αποτελεσματικότητα δημιουργίας </w:t>
+      </w:r>
+      <w:r>
+        <w:rPr>
+          <w:rFonts w:ascii="Times New Roman" w:hAnsi="Times New Roman" w:cs="Times New Roman"/>
+        </w:rPr>
+        <w:t>ιστοσελίδων έχει αναδείξει μεθ</w:t>
+      </w:r>
+      <w:r>
+        <w:rPr>
+          <w:rFonts w:ascii="Times New Roman" w:hAnsi="Times New Roman" w:cs="Times New Roman"/>
+        </w:rPr>
+        <w:t>ό</w:t>
+      </w:r>
+      <w:r>
+        <w:rPr>
+          <w:rFonts w:ascii="Times New Roman" w:hAnsi="Times New Roman" w:cs="Times New Roman"/>
+        </w:rPr>
+        <w:t>δο</w:t>
+      </w:r>
+      <w:r>
+        <w:rPr>
+          <w:rFonts w:ascii="Times New Roman" w:hAnsi="Times New Roman" w:cs="Times New Roman"/>
+        </w:rPr>
+        <w:t xml:space="preserve">υς που </w:t>
+      </w:r>
+      <w:r>
+        <w:rPr>
+          <w:rFonts w:ascii="Times New Roman" w:hAnsi="Times New Roman" w:cs="Times New Roman"/>
+        </w:rPr>
+        <w:t xml:space="preserve"> </w:t>
+      </w:r>
+      <w:r>
+        <w:rPr>
+          <w:rFonts w:ascii="Times New Roman" w:hAnsi="Times New Roman" w:cs="Times New Roman"/>
+        </w:rPr>
+        <w:t>Προάγουν την</w:t>
+      </w:r>
+      <w:r>
+        <w:rPr>
+          <w:rFonts w:ascii="Times New Roman" w:hAnsi="Times New Roman" w:cs="Times New Roman"/>
+        </w:rPr>
+        <w:t xml:space="preserve"> παραγωγικότητα</w:t>
+      </w:r>
+      <w:r>
+        <w:rPr>
+          <w:rFonts w:ascii="Times New Roman" w:hAnsi="Times New Roman" w:cs="Times New Roman"/>
+        </w:rPr>
+        <w:t xml:space="preserve"> κατά τη χρήση τους</w:t>
+      </w:r>
+      <w:r>
+        <w:rPr>
+          <w:rFonts w:ascii="Times New Roman" w:hAnsi="Times New Roman" w:cs="Times New Roman"/>
+        </w:rPr>
+        <w:t>. Πρ</w:t>
+      </w:r>
+      <w:r>
+        <w:rPr>
+          <w:rFonts w:ascii="Times New Roman" w:hAnsi="Times New Roman" w:cs="Times New Roman"/>
+        </w:rPr>
+        <w:t>ότερες</w:t>
+      </w:r>
+      <w:r>
+        <w:rPr>
+          <w:rFonts w:ascii="Times New Roman" w:hAnsi="Times New Roman" w:cs="Times New Roman"/>
+        </w:rPr>
+        <w:t xml:space="preserve"> μελέτες </w:t>
+      </w:r>
+      <w:r>
+        <w:rPr>
+          <w:rFonts w:ascii="Times New Roman" w:hAnsi="Times New Roman" w:cs="Times New Roman"/>
+        </w:rPr>
+        <w:t>συνιστούν πως</w:t>
+      </w:r>
+      <w:r>
+        <w:rPr>
+          <w:rFonts w:ascii="Times New Roman" w:hAnsi="Times New Roman" w:cs="Times New Roman"/>
+        </w:rPr>
+        <w:t xml:space="preserve"> μικρές αλλαγές στη δομή πλοήγησης</w:t>
+      </w:r>
+      <w:r>
+        <w:rPr>
+          <w:rFonts w:ascii="Times New Roman" w:hAnsi="Times New Roman" w:cs="Times New Roman"/>
+        </w:rPr>
+        <w:t xml:space="preserve"> και στη</w:t>
+      </w:r>
+      <w:r>
+        <w:rPr>
+          <w:rFonts w:ascii="Times New Roman" w:hAnsi="Times New Roman" w:cs="Times New Roman"/>
+        </w:rPr>
+        <w:t xml:space="preserve"> διάταξη </w:t>
+      </w:r>
+      <w:r>
+        <w:rPr>
+          <w:rFonts w:ascii="Times New Roman" w:hAnsi="Times New Roman" w:cs="Times New Roman"/>
+        </w:rPr>
+        <w:t xml:space="preserve">του </w:t>
+      </w:r>
+      <w:r>
+        <w:rPr>
+          <w:rFonts w:ascii="Times New Roman" w:hAnsi="Times New Roman" w:cs="Times New Roman"/>
+        </w:rPr>
+        <w:t xml:space="preserve">περιεχομένου </w:t>
+      </w:r>
+      <w:r>
+        <w:rPr>
+          <w:rFonts w:ascii="Times New Roman" w:hAnsi="Times New Roman" w:cs="Times New Roman"/>
+        </w:rPr>
+        <w:t xml:space="preserve">ενός ιστοτόπου μπορούν να μειώσουν τον χρόνο που απαιτείται για την </w:t>
+      </w:r>
+      <w:r>
+        <w:rPr>
+          <w:rFonts w:ascii="Times New Roman" w:hAnsi="Times New Roman" w:cs="Times New Roman"/>
+        </w:rPr>
+        <w:t xml:space="preserve">ολοκλήρωση </w:t>
+      </w:r>
+      <w:r>
+        <w:rPr>
+          <w:rFonts w:ascii="Times New Roman" w:hAnsi="Times New Roman" w:cs="Times New Roman"/>
+        </w:rPr>
+        <w:t xml:space="preserve">κάθε </w:t>
+      </w:r>
+      <w:r>
+        <w:rPr>
+          <w:rFonts w:ascii="Times New Roman" w:hAnsi="Times New Roman" w:cs="Times New Roman"/>
+        </w:rPr>
+        <w:t>εργασι</w:t>
+      </w:r>
+      <w:r>
+        <w:rPr>
+          <w:rFonts w:ascii="Times New Roman" w:hAnsi="Times New Roman" w:cs="Times New Roman"/>
+        </w:rPr>
+        <w:t>ας. Πλέον έχουν καθιερωθεί</w:t>
+      </w:r>
+      <w:r>
+        <w:rPr>
+          <w:rFonts w:ascii="Times New Roman" w:hAnsi="Times New Roman" w:cs="Times New Roman"/>
+        </w:rPr>
+        <w:t xml:space="preserve"> μ</w:t>
+      </w:r>
+      <w:r>
+        <w:rPr>
+          <w:rFonts w:ascii="Times New Roman" w:hAnsi="Times New Roman" w:cs="Times New Roman"/>
+        </w:rPr>
+        <w:t>έ</w:t>
+      </w:r>
+      <w:r>
+        <w:rPr>
+          <w:rFonts w:ascii="Times New Roman" w:hAnsi="Times New Roman" w:cs="Times New Roman"/>
+        </w:rPr>
+        <w:t>θ</w:t>
+      </w:r>
+      <w:r>
+        <w:rPr>
+          <w:rFonts w:ascii="Times New Roman" w:hAnsi="Times New Roman" w:cs="Times New Roman"/>
+        </w:rPr>
+        <w:t>ο</w:t>
+      </w:r>
+      <w:r>
+        <w:rPr>
+          <w:rFonts w:ascii="Times New Roman" w:hAnsi="Times New Roman" w:cs="Times New Roman"/>
+        </w:rPr>
+        <w:t xml:space="preserve">δοι όπως οι πολυμεταβλητές δοκιμές </w:t>
+      </w:r>
+      <w:r>
+        <w:rPr>
+          <w:rFonts w:ascii="Times New Roman" w:hAnsi="Times New Roman" w:cs="Times New Roman"/>
+        </w:rPr>
+        <w:t>που</w:t>
+      </w:r>
+      <w:r>
+        <w:rPr>
+          <w:rFonts w:ascii="Times New Roman" w:hAnsi="Times New Roman" w:cs="Times New Roman"/>
+        </w:rPr>
+        <w:t xml:space="preserve"> μ</w:t>
+      </w:r>
+      <w:r>
+        <w:rPr>
+          <w:rFonts w:ascii="Times New Roman" w:hAnsi="Times New Roman" w:cs="Times New Roman"/>
+        </w:rPr>
+        <w:t>ε</w:t>
+      </w:r>
+      <w:r>
+        <w:rPr>
+          <w:rFonts w:ascii="Times New Roman" w:hAnsi="Times New Roman" w:cs="Times New Roman"/>
+        </w:rPr>
+        <w:t>τρ</w:t>
+      </w:r>
+      <w:r>
+        <w:rPr>
+          <w:rFonts w:ascii="Times New Roman" w:hAnsi="Times New Roman" w:cs="Times New Roman"/>
+        </w:rPr>
+        <w:t>ούν την</w:t>
+      </w:r>
+      <w:r>
+        <w:rPr>
+          <w:rFonts w:ascii="Times New Roman" w:hAnsi="Times New Roman" w:cs="Times New Roman"/>
+        </w:rPr>
+        <w:t xml:space="preserve"> </w:t>
+      </w:r>
+      <w:r>
+        <w:rPr>
+          <w:rFonts w:ascii="Times New Roman" w:hAnsi="Times New Roman" w:cs="Times New Roman"/>
+        </w:rPr>
+        <w:t>αποδοτικότητα</w:t>
+      </w:r>
+      <w:r>
+        <w:rPr>
+          <w:rFonts w:ascii="Times New Roman" w:hAnsi="Times New Roman" w:cs="Times New Roman"/>
+        </w:rPr>
+        <w:t xml:space="preserve"> σε πραγματικές συνθήκες. Πλαίσια όπως το WebQEM και το WebQual, καθώς και πρότυπα όπως το </w:t>
+      </w:r>
+      <w:sdt>
+        <w:sdtPr>
+          <w:rPr>
+            <w:rFonts w:ascii="Times New Roman" w:hAnsi="Times New Roman" w:cs="Times New Roman"/>
+          </w:rPr>
+          <w:id w:val="-1283183139"/>
+          <w:citation/>
+        </w:sdtPr>
+        <w:sdtContent>
+          <w:r>
+            <w:rPr>
+              <w:rFonts w:ascii="Times New Roman" w:hAnsi="Times New Roman" w:cs="Times New Roman"/>
+            </w:rPr>
+            <w:fldChar w:fldCharType="begin"/>
+          </w:r>
+          <w:r>
+            <w:rPr>
+              <w:rFonts w:ascii="Times New Roman" w:hAnsi="Times New Roman" w:cs="Times New Roman"/>
+            </w:rPr>
+            <w:instrText xml:space="preserve">CITATION ISO924111 \l 2057 </w:instrText>
+          </w:r>
+          <w:r>
+            <w:rPr>
+              <w:rFonts w:ascii="Times New Roman" w:hAnsi="Times New Roman" w:cs="Times New Roman"/>
+            </w:rPr>
+            <w:fldChar w:fldCharType="separate"/>
+          </w:r>
+          <w:r>
+            <w:rPr>
+              <w:rFonts w:ascii="Times New Roman" w:hAnsi="Times New Roman" w:cs="Times New Roman"/>
+              <w:noProof/>
+            </w:rPr>
+            <w:t>(ISO 9241-11 2018)</w:t>
+          </w:r>
+          <w:r>
+            <w:rPr>
+              <w:rFonts w:ascii="Times New Roman" w:hAnsi="Times New Roman" w:cs="Times New Roman"/>
+            </w:rPr>
+            <w:fldChar w:fldCharType="end"/>
+          </w:r>
+        </w:sdtContent>
+      </w:sdt>
+      <w:r>
+        <w:rPr>
+          <w:rFonts w:ascii="Times New Roman" w:hAnsi="Times New Roman" w:cs="Times New Roman"/>
+        </w:rPr>
+        <w:t xml:space="preserve">, τυποποίησαν την αξιολόγηση </w:t>
+      </w:r>
+      <w:r>
+        <w:rPr>
+          <w:rFonts w:ascii="Times New Roman" w:hAnsi="Times New Roman" w:cs="Times New Roman"/>
+        </w:rPr>
+        <w:t>αυτή</w:t>
+      </w:r>
+      <w:r>
+        <w:rPr>
+          <w:rFonts w:ascii="Times New Roman" w:hAnsi="Times New Roman" w:cs="Times New Roman"/>
+        </w:rPr>
+        <w:t>, λαμβάνοντας υπόψη την αποδοτικότητα, την ικανοποίηση και την αξιοπιστία</w:t>
+      </w:r>
+      <w:r>
+        <w:rPr>
+          <w:rFonts w:ascii="Times New Roman" w:hAnsi="Times New Roman" w:cs="Times New Roman"/>
+        </w:rPr>
+        <w:t xml:space="preserve"> που προσφέρει μια σελίδα</w:t>
+      </w:r>
+      <w:r>
+        <w:rPr>
+          <w:rFonts w:ascii="Times New Roman" w:hAnsi="Times New Roman" w:cs="Times New Roman"/>
+        </w:rPr>
+        <w:t xml:space="preserve">. Εργαλεία όπως το </w:t>
+      </w:r>
+      <w:sdt>
+        <w:sdtPr>
+          <w:rPr>
+            <w:rFonts w:ascii="Times New Roman" w:hAnsi="Times New Roman" w:cs="Times New Roman"/>
+          </w:rPr>
+          <w:id w:val="123824677"/>
+          <w:citation/>
+        </w:sdtPr>
+        <w:sdtContent>
+          <w:r>
+            <w:rPr>
+              <w:rFonts w:ascii="Times New Roman" w:hAnsi="Times New Roman" w:cs="Times New Roman"/>
+            </w:rPr>
+            <w:fldChar w:fldCharType="begin"/>
+          </w:r>
+          <w:r>
+            <w:rPr>
+              <w:rFonts w:ascii="Times New Roman" w:hAnsi="Times New Roman" w:cs="Times New Roman"/>
+            </w:rPr>
+            <w:instrText xml:space="preserve"> </w:instrText>
+          </w:r>
+          <w:r>
+            <w:rPr>
+              <w:rFonts w:ascii="Times New Roman" w:hAnsi="Times New Roman" w:cs="Times New Roman"/>
+              <w:lang w:val="en-GB"/>
+            </w:rPr>
+            <w:instrText>CITATION</w:instrText>
+          </w:r>
+          <w:r>
+            <w:rPr>
+              <w:rFonts w:ascii="Times New Roman" w:hAnsi="Times New Roman" w:cs="Times New Roman"/>
+            </w:rPr>
+            <w:instrText xml:space="preserve"> </w:instrText>
+          </w:r>
+          <w:r>
+            <w:rPr>
+              <w:rFonts w:ascii="Times New Roman" w:hAnsi="Times New Roman" w:cs="Times New Roman"/>
+              <w:lang w:val="en-GB"/>
+            </w:rPr>
+            <w:instrText>JSa</w:instrText>
+          </w:r>
+          <w:r>
+            <w:rPr>
+              <w:rFonts w:ascii="Times New Roman" w:hAnsi="Times New Roman" w:cs="Times New Roman"/>
+            </w:rPr>
+            <w:instrText>11 \</w:instrText>
+          </w:r>
+          <w:r>
+            <w:rPr>
+              <w:rFonts w:ascii="Times New Roman" w:hAnsi="Times New Roman" w:cs="Times New Roman"/>
+              <w:lang w:val="en-GB"/>
+            </w:rPr>
+            <w:instrText>l</w:instrText>
+          </w:r>
+          <w:r>
+            <w:rPr>
+              <w:rFonts w:ascii="Times New Roman" w:hAnsi="Times New Roman" w:cs="Times New Roman"/>
+            </w:rPr>
+            <w:instrText xml:space="preserve"> 2057 </w:instrText>
+          </w:r>
+          <w:r>
+            <w:rPr>
+              <w:rFonts w:ascii="Times New Roman" w:hAnsi="Times New Roman" w:cs="Times New Roman"/>
+            </w:rPr>
+            <w:fldChar w:fldCharType="separate"/>
+          </w:r>
+          <w:r>
+            <w:rPr>
+              <w:rFonts w:ascii="Times New Roman" w:hAnsi="Times New Roman" w:cs="Times New Roman"/>
+              <w:noProof/>
+            </w:rPr>
+            <w:t>(</w:t>
+          </w:r>
+          <w:r>
+            <w:rPr>
+              <w:rFonts w:ascii="Times New Roman" w:hAnsi="Times New Roman" w:cs="Times New Roman"/>
+              <w:noProof/>
+              <w:lang w:val="en-GB"/>
+            </w:rPr>
+            <w:t>Sauro</w:t>
+          </w:r>
+          <w:r>
+            <w:rPr>
+              <w:rFonts w:ascii="Times New Roman" w:hAnsi="Times New Roman" w:cs="Times New Roman"/>
+              <w:noProof/>
+            </w:rPr>
+            <w:t xml:space="preserve"> 2011)</w:t>
+          </w:r>
+          <w:r>
+            <w:rPr>
+              <w:rFonts w:ascii="Times New Roman" w:hAnsi="Times New Roman" w:cs="Times New Roman"/>
+            </w:rPr>
+            <w:fldChar w:fldCharType="end"/>
+          </w:r>
+        </w:sdtContent>
+      </w:sdt>
+      <w:r>
+        <w:rPr>
+          <w:rFonts w:ascii="Times New Roman" w:hAnsi="Times New Roman" w:cs="Times New Roman"/>
+        </w:rPr>
+        <w:t xml:space="preserve"> και το Website Analysis and Measurement Inventory (WAMMI) παρέχουν τυποποιημένες μετρήσεις ικανοποίησης, ενώ </w:t>
+      </w:r>
+      <w:r>
+        <w:rPr>
+          <w:rFonts w:ascii="Times New Roman" w:hAnsi="Times New Roman" w:cs="Times New Roman"/>
+        </w:rPr>
+        <w:t>συνδυαστικά η</w:t>
+      </w:r>
+      <w:r>
+        <w:rPr>
+          <w:rFonts w:ascii="Times New Roman" w:hAnsi="Times New Roman" w:cs="Times New Roman"/>
+        </w:rPr>
+        <w:t xml:space="preserve"> χρήση ερωτηματολογίων, παρατηρήσεων και </w:t>
+      </w:r>
+      <w:r>
+        <w:rPr>
+          <w:rFonts w:ascii="Times New Roman" w:hAnsi="Times New Roman" w:cs="Times New Roman"/>
+        </w:rPr>
+        <w:t>ανάλυση ήδη υπαρχόντων</w:t>
+      </w:r>
+      <w:r>
+        <w:rPr>
+          <w:rFonts w:ascii="Times New Roman" w:hAnsi="Times New Roman" w:cs="Times New Roman"/>
+        </w:rPr>
+        <w:t xml:space="preserve"> δεδομένων </w:t>
+      </w:r>
+      <w:r>
+        <w:rPr>
+          <w:rFonts w:ascii="Times New Roman" w:hAnsi="Times New Roman" w:cs="Times New Roman"/>
+        </w:rPr>
+        <w:t>θεωρ</w:t>
+      </w:r>
+      <w:r>
+        <w:rPr>
+          <w:rFonts w:ascii="Times New Roman" w:hAnsi="Times New Roman" w:cs="Times New Roman"/>
+        </w:rPr>
+        <w:t>ε</w:t>
+      </w:r>
+      <w:r>
+        <w:rPr>
+          <w:rFonts w:ascii="Times New Roman" w:hAnsi="Times New Roman" w:cs="Times New Roman"/>
+        </w:rPr>
+        <w:t>ίται</w:t>
+      </w:r>
+      <w:r>
+        <w:rPr>
+          <w:rFonts w:ascii="Times New Roman" w:hAnsi="Times New Roman" w:cs="Times New Roman"/>
+        </w:rPr>
+        <w:t xml:space="preserve"> βέλτιστη πρακτική</w:t>
+      </w:r>
+      <w:r>
+        <w:rPr>
+          <w:rFonts w:ascii="Times New Roman" w:hAnsi="Times New Roman" w:cs="Times New Roman"/>
+        </w:rPr>
+        <w:t>. Παρατηρούμε λοιπόν πως η υπάρχουσα</w:t>
+      </w:r>
+      <w:r>
+        <w:rPr>
+          <w:rFonts w:ascii="Times New Roman" w:hAnsi="Times New Roman" w:cs="Times New Roman"/>
+        </w:rPr>
+        <w:t xml:space="preserve"> βιβλιογραφία </w:t>
+      </w:r>
+      <w:r>
+        <w:rPr>
+          <w:rFonts w:ascii="Times New Roman" w:hAnsi="Times New Roman" w:cs="Times New Roman"/>
+        </w:rPr>
+        <w:t>τονίζει</w:t>
+      </w:r>
+      <w:r>
+        <w:rPr>
+          <w:rFonts w:ascii="Times New Roman" w:hAnsi="Times New Roman" w:cs="Times New Roman"/>
+        </w:rPr>
+        <w:t xml:space="preserve"> </w:t>
+      </w:r>
+      <w:r>
+        <w:rPr>
+          <w:rFonts w:ascii="Times New Roman" w:hAnsi="Times New Roman" w:cs="Times New Roman"/>
+        </w:rPr>
+        <w:t>πως</w:t>
+      </w:r>
+      <w:r>
+        <w:rPr>
+          <w:rFonts w:ascii="Times New Roman" w:hAnsi="Times New Roman" w:cs="Times New Roman"/>
+        </w:rPr>
+        <w:t xml:space="preserve"> η αξιολόγηση ιστοσελίδων απαιτεί πολυδιάστατη προσέγγιση, </w:t>
+      </w:r>
+      <w:r>
+        <w:rPr>
+          <w:rFonts w:ascii="Times New Roman" w:hAnsi="Times New Roman" w:cs="Times New Roman"/>
+        </w:rPr>
+        <w:t>συνδυασμό</w:t>
+      </w:r>
+      <w:r>
+        <w:rPr>
+          <w:rFonts w:ascii="Times New Roman" w:hAnsi="Times New Roman" w:cs="Times New Roman"/>
+        </w:rPr>
+        <w:t xml:space="preserve"> αντικειμενικ</w:t>
+      </w:r>
+      <w:r>
+        <w:rPr>
+          <w:rFonts w:ascii="Times New Roman" w:hAnsi="Times New Roman" w:cs="Times New Roman"/>
+        </w:rPr>
+        <w:t>ών</w:t>
+      </w:r>
+      <w:r>
+        <w:rPr>
+          <w:rFonts w:ascii="Times New Roman" w:hAnsi="Times New Roman" w:cs="Times New Roman"/>
+        </w:rPr>
+        <w:t xml:space="preserve"> δεδομέν</w:t>
+      </w:r>
+      <w:r>
+        <w:rPr>
+          <w:rFonts w:ascii="Times New Roman" w:hAnsi="Times New Roman" w:cs="Times New Roman"/>
+        </w:rPr>
+        <w:t>ων</w:t>
+      </w:r>
+      <w:r>
+        <w:rPr>
+          <w:rFonts w:ascii="Times New Roman" w:hAnsi="Times New Roman" w:cs="Times New Roman"/>
+        </w:rPr>
+        <w:t xml:space="preserve"> και υποκειμενικ</w:t>
+      </w:r>
+      <w:r>
+        <w:rPr>
+          <w:rFonts w:ascii="Times New Roman" w:hAnsi="Times New Roman" w:cs="Times New Roman"/>
+        </w:rPr>
+        <w:t>ών</w:t>
+      </w:r>
+      <w:r>
+        <w:rPr>
+          <w:rFonts w:ascii="Times New Roman" w:hAnsi="Times New Roman" w:cs="Times New Roman"/>
+        </w:rPr>
+        <w:t xml:space="preserve"> </w:t>
+      </w:r>
+      <w:r>
+        <w:rPr>
+          <w:rFonts w:ascii="Times New Roman" w:hAnsi="Times New Roman" w:cs="Times New Roman"/>
+        </w:rPr>
+        <w:t xml:space="preserve">εμπειριών </w:t>
+      </w:r>
+      <w:r>
+        <w:rPr>
+          <w:rFonts w:ascii="Times New Roman" w:hAnsi="Times New Roman" w:cs="Times New Roman"/>
+        </w:rPr>
+        <w:t xml:space="preserve">για την ανάπτυξη ποιοτικών και παραγωγικών </w:t>
+      </w:r>
+      <w:r>
+        <w:rPr>
+          <w:rFonts w:ascii="Times New Roman" w:hAnsi="Times New Roman" w:cs="Times New Roman"/>
+        </w:rPr>
+        <w:t>ιστοσελίδων και εφαρμογών</w:t>
+      </w:r>
+      <w:r>
+        <w:rPr>
+          <w:rFonts w:ascii="Times New Roman" w:hAnsi="Times New Roman" w:cs="Times New Roman"/>
+        </w:rPr>
+        <w:t>.</w:t>
+      </w:r>
+      <w:r>
+        <w:rPr>
+          <w:rFonts w:ascii="Times New Roman" w:hAnsi="Times New Roman" w:cs="Times New Roman"/>
+        </w:rPr>
+        <w:t xml:space="preserve"> </w:t>
+      </w:r>
+    </w:p>
+    <w:p>
+      <w:pPr>
+        <w:pStyle w:val="-"/>
+        <w:rPr>
+          <w:rFonts w:ascii="Times New Roman" w:hAnsi="Times New Roman" w:cs="Times New Roman"/>
+        </w:rPr>
+      </w:pPr>
+    </w:p>
+    <w:p>
+      <w:pPr>
+        <w:pStyle w:val="Heading4"/>
+      </w:pPr>
+      <w:r>
+        <w:t>Αντικείμεν</w:t>
+      </w:r>
+      <w:r>
+        <w:t>α για</w:t>
+      </w:r>
+      <w:r>
+        <w:t xml:space="preserve"> περαιτέρω μελέτη</w:t>
+      </w:r>
+    </w:p>
+    <w:p>
+      <w:pPr>
+        <w:pStyle w:val="-"/>
+        <w:rPr>
+          <w:rFonts w:ascii="Times New Roman" w:hAnsi="Times New Roman" w:cs="Times New Roman"/>
+        </w:rPr>
+      </w:pPr>
+    </w:p>
+    <w:p>
+      <w:pPr>
+        <w:pStyle w:val="-"/>
+        <w:rPr>
+          <w:rFonts w:ascii="Times New Roman" w:hAnsi="Times New Roman" w:cs="Times New Roman"/>
+        </w:rPr>
+      </w:pPr>
+      <w:r>
+        <w:rPr>
+          <w:rFonts w:ascii="Times New Roman" w:hAnsi="Times New Roman" w:cs="Times New Roman"/>
+        </w:rPr>
+        <w:t xml:space="preserve">Η υπάρχουσα βιβλιογραφία σχετικά με </w:t>
+      </w:r>
+      <w:r>
+        <w:rPr>
+          <w:rFonts w:ascii="Times New Roman" w:hAnsi="Times New Roman" w:cs="Times New Roman"/>
+        </w:rPr>
+        <w:t>την</w:t>
+      </w:r>
+      <w:r>
+        <w:rPr>
+          <w:rFonts w:ascii="Times New Roman" w:hAnsi="Times New Roman" w:cs="Times New Roman"/>
+        </w:rPr>
+        <w:t xml:space="preserve"> αποτελεσματικότητα και την παραγωγικότητα ιστοσελίδων παρέχει μια ισχυρή βάση, ωστόσο υπάρχουν </w:t>
+      </w:r>
+      <w:r>
+        <w:rPr>
+          <w:rFonts w:ascii="Times New Roman" w:hAnsi="Times New Roman" w:cs="Times New Roman"/>
+        </w:rPr>
+        <w:t>περιθώρια</w:t>
+      </w:r>
+      <w:r>
+        <w:rPr>
+          <w:rFonts w:ascii="Times New Roman" w:hAnsi="Times New Roman" w:cs="Times New Roman"/>
+        </w:rPr>
+        <w:t xml:space="preserve"> για </w:t>
+      </w:r>
+      <w:r>
+        <w:rPr>
+          <w:rFonts w:ascii="Times New Roman" w:hAnsi="Times New Roman" w:cs="Times New Roman"/>
+        </w:rPr>
+        <w:t>περαιτέρω έρευνα</w:t>
+      </w:r>
+      <w:r>
+        <w:rPr>
+          <w:rFonts w:ascii="Times New Roman" w:hAnsi="Times New Roman" w:cs="Times New Roman"/>
+        </w:rPr>
+        <w:t xml:space="preserve"> στο αντικείμενο</w:t>
+      </w:r>
+      <w:r>
+        <w:rPr>
+          <w:rFonts w:ascii="Times New Roman" w:hAnsi="Times New Roman" w:cs="Times New Roman"/>
+        </w:rPr>
+        <w:t>.</w:t>
+      </w:r>
+      <w:r>
+        <w:rPr>
+          <w:rFonts w:ascii="Times New Roman" w:hAnsi="Times New Roman" w:cs="Times New Roman"/>
+        </w:rPr>
+        <w:t xml:space="preserve"> Κάθε μελέτη συνηθίζεται να εστιάζει σε μια ιστοσελίδα κάθε φορά, ή στις ενημερώσεις και στην ανάπτυξη ενός μόνο αντικειμένου</w:t>
+      </w:r>
+      <w:r>
+        <w:rPr>
+          <w:rFonts w:ascii="Times New Roman" w:hAnsi="Times New Roman" w:cs="Times New Roman"/>
+        </w:rPr>
+        <w:t xml:space="preserve">. Μια διαφορετική πρόταση προσέγγισης είναι η παράλληλη </w:t>
+      </w:r>
+      <w:r>
+        <w:rPr>
+          <w:rFonts w:ascii="Times New Roman" w:hAnsi="Times New Roman" w:cs="Times New Roman"/>
+        </w:rPr>
+        <w:t xml:space="preserve">μελέτη συστημάτων </w:t>
+      </w:r>
+      <w:r>
+        <w:rPr>
+          <w:rFonts w:ascii="Times New Roman" w:hAnsi="Times New Roman" w:cs="Times New Roman"/>
+          <w:lang w:val="en-GB"/>
+        </w:rPr>
+        <w:t>UI</w:t>
+      </w:r>
+      <w:r>
+        <w:rPr>
+          <w:rFonts w:ascii="Times New Roman" w:hAnsi="Times New Roman" w:cs="Times New Roman"/>
+        </w:rPr>
+        <w:t>/</w:t>
+      </w:r>
+      <w:r>
+        <w:rPr>
+          <w:rFonts w:ascii="Times New Roman" w:hAnsi="Times New Roman" w:cs="Times New Roman"/>
+          <w:lang w:val="en-GB"/>
+        </w:rPr>
+        <w:t>UX</w:t>
+      </w:r>
+      <w:r>
+        <w:rPr>
+          <w:rFonts w:ascii="Times New Roman" w:hAnsi="Times New Roman" w:cs="Times New Roman"/>
+        </w:rPr>
+        <w:t xml:space="preserve"> που ανταποκρίνονται στο ίδιο αντικείμενο, η δημιουργία πολλαπλών ιστοσελίδων για ένα προϊόν ή μια εταιρία μπορεί να μας βοηθήσει να κατανοήσουμε σε μεγαλύτερο βαθμό τα στοιχεία που θα βελτιώσουν την εμπειρία των χρηστών και θα προσφέρουν μέγιστη παραγωγικότητα. </w:t>
+      </w:r>
+      <w:r>
+        <w:rPr>
+          <w:rFonts w:ascii="Times New Roman" w:hAnsi="Times New Roman" w:cs="Times New Roman"/>
+        </w:rPr>
+        <w:t>Στο πλαίσιο αυτό, θα δημιουργηθούν ιστοσελίδες για μια εικονική εταιρία</w:t>
+      </w:r>
+      <w:r>
+        <w:rPr>
+          <w:rFonts w:ascii="Times New Roman" w:hAnsi="Times New Roman" w:cs="Times New Roman"/>
+        </w:rPr>
+        <w:t xml:space="preserve"> </w:t>
+      </w:r>
+      <w:r>
+        <w:rPr>
+          <w:rFonts w:ascii="Times New Roman" w:hAnsi="Times New Roman" w:cs="Times New Roman"/>
+        </w:rPr>
+        <w:t>και οι χρήστες θα κληθούν να τις δοκιμάσουν και να επιλέξουν ποια θεωρούν πιο ευχάριστη και πιο εύχρηστη.</w:t>
+      </w:r>
+    </w:p>
+    <w:p>
+      <w:pPr>
+        <w:pStyle w:val="-"/>
+        <w:rPr>
+          <w:rFonts w:ascii="Times New Roman" w:hAnsi="Times New Roman" w:cs="Times New Roman"/>
+        </w:rPr>
+      </w:pPr>
+    </w:p>
+    <w:p>
+      <w:pPr>
+        <w:pStyle w:val="-"/>
+        <w:ind w:firstLine="360"/>
+        <w:rPr>
+          <w:rFonts w:ascii="Times New Roman" w:hAnsi="Times New Roman" w:cs="Times New Roman"/>
           <w:b/>
           <w:bCs/>
           <w:color w:val="77206D" w:themeColor="accent5" w:themeShade="BF"/>
           <w:highlight w:val="lightGray"/>
+        </w:rPr>
+      </w:pPr>
+    </w:p>
+    <w:p>
+      <w:pPr>
+        <w:pStyle w:val="-"/>
+        <w:jc w:val="left"/>
+        <w:rPr>
+          <w:rFonts w:ascii="Times New Roman" w:hAnsi="Times New Roman" w:cs="Times New Roman"/>
           <w:lang w:val="en-GB"/>
         </w:rPr>
       </w:pPr>
-      <w:r>
-        <w:rPr>
-          <w:b/>
-          <w:bCs/>
-          <w:color w:val="77206D" w:themeColor="accent5" w:themeShade="BF"/>
-          <w:highlight w:val="lightGray"/>
-        </w:rPr>
-        <w:t xml:space="preserve"> </w:t>
-      </w:r>
-      <w:r>
-        <w:rPr>
-          <w:b/>
-          <w:bCs/>
-          <w:color w:val="77206D" w:themeColor="accent5" w:themeShade="BF"/>
-          <w:highlight w:val="lightGray"/>
-          <w:lang w:val="en-GB"/>
-        </w:rPr>
-        <w:t>Literature Review</w:t>
-      </w:r>
-    </w:p>
-    <w:p>
-      <w:pPr>
-        <w:pStyle w:val="-"/>
-        <w:numPr>
-          <w:ilvl w:val="0"/>
-          <w:numId w:val="12"/>
-        </w:numPr>
-        <w:rPr>
-          <w:color w:val="77206D" w:themeColor="accent5" w:themeShade="BF"/>
-          <w:highlight w:val="lightGray"/>
-          <w:lang w:val="en-GB"/>
-        </w:rPr>
-      </w:pPr>
-      <w:r>
-        <w:rPr>
-          <w:color w:val="77206D" w:themeColor="accent5" w:themeShade="BF"/>
-          <w:highlight w:val="lightGray"/>
-          <w:lang w:val="en-GB"/>
-        </w:rPr>
-        <w:t>Research on:</w:t>
-      </w:r>
-    </w:p>
-    <w:p>
-      <w:pPr>
-        <w:pStyle w:val="-"/>
-        <w:numPr>
-          <w:ilvl w:val="1"/>
-          <w:numId w:val="12"/>
-        </w:numPr>
-        <w:rPr>
-          <w:color w:val="77206D" w:themeColor="accent5" w:themeShade="BF"/>
-          <w:highlight w:val="lightGray"/>
-          <w:lang w:val="en-GB"/>
-        </w:rPr>
-      </w:pPr>
-      <w:r>
-        <w:rPr>
-          <w:color w:val="77206D" w:themeColor="accent5" w:themeShade="BF"/>
-          <w:highlight w:val="lightGray"/>
-          <w:lang w:val="en-GB"/>
-        </w:rPr>
-        <w:t>UI/UX principles and best practices</w:t>
-      </w:r>
-    </w:p>
-    <w:p>
-      <w:pPr>
-        <w:pStyle w:val="-"/>
-        <w:numPr>
-          <w:ilvl w:val="1"/>
-          <w:numId w:val="12"/>
-        </w:numPr>
-        <w:rPr>
-          <w:color w:val="77206D" w:themeColor="accent5" w:themeShade="BF"/>
-          <w:highlight w:val="lightGray"/>
-          <w:lang w:val="en-GB"/>
-        </w:rPr>
-      </w:pPr>
-      <w:r>
-        <w:rPr>
-          <w:color w:val="77206D" w:themeColor="accent5" w:themeShade="BF"/>
-          <w:highlight w:val="lightGray"/>
-          <w:lang w:val="en-GB"/>
-        </w:rPr>
-        <w:t>Website evaluation techniques</w:t>
-      </w:r>
-    </w:p>
-    <w:p>
-      <w:pPr>
-        <w:pStyle w:val="-"/>
-        <w:numPr>
-          <w:ilvl w:val="1"/>
-          <w:numId w:val="12"/>
-        </w:numPr>
-        <w:rPr>
-          <w:color w:val="77206D" w:themeColor="accent5" w:themeShade="BF"/>
-          <w:highlight w:val="lightGray"/>
-          <w:lang w:val="en-GB"/>
-        </w:rPr>
-      </w:pPr>
-      <w:r>
-        <w:rPr>
-          <w:color w:val="77206D" w:themeColor="accent5" w:themeShade="BF"/>
-          <w:highlight w:val="lightGray"/>
-          <w:lang w:val="en-GB"/>
-        </w:rPr>
-        <w:t>User productivity in web design</w:t>
-      </w:r>
-    </w:p>
-    <w:p>
-      <w:pPr>
-        <w:pStyle w:val="-"/>
-        <w:numPr>
-          <w:ilvl w:val="1"/>
-          <w:numId w:val="12"/>
-        </w:numPr>
-        <w:rPr>
-          <w:color w:val="77206D" w:themeColor="accent5" w:themeShade="BF"/>
-          <w:highlight w:val="lightGray"/>
-          <w:lang w:val="en-GB"/>
-        </w:rPr>
-      </w:pPr>
-      <w:r>
-        <w:rPr>
-          <w:color w:val="77206D" w:themeColor="accent5" w:themeShade="BF"/>
-          <w:highlight w:val="lightGray"/>
-          <w:lang w:val="en-GB"/>
-        </w:rPr>
-        <w:t>Similar research studies</w:t>
-      </w:r>
-    </w:p>
-    <w:p>
-      <w:pPr>
-        <w:pStyle w:val="-"/>
-        <w:numPr>
-          <w:ilvl w:val="0"/>
-          <w:numId w:val="12"/>
-        </w:numPr>
-        <w:rPr>
-          <w:color w:val="77206D" w:themeColor="accent5" w:themeShade="BF"/>
-          <w:highlight w:val="lightGray"/>
-          <w:lang w:val="en-GB"/>
-        </w:rPr>
-      </w:pPr>
-      <w:r>
-        <w:rPr>
-          <w:color w:val="77206D" w:themeColor="accent5" w:themeShade="BF"/>
-          <w:highlight w:val="lightGray"/>
-          <w:lang w:val="en-GB"/>
-        </w:rPr>
-        <w:t>Conclude with how your project fills a gap</w:t>
-      </w:r>
-    </w:p>
-    <w:p>
-      <w:pPr>
-        <w:pStyle w:val="-"/>
-        <w:rPr>
-          <w:lang w:val="en-GB"/>
-        </w:rPr>
-      </w:pPr>
-    </w:p>
-    <w:p>
-      <w:pPr>
-        <w:pStyle w:val="-"/>
-        <w:rPr>
-          <w:lang w:val="en-GB"/>
-        </w:rPr>
-      </w:pPr>
-    </w:p>
-    <w:p>
-      <w:pPr>
-        <w:pStyle w:val="-"/>
-      </w:pPr>
-    </w:p>
-    <w:p>
-      <w:pPr>
-        <w:pStyle w:val="-"/>
-      </w:pPr>
-    </w:p>
-    <w:p>
-      <w:r>
-        <w:rPr>
-          <w:noProof/>
-        </w:rPr>
-        <w:drawing>
-          <wp:inline distT="0" distB="0" distL="0" distR="0" wp14:anchorId="03EDE744" wp14:editId="65983DD8">
-            <wp:extent cx="655320" cy="662940"/>
-            <wp:effectExtent l="0" t="0" r="0" b="0"/>
-            <wp:docPr id="3" name="Picture 4"/>
-            <wp:cNvGraphicFramePr>
-              <a:graphicFrameLocks xmlns:a="http://schemas.openxmlformats.org/drawingml/2006/main" noChangeAspect="1"/>
-            </wp:cNvGraphicFramePr>
-            <a:graphic xmlns:a="http://schemas.openxmlformats.org/drawingml/2006/main">
-              <a:graphicData uri="http://schemas.openxmlformats.org/drawingml/2006/picture">
-                <pic:pic xmlns:pic="http://schemas.openxmlformats.org/drawingml/2006/picture">
-                  <pic:nvPicPr>
-                    <pic:cNvPr id="0" name="Picture 3"/>
-                    <pic:cNvPicPr>
-                      <a:picLocks noChangeAspect="1" noChangeArrowheads="1"/>
-                    </pic:cNvPicPr>
-                  </pic:nvPicPr>
-                  <pic:blipFill>
-                    <a:blip r:embed="rId12">
-                      <a:extLst>
-                        <a:ext uri="{28A0092B-C50C-407E-A947-70E740481C1C}">
-                          <a14:useLocalDpi xmlns:a14="http://schemas.microsoft.com/office/drawing/2010/main" val="0"/>
-                        </a:ext>
-                      </a:extLst>
-                    </a:blip>
-                    <a:srcRect l="14557" t="8978" r="15221" b="29613"/>
-                    <a:stretch>
-                      <a:fillRect/>
-                    </a:stretch>
-                  </pic:blipFill>
-                  <pic:spPr bwMode="auto">
-                    <a:xfrm>
-                      <a:off x="0" y="0"/>
-                      <a:ext cx="655320" cy="662940"/>
-                    </a:xfrm>
-                    <a:prstGeom prst="rect">
-                      <a:avLst/>
-                    </a:prstGeom>
-                    <a:solidFill>
-                      <a:srgbClr val="FFFFFF"/>
-                    </a:solidFill>
-                    <a:ln>
-                      <a:noFill/>
-                    </a:ln>
-                  </pic:spPr>
-                </pic:pic>
-              </a:graphicData>
-            </a:graphic>
-          </wp:inline>
-        </w:drawing>
-      </w:r>
-    </w:p>
-    <w:p>
-      <w:pPr>
-        <w:pStyle w:val="11pt"/>
-      </w:pPr>
-      <w:bookmarkStart w:id="32" w:name="__RefHeading___Toc306267266"/>
-      <w:bookmarkEnd w:id="32"/>
-      <w:r>
-        <w:t xml:space="preserve">Εικόνα </w:t>
-      </w:r>
-      <w:r>
-        <w:fldChar w:fldCharType="begin"/>
-      </w:r>
-      <w:r>
-        <w:instrText xml:space="preserve"> SEQ "Εικόνα" \* ARABIC </w:instrText>
-      </w:r>
-      <w:r>
-        <w:fldChar w:fldCharType="separate"/>
-      </w:r>
-      <w:r>
-        <w:t>1</w:t>
-      </w:r>
-      <w:r>
-        <w:fldChar w:fldCharType="end"/>
-      </w:r>
-      <w:r>
-        <w:rPr>
-          <w:szCs w:val="22"/>
-        </w:rPr>
-        <w:t>. Μία εικόνα με το λογότυπο του πανεπιστημίου</w:t>
-      </w:r>
-    </w:p>
-    <w:p>
-      <w:pPr>
-        <w:jc w:val="both"/>
-      </w:pPr>
-      <w:r>
-        <w:rPr>
-          <w:rFonts w:ascii="Calibri" w:hAnsi="Calibri" w:cs="Calibri"/>
-        </w:rPr>
-        <w:t>Παράδειγμα εισαγωγής 2</w:t>
-      </w:r>
-      <w:r>
-        <w:rPr>
-          <w:rFonts w:ascii="Calibri" w:hAnsi="Calibri" w:cs="Calibri"/>
-          <w:vertAlign w:val="superscript"/>
-        </w:rPr>
-        <w:t>ης</w:t>
-      </w:r>
-      <w:r>
-        <w:rPr>
-          <w:rFonts w:ascii="Calibri" w:hAnsi="Calibri" w:cs="Calibri"/>
-        </w:rPr>
-        <w:t xml:space="preserve"> εικόνας.</w:t>
-      </w:r>
-    </w:p>
-    <w:p>
-      <w:pPr>
-        <w:jc w:val="both"/>
-      </w:pPr>
-      <w:r>
-        <w:rPr>
-          <w:rFonts w:ascii="Calibri" w:hAnsi="Calibri" w:cs="Calibri"/>
-          <w:noProof/>
-        </w:rPr>
-        <w:drawing>
-          <wp:inline distT="0" distB="0" distL="0" distR="0" wp14:anchorId="58CDBF25" wp14:editId="18A86686">
-            <wp:extent cx="906780" cy="906780"/>
-            <wp:effectExtent l="0" t="0" r="0" b="0"/>
-            <wp:docPr id="4" name="Picture 3"/>
-            <wp:cNvGraphicFramePr>
-              <a:graphicFrameLocks xmlns:a="http://schemas.openxmlformats.org/drawingml/2006/main" noChangeAspect="1"/>
-            </wp:cNvGraphicFramePr>
-            <a:graphic xmlns:a="http://schemas.openxmlformats.org/drawingml/2006/main">
-              <a:graphicData uri="http://schemas.openxmlformats.org/drawingml/2006/picture">
-                <pic:pic xmlns:pic="http://schemas.openxmlformats.org/drawingml/2006/picture">
-                  <pic:nvPicPr>
-                    <pic:cNvPr id="0" name="Picture 4"/>
-                    <pic:cNvPicPr>
-                      <a:picLocks noChangeAspect="1" noChangeArrowheads="1"/>
-                    </pic:cNvPicPr>
-                  </pic:nvPicPr>
-                  <pic:blipFill>
-                    <a:blip r:embed="rId11">
-                      <a:extLst>
-                        <a:ext uri="{28A0092B-C50C-407E-A947-70E740481C1C}">
-                          <a14:useLocalDpi xmlns:a14="http://schemas.microsoft.com/office/drawing/2010/main" val="0"/>
-                        </a:ext>
-                      </a:extLst>
-                    </a:blip>
-                    <a:srcRect/>
-                    <a:stretch>
-                      <a:fillRect/>
-                    </a:stretch>
-                  </pic:blipFill>
-                  <pic:spPr bwMode="auto">
-                    <a:xfrm>
-                      <a:off x="0" y="0"/>
-                      <a:ext cx="906780" cy="906780"/>
-                    </a:xfrm>
-                    <a:prstGeom prst="rect">
-                      <a:avLst/>
-                    </a:prstGeom>
-                    <a:solidFill>
-                      <a:srgbClr val="FFFFFF"/>
-                    </a:solidFill>
-                    <a:ln>
-                      <a:noFill/>
-                    </a:ln>
-                  </pic:spPr>
-                </pic:pic>
-              </a:graphicData>
-            </a:graphic>
-          </wp:inline>
-        </w:drawing>
-      </w:r>
-    </w:p>
-    <w:p>
-      <w:pPr>
-        <w:pStyle w:val="11pt"/>
-      </w:pPr>
-      <w:bookmarkStart w:id="33" w:name="__RefHeading___Toc306267267"/>
-      <w:r>
-        <w:t xml:space="preserve">Εικόνα </w:t>
-      </w:r>
-      <w:r>
-        <w:fldChar w:fldCharType="begin"/>
-      </w:r>
-      <w:r>
-        <w:instrText xml:space="preserve"> SEQ "Εικόνα" \* ARABIC </w:instrText>
-      </w:r>
-      <w:r>
-        <w:fldChar w:fldCharType="separate"/>
-      </w:r>
-      <w:r>
-        <w:t>2</w:t>
-      </w:r>
-      <w:r>
-        <w:fldChar w:fldCharType="end"/>
-      </w:r>
-      <w:r>
-        <w:t xml:space="preserve">. Μία δεύτερη εικόνα του λογότυπου του </w:t>
-      </w:r>
-      <w:bookmarkEnd w:id="33"/>
-      <w:r>
-        <w:t>τμήματος</w:t>
-      </w:r>
-    </w:p>
-    <w:p>
-      <w:pPr>
-        <w:pStyle w:val="-"/>
-      </w:pPr>
-      <w:r>
-        <w:t>Στη συνέχεια ακολουθεί ένα παράδειγμα εισαγωγής πίνακα μαζί με την αντίστοιχη λεζάντα.</w:t>
-      </w:r>
     </w:p>
     <w:p>
       <w:pPr>
         <w:pStyle w:val="-"/>
         <w:jc w:val="right"/>
         <w:rPr>
+          <w:rFonts w:ascii="Times New Roman" w:hAnsi="Times New Roman" w:cs="Times New Roman"/>
           <w:b/>
           <w:i/>
           <w:sz w:val="44"/>
@@ -4558,29 +5129,26 @@
         </w:rPr>
       </w:pPr>
       <w:r>
+        <w:rPr>
+          <w:rFonts w:ascii="Times New Roman" w:hAnsi="Times New Roman" w:cs="Times New Roman"/>
+          <w:lang w:val="en-GB"/>
+        </w:rPr>
         <w:br w:type="page"/>
       </w:r>
       <w:r>
         <w:rPr>
+          <w:rFonts w:ascii="Times New Roman" w:hAnsi="Times New Roman" w:cs="Times New Roman"/>
           <w:b/>
           <w:i/>
           <w:sz w:val="44"/>
           <w:szCs w:val="44"/>
         </w:rPr>
         <w:lastRenderedPageBreak/>
-        <w:t xml:space="preserve">Κεφάλαιο </w:t>
-      </w:r>
-      <w:r>
-        <w:rPr>
-          <w:b/>
-          <w:i/>
-          <w:sz w:val="44"/>
-          <w:szCs w:val="44"/>
-        </w:rPr>
-        <w:t>3</w:t>
-      </w:r>
-      <w:r>
-        <w:rPr>
+        <w:t>Κεφάλαιο 3</w:t>
+      </w:r>
+      <w:r>
+        <w:rPr>
+          <w:rFonts w:ascii="Times New Roman" w:hAnsi="Times New Roman" w:cs="Times New Roman"/>
           <w:b/>
           <w:i/>
           <w:sz w:val="44"/>
@@ -4591,6 +5159,7 @@
       </w:r>
       <w:r>
         <w:rPr>
+          <w:rFonts w:ascii="Times New Roman" w:hAnsi="Times New Roman" w:cs="Times New Roman"/>
           <w:b/>
           <w:i/>
           <w:sz w:val="44"/>
@@ -4601,14 +5170,13 @@
     </w:p>
     <w:p>
       <w:pPr>
-        <w:pStyle w:val="1"/>
-        <w:ind w:left="431" w:hanging="431"/>
-      </w:pPr>
-      <w:bookmarkStart w:id="34" w:name="_Toc201337334"/>
+        <w:pStyle w:val="Heading3"/>
+      </w:pPr>
+      <w:bookmarkStart w:id="27" w:name="_Toc208740679"/>
       <w:r>
         <w:t>Αναλυτική περιγραφή της υλοποίησης της εφαρμογής</w:t>
       </w:r>
-      <w:bookmarkEnd w:id="34"/>
+      <w:bookmarkEnd w:id="27"/>
       <w:r>
         <w:t xml:space="preserve"> </w:t>
       </w:r>
@@ -4616,25 +5184,38 @@
     <w:p>
       <w:pPr>
         <w:pStyle w:val="-"/>
+        <w:rPr>
+          <w:rFonts w:ascii="Times New Roman" w:hAnsi="Times New Roman" w:cs="Times New Roman"/>
+        </w:rPr>
       </w:pPr>
     </w:p>
     <w:p>
       <w:pPr>
         <w:pStyle w:val="-"/>
+        <w:rPr>
+          <w:rFonts w:ascii="Times New Roman" w:hAnsi="Times New Roman" w:cs="Times New Roman"/>
+        </w:rPr>
       </w:pPr>
     </w:p>
     <w:p>
       <w:pPr>
         <w:pStyle w:val="-"/>
+        <w:rPr>
+          <w:rFonts w:ascii="Times New Roman" w:hAnsi="Times New Roman" w:cs="Times New Roman"/>
+        </w:rPr>
       </w:pPr>
     </w:p>
     <w:p>
       <w:pPr>
         <w:pStyle w:val="-"/>
         <w:jc w:val="right"/>
-      </w:pPr>
-      <w:r>
-        <w:rPr>
+        <w:rPr>
+          <w:rFonts w:ascii="Times New Roman" w:hAnsi="Times New Roman" w:cs="Times New Roman"/>
+        </w:rPr>
+      </w:pPr>
+      <w:r>
+        <w:rPr>
+          <w:rFonts w:ascii="Times New Roman" w:hAnsi="Times New Roman" w:cs="Times New Roman"/>
           <w:b/>
           <w:i/>
           <w:sz w:val="44"/>
@@ -4644,25 +5225,18 @@
       </w:r>
       <w:r>
         <w:rPr>
+          <w:rFonts w:ascii="Times New Roman" w:hAnsi="Times New Roman" w:cs="Times New Roman"/>
           <w:b/>
           <w:i/>
           <w:sz w:val="44"/>
           <w:szCs w:val="44"/>
         </w:rPr>
         <w:lastRenderedPageBreak/>
-        <w:t xml:space="preserve">Κεφάλαιο </w:t>
-      </w:r>
-      <w:r>
-        <w:rPr>
-          <w:b/>
-          <w:i/>
-          <w:sz w:val="44"/>
-          <w:szCs w:val="44"/>
-        </w:rPr>
-        <w:t>4</w:t>
-      </w:r>
-      <w:r>
-        <w:rPr>
+        <w:t>Κεφάλαιο 4</w:t>
+      </w:r>
+      <w:r>
+        <w:rPr>
+          <w:rFonts w:ascii="Times New Roman" w:hAnsi="Times New Roman" w:cs="Times New Roman"/>
           <w:b/>
           <w:i/>
           <w:sz w:val="44"/>
@@ -4674,65 +5248,48 @@
     </w:p>
     <w:p>
       <w:pPr>
-        <w:pStyle w:val="1"/>
-        <w:ind w:left="431" w:hanging="431"/>
-      </w:pPr>
-      <w:bookmarkStart w:id="35" w:name="_Toc201337335"/>
-      <w:r>
-        <w:t xml:space="preserve">Σημαντικά </w:t>
-      </w:r>
-      <w:proofErr w:type="spellStart"/>
-      <w:r>
-        <w:t>μερη</w:t>
-      </w:r>
-      <w:proofErr w:type="spellEnd"/>
-      <w:r>
-        <w:t xml:space="preserve"> της υλοποίησης</w:t>
-      </w:r>
-      <w:bookmarkEnd w:id="35"/>
-      <w:r>
-        <w:t xml:space="preserve"> </w:t>
-      </w:r>
-    </w:p>
-    <w:p>
-      <w:pPr>
         <w:pStyle w:val="-"/>
+        <w:rPr>
+          <w:rFonts w:ascii="Times New Roman" w:hAnsi="Times New Roman" w:cs="Times New Roman"/>
+        </w:rPr>
       </w:pPr>
     </w:p>
     <w:p>
       <w:pPr>
         <w:pStyle w:val="-"/>
+        <w:rPr>
+          <w:rFonts w:ascii="Times New Roman" w:hAnsi="Times New Roman" w:cs="Times New Roman"/>
+        </w:rPr>
       </w:pPr>
     </w:p>
     <w:p>
       <w:pPr>
         <w:pStyle w:val="-"/>
         <w:jc w:val="right"/>
-      </w:pPr>
-      <w:r>
+        <w:rPr>
+          <w:rFonts w:ascii="Times New Roman" w:hAnsi="Times New Roman" w:cs="Times New Roman"/>
+        </w:rPr>
+      </w:pPr>
+      <w:r>
+        <w:rPr>
+          <w:rFonts w:ascii="Times New Roman" w:hAnsi="Times New Roman" w:cs="Times New Roman"/>
+        </w:rPr>
         <w:br w:type="page"/>
       </w:r>
       <w:r>
         <w:rPr>
+          <w:rFonts w:ascii="Times New Roman" w:hAnsi="Times New Roman" w:cs="Times New Roman"/>
           <w:b/>
           <w:i/>
           <w:sz w:val="44"/>
           <w:szCs w:val="44"/>
         </w:rPr>
         <w:lastRenderedPageBreak/>
-        <w:t xml:space="preserve">Κεφάλαιο </w:t>
-      </w:r>
-      <w:r>
-        <w:rPr>
-          <w:b/>
-          <w:i/>
-          <w:sz w:val="44"/>
-          <w:szCs w:val="44"/>
-        </w:rPr>
-        <w:t>5</w:t>
-      </w:r>
-      <w:r>
-        <w:rPr>
+        <w:t>Κεφάλαιο 5</w:t>
+      </w:r>
+      <w:r>
+        <w:rPr>
+          <w:rFonts w:ascii="Times New Roman" w:hAnsi="Times New Roman" w:cs="Times New Roman"/>
           <w:b/>
           <w:i/>
           <w:sz w:val="44"/>
@@ -4744,23 +5301,18 @@
     </w:p>
     <w:p>
       <w:pPr>
-        <w:pStyle w:val="1"/>
-        <w:ind w:left="431" w:hanging="431"/>
-      </w:pPr>
-      <w:bookmarkStart w:id="36" w:name="_Toc201337336"/>
-      <w:r>
-        <w:t>Παρουσίαση αποτελεσμάτων</w:t>
-      </w:r>
-      <w:bookmarkEnd w:id="36"/>
-    </w:p>
-    <w:p>
-      <w:pPr>
         <w:pStyle w:val="-"/>
+        <w:rPr>
+          <w:rFonts w:ascii="Times New Roman" w:hAnsi="Times New Roman" w:cs="Times New Roman"/>
+        </w:rPr>
       </w:pPr>
     </w:p>
     <w:p>
       <w:pPr>
         <w:pStyle w:val="-"/>
+        <w:rPr>
+          <w:rFonts w:ascii="Times New Roman" w:hAnsi="Times New Roman" w:cs="Times New Roman"/>
+        </w:rPr>
       </w:pPr>
     </w:p>
     <w:p>
@@ -4768,6 +5320,7 @@
         <w:pStyle w:val="-"/>
         <w:jc w:val="right"/>
         <w:rPr>
+          <w:rFonts w:ascii="Times New Roman" w:hAnsi="Times New Roman" w:cs="Times New Roman"/>
           <w:b/>
           <w:i/>
           <w:sz w:val="44"/>
@@ -4776,6 +5329,7 @@
       </w:pPr>
       <w:r>
         <w:rPr>
+          <w:rFonts w:ascii="Times New Roman" w:hAnsi="Times New Roman" w:cs="Times New Roman"/>
           <w:b/>
           <w:i/>
           <w:sz w:val="44"/>
@@ -4785,6 +5339,7 @@
       </w:r>
       <w:r>
         <w:rPr>
+          <w:rFonts w:ascii="Times New Roman" w:hAnsi="Times New Roman" w:cs="Times New Roman"/>
           <w:b/>
           <w:i/>
           <w:sz w:val="44"/>
@@ -4794,6 +5349,7 @@
       </w:r>
       <w:r>
         <w:rPr>
+          <w:rFonts w:ascii="Times New Roman" w:hAnsi="Times New Roman" w:cs="Times New Roman"/>
           <w:b/>
           <w:i/>
           <w:sz w:val="44"/>
@@ -4804,28 +5360,30 @@
     </w:p>
     <w:p>
       <w:pPr>
-        <w:pStyle w:val="1"/>
-      </w:pPr>
-      <w:bookmarkStart w:id="37" w:name="__RefHeading___Toc306572116"/>
-      <w:bookmarkStart w:id="38" w:name="_Toc201336603"/>
-      <w:bookmarkStart w:id="39" w:name="_Toc201337337"/>
-      <w:bookmarkEnd w:id="37"/>
+        <w:pStyle w:val="Heading3"/>
+      </w:pPr>
+      <w:bookmarkStart w:id="28" w:name="__RefHeading___Toc306572116"/>
+      <w:bookmarkStart w:id="29" w:name="_Toc201336603"/>
+      <w:bookmarkStart w:id="30" w:name="_Toc208740680"/>
+      <w:bookmarkEnd w:id="28"/>
       <w:r>
         <w:t>Συμπεράσματα</w:t>
       </w:r>
-      <w:bookmarkEnd w:id="38"/>
-      <w:bookmarkEnd w:id="39"/>
+      <w:bookmarkEnd w:id="29"/>
+      <w:bookmarkEnd w:id="30"/>
     </w:p>
     <w:p>
       <w:pPr>
         <w:pStyle w:val="-"/>
         <w:rPr>
-          <w:color w:val="77206D" w:themeColor="accent5" w:themeShade="BF"/>
-          <w:highlight w:val="lightGray"/>
-        </w:rPr>
-      </w:pPr>
-      <w:r>
-        <w:rPr>
+          <w:rFonts w:ascii="Times New Roman" w:hAnsi="Times New Roman" w:cs="Times New Roman"/>
+          <w:color w:val="77206D" w:themeColor="accent5" w:themeShade="BF"/>
+          <w:highlight w:val="lightGray"/>
+        </w:rPr>
+      </w:pPr>
+      <w:r>
+        <w:rPr>
+          <w:rFonts w:ascii="Times New Roman" w:hAnsi="Times New Roman" w:cs="Times New Roman"/>
           <w:color w:val="77206D" w:themeColor="accent5" w:themeShade="BF"/>
           <w:highlight w:val="lightGray"/>
         </w:rPr>
@@ -4833,6 +5391,7 @@
       </w:r>
       <w:r>
         <w:rPr>
+          <w:rFonts w:ascii="Times New Roman" w:hAnsi="Times New Roman" w:cs="Times New Roman"/>
           <w:b/>
           <w:color w:val="77206D" w:themeColor="accent5" w:themeShade="BF"/>
           <w:highlight w:val="lightGray"/>
@@ -4841,6 +5400,7 @@
       </w:r>
       <w:r>
         <w:rPr>
+          <w:rFonts w:ascii="Times New Roman" w:hAnsi="Times New Roman" w:cs="Times New Roman"/>
           <w:color w:val="77206D" w:themeColor="accent5" w:themeShade="BF"/>
           <w:highlight w:val="lightGray"/>
         </w:rPr>
@@ -4851,12 +5411,14 @@
       <w:pPr>
         <w:pStyle w:val="-"/>
         <w:rPr>
-          <w:color w:val="77206D" w:themeColor="accent5" w:themeShade="BF"/>
-          <w:highlight w:val="lightGray"/>
-        </w:rPr>
-      </w:pPr>
-      <w:r>
-        <w:rPr>
+          <w:rFonts w:ascii="Times New Roman" w:hAnsi="Times New Roman" w:cs="Times New Roman"/>
+          <w:color w:val="77206D" w:themeColor="accent5" w:themeShade="BF"/>
+          <w:highlight w:val="lightGray"/>
+        </w:rPr>
+      </w:pPr>
+      <w:r>
+        <w:rPr>
+          <w:rFonts w:ascii="Times New Roman" w:hAnsi="Times New Roman" w:cs="Times New Roman"/>
           <w:color w:val="77206D" w:themeColor="accent5" w:themeShade="BF"/>
           <w:highlight w:val="lightGray"/>
         </w:rPr>
@@ -4867,11 +5429,13 @@
       <w:pPr>
         <w:pStyle w:val="-"/>
         <w:rPr>
-          <w:color w:val="77206D" w:themeColor="accent5" w:themeShade="BF"/>
-        </w:rPr>
-      </w:pPr>
-      <w:r>
-        <w:rPr>
+          <w:rFonts w:ascii="Times New Roman" w:hAnsi="Times New Roman" w:cs="Times New Roman"/>
+          <w:color w:val="77206D" w:themeColor="accent5" w:themeShade="BF"/>
+        </w:rPr>
+      </w:pPr>
+      <w:r>
+        <w:rPr>
+          <w:rFonts w:ascii="Times New Roman" w:hAnsi="Times New Roman" w:cs="Times New Roman"/>
           <w:color w:val="77206D" w:themeColor="accent5" w:themeShade="BF"/>
           <w:highlight w:val="lightGray"/>
         </w:rPr>
@@ -4882,32 +5446,37 @@
       <w:pPr>
         <w:pStyle w:val="-"/>
         <w:pageBreakBefore/>
-      </w:pPr>
-    </w:p>
-    <w:p>
-      <w:pPr>
-        <w:pStyle w:val="1"/>
-      </w:pPr>
-      <w:bookmarkStart w:id="40" w:name="__RefHeading___Toc306572117"/>
-      <w:bookmarkStart w:id="41" w:name="_Toc201336604"/>
-      <w:bookmarkStart w:id="42" w:name="_Toc201337338"/>
-      <w:bookmarkEnd w:id="40"/>
+        <w:rPr>
+          <w:rFonts w:ascii="Times New Roman" w:hAnsi="Times New Roman" w:cs="Times New Roman"/>
+        </w:rPr>
+      </w:pPr>
+    </w:p>
+    <w:p>
+      <w:pPr>
+        <w:pStyle w:val="Heading3"/>
+      </w:pPr>
+      <w:bookmarkStart w:id="31" w:name="__RefHeading___Toc306572117"/>
+      <w:bookmarkStart w:id="32" w:name="_Toc201336604"/>
+      <w:bookmarkStart w:id="33" w:name="_Toc208740681"/>
+      <w:bookmarkEnd w:id="31"/>
       <w:r>
         <w:t>Βιβλιογραφικές Πηγές</w:t>
       </w:r>
-      <w:bookmarkEnd w:id="41"/>
-      <w:bookmarkEnd w:id="42"/>
+      <w:bookmarkEnd w:id="32"/>
+      <w:bookmarkEnd w:id="33"/>
     </w:p>
     <w:p>
       <w:pPr>
         <w:pStyle w:val="-"/>
         <w:rPr>
-          <w:color w:val="77206D" w:themeColor="accent5" w:themeShade="BF"/>
-          <w:highlight w:val="lightGray"/>
-        </w:rPr>
-      </w:pPr>
-      <w:r>
-        <w:rPr>
+          <w:rFonts w:ascii="Times New Roman" w:hAnsi="Times New Roman" w:cs="Times New Roman"/>
+          <w:color w:val="77206D" w:themeColor="accent5" w:themeShade="BF"/>
+          <w:highlight w:val="lightGray"/>
+        </w:rPr>
+      </w:pPr>
+      <w:r>
+        <w:rPr>
+          <w:rFonts w:ascii="Times New Roman" w:hAnsi="Times New Roman" w:cs="Times New Roman"/>
           <w:color w:val="77206D" w:themeColor="accent5" w:themeShade="BF"/>
           <w:highlight w:val="lightGray"/>
         </w:rPr>
@@ -4915,6 +5484,7 @@
       </w:r>
       <w:r>
         <w:rPr>
+          <w:rFonts w:ascii="Times New Roman" w:hAnsi="Times New Roman" w:cs="Times New Roman"/>
           <w:b/>
           <w:color w:val="77206D" w:themeColor="accent5" w:themeShade="BF"/>
           <w:highlight w:val="lightGray"/>
@@ -4923,6 +5493,7 @@
       </w:r>
       <w:r>
         <w:rPr>
+          <w:rFonts w:ascii="Times New Roman" w:hAnsi="Times New Roman" w:cs="Times New Roman"/>
           <w:color w:val="77206D" w:themeColor="accent5" w:themeShade="BF"/>
           <w:highlight w:val="lightGray"/>
         </w:rPr>
@@ -4930,6 +5501,7 @@
       </w:r>
       <w:r>
         <w:rPr>
+          <w:rFonts w:ascii="Times New Roman" w:hAnsi="Times New Roman" w:cs="Times New Roman"/>
           <w:color w:val="77206D" w:themeColor="accent5" w:themeShade="BF"/>
           <w:highlight w:val="lightGray"/>
           <w:lang w:val="en-US"/>
@@ -4938,125 +5510,15 @@
       </w:r>
       <w:r>
         <w:rPr>
-          <w:color w:val="77206D" w:themeColor="accent5" w:themeShade="BF"/>
-          <w:highlight w:val="lightGray"/>
-        </w:rPr>
-        <w:t xml:space="preserve">: Αναφορές --&gt;   Εισαγωγή αναφοράς, στο </w:t>
-      </w:r>
-      <w:proofErr w:type="spellStart"/>
-      <w:r>
-        <w:rPr>
-          <w:color w:val="77206D" w:themeColor="accent5" w:themeShade="BF"/>
-          <w:highlight w:val="lightGray"/>
-        </w:rPr>
-        <w:t>LibreOffice</w:t>
-      </w:r>
-      <w:proofErr w:type="spellEnd"/>
-      <w:r>
-        <w:rPr>
-          <w:color w:val="77206D" w:themeColor="accent5" w:themeShade="BF"/>
-          <w:highlight w:val="lightGray"/>
-        </w:rPr>
-        <w:t xml:space="preserve"> </w:t>
-      </w:r>
-      <w:proofErr w:type="spellStart"/>
-      <w:r>
-        <w:rPr>
-          <w:color w:val="77206D" w:themeColor="accent5" w:themeShade="BF"/>
-          <w:highlight w:val="lightGray"/>
-        </w:rPr>
-        <w:t>Writer</w:t>
-      </w:r>
-      <w:proofErr w:type="spellEnd"/>
-      <w:r>
-        <w:rPr>
-          <w:color w:val="77206D" w:themeColor="accent5" w:themeShade="BF"/>
-          <w:highlight w:val="lightGray"/>
-        </w:rPr>
-        <w:t xml:space="preserve">: </w:t>
-      </w:r>
-      <w:proofErr w:type="spellStart"/>
-      <w:r>
-        <w:rPr>
-          <w:color w:val="77206D" w:themeColor="accent5" w:themeShade="BF"/>
-          <w:highlight w:val="lightGray"/>
-        </w:rPr>
-        <w:t>Insert</w:t>
-      </w:r>
-      <w:proofErr w:type="spellEnd"/>
-      <w:r>
-        <w:rPr>
-          <w:color w:val="77206D" w:themeColor="accent5" w:themeShade="BF"/>
-          <w:highlight w:val="lightGray"/>
-        </w:rPr>
-        <w:t>--&gt;</w:t>
-      </w:r>
-      <w:proofErr w:type="spellStart"/>
-      <w:r>
-        <w:rPr>
-          <w:color w:val="77206D" w:themeColor="accent5" w:themeShade="BF"/>
-          <w:highlight w:val="lightGray"/>
-        </w:rPr>
-        <w:t>Indexes</w:t>
-      </w:r>
-      <w:proofErr w:type="spellEnd"/>
-      <w:r>
-        <w:rPr>
-          <w:color w:val="77206D" w:themeColor="accent5" w:themeShade="BF"/>
-          <w:highlight w:val="lightGray"/>
-        </w:rPr>
-        <w:t xml:space="preserve"> and </w:t>
-      </w:r>
-      <w:proofErr w:type="spellStart"/>
-      <w:r>
-        <w:rPr>
-          <w:color w:val="77206D" w:themeColor="accent5" w:themeShade="BF"/>
-          <w:highlight w:val="lightGray"/>
-        </w:rPr>
-        <w:t>Tables</w:t>
-      </w:r>
-      <w:proofErr w:type="spellEnd"/>
-      <w:r>
-        <w:rPr>
-          <w:color w:val="77206D" w:themeColor="accent5" w:themeShade="BF"/>
-          <w:highlight w:val="lightGray"/>
-        </w:rPr>
-        <w:t>--&gt;</w:t>
-      </w:r>
-      <w:proofErr w:type="spellStart"/>
-      <w:r>
-        <w:rPr>
-          <w:color w:val="77206D" w:themeColor="accent5" w:themeShade="BF"/>
-          <w:highlight w:val="lightGray"/>
-        </w:rPr>
-        <w:t>Bibliography</w:t>
-      </w:r>
-      <w:proofErr w:type="spellEnd"/>
-      <w:r>
-        <w:rPr>
-          <w:color w:val="77206D" w:themeColor="accent5" w:themeShade="BF"/>
-          <w:highlight w:val="lightGray"/>
-        </w:rPr>
-        <w:t xml:space="preserve"> </w:t>
-      </w:r>
-      <w:proofErr w:type="spellStart"/>
-      <w:r>
-        <w:rPr>
-          <w:color w:val="77206D" w:themeColor="accent5" w:themeShade="BF"/>
-          <w:highlight w:val="lightGray"/>
-        </w:rPr>
-        <w:t>Enrty</w:t>
-      </w:r>
-      <w:proofErr w:type="spellEnd"/>
-      <w:r>
-        <w:rPr>
-          <w:color w:val="77206D" w:themeColor="accent5" w:themeShade="BF"/>
-          <w:highlight w:val="lightGray"/>
-        </w:rPr>
-        <w:t xml:space="preserve">). Προσέξτε ιδιαίτερα την εγκυρότητα των πηγών που θα χρησιμοποιήσετε (βιβλία, επιστημονικές δημοσιεύσεις – </w:t>
-      </w:r>
-      <w:r>
-        <w:rPr>
+          <w:rFonts w:ascii="Times New Roman" w:hAnsi="Times New Roman" w:cs="Times New Roman"/>
+          <w:color w:val="77206D" w:themeColor="accent5" w:themeShade="BF"/>
+          <w:highlight w:val="lightGray"/>
+        </w:rPr>
+        <w:t xml:space="preserve">: Αναφορές --&gt;   Εισαγωγή αναφοράς, στο LibreOffice Writer: Insert--&gt;Indexes and Tables--&gt;Bibliography Enrty). Προσέξτε ιδιαίτερα την εγκυρότητα των πηγών που θα χρησιμοποιήσετε (βιβλία, επιστημονικές δημοσιεύσεις – </w:t>
+      </w:r>
+      <w:r>
+        <w:rPr>
+          <w:rFonts w:ascii="Times New Roman" w:hAnsi="Times New Roman" w:cs="Times New Roman"/>
           <w:color w:val="77206D" w:themeColor="accent5" w:themeShade="BF"/>
           <w:highlight w:val="lightGray"/>
           <w:lang w:val="en-US"/>
@@ -5065,38 +5527,25 @@
       </w:r>
       <w:r>
         <w:rPr>
-          <w:color w:val="77206D" w:themeColor="accent5" w:themeShade="BF"/>
-          <w:highlight w:val="lightGray"/>
-        </w:rPr>
-        <w:t xml:space="preserve">, ιστοσελίδες, εγχειρίδια λογισμικού </w:t>
-      </w:r>
-      <w:proofErr w:type="spellStart"/>
-      <w:r>
-        <w:rPr>
-          <w:color w:val="77206D" w:themeColor="accent5" w:themeShade="BF"/>
-          <w:highlight w:val="lightGray"/>
-        </w:rPr>
-        <w:t>κτλ</w:t>
-      </w:r>
-      <w:proofErr w:type="spellEnd"/>
-      <w:r>
-        <w:rPr>
-          <w:color w:val="77206D" w:themeColor="accent5" w:themeShade="BF"/>
-          <w:highlight w:val="lightGray"/>
-        </w:rPr>
-        <w:t xml:space="preserve">). Τις πηγές σας θα πρέπει να τις αναφέρετε μέσα στο κείμενο, στα σημεία που τις χρησιμοποιείτε. Μία καλά τεκμηριωμένη πτυχιακή θα πρέπει να περιλαμβάνει αρκετές πηγές (&gt;30). </w:t>
+          <w:rFonts w:ascii="Times New Roman" w:hAnsi="Times New Roman" w:cs="Times New Roman"/>
+          <w:color w:val="77206D" w:themeColor="accent5" w:themeShade="BF"/>
+          <w:highlight w:val="lightGray"/>
+        </w:rPr>
+        <w:t xml:space="preserve">, ιστοσελίδες, εγχειρίδια λογισμικού κτλ). Τις πηγές σας θα πρέπει να τις αναφέρετε μέσα στο κείμενο, στα σημεία που τις χρησιμοποιείτε. Μία καλά τεκμηριωμένη πτυχιακή θα πρέπει να περιλαμβάνει αρκετές πηγές (&gt;30). </w:t>
       </w:r>
     </w:p>
     <w:p>
       <w:pPr>
         <w:pStyle w:val="-"/>
         <w:rPr>
-          <w:color w:val="77206D" w:themeColor="accent5" w:themeShade="BF"/>
-          <w:highlight w:val="lightGray"/>
-        </w:rPr>
-      </w:pPr>
-      <w:r>
-        <w:rPr>
+          <w:rFonts w:ascii="Times New Roman" w:hAnsi="Times New Roman" w:cs="Times New Roman"/>
+          <w:color w:val="77206D" w:themeColor="accent5" w:themeShade="BF"/>
+          <w:highlight w:val="lightGray"/>
+        </w:rPr>
+      </w:pPr>
+      <w:r>
+        <w:rPr>
+          <w:rFonts w:ascii="Times New Roman" w:hAnsi="Times New Roman" w:cs="Times New Roman"/>
           <w:color w:val="77206D" w:themeColor="accent5" w:themeShade="BF"/>
           <w:highlight w:val="lightGray"/>
         </w:rPr>
@@ -5107,6 +5556,7 @@
       <w:pPr>
         <w:pStyle w:val="-"/>
         <w:rPr>
+          <w:rFonts w:ascii="Times New Roman" w:hAnsi="Times New Roman" w:cs="Times New Roman"/>
           <w:color w:val="77206D" w:themeColor="accent5" w:themeShade="BF"/>
           <w:highlight w:val="lightGray"/>
         </w:rPr>
@@ -5120,8 +5570,8 @@
           <w:lang w:val="en-GB" w:eastAsia="en-GB"/>
         </w:rPr>
       </w:pPr>
-      <w:bookmarkStart w:id="43" w:name="_GoBack"/>
-      <w:bookmarkEnd w:id="43"/>
+      <w:bookmarkStart w:id="34" w:name="_GoBack"/>
+      <w:bookmarkEnd w:id="34"/>
       <w:r>
         <w:rPr>
           <w:color w:val="77206D" w:themeColor="accent5" w:themeShade="BF"/>
@@ -5150,7 +5600,6 @@
         </w:rPr>
         <w:t xml:space="preserve">, </w:t>
       </w:r>
-      <w:proofErr w:type="spellStart"/>
       <w:r>
         <w:rPr>
           <w:b/>
@@ -5161,7 +5610,6 @@
         </w:rPr>
         <w:t>Vandstone</w:t>
       </w:r>
-      <w:proofErr w:type="spellEnd"/>
       <w:r>
         <w:rPr>
           <w:b/>
@@ -5196,48 +5644,434 @@
           <w:highlight w:val="lightGray"/>
           <w:lang w:val="en-GB" w:eastAsia="en-GB"/>
         </w:rPr>
-        <w:t xml:space="preserve">New York : CRC </w:t>
-      </w:r>
-      <w:proofErr w:type="spellStart"/>
-      <w:r>
-        <w:rPr>
-          <w:color w:val="77206D" w:themeColor="accent5" w:themeShade="BF"/>
-          <w:highlight w:val="lightGray"/>
+        <w:t>New York : CRC PRess, 1996.</w:t>
+      </w:r>
+    </w:p>
+    <w:p>
+      <w:pPr>
+        <w:rPr>
+          <w:color w:val="77206D" w:themeColor="accent5" w:themeShade="BF"/>
           <w:lang w:val="en-GB" w:eastAsia="en-GB"/>
         </w:rPr>
-        <w:t>PRess</w:t>
-      </w:r>
-      <w:proofErr w:type="spellEnd"/>
-      <w:r>
-        <w:rPr>
-          <w:color w:val="77206D" w:themeColor="accent5" w:themeShade="BF"/>
-          <w:highlight w:val="lightGray"/>
+      </w:pPr>
+    </w:p>
+    <w:p>
+      <w:pPr>
+        <w:ind w:left="284" w:hanging="284"/>
+        <w:rPr>
           <w:lang w:val="en-GB" w:eastAsia="en-GB"/>
         </w:rPr>
-        <w:t>, 1996.</w:t>
-      </w:r>
-    </w:p>
-    <w:p>
-      <w:pPr>
-        <w:rPr>
-          <w:color w:val="77206D" w:themeColor="accent5" w:themeShade="BF"/>
-          <w:lang w:val="en-GB" w:eastAsia="en-GB"/>
-        </w:rPr>
-      </w:pPr>
-    </w:p>
-    <w:p>
-      <w:pPr>
-        <w:pStyle w:val="Default"/>
-        <w:rPr>
-          <w:lang w:val="en-US"/>
-        </w:rPr>
-      </w:pPr>
-    </w:p>
+      </w:pPr>
+    </w:p>
+    <w:bookmarkStart w:id="35" w:name="_Toc208740682" w:displacedByCustomXml="next"/>
+    <w:sdt>
+      <w:sdtPr>
+        <w:id w:val="-1276861243"/>
+        <w:docPartObj>
+          <w:docPartGallery w:val="Bibliographies"/>
+          <w:docPartUnique/>
+        </w:docPartObj>
+      </w:sdtPr>
+      <w:sdtContent>
+        <w:p>
+          <w:pPr>
+            <w:pStyle w:val="Heading1"/>
+            <w:rPr>
+              <w:lang w:val="en-GB"/>
+            </w:rPr>
+          </w:pPr>
+          <w:r>
+            <w:rPr>
+              <w:lang w:val="en-GB"/>
+            </w:rPr>
+            <w:t>Works Cited</w:t>
+          </w:r>
+          <w:bookmarkEnd w:id="35"/>
+        </w:p>
+        <w:p>
+          <w:pPr>
+            <w:pStyle w:val="Bibliography"/>
+            <w:numPr>
+              <w:ilvl w:val="0"/>
+              <w:numId w:val="19"/>
+            </w:numPr>
+            <w:spacing w:after="120"/>
+            <w:ind w:left="709" w:hanging="425"/>
+            <w:rPr>
+              <w:noProof/>
+              <w:lang w:val="en-GB"/>
+            </w:rPr>
+          </w:pPr>
+          <w:r>
+            <w:fldChar w:fldCharType="begin"/>
+          </w:r>
+          <w:r>
+            <w:rPr>
+              <w:lang w:val="en-GB"/>
+            </w:rPr>
+            <w:instrText xml:space="preserve"> BIBLIOGRAPHY </w:instrText>
+          </w:r>
+          <w:r>
+            <w:fldChar w:fldCharType="separate"/>
+          </w:r>
+          <w:r>
+            <w:rPr>
+              <w:noProof/>
+              <w:lang w:val="en-GB"/>
+            </w:rPr>
+            <w:t xml:space="preserve">(W3C), World Wide Web Consortium. </w:t>
+          </w:r>
+          <w:r>
+            <w:rPr>
+              <w:i/>
+              <w:iCs/>
+              <w:noProof/>
+              <w:lang w:val="en-GB"/>
+            </w:rPr>
+            <w:t>Web Content Accessibility Guidelines (WCAG).</w:t>
+          </w:r>
+          <w:r>
+            <w:rPr>
+              <w:noProof/>
+              <w:lang w:val="en-GB"/>
+            </w:rPr>
+            <w:t xml:space="preserve"> https://www.w3.org/TR/WCAG21/, 2018.</w:t>
+          </w:r>
+        </w:p>
+        <w:p>
+          <w:pPr>
+            <w:pStyle w:val="Bibliography"/>
+            <w:numPr>
+              <w:ilvl w:val="0"/>
+              <w:numId w:val="19"/>
+            </w:numPr>
+            <w:spacing w:after="120"/>
+            <w:ind w:left="709" w:hanging="425"/>
+            <w:rPr>
+              <w:noProof/>
+              <w:lang w:val="en-GB"/>
+            </w:rPr>
+          </w:pPr>
+          <w:r>
+            <w:rPr>
+              <w:noProof/>
+              <w:lang w:val="en-GB"/>
+            </w:rPr>
+            <w:t xml:space="preserve">Gray W. D. &amp; Salzman, M. C. </w:t>
+          </w:r>
+          <w:r>
+            <w:rPr>
+              <w:i/>
+              <w:iCs/>
+              <w:noProof/>
+              <w:lang w:val="en-GB"/>
+            </w:rPr>
+            <w:t>Damaged merchandise? A review of experiments that compare usability evaluation methods. Human-Computer Interaction.</w:t>
+          </w:r>
+          <w:r>
+            <w:rPr>
+              <w:noProof/>
+              <w:lang w:val="en-GB"/>
+            </w:rPr>
+            <w:t xml:space="preserve"> https://doi.org/10.1207/s15327051hci1303_2, 1998.</w:t>
+          </w:r>
+        </w:p>
+        <w:p>
+          <w:pPr>
+            <w:pStyle w:val="Bibliography"/>
+            <w:numPr>
+              <w:ilvl w:val="0"/>
+              <w:numId w:val="19"/>
+            </w:numPr>
+            <w:spacing w:after="120"/>
+            <w:ind w:left="709" w:hanging="425"/>
+            <w:rPr>
+              <w:noProof/>
+              <w:lang w:val="en-GB"/>
+            </w:rPr>
+          </w:pPr>
+          <w:r>
+            <w:rPr>
+              <w:noProof/>
+              <w:lang w:val="en-GB"/>
+            </w:rPr>
+            <w:t xml:space="preserve">Hassenzahl, M, and N. Tractinsky. </w:t>
+          </w:r>
+          <w:r>
+            <w:rPr>
+              <w:i/>
+              <w:iCs/>
+              <w:noProof/>
+              <w:lang w:val="en-GB"/>
+            </w:rPr>
+            <w:t>User experience: A research agenda.</w:t>
+          </w:r>
+          <w:r>
+            <w:rPr>
+              <w:noProof/>
+              <w:lang w:val="en-GB"/>
+            </w:rPr>
+            <w:t xml:space="preserve"> Behaviour &amp; Information Technology, 2006.</w:t>
+          </w:r>
+        </w:p>
+        <w:p>
+          <w:pPr>
+            <w:pStyle w:val="Bibliography"/>
+            <w:numPr>
+              <w:ilvl w:val="0"/>
+              <w:numId w:val="19"/>
+            </w:numPr>
+            <w:spacing w:after="120"/>
+            <w:ind w:left="709" w:hanging="425"/>
+            <w:rPr>
+              <w:noProof/>
+              <w:lang w:val="en-GB"/>
+            </w:rPr>
+          </w:pPr>
+          <w:r>
+            <w:rPr>
+              <w:noProof/>
+              <w:lang w:val="en-GB"/>
+            </w:rPr>
+            <w:t>ISO 9241-11. International Organization for Standardization, 2018.</w:t>
+          </w:r>
+        </w:p>
+        <w:p>
+          <w:pPr>
+            <w:pStyle w:val="Bibliography"/>
+            <w:numPr>
+              <w:ilvl w:val="0"/>
+              <w:numId w:val="19"/>
+            </w:numPr>
+            <w:spacing w:after="120"/>
+            <w:ind w:left="709" w:hanging="425"/>
+            <w:rPr>
+              <w:noProof/>
+              <w:lang w:val="en-GB"/>
+            </w:rPr>
+          </w:pPr>
+          <w:r>
+            <w:rPr>
+              <w:noProof/>
+              <w:lang w:val="en-GB"/>
+            </w:rPr>
+            <w:t xml:space="preserve">Lidwell W., Holden K., &amp; Butler J. </w:t>
+          </w:r>
+          <w:r>
+            <w:rPr>
+              <w:i/>
+              <w:iCs/>
+              <w:noProof/>
+              <w:lang w:val="en-GB"/>
+            </w:rPr>
+            <w:t>Universal principles of design (2nd ed.).</w:t>
+          </w:r>
+          <w:r>
+            <w:rPr>
+              <w:noProof/>
+              <w:lang w:val="en-GB"/>
+            </w:rPr>
+            <w:t xml:space="preserve"> Rockport Publishers., 2010.</w:t>
+          </w:r>
+        </w:p>
+        <w:p>
+          <w:pPr>
+            <w:pStyle w:val="Bibliography"/>
+            <w:numPr>
+              <w:ilvl w:val="0"/>
+              <w:numId w:val="19"/>
+            </w:numPr>
+            <w:spacing w:after="120"/>
+            <w:ind w:left="709" w:hanging="425"/>
+            <w:rPr>
+              <w:noProof/>
+              <w:lang w:val="en-GB"/>
+            </w:rPr>
+          </w:pPr>
+          <w:r>
+            <w:rPr>
+              <w:noProof/>
+              <w:lang w:val="en-GB"/>
+            </w:rPr>
+            <w:t xml:space="preserve">Nielsen, J. </w:t>
+          </w:r>
+          <w:r>
+            <w:rPr>
+              <w:i/>
+              <w:iCs/>
+              <w:noProof/>
+              <w:lang w:val="en-GB"/>
+            </w:rPr>
+            <w:t>10 usability heuristics for user interface design .</w:t>
+          </w:r>
+          <w:r>
+            <w:rPr>
+              <w:noProof/>
+              <w:lang w:val="en-GB"/>
+            </w:rPr>
+            <w:t xml:space="preserve"> https://www.nngroup.com/articles/ten-usability-heuristics/, 1994.</w:t>
+          </w:r>
+        </w:p>
+        <w:p>
+          <w:pPr>
+            <w:pStyle w:val="Bibliography"/>
+            <w:numPr>
+              <w:ilvl w:val="0"/>
+              <w:numId w:val="19"/>
+            </w:numPr>
+            <w:spacing w:after="120"/>
+            <w:ind w:left="709" w:hanging="425"/>
+            <w:rPr>
+              <w:noProof/>
+              <w:lang w:val="en-GB"/>
+            </w:rPr>
+          </w:pPr>
+          <w:r>
+            <w:rPr>
+              <w:noProof/>
+              <w:lang w:val="en-GB"/>
+            </w:rPr>
+            <w:t xml:space="preserve">Norman, D.A. </w:t>
+          </w:r>
+          <w:r>
+            <w:rPr>
+              <w:i/>
+              <w:iCs/>
+              <w:noProof/>
+              <w:lang w:val="en-GB"/>
+            </w:rPr>
+            <w:t>Emotional design: Why we love (or hate) everyday things.</w:t>
+          </w:r>
+          <w:r>
+            <w:rPr>
+              <w:noProof/>
+              <w:lang w:val="en-GB"/>
+            </w:rPr>
+            <w:t xml:space="preserve"> Basic Books, 2005.</w:t>
+          </w:r>
+        </w:p>
+        <w:p>
+          <w:pPr>
+            <w:pStyle w:val="Bibliography"/>
+            <w:numPr>
+              <w:ilvl w:val="0"/>
+              <w:numId w:val="19"/>
+            </w:numPr>
+            <w:spacing w:after="120"/>
+            <w:ind w:left="709" w:hanging="425"/>
+            <w:rPr>
+              <w:noProof/>
+              <w:lang w:val="en-GB"/>
+            </w:rPr>
+          </w:pPr>
+          <w:r>
+            <w:rPr>
+              <w:noProof/>
+              <w:lang w:val="en-GB"/>
+            </w:rPr>
+            <w:t xml:space="preserve">Sauro, J. </w:t>
+          </w:r>
+          <w:r>
+            <w:rPr>
+              <w:i/>
+              <w:iCs/>
+              <w:noProof/>
+              <w:lang w:val="en-GB"/>
+            </w:rPr>
+            <w:t>Measuring usability with the System Usability Scale (SUS).</w:t>
+          </w:r>
+          <w:r>
+            <w:rPr>
+              <w:noProof/>
+              <w:lang w:val="en-GB"/>
+            </w:rPr>
+            <w:t xml:space="preserve"> https://measuringu.com/sus/, 2011.</w:t>
+          </w:r>
+        </w:p>
+        <w:p>
+          <w:pPr>
+            <w:pStyle w:val="Bibliography"/>
+            <w:numPr>
+              <w:ilvl w:val="0"/>
+              <w:numId w:val="19"/>
+            </w:numPr>
+            <w:spacing w:after="120"/>
+            <w:ind w:left="709" w:hanging="425"/>
+            <w:rPr>
+              <w:noProof/>
+              <w:lang w:val="en-GB"/>
+            </w:rPr>
+          </w:pPr>
+          <w:r>
+            <w:rPr>
+              <w:noProof/>
+              <w:lang w:val="en-GB"/>
+            </w:rPr>
+            <w:t>Sutcliffe, A, and A De Angeli. “Assessing interaction styles in web user interfaces. Proceedings of the 6th Annual Conference on Human Factors and the Web.” 2005.</w:t>
+          </w:r>
+        </w:p>
+        <w:p>
+          <w:pPr>
+            <w:pStyle w:val="Bibliography"/>
+            <w:numPr>
+              <w:ilvl w:val="0"/>
+              <w:numId w:val="19"/>
+            </w:numPr>
+            <w:spacing w:after="120"/>
+            <w:ind w:left="709" w:hanging="425"/>
+            <w:rPr>
+              <w:noProof/>
+            </w:rPr>
+          </w:pPr>
+          <w:r>
+            <w:rPr>
+              <w:noProof/>
+              <w:lang w:val="en-GB"/>
+            </w:rPr>
+            <w:t xml:space="preserve">Zhang, D, and B Adipat. </w:t>
+          </w:r>
+          <w:r>
+            <w:rPr>
+              <w:i/>
+              <w:iCs/>
+              <w:noProof/>
+              <w:lang w:val="en-GB"/>
+            </w:rPr>
+            <w:t>Challenges, methodologies, and issues in the usability testing of mobile applications.</w:t>
+          </w:r>
+          <w:r>
+            <w:rPr>
+              <w:noProof/>
+              <w:lang w:val="en-GB"/>
+            </w:rPr>
+            <w:t xml:space="preserve"> </w:t>
+          </w:r>
+          <w:r>
+            <w:rPr>
+              <w:noProof/>
+            </w:rPr>
+            <w:t>International Journal of Human-Computer Interaction, 2005.</w:t>
+          </w:r>
+        </w:p>
+        <w:p>
+          <w:pPr>
+            <w:spacing w:after="120"/>
+          </w:pPr>
+          <w:r>
+            <w:rPr>
+              <w:b/>
+              <w:bCs/>
+            </w:rPr>
+            <w:fldChar w:fldCharType="end"/>
+          </w:r>
+        </w:p>
+      </w:sdtContent>
+    </w:sdt>
     <w:sectPr>
-      <w:headerReference w:type="default" r:id="rId13"/>
-      <w:footerReference w:type="default" r:id="rId14"/>
-      <w:headerReference w:type="first" r:id="rId15"/>
-      <w:footerReference w:type="first" r:id="rId16"/>
+      <w:headerReference w:type="default" r:id="rId12"/>
+      <w:footerReference w:type="default" r:id="rId13"/>
+      <w:headerReference w:type="first" r:id="rId14"/>
+      <w:footerReference w:type="first" r:id="rId15"/>
       <w:pgSz w:w="12240" w:h="15840"/>
       <w:pgMar w:top="1440" w:right="1644" w:bottom="1440" w:left="1644" w:header="720" w:footer="720" w:gutter="0"/>
       <w:cols w:space="720"/>
@@ -5314,16 +6148,7 @@
         <w:szCs w:val="20"/>
         <w:lang w:eastAsia="zh-TW"/>
       </w:rPr>
-      <w:t>1</w:t>
-    </w:r>
-    <w:r>
-      <w:rPr>
-        <w:rFonts w:cs="Garamond"/>
-        <w:sz w:val="20"/>
-        <w:szCs w:val="20"/>
-        <w:lang w:eastAsia="zh-TW"/>
-      </w:rPr>
-      <w:t>5</w:t>
+      <w:t>15</w:t>
     </w:r>
     <w:r>
       <w:rPr>
@@ -5463,7 +6288,7 @@
               <wp:inline distT="0" distB="0" distL="0" distR="0" wp14:anchorId="65B1B688" wp14:editId="34D24871">
                 <wp:extent cx="327660" cy="403860"/>
                 <wp:effectExtent l="0" t="0" r="0" b="0"/>
-                <wp:docPr id="2" name="Picture 1"/>
+                <wp:docPr id="528761851" name="Picture 1"/>
                 <wp:cNvGraphicFramePr>
                   <a:graphicFrameLocks xmlns:a="http://schemas.openxmlformats.org/drawingml/2006/main" noChangeAspect="1"/>
                 </wp:cNvGraphicFramePr>
@@ -5898,6 +6723,526 @@
     </w:lvl>
   </w:abstractNum>
   <w:abstractNum w:abstractNumId="6" w15:restartNumberingAfterBreak="0">
+    <w:nsid w:val="07614196"/>
+    <w:multiLevelType w:val="multilevel"/>
+    <w:tmpl w:val="A24487BA"/>
+    <w:lvl w:ilvl="0">
+      <w:start w:val="1"/>
+      <w:numFmt w:val="bullet"/>
+      <w:lvlText w:val=""/>
+      <w:lvlJc w:val="left"/>
+      <w:pPr>
+        <w:tabs>
+          <w:tab w:val="num" w:pos="720"/>
+        </w:tabs>
+        <w:ind w:left="720" w:hanging="360"/>
+      </w:pPr>
+      <w:rPr>
+        <w:rFonts w:ascii="Symbol" w:hAnsi="Symbol" w:hint="default"/>
+        <w:sz w:val="20"/>
+      </w:rPr>
+    </w:lvl>
+    <w:lvl w:ilvl="1" w:tentative="1">
+      <w:start w:val="1"/>
+      <w:numFmt w:val="bullet"/>
+      <w:lvlText w:val="o"/>
+      <w:lvlJc w:val="left"/>
+      <w:pPr>
+        <w:tabs>
+          <w:tab w:val="num" w:pos="1440"/>
+        </w:tabs>
+        <w:ind w:left="1440" w:hanging="360"/>
+      </w:pPr>
+      <w:rPr>
+        <w:rFonts w:ascii="Courier New" w:hAnsi="Courier New" w:hint="default"/>
+        <w:sz w:val="20"/>
+      </w:rPr>
+    </w:lvl>
+    <w:lvl w:ilvl="2" w:tentative="1">
+      <w:start w:val="1"/>
+      <w:numFmt w:val="bullet"/>
+      <w:lvlText w:val=""/>
+      <w:lvlJc w:val="left"/>
+      <w:pPr>
+        <w:tabs>
+          <w:tab w:val="num" w:pos="2160"/>
+        </w:tabs>
+        <w:ind w:left="2160" w:hanging="360"/>
+      </w:pPr>
+      <w:rPr>
+        <w:rFonts w:ascii="Wingdings" w:hAnsi="Wingdings" w:hint="default"/>
+        <w:sz w:val="20"/>
+      </w:rPr>
+    </w:lvl>
+    <w:lvl w:ilvl="3" w:tentative="1">
+      <w:start w:val="1"/>
+      <w:numFmt w:val="bullet"/>
+      <w:lvlText w:val=""/>
+      <w:lvlJc w:val="left"/>
+      <w:pPr>
+        <w:tabs>
+          <w:tab w:val="num" w:pos="2880"/>
+        </w:tabs>
+        <w:ind w:left="2880" w:hanging="360"/>
+      </w:pPr>
+      <w:rPr>
+        <w:rFonts w:ascii="Wingdings" w:hAnsi="Wingdings" w:hint="default"/>
+        <w:sz w:val="20"/>
+      </w:rPr>
+    </w:lvl>
+    <w:lvl w:ilvl="4" w:tentative="1">
+      <w:start w:val="1"/>
+      <w:numFmt w:val="bullet"/>
+      <w:lvlText w:val=""/>
+      <w:lvlJc w:val="left"/>
+      <w:pPr>
+        <w:tabs>
+          <w:tab w:val="num" w:pos="3600"/>
+        </w:tabs>
+        <w:ind w:left="3600" w:hanging="360"/>
+      </w:pPr>
+      <w:rPr>
+        <w:rFonts w:ascii="Wingdings" w:hAnsi="Wingdings" w:hint="default"/>
+        <w:sz w:val="20"/>
+      </w:rPr>
+    </w:lvl>
+    <w:lvl w:ilvl="5" w:tentative="1">
+      <w:start w:val="1"/>
+      <w:numFmt w:val="bullet"/>
+      <w:lvlText w:val=""/>
+      <w:lvlJc w:val="left"/>
+      <w:pPr>
+        <w:tabs>
+          <w:tab w:val="num" w:pos="4320"/>
+        </w:tabs>
+        <w:ind w:left="4320" w:hanging="360"/>
+      </w:pPr>
+      <w:rPr>
+        <w:rFonts w:ascii="Wingdings" w:hAnsi="Wingdings" w:hint="default"/>
+        <w:sz w:val="20"/>
+      </w:rPr>
+    </w:lvl>
+    <w:lvl w:ilvl="6" w:tentative="1">
+      <w:start w:val="1"/>
+      <w:numFmt w:val="bullet"/>
+      <w:lvlText w:val=""/>
+      <w:lvlJc w:val="left"/>
+      <w:pPr>
+        <w:tabs>
+          <w:tab w:val="num" w:pos="5040"/>
+        </w:tabs>
+        <w:ind w:left="5040" w:hanging="360"/>
+      </w:pPr>
+      <w:rPr>
+        <w:rFonts w:ascii="Wingdings" w:hAnsi="Wingdings" w:hint="default"/>
+        <w:sz w:val="20"/>
+      </w:rPr>
+    </w:lvl>
+    <w:lvl w:ilvl="7" w:tentative="1">
+      <w:start w:val="1"/>
+      <w:numFmt w:val="bullet"/>
+      <w:lvlText w:val=""/>
+      <w:lvlJc w:val="left"/>
+      <w:pPr>
+        <w:tabs>
+          <w:tab w:val="num" w:pos="5760"/>
+        </w:tabs>
+        <w:ind w:left="5760" w:hanging="360"/>
+      </w:pPr>
+      <w:rPr>
+        <w:rFonts w:ascii="Wingdings" w:hAnsi="Wingdings" w:hint="default"/>
+        <w:sz w:val="20"/>
+      </w:rPr>
+    </w:lvl>
+    <w:lvl w:ilvl="8" w:tentative="1">
+      <w:start w:val="1"/>
+      <w:numFmt w:val="bullet"/>
+      <w:lvlText w:val=""/>
+      <w:lvlJc w:val="left"/>
+      <w:pPr>
+        <w:tabs>
+          <w:tab w:val="num" w:pos="6480"/>
+        </w:tabs>
+        <w:ind w:left="6480" w:hanging="360"/>
+      </w:pPr>
+      <w:rPr>
+        <w:rFonts w:ascii="Wingdings" w:hAnsi="Wingdings" w:hint="default"/>
+        <w:sz w:val="20"/>
+      </w:rPr>
+    </w:lvl>
+  </w:abstractNum>
+  <w:abstractNum w:abstractNumId="7" w15:restartNumberingAfterBreak="0">
+    <w:nsid w:val="14A0720D"/>
+    <w:multiLevelType w:val="hybridMultilevel"/>
+    <w:tmpl w:val="7E8AE460"/>
+    <w:lvl w:ilvl="0" w:tplc="08090001">
+      <w:start w:val="1"/>
+      <w:numFmt w:val="bullet"/>
+      <w:lvlText w:val=""/>
+      <w:lvlJc w:val="left"/>
+      <w:pPr>
+        <w:ind w:left="720" w:hanging="360"/>
+      </w:pPr>
+      <w:rPr>
+        <w:rFonts w:ascii="Symbol" w:hAnsi="Symbol" w:hint="default"/>
+      </w:rPr>
+    </w:lvl>
+    <w:lvl w:ilvl="1" w:tplc="08090003" w:tentative="1">
+      <w:start w:val="1"/>
+      <w:numFmt w:val="bullet"/>
+      <w:lvlText w:val="o"/>
+      <w:lvlJc w:val="left"/>
+      <w:pPr>
+        <w:ind w:left="1440" w:hanging="360"/>
+      </w:pPr>
+      <w:rPr>
+        <w:rFonts w:ascii="Courier New" w:hAnsi="Courier New" w:cs="Courier New" w:hint="default"/>
+      </w:rPr>
+    </w:lvl>
+    <w:lvl w:ilvl="2" w:tplc="08090005" w:tentative="1">
+      <w:start w:val="1"/>
+      <w:numFmt w:val="bullet"/>
+      <w:lvlText w:val=""/>
+      <w:lvlJc w:val="left"/>
+      <w:pPr>
+        <w:ind w:left="2160" w:hanging="360"/>
+      </w:pPr>
+      <w:rPr>
+        <w:rFonts w:ascii="Wingdings" w:hAnsi="Wingdings" w:hint="default"/>
+      </w:rPr>
+    </w:lvl>
+    <w:lvl w:ilvl="3" w:tplc="08090001" w:tentative="1">
+      <w:start w:val="1"/>
+      <w:numFmt w:val="bullet"/>
+      <w:lvlText w:val=""/>
+      <w:lvlJc w:val="left"/>
+      <w:pPr>
+        <w:ind w:left="2880" w:hanging="360"/>
+      </w:pPr>
+      <w:rPr>
+        <w:rFonts w:ascii="Symbol" w:hAnsi="Symbol" w:hint="default"/>
+      </w:rPr>
+    </w:lvl>
+    <w:lvl w:ilvl="4" w:tplc="08090003" w:tentative="1">
+      <w:start w:val="1"/>
+      <w:numFmt w:val="bullet"/>
+      <w:lvlText w:val="o"/>
+      <w:lvlJc w:val="left"/>
+      <w:pPr>
+        <w:ind w:left="3600" w:hanging="360"/>
+      </w:pPr>
+      <w:rPr>
+        <w:rFonts w:ascii="Courier New" w:hAnsi="Courier New" w:cs="Courier New" w:hint="default"/>
+      </w:rPr>
+    </w:lvl>
+    <w:lvl w:ilvl="5" w:tplc="08090005" w:tentative="1">
+      <w:start w:val="1"/>
+      <w:numFmt w:val="bullet"/>
+      <w:lvlText w:val=""/>
+      <w:lvlJc w:val="left"/>
+      <w:pPr>
+        <w:ind w:left="4320" w:hanging="360"/>
+      </w:pPr>
+      <w:rPr>
+        <w:rFonts w:ascii="Wingdings" w:hAnsi="Wingdings" w:hint="default"/>
+      </w:rPr>
+    </w:lvl>
+    <w:lvl w:ilvl="6" w:tplc="08090001" w:tentative="1">
+      <w:start w:val="1"/>
+      <w:numFmt w:val="bullet"/>
+      <w:lvlText w:val=""/>
+      <w:lvlJc w:val="left"/>
+      <w:pPr>
+        <w:ind w:left="5040" w:hanging="360"/>
+      </w:pPr>
+      <w:rPr>
+        <w:rFonts w:ascii="Symbol" w:hAnsi="Symbol" w:hint="default"/>
+      </w:rPr>
+    </w:lvl>
+    <w:lvl w:ilvl="7" w:tplc="08090003" w:tentative="1">
+      <w:start w:val="1"/>
+      <w:numFmt w:val="bullet"/>
+      <w:lvlText w:val="o"/>
+      <w:lvlJc w:val="left"/>
+      <w:pPr>
+        <w:ind w:left="5760" w:hanging="360"/>
+      </w:pPr>
+      <w:rPr>
+        <w:rFonts w:ascii="Courier New" w:hAnsi="Courier New" w:cs="Courier New" w:hint="default"/>
+      </w:rPr>
+    </w:lvl>
+    <w:lvl w:ilvl="8" w:tplc="08090005" w:tentative="1">
+      <w:start w:val="1"/>
+      <w:numFmt w:val="bullet"/>
+      <w:lvlText w:val=""/>
+      <w:lvlJc w:val="left"/>
+      <w:pPr>
+        <w:ind w:left="6480" w:hanging="360"/>
+      </w:pPr>
+      <w:rPr>
+        <w:rFonts w:ascii="Wingdings" w:hAnsi="Wingdings" w:hint="default"/>
+      </w:rPr>
+    </w:lvl>
+  </w:abstractNum>
+  <w:abstractNum w:abstractNumId="8" w15:restartNumberingAfterBreak="0">
+    <w:nsid w:val="14A10C5B"/>
+    <w:multiLevelType w:val="hybridMultilevel"/>
+    <w:tmpl w:val="5B728016"/>
+    <w:lvl w:ilvl="0" w:tplc="0809000F">
+      <w:start w:val="1"/>
+      <w:numFmt w:val="decimal"/>
+      <w:lvlText w:val="%1."/>
+      <w:lvlJc w:val="left"/>
+      <w:pPr>
+        <w:ind w:left="720" w:hanging="360"/>
+      </w:pPr>
+    </w:lvl>
+    <w:lvl w:ilvl="1" w:tplc="08090019" w:tentative="1">
+      <w:start w:val="1"/>
+      <w:numFmt w:val="lowerLetter"/>
+      <w:lvlText w:val="%2."/>
+      <w:lvlJc w:val="left"/>
+      <w:pPr>
+        <w:ind w:left="1440" w:hanging="360"/>
+      </w:pPr>
+    </w:lvl>
+    <w:lvl w:ilvl="2" w:tplc="0809001B" w:tentative="1">
+      <w:start w:val="1"/>
+      <w:numFmt w:val="lowerRoman"/>
+      <w:lvlText w:val="%3."/>
+      <w:lvlJc w:val="right"/>
+      <w:pPr>
+        <w:ind w:left="2160" w:hanging="180"/>
+      </w:pPr>
+    </w:lvl>
+    <w:lvl w:ilvl="3" w:tplc="0809000F" w:tentative="1">
+      <w:start w:val="1"/>
+      <w:numFmt w:val="decimal"/>
+      <w:lvlText w:val="%4."/>
+      <w:lvlJc w:val="left"/>
+      <w:pPr>
+        <w:ind w:left="2880" w:hanging="360"/>
+      </w:pPr>
+    </w:lvl>
+    <w:lvl w:ilvl="4" w:tplc="08090019" w:tentative="1">
+      <w:start w:val="1"/>
+      <w:numFmt w:val="lowerLetter"/>
+      <w:lvlText w:val="%5."/>
+      <w:lvlJc w:val="left"/>
+      <w:pPr>
+        <w:ind w:left="3600" w:hanging="360"/>
+      </w:pPr>
+    </w:lvl>
+    <w:lvl w:ilvl="5" w:tplc="0809001B" w:tentative="1">
+      <w:start w:val="1"/>
+      <w:numFmt w:val="lowerRoman"/>
+      <w:lvlText w:val="%6."/>
+      <w:lvlJc w:val="right"/>
+      <w:pPr>
+        <w:ind w:left="4320" w:hanging="180"/>
+      </w:pPr>
+    </w:lvl>
+    <w:lvl w:ilvl="6" w:tplc="0809000F" w:tentative="1">
+      <w:start w:val="1"/>
+      <w:numFmt w:val="decimal"/>
+      <w:lvlText w:val="%7."/>
+      <w:lvlJc w:val="left"/>
+      <w:pPr>
+        <w:ind w:left="5040" w:hanging="360"/>
+      </w:pPr>
+    </w:lvl>
+    <w:lvl w:ilvl="7" w:tplc="08090019" w:tentative="1">
+      <w:start w:val="1"/>
+      <w:numFmt w:val="lowerLetter"/>
+      <w:lvlText w:val="%8."/>
+      <w:lvlJc w:val="left"/>
+      <w:pPr>
+        <w:ind w:left="5760" w:hanging="360"/>
+      </w:pPr>
+    </w:lvl>
+    <w:lvl w:ilvl="8" w:tplc="0809001B" w:tentative="1">
+      <w:start w:val="1"/>
+      <w:numFmt w:val="lowerRoman"/>
+      <w:lvlText w:val="%9."/>
+      <w:lvlJc w:val="right"/>
+      <w:pPr>
+        <w:ind w:left="6480" w:hanging="180"/>
+      </w:pPr>
+    </w:lvl>
+  </w:abstractNum>
+  <w:abstractNum w:abstractNumId="9" w15:restartNumberingAfterBreak="0">
+    <w:nsid w:val="188859F9"/>
+    <w:multiLevelType w:val="hybridMultilevel"/>
+    <w:tmpl w:val="010A27BE"/>
+    <w:lvl w:ilvl="0" w:tplc="0809000F">
+      <w:start w:val="1"/>
+      <w:numFmt w:val="decimal"/>
+      <w:lvlText w:val="%1."/>
+      <w:lvlJc w:val="left"/>
+      <w:pPr>
+        <w:ind w:left="720" w:hanging="360"/>
+      </w:pPr>
+    </w:lvl>
+    <w:lvl w:ilvl="1" w:tplc="08090019" w:tentative="1">
+      <w:start w:val="1"/>
+      <w:numFmt w:val="lowerLetter"/>
+      <w:lvlText w:val="%2."/>
+      <w:lvlJc w:val="left"/>
+      <w:pPr>
+        <w:ind w:left="1440" w:hanging="360"/>
+      </w:pPr>
+    </w:lvl>
+    <w:lvl w:ilvl="2" w:tplc="0809001B" w:tentative="1">
+      <w:start w:val="1"/>
+      <w:numFmt w:val="lowerRoman"/>
+      <w:lvlText w:val="%3."/>
+      <w:lvlJc w:val="right"/>
+      <w:pPr>
+        <w:ind w:left="2160" w:hanging="180"/>
+      </w:pPr>
+    </w:lvl>
+    <w:lvl w:ilvl="3" w:tplc="0809000F" w:tentative="1">
+      <w:start w:val="1"/>
+      <w:numFmt w:val="decimal"/>
+      <w:lvlText w:val="%4."/>
+      <w:lvlJc w:val="left"/>
+      <w:pPr>
+        <w:ind w:left="2880" w:hanging="360"/>
+      </w:pPr>
+    </w:lvl>
+    <w:lvl w:ilvl="4" w:tplc="08090019" w:tentative="1">
+      <w:start w:val="1"/>
+      <w:numFmt w:val="lowerLetter"/>
+      <w:lvlText w:val="%5."/>
+      <w:lvlJc w:val="left"/>
+      <w:pPr>
+        <w:ind w:left="3600" w:hanging="360"/>
+      </w:pPr>
+    </w:lvl>
+    <w:lvl w:ilvl="5" w:tplc="0809001B" w:tentative="1">
+      <w:start w:val="1"/>
+      <w:numFmt w:val="lowerRoman"/>
+      <w:lvlText w:val="%6."/>
+      <w:lvlJc w:val="right"/>
+      <w:pPr>
+        <w:ind w:left="4320" w:hanging="180"/>
+      </w:pPr>
+    </w:lvl>
+    <w:lvl w:ilvl="6" w:tplc="0809000F" w:tentative="1">
+      <w:start w:val="1"/>
+      <w:numFmt w:val="decimal"/>
+      <w:lvlText w:val="%7."/>
+      <w:lvlJc w:val="left"/>
+      <w:pPr>
+        <w:ind w:left="5040" w:hanging="360"/>
+      </w:pPr>
+    </w:lvl>
+    <w:lvl w:ilvl="7" w:tplc="08090019" w:tentative="1">
+      <w:start w:val="1"/>
+      <w:numFmt w:val="lowerLetter"/>
+      <w:lvlText w:val="%8."/>
+      <w:lvlJc w:val="left"/>
+      <w:pPr>
+        <w:ind w:left="5760" w:hanging="360"/>
+      </w:pPr>
+    </w:lvl>
+    <w:lvl w:ilvl="8" w:tplc="0809001B" w:tentative="1">
+      <w:start w:val="1"/>
+      <w:numFmt w:val="lowerRoman"/>
+      <w:lvlText w:val="%9."/>
+      <w:lvlJc w:val="right"/>
+      <w:pPr>
+        <w:ind w:left="6480" w:hanging="180"/>
+      </w:pPr>
+    </w:lvl>
+  </w:abstractNum>
+  <w:abstractNum w:abstractNumId="10" w15:restartNumberingAfterBreak="0">
+    <w:nsid w:val="1CE07016"/>
+    <w:multiLevelType w:val="hybridMultilevel"/>
+    <w:tmpl w:val="A9C8CB7E"/>
+    <w:lvl w:ilvl="0" w:tplc="0809000F">
+      <w:start w:val="1"/>
+      <w:numFmt w:val="decimal"/>
+      <w:lvlText w:val="%1."/>
+      <w:lvlJc w:val="left"/>
+      <w:pPr>
+        <w:ind w:left="720" w:hanging="360"/>
+      </w:pPr>
+    </w:lvl>
+    <w:lvl w:ilvl="1" w:tplc="08090019" w:tentative="1">
+      <w:start w:val="1"/>
+      <w:numFmt w:val="lowerLetter"/>
+      <w:lvlText w:val="%2."/>
+      <w:lvlJc w:val="left"/>
+      <w:pPr>
+        <w:ind w:left="1440" w:hanging="360"/>
+      </w:pPr>
+    </w:lvl>
+    <w:lvl w:ilvl="2" w:tplc="0809001B" w:tentative="1">
+      <w:start w:val="1"/>
+      <w:numFmt w:val="lowerRoman"/>
+      <w:lvlText w:val="%3."/>
+      <w:lvlJc w:val="right"/>
+      <w:pPr>
+        <w:ind w:left="2160" w:hanging="180"/>
+      </w:pPr>
+    </w:lvl>
+    <w:lvl w:ilvl="3" w:tplc="0809000F" w:tentative="1">
+      <w:start w:val="1"/>
+      <w:numFmt w:val="decimal"/>
+      <w:lvlText w:val="%4."/>
+      <w:lvlJc w:val="left"/>
+      <w:pPr>
+        <w:ind w:left="2880" w:hanging="360"/>
+      </w:pPr>
+    </w:lvl>
+    <w:lvl w:ilvl="4" w:tplc="08090019" w:tentative="1">
+      <w:start w:val="1"/>
+      <w:numFmt w:val="lowerLetter"/>
+      <w:lvlText w:val="%5."/>
+      <w:lvlJc w:val="left"/>
+      <w:pPr>
+        <w:ind w:left="3600" w:hanging="360"/>
+      </w:pPr>
+    </w:lvl>
+    <w:lvl w:ilvl="5" w:tplc="0809001B" w:tentative="1">
+      <w:start w:val="1"/>
+      <w:numFmt w:val="lowerRoman"/>
+      <w:lvlText w:val="%6."/>
+      <w:lvlJc w:val="right"/>
+      <w:pPr>
+        <w:ind w:left="4320" w:hanging="180"/>
+      </w:pPr>
+    </w:lvl>
+    <w:lvl w:ilvl="6" w:tplc="0809000F" w:tentative="1">
+      <w:start w:val="1"/>
+      <w:numFmt w:val="decimal"/>
+      <w:lvlText w:val="%7."/>
+      <w:lvlJc w:val="left"/>
+      <w:pPr>
+        <w:ind w:left="5040" w:hanging="360"/>
+      </w:pPr>
+    </w:lvl>
+    <w:lvl w:ilvl="7" w:tplc="08090019" w:tentative="1">
+      <w:start w:val="1"/>
+      <w:numFmt w:val="lowerLetter"/>
+      <w:lvlText w:val="%8."/>
+      <w:lvlJc w:val="left"/>
+      <w:pPr>
+        <w:ind w:left="5760" w:hanging="360"/>
+      </w:pPr>
+    </w:lvl>
+    <w:lvl w:ilvl="8" w:tplc="0809001B" w:tentative="1">
+      <w:start w:val="1"/>
+      <w:numFmt w:val="lowerRoman"/>
+      <w:lvlText w:val="%9."/>
+      <w:lvlJc w:val="right"/>
+      <w:pPr>
+        <w:ind w:left="6480" w:hanging="180"/>
+      </w:pPr>
+    </w:lvl>
+  </w:abstractNum>
+  <w:abstractNum w:abstractNumId="11" w15:restartNumberingAfterBreak="0">
     <w:nsid w:val="331C6A5E"/>
     <w:multiLevelType w:val="multilevel"/>
     <w:tmpl w:val="D3A61C5C"/>
@@ -6046,7 +7391,93 @@
       </w:rPr>
     </w:lvl>
   </w:abstractNum>
-  <w:abstractNum w:abstractNumId="7" w15:restartNumberingAfterBreak="0">
+  <w:abstractNum w:abstractNumId="12" w15:restartNumberingAfterBreak="0">
+    <w:nsid w:val="37FA43F4"/>
+    <w:multiLevelType w:val="hybridMultilevel"/>
+    <w:tmpl w:val="D4FA25E0"/>
+    <w:lvl w:ilvl="0" w:tplc="0809000F">
+      <w:start w:val="1"/>
+      <w:numFmt w:val="decimal"/>
+      <w:lvlText w:val="%1."/>
+      <w:lvlJc w:val="left"/>
+      <w:pPr>
+        <w:ind w:left="720" w:hanging="360"/>
+      </w:pPr>
+    </w:lvl>
+    <w:lvl w:ilvl="1" w:tplc="08090019" w:tentative="1">
+      <w:start w:val="1"/>
+      <w:numFmt w:val="lowerLetter"/>
+      <w:lvlText w:val="%2."/>
+      <w:lvlJc w:val="left"/>
+      <w:pPr>
+        <w:ind w:left="1440" w:hanging="360"/>
+      </w:pPr>
+    </w:lvl>
+    <w:lvl w:ilvl="2" w:tplc="0809001B" w:tentative="1">
+      <w:start w:val="1"/>
+      <w:numFmt w:val="lowerRoman"/>
+      <w:lvlText w:val="%3."/>
+      <w:lvlJc w:val="right"/>
+      <w:pPr>
+        <w:ind w:left="2160" w:hanging="180"/>
+      </w:pPr>
+    </w:lvl>
+    <w:lvl w:ilvl="3" w:tplc="0809000F" w:tentative="1">
+      <w:start w:val="1"/>
+      <w:numFmt w:val="decimal"/>
+      <w:lvlText w:val="%4."/>
+      <w:lvlJc w:val="left"/>
+      <w:pPr>
+        <w:ind w:left="2880" w:hanging="360"/>
+      </w:pPr>
+    </w:lvl>
+    <w:lvl w:ilvl="4" w:tplc="08090019" w:tentative="1">
+      <w:start w:val="1"/>
+      <w:numFmt w:val="lowerLetter"/>
+      <w:lvlText w:val="%5."/>
+      <w:lvlJc w:val="left"/>
+      <w:pPr>
+        <w:ind w:left="3600" w:hanging="360"/>
+      </w:pPr>
+    </w:lvl>
+    <w:lvl w:ilvl="5" w:tplc="0809001B" w:tentative="1">
+      <w:start w:val="1"/>
+      <w:numFmt w:val="lowerRoman"/>
+      <w:lvlText w:val="%6."/>
+      <w:lvlJc w:val="right"/>
+      <w:pPr>
+        <w:ind w:left="4320" w:hanging="180"/>
+      </w:pPr>
+    </w:lvl>
+    <w:lvl w:ilvl="6" w:tplc="0809000F" w:tentative="1">
+      <w:start w:val="1"/>
+      <w:numFmt w:val="decimal"/>
+      <w:lvlText w:val="%7."/>
+      <w:lvlJc w:val="left"/>
+      <w:pPr>
+        <w:ind w:left="5040" w:hanging="360"/>
+      </w:pPr>
+    </w:lvl>
+    <w:lvl w:ilvl="7" w:tplc="08090019" w:tentative="1">
+      <w:start w:val="1"/>
+      <w:numFmt w:val="lowerLetter"/>
+      <w:lvlText w:val="%8."/>
+      <w:lvlJc w:val="left"/>
+      <w:pPr>
+        <w:ind w:left="5760" w:hanging="360"/>
+      </w:pPr>
+    </w:lvl>
+    <w:lvl w:ilvl="8" w:tplc="0809001B" w:tentative="1">
+      <w:start w:val="1"/>
+      <w:numFmt w:val="lowerRoman"/>
+      <w:lvlText w:val="%9."/>
+      <w:lvlJc w:val="right"/>
+      <w:pPr>
+        <w:ind w:left="6480" w:hanging="180"/>
+      </w:pPr>
+    </w:lvl>
+  </w:abstractNum>
+  <w:abstractNum w:abstractNumId="13" w15:restartNumberingAfterBreak="0">
     <w:nsid w:val="399E1E92"/>
     <w:multiLevelType w:val="multilevel"/>
     <w:tmpl w:val="DC5C7034"/>
@@ -6195,7 +7626,179 @@
       </w:rPr>
     </w:lvl>
   </w:abstractNum>
-  <w:abstractNum w:abstractNumId="8" w15:restartNumberingAfterBreak="0">
+  <w:abstractNum w:abstractNumId="14" w15:restartNumberingAfterBreak="0">
+    <w:nsid w:val="3F24066B"/>
+    <w:multiLevelType w:val="hybridMultilevel"/>
+    <w:tmpl w:val="BF804BDA"/>
+    <w:lvl w:ilvl="0" w:tplc="0809000F">
+      <w:start w:val="1"/>
+      <w:numFmt w:val="decimal"/>
+      <w:lvlText w:val="%1."/>
+      <w:lvlJc w:val="left"/>
+      <w:pPr>
+        <w:ind w:left="720" w:hanging="360"/>
+      </w:pPr>
+    </w:lvl>
+    <w:lvl w:ilvl="1" w:tplc="08090019" w:tentative="1">
+      <w:start w:val="1"/>
+      <w:numFmt w:val="lowerLetter"/>
+      <w:lvlText w:val="%2."/>
+      <w:lvlJc w:val="left"/>
+      <w:pPr>
+        <w:ind w:left="1440" w:hanging="360"/>
+      </w:pPr>
+    </w:lvl>
+    <w:lvl w:ilvl="2" w:tplc="0809001B" w:tentative="1">
+      <w:start w:val="1"/>
+      <w:numFmt w:val="lowerRoman"/>
+      <w:lvlText w:val="%3."/>
+      <w:lvlJc w:val="right"/>
+      <w:pPr>
+        <w:ind w:left="2160" w:hanging="180"/>
+      </w:pPr>
+    </w:lvl>
+    <w:lvl w:ilvl="3" w:tplc="0809000F" w:tentative="1">
+      <w:start w:val="1"/>
+      <w:numFmt w:val="decimal"/>
+      <w:lvlText w:val="%4."/>
+      <w:lvlJc w:val="left"/>
+      <w:pPr>
+        <w:ind w:left="2880" w:hanging="360"/>
+      </w:pPr>
+    </w:lvl>
+    <w:lvl w:ilvl="4" w:tplc="08090019" w:tentative="1">
+      <w:start w:val="1"/>
+      <w:numFmt w:val="lowerLetter"/>
+      <w:lvlText w:val="%5."/>
+      <w:lvlJc w:val="left"/>
+      <w:pPr>
+        <w:ind w:left="3600" w:hanging="360"/>
+      </w:pPr>
+    </w:lvl>
+    <w:lvl w:ilvl="5" w:tplc="0809001B" w:tentative="1">
+      <w:start w:val="1"/>
+      <w:numFmt w:val="lowerRoman"/>
+      <w:lvlText w:val="%6."/>
+      <w:lvlJc w:val="right"/>
+      <w:pPr>
+        <w:ind w:left="4320" w:hanging="180"/>
+      </w:pPr>
+    </w:lvl>
+    <w:lvl w:ilvl="6" w:tplc="0809000F" w:tentative="1">
+      <w:start w:val="1"/>
+      <w:numFmt w:val="decimal"/>
+      <w:lvlText w:val="%7."/>
+      <w:lvlJc w:val="left"/>
+      <w:pPr>
+        <w:ind w:left="5040" w:hanging="360"/>
+      </w:pPr>
+    </w:lvl>
+    <w:lvl w:ilvl="7" w:tplc="08090019" w:tentative="1">
+      <w:start w:val="1"/>
+      <w:numFmt w:val="lowerLetter"/>
+      <w:lvlText w:val="%8."/>
+      <w:lvlJc w:val="left"/>
+      <w:pPr>
+        <w:ind w:left="5760" w:hanging="360"/>
+      </w:pPr>
+    </w:lvl>
+    <w:lvl w:ilvl="8" w:tplc="0809001B" w:tentative="1">
+      <w:start w:val="1"/>
+      <w:numFmt w:val="lowerRoman"/>
+      <w:lvlText w:val="%9."/>
+      <w:lvlJc w:val="right"/>
+      <w:pPr>
+        <w:ind w:left="6480" w:hanging="180"/>
+      </w:pPr>
+    </w:lvl>
+  </w:abstractNum>
+  <w:abstractNum w:abstractNumId="15" w15:restartNumberingAfterBreak="0">
+    <w:nsid w:val="4D9050DE"/>
+    <w:multiLevelType w:val="hybridMultilevel"/>
+    <w:tmpl w:val="3D8C955E"/>
+    <w:lvl w:ilvl="0" w:tplc="0809000F">
+      <w:start w:val="1"/>
+      <w:numFmt w:val="decimal"/>
+      <w:lvlText w:val="%1."/>
+      <w:lvlJc w:val="left"/>
+      <w:pPr>
+        <w:ind w:left="720" w:hanging="360"/>
+      </w:pPr>
+    </w:lvl>
+    <w:lvl w:ilvl="1" w:tplc="08090019" w:tentative="1">
+      <w:start w:val="1"/>
+      <w:numFmt w:val="lowerLetter"/>
+      <w:lvlText w:val="%2."/>
+      <w:lvlJc w:val="left"/>
+      <w:pPr>
+        <w:ind w:left="1440" w:hanging="360"/>
+      </w:pPr>
+    </w:lvl>
+    <w:lvl w:ilvl="2" w:tplc="0809001B" w:tentative="1">
+      <w:start w:val="1"/>
+      <w:numFmt w:val="lowerRoman"/>
+      <w:lvlText w:val="%3."/>
+      <w:lvlJc w:val="right"/>
+      <w:pPr>
+        <w:ind w:left="2160" w:hanging="180"/>
+      </w:pPr>
+    </w:lvl>
+    <w:lvl w:ilvl="3" w:tplc="0809000F" w:tentative="1">
+      <w:start w:val="1"/>
+      <w:numFmt w:val="decimal"/>
+      <w:lvlText w:val="%4."/>
+      <w:lvlJc w:val="left"/>
+      <w:pPr>
+        <w:ind w:left="2880" w:hanging="360"/>
+      </w:pPr>
+    </w:lvl>
+    <w:lvl w:ilvl="4" w:tplc="08090019" w:tentative="1">
+      <w:start w:val="1"/>
+      <w:numFmt w:val="lowerLetter"/>
+      <w:lvlText w:val="%5."/>
+      <w:lvlJc w:val="left"/>
+      <w:pPr>
+        <w:ind w:left="3600" w:hanging="360"/>
+      </w:pPr>
+    </w:lvl>
+    <w:lvl w:ilvl="5" w:tplc="0809001B" w:tentative="1">
+      <w:start w:val="1"/>
+      <w:numFmt w:val="lowerRoman"/>
+      <w:lvlText w:val="%6."/>
+      <w:lvlJc w:val="right"/>
+      <w:pPr>
+        <w:ind w:left="4320" w:hanging="180"/>
+      </w:pPr>
+    </w:lvl>
+    <w:lvl w:ilvl="6" w:tplc="0809000F" w:tentative="1">
+      <w:start w:val="1"/>
+      <w:numFmt w:val="decimal"/>
+      <w:lvlText w:val="%7."/>
+      <w:lvlJc w:val="left"/>
+      <w:pPr>
+        <w:ind w:left="5040" w:hanging="360"/>
+      </w:pPr>
+    </w:lvl>
+    <w:lvl w:ilvl="7" w:tplc="08090019" w:tentative="1">
+      <w:start w:val="1"/>
+      <w:numFmt w:val="lowerLetter"/>
+      <w:lvlText w:val="%8."/>
+      <w:lvlJc w:val="left"/>
+      <w:pPr>
+        <w:ind w:left="5760" w:hanging="360"/>
+      </w:pPr>
+    </w:lvl>
+    <w:lvl w:ilvl="8" w:tplc="0809001B" w:tentative="1">
+      <w:start w:val="1"/>
+      <w:numFmt w:val="lowerRoman"/>
+      <w:lvlText w:val="%9."/>
+      <w:lvlJc w:val="right"/>
+      <w:pPr>
+        <w:ind w:left="6480" w:hanging="180"/>
+      </w:pPr>
+    </w:lvl>
+  </w:abstractNum>
+  <w:abstractNum w:abstractNumId="16" w15:restartNumberingAfterBreak="0">
     <w:nsid w:val="71192CFA"/>
     <w:multiLevelType w:val="multilevel"/>
     <w:tmpl w:val="447CB108"/>
@@ -6426,7 +8029,7 @@
     <w:abstractNumId w:val="5"/>
   </w:num>
   <w:num w:numId="7" w16cid:durableId="1853572758">
-    <w:abstractNumId w:val="8"/>
+    <w:abstractNumId w:val="16"/>
   </w:num>
   <w:num w:numId="8" w16cid:durableId="501630160">
     <w:abstractNumId w:val="2"/>
@@ -6438,10 +8041,34 @@
     <w:abstractNumId w:val="2"/>
   </w:num>
   <w:num w:numId="11" w16cid:durableId="91896217">
+    <w:abstractNumId w:val="13"/>
+  </w:num>
+  <w:num w:numId="12" w16cid:durableId="708334202">
+    <w:abstractNumId w:val="11"/>
+  </w:num>
+  <w:num w:numId="13" w16cid:durableId="675038558">
+    <w:abstractNumId w:val="6"/>
+  </w:num>
+  <w:num w:numId="14" w16cid:durableId="77874614">
     <w:abstractNumId w:val="7"/>
   </w:num>
-  <w:num w:numId="12" w16cid:durableId="708334202">
-    <w:abstractNumId w:val="6"/>
+  <w:num w:numId="15" w16cid:durableId="2026588963">
+    <w:abstractNumId w:val="12"/>
+  </w:num>
+  <w:num w:numId="16" w16cid:durableId="302082543">
+    <w:abstractNumId w:val="15"/>
+  </w:num>
+  <w:num w:numId="17" w16cid:durableId="970869441">
+    <w:abstractNumId w:val="8"/>
+  </w:num>
+  <w:num w:numId="18" w16cid:durableId="2053728918">
+    <w:abstractNumId w:val="14"/>
+  </w:num>
+  <w:num w:numId="19" w16cid:durableId="2058124954">
+    <w:abstractNumId w:val="10"/>
+  </w:num>
+  <w:num w:numId="20" w16cid:durableId="729352763">
+    <w:abstractNumId w:val="9"/>
   </w:num>
 </w:numbering>
 </file>
@@ -6851,6 +8478,8 @@
     <w:name w:val="heading 1"/>
     <w:basedOn w:val="Normal"/>
     <w:next w:val="Normal"/>
+    <w:link w:val="Heading1Char"/>
+    <w:uiPriority w:val="9"/>
     <w:qFormat/>
     <w:pPr>
       <w:keepNext/>
@@ -8415,6 +10044,61 @@
     <w:rPr>
       <w:b/>
       <w:bCs/>
+    </w:rPr>
+  </w:style>
+  <w:style w:type="character" w:styleId="UnresolvedMention">
+    <w:name w:val="Unresolved Mention"/>
+    <w:basedOn w:val="DefaultParagraphFont"/>
+    <w:uiPriority w:val="99"/>
+    <w:semiHidden/>
+    <w:unhideWhenUsed/>
+    <w:rsid w:val="00AD4F0B"/>
+    <w:rPr>
+      <w:color w:val="605E5C"/>
+      <w:shd w:val="clear" w:color="auto" w:fill="E1DFDD"/>
+    </w:rPr>
+  </w:style>
+  <w:style w:type="paragraph" w:styleId="NormalWeb">
+    <w:name w:val="Normal (Web)"/>
+    <w:basedOn w:val="Normal"/>
+    <w:uiPriority w:val="99"/>
+    <w:semiHidden/>
+    <w:unhideWhenUsed/>
+    <w:rsid w:val="009C2643"/>
+    <w:pPr>
+      <w:suppressAutoHyphens w:val="0"/>
+      <w:spacing w:before="100" w:beforeAutospacing="1" w:after="100" w:afterAutospacing="1"/>
+    </w:pPr>
+    <w:rPr>
+      <w:lang w:val="en-GB" w:eastAsia="en-GB"/>
+    </w:rPr>
+  </w:style>
+  <w:style w:type="character" w:customStyle="1" w:styleId="Heading1Char">
+    <w:name w:val="Heading 1 Char"/>
+    <w:basedOn w:val="DefaultParagraphFont"/>
+    <w:link w:val="Heading1"/>
+    <w:uiPriority w:val="9"/>
+    <w:rsid w:val="002E1640"/>
+    <w:rPr>
+      <w:b/>
+      <w:bCs/>
+      <w:sz w:val="24"/>
+      <w:szCs w:val="24"/>
+      <w:lang w:val="el-GR" w:eastAsia="zh-CN"/>
+    </w:rPr>
+  </w:style>
+  <w:style w:type="paragraph" w:styleId="NoSpacing">
+    <w:name w:val="No Spacing"/>
+    <w:uiPriority w:val="1"/>
+    <w:qFormat/>
+    <w:rsid w:val="00A15A5C"/>
+    <w:pPr>
+      <w:suppressAutoHyphens/>
+    </w:pPr>
+    <w:rPr>
+      <w:sz w:val="24"/>
+      <w:szCs w:val="24"/>
+      <w:lang w:val="el-GR" w:eastAsia="zh-CN"/>
     </w:rPr>
   </w:style>
 </w:styles>
@@ -8929,13 +10613,216 @@
 </file>
 
 <file path=customXml/item3.xml><?xml version="1.0" encoding="utf-8"?>
-<b:Sources xmlns:b="http://schemas.openxmlformats.org/officeDocument/2006/bibliography" xmlns="http://schemas.openxmlformats.org/officeDocument/2006/bibliography" SelectedStyle="\APASixthEditionOfficeOnline.xsl" StyleName="APA" Version="6"/>
+<p:properties xmlns:p="http://schemas.microsoft.com/office/2006/metadata/properties" xmlns:xsi="http://www.w3.org/2001/XMLSchema-instance" xmlns:pc="http://schemas.microsoft.com/office/infopath/2007/PartnerControls">
+  <documentManagement/>
+</p:properties>
 </file>
 
 <file path=customXml/item4.xml><?xml version="1.0" encoding="utf-8"?>
-<p:properties xmlns:p="http://schemas.microsoft.com/office/2006/metadata/properties" xmlns:xsi="http://www.w3.org/2001/XMLSchema-instance" xmlns:pc="http://schemas.microsoft.com/office/infopath/2007/PartnerControls">
-  <documentManagement/>
-</p:properties>
+<b:Sources xmlns:b="http://schemas.openxmlformats.org/officeDocument/2006/bibliography" xmlns="http://schemas.openxmlformats.org/officeDocument/2006/bibliography" SelectedStyle="\CHICAGO.XSL" StyleName="Chicago" Version="15">
+  <b:Source>
+    <b:Tag>Nie94</b:Tag>
+    <b:SourceType>Book</b:SourceType>
+    <b:Guid>{02621735-0E21-45A4-9306-B9DFC135D3EF}</b:Guid>
+    <b:Author>
+      <b:Author>
+        <b:NameList>
+          <b:Person>
+            <b:Last>Nielsen</b:Last>
+            <b:First>J.</b:First>
+          </b:Person>
+        </b:NameList>
+      </b:Author>
+    </b:Author>
+    <b:Title>10 usability heuristics for user interface design </b:Title>
+    <b:Year>1994</b:Year>
+    <b:Publisher>https://www.nngroup.com/articles/ten-usability-heuristics/</b:Publisher>
+    <b:RefOrder>1</b:RefOrder>
+  </b:Source>
+  <b:Source>
+    <b:Tag>W3C18</b:Tag>
+    <b:SourceType>Report</b:SourceType>
+    <b:Guid>{F4F3231B-70F0-44B3-9821-4ABF0D906213}</b:Guid>
+    <b:Author>
+      <b:Author>
+        <b:NameList>
+          <b:Person>
+            <b:Last>(W3C)</b:Last>
+            <b:First>World</b:First>
+            <b:Middle>Wide Web Consortium</b:Middle>
+          </b:Person>
+        </b:NameList>
+      </b:Author>
+    </b:Author>
+    <b:Title>Web Content Accessibility Guidelines (WCAG)</b:Title>
+    <b:Year>2018</b:Year>
+    <b:Publisher>https://www.w3.org/TR/WCAG21/</b:Publisher>
+    <b:RefOrder>2</b:RefOrder>
+  </b:Source>
+  <b:Source>
+    <b:Tag>Gra98</b:Tag>
+    <b:SourceType>Report</b:SourceType>
+    <b:Guid>{CC09D6CB-7709-4537-9E66-CD0D9A9B87A2}</b:Guid>
+    <b:Author>
+      <b:Author>
+        <b:NameList>
+          <b:Person>
+            <b:Last>Gray W. D. &amp; Salzman</b:Last>
+            <b:First>M.</b:First>
+            <b:Middle>C</b:Middle>
+          </b:Person>
+        </b:NameList>
+      </b:Author>
+    </b:Author>
+    <b:Title>Damaged merchandise? A review of experiments that compare usability evaluation methods. Human-Computer Interaction</b:Title>
+    <b:Year>1998</b:Year>
+    <b:Publisher>https://doi.org/10.1207/s15327051hci1303_2</b:Publisher>
+    <b:RefOrder>3</b:RefOrder>
+  </b:Source>
+  <b:Source>
+    <b:Tag>Lid10</b:Tag>
+    <b:SourceType>Report</b:SourceType>
+    <b:Guid>{0032D97F-DD57-49F7-AF4A-5F04D5365FF9}</b:Guid>
+    <b:Author>
+      <b:Author>
+        <b:NameList>
+          <b:Person>
+            <b:Last>Lidwell W.</b:Last>
+            <b:First>Holden</b:First>
+            <b:Middle>K., &amp; Butler J.</b:Middle>
+          </b:Person>
+        </b:NameList>
+      </b:Author>
+    </b:Author>
+    <b:Title>Universal principles of design (2nd ed.)</b:Title>
+    <b:Year>2010</b:Year>
+    <b:Publisher>Rockport Publishers.</b:Publisher>
+    <b:RefOrder>9</b:RefOrder>
+  </b:Source>
+  <b:Source>
+    <b:Tag>Zha05</b:Tag>
+    <b:SourceType>Report</b:SourceType>
+    <b:Guid>{3B228D25-6953-4E68-837C-90C8505A8BF4}</b:Guid>
+    <b:Author>
+      <b:Author>
+        <b:NameList>
+          <b:Person>
+            <b:Last>Zhang</b:Last>
+            <b:First>D</b:First>
+          </b:Person>
+          <b:Person>
+            <b:Last>Adipat</b:Last>
+            <b:First>B</b:First>
+          </b:Person>
+        </b:NameList>
+      </b:Author>
+    </b:Author>
+    <b:Title>Challenges, methodologies, and issues in the usability testing of mobile applications.</b:Title>
+    <b:Year>2005</b:Year>
+    <b:Publisher>International Journal of Human-Computer Interaction</b:Publisher>
+    <b:RefOrder>10</b:RefOrder>
+  </b:Source>
+  <b:Source>
+    <b:Tag>Nor05</b:Tag>
+    <b:SourceType>Report</b:SourceType>
+    <b:Guid>{45B4CF18-B68D-4752-81A8-7BEDB09F5618}</b:Guid>
+    <b:Title>Emotional design: Why we love (or hate) everyday things</b:Title>
+    <b:Year>2005</b:Year>
+    <b:Publisher>Basic Books</b:Publisher>
+    <b:Author>
+      <b:Author>
+        <b:NameList>
+          <b:Person>
+            <b:Last>Norman</b:Last>
+            <b:First>D.A.</b:First>
+          </b:Person>
+        </b:NameList>
+      </b:Author>
+    </b:Author>
+    <b:RefOrder>4</b:RefOrder>
+  </b:Source>
+  <b:Source>
+    <b:Tag>Has06</b:Tag>
+    <b:SourceType>Report</b:SourceType>
+    <b:Guid>{F33B058F-BB1A-4DF4-83EE-253654624284}</b:Guid>
+    <b:Title>User experience: A research agenda</b:Title>
+    <b:Year>2006</b:Year>
+    <b:Publisher>Behaviour &amp; Information Technology</b:Publisher>
+    <b:Author>
+      <b:Author>
+        <b:NameList>
+          <b:Person>
+            <b:Last>Hassenzahl</b:Last>
+            <b:First>M</b:First>
+          </b:Person>
+          <b:Person>
+            <b:Last>Tractinsky</b:Last>
+            <b:First>N.</b:First>
+          </b:Person>
+        </b:NameList>
+      </b:Author>
+    </b:Author>
+    <b:RefOrder>5</b:RefOrder>
+  </b:Source>
+  <b:Source>
+    <b:Tag>Sut05</b:Tag>
+    <b:SourceType>Report</b:SourceType>
+    <b:Guid>{7859C089-8590-4AF4-93A9-D830BECB97D1}</b:Guid>
+    <b:Title>Assessing interaction styles in web user interfaces. Proceedings of the 6th Annual Conference on Human Factors and the Web</b:Title>
+    <b:Year>2005</b:Year>
+    <b:Author>
+      <b:Author>
+        <b:NameList>
+          <b:Person>
+            <b:Last>Sutcliffe</b:Last>
+            <b:First>A</b:First>
+          </b:Person>
+          <b:Person>
+            <b:Last>De Angeli</b:Last>
+            <b:First>A</b:First>
+          </b:Person>
+        </b:NameList>
+      </b:Author>
+    </b:Author>
+    <b:RefOrder>6</b:RefOrder>
+  </b:Source>
+  <b:Source>
+    <b:Tag>ISO924111</b:Tag>
+    <b:SourceType>Report</b:SourceType>
+    <b:Guid>{52B33954-38FF-4BCA-8F9A-1FF1A4ACE3D8}</b:Guid>
+    <b:Author>
+      <b:Author>
+        <b:NameList>
+          <b:Person>
+            <b:Last>ISO 9241-11</b:Last>
+          </b:Person>
+        </b:NameList>
+      </b:Author>
+    </b:Author>
+    <b:Year>2018</b:Year>
+    <b:Publisher>International Organization for Standardization</b:Publisher>
+    <b:RefOrder>7</b:RefOrder>
+  </b:Source>
+  <b:Source>
+    <b:Tag>JSa11</b:Tag>
+    <b:SourceType>Report</b:SourceType>
+    <b:Guid>{D6AA798F-9F18-4915-A7A1-790EA9E254B0}</b:Guid>
+    <b:Author>
+      <b:Author>
+        <b:NameList>
+          <b:Person>
+            <b:Last>Sauro</b:Last>
+            <b:First>J.</b:First>
+          </b:Person>
+        </b:NameList>
+      </b:Author>
+    </b:Author>
+    <b:Title>Measuring usability with the System Usability Scale (SUS)</b:Title>
+    <b:Year>2011</b:Year>
+    <b:Publisher>https://measuringu.com/sus/</b:Publisher>
+    <b:RefOrder>8</b:RefOrder>
+  </b:Source>
+</b:Sources>
 </file>
 
 <file path=customXml/itemProps1.xml><?xml version="1.0" encoding="utf-8"?>
@@ -8965,18 +10852,18 @@
 </file>
 
 <file path=customXml/itemProps3.xml><?xml version="1.0" encoding="utf-8"?>
-<ds:datastoreItem xmlns:ds="http://schemas.openxmlformats.org/officeDocument/2006/customXml" ds:itemID="{E3FB41B4-288B-45FB-B8CE-8888A7555816}">
-  <ds:schemaRefs>
-    <ds:schemaRef ds:uri="http://schemas.openxmlformats.org/officeDocument/2006/bibliography"/>
-  </ds:schemaRefs>
-</ds:datastoreItem>
-</file>
-
-<file path=customXml/itemProps4.xml><?xml version="1.0" encoding="utf-8"?>
 <ds:datastoreItem xmlns:ds="http://schemas.openxmlformats.org/officeDocument/2006/customXml" ds:itemID="{F6237B5A-BC7F-4E8D-A410-6C3736C80475}">
   <ds:schemaRefs>
     <ds:schemaRef ds:uri="http://schemas.microsoft.com/office/2006/metadata/properties"/>
     <ds:schemaRef ds:uri="http://schemas.microsoft.com/office/infopath/2007/PartnerControls"/>
   </ds:schemaRefs>
 </ds:datastoreItem>
+</file>
+
+<file path=customXml/itemProps4.xml><?xml version="1.0" encoding="utf-8"?>
+<ds:datastoreItem xmlns:ds="http://schemas.openxmlformats.org/officeDocument/2006/customXml" ds:itemID="{771C588B-E55E-49B9-BF51-B46E1EA943F3}">
+  <ds:schemaRefs>
+    <ds:schemaRef ds:uri="http://schemas.openxmlformats.org/officeDocument/2006/bibliography"/>
+  </ds:schemaRefs>
+</ds:datastoreItem>
 </file>
--- a/Documentation/Documentation.docx
+++ b/Documentation/Documentation.docx
@@ -1239,7 +1239,7 @@
       <w:pPr>
         <w:pStyle w:val="Heading2"/>
       </w:pPr>
-      <w:bookmarkStart w:id="0" w:name="_Toc208754248"/>
+      <w:bookmarkStart w:id="0" w:name="_Toc208755386"/>
       <w:r>
         <w:t>Επιτελική Σύνοψη</w:t>
       </w:r>
@@ -1485,7 +1485,7 @@
       <w:pPr>
         <w:pStyle w:val="Heading2"/>
       </w:pPr>
-      <w:bookmarkStart w:id="1" w:name="_Toc208754249"/>
+      <w:bookmarkStart w:id="1" w:name="_Toc208755387"/>
       <w:r>
         <w:t>Ευχαριστίες</w:t>
       </w:r>
@@ -1570,7 +1570,7 @@
           <w:rFonts w:ascii="Times New Roman" w:hAnsi="Times New Roman"/>
         </w:rPr>
       </w:pPr>
-      <w:bookmarkStart w:id="2" w:name="_Toc208754250"/>
+      <w:bookmarkStart w:id="2" w:name="_Toc208755388"/>
       <w:r>
         <w:rPr>
           <w:rFonts w:ascii="Times New Roman" w:hAnsi="Times New Roman"/>
@@ -1619,7 +1619,7 @@
         </w:rPr>
         <w:fldChar w:fldCharType="separate"/>
       </w:r>
-      <w:hyperlink w:anchor="_Toc208754248" w:history="1">
+      <w:hyperlink w:anchor="_Toc208755386" w:history="1">
         <w:r>
           <w:rPr>
             <w:rStyle w:val="Hyperlink"/>
@@ -1646,7 +1646,7 @@
             <w:noProof/>
             <w:webHidden/>
           </w:rPr>
-          <w:instrText xml:space="preserve"> PAGEREF _Toc208754248 \h </w:instrText>
+          <w:instrText xml:space="preserve"> PAGEREF _Toc208755386 \h </w:instrText>
         </w:r>
         <w:r>
           <w:rPr>
@@ -1693,7 +1693,7 @@
           <w14:ligatures w14:val="standardContextual"/>
         </w:rPr>
       </w:pPr>
-      <w:hyperlink w:anchor="_Toc208754249" w:history="1">
+      <w:hyperlink w:anchor="_Toc208755387" w:history="1">
         <w:r>
           <w:rPr>
             <w:rStyle w:val="Hyperlink"/>
@@ -1720,7 +1720,7 @@
             <w:noProof/>
             <w:webHidden/>
           </w:rPr>
-          <w:instrText xml:space="preserve"> PAGEREF _Toc208754249 \h </w:instrText>
+          <w:instrText xml:space="preserve"> PAGEREF _Toc208755387 \h </w:instrText>
         </w:r>
         <w:r>
           <w:rPr>
@@ -1764,7 +1764,7 @@
           <w14:ligatures w14:val="standardContextual"/>
         </w:rPr>
       </w:pPr>
-      <w:hyperlink w:anchor="_Toc208754250" w:history="1">
+      <w:hyperlink w:anchor="_Toc208755388" w:history="1">
         <w:r>
           <w:rPr>
             <w:rStyle w:val="Hyperlink"/>
@@ -1792,7 +1792,7 @@
             <w:noProof/>
             <w:webHidden/>
           </w:rPr>
-          <w:instrText xml:space="preserve"> PAGEREF _Toc208754250 \h </w:instrText>
+          <w:instrText xml:space="preserve"> PAGEREF _Toc208755388 \h </w:instrText>
         </w:r>
         <w:r>
           <w:rPr>
@@ -1836,7 +1836,7 @@
           <w14:ligatures w14:val="standardContextual"/>
         </w:rPr>
       </w:pPr>
-      <w:hyperlink w:anchor="_Toc208754251" w:history="1">
+      <w:hyperlink w:anchor="_Toc208755389" w:history="1">
         <w:r>
           <w:rPr>
             <w:rStyle w:val="Hyperlink"/>
@@ -1864,7 +1864,7 @@
             <w:noProof/>
             <w:webHidden/>
           </w:rPr>
-          <w:instrText xml:space="preserve"> PAGEREF _Toc208754251 \h </w:instrText>
+          <w:instrText xml:space="preserve"> PAGEREF _Toc208755389 \h </w:instrText>
         </w:r>
         <w:r>
           <w:rPr>
@@ -1911,7 +1911,7 @@
           <w14:ligatures w14:val="standardContextual"/>
         </w:rPr>
       </w:pPr>
-      <w:hyperlink w:anchor="_Toc208754252" w:history="1">
+      <w:hyperlink w:anchor="_Toc208755390" w:history="1">
         <w:r>
           <w:rPr>
             <w:rStyle w:val="Hyperlink"/>
@@ -1939,7 +1939,7 @@
             <w:noProof/>
             <w:webHidden/>
           </w:rPr>
-          <w:instrText xml:space="preserve"> PAGEREF _Toc208754252 \h </w:instrText>
+          <w:instrText xml:space="preserve"> PAGEREF _Toc208755390 \h </w:instrText>
         </w:r>
         <w:r>
           <w:rPr>
@@ -1983,7 +1983,7 @@
           <w14:ligatures w14:val="standardContextual"/>
         </w:rPr>
       </w:pPr>
-      <w:hyperlink w:anchor="_Toc208754253" w:history="1">
+      <w:hyperlink w:anchor="_Toc208755391" w:history="1">
         <w:r>
           <w:rPr>
             <w:rStyle w:val="Hyperlink"/>
@@ -2010,7 +2010,7 @@
             <w:noProof/>
             <w:webHidden/>
           </w:rPr>
-          <w:instrText xml:space="preserve"> PAGEREF _Toc208754253 \h </w:instrText>
+          <w:instrText xml:space="preserve"> PAGEREF _Toc208755391 \h </w:instrText>
         </w:r>
         <w:r>
           <w:rPr>
@@ -2057,7 +2057,7 @@
           <w14:ligatures w14:val="standardContextual"/>
         </w:rPr>
       </w:pPr>
-      <w:hyperlink w:anchor="_Toc208754254" w:history="1">
+      <w:hyperlink w:anchor="_Toc208755392" w:history="1">
         <w:r>
           <w:rPr>
             <w:rStyle w:val="Hyperlink"/>
@@ -2085,7 +2085,7 @@
             <w:noProof/>
             <w:webHidden/>
           </w:rPr>
-          <w:instrText xml:space="preserve"> PAGEREF _Toc208754254 \h </w:instrText>
+          <w:instrText xml:space="preserve"> PAGEREF _Toc208755392 \h </w:instrText>
         </w:r>
         <w:r>
           <w:rPr>
@@ -2129,7 +2129,7 @@
           <w14:ligatures w14:val="standardContextual"/>
         </w:rPr>
       </w:pPr>
-      <w:hyperlink w:anchor="_Toc208754255" w:history="1">
+      <w:hyperlink w:anchor="_Toc208755393" w:history="1">
         <w:r>
           <w:rPr>
             <w:rStyle w:val="Hyperlink"/>
@@ -2157,7 +2157,7 @@
             <w:noProof/>
             <w:webHidden/>
           </w:rPr>
-          <w:instrText xml:space="preserve"> PAGEREF _Toc208754255 \h </w:instrText>
+          <w:instrText xml:space="preserve"> PAGEREF _Toc208755393 \h </w:instrText>
         </w:r>
         <w:r>
           <w:rPr>
@@ -2204,7 +2204,7 @@
           <w14:ligatures w14:val="standardContextual"/>
         </w:rPr>
       </w:pPr>
-      <w:hyperlink w:anchor="_Toc208754256" w:history="1">
+      <w:hyperlink w:anchor="_Toc208755394" w:history="1">
         <w:r>
           <w:rPr>
             <w:rStyle w:val="Hyperlink"/>
@@ -2232,7 +2232,7 @@
             <w:noProof/>
             <w:webHidden/>
           </w:rPr>
-          <w:instrText xml:space="preserve"> PAGEREF _Toc208754256 \h </w:instrText>
+          <w:instrText xml:space="preserve"> PAGEREF _Toc208755394 \h </w:instrText>
         </w:r>
         <w:r>
           <w:rPr>
@@ -2276,7 +2276,7 @@
           <w14:ligatures w14:val="standardContextual"/>
         </w:rPr>
       </w:pPr>
-      <w:hyperlink w:anchor="_Toc208754257" w:history="1">
+      <w:hyperlink w:anchor="_Toc208755395" w:history="1">
         <w:r>
           <w:rPr>
             <w:rStyle w:val="Hyperlink"/>
@@ -2303,7 +2303,7 @@
             <w:noProof/>
             <w:webHidden/>
           </w:rPr>
-          <w:instrText xml:space="preserve"> PAGEREF _Toc208754257 \h </w:instrText>
+          <w:instrText xml:space="preserve"> PAGEREF _Toc208755395 \h </w:instrText>
         </w:r>
         <w:r>
           <w:rPr>
@@ -2350,7 +2350,7 @@
           <w14:ligatures w14:val="standardContextual"/>
         </w:rPr>
       </w:pPr>
-      <w:hyperlink w:anchor="_Toc208754258" w:history="1">
+      <w:hyperlink w:anchor="_Toc208755396" w:history="1">
         <w:r>
           <w:rPr>
             <w:rStyle w:val="Hyperlink"/>
@@ -2378,7 +2378,7 @@
             <w:noProof/>
             <w:webHidden/>
           </w:rPr>
-          <w:instrText xml:space="preserve"> PAGEREF _Toc208754258 \h </w:instrText>
+          <w:instrText xml:space="preserve"> PAGEREF _Toc208755396 \h </w:instrText>
         </w:r>
         <w:r>
           <w:rPr>
@@ -2422,7 +2422,7 @@
           <w14:ligatures w14:val="standardContextual"/>
         </w:rPr>
       </w:pPr>
-      <w:hyperlink w:anchor="_Toc208754259" w:history="1">
+      <w:hyperlink w:anchor="_Toc208755397" w:history="1">
         <w:r>
           <w:rPr>
             <w:rStyle w:val="Hyperlink"/>
@@ -2449,7 +2449,7 @@
             <w:noProof/>
             <w:webHidden/>
           </w:rPr>
-          <w:instrText xml:space="preserve"> PAGEREF _Toc208754259 \h </w:instrText>
+          <w:instrText xml:space="preserve"> PAGEREF _Toc208755397 \h </w:instrText>
         </w:r>
         <w:r>
           <w:rPr>
@@ -2496,7 +2496,7 @@
           <w14:ligatures w14:val="standardContextual"/>
         </w:rPr>
       </w:pPr>
-      <w:hyperlink w:anchor="_Toc208754260" w:history="1">
+      <w:hyperlink w:anchor="_Toc208755398" w:history="1">
         <w:r>
           <w:rPr>
             <w:rStyle w:val="Hyperlink"/>
@@ -2524,7 +2524,7 @@
             <w:noProof/>
             <w:webHidden/>
           </w:rPr>
-          <w:instrText xml:space="preserve"> PAGEREF _Toc208754260 \h </w:instrText>
+          <w:instrText xml:space="preserve"> PAGEREF _Toc208755398 \h </w:instrText>
         </w:r>
         <w:r>
           <w:rPr>
@@ -2568,7 +2568,7 @@
           <w14:ligatures w14:val="standardContextual"/>
         </w:rPr>
       </w:pPr>
-      <w:hyperlink w:anchor="_Toc208754261" w:history="1">
+      <w:hyperlink w:anchor="_Toc208755399" w:history="1">
         <w:r>
           <w:rPr>
             <w:rStyle w:val="Hyperlink"/>
@@ -2595,7 +2595,7 @@
             <w:noProof/>
             <w:webHidden/>
           </w:rPr>
-          <w:instrText xml:space="preserve"> PAGEREF _Toc208754261 \h </w:instrText>
+          <w:instrText xml:space="preserve"> PAGEREF _Toc208755399 \h </w:instrText>
         </w:r>
         <w:r>
           <w:rPr>
@@ -2642,7 +2642,7 @@
           <w14:ligatures w14:val="standardContextual"/>
         </w:rPr>
       </w:pPr>
-      <w:hyperlink w:anchor="_Toc208754262" w:history="1">
+      <w:hyperlink w:anchor="_Toc208755400" w:history="1">
         <w:r>
           <w:rPr>
             <w:rStyle w:val="Hyperlink"/>
@@ -2670,7 +2670,7 @@
             <w:noProof/>
             <w:webHidden/>
           </w:rPr>
-          <w:instrText xml:space="preserve"> PAGEREF _Toc208754262 \h </w:instrText>
+          <w:instrText xml:space="preserve"> PAGEREF _Toc208755400 \h </w:instrText>
         </w:r>
         <w:r>
           <w:rPr>
@@ -2703,7 +2703,10 @@
     </w:p>
     <w:p>
       <w:pPr>
-        <w:pStyle w:val="TOC3"/>
+        <w:pStyle w:val="TOC2"/>
+        <w:tabs>
+          <w:tab w:val="right" w:leader="dot" w:pos="8942"/>
+        </w:tabs>
         <w:rPr>
           <w:rFonts w:asciiTheme="minorHAnsi" w:eastAsiaTheme="minorEastAsia" w:hAnsiTheme="minorHAnsi" w:cstheme="minorBidi"/>
           <w:noProof/>
@@ -2714,13 +2717,14 @@
           <w14:ligatures w14:val="standardContextual"/>
         </w:rPr>
       </w:pPr>
-      <w:hyperlink w:anchor="_Toc208754263" w:history="1">
+      <w:hyperlink w:anchor="_Toc208755401" w:history="1">
         <w:r>
           <w:rPr>
             <w:rStyle w:val="Hyperlink"/>
+            <w:i/>
             <w:noProof/>
           </w:rPr>
-          <w:t>Συμπεράσματα</w:t>
+          <w:t>Κεφάλαιο 7ο</w:t>
         </w:r>
         <w:r>
           <w:rPr>
@@ -2741,7 +2745,7 @@
             <w:noProof/>
             <w:webHidden/>
           </w:rPr>
-          <w:instrText xml:space="preserve"> PAGEREF _Toc208754263 \h </w:instrText>
+          <w:instrText xml:space="preserve"> PAGEREF _Toc208755401 \h </w:instrText>
         </w:r>
         <w:r>
           <w:rPr>
@@ -2774,7 +2778,10 @@
     </w:p>
     <w:p>
       <w:pPr>
-        <w:pStyle w:val="TOC3"/>
+        <w:pStyle w:val="TOC2"/>
+        <w:tabs>
+          <w:tab w:val="right" w:leader="dot" w:pos="8942"/>
+        </w:tabs>
         <w:rPr>
           <w:rFonts w:asciiTheme="minorHAnsi" w:eastAsiaTheme="minorEastAsia" w:hAnsiTheme="minorHAnsi" w:cstheme="minorBidi"/>
           <w:noProof/>
@@ -2785,13 +2792,14 @@
           <w14:ligatures w14:val="standardContextual"/>
         </w:rPr>
       </w:pPr>
-      <w:hyperlink w:anchor="_Toc208754264" w:history="1">
+      <w:hyperlink w:anchor="_Toc208755402" w:history="1">
         <w:r>
           <w:rPr>
             <w:rStyle w:val="Hyperlink"/>
+            <w:i/>
             <w:noProof/>
           </w:rPr>
-          <w:t>Βιβλιογραφικές Πηγές</w:t>
+          <w:t>Κεφάλαιο 8ο</w:t>
         </w:r>
         <w:r>
           <w:rPr>
@@ -2812,7 +2820,7 @@
             <w:noProof/>
             <w:webHidden/>
           </w:rPr>
-          <w:instrText xml:space="preserve"> PAGEREF _Toc208754264 \h </w:instrText>
+          <w:instrText xml:space="preserve"> PAGEREF _Toc208755402 \h </w:instrText>
         </w:r>
         <w:r>
           <w:rPr>
@@ -2845,10 +2853,7 @@
     </w:p>
     <w:p>
       <w:pPr>
-        <w:pStyle w:val="TOC1"/>
-        <w:tabs>
-          <w:tab w:val="right" w:leader="dot" w:pos="8942"/>
-        </w:tabs>
+        <w:pStyle w:val="TOC3"/>
         <w:rPr>
           <w:rFonts w:asciiTheme="minorHAnsi" w:eastAsiaTheme="minorEastAsia" w:hAnsiTheme="minorHAnsi" w:cstheme="minorBidi"/>
           <w:noProof/>
@@ -2859,14 +2864,13 @@
           <w14:ligatures w14:val="standardContextual"/>
         </w:rPr>
       </w:pPr>
-      <w:hyperlink w:anchor="_Toc208754265" w:history="1">
+      <w:hyperlink w:anchor="_Toc208755403" w:history="1">
         <w:r>
           <w:rPr>
             <w:rStyle w:val="Hyperlink"/>
             <w:noProof/>
-            <w:lang w:val="en-GB"/>
           </w:rPr>
-          <w:t>Works Cited</w:t>
+          <w:t>Συμπεράσματα</w:t>
         </w:r>
         <w:r>
           <w:rPr>
@@ -2887,7 +2891,7 @@
             <w:noProof/>
             <w:webHidden/>
           </w:rPr>
-          <w:instrText xml:space="preserve"> PAGEREF _Toc208754265 \h </w:instrText>
+          <w:instrText xml:space="preserve"> PAGEREF _Toc208755403 \h </w:instrText>
         </w:r>
         <w:r>
           <w:rPr>
@@ -2919,6 +2923,227 @@
       </w:hyperlink>
     </w:p>
     <w:p>
+      <w:pPr>
+        <w:pStyle w:val="TOC2"/>
+        <w:tabs>
+          <w:tab w:val="right" w:leader="dot" w:pos="8942"/>
+        </w:tabs>
+        <w:rPr>
+          <w:rFonts w:asciiTheme="minorHAnsi" w:eastAsiaTheme="minorEastAsia" w:hAnsiTheme="minorHAnsi" w:cstheme="minorBidi"/>
+          <w:noProof/>
+          <w:kern w:val="2"/>
+          <w:sz w:val="24"/>
+          <w:szCs w:val="24"/>
+          <w:lang w:val="en-GB" w:eastAsia="en-GB"/>
+          <w14:ligatures w14:val="standardContextual"/>
+        </w:rPr>
+      </w:pPr>
+      <w:hyperlink w:anchor="_Toc208755404" w:history="1">
+        <w:r>
+          <w:rPr>
+            <w:rStyle w:val="Hyperlink"/>
+            <w:i/>
+            <w:noProof/>
+          </w:rPr>
+          <w:t>Κεφάλαιο 9ο</w:t>
+        </w:r>
+        <w:r>
+          <w:rPr>
+            <w:noProof/>
+            <w:webHidden/>
+          </w:rPr>
+          <w:tab/>
+        </w:r>
+        <w:r>
+          <w:rPr>
+            <w:noProof/>
+            <w:webHidden/>
+          </w:rPr>
+          <w:fldChar w:fldCharType="begin"/>
+        </w:r>
+        <w:r>
+          <w:rPr>
+            <w:noProof/>
+            <w:webHidden/>
+          </w:rPr>
+          <w:instrText xml:space="preserve"> PAGEREF _Toc208755404 \h </w:instrText>
+        </w:r>
+        <w:r>
+          <w:rPr>
+            <w:noProof/>
+            <w:webHidden/>
+          </w:rPr>
+        </w:r>
+        <w:r>
+          <w:rPr>
+            <w:noProof/>
+            <w:webHidden/>
+          </w:rPr>
+          <w:fldChar w:fldCharType="separate"/>
+        </w:r>
+        <w:r>
+          <w:rPr>
+            <w:noProof/>
+            <w:webHidden/>
+          </w:rPr>
+          <w:t>16</w:t>
+        </w:r>
+        <w:r>
+          <w:rPr>
+            <w:noProof/>
+            <w:webHidden/>
+          </w:rPr>
+          <w:fldChar w:fldCharType="end"/>
+        </w:r>
+      </w:hyperlink>
+    </w:p>
+    <w:p>
+      <w:pPr>
+        <w:pStyle w:val="TOC3"/>
+        <w:rPr>
+          <w:rFonts w:asciiTheme="minorHAnsi" w:eastAsiaTheme="minorEastAsia" w:hAnsiTheme="minorHAnsi" w:cstheme="minorBidi"/>
+          <w:noProof/>
+          <w:kern w:val="2"/>
+          <w:sz w:val="24"/>
+          <w:szCs w:val="24"/>
+          <w:lang w:val="en-GB" w:eastAsia="en-GB"/>
+          <w14:ligatures w14:val="standardContextual"/>
+        </w:rPr>
+      </w:pPr>
+      <w:hyperlink w:anchor="_Toc208755405" w:history="1">
+        <w:r>
+          <w:rPr>
+            <w:rStyle w:val="Hyperlink"/>
+            <w:noProof/>
+          </w:rPr>
+          <w:t>Βιβλιογραφικές Πηγές</w:t>
+        </w:r>
+        <w:r>
+          <w:rPr>
+            <w:noProof/>
+            <w:webHidden/>
+          </w:rPr>
+          <w:tab/>
+        </w:r>
+        <w:r>
+          <w:rPr>
+            <w:noProof/>
+            <w:webHidden/>
+          </w:rPr>
+          <w:fldChar w:fldCharType="begin"/>
+        </w:r>
+        <w:r>
+          <w:rPr>
+            <w:noProof/>
+            <w:webHidden/>
+          </w:rPr>
+          <w:instrText xml:space="preserve"> PAGEREF _Toc208755405 \h </w:instrText>
+        </w:r>
+        <w:r>
+          <w:rPr>
+            <w:noProof/>
+            <w:webHidden/>
+          </w:rPr>
+        </w:r>
+        <w:r>
+          <w:rPr>
+            <w:noProof/>
+            <w:webHidden/>
+          </w:rPr>
+          <w:fldChar w:fldCharType="separate"/>
+        </w:r>
+        <w:r>
+          <w:rPr>
+            <w:noProof/>
+            <w:webHidden/>
+          </w:rPr>
+          <w:t>16</w:t>
+        </w:r>
+        <w:r>
+          <w:rPr>
+            <w:noProof/>
+            <w:webHidden/>
+          </w:rPr>
+          <w:fldChar w:fldCharType="end"/>
+        </w:r>
+      </w:hyperlink>
+    </w:p>
+    <w:p>
+      <w:pPr>
+        <w:pStyle w:val="TOC1"/>
+        <w:tabs>
+          <w:tab w:val="right" w:leader="dot" w:pos="8942"/>
+        </w:tabs>
+        <w:rPr>
+          <w:rFonts w:asciiTheme="minorHAnsi" w:eastAsiaTheme="minorEastAsia" w:hAnsiTheme="minorHAnsi" w:cstheme="minorBidi"/>
+          <w:noProof/>
+          <w:kern w:val="2"/>
+          <w:sz w:val="24"/>
+          <w:szCs w:val="24"/>
+          <w:lang w:val="en-GB" w:eastAsia="en-GB"/>
+          <w14:ligatures w14:val="standardContextual"/>
+        </w:rPr>
+      </w:pPr>
+      <w:hyperlink w:anchor="_Toc208755406" w:history="1">
+        <w:r>
+          <w:rPr>
+            <w:rStyle w:val="Hyperlink"/>
+            <w:noProof/>
+            <w:lang w:val="en-GB"/>
+          </w:rPr>
+          <w:t>Works Cited</w:t>
+        </w:r>
+        <w:r>
+          <w:rPr>
+            <w:noProof/>
+            <w:webHidden/>
+          </w:rPr>
+          <w:tab/>
+        </w:r>
+        <w:r>
+          <w:rPr>
+            <w:noProof/>
+            <w:webHidden/>
+          </w:rPr>
+          <w:fldChar w:fldCharType="begin"/>
+        </w:r>
+        <w:r>
+          <w:rPr>
+            <w:noProof/>
+            <w:webHidden/>
+          </w:rPr>
+          <w:instrText xml:space="preserve"> PAGEREF _Toc208755406 \h </w:instrText>
+        </w:r>
+        <w:r>
+          <w:rPr>
+            <w:noProof/>
+            <w:webHidden/>
+          </w:rPr>
+        </w:r>
+        <w:r>
+          <w:rPr>
+            <w:noProof/>
+            <w:webHidden/>
+          </w:rPr>
+          <w:fldChar w:fldCharType="separate"/>
+        </w:r>
+        <w:r>
+          <w:rPr>
+            <w:noProof/>
+            <w:webHidden/>
+          </w:rPr>
+          <w:t>16</w:t>
+        </w:r>
+        <w:r>
+          <w:rPr>
+            <w:noProof/>
+            <w:webHidden/>
+          </w:rPr>
+          <w:fldChar w:fldCharType="end"/>
+        </w:r>
+      </w:hyperlink>
+    </w:p>
+    <w:p>
       <w:r>
         <w:rPr>
           <w:b/>
@@ -2946,7 +3171,7 @@
           <w:rFonts w:ascii="Times New Roman" w:hAnsi="Times New Roman"/>
         </w:rPr>
       </w:pPr>
-      <w:bookmarkStart w:id="3" w:name="_Toc208754251"/>
+      <w:bookmarkStart w:id="3" w:name="_Toc208755389"/>
       <w:r>
         <w:rPr>
           <w:rFonts w:ascii="Times New Roman" w:hAnsi="Times New Roman"/>
@@ -3045,22 +3270,6 @@
     </w:p>
     <w:p>
       <w:pPr>
-        <w:spacing w:before="360" w:after="360"/>
-        <w:jc w:val="both"/>
-        <w:rPr>
-          <w:b/>
-          <w:bCs/>
-          <w:sz w:val="28"/>
-          <w:szCs w:val="28"/>
-          <w:lang w:val="en-GB" w:eastAsia="en-GB"/>
-        </w:rPr>
-      </w:pPr>
-      <w:r>
-        <w:br w:type="page"/>
-      </w:r>
-    </w:p>
-    <w:p>
-      <w:pPr>
         <w:pStyle w:val="Heading2"/>
         <w:jc w:val="right"/>
         <w:rPr>
@@ -3071,7 +3280,7 @@
           <w:u w:val="none"/>
         </w:rPr>
       </w:pPr>
-      <w:bookmarkStart w:id="4" w:name="_Toc208754252"/>
+      <w:bookmarkStart w:id="4" w:name="_Toc208755390"/>
       <w:r>
         <w:rPr>
           <w:bCs w:val="0"/>
@@ -3091,7 +3300,7 @@
       </w:pPr>
       <w:bookmarkStart w:id="5" w:name="__RefHeading___Toc306572100"/>
       <w:bookmarkStart w:id="6" w:name="_Toc201336593"/>
-      <w:bookmarkStart w:id="7" w:name="_Toc208754253"/>
+      <w:bookmarkStart w:id="7" w:name="_Toc208755391"/>
       <w:bookmarkEnd w:id="5"/>
       <w:r>
         <w:t>Εισαγωγή</w:t>
@@ -3927,7 +4136,7 @@
           <w:u w:val="none"/>
         </w:rPr>
       </w:pPr>
-      <w:bookmarkStart w:id="26" w:name="_Toc208754254"/>
+      <w:bookmarkStart w:id="26" w:name="_Toc208755392"/>
       <w:r>
         <w:rPr>
           <w:bCs w:val="0"/>
@@ -3949,7 +4158,7 @@
         </w:rPr>
       </w:pPr>
       <w:bookmarkStart w:id="27" w:name="__RefHeading___Toc306572114"/>
-      <w:bookmarkStart w:id="28" w:name="_Toc208754255"/>
+      <w:bookmarkStart w:id="28" w:name="_Toc208755393"/>
       <w:bookmarkEnd w:id="27"/>
       <w:r>
         <w:rPr>
@@ -5972,13 +6181,7 @@
     </w:p>
     <w:p>
       <w:pPr>
-        <w:pStyle w:val="-"/>
-        <w:ind w:firstLine="360"/>
-        <w:rPr>
-          <w:rFonts w:ascii="Times New Roman" w:hAnsi="Times New Roman" w:cs="Times New Roman"/>
-          <w:b/>
-          <w:bCs/>
-          <w:color w:val="77206D" w:themeColor="accent5" w:themeShade="BF"/>
+        <w:rPr>
           <w:highlight w:val="lightGray"/>
         </w:rPr>
       </w:pPr>
@@ -6004,7 +6207,7 @@
         </w:rPr>
         <w:br w:type="page"/>
       </w:r>
-      <w:bookmarkStart w:id="29" w:name="_Toc208754256"/>
+      <w:bookmarkStart w:id="29" w:name="_Toc208755394"/>
       <w:r>
         <w:rPr>
           <w:bCs w:val="0"/>
@@ -6032,7 +6235,7 @@
       <w:pPr>
         <w:pStyle w:val="Heading3"/>
       </w:pPr>
-      <w:bookmarkStart w:id="30" w:name="_Toc208754257"/>
+      <w:bookmarkStart w:id="30" w:name="_Toc208755395"/>
       <w:r>
         <w:t>Αναλυτική περιγραφή της υλοποίησης της εφαρμογής</w:t>
       </w:r>
@@ -6073,7 +6276,7 @@
       <w:r>
         <w:br w:type="page"/>
       </w:r>
-      <w:bookmarkStart w:id="31" w:name="_Toc208754258"/>
+      <w:bookmarkStart w:id="31" w:name="_Toc208755396"/>
       <w:r>
         <w:rPr>
           <w:bCs w:val="0"/>
@@ -6091,7 +6294,7 @@
       <w:pPr>
         <w:pStyle w:val="Heading3"/>
       </w:pPr>
-      <w:bookmarkStart w:id="32" w:name="_Toc208754259"/>
+      <w:bookmarkStart w:id="32" w:name="_Toc208755397"/>
       <w:r>
         <w:t>Ιστοσελίδα 1</w:t>
       </w:r>
@@ -7432,27 +7635,9 @@
         <w:t>)</w:t>
       </w:r>
     </w:p>
-    <w:p>
-      <w:pPr>
-        <w:rPr>
-          <w:color w:val="77206D" w:themeColor="accent5" w:themeShade="BF"/>
-        </w:rPr>
-      </w:pPr>
-    </w:p>
-    <w:p>
-      <w:pPr>
-        <w:rPr>
-          <w:color w:val="77206D" w:themeColor="accent5" w:themeShade="BF"/>
-        </w:rPr>
-      </w:pPr>
-    </w:p>
-    <w:p>
-      <w:pPr>
-        <w:rPr>
-          <w:color w:val="77206D" w:themeColor="accent5" w:themeShade="BF"/>
-        </w:rPr>
-      </w:pPr>
-    </w:p>
+    <w:p/>
+    <w:p/>
+    <w:p/>
     <w:p/>
     <w:p>
       <w:pPr>
@@ -7462,7 +7647,7 @@
       <w:r>
         <w:br w:type="page"/>
       </w:r>
-      <w:bookmarkStart w:id="33" w:name="_Toc208754260"/>
+      <w:bookmarkStart w:id="33" w:name="_Toc208755398"/>
       <w:r>
         <w:rPr>
           <w:bCs w:val="0"/>
@@ -7480,7 +7665,7 @@
       <w:pPr>
         <w:pStyle w:val="Heading3"/>
       </w:pPr>
-      <w:bookmarkStart w:id="34" w:name="_Toc208754261"/>
+      <w:bookmarkStart w:id="34" w:name="_Toc208755399"/>
       <w:r>
         <w:t>Ιστοσελίδα 2</w:t>
       </w:r>
@@ -8872,7 +9057,7 @@
           <w:u w:val="none"/>
         </w:rPr>
       </w:pPr>
-      <w:bookmarkStart w:id="35" w:name="_Toc208754262"/>
+      <w:bookmarkStart w:id="35" w:name="_Toc208755400"/>
       <w:r>
         <w:rPr>
           <w:bCs w:val="0"/>
@@ -10291,6 +10476,7 @@
           <w:u w:val="none"/>
         </w:rPr>
       </w:pPr>
+      <w:bookmarkStart w:id="36" w:name="_Toc208755401"/>
       <w:r>
         <w:rPr>
           <w:bCs w:val="0"/>
@@ -10322,6 +10508,7 @@
         </w:rPr>
         <w:t>ο</w:t>
       </w:r>
+      <w:bookmarkEnd w:id="36"/>
     </w:p>
     <w:p>
       <w:pPr>
@@ -10350,17 +10537,11 @@
     <w:p>
       <w:pPr>
         <w:rPr>
-          <w:color w:val="77206D" w:themeColor="accent5" w:themeShade="BF"/>
-          <w:sz w:val="23"/>
-          <w:szCs w:val="20"/>
-          <w:highlight w:val="lightGray"/>
-        </w:rPr>
-      </w:pPr>
-      <w:r>
-        <w:rPr>
-          <w:color w:val="77206D" w:themeColor="accent5" w:themeShade="BF"/>
-          <w:sz w:val="23"/>
-          <w:szCs w:val="20"/>
+          <w:highlight w:val="lightGray"/>
+        </w:rPr>
+      </w:pPr>
+      <w:r>
+        <w:rPr>
           <w:highlight w:val="lightGray"/>
         </w:rPr>
         <w:t xml:space="preserve"> Συγκριτική Ανάλυση Ιστοσελίδων</w:t>
@@ -11935,6 +12116,7 @@
           <w:u w:val="none"/>
         </w:rPr>
       </w:pPr>
+      <w:bookmarkStart w:id="37" w:name="_Toc208755402"/>
       <w:r>
         <w:rPr>
           <w:bCs w:val="0"/>
@@ -11966,20 +12148,21 @@
         </w:rPr>
         <w:t>ο</w:t>
       </w:r>
+      <w:bookmarkEnd w:id="37"/>
     </w:p>
     <w:p>
       <w:pPr>
         <w:pStyle w:val="Heading3"/>
       </w:pPr>
-      <w:bookmarkStart w:id="36" w:name="__RefHeading___Toc306572116"/>
-      <w:bookmarkStart w:id="37" w:name="_Toc201336603"/>
-      <w:bookmarkStart w:id="38" w:name="_Toc208754263"/>
-      <w:bookmarkEnd w:id="36"/>
+      <w:bookmarkStart w:id="38" w:name="__RefHeading___Toc306572116"/>
+      <w:bookmarkStart w:id="39" w:name="_Toc201336603"/>
+      <w:bookmarkStart w:id="40" w:name="_Toc208755403"/>
+      <w:bookmarkEnd w:id="38"/>
       <w:r>
         <w:t>Συμπεράσματα</w:t>
       </w:r>
-      <w:bookmarkEnd w:id="37"/>
-      <w:bookmarkEnd w:id="38"/>
+      <w:bookmarkEnd w:id="39"/>
+      <w:bookmarkEnd w:id="40"/>
     </w:p>
     <w:p/>
     <w:p>
@@ -12051,15 +12234,6 @@
         </w:rPr>
         <w:t>Στο τέλος και μετά τα συμπεράσματα θα βρίσκονται αναλυτικά όλες οι πηγές της βιβλιογραφίας που χρησιμοποιήθηκαν στην πτυχιακή. Τις αναφορές μπορείτε να τις δημιουργήσετε είτε με κάποιο αυτόματο βοηθητικό εργαλείο (π.χ. εισαγωγή αναφοράς) ή με τη χρήση αριθμημένων στοιχείων.]</w:t>
       </w:r>
-    </w:p>
-    <w:p>
-      <w:pPr>
-        <w:pStyle w:val="-"/>
-        <w:pageBreakBefore/>
-        <w:rPr>
-          <w:rFonts w:ascii="Times New Roman" w:hAnsi="Times New Roman" w:cs="Times New Roman"/>
-        </w:rPr>
-      </w:pPr>
     </w:p>
     <w:p>
       <w:pPr>
@@ -12082,10 +12256,10 @@
           <w:u w:val="none"/>
         </w:rPr>
       </w:pPr>
-      <w:bookmarkStart w:id="39" w:name="__RefHeading___Toc306572117"/>
-      <w:bookmarkStart w:id="40" w:name="_Toc201336604"/>
-      <w:bookmarkStart w:id="41" w:name="_Toc208754264"/>
-      <w:bookmarkEnd w:id="39"/>
+      <w:bookmarkStart w:id="41" w:name="__RefHeading___Toc306572117"/>
+      <w:bookmarkStart w:id="42" w:name="_Toc201336604"/>
+      <w:bookmarkStart w:id="43" w:name="_Toc208755404"/>
+      <w:bookmarkEnd w:id="41"/>
       <w:r>
         <w:rPr>
           <w:bCs w:val="0"/>
@@ -12116,16 +12290,18 @@
         </w:rPr>
         <w:t>ο</w:t>
       </w:r>
+      <w:bookmarkEnd w:id="43"/>
     </w:p>
     <w:p>
       <w:pPr>
         <w:pStyle w:val="Heading3"/>
       </w:pPr>
+      <w:bookmarkStart w:id="44" w:name="_Toc208755405"/>
       <w:r>
         <w:t>Βιβλιογραφικές Πηγές</w:t>
       </w:r>
-      <w:bookmarkEnd w:id="40"/>
-      <w:bookmarkEnd w:id="41"/>
+      <w:bookmarkEnd w:id="42"/>
+      <w:bookmarkEnd w:id="44"/>
     </w:p>
     <w:p>
       <w:pPr>
@@ -12135,7 +12311,7 @@
         </w:rPr>
       </w:pPr>
     </w:p>
-    <w:bookmarkStart w:id="42" w:name="_Toc208754265" w:displacedByCustomXml="next"/>
+    <w:bookmarkStart w:id="45" w:name="_Toc208755406" w:displacedByCustomXml="next"/>
     <w:sdt>
       <w:sdtPr>
         <w:id w:val="-1276861243"/>
@@ -12158,7 +12334,7 @@
             </w:rPr>
             <w:t>Works Cited</w:t>
           </w:r>
-          <w:bookmarkEnd w:id="42"/>
+          <w:bookmarkEnd w:id="45"/>
         </w:p>
         <w:p>
           <w:pPr>
@@ -12620,7 +12796,16 @@
         <w:szCs w:val="20"/>
         <w:lang w:eastAsia="zh-TW"/>
       </w:rPr>
-      <w:t>15</w:t>
+      <w:t>1</w:t>
+    </w:r>
+    <w:r>
+      <w:rPr>
+        <w:rFonts w:cs="Garamond"/>
+        <w:sz w:val="20"/>
+        <w:szCs w:val="20"/>
+        <w:lang w:eastAsia="zh-TW"/>
+      </w:rPr>
+      <w:t>5</w:t>
     </w:r>
     <w:r>
       <w:rPr>

--- a/Documentation/Documentation.docx
+++ b/Documentation/Documentation.docx
@@ -21777,12 +21777,950 @@
         </w:rPr>
         <w:t xml:space="preserve"> </w:t>
       </w:r>
+      <w:r>
+        <w:rPr>
+          <w:rFonts w:ascii="Bahnschrift Light" w:hAnsi="Bahnschrift Light" w:cs="Vani"/>
+        </w:rPr>
+        <w:t>– Λευκ</w:t>
+      </w:r>
+      <w:r>
+        <w:rPr>
+          <w:rFonts w:ascii="Bahnschrift Light" w:hAnsi="Bahnschrift Light" w:cs="Vani"/>
+        </w:rPr>
+        <w:t>ή σελίδα</w:t>
+      </w:r>
+      <w:r>
+        <w:rPr>
+          <w:rFonts w:ascii="Bahnschrift Light" w:hAnsi="Bahnschrift Light" w:cs="Vani"/>
+        </w:rPr>
+        <w:t xml:space="preserve"> </w:t>
+      </w:r>
     </w:p>
     <w:p>
       <w:pPr>
-        <w:jc w:val="both"/>
-        <w:rPr>
-          <w:rFonts w:ascii="Bahnschrift Light" w:hAnsi="Bahnschrift Light" w:cs="Vani"/>
+        <w:pStyle w:val="Heading4"/>
+      </w:pPr>
+      <w:r>
+        <w:t>Περιγραφή και Στόχος Σχεδίασης</w:t>
+      </w:r>
+    </w:p>
+    <w:p>
+      <w:pPr>
+        <w:rPr>
+          <w:rFonts w:ascii="Bahnschrift Light" w:hAnsi="Bahnschrift Light" w:cs="Calibri"/>
+          <w:sz w:val="23"/>
+          <w:szCs w:val="20"/>
+        </w:rPr>
+      </w:pPr>
+      <w:r>
+        <w:rPr>
+          <w:rFonts w:ascii="Bahnschrift Light" w:hAnsi="Bahnschrift Light" w:cs="Calibri"/>
+          <w:sz w:val="23"/>
+          <w:szCs w:val="20"/>
+        </w:rPr>
+        <w:t xml:space="preserve">Το πρώτο </w:t>
+      </w:r>
+      <w:proofErr w:type="spellStart"/>
+      <w:r>
+        <w:rPr>
+          <w:rFonts w:ascii="Bahnschrift Light" w:hAnsi="Bahnschrift Light" w:cs="Calibri"/>
+          <w:sz w:val="23"/>
+          <w:szCs w:val="20"/>
+        </w:rPr>
+        <w:t>Interface</w:t>
+      </w:r>
+      <w:proofErr w:type="spellEnd"/>
+      <w:r>
+        <w:rPr>
+          <w:rFonts w:ascii="Bahnschrift Light" w:hAnsi="Bahnschrift Light" w:cs="Calibri"/>
+          <w:sz w:val="23"/>
+          <w:szCs w:val="20"/>
+        </w:rPr>
+        <w:t xml:space="preserve"> που</w:t>
+      </w:r>
+      <w:r>
+        <w:rPr>
+          <w:rFonts w:ascii="Bahnschrift Light" w:hAnsi="Bahnschrift Light" w:cs="Calibri"/>
+          <w:sz w:val="23"/>
+          <w:szCs w:val="20"/>
+        </w:rPr>
+        <w:t xml:space="preserve"> </w:t>
+      </w:r>
+      <w:r>
+        <w:rPr>
+          <w:rFonts w:ascii="Bahnschrift Light" w:hAnsi="Bahnschrift Light" w:cs="Calibri"/>
+          <w:sz w:val="23"/>
+          <w:szCs w:val="20"/>
+        </w:rPr>
+        <w:t>δημιουργήθηκε</w:t>
+      </w:r>
+      <w:r>
+        <w:rPr>
+          <w:rFonts w:ascii="Bahnschrift Light" w:hAnsi="Bahnschrift Light" w:cs="Calibri"/>
+          <w:sz w:val="23"/>
+          <w:szCs w:val="20"/>
+        </w:rPr>
+        <w:t xml:space="preserve"> αποτελεί μια μινιμαλιστική εκδοχή με ουδέτερη αισθητική. Το κύριο χαρακτηριστικό της είναι η φωτεινή χρωματική παλέτα</w:t>
+      </w:r>
+      <w:r>
+        <w:rPr>
+          <w:rFonts w:ascii="Bahnschrift Light" w:hAnsi="Bahnschrift Light" w:cs="Calibri"/>
+          <w:sz w:val="23"/>
+          <w:szCs w:val="20"/>
+        </w:rPr>
+        <w:t>. Ο σχεδιασμός επικεντρώνεται στην απλότητα και γρήγορη κατανόηση των λειτουργειών.</w:t>
+      </w:r>
+      <w:r>
+        <w:rPr>
+          <w:rFonts w:ascii="Bahnschrift Light" w:hAnsi="Bahnschrift Light" w:cs="Calibri"/>
+          <w:sz w:val="23"/>
+          <w:szCs w:val="20"/>
+        </w:rPr>
+        <w:t xml:space="preserve"> </w:t>
+      </w:r>
+      <w:r>
+        <w:rPr>
+          <w:rFonts w:ascii="Bahnschrift Light" w:hAnsi="Bahnschrift Light" w:cs="Calibri"/>
+          <w:sz w:val="23"/>
+          <w:szCs w:val="20"/>
+        </w:rPr>
+        <w:t>Ο χρήστης πρέπει να μπορεί να εντοπίσει άμεσα τα διαθέσιμα πακέτα, να συγκρίνει τιμές και να ολοκληρώσει την επιλογή χωρίς εκτεταμένη αναζήτηση.</w:t>
+      </w:r>
+    </w:p>
+    <w:p>
+      <w:pPr>
+        <w:spacing w:after="160" w:line="259" w:lineRule="auto"/>
+        <w:rPr>
+          <w:rFonts w:ascii="Bahnschrift Light" w:hAnsi="Bahnschrift Light" w:cs="Calibri"/>
+          <w:sz w:val="23"/>
+          <w:szCs w:val="20"/>
+        </w:rPr>
+      </w:pPr>
+      <w:r>
+        <w:rPr>
+          <w:rFonts w:ascii="Bahnschrift Light" w:hAnsi="Bahnschrift Light" w:cs="Calibri"/>
+          <w:sz w:val="23"/>
+          <w:szCs w:val="20"/>
+        </w:rPr>
+        <w:t>Η σελίδα αυτή λειτουργεί ως η «απλή» σχεδιαστική προσέγγιση</w:t>
+      </w:r>
+      <w:r>
+        <w:rPr>
+          <w:rFonts w:ascii="Bahnschrift Light" w:hAnsi="Bahnschrift Light" w:cs="Calibri"/>
+          <w:sz w:val="23"/>
+          <w:szCs w:val="20"/>
+        </w:rPr>
+        <w:t xml:space="preserve"> σ</w:t>
+      </w:r>
+      <w:r>
+        <w:rPr>
+          <w:rFonts w:ascii="Bahnschrift Light" w:hAnsi="Bahnschrift Light" w:cs="Calibri"/>
+          <w:sz w:val="23"/>
+          <w:szCs w:val="20"/>
+        </w:rPr>
+        <w:t xml:space="preserve">τόχος είναι να αξιολογηθεί αν η </w:t>
+      </w:r>
+      <w:r>
+        <w:rPr>
+          <w:rFonts w:ascii="Bahnschrift Light" w:hAnsi="Bahnschrift Light" w:cs="Calibri"/>
+          <w:sz w:val="23"/>
+          <w:szCs w:val="20"/>
+        </w:rPr>
+        <w:t xml:space="preserve">απλούστερη εκδοχή παρέχει </w:t>
+      </w:r>
+      <w:r>
+        <w:rPr>
+          <w:rFonts w:ascii="Bahnschrift Light" w:hAnsi="Bahnschrift Light" w:cs="Calibri"/>
+          <w:sz w:val="23"/>
+          <w:szCs w:val="20"/>
+        </w:rPr>
+        <w:t>μεγαλύτερη</w:t>
+      </w:r>
+      <w:r>
+        <w:rPr>
+          <w:rFonts w:ascii="Bahnschrift Light" w:hAnsi="Bahnschrift Light" w:cs="Calibri"/>
+          <w:sz w:val="23"/>
+          <w:szCs w:val="20"/>
+        </w:rPr>
+        <w:t xml:space="preserve"> αποδοτικότητα και κατανόηση της πληροφορίας.</w:t>
+      </w:r>
+      <w:r>
+        <w:rPr>
+          <w:rFonts w:ascii="Bahnschrift Light" w:hAnsi="Bahnschrift Light" w:cs="Calibri"/>
+          <w:sz w:val="23"/>
+          <w:szCs w:val="20"/>
+        </w:rPr>
+        <w:t xml:space="preserve"> Η ιδέα για την δημιουργία της βασίζεται στην υπόθεση πως το </w:t>
+      </w:r>
+      <w:proofErr w:type="spellStart"/>
+      <w:r>
+        <w:rPr>
+          <w:rFonts w:ascii="Bahnschrift Light" w:hAnsi="Bahnschrift Light" w:cs="Calibri"/>
+          <w:sz w:val="23"/>
+          <w:szCs w:val="20"/>
+        </w:rPr>
+        <w:t>Interface</w:t>
+      </w:r>
+      <w:proofErr w:type="spellEnd"/>
+      <w:r>
+        <w:rPr>
+          <w:rFonts w:ascii="Bahnschrift Light" w:hAnsi="Bahnschrift Light" w:cs="Calibri"/>
+          <w:sz w:val="23"/>
+          <w:szCs w:val="20"/>
+        </w:rPr>
+        <w:t xml:space="preserve"> </w:t>
+      </w:r>
+      <w:r>
+        <w:rPr>
+          <w:rFonts w:ascii="Bahnschrift Light" w:hAnsi="Bahnschrift Light" w:cs="Calibri"/>
+          <w:sz w:val="23"/>
+          <w:szCs w:val="20"/>
+        </w:rPr>
+        <w:t xml:space="preserve">δεν πρέπει να τραβά την προσοχή αλλά </w:t>
+      </w:r>
+      <w:r>
+        <w:rPr>
+          <w:rFonts w:ascii="Bahnschrift Light" w:hAnsi="Bahnschrift Light" w:cs="Calibri"/>
+          <w:sz w:val="23"/>
+          <w:szCs w:val="20"/>
+        </w:rPr>
+        <w:t>πλαισιώνει</w:t>
+      </w:r>
+      <w:r>
+        <w:rPr>
+          <w:rFonts w:ascii="Bahnschrift Light" w:hAnsi="Bahnschrift Light" w:cs="Calibri"/>
+          <w:sz w:val="23"/>
+          <w:szCs w:val="20"/>
+        </w:rPr>
+        <w:t xml:space="preserve"> το περιεχόμενο</w:t>
+      </w:r>
+      <w:r>
+        <w:rPr>
+          <w:rFonts w:ascii="Bahnschrift Light" w:hAnsi="Bahnschrift Light" w:cs="Calibri"/>
+          <w:sz w:val="23"/>
+          <w:szCs w:val="20"/>
+        </w:rPr>
+        <w:t>.</w:t>
+      </w:r>
+    </w:p>
+    <w:p>
+      <w:pPr>
+        <w:rPr>
+          <w:rFonts w:ascii="Bahnschrift Light" w:hAnsi="Bahnschrift Light" w:cs="Calibri"/>
+          <w:sz w:val="23"/>
+          <w:szCs w:val="20"/>
+        </w:rPr>
+      </w:pPr>
+    </w:p>
+    <w:p>
+      <w:pPr>
+        <w:pStyle w:val="Heading4"/>
+      </w:pPr>
+      <w:r>
+        <w:t>Σ</w:t>
+      </w:r>
+      <w:r>
+        <w:t>χεδιαστικές Επιλογές (</w:t>
+      </w:r>
+      <w:r>
+        <w:rPr>
+          <w:lang w:val="en-GB"/>
+        </w:rPr>
+        <w:t>UI</w:t>
+      </w:r>
+      <w:r>
+        <w:t>/</w:t>
+      </w:r>
+      <w:r>
+        <w:rPr>
+          <w:lang w:val="en-GB"/>
+        </w:rPr>
+        <w:t>UX</w:t>
+      </w:r>
+      <w:r>
+        <w:t>)</w:t>
+      </w:r>
+    </w:p>
+    <w:p>
+      <w:pPr>
+        <w:spacing w:after="120"/>
+        <w:rPr>
+          <w:rFonts w:ascii="Bahnschrift Light" w:hAnsi="Bahnschrift Light" w:cs="Calibri"/>
+          <w:sz w:val="23"/>
+          <w:szCs w:val="20"/>
+        </w:rPr>
+      </w:pPr>
+      <w:r>
+        <w:rPr>
+          <w:rFonts w:ascii="Bahnschrift Light" w:hAnsi="Bahnschrift Light" w:cs="Calibri"/>
+          <w:sz w:val="23"/>
+          <w:szCs w:val="20"/>
+        </w:rPr>
+        <w:t xml:space="preserve">Η δομή της σελίδας </w:t>
+      </w:r>
+      <w:r>
+        <w:rPr>
+          <w:rFonts w:ascii="Bahnschrift Light" w:hAnsi="Bahnschrift Light" w:cs="Calibri"/>
+          <w:sz w:val="23"/>
+          <w:szCs w:val="20"/>
+        </w:rPr>
+        <w:t>έχει γ</w:t>
+      </w:r>
+      <w:r>
+        <w:rPr>
+          <w:rFonts w:ascii="Bahnschrift Light" w:hAnsi="Bahnschrift Light" w:cs="Calibri"/>
+          <w:sz w:val="23"/>
+          <w:szCs w:val="20"/>
+        </w:rPr>
+        <w:t>ί</w:t>
+      </w:r>
+      <w:r>
+        <w:rPr>
+          <w:rFonts w:ascii="Bahnschrift Light" w:hAnsi="Bahnschrift Light" w:cs="Calibri"/>
+          <w:sz w:val="23"/>
+          <w:szCs w:val="20"/>
+        </w:rPr>
+        <w:t>νει με</w:t>
+      </w:r>
+      <w:r>
+        <w:rPr>
+          <w:rFonts w:ascii="Bahnschrift Light" w:hAnsi="Bahnschrift Light" w:cs="Calibri"/>
+          <w:sz w:val="23"/>
+          <w:szCs w:val="20"/>
+        </w:rPr>
+        <w:t xml:space="preserve"> κάθετη ιεράρχηση περιεχομένου</w:t>
+      </w:r>
+      <w:r>
+        <w:rPr>
+          <w:rFonts w:ascii="Bahnschrift Light" w:hAnsi="Bahnschrift Light" w:cs="Calibri"/>
+          <w:sz w:val="23"/>
+          <w:szCs w:val="20"/>
+        </w:rPr>
+        <w:t xml:space="preserve">, ξεκινώντας από το επάνω μέρος της σελίδας συναντάμε το βασικό μενού περιήγησης. Από τα αριστερά προς τα δεξιά βλέπου με το λογότυπο της εταιρίας </w:t>
+      </w:r>
+      <w:proofErr w:type="spellStart"/>
+      <w:r>
+        <w:rPr>
+          <w:rFonts w:ascii="Bahnschrift Light" w:hAnsi="Bahnschrift Light" w:cs="Calibri"/>
+          <w:sz w:val="23"/>
+          <w:szCs w:val="20"/>
+          <w:lang w:val="en-GB"/>
+        </w:rPr>
+        <w:t>Cellectro</w:t>
+      </w:r>
+      <w:proofErr w:type="spellEnd"/>
+      <w:r>
+        <w:rPr>
+          <w:rFonts w:ascii="Bahnschrift Light" w:hAnsi="Bahnschrift Light" w:cs="Calibri"/>
+          <w:sz w:val="23"/>
+          <w:szCs w:val="20"/>
+        </w:rPr>
+        <w:t>,</w:t>
+      </w:r>
+      <w:r>
+        <w:rPr>
+          <w:rFonts w:ascii="Bahnschrift Light" w:hAnsi="Bahnschrift Light" w:cs="Calibri"/>
+          <w:sz w:val="23"/>
+          <w:szCs w:val="20"/>
+        </w:rPr>
+        <w:t xml:space="preserve"> την πρώτη επικεφαλίδα (</w:t>
+      </w:r>
+      <w:r>
+        <w:rPr>
+          <w:rFonts w:ascii="Bahnschrift Light" w:hAnsi="Bahnschrift Light" w:cs="Calibri"/>
+          <w:sz w:val="23"/>
+          <w:szCs w:val="20"/>
+          <w:lang w:val="en-GB"/>
+        </w:rPr>
+        <w:t>header</w:t>
+      </w:r>
+      <w:r>
+        <w:rPr>
+          <w:rFonts w:ascii="Bahnschrift Light" w:hAnsi="Bahnschrift Light" w:cs="Calibri"/>
+          <w:sz w:val="23"/>
+          <w:szCs w:val="20"/>
+        </w:rPr>
+        <w:t>) και το εικονίδιο του καλαθιού</w:t>
+      </w:r>
+      <w:r>
+        <w:rPr>
+          <w:rFonts w:ascii="Bahnschrift Light" w:hAnsi="Bahnschrift Light" w:cs="Calibri"/>
+          <w:sz w:val="23"/>
+          <w:szCs w:val="20"/>
+        </w:rPr>
+        <w:t xml:space="preserve">, στοιχεία που είναι </w:t>
+      </w:r>
+      <w:r>
+        <w:rPr>
+          <w:rFonts w:ascii="Bahnschrift Light" w:hAnsi="Bahnschrift Light" w:cs="Calibri"/>
+          <w:sz w:val="23"/>
+          <w:szCs w:val="20"/>
+        </w:rPr>
+        <w:t>προσβάσιμα</w:t>
+      </w:r>
+      <w:r>
+        <w:rPr>
+          <w:rFonts w:ascii="Bahnschrift Light" w:hAnsi="Bahnschrift Light" w:cs="Calibri"/>
+          <w:sz w:val="23"/>
+          <w:szCs w:val="20"/>
+        </w:rPr>
+        <w:t xml:space="preserve"> από όλες τις υποενότητες της ιστοσελίδας. </w:t>
+      </w:r>
+      <w:r>
+        <w:rPr>
+          <w:rFonts w:ascii="Bahnschrift Light" w:hAnsi="Bahnschrift Light" w:cs="Calibri"/>
+          <w:sz w:val="23"/>
+          <w:szCs w:val="20"/>
+        </w:rPr>
+        <w:t xml:space="preserve">Στη συνέχεια ακολουθεί η δεύτερη επικεφαλίδα με τις βασικές λειτουργείες που παρέχει η εταιρία με τα αντίστοιχα εικονίδια για να γίνεται άμεσα κατανοητή η χρησιμότητά τους. </w:t>
+      </w:r>
+    </w:p>
+    <w:p>
+      <w:pPr>
+        <w:spacing w:after="120"/>
+        <w:rPr>
+          <w:rFonts w:ascii="Bahnschrift Light" w:hAnsi="Bahnschrift Light" w:cs="Calibri"/>
+          <w:sz w:val="23"/>
+          <w:szCs w:val="20"/>
+        </w:rPr>
+      </w:pPr>
+      <w:r>
+        <w:rPr>
+          <w:rFonts w:ascii="Bahnschrift Light" w:hAnsi="Bahnschrift Light" w:cs="Calibri"/>
+          <w:sz w:val="23"/>
+          <w:szCs w:val="20"/>
+        </w:rPr>
+        <w:t xml:space="preserve">Στο πάνω μέρος της αρχικής σελίδας συναντάμε ένα </w:t>
+      </w:r>
+      <w:r>
+        <w:rPr>
+          <w:rFonts w:ascii="Bahnschrift Light" w:hAnsi="Bahnschrift Light" w:cs="Calibri"/>
+          <w:sz w:val="23"/>
+          <w:szCs w:val="20"/>
+          <w:lang w:val="en-GB"/>
+        </w:rPr>
+        <w:t>hero</w:t>
+      </w:r>
+      <w:r>
+        <w:rPr>
+          <w:rFonts w:ascii="Bahnschrift Light" w:hAnsi="Bahnschrift Light" w:cs="Calibri"/>
+          <w:sz w:val="23"/>
+          <w:szCs w:val="20"/>
+        </w:rPr>
+        <w:t xml:space="preserve"> </w:t>
+      </w:r>
+      <w:r>
+        <w:rPr>
+          <w:rFonts w:ascii="Bahnschrift Light" w:hAnsi="Bahnschrift Light" w:cs="Calibri"/>
+          <w:sz w:val="23"/>
+          <w:szCs w:val="20"/>
+          <w:lang w:val="en-GB"/>
+        </w:rPr>
+        <w:t>section</w:t>
+      </w:r>
+      <w:r>
+        <w:rPr>
+          <w:rFonts w:ascii="Bahnschrift Light" w:hAnsi="Bahnschrift Light" w:cs="Calibri"/>
+          <w:sz w:val="23"/>
+          <w:szCs w:val="20"/>
+        </w:rPr>
+        <w:t xml:space="preserve"> </w:t>
+      </w:r>
+      <w:r>
+        <w:rPr>
+          <w:rFonts w:ascii="Bahnschrift Light" w:hAnsi="Bahnschrift Light" w:cs="Calibri"/>
+          <w:sz w:val="23"/>
+          <w:szCs w:val="20"/>
+        </w:rPr>
+        <w:t>που μας καλωσορίζει στον ιστότοπο και που κατά την επιλογή του μας ανακατευθύνει σε μια σελίδα με αναλυτικές επιλογές για τις λειτουργείες που παρέχονται έχει ένα μινιμαλιστικό βίντεο-φόντο με ένα μόνο ξεκάθαρο κουμπί.</w:t>
+      </w:r>
+      <w:r>
+        <w:rPr>
+          <w:rFonts w:ascii="Bahnschrift Light" w:hAnsi="Bahnschrift Light" w:cs="Calibri"/>
+          <w:sz w:val="23"/>
+          <w:szCs w:val="20"/>
+        </w:rPr>
+        <w:t xml:space="preserve"> </w:t>
+      </w:r>
+      <w:r>
+        <w:rPr>
+          <w:rFonts w:ascii="Bahnschrift Light" w:hAnsi="Bahnschrift Light" w:cs="Calibri"/>
+          <w:sz w:val="23"/>
+          <w:szCs w:val="20"/>
+        </w:rPr>
+        <w:t xml:space="preserve">Συνεχίζοντας στην αρχική σελίδα ακολουθεί ένα σετ με ενημερωτικές κάρτες, για τις παροχές της εταιρίας, στα χρώματα της σελίδας, αυτό που τραβά την προσοχή είναι το </w:t>
+      </w:r>
+      <w:r>
+        <w:rPr>
+          <w:rFonts w:ascii="Bahnschrift Light" w:hAnsi="Bahnschrift Light" w:cs="Calibri"/>
+          <w:sz w:val="23"/>
+          <w:szCs w:val="20"/>
+          <w:lang w:val="en-GB"/>
+        </w:rPr>
+        <w:t>redirect</w:t>
+      </w:r>
+      <w:r>
+        <w:rPr>
+          <w:rFonts w:ascii="Bahnschrift Light" w:hAnsi="Bahnschrift Light" w:cs="Calibri"/>
+          <w:sz w:val="23"/>
+          <w:szCs w:val="20"/>
+        </w:rPr>
+        <w:t xml:space="preserve"> </w:t>
+      </w:r>
+      <w:r>
+        <w:rPr>
+          <w:rFonts w:ascii="Bahnschrift Light" w:hAnsi="Bahnschrift Light" w:cs="Calibri"/>
+          <w:sz w:val="23"/>
+          <w:szCs w:val="20"/>
+        </w:rPr>
+        <w:t xml:space="preserve">κουμπί με την πρώτη εμφάνιση του μόνου έντονου χρώματος που θα χρησιμοποιηθεί σε αυτό το </w:t>
+      </w:r>
+      <w:r>
+        <w:rPr>
+          <w:rFonts w:ascii="Bahnschrift Light" w:hAnsi="Bahnschrift Light" w:cs="Calibri"/>
+          <w:sz w:val="23"/>
+          <w:szCs w:val="20"/>
+          <w:lang w:val="en-GB"/>
+        </w:rPr>
+        <w:t>interface</w:t>
+      </w:r>
+      <w:r>
+        <w:rPr>
+          <w:rFonts w:ascii="Bahnschrift Light" w:hAnsi="Bahnschrift Light" w:cs="Calibri"/>
+          <w:sz w:val="23"/>
+          <w:szCs w:val="20"/>
+        </w:rPr>
+        <w:t xml:space="preserve">.Πιο κάτω βρίσκουμε </w:t>
+      </w:r>
+      <w:r>
+        <w:rPr>
+          <w:rFonts w:ascii="Bahnschrift Light" w:hAnsi="Bahnschrift Light" w:cs="Calibri"/>
+          <w:sz w:val="23"/>
+          <w:szCs w:val="20"/>
+        </w:rPr>
+        <w:t>μια πάλι σε οριζόντια διάταξη ένα δείγμα με τα πιο  δημοφιλή πακέτα που έχει να προσφέρει η εταιρία. Κάθε καρτέλα απαρτίζεται από μια εικόνα σε χρωματική παλέτα του άσπρου και αποχρώσεων του γκρι, την ακολουθεί ο τίτλος του κάθε πακέτου με μεγάλα και έντονα γράμματα, καθώς και η τιμή του, με μικρότερα και πιο θαμπά γράμματα ακολουθούν οι παροχές του κάθε πακέτου και το γνωστό κουμπάκι σε έντονο γαλάζιο. Στο επόμενο κομμάτι αφιερώνεται χώρος στις λειτουργείες που δεν είχαν εμφανιστεί στο προηγούμενο τμήμα. Σε μια κάθετη αυτή τη φορά διάταξη έχουν στοιχιστεί</w:t>
+      </w:r>
+      <w:r>
+        <w:rPr>
+          <w:rFonts w:ascii="Bahnschrift Light" w:hAnsi="Bahnschrift Light" w:cs="Calibri"/>
+          <w:sz w:val="23"/>
+          <w:szCs w:val="20"/>
+        </w:rPr>
+        <w:t xml:space="preserve"> οι παροχές που προσφέρονται ακολουθώντας πάλι το μοτίβο του τίτλου με μεγάλα </w:t>
+      </w:r>
+      <w:r>
+        <w:rPr>
+          <w:rFonts w:ascii="Bahnschrift Light" w:hAnsi="Bahnschrift Light" w:cs="Calibri"/>
+          <w:sz w:val="23"/>
+          <w:szCs w:val="20"/>
+          <w:lang w:val="en-GB"/>
+        </w:rPr>
+        <w:t>bold</w:t>
+      </w:r>
+      <w:r>
+        <w:rPr>
+          <w:rFonts w:ascii="Bahnschrift Light" w:hAnsi="Bahnschrift Light" w:cs="Calibri"/>
+          <w:sz w:val="23"/>
+          <w:szCs w:val="20"/>
+        </w:rPr>
+        <w:t xml:space="preserve"> γράμματα και την περιγραφή με μικρότερα και πιο αχνά να ακολουθούν. Στο φόντο κάθε σειράς εναλλάσσονται αποχρώσεις του γκρι.</w:t>
+      </w:r>
+    </w:p>
+    <w:p>
+      <w:pPr>
+        <w:spacing w:after="120"/>
+        <w:rPr>
+          <w:rFonts w:ascii="Bahnschrift Light" w:hAnsi="Bahnschrift Light" w:cs="Calibri"/>
+          <w:sz w:val="23"/>
+          <w:szCs w:val="20"/>
+        </w:rPr>
+      </w:pPr>
+      <w:r>
+        <w:rPr>
+          <w:rFonts w:ascii="Bahnschrift Light" w:hAnsi="Bahnschrift Light" w:cs="Calibri"/>
+          <w:sz w:val="23"/>
+          <w:szCs w:val="20"/>
+        </w:rPr>
+        <w:lastRenderedPageBreak/>
+        <w:t xml:space="preserve">Το τμήμα του </w:t>
+      </w:r>
+      <w:proofErr w:type="spellStart"/>
+      <w:r>
+        <w:rPr>
+          <w:rFonts w:ascii="Bahnschrift Light" w:hAnsi="Bahnschrift Light" w:cs="Calibri"/>
+          <w:sz w:val="23"/>
+          <w:szCs w:val="20"/>
+        </w:rPr>
+        <w:t>mailing</w:t>
+      </w:r>
+      <w:proofErr w:type="spellEnd"/>
+      <w:r>
+        <w:rPr>
+          <w:rFonts w:ascii="Bahnschrift Light" w:hAnsi="Bahnschrift Light" w:cs="Calibri"/>
+          <w:sz w:val="23"/>
+          <w:szCs w:val="20"/>
+        </w:rPr>
+        <w:t xml:space="preserve"> </w:t>
+      </w:r>
+      <w:proofErr w:type="spellStart"/>
+      <w:r>
+        <w:rPr>
+          <w:rFonts w:ascii="Bahnschrift Light" w:hAnsi="Bahnschrift Light" w:cs="Calibri"/>
+          <w:sz w:val="23"/>
+          <w:szCs w:val="20"/>
+        </w:rPr>
+        <w:t>list</w:t>
+      </w:r>
+      <w:proofErr w:type="spellEnd"/>
+      <w:r>
+        <w:rPr>
+          <w:rFonts w:ascii="Bahnschrift Light" w:hAnsi="Bahnschrift Light" w:cs="Calibri"/>
+          <w:sz w:val="23"/>
+          <w:szCs w:val="20"/>
+        </w:rPr>
+        <w:t xml:space="preserve"> είναι το προτελευταίο στην αρχική οθόνη. Έχει φόντο σε απόχρωση του ανοιχτού γκρι, εικονίδια των μέσων κοινωνικής δικτύωσης σε μινιμαλιστικό ασπρόμαυρο στιλ και το κλασικό γαλανό κουμπάκι.</w:t>
+      </w:r>
+    </w:p>
+    <w:p>
+      <w:pPr>
+        <w:spacing w:after="120"/>
+        <w:rPr>
+          <w:rFonts w:ascii="Bahnschrift Light" w:hAnsi="Bahnschrift Light" w:cs="Calibri"/>
+          <w:b/>
+          <w:bCs/>
+          <w:sz w:val="23"/>
+          <w:szCs w:val="20"/>
+        </w:rPr>
+      </w:pPr>
+      <w:r>
+        <w:rPr>
+          <w:rFonts w:ascii="Bahnschrift Light" w:hAnsi="Bahnschrift Light" w:cs="Calibri"/>
+          <w:sz w:val="23"/>
+          <w:szCs w:val="20"/>
+        </w:rPr>
+        <w:t xml:space="preserve">Τέλος συναντάμε το </w:t>
+      </w:r>
+      <w:r>
+        <w:rPr>
+          <w:rFonts w:ascii="Bahnschrift Light" w:hAnsi="Bahnschrift Light" w:cs="Calibri"/>
+          <w:sz w:val="23"/>
+          <w:szCs w:val="20"/>
+          <w:lang w:val="en-GB"/>
+        </w:rPr>
+        <w:t>footer</w:t>
+      </w:r>
+      <w:r>
+        <w:rPr>
+          <w:rFonts w:ascii="Bahnschrift Light" w:hAnsi="Bahnschrift Light" w:cs="Calibri"/>
+          <w:sz w:val="23"/>
+          <w:szCs w:val="20"/>
+        </w:rPr>
+        <w:t xml:space="preserve"> με χρώματα στην ίδια παλέτα όπως και η επικεφαλίδα, με την διαφορά όμως πως εδώ </w:t>
+      </w:r>
+      <w:r>
+        <w:rPr>
+          <w:rFonts w:ascii="Bahnschrift Light" w:hAnsi="Bahnschrift Light" w:cs="Calibri"/>
+          <w:sz w:val="23"/>
+          <w:szCs w:val="20"/>
+        </w:rPr>
+        <w:t>βρίσκονται με την ανάποδη μορφή, το φόντο είναι με σκούρο χρώμα ενώ τα γράμματα κάνουν αντίθεση με την φωτεινή επιλογή του φόντου. Τα γράμματα εδώ είναι αρκετά πιο μικρά για να μην τραβούν την προσοχή από το κύριο περιεχόμενο της σελίδας.</w:t>
+      </w:r>
+    </w:p>
+    <w:p>
+      <w:pPr>
+        <w:spacing w:after="120"/>
+        <w:rPr>
+          <w:rFonts w:ascii="Calibri" w:hAnsi="Calibri"/>
+          <w:b/>
+          <w:bCs/>
+          <w:sz w:val="28"/>
+          <w:szCs w:val="28"/>
+        </w:rPr>
+      </w:pPr>
+      <w:r>
+        <w:rPr>
+          <w:rFonts w:ascii="Calibri" w:hAnsi="Calibri"/>
+          <w:b/>
+          <w:bCs/>
+          <w:sz w:val="28"/>
+          <w:szCs w:val="28"/>
+        </w:rPr>
+        <w:t xml:space="preserve"> </w:t>
+      </w:r>
+      <w:r>
+        <w:rPr>
+          <w:rFonts w:ascii="Calibri" w:hAnsi="Calibri"/>
+          <w:b/>
+          <w:bCs/>
+          <w:sz w:val="28"/>
+          <w:szCs w:val="28"/>
+        </w:rPr>
+        <w:t>Στοιχεία Προσβασιμότητας</w:t>
+      </w:r>
+    </w:p>
+    <w:p>
+      <w:pPr>
+        <w:spacing w:after="120"/>
+        <w:rPr>
+          <w:rFonts w:ascii="Calibri" w:hAnsi="Calibri"/>
+          <w:b/>
+          <w:bCs/>
+          <w:sz w:val="28"/>
+          <w:szCs w:val="28"/>
+        </w:rPr>
+      </w:pPr>
+      <w:r>
+        <w:rPr>
+          <w:rFonts w:ascii="Calibri" w:hAnsi="Calibri"/>
+          <w:b/>
+          <w:bCs/>
+          <w:sz w:val="28"/>
+          <w:szCs w:val="28"/>
+        </w:rPr>
+        <w:t xml:space="preserve">Λειτουργικότητα και </w:t>
+      </w:r>
+      <w:proofErr w:type="spellStart"/>
+      <w:r>
+        <w:rPr>
+          <w:rFonts w:ascii="Calibri" w:hAnsi="Calibri"/>
+          <w:b/>
+          <w:bCs/>
+          <w:sz w:val="28"/>
+          <w:szCs w:val="28"/>
+        </w:rPr>
+        <w:t>Διαδραστικά</w:t>
+      </w:r>
+      <w:proofErr w:type="spellEnd"/>
+      <w:r>
+        <w:rPr>
+          <w:rFonts w:ascii="Calibri" w:hAnsi="Calibri"/>
+          <w:b/>
+          <w:bCs/>
+          <w:sz w:val="28"/>
+          <w:szCs w:val="28"/>
+        </w:rPr>
+        <w:t xml:space="preserve"> Στοιχεία</w:t>
+      </w:r>
+    </w:p>
+    <w:p>
+      <w:pPr>
+        <w:spacing w:after="120"/>
+        <w:rPr>
+          <w:rFonts w:ascii="Calibri" w:hAnsi="Calibri"/>
+          <w:b/>
+          <w:bCs/>
+          <w:sz w:val="28"/>
+          <w:szCs w:val="28"/>
+        </w:rPr>
+      </w:pPr>
+      <w:r>
+        <w:rPr>
+          <w:rFonts w:ascii="Calibri" w:hAnsi="Calibri"/>
+          <w:b/>
+          <w:bCs/>
+          <w:sz w:val="28"/>
+          <w:szCs w:val="28"/>
+        </w:rPr>
+        <w:t>Χρησιμοποιούμενες Τεχνολογίες</w:t>
+      </w:r>
+    </w:p>
+    <w:p>
+      <w:pPr>
+        <w:spacing w:after="120"/>
+        <w:rPr>
+          <w:rFonts w:ascii="Calibri" w:hAnsi="Calibri"/>
+          <w:b/>
+          <w:bCs/>
+          <w:sz w:val="28"/>
+          <w:szCs w:val="28"/>
+        </w:rPr>
+      </w:pPr>
+      <w:r>
+        <w:rPr>
+          <w:rFonts w:ascii="Calibri" w:hAnsi="Calibri"/>
+          <w:b/>
+          <w:bCs/>
+          <w:sz w:val="28"/>
+          <w:szCs w:val="28"/>
+        </w:rPr>
+        <w:t>Υλοποίηση</w:t>
+      </w:r>
+    </w:p>
+    <w:p>
+      <w:pPr>
+        <w:spacing w:after="120"/>
+        <w:rPr>
+          <w:rFonts w:ascii="Bahnschrift Light" w:hAnsi="Bahnschrift Light" w:cs="Calibri"/>
+          <w:sz w:val="23"/>
+          <w:szCs w:val="20"/>
+        </w:rPr>
+      </w:pPr>
+    </w:p>
+    <w:p>
+      <w:pPr>
+        <w:spacing w:after="120"/>
+        <w:rPr>
+          <w:rFonts w:ascii="Bahnschrift Light" w:hAnsi="Bahnschrift Light" w:cs="Calibri"/>
+          <w:sz w:val="23"/>
+          <w:szCs w:val="20"/>
+        </w:rPr>
+      </w:pPr>
+    </w:p>
+    <w:p>
+      <w:pPr>
+        <w:spacing w:after="120"/>
+        <w:rPr>
+          <w:rFonts w:ascii="Bahnschrift Light" w:hAnsi="Bahnschrift Light" w:cs="Calibri"/>
+          <w:sz w:val="23"/>
+          <w:szCs w:val="20"/>
+        </w:rPr>
+      </w:pPr>
+    </w:p>
+    <w:p>
+      <w:pPr>
+        <w:spacing w:after="120"/>
+        <w:rPr>
+          <w:rFonts w:ascii="Bahnschrift Light" w:hAnsi="Bahnschrift Light" w:cs="Calibri"/>
+          <w:sz w:val="23"/>
+          <w:szCs w:val="20"/>
+        </w:rPr>
+      </w:pPr>
+      <w:r>
+        <w:rPr>
+          <w:rFonts w:ascii="Bahnschrift Light" w:hAnsi="Bahnschrift Light" w:cs="Calibri"/>
+          <w:sz w:val="23"/>
+          <w:szCs w:val="20"/>
+        </w:rPr>
+        <w:t xml:space="preserve"> Το μπλε</w:t>
+      </w:r>
+      <w:r>
+        <w:rPr>
+          <w:rFonts w:ascii="Bahnschrift Light" w:hAnsi="Bahnschrift Light" w:cs="Calibri"/>
+          <w:sz w:val="23"/>
+          <w:szCs w:val="20"/>
+        </w:rPr>
+        <w:t xml:space="preserve">  </w:t>
+      </w:r>
+      <w:r>
+        <w:rPr>
+          <w:noProof/>
+        </w:rPr>
+        <w:drawing>
+          <wp:inline distT="0" distB="0" distL="0" distR="0" wp14:anchorId="36BBEA10" wp14:editId="2C15E7E6">
+            <wp:extent cx="123825" cy="123825"/>
+            <wp:effectExtent l="0" t="0" r="9525" b="9525"/>
+            <wp:docPr id="1006681538" name="Picture 1"/>
+            <wp:cNvGraphicFramePr>
+              <a:graphicFrameLocks xmlns:a="http://schemas.openxmlformats.org/drawingml/2006/main" noChangeAspect="1"/>
+            </wp:cNvGraphicFramePr>
+            <a:graphic xmlns:a="http://schemas.openxmlformats.org/drawingml/2006/main">
+              <a:graphicData uri="http://schemas.openxmlformats.org/drawingml/2006/picture">
+                <pic:pic xmlns:pic="http://schemas.openxmlformats.org/drawingml/2006/picture">
+                  <pic:nvPicPr>
+                    <pic:cNvPr id="1006681538" name=""/>
+                    <pic:cNvPicPr/>
+                  </pic:nvPicPr>
+                  <pic:blipFill rotWithShape="1">
+                    <a:blip r:embed="rId12"/>
+                    <a:srcRect r="31579" b="18749"/>
+                    <a:stretch>
+                      <a:fillRect/>
+                    </a:stretch>
+                  </pic:blipFill>
+                  <pic:spPr bwMode="auto">
+                    <a:xfrm>
+                      <a:off x="0" y="0"/>
+                      <a:ext cx="123825" cy="123825"/>
+                    </a:xfrm>
+                    <a:prstGeom prst="rect">
+                      <a:avLst/>
+                    </a:prstGeom>
+                    <a:ln>
+                      <a:noFill/>
+                    </a:ln>
+                    <a:extLst>
+                      <a:ext uri="{53640926-AAD7-44D8-BBD7-CCE9431645EC}">
+                        <a14:shadowObscured xmlns:a14="http://schemas.microsoft.com/office/drawing/2010/main"/>
+                      </a:ext>
+                    </a:extLst>
+                  </pic:spPr>
+                </pic:pic>
+              </a:graphicData>
+            </a:graphic>
+          </wp:inline>
+        </w:drawing>
+      </w:r>
+      <w:r>
+        <w:rPr>
+          <w:rFonts w:ascii="Bahnschrift Light" w:hAnsi="Bahnschrift Light" w:cs="Calibri"/>
+          <w:sz w:val="23"/>
+          <w:szCs w:val="20"/>
+        </w:rPr>
+        <w:t xml:space="preserve"> #</w:t>
+      </w:r>
+      <w:r>
+        <w:rPr>
+          <w:rFonts w:ascii="Bahnschrift Light" w:hAnsi="Bahnschrift Light" w:cs="Calibri"/>
+          <w:sz w:val="23"/>
+          <w:szCs w:val="20"/>
+        </w:rPr>
+        <w:t>2563</w:t>
+      </w:r>
+      <w:proofErr w:type="spellStart"/>
+      <w:r>
+        <w:rPr>
+          <w:rFonts w:ascii="Bahnschrift Light" w:hAnsi="Bahnschrift Light" w:cs="Calibri"/>
+          <w:sz w:val="23"/>
+          <w:szCs w:val="20"/>
+          <w:lang w:val="en-GB"/>
+        </w:rPr>
+        <w:t>eb</w:t>
+      </w:r>
+      <w:proofErr w:type="spellEnd"/>
+    </w:p>
+    <w:p>
+      <w:pPr>
+        <w:spacing w:after="120"/>
+        <w:rPr>
+          <w:rFonts w:ascii="Bahnschrift Light" w:hAnsi="Bahnschrift Light" w:cs="Calibri"/>
+          <w:sz w:val="23"/>
+          <w:szCs w:val="20"/>
+        </w:rPr>
+      </w:pPr>
+    </w:p>
+    <w:p>
+      <w:pPr>
+        <w:rPr>
+          <w:rFonts w:ascii="Bahnschrift Light" w:hAnsi="Bahnschrift Light" w:cs="Calibri"/>
+          <w:sz w:val="23"/>
+          <w:szCs w:val="20"/>
+        </w:rPr>
+      </w:pPr>
+    </w:p>
+    <w:p>
+      <w:pPr>
+        <w:rPr>
+          <w:rFonts w:ascii="Bahnschrift Light" w:hAnsi="Bahnschrift Light" w:cs="Calibri"/>
+          <w:sz w:val="23"/>
+          <w:szCs w:val="20"/>
+        </w:rPr>
+      </w:pPr>
+    </w:p>
+    <w:p>
+      <w:pPr>
+        <w:rPr>
+          <w:rFonts w:ascii="Bahnschrift Light" w:hAnsi="Bahnschrift Light" w:cs="Calibri"/>
+          <w:sz w:val="23"/>
+          <w:szCs w:val="20"/>
+        </w:rPr>
+      </w:pPr>
+    </w:p>
+    <w:p>
+      <w:pPr>
+        <w:rPr>
+          <w:rFonts w:ascii="Bahnschrift Light" w:hAnsi="Bahnschrift Light" w:cs="Vani"/>
+          <w:sz w:val="23"/>
+          <w:szCs w:val="20"/>
         </w:rPr>
       </w:pPr>
     </w:p>
@@ -21810,33 +22748,31 @@
           <w:highlight w:val="lightGray"/>
           <w:lang w:val="en-GB"/>
         </w:rPr>
-        <w:t>Σύντομη</w:t>
+        <w:t>Σχεδι</w:t>
       </w:r>
       <w:proofErr w:type="spellEnd"/>
       <w:r>
         <w:rPr>
-          <w:rFonts w:ascii="Bahnschrift Light" w:hAnsi="Bahnschrift Light" w:cs="Vani"/>
+          <w:rFonts w:ascii="Bahnschrift Light" w:hAnsi="Bahnschrift Light" w:cs="Calibri"/>
           <w:b/>
           <w:bCs/>
           <w:color w:val="77206D" w:themeColor="accent5" w:themeShade="BF"/>
           <w:highlight w:val="lightGray"/>
           <w:lang w:val="en-GB"/>
         </w:rPr>
-        <w:t xml:space="preserve"> </w:t>
-      </w:r>
-      <w:proofErr w:type="spellStart"/>
-      <w:r>
-        <w:rPr>
-          <w:rFonts w:ascii="Bahnschrift Light" w:hAnsi="Bahnschrift Light" w:cs="Calibri"/>
+        <w:t>αστικές</w:t>
+      </w:r>
+      <w:r>
+        <w:rPr>
+          <w:rFonts w:ascii="Bahnschrift Light" w:hAnsi="Bahnschrift Light" w:cs="Vani"/>
           <w:b/>
           <w:bCs/>
           <w:color w:val="77206D" w:themeColor="accent5" w:themeShade="BF"/>
           <w:highlight w:val="lightGray"/>
           <w:lang w:val="en-GB"/>
         </w:rPr>
-        <w:t>Περιγρ</w:t>
-      </w:r>
-      <w:proofErr w:type="spellEnd"/>
+        <w:t xml:space="preserve"> </w:t>
+      </w:r>
       <w:r>
         <w:rPr>
           <w:rFonts w:ascii="Bahnschrift Light" w:hAnsi="Bahnschrift Light" w:cs="Calibri"/>
@@ -21846,7 +22782,31 @@
           <w:highlight w:val="lightGray"/>
           <w:lang w:val="en-GB"/>
         </w:rPr>
-        <w:t>αφή</w:t>
+        <w:t>Επ</w:t>
+      </w:r>
+      <w:proofErr w:type="spellStart"/>
+      <w:r>
+        <w:rPr>
+          <w:rFonts w:ascii="Bahnschrift Light" w:hAnsi="Bahnschrift Light" w:cs="Calibri"/>
+          <w:b/>
+          <w:bCs/>
+          <w:color w:val="77206D" w:themeColor="accent5" w:themeShade="BF"/>
+          <w:highlight w:val="lightGray"/>
+          <w:lang w:val="en-GB"/>
+        </w:rPr>
+        <w:t>ιλογές</w:t>
+      </w:r>
+      <w:proofErr w:type="spellEnd"/>
+      <w:r>
+        <w:rPr>
+          <w:rFonts w:ascii="Bahnschrift Light" w:hAnsi="Bahnschrift Light" w:cs="Vani"/>
+          <w:b/>
+          <w:bCs/>
+          <w:color w:val="77206D" w:themeColor="accent5" w:themeShade="BF"/>
+          <w:highlight w:val="lightGray"/>
+          <w:lang w:val="en-GB"/>
+        </w:rPr>
+        <w:t xml:space="preserve"> (UI/UX)</w:t>
       </w:r>
     </w:p>
     <w:p>
@@ -21860,181 +22820,84 @@
           <w:rFonts w:ascii="Bahnschrift Light" w:hAnsi="Bahnschrift Light" w:cs="Vani"/>
           <w:color w:val="77206D" w:themeColor="accent5" w:themeShade="BF"/>
           <w:highlight w:val="lightGray"/>
-        </w:rPr>
-      </w:pPr>
-      <w:r>
-        <w:rPr>
-          <w:rFonts w:ascii="Bahnschrift Light" w:hAnsi="Bahnschrift Light" w:cs="Calibri"/>
-          <w:color w:val="77206D" w:themeColor="accent5" w:themeShade="BF"/>
-          <w:highlight w:val="lightGray"/>
-        </w:rPr>
-        <w:t>Σκοπός</w:t>
-      </w:r>
-      <w:r>
-        <w:rPr>
-          <w:rFonts w:ascii="Bahnschrift Light" w:hAnsi="Bahnschrift Light" w:cs="Vani"/>
-          <w:color w:val="77206D" w:themeColor="accent5" w:themeShade="BF"/>
-          <w:highlight w:val="lightGray"/>
-        </w:rPr>
-        <w:t xml:space="preserve"> </w:t>
-      </w:r>
-      <w:r>
-        <w:rPr>
-          <w:rFonts w:ascii="Bahnschrift Light" w:hAnsi="Bahnschrift Light" w:cs="Calibri"/>
-          <w:color w:val="77206D" w:themeColor="accent5" w:themeShade="BF"/>
-          <w:highlight w:val="lightGray"/>
-        </w:rPr>
-        <w:t>της</w:t>
-      </w:r>
-      <w:r>
-        <w:rPr>
-          <w:rFonts w:ascii="Bahnschrift Light" w:hAnsi="Bahnschrift Light" w:cs="Vani"/>
-          <w:color w:val="77206D" w:themeColor="accent5" w:themeShade="BF"/>
-          <w:highlight w:val="lightGray"/>
-        </w:rPr>
-        <w:t xml:space="preserve"> </w:t>
-      </w:r>
-      <w:r>
-        <w:rPr>
-          <w:rFonts w:ascii="Bahnschrift Light" w:hAnsi="Bahnschrift Light" w:cs="Calibri"/>
-          <w:color w:val="77206D" w:themeColor="accent5" w:themeShade="BF"/>
-          <w:highlight w:val="lightGray"/>
-        </w:rPr>
-        <w:t>σελίδας</w:t>
-      </w:r>
-      <w:r>
-        <w:rPr>
-          <w:rFonts w:ascii="Bahnschrift Light" w:hAnsi="Bahnschrift Light" w:cs="Vani"/>
-          <w:color w:val="77206D" w:themeColor="accent5" w:themeShade="BF"/>
-          <w:highlight w:val="lightGray"/>
-        </w:rPr>
-        <w:t xml:space="preserve"> (</w:t>
-      </w:r>
-      <w:r>
-        <w:rPr>
-          <w:rFonts w:ascii="Bahnschrift Light" w:hAnsi="Bahnschrift Light" w:cs="Calibri"/>
-          <w:color w:val="77206D" w:themeColor="accent5" w:themeShade="BF"/>
-          <w:highlight w:val="lightGray"/>
-        </w:rPr>
-        <w:t>π</w:t>
-      </w:r>
-      <w:r>
-        <w:rPr>
-          <w:rFonts w:ascii="Bahnschrift Light" w:hAnsi="Bahnschrift Light" w:cs="Vani"/>
-          <w:color w:val="77206D" w:themeColor="accent5" w:themeShade="BF"/>
-          <w:highlight w:val="lightGray"/>
-        </w:rPr>
-        <w:t>.</w:t>
-      </w:r>
-      <w:r>
-        <w:rPr>
-          <w:rFonts w:ascii="Bahnschrift Light" w:hAnsi="Bahnschrift Light" w:cs="Calibri"/>
-          <w:color w:val="77206D" w:themeColor="accent5" w:themeShade="BF"/>
-          <w:highlight w:val="lightGray"/>
-        </w:rPr>
-        <w:t>χ</w:t>
-      </w:r>
-      <w:r>
-        <w:rPr>
-          <w:rFonts w:ascii="Bahnschrift Light" w:hAnsi="Bahnschrift Light" w:cs="Vani"/>
-          <w:color w:val="77206D" w:themeColor="accent5" w:themeShade="BF"/>
-          <w:highlight w:val="lightGray"/>
-        </w:rPr>
-        <w:t xml:space="preserve">., </w:t>
-      </w:r>
-      <w:r>
-        <w:rPr>
-          <w:rFonts w:ascii="Bahnschrift Light" w:hAnsi="Bahnschrift Light" w:cs="Calibri"/>
-          <w:color w:val="77206D" w:themeColor="accent5" w:themeShade="BF"/>
-          <w:highlight w:val="lightGray"/>
-        </w:rPr>
-        <w:t>ενημέρωση</w:t>
-      </w:r>
-      <w:r>
-        <w:rPr>
-          <w:rFonts w:ascii="Bahnschrift Light" w:hAnsi="Bahnschrift Light" w:cs="Vani"/>
-          <w:color w:val="77206D" w:themeColor="accent5" w:themeShade="BF"/>
-          <w:highlight w:val="lightGray"/>
-        </w:rPr>
-        <w:t xml:space="preserve"> </w:t>
-      </w:r>
-      <w:r>
-        <w:rPr>
-          <w:rFonts w:ascii="Bahnschrift Light" w:hAnsi="Bahnschrift Light" w:cs="Calibri"/>
-          <w:color w:val="77206D" w:themeColor="accent5" w:themeShade="BF"/>
-          <w:highlight w:val="lightGray"/>
-        </w:rPr>
-        <w:t>για</w:t>
-      </w:r>
-      <w:r>
-        <w:rPr>
-          <w:rFonts w:ascii="Bahnschrift Light" w:hAnsi="Bahnschrift Light" w:cs="Vani"/>
-          <w:color w:val="77206D" w:themeColor="accent5" w:themeShade="BF"/>
-          <w:highlight w:val="lightGray"/>
-        </w:rPr>
-        <w:t xml:space="preserve"> </w:t>
-      </w:r>
-      <w:r>
-        <w:rPr>
-          <w:rFonts w:ascii="Bahnschrift Light" w:hAnsi="Bahnschrift Light" w:cs="Calibri"/>
-          <w:color w:val="77206D" w:themeColor="accent5" w:themeShade="BF"/>
-          <w:highlight w:val="lightGray"/>
-        </w:rPr>
-        <w:t>υπηρεσίες</w:t>
-      </w:r>
-      <w:r>
-        <w:rPr>
-          <w:rFonts w:ascii="Bahnschrift Light" w:hAnsi="Bahnschrift Light" w:cs="Vani"/>
-          <w:color w:val="77206D" w:themeColor="accent5" w:themeShade="BF"/>
-          <w:highlight w:val="lightGray"/>
+          <w:lang w:val="en-GB"/>
+        </w:rPr>
+      </w:pPr>
+      <w:r>
+        <w:rPr>
+          <w:rFonts w:ascii="Bahnschrift Light" w:hAnsi="Bahnschrift Light" w:cs="Vani"/>
+          <w:color w:val="77206D" w:themeColor="accent5" w:themeShade="BF"/>
+          <w:highlight w:val="lightGray"/>
+          <w:lang w:val="en-GB"/>
+        </w:rPr>
+        <w:t>Layout (</w:t>
+      </w:r>
+      <w:proofErr w:type="spellStart"/>
+      <w:r>
+        <w:rPr>
+          <w:rFonts w:ascii="Bahnschrift Light" w:hAnsi="Bahnschrift Light" w:cs="Calibri"/>
+          <w:color w:val="77206D" w:themeColor="accent5" w:themeShade="BF"/>
+          <w:highlight w:val="lightGray"/>
+          <w:lang w:val="en-GB"/>
+        </w:rPr>
+        <w:t>δομή</w:t>
+      </w:r>
+      <w:proofErr w:type="spellEnd"/>
+      <w:r>
+        <w:rPr>
+          <w:rFonts w:ascii="Bahnschrift Light" w:hAnsi="Bahnschrift Light" w:cs="Vani"/>
+          <w:color w:val="77206D" w:themeColor="accent5" w:themeShade="BF"/>
+          <w:highlight w:val="lightGray"/>
+          <w:lang w:val="en-GB"/>
         </w:rPr>
         <w:t xml:space="preserve">, </w:t>
       </w:r>
-      <w:r>
-        <w:rPr>
-          <w:rFonts w:ascii="Bahnschrift Light" w:hAnsi="Bahnschrift Light" w:cs="Calibri"/>
-          <w:color w:val="77206D" w:themeColor="accent5" w:themeShade="BF"/>
-          <w:highlight w:val="lightGray"/>
-        </w:rPr>
-        <w:t>πώληση</w:t>
-      </w:r>
-      <w:r>
-        <w:rPr>
-          <w:rFonts w:ascii="Bahnschrift Light" w:hAnsi="Bahnschrift Light" w:cs="Vani"/>
-          <w:color w:val="77206D" w:themeColor="accent5" w:themeShade="BF"/>
-          <w:highlight w:val="lightGray"/>
-        </w:rPr>
-        <w:t xml:space="preserve"> </w:t>
-      </w:r>
-      <w:r>
-        <w:rPr>
-          <w:rFonts w:ascii="Bahnschrift Light" w:hAnsi="Bahnschrift Light" w:cs="Calibri"/>
-          <w:color w:val="77206D" w:themeColor="accent5" w:themeShade="BF"/>
-          <w:highlight w:val="lightGray"/>
-        </w:rPr>
-        <w:t>προϊόντων</w:t>
-      </w:r>
-      <w:r>
-        <w:rPr>
-          <w:rFonts w:ascii="Bahnschrift Light" w:hAnsi="Bahnschrift Light" w:cs="Vani"/>
-          <w:color w:val="77206D" w:themeColor="accent5" w:themeShade="BF"/>
-          <w:highlight w:val="lightGray"/>
-        </w:rPr>
-        <w:t xml:space="preserve">, </w:t>
-      </w:r>
-      <w:r>
-        <w:rPr>
-          <w:rFonts w:ascii="Bahnschrift Light" w:hAnsi="Bahnschrift Light" w:cs="Calibri"/>
-          <w:color w:val="77206D" w:themeColor="accent5" w:themeShade="BF"/>
-          <w:highlight w:val="lightGray"/>
-        </w:rPr>
-        <w:t>επικοινωνία</w:t>
-      </w:r>
-      <w:r>
-        <w:rPr>
-          <w:rFonts w:ascii="Bahnschrift Light" w:hAnsi="Bahnschrift Light" w:cs="Vani"/>
-          <w:color w:val="77206D" w:themeColor="accent5" w:themeShade="BF"/>
-          <w:highlight w:val="lightGray"/>
+      <w:proofErr w:type="spellStart"/>
+      <w:r>
+        <w:rPr>
+          <w:rFonts w:ascii="Bahnschrift Light" w:hAnsi="Bahnschrift Light" w:cs="Calibri"/>
+          <w:color w:val="77206D" w:themeColor="accent5" w:themeShade="BF"/>
+          <w:highlight w:val="lightGray"/>
+          <w:lang w:val="en-GB"/>
+        </w:rPr>
+        <w:t>το</w:t>
+      </w:r>
+      <w:proofErr w:type="spellEnd"/>
+      <w:r>
+        <w:rPr>
+          <w:rFonts w:ascii="Bahnschrift Light" w:hAnsi="Bahnschrift Light" w:cs="Calibri"/>
+          <w:color w:val="77206D" w:themeColor="accent5" w:themeShade="BF"/>
+          <w:highlight w:val="lightGray"/>
+          <w:lang w:val="en-GB"/>
+        </w:rPr>
+        <w:t>ποθέτηση</w:t>
+      </w:r>
+      <w:r>
+        <w:rPr>
+          <w:rFonts w:ascii="Bahnschrift Light" w:hAnsi="Bahnschrift Light" w:cs="Vani"/>
+          <w:color w:val="77206D" w:themeColor="accent5" w:themeShade="BF"/>
+          <w:highlight w:val="lightGray"/>
+          <w:lang w:val="en-GB"/>
+        </w:rPr>
+        <w:t xml:space="preserve"> </w:t>
+      </w:r>
+      <w:proofErr w:type="spellStart"/>
+      <w:r>
+        <w:rPr>
+          <w:rFonts w:ascii="Bahnschrift Light" w:hAnsi="Bahnschrift Light" w:cs="Calibri"/>
+          <w:color w:val="77206D" w:themeColor="accent5" w:themeShade="BF"/>
+          <w:highlight w:val="lightGray"/>
+          <w:lang w:val="en-GB"/>
+        </w:rPr>
+        <w:t>στοιχείων</w:t>
+      </w:r>
+      <w:proofErr w:type="spellEnd"/>
+      <w:r>
+        <w:rPr>
+          <w:rFonts w:ascii="Bahnschrift Light" w:hAnsi="Bahnschrift Light" w:cs="Vani"/>
+          <w:color w:val="77206D" w:themeColor="accent5" w:themeShade="BF"/>
+          <w:highlight w:val="lightGray"/>
+          <w:lang w:val="en-GB"/>
         </w:rPr>
         <w:t>).</w:t>
       </w:r>
@@ -22050,6 +22913,7 @@
           <w:rFonts w:ascii="Bahnschrift Light" w:hAnsi="Bahnschrift Light" w:cs="Vani"/>
           <w:color w:val="77206D" w:themeColor="accent5" w:themeShade="BF"/>
           <w:highlight w:val="lightGray"/>
+          <w:lang w:val="en-GB"/>
         </w:rPr>
       </w:pPr>
       <w:proofErr w:type="spellStart"/>
@@ -22058,113 +22922,77 @@
           <w:rFonts w:ascii="Bahnschrift Light" w:hAnsi="Bahnschrift Light" w:cs="Calibri"/>
           <w:color w:val="77206D" w:themeColor="accent5" w:themeShade="BF"/>
           <w:highlight w:val="lightGray"/>
-        </w:rPr>
-        <w:t>Στοχευόμενο</w:t>
+          <w:lang w:val="en-GB"/>
+        </w:rPr>
+        <w:t>Χρώμ</w:t>
       </w:r>
       <w:proofErr w:type="spellEnd"/>
       <w:r>
         <w:rPr>
-          <w:rFonts w:ascii="Bahnschrift Light" w:hAnsi="Bahnschrift Light" w:cs="Vani"/>
-          <w:color w:val="77206D" w:themeColor="accent5" w:themeShade="BF"/>
-          <w:highlight w:val="lightGray"/>
-        </w:rPr>
-        <w:t xml:space="preserve"> </w:t>
-      </w:r>
-      <w:r>
-        <w:rPr>
-          <w:rFonts w:ascii="Bahnschrift Light" w:hAnsi="Bahnschrift Light" w:cs="Calibri"/>
-          <w:color w:val="77206D" w:themeColor="accent5" w:themeShade="BF"/>
-          <w:highlight w:val="lightGray"/>
-        </w:rPr>
-        <w:t>κοινό</w:t>
-      </w:r>
-      <w:r>
-        <w:rPr>
-          <w:rFonts w:ascii="Bahnschrift Light" w:hAnsi="Bahnschrift Light" w:cs="Vani"/>
-          <w:color w:val="77206D" w:themeColor="accent5" w:themeShade="BF"/>
-          <w:highlight w:val="lightGray"/>
-        </w:rPr>
-        <w:t xml:space="preserve"> (</w:t>
-      </w:r>
-      <w:r>
-        <w:rPr>
-          <w:rFonts w:ascii="Bahnschrift Light" w:hAnsi="Bahnschrift Light" w:cs="Calibri"/>
-          <w:color w:val="77206D" w:themeColor="accent5" w:themeShade="BF"/>
-          <w:highlight w:val="lightGray"/>
-        </w:rPr>
-        <w:t>π</w:t>
-      </w:r>
-      <w:r>
-        <w:rPr>
-          <w:rFonts w:ascii="Bahnschrift Light" w:hAnsi="Bahnschrift Light" w:cs="Vani"/>
-          <w:color w:val="77206D" w:themeColor="accent5" w:themeShade="BF"/>
-          <w:highlight w:val="lightGray"/>
+          <w:rFonts w:ascii="Bahnschrift Light" w:hAnsi="Bahnschrift Light" w:cs="Calibri"/>
+          <w:color w:val="77206D" w:themeColor="accent5" w:themeShade="BF"/>
+          <w:highlight w:val="lightGray"/>
+          <w:lang w:val="en-GB"/>
+        </w:rPr>
+        <w:t>ατα</w:t>
+      </w:r>
+      <w:r>
+        <w:rPr>
+          <w:rFonts w:ascii="Bahnschrift Light" w:hAnsi="Bahnschrift Light" w:cs="Vani"/>
+          <w:color w:val="77206D" w:themeColor="accent5" w:themeShade="BF"/>
+          <w:highlight w:val="lightGray"/>
+          <w:lang w:val="en-GB"/>
+        </w:rPr>
+        <w:t xml:space="preserve">, </w:t>
+      </w:r>
+      <w:proofErr w:type="spellStart"/>
+      <w:r>
+        <w:rPr>
+          <w:rFonts w:ascii="Bahnschrift Light" w:hAnsi="Bahnschrift Light" w:cs="Calibri"/>
+          <w:color w:val="77206D" w:themeColor="accent5" w:themeShade="BF"/>
+          <w:highlight w:val="lightGray"/>
+          <w:lang w:val="en-GB"/>
+        </w:rPr>
+        <w:t>γρ</w:t>
+      </w:r>
+      <w:proofErr w:type="spellEnd"/>
+      <w:r>
+        <w:rPr>
+          <w:rFonts w:ascii="Bahnschrift Light" w:hAnsi="Bahnschrift Light" w:cs="Calibri"/>
+          <w:color w:val="77206D" w:themeColor="accent5" w:themeShade="BF"/>
+          <w:highlight w:val="lightGray"/>
+          <w:lang w:val="en-GB"/>
+        </w:rPr>
+        <w:t>αμματοσειρές</w:t>
+      </w:r>
+      <w:r>
+        <w:rPr>
+          <w:rFonts w:ascii="Bahnschrift Light" w:hAnsi="Bahnschrift Light" w:cs="Vani"/>
+          <w:color w:val="77206D" w:themeColor="accent5" w:themeShade="BF"/>
+          <w:highlight w:val="lightGray"/>
+          <w:lang w:val="en-GB"/>
+        </w:rPr>
+        <w:t xml:space="preserve">, </w:t>
+      </w:r>
+      <w:proofErr w:type="spellStart"/>
+      <w:r>
+        <w:rPr>
+          <w:rFonts w:ascii="Bahnschrift Light" w:hAnsi="Bahnschrift Light" w:cs="Calibri"/>
+          <w:color w:val="77206D" w:themeColor="accent5" w:themeShade="BF"/>
+          <w:highlight w:val="lightGray"/>
+          <w:lang w:val="en-GB"/>
+        </w:rPr>
+        <w:t>εικόνες</w:t>
+      </w:r>
+      <w:proofErr w:type="spellEnd"/>
+      <w:r>
+        <w:rPr>
+          <w:rFonts w:ascii="Bahnschrift Light" w:hAnsi="Bahnschrift Light" w:cs="Vani"/>
+          <w:color w:val="77206D" w:themeColor="accent5" w:themeShade="BF"/>
+          <w:highlight w:val="lightGray"/>
+          <w:lang w:val="en-GB"/>
         </w:rPr>
         <w:t>.</w:t>
-      </w:r>
-      <w:r>
-        <w:rPr>
-          <w:rFonts w:ascii="Bahnschrift Light" w:hAnsi="Bahnschrift Light" w:cs="Calibri"/>
-          <w:color w:val="77206D" w:themeColor="accent5" w:themeShade="BF"/>
-          <w:highlight w:val="lightGray"/>
-        </w:rPr>
-        <w:t>χ</w:t>
-      </w:r>
-      <w:r>
-        <w:rPr>
-          <w:rFonts w:ascii="Bahnschrift Light" w:hAnsi="Bahnschrift Light" w:cs="Vani"/>
-          <w:color w:val="77206D" w:themeColor="accent5" w:themeShade="BF"/>
-          <w:highlight w:val="lightGray"/>
-        </w:rPr>
-        <w:t xml:space="preserve">., </w:t>
-      </w:r>
-      <w:r>
-        <w:rPr>
-          <w:rFonts w:ascii="Bahnschrift Light" w:hAnsi="Bahnschrift Light" w:cs="Calibri"/>
-          <w:color w:val="77206D" w:themeColor="accent5" w:themeShade="BF"/>
-          <w:highlight w:val="lightGray"/>
-        </w:rPr>
-        <w:t>πελάτες</w:t>
-      </w:r>
-      <w:r>
-        <w:rPr>
-          <w:rFonts w:ascii="Bahnschrift Light" w:hAnsi="Bahnschrift Light" w:cs="Vani"/>
-          <w:color w:val="77206D" w:themeColor="accent5" w:themeShade="BF"/>
-          <w:highlight w:val="lightGray"/>
-        </w:rPr>
-        <w:t xml:space="preserve"> </w:t>
-      </w:r>
-      <w:r>
-        <w:rPr>
-          <w:rFonts w:ascii="Bahnschrift Light" w:hAnsi="Bahnschrift Light" w:cs="Calibri"/>
-          <w:color w:val="77206D" w:themeColor="accent5" w:themeShade="BF"/>
-          <w:highlight w:val="lightGray"/>
-        </w:rPr>
-        <w:t>εταιρίας</w:t>
-      </w:r>
-      <w:r>
-        <w:rPr>
-          <w:rFonts w:ascii="Bahnschrift Light" w:hAnsi="Bahnschrift Light" w:cs="Vani"/>
-          <w:color w:val="77206D" w:themeColor="accent5" w:themeShade="BF"/>
-          <w:highlight w:val="lightGray"/>
-        </w:rPr>
-        <w:t xml:space="preserve"> </w:t>
-      </w:r>
-      <w:r>
-        <w:rPr>
-          <w:rFonts w:ascii="Bahnschrift Light" w:hAnsi="Bahnschrift Light" w:cs="Calibri"/>
-          <w:color w:val="77206D" w:themeColor="accent5" w:themeShade="BF"/>
-          <w:highlight w:val="lightGray"/>
-        </w:rPr>
-        <w:t>τηλεφωνίας</w:t>
-      </w:r>
-      <w:r>
-        <w:rPr>
-          <w:rFonts w:ascii="Bahnschrift Light" w:hAnsi="Bahnschrift Light" w:cs="Vani"/>
-          <w:color w:val="77206D" w:themeColor="accent5" w:themeShade="BF"/>
-          <w:highlight w:val="lightGray"/>
-        </w:rPr>
-        <w:t>).</w:t>
       </w:r>
     </w:p>
     <w:p>
@@ -22186,87 +23014,87 @@
           <w:color w:val="77206D" w:themeColor="accent5" w:themeShade="BF"/>
           <w:highlight w:val="lightGray"/>
         </w:rPr>
-        <w:t>Τι</w:t>
-      </w:r>
-      <w:r>
-        <w:rPr>
-          <w:rFonts w:ascii="Bahnschrift Light" w:hAnsi="Bahnschrift Light" w:cs="Vani"/>
-          <w:color w:val="77206D" w:themeColor="accent5" w:themeShade="BF"/>
-          <w:highlight w:val="lightGray"/>
-        </w:rPr>
-        <w:t xml:space="preserve"> </w:t>
-      </w:r>
-      <w:r>
-        <w:rPr>
-          <w:rFonts w:ascii="Bahnschrift Light" w:hAnsi="Bahnschrift Light" w:cs="Calibri"/>
-          <w:color w:val="77206D" w:themeColor="accent5" w:themeShade="BF"/>
-          <w:highlight w:val="lightGray"/>
-        </w:rPr>
-        <w:t>ρόλο</w:t>
-      </w:r>
-      <w:r>
-        <w:rPr>
-          <w:rFonts w:ascii="Bahnschrift Light" w:hAnsi="Bahnschrift Light" w:cs="Vani"/>
-          <w:color w:val="77206D" w:themeColor="accent5" w:themeShade="BF"/>
-          <w:highlight w:val="lightGray"/>
-        </w:rPr>
-        <w:t xml:space="preserve"> </w:t>
-      </w:r>
-      <w:r>
-        <w:rPr>
-          <w:rFonts w:ascii="Bahnschrift Light" w:hAnsi="Bahnschrift Light" w:cs="Calibri"/>
-          <w:color w:val="77206D" w:themeColor="accent5" w:themeShade="BF"/>
-          <w:highlight w:val="lightGray"/>
-        </w:rPr>
-        <w:t>έχει</w:t>
-      </w:r>
-      <w:r>
-        <w:rPr>
-          <w:rFonts w:ascii="Bahnschrift Light" w:hAnsi="Bahnschrift Light" w:cs="Vani"/>
-          <w:color w:val="77206D" w:themeColor="accent5" w:themeShade="BF"/>
-          <w:highlight w:val="lightGray"/>
-        </w:rPr>
-        <w:t xml:space="preserve"> </w:t>
-      </w:r>
-      <w:r>
-        <w:rPr>
-          <w:rFonts w:ascii="Bahnschrift Light" w:hAnsi="Bahnschrift Light" w:cs="Calibri"/>
-          <w:color w:val="77206D" w:themeColor="accent5" w:themeShade="BF"/>
-          <w:highlight w:val="lightGray"/>
-        </w:rPr>
-        <w:t>στο</w:t>
-      </w:r>
-      <w:r>
-        <w:rPr>
-          <w:rFonts w:ascii="Bahnschrift Light" w:hAnsi="Bahnschrift Light" w:cs="Vani"/>
-          <w:color w:val="77206D" w:themeColor="accent5" w:themeShade="BF"/>
-          <w:highlight w:val="lightGray"/>
-        </w:rPr>
-        <w:t xml:space="preserve"> </w:t>
-      </w:r>
-      <w:r>
-        <w:rPr>
-          <w:rFonts w:ascii="Bahnschrift Light" w:hAnsi="Bahnschrift Light" w:cs="Calibri"/>
-          <w:color w:val="77206D" w:themeColor="accent5" w:themeShade="BF"/>
-          <w:highlight w:val="lightGray"/>
-        </w:rPr>
-        <w:t>πείραμά</w:t>
-      </w:r>
-      <w:r>
-        <w:rPr>
-          <w:rFonts w:ascii="Bahnschrift Light" w:hAnsi="Bahnschrift Light" w:cs="Vani"/>
-          <w:color w:val="77206D" w:themeColor="accent5" w:themeShade="BF"/>
-          <w:highlight w:val="lightGray"/>
-        </w:rPr>
-        <w:t xml:space="preserve"> </w:t>
-      </w:r>
-      <w:r>
-        <w:rPr>
-          <w:rFonts w:ascii="Bahnschrift Light" w:hAnsi="Bahnschrift Light" w:cs="Calibri"/>
-          <w:color w:val="77206D" w:themeColor="accent5" w:themeShade="BF"/>
-          <w:highlight w:val="lightGray"/>
-        </w:rPr>
-        <w:t>σου</w:t>
+        <w:t>Σχεδιαστικά</w:t>
+      </w:r>
+      <w:r>
+        <w:rPr>
+          <w:rFonts w:ascii="Bahnschrift Light" w:hAnsi="Bahnschrift Light" w:cs="Vani"/>
+          <w:color w:val="77206D" w:themeColor="accent5" w:themeShade="BF"/>
+          <w:highlight w:val="lightGray"/>
+        </w:rPr>
+        <w:t xml:space="preserve"> </w:t>
+      </w:r>
+      <w:r>
+        <w:rPr>
+          <w:rFonts w:ascii="Bahnschrift Light" w:hAnsi="Bahnschrift Light" w:cs="Calibri"/>
+          <w:color w:val="77206D" w:themeColor="accent5" w:themeShade="BF"/>
+          <w:highlight w:val="lightGray"/>
+        </w:rPr>
+        <w:t>μοτίβα</w:t>
+      </w:r>
+      <w:r>
+        <w:rPr>
+          <w:rFonts w:ascii="Bahnschrift Light" w:hAnsi="Bahnschrift Light" w:cs="Vani"/>
+          <w:color w:val="77206D" w:themeColor="accent5" w:themeShade="BF"/>
+          <w:highlight w:val="lightGray"/>
+        </w:rPr>
+        <w:t xml:space="preserve"> </w:t>
+      </w:r>
+      <w:r>
+        <w:rPr>
+          <w:rFonts w:ascii="Bahnschrift Light" w:hAnsi="Bahnschrift Light" w:cs="Calibri"/>
+          <w:color w:val="77206D" w:themeColor="accent5" w:themeShade="BF"/>
+          <w:highlight w:val="lightGray"/>
+        </w:rPr>
+        <w:t>ή</w:t>
+      </w:r>
+      <w:r>
+        <w:rPr>
+          <w:rFonts w:ascii="Bahnschrift Light" w:hAnsi="Bahnschrift Light" w:cs="Vani"/>
+          <w:color w:val="77206D" w:themeColor="accent5" w:themeShade="BF"/>
+          <w:highlight w:val="lightGray"/>
+        </w:rPr>
+        <w:t xml:space="preserve"> </w:t>
+      </w:r>
+      <w:r>
+        <w:rPr>
+          <w:rFonts w:ascii="Bahnschrift Light" w:hAnsi="Bahnschrift Light" w:cs="Calibri"/>
+          <w:color w:val="77206D" w:themeColor="accent5" w:themeShade="BF"/>
+          <w:highlight w:val="lightGray"/>
+        </w:rPr>
+        <w:t>πρότυπα</w:t>
+      </w:r>
+      <w:r>
+        <w:rPr>
+          <w:rFonts w:ascii="Bahnschrift Light" w:hAnsi="Bahnschrift Light" w:cs="Vani"/>
+          <w:color w:val="77206D" w:themeColor="accent5" w:themeShade="BF"/>
+          <w:highlight w:val="lightGray"/>
+        </w:rPr>
+        <w:t xml:space="preserve"> </w:t>
+      </w:r>
+      <w:r>
+        <w:rPr>
+          <w:rFonts w:ascii="Bahnschrift Light" w:hAnsi="Bahnschrift Light" w:cs="Calibri"/>
+          <w:color w:val="77206D" w:themeColor="accent5" w:themeShade="BF"/>
+          <w:highlight w:val="lightGray"/>
+        </w:rPr>
+        <w:t>που</w:t>
+      </w:r>
+      <w:r>
+        <w:rPr>
+          <w:rFonts w:ascii="Bahnschrift Light" w:hAnsi="Bahnschrift Light" w:cs="Vani"/>
+          <w:color w:val="77206D" w:themeColor="accent5" w:themeShade="BF"/>
+          <w:highlight w:val="lightGray"/>
+        </w:rPr>
+        <w:t xml:space="preserve"> </w:t>
+      </w:r>
+      <w:r>
+        <w:rPr>
+          <w:rFonts w:ascii="Bahnschrift Light" w:hAnsi="Bahnschrift Light" w:cs="Calibri"/>
+          <w:color w:val="77206D" w:themeColor="accent5" w:themeShade="BF"/>
+          <w:highlight w:val="lightGray"/>
+        </w:rPr>
+        <w:t>χρησιμοποιείς</w:t>
       </w:r>
       <w:r>
         <w:rPr>
@@ -22278,92 +23106,143 @@
       </w:r>
       <w:r>
         <w:rPr>
-          <w:rFonts w:ascii="Bahnschrift Light" w:hAnsi="Bahnschrift Light" w:cs="Calibri"/>
-          <w:color w:val="77206D" w:themeColor="accent5" w:themeShade="BF"/>
-          <w:highlight w:val="lightGray"/>
-        </w:rPr>
-        <w:t>π</w:t>
-      </w:r>
-      <w:r>
-        <w:rPr>
-          <w:rFonts w:ascii="Bahnschrift Light" w:hAnsi="Bahnschrift Light" w:cs="Vani"/>
-          <w:color w:val="77206D" w:themeColor="accent5" w:themeShade="BF"/>
-          <w:highlight w:val="lightGray"/>
-        </w:rPr>
-        <w:t>.</w:t>
-      </w:r>
-      <w:r>
-        <w:rPr>
-          <w:rFonts w:ascii="Bahnschrift Light" w:hAnsi="Bahnschrift Light" w:cs="Calibri"/>
-          <w:color w:val="77206D" w:themeColor="accent5" w:themeShade="BF"/>
-          <w:highlight w:val="lightGray"/>
-        </w:rPr>
-        <w:t>χ</w:t>
-      </w:r>
-      <w:r>
-        <w:rPr>
-          <w:rFonts w:ascii="Bahnschrift Light" w:hAnsi="Bahnschrift Light" w:cs="Vani"/>
-          <w:color w:val="77206D" w:themeColor="accent5" w:themeShade="BF"/>
-          <w:highlight w:val="lightGray"/>
-        </w:rPr>
-        <w:t xml:space="preserve">., </w:t>
-      </w:r>
-      <w:r>
-        <w:rPr>
-          <w:rFonts w:ascii="Bahnschrift Light" w:hAnsi="Bahnschrift Light" w:cs="Calibri"/>
-          <w:color w:val="77206D" w:themeColor="accent5" w:themeShade="BF"/>
-          <w:highlight w:val="lightGray"/>
-        </w:rPr>
-        <w:t>σύγκριση</w:t>
-      </w:r>
-      <w:r>
-        <w:rPr>
-          <w:rFonts w:ascii="Bahnschrift Light" w:hAnsi="Bahnschrift Light" w:cs="Vani"/>
-          <w:color w:val="77206D" w:themeColor="accent5" w:themeShade="BF"/>
-          <w:highlight w:val="lightGray"/>
-        </w:rPr>
-        <w:t xml:space="preserve"> </w:t>
-      </w:r>
-      <w:r>
-        <w:rPr>
-          <w:rFonts w:ascii="Bahnschrift Light" w:hAnsi="Bahnschrift Light" w:cs="Calibri"/>
-          <w:color w:val="77206D" w:themeColor="accent5" w:themeShade="BF"/>
-          <w:highlight w:val="lightGray"/>
-        </w:rPr>
-        <w:t>διαφορετικών</w:t>
-      </w:r>
-      <w:r>
-        <w:rPr>
-          <w:rFonts w:ascii="Bahnschrift Light" w:hAnsi="Bahnschrift Light" w:cs="Vani"/>
-          <w:color w:val="77206D" w:themeColor="accent5" w:themeShade="BF"/>
-          <w:highlight w:val="lightGray"/>
-        </w:rPr>
-        <w:t xml:space="preserve"> </w:t>
-      </w:r>
-      <w:r>
-        <w:rPr>
-          <w:rFonts w:ascii="Bahnschrift Light" w:hAnsi="Bahnschrift Light" w:cs="Vani"/>
-          <w:color w:val="77206D" w:themeColor="accent5" w:themeShade="BF"/>
-          <w:highlight w:val="lightGray"/>
-          <w:lang w:val="en-GB"/>
-        </w:rPr>
-        <w:t>UI</w:t>
-      </w:r>
-      <w:r>
-        <w:rPr>
-          <w:rFonts w:ascii="Bahnschrift Light" w:hAnsi="Bahnschrift Light" w:cs="Vani"/>
-          <w:color w:val="77206D" w:themeColor="accent5" w:themeShade="BF"/>
-          <w:highlight w:val="lightGray"/>
-        </w:rPr>
-        <w:t xml:space="preserve"> </w:t>
-      </w:r>
-      <w:r>
-        <w:rPr>
-          <w:rFonts w:ascii="Bahnschrift Light" w:hAnsi="Bahnschrift Light" w:cs="Calibri"/>
-          <w:color w:val="77206D" w:themeColor="accent5" w:themeShade="BF"/>
-          <w:highlight w:val="lightGray"/>
-        </w:rPr>
-        <w:t>προσεγγίσεων</w:t>
+          <w:rFonts w:ascii="Bahnschrift Light" w:hAnsi="Bahnschrift Light" w:cs="Vani"/>
+          <w:color w:val="77206D" w:themeColor="accent5" w:themeShade="BF"/>
+          <w:highlight w:val="lightGray"/>
+          <w:lang w:val="en-GB"/>
+        </w:rPr>
+        <w:t>design</w:t>
+      </w:r>
+      <w:r>
+        <w:rPr>
+          <w:rFonts w:ascii="Bahnschrift Light" w:hAnsi="Bahnschrift Light" w:cs="Vani"/>
+          <w:color w:val="77206D" w:themeColor="accent5" w:themeShade="BF"/>
+          <w:highlight w:val="lightGray"/>
+        </w:rPr>
+        <w:t xml:space="preserve"> </w:t>
+      </w:r>
+      <w:r>
+        <w:rPr>
+          <w:rFonts w:ascii="Bahnschrift Light" w:hAnsi="Bahnschrift Light" w:cs="Vani"/>
+          <w:color w:val="77206D" w:themeColor="accent5" w:themeShade="BF"/>
+          <w:highlight w:val="lightGray"/>
+          <w:lang w:val="en-GB"/>
+        </w:rPr>
+        <w:t>patterns</w:t>
+      </w:r>
+      <w:r>
+        <w:rPr>
+          <w:rFonts w:ascii="Bahnschrift Light" w:hAnsi="Bahnschrift Light" w:cs="Vani"/>
+          <w:color w:val="77206D" w:themeColor="accent5" w:themeShade="BF"/>
+          <w:highlight w:val="lightGray"/>
+        </w:rPr>
+        <w:t>).</w:t>
+      </w:r>
+    </w:p>
+    <w:p>
+      <w:pPr>
+        <w:numPr>
+          <w:ilvl w:val="1"/>
+          <w:numId w:val="21"/>
+        </w:numPr>
+        <w:jc w:val="both"/>
+        <w:rPr>
+          <w:rFonts w:ascii="Bahnschrift Light" w:hAnsi="Bahnschrift Light" w:cs="Vani"/>
+          <w:color w:val="77206D" w:themeColor="accent5" w:themeShade="BF"/>
+          <w:highlight w:val="lightGray"/>
+        </w:rPr>
+      </w:pPr>
+      <w:r>
+        <w:rPr>
+          <w:rFonts w:ascii="Bahnschrift Light" w:hAnsi="Bahnschrift Light" w:cs="Calibri"/>
+          <w:color w:val="77206D" w:themeColor="accent5" w:themeShade="BF"/>
+          <w:highlight w:val="lightGray"/>
+        </w:rPr>
+        <w:t>Χρησιμοποιούμενες</w:t>
+      </w:r>
+      <w:r>
+        <w:rPr>
+          <w:rFonts w:ascii="Bahnschrift Light" w:hAnsi="Bahnschrift Light" w:cs="Vani"/>
+          <w:color w:val="77206D" w:themeColor="accent5" w:themeShade="BF"/>
+          <w:highlight w:val="lightGray"/>
+        </w:rPr>
+        <w:t xml:space="preserve"> </w:t>
+      </w:r>
+      <w:r>
+        <w:rPr>
+          <w:rFonts w:ascii="Bahnschrift Light" w:hAnsi="Bahnschrift Light" w:cs="Calibri"/>
+          <w:color w:val="77206D" w:themeColor="accent5" w:themeShade="BF"/>
+          <w:highlight w:val="lightGray"/>
+        </w:rPr>
+        <w:t>τεχνολογίες</w:t>
+      </w:r>
+      <w:r>
+        <w:rPr>
+          <w:rFonts w:ascii="Bahnschrift Light" w:hAnsi="Bahnschrift Light" w:cs="Vani"/>
+          <w:color w:val="77206D" w:themeColor="accent5" w:themeShade="BF"/>
+          <w:highlight w:val="lightGray"/>
+        </w:rPr>
+        <w:t xml:space="preserve"> (</w:t>
+      </w:r>
+      <w:r>
+        <w:rPr>
+          <w:rFonts w:ascii="Bahnschrift Light" w:hAnsi="Bahnschrift Light" w:cs="Vani"/>
+          <w:color w:val="77206D" w:themeColor="accent5" w:themeShade="BF"/>
+          <w:highlight w:val="lightGray"/>
+          <w:lang w:val="en-GB"/>
+        </w:rPr>
+        <w:t>HTML</w:t>
+      </w:r>
+      <w:r>
+        <w:rPr>
+          <w:rFonts w:ascii="Bahnschrift Light" w:hAnsi="Bahnschrift Light" w:cs="Vani"/>
+          <w:color w:val="77206D" w:themeColor="accent5" w:themeShade="BF"/>
+          <w:highlight w:val="lightGray"/>
+        </w:rPr>
+        <w:t>/</w:t>
+      </w:r>
+      <w:r>
+        <w:rPr>
+          <w:rFonts w:ascii="Bahnschrift Light" w:hAnsi="Bahnschrift Light" w:cs="Vani"/>
+          <w:color w:val="77206D" w:themeColor="accent5" w:themeShade="BF"/>
+          <w:highlight w:val="lightGray"/>
+          <w:lang w:val="en-GB"/>
+        </w:rPr>
+        <w:t>CSS</w:t>
+      </w:r>
+      <w:r>
+        <w:rPr>
+          <w:rFonts w:ascii="Bahnschrift Light" w:hAnsi="Bahnschrift Light" w:cs="Vani"/>
+          <w:color w:val="77206D" w:themeColor="accent5" w:themeShade="BF"/>
+          <w:highlight w:val="lightGray"/>
+        </w:rPr>
+        <w:t>/</w:t>
+      </w:r>
+      <w:r>
+        <w:rPr>
+          <w:rFonts w:ascii="Bahnschrift Light" w:hAnsi="Bahnschrift Light" w:cs="Vani"/>
+          <w:color w:val="77206D" w:themeColor="accent5" w:themeShade="BF"/>
+          <w:highlight w:val="lightGray"/>
+          <w:lang w:val="en-GB"/>
+        </w:rPr>
+        <w:t>JS</w:t>
+      </w:r>
+      <w:r>
+        <w:rPr>
+          <w:rFonts w:ascii="Bahnschrift Light" w:hAnsi="Bahnschrift Light" w:cs="Vani"/>
+          <w:color w:val="77206D" w:themeColor="accent5" w:themeShade="BF"/>
+          <w:highlight w:val="lightGray"/>
+        </w:rPr>
+        <w:t xml:space="preserve"> </w:t>
+      </w:r>
+      <w:r>
+        <w:rPr>
+          <w:rFonts w:ascii="Bahnschrift Light" w:hAnsi="Bahnschrift Light" w:cs="Vani"/>
+          <w:color w:val="77206D" w:themeColor="accent5" w:themeShade="BF"/>
+          <w:highlight w:val="lightGray"/>
+          <w:lang w:val="en-GB"/>
+        </w:rPr>
+        <w:t>frameworks</w:t>
       </w:r>
       <w:r>
         <w:rPr>
@@ -22398,7 +23277,7 @@
           <w:highlight w:val="lightGray"/>
           <w:lang w:val="en-GB"/>
         </w:rPr>
-        <w:t>Σχεδι</w:t>
+        <w:t>Λειτουργικότητ</w:t>
       </w:r>
       <w:proofErr w:type="spellEnd"/>
       <w:r>
@@ -22410,53 +23289,7 @@
           <w:highlight w:val="lightGray"/>
           <w:lang w:val="en-GB"/>
         </w:rPr>
-        <w:t>αστικές</w:t>
-      </w:r>
-      <w:r>
-        <w:rPr>
-          <w:rFonts w:ascii="Bahnschrift Light" w:hAnsi="Bahnschrift Light" w:cs="Vani"/>
-          <w:b/>
-          <w:bCs/>
-          <w:color w:val="77206D" w:themeColor="accent5" w:themeShade="BF"/>
-          <w:highlight w:val="lightGray"/>
-          <w:lang w:val="en-GB"/>
-        </w:rPr>
-        <w:t xml:space="preserve"> </w:t>
-      </w:r>
-      <w:r>
-        <w:rPr>
-          <w:rFonts w:ascii="Bahnschrift Light" w:hAnsi="Bahnschrift Light" w:cs="Calibri"/>
-          <w:b/>
-          <w:bCs/>
-          <w:color w:val="77206D" w:themeColor="accent5" w:themeShade="BF"/>
-          <w:highlight w:val="lightGray"/>
-          <w:lang w:val="en-GB"/>
-        </w:rPr>
-        <w:t>Επ</w:t>
-      </w:r>
-      <w:proofErr w:type="spellStart"/>
-      <w:r>
-        <w:rPr>
-          <w:rFonts w:ascii="Bahnschrift Light" w:hAnsi="Bahnschrift Light" w:cs="Calibri"/>
-          <w:b/>
-          <w:bCs/>
-          <w:color w:val="77206D" w:themeColor="accent5" w:themeShade="BF"/>
-          <w:highlight w:val="lightGray"/>
-          <w:lang w:val="en-GB"/>
-        </w:rPr>
-        <w:t>ιλογές</w:t>
-      </w:r>
-      <w:proofErr w:type="spellEnd"/>
-      <w:r>
-        <w:rPr>
-          <w:rFonts w:ascii="Bahnschrift Light" w:hAnsi="Bahnschrift Light" w:cs="Vani"/>
-          <w:b/>
-          <w:bCs/>
-          <w:color w:val="77206D" w:themeColor="accent5" w:themeShade="BF"/>
-          <w:highlight w:val="lightGray"/>
-          <w:lang w:val="en-GB"/>
-        </w:rPr>
-        <w:t xml:space="preserve"> (UI/UX)</w:t>
+        <w:t>α</w:t>
       </w:r>
     </w:p>
     <w:p>
@@ -22470,17 +23303,23 @@
           <w:rFonts w:ascii="Bahnschrift Light" w:hAnsi="Bahnschrift Light" w:cs="Vani"/>
           <w:color w:val="77206D" w:themeColor="accent5" w:themeShade="BF"/>
           <w:highlight w:val="lightGray"/>
-          <w:lang w:val="en-GB"/>
-        </w:rPr>
-      </w:pPr>
-      <w:r>
-        <w:rPr>
-          <w:rFonts w:ascii="Bahnschrift Light" w:hAnsi="Bahnschrift Light" w:cs="Vani"/>
-          <w:color w:val="77206D" w:themeColor="accent5" w:themeShade="BF"/>
-          <w:highlight w:val="lightGray"/>
-          <w:lang w:val="en-GB"/>
-        </w:rPr>
-        <w:t>Layout (</w:t>
+        </w:rPr>
+      </w:pPr>
+      <w:r>
+        <w:rPr>
+          <w:rFonts w:ascii="Bahnschrift Light" w:hAnsi="Bahnschrift Light" w:cs="Calibri"/>
+          <w:color w:val="77206D" w:themeColor="accent5" w:themeShade="BF"/>
+          <w:highlight w:val="lightGray"/>
+        </w:rPr>
+        <w:t>Περιγραφή</w:t>
+      </w:r>
+      <w:r>
+        <w:rPr>
+          <w:rFonts w:ascii="Bahnschrift Light" w:hAnsi="Bahnschrift Light" w:cs="Vani"/>
+          <w:color w:val="77206D" w:themeColor="accent5" w:themeShade="BF"/>
+          <w:highlight w:val="lightGray"/>
+        </w:rPr>
+        <w:t xml:space="preserve"> </w:t>
       </w:r>
       <w:proofErr w:type="spellStart"/>
       <w:r>
@@ -22488,9 +23327,8 @@
           <w:rFonts w:ascii="Bahnschrift Light" w:hAnsi="Bahnschrift Light" w:cs="Calibri"/>
           <w:color w:val="77206D" w:themeColor="accent5" w:themeShade="BF"/>
           <w:highlight w:val="lightGray"/>
-          <w:lang w:val="en-GB"/>
-        </w:rPr>
-        <w:t>δομή</w:t>
+        </w:rPr>
+        <w:t>διαδραστικών</w:t>
       </w:r>
       <w:proofErr w:type="spellEnd"/>
       <w:r>
@@ -22498,58 +23336,122 @@
           <w:rFonts w:ascii="Bahnschrift Light" w:hAnsi="Bahnschrift Light" w:cs="Vani"/>
           <w:color w:val="77206D" w:themeColor="accent5" w:themeShade="BF"/>
           <w:highlight w:val="lightGray"/>
-          <w:lang w:val="en-GB"/>
+        </w:rPr>
+        <w:t xml:space="preserve"> </w:t>
+      </w:r>
+      <w:r>
+        <w:rPr>
+          <w:rFonts w:ascii="Bahnschrift Light" w:hAnsi="Bahnschrift Light" w:cs="Calibri"/>
+          <w:color w:val="77206D" w:themeColor="accent5" w:themeShade="BF"/>
+          <w:highlight w:val="lightGray"/>
+        </w:rPr>
+        <w:t>στοιχείων</w:t>
+      </w:r>
+      <w:r>
+        <w:rPr>
+          <w:rFonts w:ascii="Bahnschrift Light" w:hAnsi="Bahnschrift Light" w:cs="Vani"/>
+          <w:color w:val="77206D" w:themeColor="accent5" w:themeShade="BF"/>
+          <w:highlight w:val="lightGray"/>
+        </w:rPr>
+        <w:t xml:space="preserve"> (</w:t>
+      </w:r>
+      <w:r>
+        <w:rPr>
+          <w:rFonts w:ascii="Bahnschrift Light" w:hAnsi="Bahnschrift Light" w:cs="Calibri"/>
+          <w:color w:val="77206D" w:themeColor="accent5" w:themeShade="BF"/>
+          <w:highlight w:val="lightGray"/>
+        </w:rPr>
+        <w:t>φόρμες</w:t>
+      </w:r>
+      <w:r>
+        <w:rPr>
+          <w:rFonts w:ascii="Bahnschrift Light" w:hAnsi="Bahnschrift Light" w:cs="Vani"/>
+          <w:color w:val="77206D" w:themeColor="accent5" w:themeShade="BF"/>
+          <w:highlight w:val="lightGray"/>
         </w:rPr>
         <w:t xml:space="preserve">, </w:t>
       </w:r>
+      <w:r>
+        <w:rPr>
+          <w:rFonts w:ascii="Bahnschrift Light" w:hAnsi="Bahnschrift Light" w:cs="Calibri"/>
+          <w:color w:val="77206D" w:themeColor="accent5" w:themeShade="BF"/>
+          <w:highlight w:val="lightGray"/>
+        </w:rPr>
+        <w:t>μενού</w:t>
+      </w:r>
+      <w:r>
+        <w:rPr>
+          <w:rFonts w:ascii="Bahnschrift Light" w:hAnsi="Bahnschrift Light" w:cs="Vani"/>
+          <w:color w:val="77206D" w:themeColor="accent5" w:themeShade="BF"/>
+          <w:highlight w:val="lightGray"/>
+        </w:rPr>
+        <w:t xml:space="preserve">, </w:t>
+      </w:r>
       <w:proofErr w:type="spellStart"/>
       <w:r>
         <w:rPr>
           <w:rFonts w:ascii="Bahnschrift Light" w:hAnsi="Bahnschrift Light" w:cs="Calibri"/>
           <w:color w:val="77206D" w:themeColor="accent5" w:themeShade="BF"/>
           <w:highlight w:val="lightGray"/>
-          <w:lang w:val="en-GB"/>
-        </w:rPr>
-        <w:t>το</w:t>
+        </w:rPr>
+        <w:t>καρουζέλ</w:t>
       </w:r>
       <w:proofErr w:type="spellEnd"/>
       <w:r>
         <w:rPr>
-          <w:rFonts w:ascii="Bahnschrift Light" w:hAnsi="Bahnschrift Light" w:cs="Calibri"/>
-          <w:color w:val="77206D" w:themeColor="accent5" w:themeShade="BF"/>
-          <w:highlight w:val="lightGray"/>
-          <w:lang w:val="en-GB"/>
-        </w:rPr>
-        <w:t>ποθέτηση</w:t>
-      </w:r>
-      <w:r>
-        <w:rPr>
-          <w:rFonts w:ascii="Bahnschrift Light" w:hAnsi="Bahnschrift Light" w:cs="Vani"/>
-          <w:color w:val="77206D" w:themeColor="accent5" w:themeShade="BF"/>
-          <w:highlight w:val="lightGray"/>
-          <w:lang w:val="en-GB"/>
-        </w:rPr>
-        <w:t xml:space="preserve"> </w:t>
-      </w:r>
-      <w:proofErr w:type="spellStart"/>
-      <w:r>
-        <w:rPr>
-          <w:rFonts w:ascii="Bahnschrift Light" w:hAnsi="Bahnschrift Light" w:cs="Calibri"/>
-          <w:color w:val="77206D" w:themeColor="accent5" w:themeShade="BF"/>
-          <w:highlight w:val="lightGray"/>
-          <w:lang w:val="en-GB"/>
-        </w:rPr>
-        <w:t>στοιχείων</w:t>
-      </w:r>
-      <w:proofErr w:type="spellEnd"/>
-      <w:r>
-        <w:rPr>
-          <w:rFonts w:ascii="Bahnschrift Light" w:hAnsi="Bahnschrift Light" w:cs="Vani"/>
-          <w:color w:val="77206D" w:themeColor="accent5" w:themeShade="BF"/>
-          <w:highlight w:val="lightGray"/>
-          <w:lang w:val="en-GB"/>
-        </w:rPr>
-        <w:t>).</w:t>
+          <w:rFonts w:ascii="Bahnschrift Light" w:hAnsi="Bahnschrift Light" w:cs="Vani"/>
+          <w:color w:val="77206D" w:themeColor="accent5" w:themeShade="BF"/>
+          <w:highlight w:val="lightGray"/>
+        </w:rPr>
+        <w:t xml:space="preserve">, </w:t>
+      </w:r>
+      <w:r>
+        <w:rPr>
+          <w:rFonts w:ascii="Bahnschrift Light" w:hAnsi="Bahnschrift Light" w:cs="Calibri"/>
+          <w:color w:val="77206D" w:themeColor="accent5" w:themeShade="BF"/>
+          <w:highlight w:val="lightGray"/>
+        </w:rPr>
+        <w:t>κουμπιά</w:t>
+      </w:r>
+      <w:r>
+        <w:rPr>
+          <w:rFonts w:ascii="Bahnschrift Light" w:hAnsi="Bahnschrift Light" w:cs="Vani"/>
+          <w:color w:val="77206D" w:themeColor="accent5" w:themeShade="BF"/>
+          <w:highlight w:val="lightGray"/>
+        </w:rPr>
+        <w:t xml:space="preserve"> </w:t>
+      </w:r>
+      <w:r>
+        <w:rPr>
+          <w:rFonts w:ascii="Bahnschrift Light" w:hAnsi="Bahnschrift Light" w:cs="Calibri"/>
+          <w:color w:val="77206D" w:themeColor="accent5" w:themeShade="BF"/>
+          <w:highlight w:val="lightGray"/>
+        </w:rPr>
+        <w:t>κ</w:t>
+      </w:r>
+      <w:r>
+        <w:rPr>
+          <w:rFonts w:ascii="Bahnschrift Light" w:hAnsi="Bahnschrift Light" w:cs="Vani"/>
+          <w:color w:val="77206D" w:themeColor="accent5" w:themeShade="BF"/>
+          <w:highlight w:val="lightGray"/>
+        </w:rPr>
+        <w:t>.</w:t>
+      </w:r>
+      <w:r>
+        <w:rPr>
+          <w:rFonts w:ascii="Bahnschrift Light" w:hAnsi="Bahnschrift Light" w:cs="Calibri"/>
+          <w:color w:val="77206D" w:themeColor="accent5" w:themeShade="BF"/>
+          <w:highlight w:val="lightGray"/>
+        </w:rPr>
+        <w:t>λπ</w:t>
+      </w:r>
+      <w:r>
+        <w:rPr>
+          <w:rFonts w:ascii="Bahnschrift Light" w:hAnsi="Bahnschrift Light" w:cs="Vani"/>
+          <w:color w:val="77206D" w:themeColor="accent5" w:themeShade="BF"/>
+          <w:highlight w:val="lightGray"/>
+        </w:rPr>
+        <w:t>.).</w:t>
       </w:r>
     </w:p>
     <w:p>
@@ -22574,26 +23476,17 @@
           <w:highlight w:val="lightGray"/>
           <w:lang w:val="en-GB"/>
         </w:rPr>
-        <w:t>Χρώμ</w:t>
+        <w:t>Τεχνικές</w:t>
       </w:r>
       <w:proofErr w:type="spellEnd"/>
       <w:r>
         <w:rPr>
-          <w:rFonts w:ascii="Bahnschrift Light" w:hAnsi="Bahnschrift Light" w:cs="Calibri"/>
-          <w:color w:val="77206D" w:themeColor="accent5" w:themeShade="BF"/>
-          <w:highlight w:val="lightGray"/>
-          <w:lang w:val="en-GB"/>
-        </w:rPr>
-        <w:t>ατα</w:t>
-      </w:r>
-      <w:r>
-        <w:rPr>
-          <w:rFonts w:ascii="Bahnschrift Light" w:hAnsi="Bahnschrift Light" w:cs="Vani"/>
-          <w:color w:val="77206D" w:themeColor="accent5" w:themeShade="BF"/>
-          <w:highlight w:val="lightGray"/>
-          <w:lang w:val="en-GB"/>
-        </w:rPr>
-        <w:t xml:space="preserve">, </w:t>
+          <w:rFonts w:ascii="Bahnschrift Light" w:hAnsi="Bahnschrift Light" w:cs="Vani"/>
+          <w:color w:val="77206D" w:themeColor="accent5" w:themeShade="BF"/>
+          <w:highlight w:val="lightGray"/>
+          <w:lang w:val="en-GB"/>
+        </w:rPr>
+        <w:t xml:space="preserve"> </w:t>
       </w:r>
       <w:proofErr w:type="spellStart"/>
       <w:r>
@@ -22603,7 +23496,7 @@
           <w:highlight w:val="lightGray"/>
           <w:lang w:val="en-GB"/>
         </w:rPr>
-        <w:t>γρ</w:t>
+        <w:t>λε</w:t>
       </w:r>
       <w:proofErr w:type="spellEnd"/>
       <w:r>
@@ -22613,36 +23506,79 @@
           <w:highlight w:val="lightGray"/>
           <w:lang w:val="en-GB"/>
         </w:rPr>
-        <w:t>αμματοσειρές</w:t>
-      </w:r>
-      <w:r>
-        <w:rPr>
-          <w:rFonts w:ascii="Bahnschrift Light" w:hAnsi="Bahnschrift Light" w:cs="Vani"/>
-          <w:color w:val="77206D" w:themeColor="accent5" w:themeShade="BF"/>
-          <w:highlight w:val="lightGray"/>
-          <w:lang w:val="en-GB"/>
-        </w:rPr>
-        <w:t xml:space="preserve">, </w:t>
-      </w:r>
+        <w:t>πτομέρειες</w:t>
+      </w:r>
+      <w:r>
+        <w:rPr>
+          <w:rFonts w:ascii="Bahnschrift Light" w:hAnsi="Bahnschrift Light" w:cs="Vani"/>
+          <w:color w:val="77206D" w:themeColor="accent5" w:themeShade="BF"/>
+          <w:highlight w:val="lightGray"/>
+          <w:lang w:val="en-GB"/>
+        </w:rPr>
+        <w:t xml:space="preserve"> (responsive design, accessibility features).</w:t>
+      </w:r>
+    </w:p>
+    <w:p>
+      <w:pPr>
+        <w:numPr>
+          <w:ilvl w:val="0"/>
+          <w:numId w:val="21"/>
+        </w:numPr>
+        <w:jc w:val="both"/>
+        <w:rPr>
+          <w:rFonts w:ascii="Bahnschrift Light" w:hAnsi="Bahnschrift Light" w:cs="Vani"/>
+          <w:color w:val="77206D" w:themeColor="accent5" w:themeShade="BF"/>
+          <w:highlight w:val="lightGray"/>
+          <w:lang w:val="en-GB"/>
+        </w:rPr>
+      </w:pPr>
       <w:proofErr w:type="spellStart"/>
       <w:r>
         <w:rPr>
           <w:rFonts w:ascii="Bahnschrift Light" w:hAnsi="Bahnschrift Light" w:cs="Calibri"/>
-          <w:color w:val="77206D" w:themeColor="accent5" w:themeShade="BF"/>
-          <w:highlight w:val="lightGray"/>
-          <w:lang w:val="en-GB"/>
-        </w:rPr>
-        <w:t>εικόνες</w:t>
+          <w:b/>
+          <w:bCs/>
+          <w:color w:val="77206D" w:themeColor="accent5" w:themeShade="BF"/>
+          <w:highlight w:val="lightGray"/>
+          <w:lang w:val="en-GB"/>
+        </w:rPr>
+        <w:t>Στόχος</w:t>
       </w:r>
       <w:proofErr w:type="spellEnd"/>
       <w:r>
         <w:rPr>
           <w:rFonts w:ascii="Bahnschrift Light" w:hAnsi="Bahnschrift Light" w:cs="Vani"/>
-          <w:color w:val="77206D" w:themeColor="accent5" w:themeShade="BF"/>
-          <w:highlight w:val="lightGray"/>
-          <w:lang w:val="en-GB"/>
-        </w:rPr>
-        <w:t>.</w:t>
+          <w:b/>
+          <w:bCs/>
+          <w:color w:val="77206D" w:themeColor="accent5" w:themeShade="BF"/>
+          <w:highlight w:val="lightGray"/>
+          <w:lang w:val="en-GB"/>
+        </w:rPr>
+        <w:t xml:space="preserve"> </w:t>
+      </w:r>
+      <w:proofErr w:type="spellStart"/>
+      <w:r>
+        <w:rPr>
+          <w:rFonts w:ascii="Bahnschrift Light" w:hAnsi="Bahnschrift Light" w:cs="Calibri"/>
+          <w:b/>
+          <w:bCs/>
+          <w:color w:val="77206D" w:themeColor="accent5" w:themeShade="BF"/>
+          <w:highlight w:val="lightGray"/>
+          <w:lang w:val="en-GB"/>
+        </w:rPr>
+        <w:t>Σχεδί</w:t>
+      </w:r>
+      <w:proofErr w:type="spellEnd"/>
+      <w:r>
+        <w:rPr>
+          <w:rFonts w:ascii="Bahnschrift Light" w:hAnsi="Bahnschrift Light" w:cs="Calibri"/>
+          <w:b/>
+          <w:bCs/>
+          <w:color w:val="77206D" w:themeColor="accent5" w:themeShade="BF"/>
+          <w:highlight w:val="lightGray"/>
+          <w:lang w:val="en-GB"/>
+        </w:rPr>
+        <w:t>ασης</w:t>
       </w:r>
     </w:p>
     <w:p>
@@ -22664,87 +23600,55 @@
           <w:color w:val="77206D" w:themeColor="accent5" w:themeShade="BF"/>
           <w:highlight w:val="lightGray"/>
         </w:rPr>
-        <w:t>Σχεδιαστικά</w:t>
-      </w:r>
-      <w:r>
-        <w:rPr>
-          <w:rFonts w:ascii="Bahnschrift Light" w:hAnsi="Bahnschrift Light" w:cs="Vani"/>
-          <w:color w:val="77206D" w:themeColor="accent5" w:themeShade="BF"/>
-          <w:highlight w:val="lightGray"/>
-        </w:rPr>
-        <w:t xml:space="preserve"> </w:t>
-      </w:r>
-      <w:r>
-        <w:rPr>
-          <w:rFonts w:ascii="Bahnschrift Light" w:hAnsi="Bahnschrift Light" w:cs="Calibri"/>
-          <w:color w:val="77206D" w:themeColor="accent5" w:themeShade="BF"/>
-          <w:highlight w:val="lightGray"/>
-        </w:rPr>
-        <w:t>μοτίβα</w:t>
-      </w:r>
-      <w:r>
-        <w:rPr>
-          <w:rFonts w:ascii="Bahnschrift Light" w:hAnsi="Bahnschrift Light" w:cs="Vani"/>
-          <w:color w:val="77206D" w:themeColor="accent5" w:themeShade="BF"/>
-          <w:highlight w:val="lightGray"/>
-        </w:rPr>
-        <w:t xml:space="preserve"> </w:t>
-      </w:r>
-      <w:r>
-        <w:rPr>
-          <w:rFonts w:ascii="Bahnschrift Light" w:hAnsi="Bahnschrift Light" w:cs="Calibri"/>
-          <w:color w:val="77206D" w:themeColor="accent5" w:themeShade="BF"/>
-          <w:highlight w:val="lightGray"/>
-        </w:rPr>
-        <w:t>ή</w:t>
-      </w:r>
-      <w:r>
-        <w:rPr>
-          <w:rFonts w:ascii="Bahnschrift Light" w:hAnsi="Bahnschrift Light" w:cs="Vani"/>
-          <w:color w:val="77206D" w:themeColor="accent5" w:themeShade="BF"/>
-          <w:highlight w:val="lightGray"/>
-        </w:rPr>
-        <w:t xml:space="preserve"> </w:t>
-      </w:r>
-      <w:r>
-        <w:rPr>
-          <w:rFonts w:ascii="Bahnschrift Light" w:hAnsi="Bahnschrift Light" w:cs="Calibri"/>
-          <w:color w:val="77206D" w:themeColor="accent5" w:themeShade="BF"/>
-          <w:highlight w:val="lightGray"/>
-        </w:rPr>
-        <w:t>πρότυπα</w:t>
-      </w:r>
-      <w:r>
-        <w:rPr>
-          <w:rFonts w:ascii="Bahnschrift Light" w:hAnsi="Bahnschrift Light" w:cs="Vani"/>
-          <w:color w:val="77206D" w:themeColor="accent5" w:themeShade="BF"/>
-          <w:highlight w:val="lightGray"/>
-        </w:rPr>
-        <w:t xml:space="preserve"> </w:t>
-      </w:r>
-      <w:r>
-        <w:rPr>
-          <w:rFonts w:ascii="Bahnschrift Light" w:hAnsi="Bahnschrift Light" w:cs="Calibri"/>
-          <w:color w:val="77206D" w:themeColor="accent5" w:themeShade="BF"/>
-          <w:highlight w:val="lightGray"/>
-        </w:rPr>
-        <w:t>που</w:t>
-      </w:r>
-      <w:r>
-        <w:rPr>
-          <w:rFonts w:ascii="Bahnschrift Light" w:hAnsi="Bahnschrift Light" w:cs="Vani"/>
-          <w:color w:val="77206D" w:themeColor="accent5" w:themeShade="BF"/>
-          <w:highlight w:val="lightGray"/>
-        </w:rPr>
-        <w:t xml:space="preserve"> </w:t>
-      </w:r>
-      <w:r>
-        <w:rPr>
-          <w:rFonts w:ascii="Bahnschrift Light" w:hAnsi="Bahnschrift Light" w:cs="Calibri"/>
-          <w:color w:val="77206D" w:themeColor="accent5" w:themeShade="BF"/>
-          <w:highlight w:val="lightGray"/>
-        </w:rPr>
-        <w:t>χρησιμοποιείς</w:t>
+        <w:t>Τι</w:t>
+      </w:r>
+      <w:r>
+        <w:rPr>
+          <w:rFonts w:ascii="Bahnschrift Light" w:hAnsi="Bahnschrift Light" w:cs="Vani"/>
+          <w:color w:val="77206D" w:themeColor="accent5" w:themeShade="BF"/>
+          <w:highlight w:val="lightGray"/>
+        </w:rPr>
+        <w:t xml:space="preserve"> </w:t>
+      </w:r>
+      <w:r>
+        <w:rPr>
+          <w:rFonts w:ascii="Bahnschrift Light" w:hAnsi="Bahnschrift Light" w:cs="Calibri"/>
+          <w:color w:val="77206D" w:themeColor="accent5" w:themeShade="BF"/>
+          <w:highlight w:val="lightGray"/>
+        </w:rPr>
+        <w:t>ήθελες</w:t>
+      </w:r>
+      <w:r>
+        <w:rPr>
+          <w:rFonts w:ascii="Bahnschrift Light" w:hAnsi="Bahnschrift Light" w:cs="Vani"/>
+          <w:color w:val="77206D" w:themeColor="accent5" w:themeShade="BF"/>
+          <w:highlight w:val="lightGray"/>
+        </w:rPr>
+        <w:t xml:space="preserve"> </w:t>
+      </w:r>
+      <w:r>
+        <w:rPr>
+          <w:rFonts w:ascii="Bahnschrift Light" w:hAnsi="Bahnschrift Light" w:cs="Calibri"/>
+          <w:color w:val="77206D" w:themeColor="accent5" w:themeShade="BF"/>
+          <w:highlight w:val="lightGray"/>
+        </w:rPr>
+        <w:t>να</w:t>
+      </w:r>
+      <w:r>
+        <w:rPr>
+          <w:rFonts w:ascii="Bahnschrift Light" w:hAnsi="Bahnschrift Light" w:cs="Vani"/>
+          <w:color w:val="77206D" w:themeColor="accent5" w:themeShade="BF"/>
+          <w:highlight w:val="lightGray"/>
+        </w:rPr>
+        <w:t xml:space="preserve"> </w:t>
+      </w:r>
+      <w:r>
+        <w:rPr>
+          <w:rFonts w:ascii="Bahnschrift Light" w:hAnsi="Bahnschrift Light" w:cs="Calibri"/>
+          <w:color w:val="77206D" w:themeColor="accent5" w:themeShade="BF"/>
+          <w:highlight w:val="lightGray"/>
+        </w:rPr>
+        <w:t>πετύχεις</w:t>
       </w:r>
       <w:r>
         <w:rPr>
@@ -22756,29 +23660,91 @@
       </w:r>
       <w:r>
         <w:rPr>
-          <w:rFonts w:ascii="Bahnschrift Light" w:hAnsi="Bahnschrift Light" w:cs="Vani"/>
-          <w:color w:val="77206D" w:themeColor="accent5" w:themeShade="BF"/>
-          <w:highlight w:val="lightGray"/>
-          <w:lang w:val="en-GB"/>
-        </w:rPr>
-        <w:t>design</w:t>
-      </w:r>
-      <w:r>
-        <w:rPr>
-          <w:rFonts w:ascii="Bahnschrift Light" w:hAnsi="Bahnschrift Light" w:cs="Vani"/>
-          <w:color w:val="77206D" w:themeColor="accent5" w:themeShade="BF"/>
-          <w:highlight w:val="lightGray"/>
-        </w:rPr>
-        <w:t xml:space="preserve"> </w:t>
-      </w:r>
-      <w:r>
-        <w:rPr>
-          <w:rFonts w:ascii="Bahnschrift Light" w:hAnsi="Bahnschrift Light" w:cs="Vani"/>
-          <w:color w:val="77206D" w:themeColor="accent5" w:themeShade="BF"/>
-          <w:highlight w:val="lightGray"/>
-          <w:lang w:val="en-GB"/>
-        </w:rPr>
-        <w:t>patterns</w:t>
+          <w:rFonts w:ascii="Bahnschrift Light" w:hAnsi="Bahnschrift Light" w:cs="Calibri"/>
+          <w:color w:val="77206D" w:themeColor="accent5" w:themeShade="BF"/>
+          <w:highlight w:val="lightGray"/>
+        </w:rPr>
+        <w:t>π</w:t>
+      </w:r>
+      <w:r>
+        <w:rPr>
+          <w:rFonts w:ascii="Bahnschrift Light" w:hAnsi="Bahnschrift Light" w:cs="Vani"/>
+          <w:color w:val="77206D" w:themeColor="accent5" w:themeShade="BF"/>
+          <w:highlight w:val="lightGray"/>
+        </w:rPr>
+        <w:t>.</w:t>
+      </w:r>
+      <w:r>
+        <w:rPr>
+          <w:rFonts w:ascii="Bahnschrift Light" w:hAnsi="Bahnschrift Light" w:cs="Calibri"/>
+          <w:color w:val="77206D" w:themeColor="accent5" w:themeShade="BF"/>
+          <w:highlight w:val="lightGray"/>
+        </w:rPr>
+        <w:t>χ</w:t>
+      </w:r>
+      <w:r>
+        <w:rPr>
+          <w:rFonts w:ascii="Bahnschrift Light" w:hAnsi="Bahnschrift Light" w:cs="Vani"/>
+          <w:color w:val="77206D" w:themeColor="accent5" w:themeShade="BF"/>
+          <w:highlight w:val="lightGray"/>
+        </w:rPr>
+        <w:t xml:space="preserve">., </w:t>
+      </w:r>
+      <w:r>
+        <w:rPr>
+          <w:rFonts w:ascii="Bahnschrift Light" w:hAnsi="Bahnschrift Light" w:cs="Calibri"/>
+          <w:color w:val="77206D" w:themeColor="accent5" w:themeShade="BF"/>
+          <w:highlight w:val="lightGray"/>
+        </w:rPr>
+        <w:t>απλότητα</w:t>
+      </w:r>
+      <w:r>
+        <w:rPr>
+          <w:rFonts w:ascii="Bahnschrift Light" w:hAnsi="Bahnschrift Light" w:cs="Vani"/>
+          <w:color w:val="77206D" w:themeColor="accent5" w:themeShade="BF"/>
+          <w:highlight w:val="lightGray"/>
+        </w:rPr>
+        <w:t xml:space="preserve">, </w:t>
+      </w:r>
+      <w:r>
+        <w:rPr>
+          <w:rFonts w:ascii="Bahnschrift Light" w:hAnsi="Bahnschrift Light" w:cs="Calibri"/>
+          <w:color w:val="77206D" w:themeColor="accent5" w:themeShade="BF"/>
+          <w:highlight w:val="lightGray"/>
+        </w:rPr>
+        <w:t>μινιμαλιστικό</w:t>
+      </w:r>
+      <w:r>
+        <w:rPr>
+          <w:rFonts w:ascii="Bahnschrift Light" w:hAnsi="Bahnschrift Light" w:cs="Vani"/>
+          <w:color w:val="77206D" w:themeColor="accent5" w:themeShade="BF"/>
+          <w:highlight w:val="lightGray"/>
+        </w:rPr>
+        <w:t xml:space="preserve"> </w:t>
+      </w:r>
+      <w:r>
+        <w:rPr>
+          <w:rFonts w:ascii="Bahnschrift Light" w:hAnsi="Bahnschrift Light" w:cs="Calibri"/>
+          <w:color w:val="77206D" w:themeColor="accent5" w:themeShade="BF"/>
+          <w:highlight w:val="lightGray"/>
+        </w:rPr>
+        <w:t>στυλ</w:t>
+      </w:r>
+      <w:r>
+        <w:rPr>
+          <w:rFonts w:ascii="Bahnschrift Light" w:hAnsi="Bahnschrift Light" w:cs="Vani"/>
+          <w:color w:val="77206D" w:themeColor="accent5" w:themeShade="BF"/>
+          <w:highlight w:val="lightGray"/>
+        </w:rPr>
+        <w:t xml:space="preserve">, </w:t>
+      </w:r>
+      <w:r>
+        <w:rPr>
+          <w:rFonts w:ascii="Bahnschrift Light" w:hAnsi="Bahnschrift Light" w:cs="Calibri"/>
+          <w:color w:val="77206D" w:themeColor="accent5" w:themeShade="BF"/>
+          <w:highlight w:val="lightGray"/>
+        </w:rPr>
+        <w:t>πληροφόρηση</w:t>
       </w:r>
       <w:r>
         <w:rPr>
@@ -22808,99 +23774,111 @@
           <w:color w:val="77206D" w:themeColor="accent5" w:themeShade="BF"/>
           <w:highlight w:val="lightGray"/>
         </w:rPr>
-        <w:t>Χρησιμοποιούμενες</w:t>
-      </w:r>
-      <w:r>
-        <w:rPr>
-          <w:rFonts w:ascii="Bahnschrift Light" w:hAnsi="Bahnschrift Light" w:cs="Vani"/>
-          <w:color w:val="77206D" w:themeColor="accent5" w:themeShade="BF"/>
-          <w:highlight w:val="lightGray"/>
-        </w:rPr>
-        <w:t xml:space="preserve"> </w:t>
-      </w:r>
-      <w:r>
-        <w:rPr>
-          <w:rFonts w:ascii="Bahnschrift Light" w:hAnsi="Bahnschrift Light" w:cs="Calibri"/>
-          <w:color w:val="77206D" w:themeColor="accent5" w:themeShade="BF"/>
-          <w:highlight w:val="lightGray"/>
-        </w:rPr>
-        <w:t>τεχνολογίες</w:t>
-      </w:r>
-      <w:r>
-        <w:rPr>
-          <w:rFonts w:ascii="Bahnschrift Light" w:hAnsi="Bahnschrift Light" w:cs="Vani"/>
-          <w:color w:val="77206D" w:themeColor="accent5" w:themeShade="BF"/>
-          <w:highlight w:val="lightGray"/>
-        </w:rPr>
-        <w:t xml:space="preserve"> (</w:t>
-      </w:r>
-      <w:r>
-        <w:rPr>
-          <w:rFonts w:ascii="Bahnschrift Light" w:hAnsi="Bahnschrift Light" w:cs="Vani"/>
-          <w:color w:val="77206D" w:themeColor="accent5" w:themeShade="BF"/>
-          <w:highlight w:val="lightGray"/>
-          <w:lang w:val="en-GB"/>
-        </w:rPr>
-        <w:t>HTML</w:t>
-      </w:r>
-      <w:r>
-        <w:rPr>
-          <w:rFonts w:ascii="Bahnschrift Light" w:hAnsi="Bahnschrift Light" w:cs="Vani"/>
-          <w:color w:val="77206D" w:themeColor="accent5" w:themeShade="BF"/>
-          <w:highlight w:val="lightGray"/>
-        </w:rPr>
-        <w:t>/</w:t>
-      </w:r>
-      <w:r>
-        <w:rPr>
-          <w:rFonts w:ascii="Bahnschrift Light" w:hAnsi="Bahnschrift Light" w:cs="Vani"/>
-          <w:color w:val="77206D" w:themeColor="accent5" w:themeShade="BF"/>
-          <w:highlight w:val="lightGray"/>
-          <w:lang w:val="en-GB"/>
-        </w:rPr>
-        <w:t>CSS</w:t>
-      </w:r>
-      <w:r>
-        <w:rPr>
-          <w:rFonts w:ascii="Bahnschrift Light" w:hAnsi="Bahnschrift Light" w:cs="Vani"/>
-          <w:color w:val="77206D" w:themeColor="accent5" w:themeShade="BF"/>
-          <w:highlight w:val="lightGray"/>
-        </w:rPr>
-        <w:t>/</w:t>
-      </w:r>
-      <w:r>
-        <w:rPr>
-          <w:rFonts w:ascii="Bahnschrift Light" w:hAnsi="Bahnschrift Light" w:cs="Vani"/>
-          <w:color w:val="77206D" w:themeColor="accent5" w:themeShade="BF"/>
-          <w:highlight w:val="lightGray"/>
-          <w:lang w:val="en-GB"/>
-        </w:rPr>
-        <w:t>JS</w:t>
-      </w:r>
-      <w:r>
-        <w:rPr>
-          <w:rFonts w:ascii="Bahnschrift Light" w:hAnsi="Bahnschrift Light" w:cs="Vani"/>
-          <w:color w:val="77206D" w:themeColor="accent5" w:themeShade="BF"/>
-          <w:highlight w:val="lightGray"/>
-        </w:rPr>
-        <w:t xml:space="preserve"> </w:t>
-      </w:r>
-      <w:r>
-        <w:rPr>
-          <w:rFonts w:ascii="Bahnschrift Light" w:hAnsi="Bahnschrift Light" w:cs="Vani"/>
-          <w:color w:val="77206D" w:themeColor="accent5" w:themeShade="BF"/>
-          <w:highlight w:val="lightGray"/>
-          <w:lang w:val="en-GB"/>
-        </w:rPr>
-        <w:t>frameworks</w:t>
-      </w:r>
-      <w:r>
-        <w:rPr>
-          <w:rFonts w:ascii="Bahnschrift Light" w:hAnsi="Bahnschrift Light" w:cs="Vani"/>
-          <w:color w:val="77206D" w:themeColor="accent5" w:themeShade="BF"/>
-          <w:highlight w:val="lightGray"/>
-        </w:rPr>
-        <w:t>).</w:t>
+        <w:t>Πώς</w:t>
+      </w:r>
+      <w:r>
+        <w:rPr>
+          <w:rFonts w:ascii="Bahnschrift Light" w:hAnsi="Bahnschrift Light" w:cs="Vani"/>
+          <w:color w:val="77206D" w:themeColor="accent5" w:themeShade="BF"/>
+          <w:highlight w:val="lightGray"/>
+        </w:rPr>
+        <w:t xml:space="preserve"> </w:t>
+      </w:r>
+      <w:r>
+        <w:rPr>
+          <w:rFonts w:ascii="Bahnschrift Light" w:hAnsi="Bahnschrift Light" w:cs="Calibri"/>
+          <w:color w:val="77206D" w:themeColor="accent5" w:themeShade="BF"/>
+          <w:highlight w:val="lightGray"/>
+        </w:rPr>
+        <w:t>διαφέρει</w:t>
+      </w:r>
+      <w:r>
+        <w:rPr>
+          <w:rFonts w:ascii="Bahnschrift Light" w:hAnsi="Bahnschrift Light" w:cs="Vani"/>
+          <w:color w:val="77206D" w:themeColor="accent5" w:themeShade="BF"/>
+          <w:highlight w:val="lightGray"/>
+        </w:rPr>
+        <w:t xml:space="preserve"> </w:t>
+      </w:r>
+      <w:r>
+        <w:rPr>
+          <w:rFonts w:ascii="Bahnschrift Light" w:hAnsi="Bahnschrift Light" w:cs="Calibri"/>
+          <w:color w:val="77206D" w:themeColor="accent5" w:themeShade="BF"/>
+          <w:highlight w:val="lightGray"/>
+        </w:rPr>
+        <w:t>από</w:t>
+      </w:r>
+      <w:r>
+        <w:rPr>
+          <w:rFonts w:ascii="Bahnschrift Light" w:hAnsi="Bahnschrift Light" w:cs="Vani"/>
+          <w:color w:val="77206D" w:themeColor="accent5" w:themeShade="BF"/>
+          <w:highlight w:val="lightGray"/>
+        </w:rPr>
+        <w:t xml:space="preserve"> </w:t>
+      </w:r>
+      <w:r>
+        <w:rPr>
+          <w:rFonts w:ascii="Bahnschrift Light" w:hAnsi="Bahnschrift Light" w:cs="Calibri"/>
+          <w:color w:val="77206D" w:themeColor="accent5" w:themeShade="BF"/>
+          <w:highlight w:val="lightGray"/>
+        </w:rPr>
+        <w:t>τις</w:t>
+      </w:r>
+      <w:r>
+        <w:rPr>
+          <w:rFonts w:ascii="Bahnschrift Light" w:hAnsi="Bahnschrift Light" w:cs="Vani"/>
+          <w:color w:val="77206D" w:themeColor="accent5" w:themeShade="BF"/>
+          <w:highlight w:val="lightGray"/>
+        </w:rPr>
+        <w:t xml:space="preserve"> </w:t>
+      </w:r>
+      <w:r>
+        <w:rPr>
+          <w:rFonts w:ascii="Bahnschrift Light" w:hAnsi="Bahnschrift Light" w:cs="Calibri"/>
+          <w:color w:val="77206D" w:themeColor="accent5" w:themeShade="BF"/>
+          <w:highlight w:val="lightGray"/>
+        </w:rPr>
+        <w:t>άλλες</w:t>
+      </w:r>
+      <w:r>
+        <w:rPr>
+          <w:rFonts w:ascii="Bahnschrift Light" w:hAnsi="Bahnschrift Light" w:cs="Vani"/>
+          <w:color w:val="77206D" w:themeColor="accent5" w:themeShade="BF"/>
+          <w:highlight w:val="lightGray"/>
+        </w:rPr>
+        <w:t xml:space="preserve"> </w:t>
+      </w:r>
+      <w:r>
+        <w:rPr>
+          <w:rFonts w:ascii="Bahnschrift Light" w:hAnsi="Bahnschrift Light" w:cs="Calibri"/>
+          <w:color w:val="77206D" w:themeColor="accent5" w:themeShade="BF"/>
+          <w:highlight w:val="lightGray"/>
+        </w:rPr>
+        <w:t>δύο</w:t>
+      </w:r>
+      <w:r>
+        <w:rPr>
+          <w:rFonts w:ascii="Bahnschrift Light" w:hAnsi="Bahnschrift Light" w:cs="Vani"/>
+          <w:color w:val="77206D" w:themeColor="accent5" w:themeShade="BF"/>
+          <w:highlight w:val="lightGray"/>
+        </w:rPr>
+        <w:t xml:space="preserve"> </w:t>
+      </w:r>
+      <w:r>
+        <w:rPr>
+          <w:rFonts w:ascii="Bahnschrift Light" w:hAnsi="Bahnschrift Light" w:cs="Calibri"/>
+          <w:color w:val="77206D" w:themeColor="accent5" w:themeShade="BF"/>
+          <w:highlight w:val="lightGray"/>
+        </w:rPr>
+        <w:t>σελίδες</w:t>
+      </w:r>
+      <w:r>
+        <w:rPr>
+          <w:rFonts w:ascii="Bahnschrift Light" w:hAnsi="Bahnschrift Light" w:cs="Vani"/>
+          <w:color w:val="77206D" w:themeColor="accent5" w:themeShade="BF"/>
+          <w:highlight w:val="lightGray"/>
+        </w:rPr>
+        <w:t>.</w:t>
       </w:r>
     </w:p>
     <w:p>
@@ -22917,19 +23895,18 @@
           <w:lang w:val="en-GB"/>
         </w:rPr>
       </w:pPr>
-      <w:proofErr w:type="spellStart"/>
-      <w:r>
-        <w:rPr>
-          <w:rFonts w:ascii="Bahnschrift Light" w:hAnsi="Bahnschrift Light" w:cs="Calibri"/>
+      <w:r>
+        <w:rPr>
+          <w:rFonts w:ascii="Bahnschrift Light" w:hAnsi="Bahnschrift Light" w:cs="Vani"/>
           <w:b/>
           <w:bCs/>
           <w:color w:val="77206D" w:themeColor="accent5" w:themeShade="BF"/>
           <w:highlight w:val="lightGray"/>
           <w:lang w:val="en-GB"/>
         </w:rPr>
-        <w:t>Λειτουργικότητ</w:t>
-      </w:r>
-      <w:proofErr w:type="spellEnd"/>
+        <w:t xml:space="preserve">Screenshots &amp; </w:t>
+      </w:r>
+      <w:proofErr w:type="spellStart"/>
       <w:r>
         <w:rPr>
           <w:rFonts w:ascii="Bahnschrift Light" w:hAnsi="Bahnschrift Light" w:cs="Calibri"/>
@@ -22939,7 +23916,19 @@
           <w:highlight w:val="lightGray"/>
           <w:lang w:val="en-GB"/>
         </w:rPr>
-        <w:t>α</w:t>
+        <w:t>Δι</w:t>
+      </w:r>
+      <w:proofErr w:type="spellEnd"/>
+      <w:r>
+        <w:rPr>
+          <w:rFonts w:ascii="Bahnschrift Light" w:hAnsi="Bahnschrift Light" w:cs="Calibri"/>
+          <w:b/>
+          <w:bCs/>
+          <w:color w:val="77206D" w:themeColor="accent5" w:themeShade="BF"/>
+          <w:highlight w:val="lightGray"/>
+          <w:lang w:val="en-GB"/>
+        </w:rPr>
+        <w:t>αγράμματα</w:t>
       </w:r>
     </w:p>
     <w:p>
@@ -22961,645 +23950,6 @@
           <w:color w:val="77206D" w:themeColor="accent5" w:themeShade="BF"/>
           <w:highlight w:val="lightGray"/>
         </w:rPr>
-        <w:t>Περιγραφή</w:t>
-      </w:r>
-      <w:r>
-        <w:rPr>
-          <w:rFonts w:ascii="Bahnschrift Light" w:hAnsi="Bahnschrift Light" w:cs="Vani"/>
-          <w:color w:val="77206D" w:themeColor="accent5" w:themeShade="BF"/>
-          <w:highlight w:val="lightGray"/>
-        </w:rPr>
-        <w:t xml:space="preserve"> </w:t>
-      </w:r>
-      <w:proofErr w:type="spellStart"/>
-      <w:r>
-        <w:rPr>
-          <w:rFonts w:ascii="Bahnschrift Light" w:hAnsi="Bahnschrift Light" w:cs="Calibri"/>
-          <w:color w:val="77206D" w:themeColor="accent5" w:themeShade="BF"/>
-          <w:highlight w:val="lightGray"/>
-        </w:rPr>
-        <w:t>διαδραστικών</w:t>
-      </w:r>
-      <w:proofErr w:type="spellEnd"/>
-      <w:r>
-        <w:rPr>
-          <w:rFonts w:ascii="Bahnschrift Light" w:hAnsi="Bahnschrift Light" w:cs="Vani"/>
-          <w:color w:val="77206D" w:themeColor="accent5" w:themeShade="BF"/>
-          <w:highlight w:val="lightGray"/>
-        </w:rPr>
-        <w:t xml:space="preserve"> </w:t>
-      </w:r>
-      <w:r>
-        <w:rPr>
-          <w:rFonts w:ascii="Bahnschrift Light" w:hAnsi="Bahnschrift Light" w:cs="Calibri"/>
-          <w:color w:val="77206D" w:themeColor="accent5" w:themeShade="BF"/>
-          <w:highlight w:val="lightGray"/>
-        </w:rPr>
-        <w:t>στοιχείων</w:t>
-      </w:r>
-      <w:r>
-        <w:rPr>
-          <w:rFonts w:ascii="Bahnschrift Light" w:hAnsi="Bahnschrift Light" w:cs="Vani"/>
-          <w:color w:val="77206D" w:themeColor="accent5" w:themeShade="BF"/>
-          <w:highlight w:val="lightGray"/>
-        </w:rPr>
-        <w:t xml:space="preserve"> (</w:t>
-      </w:r>
-      <w:r>
-        <w:rPr>
-          <w:rFonts w:ascii="Bahnschrift Light" w:hAnsi="Bahnschrift Light" w:cs="Calibri"/>
-          <w:color w:val="77206D" w:themeColor="accent5" w:themeShade="BF"/>
-          <w:highlight w:val="lightGray"/>
-        </w:rPr>
-        <w:t>φόρμες</w:t>
-      </w:r>
-      <w:r>
-        <w:rPr>
-          <w:rFonts w:ascii="Bahnschrift Light" w:hAnsi="Bahnschrift Light" w:cs="Vani"/>
-          <w:color w:val="77206D" w:themeColor="accent5" w:themeShade="BF"/>
-          <w:highlight w:val="lightGray"/>
-        </w:rPr>
-        <w:t xml:space="preserve">, </w:t>
-      </w:r>
-      <w:r>
-        <w:rPr>
-          <w:rFonts w:ascii="Bahnschrift Light" w:hAnsi="Bahnschrift Light" w:cs="Calibri"/>
-          <w:color w:val="77206D" w:themeColor="accent5" w:themeShade="BF"/>
-          <w:highlight w:val="lightGray"/>
-        </w:rPr>
-        <w:t>μενού</w:t>
-      </w:r>
-      <w:r>
-        <w:rPr>
-          <w:rFonts w:ascii="Bahnschrift Light" w:hAnsi="Bahnschrift Light" w:cs="Vani"/>
-          <w:color w:val="77206D" w:themeColor="accent5" w:themeShade="BF"/>
-          <w:highlight w:val="lightGray"/>
-        </w:rPr>
-        <w:t xml:space="preserve">, </w:t>
-      </w:r>
-      <w:proofErr w:type="spellStart"/>
-      <w:r>
-        <w:rPr>
-          <w:rFonts w:ascii="Bahnschrift Light" w:hAnsi="Bahnschrift Light" w:cs="Calibri"/>
-          <w:color w:val="77206D" w:themeColor="accent5" w:themeShade="BF"/>
-          <w:highlight w:val="lightGray"/>
-        </w:rPr>
-        <w:t>καρουζέλ</w:t>
-      </w:r>
-      <w:proofErr w:type="spellEnd"/>
-      <w:r>
-        <w:rPr>
-          <w:rFonts w:ascii="Bahnschrift Light" w:hAnsi="Bahnschrift Light" w:cs="Vani"/>
-          <w:color w:val="77206D" w:themeColor="accent5" w:themeShade="BF"/>
-          <w:highlight w:val="lightGray"/>
-        </w:rPr>
-        <w:t xml:space="preserve">, </w:t>
-      </w:r>
-      <w:r>
-        <w:rPr>
-          <w:rFonts w:ascii="Bahnschrift Light" w:hAnsi="Bahnschrift Light" w:cs="Calibri"/>
-          <w:color w:val="77206D" w:themeColor="accent5" w:themeShade="BF"/>
-          <w:highlight w:val="lightGray"/>
-        </w:rPr>
-        <w:t>κουμπιά</w:t>
-      </w:r>
-      <w:r>
-        <w:rPr>
-          <w:rFonts w:ascii="Bahnschrift Light" w:hAnsi="Bahnschrift Light" w:cs="Vani"/>
-          <w:color w:val="77206D" w:themeColor="accent5" w:themeShade="BF"/>
-          <w:highlight w:val="lightGray"/>
-        </w:rPr>
-        <w:t xml:space="preserve"> </w:t>
-      </w:r>
-      <w:r>
-        <w:rPr>
-          <w:rFonts w:ascii="Bahnschrift Light" w:hAnsi="Bahnschrift Light" w:cs="Calibri"/>
-          <w:color w:val="77206D" w:themeColor="accent5" w:themeShade="BF"/>
-          <w:highlight w:val="lightGray"/>
-        </w:rPr>
-        <w:t>κ</w:t>
-      </w:r>
-      <w:r>
-        <w:rPr>
-          <w:rFonts w:ascii="Bahnschrift Light" w:hAnsi="Bahnschrift Light" w:cs="Vani"/>
-          <w:color w:val="77206D" w:themeColor="accent5" w:themeShade="BF"/>
-          <w:highlight w:val="lightGray"/>
-        </w:rPr>
-        <w:t>.</w:t>
-      </w:r>
-      <w:r>
-        <w:rPr>
-          <w:rFonts w:ascii="Bahnschrift Light" w:hAnsi="Bahnschrift Light" w:cs="Calibri"/>
-          <w:color w:val="77206D" w:themeColor="accent5" w:themeShade="BF"/>
-          <w:highlight w:val="lightGray"/>
-        </w:rPr>
-        <w:t>λπ</w:t>
-      </w:r>
-      <w:r>
-        <w:rPr>
-          <w:rFonts w:ascii="Bahnschrift Light" w:hAnsi="Bahnschrift Light" w:cs="Vani"/>
-          <w:color w:val="77206D" w:themeColor="accent5" w:themeShade="BF"/>
-          <w:highlight w:val="lightGray"/>
-        </w:rPr>
-        <w:t>.).</w:t>
-      </w:r>
-    </w:p>
-    <w:p>
-      <w:pPr>
-        <w:numPr>
-          <w:ilvl w:val="1"/>
-          <w:numId w:val="21"/>
-        </w:numPr>
-        <w:jc w:val="both"/>
-        <w:rPr>
-          <w:rFonts w:ascii="Bahnschrift Light" w:hAnsi="Bahnschrift Light" w:cs="Vani"/>
-          <w:color w:val="77206D" w:themeColor="accent5" w:themeShade="BF"/>
-          <w:highlight w:val="lightGray"/>
-          <w:lang w:val="en-GB"/>
-        </w:rPr>
-      </w:pPr>
-      <w:proofErr w:type="spellStart"/>
-      <w:r>
-        <w:rPr>
-          <w:rFonts w:ascii="Bahnschrift Light" w:hAnsi="Bahnschrift Light" w:cs="Calibri"/>
-          <w:color w:val="77206D" w:themeColor="accent5" w:themeShade="BF"/>
-          <w:highlight w:val="lightGray"/>
-          <w:lang w:val="en-GB"/>
-        </w:rPr>
-        <w:t>Τεχνικές</w:t>
-      </w:r>
-      <w:proofErr w:type="spellEnd"/>
-      <w:r>
-        <w:rPr>
-          <w:rFonts w:ascii="Bahnschrift Light" w:hAnsi="Bahnschrift Light" w:cs="Vani"/>
-          <w:color w:val="77206D" w:themeColor="accent5" w:themeShade="BF"/>
-          <w:highlight w:val="lightGray"/>
-          <w:lang w:val="en-GB"/>
-        </w:rPr>
-        <w:t xml:space="preserve"> </w:t>
-      </w:r>
-      <w:proofErr w:type="spellStart"/>
-      <w:r>
-        <w:rPr>
-          <w:rFonts w:ascii="Bahnschrift Light" w:hAnsi="Bahnschrift Light" w:cs="Calibri"/>
-          <w:color w:val="77206D" w:themeColor="accent5" w:themeShade="BF"/>
-          <w:highlight w:val="lightGray"/>
-          <w:lang w:val="en-GB"/>
-        </w:rPr>
-        <w:t>λε</w:t>
-      </w:r>
-      <w:proofErr w:type="spellEnd"/>
-      <w:r>
-        <w:rPr>
-          <w:rFonts w:ascii="Bahnschrift Light" w:hAnsi="Bahnschrift Light" w:cs="Calibri"/>
-          <w:color w:val="77206D" w:themeColor="accent5" w:themeShade="BF"/>
-          <w:highlight w:val="lightGray"/>
-          <w:lang w:val="en-GB"/>
-        </w:rPr>
-        <w:t>πτομέρειες</w:t>
-      </w:r>
-      <w:r>
-        <w:rPr>
-          <w:rFonts w:ascii="Bahnschrift Light" w:hAnsi="Bahnschrift Light" w:cs="Vani"/>
-          <w:color w:val="77206D" w:themeColor="accent5" w:themeShade="BF"/>
-          <w:highlight w:val="lightGray"/>
-          <w:lang w:val="en-GB"/>
-        </w:rPr>
-        <w:t xml:space="preserve"> (responsive design, accessibility features).</w:t>
-      </w:r>
-    </w:p>
-    <w:p>
-      <w:pPr>
-        <w:numPr>
-          <w:ilvl w:val="0"/>
-          <w:numId w:val="21"/>
-        </w:numPr>
-        <w:jc w:val="both"/>
-        <w:rPr>
-          <w:rFonts w:ascii="Bahnschrift Light" w:hAnsi="Bahnschrift Light" w:cs="Vani"/>
-          <w:color w:val="77206D" w:themeColor="accent5" w:themeShade="BF"/>
-          <w:highlight w:val="lightGray"/>
-          <w:lang w:val="en-GB"/>
-        </w:rPr>
-      </w:pPr>
-      <w:proofErr w:type="spellStart"/>
-      <w:r>
-        <w:rPr>
-          <w:rFonts w:ascii="Bahnschrift Light" w:hAnsi="Bahnschrift Light" w:cs="Calibri"/>
-          <w:b/>
-          <w:bCs/>
-          <w:color w:val="77206D" w:themeColor="accent5" w:themeShade="BF"/>
-          <w:highlight w:val="lightGray"/>
-          <w:lang w:val="en-GB"/>
-        </w:rPr>
-        <w:t>Στόχος</w:t>
-      </w:r>
-      <w:proofErr w:type="spellEnd"/>
-      <w:r>
-        <w:rPr>
-          <w:rFonts w:ascii="Bahnschrift Light" w:hAnsi="Bahnschrift Light" w:cs="Vani"/>
-          <w:b/>
-          <w:bCs/>
-          <w:color w:val="77206D" w:themeColor="accent5" w:themeShade="BF"/>
-          <w:highlight w:val="lightGray"/>
-          <w:lang w:val="en-GB"/>
-        </w:rPr>
-        <w:t xml:space="preserve"> </w:t>
-      </w:r>
-      <w:proofErr w:type="spellStart"/>
-      <w:r>
-        <w:rPr>
-          <w:rFonts w:ascii="Bahnschrift Light" w:hAnsi="Bahnschrift Light" w:cs="Calibri"/>
-          <w:b/>
-          <w:bCs/>
-          <w:color w:val="77206D" w:themeColor="accent5" w:themeShade="BF"/>
-          <w:highlight w:val="lightGray"/>
-          <w:lang w:val="en-GB"/>
-        </w:rPr>
-        <w:t>Σχεδί</w:t>
-      </w:r>
-      <w:proofErr w:type="spellEnd"/>
-      <w:r>
-        <w:rPr>
-          <w:rFonts w:ascii="Bahnschrift Light" w:hAnsi="Bahnschrift Light" w:cs="Calibri"/>
-          <w:b/>
-          <w:bCs/>
-          <w:color w:val="77206D" w:themeColor="accent5" w:themeShade="BF"/>
-          <w:highlight w:val="lightGray"/>
-          <w:lang w:val="en-GB"/>
-        </w:rPr>
-        <w:t>ασης</w:t>
-      </w:r>
-    </w:p>
-    <w:p>
-      <w:pPr>
-        <w:numPr>
-          <w:ilvl w:val="1"/>
-          <w:numId w:val="21"/>
-        </w:numPr>
-        <w:jc w:val="both"/>
-        <w:rPr>
-          <w:rFonts w:ascii="Bahnschrift Light" w:hAnsi="Bahnschrift Light" w:cs="Vani"/>
-          <w:color w:val="77206D" w:themeColor="accent5" w:themeShade="BF"/>
-          <w:highlight w:val="lightGray"/>
-        </w:rPr>
-      </w:pPr>
-      <w:r>
-        <w:rPr>
-          <w:rFonts w:ascii="Bahnschrift Light" w:hAnsi="Bahnschrift Light" w:cs="Calibri"/>
-          <w:color w:val="77206D" w:themeColor="accent5" w:themeShade="BF"/>
-          <w:highlight w:val="lightGray"/>
-        </w:rPr>
-        <w:t>Τι</w:t>
-      </w:r>
-      <w:r>
-        <w:rPr>
-          <w:rFonts w:ascii="Bahnschrift Light" w:hAnsi="Bahnschrift Light" w:cs="Vani"/>
-          <w:color w:val="77206D" w:themeColor="accent5" w:themeShade="BF"/>
-          <w:highlight w:val="lightGray"/>
-        </w:rPr>
-        <w:t xml:space="preserve"> </w:t>
-      </w:r>
-      <w:r>
-        <w:rPr>
-          <w:rFonts w:ascii="Bahnschrift Light" w:hAnsi="Bahnschrift Light" w:cs="Calibri"/>
-          <w:color w:val="77206D" w:themeColor="accent5" w:themeShade="BF"/>
-          <w:highlight w:val="lightGray"/>
-        </w:rPr>
-        <w:t>ήθελες</w:t>
-      </w:r>
-      <w:r>
-        <w:rPr>
-          <w:rFonts w:ascii="Bahnschrift Light" w:hAnsi="Bahnschrift Light" w:cs="Vani"/>
-          <w:color w:val="77206D" w:themeColor="accent5" w:themeShade="BF"/>
-          <w:highlight w:val="lightGray"/>
-        </w:rPr>
-        <w:t xml:space="preserve"> </w:t>
-      </w:r>
-      <w:r>
-        <w:rPr>
-          <w:rFonts w:ascii="Bahnschrift Light" w:hAnsi="Bahnschrift Light" w:cs="Calibri"/>
-          <w:color w:val="77206D" w:themeColor="accent5" w:themeShade="BF"/>
-          <w:highlight w:val="lightGray"/>
-        </w:rPr>
-        <w:t>να</w:t>
-      </w:r>
-      <w:r>
-        <w:rPr>
-          <w:rFonts w:ascii="Bahnschrift Light" w:hAnsi="Bahnschrift Light" w:cs="Vani"/>
-          <w:color w:val="77206D" w:themeColor="accent5" w:themeShade="BF"/>
-          <w:highlight w:val="lightGray"/>
-        </w:rPr>
-        <w:t xml:space="preserve"> </w:t>
-      </w:r>
-      <w:r>
-        <w:rPr>
-          <w:rFonts w:ascii="Bahnschrift Light" w:hAnsi="Bahnschrift Light" w:cs="Calibri"/>
-          <w:color w:val="77206D" w:themeColor="accent5" w:themeShade="BF"/>
-          <w:highlight w:val="lightGray"/>
-        </w:rPr>
-        <w:t>πετύχεις</w:t>
-      </w:r>
-      <w:r>
-        <w:rPr>
-          <w:rFonts w:ascii="Bahnschrift Light" w:hAnsi="Bahnschrift Light" w:cs="Vani"/>
-          <w:color w:val="77206D" w:themeColor="accent5" w:themeShade="BF"/>
-          <w:highlight w:val="lightGray"/>
-        </w:rPr>
-        <w:t xml:space="preserve"> (</w:t>
-      </w:r>
-      <w:r>
-        <w:rPr>
-          <w:rFonts w:ascii="Bahnschrift Light" w:hAnsi="Bahnschrift Light" w:cs="Calibri"/>
-          <w:color w:val="77206D" w:themeColor="accent5" w:themeShade="BF"/>
-          <w:highlight w:val="lightGray"/>
-        </w:rPr>
-        <w:t>π</w:t>
-      </w:r>
-      <w:r>
-        <w:rPr>
-          <w:rFonts w:ascii="Bahnschrift Light" w:hAnsi="Bahnschrift Light" w:cs="Vani"/>
-          <w:color w:val="77206D" w:themeColor="accent5" w:themeShade="BF"/>
-          <w:highlight w:val="lightGray"/>
-        </w:rPr>
-        <w:t>.</w:t>
-      </w:r>
-      <w:r>
-        <w:rPr>
-          <w:rFonts w:ascii="Bahnschrift Light" w:hAnsi="Bahnschrift Light" w:cs="Calibri"/>
-          <w:color w:val="77206D" w:themeColor="accent5" w:themeShade="BF"/>
-          <w:highlight w:val="lightGray"/>
-        </w:rPr>
-        <w:t>χ</w:t>
-      </w:r>
-      <w:r>
-        <w:rPr>
-          <w:rFonts w:ascii="Bahnschrift Light" w:hAnsi="Bahnschrift Light" w:cs="Vani"/>
-          <w:color w:val="77206D" w:themeColor="accent5" w:themeShade="BF"/>
-          <w:highlight w:val="lightGray"/>
-        </w:rPr>
-        <w:t xml:space="preserve">., </w:t>
-      </w:r>
-      <w:r>
-        <w:rPr>
-          <w:rFonts w:ascii="Bahnschrift Light" w:hAnsi="Bahnschrift Light" w:cs="Calibri"/>
-          <w:color w:val="77206D" w:themeColor="accent5" w:themeShade="BF"/>
-          <w:highlight w:val="lightGray"/>
-        </w:rPr>
-        <w:t>απλότητα</w:t>
-      </w:r>
-      <w:r>
-        <w:rPr>
-          <w:rFonts w:ascii="Bahnschrift Light" w:hAnsi="Bahnschrift Light" w:cs="Vani"/>
-          <w:color w:val="77206D" w:themeColor="accent5" w:themeShade="BF"/>
-          <w:highlight w:val="lightGray"/>
-        </w:rPr>
-        <w:t xml:space="preserve">, </w:t>
-      </w:r>
-      <w:r>
-        <w:rPr>
-          <w:rFonts w:ascii="Bahnschrift Light" w:hAnsi="Bahnschrift Light" w:cs="Calibri"/>
-          <w:color w:val="77206D" w:themeColor="accent5" w:themeShade="BF"/>
-          <w:highlight w:val="lightGray"/>
-        </w:rPr>
-        <w:t>μινιμαλιστικό</w:t>
-      </w:r>
-      <w:r>
-        <w:rPr>
-          <w:rFonts w:ascii="Bahnschrift Light" w:hAnsi="Bahnschrift Light" w:cs="Vani"/>
-          <w:color w:val="77206D" w:themeColor="accent5" w:themeShade="BF"/>
-          <w:highlight w:val="lightGray"/>
-        </w:rPr>
-        <w:t xml:space="preserve"> </w:t>
-      </w:r>
-      <w:r>
-        <w:rPr>
-          <w:rFonts w:ascii="Bahnschrift Light" w:hAnsi="Bahnschrift Light" w:cs="Calibri"/>
-          <w:color w:val="77206D" w:themeColor="accent5" w:themeShade="BF"/>
-          <w:highlight w:val="lightGray"/>
-        </w:rPr>
-        <w:t>στυλ</w:t>
-      </w:r>
-      <w:r>
-        <w:rPr>
-          <w:rFonts w:ascii="Bahnschrift Light" w:hAnsi="Bahnschrift Light" w:cs="Vani"/>
-          <w:color w:val="77206D" w:themeColor="accent5" w:themeShade="BF"/>
-          <w:highlight w:val="lightGray"/>
-        </w:rPr>
-        <w:t xml:space="preserve">, </w:t>
-      </w:r>
-      <w:r>
-        <w:rPr>
-          <w:rFonts w:ascii="Bahnschrift Light" w:hAnsi="Bahnschrift Light" w:cs="Calibri"/>
-          <w:color w:val="77206D" w:themeColor="accent5" w:themeShade="BF"/>
-          <w:highlight w:val="lightGray"/>
-        </w:rPr>
-        <w:t>πληροφόρηση</w:t>
-      </w:r>
-      <w:r>
-        <w:rPr>
-          <w:rFonts w:ascii="Bahnschrift Light" w:hAnsi="Bahnschrift Light" w:cs="Vani"/>
-          <w:color w:val="77206D" w:themeColor="accent5" w:themeShade="BF"/>
-          <w:highlight w:val="lightGray"/>
-        </w:rPr>
-        <w:t>).</w:t>
-      </w:r>
-    </w:p>
-    <w:p>
-      <w:pPr>
-        <w:numPr>
-          <w:ilvl w:val="1"/>
-          <w:numId w:val="21"/>
-        </w:numPr>
-        <w:jc w:val="both"/>
-        <w:rPr>
-          <w:rFonts w:ascii="Bahnschrift Light" w:hAnsi="Bahnschrift Light" w:cs="Vani"/>
-          <w:color w:val="77206D" w:themeColor="accent5" w:themeShade="BF"/>
-          <w:highlight w:val="lightGray"/>
-        </w:rPr>
-      </w:pPr>
-      <w:r>
-        <w:rPr>
-          <w:rFonts w:ascii="Bahnschrift Light" w:hAnsi="Bahnschrift Light" w:cs="Calibri"/>
-          <w:color w:val="77206D" w:themeColor="accent5" w:themeShade="BF"/>
-          <w:highlight w:val="lightGray"/>
-        </w:rPr>
-        <w:t>Πώς</w:t>
-      </w:r>
-      <w:r>
-        <w:rPr>
-          <w:rFonts w:ascii="Bahnschrift Light" w:hAnsi="Bahnschrift Light" w:cs="Vani"/>
-          <w:color w:val="77206D" w:themeColor="accent5" w:themeShade="BF"/>
-          <w:highlight w:val="lightGray"/>
-        </w:rPr>
-        <w:t xml:space="preserve"> </w:t>
-      </w:r>
-      <w:r>
-        <w:rPr>
-          <w:rFonts w:ascii="Bahnschrift Light" w:hAnsi="Bahnschrift Light" w:cs="Calibri"/>
-          <w:color w:val="77206D" w:themeColor="accent5" w:themeShade="BF"/>
-          <w:highlight w:val="lightGray"/>
-        </w:rPr>
-        <w:t>διαφέρει</w:t>
-      </w:r>
-      <w:r>
-        <w:rPr>
-          <w:rFonts w:ascii="Bahnschrift Light" w:hAnsi="Bahnschrift Light" w:cs="Vani"/>
-          <w:color w:val="77206D" w:themeColor="accent5" w:themeShade="BF"/>
-          <w:highlight w:val="lightGray"/>
-        </w:rPr>
-        <w:t xml:space="preserve"> </w:t>
-      </w:r>
-      <w:r>
-        <w:rPr>
-          <w:rFonts w:ascii="Bahnschrift Light" w:hAnsi="Bahnschrift Light" w:cs="Calibri"/>
-          <w:color w:val="77206D" w:themeColor="accent5" w:themeShade="BF"/>
-          <w:highlight w:val="lightGray"/>
-        </w:rPr>
-        <w:t>από</w:t>
-      </w:r>
-      <w:r>
-        <w:rPr>
-          <w:rFonts w:ascii="Bahnschrift Light" w:hAnsi="Bahnschrift Light" w:cs="Vani"/>
-          <w:color w:val="77206D" w:themeColor="accent5" w:themeShade="BF"/>
-          <w:highlight w:val="lightGray"/>
-        </w:rPr>
-        <w:t xml:space="preserve"> </w:t>
-      </w:r>
-      <w:r>
-        <w:rPr>
-          <w:rFonts w:ascii="Bahnschrift Light" w:hAnsi="Bahnschrift Light" w:cs="Calibri"/>
-          <w:color w:val="77206D" w:themeColor="accent5" w:themeShade="BF"/>
-          <w:highlight w:val="lightGray"/>
-        </w:rPr>
-        <w:t>τις</w:t>
-      </w:r>
-      <w:r>
-        <w:rPr>
-          <w:rFonts w:ascii="Bahnschrift Light" w:hAnsi="Bahnschrift Light" w:cs="Vani"/>
-          <w:color w:val="77206D" w:themeColor="accent5" w:themeShade="BF"/>
-          <w:highlight w:val="lightGray"/>
-        </w:rPr>
-        <w:t xml:space="preserve"> </w:t>
-      </w:r>
-      <w:r>
-        <w:rPr>
-          <w:rFonts w:ascii="Bahnschrift Light" w:hAnsi="Bahnschrift Light" w:cs="Calibri"/>
-          <w:color w:val="77206D" w:themeColor="accent5" w:themeShade="BF"/>
-          <w:highlight w:val="lightGray"/>
-        </w:rPr>
-        <w:t>άλλες</w:t>
-      </w:r>
-      <w:r>
-        <w:rPr>
-          <w:rFonts w:ascii="Bahnschrift Light" w:hAnsi="Bahnschrift Light" w:cs="Vani"/>
-          <w:color w:val="77206D" w:themeColor="accent5" w:themeShade="BF"/>
-          <w:highlight w:val="lightGray"/>
-        </w:rPr>
-        <w:t xml:space="preserve"> </w:t>
-      </w:r>
-      <w:r>
-        <w:rPr>
-          <w:rFonts w:ascii="Bahnschrift Light" w:hAnsi="Bahnschrift Light" w:cs="Calibri"/>
-          <w:color w:val="77206D" w:themeColor="accent5" w:themeShade="BF"/>
-          <w:highlight w:val="lightGray"/>
-        </w:rPr>
-        <w:t>δύο</w:t>
-      </w:r>
-      <w:r>
-        <w:rPr>
-          <w:rFonts w:ascii="Bahnschrift Light" w:hAnsi="Bahnschrift Light" w:cs="Vani"/>
-          <w:color w:val="77206D" w:themeColor="accent5" w:themeShade="BF"/>
-          <w:highlight w:val="lightGray"/>
-        </w:rPr>
-        <w:t xml:space="preserve"> </w:t>
-      </w:r>
-      <w:r>
-        <w:rPr>
-          <w:rFonts w:ascii="Bahnschrift Light" w:hAnsi="Bahnschrift Light" w:cs="Calibri"/>
-          <w:color w:val="77206D" w:themeColor="accent5" w:themeShade="BF"/>
-          <w:highlight w:val="lightGray"/>
-        </w:rPr>
-        <w:t>σελίδες</w:t>
-      </w:r>
-      <w:r>
-        <w:rPr>
-          <w:rFonts w:ascii="Bahnschrift Light" w:hAnsi="Bahnschrift Light" w:cs="Vani"/>
-          <w:color w:val="77206D" w:themeColor="accent5" w:themeShade="BF"/>
-          <w:highlight w:val="lightGray"/>
-        </w:rPr>
-        <w:t>.</w:t>
-      </w:r>
-    </w:p>
-    <w:p>
-      <w:pPr>
-        <w:numPr>
-          <w:ilvl w:val="0"/>
-          <w:numId w:val="21"/>
-        </w:numPr>
-        <w:jc w:val="both"/>
-        <w:rPr>
-          <w:rFonts w:ascii="Bahnschrift Light" w:hAnsi="Bahnschrift Light" w:cs="Vani"/>
-          <w:color w:val="77206D" w:themeColor="accent5" w:themeShade="BF"/>
-          <w:highlight w:val="lightGray"/>
-          <w:lang w:val="en-GB"/>
-        </w:rPr>
-      </w:pPr>
-      <w:r>
-        <w:rPr>
-          <w:rFonts w:ascii="Bahnschrift Light" w:hAnsi="Bahnschrift Light" w:cs="Vani"/>
-          <w:b/>
-          <w:bCs/>
-          <w:color w:val="77206D" w:themeColor="accent5" w:themeShade="BF"/>
-          <w:highlight w:val="lightGray"/>
-          <w:lang w:val="en-GB"/>
-        </w:rPr>
-        <w:t xml:space="preserve">Screenshots &amp; </w:t>
-      </w:r>
-      <w:proofErr w:type="spellStart"/>
-      <w:r>
-        <w:rPr>
-          <w:rFonts w:ascii="Bahnschrift Light" w:hAnsi="Bahnschrift Light" w:cs="Calibri"/>
-          <w:b/>
-          <w:bCs/>
-          <w:color w:val="77206D" w:themeColor="accent5" w:themeShade="BF"/>
-          <w:highlight w:val="lightGray"/>
-          <w:lang w:val="en-GB"/>
-        </w:rPr>
-        <w:t>Δι</w:t>
-      </w:r>
-      <w:proofErr w:type="spellEnd"/>
-      <w:r>
-        <w:rPr>
-          <w:rFonts w:ascii="Bahnschrift Light" w:hAnsi="Bahnschrift Light" w:cs="Calibri"/>
-          <w:b/>
-          <w:bCs/>
-          <w:color w:val="77206D" w:themeColor="accent5" w:themeShade="BF"/>
-          <w:highlight w:val="lightGray"/>
-          <w:lang w:val="en-GB"/>
-        </w:rPr>
-        <w:t>αγράμματα</w:t>
-      </w:r>
-    </w:p>
-    <w:p>
-      <w:pPr>
-        <w:numPr>
-          <w:ilvl w:val="1"/>
-          <w:numId w:val="21"/>
-        </w:numPr>
-        <w:jc w:val="both"/>
-        <w:rPr>
-          <w:rFonts w:ascii="Bahnschrift Light" w:hAnsi="Bahnschrift Light" w:cs="Vani"/>
-          <w:color w:val="77206D" w:themeColor="accent5" w:themeShade="BF"/>
-          <w:highlight w:val="lightGray"/>
-        </w:rPr>
-      </w:pPr>
-      <w:r>
-        <w:rPr>
-          <w:rFonts w:ascii="Bahnschrift Light" w:hAnsi="Bahnschrift Light" w:cs="Calibri"/>
-          <w:color w:val="77206D" w:themeColor="accent5" w:themeShade="BF"/>
-          <w:highlight w:val="lightGray"/>
-        </w:rPr>
         <w:t>Προσθήκη</w:t>
       </w:r>
       <w:r>
@@ -23839,6 +24189,7 @@
           <w:highlight w:val="lightGray"/>
           <w:lang w:val="en-GB"/>
         </w:rPr>
+        <w:lastRenderedPageBreak/>
         <w:t xml:space="preserve">4.1.1 </w:t>
       </w:r>
       <w:proofErr w:type="spellStart"/>
@@ -33703,10 +34054,10 @@
       </w:r>
     </w:p>
     <w:sectPr>
-      <w:headerReference w:type="default" r:id="rId12"/>
-      <w:footerReference w:type="default" r:id="rId13"/>
-      <w:headerReference w:type="first" r:id="rId14"/>
-      <w:footerReference w:type="first" r:id="rId15"/>
+      <w:headerReference w:type="default" r:id="rId13"/>
+      <w:footerReference w:type="default" r:id="rId14"/>
+      <w:headerReference w:type="first" r:id="rId15"/>
+      <w:footerReference w:type="first" r:id="rId16"/>
       <w:pgSz w:w="12240" w:h="15840"/>
       <w:pgMar w:top="1440" w:right="1644" w:bottom="1440" w:left="1644" w:header="720" w:footer="720" w:gutter="0"/>
       <w:cols w:space="720"/>

--- a/Documentation/Documentation.docx
+++ b/Documentation/Documentation.docx
@@ -1205,7 +1205,7 @@
           <w:rFonts w:ascii="Bahnschrift Light" w:hAnsi="Bahnschrift Light" w:cs="Vani"/>
         </w:rPr>
       </w:pPr>
-      <w:bookmarkStart w:id="0" w:name="_Toc221961252"/>
+      <w:bookmarkStart w:id="0" w:name="_Toc222042348"/>
       <w:r>
         <w:rPr>
           <w:rFonts w:ascii="Bahnschrift Light" w:hAnsi="Bahnschrift Light" w:cs="Calibri"/>
@@ -2776,7 +2776,7 @@
           <w:rFonts w:ascii="Bahnschrift Light" w:hAnsi="Bahnschrift Light" w:cs="Vani"/>
         </w:rPr>
       </w:pPr>
-      <w:bookmarkStart w:id="1" w:name="_Toc221961253"/>
+      <w:bookmarkStart w:id="1" w:name="_Toc222042349"/>
       <w:r>
         <w:rPr>
           <w:rFonts w:ascii="Bahnschrift Light" w:hAnsi="Bahnschrift Light" w:cs="Calibri"/>
@@ -3258,7 +3258,7 @@
           <w:rFonts w:ascii="Bahnschrift Light" w:hAnsi="Bahnschrift Light" w:cs="Vani"/>
         </w:rPr>
       </w:pPr>
-      <w:bookmarkStart w:id="2" w:name="_Toc221961254"/>
+      <w:bookmarkStart w:id="2" w:name="_Toc222042350"/>
       <w:r>
         <w:rPr>
           <w:rFonts w:ascii="Bahnschrift Light" w:hAnsi="Bahnschrift Light" w:cs="Calibri"/>
@@ -3291,7 +3291,6 @@
         <w:tabs>
           <w:tab w:val="right" w:leader="dot" w:pos="8942"/>
         </w:tabs>
-        <w:jc w:val="both"/>
         <w:rPr>
           <w:rFonts w:eastAsiaTheme="minorEastAsia" w:cstheme="minorBidi"/>
           <w:smallCaps w:val="0"/>
@@ -3330,7 +3329,7 @@
         </w:rPr>
         <w:fldChar w:fldCharType="separate"/>
       </w:r>
-      <w:hyperlink w:anchor="_Toc221961252" w:history="1">
+      <w:hyperlink w:anchor="_Toc222042348" w:history="1">
         <w:r>
           <w:rPr>
             <w:rStyle w:val="Hyperlink"/>
@@ -3374,7 +3373,7 @@
             <w:noProof/>
             <w:webHidden/>
           </w:rPr>
-          <w:instrText xml:space="preserve"> PAGEREF _Toc221961252 \h </w:instrText>
+          <w:instrText xml:space="preserve"> PAGEREF _Toc222042348 \h </w:instrText>
         </w:r>
         <w:r>
           <w:rPr>
@@ -3411,7 +3410,6 @@
         <w:tabs>
           <w:tab w:val="right" w:leader="dot" w:pos="8942"/>
         </w:tabs>
-        <w:jc w:val="both"/>
         <w:rPr>
           <w:rFonts w:eastAsiaTheme="minorEastAsia" w:cstheme="minorBidi"/>
           <w:smallCaps w:val="0"/>
@@ -3423,7 +3421,7 @@
           <w14:ligatures w14:val="standardContextual"/>
         </w:rPr>
       </w:pPr>
-      <w:hyperlink w:anchor="_Toc221961253" w:history="1">
+      <w:hyperlink w:anchor="_Toc222042349" w:history="1">
         <w:r>
           <w:rPr>
             <w:rStyle w:val="Hyperlink"/>
@@ -3451,7 +3449,7 @@
             <w:noProof/>
             <w:webHidden/>
           </w:rPr>
-          <w:instrText xml:space="preserve"> PAGEREF _Toc221961253 \h </w:instrText>
+          <w:instrText xml:space="preserve"> PAGEREF _Toc222042349 \h </w:instrText>
         </w:r>
         <w:r>
           <w:rPr>
@@ -3488,7 +3486,6 @@
         <w:tabs>
           <w:tab w:val="right" w:leader="dot" w:pos="8942"/>
         </w:tabs>
-        <w:jc w:val="both"/>
         <w:rPr>
           <w:rFonts w:eastAsiaTheme="minorEastAsia" w:cstheme="minorBidi"/>
           <w:i w:val="0"/>
@@ -3501,7 +3498,7 @@
           <w14:ligatures w14:val="standardContextual"/>
         </w:rPr>
       </w:pPr>
-      <w:hyperlink w:anchor="_Toc221961254" w:history="1">
+      <w:hyperlink w:anchor="_Toc222042350" w:history="1">
         <w:r>
           <w:rPr>
             <w:rStyle w:val="Hyperlink"/>
@@ -3545,7 +3542,7 @@
             <w:noProof/>
             <w:webHidden/>
           </w:rPr>
-          <w:instrText xml:space="preserve"> PAGEREF _Toc221961254 \h </w:instrText>
+          <w:instrText xml:space="preserve"> PAGEREF _Toc222042350 \h </w:instrText>
         </w:r>
         <w:r>
           <w:rPr>
@@ -3582,7 +3579,6 @@
         <w:tabs>
           <w:tab w:val="right" w:leader="dot" w:pos="8942"/>
         </w:tabs>
-        <w:jc w:val="both"/>
         <w:rPr>
           <w:rFonts w:eastAsiaTheme="minorEastAsia" w:cstheme="minorBidi"/>
           <w:i w:val="0"/>
@@ -3595,7 +3591,7 @@
           <w14:ligatures w14:val="standardContextual"/>
         </w:rPr>
       </w:pPr>
-      <w:hyperlink w:anchor="_Toc221961255" w:history="1">
+      <w:hyperlink w:anchor="_Toc222042351" w:history="1">
         <w:r>
           <w:rPr>
             <w:rStyle w:val="Hyperlink"/>
@@ -3639,7 +3635,7 @@
             <w:noProof/>
             <w:webHidden/>
           </w:rPr>
-          <w:instrText xml:space="preserve"> PAGEREF _Toc221961255 \h </w:instrText>
+          <w:instrText xml:space="preserve"> PAGEREF _Toc222042351 \h </w:instrText>
         </w:r>
         <w:r>
           <w:rPr>
@@ -3676,7 +3672,6 @@
         <w:tabs>
           <w:tab w:val="right" w:leader="dot" w:pos="8942"/>
         </w:tabs>
-        <w:jc w:val="both"/>
         <w:rPr>
           <w:rFonts w:eastAsiaTheme="minorEastAsia" w:cstheme="minorBidi"/>
           <w:smallCaps w:val="0"/>
@@ -3688,7 +3683,7 @@
           <w14:ligatures w14:val="standardContextual"/>
         </w:rPr>
       </w:pPr>
-      <w:hyperlink w:anchor="_Toc221961256" w:history="1">
+      <w:hyperlink w:anchor="_Toc222042352" w:history="1">
         <w:r>
           <w:rPr>
             <w:rStyle w:val="Hyperlink"/>
@@ -3735,7 +3730,7 @@
             <w:noProof/>
             <w:webHidden/>
           </w:rPr>
-          <w:instrText xml:space="preserve"> PAGEREF _Toc221961256 \h </w:instrText>
+          <w:instrText xml:space="preserve"> PAGEREF _Toc222042352 \h </w:instrText>
         </w:r>
         <w:r>
           <w:rPr>
@@ -3772,7 +3767,6 @@
         <w:tabs>
           <w:tab w:val="right" w:leader="dot" w:pos="8942"/>
         </w:tabs>
-        <w:jc w:val="both"/>
         <w:rPr>
           <w:rFonts w:eastAsiaTheme="minorEastAsia" w:cstheme="minorBidi"/>
           <w:i w:val="0"/>
@@ -3785,7 +3779,7 @@
           <w14:ligatures w14:val="standardContextual"/>
         </w:rPr>
       </w:pPr>
-      <w:hyperlink w:anchor="_Toc221961257" w:history="1">
+      <w:hyperlink w:anchor="_Toc222042353" w:history="1">
         <w:r>
           <w:rPr>
             <w:rStyle w:val="Hyperlink"/>
@@ -3813,7 +3807,7 @@
             <w:noProof/>
             <w:webHidden/>
           </w:rPr>
-          <w:instrText xml:space="preserve"> PAGEREF _Toc221961257 \h </w:instrText>
+          <w:instrText xml:space="preserve"> PAGEREF _Toc222042353 \h </w:instrText>
         </w:r>
         <w:r>
           <w:rPr>
@@ -3850,7 +3844,6 @@
         <w:tabs>
           <w:tab w:val="right" w:leader="dot" w:pos="8942"/>
         </w:tabs>
-        <w:jc w:val="both"/>
         <w:rPr>
           <w:rFonts w:eastAsiaTheme="minorEastAsia" w:cstheme="minorBidi"/>
           <w:smallCaps w:val="0"/>
@@ -3862,7 +3855,7 @@
           <w14:ligatures w14:val="standardContextual"/>
         </w:rPr>
       </w:pPr>
-      <w:hyperlink w:anchor="_Toc221961258" w:history="1">
+      <w:hyperlink w:anchor="_Toc222042354" w:history="1">
         <w:r>
           <w:rPr>
             <w:rStyle w:val="Hyperlink"/>
@@ -3909,7 +3902,7 @@
             <w:noProof/>
             <w:webHidden/>
           </w:rPr>
-          <w:instrText xml:space="preserve"> PAGEREF _Toc221961258 \h </w:instrText>
+          <w:instrText xml:space="preserve"> PAGEREF _Toc222042354 \h </w:instrText>
         </w:r>
         <w:r>
           <w:rPr>
@@ -3946,7 +3939,6 @@
         <w:tabs>
           <w:tab w:val="right" w:leader="dot" w:pos="8942"/>
         </w:tabs>
-        <w:jc w:val="both"/>
         <w:rPr>
           <w:rFonts w:eastAsiaTheme="minorEastAsia" w:cstheme="minorBidi"/>
           <w:i w:val="0"/>
@@ -3959,7 +3951,7 @@
           <w14:ligatures w14:val="standardContextual"/>
         </w:rPr>
       </w:pPr>
-      <w:hyperlink w:anchor="_Toc221961259" w:history="1">
+      <w:hyperlink w:anchor="_Toc222042355" w:history="1">
         <w:r>
           <w:rPr>
             <w:rStyle w:val="Hyperlink"/>
@@ -4003,7 +3995,7 @@
             <w:noProof/>
             <w:webHidden/>
           </w:rPr>
-          <w:instrText xml:space="preserve"> PAGEREF _Toc221961259 \h </w:instrText>
+          <w:instrText xml:space="preserve"> PAGEREF _Toc222042355 \h </w:instrText>
         </w:r>
         <w:r>
           <w:rPr>
@@ -4040,7 +4032,6 @@
         <w:tabs>
           <w:tab w:val="right" w:leader="dot" w:pos="8942"/>
         </w:tabs>
-        <w:jc w:val="both"/>
         <w:rPr>
           <w:rFonts w:eastAsiaTheme="minorEastAsia" w:cstheme="minorBidi"/>
           <w:noProof/>
@@ -4051,7 +4042,7 @@
           <w14:ligatures w14:val="standardContextual"/>
         </w:rPr>
       </w:pPr>
-      <w:hyperlink w:anchor="_Toc221961260" w:history="1">
+      <w:hyperlink w:anchor="_Toc222042356" w:history="1">
         <w:r>
           <w:rPr>
             <w:rStyle w:val="Hyperlink"/>
@@ -4169,7 +4160,7 @@
             <w:noProof/>
             <w:webHidden/>
           </w:rPr>
-          <w:instrText xml:space="preserve"> PAGEREF _Toc221961260 \h </w:instrText>
+          <w:instrText xml:space="preserve"> PAGEREF _Toc222042356 \h </w:instrText>
         </w:r>
         <w:r>
           <w:rPr>
@@ -4206,7 +4197,6 @@
         <w:tabs>
           <w:tab w:val="right" w:leader="dot" w:pos="8942"/>
         </w:tabs>
-        <w:jc w:val="both"/>
         <w:rPr>
           <w:rFonts w:eastAsiaTheme="minorEastAsia" w:cstheme="minorBidi"/>
           <w:noProof/>
@@ -4217,7 +4207,7 @@
           <w14:ligatures w14:val="standardContextual"/>
         </w:rPr>
       </w:pPr>
-      <w:hyperlink w:anchor="_Toc221961261" w:history="1">
+      <w:hyperlink w:anchor="_Toc222042357" w:history="1">
         <w:r>
           <w:rPr>
             <w:rStyle w:val="Hyperlink"/>
@@ -4325,7 +4315,7 @@
             <w:noProof/>
             <w:webHidden/>
           </w:rPr>
-          <w:instrText xml:space="preserve"> PAGEREF _Toc221961261 \h </w:instrText>
+          <w:instrText xml:space="preserve"> PAGEREF _Toc222042357 \h </w:instrText>
         </w:r>
         <w:r>
           <w:rPr>
@@ -4362,7 +4352,6 @@
         <w:tabs>
           <w:tab w:val="right" w:leader="dot" w:pos="8942"/>
         </w:tabs>
-        <w:jc w:val="both"/>
         <w:rPr>
           <w:rFonts w:eastAsiaTheme="minorEastAsia" w:cstheme="minorBidi"/>
           <w:noProof/>
@@ -4373,7 +4362,7 @@
           <w14:ligatures w14:val="standardContextual"/>
         </w:rPr>
       </w:pPr>
-      <w:hyperlink w:anchor="_Toc221961262" w:history="1">
+      <w:hyperlink w:anchor="_Toc222042358" w:history="1">
         <w:r>
           <w:rPr>
             <w:rStyle w:val="Hyperlink"/>
@@ -4433,7 +4422,7 @@
             <w:noProof/>
             <w:webHidden/>
           </w:rPr>
-          <w:instrText xml:space="preserve"> PAGEREF _Toc221961262 \h </w:instrText>
+          <w:instrText xml:space="preserve"> PAGEREF _Toc222042358 \h </w:instrText>
         </w:r>
         <w:r>
           <w:rPr>
@@ -4453,7 +4442,7 @@
             <w:noProof/>
             <w:webHidden/>
           </w:rPr>
-          <w:t>7</w:t>
+          <w:t>8</w:t>
         </w:r>
         <w:r>
           <w:rPr>
@@ -4470,7 +4459,6 @@
         <w:tabs>
           <w:tab w:val="right" w:leader="dot" w:pos="8942"/>
         </w:tabs>
-        <w:jc w:val="both"/>
         <w:rPr>
           <w:rFonts w:eastAsiaTheme="minorEastAsia" w:cstheme="minorBidi"/>
           <w:noProof/>
@@ -4481,7 +4469,7 @@
           <w14:ligatures w14:val="standardContextual"/>
         </w:rPr>
       </w:pPr>
-      <w:hyperlink w:anchor="_Toc221961263" w:history="1">
+      <w:hyperlink w:anchor="_Toc222042359" w:history="1">
         <w:r>
           <w:rPr>
             <w:rStyle w:val="Hyperlink"/>
@@ -4573,7 +4561,7 @@
             <w:noProof/>
             <w:webHidden/>
           </w:rPr>
-          <w:instrText xml:space="preserve"> PAGEREF _Toc221961263 \h </w:instrText>
+          <w:instrText xml:space="preserve"> PAGEREF _Toc222042359 \h </w:instrText>
         </w:r>
         <w:r>
           <w:rPr>
@@ -4610,7 +4598,6 @@
         <w:tabs>
           <w:tab w:val="right" w:leader="dot" w:pos="8942"/>
         </w:tabs>
-        <w:jc w:val="both"/>
         <w:rPr>
           <w:rFonts w:eastAsiaTheme="minorEastAsia" w:cstheme="minorBidi"/>
           <w:noProof/>
@@ -4621,14 +4608,14 @@
           <w14:ligatures w14:val="standardContextual"/>
         </w:rPr>
       </w:pPr>
-      <w:hyperlink w:anchor="_Toc221961264" w:history="1">
+      <w:hyperlink w:anchor="_Toc222042360" w:history="1">
         <w:r>
           <w:rPr>
             <w:rStyle w:val="Hyperlink"/>
             <w:rFonts w:ascii="Bahnschrift Light" w:hAnsi="Bahnschrift Light" w:cs="Calibri"/>
             <w:noProof/>
           </w:rPr>
-          <w:t>Αντικείμενα</w:t>
+          <w:t>Βάση</w:t>
         </w:r>
         <w:r>
           <w:rPr>
@@ -4697,7 +4684,7 @@
             <w:noProof/>
             <w:webHidden/>
           </w:rPr>
-          <w:instrText xml:space="preserve"> PAGEREF _Toc221961264 \h </w:instrText>
+          <w:instrText xml:space="preserve"> PAGEREF _Toc222042360 \h </w:instrText>
         </w:r>
         <w:r>
           <w:rPr>
@@ -4717,7 +4704,7 @@
             <w:noProof/>
             <w:webHidden/>
           </w:rPr>
-          <w:t>8</w:t>
+          <w:t>9</w:t>
         </w:r>
         <w:r>
           <w:rPr>
@@ -4734,7 +4721,6 @@
         <w:tabs>
           <w:tab w:val="right" w:leader="dot" w:pos="8942"/>
         </w:tabs>
-        <w:jc w:val="both"/>
         <w:rPr>
           <w:rFonts w:eastAsiaTheme="minorEastAsia" w:cstheme="minorBidi"/>
           <w:smallCaps w:val="0"/>
@@ -4746,7 +4732,7 @@
           <w14:ligatures w14:val="standardContextual"/>
         </w:rPr>
       </w:pPr>
-      <w:hyperlink w:anchor="_Toc221961265" w:history="1">
+      <w:hyperlink w:anchor="_Toc222042361" w:history="1">
         <w:r>
           <w:rPr>
             <w:rStyle w:val="Hyperlink"/>
@@ -4793,7 +4779,7 @@
             <w:noProof/>
             <w:webHidden/>
           </w:rPr>
-          <w:instrText xml:space="preserve"> PAGEREF _Toc221961265 \h </w:instrText>
+          <w:instrText xml:space="preserve"> PAGEREF _Toc222042361 \h </w:instrText>
         </w:r>
         <w:r>
           <w:rPr>
@@ -4813,7 +4799,7 @@
             <w:noProof/>
             <w:webHidden/>
           </w:rPr>
-          <w:t>9</w:t>
+          <w:t>10</w:t>
         </w:r>
         <w:r>
           <w:rPr>
@@ -4830,7 +4816,6 @@
         <w:tabs>
           <w:tab w:val="right" w:leader="dot" w:pos="8942"/>
         </w:tabs>
-        <w:jc w:val="both"/>
         <w:rPr>
           <w:rFonts w:eastAsiaTheme="minorEastAsia" w:cstheme="minorBidi"/>
           <w:i w:val="0"/>
@@ -4843,7 +4828,7 @@
           <w14:ligatures w14:val="standardContextual"/>
         </w:rPr>
       </w:pPr>
-      <w:hyperlink w:anchor="_Toc221961266" w:history="1">
+      <w:hyperlink w:anchor="_Toc222042362" w:history="1">
         <w:r>
           <w:rPr>
             <w:rStyle w:val="Hyperlink"/>
@@ -4919,7 +4904,7 @@
             <w:noProof/>
             <w:webHidden/>
           </w:rPr>
-          <w:instrText xml:space="preserve"> PAGEREF _Toc221961266 \h </w:instrText>
+          <w:instrText xml:space="preserve"> PAGEREF _Toc222042362 \h </w:instrText>
         </w:r>
         <w:r>
           <w:rPr>
@@ -4939,7 +4924,7 @@
             <w:noProof/>
             <w:webHidden/>
           </w:rPr>
-          <w:t>9</w:t>
+          <w:t>10</w:t>
         </w:r>
         <w:r>
           <w:rPr>
@@ -4956,7 +4941,6 @@
         <w:tabs>
           <w:tab w:val="right" w:leader="dot" w:pos="8942"/>
         </w:tabs>
-        <w:jc w:val="both"/>
         <w:rPr>
           <w:rFonts w:eastAsiaTheme="minorEastAsia" w:cstheme="minorBidi"/>
           <w:noProof/>
@@ -4967,14 +4951,30 @@
           <w14:ligatures w14:val="standardContextual"/>
         </w:rPr>
       </w:pPr>
-      <w:hyperlink w:anchor="_Toc221961267" w:history="1">
+      <w:hyperlink w:anchor="_Toc222042363" w:history="1">
         <w:r>
           <w:rPr>
             <w:rStyle w:val="Hyperlink"/>
             <w:rFonts w:ascii="Bahnschrift Light" w:hAnsi="Bahnschrift Light" w:cs="Calibri"/>
             <w:noProof/>
           </w:rPr>
-          <w:t>Χρωματική παλέτα</w:t>
+          <w:t>Χρωματική παλ</w:t>
+        </w:r>
+        <w:r>
+          <w:rPr>
+            <w:rStyle w:val="Hyperlink"/>
+            <w:rFonts w:ascii="Bahnschrift Light" w:hAnsi="Bahnschrift Light" w:cs="Calibri"/>
+            <w:noProof/>
+          </w:rPr>
+          <w:t>έ</w:t>
+        </w:r>
+        <w:r>
+          <w:rPr>
+            <w:rStyle w:val="Hyperlink"/>
+            <w:rFonts w:ascii="Bahnschrift Light" w:hAnsi="Bahnschrift Light" w:cs="Calibri"/>
+            <w:noProof/>
+          </w:rPr>
+          <w:t>τα</w:t>
         </w:r>
         <w:r>
           <w:rPr>
@@ -4995,7 +4995,7 @@
             <w:noProof/>
             <w:webHidden/>
           </w:rPr>
-          <w:instrText xml:space="preserve"> PAGEREF _Toc221961267 \h </w:instrText>
+          <w:instrText xml:space="preserve"> PAGEREF _Toc222042363 \h </w:instrText>
         </w:r>
         <w:r>
           <w:rPr>
@@ -5015,7 +5015,7 @@
             <w:noProof/>
             <w:webHidden/>
           </w:rPr>
-          <w:t>9</w:t>
+          <w:t>10</w:t>
         </w:r>
         <w:r>
           <w:rPr>
@@ -5032,7 +5032,6 @@
         <w:tabs>
           <w:tab w:val="right" w:leader="dot" w:pos="8942"/>
         </w:tabs>
-        <w:jc w:val="both"/>
         <w:rPr>
           <w:rFonts w:eastAsiaTheme="minorEastAsia" w:cstheme="minorBidi"/>
           <w:smallCaps w:val="0"/>
@@ -5044,7 +5043,7 @@
           <w14:ligatures w14:val="standardContextual"/>
         </w:rPr>
       </w:pPr>
-      <w:hyperlink w:anchor="_Toc221961268" w:history="1">
+      <w:hyperlink w:anchor="_Toc222042364" w:history="1">
         <w:r>
           <w:rPr>
             <w:rStyle w:val="Hyperlink"/>
@@ -5091,7 +5090,7 @@
             <w:noProof/>
             <w:webHidden/>
           </w:rPr>
-          <w:instrText xml:space="preserve"> PAGEREF _Toc221961268 \h </w:instrText>
+          <w:instrText xml:space="preserve"> PAGEREF _Toc222042364 \h </w:instrText>
         </w:r>
         <w:r>
           <w:rPr>
@@ -5128,7 +5127,6 @@
         <w:tabs>
           <w:tab w:val="right" w:leader="dot" w:pos="8942"/>
         </w:tabs>
-        <w:jc w:val="both"/>
         <w:rPr>
           <w:rFonts w:eastAsiaTheme="minorEastAsia" w:cstheme="minorBidi"/>
           <w:i w:val="0"/>
@@ -5141,7 +5139,7 @@
           <w14:ligatures w14:val="standardContextual"/>
         </w:rPr>
       </w:pPr>
-      <w:hyperlink w:anchor="_Toc221961269" w:history="1">
+      <w:hyperlink w:anchor="_Toc222042365" w:history="1">
         <w:r>
           <w:rPr>
             <w:rStyle w:val="Hyperlink"/>
@@ -5156,7 +5154,7 @@
             <w:rFonts w:ascii="Bahnschrift Light" w:hAnsi="Bahnschrift Light" w:cs="Vani"/>
             <w:noProof/>
           </w:rPr>
-          <w:t xml:space="preserve"> 1</w:t>
+          <w:t xml:space="preserve"> 1 – Λευκή σελίδα</w:t>
         </w:r>
         <w:r>
           <w:rPr>
@@ -5177,7 +5175,7 @@
             <w:noProof/>
             <w:webHidden/>
           </w:rPr>
-          <w:instrText xml:space="preserve"> PAGEREF _Toc221961269 \h </w:instrText>
+          <w:instrText xml:space="preserve"> PAGEREF _Toc222042365 \h </w:instrText>
         </w:r>
         <w:r>
           <w:rPr>
@@ -5210,11 +5208,188 @@
     </w:p>
     <w:p>
       <w:pPr>
+        <w:pStyle w:val="TOC4"/>
+        <w:tabs>
+          <w:tab w:val="right" w:leader="dot" w:pos="8942"/>
+        </w:tabs>
+        <w:rPr>
+          <w:rFonts w:eastAsiaTheme="minorEastAsia" w:cstheme="minorBidi"/>
+          <w:noProof/>
+          <w:kern w:val="2"/>
+          <w:sz w:val="24"/>
+          <w:szCs w:val="24"/>
+          <w:lang w:val="en-GB" w:eastAsia="en-GB"/>
+          <w14:ligatures w14:val="standardContextual"/>
+        </w:rPr>
+      </w:pPr>
+      <w:hyperlink w:anchor="_Toc222042366" w:history="1">
+        <w:r>
+          <w:rPr>
+            <w:rStyle w:val="Hyperlink"/>
+            <w:noProof/>
+          </w:rPr>
+          <w:t>Περιγραφή και Στόχος Σχεδίασης</w:t>
+        </w:r>
+        <w:r>
+          <w:rPr>
+            <w:noProof/>
+            <w:webHidden/>
+          </w:rPr>
+          <w:tab/>
+        </w:r>
+        <w:r>
+          <w:rPr>
+            <w:noProof/>
+            <w:webHidden/>
+          </w:rPr>
+          <w:fldChar w:fldCharType="begin"/>
+        </w:r>
+        <w:r>
+          <w:rPr>
+            <w:noProof/>
+            <w:webHidden/>
+          </w:rPr>
+          <w:instrText xml:space="preserve"> PAGEREF _Toc222042366 \h </w:instrText>
+        </w:r>
+        <w:r>
+          <w:rPr>
+            <w:noProof/>
+            <w:webHidden/>
+          </w:rPr>
+        </w:r>
+        <w:r>
+          <w:rPr>
+            <w:noProof/>
+            <w:webHidden/>
+          </w:rPr>
+          <w:fldChar w:fldCharType="separate"/>
+        </w:r>
+        <w:r>
+          <w:rPr>
+            <w:noProof/>
+            <w:webHidden/>
+          </w:rPr>
+          <w:t>11</w:t>
+        </w:r>
+        <w:r>
+          <w:rPr>
+            <w:noProof/>
+            <w:webHidden/>
+          </w:rPr>
+          <w:fldChar w:fldCharType="end"/>
+        </w:r>
+      </w:hyperlink>
+    </w:p>
+    <w:p>
+      <w:pPr>
+        <w:pStyle w:val="TOC4"/>
+        <w:tabs>
+          <w:tab w:val="right" w:leader="dot" w:pos="8942"/>
+        </w:tabs>
+        <w:rPr>
+          <w:rFonts w:eastAsiaTheme="minorEastAsia" w:cstheme="minorBidi"/>
+          <w:noProof/>
+          <w:kern w:val="2"/>
+          <w:sz w:val="24"/>
+          <w:szCs w:val="24"/>
+          <w:lang w:val="en-GB" w:eastAsia="en-GB"/>
+          <w14:ligatures w14:val="standardContextual"/>
+        </w:rPr>
+      </w:pPr>
+      <w:hyperlink w:anchor="_Toc222042367" w:history="1">
+        <w:r>
+          <w:rPr>
+            <w:rStyle w:val="Hyperlink"/>
+            <w:noProof/>
+          </w:rPr>
+          <w:t>Σχεδιαστικές Επιλογές (</w:t>
+        </w:r>
+        <w:r>
+          <w:rPr>
+            <w:rStyle w:val="Hyperlink"/>
+            <w:noProof/>
+            <w:lang w:val="en-GB"/>
+          </w:rPr>
+          <w:t>UI</w:t>
+        </w:r>
+        <w:r>
+          <w:rPr>
+            <w:rStyle w:val="Hyperlink"/>
+            <w:noProof/>
+          </w:rPr>
+          <w:t>/</w:t>
+        </w:r>
+        <w:r>
+          <w:rPr>
+            <w:rStyle w:val="Hyperlink"/>
+            <w:noProof/>
+            <w:lang w:val="en-GB"/>
+          </w:rPr>
+          <w:t>UX</w:t>
+        </w:r>
+        <w:r>
+          <w:rPr>
+            <w:rStyle w:val="Hyperlink"/>
+            <w:noProof/>
+          </w:rPr>
+          <w:t>)</w:t>
+        </w:r>
+        <w:r>
+          <w:rPr>
+            <w:noProof/>
+            <w:webHidden/>
+          </w:rPr>
+          <w:tab/>
+        </w:r>
+        <w:r>
+          <w:rPr>
+            <w:noProof/>
+            <w:webHidden/>
+          </w:rPr>
+          <w:fldChar w:fldCharType="begin"/>
+        </w:r>
+        <w:r>
+          <w:rPr>
+            <w:noProof/>
+            <w:webHidden/>
+          </w:rPr>
+          <w:instrText xml:space="preserve"> PAGEREF _Toc222042367 \h </w:instrText>
+        </w:r>
+        <w:r>
+          <w:rPr>
+            <w:noProof/>
+            <w:webHidden/>
+          </w:rPr>
+        </w:r>
+        <w:r>
+          <w:rPr>
+            <w:noProof/>
+            <w:webHidden/>
+          </w:rPr>
+          <w:fldChar w:fldCharType="separate"/>
+        </w:r>
+        <w:r>
+          <w:rPr>
+            <w:noProof/>
+            <w:webHidden/>
+          </w:rPr>
+          <w:t>12</w:t>
+        </w:r>
+        <w:r>
+          <w:rPr>
+            <w:noProof/>
+            <w:webHidden/>
+          </w:rPr>
+          <w:fldChar w:fldCharType="end"/>
+        </w:r>
+      </w:hyperlink>
+    </w:p>
+    <w:p>
+      <w:pPr>
         <w:pStyle w:val="TOC2"/>
         <w:tabs>
           <w:tab w:val="right" w:leader="dot" w:pos="8942"/>
         </w:tabs>
-        <w:jc w:val="both"/>
         <w:rPr>
           <w:rFonts w:eastAsiaTheme="minorEastAsia" w:cstheme="minorBidi"/>
           <w:smallCaps w:val="0"/>
@@ -5226,7 +5401,7 @@
           <w14:ligatures w14:val="standardContextual"/>
         </w:rPr>
       </w:pPr>
-      <w:hyperlink w:anchor="_Toc221961270" w:history="1">
+      <w:hyperlink w:anchor="_Toc222042368" w:history="1">
         <w:r>
           <w:rPr>
             <w:rStyle w:val="Hyperlink"/>
@@ -5273,7 +5448,7 @@
             <w:noProof/>
             <w:webHidden/>
           </w:rPr>
-          <w:instrText xml:space="preserve"> PAGEREF _Toc221961270 \h </w:instrText>
+          <w:instrText xml:space="preserve"> PAGEREF _Toc222042368 \h </w:instrText>
         </w:r>
         <w:r>
           <w:rPr>
@@ -5293,7 +5468,7 @@
             <w:noProof/>
             <w:webHidden/>
           </w:rPr>
-          <w:t>12</w:t>
+          <w:t>15</w:t>
         </w:r>
         <w:r>
           <w:rPr>
@@ -5310,7 +5485,6 @@
         <w:tabs>
           <w:tab w:val="right" w:leader="dot" w:pos="8942"/>
         </w:tabs>
-        <w:jc w:val="both"/>
         <w:rPr>
           <w:rFonts w:eastAsiaTheme="minorEastAsia" w:cstheme="minorBidi"/>
           <w:i w:val="0"/>
@@ -5323,7 +5497,7 @@
           <w14:ligatures w14:val="standardContextual"/>
         </w:rPr>
       </w:pPr>
-      <w:hyperlink w:anchor="_Toc221961271" w:history="1">
+      <w:hyperlink w:anchor="_Toc222042369" w:history="1">
         <w:r>
           <w:rPr>
             <w:rStyle w:val="Hyperlink"/>
@@ -5359,7 +5533,7 @@
             <w:noProof/>
             <w:webHidden/>
           </w:rPr>
-          <w:instrText xml:space="preserve"> PAGEREF _Toc221961271 \h </w:instrText>
+          <w:instrText xml:space="preserve"> PAGEREF _Toc222042369 \h </w:instrText>
         </w:r>
         <w:r>
           <w:rPr>
@@ -5379,7 +5553,7 @@
             <w:noProof/>
             <w:webHidden/>
           </w:rPr>
-          <w:t>12</w:t>
+          <w:t>15</w:t>
         </w:r>
         <w:r>
           <w:rPr>
@@ -5396,7 +5570,6 @@
         <w:tabs>
           <w:tab w:val="right" w:leader="dot" w:pos="8942"/>
         </w:tabs>
-        <w:jc w:val="both"/>
         <w:rPr>
           <w:rFonts w:eastAsiaTheme="minorEastAsia" w:cstheme="minorBidi"/>
           <w:smallCaps w:val="0"/>
@@ -5408,7 +5581,7 @@
           <w14:ligatures w14:val="standardContextual"/>
         </w:rPr>
       </w:pPr>
-      <w:hyperlink w:anchor="_Toc221961272" w:history="1">
+      <w:hyperlink w:anchor="_Toc222042370" w:history="1">
         <w:r>
           <w:rPr>
             <w:rStyle w:val="Hyperlink"/>
@@ -5456,7 +5629,7 @@
             <w:noProof/>
             <w:webHidden/>
           </w:rPr>
-          <w:instrText xml:space="preserve"> PAGEREF _Toc221961272 \h </w:instrText>
+          <w:instrText xml:space="preserve"> PAGEREF _Toc222042370 \h </w:instrText>
         </w:r>
         <w:r>
           <w:rPr>
@@ -5476,7 +5649,7 @@
             <w:noProof/>
             <w:webHidden/>
           </w:rPr>
-          <w:t>13</w:t>
+          <w:t>16</w:t>
         </w:r>
         <w:r>
           <w:rPr>
@@ -5493,7 +5666,6 @@
         <w:tabs>
           <w:tab w:val="right" w:leader="dot" w:pos="8942"/>
         </w:tabs>
-        <w:jc w:val="both"/>
         <w:rPr>
           <w:rFonts w:eastAsiaTheme="minorEastAsia" w:cstheme="minorBidi"/>
           <w:smallCaps w:val="0"/>
@@ -5505,7 +5677,7 @@
           <w14:ligatures w14:val="standardContextual"/>
         </w:rPr>
       </w:pPr>
-      <w:hyperlink w:anchor="_Toc221961273" w:history="1">
+      <w:hyperlink w:anchor="_Toc222042371" w:history="1">
         <w:r>
           <w:rPr>
             <w:rStyle w:val="Hyperlink"/>
@@ -5552,7 +5724,7 @@
             <w:noProof/>
             <w:webHidden/>
           </w:rPr>
-          <w:instrText xml:space="preserve"> PAGEREF _Toc221961273 \h </w:instrText>
+          <w:instrText xml:space="preserve"> PAGEREF _Toc222042371 \h </w:instrText>
         </w:r>
         <w:r>
           <w:rPr>
@@ -5572,7 +5744,7 @@
             <w:noProof/>
             <w:webHidden/>
           </w:rPr>
-          <w:t>14</w:t>
+          <w:t>17</w:t>
         </w:r>
         <w:r>
           <w:rPr>
@@ -5589,7 +5761,6 @@
         <w:tabs>
           <w:tab w:val="right" w:leader="dot" w:pos="8942"/>
         </w:tabs>
-        <w:jc w:val="both"/>
         <w:rPr>
           <w:rFonts w:eastAsiaTheme="minorEastAsia" w:cstheme="minorBidi"/>
           <w:smallCaps w:val="0"/>
@@ -5601,7 +5772,7 @@
           <w14:ligatures w14:val="standardContextual"/>
         </w:rPr>
       </w:pPr>
-      <w:hyperlink w:anchor="_Toc221961274" w:history="1">
+      <w:hyperlink w:anchor="_Toc222042372" w:history="1">
         <w:r>
           <w:rPr>
             <w:rStyle w:val="Hyperlink"/>
@@ -5648,7 +5819,7 @@
             <w:noProof/>
             <w:webHidden/>
           </w:rPr>
-          <w:instrText xml:space="preserve"> PAGEREF _Toc221961274 \h </w:instrText>
+          <w:instrText xml:space="preserve"> PAGEREF _Toc222042372 \h </w:instrText>
         </w:r>
         <w:r>
           <w:rPr>
@@ -5668,7 +5839,7 @@
             <w:noProof/>
             <w:webHidden/>
           </w:rPr>
-          <w:t>15</w:t>
+          <w:t>18</w:t>
         </w:r>
         <w:r>
           <w:rPr>
@@ -5685,7 +5856,6 @@
         <w:tabs>
           <w:tab w:val="right" w:leader="dot" w:pos="8942"/>
         </w:tabs>
-        <w:jc w:val="both"/>
         <w:rPr>
           <w:rFonts w:eastAsiaTheme="minorEastAsia" w:cstheme="minorBidi"/>
           <w:smallCaps w:val="0"/>
@@ -5697,7 +5867,7 @@
           <w14:ligatures w14:val="standardContextual"/>
         </w:rPr>
       </w:pPr>
-      <w:hyperlink w:anchor="_Toc221961275" w:history="1">
+      <w:hyperlink w:anchor="_Toc222042373" w:history="1">
         <w:r>
           <w:rPr>
             <w:rStyle w:val="Hyperlink"/>
@@ -5744,7 +5914,7 @@
             <w:noProof/>
             <w:webHidden/>
           </w:rPr>
-          <w:instrText xml:space="preserve"> PAGEREF _Toc221961275 \h </w:instrText>
+          <w:instrText xml:space="preserve"> PAGEREF _Toc222042373 \h </w:instrText>
         </w:r>
         <w:r>
           <w:rPr>
@@ -5764,7 +5934,7 @@
             <w:noProof/>
             <w:webHidden/>
           </w:rPr>
-          <w:t>16</w:t>
+          <w:t>19</w:t>
         </w:r>
         <w:r>
           <w:rPr>
@@ -5781,7 +5951,6 @@
         <w:tabs>
           <w:tab w:val="right" w:leader="dot" w:pos="8942"/>
         </w:tabs>
-        <w:jc w:val="both"/>
         <w:rPr>
           <w:rFonts w:eastAsiaTheme="minorEastAsia" w:cstheme="minorBidi"/>
           <w:i w:val="0"/>
@@ -5794,7 +5963,7 @@
           <w14:ligatures w14:val="standardContextual"/>
         </w:rPr>
       </w:pPr>
-      <w:hyperlink w:anchor="_Toc221961276" w:history="1">
+      <w:hyperlink w:anchor="_Toc222042374" w:history="1">
         <w:r>
           <w:rPr>
             <w:rStyle w:val="Hyperlink"/>
@@ -5822,7 +5991,7 @@
             <w:noProof/>
             <w:webHidden/>
           </w:rPr>
-          <w:instrText xml:space="preserve"> PAGEREF _Toc221961276 \h </w:instrText>
+          <w:instrText xml:space="preserve"> PAGEREF _Toc222042374 \h </w:instrText>
         </w:r>
         <w:r>
           <w:rPr>
@@ -5842,7 +6011,7 @@
             <w:noProof/>
             <w:webHidden/>
           </w:rPr>
-          <w:t>16</w:t>
+          <w:t>19</w:t>
         </w:r>
         <w:r>
           <w:rPr>
@@ -5859,7 +6028,6 @@
         <w:tabs>
           <w:tab w:val="right" w:leader="dot" w:pos="8942"/>
         </w:tabs>
-        <w:jc w:val="both"/>
         <w:rPr>
           <w:rFonts w:eastAsiaTheme="minorEastAsia" w:cstheme="minorBidi"/>
           <w:smallCaps w:val="0"/>
@@ -5871,7 +6039,7 @@
           <w14:ligatures w14:val="standardContextual"/>
         </w:rPr>
       </w:pPr>
-      <w:hyperlink w:anchor="_Toc221961277" w:history="1">
+      <w:hyperlink w:anchor="_Toc222042375" w:history="1">
         <w:r>
           <w:rPr>
             <w:rStyle w:val="Hyperlink"/>
@@ -5918,7 +6086,7 @@
             <w:noProof/>
             <w:webHidden/>
           </w:rPr>
-          <w:instrText xml:space="preserve"> PAGEREF _Toc221961277 \h </w:instrText>
+          <w:instrText xml:space="preserve"> PAGEREF _Toc222042375 \h </w:instrText>
         </w:r>
         <w:r>
           <w:rPr>
@@ -5938,7 +6106,7 @@
             <w:noProof/>
             <w:webHidden/>
           </w:rPr>
-          <w:t>17</w:t>
+          <w:t>20</w:t>
         </w:r>
         <w:r>
           <w:rPr>
@@ -5955,7 +6123,6 @@
         <w:tabs>
           <w:tab w:val="right" w:leader="dot" w:pos="8942"/>
         </w:tabs>
-        <w:jc w:val="both"/>
         <w:rPr>
           <w:rFonts w:eastAsiaTheme="minorEastAsia" w:cstheme="minorBidi"/>
           <w:i w:val="0"/>
@@ -5968,7 +6135,7 @@
           <w14:ligatures w14:val="standardContextual"/>
         </w:rPr>
       </w:pPr>
-      <w:hyperlink w:anchor="_Toc221961278" w:history="1">
+      <w:hyperlink w:anchor="_Toc222042376" w:history="1">
         <w:r>
           <w:rPr>
             <w:rStyle w:val="Hyperlink"/>
@@ -6012,7 +6179,7 @@
             <w:noProof/>
             <w:webHidden/>
           </w:rPr>
-          <w:instrText xml:space="preserve"> PAGEREF _Toc221961278 \h </w:instrText>
+          <w:instrText xml:space="preserve"> PAGEREF _Toc222042376 \h </w:instrText>
         </w:r>
         <w:r>
           <w:rPr>
@@ -6032,7 +6199,7 @@
             <w:noProof/>
             <w:webHidden/>
           </w:rPr>
-          <w:t>17</w:t>
+          <w:t>20</w:t>
         </w:r>
         <w:r>
           <w:rPr>
@@ -6049,7 +6216,6 @@
         <w:tabs>
           <w:tab w:val="right" w:leader="dot" w:pos="8942"/>
         </w:tabs>
-        <w:jc w:val="both"/>
         <w:rPr>
           <w:rFonts w:eastAsiaTheme="minorEastAsia" w:cstheme="minorBidi"/>
           <w:b w:val="0"/>
@@ -6063,7 +6229,7 @@
           <w14:ligatures w14:val="standardContextual"/>
         </w:rPr>
       </w:pPr>
-      <w:hyperlink w:anchor="_Toc221961279" w:history="1">
+      <w:hyperlink w:anchor="_Toc222042377" w:history="1">
         <w:r>
           <w:rPr>
             <w:rStyle w:val="Hyperlink"/>
@@ -6071,25 +6237,7 @@
             <w:noProof/>
             <w:lang w:val="en-GB"/>
           </w:rPr>
-          <w:t>Wor</w:t>
-        </w:r>
-        <w:r>
-          <w:rPr>
-            <w:rStyle w:val="Hyperlink"/>
-            <w:rFonts w:ascii="Bahnschrift Light" w:hAnsi="Bahnschrift Light" w:cs="Vani"/>
-            <w:noProof/>
-            <w:lang w:val="en-GB"/>
-          </w:rPr>
-          <w:t>k</w:t>
-        </w:r>
-        <w:r>
-          <w:rPr>
-            <w:rStyle w:val="Hyperlink"/>
-            <w:rFonts w:ascii="Bahnschrift Light" w:hAnsi="Bahnschrift Light" w:cs="Vani"/>
-            <w:noProof/>
-            <w:lang w:val="en-GB"/>
-          </w:rPr>
-          <w:t>s</w:t>
+          <w:t>Works</w:t>
         </w:r>
         <w:r>
           <w:rPr>
@@ -6127,7 +6275,7 @@
             <w:noProof/>
             <w:webHidden/>
           </w:rPr>
-          <w:instrText xml:space="preserve"> PAGEREF _Toc221961279 \h </w:instrText>
+          <w:instrText xml:space="preserve"> PAGEREF _Toc222042377 \h </w:instrText>
         </w:r>
         <w:r>
           <w:rPr>
@@ -6147,7 +6295,7 @@
             <w:noProof/>
             <w:webHidden/>
           </w:rPr>
-          <w:t>17</w:t>
+          <w:t>20</w:t>
         </w:r>
         <w:r>
           <w:rPr>
@@ -6196,7 +6344,7 @@
           <w:rFonts w:ascii="Bahnschrift Light" w:hAnsi="Bahnschrift Light" w:cs="Vani"/>
         </w:rPr>
       </w:pPr>
-      <w:bookmarkStart w:id="3" w:name="_Toc221961255"/>
+      <w:bookmarkStart w:id="3" w:name="_Toc222042351"/>
       <w:r>
         <w:rPr>
           <w:rFonts w:ascii="Bahnschrift Light" w:hAnsi="Bahnschrift Light" w:cs="Calibri"/>
@@ -6527,7 +6675,7 @@
           <w:u w:val="none"/>
         </w:rPr>
       </w:pPr>
-      <w:bookmarkStart w:id="4" w:name="_Toc221961256"/>
+      <w:bookmarkStart w:id="4" w:name="_Toc222042352"/>
       <w:r>
         <w:rPr>
           <w:rFonts w:ascii="Bahnschrift Light" w:hAnsi="Bahnschrift Light" w:cs="Calibri"/>
@@ -6574,7 +6722,7 @@
       </w:pPr>
       <w:bookmarkStart w:id="5" w:name="__RefHeading___Toc306572100"/>
       <w:bookmarkStart w:id="6" w:name="_Toc201336593"/>
-      <w:bookmarkStart w:id="7" w:name="_Toc221961257"/>
+      <w:bookmarkStart w:id="7" w:name="_Toc222042353"/>
       <w:bookmarkEnd w:id="5"/>
       <w:r>
         <w:rPr>
@@ -16149,7 +16297,7 @@
           <w:u w:val="none"/>
         </w:rPr>
       </w:pPr>
-      <w:bookmarkStart w:id="26" w:name="_Toc221961258"/>
+      <w:bookmarkStart w:id="26" w:name="_Toc222042354"/>
       <w:r>
         <w:rPr>
           <w:rFonts w:ascii="Bahnschrift Light" w:hAnsi="Bahnschrift Light" w:cs="Calibri"/>
@@ -16195,7 +16343,7 @@
         </w:rPr>
       </w:pPr>
       <w:bookmarkStart w:id="27" w:name="__RefHeading___Toc306572114"/>
-      <w:bookmarkStart w:id="28" w:name="_Toc221961259"/>
+      <w:bookmarkStart w:id="28" w:name="_Toc222042355"/>
       <w:bookmarkEnd w:id="27"/>
       <w:r>
         <w:rPr>
@@ -16225,7 +16373,7 @@
           <w:rFonts w:ascii="Bahnschrift Light" w:hAnsi="Bahnschrift Light" w:cs="Vani"/>
         </w:rPr>
       </w:pPr>
-      <w:bookmarkStart w:id="29" w:name="_Toc221961260"/>
+      <w:bookmarkStart w:id="29" w:name="_Toc222042356"/>
       <w:r>
         <w:rPr>
           <w:rFonts w:ascii="Bahnschrift Light" w:hAnsi="Bahnschrift Light" w:cs="Calibri"/>
@@ -17628,7 +17776,7 @@
           <w:rFonts w:ascii="Bahnschrift Light" w:hAnsi="Bahnschrift Light" w:cs="Vani"/>
         </w:rPr>
       </w:pPr>
-      <w:bookmarkStart w:id="30" w:name="_Toc221961261"/>
+      <w:bookmarkStart w:id="30" w:name="_Toc222042357"/>
       <w:r>
         <w:rPr>
           <w:rFonts w:ascii="Bahnschrift Light" w:hAnsi="Bahnschrift Light" w:cs="Calibri"/>
@@ -18949,7 +19097,7 @@
           <w:rFonts w:ascii="Bahnschrift Light" w:hAnsi="Bahnschrift Light" w:cs="Vani"/>
         </w:rPr>
       </w:pPr>
-      <w:bookmarkStart w:id="31" w:name="_Toc221961262"/>
+      <w:bookmarkStart w:id="31" w:name="_Toc222042358"/>
       <w:r>
         <w:rPr>
           <w:rFonts w:ascii="Bahnschrift Light" w:hAnsi="Bahnschrift Light" w:cs="Calibri"/>
@@ -19361,7 +19509,7 @@
           <w:rFonts w:ascii="Bahnschrift Light" w:hAnsi="Bahnschrift Light" w:cs="Vani"/>
         </w:rPr>
       </w:pPr>
-      <w:bookmarkStart w:id="32" w:name="_Toc221961263"/>
+      <w:bookmarkStart w:id="32" w:name="_Toc222042359"/>
       <w:r>
         <w:rPr>
           <w:rFonts w:ascii="Bahnschrift Light" w:hAnsi="Bahnschrift Light" w:cs="Calibri"/>
@@ -19713,13 +19861,7 @@
         <w:rPr>
           <w:rFonts w:ascii="Bahnschrift Light" w:hAnsi="Bahnschrift Light" w:cs="Vani"/>
         </w:rPr>
-        <w:t>ποσοτικοποιηθούν</w:t>
-      </w:r>
-      <w:r>
-        <w:rPr>
-          <w:rFonts w:ascii="Bahnschrift Light" w:hAnsi="Bahnschrift Light" w:cs="Vani"/>
-        </w:rPr>
-        <w:t xml:space="preserve"> </w:t>
+        <w:t xml:space="preserve">ποσοτικοποιηθούν </w:t>
       </w:r>
       <w:r>
         <w:rPr>
@@ -19750,7 +19892,7 @@
           <w:rFonts w:ascii="Bahnschrift Light" w:hAnsi="Bahnschrift Light" w:cs="Vani"/>
         </w:rPr>
       </w:pPr>
-      <w:bookmarkStart w:id="33" w:name="_Toc221961264"/>
+      <w:bookmarkStart w:id="33" w:name="_Toc222042360"/>
       <w:r>
         <w:rPr>
           <w:rFonts w:ascii="Bahnschrift Light" w:hAnsi="Bahnschrift Light" w:cs="Calibri"/>
@@ -20123,7 +20265,7 @@
           <w:rFonts w:ascii="Bahnschrift Light" w:hAnsi="Bahnschrift Light" w:cs="Vani"/>
         </w:rPr>
       </w:pPr>
-      <w:bookmarkStart w:id="34" w:name="_Toc221961265"/>
+      <w:bookmarkStart w:id="34" w:name="_Toc222042361"/>
       <w:r>
         <w:rPr>
           <w:rFonts w:ascii="Bahnschrift Light" w:hAnsi="Bahnschrift Light" w:cs="Calibri"/>
@@ -20178,7 +20320,7 @@
           <w:rFonts w:ascii="Bahnschrift Light" w:hAnsi="Bahnschrift Light" w:cs="Vani"/>
         </w:rPr>
       </w:pPr>
-      <w:bookmarkStart w:id="35" w:name="_Toc221961266"/>
+      <w:bookmarkStart w:id="35" w:name="_Toc222042362"/>
       <w:r>
         <w:rPr>
           <w:rFonts w:ascii="Bahnschrift Light" w:hAnsi="Bahnschrift Light" w:cs="Calibri"/>
@@ -20252,7 +20394,7 @@
           <w:sz w:val="23"/>
           <w:szCs w:val="20"/>
         </w:rPr>
-        <w:t xml:space="preserve"> βασική ιδέα για την διεξαγωγή αυτής της μελέτης ήταν η σύγκριση </w:t>
+        <w:t xml:space="preserve"> βασική ιδέα για την διεξαγωγή</w:t>
       </w:r>
       <w:r>
         <w:rPr>
@@ -20260,7 +20402,7 @@
           <w:sz w:val="23"/>
           <w:szCs w:val="20"/>
         </w:rPr>
-        <w:t>ανάμεσα σε δύο ιστοσελίδες, με διαφορετικά στοιχεία στο καθένα. Έχοντας ως βάση το ίδιο αντικείμενο, οι δυο ιστοσελίδες θα προβάλλουν στον χρήστη τις ίδιες πληροφορίες αλλά με διαφορετική δομή η κάθε μία.</w:t>
+        <w:t xml:space="preserve"> της </w:t>
       </w:r>
       <w:r>
         <w:rPr>
@@ -20268,7 +20410,7 @@
           <w:sz w:val="23"/>
           <w:szCs w:val="20"/>
         </w:rPr>
-        <w:t xml:space="preserve"> Για τον σκοπό αυτό επιλέξαμε μια πλασματική </w:t>
+        <w:t>μελέτης</w:t>
       </w:r>
       <w:r>
         <w:rPr>
@@ -20276,7 +20418,7 @@
           <w:sz w:val="23"/>
           <w:szCs w:val="20"/>
         </w:rPr>
-        <w:t>εταιρία τηλεφωνία</w:t>
+        <w:t xml:space="preserve"> ήταν η σύγκριση ανάμεσα σε δύο ιστοσελίδες που θα παρουσιάζουν το ίδιο αντικείμενο αλλά η κάθε μια θα έχει διαφορετική δομή και σχεδιασμό. </w:t>
       </w:r>
       <w:r>
         <w:rPr>
@@ -20284,7 +20426,7 @@
           <w:sz w:val="23"/>
           <w:szCs w:val="20"/>
         </w:rPr>
-        <w:t xml:space="preserve">ς. </w:t>
+        <w:t>Με τον τρόπο αυτό θα μπορέσουμε να εντοπίσουμε τα σημεία οι χρήστες βρίσκουν πιο ευχάριστα και αποδοτικά κατά την περιήγησή τους.</w:t>
       </w:r>
       <w:r>
         <w:rPr>
@@ -20292,7 +20434,7 @@
           <w:sz w:val="23"/>
           <w:szCs w:val="20"/>
         </w:rPr>
-        <w:t>Στην επιλογή αυτή συντέλεσαν πολλοί λόγοι.</w:t>
+        <w:t xml:space="preserve"> </w:t>
       </w:r>
     </w:p>
     <w:p>
@@ -20310,7 +20452,7 @@
           <w:sz w:val="23"/>
           <w:szCs w:val="20"/>
         </w:rPr>
-        <w:t>Το περιβάλλον των σελίδων τηλεπικοινωνιών παρέχει πολλαπλά στοιχεία στα οποία μπορούμε να αξιολογήσουμε την συμπεριφορά των χρηστών. Αρχικά είναι ένα αντικείμενο με το οποίο οι περισσότεροι χρήστες είναι ήδη εξοικειωμένοι, έτσι η πιθανότητα άγνοιας του  αντικειμένου δεν θα επηρεάσει την αξιολόγηση για την δομή και την οργάνωση.</w:t>
+        <w:t xml:space="preserve">Ως αντικείμενο σύγκρισης επιλέχθηκε μια εικονική εταιρία τηλεπικοινωνιών, </w:t>
       </w:r>
       <w:r>
         <w:rPr>
@@ -20318,7 +20460,7 @@
           <w:sz w:val="23"/>
           <w:szCs w:val="20"/>
         </w:rPr>
-        <w:t xml:space="preserve"> Ακόμα υπάρχει πλήθος παροχών όπως τα </w:t>
+        <w:t>η</w:t>
       </w:r>
       <w:r>
         <w:rPr>
@@ -20326,7 +20468,7 @@
           <w:sz w:val="23"/>
           <w:szCs w:val="20"/>
         </w:rPr>
-        <w:t>πακέτα υπηρεσιών,</w:t>
+        <w:t xml:space="preserve"> επιλογή του συγκεκριμένου αντικειμένου δεν ήταν τυχαία αλλά βασίστηκε σε πολλαπλά κριτήρια</w:t>
       </w:r>
       <w:r>
         <w:rPr>
@@ -20334,23 +20476,58 @@
           <w:sz w:val="23"/>
           <w:szCs w:val="20"/>
         </w:rPr>
-        <w:t xml:space="preserve"> οι</w:t>
-      </w:r>
-      <w:r>
+        <w:t xml:space="preserve">. </w:t>
+      </w:r>
+    </w:p>
+    <w:p>
+      <w:pPr>
+        <w:jc w:val="both"/>
         <w:rPr>
           <w:rFonts w:ascii="Bahnschrift Light" w:hAnsi="Bahnschrift Light" w:cs="Calibri"/>
           <w:sz w:val="23"/>
           <w:szCs w:val="20"/>
         </w:rPr>
-        <w:t xml:space="preserve"> πληροφορίες χρέωσης</w:t>
-      </w:r>
+      </w:pPr>
       <w:r>
         <w:rPr>
           <w:rFonts w:ascii="Bahnschrift Light" w:hAnsi="Bahnschrift Light" w:cs="Calibri"/>
           <w:sz w:val="23"/>
           <w:szCs w:val="20"/>
         </w:rPr>
-        <w:t>, οι διάφορες προσφορές που δίνει η εταιρία, θα δημιουργήσουν περισσότερες επιλογές πλοήγησης για τον χρήστη.</w:t>
+        <w:t xml:space="preserve">Θεωρήσαμε σημαντικό το αντικείμενο που θα παρουσιάζουν οι σελίδες να είναι εύκολα κατανοητό. Οι υπηρεσίες κινητής/σταθερής τηλεφωνίας, </w:t>
+      </w:r>
+      <w:r>
+        <w:rPr>
+          <w:rFonts w:ascii="Bahnschrift Light" w:hAnsi="Bahnschrift Light" w:cs="Calibri"/>
+          <w:sz w:val="23"/>
+          <w:szCs w:val="20"/>
+          <w:lang w:val="en-GB"/>
+        </w:rPr>
+        <w:t>internet</w:t>
+      </w:r>
+      <w:r>
+        <w:rPr>
+          <w:rFonts w:ascii="Bahnschrift Light" w:hAnsi="Bahnschrift Light" w:cs="Calibri"/>
+          <w:sz w:val="23"/>
+          <w:szCs w:val="20"/>
+        </w:rPr>
+        <w:t xml:space="preserve"> </w:t>
+      </w:r>
+      <w:r>
+        <w:rPr>
+          <w:rFonts w:ascii="Bahnschrift Light" w:hAnsi="Bahnschrift Light" w:cs="Calibri"/>
+          <w:sz w:val="23"/>
+          <w:szCs w:val="20"/>
+        </w:rPr>
+        <w:t>και τηλεόρασης είναι κομμάτι της καθημερινότητας του καθενός</w:t>
+      </w:r>
+      <w:r>
+        <w:rPr>
+          <w:rFonts w:ascii="Bahnschrift Light" w:hAnsi="Bahnschrift Light" w:cs="Calibri"/>
+          <w:sz w:val="23"/>
+          <w:szCs w:val="20"/>
+        </w:rPr>
+        <w:t>, γεγονός που σημαίνει πως οι χρήστες θα είναι ήδη προϊδεασμένοι σε μεγάλο βαθμό για τις πληροφορίες που θα κληθούν να αναζητήσουν. Με τον τρόπο αυτό ελαχιστοποιείται η πιθανότητα η απόδοση των χρηστών να επηρεαστεί από άγνοια για το περιεχόμενο των ιστοσελίδων, καθώς θέλουμε η έρευνα να επικεντρωθεί στον τρόπο παρουσίασης της πληροφορίας και όχι στο προϊόν που θα προβάλλεται.</w:t>
       </w:r>
     </w:p>
     <w:p>
@@ -20368,7 +20545,7 @@
           <w:sz w:val="23"/>
           <w:szCs w:val="20"/>
         </w:rPr>
-        <w:t>Έχοντας ως βάση κοινό περιεχόμενο</w:t>
+        <w:t xml:space="preserve">Ακόμα οι σελίδες τηλεπικοινωνιών παρέχουν μεγάλο πλήθος λειτουργιών. Οι υπηρεσίες </w:t>
       </w:r>
       <w:r>
         <w:rPr>
@@ -20376,7 +20553,7 @@
           <w:sz w:val="23"/>
           <w:szCs w:val="20"/>
         </w:rPr>
-        <w:t xml:space="preserve"> και λειτουργείες</w:t>
+        <w:t>με</w:t>
       </w:r>
       <w:r>
         <w:rPr>
@@ -20384,7 +20561,7 @@
           <w:sz w:val="23"/>
           <w:szCs w:val="20"/>
         </w:rPr>
-        <w:t>,</w:t>
+        <w:t xml:space="preserve"> τα χαρακτηριστικά τους</w:t>
       </w:r>
       <w:r>
         <w:rPr>
@@ -20392,31 +20569,43 @@
           <w:sz w:val="23"/>
           <w:szCs w:val="20"/>
         </w:rPr>
-        <w:t xml:space="preserve"> δημιουργήθηκαν δυο διαφορετικές προσεγγίσεις με διαφορ</w:t>
-      </w:r>
-      <w:r>
+        <w:t>, οι διάφορες κατηγορίες προϊόντων μας δίνουν εξαιρετικό πάτημα για να εξετάσουμε και να αξιολογήσουμε την συμπεριφορά των ερωτηθέντων. Η αναζήτηση της πληροφορίας μέσα στη σελίδα, η σύγκριση ανάμεσα στα πακέτα τηλεφωνίας και πλοήγηση ανάμεσα στις διάφορες υπηρεσίες που προσφέρονται δημιουργούν το ιδανικό θεμέλιο για να χτιστεί η μελέτη μας.</w:t>
+      </w:r>
+    </w:p>
+    <w:p>
+      <w:pPr>
+        <w:jc w:val="both"/>
         <w:rPr>
           <w:rFonts w:ascii="Bahnschrift Light" w:hAnsi="Bahnschrift Light" w:cs="Calibri"/>
           <w:sz w:val="23"/>
           <w:szCs w:val="20"/>
         </w:rPr>
-        <w:t>οποιήσεις</w:t>
-      </w:r>
-      <w:r>
+      </w:pPr>
+    </w:p>
+    <w:p>
+      <w:pPr>
+        <w:pStyle w:val="Heading3"/>
+      </w:pPr>
+      <w:r>
+        <w:t>Σχεδιαστική προσέγγιση</w:t>
+      </w:r>
+    </w:p>
+    <w:p>
+      <w:pPr>
+        <w:jc w:val="both"/>
         <w:rPr>
           <w:rFonts w:ascii="Bahnschrift Light" w:hAnsi="Bahnschrift Light" w:cs="Calibri"/>
           <w:sz w:val="23"/>
           <w:szCs w:val="20"/>
         </w:rPr>
-        <w:t xml:space="preserve"> σε βασικά σημεία </w:t>
-      </w:r>
+      </w:pPr>
       <w:r>
         <w:rPr>
           <w:rFonts w:ascii="Bahnschrift Light" w:hAnsi="Bahnschrift Light" w:cs="Calibri"/>
           <w:sz w:val="23"/>
           <w:szCs w:val="20"/>
         </w:rPr>
-        <w:t xml:space="preserve">διεπαφής και οπτικής οργάνωσης </w:t>
+        <w:t>Με βάση το κοινό περιεχόμενο</w:t>
       </w:r>
       <w:r>
         <w:rPr>
@@ -20424,7 +20613,66 @@
           <w:sz w:val="23"/>
           <w:szCs w:val="20"/>
         </w:rPr>
+        <w:t xml:space="preserve"> δημιουργήθηκαν δύο εκδοχές του ιστοτόπου της εικονικής εταιρίας τηλεπικοινωνιών </w:t>
+      </w:r>
+      <w:r>
+        <w:rPr>
+          <w:rFonts w:ascii="Bahnschrift Light" w:hAnsi="Bahnschrift Light" w:cs="Calibri"/>
+          <w:sz w:val="23"/>
+          <w:szCs w:val="20"/>
+          <w:lang w:val="en-GB"/>
+        </w:rPr>
+        <w:t>Cellectro</w:t>
+      </w:r>
+      <w:r>
+        <w:rPr>
+          <w:rFonts w:ascii="Bahnschrift Light" w:hAnsi="Bahnschrift Light" w:cs="Calibri"/>
+          <w:sz w:val="23"/>
+          <w:szCs w:val="20"/>
+        </w:rPr>
         <w:t>.</w:t>
+      </w:r>
+      <w:r>
+        <w:rPr>
+          <w:rFonts w:ascii="Bahnschrift Light" w:hAnsi="Bahnschrift Light" w:cs="Calibri"/>
+          <w:sz w:val="23"/>
+          <w:szCs w:val="20"/>
+        </w:rPr>
+        <w:t xml:space="preserve"> Οι διαφορές εντοπίζονται σε βασικά σημεία όπως η χρωματική παλέτα, η διάταξη της αρχικής σελίδας, η οργάνωση της πλοήγησης ανάμεσα στις </w:t>
+      </w:r>
+      <w:proofErr w:type="spellStart"/>
+      <w:r>
+        <w:rPr>
+          <w:rFonts w:ascii="Bahnschrift Light" w:hAnsi="Bahnschrift Light" w:cs="Calibri"/>
+          <w:sz w:val="23"/>
+          <w:szCs w:val="20"/>
+        </w:rPr>
+        <w:t>υπο</w:t>
+      </w:r>
+      <w:proofErr w:type="spellEnd"/>
+      <w:r>
+        <w:rPr>
+          <w:rFonts w:ascii="Bahnschrift Light" w:hAnsi="Bahnschrift Light" w:cs="Calibri"/>
+          <w:sz w:val="23"/>
+          <w:szCs w:val="20"/>
+        </w:rPr>
+        <w:t>-σελίδες</w:t>
+      </w:r>
+      <w:r>
+        <w:rPr>
+          <w:rFonts w:ascii="Bahnschrift Light" w:hAnsi="Bahnschrift Light" w:cs="Calibri"/>
+          <w:sz w:val="23"/>
+          <w:szCs w:val="20"/>
+        </w:rPr>
+        <w:t>, η δομή στην παρουσίαση των παρεχόμενων υπηρεσιών και πακέτων</w:t>
+      </w:r>
+      <w:r>
+        <w:rPr>
+          <w:rFonts w:ascii="Bahnschrift Light" w:hAnsi="Bahnschrift Light" w:cs="Calibri"/>
+          <w:sz w:val="23"/>
+          <w:szCs w:val="20"/>
+        </w:rPr>
+        <w:t xml:space="preserve">. Σκοπός είναι οι χρήστες να εκτελέσουν τις ίδιες ενέργειες και να εστιάσουν στις διαφορές που υπάρχουν στον σχεδιασμό και όχι στις λειτουργείες που παρέχονται. </w:t>
       </w:r>
     </w:p>
     <w:p>
@@ -20436,42 +20684,165 @@
           <w:szCs w:val="20"/>
         </w:rPr>
       </w:pPr>
-      <w:r>
+    </w:p>
+    <w:p>
+      <w:pPr>
+        <w:pStyle w:val="Heading3"/>
+      </w:pPr>
+      <w:bookmarkStart w:id="36" w:name="_Toc222042363"/>
+      <w:r>
+        <w:t>Χρωματική παλέτα</w:t>
+      </w:r>
+      <w:bookmarkEnd w:id="36"/>
+      <w:r>
+        <w:t xml:space="preserve"> </w:t>
+      </w:r>
+    </w:p>
+    <w:p>
+      <w:pPr>
+        <w:jc w:val="both"/>
         <w:rPr>
           <w:rFonts w:ascii="Bahnschrift Light" w:hAnsi="Bahnschrift Light" w:cs="Calibri"/>
           <w:sz w:val="23"/>
           <w:szCs w:val="20"/>
         </w:rPr>
+      </w:pPr>
+      <w:r>
+        <w:rPr>
+          <w:rFonts w:ascii="Bahnschrift Light" w:hAnsi="Bahnschrift Light" w:cs="Calibri"/>
+          <w:sz w:val="23"/>
+          <w:szCs w:val="20"/>
+        </w:rPr>
+        <w:t>Οι χρωματικοί συνδυασμοί αποτελούν σημαντικό</w:t>
+      </w:r>
+      <w:r>
+        <w:rPr>
+          <w:rFonts w:ascii="Bahnschrift Light" w:hAnsi="Bahnschrift Light" w:cs="Calibri"/>
+          <w:sz w:val="23"/>
+          <w:szCs w:val="20"/>
+        </w:rPr>
+        <w:t xml:space="preserve"> παράγοντα για την αποτελεσματικότητα κάθε </w:t>
+      </w:r>
+      <w:r>
+        <w:rPr>
+          <w:rFonts w:ascii="Bahnschrift Light" w:hAnsi="Bahnschrift Light" w:cs="Calibri"/>
+          <w:sz w:val="23"/>
+          <w:szCs w:val="20"/>
+          <w:lang w:val="en-GB"/>
+        </w:rPr>
+        <w:t>user</w:t>
+      </w:r>
+      <w:r>
+        <w:rPr>
+          <w:rFonts w:ascii="Bahnschrift Light" w:hAnsi="Bahnschrift Light" w:cs="Calibri"/>
+          <w:sz w:val="23"/>
+          <w:szCs w:val="20"/>
+        </w:rPr>
+        <w:t xml:space="preserve"> </w:t>
+      </w:r>
+      <w:r>
+        <w:rPr>
+          <w:rFonts w:ascii="Bahnschrift Light" w:hAnsi="Bahnschrift Light" w:cs="Calibri"/>
+          <w:sz w:val="23"/>
+          <w:szCs w:val="20"/>
+          <w:lang w:val="en-GB"/>
+        </w:rPr>
+        <w:t>interface</w:t>
+      </w:r>
+      <w:r>
+        <w:rPr>
+          <w:rFonts w:ascii="Bahnschrift Light" w:hAnsi="Bahnschrift Light" w:cs="Calibri"/>
+          <w:sz w:val="23"/>
+          <w:szCs w:val="20"/>
+        </w:rPr>
+        <w:t>.</w:t>
+      </w:r>
+      <w:r>
+        <w:rPr>
+          <w:rFonts w:ascii="Bahnschrift Light" w:hAnsi="Bahnschrift Light" w:cs="Calibri"/>
+          <w:sz w:val="23"/>
+          <w:szCs w:val="20"/>
+        </w:rPr>
         <w:t xml:space="preserve"> </w:t>
       </w:r>
     </w:p>
     <w:p>
       <w:pPr>
-        <w:pStyle w:val="Heading4"/>
         <w:jc w:val="both"/>
         <w:rPr>
           <w:rFonts w:ascii="Bahnschrift Light" w:hAnsi="Bahnschrift Light" w:cs="Calibri"/>
+          <w:sz w:val="23"/>
+          <w:szCs w:val="20"/>
+        </w:rPr>
+      </w:pPr>
+      <w:r>
+        <w:rPr>
+          <w:rFonts w:ascii="Bahnschrift Light" w:hAnsi="Bahnschrift Light" w:cs="Calibri"/>
+          <w:sz w:val="23"/>
+          <w:szCs w:val="20"/>
+        </w:rPr>
+        <w:t xml:space="preserve">Η πρώτη σελίδα έχει στηθεί με μια πιο λιτή οπτική. Έχει γίνει χρήση αποχρώσεων του λευκού, του ανοιχτού γκρι και περιορισμό των αντιθέσεων με μόνο μια απόχρωση του γαλάζιου. </w:t>
+      </w:r>
+    </w:p>
+    <w:p>
+      <w:pPr>
+        <w:jc w:val="both"/>
+        <w:rPr>
+          <w:rFonts w:ascii="Bahnschrift Light" w:hAnsi="Bahnschrift Light" w:cs="Calibri"/>
+          <w:sz w:val="23"/>
+          <w:szCs w:val="20"/>
+        </w:rPr>
+      </w:pPr>
+      <w:r>
+        <w:rPr>
+          <w:rFonts w:ascii="Bahnschrift Light" w:hAnsi="Bahnschrift Light" w:cs="Calibri"/>
+          <w:sz w:val="23"/>
+          <w:szCs w:val="20"/>
+        </w:rPr>
+        <w:lastRenderedPageBreak/>
+        <w:t xml:space="preserve">Η δεύτερη σελίδα ακολουθεί μια πολύ διαφορετική προσέγγιση, καθώς το χρώμα που κυριαρχεί είναι το μαύρο με τόνους σκούρου γκρι και αρκετά βοηθητικά έντονα χρώματα. </w:t>
+      </w:r>
+    </w:p>
+    <w:p>
+      <w:pPr>
+        <w:jc w:val="both"/>
+        <w:rPr>
+          <w:rFonts w:ascii="Bahnschrift Light" w:hAnsi="Bahnschrift Light" w:cs="Calibri"/>
+          <w:sz w:val="23"/>
+          <w:szCs w:val="20"/>
+        </w:rPr>
+      </w:pPr>
+    </w:p>
+    <w:p>
+      <w:pPr>
+        <w:jc w:val="both"/>
+        <w:rPr>
+          <w:rFonts w:ascii="Cambria" w:hAnsi="Cambria"/>
+          <w:b/>
+          <w:bCs/>
           <w:sz w:val="26"/>
           <w:szCs w:val="26"/>
         </w:rPr>
       </w:pPr>
-      <w:bookmarkStart w:id="36" w:name="_Toc221961267"/>
-      <w:r>
-        <w:rPr>
-          <w:rFonts w:ascii="Bahnschrift Light" w:hAnsi="Bahnschrift Light" w:cs="Calibri"/>
+      <w:r>
+        <w:rPr>
+          <w:rFonts w:ascii="Cambria" w:hAnsi="Cambria"/>
+          <w:b/>
+          <w:bCs/>
           <w:sz w:val="26"/>
           <w:szCs w:val="26"/>
         </w:rPr>
-        <w:t>Χρωματική παλέτα</w:t>
-      </w:r>
-      <w:bookmarkEnd w:id="36"/>
-      <w:r>
-        <w:rPr>
-          <w:rFonts w:ascii="Bahnschrift Light" w:hAnsi="Bahnschrift Light" w:cs="Calibri"/>
+        <w:t>Επικεφαλίδα-</w:t>
+      </w:r>
+      <w:r>
+        <w:rPr>
+          <w:rFonts w:ascii="Cambria" w:hAnsi="Cambria"/>
+          <w:b/>
+          <w:bCs/>
           <w:sz w:val="26"/>
           <w:szCs w:val="26"/>
         </w:rPr>
-        <w:t xml:space="preserve"> </w:t>
+        <w:t>Header</w:t>
       </w:r>
     </w:p>
     <w:p>
@@ -20489,15 +20860,75 @@
           <w:sz w:val="23"/>
           <w:szCs w:val="20"/>
         </w:rPr>
-        <w:t xml:space="preserve">Οι </w:t>
-      </w:r>
-      <w:r>
+        <w:t>Οι επικεφαλίδες των δύο ιστοσελίδων διαφέρουν αρκετά μεταξύ τους, παρόλο που εξυπηρετούν τον ίδιο σκοπό.</w:t>
+      </w:r>
+    </w:p>
+    <w:p>
+      <w:pPr>
+        <w:jc w:val="both"/>
         <w:rPr>
           <w:rFonts w:ascii="Bahnschrift Light" w:hAnsi="Bahnschrift Light" w:cs="Calibri"/>
           <w:sz w:val="23"/>
           <w:szCs w:val="20"/>
         </w:rPr>
-        <w:t xml:space="preserve">χρωματικοί συνδυασμοί που επιλέγονται για την δημιουργία των ιστοσελίδων είναι εξαιρετικά σημαντικοί. Οι εναλλαγές τον χρωμάτων </w:t>
+      </w:pPr>
+      <w:r>
+        <w:rPr>
+          <w:rFonts w:ascii="Bahnschrift Light" w:hAnsi="Bahnschrift Light" w:cs="Calibri"/>
+          <w:sz w:val="23"/>
+          <w:szCs w:val="20"/>
+        </w:rPr>
+        <w:t xml:space="preserve">Στην Λευκή σελίδα βρίσκουμε δυο </w:t>
+      </w:r>
+      <w:r>
+        <w:rPr>
+          <w:rFonts w:ascii="Bahnschrift Light" w:hAnsi="Bahnschrift Light" w:cs="Calibri"/>
+          <w:sz w:val="23"/>
+          <w:szCs w:val="20"/>
+          <w:lang w:val="en-GB"/>
+        </w:rPr>
+        <w:t>headers</w:t>
+      </w:r>
+      <w:r>
+        <w:rPr>
+          <w:rFonts w:ascii="Bahnschrift Light" w:hAnsi="Bahnschrift Light" w:cs="Calibri"/>
+          <w:sz w:val="23"/>
+          <w:szCs w:val="20"/>
+        </w:rPr>
+        <w:t xml:space="preserve">, η πρώτη πιο μικρή σε ύψος και η δεύτερη πιο μεγάλη, περιέχονται μαζί με </w:t>
+      </w:r>
+      <w:r>
+        <w:rPr>
+          <w:rFonts w:ascii="Bahnschrift Light" w:hAnsi="Bahnschrift Light" w:cs="Calibri"/>
+          <w:sz w:val="23"/>
+          <w:szCs w:val="20"/>
+        </w:rPr>
+        <w:t xml:space="preserve">τα κουμπιά του </w:t>
+      </w:r>
+      <w:r>
+        <w:rPr>
+          <w:rFonts w:ascii="Bahnschrift Light" w:hAnsi="Bahnschrift Light" w:cs="Calibri"/>
+          <w:sz w:val="23"/>
+          <w:szCs w:val="20"/>
+          <w:lang w:val="en-GB"/>
+        </w:rPr>
+        <w:t>navigation</w:t>
+      </w:r>
+      <w:r>
+        <w:rPr>
+          <w:rFonts w:ascii="Bahnschrift Light" w:hAnsi="Bahnschrift Light" w:cs="Calibri"/>
+          <w:sz w:val="23"/>
+          <w:szCs w:val="20"/>
+        </w:rPr>
+        <w:t xml:space="preserve"> </w:t>
+      </w:r>
+      <w:r>
+        <w:rPr>
+          <w:rFonts w:ascii="Bahnschrift Light" w:hAnsi="Bahnschrift Light" w:cs="Calibri"/>
+          <w:sz w:val="23"/>
+          <w:szCs w:val="20"/>
+        </w:rPr>
+        <w:t xml:space="preserve">και βοηθητικές, επεξηγηματικές εικόνες. Αντίθετα η σκουρόχρωμη σελίδα μας δίνει την επιλογή μόνο μίας επικεφαλίδας με τα στοιχεία της να εμφανίζονται σε οριζόντια και πάλι διάταξη αλλά χωρίς τη συνοδεία εικονιδίων. Με αυτό τον τρόπο μπορούμε να εξετάσουμε αν οι περισσότερες επιλογές πλοήγησης θα μειώσουν τον χρόνο εύρεσης της επιθυμητής λειτουργείας ή αν οι περισσότερες επιλογές θα μπερδέψουν και θα καθυστερήσουν τον χρήστη. </w:t>
       </w:r>
     </w:p>
     <w:p>
@@ -20512,506 +20943,277 @@
     </w:p>
     <w:p>
       <w:pPr>
-        <w:pStyle w:val="-"/>
-        <w:rPr>
-          <w:rFonts w:ascii="Bahnschrift Light" w:hAnsi="Bahnschrift Light" w:cs="Vani"/>
+        <w:spacing w:after="160" w:line="259" w:lineRule="auto"/>
+        <w:rPr>
+          <w:rFonts w:ascii="Cambria" w:hAnsi="Cambria"/>
           <w:b/>
           <w:bCs/>
-        </w:rPr>
-      </w:pPr>
-      <w:r>
-        <w:rPr>
-          <w:rFonts w:ascii="Bahnschrift Light" w:hAnsi="Bahnschrift Light" w:cs="Vani"/>
+          <w:sz w:val="26"/>
+          <w:szCs w:val="26"/>
+        </w:rPr>
+      </w:pPr>
+      <w:r>
+        <w:rPr>
+          <w:rFonts w:ascii="Cambria" w:hAnsi="Cambria"/>
           <w:b/>
           <w:bCs/>
-        </w:rPr>
-        <w:t xml:space="preserve"> </w:t>
-      </w:r>
-      <w:r>
-        <w:rPr>
-          <w:rFonts w:ascii="Bahnschrift Light" w:hAnsi="Bahnschrift Light"/>
+          <w:sz w:val="26"/>
+          <w:szCs w:val="26"/>
+        </w:rPr>
+        <w:t>Διάταξη αρχικής σελίδας</w:t>
+      </w:r>
+    </w:p>
+    <w:p>
+      <w:pPr>
+        <w:spacing w:after="160" w:line="259" w:lineRule="auto"/>
+        <w:rPr>
+          <w:rFonts w:ascii="Bahnschrift Light" w:hAnsi="Bahnschrift Light" w:cs="Calibri"/>
+          <w:sz w:val="23"/>
+          <w:szCs w:val="20"/>
+          <w:lang w:val="en-GB"/>
+        </w:rPr>
+      </w:pPr>
+      <w:r>
+        <w:rPr>
+          <w:rFonts w:ascii="Bahnschrift Light" w:hAnsi="Bahnschrift Light" w:cs="Calibri"/>
+          <w:sz w:val="23"/>
+          <w:szCs w:val="20"/>
+        </w:rPr>
+        <w:t xml:space="preserve">Η </w:t>
+      </w:r>
+      <w:r>
+        <w:rPr>
+          <w:rFonts w:ascii="Bahnschrift Light" w:hAnsi="Bahnschrift Light" w:cs="Calibri"/>
+          <w:sz w:val="23"/>
+          <w:szCs w:val="20"/>
+        </w:rPr>
+        <w:t xml:space="preserve">αρχική σελίδα </w:t>
+      </w:r>
+    </w:p>
+    <w:p>
+      <w:pPr>
+        <w:spacing w:after="160" w:line="259" w:lineRule="auto"/>
+        <w:rPr>
+          <w:rFonts w:ascii="Cambria" w:hAnsi="Cambria"/>
           <w:b/>
           <w:bCs/>
-        </w:rPr>
-        <w:t>Μεθοδολογία</w:t>
+          <w:sz w:val="26"/>
+          <w:szCs w:val="26"/>
+          <w:lang w:val="en-GB"/>
+        </w:rPr>
+      </w:pPr>
+      <w:r>
+        <w:rPr>
+          <w:rFonts w:ascii="Bahnschrift Light" w:hAnsi="Bahnschrift Light" w:cs="Calibri"/>
+          <w:sz w:val="23"/>
+          <w:szCs w:val="20"/>
+        </w:rPr>
+        <w:t>--</w:t>
+      </w:r>
+      <w:r>
+        <w:rPr>
+          <w:rFonts w:ascii="Bahnschrift Light" w:hAnsi="Bahnschrift Light" w:cs="Calibri"/>
+          <w:sz w:val="23"/>
+          <w:szCs w:val="20"/>
+          <w:lang w:val="en-GB"/>
+        </w:rPr>
+        <w:t>To do</w:t>
       </w:r>
     </w:p>
     <w:p>
       <w:pPr>
-        <w:pStyle w:val="-"/>
-        <w:rPr>
-          <w:rFonts w:ascii="Bahnschrift Light" w:hAnsi="Bahnschrift Light" w:cs="Vani"/>
-        </w:rPr>
-      </w:pPr>
-      <w:r>
-        <w:rPr>
-          <w:rFonts w:ascii="Bahnschrift Light" w:hAnsi="Bahnschrift Light" w:cs="Vani"/>
-        </w:rPr>
-        <w:t>-</w:t>
-      </w:r>
-      <w:r>
-        <w:rPr>
-          <w:rFonts w:ascii="Bahnschrift Light" w:hAnsi="Bahnschrift Light"/>
-        </w:rPr>
-        <w:t>Χρωματική</w:t>
-      </w:r>
-      <w:r>
-        <w:rPr>
-          <w:rFonts w:ascii="Bahnschrift Light" w:hAnsi="Bahnschrift Light" w:cs="Vani"/>
-        </w:rPr>
-        <w:t xml:space="preserve"> </w:t>
-      </w:r>
-      <w:r>
-        <w:rPr>
-          <w:rFonts w:ascii="Bahnschrift Light" w:hAnsi="Bahnschrift Light"/>
-        </w:rPr>
-        <w:t>παλέτα</w:t>
+        <w:spacing w:after="160" w:line="259" w:lineRule="auto"/>
+        <w:rPr>
+          <w:rFonts w:ascii="Cambria" w:hAnsi="Cambria"/>
+          <w:b/>
+          <w:bCs/>
+          <w:sz w:val="26"/>
+          <w:szCs w:val="26"/>
+        </w:rPr>
+      </w:pPr>
+      <w:r>
+        <w:rPr>
+          <w:rFonts w:ascii="Cambria" w:hAnsi="Cambria"/>
+          <w:b/>
+          <w:bCs/>
+          <w:sz w:val="26"/>
+          <w:szCs w:val="26"/>
+        </w:rPr>
+        <w:t>Διάταξη σελίδας πακέτων</w:t>
       </w:r>
     </w:p>
     <w:p>
       <w:pPr>
-        <w:pStyle w:val="-"/>
-        <w:rPr>
-          <w:rFonts w:ascii="Bahnschrift Light" w:hAnsi="Bahnschrift Light" w:cs="Vani"/>
-        </w:rPr>
-      </w:pPr>
-      <w:r>
-        <w:rPr>
-          <w:rFonts w:ascii="Bahnschrift Light" w:hAnsi="Bahnschrift Light" w:cs="Vani"/>
-        </w:rPr>
-        <w:t>-</w:t>
-      </w:r>
-      <w:r>
-        <w:rPr>
-          <w:rFonts w:ascii="Bahnschrift Light" w:hAnsi="Bahnschrift Light"/>
-        </w:rPr>
-        <w:t>Επικεφαλίδα</w:t>
-      </w:r>
+        <w:jc w:val="both"/>
+        <w:rPr>
+          <w:rFonts w:ascii="Cambria" w:hAnsi="Cambria"/>
+          <w:b/>
+          <w:bCs/>
+          <w:sz w:val="26"/>
+          <w:szCs w:val="26"/>
+          <w:lang w:val="en-GB"/>
+        </w:rPr>
+      </w:pPr>
     </w:p>
     <w:p>
       <w:pPr>
-        <w:pStyle w:val="-"/>
-        <w:rPr>
-          <w:rFonts w:ascii="Bahnschrift Light" w:hAnsi="Bahnschrift Light" w:cs="Vani"/>
-        </w:rPr>
-      </w:pPr>
-      <w:r>
-        <w:rPr>
-          <w:rFonts w:ascii="Bahnschrift Light" w:hAnsi="Bahnschrift Light" w:cs="Vani"/>
-        </w:rPr>
-        <w:t>-</w:t>
-      </w:r>
-      <w:r>
-        <w:rPr>
-          <w:rFonts w:ascii="Bahnschrift Light" w:hAnsi="Bahnschrift Light" w:cs="Vani"/>
-          <w:lang w:val="en-GB"/>
-        </w:rPr>
-        <w:t>homepage</w:t>
-      </w:r>
-      <w:r>
-        <w:rPr>
-          <w:rFonts w:ascii="Bahnschrift Light" w:hAnsi="Bahnschrift Light" w:cs="Vani"/>
-        </w:rPr>
-        <w:t xml:space="preserve"> </w:t>
-      </w:r>
-      <w:r>
-        <w:rPr>
-          <w:rFonts w:ascii="Bahnschrift Light" w:hAnsi="Bahnschrift Light" w:cs="Vani"/>
-          <w:lang w:val="en-GB"/>
-        </w:rPr>
-        <w:t>layout</w:t>
+        <w:spacing w:after="160" w:line="259" w:lineRule="auto"/>
+        <w:rPr>
+          <w:rFonts w:ascii="Cambria" w:hAnsi="Cambria"/>
+          <w:b/>
+          <w:bCs/>
+          <w:sz w:val="26"/>
+          <w:szCs w:val="26"/>
+        </w:rPr>
+      </w:pPr>
+      <w:r>
+        <w:rPr>
+          <w:rFonts w:ascii="Cambria" w:hAnsi="Cambria"/>
+          <w:b/>
+          <w:bCs/>
+          <w:sz w:val="26"/>
+          <w:szCs w:val="26"/>
+        </w:rPr>
+        <w:t>Στόχος της σύγκρισης</w:t>
       </w:r>
     </w:p>
     <w:p>
       <w:pPr>
-        <w:pStyle w:val="-"/>
-        <w:rPr>
-          <w:rFonts w:ascii="Bahnschrift Light" w:hAnsi="Bahnschrift Light" w:cs="Vani"/>
-        </w:rPr>
-      </w:pPr>
-      <w:r>
-        <w:rPr>
-          <w:rFonts w:ascii="Bahnschrift Light" w:hAnsi="Bahnschrift Light" w:cs="Vani"/>
-        </w:rPr>
-        <w:t>-</w:t>
-      </w:r>
-      <w:r>
-        <w:rPr>
-          <w:rFonts w:ascii="Bahnschrift Light" w:hAnsi="Bahnschrift Light" w:cs="Vani"/>
+        <w:spacing w:afterLines="160" w:after="384"/>
+        <w:jc w:val="both"/>
+        <w:rPr>
+          <w:rFonts w:ascii="Cambria" w:hAnsi="Cambria"/>
+          <w:b/>
+          <w:bCs/>
+          <w:sz w:val="26"/>
+          <w:szCs w:val="26"/>
           <w:lang w:val="en-GB"/>
         </w:rPr>
-        <w:t>package</w:t>
-      </w:r>
-      <w:r>
-        <w:rPr>
-          <w:rFonts w:ascii="Bahnschrift Light" w:hAnsi="Bahnschrift Light" w:cs="Vani"/>
-        </w:rPr>
-        <w:t xml:space="preserve"> </w:t>
-      </w:r>
-      <w:r>
-        <w:rPr>
-          <w:rFonts w:ascii="Bahnschrift Light" w:hAnsi="Bahnschrift Light" w:cs="Vani"/>
-          <w:lang w:val="en-GB"/>
-        </w:rPr>
-        <w:t>page</w:t>
-      </w:r>
-      <w:r>
-        <w:rPr>
-          <w:rFonts w:ascii="Bahnschrift Light" w:hAnsi="Bahnschrift Light" w:cs="Vani"/>
-        </w:rPr>
-        <w:t xml:space="preserve"> </w:t>
-      </w:r>
-      <w:r>
-        <w:rPr>
-          <w:rFonts w:ascii="Bahnschrift Light" w:hAnsi="Bahnschrift Light" w:cs="Vani"/>
-          <w:lang w:val="en-GB"/>
-        </w:rPr>
-        <w:t>layout</w:t>
+      </w:pPr>
+      <w:r>
+        <w:rPr>
+          <w:rFonts w:ascii="Cambria" w:hAnsi="Cambria"/>
+          <w:b/>
+          <w:bCs/>
+          <w:sz w:val="26"/>
+          <w:szCs w:val="26"/>
+        </w:rPr>
+        <w:t>Συμμετέχοντες</w:t>
       </w:r>
     </w:p>
     <w:p>
       <w:pPr>
-        <w:pStyle w:val="-"/>
-        <w:rPr>
-          <w:rFonts w:ascii="Bahnschrift Light" w:hAnsi="Bahnschrift Light" w:cs="Vani"/>
-        </w:rPr>
-      </w:pPr>
+        <w:spacing w:afterLines="160" w:after="384"/>
+        <w:jc w:val="both"/>
+        <w:rPr>
+          <w:rFonts w:ascii="Cambria" w:hAnsi="Cambria"/>
+          <w:b/>
+          <w:bCs/>
+          <w:sz w:val="26"/>
+          <w:szCs w:val="26"/>
+        </w:rPr>
+      </w:pPr>
+      <w:r>
+        <w:rPr>
+          <w:rFonts w:ascii="Cambria" w:hAnsi="Cambria"/>
+          <w:b/>
+          <w:bCs/>
+          <w:sz w:val="26"/>
+          <w:szCs w:val="26"/>
+        </w:rPr>
+        <w:t>Διαδικασία δοκιμής</w:t>
+      </w:r>
     </w:p>
     <w:p>
       <w:pPr>
-        <w:pStyle w:val="-"/>
-        <w:numPr>
-          <w:ilvl w:val="0"/>
-          <w:numId w:val="31"/>
-        </w:numPr>
-        <w:rPr>
-          <w:rFonts w:ascii="Bahnschrift Light" w:hAnsi="Bahnschrift Light" w:cs="Vani"/>
-        </w:rPr>
-      </w:pPr>
-      <w:r>
-        <w:rPr>
-          <w:rFonts w:ascii="Bahnschrift Light" w:hAnsi="Bahnschrift Light"/>
-        </w:rPr>
-        <w:t>ποιος</w:t>
-      </w:r>
-      <w:r>
-        <w:rPr>
-          <w:rFonts w:ascii="Bahnschrift Light" w:hAnsi="Bahnschrift Light" w:cs="Vani"/>
-        </w:rPr>
-        <w:t xml:space="preserve"> </w:t>
-      </w:r>
-      <w:r>
-        <w:rPr>
-          <w:rFonts w:ascii="Bahnschrift Light" w:hAnsi="Bahnschrift Light"/>
-        </w:rPr>
-        <w:t>είναι</w:t>
-      </w:r>
-      <w:r>
-        <w:rPr>
-          <w:rFonts w:ascii="Bahnschrift Light" w:hAnsi="Bahnschrift Light" w:cs="Vani"/>
-        </w:rPr>
-        <w:t xml:space="preserve"> </w:t>
-      </w:r>
-      <w:r>
-        <w:rPr>
-          <w:rFonts w:ascii="Bahnschrift Light" w:hAnsi="Bahnschrift Light"/>
-        </w:rPr>
-        <w:t>ο</w:t>
-      </w:r>
-      <w:r>
-        <w:rPr>
-          <w:rFonts w:ascii="Bahnschrift Light" w:hAnsi="Bahnschrift Light" w:cs="Vani"/>
-        </w:rPr>
-        <w:t xml:space="preserve"> </w:t>
-      </w:r>
-      <w:r>
-        <w:rPr>
-          <w:rFonts w:ascii="Bahnschrift Light" w:hAnsi="Bahnschrift Light"/>
-        </w:rPr>
-        <w:t>στόχος</w:t>
-      </w:r>
-      <w:r>
-        <w:rPr>
-          <w:rFonts w:ascii="Bahnschrift Light" w:hAnsi="Bahnschrift Light" w:cs="Vani"/>
-        </w:rPr>
-        <w:t xml:space="preserve"> </w:t>
-      </w:r>
-      <w:r>
-        <w:rPr>
-          <w:rFonts w:ascii="Bahnschrift Light" w:hAnsi="Bahnschrift Light"/>
-        </w:rPr>
-        <w:t>της</w:t>
-      </w:r>
-      <w:r>
-        <w:rPr>
-          <w:rFonts w:ascii="Bahnschrift Light" w:hAnsi="Bahnschrift Light" w:cs="Vani"/>
-        </w:rPr>
-        <w:t xml:space="preserve"> </w:t>
-      </w:r>
-      <w:r>
-        <w:rPr>
-          <w:rFonts w:ascii="Bahnschrift Light" w:hAnsi="Bahnschrift Light"/>
-        </w:rPr>
-        <w:t>σύγκρισης</w:t>
+        <w:spacing w:afterLines="160" w:after="384"/>
+        <w:jc w:val="both"/>
+        <w:rPr>
+          <w:rFonts w:ascii="Cambria" w:hAnsi="Cambria"/>
+          <w:b/>
+          <w:bCs/>
+          <w:sz w:val="26"/>
+          <w:szCs w:val="26"/>
+        </w:rPr>
+      </w:pPr>
+      <w:r>
+        <w:rPr>
+          <w:rFonts w:ascii="Cambria" w:hAnsi="Cambria"/>
+          <w:b/>
+          <w:bCs/>
+          <w:sz w:val="26"/>
+          <w:szCs w:val="26"/>
+        </w:rPr>
+        <w:t>Ερωτηματολόγιο</w:t>
       </w:r>
     </w:p>
     <w:p>
       <w:pPr>
-        <w:pStyle w:val="-"/>
-        <w:rPr>
-          <w:rFonts w:ascii="Bahnschrift Light" w:hAnsi="Bahnschrift Light" w:cs="Vani"/>
-        </w:rPr>
-      </w:pPr>
-      <w:r>
-        <w:rPr>
-          <w:rFonts w:ascii="Bahnschrift Light" w:hAnsi="Bahnschrift Light" w:cs="Vani"/>
-        </w:rPr>
-        <w:t>-</w:t>
-      </w:r>
-      <w:r>
-        <w:rPr>
-          <w:rFonts w:ascii="Bahnschrift Light" w:hAnsi="Bahnschrift Light"/>
-        </w:rPr>
-        <w:t>Να</w:t>
-      </w:r>
-      <w:r>
-        <w:rPr>
-          <w:rFonts w:ascii="Bahnschrift Light" w:hAnsi="Bahnschrift Light" w:cs="Vani"/>
-        </w:rPr>
-        <w:t xml:space="preserve"> </w:t>
-      </w:r>
-      <w:proofErr w:type="spellStart"/>
-      <w:r>
-        <w:rPr>
-          <w:rFonts w:ascii="Bahnschrift Light" w:hAnsi="Bahnschrift Light"/>
-        </w:rPr>
-        <w:t>βρουμε</w:t>
-      </w:r>
-      <w:proofErr w:type="spellEnd"/>
-      <w:r>
-        <w:rPr>
-          <w:rFonts w:ascii="Bahnschrift Light" w:hAnsi="Bahnschrift Light" w:cs="Vani"/>
-        </w:rPr>
-        <w:t xml:space="preserve"> </w:t>
-      </w:r>
-      <w:r>
-        <w:rPr>
-          <w:rFonts w:ascii="Bahnschrift Light" w:hAnsi="Bahnschrift Light"/>
-        </w:rPr>
-        <w:t>ποιο</w:t>
-      </w:r>
-      <w:r>
-        <w:rPr>
-          <w:rFonts w:ascii="Bahnschrift Light" w:hAnsi="Bahnschrift Light" w:cs="Vani"/>
-        </w:rPr>
-        <w:t xml:space="preserve"> </w:t>
-      </w:r>
-      <w:proofErr w:type="spellStart"/>
-      <w:r>
-        <w:rPr>
-          <w:rFonts w:ascii="Bahnschrift Light" w:hAnsi="Bahnschrift Light"/>
-        </w:rPr>
-        <w:t>σάιτ</w:t>
-      </w:r>
-      <w:proofErr w:type="spellEnd"/>
-      <w:r>
-        <w:rPr>
-          <w:rFonts w:ascii="Bahnschrift Light" w:hAnsi="Bahnschrift Light" w:cs="Vani"/>
-        </w:rPr>
-        <w:t xml:space="preserve"> </w:t>
-      </w:r>
-      <w:r>
-        <w:rPr>
-          <w:rFonts w:ascii="Bahnschrift Light" w:hAnsi="Bahnschrift Light"/>
-        </w:rPr>
-        <w:t>είναι</w:t>
-      </w:r>
-      <w:r>
-        <w:rPr>
-          <w:rFonts w:ascii="Bahnschrift Light" w:hAnsi="Bahnschrift Light" w:cs="Vani"/>
-        </w:rPr>
-        <w:t xml:space="preserve"> </w:t>
-      </w:r>
-      <w:r>
-        <w:rPr>
-          <w:rFonts w:ascii="Bahnschrift Light" w:hAnsi="Bahnschrift Light"/>
-        </w:rPr>
-        <w:t>πιο</w:t>
-      </w:r>
-      <w:r>
-        <w:rPr>
-          <w:rFonts w:ascii="Bahnschrift Light" w:hAnsi="Bahnschrift Light" w:cs="Vani"/>
-        </w:rPr>
-        <w:t xml:space="preserve"> </w:t>
-      </w:r>
-      <w:r>
-        <w:rPr>
-          <w:rFonts w:ascii="Bahnschrift Light" w:hAnsi="Bahnschrift Light"/>
-        </w:rPr>
-        <w:t>εύχρηστο</w:t>
-      </w:r>
-      <w:r>
-        <w:rPr>
-          <w:rFonts w:ascii="Bahnschrift Light" w:hAnsi="Bahnschrift Light" w:cs="Vani"/>
-        </w:rPr>
-        <w:t>/</w:t>
-      </w:r>
-      <w:r>
-        <w:rPr>
-          <w:rFonts w:ascii="Bahnschrift Light" w:hAnsi="Bahnschrift Light"/>
-        </w:rPr>
-        <w:t>αποδοτικό</w:t>
-      </w:r>
-      <w:r>
-        <w:rPr>
-          <w:rFonts w:ascii="Bahnschrift Light" w:hAnsi="Bahnschrift Light" w:cs="Vani"/>
-        </w:rPr>
-        <w:t xml:space="preserve"> </w:t>
+        <w:spacing w:afterLines="160" w:after="384" w:line="259" w:lineRule="auto"/>
+        <w:rPr>
+          <w:rFonts w:ascii="Cambria" w:hAnsi="Cambria"/>
+          <w:b/>
+          <w:bCs/>
+          <w:sz w:val="26"/>
+          <w:szCs w:val="26"/>
+        </w:rPr>
+      </w:pPr>
+      <w:r>
+        <w:rPr>
+          <w:rFonts w:ascii="Cambria" w:hAnsi="Cambria"/>
+          <w:b/>
+          <w:bCs/>
+          <w:sz w:val="26"/>
+          <w:szCs w:val="26"/>
+        </w:rPr>
+        <w:t>Συλλογή δεδομένων</w:t>
       </w:r>
     </w:p>
     <w:p>
       <w:pPr>
-        <w:pStyle w:val="-"/>
-        <w:rPr>
-          <w:rFonts w:ascii="Bahnschrift Light" w:hAnsi="Bahnschrift Light" w:cs="Vani"/>
+        <w:jc w:val="both"/>
+        <w:rPr>
+          <w:rFonts w:ascii="Cambria" w:hAnsi="Cambria"/>
+          <w:b/>
+          <w:bCs/>
+          <w:sz w:val="26"/>
+          <w:szCs w:val="26"/>
+          <w:lang w:val="en-GB"/>
         </w:rPr>
       </w:pPr>
     </w:p>
     <w:p>
       <w:pPr>
-        <w:pStyle w:val="-"/>
-        <w:numPr>
-          <w:ilvl w:val="0"/>
-          <w:numId w:val="31"/>
-        </w:numPr>
-        <w:rPr>
-          <w:rFonts w:ascii="Bahnschrift Light" w:hAnsi="Bahnschrift Light" w:cs="Vani"/>
+        <w:jc w:val="both"/>
+        <w:rPr>
+          <w:rFonts w:ascii="Cambria" w:hAnsi="Cambria"/>
+          <w:b/>
+          <w:bCs/>
+          <w:sz w:val="26"/>
+          <w:szCs w:val="26"/>
           <w:lang w:val="en-GB"/>
         </w:rPr>
       </w:pPr>
-      <w:r>
-        <w:rPr>
-          <w:rFonts w:ascii="Bahnschrift Light" w:hAnsi="Bahnschrift Light"/>
-          <w:lang w:val="en-GB"/>
-        </w:rPr>
-        <w:t>π</w:t>
-      </w:r>
-      <w:proofErr w:type="spellStart"/>
-      <w:r>
-        <w:rPr>
-          <w:rFonts w:ascii="Bahnschrift Light" w:hAnsi="Bahnschrift Light"/>
-          <w:lang w:val="en-GB"/>
-        </w:rPr>
-        <w:t>οιοι</w:t>
-      </w:r>
-      <w:proofErr w:type="spellEnd"/>
-      <w:r>
-        <w:rPr>
-          <w:rFonts w:ascii="Bahnschrift Light" w:hAnsi="Bahnschrift Light" w:cs="Vani"/>
-          <w:lang w:val="en-GB"/>
-        </w:rPr>
-        <w:t xml:space="preserve"> </w:t>
-      </w:r>
-      <w:proofErr w:type="spellStart"/>
-      <w:r>
-        <w:rPr>
-          <w:rFonts w:ascii="Bahnschrift Light" w:hAnsi="Bahnschrift Light"/>
-          <w:lang w:val="en-GB"/>
-        </w:rPr>
-        <w:t>ήτ</w:t>
-      </w:r>
-      <w:proofErr w:type="spellEnd"/>
-      <w:r>
-        <w:rPr>
-          <w:rFonts w:ascii="Bahnschrift Light" w:hAnsi="Bahnschrift Light"/>
-          <w:lang w:val="en-GB"/>
-        </w:rPr>
-        <w:t>αν</w:t>
-      </w:r>
-      <w:r>
-        <w:rPr>
-          <w:rFonts w:ascii="Bahnschrift Light" w:hAnsi="Bahnschrift Light" w:cs="Vani"/>
-          <w:lang w:val="en-GB"/>
-        </w:rPr>
-        <w:t xml:space="preserve"> </w:t>
-      </w:r>
-      <w:proofErr w:type="spellStart"/>
-      <w:r>
-        <w:rPr>
-          <w:rFonts w:ascii="Bahnschrift Light" w:hAnsi="Bahnschrift Light"/>
-          <w:lang w:val="en-GB"/>
-        </w:rPr>
-        <w:t>οι</w:t>
-      </w:r>
-      <w:proofErr w:type="spellEnd"/>
-      <w:r>
-        <w:rPr>
-          <w:rFonts w:ascii="Bahnschrift Light" w:hAnsi="Bahnschrift Light" w:cs="Vani"/>
-          <w:lang w:val="en-GB"/>
-        </w:rPr>
-        <w:t xml:space="preserve"> </w:t>
-      </w:r>
-      <w:proofErr w:type="spellStart"/>
-      <w:r>
-        <w:rPr>
-          <w:rFonts w:ascii="Bahnschrift Light" w:hAnsi="Bahnschrift Light"/>
-          <w:lang w:val="en-GB"/>
-        </w:rPr>
-        <w:t>συμμετέχοντες</w:t>
-      </w:r>
-      <w:proofErr w:type="spellEnd"/>
     </w:p>
     <w:p>
       <w:pPr>
         <w:pStyle w:val="-"/>
-        <w:rPr>
-          <w:rFonts w:ascii="Bahnschrift Light" w:hAnsi="Bahnschrift Light" w:cs="Vani"/>
-        </w:rPr>
-      </w:pPr>
-      <w:r>
-        <w:rPr>
-          <w:rFonts w:ascii="Bahnschrift Light" w:hAnsi="Bahnschrift Light"/>
-        </w:rPr>
-        <w:t>διαφοροποίηση</w:t>
-      </w:r>
-      <w:r>
-        <w:rPr>
-          <w:rFonts w:ascii="Bahnschrift Light" w:hAnsi="Bahnschrift Light" w:cs="Vani"/>
-        </w:rPr>
-        <w:t xml:space="preserve"> </w:t>
-      </w:r>
-      <w:r>
-        <w:rPr>
-          <w:rFonts w:ascii="Bahnschrift Light" w:hAnsi="Bahnschrift Light"/>
-        </w:rPr>
-        <w:t>ανά</w:t>
-      </w:r>
-      <w:r>
-        <w:rPr>
-          <w:rFonts w:ascii="Bahnschrift Light" w:hAnsi="Bahnschrift Light" w:cs="Vani"/>
-        </w:rPr>
-        <w:t>:</w:t>
-      </w:r>
+        <w:ind w:left="720"/>
+        <w:rPr>
+          <w:rFonts w:ascii="Bahnschrift Light" w:hAnsi="Bahnschrift Light" w:cs="Vani"/>
+          <w:lang w:val="en-GB"/>
+        </w:rPr>
+      </w:pPr>
     </w:p>
     <w:p>
       <w:pPr>
         <w:pStyle w:val="-"/>
-        <w:rPr>
-          <w:rFonts w:ascii="Bahnschrift Light" w:hAnsi="Bahnschrift Light" w:cs="Vani"/>
-        </w:rPr>
-      </w:pPr>
-      <w:r>
-        <w:rPr>
-          <w:rFonts w:ascii="Bahnschrift Light" w:hAnsi="Bahnschrift Light" w:cs="Vani"/>
-        </w:rPr>
-        <w:t>-</w:t>
-      </w:r>
-      <w:r>
-        <w:rPr>
-          <w:rFonts w:ascii="Bahnschrift Light" w:hAnsi="Bahnschrift Light"/>
-        </w:rPr>
-        <w:t>Φύλο</w:t>
-      </w:r>
+        <w:ind w:left="720"/>
+        <w:rPr>
+          <w:rFonts w:ascii="Bahnschrift Light" w:hAnsi="Bahnschrift Light" w:cs="Vani"/>
+          <w:lang w:val="en-GB"/>
+        </w:rPr>
+      </w:pPr>
     </w:p>
     <w:p>
       <w:pPr>
@@ -21020,18 +21222,6 @@
           <w:rFonts w:ascii="Bahnschrift Light" w:hAnsi="Bahnschrift Light" w:cs="Vani"/>
         </w:rPr>
       </w:pPr>
-      <w:r>
-        <w:rPr>
-          <w:rFonts w:ascii="Bahnschrift Light" w:hAnsi="Bahnschrift Light" w:cs="Vani"/>
-        </w:rPr>
-        <w:t>-</w:t>
-      </w:r>
-      <w:r>
-        <w:rPr>
-          <w:rFonts w:ascii="Bahnschrift Light" w:hAnsi="Bahnschrift Light"/>
-        </w:rPr>
-        <w:t>Ηλικία</w:t>
-      </w:r>
     </w:p>
     <w:p>
       <w:pPr>
@@ -21044,675 +21234,110 @@
         <w:rPr>
           <w:rFonts w:ascii="Bahnschrift Light" w:hAnsi="Bahnschrift Light" w:cs="Vani"/>
         </w:rPr>
-        <w:lastRenderedPageBreak/>
         <w:t>-</w:t>
-      </w:r>
-      <w:r>
-        <w:rPr>
-          <w:rFonts w:ascii="Bahnschrift Light" w:hAnsi="Bahnschrift Light"/>
-        </w:rPr>
-        <w:t>προηγούμενη</w:t>
-      </w:r>
-      <w:r>
-        <w:rPr>
-          <w:rFonts w:ascii="Bahnschrift Light" w:hAnsi="Bahnschrift Light" w:cs="Vani"/>
-        </w:rPr>
-        <w:t xml:space="preserve"> </w:t>
-      </w:r>
-      <w:r>
-        <w:rPr>
-          <w:rFonts w:ascii="Bahnschrift Light" w:hAnsi="Bahnschrift Light"/>
-        </w:rPr>
-        <w:t>χρήση</w:t>
-      </w:r>
-      <w:r>
-        <w:rPr>
-          <w:rFonts w:ascii="Bahnschrift Light" w:hAnsi="Bahnschrift Light" w:cs="Vani"/>
-        </w:rPr>
-        <w:t xml:space="preserve"> </w:t>
-      </w:r>
-      <w:r>
-        <w:rPr>
-          <w:rFonts w:ascii="Bahnschrift Light" w:hAnsi="Bahnschrift Light"/>
-        </w:rPr>
-        <w:t>ιστοσελίδων</w:t>
-      </w:r>
-      <w:r>
-        <w:rPr>
-          <w:rFonts w:ascii="Bahnschrift Light" w:hAnsi="Bahnschrift Light" w:cs="Vani"/>
-        </w:rPr>
-        <w:t xml:space="preserve"> </w:t>
-      </w:r>
-      <w:r>
-        <w:rPr>
-          <w:rFonts w:ascii="Bahnschrift Light" w:hAnsi="Bahnschrift Light"/>
-        </w:rPr>
-        <w:t>τηλεφωνίας</w:t>
       </w:r>
     </w:p>
     <w:p>
       <w:pPr>
         <w:pStyle w:val="-"/>
-        <w:rPr>
-          <w:rFonts w:ascii="Bahnschrift Light" w:hAnsi="Bahnschrift Light" w:cs="Vani"/>
-        </w:rPr>
-      </w:pPr>
+        <w:spacing w:after="0"/>
+        <w:rPr>
+          <w:rFonts w:ascii="Bahnschrift Light" w:hAnsi="Bahnschrift Light" w:cs="Vani"/>
+          <w:color w:val="FFFFFF" w:themeColor="background1"/>
+          <w:sz w:val="14"/>
+          <w:szCs w:val="14"/>
+        </w:rPr>
+      </w:pPr>
+      <w:bookmarkStart w:id="37" w:name="_Hlk222042194"/>
+      <w:r>
+        <w:rPr>
+          <w:rFonts w:ascii="Bahnschrift Light" w:hAnsi="Bahnschrift Light" w:cs="Vani"/>
+          <w:color w:val="FFFFFF" w:themeColor="background1"/>
+          <w:sz w:val="14"/>
+          <w:szCs w:val="14"/>
+        </w:rPr>
+        <w:t xml:space="preserve">Νιώθω λίγο σα να γράφω πολίτικό λόγο. </w:t>
+      </w:r>
     </w:p>
     <w:p>
       <w:pPr>
         <w:pStyle w:val="-"/>
-        <w:numPr>
-          <w:ilvl w:val="0"/>
-          <w:numId w:val="31"/>
-        </w:numPr>
-        <w:rPr>
-          <w:rFonts w:ascii="Bahnschrift Light" w:hAnsi="Bahnschrift Light" w:cs="Vani"/>
-        </w:rPr>
-      </w:pPr>
-      <w:r>
-        <w:rPr>
-          <w:rFonts w:ascii="Bahnschrift Light" w:hAnsi="Bahnschrift Light"/>
-        </w:rPr>
-        <w:t>τι</w:t>
-      </w:r>
-      <w:r>
-        <w:rPr>
-          <w:rFonts w:ascii="Bahnschrift Light" w:hAnsi="Bahnschrift Light" w:cs="Vani"/>
-        </w:rPr>
-        <w:t xml:space="preserve"> </w:t>
-      </w:r>
-      <w:r>
-        <w:rPr>
-          <w:rFonts w:ascii="Bahnschrift Light" w:hAnsi="Bahnschrift Light"/>
-        </w:rPr>
-        <w:t>τους</w:t>
-      </w:r>
-      <w:r>
-        <w:rPr>
-          <w:rFonts w:ascii="Bahnschrift Light" w:hAnsi="Bahnschrift Light" w:cs="Vani"/>
-        </w:rPr>
-        <w:t xml:space="preserve"> </w:t>
-      </w:r>
-      <w:r>
-        <w:rPr>
-          <w:rFonts w:ascii="Bahnschrift Light" w:hAnsi="Bahnschrift Light"/>
-        </w:rPr>
-        <w:t>ζήτησες</w:t>
-      </w:r>
-      <w:r>
-        <w:rPr>
-          <w:rFonts w:ascii="Bahnschrift Light" w:hAnsi="Bahnschrift Light" w:cs="Vani"/>
-        </w:rPr>
-        <w:t xml:space="preserve"> </w:t>
-      </w:r>
-      <w:r>
-        <w:rPr>
-          <w:rFonts w:ascii="Bahnschrift Light" w:hAnsi="Bahnschrift Light"/>
-        </w:rPr>
-        <w:t>να</w:t>
-      </w:r>
-      <w:r>
-        <w:rPr>
-          <w:rFonts w:ascii="Bahnschrift Light" w:hAnsi="Bahnschrift Light" w:cs="Vani"/>
-        </w:rPr>
-        <w:t xml:space="preserve"> </w:t>
-      </w:r>
-      <w:r>
-        <w:rPr>
-          <w:rFonts w:ascii="Bahnschrift Light" w:hAnsi="Bahnschrift Light"/>
-        </w:rPr>
-        <w:t>κάνουν</w:t>
+        <w:spacing w:after="0"/>
+        <w:rPr>
+          <w:rFonts w:ascii="Bahnschrift Light" w:hAnsi="Bahnschrift Light" w:cs="Vani"/>
+          <w:color w:val="FFFFFF" w:themeColor="background1"/>
+          <w:sz w:val="14"/>
+          <w:szCs w:val="14"/>
+        </w:rPr>
+      </w:pPr>
+      <w:r>
+        <w:rPr>
+          <w:rFonts w:ascii="Bahnschrift Light" w:hAnsi="Bahnschrift Light" w:cs="Vani"/>
+          <w:color w:val="FFFFFF" w:themeColor="background1"/>
+          <w:sz w:val="14"/>
+          <w:szCs w:val="14"/>
+        </w:rPr>
+        <w:t>Εξηγώ το ίδιο πράγμα πολλές φορές και με πολλές λέξεις για να γεμίσει ο χώρος.</w:t>
       </w:r>
     </w:p>
     <w:p>
       <w:pPr>
         <w:pStyle w:val="-"/>
-        <w:rPr>
-          <w:rFonts w:ascii="Bahnschrift Light" w:hAnsi="Bahnschrift Light" w:cs="Vani"/>
-        </w:rPr>
-      </w:pPr>
-      <w:r>
-        <w:rPr>
-          <w:rFonts w:ascii="Bahnschrift Light" w:hAnsi="Bahnschrift Light" w:cs="Vani"/>
-        </w:rPr>
-        <w:t xml:space="preserve">- </w:t>
-      </w:r>
-      <w:r>
-        <w:rPr>
-          <w:rFonts w:ascii="Bahnschrift Light" w:hAnsi="Bahnschrift Light"/>
-        </w:rPr>
-        <w:t>περιήγηση</w:t>
-      </w:r>
-      <w:r>
-        <w:rPr>
-          <w:rFonts w:ascii="Bahnschrift Light" w:hAnsi="Bahnschrift Light" w:cs="Vani"/>
-        </w:rPr>
-        <w:t xml:space="preserve"> </w:t>
-      </w:r>
-      <w:r>
-        <w:rPr>
-          <w:rFonts w:ascii="Bahnschrift Light" w:hAnsi="Bahnschrift Light"/>
-        </w:rPr>
-        <w:t>στις</w:t>
-      </w:r>
-      <w:r>
-        <w:rPr>
-          <w:rFonts w:ascii="Bahnschrift Light" w:hAnsi="Bahnschrift Light" w:cs="Vani"/>
-        </w:rPr>
-        <w:t xml:space="preserve"> </w:t>
-      </w:r>
-      <w:r>
-        <w:rPr>
-          <w:rFonts w:ascii="Bahnschrift Light" w:hAnsi="Bahnschrift Light"/>
-        </w:rPr>
-        <w:t>σελίδες</w:t>
-      </w:r>
+        <w:spacing w:after="0"/>
+        <w:rPr>
+          <w:rFonts w:ascii="Bahnschrift Light" w:hAnsi="Bahnschrift Light" w:cs="Vani"/>
+          <w:color w:val="FFFFFF" w:themeColor="background1"/>
+          <w:sz w:val="14"/>
+          <w:szCs w:val="14"/>
+        </w:rPr>
+      </w:pPr>
+      <w:r>
+        <w:rPr>
+          <w:rFonts w:ascii="Bahnschrift Light" w:hAnsi="Bahnschrift Light" w:cs="Vani"/>
+          <w:color w:val="FFFFFF" w:themeColor="background1"/>
+          <w:sz w:val="14"/>
+          <w:szCs w:val="14"/>
+        </w:rPr>
+        <w:t xml:space="preserve">Δεν </w:t>
+      </w:r>
+      <w:proofErr w:type="spellStart"/>
+      <w:r>
+        <w:rPr>
+          <w:rFonts w:ascii="Bahnschrift Light" w:hAnsi="Bahnschrift Light" w:cs="Vani"/>
+          <w:color w:val="FFFFFF" w:themeColor="background1"/>
+          <w:sz w:val="14"/>
+          <w:szCs w:val="14"/>
+        </w:rPr>
+        <w:t>ήμανε</w:t>
+      </w:r>
+      <w:proofErr w:type="spellEnd"/>
+      <w:r>
+        <w:rPr>
+          <w:rFonts w:ascii="Bahnschrift Light" w:hAnsi="Bahnschrift Light" w:cs="Vani"/>
+          <w:color w:val="FFFFFF" w:themeColor="background1"/>
+          <w:sz w:val="14"/>
+          <w:szCs w:val="14"/>
+        </w:rPr>
+        <w:t xml:space="preserve"> καλή στην έκθεση! Στις πανελλήνιες πήρα 14 :-(</w:t>
+      </w:r>
+    </w:p>
+    <w:bookmarkEnd w:id="37"/>
+    <w:p>
+      <w:pPr>
+        <w:pStyle w:val="-"/>
+        <w:rPr>
+          <w:rFonts w:ascii="Bahnschrift Light" w:hAnsi="Bahnschrift Light" w:cs="Vani"/>
+        </w:rPr>
+      </w:pPr>
     </w:p>
     <w:p>
       <w:pPr>
-        <w:pStyle w:val="-"/>
-        <w:rPr>
-          <w:rFonts w:ascii="Bahnschrift Light" w:hAnsi="Bahnschrift Light" w:cs="Vani"/>
-        </w:rPr>
-      </w:pPr>
-      <w:r>
-        <w:rPr>
-          <w:rFonts w:ascii="Bahnschrift Light" w:hAnsi="Bahnschrift Light" w:cs="Vani"/>
-        </w:rPr>
-        <w:t>-</w:t>
-      </w:r>
-      <w:proofErr w:type="spellStart"/>
-      <w:r>
-        <w:rPr>
-          <w:rFonts w:ascii="Bahnschrift Light" w:hAnsi="Bahnschrift Light"/>
-        </w:rPr>
-        <w:t>Ευρεση</w:t>
-      </w:r>
-      <w:proofErr w:type="spellEnd"/>
-      <w:r>
-        <w:rPr>
-          <w:rFonts w:ascii="Bahnschrift Light" w:hAnsi="Bahnschrift Light" w:cs="Vani"/>
-        </w:rPr>
-        <w:t xml:space="preserve"> </w:t>
-      </w:r>
-      <w:proofErr w:type="spellStart"/>
-      <w:r>
-        <w:rPr>
-          <w:rFonts w:ascii="Bahnschrift Light" w:hAnsi="Bahnschrift Light"/>
-        </w:rPr>
-        <w:t>πακετου</w:t>
-      </w:r>
-      <w:proofErr w:type="spellEnd"/>
-      <w:r>
-        <w:rPr>
-          <w:rFonts w:ascii="Bahnschrift Light" w:hAnsi="Bahnschrift Light" w:cs="Vani"/>
-        </w:rPr>
-        <w:t xml:space="preserve"> </w:t>
-      </w:r>
-      <w:r>
-        <w:rPr>
-          <w:rFonts w:ascii="Bahnschrift Light" w:hAnsi="Bahnschrift Light"/>
-        </w:rPr>
-        <w:t>σε</w:t>
-      </w:r>
-      <w:r>
-        <w:rPr>
-          <w:rFonts w:ascii="Bahnschrift Light" w:hAnsi="Bahnschrift Light" w:cs="Vani"/>
-        </w:rPr>
-        <w:t xml:space="preserve"> </w:t>
-      </w:r>
-      <w:r>
-        <w:rPr>
-          <w:rFonts w:ascii="Bahnschrift Light" w:hAnsi="Bahnschrift Light"/>
-        </w:rPr>
-        <w:t>κάθε</w:t>
-      </w:r>
-      <w:r>
-        <w:rPr>
-          <w:rFonts w:ascii="Bahnschrift Light" w:hAnsi="Bahnschrift Light" w:cs="Vani"/>
-        </w:rPr>
-        <w:t xml:space="preserve"> </w:t>
-      </w:r>
-      <w:r>
-        <w:rPr>
-          <w:rFonts w:ascii="Bahnschrift Light" w:hAnsi="Bahnschrift Light"/>
-        </w:rPr>
-        <w:t>σελίδα</w:t>
-      </w:r>
-    </w:p>
-    <w:p>
-      <w:pPr>
-        <w:pStyle w:val="-"/>
-        <w:rPr>
-          <w:rFonts w:ascii="Bahnschrift Light" w:hAnsi="Bahnschrift Light" w:cs="Vani"/>
-        </w:rPr>
-      </w:pPr>
-      <w:r>
-        <w:rPr>
-          <w:rFonts w:ascii="Bahnschrift Light" w:hAnsi="Bahnschrift Light" w:cs="Vani"/>
-        </w:rPr>
-        <w:t>-</w:t>
-      </w:r>
-      <w:r>
-        <w:rPr>
-          <w:rFonts w:ascii="Bahnschrift Light" w:hAnsi="Bahnschrift Light"/>
-        </w:rPr>
-        <w:t>Απάντηση</w:t>
-      </w:r>
-      <w:r>
-        <w:rPr>
-          <w:rFonts w:ascii="Bahnschrift Light" w:hAnsi="Bahnschrift Light" w:cs="Vani"/>
-        </w:rPr>
-        <w:t xml:space="preserve"> </w:t>
-      </w:r>
-      <w:r>
-        <w:rPr>
-          <w:rFonts w:ascii="Bahnschrift Light" w:hAnsi="Bahnschrift Light"/>
-        </w:rPr>
-        <w:t>ερωτηματολογίου</w:t>
-      </w:r>
-      <w:r>
-        <w:rPr>
-          <w:rFonts w:ascii="Bahnschrift Light" w:hAnsi="Bahnschrift Light" w:cs="Vani"/>
-        </w:rPr>
-        <w:t xml:space="preserve"> </w:t>
-      </w:r>
-      <w:r>
-        <w:rPr>
-          <w:rFonts w:ascii="Bahnschrift Light" w:hAnsi="Bahnschrift Light"/>
-        </w:rPr>
-        <w:t>για</w:t>
-      </w:r>
-      <w:r>
-        <w:rPr>
-          <w:rFonts w:ascii="Bahnschrift Light" w:hAnsi="Bahnschrift Light" w:cs="Vani"/>
-        </w:rPr>
-        <w:t xml:space="preserve"> </w:t>
-      </w:r>
-      <w:r>
-        <w:rPr>
-          <w:rFonts w:ascii="Bahnschrift Light" w:hAnsi="Bahnschrift Light"/>
-        </w:rPr>
-        <w:t>αποδοτικότητα</w:t>
-      </w:r>
-      <w:r>
-        <w:rPr>
-          <w:rFonts w:ascii="Bahnschrift Light" w:hAnsi="Bahnschrift Light" w:cs="Vani"/>
-        </w:rPr>
-        <w:t xml:space="preserve"> </w:t>
-      </w:r>
-      <w:r>
-        <w:rPr>
-          <w:rFonts w:ascii="Bahnschrift Light" w:hAnsi="Bahnschrift Light"/>
-        </w:rPr>
-        <w:t>κάθε</w:t>
-      </w:r>
-      <w:r>
-        <w:rPr>
-          <w:rFonts w:ascii="Bahnschrift Light" w:hAnsi="Bahnschrift Light" w:cs="Vani"/>
-        </w:rPr>
-        <w:t xml:space="preserve"> </w:t>
-      </w:r>
-      <w:r>
-        <w:rPr>
-          <w:rFonts w:ascii="Bahnschrift Light" w:hAnsi="Bahnschrift Light"/>
-        </w:rPr>
-        <w:t>σελίδας</w:t>
-      </w:r>
-      <w:r>
-        <w:rPr>
-          <w:rFonts w:ascii="Bahnschrift Light" w:hAnsi="Bahnschrift Light" w:cs="Vani"/>
-        </w:rPr>
-        <w:t xml:space="preserve"> </w:t>
-      </w:r>
-      <w:r>
-        <w:rPr>
-          <w:rFonts w:ascii="Bahnschrift Light" w:hAnsi="Bahnschrift Light"/>
-        </w:rPr>
-        <w:t>και</w:t>
-      </w:r>
-      <w:r>
-        <w:rPr>
-          <w:rFonts w:ascii="Bahnschrift Light" w:hAnsi="Bahnschrift Light" w:cs="Vani"/>
-        </w:rPr>
-        <w:t xml:space="preserve"> </w:t>
-      </w:r>
-      <w:r>
-        <w:rPr>
-          <w:rFonts w:ascii="Bahnschrift Light" w:hAnsi="Bahnschrift Light"/>
-        </w:rPr>
-        <w:t>συγκριτικά</w:t>
-      </w:r>
-      <w:r>
-        <w:rPr>
-          <w:rFonts w:ascii="Bahnschrift Light" w:hAnsi="Bahnschrift Light" w:cs="Vani"/>
-        </w:rPr>
-        <w:t xml:space="preserve"> </w:t>
-      </w:r>
-      <w:r>
-        <w:rPr>
-          <w:rFonts w:ascii="Bahnschrift Light" w:hAnsi="Bahnschrift Light"/>
-        </w:rPr>
-        <w:t>ανάμεσά</w:t>
-      </w:r>
-      <w:r>
-        <w:rPr>
-          <w:rFonts w:ascii="Bahnschrift Light" w:hAnsi="Bahnschrift Light" w:cs="Vani"/>
-        </w:rPr>
-        <w:t xml:space="preserve"> </w:t>
-      </w:r>
-      <w:r>
-        <w:rPr>
-          <w:rFonts w:ascii="Bahnschrift Light" w:hAnsi="Bahnschrift Light"/>
-        </w:rPr>
-        <w:t>τους</w:t>
-      </w:r>
-    </w:p>
-    <w:p>
-      <w:pPr>
-        <w:pStyle w:val="-"/>
-        <w:rPr>
-          <w:rFonts w:ascii="Bahnschrift Light" w:hAnsi="Bahnschrift Light" w:cs="Vani"/>
-        </w:rPr>
-      </w:pPr>
-    </w:p>
-    <w:p>
-      <w:pPr>
-        <w:pStyle w:val="-"/>
-        <w:numPr>
-          <w:ilvl w:val="0"/>
-          <w:numId w:val="31"/>
-        </w:numPr>
-        <w:rPr>
-          <w:rFonts w:ascii="Bahnschrift Light" w:hAnsi="Bahnschrift Light" w:cs="Vani"/>
-          <w:lang w:val="en-GB"/>
-        </w:rPr>
-      </w:pPr>
-      <w:r>
-        <w:rPr>
-          <w:rFonts w:ascii="Bahnschrift Light" w:hAnsi="Bahnschrift Light"/>
-          <w:lang w:val="en-GB"/>
-        </w:rPr>
-        <w:t>π</w:t>
-      </w:r>
-      <w:proofErr w:type="spellStart"/>
-      <w:r>
-        <w:rPr>
-          <w:rFonts w:ascii="Bahnschrift Light" w:hAnsi="Bahnschrift Light"/>
-          <w:lang w:val="en-GB"/>
-        </w:rPr>
-        <w:t>ώς</w:t>
-      </w:r>
-      <w:proofErr w:type="spellEnd"/>
-      <w:r>
-        <w:rPr>
-          <w:rFonts w:ascii="Bahnschrift Light" w:hAnsi="Bahnschrift Light" w:cs="Vani"/>
-          <w:lang w:val="en-GB"/>
-        </w:rPr>
-        <w:t xml:space="preserve"> </w:t>
-      </w:r>
-      <w:proofErr w:type="spellStart"/>
-      <w:r>
-        <w:rPr>
-          <w:rFonts w:ascii="Bahnschrift Light" w:hAnsi="Bahnschrift Light"/>
-          <w:lang w:val="en-GB"/>
-        </w:rPr>
-        <w:t>συμ</w:t>
-      </w:r>
-      <w:proofErr w:type="spellEnd"/>
-      <w:r>
-        <w:rPr>
-          <w:rFonts w:ascii="Bahnschrift Light" w:hAnsi="Bahnschrift Light"/>
-          <w:lang w:val="en-GB"/>
-        </w:rPr>
-        <w:t>πλήρωσαν</w:t>
-      </w:r>
-      <w:r>
-        <w:rPr>
-          <w:rFonts w:ascii="Bahnschrift Light" w:hAnsi="Bahnschrift Light" w:cs="Vani"/>
-          <w:lang w:val="en-GB"/>
-        </w:rPr>
-        <w:t xml:space="preserve"> </w:t>
-      </w:r>
-      <w:proofErr w:type="spellStart"/>
-      <w:r>
-        <w:rPr>
-          <w:rFonts w:ascii="Bahnschrift Light" w:hAnsi="Bahnschrift Light"/>
-          <w:lang w:val="en-GB"/>
-        </w:rPr>
-        <w:t>το</w:t>
-      </w:r>
-      <w:proofErr w:type="spellEnd"/>
-      <w:r>
-        <w:rPr>
-          <w:rFonts w:ascii="Bahnschrift Light" w:hAnsi="Bahnschrift Light" w:cs="Vani"/>
-          <w:lang w:val="en-GB"/>
-        </w:rPr>
-        <w:t xml:space="preserve"> questionnaire</w:t>
-      </w:r>
-    </w:p>
-    <w:p>
-      <w:pPr>
-        <w:pStyle w:val="-"/>
-        <w:ind w:left="720"/>
-        <w:rPr>
-          <w:rFonts w:ascii="Bahnschrift Light" w:hAnsi="Bahnschrift Light" w:cs="Vani"/>
-        </w:rPr>
-      </w:pPr>
-      <w:r>
-        <w:rPr>
-          <w:rFonts w:ascii="Bahnschrift Light" w:hAnsi="Bahnschrift Light" w:cs="Vani"/>
-        </w:rPr>
-        <w:t>-</w:t>
-      </w:r>
-      <w:r>
-        <w:rPr>
-          <w:rFonts w:ascii="Bahnschrift Light" w:hAnsi="Bahnschrift Light"/>
-        </w:rPr>
-        <w:t>Προσωπικά</w:t>
-      </w:r>
-      <w:r>
-        <w:rPr>
-          <w:rFonts w:ascii="Bahnschrift Light" w:hAnsi="Bahnschrift Light" w:cs="Vani"/>
-        </w:rPr>
-        <w:t xml:space="preserve"> </w:t>
-      </w:r>
-      <w:proofErr w:type="spellStart"/>
-      <w:r>
-        <w:rPr>
-          <w:rFonts w:ascii="Bahnschrift Light" w:hAnsi="Bahnschrift Light"/>
-        </w:rPr>
-        <w:t>στοιχία</w:t>
-      </w:r>
-      <w:proofErr w:type="spellEnd"/>
-    </w:p>
-    <w:p>
-      <w:pPr>
-        <w:pStyle w:val="-"/>
-        <w:ind w:left="720"/>
-        <w:rPr>
-          <w:rFonts w:ascii="Bahnschrift Light" w:hAnsi="Bahnschrift Light" w:cs="Vani"/>
-        </w:rPr>
-      </w:pPr>
-      <w:r>
-        <w:rPr>
-          <w:rFonts w:ascii="Bahnschrift Light" w:hAnsi="Bahnschrift Light" w:cs="Vani"/>
-        </w:rPr>
-        <w:t>-</w:t>
-      </w:r>
-      <w:r>
-        <w:rPr>
-          <w:rFonts w:ascii="Bahnschrift Light" w:hAnsi="Bahnschrift Light"/>
-        </w:rPr>
-        <w:t>Ερωτήσεις</w:t>
-      </w:r>
-      <w:r>
-        <w:rPr>
-          <w:rFonts w:ascii="Bahnschrift Light" w:hAnsi="Bahnschrift Light" w:cs="Vani"/>
-        </w:rPr>
-        <w:t xml:space="preserve"> </w:t>
-      </w:r>
-      <w:r>
-        <w:rPr>
-          <w:rFonts w:ascii="Bahnschrift Light" w:hAnsi="Bahnschrift Light"/>
-        </w:rPr>
-        <w:t>σελίδας</w:t>
-      </w:r>
-      <w:r>
-        <w:rPr>
-          <w:rFonts w:ascii="Bahnschrift Light" w:hAnsi="Bahnschrift Light" w:cs="Vani"/>
-        </w:rPr>
-        <w:t xml:space="preserve"> 1</w:t>
-      </w:r>
-    </w:p>
-    <w:p>
-      <w:pPr>
-        <w:pStyle w:val="-"/>
-        <w:ind w:left="720"/>
-        <w:rPr>
-          <w:rFonts w:ascii="Bahnschrift Light" w:hAnsi="Bahnschrift Light" w:cs="Vani"/>
-        </w:rPr>
-      </w:pPr>
-      <w:r>
-        <w:rPr>
-          <w:rFonts w:ascii="Bahnschrift Light" w:hAnsi="Bahnschrift Light" w:cs="Vani"/>
-        </w:rPr>
-        <w:t xml:space="preserve">- </w:t>
-      </w:r>
-      <w:r>
-        <w:rPr>
-          <w:rFonts w:ascii="Bahnschrift Light" w:hAnsi="Bahnschrift Light"/>
-        </w:rPr>
-        <w:t>Ερωτήσεις</w:t>
-      </w:r>
-      <w:r>
-        <w:rPr>
-          <w:rFonts w:ascii="Bahnschrift Light" w:hAnsi="Bahnschrift Light" w:cs="Vani"/>
-        </w:rPr>
-        <w:t xml:space="preserve"> </w:t>
-      </w:r>
-      <w:r>
-        <w:rPr>
-          <w:rFonts w:ascii="Bahnschrift Light" w:hAnsi="Bahnschrift Light"/>
-        </w:rPr>
-        <w:t>σελίδας</w:t>
-      </w:r>
-      <w:r>
-        <w:rPr>
-          <w:rFonts w:ascii="Bahnschrift Light" w:hAnsi="Bahnschrift Light" w:cs="Vani"/>
-        </w:rPr>
-        <w:t xml:space="preserve"> 1</w:t>
-      </w:r>
-    </w:p>
-    <w:p>
-      <w:pPr>
-        <w:pStyle w:val="-"/>
-        <w:ind w:left="720"/>
-        <w:rPr>
-          <w:rFonts w:ascii="Bahnschrift Light" w:hAnsi="Bahnschrift Light" w:cs="Vani"/>
-        </w:rPr>
-      </w:pPr>
-      <w:r>
-        <w:rPr>
-          <w:rFonts w:ascii="Bahnschrift Light" w:hAnsi="Bahnschrift Light" w:cs="Vani"/>
-        </w:rPr>
-        <w:t>-</w:t>
-      </w:r>
-      <w:r>
-        <w:rPr>
-          <w:rFonts w:ascii="Bahnschrift Light" w:hAnsi="Bahnschrift Light"/>
-        </w:rPr>
-        <w:t>Ερωτήσεις</w:t>
-      </w:r>
-      <w:r>
-        <w:rPr>
-          <w:rFonts w:ascii="Bahnschrift Light" w:hAnsi="Bahnschrift Light" w:cs="Vani"/>
-        </w:rPr>
-        <w:t xml:space="preserve"> </w:t>
-      </w:r>
-      <w:proofErr w:type="spellStart"/>
-      <w:r>
-        <w:rPr>
-          <w:rFonts w:ascii="Bahnschrift Light" w:hAnsi="Bahnschrift Light"/>
-        </w:rPr>
-        <w:t>συγκρισης</w:t>
-      </w:r>
-      <w:proofErr w:type="spellEnd"/>
-    </w:p>
-    <w:p>
-      <w:pPr>
-        <w:pStyle w:val="-"/>
-        <w:ind w:left="720"/>
-        <w:rPr>
-          <w:rFonts w:ascii="Bahnschrift Light" w:hAnsi="Bahnschrift Light" w:cs="Vani"/>
-          <w:lang w:val="en-GB"/>
-        </w:rPr>
-      </w:pPr>
-      <w:r>
-        <w:rPr>
-          <w:rFonts w:ascii="Bahnschrift Light" w:hAnsi="Bahnschrift Light" w:cs="Vani"/>
-        </w:rPr>
-        <w:t>-</w:t>
-      </w:r>
-      <w:proofErr w:type="spellStart"/>
-      <w:r>
-        <w:rPr>
-          <w:rFonts w:ascii="Bahnschrift Light" w:hAnsi="Bahnschrift Light"/>
-        </w:rPr>
-        <w:t>Περισσοτερα</w:t>
-      </w:r>
-      <w:proofErr w:type="spellEnd"/>
-      <w:r>
-        <w:rPr>
-          <w:rFonts w:ascii="Bahnschrift Light" w:hAnsi="Bahnschrift Light" w:cs="Vani"/>
-        </w:rPr>
-        <w:t xml:space="preserve"> </w:t>
-      </w:r>
-      <w:r>
-        <w:rPr>
-          <w:rFonts w:ascii="Bahnschrift Light" w:hAnsi="Bahnschrift Light"/>
-        </w:rPr>
-        <w:t>σχόλια</w:t>
-      </w:r>
-    </w:p>
-    <w:p>
-      <w:pPr>
-        <w:pStyle w:val="-"/>
-        <w:rPr>
-          <w:rFonts w:ascii="Bahnschrift Light" w:hAnsi="Bahnschrift Light" w:cs="Vani"/>
-        </w:rPr>
-      </w:pPr>
-    </w:p>
-    <w:p>
-      <w:pPr>
-        <w:pStyle w:val="-"/>
-        <w:rPr>
-          <w:rFonts w:ascii="Bahnschrift Light" w:hAnsi="Bahnschrift Light" w:cs="Vani"/>
-        </w:rPr>
-      </w:pPr>
-    </w:p>
-    <w:p>
-      <w:pPr>
-        <w:pStyle w:val="-"/>
-        <w:rPr>
-          <w:rFonts w:ascii="Bahnschrift Light" w:hAnsi="Bahnschrift Light" w:cs="Vani"/>
-        </w:rPr>
-      </w:pPr>
-    </w:p>
-    <w:p>
-      <w:pPr>
         <w:pStyle w:val="Heading2"/>
         <w:rPr>
           <w:rFonts w:ascii="Bahnschrift Light" w:hAnsi="Bahnschrift Light" w:cs="Vani"/>
         </w:rPr>
       </w:pPr>
-      <w:r>
-        <w:rPr>
-          <w:rFonts w:ascii="Bahnschrift Light" w:hAnsi="Bahnschrift Light" w:cs="Vani"/>
-        </w:rPr>
-        <w:br w:type="page"/>
-      </w:r>
-      <w:bookmarkStart w:id="37" w:name="_Toc221961268"/>
+      <w:bookmarkStart w:id="38" w:name="_Toc222042364"/>
       <w:r>
         <w:rPr>
           <w:rFonts w:ascii="Bahnschrift Light" w:hAnsi="Bahnschrift Light" w:cs="Calibri"/>
@@ -21722,7 +21347,6 @@
           <w:szCs w:val="44"/>
           <w:u w:val="none"/>
         </w:rPr>
-        <w:lastRenderedPageBreak/>
         <w:t>Κεφάλαιο</w:t>
       </w:r>
       <w:r>
@@ -21747,7 +21371,7 @@
         </w:rPr>
         <w:t>ο</w:t>
       </w:r>
-      <w:bookmarkEnd w:id="37"/>
+      <w:bookmarkEnd w:id="38"/>
     </w:p>
     <w:p>
       <w:pPr>
@@ -21757,7 +21381,7 @@
           <w:rFonts w:ascii="Bahnschrift Light" w:hAnsi="Bahnschrift Light" w:cs="Vani"/>
         </w:rPr>
       </w:pPr>
-      <w:bookmarkStart w:id="38" w:name="_Toc221961269"/>
+      <w:bookmarkStart w:id="39" w:name="_Toc222042365"/>
       <w:r>
         <w:rPr>
           <w:rFonts w:ascii="Bahnschrift Light" w:hAnsi="Bahnschrift Light" w:cs="Calibri"/>
@@ -21770,7 +21394,6 @@
         </w:rPr>
         <w:t xml:space="preserve"> 1</w:t>
       </w:r>
-      <w:bookmarkEnd w:id="38"/>
       <w:r>
         <w:rPr>
           <w:rFonts w:ascii="Bahnschrift Light" w:hAnsi="Bahnschrift Light" w:cs="Vani"/>
@@ -21789,6 +21412,7 @@
         </w:rPr>
         <w:t>ή σελίδα</w:t>
       </w:r>
+      <w:bookmarkEnd w:id="39"/>
       <w:r>
         <w:rPr>
           <w:rFonts w:ascii="Bahnschrift Light" w:hAnsi="Bahnschrift Light" w:cs="Vani"/>
@@ -21800,9 +21424,11 @@
       <w:pPr>
         <w:pStyle w:val="Heading4"/>
       </w:pPr>
+      <w:bookmarkStart w:id="40" w:name="_Toc222042366"/>
       <w:r>
         <w:t>Περιγραφή και Στόχος Σχεδίασης</w:t>
       </w:r>
+      <w:bookmarkEnd w:id="40"/>
     </w:p>
     <w:p>
       <w:pPr>
@@ -22016,6 +21642,7 @@
       <w:pPr>
         <w:pStyle w:val="Heading4"/>
       </w:pPr>
+      <w:bookmarkStart w:id="41" w:name="_Toc222042367"/>
       <w:r>
         <w:t>Σ</w:t>
       </w:r>
@@ -22040,6 +21667,7 @@
       <w:r>
         <w:t>)</w:t>
       </w:r>
+      <w:bookmarkEnd w:id="41"/>
     </w:p>
     <w:p>
       <w:pPr>
@@ -22098,7 +21726,6 @@
         </w:rPr>
         <w:t xml:space="preserve">, ξεκινώντας από το επάνω μέρος της σελίδας συναντάμε το βασικό μενού περιήγησης. Από τα αριστερά προς τα δεξιά βλέπου με το λογότυπο της εταιρίας </w:t>
       </w:r>
-      <w:proofErr w:type="spellStart"/>
       <w:r>
         <w:rPr>
           <w:rFonts w:ascii="Bahnschrift Light" w:hAnsi="Bahnschrift Light" w:cs="Calibri"/>
@@ -22108,7 +21735,6 @@
         </w:rPr>
         <w:t>Cellectro</w:t>
       </w:r>
-      <w:proofErr w:type="spellEnd"/>
       <w:r>
         <w:rPr>
           <w:rFonts w:ascii="Bahnschrift Light" w:hAnsi="Bahnschrift Light" w:cs="Calibri"/>
@@ -22323,7 +21949,16 @@
           <w:sz w:val="23"/>
           <w:szCs w:val="20"/>
         </w:rPr>
-        <w:t xml:space="preserve"> γράμματα και την περιγραφή με μικρότερα και πιο αχνά να ακολουθούν. Στο φόντο κάθε σειράς εναλλάσσονται αποχρώσεις του γκρι.</w:t>
+        <w:t xml:space="preserve"> γράμματα και </w:t>
+      </w:r>
+      <w:r>
+        <w:rPr>
+          <w:rFonts w:ascii="Bahnschrift Light" w:hAnsi="Bahnschrift Light" w:cs="Calibri"/>
+          <w:sz w:val="23"/>
+          <w:szCs w:val="20"/>
+        </w:rPr>
+        <w:lastRenderedPageBreak/>
+        <w:t>την περιγραφή με μικρότερα και πιο αχνά να ακολουθούν. Στο φόντο κάθε σειράς εναλλάσσονται αποχρώσεις του γκρι.</w:t>
       </w:r>
     </w:p>
     <w:p>
@@ -22341,7 +21976,6 @@
           <w:sz w:val="23"/>
           <w:szCs w:val="20"/>
         </w:rPr>
-        <w:lastRenderedPageBreak/>
         <w:t xml:space="preserve">Το τμήμα του </w:t>
       </w:r>
       <w:proofErr w:type="spellStart"/>
@@ -22477,29 +22111,7 @@
           <w:sz w:val="28"/>
           <w:szCs w:val="28"/>
         </w:rPr>
-        <w:t xml:space="preserve">Λειτουργικότητα και </w:t>
-      </w:r>
-      <w:proofErr w:type="spellStart"/>
-      <w:r>
-        <w:rPr>
-          <w:rFonts w:ascii="Calibri" w:hAnsi="Calibri"/>
-          <w:b/>
-          <w:bCs/>
-          <w:sz w:val="28"/>
-          <w:szCs w:val="28"/>
-        </w:rPr>
-        <w:t>Διαδραστικά</w:t>
-      </w:r>
-      <w:proofErr w:type="spellEnd"/>
-      <w:r>
-        <w:rPr>
-          <w:rFonts w:ascii="Calibri" w:hAnsi="Calibri"/>
-          <w:b/>
-          <w:bCs/>
-          <w:sz w:val="28"/>
-          <w:szCs w:val="28"/>
-        </w:rPr>
-        <w:t xml:space="preserve"> Στοιχεία</w:t>
+        <w:t>Λειτουργικότητα και Διαδραστικά Στοιχεία</w:t>
       </w:r>
     </w:p>
     <w:p>
@@ -22656,15 +22268,7 @@
           <w:sz w:val="23"/>
           <w:szCs w:val="20"/>
         </w:rPr>
-        <w:t xml:space="preserve"> #</w:t>
-      </w:r>
-      <w:r>
-        <w:rPr>
-          <w:rFonts w:ascii="Bahnschrift Light" w:hAnsi="Bahnschrift Light" w:cs="Calibri"/>
-          <w:sz w:val="23"/>
-          <w:szCs w:val="20"/>
-        </w:rPr>
-        <w:t>2563</w:t>
+        <w:t xml:space="preserve"> #2563</w:t>
       </w:r>
       <w:proofErr w:type="spellStart"/>
       <w:r>
@@ -22690,2459 +22294,6 @@
     </w:p>
     <w:p>
       <w:pPr>
-        <w:rPr>
-          <w:rFonts w:ascii="Bahnschrift Light" w:hAnsi="Bahnschrift Light" w:cs="Calibri"/>
-          <w:sz w:val="23"/>
-          <w:szCs w:val="20"/>
-        </w:rPr>
-      </w:pPr>
-    </w:p>
-    <w:p>
-      <w:pPr>
-        <w:rPr>
-          <w:rFonts w:ascii="Bahnschrift Light" w:hAnsi="Bahnschrift Light" w:cs="Calibri"/>
-          <w:sz w:val="23"/>
-          <w:szCs w:val="20"/>
-        </w:rPr>
-      </w:pPr>
-    </w:p>
-    <w:p>
-      <w:pPr>
-        <w:rPr>
-          <w:rFonts w:ascii="Bahnschrift Light" w:hAnsi="Bahnschrift Light" w:cs="Calibri"/>
-          <w:sz w:val="23"/>
-          <w:szCs w:val="20"/>
-        </w:rPr>
-      </w:pPr>
-    </w:p>
-    <w:p>
-      <w:pPr>
-        <w:rPr>
-          <w:rFonts w:ascii="Bahnschrift Light" w:hAnsi="Bahnschrift Light" w:cs="Vani"/>
-          <w:sz w:val="23"/>
-          <w:szCs w:val="20"/>
-        </w:rPr>
-      </w:pPr>
-    </w:p>
-    <w:p>
-      <w:pPr>
-        <w:numPr>
-          <w:ilvl w:val="0"/>
-          <w:numId w:val="21"/>
-        </w:numPr>
-        <w:jc w:val="both"/>
-        <w:rPr>
-          <w:rFonts w:ascii="Bahnschrift Light" w:hAnsi="Bahnschrift Light" w:cs="Vani"/>
-          <w:color w:val="77206D" w:themeColor="accent5" w:themeShade="BF"/>
-          <w:highlight w:val="lightGray"/>
-          <w:lang w:val="en-GB"/>
-        </w:rPr>
-      </w:pPr>
-      <w:proofErr w:type="spellStart"/>
-      <w:r>
-        <w:rPr>
-          <w:rFonts w:ascii="Bahnschrift Light" w:hAnsi="Bahnschrift Light" w:cs="Calibri"/>
-          <w:b/>
-          <w:bCs/>
-          <w:color w:val="77206D" w:themeColor="accent5" w:themeShade="BF"/>
-          <w:highlight w:val="lightGray"/>
-          <w:lang w:val="en-GB"/>
-        </w:rPr>
-        <w:t>Σχεδι</w:t>
-      </w:r>
-      <w:proofErr w:type="spellEnd"/>
-      <w:r>
-        <w:rPr>
-          <w:rFonts w:ascii="Bahnschrift Light" w:hAnsi="Bahnschrift Light" w:cs="Calibri"/>
-          <w:b/>
-          <w:bCs/>
-          <w:color w:val="77206D" w:themeColor="accent5" w:themeShade="BF"/>
-          <w:highlight w:val="lightGray"/>
-          <w:lang w:val="en-GB"/>
-        </w:rPr>
-        <w:t>αστικές</w:t>
-      </w:r>
-      <w:r>
-        <w:rPr>
-          <w:rFonts w:ascii="Bahnschrift Light" w:hAnsi="Bahnschrift Light" w:cs="Vani"/>
-          <w:b/>
-          <w:bCs/>
-          <w:color w:val="77206D" w:themeColor="accent5" w:themeShade="BF"/>
-          <w:highlight w:val="lightGray"/>
-          <w:lang w:val="en-GB"/>
-        </w:rPr>
-        <w:t xml:space="preserve"> </w:t>
-      </w:r>
-      <w:r>
-        <w:rPr>
-          <w:rFonts w:ascii="Bahnschrift Light" w:hAnsi="Bahnschrift Light" w:cs="Calibri"/>
-          <w:b/>
-          <w:bCs/>
-          <w:color w:val="77206D" w:themeColor="accent5" w:themeShade="BF"/>
-          <w:highlight w:val="lightGray"/>
-          <w:lang w:val="en-GB"/>
-        </w:rPr>
-        <w:t>Επ</w:t>
-      </w:r>
-      <w:proofErr w:type="spellStart"/>
-      <w:r>
-        <w:rPr>
-          <w:rFonts w:ascii="Bahnschrift Light" w:hAnsi="Bahnschrift Light" w:cs="Calibri"/>
-          <w:b/>
-          <w:bCs/>
-          <w:color w:val="77206D" w:themeColor="accent5" w:themeShade="BF"/>
-          <w:highlight w:val="lightGray"/>
-          <w:lang w:val="en-GB"/>
-        </w:rPr>
-        <w:t>ιλογές</w:t>
-      </w:r>
-      <w:proofErr w:type="spellEnd"/>
-      <w:r>
-        <w:rPr>
-          <w:rFonts w:ascii="Bahnschrift Light" w:hAnsi="Bahnschrift Light" w:cs="Vani"/>
-          <w:b/>
-          <w:bCs/>
-          <w:color w:val="77206D" w:themeColor="accent5" w:themeShade="BF"/>
-          <w:highlight w:val="lightGray"/>
-          <w:lang w:val="en-GB"/>
-        </w:rPr>
-        <w:t xml:space="preserve"> (UI/UX)</w:t>
-      </w:r>
-    </w:p>
-    <w:p>
-      <w:pPr>
-        <w:numPr>
-          <w:ilvl w:val="1"/>
-          <w:numId w:val="21"/>
-        </w:numPr>
-        <w:jc w:val="both"/>
-        <w:rPr>
-          <w:rFonts w:ascii="Bahnschrift Light" w:hAnsi="Bahnschrift Light" w:cs="Vani"/>
-          <w:color w:val="77206D" w:themeColor="accent5" w:themeShade="BF"/>
-          <w:highlight w:val="lightGray"/>
-          <w:lang w:val="en-GB"/>
-        </w:rPr>
-      </w:pPr>
-      <w:r>
-        <w:rPr>
-          <w:rFonts w:ascii="Bahnschrift Light" w:hAnsi="Bahnschrift Light" w:cs="Vani"/>
-          <w:color w:val="77206D" w:themeColor="accent5" w:themeShade="BF"/>
-          <w:highlight w:val="lightGray"/>
-          <w:lang w:val="en-GB"/>
-        </w:rPr>
-        <w:t>Layout (</w:t>
-      </w:r>
-      <w:proofErr w:type="spellStart"/>
-      <w:r>
-        <w:rPr>
-          <w:rFonts w:ascii="Bahnschrift Light" w:hAnsi="Bahnschrift Light" w:cs="Calibri"/>
-          <w:color w:val="77206D" w:themeColor="accent5" w:themeShade="BF"/>
-          <w:highlight w:val="lightGray"/>
-          <w:lang w:val="en-GB"/>
-        </w:rPr>
-        <w:t>δομή</w:t>
-      </w:r>
-      <w:proofErr w:type="spellEnd"/>
-      <w:r>
-        <w:rPr>
-          <w:rFonts w:ascii="Bahnschrift Light" w:hAnsi="Bahnschrift Light" w:cs="Vani"/>
-          <w:color w:val="77206D" w:themeColor="accent5" w:themeShade="BF"/>
-          <w:highlight w:val="lightGray"/>
-          <w:lang w:val="en-GB"/>
-        </w:rPr>
-        <w:t xml:space="preserve">, </w:t>
-      </w:r>
-      <w:proofErr w:type="spellStart"/>
-      <w:r>
-        <w:rPr>
-          <w:rFonts w:ascii="Bahnschrift Light" w:hAnsi="Bahnschrift Light" w:cs="Calibri"/>
-          <w:color w:val="77206D" w:themeColor="accent5" w:themeShade="BF"/>
-          <w:highlight w:val="lightGray"/>
-          <w:lang w:val="en-GB"/>
-        </w:rPr>
-        <w:t>το</w:t>
-      </w:r>
-      <w:proofErr w:type="spellEnd"/>
-      <w:r>
-        <w:rPr>
-          <w:rFonts w:ascii="Bahnschrift Light" w:hAnsi="Bahnschrift Light" w:cs="Calibri"/>
-          <w:color w:val="77206D" w:themeColor="accent5" w:themeShade="BF"/>
-          <w:highlight w:val="lightGray"/>
-          <w:lang w:val="en-GB"/>
-        </w:rPr>
-        <w:t>ποθέτηση</w:t>
-      </w:r>
-      <w:r>
-        <w:rPr>
-          <w:rFonts w:ascii="Bahnschrift Light" w:hAnsi="Bahnschrift Light" w:cs="Vani"/>
-          <w:color w:val="77206D" w:themeColor="accent5" w:themeShade="BF"/>
-          <w:highlight w:val="lightGray"/>
-          <w:lang w:val="en-GB"/>
-        </w:rPr>
-        <w:t xml:space="preserve"> </w:t>
-      </w:r>
-      <w:proofErr w:type="spellStart"/>
-      <w:r>
-        <w:rPr>
-          <w:rFonts w:ascii="Bahnschrift Light" w:hAnsi="Bahnschrift Light" w:cs="Calibri"/>
-          <w:color w:val="77206D" w:themeColor="accent5" w:themeShade="BF"/>
-          <w:highlight w:val="lightGray"/>
-          <w:lang w:val="en-GB"/>
-        </w:rPr>
-        <w:t>στοιχείων</w:t>
-      </w:r>
-      <w:proofErr w:type="spellEnd"/>
-      <w:r>
-        <w:rPr>
-          <w:rFonts w:ascii="Bahnschrift Light" w:hAnsi="Bahnschrift Light" w:cs="Vani"/>
-          <w:color w:val="77206D" w:themeColor="accent5" w:themeShade="BF"/>
-          <w:highlight w:val="lightGray"/>
-          <w:lang w:val="en-GB"/>
-        </w:rPr>
-        <w:t>).</w:t>
-      </w:r>
-    </w:p>
-    <w:p>
-      <w:pPr>
-        <w:numPr>
-          <w:ilvl w:val="1"/>
-          <w:numId w:val="21"/>
-        </w:numPr>
-        <w:jc w:val="both"/>
-        <w:rPr>
-          <w:rFonts w:ascii="Bahnschrift Light" w:hAnsi="Bahnschrift Light" w:cs="Vani"/>
-          <w:color w:val="77206D" w:themeColor="accent5" w:themeShade="BF"/>
-          <w:highlight w:val="lightGray"/>
-          <w:lang w:val="en-GB"/>
-        </w:rPr>
-      </w:pPr>
-      <w:proofErr w:type="spellStart"/>
-      <w:r>
-        <w:rPr>
-          <w:rFonts w:ascii="Bahnschrift Light" w:hAnsi="Bahnschrift Light" w:cs="Calibri"/>
-          <w:color w:val="77206D" w:themeColor="accent5" w:themeShade="BF"/>
-          <w:highlight w:val="lightGray"/>
-          <w:lang w:val="en-GB"/>
-        </w:rPr>
-        <w:t>Χρώμ</w:t>
-      </w:r>
-      <w:proofErr w:type="spellEnd"/>
-      <w:r>
-        <w:rPr>
-          <w:rFonts w:ascii="Bahnschrift Light" w:hAnsi="Bahnschrift Light" w:cs="Calibri"/>
-          <w:color w:val="77206D" w:themeColor="accent5" w:themeShade="BF"/>
-          <w:highlight w:val="lightGray"/>
-          <w:lang w:val="en-GB"/>
-        </w:rPr>
-        <w:t>ατα</w:t>
-      </w:r>
-      <w:r>
-        <w:rPr>
-          <w:rFonts w:ascii="Bahnschrift Light" w:hAnsi="Bahnschrift Light" w:cs="Vani"/>
-          <w:color w:val="77206D" w:themeColor="accent5" w:themeShade="BF"/>
-          <w:highlight w:val="lightGray"/>
-          <w:lang w:val="en-GB"/>
-        </w:rPr>
-        <w:t xml:space="preserve">, </w:t>
-      </w:r>
-      <w:proofErr w:type="spellStart"/>
-      <w:r>
-        <w:rPr>
-          <w:rFonts w:ascii="Bahnschrift Light" w:hAnsi="Bahnschrift Light" w:cs="Calibri"/>
-          <w:color w:val="77206D" w:themeColor="accent5" w:themeShade="BF"/>
-          <w:highlight w:val="lightGray"/>
-          <w:lang w:val="en-GB"/>
-        </w:rPr>
-        <w:t>γρ</w:t>
-      </w:r>
-      <w:proofErr w:type="spellEnd"/>
-      <w:r>
-        <w:rPr>
-          <w:rFonts w:ascii="Bahnschrift Light" w:hAnsi="Bahnschrift Light" w:cs="Calibri"/>
-          <w:color w:val="77206D" w:themeColor="accent5" w:themeShade="BF"/>
-          <w:highlight w:val="lightGray"/>
-          <w:lang w:val="en-GB"/>
-        </w:rPr>
-        <w:t>αμματοσειρές</w:t>
-      </w:r>
-      <w:r>
-        <w:rPr>
-          <w:rFonts w:ascii="Bahnschrift Light" w:hAnsi="Bahnschrift Light" w:cs="Vani"/>
-          <w:color w:val="77206D" w:themeColor="accent5" w:themeShade="BF"/>
-          <w:highlight w:val="lightGray"/>
-          <w:lang w:val="en-GB"/>
-        </w:rPr>
-        <w:t xml:space="preserve">, </w:t>
-      </w:r>
-      <w:proofErr w:type="spellStart"/>
-      <w:r>
-        <w:rPr>
-          <w:rFonts w:ascii="Bahnschrift Light" w:hAnsi="Bahnschrift Light" w:cs="Calibri"/>
-          <w:color w:val="77206D" w:themeColor="accent5" w:themeShade="BF"/>
-          <w:highlight w:val="lightGray"/>
-          <w:lang w:val="en-GB"/>
-        </w:rPr>
-        <w:t>εικόνες</w:t>
-      </w:r>
-      <w:proofErr w:type="spellEnd"/>
-      <w:r>
-        <w:rPr>
-          <w:rFonts w:ascii="Bahnschrift Light" w:hAnsi="Bahnschrift Light" w:cs="Vani"/>
-          <w:color w:val="77206D" w:themeColor="accent5" w:themeShade="BF"/>
-          <w:highlight w:val="lightGray"/>
-          <w:lang w:val="en-GB"/>
-        </w:rPr>
-        <w:t>.</w:t>
-      </w:r>
-    </w:p>
-    <w:p>
-      <w:pPr>
-        <w:numPr>
-          <w:ilvl w:val="1"/>
-          <w:numId w:val="21"/>
-        </w:numPr>
-        <w:jc w:val="both"/>
-        <w:rPr>
-          <w:rFonts w:ascii="Bahnschrift Light" w:hAnsi="Bahnschrift Light" w:cs="Vani"/>
-          <w:color w:val="77206D" w:themeColor="accent5" w:themeShade="BF"/>
-          <w:highlight w:val="lightGray"/>
-        </w:rPr>
-      </w:pPr>
-      <w:r>
-        <w:rPr>
-          <w:rFonts w:ascii="Bahnschrift Light" w:hAnsi="Bahnschrift Light" w:cs="Calibri"/>
-          <w:color w:val="77206D" w:themeColor="accent5" w:themeShade="BF"/>
-          <w:highlight w:val="lightGray"/>
-        </w:rPr>
-        <w:t>Σχεδιαστικά</w:t>
-      </w:r>
-      <w:r>
-        <w:rPr>
-          <w:rFonts w:ascii="Bahnschrift Light" w:hAnsi="Bahnschrift Light" w:cs="Vani"/>
-          <w:color w:val="77206D" w:themeColor="accent5" w:themeShade="BF"/>
-          <w:highlight w:val="lightGray"/>
-        </w:rPr>
-        <w:t xml:space="preserve"> </w:t>
-      </w:r>
-      <w:r>
-        <w:rPr>
-          <w:rFonts w:ascii="Bahnschrift Light" w:hAnsi="Bahnschrift Light" w:cs="Calibri"/>
-          <w:color w:val="77206D" w:themeColor="accent5" w:themeShade="BF"/>
-          <w:highlight w:val="lightGray"/>
-        </w:rPr>
-        <w:t>μοτίβα</w:t>
-      </w:r>
-      <w:r>
-        <w:rPr>
-          <w:rFonts w:ascii="Bahnschrift Light" w:hAnsi="Bahnschrift Light" w:cs="Vani"/>
-          <w:color w:val="77206D" w:themeColor="accent5" w:themeShade="BF"/>
-          <w:highlight w:val="lightGray"/>
-        </w:rPr>
-        <w:t xml:space="preserve"> </w:t>
-      </w:r>
-      <w:r>
-        <w:rPr>
-          <w:rFonts w:ascii="Bahnschrift Light" w:hAnsi="Bahnschrift Light" w:cs="Calibri"/>
-          <w:color w:val="77206D" w:themeColor="accent5" w:themeShade="BF"/>
-          <w:highlight w:val="lightGray"/>
-        </w:rPr>
-        <w:t>ή</w:t>
-      </w:r>
-      <w:r>
-        <w:rPr>
-          <w:rFonts w:ascii="Bahnschrift Light" w:hAnsi="Bahnschrift Light" w:cs="Vani"/>
-          <w:color w:val="77206D" w:themeColor="accent5" w:themeShade="BF"/>
-          <w:highlight w:val="lightGray"/>
-        </w:rPr>
-        <w:t xml:space="preserve"> </w:t>
-      </w:r>
-      <w:r>
-        <w:rPr>
-          <w:rFonts w:ascii="Bahnschrift Light" w:hAnsi="Bahnschrift Light" w:cs="Calibri"/>
-          <w:color w:val="77206D" w:themeColor="accent5" w:themeShade="BF"/>
-          <w:highlight w:val="lightGray"/>
-        </w:rPr>
-        <w:t>πρότυπα</w:t>
-      </w:r>
-      <w:r>
-        <w:rPr>
-          <w:rFonts w:ascii="Bahnschrift Light" w:hAnsi="Bahnschrift Light" w:cs="Vani"/>
-          <w:color w:val="77206D" w:themeColor="accent5" w:themeShade="BF"/>
-          <w:highlight w:val="lightGray"/>
-        </w:rPr>
-        <w:t xml:space="preserve"> </w:t>
-      </w:r>
-      <w:r>
-        <w:rPr>
-          <w:rFonts w:ascii="Bahnschrift Light" w:hAnsi="Bahnschrift Light" w:cs="Calibri"/>
-          <w:color w:val="77206D" w:themeColor="accent5" w:themeShade="BF"/>
-          <w:highlight w:val="lightGray"/>
-        </w:rPr>
-        <w:t>που</w:t>
-      </w:r>
-      <w:r>
-        <w:rPr>
-          <w:rFonts w:ascii="Bahnschrift Light" w:hAnsi="Bahnschrift Light" w:cs="Vani"/>
-          <w:color w:val="77206D" w:themeColor="accent5" w:themeShade="BF"/>
-          <w:highlight w:val="lightGray"/>
-        </w:rPr>
-        <w:t xml:space="preserve"> </w:t>
-      </w:r>
-      <w:r>
-        <w:rPr>
-          <w:rFonts w:ascii="Bahnschrift Light" w:hAnsi="Bahnschrift Light" w:cs="Calibri"/>
-          <w:color w:val="77206D" w:themeColor="accent5" w:themeShade="BF"/>
-          <w:highlight w:val="lightGray"/>
-        </w:rPr>
-        <w:t>χρησιμοποιείς</w:t>
-      </w:r>
-      <w:r>
-        <w:rPr>
-          <w:rFonts w:ascii="Bahnschrift Light" w:hAnsi="Bahnschrift Light" w:cs="Vani"/>
-          <w:color w:val="77206D" w:themeColor="accent5" w:themeShade="BF"/>
-          <w:highlight w:val="lightGray"/>
-        </w:rPr>
-        <w:t xml:space="preserve"> (</w:t>
-      </w:r>
-      <w:r>
-        <w:rPr>
-          <w:rFonts w:ascii="Bahnschrift Light" w:hAnsi="Bahnschrift Light" w:cs="Vani"/>
-          <w:color w:val="77206D" w:themeColor="accent5" w:themeShade="BF"/>
-          <w:highlight w:val="lightGray"/>
-          <w:lang w:val="en-GB"/>
-        </w:rPr>
-        <w:t>design</w:t>
-      </w:r>
-      <w:r>
-        <w:rPr>
-          <w:rFonts w:ascii="Bahnschrift Light" w:hAnsi="Bahnschrift Light" w:cs="Vani"/>
-          <w:color w:val="77206D" w:themeColor="accent5" w:themeShade="BF"/>
-          <w:highlight w:val="lightGray"/>
-        </w:rPr>
-        <w:t xml:space="preserve"> </w:t>
-      </w:r>
-      <w:r>
-        <w:rPr>
-          <w:rFonts w:ascii="Bahnschrift Light" w:hAnsi="Bahnschrift Light" w:cs="Vani"/>
-          <w:color w:val="77206D" w:themeColor="accent5" w:themeShade="BF"/>
-          <w:highlight w:val="lightGray"/>
-          <w:lang w:val="en-GB"/>
-        </w:rPr>
-        <w:t>patterns</w:t>
-      </w:r>
-      <w:r>
-        <w:rPr>
-          <w:rFonts w:ascii="Bahnschrift Light" w:hAnsi="Bahnschrift Light" w:cs="Vani"/>
-          <w:color w:val="77206D" w:themeColor="accent5" w:themeShade="BF"/>
-          <w:highlight w:val="lightGray"/>
-        </w:rPr>
-        <w:t>).</w:t>
-      </w:r>
-    </w:p>
-    <w:p>
-      <w:pPr>
-        <w:numPr>
-          <w:ilvl w:val="1"/>
-          <w:numId w:val="21"/>
-        </w:numPr>
-        <w:jc w:val="both"/>
-        <w:rPr>
-          <w:rFonts w:ascii="Bahnschrift Light" w:hAnsi="Bahnschrift Light" w:cs="Vani"/>
-          <w:color w:val="77206D" w:themeColor="accent5" w:themeShade="BF"/>
-          <w:highlight w:val="lightGray"/>
-        </w:rPr>
-      </w:pPr>
-      <w:r>
-        <w:rPr>
-          <w:rFonts w:ascii="Bahnschrift Light" w:hAnsi="Bahnschrift Light" w:cs="Calibri"/>
-          <w:color w:val="77206D" w:themeColor="accent5" w:themeShade="BF"/>
-          <w:highlight w:val="lightGray"/>
-        </w:rPr>
-        <w:t>Χρησιμοποιούμενες</w:t>
-      </w:r>
-      <w:r>
-        <w:rPr>
-          <w:rFonts w:ascii="Bahnschrift Light" w:hAnsi="Bahnschrift Light" w:cs="Vani"/>
-          <w:color w:val="77206D" w:themeColor="accent5" w:themeShade="BF"/>
-          <w:highlight w:val="lightGray"/>
-        </w:rPr>
-        <w:t xml:space="preserve"> </w:t>
-      </w:r>
-      <w:r>
-        <w:rPr>
-          <w:rFonts w:ascii="Bahnschrift Light" w:hAnsi="Bahnschrift Light" w:cs="Calibri"/>
-          <w:color w:val="77206D" w:themeColor="accent5" w:themeShade="BF"/>
-          <w:highlight w:val="lightGray"/>
-        </w:rPr>
-        <w:t>τεχνολογίες</w:t>
-      </w:r>
-      <w:r>
-        <w:rPr>
-          <w:rFonts w:ascii="Bahnschrift Light" w:hAnsi="Bahnschrift Light" w:cs="Vani"/>
-          <w:color w:val="77206D" w:themeColor="accent5" w:themeShade="BF"/>
-          <w:highlight w:val="lightGray"/>
-        </w:rPr>
-        <w:t xml:space="preserve"> (</w:t>
-      </w:r>
-      <w:r>
-        <w:rPr>
-          <w:rFonts w:ascii="Bahnschrift Light" w:hAnsi="Bahnschrift Light" w:cs="Vani"/>
-          <w:color w:val="77206D" w:themeColor="accent5" w:themeShade="BF"/>
-          <w:highlight w:val="lightGray"/>
-          <w:lang w:val="en-GB"/>
-        </w:rPr>
-        <w:t>HTML</w:t>
-      </w:r>
-      <w:r>
-        <w:rPr>
-          <w:rFonts w:ascii="Bahnschrift Light" w:hAnsi="Bahnschrift Light" w:cs="Vani"/>
-          <w:color w:val="77206D" w:themeColor="accent5" w:themeShade="BF"/>
-          <w:highlight w:val="lightGray"/>
-        </w:rPr>
-        <w:t>/</w:t>
-      </w:r>
-      <w:r>
-        <w:rPr>
-          <w:rFonts w:ascii="Bahnschrift Light" w:hAnsi="Bahnschrift Light" w:cs="Vani"/>
-          <w:color w:val="77206D" w:themeColor="accent5" w:themeShade="BF"/>
-          <w:highlight w:val="lightGray"/>
-          <w:lang w:val="en-GB"/>
-        </w:rPr>
-        <w:t>CSS</w:t>
-      </w:r>
-      <w:r>
-        <w:rPr>
-          <w:rFonts w:ascii="Bahnschrift Light" w:hAnsi="Bahnschrift Light" w:cs="Vani"/>
-          <w:color w:val="77206D" w:themeColor="accent5" w:themeShade="BF"/>
-          <w:highlight w:val="lightGray"/>
-        </w:rPr>
-        <w:t>/</w:t>
-      </w:r>
-      <w:r>
-        <w:rPr>
-          <w:rFonts w:ascii="Bahnschrift Light" w:hAnsi="Bahnschrift Light" w:cs="Vani"/>
-          <w:color w:val="77206D" w:themeColor="accent5" w:themeShade="BF"/>
-          <w:highlight w:val="lightGray"/>
-          <w:lang w:val="en-GB"/>
-        </w:rPr>
-        <w:t>JS</w:t>
-      </w:r>
-      <w:r>
-        <w:rPr>
-          <w:rFonts w:ascii="Bahnschrift Light" w:hAnsi="Bahnschrift Light" w:cs="Vani"/>
-          <w:color w:val="77206D" w:themeColor="accent5" w:themeShade="BF"/>
-          <w:highlight w:val="lightGray"/>
-        </w:rPr>
-        <w:t xml:space="preserve"> </w:t>
-      </w:r>
-      <w:r>
-        <w:rPr>
-          <w:rFonts w:ascii="Bahnschrift Light" w:hAnsi="Bahnschrift Light" w:cs="Vani"/>
-          <w:color w:val="77206D" w:themeColor="accent5" w:themeShade="BF"/>
-          <w:highlight w:val="lightGray"/>
-          <w:lang w:val="en-GB"/>
-        </w:rPr>
-        <w:t>frameworks</w:t>
-      </w:r>
-      <w:r>
-        <w:rPr>
-          <w:rFonts w:ascii="Bahnschrift Light" w:hAnsi="Bahnschrift Light" w:cs="Vani"/>
-          <w:color w:val="77206D" w:themeColor="accent5" w:themeShade="BF"/>
-          <w:highlight w:val="lightGray"/>
-        </w:rPr>
-        <w:t>).</w:t>
-      </w:r>
-    </w:p>
-    <w:p>
-      <w:pPr>
-        <w:numPr>
-          <w:ilvl w:val="0"/>
-          <w:numId w:val="21"/>
-        </w:numPr>
-        <w:jc w:val="both"/>
-        <w:rPr>
-          <w:rFonts w:ascii="Bahnschrift Light" w:hAnsi="Bahnschrift Light" w:cs="Vani"/>
-          <w:color w:val="77206D" w:themeColor="accent5" w:themeShade="BF"/>
-          <w:highlight w:val="lightGray"/>
-          <w:lang w:val="en-GB"/>
-        </w:rPr>
-      </w:pPr>
-      <w:proofErr w:type="spellStart"/>
-      <w:r>
-        <w:rPr>
-          <w:rFonts w:ascii="Bahnschrift Light" w:hAnsi="Bahnschrift Light" w:cs="Calibri"/>
-          <w:b/>
-          <w:bCs/>
-          <w:color w:val="77206D" w:themeColor="accent5" w:themeShade="BF"/>
-          <w:highlight w:val="lightGray"/>
-          <w:lang w:val="en-GB"/>
-        </w:rPr>
-        <w:t>Λειτουργικότητ</w:t>
-      </w:r>
-      <w:proofErr w:type="spellEnd"/>
-      <w:r>
-        <w:rPr>
-          <w:rFonts w:ascii="Bahnschrift Light" w:hAnsi="Bahnschrift Light" w:cs="Calibri"/>
-          <w:b/>
-          <w:bCs/>
-          <w:color w:val="77206D" w:themeColor="accent5" w:themeShade="BF"/>
-          <w:highlight w:val="lightGray"/>
-          <w:lang w:val="en-GB"/>
-        </w:rPr>
-        <w:t>α</w:t>
-      </w:r>
-    </w:p>
-    <w:p>
-      <w:pPr>
-        <w:numPr>
-          <w:ilvl w:val="1"/>
-          <w:numId w:val="21"/>
-        </w:numPr>
-        <w:jc w:val="both"/>
-        <w:rPr>
-          <w:rFonts w:ascii="Bahnschrift Light" w:hAnsi="Bahnschrift Light" w:cs="Vani"/>
-          <w:color w:val="77206D" w:themeColor="accent5" w:themeShade="BF"/>
-          <w:highlight w:val="lightGray"/>
-        </w:rPr>
-      </w:pPr>
-      <w:r>
-        <w:rPr>
-          <w:rFonts w:ascii="Bahnschrift Light" w:hAnsi="Bahnschrift Light" w:cs="Calibri"/>
-          <w:color w:val="77206D" w:themeColor="accent5" w:themeShade="BF"/>
-          <w:highlight w:val="lightGray"/>
-        </w:rPr>
-        <w:t>Περιγραφή</w:t>
-      </w:r>
-      <w:r>
-        <w:rPr>
-          <w:rFonts w:ascii="Bahnschrift Light" w:hAnsi="Bahnschrift Light" w:cs="Vani"/>
-          <w:color w:val="77206D" w:themeColor="accent5" w:themeShade="BF"/>
-          <w:highlight w:val="lightGray"/>
-        </w:rPr>
-        <w:t xml:space="preserve"> </w:t>
-      </w:r>
-      <w:proofErr w:type="spellStart"/>
-      <w:r>
-        <w:rPr>
-          <w:rFonts w:ascii="Bahnschrift Light" w:hAnsi="Bahnschrift Light" w:cs="Calibri"/>
-          <w:color w:val="77206D" w:themeColor="accent5" w:themeShade="BF"/>
-          <w:highlight w:val="lightGray"/>
-        </w:rPr>
-        <w:t>διαδραστικών</w:t>
-      </w:r>
-      <w:proofErr w:type="spellEnd"/>
-      <w:r>
-        <w:rPr>
-          <w:rFonts w:ascii="Bahnschrift Light" w:hAnsi="Bahnschrift Light" w:cs="Vani"/>
-          <w:color w:val="77206D" w:themeColor="accent5" w:themeShade="BF"/>
-          <w:highlight w:val="lightGray"/>
-        </w:rPr>
-        <w:t xml:space="preserve"> </w:t>
-      </w:r>
-      <w:r>
-        <w:rPr>
-          <w:rFonts w:ascii="Bahnschrift Light" w:hAnsi="Bahnschrift Light" w:cs="Calibri"/>
-          <w:color w:val="77206D" w:themeColor="accent5" w:themeShade="BF"/>
-          <w:highlight w:val="lightGray"/>
-        </w:rPr>
-        <w:t>στοιχείων</w:t>
-      </w:r>
-      <w:r>
-        <w:rPr>
-          <w:rFonts w:ascii="Bahnschrift Light" w:hAnsi="Bahnschrift Light" w:cs="Vani"/>
-          <w:color w:val="77206D" w:themeColor="accent5" w:themeShade="BF"/>
-          <w:highlight w:val="lightGray"/>
-        </w:rPr>
-        <w:t xml:space="preserve"> (</w:t>
-      </w:r>
-      <w:r>
-        <w:rPr>
-          <w:rFonts w:ascii="Bahnschrift Light" w:hAnsi="Bahnschrift Light" w:cs="Calibri"/>
-          <w:color w:val="77206D" w:themeColor="accent5" w:themeShade="BF"/>
-          <w:highlight w:val="lightGray"/>
-        </w:rPr>
-        <w:t>φόρμες</w:t>
-      </w:r>
-      <w:r>
-        <w:rPr>
-          <w:rFonts w:ascii="Bahnschrift Light" w:hAnsi="Bahnschrift Light" w:cs="Vani"/>
-          <w:color w:val="77206D" w:themeColor="accent5" w:themeShade="BF"/>
-          <w:highlight w:val="lightGray"/>
-        </w:rPr>
-        <w:t xml:space="preserve">, </w:t>
-      </w:r>
-      <w:r>
-        <w:rPr>
-          <w:rFonts w:ascii="Bahnschrift Light" w:hAnsi="Bahnschrift Light" w:cs="Calibri"/>
-          <w:color w:val="77206D" w:themeColor="accent5" w:themeShade="BF"/>
-          <w:highlight w:val="lightGray"/>
-        </w:rPr>
-        <w:t>μενού</w:t>
-      </w:r>
-      <w:r>
-        <w:rPr>
-          <w:rFonts w:ascii="Bahnschrift Light" w:hAnsi="Bahnschrift Light" w:cs="Vani"/>
-          <w:color w:val="77206D" w:themeColor="accent5" w:themeShade="BF"/>
-          <w:highlight w:val="lightGray"/>
-        </w:rPr>
-        <w:t xml:space="preserve">, </w:t>
-      </w:r>
-      <w:proofErr w:type="spellStart"/>
-      <w:r>
-        <w:rPr>
-          <w:rFonts w:ascii="Bahnschrift Light" w:hAnsi="Bahnschrift Light" w:cs="Calibri"/>
-          <w:color w:val="77206D" w:themeColor="accent5" w:themeShade="BF"/>
-          <w:highlight w:val="lightGray"/>
-        </w:rPr>
-        <w:t>καρουζέλ</w:t>
-      </w:r>
-      <w:proofErr w:type="spellEnd"/>
-      <w:r>
-        <w:rPr>
-          <w:rFonts w:ascii="Bahnschrift Light" w:hAnsi="Bahnschrift Light" w:cs="Vani"/>
-          <w:color w:val="77206D" w:themeColor="accent5" w:themeShade="BF"/>
-          <w:highlight w:val="lightGray"/>
-        </w:rPr>
-        <w:t xml:space="preserve">, </w:t>
-      </w:r>
-      <w:r>
-        <w:rPr>
-          <w:rFonts w:ascii="Bahnschrift Light" w:hAnsi="Bahnschrift Light" w:cs="Calibri"/>
-          <w:color w:val="77206D" w:themeColor="accent5" w:themeShade="BF"/>
-          <w:highlight w:val="lightGray"/>
-        </w:rPr>
-        <w:t>κουμπιά</w:t>
-      </w:r>
-      <w:r>
-        <w:rPr>
-          <w:rFonts w:ascii="Bahnschrift Light" w:hAnsi="Bahnschrift Light" w:cs="Vani"/>
-          <w:color w:val="77206D" w:themeColor="accent5" w:themeShade="BF"/>
-          <w:highlight w:val="lightGray"/>
-        </w:rPr>
-        <w:t xml:space="preserve"> </w:t>
-      </w:r>
-      <w:r>
-        <w:rPr>
-          <w:rFonts w:ascii="Bahnschrift Light" w:hAnsi="Bahnschrift Light" w:cs="Calibri"/>
-          <w:color w:val="77206D" w:themeColor="accent5" w:themeShade="BF"/>
-          <w:highlight w:val="lightGray"/>
-        </w:rPr>
-        <w:t>κ</w:t>
-      </w:r>
-      <w:r>
-        <w:rPr>
-          <w:rFonts w:ascii="Bahnschrift Light" w:hAnsi="Bahnschrift Light" w:cs="Vani"/>
-          <w:color w:val="77206D" w:themeColor="accent5" w:themeShade="BF"/>
-          <w:highlight w:val="lightGray"/>
-        </w:rPr>
-        <w:t>.</w:t>
-      </w:r>
-      <w:r>
-        <w:rPr>
-          <w:rFonts w:ascii="Bahnschrift Light" w:hAnsi="Bahnschrift Light" w:cs="Calibri"/>
-          <w:color w:val="77206D" w:themeColor="accent5" w:themeShade="BF"/>
-          <w:highlight w:val="lightGray"/>
-        </w:rPr>
-        <w:t>λπ</w:t>
-      </w:r>
-      <w:r>
-        <w:rPr>
-          <w:rFonts w:ascii="Bahnschrift Light" w:hAnsi="Bahnschrift Light" w:cs="Vani"/>
-          <w:color w:val="77206D" w:themeColor="accent5" w:themeShade="BF"/>
-          <w:highlight w:val="lightGray"/>
-        </w:rPr>
-        <w:t>.).</w:t>
-      </w:r>
-    </w:p>
-    <w:p>
-      <w:pPr>
-        <w:numPr>
-          <w:ilvl w:val="1"/>
-          <w:numId w:val="21"/>
-        </w:numPr>
-        <w:jc w:val="both"/>
-        <w:rPr>
-          <w:rFonts w:ascii="Bahnschrift Light" w:hAnsi="Bahnschrift Light" w:cs="Vani"/>
-          <w:color w:val="77206D" w:themeColor="accent5" w:themeShade="BF"/>
-          <w:highlight w:val="lightGray"/>
-          <w:lang w:val="en-GB"/>
-        </w:rPr>
-      </w:pPr>
-      <w:proofErr w:type="spellStart"/>
-      <w:r>
-        <w:rPr>
-          <w:rFonts w:ascii="Bahnschrift Light" w:hAnsi="Bahnschrift Light" w:cs="Calibri"/>
-          <w:color w:val="77206D" w:themeColor="accent5" w:themeShade="BF"/>
-          <w:highlight w:val="lightGray"/>
-          <w:lang w:val="en-GB"/>
-        </w:rPr>
-        <w:t>Τεχνικές</w:t>
-      </w:r>
-      <w:proofErr w:type="spellEnd"/>
-      <w:r>
-        <w:rPr>
-          <w:rFonts w:ascii="Bahnschrift Light" w:hAnsi="Bahnschrift Light" w:cs="Vani"/>
-          <w:color w:val="77206D" w:themeColor="accent5" w:themeShade="BF"/>
-          <w:highlight w:val="lightGray"/>
-          <w:lang w:val="en-GB"/>
-        </w:rPr>
-        <w:t xml:space="preserve"> </w:t>
-      </w:r>
-      <w:proofErr w:type="spellStart"/>
-      <w:r>
-        <w:rPr>
-          <w:rFonts w:ascii="Bahnschrift Light" w:hAnsi="Bahnschrift Light" w:cs="Calibri"/>
-          <w:color w:val="77206D" w:themeColor="accent5" w:themeShade="BF"/>
-          <w:highlight w:val="lightGray"/>
-          <w:lang w:val="en-GB"/>
-        </w:rPr>
-        <w:t>λε</w:t>
-      </w:r>
-      <w:proofErr w:type="spellEnd"/>
-      <w:r>
-        <w:rPr>
-          <w:rFonts w:ascii="Bahnschrift Light" w:hAnsi="Bahnschrift Light" w:cs="Calibri"/>
-          <w:color w:val="77206D" w:themeColor="accent5" w:themeShade="BF"/>
-          <w:highlight w:val="lightGray"/>
-          <w:lang w:val="en-GB"/>
-        </w:rPr>
-        <w:t>πτομέρειες</w:t>
-      </w:r>
-      <w:r>
-        <w:rPr>
-          <w:rFonts w:ascii="Bahnschrift Light" w:hAnsi="Bahnschrift Light" w:cs="Vani"/>
-          <w:color w:val="77206D" w:themeColor="accent5" w:themeShade="BF"/>
-          <w:highlight w:val="lightGray"/>
-          <w:lang w:val="en-GB"/>
-        </w:rPr>
-        <w:t xml:space="preserve"> (responsive design, accessibility features).</w:t>
-      </w:r>
-    </w:p>
-    <w:p>
-      <w:pPr>
-        <w:numPr>
-          <w:ilvl w:val="0"/>
-          <w:numId w:val="21"/>
-        </w:numPr>
-        <w:jc w:val="both"/>
-        <w:rPr>
-          <w:rFonts w:ascii="Bahnschrift Light" w:hAnsi="Bahnschrift Light" w:cs="Vani"/>
-          <w:color w:val="77206D" w:themeColor="accent5" w:themeShade="BF"/>
-          <w:highlight w:val="lightGray"/>
-          <w:lang w:val="en-GB"/>
-        </w:rPr>
-      </w:pPr>
-      <w:proofErr w:type="spellStart"/>
-      <w:r>
-        <w:rPr>
-          <w:rFonts w:ascii="Bahnschrift Light" w:hAnsi="Bahnschrift Light" w:cs="Calibri"/>
-          <w:b/>
-          <w:bCs/>
-          <w:color w:val="77206D" w:themeColor="accent5" w:themeShade="BF"/>
-          <w:highlight w:val="lightGray"/>
-          <w:lang w:val="en-GB"/>
-        </w:rPr>
-        <w:t>Στόχος</w:t>
-      </w:r>
-      <w:proofErr w:type="spellEnd"/>
-      <w:r>
-        <w:rPr>
-          <w:rFonts w:ascii="Bahnschrift Light" w:hAnsi="Bahnschrift Light" w:cs="Vani"/>
-          <w:b/>
-          <w:bCs/>
-          <w:color w:val="77206D" w:themeColor="accent5" w:themeShade="BF"/>
-          <w:highlight w:val="lightGray"/>
-          <w:lang w:val="en-GB"/>
-        </w:rPr>
-        <w:t xml:space="preserve"> </w:t>
-      </w:r>
-      <w:proofErr w:type="spellStart"/>
-      <w:r>
-        <w:rPr>
-          <w:rFonts w:ascii="Bahnschrift Light" w:hAnsi="Bahnschrift Light" w:cs="Calibri"/>
-          <w:b/>
-          <w:bCs/>
-          <w:color w:val="77206D" w:themeColor="accent5" w:themeShade="BF"/>
-          <w:highlight w:val="lightGray"/>
-          <w:lang w:val="en-GB"/>
-        </w:rPr>
-        <w:t>Σχεδί</w:t>
-      </w:r>
-      <w:proofErr w:type="spellEnd"/>
-      <w:r>
-        <w:rPr>
-          <w:rFonts w:ascii="Bahnschrift Light" w:hAnsi="Bahnschrift Light" w:cs="Calibri"/>
-          <w:b/>
-          <w:bCs/>
-          <w:color w:val="77206D" w:themeColor="accent5" w:themeShade="BF"/>
-          <w:highlight w:val="lightGray"/>
-          <w:lang w:val="en-GB"/>
-        </w:rPr>
-        <w:t>ασης</w:t>
-      </w:r>
-    </w:p>
-    <w:p>
-      <w:pPr>
-        <w:numPr>
-          <w:ilvl w:val="1"/>
-          <w:numId w:val="21"/>
-        </w:numPr>
-        <w:jc w:val="both"/>
-        <w:rPr>
-          <w:rFonts w:ascii="Bahnschrift Light" w:hAnsi="Bahnschrift Light" w:cs="Vani"/>
-          <w:color w:val="77206D" w:themeColor="accent5" w:themeShade="BF"/>
-          <w:highlight w:val="lightGray"/>
-        </w:rPr>
-      </w:pPr>
-      <w:r>
-        <w:rPr>
-          <w:rFonts w:ascii="Bahnschrift Light" w:hAnsi="Bahnschrift Light" w:cs="Calibri"/>
-          <w:color w:val="77206D" w:themeColor="accent5" w:themeShade="BF"/>
-          <w:highlight w:val="lightGray"/>
-        </w:rPr>
-        <w:t>Τι</w:t>
-      </w:r>
-      <w:r>
-        <w:rPr>
-          <w:rFonts w:ascii="Bahnschrift Light" w:hAnsi="Bahnschrift Light" w:cs="Vani"/>
-          <w:color w:val="77206D" w:themeColor="accent5" w:themeShade="BF"/>
-          <w:highlight w:val="lightGray"/>
-        </w:rPr>
-        <w:t xml:space="preserve"> </w:t>
-      </w:r>
-      <w:r>
-        <w:rPr>
-          <w:rFonts w:ascii="Bahnschrift Light" w:hAnsi="Bahnschrift Light" w:cs="Calibri"/>
-          <w:color w:val="77206D" w:themeColor="accent5" w:themeShade="BF"/>
-          <w:highlight w:val="lightGray"/>
-        </w:rPr>
-        <w:t>ήθελες</w:t>
-      </w:r>
-      <w:r>
-        <w:rPr>
-          <w:rFonts w:ascii="Bahnschrift Light" w:hAnsi="Bahnschrift Light" w:cs="Vani"/>
-          <w:color w:val="77206D" w:themeColor="accent5" w:themeShade="BF"/>
-          <w:highlight w:val="lightGray"/>
-        </w:rPr>
-        <w:t xml:space="preserve"> </w:t>
-      </w:r>
-      <w:r>
-        <w:rPr>
-          <w:rFonts w:ascii="Bahnschrift Light" w:hAnsi="Bahnschrift Light" w:cs="Calibri"/>
-          <w:color w:val="77206D" w:themeColor="accent5" w:themeShade="BF"/>
-          <w:highlight w:val="lightGray"/>
-        </w:rPr>
-        <w:t>να</w:t>
-      </w:r>
-      <w:r>
-        <w:rPr>
-          <w:rFonts w:ascii="Bahnschrift Light" w:hAnsi="Bahnschrift Light" w:cs="Vani"/>
-          <w:color w:val="77206D" w:themeColor="accent5" w:themeShade="BF"/>
-          <w:highlight w:val="lightGray"/>
-        </w:rPr>
-        <w:t xml:space="preserve"> </w:t>
-      </w:r>
-      <w:r>
-        <w:rPr>
-          <w:rFonts w:ascii="Bahnschrift Light" w:hAnsi="Bahnschrift Light" w:cs="Calibri"/>
-          <w:color w:val="77206D" w:themeColor="accent5" w:themeShade="BF"/>
-          <w:highlight w:val="lightGray"/>
-        </w:rPr>
-        <w:t>πετύχεις</w:t>
-      </w:r>
-      <w:r>
-        <w:rPr>
-          <w:rFonts w:ascii="Bahnschrift Light" w:hAnsi="Bahnschrift Light" w:cs="Vani"/>
-          <w:color w:val="77206D" w:themeColor="accent5" w:themeShade="BF"/>
-          <w:highlight w:val="lightGray"/>
-        </w:rPr>
-        <w:t xml:space="preserve"> (</w:t>
-      </w:r>
-      <w:r>
-        <w:rPr>
-          <w:rFonts w:ascii="Bahnschrift Light" w:hAnsi="Bahnschrift Light" w:cs="Calibri"/>
-          <w:color w:val="77206D" w:themeColor="accent5" w:themeShade="BF"/>
-          <w:highlight w:val="lightGray"/>
-        </w:rPr>
-        <w:t>π</w:t>
-      </w:r>
-      <w:r>
-        <w:rPr>
-          <w:rFonts w:ascii="Bahnschrift Light" w:hAnsi="Bahnschrift Light" w:cs="Vani"/>
-          <w:color w:val="77206D" w:themeColor="accent5" w:themeShade="BF"/>
-          <w:highlight w:val="lightGray"/>
-        </w:rPr>
-        <w:t>.</w:t>
-      </w:r>
-      <w:r>
-        <w:rPr>
-          <w:rFonts w:ascii="Bahnschrift Light" w:hAnsi="Bahnschrift Light" w:cs="Calibri"/>
-          <w:color w:val="77206D" w:themeColor="accent5" w:themeShade="BF"/>
-          <w:highlight w:val="lightGray"/>
-        </w:rPr>
-        <w:t>χ</w:t>
-      </w:r>
-      <w:r>
-        <w:rPr>
-          <w:rFonts w:ascii="Bahnschrift Light" w:hAnsi="Bahnschrift Light" w:cs="Vani"/>
-          <w:color w:val="77206D" w:themeColor="accent5" w:themeShade="BF"/>
-          <w:highlight w:val="lightGray"/>
-        </w:rPr>
-        <w:t xml:space="preserve">., </w:t>
-      </w:r>
-      <w:r>
-        <w:rPr>
-          <w:rFonts w:ascii="Bahnschrift Light" w:hAnsi="Bahnschrift Light" w:cs="Calibri"/>
-          <w:color w:val="77206D" w:themeColor="accent5" w:themeShade="BF"/>
-          <w:highlight w:val="lightGray"/>
-        </w:rPr>
-        <w:t>απλότητα</w:t>
-      </w:r>
-      <w:r>
-        <w:rPr>
-          <w:rFonts w:ascii="Bahnschrift Light" w:hAnsi="Bahnschrift Light" w:cs="Vani"/>
-          <w:color w:val="77206D" w:themeColor="accent5" w:themeShade="BF"/>
-          <w:highlight w:val="lightGray"/>
-        </w:rPr>
-        <w:t xml:space="preserve">, </w:t>
-      </w:r>
-      <w:r>
-        <w:rPr>
-          <w:rFonts w:ascii="Bahnschrift Light" w:hAnsi="Bahnschrift Light" w:cs="Calibri"/>
-          <w:color w:val="77206D" w:themeColor="accent5" w:themeShade="BF"/>
-          <w:highlight w:val="lightGray"/>
-        </w:rPr>
-        <w:t>μινιμαλιστικό</w:t>
-      </w:r>
-      <w:r>
-        <w:rPr>
-          <w:rFonts w:ascii="Bahnschrift Light" w:hAnsi="Bahnschrift Light" w:cs="Vani"/>
-          <w:color w:val="77206D" w:themeColor="accent5" w:themeShade="BF"/>
-          <w:highlight w:val="lightGray"/>
-        </w:rPr>
-        <w:t xml:space="preserve"> </w:t>
-      </w:r>
-      <w:r>
-        <w:rPr>
-          <w:rFonts w:ascii="Bahnschrift Light" w:hAnsi="Bahnschrift Light" w:cs="Calibri"/>
-          <w:color w:val="77206D" w:themeColor="accent5" w:themeShade="BF"/>
-          <w:highlight w:val="lightGray"/>
-        </w:rPr>
-        <w:t>στυλ</w:t>
-      </w:r>
-      <w:r>
-        <w:rPr>
-          <w:rFonts w:ascii="Bahnschrift Light" w:hAnsi="Bahnschrift Light" w:cs="Vani"/>
-          <w:color w:val="77206D" w:themeColor="accent5" w:themeShade="BF"/>
-          <w:highlight w:val="lightGray"/>
-        </w:rPr>
-        <w:t xml:space="preserve">, </w:t>
-      </w:r>
-      <w:r>
-        <w:rPr>
-          <w:rFonts w:ascii="Bahnschrift Light" w:hAnsi="Bahnschrift Light" w:cs="Calibri"/>
-          <w:color w:val="77206D" w:themeColor="accent5" w:themeShade="BF"/>
-          <w:highlight w:val="lightGray"/>
-        </w:rPr>
-        <w:t>πληροφόρηση</w:t>
-      </w:r>
-      <w:r>
-        <w:rPr>
-          <w:rFonts w:ascii="Bahnschrift Light" w:hAnsi="Bahnschrift Light" w:cs="Vani"/>
-          <w:color w:val="77206D" w:themeColor="accent5" w:themeShade="BF"/>
-          <w:highlight w:val="lightGray"/>
-        </w:rPr>
-        <w:t>).</w:t>
-      </w:r>
-    </w:p>
-    <w:p>
-      <w:pPr>
-        <w:numPr>
-          <w:ilvl w:val="1"/>
-          <w:numId w:val="21"/>
-        </w:numPr>
-        <w:jc w:val="both"/>
-        <w:rPr>
-          <w:rFonts w:ascii="Bahnschrift Light" w:hAnsi="Bahnschrift Light" w:cs="Vani"/>
-          <w:color w:val="77206D" w:themeColor="accent5" w:themeShade="BF"/>
-          <w:highlight w:val="lightGray"/>
-        </w:rPr>
-      </w:pPr>
-      <w:r>
-        <w:rPr>
-          <w:rFonts w:ascii="Bahnschrift Light" w:hAnsi="Bahnschrift Light" w:cs="Calibri"/>
-          <w:color w:val="77206D" w:themeColor="accent5" w:themeShade="BF"/>
-          <w:highlight w:val="lightGray"/>
-        </w:rPr>
-        <w:t>Πώς</w:t>
-      </w:r>
-      <w:r>
-        <w:rPr>
-          <w:rFonts w:ascii="Bahnschrift Light" w:hAnsi="Bahnschrift Light" w:cs="Vani"/>
-          <w:color w:val="77206D" w:themeColor="accent5" w:themeShade="BF"/>
-          <w:highlight w:val="lightGray"/>
-        </w:rPr>
-        <w:t xml:space="preserve"> </w:t>
-      </w:r>
-      <w:r>
-        <w:rPr>
-          <w:rFonts w:ascii="Bahnschrift Light" w:hAnsi="Bahnschrift Light" w:cs="Calibri"/>
-          <w:color w:val="77206D" w:themeColor="accent5" w:themeShade="BF"/>
-          <w:highlight w:val="lightGray"/>
-        </w:rPr>
-        <w:t>διαφέρει</w:t>
-      </w:r>
-      <w:r>
-        <w:rPr>
-          <w:rFonts w:ascii="Bahnschrift Light" w:hAnsi="Bahnschrift Light" w:cs="Vani"/>
-          <w:color w:val="77206D" w:themeColor="accent5" w:themeShade="BF"/>
-          <w:highlight w:val="lightGray"/>
-        </w:rPr>
-        <w:t xml:space="preserve"> </w:t>
-      </w:r>
-      <w:r>
-        <w:rPr>
-          <w:rFonts w:ascii="Bahnschrift Light" w:hAnsi="Bahnschrift Light" w:cs="Calibri"/>
-          <w:color w:val="77206D" w:themeColor="accent5" w:themeShade="BF"/>
-          <w:highlight w:val="lightGray"/>
-        </w:rPr>
-        <w:t>από</w:t>
-      </w:r>
-      <w:r>
-        <w:rPr>
-          <w:rFonts w:ascii="Bahnschrift Light" w:hAnsi="Bahnschrift Light" w:cs="Vani"/>
-          <w:color w:val="77206D" w:themeColor="accent5" w:themeShade="BF"/>
-          <w:highlight w:val="lightGray"/>
-        </w:rPr>
-        <w:t xml:space="preserve"> </w:t>
-      </w:r>
-      <w:r>
-        <w:rPr>
-          <w:rFonts w:ascii="Bahnschrift Light" w:hAnsi="Bahnschrift Light" w:cs="Calibri"/>
-          <w:color w:val="77206D" w:themeColor="accent5" w:themeShade="BF"/>
-          <w:highlight w:val="lightGray"/>
-        </w:rPr>
-        <w:t>τις</w:t>
-      </w:r>
-      <w:r>
-        <w:rPr>
-          <w:rFonts w:ascii="Bahnschrift Light" w:hAnsi="Bahnschrift Light" w:cs="Vani"/>
-          <w:color w:val="77206D" w:themeColor="accent5" w:themeShade="BF"/>
-          <w:highlight w:val="lightGray"/>
-        </w:rPr>
-        <w:t xml:space="preserve"> </w:t>
-      </w:r>
-      <w:r>
-        <w:rPr>
-          <w:rFonts w:ascii="Bahnschrift Light" w:hAnsi="Bahnschrift Light" w:cs="Calibri"/>
-          <w:color w:val="77206D" w:themeColor="accent5" w:themeShade="BF"/>
-          <w:highlight w:val="lightGray"/>
-        </w:rPr>
-        <w:t>άλλες</w:t>
-      </w:r>
-      <w:r>
-        <w:rPr>
-          <w:rFonts w:ascii="Bahnschrift Light" w:hAnsi="Bahnschrift Light" w:cs="Vani"/>
-          <w:color w:val="77206D" w:themeColor="accent5" w:themeShade="BF"/>
-          <w:highlight w:val="lightGray"/>
-        </w:rPr>
-        <w:t xml:space="preserve"> </w:t>
-      </w:r>
-      <w:r>
-        <w:rPr>
-          <w:rFonts w:ascii="Bahnschrift Light" w:hAnsi="Bahnschrift Light" w:cs="Calibri"/>
-          <w:color w:val="77206D" w:themeColor="accent5" w:themeShade="BF"/>
-          <w:highlight w:val="lightGray"/>
-        </w:rPr>
-        <w:t>δύο</w:t>
-      </w:r>
-      <w:r>
-        <w:rPr>
-          <w:rFonts w:ascii="Bahnschrift Light" w:hAnsi="Bahnschrift Light" w:cs="Vani"/>
-          <w:color w:val="77206D" w:themeColor="accent5" w:themeShade="BF"/>
-          <w:highlight w:val="lightGray"/>
-        </w:rPr>
-        <w:t xml:space="preserve"> </w:t>
-      </w:r>
-      <w:r>
-        <w:rPr>
-          <w:rFonts w:ascii="Bahnschrift Light" w:hAnsi="Bahnschrift Light" w:cs="Calibri"/>
-          <w:color w:val="77206D" w:themeColor="accent5" w:themeShade="BF"/>
-          <w:highlight w:val="lightGray"/>
-        </w:rPr>
-        <w:t>σελίδες</w:t>
-      </w:r>
-      <w:r>
-        <w:rPr>
-          <w:rFonts w:ascii="Bahnschrift Light" w:hAnsi="Bahnschrift Light" w:cs="Vani"/>
-          <w:color w:val="77206D" w:themeColor="accent5" w:themeShade="BF"/>
-          <w:highlight w:val="lightGray"/>
-        </w:rPr>
-        <w:t>.</w:t>
-      </w:r>
-    </w:p>
-    <w:p>
-      <w:pPr>
-        <w:numPr>
-          <w:ilvl w:val="0"/>
-          <w:numId w:val="21"/>
-        </w:numPr>
-        <w:jc w:val="both"/>
-        <w:rPr>
-          <w:rFonts w:ascii="Bahnschrift Light" w:hAnsi="Bahnschrift Light" w:cs="Vani"/>
-          <w:color w:val="77206D" w:themeColor="accent5" w:themeShade="BF"/>
-          <w:highlight w:val="lightGray"/>
-          <w:lang w:val="en-GB"/>
-        </w:rPr>
-      </w:pPr>
-      <w:r>
-        <w:rPr>
-          <w:rFonts w:ascii="Bahnschrift Light" w:hAnsi="Bahnschrift Light" w:cs="Vani"/>
-          <w:b/>
-          <w:bCs/>
-          <w:color w:val="77206D" w:themeColor="accent5" w:themeShade="BF"/>
-          <w:highlight w:val="lightGray"/>
-          <w:lang w:val="en-GB"/>
-        </w:rPr>
-        <w:t xml:space="preserve">Screenshots &amp; </w:t>
-      </w:r>
-      <w:proofErr w:type="spellStart"/>
-      <w:r>
-        <w:rPr>
-          <w:rFonts w:ascii="Bahnschrift Light" w:hAnsi="Bahnschrift Light" w:cs="Calibri"/>
-          <w:b/>
-          <w:bCs/>
-          <w:color w:val="77206D" w:themeColor="accent5" w:themeShade="BF"/>
-          <w:highlight w:val="lightGray"/>
-          <w:lang w:val="en-GB"/>
-        </w:rPr>
-        <w:t>Δι</w:t>
-      </w:r>
-      <w:proofErr w:type="spellEnd"/>
-      <w:r>
-        <w:rPr>
-          <w:rFonts w:ascii="Bahnschrift Light" w:hAnsi="Bahnschrift Light" w:cs="Calibri"/>
-          <w:b/>
-          <w:bCs/>
-          <w:color w:val="77206D" w:themeColor="accent5" w:themeShade="BF"/>
-          <w:highlight w:val="lightGray"/>
-          <w:lang w:val="en-GB"/>
-        </w:rPr>
-        <w:t>αγράμματα</w:t>
-      </w:r>
-    </w:p>
-    <w:p>
-      <w:pPr>
-        <w:numPr>
-          <w:ilvl w:val="1"/>
-          <w:numId w:val="21"/>
-        </w:numPr>
-        <w:jc w:val="both"/>
-        <w:rPr>
-          <w:rFonts w:ascii="Bahnschrift Light" w:hAnsi="Bahnschrift Light" w:cs="Vani"/>
-          <w:color w:val="77206D" w:themeColor="accent5" w:themeShade="BF"/>
-          <w:highlight w:val="lightGray"/>
-        </w:rPr>
-      </w:pPr>
-      <w:r>
-        <w:rPr>
-          <w:rFonts w:ascii="Bahnschrift Light" w:hAnsi="Bahnschrift Light" w:cs="Calibri"/>
-          <w:color w:val="77206D" w:themeColor="accent5" w:themeShade="BF"/>
-          <w:highlight w:val="lightGray"/>
-        </w:rPr>
-        <w:t>Προσθήκη</w:t>
-      </w:r>
-      <w:r>
-        <w:rPr>
-          <w:rFonts w:ascii="Bahnschrift Light" w:hAnsi="Bahnschrift Light" w:cs="Vani"/>
-          <w:color w:val="77206D" w:themeColor="accent5" w:themeShade="BF"/>
-          <w:highlight w:val="lightGray"/>
-        </w:rPr>
-        <w:t xml:space="preserve"> </w:t>
-      </w:r>
-      <w:r>
-        <w:rPr>
-          <w:rFonts w:ascii="Bahnschrift Light" w:hAnsi="Bahnschrift Light" w:cs="Calibri"/>
-          <w:color w:val="77206D" w:themeColor="accent5" w:themeShade="BF"/>
-          <w:highlight w:val="lightGray"/>
-        </w:rPr>
-        <w:t>εικόνων</w:t>
-      </w:r>
-      <w:r>
-        <w:rPr>
-          <w:rFonts w:ascii="Bahnschrift Light" w:hAnsi="Bahnschrift Light" w:cs="Vani"/>
-          <w:color w:val="77206D" w:themeColor="accent5" w:themeShade="BF"/>
-          <w:highlight w:val="lightGray"/>
-        </w:rPr>
-        <w:t xml:space="preserve"> </w:t>
-      </w:r>
-      <w:r>
-        <w:rPr>
-          <w:rFonts w:ascii="Bahnschrift Light" w:hAnsi="Bahnschrift Light" w:cs="Calibri"/>
-          <w:color w:val="77206D" w:themeColor="accent5" w:themeShade="BF"/>
-          <w:highlight w:val="lightGray"/>
-        </w:rPr>
-        <w:t>για</w:t>
-      </w:r>
-      <w:r>
-        <w:rPr>
-          <w:rFonts w:ascii="Bahnschrift Light" w:hAnsi="Bahnschrift Light" w:cs="Vani"/>
-          <w:color w:val="77206D" w:themeColor="accent5" w:themeShade="BF"/>
-          <w:highlight w:val="lightGray"/>
-        </w:rPr>
-        <w:t xml:space="preserve"> </w:t>
-      </w:r>
-      <w:r>
-        <w:rPr>
-          <w:rFonts w:ascii="Bahnschrift Light" w:hAnsi="Bahnschrift Light" w:cs="Calibri"/>
-          <w:color w:val="77206D" w:themeColor="accent5" w:themeShade="BF"/>
-          <w:highlight w:val="lightGray"/>
-        </w:rPr>
-        <w:t>να</w:t>
-      </w:r>
-      <w:r>
-        <w:rPr>
-          <w:rFonts w:ascii="Bahnschrift Light" w:hAnsi="Bahnschrift Light" w:cs="Vani"/>
-          <w:color w:val="77206D" w:themeColor="accent5" w:themeShade="BF"/>
-          <w:highlight w:val="lightGray"/>
-        </w:rPr>
-        <w:t xml:space="preserve"> </w:t>
-      </w:r>
-      <w:r>
-        <w:rPr>
-          <w:rFonts w:ascii="Bahnschrift Light" w:hAnsi="Bahnschrift Light" w:cs="Calibri"/>
-          <w:color w:val="77206D" w:themeColor="accent5" w:themeShade="BF"/>
-          <w:highlight w:val="lightGray"/>
-        </w:rPr>
-        <w:t>φαίνονται</w:t>
-      </w:r>
-      <w:r>
-        <w:rPr>
-          <w:rFonts w:ascii="Bahnschrift Light" w:hAnsi="Bahnschrift Light" w:cs="Vani"/>
-          <w:color w:val="77206D" w:themeColor="accent5" w:themeShade="BF"/>
-          <w:highlight w:val="lightGray"/>
-        </w:rPr>
-        <w:t xml:space="preserve"> </w:t>
-      </w:r>
-      <w:r>
-        <w:rPr>
-          <w:rFonts w:ascii="Bahnschrift Light" w:hAnsi="Bahnschrift Light" w:cs="Calibri"/>
-          <w:color w:val="77206D" w:themeColor="accent5" w:themeShade="BF"/>
-          <w:highlight w:val="lightGray"/>
-        </w:rPr>
-        <w:t>οι</w:t>
-      </w:r>
-      <w:r>
-        <w:rPr>
-          <w:rFonts w:ascii="Bahnschrift Light" w:hAnsi="Bahnschrift Light" w:cs="Vani"/>
-          <w:color w:val="77206D" w:themeColor="accent5" w:themeShade="BF"/>
-          <w:highlight w:val="lightGray"/>
-        </w:rPr>
-        <w:t xml:space="preserve"> </w:t>
-      </w:r>
-      <w:r>
-        <w:rPr>
-          <w:rFonts w:ascii="Bahnschrift Light" w:hAnsi="Bahnschrift Light" w:cs="Calibri"/>
-          <w:color w:val="77206D" w:themeColor="accent5" w:themeShade="BF"/>
-          <w:highlight w:val="lightGray"/>
-        </w:rPr>
-        <w:t>επιλογές</w:t>
-      </w:r>
-      <w:r>
-        <w:rPr>
-          <w:rFonts w:ascii="Bahnschrift Light" w:hAnsi="Bahnschrift Light" w:cs="Vani"/>
-          <w:color w:val="77206D" w:themeColor="accent5" w:themeShade="BF"/>
-          <w:highlight w:val="lightGray"/>
-        </w:rPr>
-        <w:t xml:space="preserve"> </w:t>
-      </w:r>
-      <w:r>
-        <w:rPr>
-          <w:rFonts w:ascii="Bahnschrift Light" w:hAnsi="Bahnschrift Light" w:cs="Calibri"/>
-          <w:color w:val="77206D" w:themeColor="accent5" w:themeShade="BF"/>
-          <w:highlight w:val="lightGray"/>
-        </w:rPr>
-        <w:t>που</w:t>
-      </w:r>
-      <w:r>
-        <w:rPr>
-          <w:rFonts w:ascii="Bahnschrift Light" w:hAnsi="Bahnschrift Light" w:cs="Vani"/>
-          <w:color w:val="77206D" w:themeColor="accent5" w:themeShade="BF"/>
-          <w:highlight w:val="lightGray"/>
-        </w:rPr>
-        <w:t xml:space="preserve"> </w:t>
-      </w:r>
-      <w:r>
-        <w:rPr>
-          <w:rFonts w:ascii="Bahnschrift Light" w:hAnsi="Bahnschrift Light" w:cs="Calibri"/>
-          <w:color w:val="77206D" w:themeColor="accent5" w:themeShade="BF"/>
-          <w:highlight w:val="lightGray"/>
-        </w:rPr>
-        <w:t>περιγράφεις</w:t>
-      </w:r>
-      <w:r>
-        <w:rPr>
-          <w:rFonts w:ascii="Bahnschrift Light" w:hAnsi="Bahnschrift Light" w:cs="Vani"/>
-          <w:color w:val="77206D" w:themeColor="accent5" w:themeShade="BF"/>
-          <w:highlight w:val="lightGray"/>
-        </w:rPr>
-        <w:t>.</w:t>
-      </w:r>
-    </w:p>
-    <w:p>
-      <w:pPr>
-        <w:jc w:val="both"/>
-        <w:rPr>
-          <w:rFonts w:ascii="Bahnschrift Light" w:hAnsi="Bahnschrift Light" w:cs="Vani"/>
-          <w:color w:val="77206D" w:themeColor="accent5" w:themeShade="BF"/>
-        </w:rPr>
-      </w:pPr>
-    </w:p>
-    <w:p>
-      <w:pPr>
-        <w:jc w:val="both"/>
-        <w:rPr>
-          <w:rFonts w:ascii="Bahnschrift Light" w:hAnsi="Bahnschrift Light" w:cs="Vani"/>
-          <w:color w:val="77206D" w:themeColor="accent5" w:themeShade="BF"/>
-        </w:rPr>
-      </w:pPr>
-    </w:p>
-    <w:p>
-      <w:pPr>
-        <w:jc w:val="both"/>
-        <w:rPr>
-          <w:rFonts w:ascii="Bahnschrift Light" w:hAnsi="Bahnschrift Light" w:cs="Vani"/>
-          <w:b/>
-          <w:bCs/>
-          <w:color w:val="77206D" w:themeColor="accent5" w:themeShade="BF"/>
-          <w:highlight w:val="lightGray"/>
-          <w:lang w:val="en-GB"/>
-        </w:rPr>
-      </w:pPr>
-      <w:r>
-        <w:rPr>
-          <w:rFonts w:ascii="Bahnschrift Light" w:hAnsi="Bahnschrift Light" w:cs="Vani"/>
-          <w:b/>
-          <w:bCs/>
-          <w:color w:val="77206D" w:themeColor="accent5" w:themeShade="BF"/>
-          <w:highlight w:val="lightGray"/>
-          <w:lang w:val="en-GB"/>
-        </w:rPr>
-        <w:t xml:space="preserve">4.1 </w:t>
-      </w:r>
-      <w:proofErr w:type="spellStart"/>
-      <w:r>
-        <w:rPr>
-          <w:rFonts w:ascii="Bahnschrift Light" w:hAnsi="Bahnschrift Light" w:cs="Calibri"/>
-          <w:b/>
-          <w:bCs/>
-          <w:color w:val="77206D" w:themeColor="accent5" w:themeShade="BF"/>
-          <w:highlight w:val="lightGray"/>
-          <w:lang w:val="en-GB"/>
-        </w:rPr>
-        <w:t>Σελίδ</w:t>
-      </w:r>
-      <w:proofErr w:type="spellEnd"/>
-      <w:r>
-        <w:rPr>
-          <w:rFonts w:ascii="Bahnschrift Light" w:hAnsi="Bahnschrift Light" w:cs="Calibri"/>
-          <w:b/>
-          <w:bCs/>
-          <w:color w:val="77206D" w:themeColor="accent5" w:themeShade="BF"/>
-          <w:highlight w:val="lightGray"/>
-          <w:lang w:val="en-GB"/>
-        </w:rPr>
-        <w:t>α</w:t>
-      </w:r>
-      <w:r>
-        <w:rPr>
-          <w:rFonts w:ascii="Bahnschrift Light" w:hAnsi="Bahnschrift Light" w:cs="Vani"/>
-          <w:b/>
-          <w:bCs/>
-          <w:color w:val="77206D" w:themeColor="accent5" w:themeShade="BF"/>
-          <w:highlight w:val="lightGray"/>
-          <w:lang w:val="en-GB"/>
-        </w:rPr>
-        <w:t xml:space="preserve"> 1</w:t>
-      </w:r>
-    </w:p>
-    <w:p>
-      <w:pPr>
-        <w:numPr>
-          <w:ilvl w:val="0"/>
-          <w:numId w:val="24"/>
-        </w:numPr>
-        <w:jc w:val="both"/>
-        <w:rPr>
-          <w:rFonts w:ascii="Bahnschrift Light" w:hAnsi="Bahnschrift Light" w:cs="Vani"/>
-          <w:color w:val="77206D" w:themeColor="accent5" w:themeShade="BF"/>
-          <w:highlight w:val="lightGray"/>
-          <w:lang w:val="en-GB"/>
-        </w:rPr>
-      </w:pPr>
-      <w:r>
-        <w:rPr>
-          <w:rFonts w:ascii="Bahnschrift Light" w:hAnsi="Bahnschrift Light" w:cs="Vani"/>
-          <w:b/>
-          <w:bCs/>
-          <w:color w:val="77206D" w:themeColor="accent5" w:themeShade="BF"/>
-          <w:highlight w:val="lightGray"/>
-          <w:lang w:val="en-GB"/>
-        </w:rPr>
-        <w:lastRenderedPageBreak/>
-        <w:t xml:space="preserve">4.1.1 </w:t>
-      </w:r>
-      <w:proofErr w:type="spellStart"/>
-      <w:r>
-        <w:rPr>
-          <w:rFonts w:ascii="Bahnschrift Light" w:hAnsi="Bahnschrift Light" w:cs="Calibri"/>
-          <w:b/>
-          <w:bCs/>
-          <w:color w:val="77206D" w:themeColor="accent5" w:themeShade="BF"/>
-          <w:highlight w:val="lightGray"/>
-          <w:lang w:val="en-GB"/>
-        </w:rPr>
-        <w:t>Περιγρ</w:t>
-      </w:r>
-      <w:proofErr w:type="spellEnd"/>
-      <w:r>
-        <w:rPr>
-          <w:rFonts w:ascii="Bahnschrift Light" w:hAnsi="Bahnschrift Light" w:cs="Calibri"/>
-          <w:b/>
-          <w:bCs/>
-          <w:color w:val="77206D" w:themeColor="accent5" w:themeShade="BF"/>
-          <w:highlight w:val="lightGray"/>
-          <w:lang w:val="en-GB"/>
-        </w:rPr>
-        <w:t>αφή</w:t>
-      </w:r>
-      <w:r>
-        <w:rPr>
-          <w:rFonts w:ascii="Bahnschrift Light" w:hAnsi="Bahnschrift Light" w:cs="Vani"/>
-          <w:b/>
-          <w:bCs/>
-          <w:color w:val="77206D" w:themeColor="accent5" w:themeShade="BF"/>
-          <w:highlight w:val="lightGray"/>
-          <w:lang w:val="en-GB"/>
-        </w:rPr>
-        <w:t xml:space="preserve"> </w:t>
-      </w:r>
-      <w:r>
-        <w:rPr>
-          <w:rFonts w:ascii="Bahnschrift Light" w:hAnsi="Bahnschrift Light" w:cs="Calibri"/>
-          <w:b/>
-          <w:bCs/>
-          <w:color w:val="77206D" w:themeColor="accent5" w:themeShade="BF"/>
-          <w:highlight w:val="lightGray"/>
-          <w:lang w:val="en-GB"/>
-        </w:rPr>
-        <w:t>και</w:t>
-      </w:r>
-      <w:r>
-        <w:rPr>
-          <w:rFonts w:ascii="Bahnschrift Light" w:hAnsi="Bahnschrift Light" w:cs="Vani"/>
-          <w:b/>
-          <w:bCs/>
-          <w:color w:val="77206D" w:themeColor="accent5" w:themeShade="BF"/>
-          <w:highlight w:val="lightGray"/>
-          <w:lang w:val="en-GB"/>
-        </w:rPr>
-        <w:t xml:space="preserve"> </w:t>
-      </w:r>
-      <w:proofErr w:type="spellStart"/>
-      <w:r>
-        <w:rPr>
-          <w:rFonts w:ascii="Bahnschrift Light" w:hAnsi="Bahnschrift Light" w:cs="Calibri"/>
-          <w:b/>
-          <w:bCs/>
-          <w:color w:val="77206D" w:themeColor="accent5" w:themeShade="BF"/>
-          <w:highlight w:val="lightGray"/>
-          <w:lang w:val="en-GB"/>
-        </w:rPr>
-        <w:t>Στόχος</w:t>
-      </w:r>
-      <w:proofErr w:type="spellEnd"/>
-      <w:r>
-        <w:rPr>
-          <w:rFonts w:ascii="Bahnschrift Light" w:hAnsi="Bahnschrift Light" w:cs="Vani"/>
-          <w:b/>
-          <w:bCs/>
-          <w:color w:val="77206D" w:themeColor="accent5" w:themeShade="BF"/>
-          <w:highlight w:val="lightGray"/>
-          <w:lang w:val="en-GB"/>
-        </w:rPr>
-        <w:t xml:space="preserve"> </w:t>
-      </w:r>
-      <w:proofErr w:type="spellStart"/>
-      <w:r>
-        <w:rPr>
-          <w:rFonts w:ascii="Bahnschrift Light" w:hAnsi="Bahnschrift Light" w:cs="Calibri"/>
-          <w:b/>
-          <w:bCs/>
-          <w:color w:val="77206D" w:themeColor="accent5" w:themeShade="BF"/>
-          <w:highlight w:val="lightGray"/>
-          <w:lang w:val="en-GB"/>
-        </w:rPr>
-        <w:t>Σχεδί</w:t>
-      </w:r>
-      <w:proofErr w:type="spellEnd"/>
-      <w:r>
-        <w:rPr>
-          <w:rFonts w:ascii="Bahnschrift Light" w:hAnsi="Bahnschrift Light" w:cs="Calibri"/>
-          <w:b/>
-          <w:bCs/>
-          <w:color w:val="77206D" w:themeColor="accent5" w:themeShade="BF"/>
-          <w:highlight w:val="lightGray"/>
-          <w:lang w:val="en-GB"/>
-        </w:rPr>
-        <w:t>ασης</w:t>
-      </w:r>
-    </w:p>
-    <w:p>
-      <w:pPr>
-        <w:numPr>
-          <w:ilvl w:val="0"/>
-          <w:numId w:val="24"/>
-        </w:numPr>
-        <w:jc w:val="both"/>
-        <w:rPr>
-          <w:rFonts w:ascii="Bahnschrift Light" w:hAnsi="Bahnschrift Light" w:cs="Vani"/>
-          <w:color w:val="77206D" w:themeColor="accent5" w:themeShade="BF"/>
-          <w:highlight w:val="lightGray"/>
-          <w:lang w:val="en-GB"/>
-        </w:rPr>
-      </w:pPr>
-      <w:r>
-        <w:rPr>
-          <w:rFonts w:ascii="Bahnschrift Light" w:hAnsi="Bahnschrift Light" w:cs="Vani"/>
-          <w:b/>
-          <w:bCs/>
-          <w:color w:val="77206D" w:themeColor="accent5" w:themeShade="BF"/>
-          <w:highlight w:val="lightGray"/>
-          <w:lang w:val="en-GB"/>
-        </w:rPr>
-        <w:t xml:space="preserve">4.1.2 </w:t>
-      </w:r>
-      <w:proofErr w:type="spellStart"/>
-      <w:r>
-        <w:rPr>
-          <w:rFonts w:ascii="Bahnschrift Light" w:hAnsi="Bahnschrift Light" w:cs="Calibri"/>
-          <w:b/>
-          <w:bCs/>
-          <w:color w:val="77206D" w:themeColor="accent5" w:themeShade="BF"/>
-          <w:highlight w:val="lightGray"/>
-          <w:lang w:val="en-GB"/>
-        </w:rPr>
-        <w:t>Σχεδι</w:t>
-      </w:r>
-      <w:proofErr w:type="spellEnd"/>
-      <w:r>
-        <w:rPr>
-          <w:rFonts w:ascii="Bahnschrift Light" w:hAnsi="Bahnschrift Light" w:cs="Calibri"/>
-          <w:b/>
-          <w:bCs/>
-          <w:color w:val="77206D" w:themeColor="accent5" w:themeShade="BF"/>
-          <w:highlight w:val="lightGray"/>
-          <w:lang w:val="en-GB"/>
-        </w:rPr>
-        <w:t>αστικές</w:t>
-      </w:r>
-      <w:r>
-        <w:rPr>
-          <w:rFonts w:ascii="Bahnschrift Light" w:hAnsi="Bahnschrift Light" w:cs="Vani"/>
-          <w:b/>
-          <w:bCs/>
-          <w:color w:val="77206D" w:themeColor="accent5" w:themeShade="BF"/>
-          <w:highlight w:val="lightGray"/>
-          <w:lang w:val="en-GB"/>
-        </w:rPr>
-        <w:t xml:space="preserve"> </w:t>
-      </w:r>
-      <w:r>
-        <w:rPr>
-          <w:rFonts w:ascii="Bahnschrift Light" w:hAnsi="Bahnschrift Light" w:cs="Calibri"/>
-          <w:b/>
-          <w:bCs/>
-          <w:color w:val="77206D" w:themeColor="accent5" w:themeShade="BF"/>
-          <w:highlight w:val="lightGray"/>
-          <w:lang w:val="en-GB"/>
-        </w:rPr>
-        <w:t>Επ</w:t>
-      </w:r>
-      <w:proofErr w:type="spellStart"/>
-      <w:r>
-        <w:rPr>
-          <w:rFonts w:ascii="Bahnschrift Light" w:hAnsi="Bahnschrift Light" w:cs="Calibri"/>
-          <w:b/>
-          <w:bCs/>
-          <w:color w:val="77206D" w:themeColor="accent5" w:themeShade="BF"/>
-          <w:highlight w:val="lightGray"/>
-          <w:lang w:val="en-GB"/>
-        </w:rPr>
-        <w:t>ιλογές</w:t>
-      </w:r>
-      <w:proofErr w:type="spellEnd"/>
-      <w:r>
-        <w:rPr>
-          <w:rFonts w:ascii="Bahnschrift Light" w:hAnsi="Bahnschrift Light" w:cs="Vani"/>
-          <w:b/>
-          <w:bCs/>
-          <w:color w:val="77206D" w:themeColor="accent5" w:themeShade="BF"/>
-          <w:highlight w:val="lightGray"/>
-          <w:lang w:val="en-GB"/>
-        </w:rPr>
-        <w:t xml:space="preserve"> (UI/UX)</w:t>
-      </w:r>
-    </w:p>
-    <w:p>
-      <w:pPr>
-        <w:numPr>
-          <w:ilvl w:val="1"/>
-          <w:numId w:val="24"/>
-        </w:numPr>
-        <w:jc w:val="both"/>
-        <w:rPr>
-          <w:rFonts w:ascii="Bahnschrift Light" w:hAnsi="Bahnschrift Light" w:cs="Vani"/>
-          <w:color w:val="77206D" w:themeColor="accent5" w:themeShade="BF"/>
-          <w:highlight w:val="lightGray"/>
-          <w:lang w:val="en-GB"/>
-        </w:rPr>
-      </w:pPr>
-      <w:r>
-        <w:rPr>
-          <w:rFonts w:ascii="Bahnschrift Light" w:hAnsi="Bahnschrift Light" w:cs="Vani"/>
-          <w:color w:val="77206D" w:themeColor="accent5" w:themeShade="BF"/>
-          <w:highlight w:val="lightGray"/>
-          <w:lang w:val="en-GB"/>
-        </w:rPr>
-        <w:t xml:space="preserve">4.1.2.1 Layout </w:t>
-      </w:r>
-      <w:r>
-        <w:rPr>
-          <w:rFonts w:ascii="Bahnschrift Light" w:hAnsi="Bahnschrift Light" w:cs="Calibri"/>
-          <w:color w:val="77206D" w:themeColor="accent5" w:themeShade="BF"/>
-          <w:highlight w:val="lightGray"/>
-          <w:lang w:val="en-GB"/>
-        </w:rPr>
-        <w:t>και</w:t>
-      </w:r>
-      <w:r>
-        <w:rPr>
-          <w:rFonts w:ascii="Bahnschrift Light" w:hAnsi="Bahnschrift Light" w:cs="Vani"/>
-          <w:color w:val="77206D" w:themeColor="accent5" w:themeShade="BF"/>
-          <w:highlight w:val="lightGray"/>
-          <w:lang w:val="en-GB"/>
-        </w:rPr>
-        <w:t xml:space="preserve"> </w:t>
-      </w:r>
-      <w:proofErr w:type="spellStart"/>
-      <w:r>
-        <w:rPr>
-          <w:rFonts w:ascii="Bahnschrift Light" w:hAnsi="Bahnschrift Light" w:cs="Calibri"/>
-          <w:color w:val="77206D" w:themeColor="accent5" w:themeShade="BF"/>
-          <w:highlight w:val="lightGray"/>
-          <w:lang w:val="en-GB"/>
-        </w:rPr>
-        <w:t>Διάτ</w:t>
-      </w:r>
-      <w:proofErr w:type="spellEnd"/>
-      <w:r>
-        <w:rPr>
-          <w:rFonts w:ascii="Bahnschrift Light" w:hAnsi="Bahnschrift Light" w:cs="Calibri"/>
-          <w:color w:val="77206D" w:themeColor="accent5" w:themeShade="BF"/>
-          <w:highlight w:val="lightGray"/>
-          <w:lang w:val="en-GB"/>
-        </w:rPr>
-        <w:t>αξη</w:t>
-      </w:r>
-      <w:r>
-        <w:rPr>
-          <w:rFonts w:ascii="Bahnschrift Light" w:hAnsi="Bahnschrift Light" w:cs="Vani"/>
-          <w:color w:val="77206D" w:themeColor="accent5" w:themeShade="BF"/>
-          <w:highlight w:val="lightGray"/>
-          <w:lang w:val="en-GB"/>
-        </w:rPr>
-        <w:t xml:space="preserve"> </w:t>
-      </w:r>
-      <w:proofErr w:type="spellStart"/>
-      <w:r>
-        <w:rPr>
-          <w:rFonts w:ascii="Bahnschrift Light" w:hAnsi="Bahnschrift Light" w:cs="Calibri"/>
-          <w:color w:val="77206D" w:themeColor="accent5" w:themeShade="BF"/>
-          <w:highlight w:val="lightGray"/>
-          <w:lang w:val="en-GB"/>
-        </w:rPr>
-        <w:t>Στοιχείων</w:t>
-      </w:r>
-      <w:proofErr w:type="spellEnd"/>
-    </w:p>
-    <w:p>
-      <w:pPr>
-        <w:numPr>
-          <w:ilvl w:val="1"/>
-          <w:numId w:val="24"/>
-        </w:numPr>
-        <w:jc w:val="both"/>
-        <w:rPr>
-          <w:rFonts w:ascii="Bahnschrift Light" w:hAnsi="Bahnschrift Light" w:cs="Vani"/>
-          <w:color w:val="77206D" w:themeColor="accent5" w:themeShade="BF"/>
-          <w:highlight w:val="lightGray"/>
-          <w:lang w:val="en-GB"/>
-        </w:rPr>
-      </w:pPr>
-      <w:r>
-        <w:rPr>
-          <w:rFonts w:ascii="Bahnschrift Light" w:hAnsi="Bahnschrift Light" w:cs="Vani"/>
-          <w:color w:val="77206D" w:themeColor="accent5" w:themeShade="BF"/>
-          <w:highlight w:val="lightGray"/>
-          <w:lang w:val="en-GB"/>
-        </w:rPr>
-        <w:t xml:space="preserve">4.1.2.2 </w:t>
-      </w:r>
-      <w:proofErr w:type="spellStart"/>
-      <w:r>
-        <w:rPr>
-          <w:rFonts w:ascii="Bahnschrift Light" w:hAnsi="Bahnschrift Light" w:cs="Calibri"/>
-          <w:color w:val="77206D" w:themeColor="accent5" w:themeShade="BF"/>
-          <w:highlight w:val="lightGray"/>
-          <w:lang w:val="en-GB"/>
-        </w:rPr>
-        <w:t>Χρώμ</w:t>
-      </w:r>
-      <w:proofErr w:type="spellEnd"/>
-      <w:r>
-        <w:rPr>
-          <w:rFonts w:ascii="Bahnschrift Light" w:hAnsi="Bahnschrift Light" w:cs="Calibri"/>
-          <w:color w:val="77206D" w:themeColor="accent5" w:themeShade="BF"/>
-          <w:highlight w:val="lightGray"/>
-          <w:lang w:val="en-GB"/>
-        </w:rPr>
-        <w:t>ατα</w:t>
-      </w:r>
-      <w:r>
-        <w:rPr>
-          <w:rFonts w:ascii="Bahnschrift Light" w:hAnsi="Bahnschrift Light" w:cs="Vani"/>
-          <w:color w:val="77206D" w:themeColor="accent5" w:themeShade="BF"/>
-          <w:highlight w:val="lightGray"/>
-          <w:lang w:val="en-GB"/>
-        </w:rPr>
-        <w:t xml:space="preserve">, </w:t>
-      </w:r>
-      <w:proofErr w:type="spellStart"/>
-      <w:r>
-        <w:rPr>
-          <w:rFonts w:ascii="Bahnschrift Light" w:hAnsi="Bahnschrift Light" w:cs="Calibri"/>
-          <w:color w:val="77206D" w:themeColor="accent5" w:themeShade="BF"/>
-          <w:highlight w:val="lightGray"/>
-          <w:lang w:val="en-GB"/>
-        </w:rPr>
-        <w:t>Τυ</w:t>
-      </w:r>
-      <w:proofErr w:type="spellEnd"/>
-      <w:r>
-        <w:rPr>
-          <w:rFonts w:ascii="Bahnschrift Light" w:hAnsi="Bahnschrift Light" w:cs="Calibri"/>
-          <w:color w:val="77206D" w:themeColor="accent5" w:themeShade="BF"/>
-          <w:highlight w:val="lightGray"/>
-          <w:lang w:val="en-GB"/>
-        </w:rPr>
-        <w:t>πογραφία</w:t>
-      </w:r>
-      <w:r>
-        <w:rPr>
-          <w:rFonts w:ascii="Bahnschrift Light" w:hAnsi="Bahnschrift Light" w:cs="Vani"/>
-          <w:color w:val="77206D" w:themeColor="accent5" w:themeShade="BF"/>
-          <w:highlight w:val="lightGray"/>
-          <w:lang w:val="en-GB"/>
-        </w:rPr>
-        <w:t xml:space="preserve"> </w:t>
-      </w:r>
-      <w:r>
-        <w:rPr>
-          <w:rFonts w:ascii="Bahnschrift Light" w:hAnsi="Bahnschrift Light" w:cs="Calibri"/>
-          <w:color w:val="77206D" w:themeColor="accent5" w:themeShade="BF"/>
-          <w:highlight w:val="lightGray"/>
-          <w:lang w:val="en-GB"/>
-        </w:rPr>
-        <w:t>και</w:t>
-      </w:r>
-      <w:r>
-        <w:rPr>
-          <w:rFonts w:ascii="Bahnschrift Light" w:hAnsi="Bahnschrift Light" w:cs="Vani"/>
-          <w:color w:val="77206D" w:themeColor="accent5" w:themeShade="BF"/>
-          <w:highlight w:val="lightGray"/>
-          <w:lang w:val="en-GB"/>
-        </w:rPr>
-        <w:t xml:space="preserve"> </w:t>
-      </w:r>
-      <w:proofErr w:type="spellStart"/>
-      <w:r>
-        <w:rPr>
-          <w:rFonts w:ascii="Bahnschrift Light" w:hAnsi="Bahnschrift Light" w:cs="Calibri"/>
-          <w:color w:val="77206D" w:themeColor="accent5" w:themeShade="BF"/>
-          <w:highlight w:val="lightGray"/>
-          <w:lang w:val="en-GB"/>
-        </w:rPr>
-        <w:t>Στυλ</w:t>
-      </w:r>
-      <w:proofErr w:type="spellEnd"/>
-    </w:p>
-    <w:p>
-      <w:pPr>
-        <w:numPr>
-          <w:ilvl w:val="1"/>
-          <w:numId w:val="24"/>
-        </w:numPr>
-        <w:jc w:val="both"/>
-        <w:rPr>
-          <w:rFonts w:ascii="Bahnschrift Light" w:hAnsi="Bahnschrift Light" w:cs="Vani"/>
-          <w:color w:val="77206D" w:themeColor="accent5" w:themeShade="BF"/>
-          <w:highlight w:val="lightGray"/>
-          <w:lang w:val="en-GB"/>
-        </w:rPr>
-      </w:pPr>
-      <w:r>
-        <w:rPr>
-          <w:rFonts w:ascii="Bahnschrift Light" w:hAnsi="Bahnschrift Light" w:cs="Vani"/>
-          <w:color w:val="77206D" w:themeColor="accent5" w:themeShade="BF"/>
-          <w:highlight w:val="lightGray"/>
-          <w:lang w:val="en-GB"/>
-        </w:rPr>
-        <w:t xml:space="preserve">4.1.2.3 </w:t>
-      </w:r>
-      <w:proofErr w:type="spellStart"/>
-      <w:r>
-        <w:rPr>
-          <w:rFonts w:ascii="Bahnschrift Light" w:hAnsi="Bahnschrift Light" w:cs="Calibri"/>
-          <w:color w:val="77206D" w:themeColor="accent5" w:themeShade="BF"/>
-          <w:highlight w:val="lightGray"/>
-          <w:lang w:val="en-GB"/>
-        </w:rPr>
-        <w:t>Στοιχεί</w:t>
-      </w:r>
-      <w:proofErr w:type="spellEnd"/>
-      <w:r>
-        <w:rPr>
-          <w:rFonts w:ascii="Bahnschrift Light" w:hAnsi="Bahnschrift Light" w:cs="Calibri"/>
-          <w:color w:val="77206D" w:themeColor="accent5" w:themeShade="BF"/>
-          <w:highlight w:val="lightGray"/>
-          <w:lang w:val="en-GB"/>
-        </w:rPr>
-        <w:t>α</w:t>
-      </w:r>
-      <w:r>
-        <w:rPr>
-          <w:rFonts w:ascii="Bahnschrift Light" w:hAnsi="Bahnschrift Light" w:cs="Vani"/>
-          <w:color w:val="77206D" w:themeColor="accent5" w:themeShade="BF"/>
-          <w:highlight w:val="lightGray"/>
-          <w:lang w:val="en-GB"/>
-        </w:rPr>
-        <w:t xml:space="preserve"> </w:t>
-      </w:r>
-      <w:proofErr w:type="spellStart"/>
-      <w:r>
-        <w:rPr>
-          <w:rFonts w:ascii="Bahnschrift Light" w:hAnsi="Bahnschrift Light" w:cs="Calibri"/>
-          <w:color w:val="77206D" w:themeColor="accent5" w:themeShade="BF"/>
-          <w:highlight w:val="lightGray"/>
-          <w:lang w:val="en-GB"/>
-        </w:rPr>
-        <w:t>Προσ</w:t>
-      </w:r>
-      <w:proofErr w:type="spellEnd"/>
-      <w:r>
-        <w:rPr>
-          <w:rFonts w:ascii="Bahnschrift Light" w:hAnsi="Bahnschrift Light" w:cs="Calibri"/>
-          <w:color w:val="77206D" w:themeColor="accent5" w:themeShade="BF"/>
-          <w:highlight w:val="lightGray"/>
-          <w:lang w:val="en-GB"/>
-        </w:rPr>
-        <w:t>βασιμότητας</w:t>
-      </w:r>
-    </w:p>
-    <w:p>
-      <w:pPr>
-        <w:numPr>
-          <w:ilvl w:val="0"/>
-          <w:numId w:val="24"/>
-        </w:numPr>
-        <w:jc w:val="both"/>
-        <w:rPr>
-          <w:rFonts w:ascii="Bahnschrift Light" w:hAnsi="Bahnschrift Light" w:cs="Vani"/>
-          <w:color w:val="77206D" w:themeColor="accent5" w:themeShade="BF"/>
-          <w:highlight w:val="lightGray"/>
-          <w:lang w:val="en-GB"/>
-        </w:rPr>
-      </w:pPr>
-      <w:r>
-        <w:rPr>
-          <w:rFonts w:ascii="Bahnschrift Light" w:hAnsi="Bahnschrift Light" w:cs="Vani"/>
-          <w:b/>
-          <w:bCs/>
-          <w:color w:val="77206D" w:themeColor="accent5" w:themeShade="BF"/>
-          <w:highlight w:val="lightGray"/>
-          <w:lang w:val="en-GB"/>
-        </w:rPr>
-        <w:t xml:space="preserve">4.1.3 </w:t>
-      </w:r>
-      <w:proofErr w:type="spellStart"/>
-      <w:r>
-        <w:rPr>
-          <w:rFonts w:ascii="Bahnschrift Light" w:hAnsi="Bahnschrift Light" w:cs="Calibri"/>
-          <w:b/>
-          <w:bCs/>
-          <w:color w:val="77206D" w:themeColor="accent5" w:themeShade="BF"/>
-          <w:highlight w:val="lightGray"/>
-          <w:lang w:val="en-GB"/>
-        </w:rPr>
-        <w:t>Λειτουργικότητ</w:t>
-      </w:r>
-      <w:proofErr w:type="spellEnd"/>
-      <w:r>
-        <w:rPr>
-          <w:rFonts w:ascii="Bahnschrift Light" w:hAnsi="Bahnschrift Light" w:cs="Calibri"/>
-          <w:b/>
-          <w:bCs/>
-          <w:color w:val="77206D" w:themeColor="accent5" w:themeShade="BF"/>
-          <w:highlight w:val="lightGray"/>
-          <w:lang w:val="en-GB"/>
-        </w:rPr>
-        <w:t>α</w:t>
-      </w:r>
-      <w:r>
-        <w:rPr>
-          <w:rFonts w:ascii="Bahnschrift Light" w:hAnsi="Bahnschrift Light" w:cs="Vani"/>
-          <w:b/>
-          <w:bCs/>
-          <w:color w:val="77206D" w:themeColor="accent5" w:themeShade="BF"/>
-          <w:highlight w:val="lightGray"/>
-          <w:lang w:val="en-GB"/>
-        </w:rPr>
-        <w:t xml:space="preserve"> </w:t>
-      </w:r>
-      <w:r>
-        <w:rPr>
-          <w:rFonts w:ascii="Bahnschrift Light" w:hAnsi="Bahnschrift Light" w:cs="Calibri"/>
-          <w:b/>
-          <w:bCs/>
-          <w:color w:val="77206D" w:themeColor="accent5" w:themeShade="BF"/>
-          <w:highlight w:val="lightGray"/>
-          <w:lang w:val="en-GB"/>
-        </w:rPr>
-        <w:t>και</w:t>
-      </w:r>
-      <w:r>
-        <w:rPr>
-          <w:rFonts w:ascii="Bahnschrift Light" w:hAnsi="Bahnschrift Light" w:cs="Vani"/>
-          <w:b/>
-          <w:bCs/>
-          <w:color w:val="77206D" w:themeColor="accent5" w:themeShade="BF"/>
-          <w:highlight w:val="lightGray"/>
-          <w:lang w:val="en-GB"/>
-        </w:rPr>
-        <w:t xml:space="preserve"> </w:t>
-      </w:r>
-      <w:proofErr w:type="spellStart"/>
-      <w:r>
-        <w:rPr>
-          <w:rFonts w:ascii="Bahnschrift Light" w:hAnsi="Bahnschrift Light" w:cs="Calibri"/>
-          <w:b/>
-          <w:bCs/>
-          <w:color w:val="77206D" w:themeColor="accent5" w:themeShade="BF"/>
-          <w:highlight w:val="lightGray"/>
-          <w:lang w:val="en-GB"/>
-        </w:rPr>
-        <w:t>Δι</w:t>
-      </w:r>
-      <w:proofErr w:type="spellEnd"/>
-      <w:r>
-        <w:rPr>
-          <w:rFonts w:ascii="Bahnschrift Light" w:hAnsi="Bahnschrift Light" w:cs="Calibri"/>
-          <w:b/>
-          <w:bCs/>
-          <w:color w:val="77206D" w:themeColor="accent5" w:themeShade="BF"/>
-          <w:highlight w:val="lightGray"/>
-          <w:lang w:val="en-GB"/>
-        </w:rPr>
-        <w:t>αδραστικά</w:t>
-      </w:r>
-      <w:r>
-        <w:rPr>
-          <w:rFonts w:ascii="Bahnschrift Light" w:hAnsi="Bahnschrift Light" w:cs="Vani"/>
-          <w:b/>
-          <w:bCs/>
-          <w:color w:val="77206D" w:themeColor="accent5" w:themeShade="BF"/>
-          <w:highlight w:val="lightGray"/>
-          <w:lang w:val="en-GB"/>
-        </w:rPr>
-        <w:t xml:space="preserve"> </w:t>
-      </w:r>
-      <w:proofErr w:type="spellStart"/>
-      <w:r>
-        <w:rPr>
-          <w:rFonts w:ascii="Bahnschrift Light" w:hAnsi="Bahnschrift Light" w:cs="Calibri"/>
-          <w:b/>
-          <w:bCs/>
-          <w:color w:val="77206D" w:themeColor="accent5" w:themeShade="BF"/>
-          <w:highlight w:val="lightGray"/>
-          <w:lang w:val="en-GB"/>
-        </w:rPr>
-        <w:t>Στοιχεί</w:t>
-      </w:r>
-      <w:proofErr w:type="spellEnd"/>
-      <w:r>
-        <w:rPr>
-          <w:rFonts w:ascii="Bahnschrift Light" w:hAnsi="Bahnschrift Light" w:cs="Calibri"/>
-          <w:b/>
-          <w:bCs/>
-          <w:color w:val="77206D" w:themeColor="accent5" w:themeShade="BF"/>
-          <w:highlight w:val="lightGray"/>
-          <w:lang w:val="en-GB"/>
-        </w:rPr>
-        <w:t>α</w:t>
-      </w:r>
-    </w:p>
-    <w:p>
-      <w:pPr>
-        <w:numPr>
-          <w:ilvl w:val="0"/>
-          <w:numId w:val="24"/>
-        </w:numPr>
-        <w:jc w:val="both"/>
-        <w:rPr>
-          <w:rFonts w:ascii="Bahnschrift Light" w:hAnsi="Bahnschrift Light" w:cs="Vani"/>
-          <w:color w:val="77206D" w:themeColor="accent5" w:themeShade="BF"/>
-          <w:highlight w:val="lightGray"/>
-          <w:lang w:val="en-GB"/>
-        </w:rPr>
-      </w:pPr>
-      <w:r>
-        <w:rPr>
-          <w:rFonts w:ascii="Bahnschrift Light" w:hAnsi="Bahnschrift Light" w:cs="Vani"/>
-          <w:b/>
-          <w:bCs/>
-          <w:color w:val="77206D" w:themeColor="accent5" w:themeShade="BF"/>
-          <w:highlight w:val="lightGray"/>
-          <w:lang w:val="en-GB"/>
-        </w:rPr>
-        <w:t xml:space="preserve">4.1.4 </w:t>
-      </w:r>
-      <w:proofErr w:type="spellStart"/>
-      <w:r>
-        <w:rPr>
-          <w:rFonts w:ascii="Bahnschrift Light" w:hAnsi="Bahnschrift Light" w:cs="Calibri"/>
-          <w:b/>
-          <w:bCs/>
-          <w:color w:val="77206D" w:themeColor="accent5" w:themeShade="BF"/>
-          <w:highlight w:val="lightGray"/>
-          <w:lang w:val="en-GB"/>
-        </w:rPr>
-        <w:t>Χρησιμο</w:t>
-      </w:r>
-      <w:proofErr w:type="spellEnd"/>
-      <w:r>
-        <w:rPr>
-          <w:rFonts w:ascii="Bahnschrift Light" w:hAnsi="Bahnschrift Light" w:cs="Calibri"/>
-          <w:b/>
-          <w:bCs/>
-          <w:color w:val="77206D" w:themeColor="accent5" w:themeShade="BF"/>
-          <w:highlight w:val="lightGray"/>
-          <w:lang w:val="en-GB"/>
-        </w:rPr>
-        <w:t>ποιούμενες</w:t>
-      </w:r>
-      <w:r>
-        <w:rPr>
-          <w:rFonts w:ascii="Bahnschrift Light" w:hAnsi="Bahnschrift Light" w:cs="Vani"/>
-          <w:b/>
-          <w:bCs/>
-          <w:color w:val="77206D" w:themeColor="accent5" w:themeShade="BF"/>
-          <w:highlight w:val="lightGray"/>
-          <w:lang w:val="en-GB"/>
-        </w:rPr>
-        <w:t xml:space="preserve"> </w:t>
-      </w:r>
-      <w:proofErr w:type="spellStart"/>
-      <w:r>
-        <w:rPr>
-          <w:rFonts w:ascii="Bahnschrift Light" w:hAnsi="Bahnschrift Light" w:cs="Calibri"/>
-          <w:b/>
-          <w:bCs/>
-          <w:color w:val="77206D" w:themeColor="accent5" w:themeShade="BF"/>
-          <w:highlight w:val="lightGray"/>
-          <w:lang w:val="en-GB"/>
-        </w:rPr>
-        <w:t>Τεχνολογίες</w:t>
-      </w:r>
-      <w:proofErr w:type="spellEnd"/>
-    </w:p>
-    <w:p>
-      <w:pPr>
-        <w:numPr>
-          <w:ilvl w:val="0"/>
-          <w:numId w:val="24"/>
-        </w:numPr>
-        <w:jc w:val="both"/>
-        <w:rPr>
-          <w:rFonts w:ascii="Bahnschrift Light" w:hAnsi="Bahnschrift Light" w:cs="Vani"/>
-          <w:color w:val="77206D" w:themeColor="accent5" w:themeShade="BF"/>
-          <w:highlight w:val="lightGray"/>
-        </w:rPr>
-      </w:pPr>
-      <w:r>
-        <w:rPr>
-          <w:rFonts w:ascii="Bahnschrift Light" w:hAnsi="Bahnschrift Light" w:cs="Vani"/>
-          <w:b/>
-          <w:bCs/>
-          <w:color w:val="77206D" w:themeColor="accent5" w:themeShade="BF"/>
-          <w:highlight w:val="lightGray"/>
-        </w:rPr>
-        <w:t xml:space="preserve">4.1.5 </w:t>
-      </w:r>
-      <w:r>
-        <w:rPr>
-          <w:rFonts w:ascii="Bahnschrift Light" w:hAnsi="Bahnschrift Light" w:cs="Calibri"/>
-          <w:b/>
-          <w:bCs/>
-          <w:color w:val="77206D" w:themeColor="accent5" w:themeShade="BF"/>
-          <w:highlight w:val="lightGray"/>
-        </w:rPr>
-        <w:t>Εικόνες</w:t>
-      </w:r>
-      <w:r>
-        <w:rPr>
-          <w:rFonts w:ascii="Bahnschrift Light" w:hAnsi="Bahnschrift Light" w:cs="Vani"/>
-          <w:b/>
-          <w:bCs/>
-          <w:color w:val="77206D" w:themeColor="accent5" w:themeShade="BF"/>
-          <w:highlight w:val="lightGray"/>
-        </w:rPr>
-        <w:t xml:space="preserve"> </w:t>
-      </w:r>
-      <w:r>
-        <w:rPr>
-          <w:rFonts w:ascii="Bahnschrift Light" w:hAnsi="Bahnschrift Light" w:cs="Calibri"/>
-          <w:b/>
-          <w:bCs/>
-          <w:color w:val="77206D" w:themeColor="accent5" w:themeShade="BF"/>
-          <w:highlight w:val="lightGray"/>
-        </w:rPr>
-        <w:t>και</w:t>
-      </w:r>
-      <w:r>
-        <w:rPr>
-          <w:rFonts w:ascii="Bahnschrift Light" w:hAnsi="Bahnschrift Light" w:cs="Vani"/>
-          <w:b/>
-          <w:bCs/>
-          <w:color w:val="77206D" w:themeColor="accent5" w:themeShade="BF"/>
-          <w:highlight w:val="lightGray"/>
-        </w:rPr>
-        <w:t xml:space="preserve"> </w:t>
-      </w:r>
-      <w:r>
-        <w:rPr>
-          <w:rFonts w:ascii="Bahnschrift Light" w:hAnsi="Bahnschrift Light" w:cs="Calibri"/>
-          <w:b/>
-          <w:bCs/>
-          <w:color w:val="77206D" w:themeColor="accent5" w:themeShade="BF"/>
-          <w:highlight w:val="lightGray"/>
-        </w:rPr>
-        <w:t>Παραδείγματα</w:t>
-      </w:r>
-      <w:r>
-        <w:rPr>
-          <w:rFonts w:ascii="Bahnschrift Light" w:hAnsi="Bahnschrift Light" w:cs="Vani"/>
-          <w:b/>
-          <w:bCs/>
-          <w:color w:val="77206D" w:themeColor="accent5" w:themeShade="BF"/>
-          <w:highlight w:val="lightGray"/>
-        </w:rPr>
-        <w:t xml:space="preserve"> </w:t>
-      </w:r>
-      <w:r>
-        <w:rPr>
-          <w:rFonts w:ascii="Bahnschrift Light" w:hAnsi="Bahnschrift Light" w:cs="Calibri"/>
-          <w:b/>
-          <w:bCs/>
-          <w:color w:val="77206D" w:themeColor="accent5" w:themeShade="BF"/>
-          <w:highlight w:val="lightGray"/>
-        </w:rPr>
-        <w:t>Οθόνης</w:t>
-      </w:r>
-      <w:r>
-        <w:rPr>
-          <w:rFonts w:ascii="Bahnschrift Light" w:hAnsi="Bahnschrift Light" w:cs="Vani"/>
-          <w:b/>
-          <w:bCs/>
-          <w:color w:val="77206D" w:themeColor="accent5" w:themeShade="BF"/>
-          <w:highlight w:val="lightGray"/>
-        </w:rPr>
-        <w:t xml:space="preserve"> (</w:t>
-      </w:r>
-      <w:r>
-        <w:rPr>
-          <w:rFonts w:ascii="Bahnschrift Light" w:hAnsi="Bahnschrift Light" w:cs="Vani"/>
-          <w:b/>
-          <w:bCs/>
-          <w:color w:val="77206D" w:themeColor="accent5" w:themeShade="BF"/>
-          <w:highlight w:val="lightGray"/>
-          <w:lang w:val="en-GB"/>
-        </w:rPr>
-        <w:t>Screenshots</w:t>
-      </w:r>
-      <w:r>
-        <w:rPr>
-          <w:rFonts w:ascii="Bahnschrift Light" w:hAnsi="Bahnschrift Light" w:cs="Vani"/>
-          <w:b/>
-          <w:bCs/>
-          <w:color w:val="77206D" w:themeColor="accent5" w:themeShade="BF"/>
-          <w:highlight w:val="lightGray"/>
-        </w:rPr>
-        <w:t>)</w:t>
-      </w:r>
-    </w:p>
-    <w:p>
-      <w:pPr>
-        <w:jc w:val="both"/>
-        <w:rPr>
-          <w:rFonts w:ascii="Bahnschrift Light" w:hAnsi="Bahnschrift Light" w:cs="Vani"/>
-        </w:rPr>
-      </w:pPr>
-    </w:p>
-    <w:p>
-      <w:pPr>
-        <w:jc w:val="both"/>
-        <w:rPr>
-          <w:rFonts w:ascii="Bahnschrift Light" w:hAnsi="Bahnschrift Light" w:cs="Vani"/>
-        </w:rPr>
-      </w:pPr>
-    </w:p>
-    <w:p>
-      <w:pPr>
-        <w:jc w:val="both"/>
-        <w:rPr>
-          <w:rFonts w:ascii="Bahnschrift Light" w:hAnsi="Bahnschrift Light" w:cs="Vani"/>
-        </w:rPr>
-      </w:pPr>
-    </w:p>
-    <w:p>
-      <w:pPr>
-        <w:jc w:val="both"/>
-        <w:rPr>
-          <w:rFonts w:ascii="Bahnschrift Light" w:hAnsi="Bahnschrift Light" w:cs="Vani"/>
-          <w:b/>
-          <w:bCs/>
-          <w:lang w:val="en-GB"/>
-        </w:rPr>
-      </w:pPr>
-      <w:r>
-        <w:rPr>
-          <w:rFonts w:ascii="Bahnschrift Light" w:hAnsi="Bahnschrift Light" w:cs="Vani"/>
-          <w:b/>
-          <w:bCs/>
-          <w:lang w:val="en-GB"/>
-        </w:rPr>
-        <w:t xml:space="preserve">4.2 </w:t>
-      </w:r>
-      <w:proofErr w:type="spellStart"/>
-      <w:r>
-        <w:rPr>
-          <w:rFonts w:ascii="Bahnschrift Light" w:hAnsi="Bahnschrift Light" w:cs="Calibri"/>
-          <w:b/>
-          <w:bCs/>
-          <w:lang w:val="en-GB"/>
-        </w:rPr>
-        <w:t>Υλο</w:t>
-      </w:r>
-      <w:proofErr w:type="spellEnd"/>
-      <w:r>
-        <w:rPr>
-          <w:rFonts w:ascii="Bahnschrift Light" w:hAnsi="Bahnschrift Light" w:cs="Calibri"/>
-          <w:b/>
-          <w:bCs/>
-          <w:lang w:val="en-GB"/>
-        </w:rPr>
-        <w:t>ποίηση</w:t>
-      </w:r>
-    </w:p>
-    <w:p>
-      <w:pPr>
-        <w:numPr>
-          <w:ilvl w:val="0"/>
-          <w:numId w:val="33"/>
-        </w:numPr>
-        <w:jc w:val="both"/>
-        <w:rPr>
-          <w:rFonts w:ascii="Bahnschrift Light" w:hAnsi="Bahnschrift Light" w:cs="Vani"/>
-          <w:lang w:val="en-GB"/>
-        </w:rPr>
-      </w:pPr>
-      <w:r>
-        <w:rPr>
-          <w:rFonts w:ascii="Bahnschrift Light" w:hAnsi="Bahnschrift Light" w:cs="Vani"/>
-          <w:lang w:val="en-GB"/>
-        </w:rPr>
-        <w:t>HTML structure</w:t>
-      </w:r>
-    </w:p>
-    <w:p>
-      <w:pPr>
-        <w:numPr>
-          <w:ilvl w:val="0"/>
-          <w:numId w:val="33"/>
-        </w:numPr>
-        <w:jc w:val="both"/>
-        <w:rPr>
-          <w:rFonts w:ascii="Bahnschrift Light" w:hAnsi="Bahnschrift Light" w:cs="Vani"/>
-          <w:lang w:val="en-GB"/>
-        </w:rPr>
-      </w:pPr>
-      <w:r>
-        <w:rPr>
-          <w:rFonts w:ascii="Bahnschrift Light" w:hAnsi="Bahnschrift Light" w:cs="Vani"/>
-          <w:lang w:val="en-GB"/>
-        </w:rPr>
-        <w:t xml:space="preserve">CSS </w:t>
-      </w:r>
-    </w:p>
-    <w:p>
-      <w:pPr>
-        <w:numPr>
-          <w:ilvl w:val="0"/>
-          <w:numId w:val="33"/>
-        </w:numPr>
-        <w:jc w:val="both"/>
-        <w:rPr>
-          <w:rFonts w:ascii="Bahnschrift Light" w:hAnsi="Bahnschrift Light" w:cs="Vani"/>
-          <w:lang w:val="en-GB"/>
-        </w:rPr>
-      </w:pPr>
-      <w:r>
-        <w:rPr>
-          <w:rFonts w:ascii="Bahnschrift Light" w:hAnsi="Bahnschrift Light" w:cs="Vani"/>
-          <w:lang w:val="en-GB"/>
-        </w:rPr>
-        <w:t xml:space="preserve">JavaScript </w:t>
-      </w:r>
-      <w:proofErr w:type="spellStart"/>
-      <w:r>
-        <w:rPr>
-          <w:rFonts w:ascii="Bahnschrift Light" w:hAnsi="Bahnschrift Light" w:cs="Calibri"/>
-          <w:lang w:val="en-GB"/>
-        </w:rPr>
-        <w:t>λειτουργίες</w:t>
-      </w:r>
-      <w:proofErr w:type="spellEnd"/>
-      <w:r>
-        <w:rPr>
-          <w:rFonts w:ascii="Bahnschrift Light" w:hAnsi="Bahnschrift Light" w:cs="Vani"/>
-          <w:lang w:val="en-GB"/>
-        </w:rPr>
-        <w:t xml:space="preserve"> </w:t>
-      </w:r>
-    </w:p>
-    <w:p>
-      <w:pPr>
         <w:pStyle w:val="Heading2"/>
         <w:rPr>
           <w:rFonts w:ascii="Bahnschrift Light" w:hAnsi="Bahnschrift Light" w:cs="Vani"/>
@@ -25154,7 +22305,7 @@
         </w:rPr>
         <w:br w:type="page"/>
       </w:r>
-      <w:bookmarkStart w:id="39" w:name="_Toc221961270"/>
+      <w:bookmarkStart w:id="42" w:name="_Toc222042368"/>
       <w:r>
         <w:rPr>
           <w:rFonts w:ascii="Bahnschrift Light" w:hAnsi="Bahnschrift Light" w:cs="Calibri"/>
@@ -25189,7 +22340,7 @@
         </w:rPr>
         <w:t>ο</w:t>
       </w:r>
-      <w:bookmarkEnd w:id="39"/>
+      <w:bookmarkEnd w:id="42"/>
     </w:p>
     <w:p>
       <w:pPr>
@@ -25199,7 +22350,7 @@
           <w:rFonts w:ascii="Bahnschrift Light" w:hAnsi="Bahnschrift Light" w:cs="Vani"/>
         </w:rPr>
       </w:pPr>
-      <w:bookmarkStart w:id="40" w:name="_Toc221961271"/>
+      <w:bookmarkStart w:id="43" w:name="_Toc222042369"/>
       <w:r>
         <w:rPr>
           <w:rFonts w:ascii="Bahnschrift Light" w:hAnsi="Bahnschrift Light" w:cs="Calibri"/>
@@ -25212,7 +22363,7 @@
         </w:rPr>
         <w:t xml:space="preserve"> 2</w:t>
       </w:r>
-      <w:bookmarkEnd w:id="40"/>
+      <w:bookmarkEnd w:id="43"/>
     </w:p>
     <w:p>
       <w:pPr>
@@ -25224,3006 +22375,6 @@
           <w:szCs w:val="20"/>
         </w:rPr>
       </w:pPr>
-    </w:p>
-    <w:p>
-      <w:pPr>
-        <w:numPr>
-          <w:ilvl w:val="0"/>
-          <w:numId w:val="22"/>
-        </w:numPr>
-        <w:jc w:val="both"/>
-        <w:rPr>
-          <w:rFonts w:ascii="Bahnschrift Light" w:hAnsi="Bahnschrift Light" w:cs="Vani"/>
-          <w:color w:val="77206D" w:themeColor="accent5" w:themeShade="BF"/>
-          <w:highlight w:val="lightGray"/>
-          <w:lang w:val="en-GB"/>
-        </w:rPr>
-      </w:pPr>
-      <w:proofErr w:type="spellStart"/>
-      <w:r>
-        <w:rPr>
-          <w:rFonts w:ascii="Bahnschrift Light" w:hAnsi="Bahnschrift Light" w:cs="Calibri"/>
-          <w:b/>
-          <w:bCs/>
-          <w:color w:val="77206D" w:themeColor="accent5" w:themeShade="BF"/>
-          <w:highlight w:val="lightGray"/>
-          <w:lang w:val="en-GB"/>
-        </w:rPr>
-        <w:t>Σύντομη</w:t>
-      </w:r>
-      <w:proofErr w:type="spellEnd"/>
-      <w:r>
-        <w:rPr>
-          <w:rFonts w:ascii="Bahnschrift Light" w:hAnsi="Bahnschrift Light" w:cs="Vani"/>
-          <w:b/>
-          <w:bCs/>
-          <w:color w:val="77206D" w:themeColor="accent5" w:themeShade="BF"/>
-          <w:highlight w:val="lightGray"/>
-          <w:lang w:val="en-GB"/>
-        </w:rPr>
-        <w:t xml:space="preserve"> </w:t>
-      </w:r>
-      <w:proofErr w:type="spellStart"/>
-      <w:r>
-        <w:rPr>
-          <w:rFonts w:ascii="Bahnschrift Light" w:hAnsi="Bahnschrift Light" w:cs="Calibri"/>
-          <w:b/>
-          <w:bCs/>
-          <w:color w:val="77206D" w:themeColor="accent5" w:themeShade="BF"/>
-          <w:highlight w:val="lightGray"/>
-          <w:lang w:val="en-GB"/>
-        </w:rPr>
-        <w:t>Περιγρ</w:t>
-      </w:r>
-      <w:proofErr w:type="spellEnd"/>
-      <w:r>
-        <w:rPr>
-          <w:rFonts w:ascii="Bahnschrift Light" w:hAnsi="Bahnschrift Light" w:cs="Calibri"/>
-          <w:b/>
-          <w:bCs/>
-          <w:color w:val="77206D" w:themeColor="accent5" w:themeShade="BF"/>
-          <w:highlight w:val="lightGray"/>
-          <w:lang w:val="en-GB"/>
-        </w:rPr>
-        <w:t>αφή</w:t>
-      </w:r>
-    </w:p>
-    <w:p>
-      <w:pPr>
-        <w:numPr>
-          <w:ilvl w:val="1"/>
-          <w:numId w:val="22"/>
-        </w:numPr>
-        <w:jc w:val="both"/>
-        <w:rPr>
-          <w:rFonts w:ascii="Bahnschrift Light" w:hAnsi="Bahnschrift Light" w:cs="Vani"/>
-          <w:color w:val="77206D" w:themeColor="accent5" w:themeShade="BF"/>
-          <w:highlight w:val="lightGray"/>
-        </w:rPr>
-      </w:pPr>
-      <w:r>
-        <w:rPr>
-          <w:rFonts w:ascii="Bahnschrift Light" w:hAnsi="Bahnschrift Light" w:cs="Calibri"/>
-          <w:color w:val="77206D" w:themeColor="accent5" w:themeShade="BF"/>
-          <w:highlight w:val="lightGray"/>
-        </w:rPr>
-        <w:t>Σκοπός</w:t>
-      </w:r>
-      <w:r>
-        <w:rPr>
-          <w:rFonts w:ascii="Bahnschrift Light" w:hAnsi="Bahnschrift Light" w:cs="Vani"/>
-          <w:color w:val="77206D" w:themeColor="accent5" w:themeShade="BF"/>
-          <w:highlight w:val="lightGray"/>
-        </w:rPr>
-        <w:t xml:space="preserve"> </w:t>
-      </w:r>
-      <w:r>
-        <w:rPr>
-          <w:rFonts w:ascii="Bahnschrift Light" w:hAnsi="Bahnschrift Light" w:cs="Calibri"/>
-          <w:color w:val="77206D" w:themeColor="accent5" w:themeShade="BF"/>
-          <w:highlight w:val="lightGray"/>
-        </w:rPr>
-        <w:t>της</w:t>
-      </w:r>
-      <w:r>
-        <w:rPr>
-          <w:rFonts w:ascii="Bahnschrift Light" w:hAnsi="Bahnschrift Light" w:cs="Vani"/>
-          <w:color w:val="77206D" w:themeColor="accent5" w:themeShade="BF"/>
-          <w:highlight w:val="lightGray"/>
-        </w:rPr>
-        <w:t xml:space="preserve"> </w:t>
-      </w:r>
-      <w:r>
-        <w:rPr>
-          <w:rFonts w:ascii="Bahnschrift Light" w:hAnsi="Bahnschrift Light" w:cs="Calibri"/>
-          <w:color w:val="77206D" w:themeColor="accent5" w:themeShade="BF"/>
-          <w:highlight w:val="lightGray"/>
-        </w:rPr>
-        <w:t>σελίδας</w:t>
-      </w:r>
-      <w:r>
-        <w:rPr>
-          <w:rFonts w:ascii="Bahnschrift Light" w:hAnsi="Bahnschrift Light" w:cs="Vani"/>
-          <w:color w:val="77206D" w:themeColor="accent5" w:themeShade="BF"/>
-          <w:highlight w:val="lightGray"/>
-        </w:rPr>
-        <w:t xml:space="preserve"> (</w:t>
-      </w:r>
-      <w:r>
-        <w:rPr>
-          <w:rFonts w:ascii="Bahnschrift Light" w:hAnsi="Bahnschrift Light" w:cs="Calibri"/>
-          <w:color w:val="77206D" w:themeColor="accent5" w:themeShade="BF"/>
-          <w:highlight w:val="lightGray"/>
-        </w:rPr>
-        <w:t>π</w:t>
-      </w:r>
-      <w:r>
-        <w:rPr>
-          <w:rFonts w:ascii="Bahnschrift Light" w:hAnsi="Bahnschrift Light" w:cs="Vani"/>
-          <w:color w:val="77206D" w:themeColor="accent5" w:themeShade="BF"/>
-          <w:highlight w:val="lightGray"/>
-        </w:rPr>
-        <w:t>.</w:t>
-      </w:r>
-      <w:r>
-        <w:rPr>
-          <w:rFonts w:ascii="Bahnschrift Light" w:hAnsi="Bahnschrift Light" w:cs="Calibri"/>
-          <w:color w:val="77206D" w:themeColor="accent5" w:themeShade="BF"/>
-          <w:highlight w:val="lightGray"/>
-        </w:rPr>
-        <w:t>χ</w:t>
-      </w:r>
-      <w:r>
-        <w:rPr>
-          <w:rFonts w:ascii="Bahnschrift Light" w:hAnsi="Bahnschrift Light" w:cs="Vani"/>
-          <w:color w:val="77206D" w:themeColor="accent5" w:themeShade="BF"/>
-          <w:highlight w:val="lightGray"/>
-        </w:rPr>
-        <w:t xml:space="preserve">., </w:t>
-      </w:r>
-      <w:r>
-        <w:rPr>
-          <w:rFonts w:ascii="Bahnschrift Light" w:hAnsi="Bahnschrift Light" w:cs="Calibri"/>
-          <w:color w:val="77206D" w:themeColor="accent5" w:themeShade="BF"/>
-          <w:highlight w:val="lightGray"/>
-        </w:rPr>
-        <w:t>ενημέρωση</w:t>
-      </w:r>
-      <w:r>
-        <w:rPr>
-          <w:rFonts w:ascii="Bahnschrift Light" w:hAnsi="Bahnschrift Light" w:cs="Vani"/>
-          <w:color w:val="77206D" w:themeColor="accent5" w:themeShade="BF"/>
-          <w:highlight w:val="lightGray"/>
-        </w:rPr>
-        <w:t xml:space="preserve"> </w:t>
-      </w:r>
-      <w:r>
-        <w:rPr>
-          <w:rFonts w:ascii="Bahnschrift Light" w:hAnsi="Bahnschrift Light" w:cs="Calibri"/>
-          <w:color w:val="77206D" w:themeColor="accent5" w:themeShade="BF"/>
-          <w:highlight w:val="lightGray"/>
-        </w:rPr>
-        <w:t>για</w:t>
-      </w:r>
-      <w:r>
-        <w:rPr>
-          <w:rFonts w:ascii="Bahnschrift Light" w:hAnsi="Bahnschrift Light" w:cs="Vani"/>
-          <w:color w:val="77206D" w:themeColor="accent5" w:themeShade="BF"/>
-          <w:highlight w:val="lightGray"/>
-        </w:rPr>
-        <w:t xml:space="preserve"> </w:t>
-      </w:r>
-      <w:r>
-        <w:rPr>
-          <w:rFonts w:ascii="Bahnschrift Light" w:hAnsi="Bahnschrift Light" w:cs="Calibri"/>
-          <w:color w:val="77206D" w:themeColor="accent5" w:themeShade="BF"/>
-          <w:highlight w:val="lightGray"/>
-        </w:rPr>
-        <w:t>υπηρεσίες</w:t>
-      </w:r>
-      <w:r>
-        <w:rPr>
-          <w:rFonts w:ascii="Bahnschrift Light" w:hAnsi="Bahnschrift Light" w:cs="Vani"/>
-          <w:color w:val="77206D" w:themeColor="accent5" w:themeShade="BF"/>
-          <w:highlight w:val="lightGray"/>
-        </w:rPr>
-        <w:t xml:space="preserve">, </w:t>
-      </w:r>
-      <w:r>
-        <w:rPr>
-          <w:rFonts w:ascii="Bahnschrift Light" w:hAnsi="Bahnschrift Light" w:cs="Calibri"/>
-          <w:color w:val="77206D" w:themeColor="accent5" w:themeShade="BF"/>
-          <w:highlight w:val="lightGray"/>
-        </w:rPr>
-        <w:t>πώληση</w:t>
-      </w:r>
-      <w:r>
-        <w:rPr>
-          <w:rFonts w:ascii="Bahnschrift Light" w:hAnsi="Bahnschrift Light" w:cs="Vani"/>
-          <w:color w:val="77206D" w:themeColor="accent5" w:themeShade="BF"/>
-          <w:highlight w:val="lightGray"/>
-        </w:rPr>
-        <w:t xml:space="preserve"> </w:t>
-      </w:r>
-      <w:r>
-        <w:rPr>
-          <w:rFonts w:ascii="Bahnschrift Light" w:hAnsi="Bahnschrift Light" w:cs="Calibri"/>
-          <w:color w:val="77206D" w:themeColor="accent5" w:themeShade="BF"/>
-          <w:highlight w:val="lightGray"/>
-        </w:rPr>
-        <w:t>προϊόντων</w:t>
-      </w:r>
-      <w:r>
-        <w:rPr>
-          <w:rFonts w:ascii="Bahnschrift Light" w:hAnsi="Bahnschrift Light" w:cs="Vani"/>
-          <w:color w:val="77206D" w:themeColor="accent5" w:themeShade="BF"/>
-          <w:highlight w:val="lightGray"/>
-        </w:rPr>
-        <w:t xml:space="preserve">, </w:t>
-      </w:r>
-      <w:r>
-        <w:rPr>
-          <w:rFonts w:ascii="Bahnschrift Light" w:hAnsi="Bahnschrift Light" w:cs="Calibri"/>
-          <w:color w:val="77206D" w:themeColor="accent5" w:themeShade="BF"/>
-          <w:highlight w:val="lightGray"/>
-        </w:rPr>
-        <w:t>επικοινωνία</w:t>
-      </w:r>
-      <w:r>
-        <w:rPr>
-          <w:rFonts w:ascii="Bahnschrift Light" w:hAnsi="Bahnschrift Light" w:cs="Vani"/>
-          <w:color w:val="77206D" w:themeColor="accent5" w:themeShade="BF"/>
-          <w:highlight w:val="lightGray"/>
-        </w:rPr>
-        <w:t>).</w:t>
-      </w:r>
-    </w:p>
-    <w:p>
-      <w:pPr>
-        <w:numPr>
-          <w:ilvl w:val="1"/>
-          <w:numId w:val="22"/>
-        </w:numPr>
-        <w:jc w:val="both"/>
-        <w:rPr>
-          <w:rFonts w:ascii="Bahnschrift Light" w:hAnsi="Bahnschrift Light" w:cs="Vani"/>
-          <w:color w:val="77206D" w:themeColor="accent5" w:themeShade="BF"/>
-          <w:highlight w:val="lightGray"/>
-        </w:rPr>
-      </w:pPr>
-      <w:proofErr w:type="spellStart"/>
-      <w:r>
-        <w:rPr>
-          <w:rFonts w:ascii="Bahnschrift Light" w:hAnsi="Bahnschrift Light" w:cs="Calibri"/>
-          <w:color w:val="77206D" w:themeColor="accent5" w:themeShade="BF"/>
-          <w:highlight w:val="lightGray"/>
-        </w:rPr>
-        <w:t>Στοχευόμενο</w:t>
-      </w:r>
-      <w:proofErr w:type="spellEnd"/>
-      <w:r>
-        <w:rPr>
-          <w:rFonts w:ascii="Bahnschrift Light" w:hAnsi="Bahnschrift Light" w:cs="Vani"/>
-          <w:color w:val="77206D" w:themeColor="accent5" w:themeShade="BF"/>
-          <w:highlight w:val="lightGray"/>
-        </w:rPr>
-        <w:t xml:space="preserve"> </w:t>
-      </w:r>
-      <w:r>
-        <w:rPr>
-          <w:rFonts w:ascii="Bahnschrift Light" w:hAnsi="Bahnschrift Light" w:cs="Calibri"/>
-          <w:color w:val="77206D" w:themeColor="accent5" w:themeShade="BF"/>
-          <w:highlight w:val="lightGray"/>
-        </w:rPr>
-        <w:t>κοινό</w:t>
-      </w:r>
-      <w:r>
-        <w:rPr>
-          <w:rFonts w:ascii="Bahnschrift Light" w:hAnsi="Bahnschrift Light" w:cs="Vani"/>
-          <w:color w:val="77206D" w:themeColor="accent5" w:themeShade="BF"/>
-          <w:highlight w:val="lightGray"/>
-        </w:rPr>
-        <w:t xml:space="preserve"> (</w:t>
-      </w:r>
-      <w:r>
-        <w:rPr>
-          <w:rFonts w:ascii="Bahnschrift Light" w:hAnsi="Bahnschrift Light" w:cs="Calibri"/>
-          <w:color w:val="77206D" w:themeColor="accent5" w:themeShade="BF"/>
-          <w:highlight w:val="lightGray"/>
-        </w:rPr>
-        <w:t>π</w:t>
-      </w:r>
-      <w:r>
-        <w:rPr>
-          <w:rFonts w:ascii="Bahnschrift Light" w:hAnsi="Bahnschrift Light" w:cs="Vani"/>
-          <w:color w:val="77206D" w:themeColor="accent5" w:themeShade="BF"/>
-          <w:highlight w:val="lightGray"/>
-        </w:rPr>
-        <w:t>.</w:t>
-      </w:r>
-      <w:r>
-        <w:rPr>
-          <w:rFonts w:ascii="Bahnschrift Light" w:hAnsi="Bahnschrift Light" w:cs="Calibri"/>
-          <w:color w:val="77206D" w:themeColor="accent5" w:themeShade="BF"/>
-          <w:highlight w:val="lightGray"/>
-        </w:rPr>
-        <w:t>χ</w:t>
-      </w:r>
-      <w:r>
-        <w:rPr>
-          <w:rFonts w:ascii="Bahnschrift Light" w:hAnsi="Bahnschrift Light" w:cs="Vani"/>
-          <w:color w:val="77206D" w:themeColor="accent5" w:themeShade="BF"/>
-          <w:highlight w:val="lightGray"/>
-        </w:rPr>
-        <w:t xml:space="preserve">., </w:t>
-      </w:r>
-      <w:r>
-        <w:rPr>
-          <w:rFonts w:ascii="Bahnschrift Light" w:hAnsi="Bahnschrift Light" w:cs="Calibri"/>
-          <w:color w:val="77206D" w:themeColor="accent5" w:themeShade="BF"/>
-          <w:highlight w:val="lightGray"/>
-        </w:rPr>
-        <w:t>πελάτες</w:t>
-      </w:r>
-      <w:r>
-        <w:rPr>
-          <w:rFonts w:ascii="Bahnschrift Light" w:hAnsi="Bahnschrift Light" w:cs="Vani"/>
-          <w:color w:val="77206D" w:themeColor="accent5" w:themeShade="BF"/>
-          <w:highlight w:val="lightGray"/>
-        </w:rPr>
-        <w:t xml:space="preserve"> </w:t>
-      </w:r>
-      <w:r>
-        <w:rPr>
-          <w:rFonts w:ascii="Bahnschrift Light" w:hAnsi="Bahnschrift Light" w:cs="Calibri"/>
-          <w:color w:val="77206D" w:themeColor="accent5" w:themeShade="BF"/>
-          <w:highlight w:val="lightGray"/>
-        </w:rPr>
-        <w:t>εταιρίας</w:t>
-      </w:r>
-      <w:r>
-        <w:rPr>
-          <w:rFonts w:ascii="Bahnschrift Light" w:hAnsi="Bahnschrift Light" w:cs="Vani"/>
-          <w:color w:val="77206D" w:themeColor="accent5" w:themeShade="BF"/>
-          <w:highlight w:val="lightGray"/>
-        </w:rPr>
-        <w:t xml:space="preserve"> </w:t>
-      </w:r>
-      <w:r>
-        <w:rPr>
-          <w:rFonts w:ascii="Bahnschrift Light" w:hAnsi="Bahnschrift Light" w:cs="Calibri"/>
-          <w:color w:val="77206D" w:themeColor="accent5" w:themeShade="BF"/>
-          <w:highlight w:val="lightGray"/>
-        </w:rPr>
-        <w:t>τηλεφωνίας</w:t>
-      </w:r>
-      <w:r>
-        <w:rPr>
-          <w:rFonts w:ascii="Bahnschrift Light" w:hAnsi="Bahnschrift Light" w:cs="Vani"/>
-          <w:color w:val="77206D" w:themeColor="accent5" w:themeShade="BF"/>
-          <w:highlight w:val="lightGray"/>
-        </w:rPr>
-        <w:t>).</w:t>
-      </w:r>
-    </w:p>
-    <w:p>
-      <w:pPr>
-        <w:numPr>
-          <w:ilvl w:val="1"/>
-          <w:numId w:val="22"/>
-        </w:numPr>
-        <w:jc w:val="both"/>
-        <w:rPr>
-          <w:rFonts w:ascii="Bahnschrift Light" w:hAnsi="Bahnschrift Light" w:cs="Vani"/>
-          <w:color w:val="77206D" w:themeColor="accent5" w:themeShade="BF"/>
-          <w:highlight w:val="lightGray"/>
-        </w:rPr>
-      </w:pPr>
-      <w:r>
-        <w:rPr>
-          <w:rFonts w:ascii="Bahnschrift Light" w:hAnsi="Bahnschrift Light" w:cs="Calibri"/>
-          <w:color w:val="77206D" w:themeColor="accent5" w:themeShade="BF"/>
-          <w:highlight w:val="lightGray"/>
-        </w:rPr>
-        <w:t>Τι</w:t>
-      </w:r>
-      <w:r>
-        <w:rPr>
-          <w:rFonts w:ascii="Bahnschrift Light" w:hAnsi="Bahnschrift Light" w:cs="Vani"/>
-          <w:color w:val="77206D" w:themeColor="accent5" w:themeShade="BF"/>
-          <w:highlight w:val="lightGray"/>
-        </w:rPr>
-        <w:t xml:space="preserve"> </w:t>
-      </w:r>
-      <w:r>
-        <w:rPr>
-          <w:rFonts w:ascii="Bahnschrift Light" w:hAnsi="Bahnschrift Light" w:cs="Calibri"/>
-          <w:color w:val="77206D" w:themeColor="accent5" w:themeShade="BF"/>
-          <w:highlight w:val="lightGray"/>
-        </w:rPr>
-        <w:t>ρόλο</w:t>
-      </w:r>
-      <w:r>
-        <w:rPr>
-          <w:rFonts w:ascii="Bahnschrift Light" w:hAnsi="Bahnschrift Light" w:cs="Vani"/>
-          <w:color w:val="77206D" w:themeColor="accent5" w:themeShade="BF"/>
-          <w:highlight w:val="lightGray"/>
-        </w:rPr>
-        <w:t xml:space="preserve"> </w:t>
-      </w:r>
-      <w:r>
-        <w:rPr>
-          <w:rFonts w:ascii="Bahnschrift Light" w:hAnsi="Bahnschrift Light" w:cs="Calibri"/>
-          <w:color w:val="77206D" w:themeColor="accent5" w:themeShade="BF"/>
-          <w:highlight w:val="lightGray"/>
-        </w:rPr>
-        <w:t>έχει</w:t>
-      </w:r>
-      <w:r>
-        <w:rPr>
-          <w:rFonts w:ascii="Bahnschrift Light" w:hAnsi="Bahnschrift Light" w:cs="Vani"/>
-          <w:color w:val="77206D" w:themeColor="accent5" w:themeShade="BF"/>
-          <w:highlight w:val="lightGray"/>
-        </w:rPr>
-        <w:t xml:space="preserve"> </w:t>
-      </w:r>
-      <w:r>
-        <w:rPr>
-          <w:rFonts w:ascii="Bahnschrift Light" w:hAnsi="Bahnschrift Light" w:cs="Calibri"/>
-          <w:color w:val="77206D" w:themeColor="accent5" w:themeShade="BF"/>
-          <w:highlight w:val="lightGray"/>
-        </w:rPr>
-        <w:t>στο</w:t>
-      </w:r>
-      <w:r>
-        <w:rPr>
-          <w:rFonts w:ascii="Bahnschrift Light" w:hAnsi="Bahnschrift Light" w:cs="Vani"/>
-          <w:color w:val="77206D" w:themeColor="accent5" w:themeShade="BF"/>
-          <w:highlight w:val="lightGray"/>
-        </w:rPr>
-        <w:t xml:space="preserve"> </w:t>
-      </w:r>
-      <w:r>
-        <w:rPr>
-          <w:rFonts w:ascii="Bahnschrift Light" w:hAnsi="Bahnschrift Light" w:cs="Calibri"/>
-          <w:color w:val="77206D" w:themeColor="accent5" w:themeShade="BF"/>
-          <w:highlight w:val="lightGray"/>
-        </w:rPr>
-        <w:t>πείραμά</w:t>
-      </w:r>
-      <w:r>
-        <w:rPr>
-          <w:rFonts w:ascii="Bahnschrift Light" w:hAnsi="Bahnschrift Light" w:cs="Vani"/>
-          <w:color w:val="77206D" w:themeColor="accent5" w:themeShade="BF"/>
-          <w:highlight w:val="lightGray"/>
-        </w:rPr>
-        <w:t xml:space="preserve"> </w:t>
-      </w:r>
-      <w:r>
-        <w:rPr>
-          <w:rFonts w:ascii="Bahnschrift Light" w:hAnsi="Bahnschrift Light" w:cs="Calibri"/>
-          <w:color w:val="77206D" w:themeColor="accent5" w:themeShade="BF"/>
-          <w:highlight w:val="lightGray"/>
-        </w:rPr>
-        <w:t>σου</w:t>
-      </w:r>
-      <w:r>
-        <w:rPr>
-          <w:rFonts w:ascii="Bahnschrift Light" w:hAnsi="Bahnschrift Light" w:cs="Vani"/>
-          <w:color w:val="77206D" w:themeColor="accent5" w:themeShade="BF"/>
-          <w:highlight w:val="lightGray"/>
-        </w:rPr>
-        <w:t xml:space="preserve"> (</w:t>
-      </w:r>
-      <w:r>
-        <w:rPr>
-          <w:rFonts w:ascii="Bahnschrift Light" w:hAnsi="Bahnschrift Light" w:cs="Calibri"/>
-          <w:color w:val="77206D" w:themeColor="accent5" w:themeShade="BF"/>
-          <w:highlight w:val="lightGray"/>
-        </w:rPr>
-        <w:t>π</w:t>
-      </w:r>
-      <w:r>
-        <w:rPr>
-          <w:rFonts w:ascii="Bahnschrift Light" w:hAnsi="Bahnschrift Light" w:cs="Vani"/>
-          <w:color w:val="77206D" w:themeColor="accent5" w:themeShade="BF"/>
-          <w:highlight w:val="lightGray"/>
-        </w:rPr>
-        <w:t>.</w:t>
-      </w:r>
-      <w:r>
-        <w:rPr>
-          <w:rFonts w:ascii="Bahnschrift Light" w:hAnsi="Bahnschrift Light" w:cs="Calibri"/>
-          <w:color w:val="77206D" w:themeColor="accent5" w:themeShade="BF"/>
-          <w:highlight w:val="lightGray"/>
-        </w:rPr>
-        <w:t>χ</w:t>
-      </w:r>
-      <w:r>
-        <w:rPr>
-          <w:rFonts w:ascii="Bahnschrift Light" w:hAnsi="Bahnschrift Light" w:cs="Vani"/>
-          <w:color w:val="77206D" w:themeColor="accent5" w:themeShade="BF"/>
-          <w:highlight w:val="lightGray"/>
-        </w:rPr>
-        <w:t xml:space="preserve">., </w:t>
-      </w:r>
-      <w:r>
-        <w:rPr>
-          <w:rFonts w:ascii="Bahnschrift Light" w:hAnsi="Bahnschrift Light" w:cs="Calibri"/>
-          <w:color w:val="77206D" w:themeColor="accent5" w:themeShade="BF"/>
-          <w:highlight w:val="lightGray"/>
-        </w:rPr>
-        <w:t>σύγκριση</w:t>
-      </w:r>
-      <w:r>
-        <w:rPr>
-          <w:rFonts w:ascii="Bahnschrift Light" w:hAnsi="Bahnschrift Light" w:cs="Vani"/>
-          <w:color w:val="77206D" w:themeColor="accent5" w:themeShade="BF"/>
-          <w:highlight w:val="lightGray"/>
-        </w:rPr>
-        <w:t xml:space="preserve"> </w:t>
-      </w:r>
-      <w:r>
-        <w:rPr>
-          <w:rFonts w:ascii="Bahnschrift Light" w:hAnsi="Bahnschrift Light" w:cs="Calibri"/>
-          <w:color w:val="77206D" w:themeColor="accent5" w:themeShade="BF"/>
-          <w:highlight w:val="lightGray"/>
-        </w:rPr>
-        <w:t>διαφορετικών</w:t>
-      </w:r>
-      <w:r>
-        <w:rPr>
-          <w:rFonts w:ascii="Bahnschrift Light" w:hAnsi="Bahnschrift Light" w:cs="Vani"/>
-          <w:color w:val="77206D" w:themeColor="accent5" w:themeShade="BF"/>
-          <w:highlight w:val="lightGray"/>
-        </w:rPr>
-        <w:t xml:space="preserve"> </w:t>
-      </w:r>
-      <w:r>
-        <w:rPr>
-          <w:rFonts w:ascii="Bahnschrift Light" w:hAnsi="Bahnschrift Light" w:cs="Vani"/>
-          <w:color w:val="77206D" w:themeColor="accent5" w:themeShade="BF"/>
-          <w:highlight w:val="lightGray"/>
-          <w:lang w:val="en-GB"/>
-        </w:rPr>
-        <w:t>UI</w:t>
-      </w:r>
-      <w:r>
-        <w:rPr>
-          <w:rFonts w:ascii="Bahnschrift Light" w:hAnsi="Bahnschrift Light" w:cs="Vani"/>
-          <w:color w:val="77206D" w:themeColor="accent5" w:themeShade="BF"/>
-          <w:highlight w:val="lightGray"/>
-        </w:rPr>
-        <w:t xml:space="preserve"> </w:t>
-      </w:r>
-      <w:r>
-        <w:rPr>
-          <w:rFonts w:ascii="Bahnschrift Light" w:hAnsi="Bahnschrift Light" w:cs="Calibri"/>
-          <w:color w:val="77206D" w:themeColor="accent5" w:themeShade="BF"/>
-          <w:highlight w:val="lightGray"/>
-        </w:rPr>
-        <w:t>προσεγγίσεων</w:t>
-      </w:r>
-      <w:r>
-        <w:rPr>
-          <w:rFonts w:ascii="Bahnschrift Light" w:hAnsi="Bahnschrift Light" w:cs="Vani"/>
-          <w:color w:val="77206D" w:themeColor="accent5" w:themeShade="BF"/>
-          <w:highlight w:val="lightGray"/>
-        </w:rPr>
-        <w:t>).</w:t>
-      </w:r>
-    </w:p>
-    <w:p>
-      <w:pPr>
-        <w:numPr>
-          <w:ilvl w:val="0"/>
-          <w:numId w:val="22"/>
-        </w:numPr>
-        <w:jc w:val="both"/>
-        <w:rPr>
-          <w:rFonts w:ascii="Bahnschrift Light" w:hAnsi="Bahnschrift Light" w:cs="Vani"/>
-          <w:color w:val="77206D" w:themeColor="accent5" w:themeShade="BF"/>
-          <w:highlight w:val="lightGray"/>
-          <w:lang w:val="en-GB"/>
-        </w:rPr>
-      </w:pPr>
-      <w:proofErr w:type="spellStart"/>
-      <w:r>
-        <w:rPr>
-          <w:rFonts w:ascii="Bahnschrift Light" w:hAnsi="Bahnschrift Light" w:cs="Calibri"/>
-          <w:b/>
-          <w:bCs/>
-          <w:color w:val="77206D" w:themeColor="accent5" w:themeShade="BF"/>
-          <w:highlight w:val="lightGray"/>
-          <w:lang w:val="en-GB"/>
-        </w:rPr>
-        <w:t>Σχεδι</w:t>
-      </w:r>
-      <w:proofErr w:type="spellEnd"/>
-      <w:r>
-        <w:rPr>
-          <w:rFonts w:ascii="Bahnschrift Light" w:hAnsi="Bahnschrift Light" w:cs="Calibri"/>
-          <w:b/>
-          <w:bCs/>
-          <w:color w:val="77206D" w:themeColor="accent5" w:themeShade="BF"/>
-          <w:highlight w:val="lightGray"/>
-          <w:lang w:val="en-GB"/>
-        </w:rPr>
-        <w:t>αστικές</w:t>
-      </w:r>
-      <w:r>
-        <w:rPr>
-          <w:rFonts w:ascii="Bahnschrift Light" w:hAnsi="Bahnschrift Light" w:cs="Vani"/>
-          <w:b/>
-          <w:bCs/>
-          <w:color w:val="77206D" w:themeColor="accent5" w:themeShade="BF"/>
-          <w:highlight w:val="lightGray"/>
-          <w:lang w:val="en-GB"/>
-        </w:rPr>
-        <w:t xml:space="preserve"> </w:t>
-      </w:r>
-      <w:r>
-        <w:rPr>
-          <w:rFonts w:ascii="Bahnschrift Light" w:hAnsi="Bahnschrift Light" w:cs="Calibri"/>
-          <w:b/>
-          <w:bCs/>
-          <w:color w:val="77206D" w:themeColor="accent5" w:themeShade="BF"/>
-          <w:highlight w:val="lightGray"/>
-          <w:lang w:val="en-GB"/>
-        </w:rPr>
-        <w:t>Επ</w:t>
-      </w:r>
-      <w:proofErr w:type="spellStart"/>
-      <w:r>
-        <w:rPr>
-          <w:rFonts w:ascii="Bahnschrift Light" w:hAnsi="Bahnschrift Light" w:cs="Calibri"/>
-          <w:b/>
-          <w:bCs/>
-          <w:color w:val="77206D" w:themeColor="accent5" w:themeShade="BF"/>
-          <w:highlight w:val="lightGray"/>
-          <w:lang w:val="en-GB"/>
-        </w:rPr>
-        <w:t>ιλογές</w:t>
-      </w:r>
-      <w:proofErr w:type="spellEnd"/>
-      <w:r>
-        <w:rPr>
-          <w:rFonts w:ascii="Bahnschrift Light" w:hAnsi="Bahnschrift Light" w:cs="Vani"/>
-          <w:b/>
-          <w:bCs/>
-          <w:color w:val="77206D" w:themeColor="accent5" w:themeShade="BF"/>
-          <w:highlight w:val="lightGray"/>
-          <w:lang w:val="en-GB"/>
-        </w:rPr>
-        <w:t xml:space="preserve"> (UI/UX)</w:t>
-      </w:r>
-    </w:p>
-    <w:p>
-      <w:pPr>
-        <w:numPr>
-          <w:ilvl w:val="1"/>
-          <w:numId w:val="22"/>
-        </w:numPr>
-        <w:jc w:val="both"/>
-        <w:rPr>
-          <w:rFonts w:ascii="Bahnschrift Light" w:hAnsi="Bahnschrift Light" w:cs="Vani"/>
-          <w:color w:val="77206D" w:themeColor="accent5" w:themeShade="BF"/>
-          <w:highlight w:val="lightGray"/>
-          <w:lang w:val="en-GB"/>
-        </w:rPr>
-      </w:pPr>
-      <w:r>
-        <w:rPr>
-          <w:rFonts w:ascii="Bahnschrift Light" w:hAnsi="Bahnschrift Light" w:cs="Vani"/>
-          <w:color w:val="77206D" w:themeColor="accent5" w:themeShade="BF"/>
-          <w:highlight w:val="lightGray"/>
-          <w:lang w:val="en-GB"/>
-        </w:rPr>
-        <w:t>Layout (</w:t>
-      </w:r>
-      <w:proofErr w:type="spellStart"/>
-      <w:r>
-        <w:rPr>
-          <w:rFonts w:ascii="Bahnschrift Light" w:hAnsi="Bahnschrift Light" w:cs="Calibri"/>
-          <w:color w:val="77206D" w:themeColor="accent5" w:themeShade="BF"/>
-          <w:highlight w:val="lightGray"/>
-          <w:lang w:val="en-GB"/>
-        </w:rPr>
-        <w:t>δομή</w:t>
-      </w:r>
-      <w:proofErr w:type="spellEnd"/>
-      <w:r>
-        <w:rPr>
-          <w:rFonts w:ascii="Bahnschrift Light" w:hAnsi="Bahnschrift Light" w:cs="Vani"/>
-          <w:color w:val="77206D" w:themeColor="accent5" w:themeShade="BF"/>
-          <w:highlight w:val="lightGray"/>
-          <w:lang w:val="en-GB"/>
-        </w:rPr>
-        <w:t xml:space="preserve">, </w:t>
-      </w:r>
-      <w:proofErr w:type="spellStart"/>
-      <w:r>
-        <w:rPr>
-          <w:rFonts w:ascii="Bahnschrift Light" w:hAnsi="Bahnschrift Light" w:cs="Calibri"/>
-          <w:color w:val="77206D" w:themeColor="accent5" w:themeShade="BF"/>
-          <w:highlight w:val="lightGray"/>
-          <w:lang w:val="en-GB"/>
-        </w:rPr>
-        <w:t>το</w:t>
-      </w:r>
-      <w:proofErr w:type="spellEnd"/>
-      <w:r>
-        <w:rPr>
-          <w:rFonts w:ascii="Bahnschrift Light" w:hAnsi="Bahnschrift Light" w:cs="Calibri"/>
-          <w:color w:val="77206D" w:themeColor="accent5" w:themeShade="BF"/>
-          <w:highlight w:val="lightGray"/>
-          <w:lang w:val="en-GB"/>
-        </w:rPr>
-        <w:t>ποθέτηση</w:t>
-      </w:r>
-      <w:r>
-        <w:rPr>
-          <w:rFonts w:ascii="Bahnschrift Light" w:hAnsi="Bahnschrift Light" w:cs="Vani"/>
-          <w:color w:val="77206D" w:themeColor="accent5" w:themeShade="BF"/>
-          <w:highlight w:val="lightGray"/>
-          <w:lang w:val="en-GB"/>
-        </w:rPr>
-        <w:t xml:space="preserve"> </w:t>
-      </w:r>
-      <w:proofErr w:type="spellStart"/>
-      <w:r>
-        <w:rPr>
-          <w:rFonts w:ascii="Bahnschrift Light" w:hAnsi="Bahnschrift Light" w:cs="Calibri"/>
-          <w:color w:val="77206D" w:themeColor="accent5" w:themeShade="BF"/>
-          <w:highlight w:val="lightGray"/>
-          <w:lang w:val="en-GB"/>
-        </w:rPr>
-        <w:t>στοιχείων</w:t>
-      </w:r>
-      <w:proofErr w:type="spellEnd"/>
-      <w:r>
-        <w:rPr>
-          <w:rFonts w:ascii="Bahnschrift Light" w:hAnsi="Bahnschrift Light" w:cs="Vani"/>
-          <w:color w:val="77206D" w:themeColor="accent5" w:themeShade="BF"/>
-          <w:highlight w:val="lightGray"/>
-          <w:lang w:val="en-GB"/>
-        </w:rPr>
-        <w:t>).</w:t>
-      </w:r>
-    </w:p>
-    <w:p>
-      <w:pPr>
-        <w:numPr>
-          <w:ilvl w:val="1"/>
-          <w:numId w:val="22"/>
-        </w:numPr>
-        <w:jc w:val="both"/>
-        <w:rPr>
-          <w:rFonts w:ascii="Bahnschrift Light" w:hAnsi="Bahnschrift Light" w:cs="Vani"/>
-          <w:color w:val="77206D" w:themeColor="accent5" w:themeShade="BF"/>
-          <w:highlight w:val="lightGray"/>
-          <w:lang w:val="en-GB"/>
-        </w:rPr>
-      </w:pPr>
-      <w:proofErr w:type="spellStart"/>
-      <w:r>
-        <w:rPr>
-          <w:rFonts w:ascii="Bahnschrift Light" w:hAnsi="Bahnschrift Light" w:cs="Calibri"/>
-          <w:color w:val="77206D" w:themeColor="accent5" w:themeShade="BF"/>
-          <w:highlight w:val="lightGray"/>
-          <w:lang w:val="en-GB"/>
-        </w:rPr>
-        <w:t>Χρώμ</w:t>
-      </w:r>
-      <w:proofErr w:type="spellEnd"/>
-      <w:r>
-        <w:rPr>
-          <w:rFonts w:ascii="Bahnschrift Light" w:hAnsi="Bahnschrift Light" w:cs="Calibri"/>
-          <w:color w:val="77206D" w:themeColor="accent5" w:themeShade="BF"/>
-          <w:highlight w:val="lightGray"/>
-          <w:lang w:val="en-GB"/>
-        </w:rPr>
-        <w:t>ατα</w:t>
-      </w:r>
-      <w:r>
-        <w:rPr>
-          <w:rFonts w:ascii="Bahnschrift Light" w:hAnsi="Bahnschrift Light" w:cs="Vani"/>
-          <w:color w:val="77206D" w:themeColor="accent5" w:themeShade="BF"/>
-          <w:highlight w:val="lightGray"/>
-          <w:lang w:val="en-GB"/>
-        </w:rPr>
-        <w:t xml:space="preserve">, </w:t>
-      </w:r>
-      <w:proofErr w:type="spellStart"/>
-      <w:r>
-        <w:rPr>
-          <w:rFonts w:ascii="Bahnschrift Light" w:hAnsi="Bahnschrift Light" w:cs="Calibri"/>
-          <w:color w:val="77206D" w:themeColor="accent5" w:themeShade="BF"/>
-          <w:highlight w:val="lightGray"/>
-          <w:lang w:val="en-GB"/>
-        </w:rPr>
-        <w:t>γρ</w:t>
-      </w:r>
-      <w:proofErr w:type="spellEnd"/>
-      <w:r>
-        <w:rPr>
-          <w:rFonts w:ascii="Bahnschrift Light" w:hAnsi="Bahnschrift Light" w:cs="Calibri"/>
-          <w:color w:val="77206D" w:themeColor="accent5" w:themeShade="BF"/>
-          <w:highlight w:val="lightGray"/>
-          <w:lang w:val="en-GB"/>
-        </w:rPr>
-        <w:t>αμματοσειρές</w:t>
-      </w:r>
-      <w:r>
-        <w:rPr>
-          <w:rFonts w:ascii="Bahnschrift Light" w:hAnsi="Bahnschrift Light" w:cs="Vani"/>
-          <w:color w:val="77206D" w:themeColor="accent5" w:themeShade="BF"/>
-          <w:highlight w:val="lightGray"/>
-          <w:lang w:val="en-GB"/>
-        </w:rPr>
-        <w:t xml:space="preserve">, </w:t>
-      </w:r>
-      <w:proofErr w:type="spellStart"/>
-      <w:r>
-        <w:rPr>
-          <w:rFonts w:ascii="Bahnschrift Light" w:hAnsi="Bahnschrift Light" w:cs="Calibri"/>
-          <w:color w:val="77206D" w:themeColor="accent5" w:themeShade="BF"/>
-          <w:highlight w:val="lightGray"/>
-          <w:lang w:val="en-GB"/>
-        </w:rPr>
-        <w:t>εικόνες</w:t>
-      </w:r>
-      <w:proofErr w:type="spellEnd"/>
-      <w:r>
-        <w:rPr>
-          <w:rFonts w:ascii="Bahnschrift Light" w:hAnsi="Bahnschrift Light" w:cs="Vani"/>
-          <w:color w:val="77206D" w:themeColor="accent5" w:themeShade="BF"/>
-          <w:highlight w:val="lightGray"/>
-          <w:lang w:val="en-GB"/>
-        </w:rPr>
-        <w:t>.</w:t>
-      </w:r>
-    </w:p>
-    <w:p>
-      <w:pPr>
-        <w:numPr>
-          <w:ilvl w:val="1"/>
-          <w:numId w:val="22"/>
-        </w:numPr>
-        <w:jc w:val="both"/>
-        <w:rPr>
-          <w:rFonts w:ascii="Bahnschrift Light" w:hAnsi="Bahnschrift Light" w:cs="Vani"/>
-          <w:color w:val="77206D" w:themeColor="accent5" w:themeShade="BF"/>
-          <w:highlight w:val="lightGray"/>
-        </w:rPr>
-      </w:pPr>
-      <w:r>
-        <w:rPr>
-          <w:rFonts w:ascii="Bahnschrift Light" w:hAnsi="Bahnschrift Light" w:cs="Calibri"/>
-          <w:color w:val="77206D" w:themeColor="accent5" w:themeShade="BF"/>
-          <w:highlight w:val="lightGray"/>
-        </w:rPr>
-        <w:t>Σχεδιαστικά</w:t>
-      </w:r>
-      <w:r>
-        <w:rPr>
-          <w:rFonts w:ascii="Bahnschrift Light" w:hAnsi="Bahnschrift Light" w:cs="Vani"/>
-          <w:color w:val="77206D" w:themeColor="accent5" w:themeShade="BF"/>
-          <w:highlight w:val="lightGray"/>
-        </w:rPr>
-        <w:t xml:space="preserve"> </w:t>
-      </w:r>
-      <w:r>
-        <w:rPr>
-          <w:rFonts w:ascii="Bahnschrift Light" w:hAnsi="Bahnschrift Light" w:cs="Calibri"/>
-          <w:color w:val="77206D" w:themeColor="accent5" w:themeShade="BF"/>
-          <w:highlight w:val="lightGray"/>
-        </w:rPr>
-        <w:t>μοτίβα</w:t>
-      </w:r>
-      <w:r>
-        <w:rPr>
-          <w:rFonts w:ascii="Bahnschrift Light" w:hAnsi="Bahnschrift Light" w:cs="Vani"/>
-          <w:color w:val="77206D" w:themeColor="accent5" w:themeShade="BF"/>
-          <w:highlight w:val="lightGray"/>
-        </w:rPr>
-        <w:t xml:space="preserve"> </w:t>
-      </w:r>
-      <w:r>
-        <w:rPr>
-          <w:rFonts w:ascii="Bahnschrift Light" w:hAnsi="Bahnschrift Light" w:cs="Calibri"/>
-          <w:color w:val="77206D" w:themeColor="accent5" w:themeShade="BF"/>
-          <w:highlight w:val="lightGray"/>
-        </w:rPr>
-        <w:t>ή</w:t>
-      </w:r>
-      <w:r>
-        <w:rPr>
-          <w:rFonts w:ascii="Bahnschrift Light" w:hAnsi="Bahnschrift Light" w:cs="Vani"/>
-          <w:color w:val="77206D" w:themeColor="accent5" w:themeShade="BF"/>
-          <w:highlight w:val="lightGray"/>
-        </w:rPr>
-        <w:t xml:space="preserve"> </w:t>
-      </w:r>
-      <w:r>
-        <w:rPr>
-          <w:rFonts w:ascii="Bahnschrift Light" w:hAnsi="Bahnschrift Light" w:cs="Calibri"/>
-          <w:color w:val="77206D" w:themeColor="accent5" w:themeShade="BF"/>
-          <w:highlight w:val="lightGray"/>
-        </w:rPr>
-        <w:t>πρότυπα</w:t>
-      </w:r>
-      <w:r>
-        <w:rPr>
-          <w:rFonts w:ascii="Bahnschrift Light" w:hAnsi="Bahnschrift Light" w:cs="Vani"/>
-          <w:color w:val="77206D" w:themeColor="accent5" w:themeShade="BF"/>
-          <w:highlight w:val="lightGray"/>
-        </w:rPr>
-        <w:t xml:space="preserve"> </w:t>
-      </w:r>
-      <w:r>
-        <w:rPr>
-          <w:rFonts w:ascii="Bahnschrift Light" w:hAnsi="Bahnschrift Light" w:cs="Calibri"/>
-          <w:color w:val="77206D" w:themeColor="accent5" w:themeShade="BF"/>
-          <w:highlight w:val="lightGray"/>
-        </w:rPr>
-        <w:t>που</w:t>
-      </w:r>
-      <w:r>
-        <w:rPr>
-          <w:rFonts w:ascii="Bahnschrift Light" w:hAnsi="Bahnschrift Light" w:cs="Vani"/>
-          <w:color w:val="77206D" w:themeColor="accent5" w:themeShade="BF"/>
-          <w:highlight w:val="lightGray"/>
-        </w:rPr>
-        <w:t xml:space="preserve"> </w:t>
-      </w:r>
-      <w:r>
-        <w:rPr>
-          <w:rFonts w:ascii="Bahnschrift Light" w:hAnsi="Bahnschrift Light" w:cs="Calibri"/>
-          <w:color w:val="77206D" w:themeColor="accent5" w:themeShade="BF"/>
-          <w:highlight w:val="lightGray"/>
-        </w:rPr>
-        <w:t>χρησιμοποιείς</w:t>
-      </w:r>
-      <w:r>
-        <w:rPr>
-          <w:rFonts w:ascii="Bahnschrift Light" w:hAnsi="Bahnschrift Light" w:cs="Vani"/>
-          <w:color w:val="77206D" w:themeColor="accent5" w:themeShade="BF"/>
-          <w:highlight w:val="lightGray"/>
-        </w:rPr>
-        <w:t xml:space="preserve"> (</w:t>
-      </w:r>
-      <w:r>
-        <w:rPr>
-          <w:rFonts w:ascii="Bahnschrift Light" w:hAnsi="Bahnschrift Light" w:cs="Vani"/>
-          <w:color w:val="77206D" w:themeColor="accent5" w:themeShade="BF"/>
-          <w:highlight w:val="lightGray"/>
-          <w:lang w:val="en-GB"/>
-        </w:rPr>
-        <w:t>design</w:t>
-      </w:r>
-      <w:r>
-        <w:rPr>
-          <w:rFonts w:ascii="Bahnschrift Light" w:hAnsi="Bahnschrift Light" w:cs="Vani"/>
-          <w:color w:val="77206D" w:themeColor="accent5" w:themeShade="BF"/>
-          <w:highlight w:val="lightGray"/>
-        </w:rPr>
-        <w:t xml:space="preserve"> </w:t>
-      </w:r>
-      <w:r>
-        <w:rPr>
-          <w:rFonts w:ascii="Bahnschrift Light" w:hAnsi="Bahnschrift Light" w:cs="Vani"/>
-          <w:color w:val="77206D" w:themeColor="accent5" w:themeShade="BF"/>
-          <w:highlight w:val="lightGray"/>
-          <w:lang w:val="en-GB"/>
-        </w:rPr>
-        <w:t>patterns</w:t>
-      </w:r>
-      <w:r>
-        <w:rPr>
-          <w:rFonts w:ascii="Bahnschrift Light" w:hAnsi="Bahnschrift Light" w:cs="Vani"/>
-          <w:color w:val="77206D" w:themeColor="accent5" w:themeShade="BF"/>
-          <w:highlight w:val="lightGray"/>
-        </w:rPr>
-        <w:t>).</w:t>
-      </w:r>
-    </w:p>
-    <w:p>
-      <w:pPr>
-        <w:numPr>
-          <w:ilvl w:val="1"/>
-          <w:numId w:val="22"/>
-        </w:numPr>
-        <w:jc w:val="both"/>
-        <w:rPr>
-          <w:rFonts w:ascii="Bahnschrift Light" w:hAnsi="Bahnschrift Light" w:cs="Vani"/>
-          <w:color w:val="77206D" w:themeColor="accent5" w:themeShade="BF"/>
-          <w:highlight w:val="lightGray"/>
-        </w:rPr>
-      </w:pPr>
-      <w:r>
-        <w:rPr>
-          <w:rFonts w:ascii="Bahnschrift Light" w:hAnsi="Bahnschrift Light" w:cs="Calibri"/>
-          <w:color w:val="77206D" w:themeColor="accent5" w:themeShade="BF"/>
-          <w:highlight w:val="lightGray"/>
-        </w:rPr>
-        <w:t>Χρησιμοποιούμενες</w:t>
-      </w:r>
-      <w:r>
-        <w:rPr>
-          <w:rFonts w:ascii="Bahnschrift Light" w:hAnsi="Bahnschrift Light" w:cs="Vani"/>
-          <w:color w:val="77206D" w:themeColor="accent5" w:themeShade="BF"/>
-          <w:highlight w:val="lightGray"/>
-        </w:rPr>
-        <w:t xml:space="preserve"> </w:t>
-      </w:r>
-      <w:r>
-        <w:rPr>
-          <w:rFonts w:ascii="Bahnschrift Light" w:hAnsi="Bahnschrift Light" w:cs="Calibri"/>
-          <w:color w:val="77206D" w:themeColor="accent5" w:themeShade="BF"/>
-          <w:highlight w:val="lightGray"/>
-        </w:rPr>
-        <w:t>τεχνολογίες</w:t>
-      </w:r>
-      <w:r>
-        <w:rPr>
-          <w:rFonts w:ascii="Bahnschrift Light" w:hAnsi="Bahnschrift Light" w:cs="Vani"/>
-          <w:color w:val="77206D" w:themeColor="accent5" w:themeShade="BF"/>
-          <w:highlight w:val="lightGray"/>
-        </w:rPr>
-        <w:t xml:space="preserve"> (</w:t>
-      </w:r>
-      <w:r>
-        <w:rPr>
-          <w:rFonts w:ascii="Bahnschrift Light" w:hAnsi="Bahnschrift Light" w:cs="Vani"/>
-          <w:color w:val="77206D" w:themeColor="accent5" w:themeShade="BF"/>
-          <w:highlight w:val="lightGray"/>
-          <w:lang w:val="en-GB"/>
-        </w:rPr>
-        <w:t>HTML</w:t>
-      </w:r>
-      <w:r>
-        <w:rPr>
-          <w:rFonts w:ascii="Bahnschrift Light" w:hAnsi="Bahnschrift Light" w:cs="Vani"/>
-          <w:color w:val="77206D" w:themeColor="accent5" w:themeShade="BF"/>
-          <w:highlight w:val="lightGray"/>
-        </w:rPr>
-        <w:t>/</w:t>
-      </w:r>
-      <w:r>
-        <w:rPr>
-          <w:rFonts w:ascii="Bahnschrift Light" w:hAnsi="Bahnschrift Light" w:cs="Vani"/>
-          <w:color w:val="77206D" w:themeColor="accent5" w:themeShade="BF"/>
-          <w:highlight w:val="lightGray"/>
-          <w:lang w:val="en-GB"/>
-        </w:rPr>
-        <w:t>CSS</w:t>
-      </w:r>
-      <w:r>
-        <w:rPr>
-          <w:rFonts w:ascii="Bahnschrift Light" w:hAnsi="Bahnschrift Light" w:cs="Vani"/>
-          <w:color w:val="77206D" w:themeColor="accent5" w:themeShade="BF"/>
-          <w:highlight w:val="lightGray"/>
-        </w:rPr>
-        <w:t>/</w:t>
-      </w:r>
-      <w:r>
-        <w:rPr>
-          <w:rFonts w:ascii="Bahnschrift Light" w:hAnsi="Bahnschrift Light" w:cs="Vani"/>
-          <w:color w:val="77206D" w:themeColor="accent5" w:themeShade="BF"/>
-          <w:highlight w:val="lightGray"/>
-          <w:lang w:val="en-GB"/>
-        </w:rPr>
-        <w:t>JS</w:t>
-      </w:r>
-      <w:r>
-        <w:rPr>
-          <w:rFonts w:ascii="Bahnschrift Light" w:hAnsi="Bahnschrift Light" w:cs="Vani"/>
-          <w:color w:val="77206D" w:themeColor="accent5" w:themeShade="BF"/>
-          <w:highlight w:val="lightGray"/>
-        </w:rPr>
-        <w:t xml:space="preserve"> </w:t>
-      </w:r>
-      <w:r>
-        <w:rPr>
-          <w:rFonts w:ascii="Bahnschrift Light" w:hAnsi="Bahnschrift Light" w:cs="Vani"/>
-          <w:color w:val="77206D" w:themeColor="accent5" w:themeShade="BF"/>
-          <w:highlight w:val="lightGray"/>
-          <w:lang w:val="en-GB"/>
-        </w:rPr>
-        <w:t>frameworks</w:t>
-      </w:r>
-      <w:r>
-        <w:rPr>
-          <w:rFonts w:ascii="Bahnschrift Light" w:hAnsi="Bahnschrift Light" w:cs="Vani"/>
-          <w:color w:val="77206D" w:themeColor="accent5" w:themeShade="BF"/>
-          <w:highlight w:val="lightGray"/>
-        </w:rPr>
-        <w:t>).</w:t>
-      </w:r>
-    </w:p>
-    <w:p>
-      <w:pPr>
-        <w:numPr>
-          <w:ilvl w:val="0"/>
-          <w:numId w:val="22"/>
-        </w:numPr>
-        <w:jc w:val="both"/>
-        <w:rPr>
-          <w:rFonts w:ascii="Bahnschrift Light" w:hAnsi="Bahnschrift Light" w:cs="Vani"/>
-          <w:color w:val="77206D" w:themeColor="accent5" w:themeShade="BF"/>
-          <w:highlight w:val="lightGray"/>
-          <w:lang w:val="en-GB"/>
-        </w:rPr>
-      </w:pPr>
-      <w:proofErr w:type="spellStart"/>
-      <w:r>
-        <w:rPr>
-          <w:rFonts w:ascii="Bahnschrift Light" w:hAnsi="Bahnschrift Light" w:cs="Calibri"/>
-          <w:b/>
-          <w:bCs/>
-          <w:color w:val="77206D" w:themeColor="accent5" w:themeShade="BF"/>
-          <w:highlight w:val="lightGray"/>
-          <w:lang w:val="en-GB"/>
-        </w:rPr>
-        <w:t>Λειτουργικότητ</w:t>
-      </w:r>
-      <w:proofErr w:type="spellEnd"/>
-      <w:r>
-        <w:rPr>
-          <w:rFonts w:ascii="Bahnschrift Light" w:hAnsi="Bahnschrift Light" w:cs="Calibri"/>
-          <w:b/>
-          <w:bCs/>
-          <w:color w:val="77206D" w:themeColor="accent5" w:themeShade="BF"/>
-          <w:highlight w:val="lightGray"/>
-          <w:lang w:val="en-GB"/>
-        </w:rPr>
-        <w:t>α</w:t>
-      </w:r>
-    </w:p>
-    <w:p>
-      <w:pPr>
-        <w:numPr>
-          <w:ilvl w:val="1"/>
-          <w:numId w:val="22"/>
-        </w:numPr>
-        <w:jc w:val="both"/>
-        <w:rPr>
-          <w:rFonts w:ascii="Bahnschrift Light" w:hAnsi="Bahnschrift Light" w:cs="Vani"/>
-          <w:color w:val="77206D" w:themeColor="accent5" w:themeShade="BF"/>
-          <w:highlight w:val="lightGray"/>
-        </w:rPr>
-      </w:pPr>
-      <w:r>
-        <w:rPr>
-          <w:rFonts w:ascii="Bahnschrift Light" w:hAnsi="Bahnschrift Light" w:cs="Calibri"/>
-          <w:color w:val="77206D" w:themeColor="accent5" w:themeShade="BF"/>
-          <w:highlight w:val="lightGray"/>
-        </w:rPr>
-        <w:t>Περιγραφή</w:t>
-      </w:r>
-      <w:r>
-        <w:rPr>
-          <w:rFonts w:ascii="Bahnschrift Light" w:hAnsi="Bahnschrift Light" w:cs="Vani"/>
-          <w:color w:val="77206D" w:themeColor="accent5" w:themeShade="BF"/>
-          <w:highlight w:val="lightGray"/>
-        </w:rPr>
-        <w:t xml:space="preserve"> </w:t>
-      </w:r>
-      <w:proofErr w:type="spellStart"/>
-      <w:r>
-        <w:rPr>
-          <w:rFonts w:ascii="Bahnschrift Light" w:hAnsi="Bahnschrift Light" w:cs="Calibri"/>
-          <w:color w:val="77206D" w:themeColor="accent5" w:themeShade="BF"/>
-          <w:highlight w:val="lightGray"/>
-        </w:rPr>
-        <w:t>διαδραστικών</w:t>
-      </w:r>
-      <w:proofErr w:type="spellEnd"/>
-      <w:r>
-        <w:rPr>
-          <w:rFonts w:ascii="Bahnschrift Light" w:hAnsi="Bahnschrift Light" w:cs="Vani"/>
-          <w:color w:val="77206D" w:themeColor="accent5" w:themeShade="BF"/>
-          <w:highlight w:val="lightGray"/>
-        </w:rPr>
-        <w:t xml:space="preserve"> </w:t>
-      </w:r>
-      <w:r>
-        <w:rPr>
-          <w:rFonts w:ascii="Bahnschrift Light" w:hAnsi="Bahnschrift Light" w:cs="Calibri"/>
-          <w:color w:val="77206D" w:themeColor="accent5" w:themeShade="BF"/>
-          <w:highlight w:val="lightGray"/>
-        </w:rPr>
-        <w:t>στοιχείων</w:t>
-      </w:r>
-      <w:r>
-        <w:rPr>
-          <w:rFonts w:ascii="Bahnschrift Light" w:hAnsi="Bahnschrift Light" w:cs="Vani"/>
-          <w:color w:val="77206D" w:themeColor="accent5" w:themeShade="BF"/>
-          <w:highlight w:val="lightGray"/>
-        </w:rPr>
-        <w:t xml:space="preserve"> (</w:t>
-      </w:r>
-      <w:r>
-        <w:rPr>
-          <w:rFonts w:ascii="Bahnschrift Light" w:hAnsi="Bahnschrift Light" w:cs="Calibri"/>
-          <w:color w:val="77206D" w:themeColor="accent5" w:themeShade="BF"/>
-          <w:highlight w:val="lightGray"/>
-        </w:rPr>
-        <w:t>φόρμες</w:t>
-      </w:r>
-      <w:r>
-        <w:rPr>
-          <w:rFonts w:ascii="Bahnschrift Light" w:hAnsi="Bahnschrift Light" w:cs="Vani"/>
-          <w:color w:val="77206D" w:themeColor="accent5" w:themeShade="BF"/>
-          <w:highlight w:val="lightGray"/>
-        </w:rPr>
-        <w:t xml:space="preserve">, </w:t>
-      </w:r>
-      <w:r>
-        <w:rPr>
-          <w:rFonts w:ascii="Bahnschrift Light" w:hAnsi="Bahnschrift Light" w:cs="Calibri"/>
-          <w:color w:val="77206D" w:themeColor="accent5" w:themeShade="BF"/>
-          <w:highlight w:val="lightGray"/>
-        </w:rPr>
-        <w:t>μενού</w:t>
-      </w:r>
-      <w:r>
-        <w:rPr>
-          <w:rFonts w:ascii="Bahnschrift Light" w:hAnsi="Bahnschrift Light" w:cs="Vani"/>
-          <w:color w:val="77206D" w:themeColor="accent5" w:themeShade="BF"/>
-          <w:highlight w:val="lightGray"/>
-        </w:rPr>
-        <w:t xml:space="preserve">, </w:t>
-      </w:r>
-      <w:proofErr w:type="spellStart"/>
-      <w:r>
-        <w:rPr>
-          <w:rFonts w:ascii="Bahnschrift Light" w:hAnsi="Bahnschrift Light" w:cs="Calibri"/>
-          <w:color w:val="77206D" w:themeColor="accent5" w:themeShade="BF"/>
-          <w:highlight w:val="lightGray"/>
-        </w:rPr>
-        <w:t>καρουζέλ</w:t>
-      </w:r>
-      <w:proofErr w:type="spellEnd"/>
-      <w:r>
-        <w:rPr>
-          <w:rFonts w:ascii="Bahnschrift Light" w:hAnsi="Bahnschrift Light" w:cs="Vani"/>
-          <w:color w:val="77206D" w:themeColor="accent5" w:themeShade="BF"/>
-          <w:highlight w:val="lightGray"/>
-        </w:rPr>
-        <w:t xml:space="preserve">, </w:t>
-      </w:r>
-      <w:r>
-        <w:rPr>
-          <w:rFonts w:ascii="Bahnschrift Light" w:hAnsi="Bahnschrift Light" w:cs="Calibri"/>
-          <w:color w:val="77206D" w:themeColor="accent5" w:themeShade="BF"/>
-          <w:highlight w:val="lightGray"/>
-        </w:rPr>
-        <w:t>κουμπιά</w:t>
-      </w:r>
-      <w:r>
-        <w:rPr>
-          <w:rFonts w:ascii="Bahnschrift Light" w:hAnsi="Bahnschrift Light" w:cs="Vani"/>
-          <w:color w:val="77206D" w:themeColor="accent5" w:themeShade="BF"/>
-          <w:highlight w:val="lightGray"/>
-        </w:rPr>
-        <w:t xml:space="preserve"> </w:t>
-      </w:r>
-      <w:r>
-        <w:rPr>
-          <w:rFonts w:ascii="Bahnschrift Light" w:hAnsi="Bahnschrift Light" w:cs="Calibri"/>
-          <w:color w:val="77206D" w:themeColor="accent5" w:themeShade="BF"/>
-          <w:highlight w:val="lightGray"/>
-        </w:rPr>
-        <w:t>κ</w:t>
-      </w:r>
-      <w:r>
-        <w:rPr>
-          <w:rFonts w:ascii="Bahnschrift Light" w:hAnsi="Bahnschrift Light" w:cs="Vani"/>
-          <w:color w:val="77206D" w:themeColor="accent5" w:themeShade="BF"/>
-          <w:highlight w:val="lightGray"/>
-        </w:rPr>
-        <w:t>.</w:t>
-      </w:r>
-      <w:r>
-        <w:rPr>
-          <w:rFonts w:ascii="Bahnschrift Light" w:hAnsi="Bahnschrift Light" w:cs="Calibri"/>
-          <w:color w:val="77206D" w:themeColor="accent5" w:themeShade="BF"/>
-          <w:highlight w:val="lightGray"/>
-        </w:rPr>
-        <w:t>λπ</w:t>
-      </w:r>
-      <w:r>
-        <w:rPr>
-          <w:rFonts w:ascii="Bahnschrift Light" w:hAnsi="Bahnschrift Light" w:cs="Vani"/>
-          <w:color w:val="77206D" w:themeColor="accent5" w:themeShade="BF"/>
-          <w:highlight w:val="lightGray"/>
-        </w:rPr>
-        <w:t>.).</w:t>
-      </w:r>
-    </w:p>
-    <w:p>
-      <w:pPr>
-        <w:numPr>
-          <w:ilvl w:val="1"/>
-          <w:numId w:val="22"/>
-        </w:numPr>
-        <w:jc w:val="both"/>
-        <w:rPr>
-          <w:rFonts w:ascii="Bahnschrift Light" w:hAnsi="Bahnschrift Light" w:cs="Vani"/>
-          <w:color w:val="77206D" w:themeColor="accent5" w:themeShade="BF"/>
-          <w:highlight w:val="lightGray"/>
-          <w:lang w:val="en-GB"/>
-        </w:rPr>
-      </w:pPr>
-      <w:proofErr w:type="spellStart"/>
-      <w:r>
-        <w:rPr>
-          <w:rFonts w:ascii="Bahnschrift Light" w:hAnsi="Bahnschrift Light" w:cs="Cambria"/>
-          <w:color w:val="77206D" w:themeColor="accent5" w:themeShade="BF"/>
-          <w:highlight w:val="lightGray"/>
-          <w:lang w:val="en-GB"/>
-        </w:rPr>
-        <w:t>Τεχνικές</w:t>
-      </w:r>
-      <w:proofErr w:type="spellEnd"/>
-      <w:r>
-        <w:rPr>
-          <w:rFonts w:ascii="Bahnschrift Light" w:hAnsi="Bahnschrift Light" w:cs="Vani"/>
-          <w:color w:val="77206D" w:themeColor="accent5" w:themeShade="BF"/>
-          <w:highlight w:val="lightGray"/>
-          <w:lang w:val="en-GB"/>
-        </w:rPr>
-        <w:t xml:space="preserve"> </w:t>
-      </w:r>
-      <w:proofErr w:type="spellStart"/>
-      <w:r>
-        <w:rPr>
-          <w:rFonts w:ascii="Bahnschrift Light" w:hAnsi="Bahnschrift Light" w:cs="Cambria"/>
-          <w:color w:val="77206D" w:themeColor="accent5" w:themeShade="BF"/>
-          <w:highlight w:val="lightGray"/>
-          <w:lang w:val="en-GB"/>
-        </w:rPr>
-        <w:t>λε</w:t>
-      </w:r>
-      <w:proofErr w:type="spellEnd"/>
-      <w:r>
-        <w:rPr>
-          <w:rFonts w:ascii="Bahnschrift Light" w:hAnsi="Bahnschrift Light" w:cs="Cambria"/>
-          <w:color w:val="77206D" w:themeColor="accent5" w:themeShade="BF"/>
-          <w:highlight w:val="lightGray"/>
-          <w:lang w:val="en-GB"/>
-        </w:rPr>
-        <w:t>πτομέρειες</w:t>
-      </w:r>
-      <w:r>
-        <w:rPr>
-          <w:rFonts w:ascii="Bahnschrift Light" w:hAnsi="Bahnschrift Light" w:cs="Vani"/>
-          <w:color w:val="77206D" w:themeColor="accent5" w:themeShade="BF"/>
-          <w:highlight w:val="lightGray"/>
-          <w:lang w:val="en-GB"/>
-        </w:rPr>
-        <w:t xml:space="preserve"> (responsive design, accessibility features).</w:t>
-      </w:r>
-    </w:p>
-    <w:p>
-      <w:pPr>
-        <w:numPr>
-          <w:ilvl w:val="0"/>
-          <w:numId w:val="22"/>
-        </w:numPr>
-        <w:jc w:val="both"/>
-        <w:rPr>
-          <w:rFonts w:ascii="Bahnschrift Light" w:hAnsi="Bahnschrift Light" w:cs="Vani"/>
-          <w:color w:val="77206D" w:themeColor="accent5" w:themeShade="BF"/>
-          <w:highlight w:val="lightGray"/>
-          <w:lang w:val="en-GB"/>
-        </w:rPr>
-      </w:pPr>
-      <w:proofErr w:type="spellStart"/>
-      <w:r>
-        <w:rPr>
-          <w:rFonts w:ascii="Bahnschrift Light" w:hAnsi="Bahnschrift Light" w:cs="Cambria"/>
-          <w:b/>
-          <w:bCs/>
-          <w:color w:val="77206D" w:themeColor="accent5" w:themeShade="BF"/>
-          <w:highlight w:val="lightGray"/>
-          <w:lang w:val="en-GB"/>
-        </w:rPr>
-        <w:t>Στόχος</w:t>
-      </w:r>
-      <w:proofErr w:type="spellEnd"/>
-      <w:r>
-        <w:rPr>
-          <w:rFonts w:ascii="Bahnschrift Light" w:hAnsi="Bahnschrift Light" w:cs="Vani"/>
-          <w:b/>
-          <w:bCs/>
-          <w:color w:val="77206D" w:themeColor="accent5" w:themeShade="BF"/>
-          <w:highlight w:val="lightGray"/>
-          <w:lang w:val="en-GB"/>
-        </w:rPr>
-        <w:t xml:space="preserve"> </w:t>
-      </w:r>
-      <w:proofErr w:type="spellStart"/>
-      <w:r>
-        <w:rPr>
-          <w:rFonts w:ascii="Bahnschrift Light" w:hAnsi="Bahnschrift Light" w:cs="Cambria"/>
-          <w:b/>
-          <w:bCs/>
-          <w:color w:val="77206D" w:themeColor="accent5" w:themeShade="BF"/>
-          <w:highlight w:val="lightGray"/>
-          <w:lang w:val="en-GB"/>
-        </w:rPr>
-        <w:t>Σχεδί</w:t>
-      </w:r>
-      <w:proofErr w:type="spellEnd"/>
-      <w:r>
-        <w:rPr>
-          <w:rFonts w:ascii="Bahnschrift Light" w:hAnsi="Bahnschrift Light" w:cs="Cambria"/>
-          <w:b/>
-          <w:bCs/>
-          <w:color w:val="77206D" w:themeColor="accent5" w:themeShade="BF"/>
-          <w:highlight w:val="lightGray"/>
-          <w:lang w:val="en-GB"/>
-        </w:rPr>
-        <w:t>ασης</w:t>
-      </w:r>
-    </w:p>
-    <w:p>
-      <w:pPr>
-        <w:numPr>
-          <w:ilvl w:val="1"/>
-          <w:numId w:val="22"/>
-        </w:numPr>
-        <w:jc w:val="both"/>
-        <w:rPr>
-          <w:rFonts w:ascii="Bahnschrift Light" w:hAnsi="Bahnschrift Light" w:cs="Vani"/>
-          <w:color w:val="77206D" w:themeColor="accent5" w:themeShade="BF"/>
-          <w:highlight w:val="lightGray"/>
-        </w:rPr>
-      </w:pPr>
-      <w:r>
-        <w:rPr>
-          <w:rFonts w:ascii="Bahnschrift Light" w:hAnsi="Bahnschrift Light" w:cs="Cambria"/>
-          <w:color w:val="77206D" w:themeColor="accent5" w:themeShade="BF"/>
-          <w:highlight w:val="lightGray"/>
-        </w:rPr>
-        <w:t>Τι</w:t>
-      </w:r>
-      <w:r>
-        <w:rPr>
-          <w:rFonts w:ascii="Bahnschrift Light" w:hAnsi="Bahnschrift Light" w:cs="Vani"/>
-          <w:color w:val="77206D" w:themeColor="accent5" w:themeShade="BF"/>
-          <w:highlight w:val="lightGray"/>
-        </w:rPr>
-        <w:t xml:space="preserve"> </w:t>
-      </w:r>
-      <w:r>
-        <w:rPr>
-          <w:rFonts w:ascii="Bahnschrift Light" w:hAnsi="Bahnschrift Light" w:cs="Cambria"/>
-          <w:color w:val="77206D" w:themeColor="accent5" w:themeShade="BF"/>
-          <w:highlight w:val="lightGray"/>
-        </w:rPr>
-        <w:t>ήθελες</w:t>
-      </w:r>
-      <w:r>
-        <w:rPr>
-          <w:rFonts w:ascii="Bahnschrift Light" w:hAnsi="Bahnschrift Light" w:cs="Vani"/>
-          <w:color w:val="77206D" w:themeColor="accent5" w:themeShade="BF"/>
-          <w:highlight w:val="lightGray"/>
-        </w:rPr>
-        <w:t xml:space="preserve"> </w:t>
-      </w:r>
-      <w:r>
-        <w:rPr>
-          <w:rFonts w:ascii="Bahnschrift Light" w:hAnsi="Bahnschrift Light" w:cs="Cambria"/>
-          <w:color w:val="77206D" w:themeColor="accent5" w:themeShade="BF"/>
-          <w:highlight w:val="lightGray"/>
-        </w:rPr>
-        <w:t>να</w:t>
-      </w:r>
-      <w:r>
-        <w:rPr>
-          <w:rFonts w:ascii="Bahnschrift Light" w:hAnsi="Bahnschrift Light" w:cs="Vani"/>
-          <w:color w:val="77206D" w:themeColor="accent5" w:themeShade="BF"/>
-          <w:highlight w:val="lightGray"/>
-        </w:rPr>
-        <w:t xml:space="preserve"> </w:t>
-      </w:r>
-      <w:r>
-        <w:rPr>
-          <w:rFonts w:ascii="Bahnschrift Light" w:hAnsi="Bahnschrift Light" w:cs="Cambria"/>
-          <w:color w:val="77206D" w:themeColor="accent5" w:themeShade="BF"/>
-          <w:highlight w:val="lightGray"/>
-        </w:rPr>
-        <w:t>πετύχεις</w:t>
-      </w:r>
-      <w:r>
-        <w:rPr>
-          <w:rFonts w:ascii="Bahnschrift Light" w:hAnsi="Bahnschrift Light" w:cs="Vani"/>
-          <w:color w:val="77206D" w:themeColor="accent5" w:themeShade="BF"/>
-          <w:highlight w:val="lightGray"/>
-        </w:rPr>
-        <w:t xml:space="preserve"> (</w:t>
-      </w:r>
-      <w:r>
-        <w:rPr>
-          <w:rFonts w:ascii="Bahnschrift Light" w:hAnsi="Bahnschrift Light" w:cs="Cambria"/>
-          <w:color w:val="77206D" w:themeColor="accent5" w:themeShade="BF"/>
-          <w:highlight w:val="lightGray"/>
-        </w:rPr>
-        <w:t>π</w:t>
-      </w:r>
-      <w:r>
-        <w:rPr>
-          <w:rFonts w:ascii="Bahnschrift Light" w:hAnsi="Bahnschrift Light" w:cs="Vani"/>
-          <w:color w:val="77206D" w:themeColor="accent5" w:themeShade="BF"/>
-          <w:highlight w:val="lightGray"/>
-        </w:rPr>
-        <w:t>.</w:t>
-      </w:r>
-      <w:r>
-        <w:rPr>
-          <w:rFonts w:ascii="Bahnschrift Light" w:hAnsi="Bahnschrift Light" w:cs="Cambria"/>
-          <w:color w:val="77206D" w:themeColor="accent5" w:themeShade="BF"/>
-          <w:highlight w:val="lightGray"/>
-        </w:rPr>
-        <w:t>χ</w:t>
-      </w:r>
-      <w:r>
-        <w:rPr>
-          <w:rFonts w:ascii="Bahnschrift Light" w:hAnsi="Bahnschrift Light" w:cs="Vani"/>
-          <w:color w:val="77206D" w:themeColor="accent5" w:themeShade="BF"/>
-          <w:highlight w:val="lightGray"/>
-        </w:rPr>
-        <w:t xml:space="preserve">., </w:t>
-      </w:r>
-      <w:r>
-        <w:rPr>
-          <w:rFonts w:ascii="Bahnschrift Light" w:hAnsi="Bahnschrift Light" w:cs="Cambria"/>
-          <w:color w:val="77206D" w:themeColor="accent5" w:themeShade="BF"/>
-          <w:highlight w:val="lightGray"/>
-        </w:rPr>
-        <w:t>απλότητα</w:t>
-      </w:r>
-      <w:r>
-        <w:rPr>
-          <w:rFonts w:ascii="Bahnschrift Light" w:hAnsi="Bahnschrift Light" w:cs="Vani"/>
-          <w:color w:val="77206D" w:themeColor="accent5" w:themeShade="BF"/>
-          <w:highlight w:val="lightGray"/>
-        </w:rPr>
-        <w:t xml:space="preserve">, </w:t>
-      </w:r>
-      <w:r>
-        <w:rPr>
-          <w:rFonts w:ascii="Bahnschrift Light" w:hAnsi="Bahnschrift Light" w:cs="Cambria"/>
-          <w:color w:val="77206D" w:themeColor="accent5" w:themeShade="BF"/>
-          <w:highlight w:val="lightGray"/>
-        </w:rPr>
-        <w:t>μινιμαλιστικό</w:t>
-      </w:r>
-      <w:r>
-        <w:rPr>
-          <w:rFonts w:ascii="Bahnschrift Light" w:hAnsi="Bahnschrift Light" w:cs="Vani"/>
-          <w:color w:val="77206D" w:themeColor="accent5" w:themeShade="BF"/>
-          <w:highlight w:val="lightGray"/>
-        </w:rPr>
-        <w:t xml:space="preserve"> </w:t>
-      </w:r>
-      <w:r>
-        <w:rPr>
-          <w:rFonts w:ascii="Bahnschrift Light" w:hAnsi="Bahnschrift Light" w:cs="Cambria"/>
-          <w:color w:val="77206D" w:themeColor="accent5" w:themeShade="BF"/>
-          <w:highlight w:val="lightGray"/>
-        </w:rPr>
-        <w:t>στυλ</w:t>
-      </w:r>
-      <w:r>
-        <w:rPr>
-          <w:rFonts w:ascii="Bahnschrift Light" w:hAnsi="Bahnschrift Light" w:cs="Vani"/>
-          <w:color w:val="77206D" w:themeColor="accent5" w:themeShade="BF"/>
-          <w:highlight w:val="lightGray"/>
-        </w:rPr>
-        <w:t xml:space="preserve">, </w:t>
-      </w:r>
-      <w:r>
-        <w:rPr>
-          <w:rFonts w:ascii="Bahnschrift Light" w:hAnsi="Bahnschrift Light" w:cs="Cambria"/>
-          <w:color w:val="77206D" w:themeColor="accent5" w:themeShade="BF"/>
-          <w:highlight w:val="lightGray"/>
-        </w:rPr>
-        <w:t>πληροφόρησ</w:t>
-      </w:r>
-      <w:r>
-        <w:rPr>
-          <w:rFonts w:ascii="Bahnschrift Light" w:hAnsi="Bahnschrift Light" w:cs="Calibri"/>
-          <w:color w:val="77206D" w:themeColor="accent5" w:themeShade="BF"/>
-          <w:highlight w:val="lightGray"/>
-        </w:rPr>
-        <w:t>η</w:t>
-      </w:r>
-      <w:r>
-        <w:rPr>
-          <w:rFonts w:ascii="Bahnschrift Light" w:hAnsi="Bahnschrift Light" w:cs="Vani"/>
-          <w:color w:val="77206D" w:themeColor="accent5" w:themeShade="BF"/>
-          <w:highlight w:val="lightGray"/>
-        </w:rPr>
-        <w:t>).</w:t>
-      </w:r>
-    </w:p>
-    <w:p>
-      <w:pPr>
-        <w:numPr>
-          <w:ilvl w:val="1"/>
-          <w:numId w:val="22"/>
-        </w:numPr>
-        <w:jc w:val="both"/>
-        <w:rPr>
-          <w:rFonts w:ascii="Bahnschrift Light" w:hAnsi="Bahnschrift Light" w:cs="Vani"/>
-          <w:color w:val="77206D" w:themeColor="accent5" w:themeShade="BF"/>
-          <w:highlight w:val="lightGray"/>
-        </w:rPr>
-      </w:pPr>
-      <w:r>
-        <w:rPr>
-          <w:rFonts w:ascii="Bahnschrift Light" w:hAnsi="Bahnschrift Light" w:cs="Calibri"/>
-          <w:color w:val="77206D" w:themeColor="accent5" w:themeShade="BF"/>
-          <w:highlight w:val="lightGray"/>
-        </w:rPr>
-        <w:t>Πώς</w:t>
-      </w:r>
-      <w:r>
-        <w:rPr>
-          <w:rFonts w:ascii="Bahnschrift Light" w:hAnsi="Bahnschrift Light" w:cs="Vani"/>
-          <w:color w:val="77206D" w:themeColor="accent5" w:themeShade="BF"/>
-          <w:highlight w:val="lightGray"/>
-        </w:rPr>
-        <w:t xml:space="preserve"> </w:t>
-      </w:r>
-      <w:r>
-        <w:rPr>
-          <w:rFonts w:ascii="Bahnschrift Light" w:hAnsi="Bahnschrift Light" w:cs="Calibri"/>
-          <w:color w:val="77206D" w:themeColor="accent5" w:themeShade="BF"/>
-          <w:highlight w:val="lightGray"/>
-        </w:rPr>
-        <w:t>διαφέρει</w:t>
-      </w:r>
-      <w:r>
-        <w:rPr>
-          <w:rFonts w:ascii="Bahnschrift Light" w:hAnsi="Bahnschrift Light" w:cs="Vani"/>
-          <w:color w:val="77206D" w:themeColor="accent5" w:themeShade="BF"/>
-          <w:highlight w:val="lightGray"/>
-        </w:rPr>
-        <w:t xml:space="preserve"> </w:t>
-      </w:r>
-      <w:r>
-        <w:rPr>
-          <w:rFonts w:ascii="Bahnschrift Light" w:hAnsi="Bahnschrift Light" w:cs="Calibri"/>
-          <w:color w:val="77206D" w:themeColor="accent5" w:themeShade="BF"/>
-          <w:highlight w:val="lightGray"/>
-        </w:rPr>
-        <w:t>από</w:t>
-      </w:r>
-      <w:r>
-        <w:rPr>
-          <w:rFonts w:ascii="Bahnschrift Light" w:hAnsi="Bahnschrift Light" w:cs="Vani"/>
-          <w:color w:val="77206D" w:themeColor="accent5" w:themeShade="BF"/>
-          <w:highlight w:val="lightGray"/>
-        </w:rPr>
-        <w:t xml:space="preserve"> </w:t>
-      </w:r>
-      <w:r>
-        <w:rPr>
-          <w:rFonts w:ascii="Bahnschrift Light" w:hAnsi="Bahnschrift Light" w:cs="Calibri"/>
-          <w:color w:val="77206D" w:themeColor="accent5" w:themeShade="BF"/>
-          <w:highlight w:val="lightGray"/>
-        </w:rPr>
-        <w:t>τις</w:t>
-      </w:r>
-      <w:r>
-        <w:rPr>
-          <w:rFonts w:ascii="Bahnschrift Light" w:hAnsi="Bahnschrift Light" w:cs="Vani"/>
-          <w:color w:val="77206D" w:themeColor="accent5" w:themeShade="BF"/>
-          <w:highlight w:val="lightGray"/>
-        </w:rPr>
-        <w:t xml:space="preserve"> </w:t>
-      </w:r>
-      <w:r>
-        <w:rPr>
-          <w:rFonts w:ascii="Bahnschrift Light" w:hAnsi="Bahnschrift Light" w:cs="Calibri"/>
-          <w:color w:val="77206D" w:themeColor="accent5" w:themeShade="BF"/>
-          <w:highlight w:val="lightGray"/>
-        </w:rPr>
-        <w:t>άλλες</w:t>
-      </w:r>
-      <w:r>
-        <w:rPr>
-          <w:rFonts w:ascii="Bahnschrift Light" w:hAnsi="Bahnschrift Light" w:cs="Vani"/>
-          <w:color w:val="77206D" w:themeColor="accent5" w:themeShade="BF"/>
-          <w:highlight w:val="lightGray"/>
-        </w:rPr>
-        <w:t xml:space="preserve"> </w:t>
-      </w:r>
-      <w:r>
-        <w:rPr>
-          <w:rFonts w:ascii="Bahnschrift Light" w:hAnsi="Bahnschrift Light" w:cs="Calibri"/>
-          <w:color w:val="77206D" w:themeColor="accent5" w:themeShade="BF"/>
-          <w:highlight w:val="lightGray"/>
-        </w:rPr>
-        <w:t>δύο</w:t>
-      </w:r>
-      <w:r>
-        <w:rPr>
-          <w:rFonts w:ascii="Bahnschrift Light" w:hAnsi="Bahnschrift Light" w:cs="Vani"/>
-          <w:color w:val="77206D" w:themeColor="accent5" w:themeShade="BF"/>
-          <w:highlight w:val="lightGray"/>
-        </w:rPr>
-        <w:t xml:space="preserve"> </w:t>
-      </w:r>
-      <w:r>
-        <w:rPr>
-          <w:rFonts w:ascii="Bahnschrift Light" w:hAnsi="Bahnschrift Light" w:cs="Calibri"/>
-          <w:color w:val="77206D" w:themeColor="accent5" w:themeShade="BF"/>
-          <w:highlight w:val="lightGray"/>
-        </w:rPr>
-        <w:t>σελίδες</w:t>
-      </w:r>
-      <w:r>
-        <w:rPr>
-          <w:rFonts w:ascii="Bahnschrift Light" w:hAnsi="Bahnschrift Light" w:cs="Vani"/>
-          <w:color w:val="77206D" w:themeColor="accent5" w:themeShade="BF"/>
-          <w:highlight w:val="lightGray"/>
-        </w:rPr>
-        <w:t>.</w:t>
-      </w:r>
-    </w:p>
-    <w:p>
-      <w:pPr>
-        <w:numPr>
-          <w:ilvl w:val="0"/>
-          <w:numId w:val="22"/>
-        </w:numPr>
-        <w:jc w:val="both"/>
-        <w:rPr>
-          <w:rFonts w:ascii="Bahnschrift Light" w:hAnsi="Bahnschrift Light" w:cs="Vani"/>
-          <w:color w:val="77206D" w:themeColor="accent5" w:themeShade="BF"/>
-          <w:highlight w:val="lightGray"/>
-          <w:lang w:val="en-GB"/>
-        </w:rPr>
-      </w:pPr>
-      <w:r>
-        <w:rPr>
-          <w:rFonts w:ascii="Bahnschrift Light" w:hAnsi="Bahnschrift Light" w:cs="Vani"/>
-          <w:b/>
-          <w:bCs/>
-          <w:color w:val="77206D" w:themeColor="accent5" w:themeShade="BF"/>
-          <w:highlight w:val="lightGray"/>
-          <w:lang w:val="en-GB"/>
-        </w:rPr>
-        <w:t xml:space="preserve">Screenshots &amp; </w:t>
-      </w:r>
-      <w:proofErr w:type="spellStart"/>
-      <w:r>
-        <w:rPr>
-          <w:rFonts w:ascii="Bahnschrift Light" w:hAnsi="Bahnschrift Light" w:cs="Calibri"/>
-          <w:b/>
-          <w:bCs/>
-          <w:color w:val="77206D" w:themeColor="accent5" w:themeShade="BF"/>
-          <w:highlight w:val="lightGray"/>
-          <w:lang w:val="en-GB"/>
-        </w:rPr>
-        <w:t>Δι</w:t>
-      </w:r>
-      <w:proofErr w:type="spellEnd"/>
-      <w:r>
-        <w:rPr>
-          <w:rFonts w:ascii="Bahnschrift Light" w:hAnsi="Bahnschrift Light" w:cs="Calibri"/>
-          <w:b/>
-          <w:bCs/>
-          <w:color w:val="77206D" w:themeColor="accent5" w:themeShade="BF"/>
-          <w:highlight w:val="lightGray"/>
-          <w:lang w:val="en-GB"/>
-        </w:rPr>
-        <w:t>αγράμματα</w:t>
-      </w:r>
-    </w:p>
-    <w:p>
-      <w:pPr>
-        <w:numPr>
-          <w:ilvl w:val="1"/>
-          <w:numId w:val="22"/>
-        </w:numPr>
-        <w:jc w:val="both"/>
-        <w:rPr>
-          <w:rFonts w:ascii="Bahnschrift Light" w:hAnsi="Bahnschrift Light" w:cs="Vani"/>
-          <w:color w:val="77206D" w:themeColor="accent5" w:themeShade="BF"/>
-          <w:highlight w:val="lightGray"/>
-        </w:rPr>
-      </w:pPr>
-      <w:r>
-        <w:rPr>
-          <w:rFonts w:ascii="Bahnschrift Light" w:hAnsi="Bahnschrift Light" w:cs="Calibri"/>
-          <w:color w:val="77206D" w:themeColor="accent5" w:themeShade="BF"/>
-          <w:highlight w:val="lightGray"/>
-        </w:rPr>
-        <w:t>Προσθήκη</w:t>
-      </w:r>
-      <w:r>
-        <w:rPr>
-          <w:rFonts w:ascii="Bahnschrift Light" w:hAnsi="Bahnschrift Light" w:cs="Vani"/>
-          <w:color w:val="77206D" w:themeColor="accent5" w:themeShade="BF"/>
-          <w:highlight w:val="lightGray"/>
-        </w:rPr>
-        <w:t xml:space="preserve"> </w:t>
-      </w:r>
-      <w:r>
-        <w:rPr>
-          <w:rFonts w:ascii="Bahnschrift Light" w:hAnsi="Bahnschrift Light" w:cs="Calibri"/>
-          <w:color w:val="77206D" w:themeColor="accent5" w:themeShade="BF"/>
-          <w:highlight w:val="lightGray"/>
-        </w:rPr>
-        <w:t>εικόνων</w:t>
-      </w:r>
-      <w:r>
-        <w:rPr>
-          <w:rFonts w:ascii="Bahnschrift Light" w:hAnsi="Bahnschrift Light" w:cs="Vani"/>
-          <w:color w:val="77206D" w:themeColor="accent5" w:themeShade="BF"/>
-          <w:highlight w:val="lightGray"/>
-        </w:rPr>
-        <w:t xml:space="preserve"> </w:t>
-      </w:r>
-      <w:r>
-        <w:rPr>
-          <w:rFonts w:ascii="Bahnschrift Light" w:hAnsi="Bahnschrift Light" w:cs="Calibri"/>
-          <w:color w:val="77206D" w:themeColor="accent5" w:themeShade="BF"/>
-          <w:highlight w:val="lightGray"/>
-        </w:rPr>
-        <w:t>για</w:t>
-      </w:r>
-      <w:r>
-        <w:rPr>
-          <w:rFonts w:ascii="Bahnschrift Light" w:hAnsi="Bahnschrift Light" w:cs="Vani"/>
-          <w:color w:val="77206D" w:themeColor="accent5" w:themeShade="BF"/>
-          <w:highlight w:val="lightGray"/>
-        </w:rPr>
-        <w:t xml:space="preserve"> </w:t>
-      </w:r>
-      <w:r>
-        <w:rPr>
-          <w:rFonts w:ascii="Bahnschrift Light" w:hAnsi="Bahnschrift Light" w:cs="Calibri"/>
-          <w:color w:val="77206D" w:themeColor="accent5" w:themeShade="BF"/>
-          <w:highlight w:val="lightGray"/>
-        </w:rPr>
-        <w:t>να</w:t>
-      </w:r>
-      <w:r>
-        <w:rPr>
-          <w:rFonts w:ascii="Bahnschrift Light" w:hAnsi="Bahnschrift Light" w:cs="Vani"/>
-          <w:color w:val="77206D" w:themeColor="accent5" w:themeShade="BF"/>
-          <w:highlight w:val="lightGray"/>
-        </w:rPr>
-        <w:t xml:space="preserve"> </w:t>
-      </w:r>
-      <w:r>
-        <w:rPr>
-          <w:rFonts w:ascii="Bahnschrift Light" w:hAnsi="Bahnschrift Light" w:cs="Calibri"/>
-          <w:color w:val="77206D" w:themeColor="accent5" w:themeShade="BF"/>
-          <w:highlight w:val="lightGray"/>
-        </w:rPr>
-        <w:t>φαίνονται</w:t>
-      </w:r>
-      <w:r>
-        <w:rPr>
-          <w:rFonts w:ascii="Bahnschrift Light" w:hAnsi="Bahnschrift Light" w:cs="Vani"/>
-          <w:color w:val="77206D" w:themeColor="accent5" w:themeShade="BF"/>
-          <w:highlight w:val="lightGray"/>
-        </w:rPr>
-        <w:t xml:space="preserve"> </w:t>
-      </w:r>
-      <w:r>
-        <w:rPr>
-          <w:rFonts w:ascii="Bahnschrift Light" w:hAnsi="Bahnschrift Light" w:cs="Calibri"/>
-          <w:color w:val="77206D" w:themeColor="accent5" w:themeShade="BF"/>
-          <w:highlight w:val="lightGray"/>
-        </w:rPr>
-        <w:t>οι</w:t>
-      </w:r>
-      <w:r>
-        <w:rPr>
-          <w:rFonts w:ascii="Bahnschrift Light" w:hAnsi="Bahnschrift Light" w:cs="Vani"/>
-          <w:color w:val="77206D" w:themeColor="accent5" w:themeShade="BF"/>
-          <w:highlight w:val="lightGray"/>
-        </w:rPr>
-        <w:t xml:space="preserve"> </w:t>
-      </w:r>
-      <w:r>
-        <w:rPr>
-          <w:rFonts w:ascii="Bahnschrift Light" w:hAnsi="Bahnschrift Light" w:cs="Calibri"/>
-          <w:color w:val="77206D" w:themeColor="accent5" w:themeShade="BF"/>
-          <w:highlight w:val="lightGray"/>
-        </w:rPr>
-        <w:t>επιλογές</w:t>
-      </w:r>
-      <w:r>
-        <w:rPr>
-          <w:rFonts w:ascii="Bahnschrift Light" w:hAnsi="Bahnschrift Light" w:cs="Vani"/>
-          <w:color w:val="77206D" w:themeColor="accent5" w:themeShade="BF"/>
-          <w:highlight w:val="lightGray"/>
-        </w:rPr>
-        <w:t xml:space="preserve"> </w:t>
-      </w:r>
-      <w:r>
-        <w:rPr>
-          <w:rFonts w:ascii="Bahnschrift Light" w:hAnsi="Bahnschrift Light" w:cs="Calibri"/>
-          <w:color w:val="77206D" w:themeColor="accent5" w:themeShade="BF"/>
-          <w:highlight w:val="lightGray"/>
-        </w:rPr>
-        <w:t>που</w:t>
-      </w:r>
-      <w:r>
-        <w:rPr>
-          <w:rFonts w:ascii="Bahnschrift Light" w:hAnsi="Bahnschrift Light" w:cs="Vani"/>
-          <w:color w:val="77206D" w:themeColor="accent5" w:themeShade="BF"/>
-          <w:highlight w:val="lightGray"/>
-        </w:rPr>
-        <w:t xml:space="preserve"> </w:t>
-      </w:r>
-      <w:r>
-        <w:rPr>
-          <w:rFonts w:ascii="Bahnschrift Light" w:hAnsi="Bahnschrift Light" w:cs="Calibri"/>
-          <w:color w:val="77206D" w:themeColor="accent5" w:themeShade="BF"/>
-          <w:highlight w:val="lightGray"/>
-        </w:rPr>
-        <w:t>περιγράφεις</w:t>
-      </w:r>
-      <w:r>
-        <w:rPr>
-          <w:rFonts w:ascii="Bahnschrift Light" w:hAnsi="Bahnschrift Light" w:cs="Vani"/>
-          <w:color w:val="77206D" w:themeColor="accent5" w:themeShade="BF"/>
-          <w:highlight w:val="lightGray"/>
-        </w:rPr>
-        <w:t>.</w:t>
-      </w:r>
-    </w:p>
-    <w:p>
-      <w:pPr>
-        <w:suppressAutoHyphens w:val="0"/>
-        <w:jc w:val="both"/>
-        <w:rPr>
-          <w:rFonts w:ascii="Bahnschrift Light" w:hAnsi="Bahnschrift Light" w:cs="Vani"/>
-          <w:sz w:val="23"/>
-          <w:szCs w:val="20"/>
-        </w:rPr>
-      </w:pPr>
-    </w:p>
-    <w:p>
-      <w:pPr>
-        <w:suppressAutoHyphens w:val="0"/>
-        <w:jc w:val="both"/>
-        <w:rPr>
-          <w:rFonts w:ascii="Bahnschrift Light" w:hAnsi="Bahnschrift Light" w:cs="Vani"/>
-          <w:sz w:val="23"/>
-          <w:szCs w:val="20"/>
-        </w:rPr>
-      </w:pPr>
-    </w:p>
-    <w:p>
-      <w:pPr>
-        <w:jc w:val="both"/>
-        <w:rPr>
-          <w:rFonts w:ascii="Bahnschrift Light" w:hAnsi="Bahnschrift Light" w:cs="Vani"/>
-          <w:b/>
-          <w:bCs/>
-          <w:color w:val="77206D" w:themeColor="accent5" w:themeShade="BF"/>
-          <w:highlight w:val="lightGray"/>
-          <w:lang w:val="en-GB"/>
-        </w:rPr>
-      </w:pPr>
-      <w:r>
-        <w:rPr>
-          <w:rFonts w:ascii="Bahnschrift Light" w:hAnsi="Bahnschrift Light" w:cs="Vani"/>
-          <w:b/>
-          <w:bCs/>
-          <w:color w:val="77206D" w:themeColor="accent5" w:themeShade="BF"/>
-          <w:highlight w:val="lightGray"/>
-          <w:lang w:val="en-GB"/>
-        </w:rPr>
-        <w:t xml:space="preserve">4.1 </w:t>
-      </w:r>
-      <w:proofErr w:type="spellStart"/>
-      <w:r>
-        <w:rPr>
-          <w:rFonts w:ascii="Bahnschrift Light" w:hAnsi="Bahnschrift Light" w:cs="Calibri"/>
-          <w:b/>
-          <w:bCs/>
-          <w:color w:val="77206D" w:themeColor="accent5" w:themeShade="BF"/>
-          <w:highlight w:val="lightGray"/>
-          <w:lang w:val="en-GB"/>
-        </w:rPr>
-        <w:t>Σελίδ</w:t>
-      </w:r>
-      <w:proofErr w:type="spellEnd"/>
-      <w:r>
-        <w:rPr>
-          <w:rFonts w:ascii="Bahnschrift Light" w:hAnsi="Bahnschrift Light" w:cs="Calibri"/>
-          <w:b/>
-          <w:bCs/>
-          <w:color w:val="77206D" w:themeColor="accent5" w:themeShade="BF"/>
-          <w:highlight w:val="lightGray"/>
-          <w:lang w:val="en-GB"/>
-        </w:rPr>
-        <w:t>α</w:t>
-      </w:r>
-      <w:r>
-        <w:rPr>
-          <w:rFonts w:ascii="Bahnschrift Light" w:hAnsi="Bahnschrift Light" w:cs="Vani"/>
-          <w:b/>
-          <w:bCs/>
-          <w:color w:val="77206D" w:themeColor="accent5" w:themeShade="BF"/>
-          <w:highlight w:val="lightGray"/>
-          <w:lang w:val="en-GB"/>
-        </w:rPr>
-        <w:t xml:space="preserve"> 1</w:t>
-      </w:r>
-    </w:p>
-    <w:p>
-      <w:pPr>
-        <w:numPr>
-          <w:ilvl w:val="0"/>
-          <w:numId w:val="24"/>
-        </w:numPr>
-        <w:jc w:val="both"/>
-        <w:rPr>
-          <w:rFonts w:ascii="Bahnschrift Light" w:hAnsi="Bahnschrift Light" w:cs="Vani"/>
-          <w:color w:val="77206D" w:themeColor="accent5" w:themeShade="BF"/>
-          <w:highlight w:val="lightGray"/>
-          <w:lang w:val="en-GB"/>
-        </w:rPr>
-      </w:pPr>
-      <w:r>
-        <w:rPr>
-          <w:rFonts w:ascii="Bahnschrift Light" w:hAnsi="Bahnschrift Light" w:cs="Vani"/>
-          <w:b/>
-          <w:bCs/>
-          <w:color w:val="77206D" w:themeColor="accent5" w:themeShade="BF"/>
-          <w:highlight w:val="lightGray"/>
-          <w:lang w:val="en-GB"/>
-        </w:rPr>
-        <w:t xml:space="preserve">4.1.1 </w:t>
-      </w:r>
-      <w:proofErr w:type="spellStart"/>
-      <w:r>
-        <w:rPr>
-          <w:rFonts w:ascii="Bahnschrift Light" w:hAnsi="Bahnschrift Light" w:cs="Calibri"/>
-          <w:b/>
-          <w:bCs/>
-          <w:color w:val="77206D" w:themeColor="accent5" w:themeShade="BF"/>
-          <w:highlight w:val="lightGray"/>
-          <w:lang w:val="en-GB"/>
-        </w:rPr>
-        <w:t>Περιγρ</w:t>
-      </w:r>
-      <w:proofErr w:type="spellEnd"/>
-      <w:r>
-        <w:rPr>
-          <w:rFonts w:ascii="Bahnschrift Light" w:hAnsi="Bahnschrift Light" w:cs="Calibri"/>
-          <w:b/>
-          <w:bCs/>
-          <w:color w:val="77206D" w:themeColor="accent5" w:themeShade="BF"/>
-          <w:highlight w:val="lightGray"/>
-          <w:lang w:val="en-GB"/>
-        </w:rPr>
-        <w:t>αφή</w:t>
-      </w:r>
-      <w:r>
-        <w:rPr>
-          <w:rFonts w:ascii="Bahnschrift Light" w:hAnsi="Bahnschrift Light" w:cs="Vani"/>
-          <w:b/>
-          <w:bCs/>
-          <w:color w:val="77206D" w:themeColor="accent5" w:themeShade="BF"/>
-          <w:highlight w:val="lightGray"/>
-          <w:lang w:val="en-GB"/>
-        </w:rPr>
-        <w:t xml:space="preserve"> </w:t>
-      </w:r>
-      <w:r>
-        <w:rPr>
-          <w:rFonts w:ascii="Bahnschrift Light" w:hAnsi="Bahnschrift Light" w:cs="Calibri"/>
-          <w:b/>
-          <w:bCs/>
-          <w:color w:val="77206D" w:themeColor="accent5" w:themeShade="BF"/>
-          <w:highlight w:val="lightGray"/>
-          <w:lang w:val="en-GB"/>
-        </w:rPr>
-        <w:t>και</w:t>
-      </w:r>
-      <w:r>
-        <w:rPr>
-          <w:rFonts w:ascii="Bahnschrift Light" w:hAnsi="Bahnschrift Light" w:cs="Vani"/>
-          <w:b/>
-          <w:bCs/>
-          <w:color w:val="77206D" w:themeColor="accent5" w:themeShade="BF"/>
-          <w:highlight w:val="lightGray"/>
-          <w:lang w:val="en-GB"/>
-        </w:rPr>
-        <w:t xml:space="preserve"> </w:t>
-      </w:r>
-      <w:proofErr w:type="spellStart"/>
-      <w:r>
-        <w:rPr>
-          <w:rFonts w:ascii="Bahnschrift Light" w:hAnsi="Bahnschrift Light" w:cs="Calibri"/>
-          <w:b/>
-          <w:bCs/>
-          <w:color w:val="77206D" w:themeColor="accent5" w:themeShade="BF"/>
-          <w:highlight w:val="lightGray"/>
-          <w:lang w:val="en-GB"/>
-        </w:rPr>
-        <w:t>Στόχος</w:t>
-      </w:r>
-      <w:proofErr w:type="spellEnd"/>
-      <w:r>
-        <w:rPr>
-          <w:rFonts w:ascii="Bahnschrift Light" w:hAnsi="Bahnschrift Light" w:cs="Vani"/>
-          <w:b/>
-          <w:bCs/>
-          <w:color w:val="77206D" w:themeColor="accent5" w:themeShade="BF"/>
-          <w:highlight w:val="lightGray"/>
-          <w:lang w:val="en-GB"/>
-        </w:rPr>
-        <w:t xml:space="preserve"> </w:t>
-      </w:r>
-      <w:proofErr w:type="spellStart"/>
-      <w:r>
-        <w:rPr>
-          <w:rFonts w:ascii="Bahnschrift Light" w:hAnsi="Bahnschrift Light" w:cs="Calibri"/>
-          <w:b/>
-          <w:bCs/>
-          <w:color w:val="77206D" w:themeColor="accent5" w:themeShade="BF"/>
-          <w:highlight w:val="lightGray"/>
-          <w:lang w:val="en-GB"/>
-        </w:rPr>
-        <w:t>Σχεδί</w:t>
-      </w:r>
-      <w:proofErr w:type="spellEnd"/>
-      <w:r>
-        <w:rPr>
-          <w:rFonts w:ascii="Bahnschrift Light" w:hAnsi="Bahnschrift Light" w:cs="Calibri"/>
-          <w:b/>
-          <w:bCs/>
-          <w:color w:val="77206D" w:themeColor="accent5" w:themeShade="BF"/>
-          <w:highlight w:val="lightGray"/>
-          <w:lang w:val="en-GB"/>
-        </w:rPr>
-        <w:t>ασης</w:t>
-      </w:r>
-    </w:p>
-    <w:p>
-      <w:pPr>
-        <w:numPr>
-          <w:ilvl w:val="0"/>
-          <w:numId w:val="24"/>
-        </w:numPr>
-        <w:jc w:val="both"/>
-        <w:rPr>
-          <w:rFonts w:ascii="Bahnschrift Light" w:hAnsi="Bahnschrift Light" w:cs="Vani"/>
-          <w:color w:val="77206D" w:themeColor="accent5" w:themeShade="BF"/>
-          <w:highlight w:val="lightGray"/>
-          <w:lang w:val="en-GB"/>
-        </w:rPr>
-      </w:pPr>
-      <w:r>
-        <w:rPr>
-          <w:rFonts w:ascii="Bahnschrift Light" w:hAnsi="Bahnschrift Light" w:cs="Vani"/>
-          <w:b/>
-          <w:bCs/>
-          <w:color w:val="77206D" w:themeColor="accent5" w:themeShade="BF"/>
-          <w:highlight w:val="lightGray"/>
-          <w:lang w:val="en-GB"/>
-        </w:rPr>
-        <w:t xml:space="preserve">4.1.2 </w:t>
-      </w:r>
-      <w:proofErr w:type="spellStart"/>
-      <w:r>
-        <w:rPr>
-          <w:rFonts w:ascii="Bahnschrift Light" w:hAnsi="Bahnschrift Light" w:cs="Calibri"/>
-          <w:b/>
-          <w:bCs/>
-          <w:color w:val="77206D" w:themeColor="accent5" w:themeShade="BF"/>
-          <w:highlight w:val="lightGray"/>
-          <w:lang w:val="en-GB"/>
-        </w:rPr>
-        <w:t>Σχεδι</w:t>
-      </w:r>
-      <w:proofErr w:type="spellEnd"/>
-      <w:r>
-        <w:rPr>
-          <w:rFonts w:ascii="Bahnschrift Light" w:hAnsi="Bahnschrift Light" w:cs="Calibri"/>
-          <w:b/>
-          <w:bCs/>
-          <w:color w:val="77206D" w:themeColor="accent5" w:themeShade="BF"/>
-          <w:highlight w:val="lightGray"/>
-          <w:lang w:val="en-GB"/>
-        </w:rPr>
-        <w:t>αστικές</w:t>
-      </w:r>
-      <w:r>
-        <w:rPr>
-          <w:rFonts w:ascii="Bahnschrift Light" w:hAnsi="Bahnschrift Light" w:cs="Vani"/>
-          <w:b/>
-          <w:bCs/>
-          <w:color w:val="77206D" w:themeColor="accent5" w:themeShade="BF"/>
-          <w:highlight w:val="lightGray"/>
-          <w:lang w:val="en-GB"/>
-        </w:rPr>
-        <w:t xml:space="preserve"> </w:t>
-      </w:r>
-      <w:r>
-        <w:rPr>
-          <w:rFonts w:ascii="Bahnschrift Light" w:hAnsi="Bahnschrift Light" w:cs="Calibri"/>
-          <w:b/>
-          <w:bCs/>
-          <w:color w:val="77206D" w:themeColor="accent5" w:themeShade="BF"/>
-          <w:highlight w:val="lightGray"/>
-          <w:lang w:val="en-GB"/>
-        </w:rPr>
-        <w:t>Επ</w:t>
-      </w:r>
-      <w:proofErr w:type="spellStart"/>
-      <w:r>
-        <w:rPr>
-          <w:rFonts w:ascii="Bahnschrift Light" w:hAnsi="Bahnschrift Light" w:cs="Calibri"/>
-          <w:b/>
-          <w:bCs/>
-          <w:color w:val="77206D" w:themeColor="accent5" w:themeShade="BF"/>
-          <w:highlight w:val="lightGray"/>
-          <w:lang w:val="en-GB"/>
-        </w:rPr>
-        <w:t>ιλογές</w:t>
-      </w:r>
-      <w:proofErr w:type="spellEnd"/>
-      <w:r>
-        <w:rPr>
-          <w:rFonts w:ascii="Bahnschrift Light" w:hAnsi="Bahnschrift Light" w:cs="Vani"/>
-          <w:b/>
-          <w:bCs/>
-          <w:color w:val="77206D" w:themeColor="accent5" w:themeShade="BF"/>
-          <w:highlight w:val="lightGray"/>
-          <w:lang w:val="en-GB"/>
-        </w:rPr>
-        <w:t xml:space="preserve"> (UI/UX)</w:t>
-      </w:r>
-    </w:p>
-    <w:p>
-      <w:pPr>
-        <w:numPr>
-          <w:ilvl w:val="1"/>
-          <w:numId w:val="24"/>
-        </w:numPr>
-        <w:jc w:val="both"/>
-        <w:rPr>
-          <w:rFonts w:ascii="Bahnschrift Light" w:hAnsi="Bahnschrift Light" w:cs="Vani"/>
-          <w:color w:val="77206D" w:themeColor="accent5" w:themeShade="BF"/>
-          <w:highlight w:val="lightGray"/>
-          <w:lang w:val="en-GB"/>
-        </w:rPr>
-      </w:pPr>
-      <w:r>
-        <w:rPr>
-          <w:rFonts w:ascii="Bahnschrift Light" w:hAnsi="Bahnschrift Light" w:cs="Vani"/>
-          <w:color w:val="77206D" w:themeColor="accent5" w:themeShade="BF"/>
-          <w:highlight w:val="lightGray"/>
-          <w:lang w:val="en-GB"/>
-        </w:rPr>
-        <w:t xml:space="preserve">4.1.2.1 Layout </w:t>
-      </w:r>
-      <w:r>
-        <w:rPr>
-          <w:rFonts w:ascii="Bahnschrift Light" w:hAnsi="Bahnschrift Light" w:cs="Calibri"/>
-          <w:color w:val="77206D" w:themeColor="accent5" w:themeShade="BF"/>
-          <w:highlight w:val="lightGray"/>
-          <w:lang w:val="en-GB"/>
-        </w:rPr>
-        <w:t>και</w:t>
-      </w:r>
-      <w:r>
-        <w:rPr>
-          <w:rFonts w:ascii="Bahnschrift Light" w:hAnsi="Bahnschrift Light" w:cs="Vani"/>
-          <w:color w:val="77206D" w:themeColor="accent5" w:themeShade="BF"/>
-          <w:highlight w:val="lightGray"/>
-          <w:lang w:val="en-GB"/>
-        </w:rPr>
-        <w:t xml:space="preserve"> </w:t>
-      </w:r>
-      <w:proofErr w:type="spellStart"/>
-      <w:r>
-        <w:rPr>
-          <w:rFonts w:ascii="Bahnschrift Light" w:hAnsi="Bahnschrift Light" w:cs="Calibri"/>
-          <w:color w:val="77206D" w:themeColor="accent5" w:themeShade="BF"/>
-          <w:highlight w:val="lightGray"/>
-          <w:lang w:val="en-GB"/>
-        </w:rPr>
-        <w:t>Διάτ</w:t>
-      </w:r>
-      <w:proofErr w:type="spellEnd"/>
-      <w:r>
-        <w:rPr>
-          <w:rFonts w:ascii="Bahnschrift Light" w:hAnsi="Bahnschrift Light" w:cs="Calibri"/>
-          <w:color w:val="77206D" w:themeColor="accent5" w:themeShade="BF"/>
-          <w:highlight w:val="lightGray"/>
-          <w:lang w:val="en-GB"/>
-        </w:rPr>
-        <w:t>αξη</w:t>
-      </w:r>
-      <w:r>
-        <w:rPr>
-          <w:rFonts w:ascii="Bahnschrift Light" w:hAnsi="Bahnschrift Light" w:cs="Vani"/>
-          <w:color w:val="77206D" w:themeColor="accent5" w:themeShade="BF"/>
-          <w:highlight w:val="lightGray"/>
-          <w:lang w:val="en-GB"/>
-        </w:rPr>
-        <w:t xml:space="preserve"> </w:t>
-      </w:r>
-      <w:proofErr w:type="spellStart"/>
-      <w:r>
-        <w:rPr>
-          <w:rFonts w:ascii="Bahnschrift Light" w:hAnsi="Bahnschrift Light" w:cs="Calibri"/>
-          <w:color w:val="77206D" w:themeColor="accent5" w:themeShade="BF"/>
-          <w:highlight w:val="lightGray"/>
-          <w:lang w:val="en-GB"/>
-        </w:rPr>
-        <w:t>Στοιχείων</w:t>
-      </w:r>
-      <w:proofErr w:type="spellEnd"/>
-    </w:p>
-    <w:p>
-      <w:pPr>
-        <w:numPr>
-          <w:ilvl w:val="1"/>
-          <w:numId w:val="24"/>
-        </w:numPr>
-        <w:jc w:val="both"/>
-        <w:rPr>
-          <w:rFonts w:ascii="Bahnschrift Light" w:hAnsi="Bahnschrift Light" w:cs="Vani"/>
-          <w:color w:val="77206D" w:themeColor="accent5" w:themeShade="BF"/>
-          <w:highlight w:val="lightGray"/>
-          <w:lang w:val="en-GB"/>
-        </w:rPr>
-      </w:pPr>
-      <w:r>
-        <w:rPr>
-          <w:rFonts w:ascii="Bahnschrift Light" w:hAnsi="Bahnschrift Light" w:cs="Vani"/>
-          <w:color w:val="77206D" w:themeColor="accent5" w:themeShade="BF"/>
-          <w:highlight w:val="lightGray"/>
-          <w:lang w:val="en-GB"/>
-        </w:rPr>
-        <w:t xml:space="preserve">4.1.2.2 </w:t>
-      </w:r>
-      <w:proofErr w:type="spellStart"/>
-      <w:r>
-        <w:rPr>
-          <w:rFonts w:ascii="Bahnschrift Light" w:hAnsi="Bahnschrift Light" w:cs="Calibri"/>
-          <w:color w:val="77206D" w:themeColor="accent5" w:themeShade="BF"/>
-          <w:highlight w:val="lightGray"/>
-          <w:lang w:val="en-GB"/>
-        </w:rPr>
-        <w:t>Χρώμ</w:t>
-      </w:r>
-      <w:proofErr w:type="spellEnd"/>
-      <w:r>
-        <w:rPr>
-          <w:rFonts w:ascii="Bahnschrift Light" w:hAnsi="Bahnschrift Light" w:cs="Calibri"/>
-          <w:color w:val="77206D" w:themeColor="accent5" w:themeShade="BF"/>
-          <w:highlight w:val="lightGray"/>
-          <w:lang w:val="en-GB"/>
-        </w:rPr>
-        <w:t>ατα</w:t>
-      </w:r>
-      <w:r>
-        <w:rPr>
-          <w:rFonts w:ascii="Bahnschrift Light" w:hAnsi="Bahnschrift Light" w:cs="Vani"/>
-          <w:color w:val="77206D" w:themeColor="accent5" w:themeShade="BF"/>
-          <w:highlight w:val="lightGray"/>
-          <w:lang w:val="en-GB"/>
-        </w:rPr>
-        <w:t xml:space="preserve">, </w:t>
-      </w:r>
-      <w:proofErr w:type="spellStart"/>
-      <w:r>
-        <w:rPr>
-          <w:rFonts w:ascii="Bahnschrift Light" w:hAnsi="Bahnschrift Light" w:cs="Calibri"/>
-          <w:color w:val="77206D" w:themeColor="accent5" w:themeShade="BF"/>
-          <w:highlight w:val="lightGray"/>
-          <w:lang w:val="en-GB"/>
-        </w:rPr>
-        <w:t>Τυ</w:t>
-      </w:r>
-      <w:proofErr w:type="spellEnd"/>
-      <w:r>
-        <w:rPr>
-          <w:rFonts w:ascii="Bahnschrift Light" w:hAnsi="Bahnschrift Light" w:cs="Calibri"/>
-          <w:color w:val="77206D" w:themeColor="accent5" w:themeShade="BF"/>
-          <w:highlight w:val="lightGray"/>
-          <w:lang w:val="en-GB"/>
-        </w:rPr>
-        <w:t>πογραφία</w:t>
-      </w:r>
-      <w:r>
-        <w:rPr>
-          <w:rFonts w:ascii="Bahnschrift Light" w:hAnsi="Bahnschrift Light" w:cs="Vani"/>
-          <w:color w:val="77206D" w:themeColor="accent5" w:themeShade="BF"/>
-          <w:highlight w:val="lightGray"/>
-          <w:lang w:val="en-GB"/>
-        </w:rPr>
-        <w:t xml:space="preserve"> </w:t>
-      </w:r>
-      <w:r>
-        <w:rPr>
-          <w:rFonts w:ascii="Bahnschrift Light" w:hAnsi="Bahnschrift Light" w:cs="Calibri"/>
-          <w:color w:val="77206D" w:themeColor="accent5" w:themeShade="BF"/>
-          <w:highlight w:val="lightGray"/>
-          <w:lang w:val="en-GB"/>
-        </w:rPr>
-        <w:t>και</w:t>
-      </w:r>
-      <w:r>
-        <w:rPr>
-          <w:rFonts w:ascii="Bahnschrift Light" w:hAnsi="Bahnschrift Light" w:cs="Vani"/>
-          <w:color w:val="77206D" w:themeColor="accent5" w:themeShade="BF"/>
-          <w:highlight w:val="lightGray"/>
-          <w:lang w:val="en-GB"/>
-        </w:rPr>
-        <w:t xml:space="preserve"> </w:t>
-      </w:r>
-      <w:proofErr w:type="spellStart"/>
-      <w:r>
-        <w:rPr>
-          <w:rFonts w:ascii="Bahnschrift Light" w:hAnsi="Bahnschrift Light" w:cs="Calibri"/>
-          <w:color w:val="77206D" w:themeColor="accent5" w:themeShade="BF"/>
-          <w:highlight w:val="lightGray"/>
-          <w:lang w:val="en-GB"/>
-        </w:rPr>
-        <w:t>Στυλ</w:t>
-      </w:r>
-      <w:proofErr w:type="spellEnd"/>
-    </w:p>
-    <w:p>
-      <w:pPr>
-        <w:numPr>
-          <w:ilvl w:val="1"/>
-          <w:numId w:val="24"/>
-        </w:numPr>
-        <w:jc w:val="both"/>
-        <w:rPr>
-          <w:rFonts w:ascii="Bahnschrift Light" w:hAnsi="Bahnschrift Light" w:cs="Vani"/>
-          <w:color w:val="77206D" w:themeColor="accent5" w:themeShade="BF"/>
-          <w:highlight w:val="lightGray"/>
-          <w:lang w:val="en-GB"/>
-        </w:rPr>
-      </w:pPr>
-      <w:r>
-        <w:rPr>
-          <w:rFonts w:ascii="Bahnschrift Light" w:hAnsi="Bahnschrift Light" w:cs="Vani"/>
-          <w:color w:val="77206D" w:themeColor="accent5" w:themeShade="BF"/>
-          <w:highlight w:val="lightGray"/>
-          <w:lang w:val="en-GB"/>
-        </w:rPr>
-        <w:t xml:space="preserve">4.1.2.3 </w:t>
-      </w:r>
-      <w:proofErr w:type="spellStart"/>
-      <w:r>
-        <w:rPr>
-          <w:rFonts w:ascii="Bahnschrift Light" w:hAnsi="Bahnschrift Light" w:cs="Calibri"/>
-          <w:color w:val="77206D" w:themeColor="accent5" w:themeShade="BF"/>
-          <w:highlight w:val="lightGray"/>
-          <w:lang w:val="en-GB"/>
-        </w:rPr>
-        <w:t>Στοιχεί</w:t>
-      </w:r>
-      <w:proofErr w:type="spellEnd"/>
-      <w:r>
-        <w:rPr>
-          <w:rFonts w:ascii="Bahnschrift Light" w:hAnsi="Bahnschrift Light" w:cs="Calibri"/>
-          <w:color w:val="77206D" w:themeColor="accent5" w:themeShade="BF"/>
-          <w:highlight w:val="lightGray"/>
-          <w:lang w:val="en-GB"/>
-        </w:rPr>
-        <w:t>α</w:t>
-      </w:r>
-      <w:r>
-        <w:rPr>
-          <w:rFonts w:ascii="Bahnschrift Light" w:hAnsi="Bahnschrift Light" w:cs="Vani"/>
-          <w:color w:val="77206D" w:themeColor="accent5" w:themeShade="BF"/>
-          <w:highlight w:val="lightGray"/>
-          <w:lang w:val="en-GB"/>
-        </w:rPr>
-        <w:t xml:space="preserve"> </w:t>
-      </w:r>
-      <w:proofErr w:type="spellStart"/>
-      <w:r>
-        <w:rPr>
-          <w:rFonts w:ascii="Bahnschrift Light" w:hAnsi="Bahnschrift Light" w:cs="Calibri"/>
-          <w:color w:val="77206D" w:themeColor="accent5" w:themeShade="BF"/>
-          <w:highlight w:val="lightGray"/>
-          <w:lang w:val="en-GB"/>
-        </w:rPr>
-        <w:t>Προσ</w:t>
-      </w:r>
-      <w:proofErr w:type="spellEnd"/>
-      <w:r>
-        <w:rPr>
-          <w:rFonts w:ascii="Bahnschrift Light" w:hAnsi="Bahnschrift Light" w:cs="Calibri"/>
-          <w:color w:val="77206D" w:themeColor="accent5" w:themeShade="BF"/>
-          <w:highlight w:val="lightGray"/>
-          <w:lang w:val="en-GB"/>
-        </w:rPr>
-        <w:t>βασιμότητας</w:t>
-      </w:r>
-    </w:p>
-    <w:p>
-      <w:pPr>
-        <w:numPr>
-          <w:ilvl w:val="0"/>
-          <w:numId w:val="24"/>
-        </w:numPr>
-        <w:jc w:val="both"/>
-        <w:rPr>
-          <w:rFonts w:ascii="Bahnschrift Light" w:hAnsi="Bahnschrift Light" w:cs="Vani"/>
-          <w:color w:val="77206D" w:themeColor="accent5" w:themeShade="BF"/>
-          <w:highlight w:val="lightGray"/>
-          <w:lang w:val="en-GB"/>
-        </w:rPr>
-      </w:pPr>
-      <w:r>
-        <w:rPr>
-          <w:rFonts w:ascii="Bahnschrift Light" w:hAnsi="Bahnschrift Light" w:cs="Vani"/>
-          <w:b/>
-          <w:bCs/>
-          <w:color w:val="77206D" w:themeColor="accent5" w:themeShade="BF"/>
-          <w:highlight w:val="lightGray"/>
-          <w:lang w:val="en-GB"/>
-        </w:rPr>
-        <w:t xml:space="preserve">4.1.3 </w:t>
-      </w:r>
-      <w:proofErr w:type="spellStart"/>
-      <w:r>
-        <w:rPr>
-          <w:rFonts w:ascii="Bahnschrift Light" w:hAnsi="Bahnschrift Light" w:cs="Calibri"/>
-          <w:b/>
-          <w:bCs/>
-          <w:color w:val="77206D" w:themeColor="accent5" w:themeShade="BF"/>
-          <w:highlight w:val="lightGray"/>
-          <w:lang w:val="en-GB"/>
-        </w:rPr>
-        <w:t>Λειτουργικότητ</w:t>
-      </w:r>
-      <w:proofErr w:type="spellEnd"/>
-      <w:r>
-        <w:rPr>
-          <w:rFonts w:ascii="Bahnschrift Light" w:hAnsi="Bahnschrift Light" w:cs="Calibri"/>
-          <w:b/>
-          <w:bCs/>
-          <w:color w:val="77206D" w:themeColor="accent5" w:themeShade="BF"/>
-          <w:highlight w:val="lightGray"/>
-          <w:lang w:val="en-GB"/>
-        </w:rPr>
-        <w:t>α</w:t>
-      </w:r>
-      <w:r>
-        <w:rPr>
-          <w:rFonts w:ascii="Bahnschrift Light" w:hAnsi="Bahnschrift Light" w:cs="Vani"/>
-          <w:b/>
-          <w:bCs/>
-          <w:color w:val="77206D" w:themeColor="accent5" w:themeShade="BF"/>
-          <w:highlight w:val="lightGray"/>
-          <w:lang w:val="en-GB"/>
-        </w:rPr>
-        <w:t xml:space="preserve"> </w:t>
-      </w:r>
-      <w:r>
-        <w:rPr>
-          <w:rFonts w:ascii="Bahnschrift Light" w:hAnsi="Bahnschrift Light" w:cs="Calibri"/>
-          <w:b/>
-          <w:bCs/>
-          <w:color w:val="77206D" w:themeColor="accent5" w:themeShade="BF"/>
-          <w:highlight w:val="lightGray"/>
-          <w:lang w:val="en-GB"/>
-        </w:rPr>
-        <w:t>και</w:t>
-      </w:r>
-      <w:r>
-        <w:rPr>
-          <w:rFonts w:ascii="Bahnschrift Light" w:hAnsi="Bahnschrift Light" w:cs="Vani"/>
-          <w:b/>
-          <w:bCs/>
-          <w:color w:val="77206D" w:themeColor="accent5" w:themeShade="BF"/>
-          <w:highlight w:val="lightGray"/>
-          <w:lang w:val="en-GB"/>
-        </w:rPr>
-        <w:t xml:space="preserve"> </w:t>
-      </w:r>
-      <w:proofErr w:type="spellStart"/>
-      <w:r>
-        <w:rPr>
-          <w:rFonts w:ascii="Bahnschrift Light" w:hAnsi="Bahnschrift Light" w:cs="Calibri"/>
-          <w:b/>
-          <w:bCs/>
-          <w:color w:val="77206D" w:themeColor="accent5" w:themeShade="BF"/>
-          <w:highlight w:val="lightGray"/>
-          <w:lang w:val="en-GB"/>
-        </w:rPr>
-        <w:t>Δι</w:t>
-      </w:r>
-      <w:proofErr w:type="spellEnd"/>
-      <w:r>
-        <w:rPr>
-          <w:rFonts w:ascii="Bahnschrift Light" w:hAnsi="Bahnschrift Light" w:cs="Calibri"/>
-          <w:b/>
-          <w:bCs/>
-          <w:color w:val="77206D" w:themeColor="accent5" w:themeShade="BF"/>
-          <w:highlight w:val="lightGray"/>
-          <w:lang w:val="en-GB"/>
-        </w:rPr>
-        <w:t>αδραστικά</w:t>
-      </w:r>
-      <w:r>
-        <w:rPr>
-          <w:rFonts w:ascii="Bahnschrift Light" w:hAnsi="Bahnschrift Light" w:cs="Vani"/>
-          <w:b/>
-          <w:bCs/>
-          <w:color w:val="77206D" w:themeColor="accent5" w:themeShade="BF"/>
-          <w:highlight w:val="lightGray"/>
-          <w:lang w:val="en-GB"/>
-        </w:rPr>
-        <w:t xml:space="preserve"> </w:t>
-      </w:r>
-      <w:proofErr w:type="spellStart"/>
-      <w:r>
-        <w:rPr>
-          <w:rFonts w:ascii="Bahnschrift Light" w:hAnsi="Bahnschrift Light" w:cs="Calibri"/>
-          <w:b/>
-          <w:bCs/>
-          <w:color w:val="77206D" w:themeColor="accent5" w:themeShade="BF"/>
-          <w:highlight w:val="lightGray"/>
-          <w:lang w:val="en-GB"/>
-        </w:rPr>
-        <w:t>Στοιχεί</w:t>
-      </w:r>
-      <w:proofErr w:type="spellEnd"/>
-      <w:r>
-        <w:rPr>
-          <w:rFonts w:ascii="Bahnschrift Light" w:hAnsi="Bahnschrift Light" w:cs="Calibri"/>
-          <w:b/>
-          <w:bCs/>
-          <w:color w:val="77206D" w:themeColor="accent5" w:themeShade="BF"/>
-          <w:highlight w:val="lightGray"/>
-          <w:lang w:val="en-GB"/>
-        </w:rPr>
-        <w:t>α</w:t>
-      </w:r>
-    </w:p>
-    <w:p>
-      <w:pPr>
-        <w:numPr>
-          <w:ilvl w:val="0"/>
-          <w:numId w:val="24"/>
-        </w:numPr>
-        <w:jc w:val="both"/>
-        <w:rPr>
-          <w:rFonts w:ascii="Bahnschrift Light" w:hAnsi="Bahnschrift Light" w:cs="Vani"/>
-          <w:color w:val="77206D" w:themeColor="accent5" w:themeShade="BF"/>
-          <w:highlight w:val="lightGray"/>
-          <w:lang w:val="en-GB"/>
-        </w:rPr>
-      </w:pPr>
-      <w:r>
-        <w:rPr>
-          <w:rFonts w:ascii="Bahnschrift Light" w:hAnsi="Bahnschrift Light" w:cs="Vani"/>
-          <w:b/>
-          <w:bCs/>
-          <w:color w:val="77206D" w:themeColor="accent5" w:themeShade="BF"/>
-          <w:highlight w:val="lightGray"/>
-          <w:lang w:val="en-GB"/>
-        </w:rPr>
-        <w:t xml:space="preserve">4.1.4 </w:t>
-      </w:r>
-      <w:proofErr w:type="spellStart"/>
-      <w:r>
-        <w:rPr>
-          <w:rFonts w:ascii="Bahnschrift Light" w:hAnsi="Bahnschrift Light" w:cs="Calibri"/>
-          <w:b/>
-          <w:bCs/>
-          <w:color w:val="77206D" w:themeColor="accent5" w:themeShade="BF"/>
-          <w:highlight w:val="lightGray"/>
-          <w:lang w:val="en-GB"/>
-        </w:rPr>
-        <w:t>Χρησιμο</w:t>
-      </w:r>
-      <w:proofErr w:type="spellEnd"/>
-      <w:r>
-        <w:rPr>
-          <w:rFonts w:ascii="Bahnschrift Light" w:hAnsi="Bahnschrift Light" w:cs="Calibri"/>
-          <w:b/>
-          <w:bCs/>
-          <w:color w:val="77206D" w:themeColor="accent5" w:themeShade="BF"/>
-          <w:highlight w:val="lightGray"/>
-          <w:lang w:val="en-GB"/>
-        </w:rPr>
-        <w:t>ποιούμενες</w:t>
-      </w:r>
-      <w:r>
-        <w:rPr>
-          <w:rFonts w:ascii="Bahnschrift Light" w:hAnsi="Bahnschrift Light" w:cs="Vani"/>
-          <w:b/>
-          <w:bCs/>
-          <w:color w:val="77206D" w:themeColor="accent5" w:themeShade="BF"/>
-          <w:highlight w:val="lightGray"/>
-          <w:lang w:val="en-GB"/>
-        </w:rPr>
-        <w:t xml:space="preserve"> </w:t>
-      </w:r>
-      <w:proofErr w:type="spellStart"/>
-      <w:r>
-        <w:rPr>
-          <w:rFonts w:ascii="Bahnschrift Light" w:hAnsi="Bahnschrift Light" w:cs="Calibri"/>
-          <w:b/>
-          <w:bCs/>
-          <w:color w:val="77206D" w:themeColor="accent5" w:themeShade="BF"/>
-          <w:highlight w:val="lightGray"/>
-          <w:lang w:val="en-GB"/>
-        </w:rPr>
-        <w:t>Τεχνολογίες</w:t>
-      </w:r>
-      <w:proofErr w:type="spellEnd"/>
-    </w:p>
-    <w:p>
-      <w:pPr>
-        <w:numPr>
-          <w:ilvl w:val="0"/>
-          <w:numId w:val="24"/>
-        </w:numPr>
-        <w:jc w:val="both"/>
-        <w:rPr>
-          <w:rFonts w:ascii="Bahnschrift Light" w:hAnsi="Bahnschrift Light" w:cs="Vani"/>
-          <w:color w:val="77206D" w:themeColor="accent5" w:themeShade="BF"/>
-          <w:highlight w:val="lightGray"/>
-        </w:rPr>
-      </w:pPr>
-      <w:r>
-        <w:rPr>
-          <w:rFonts w:ascii="Bahnschrift Light" w:hAnsi="Bahnschrift Light" w:cs="Vani"/>
-          <w:b/>
-          <w:bCs/>
-          <w:color w:val="77206D" w:themeColor="accent5" w:themeShade="BF"/>
-          <w:highlight w:val="lightGray"/>
-        </w:rPr>
-        <w:t xml:space="preserve">4.1.5 </w:t>
-      </w:r>
-      <w:r>
-        <w:rPr>
-          <w:rFonts w:ascii="Bahnschrift Light" w:hAnsi="Bahnschrift Light" w:cs="Calibri"/>
-          <w:b/>
-          <w:bCs/>
-          <w:color w:val="77206D" w:themeColor="accent5" w:themeShade="BF"/>
-          <w:highlight w:val="lightGray"/>
-        </w:rPr>
-        <w:t>Εικόνες</w:t>
-      </w:r>
-      <w:r>
-        <w:rPr>
-          <w:rFonts w:ascii="Bahnschrift Light" w:hAnsi="Bahnschrift Light" w:cs="Vani"/>
-          <w:b/>
-          <w:bCs/>
-          <w:color w:val="77206D" w:themeColor="accent5" w:themeShade="BF"/>
-          <w:highlight w:val="lightGray"/>
-        </w:rPr>
-        <w:t xml:space="preserve"> </w:t>
-      </w:r>
-      <w:r>
-        <w:rPr>
-          <w:rFonts w:ascii="Bahnschrift Light" w:hAnsi="Bahnschrift Light" w:cs="Calibri"/>
-          <w:b/>
-          <w:bCs/>
-          <w:color w:val="77206D" w:themeColor="accent5" w:themeShade="BF"/>
-          <w:highlight w:val="lightGray"/>
-        </w:rPr>
-        <w:t>και</w:t>
-      </w:r>
-      <w:r>
-        <w:rPr>
-          <w:rFonts w:ascii="Bahnschrift Light" w:hAnsi="Bahnschrift Light" w:cs="Vani"/>
-          <w:b/>
-          <w:bCs/>
-          <w:color w:val="77206D" w:themeColor="accent5" w:themeShade="BF"/>
-          <w:highlight w:val="lightGray"/>
-        </w:rPr>
-        <w:t xml:space="preserve"> </w:t>
-      </w:r>
-      <w:r>
-        <w:rPr>
-          <w:rFonts w:ascii="Bahnschrift Light" w:hAnsi="Bahnschrift Light" w:cs="Calibri"/>
-          <w:b/>
-          <w:bCs/>
-          <w:color w:val="77206D" w:themeColor="accent5" w:themeShade="BF"/>
-          <w:highlight w:val="lightGray"/>
-        </w:rPr>
-        <w:t>Παραδείγματα</w:t>
-      </w:r>
-      <w:r>
-        <w:rPr>
-          <w:rFonts w:ascii="Bahnschrift Light" w:hAnsi="Bahnschrift Light" w:cs="Vani"/>
-          <w:b/>
-          <w:bCs/>
-          <w:color w:val="77206D" w:themeColor="accent5" w:themeShade="BF"/>
-          <w:highlight w:val="lightGray"/>
-        </w:rPr>
-        <w:t xml:space="preserve"> </w:t>
-      </w:r>
-      <w:r>
-        <w:rPr>
-          <w:rFonts w:ascii="Bahnschrift Light" w:hAnsi="Bahnschrift Light" w:cs="Calibri"/>
-          <w:b/>
-          <w:bCs/>
-          <w:color w:val="77206D" w:themeColor="accent5" w:themeShade="BF"/>
-          <w:highlight w:val="lightGray"/>
-        </w:rPr>
-        <w:t>Οθόνης</w:t>
-      </w:r>
-      <w:r>
-        <w:rPr>
-          <w:rFonts w:ascii="Bahnschrift Light" w:hAnsi="Bahnschrift Light" w:cs="Vani"/>
-          <w:b/>
-          <w:bCs/>
-          <w:color w:val="77206D" w:themeColor="accent5" w:themeShade="BF"/>
-          <w:highlight w:val="lightGray"/>
-        </w:rPr>
-        <w:t xml:space="preserve"> (</w:t>
-      </w:r>
-      <w:r>
-        <w:rPr>
-          <w:rFonts w:ascii="Bahnschrift Light" w:hAnsi="Bahnschrift Light" w:cs="Vani"/>
-          <w:b/>
-          <w:bCs/>
-          <w:color w:val="77206D" w:themeColor="accent5" w:themeShade="BF"/>
-          <w:highlight w:val="lightGray"/>
-          <w:lang w:val="en-GB"/>
-        </w:rPr>
-        <w:t>Screenshots</w:t>
-      </w:r>
-      <w:r>
-        <w:rPr>
-          <w:rFonts w:ascii="Bahnschrift Light" w:hAnsi="Bahnschrift Light" w:cs="Vani"/>
-          <w:b/>
-          <w:bCs/>
-          <w:color w:val="77206D" w:themeColor="accent5" w:themeShade="BF"/>
-          <w:highlight w:val="lightGray"/>
-        </w:rPr>
-        <w:t>)</w:t>
-      </w:r>
-    </w:p>
-    <w:p>
-      <w:pPr>
-        <w:jc w:val="both"/>
-        <w:rPr>
-          <w:rFonts w:ascii="Bahnschrift Light" w:hAnsi="Bahnschrift Light" w:cs="Vani"/>
-        </w:rPr>
-      </w:pPr>
-    </w:p>
-    <w:p>
-      <w:pPr>
-        <w:jc w:val="both"/>
-        <w:rPr>
-          <w:rFonts w:ascii="Bahnschrift Light" w:hAnsi="Bahnschrift Light" w:cs="Vani"/>
-          <w:b/>
-          <w:bCs/>
-          <w:lang w:val="en-GB"/>
-        </w:rPr>
-      </w:pPr>
-      <w:r>
-        <w:rPr>
-          <w:rFonts w:ascii="Bahnschrift Light" w:hAnsi="Bahnschrift Light" w:cs="Vani"/>
-          <w:b/>
-          <w:bCs/>
-          <w:lang w:val="en-GB"/>
-        </w:rPr>
-        <w:t xml:space="preserve">4.2 </w:t>
-      </w:r>
-      <w:proofErr w:type="spellStart"/>
-      <w:r>
-        <w:rPr>
-          <w:rFonts w:ascii="Bahnschrift Light" w:hAnsi="Bahnschrift Light" w:cs="Calibri"/>
-          <w:b/>
-          <w:bCs/>
-          <w:lang w:val="en-GB"/>
-        </w:rPr>
-        <w:t>Υλο</w:t>
-      </w:r>
-      <w:proofErr w:type="spellEnd"/>
-      <w:r>
-        <w:rPr>
-          <w:rFonts w:ascii="Bahnschrift Light" w:hAnsi="Bahnschrift Light" w:cs="Calibri"/>
-          <w:b/>
-          <w:bCs/>
-          <w:lang w:val="en-GB"/>
-        </w:rPr>
-        <w:t>ποίηση</w:t>
-      </w:r>
-    </w:p>
-    <w:p>
-      <w:pPr>
-        <w:numPr>
-          <w:ilvl w:val="0"/>
-          <w:numId w:val="24"/>
-        </w:numPr>
-        <w:jc w:val="both"/>
-        <w:rPr>
-          <w:rFonts w:ascii="Bahnschrift Light" w:hAnsi="Bahnschrift Light" w:cs="Vani"/>
-          <w:lang w:val="en-GB"/>
-        </w:rPr>
-      </w:pPr>
-      <w:r>
-        <w:rPr>
-          <w:rFonts w:ascii="Bahnschrift Light" w:hAnsi="Bahnschrift Light" w:cs="Vani"/>
-          <w:lang w:val="en-GB"/>
-        </w:rPr>
-        <w:t>HTML structure</w:t>
-      </w:r>
-    </w:p>
-    <w:p>
-      <w:pPr>
-        <w:numPr>
-          <w:ilvl w:val="0"/>
-          <w:numId w:val="24"/>
-        </w:numPr>
-        <w:jc w:val="both"/>
-        <w:rPr>
-          <w:rFonts w:ascii="Bahnschrift Light" w:hAnsi="Bahnschrift Light" w:cs="Vani"/>
-          <w:lang w:val="en-GB"/>
-        </w:rPr>
-      </w:pPr>
-      <w:r>
-        <w:rPr>
-          <w:rFonts w:ascii="Bahnschrift Light" w:hAnsi="Bahnschrift Light" w:cs="Vani"/>
-          <w:lang w:val="en-GB"/>
-        </w:rPr>
-        <w:t xml:space="preserve">CSS </w:t>
-      </w:r>
-    </w:p>
-    <w:p>
-      <w:pPr>
-        <w:numPr>
-          <w:ilvl w:val="0"/>
-          <w:numId w:val="24"/>
-        </w:numPr>
-        <w:jc w:val="both"/>
-        <w:rPr>
-          <w:rFonts w:ascii="Bahnschrift Light" w:hAnsi="Bahnschrift Light" w:cs="Vani"/>
-          <w:lang w:val="en-GB"/>
-        </w:rPr>
-      </w:pPr>
-      <w:r>
-        <w:rPr>
-          <w:rFonts w:ascii="Bahnschrift Light" w:hAnsi="Bahnschrift Light" w:cs="Vani"/>
-          <w:lang w:val="en-GB"/>
-        </w:rPr>
-        <w:t xml:space="preserve">JavaScript </w:t>
-      </w:r>
-      <w:proofErr w:type="spellStart"/>
-      <w:r>
-        <w:rPr>
-          <w:rFonts w:ascii="Bahnschrift Light" w:hAnsi="Bahnschrift Light" w:cs="Calibri"/>
-          <w:lang w:val="en-GB"/>
-        </w:rPr>
-        <w:t>λειτουργίες</w:t>
-      </w:r>
-      <w:proofErr w:type="spellEnd"/>
-      <w:r>
-        <w:rPr>
-          <w:rFonts w:ascii="Bahnschrift Light" w:hAnsi="Bahnschrift Light" w:cs="Vani"/>
-          <w:lang w:val="en-GB"/>
-        </w:rPr>
-        <w:t xml:space="preserve"> </w:t>
-      </w:r>
     </w:p>
     <w:p>
       <w:pPr>
@@ -28237,16 +22388,6 @@
           <w:szCs w:val="44"/>
         </w:rPr>
       </w:pPr>
-      <w:r>
-        <w:rPr>
-          <w:rFonts w:ascii="Bahnschrift Light" w:hAnsi="Bahnschrift Light" w:cs="Vani"/>
-          <w:bCs/>
-          <w:i/>
-          <w:sz w:val="44"/>
-          <w:szCs w:val="44"/>
-        </w:rPr>
-        <w:br w:type="page"/>
-      </w:r>
     </w:p>
     <w:p>
       <w:pPr>
@@ -28271,7 +22412,7 @@
           <w:lang w:val="en-GB"/>
         </w:rPr>
       </w:pPr>
-      <w:bookmarkStart w:id="41" w:name="_Toc221961272"/>
+      <w:bookmarkStart w:id="44" w:name="_Toc222042370"/>
       <w:r>
         <w:rPr>
           <w:rFonts w:ascii="Bahnschrift Light" w:hAnsi="Bahnschrift Light" w:cs="Calibri"/>
@@ -28306,7 +22447,7 @@
         </w:rPr>
         <w:t>6o</w:t>
       </w:r>
-      <w:bookmarkEnd w:id="41"/>
+      <w:bookmarkEnd w:id="44"/>
     </w:p>
     <w:p>
       <w:pPr>
@@ -29445,7 +23586,7 @@
         </w:rPr>
         <w:br w:type="page"/>
       </w:r>
-      <w:bookmarkStart w:id="42" w:name="_Toc221961273"/>
+      <w:bookmarkStart w:id="45" w:name="_Toc222042371"/>
       <w:r>
         <w:rPr>
           <w:rFonts w:ascii="Bahnschrift Light" w:hAnsi="Bahnschrift Light" w:cs="Calibri"/>
@@ -29480,7 +23621,7 @@
         </w:rPr>
         <w:t>ο</w:t>
       </w:r>
-      <w:bookmarkEnd w:id="42"/>
+      <w:bookmarkEnd w:id="45"/>
     </w:p>
     <w:p>
       <w:pPr>
@@ -30285,7 +24426,7 @@
         </w:rPr>
         <w:br w:type="page"/>
       </w:r>
-      <w:bookmarkStart w:id="43" w:name="_Toc221961274"/>
+      <w:bookmarkStart w:id="46" w:name="_Toc222042372"/>
       <w:r>
         <w:rPr>
           <w:rFonts w:ascii="Bahnschrift Light" w:hAnsi="Bahnschrift Light" w:cs="Calibri"/>
@@ -30331,7 +24472,7 @@
         </w:rPr>
         <w:t>ο</w:t>
       </w:r>
-      <w:bookmarkEnd w:id="43"/>
+      <w:bookmarkEnd w:id="46"/>
     </w:p>
     <w:p>
       <w:pPr>
@@ -30692,7 +24833,7 @@
           <w:u w:val="none"/>
         </w:rPr>
       </w:pPr>
-      <w:bookmarkStart w:id="44" w:name="_Toc221961275"/>
+      <w:bookmarkStart w:id="47" w:name="_Toc222042373"/>
       <w:r>
         <w:rPr>
           <w:rFonts w:ascii="Bahnschrift Light" w:hAnsi="Bahnschrift Light" w:cs="Calibri"/>
@@ -30738,7 +24879,7 @@
         </w:rPr>
         <w:t>ο</w:t>
       </w:r>
-      <w:bookmarkEnd w:id="44"/>
+      <w:bookmarkEnd w:id="47"/>
     </w:p>
     <w:p>
       <w:pPr>
@@ -30748,18 +24889,18 @@
           <w:rFonts w:ascii="Bahnschrift Light" w:hAnsi="Bahnschrift Light" w:cs="Vani"/>
         </w:rPr>
       </w:pPr>
-      <w:bookmarkStart w:id="45" w:name="__RefHeading___Toc306572116"/>
-      <w:bookmarkStart w:id="46" w:name="_Toc201336603"/>
-      <w:bookmarkStart w:id="47" w:name="_Toc221961276"/>
-      <w:bookmarkEnd w:id="45"/>
+      <w:bookmarkStart w:id="48" w:name="__RefHeading___Toc306572116"/>
+      <w:bookmarkStart w:id="49" w:name="_Toc201336603"/>
+      <w:bookmarkStart w:id="50" w:name="_Toc222042374"/>
+      <w:bookmarkEnd w:id="48"/>
       <w:r>
         <w:rPr>
           <w:rFonts w:ascii="Bahnschrift Light" w:hAnsi="Bahnschrift Light" w:cs="Calibri"/>
         </w:rPr>
         <w:t>Συμπεράσματα</w:t>
       </w:r>
-      <w:bookmarkEnd w:id="46"/>
-      <w:bookmarkEnd w:id="47"/>
+      <w:bookmarkEnd w:id="49"/>
+      <w:bookmarkEnd w:id="50"/>
     </w:p>
     <w:p>
       <w:pPr>
@@ -33447,9 +27588,9 @@
           <w:u w:val="none"/>
         </w:rPr>
       </w:pPr>
-      <w:bookmarkStart w:id="48" w:name="__RefHeading___Toc306572117"/>
-      <w:bookmarkStart w:id="49" w:name="_Toc221961277"/>
-      <w:bookmarkEnd w:id="48"/>
+      <w:bookmarkStart w:id="51" w:name="__RefHeading___Toc306572117"/>
+      <w:bookmarkStart w:id="52" w:name="_Toc222042375"/>
+      <w:bookmarkEnd w:id="51"/>
       <w:r>
         <w:rPr>
           <w:rFonts w:ascii="Bahnschrift Light" w:hAnsi="Bahnschrift Light" w:cs="Calibri"/>
@@ -33483,8 +27624,8 @@
         </w:rPr>
         <w:t>ο</w:t>
       </w:r>
-      <w:bookmarkStart w:id="50" w:name="_Toc201336604"/>
-      <w:bookmarkEnd w:id="49"/>
+      <w:bookmarkStart w:id="53" w:name="_Toc201336604"/>
+      <w:bookmarkEnd w:id="52"/>
     </w:p>
     <w:p>
       <w:pPr>
@@ -33494,7 +27635,7 @@
           <w:rFonts w:ascii="Bahnschrift Light" w:hAnsi="Bahnschrift Light" w:cs="Vani"/>
         </w:rPr>
       </w:pPr>
-      <w:bookmarkStart w:id="51" w:name="_Toc221961278"/>
+      <w:bookmarkStart w:id="54" w:name="_Toc222042376"/>
       <w:r>
         <w:rPr>
           <w:rFonts w:ascii="Bahnschrift Light" w:hAnsi="Bahnschrift Light" w:cs="Calibri"/>
@@ -33513,8 +27654,8 @@
         </w:rPr>
         <w:t>Πηγές</w:t>
       </w:r>
-      <w:bookmarkEnd w:id="50"/>
-      <w:bookmarkEnd w:id="51"/>
+      <w:bookmarkEnd w:id="53"/>
+      <w:bookmarkEnd w:id="54"/>
     </w:p>
     <w:p>
       <w:pPr>
@@ -33526,7 +27667,7 @@
         </w:rPr>
       </w:pPr>
     </w:p>
-    <w:bookmarkStart w:id="52" w:name="_Toc221961279" w:displacedByCustomXml="next"/>
+    <w:bookmarkStart w:id="55" w:name="_Toc222042377" w:displacedByCustomXml="next"/>
     <w:sdt>
       <w:sdtPr>
         <w:rPr>
@@ -33569,7 +27710,7 @@
             </w:rPr>
             <w:t>Cited</w:t>
           </w:r>
-          <w:bookmarkEnd w:id="52"/>
+          <w:bookmarkEnd w:id="55"/>
         </w:p>
         <w:p>
           <w:pPr>
@@ -34134,16 +28275,7 @@
         <w:szCs w:val="20"/>
         <w:lang w:eastAsia="zh-TW"/>
       </w:rPr>
-      <w:t>1</w:t>
-    </w:r>
-    <w:r>
-      <w:rPr>
-        <w:rFonts w:cs="Garamond"/>
-        <w:sz w:val="20"/>
-        <w:szCs w:val="20"/>
-        <w:lang w:eastAsia="zh-TW"/>
-      </w:rPr>
-      <w:t>5</w:t>
+      <w:t>15</w:t>
     </w:r>
     <w:r>
       <w:rPr>
@@ -39178,6 +33310,7 @@
   <w:style w:type="character" w:default="1" w:styleId="DefaultParagraphFont">
     <w:name w:val="Default Paragraph Font"/>
     <w:uiPriority w:val="1"/>
+    <w:semiHidden/>
     <w:unhideWhenUsed/>
   </w:style>
   <w:style w:type="table" w:default="1" w:styleId="TableNormal">
@@ -41036,190 +35169,6 @@
 </file>
 
 <file path=customXml/item1.xml><?xml version="1.0" encoding="utf-8"?>
-<ct:contentTypeSchema xmlns:ct="http://schemas.microsoft.com/office/2006/metadata/contentType" xmlns:ma="http://schemas.microsoft.com/office/2006/metadata/properties/metaAttributes" ct:_="" ma:_="" ma:contentTypeName="Document" ma:contentTypeID="0x010100F6682F5D279BB743815495E358809DF5" ma:contentTypeVersion="10" ma:contentTypeDescription="Create a new document." ma:contentTypeScope="" ma:versionID="9cce5abf39adbde8996982f8a2c22b61">
-  <xsd:schema xmlns:xsd="http://www.w3.org/2001/XMLSchema" xmlns:xs="http://www.w3.org/2001/XMLSchema" xmlns:p="http://schemas.microsoft.com/office/2006/metadata/properties" xmlns:ns3="8368dbc2-d0cf-4f1d-b69d-271b713bb709" targetNamespace="http://schemas.microsoft.com/office/2006/metadata/properties" ma:root="true" ma:fieldsID="428003a732873292670f22a4d84859ad" ns3:_="">
-    <xsd:import namespace="8368dbc2-d0cf-4f1d-b69d-271b713bb709"/>
-    <xsd:element name="properties">
-      <xsd:complexType>
-        <xsd:sequence>
-          <xsd:element name="documentManagement">
-            <xsd:complexType>
-              <xsd:all>
-                <xsd:element ref="ns3:MediaServiceMetadata" minOccurs="0"/>
-                <xsd:element ref="ns3:MediaServiceFastMetadata" minOccurs="0"/>
-                <xsd:element ref="ns3:MediaServiceDateTaken" minOccurs="0"/>
-                <xsd:element ref="ns3:MediaServiceAutoTags" minOccurs="0"/>
-                <xsd:element ref="ns3:MediaServiceOCR" minOccurs="0"/>
-                <xsd:element ref="ns3:MediaServiceGenerationTime" minOccurs="0"/>
-                <xsd:element ref="ns3:MediaServiceEventHashCode" minOccurs="0"/>
-                <xsd:element ref="ns3:MediaServiceAutoKeyPoints" minOccurs="0"/>
-                <xsd:element ref="ns3:MediaServiceKeyPoints" minOccurs="0"/>
-                <xsd:element ref="ns3:MediaServiceLocation" minOccurs="0"/>
-              </xsd:all>
-            </xsd:complexType>
-          </xsd:element>
-        </xsd:sequence>
-      </xsd:complexType>
-    </xsd:element>
-  </xsd:schema>
-  <xsd:schema xmlns:xsd="http://www.w3.org/2001/XMLSchema" xmlns:xs="http://www.w3.org/2001/XMLSchema" xmlns:dms="http://schemas.microsoft.com/office/2006/documentManagement/types" xmlns:pc="http://schemas.microsoft.com/office/infopath/2007/PartnerControls" targetNamespace="8368dbc2-d0cf-4f1d-b69d-271b713bb709" elementFormDefault="qualified">
-    <xsd:import namespace="http://schemas.microsoft.com/office/2006/documentManagement/types"/>
-    <xsd:import namespace="http://schemas.microsoft.com/office/infopath/2007/PartnerControls"/>
-    <xsd:element name="MediaServiceMetadata" ma:index="8" nillable="true" ma:displayName="MediaServiceMetadata" ma:hidden="true" ma:internalName="MediaServiceMetadata" ma:readOnly="true">
-      <xsd:simpleType>
-        <xsd:restriction base="dms:Note"/>
-      </xsd:simpleType>
-    </xsd:element>
-    <xsd:element name="MediaServiceFastMetadata" ma:index="9" nillable="true" ma:displayName="MediaServiceFastMetadata" ma:hidden="true" ma:internalName="MediaServiceFastMetadata" ma:readOnly="true">
-      <xsd:simpleType>
-        <xsd:restriction base="dms:Note"/>
-      </xsd:simpleType>
-    </xsd:element>
-    <xsd:element name="MediaServiceDateTaken" ma:index="10" nillable="true" ma:displayName="MediaServiceDateTaken" ma:hidden="true" ma:internalName="MediaServiceDateTaken" ma:readOnly="true">
-      <xsd:simpleType>
-        <xsd:restriction base="dms:Text"/>
-      </xsd:simpleType>
-    </xsd:element>
-    <xsd:element name="MediaServiceAutoTags" ma:index="11" nillable="true" ma:displayName="Tags" ma:internalName="MediaServiceAutoTags" ma:readOnly="true">
-      <xsd:simpleType>
-        <xsd:restriction base="dms:Text"/>
-      </xsd:simpleType>
-    </xsd:element>
-    <xsd:element name="MediaServiceOCR" ma:index="12" nillable="true" ma:displayName="Extracted Text" ma:internalName="MediaServiceOCR" ma:readOnly="true">
-      <xsd:simpleType>
-        <xsd:restriction base="dms:Note">
-          <xsd:maxLength value="255"/>
-        </xsd:restriction>
-      </xsd:simpleType>
-    </xsd:element>
-    <xsd:element name="MediaServiceGenerationTime" ma:index="13" nillable="true" ma:displayName="MediaServiceGenerationTime" ma:hidden="true" ma:internalName="MediaServiceGenerationTime" ma:readOnly="true">
-      <xsd:simpleType>
-        <xsd:restriction base="dms:Text"/>
-      </xsd:simpleType>
-    </xsd:element>
-    <xsd:element name="MediaServiceEventHashCode" ma:index="14" nillable="true" ma:displayName="MediaServiceEventHashCode" ma:hidden="true" ma:internalName="MediaServiceEventHashCode" ma:readOnly="true">
-      <xsd:simpleType>
-        <xsd:restriction base="dms:Text"/>
-      </xsd:simpleType>
-    </xsd:element>
-    <xsd:element name="MediaServiceAutoKeyPoints" ma:index="15" nillable="true" ma:displayName="MediaServiceAutoKeyPoints" ma:hidden="true" ma:internalName="MediaServiceAutoKeyPoints" ma:readOnly="true">
-      <xsd:simpleType>
-        <xsd:restriction base="dms:Note"/>
-      </xsd:simpleType>
-    </xsd:element>
-    <xsd:element name="MediaServiceKeyPoints" ma:index="16" nillable="true" ma:displayName="KeyPoints" ma:internalName="MediaServiceKeyPoints" ma:readOnly="true">
-      <xsd:simpleType>
-        <xsd:restriction base="dms:Note">
-          <xsd:maxLength value="255"/>
-        </xsd:restriction>
-      </xsd:simpleType>
-    </xsd:element>
-    <xsd:element name="MediaServiceLocation" ma:index="17" nillable="true" ma:displayName="Location" ma:internalName="MediaServiceLocation" ma:readOnly="true">
-      <xsd:simpleType>
-        <xsd:restriction base="dms:Text"/>
-      </xsd:simpleType>
-    </xsd:element>
-  </xsd:schema>
-  <xsd:schema xmlns="http://schemas.openxmlformats.org/package/2006/metadata/core-properties" xmlns:xsd="http://www.w3.org/2001/XMLSchema" xmlns:xsi="http://www.w3.org/2001/XMLSchema-instance" xmlns:dc="http://purl.org/dc/elements/1.1/" xmlns:dcterms="http://purl.org/dc/terms/" xmlns:odoc="http://schemas.microsoft.com/internal/obd" targetNamespace="http://schemas.openxmlformats.org/package/2006/metadata/core-properties" elementFormDefault="qualified" attributeFormDefault="unqualified" blockDefault="#all">
-    <xsd:import namespace="http://purl.org/dc/elements/1.1/" schemaLocation="http://dublincore.org/schemas/xmls/qdc/2003/04/02/dc.xsd"/>
-    <xsd:import namespace="http://purl.org/dc/terms/" schemaLocation="http://dublincore.org/schemas/xmls/qdc/2003/04/02/dcterms.xsd"/>
-    <xsd:element name="coreProperties" type="CT_coreProperties"/>
-    <xsd:complexType name="CT_coreProperties">
-      <xsd:all>
-        <xsd:element ref="dc:creator" minOccurs="0" maxOccurs="1"/>
-        <xsd:element ref="dcterms:created" minOccurs="0" maxOccurs="1"/>
-        <xsd:element ref="dc:identifier" minOccurs="0" maxOccurs="1"/>
-        <xsd:element name="contentType" minOccurs="0" maxOccurs="1" type="xsd:string" ma:index="0" ma:displayName="Content Type"/>
-        <xsd:element ref="dc:title" minOccurs="0" maxOccurs="1" ma:index="4" ma:displayName="Title"/>
-        <xsd:element ref="dc:subject" minOccurs="0" maxOccurs="1"/>
-        <xsd:element ref="dc:description" minOccurs="0" maxOccurs="1"/>
-        <xsd:element name="keywords" minOccurs="0" maxOccurs="1" type="xsd:string"/>
-        <xsd:element ref="dc:language" minOccurs="0" maxOccurs="1"/>
-        <xsd:element name="category" minOccurs="0" maxOccurs="1" type="xsd:string"/>
-        <xsd:element name="version" minOccurs="0" maxOccurs="1" type="xsd:string"/>
-        <xsd:element name="revision" minOccurs="0" maxOccurs="1" type="xsd:string">
-          <xsd:annotation>
-            <xsd:documentation>
-                        This value indicates the number of saves or revisions. The application is responsible for updating this value after each revision.
-                    </xsd:documentation>
-          </xsd:annotation>
-        </xsd:element>
-        <xsd:element name="lastModifiedBy" minOccurs="0" maxOccurs="1" type="xsd:string"/>
-        <xsd:element ref="dcterms:modified" minOccurs="0" maxOccurs="1"/>
-        <xsd:element name="contentStatus" minOccurs="0" maxOccurs="1" type="xsd:string"/>
-      </xsd:all>
-    </xsd:complexType>
-  </xsd:schema>
-  <xs:schema xmlns:pc="http://schemas.microsoft.com/office/infopath/2007/PartnerControls" xmlns:xs="http://www.w3.org/2001/XMLSchema" targetNamespace="http://schemas.microsoft.com/office/infopath/2007/PartnerControls" elementFormDefault="qualified" attributeFormDefault="unqualified">
-    <xs:element name="Person">
-      <xs:complexType>
-        <xs:sequence>
-          <xs:element ref="pc:DisplayName" minOccurs="0"/>
-          <xs:element ref="pc:AccountId" minOccurs="0"/>
-          <xs:element ref="pc:AccountType" minOccurs="0"/>
-        </xs:sequence>
-      </xs:complexType>
-    </xs:element>
-    <xs:element name="DisplayName" type="xs:string"/>
-    <xs:element name="AccountId" type="xs:string"/>
-    <xs:element name="AccountType" type="xs:string"/>
-    <xs:element name="BDCAssociatedEntity">
-      <xs:complexType>
-        <xs:sequence>
-          <xs:element ref="pc:BDCEntity" minOccurs="0" maxOccurs="unbounded"/>
-        </xs:sequence>
-        <xs:attribute ref="pc:EntityNamespace"/>
-        <xs:attribute ref="pc:EntityName"/>
-        <xs:attribute ref="pc:SystemInstanceName"/>
-        <xs:attribute ref="pc:AssociationName"/>
-      </xs:complexType>
-    </xs:element>
-    <xs:attribute name="EntityNamespace" type="xs:string"/>
-    <xs:attribute name="EntityName" type="xs:string"/>
-    <xs:attribute name="SystemInstanceName" type="xs:string"/>
-    <xs:attribute name="AssociationName" type="xs:string"/>
-    <xs:element name="BDCEntity">
-      <xs:complexType>
-        <xs:sequence>
-          <xs:element ref="pc:EntityDisplayName" minOccurs="0"/>
-          <xs:element ref="pc:EntityInstanceReference" minOccurs="0"/>
-          <xs:element ref="pc:EntityId1" minOccurs="0"/>
-          <xs:element ref="pc:EntityId2" minOccurs="0"/>
-          <xs:element ref="pc:EntityId3" minOccurs="0"/>
-          <xs:element ref="pc:EntityId4" minOccurs="0"/>
-          <xs:element ref="pc:EntityId5" minOccurs="0"/>
-        </xs:sequence>
-      </xs:complexType>
-    </xs:element>
-    <xs:element name="EntityDisplayName" type="xs:string"/>
-    <xs:element name="EntityInstanceReference" type="xs:string"/>
-    <xs:element name="EntityId1" type="xs:string"/>
-    <xs:element name="EntityId2" type="xs:string"/>
-    <xs:element name="EntityId3" type="xs:string"/>
-    <xs:element name="EntityId4" type="xs:string"/>
-    <xs:element name="EntityId5" type="xs:string"/>
-    <xs:element name="Terms">
-      <xs:complexType>
-        <xs:sequence>
-          <xs:element ref="pc:TermInfo" minOccurs="0" maxOccurs="unbounded"/>
-        </xs:sequence>
-      </xs:complexType>
-    </xs:element>
-    <xs:element name="TermInfo">
-      <xs:complexType>
-        <xs:sequence>
-          <xs:element ref="pc:TermName" minOccurs="0"/>
-          <xs:element ref="pc:TermId" minOccurs="0"/>
-        </xs:sequence>
-      </xs:complexType>
-    </xs:element>
-    <xs:element name="TermName" type="xs:string"/>
-    <xs:element name="TermId" type="xs:string"/>
-  </xs:schema>
-</ct:contentTypeSchema>
-</file>
-
-<file path=customXml/item2.xml><?xml version="1.0" encoding="utf-8"?>
 <b:Sources xmlns:b="http://schemas.openxmlformats.org/officeDocument/2006/bibliography" xmlns="http://schemas.openxmlformats.org/officeDocument/2006/bibliography" SelectedStyle="\CHICAGO.XSL" StyleName="Chicago" Version="15">
   <b:Source>
     <b:Tag>Nie94</b:Tag>
@@ -41426,13 +35375,191 @@
 </b:Sources>
 </file>
 
-<file path=customXml/item3.xml><?xml version="1.0" encoding="utf-8"?>
-<p:properties xmlns:p="http://schemas.microsoft.com/office/2006/metadata/properties" xmlns:xsi="http://www.w3.org/2001/XMLSchema-instance" xmlns:pc="http://schemas.microsoft.com/office/infopath/2007/PartnerControls">
-  <documentManagement/>
-</p:properties>
+<file path=customXml/item2.xml><?xml version="1.0" encoding="utf-8"?>
+<ct:contentTypeSchema xmlns:ct="http://schemas.microsoft.com/office/2006/metadata/contentType" xmlns:ma="http://schemas.microsoft.com/office/2006/metadata/properties/metaAttributes" ct:_="" ma:_="" ma:contentTypeName="Document" ma:contentTypeID="0x010100F6682F5D279BB743815495E358809DF5" ma:contentTypeVersion="10" ma:contentTypeDescription="Create a new document." ma:contentTypeScope="" ma:versionID="9cce5abf39adbde8996982f8a2c22b61">
+  <xsd:schema xmlns:xsd="http://www.w3.org/2001/XMLSchema" xmlns:xs="http://www.w3.org/2001/XMLSchema" xmlns:p="http://schemas.microsoft.com/office/2006/metadata/properties" xmlns:ns3="8368dbc2-d0cf-4f1d-b69d-271b713bb709" targetNamespace="http://schemas.microsoft.com/office/2006/metadata/properties" ma:root="true" ma:fieldsID="428003a732873292670f22a4d84859ad" ns3:_="">
+    <xsd:import namespace="8368dbc2-d0cf-4f1d-b69d-271b713bb709"/>
+    <xsd:element name="properties">
+      <xsd:complexType>
+        <xsd:sequence>
+          <xsd:element name="documentManagement">
+            <xsd:complexType>
+              <xsd:all>
+                <xsd:element ref="ns3:MediaServiceMetadata" minOccurs="0"/>
+                <xsd:element ref="ns3:MediaServiceFastMetadata" minOccurs="0"/>
+                <xsd:element ref="ns3:MediaServiceDateTaken" minOccurs="0"/>
+                <xsd:element ref="ns3:MediaServiceAutoTags" minOccurs="0"/>
+                <xsd:element ref="ns3:MediaServiceOCR" minOccurs="0"/>
+                <xsd:element ref="ns3:MediaServiceGenerationTime" minOccurs="0"/>
+                <xsd:element ref="ns3:MediaServiceEventHashCode" minOccurs="0"/>
+                <xsd:element ref="ns3:MediaServiceAutoKeyPoints" minOccurs="0"/>
+                <xsd:element ref="ns3:MediaServiceKeyPoints" minOccurs="0"/>
+                <xsd:element ref="ns3:MediaServiceLocation" minOccurs="0"/>
+              </xsd:all>
+            </xsd:complexType>
+          </xsd:element>
+        </xsd:sequence>
+      </xsd:complexType>
+    </xsd:element>
+  </xsd:schema>
+  <xsd:schema xmlns:xsd="http://www.w3.org/2001/XMLSchema" xmlns:xs="http://www.w3.org/2001/XMLSchema" xmlns:dms="http://schemas.microsoft.com/office/2006/documentManagement/types" xmlns:pc="http://schemas.microsoft.com/office/infopath/2007/PartnerControls" targetNamespace="8368dbc2-d0cf-4f1d-b69d-271b713bb709" elementFormDefault="qualified">
+    <xsd:import namespace="http://schemas.microsoft.com/office/2006/documentManagement/types"/>
+    <xsd:import namespace="http://schemas.microsoft.com/office/infopath/2007/PartnerControls"/>
+    <xsd:element name="MediaServiceMetadata" ma:index="8" nillable="true" ma:displayName="MediaServiceMetadata" ma:hidden="true" ma:internalName="MediaServiceMetadata" ma:readOnly="true">
+      <xsd:simpleType>
+        <xsd:restriction base="dms:Note"/>
+      </xsd:simpleType>
+    </xsd:element>
+    <xsd:element name="MediaServiceFastMetadata" ma:index="9" nillable="true" ma:displayName="MediaServiceFastMetadata" ma:hidden="true" ma:internalName="MediaServiceFastMetadata" ma:readOnly="true">
+      <xsd:simpleType>
+        <xsd:restriction base="dms:Note"/>
+      </xsd:simpleType>
+    </xsd:element>
+    <xsd:element name="MediaServiceDateTaken" ma:index="10" nillable="true" ma:displayName="MediaServiceDateTaken" ma:hidden="true" ma:internalName="MediaServiceDateTaken" ma:readOnly="true">
+      <xsd:simpleType>
+        <xsd:restriction base="dms:Text"/>
+      </xsd:simpleType>
+    </xsd:element>
+    <xsd:element name="MediaServiceAutoTags" ma:index="11" nillable="true" ma:displayName="Tags" ma:internalName="MediaServiceAutoTags" ma:readOnly="true">
+      <xsd:simpleType>
+        <xsd:restriction base="dms:Text"/>
+      </xsd:simpleType>
+    </xsd:element>
+    <xsd:element name="MediaServiceOCR" ma:index="12" nillable="true" ma:displayName="Extracted Text" ma:internalName="MediaServiceOCR" ma:readOnly="true">
+      <xsd:simpleType>
+        <xsd:restriction base="dms:Note">
+          <xsd:maxLength value="255"/>
+        </xsd:restriction>
+      </xsd:simpleType>
+    </xsd:element>
+    <xsd:element name="MediaServiceGenerationTime" ma:index="13" nillable="true" ma:displayName="MediaServiceGenerationTime" ma:hidden="true" ma:internalName="MediaServiceGenerationTime" ma:readOnly="true">
+      <xsd:simpleType>
+        <xsd:restriction base="dms:Text"/>
+      </xsd:simpleType>
+    </xsd:element>
+    <xsd:element name="MediaServiceEventHashCode" ma:index="14" nillable="true" ma:displayName="MediaServiceEventHashCode" ma:hidden="true" ma:internalName="MediaServiceEventHashCode" ma:readOnly="true">
+      <xsd:simpleType>
+        <xsd:restriction base="dms:Text"/>
+      </xsd:simpleType>
+    </xsd:element>
+    <xsd:element name="MediaServiceAutoKeyPoints" ma:index="15" nillable="true" ma:displayName="MediaServiceAutoKeyPoints" ma:hidden="true" ma:internalName="MediaServiceAutoKeyPoints" ma:readOnly="true">
+      <xsd:simpleType>
+        <xsd:restriction base="dms:Note"/>
+      </xsd:simpleType>
+    </xsd:element>
+    <xsd:element name="MediaServiceKeyPoints" ma:index="16" nillable="true" ma:displayName="KeyPoints" ma:internalName="MediaServiceKeyPoints" ma:readOnly="true">
+      <xsd:simpleType>
+        <xsd:restriction base="dms:Note">
+          <xsd:maxLength value="255"/>
+        </xsd:restriction>
+      </xsd:simpleType>
+    </xsd:element>
+    <xsd:element name="MediaServiceLocation" ma:index="17" nillable="true" ma:displayName="Location" ma:internalName="MediaServiceLocation" ma:readOnly="true">
+      <xsd:simpleType>
+        <xsd:restriction base="dms:Text"/>
+      </xsd:simpleType>
+    </xsd:element>
+  </xsd:schema>
+  <xsd:schema xmlns="http://schemas.openxmlformats.org/package/2006/metadata/core-properties" xmlns:xsd="http://www.w3.org/2001/XMLSchema" xmlns:xsi="http://www.w3.org/2001/XMLSchema-instance" xmlns:dc="http://purl.org/dc/elements/1.1/" xmlns:dcterms="http://purl.org/dc/terms/" xmlns:odoc="http://schemas.microsoft.com/internal/obd" targetNamespace="http://schemas.openxmlformats.org/package/2006/metadata/core-properties" elementFormDefault="qualified" attributeFormDefault="unqualified" blockDefault="#all">
+    <xsd:import namespace="http://purl.org/dc/elements/1.1/" schemaLocation="http://dublincore.org/schemas/xmls/qdc/2003/04/02/dc.xsd"/>
+    <xsd:import namespace="http://purl.org/dc/terms/" schemaLocation="http://dublincore.org/schemas/xmls/qdc/2003/04/02/dcterms.xsd"/>
+    <xsd:element name="coreProperties" type="CT_coreProperties"/>
+    <xsd:complexType name="CT_coreProperties">
+      <xsd:all>
+        <xsd:element ref="dc:creator" minOccurs="0" maxOccurs="1"/>
+        <xsd:element ref="dcterms:created" minOccurs="0" maxOccurs="1"/>
+        <xsd:element ref="dc:identifier" minOccurs="0" maxOccurs="1"/>
+        <xsd:element name="contentType" minOccurs="0" maxOccurs="1" type="xsd:string" ma:index="0" ma:displayName="Content Type"/>
+        <xsd:element ref="dc:title" minOccurs="0" maxOccurs="1" ma:index="4" ma:displayName="Title"/>
+        <xsd:element ref="dc:subject" minOccurs="0" maxOccurs="1"/>
+        <xsd:element ref="dc:description" minOccurs="0" maxOccurs="1"/>
+        <xsd:element name="keywords" minOccurs="0" maxOccurs="1" type="xsd:string"/>
+        <xsd:element ref="dc:language" minOccurs="0" maxOccurs="1"/>
+        <xsd:element name="category" minOccurs="0" maxOccurs="1" type="xsd:string"/>
+        <xsd:element name="version" minOccurs="0" maxOccurs="1" type="xsd:string"/>
+        <xsd:element name="revision" minOccurs="0" maxOccurs="1" type="xsd:string">
+          <xsd:annotation>
+            <xsd:documentation>
+                        This value indicates the number of saves or revisions. The application is responsible for updating this value after each revision.
+                    </xsd:documentation>
+          </xsd:annotation>
+        </xsd:element>
+        <xsd:element name="lastModifiedBy" minOccurs="0" maxOccurs="1" type="xsd:string"/>
+        <xsd:element ref="dcterms:modified" minOccurs="0" maxOccurs="1"/>
+        <xsd:element name="contentStatus" minOccurs="0" maxOccurs="1" type="xsd:string"/>
+      </xsd:all>
+    </xsd:complexType>
+  </xsd:schema>
+  <xs:schema xmlns:pc="http://schemas.microsoft.com/office/infopath/2007/PartnerControls" xmlns:xs="http://www.w3.org/2001/XMLSchema" targetNamespace="http://schemas.microsoft.com/office/infopath/2007/PartnerControls" elementFormDefault="qualified" attributeFormDefault="unqualified">
+    <xs:element name="Person">
+      <xs:complexType>
+        <xs:sequence>
+          <xs:element ref="pc:DisplayName" minOccurs="0"/>
+          <xs:element ref="pc:AccountId" minOccurs="0"/>
+          <xs:element ref="pc:AccountType" minOccurs="0"/>
+        </xs:sequence>
+      </xs:complexType>
+    </xs:element>
+    <xs:element name="DisplayName" type="xs:string"/>
+    <xs:element name="AccountId" type="xs:string"/>
+    <xs:element name="AccountType" type="xs:string"/>
+    <xs:element name="BDCAssociatedEntity">
+      <xs:complexType>
+        <xs:sequence>
+          <xs:element ref="pc:BDCEntity" minOccurs="0" maxOccurs="unbounded"/>
+        </xs:sequence>
+        <xs:attribute ref="pc:EntityNamespace"/>
+        <xs:attribute ref="pc:EntityName"/>
+        <xs:attribute ref="pc:SystemInstanceName"/>
+        <xs:attribute ref="pc:AssociationName"/>
+      </xs:complexType>
+    </xs:element>
+    <xs:attribute name="EntityNamespace" type="xs:string"/>
+    <xs:attribute name="EntityName" type="xs:string"/>
+    <xs:attribute name="SystemInstanceName" type="xs:string"/>
+    <xs:attribute name="AssociationName" type="xs:string"/>
+    <xs:element name="BDCEntity">
+      <xs:complexType>
+        <xs:sequence>
+          <xs:element ref="pc:EntityDisplayName" minOccurs="0"/>
+          <xs:element ref="pc:EntityInstanceReference" minOccurs="0"/>
+          <xs:element ref="pc:EntityId1" minOccurs="0"/>
+          <xs:element ref="pc:EntityId2" minOccurs="0"/>
+          <xs:element ref="pc:EntityId3" minOccurs="0"/>
+          <xs:element ref="pc:EntityId4" minOccurs="0"/>
+          <xs:element ref="pc:EntityId5" minOccurs="0"/>
+        </xs:sequence>
+      </xs:complexType>
+    </xs:element>
+    <xs:element name="EntityDisplayName" type="xs:string"/>
+    <xs:element name="EntityInstanceReference" type="xs:string"/>
+    <xs:element name="EntityId1" type="xs:string"/>
+    <xs:element name="EntityId2" type="xs:string"/>
+    <xs:element name="EntityId3" type="xs:string"/>
+    <xs:element name="EntityId4" type="xs:string"/>
+    <xs:element name="EntityId5" type="xs:string"/>
+    <xs:element name="Terms">
+      <xs:complexType>
+        <xs:sequence>
+          <xs:element ref="pc:TermInfo" minOccurs="0" maxOccurs="unbounded"/>
+        </xs:sequence>
+      </xs:complexType>
+    </xs:element>
+    <xs:element name="TermInfo">
+      <xs:complexType>
+        <xs:sequence>
+          <xs:element ref="pc:TermName" minOccurs="0"/>
+          <xs:element ref="pc:TermId" minOccurs="0"/>
+        </xs:sequence>
+      </xs:complexType>
+    </xs:element>
+    <xs:element name="TermName" type="xs:string"/>
+    <xs:element name="TermId" type="xs:string"/>
+  </xs:schema>
+</ct:contentTypeSchema>
 </file>
 
-<file path=customXml/item4.xml><?xml version="1.0" encoding="utf-8"?>
+<file path=customXml/item3.xml><?xml version="1.0" encoding="utf-8"?>
 <?mso-contentType ?>
 <FormTemplates xmlns="http://schemas.microsoft.com/sharepoint/v3/contenttype/forms">
   <Display>DocumentLibraryForm</Display>
@@ -41441,7 +35568,21 @@
 </FormTemplates>
 </file>
 
+<file path=customXml/item4.xml><?xml version="1.0" encoding="utf-8"?>
+<p:properties xmlns:p="http://schemas.microsoft.com/office/2006/metadata/properties" xmlns:xsi="http://www.w3.org/2001/XMLSchema-instance" xmlns:pc="http://schemas.microsoft.com/office/infopath/2007/PartnerControls">
+  <documentManagement/>
+</p:properties>
+</file>
+
 <file path=customXml/itemProps1.xml><?xml version="1.0" encoding="utf-8"?>
+<ds:datastoreItem xmlns:ds="http://schemas.openxmlformats.org/officeDocument/2006/customXml" ds:itemID="{771C588B-E55E-49B9-BF51-B46E1EA943F3}">
+  <ds:schemaRefs>
+    <ds:schemaRef ds:uri="http://schemas.openxmlformats.org/officeDocument/2006/bibliography"/>
+  </ds:schemaRefs>
+</ds:datastoreItem>
+</file>
+
+<file path=customXml/itemProps2.xml><?xml version="1.0" encoding="utf-8"?>
 <ds:datastoreItem xmlns:ds="http://schemas.openxmlformats.org/officeDocument/2006/customXml" ds:itemID="{C79C9704-F379-4180-A658-10AB81D7AADB}">
   <ds:schemaRefs>
     <ds:schemaRef ds:uri="http://schemas.microsoft.com/office/2006/metadata/contentType"/>
@@ -41459,27 +35600,19 @@
 </ds:datastoreItem>
 </file>
 
-<file path=customXml/itemProps2.xml><?xml version="1.0" encoding="utf-8"?>
-<ds:datastoreItem xmlns:ds="http://schemas.openxmlformats.org/officeDocument/2006/customXml" ds:itemID="{771C588B-E55E-49B9-BF51-B46E1EA943F3}">
+<file path=customXml/itemProps3.xml><?xml version="1.0" encoding="utf-8"?>
+<ds:datastoreItem xmlns:ds="http://schemas.openxmlformats.org/officeDocument/2006/customXml" ds:itemID="{2630172D-6836-408C-8A6D-12F557B98137}">
   <ds:schemaRefs>
-    <ds:schemaRef ds:uri="http://schemas.openxmlformats.org/officeDocument/2006/bibliography"/>
+    <ds:schemaRef ds:uri="http://schemas.microsoft.com/sharepoint/v3/contenttype/forms"/>
   </ds:schemaRefs>
 </ds:datastoreItem>
 </file>
 
-<file path=customXml/itemProps3.xml><?xml version="1.0" encoding="utf-8"?>
+<file path=customXml/itemProps4.xml><?xml version="1.0" encoding="utf-8"?>
 <ds:datastoreItem xmlns:ds="http://schemas.openxmlformats.org/officeDocument/2006/customXml" ds:itemID="{F6237B5A-BC7F-4E8D-A410-6C3736C80475}">
   <ds:schemaRefs>
     <ds:schemaRef ds:uri="http://schemas.microsoft.com/office/2006/metadata/properties"/>
     <ds:schemaRef ds:uri="http://schemas.microsoft.com/office/infopath/2007/PartnerControls"/>
   </ds:schemaRefs>
 </ds:datastoreItem>
-</file>
-
-<file path=customXml/itemProps4.xml><?xml version="1.0" encoding="utf-8"?>
-<ds:datastoreItem xmlns:ds="http://schemas.openxmlformats.org/officeDocument/2006/customXml" ds:itemID="{2630172D-6836-408C-8A6D-12F557B98137}">
-  <ds:schemaRefs>
-    <ds:schemaRef ds:uri="http://schemas.microsoft.com/sharepoint/v3/contenttype/forms"/>
-  </ds:schemaRefs>
-</ds:datastoreItem>
 </file>
--- a/Documentation/Documentation.docx
+++ b/Documentation/Documentation.docx
@@ -169,7 +169,7 @@
                                 <wp:inline distT="0" distB="0" distL="0" distR="0" wp14:anchorId="2E708357" wp14:editId="1D7ADB23">
                                   <wp:extent cx="906780" cy="906780"/>
                                   <wp:effectExtent l="0" t="0" r="0" b="0"/>
-                                  <wp:docPr id="1619802828" name="Picture 2"/>
+                                  <wp:docPr id="797804711" name="Picture 2"/>
                                   <wp:cNvGraphicFramePr>
                                     <a:graphicFrameLocks xmlns:a="http://schemas.openxmlformats.org/drawingml/2006/main" noChangeAspect="1"/>
                                   </wp:cNvGraphicFramePr>
@@ -737,7 +737,7 @@
                           <wp:inline distT="0" distB="0" distL="0" distR="0" wp14:anchorId="2E708357" wp14:editId="1D7ADB23">
                             <wp:extent cx="906780" cy="906780"/>
                             <wp:effectExtent l="0" t="0" r="0" b="0"/>
-                            <wp:docPr id="1619802828" name="Picture 2"/>
+                            <wp:docPr id="797804711" name="Picture 2"/>
                             <wp:cNvGraphicFramePr>
                               <a:graphicFrameLocks xmlns:a="http://schemas.openxmlformats.org/drawingml/2006/main" noChangeAspect="1"/>
                             </wp:cNvGraphicFramePr>
@@ -6368,329 +6368,16 @@
     </w:p>
     <w:p>
       <w:pPr>
-        <w:pStyle w:val="TOCHeading"/>
-        <w:jc w:val="both"/>
-        <w:rPr>
-          <w:rFonts w:ascii="Bahnschrift Light" w:hAnsi="Bahnschrift Light" w:cs="Vani"/>
-        </w:rPr>
-      </w:pPr>
-      <w:bookmarkStart w:id="3" w:name="_Toc222042351"/>
-      <w:r>
-        <w:rPr>
-          <w:rFonts w:ascii="Bahnschrift Light" w:hAnsi="Bahnschrift Light" w:cs="Calibri"/>
-        </w:rPr>
-        <w:t>Κ</w:t>
-      </w:r>
-      <w:r>
-        <w:rPr>
-          <w:rFonts w:ascii="Bahnschrift Light" w:hAnsi="Bahnschrift Light" w:cs="Calibri"/>
-        </w:rPr>
-        <w:t>ατάλογος</w:t>
-      </w:r>
-      <w:r>
-        <w:rPr>
-          <w:rFonts w:ascii="Bahnschrift Light" w:hAnsi="Bahnschrift Light" w:cs="Vani"/>
-        </w:rPr>
-        <w:t xml:space="preserve"> </w:t>
-      </w:r>
-      <w:r>
-        <w:rPr>
-          <w:rFonts w:ascii="Bahnschrift Light" w:hAnsi="Bahnschrift Light" w:cs="Calibri"/>
-        </w:rPr>
-        <w:t>Εικόνων</w:t>
-      </w:r>
-      <w:bookmarkEnd w:id="3"/>
-    </w:p>
-    <w:p>
-      <w:pPr>
-        <w:pStyle w:val="13"/>
-        <w:tabs>
-          <w:tab w:val="right" w:leader="dot" w:pos="8942"/>
-        </w:tabs>
-        <w:spacing w:before="360" w:after="360"/>
-        <w:jc w:val="both"/>
-        <w:rPr>
-          <w:rFonts w:ascii="Bahnschrift Light" w:hAnsi="Bahnschrift Light" w:cs="Vani"/>
-        </w:rPr>
-      </w:pPr>
-      <w:r>
-        <w:rPr>
-          <w:rFonts w:ascii="Bahnschrift Light" w:hAnsi="Bahnschrift Light" w:cs="Vani"/>
-        </w:rPr>
-        <w:fldChar w:fldCharType="begin"/>
-      </w:r>
-      <w:r>
-        <w:rPr>
-          <w:rFonts w:ascii="Bahnschrift Light" w:hAnsi="Bahnschrift Light" w:cs="Vani"/>
-        </w:rPr>
-        <w:instrText xml:space="preserve"> TOC \h \z \c "</w:instrText>
-      </w:r>
-      <w:r>
-        <w:rPr>
-          <w:rFonts w:ascii="Bahnschrift Light" w:hAnsi="Bahnschrift Light" w:cs="Calibri"/>
-        </w:rPr>
-        <w:instrText>Εικόνα</w:instrText>
-      </w:r>
-      <w:r>
-        <w:rPr>
-          <w:rFonts w:ascii="Bahnschrift Light" w:hAnsi="Bahnschrift Light" w:cs="Vani"/>
-        </w:rPr>
-        <w:instrText xml:space="preserve">" </w:instrText>
-      </w:r>
-      <w:r>
-        <w:rPr>
-          <w:rFonts w:ascii="Bahnschrift Light" w:hAnsi="Bahnschrift Light" w:cs="Vani"/>
-        </w:rPr>
-        <w:fldChar w:fldCharType="separate"/>
-      </w:r>
-      <w:hyperlink w:anchor="__RefHeading___Toc306267266" w:history="1">
-        <w:r>
-          <w:rPr>
-            <w:rStyle w:val="IndexLink"/>
-            <w:rFonts w:ascii="Bahnschrift Light" w:hAnsi="Bahnschrift Light" w:cs="Calibri"/>
-            <w:lang w:val="en-GB" w:eastAsia="en-GB"/>
-          </w:rPr>
-          <w:t>Εικόνα</w:t>
-        </w:r>
-        <w:r>
-          <w:rPr>
-            <w:rStyle w:val="IndexLink"/>
-            <w:rFonts w:ascii="Bahnschrift Light" w:hAnsi="Bahnschrift Light" w:cs="Vani"/>
-            <w:lang w:val="en-GB" w:eastAsia="en-GB"/>
-          </w:rPr>
-          <w:t xml:space="preserve"> 1. </w:t>
-        </w:r>
-        <w:r>
-          <w:rPr>
-            <w:rStyle w:val="IndexLink"/>
-            <w:rFonts w:ascii="Bahnschrift Light" w:hAnsi="Bahnschrift Light" w:cs="Calibri"/>
-            <w:lang w:val="en-GB" w:eastAsia="en-GB"/>
-          </w:rPr>
-          <w:t>Η</w:t>
-        </w:r>
-        <w:r>
-          <w:rPr>
-            <w:rStyle w:val="IndexLink"/>
-            <w:rFonts w:ascii="Bahnschrift Light" w:hAnsi="Bahnschrift Light" w:cs="Vani"/>
-            <w:lang w:val="en-GB" w:eastAsia="en-GB"/>
-          </w:rPr>
-          <w:t xml:space="preserve"> </w:t>
-        </w:r>
-        <w:r>
-          <w:rPr>
-            <w:rStyle w:val="IndexLink"/>
-            <w:rFonts w:ascii="Bahnschrift Light" w:hAnsi="Bahnschrift Light" w:cs="Calibri"/>
-            <w:lang w:val="en-GB" w:eastAsia="en-GB"/>
-          </w:rPr>
-          <w:t>λεζάντα</w:t>
-        </w:r>
-        <w:r>
-          <w:rPr>
-            <w:rStyle w:val="IndexLink"/>
-            <w:rFonts w:ascii="Bahnschrift Light" w:hAnsi="Bahnschrift Light" w:cs="Vani"/>
-            <w:lang w:val="en-GB" w:eastAsia="en-GB"/>
-          </w:rPr>
-          <w:t xml:space="preserve"> </w:t>
-        </w:r>
-        <w:r>
-          <w:rPr>
-            <w:rStyle w:val="IndexLink"/>
-            <w:rFonts w:ascii="Bahnschrift Light" w:hAnsi="Bahnschrift Light" w:cs="Calibri"/>
-            <w:lang w:val="en-GB" w:eastAsia="en-GB"/>
-          </w:rPr>
-          <w:t>της</w:t>
-        </w:r>
-        <w:r>
-          <w:rPr>
-            <w:rStyle w:val="IndexLink"/>
-            <w:rFonts w:ascii="Bahnschrift Light" w:hAnsi="Bahnschrift Light" w:cs="Vani"/>
-            <w:lang w:val="en-GB" w:eastAsia="en-GB"/>
-          </w:rPr>
-          <w:t xml:space="preserve"> </w:t>
-        </w:r>
-        <w:r>
-          <w:rPr>
-            <w:rStyle w:val="IndexLink"/>
-            <w:rFonts w:ascii="Bahnschrift Light" w:hAnsi="Bahnschrift Light" w:cs="Calibri"/>
-            <w:lang w:val="en-GB" w:eastAsia="en-GB"/>
-          </w:rPr>
-          <w:t>εικόνας</w:t>
-        </w:r>
-        <w:r>
-          <w:rPr>
-            <w:rStyle w:val="IndexLink"/>
-            <w:rFonts w:ascii="Bahnschrift Light" w:hAnsi="Bahnschrift Light" w:cs="Vani"/>
-            <w:lang w:val="en-GB" w:eastAsia="en-GB"/>
-          </w:rPr>
-          <w:t xml:space="preserve"> 1</w:t>
-        </w:r>
-        <w:r>
-          <w:rPr>
-            <w:rStyle w:val="IndexLink"/>
-            <w:rFonts w:ascii="Bahnschrift Light" w:hAnsi="Bahnschrift Light" w:cs="Vani"/>
-            <w:lang w:val="en-GB" w:eastAsia="en-GB"/>
-          </w:rPr>
-          <w:tab/>
-          <w:t>5</w:t>
-        </w:r>
-      </w:hyperlink>
-    </w:p>
-    <w:p>
-      <w:pPr>
-        <w:pStyle w:val="13"/>
-        <w:tabs>
-          <w:tab w:val="right" w:leader="dot" w:pos="8942"/>
-        </w:tabs>
-        <w:jc w:val="both"/>
-        <w:rPr>
-          <w:rFonts w:ascii="Bahnschrift Light" w:hAnsi="Bahnschrift Light" w:cs="Vani"/>
-        </w:rPr>
-      </w:pPr>
-      <w:hyperlink w:anchor="__RefHeading___Toc306267267" w:history="1">
-        <w:r>
-          <w:rPr>
-            <w:rStyle w:val="IndexLink"/>
-            <w:rFonts w:ascii="Bahnschrift Light" w:hAnsi="Bahnschrift Light" w:cs="Calibri"/>
-            <w:lang w:val="en-GB" w:eastAsia="en-GB"/>
-          </w:rPr>
-          <w:t>Εικόνα</w:t>
-        </w:r>
-        <w:r>
-          <w:rPr>
-            <w:rStyle w:val="IndexLink"/>
-            <w:rFonts w:ascii="Bahnschrift Light" w:hAnsi="Bahnschrift Light" w:cs="Vani"/>
-            <w:lang w:val="en-GB" w:eastAsia="en-GB"/>
-          </w:rPr>
-          <w:t xml:space="preserve"> 2. </w:t>
-        </w:r>
-        <w:r>
-          <w:rPr>
-            <w:rStyle w:val="IndexLink"/>
-            <w:rFonts w:ascii="Bahnschrift Light" w:hAnsi="Bahnschrift Light" w:cs="Calibri"/>
-            <w:lang w:val="en-GB" w:eastAsia="en-GB"/>
-          </w:rPr>
-          <w:t>Μία</w:t>
-        </w:r>
-        <w:r>
-          <w:rPr>
-            <w:rStyle w:val="IndexLink"/>
-            <w:rFonts w:ascii="Bahnschrift Light" w:hAnsi="Bahnschrift Light" w:cs="Vani"/>
-            <w:lang w:val="en-GB" w:eastAsia="en-GB"/>
-          </w:rPr>
-          <w:t xml:space="preserve"> </w:t>
-        </w:r>
-        <w:r>
-          <w:rPr>
-            <w:rStyle w:val="IndexLink"/>
-            <w:rFonts w:ascii="Bahnschrift Light" w:hAnsi="Bahnschrift Light" w:cs="Calibri"/>
-            <w:lang w:val="en-GB" w:eastAsia="en-GB"/>
-          </w:rPr>
-          <w:t>δεύτερη</w:t>
-        </w:r>
-        <w:r>
-          <w:rPr>
-            <w:rStyle w:val="IndexLink"/>
-            <w:rFonts w:ascii="Bahnschrift Light" w:hAnsi="Bahnschrift Light" w:cs="Vani"/>
-            <w:lang w:val="en-GB" w:eastAsia="en-GB"/>
-          </w:rPr>
-          <w:t xml:space="preserve"> </w:t>
-        </w:r>
-        <w:r>
-          <w:rPr>
-            <w:rStyle w:val="IndexLink"/>
-            <w:rFonts w:ascii="Bahnschrift Light" w:hAnsi="Bahnschrift Light" w:cs="Calibri"/>
-            <w:lang w:val="en-GB" w:eastAsia="en-GB"/>
-          </w:rPr>
-          <w:t>εικόνα</w:t>
-        </w:r>
-        <w:r>
-          <w:rPr>
-            <w:rStyle w:val="IndexLink"/>
-            <w:rFonts w:ascii="Bahnschrift Light" w:hAnsi="Bahnschrift Light" w:cs="Vani"/>
-            <w:lang w:val="en-GB" w:eastAsia="en-GB"/>
-          </w:rPr>
-          <w:t xml:space="preserve"> </w:t>
-        </w:r>
-        <w:r>
-          <w:rPr>
-            <w:rStyle w:val="IndexLink"/>
-            <w:rFonts w:ascii="Bahnschrift Light" w:hAnsi="Bahnschrift Light" w:cs="Calibri"/>
-            <w:lang w:val="en-GB" w:eastAsia="en-GB"/>
-          </w:rPr>
-          <w:t>του</w:t>
-        </w:r>
-        <w:r>
-          <w:rPr>
-            <w:rStyle w:val="IndexLink"/>
-            <w:rFonts w:ascii="Bahnschrift Light" w:hAnsi="Bahnschrift Light" w:cs="Vani"/>
-            <w:lang w:val="en-GB" w:eastAsia="en-GB"/>
-          </w:rPr>
-          <w:t xml:space="preserve"> </w:t>
-        </w:r>
-        <w:r>
-          <w:rPr>
-            <w:rStyle w:val="IndexLink"/>
-            <w:rFonts w:ascii="Bahnschrift Light" w:hAnsi="Bahnschrift Light" w:cs="Calibri"/>
-            <w:lang w:val="en-GB" w:eastAsia="en-GB"/>
-          </w:rPr>
-          <w:t>λογότυπου</w:t>
-        </w:r>
-        <w:r>
-          <w:rPr>
-            <w:rStyle w:val="IndexLink"/>
-            <w:rFonts w:ascii="Bahnschrift Light" w:hAnsi="Bahnschrift Light" w:cs="Vani"/>
-            <w:lang w:val="en-GB" w:eastAsia="en-GB"/>
-          </w:rPr>
-          <w:t xml:space="preserve"> </w:t>
-        </w:r>
-        <w:r>
-          <w:rPr>
-            <w:rStyle w:val="IndexLink"/>
-            <w:rFonts w:ascii="Bahnschrift Light" w:hAnsi="Bahnschrift Light" w:cs="Calibri"/>
-            <w:lang w:val="en-GB" w:eastAsia="en-GB"/>
-          </w:rPr>
-          <w:t>του</w:t>
-        </w:r>
-        <w:r>
-          <w:rPr>
-            <w:rStyle w:val="IndexLink"/>
-            <w:rFonts w:ascii="Bahnschrift Light" w:hAnsi="Bahnschrift Light" w:cs="Vani"/>
-            <w:lang w:val="en-GB" w:eastAsia="en-GB"/>
-          </w:rPr>
-          <w:t xml:space="preserve"> </w:t>
-        </w:r>
-        <w:r>
-          <w:rPr>
-            <w:rStyle w:val="IndexLink"/>
-            <w:rFonts w:ascii="Bahnschrift Light" w:hAnsi="Bahnschrift Light" w:cs="Calibri"/>
-            <w:lang w:val="en-GB" w:eastAsia="en-GB"/>
-          </w:rPr>
-          <w:t>πανεπιστημίου</w:t>
-        </w:r>
-        <w:r>
-          <w:rPr>
-            <w:rStyle w:val="IndexLink"/>
-            <w:rFonts w:ascii="Bahnschrift Light" w:hAnsi="Bahnschrift Light" w:cs="Vani"/>
-            <w:lang w:val="en-GB" w:eastAsia="en-GB"/>
-          </w:rPr>
-          <w:tab/>
-          <w:t>5</w:t>
-        </w:r>
-      </w:hyperlink>
-    </w:p>
-    <w:p>
-      <w:pPr>
-        <w:spacing w:before="360" w:after="360"/>
-        <w:jc w:val="both"/>
-        <w:rPr>
-          <w:rFonts w:ascii="Bahnschrift Light" w:hAnsi="Bahnschrift Light" w:cs="Vani"/>
-        </w:rPr>
-      </w:pPr>
-      <w:r>
-        <w:rPr>
-          <w:rFonts w:ascii="Bahnschrift Light" w:hAnsi="Bahnschrift Light" w:cs="Vani"/>
-        </w:rPr>
-        <w:fldChar w:fldCharType="end"/>
+        <w:suppressAutoHyphens w:val="0"/>
+        <w:rPr>
+          <w:rFonts w:ascii="Bahnschrift Light" w:hAnsi="Bahnschrift Light" w:cs="Vani"/>
+        </w:rPr>
+      </w:pPr>
+      <w:r>
+        <w:rPr>
+          <w:rFonts w:ascii="Bahnschrift Light" w:hAnsi="Bahnschrift Light" w:cs="Vani"/>
+        </w:rPr>
+        <w:br w:type="page"/>
       </w:r>
     </w:p>
     <w:p>
@@ -6705,7 +6392,7 @@
           <w:u w:val="none"/>
         </w:rPr>
       </w:pPr>
-      <w:bookmarkStart w:id="4" w:name="_Toc222042352"/>
+      <w:bookmarkStart w:id="3" w:name="_Toc222042352"/>
       <w:r>
         <w:rPr>
           <w:rFonts w:ascii="Bahnschrift Light" w:hAnsi="Bahnschrift Light" w:cs="Calibri"/>
@@ -6740,36 +6427,62 @@
         </w:rPr>
         <w:t>ο</w:t>
       </w:r>
-      <w:bookmarkEnd w:id="4"/>
+      <w:bookmarkEnd w:id="3"/>
     </w:p>
     <w:p>
       <w:pPr>
         <w:pStyle w:val="Heading3"/>
         <w:jc w:val="both"/>
         <w:rPr>
-          <w:rFonts w:ascii="Bahnschrift Light" w:hAnsi="Bahnschrift Light" w:cs="Vani"/>
-        </w:rPr>
-      </w:pPr>
-      <w:bookmarkStart w:id="5" w:name="__RefHeading___Toc306572100"/>
-      <w:bookmarkStart w:id="6" w:name="_Toc201336593"/>
-      <w:bookmarkStart w:id="7" w:name="_Toc222042353"/>
+          <w:rFonts w:ascii="Bahnschrift Light" w:hAnsi="Bahnschrift Light" w:cs="Calibri"/>
+        </w:rPr>
+      </w:pPr>
+      <w:bookmarkStart w:id="4" w:name="__RefHeading___Toc306572100"/>
+      <w:bookmarkStart w:id="5" w:name="_Toc201336593"/>
+      <w:bookmarkStart w:id="6" w:name="_Toc222042353"/>
+      <w:bookmarkEnd w:id="4"/>
+      <w:r>
+        <w:rPr>
+          <w:rFonts w:ascii="Bahnschrift Light" w:hAnsi="Bahnschrift Light" w:cs="Calibri"/>
+        </w:rPr>
+        <w:t>Εισαγωγή</w:t>
+      </w:r>
       <w:bookmarkEnd w:id="5"/>
-      <w:r>
-        <w:rPr>
-          <w:rFonts w:ascii="Bahnschrift Light" w:hAnsi="Bahnschrift Light" w:cs="Calibri"/>
-        </w:rPr>
-        <w:t>Εισαγωγή</w:t>
-      </w:r>
       <w:bookmarkEnd w:id="6"/>
-      <w:bookmarkEnd w:id="7"/>
-    </w:p>
+    </w:p>
+    <w:p/>
+    <w:p/>
     <w:p>
       <w:pPr>
         <w:jc w:val="both"/>
         <w:rPr>
-          <w:rFonts w:ascii="Bahnschrift Light" w:hAnsi="Bahnschrift Light" w:cs="Vani"/>
-        </w:rPr>
-      </w:pPr>
+          <w:rFonts w:ascii="Calibri" w:hAnsi="Calibri"/>
+          <w:b/>
+          <w:bCs/>
+          <w:sz w:val="28"/>
+          <w:szCs w:val="28"/>
+        </w:rPr>
+      </w:pPr>
+      <w:r>
+        <w:rPr>
+          <w:rFonts w:ascii="Calibri" w:hAnsi="Calibri"/>
+          <w:b/>
+          <w:bCs/>
+          <w:sz w:val="28"/>
+          <w:szCs w:val="28"/>
+        </w:rPr>
+        <w:t>Πε</w:t>
+      </w:r>
+      <w:r>
+        <w:rPr>
+          <w:rFonts w:ascii="Calibri" w:hAnsi="Calibri"/>
+          <w:b/>
+          <w:bCs/>
+          <w:sz w:val="28"/>
+          <w:szCs w:val="28"/>
+        </w:rPr>
+        <w:t>ριγραφή του υπό μελέτη προβλήματος</w:t>
+      </w:r>
     </w:p>
     <w:p>
       <w:pPr>
@@ -6789,11 +6502,72 @@
           <w:lang w:val="en-GB"/>
         </w:rPr>
       </w:pPr>
-      <w:bookmarkStart w:id="8" w:name="__RefHeading___Toc306572104"/>
-      <w:bookmarkStart w:id="9" w:name="_Toc201336597"/>
-      <w:r>
-        <w:t>Βασικοί Ορισμοί</w:t>
-      </w:r>
+      <w:bookmarkStart w:id="7" w:name="__RefHeading___Toc306572104"/>
+      <w:bookmarkStart w:id="8" w:name="_Toc201336597"/>
+      <w:r>
+        <w:t>Βασικοί</w:t>
+      </w:r>
+      <w:r>
+        <w:rPr>
+          <w:lang w:val="en-GB"/>
+        </w:rPr>
+        <w:t xml:space="preserve"> </w:t>
+      </w:r>
+      <w:r>
+        <w:t>Ορισμοί</w:t>
+      </w:r>
+    </w:p>
+    <w:p>
+      <w:pPr>
+        <w:rPr>
+          <w:rFonts w:ascii="Bahnschrift Light" w:hAnsi="Bahnschrift Light" w:cs="Calibri"/>
+          <w:lang w:val="en-GB"/>
+        </w:rPr>
+      </w:pPr>
+      <w:sdt>
+        <w:sdtPr>
+          <w:rPr>
+            <w:rFonts w:ascii="Bahnschrift Light" w:hAnsi="Bahnschrift Light" w:cs="Calibri"/>
+          </w:rPr>
+          <w:id w:val="823320882"/>
+          <w:citation/>
+        </w:sdtPr>
+        <w:sdtContent>
+          <w:r>
+            <w:rPr>
+              <w:rFonts w:ascii="Bahnschrift Light" w:hAnsi="Bahnschrift Light" w:cs="Calibri"/>
+            </w:rPr>
+            <w:fldChar w:fldCharType="begin"/>
+          </w:r>
+          <w:r>
+            <w:rPr>
+              <w:rFonts w:ascii="Bahnschrift Light" w:hAnsi="Bahnschrift Light" w:cs="Calibri"/>
+              <w:lang w:val="en-GB"/>
+            </w:rPr>
+            <w:instrText xml:space="preserve"> CITATION Cam \l 2057 </w:instrText>
+          </w:r>
+          <w:r>
+            <w:rPr>
+              <w:rFonts w:ascii="Bahnschrift Light" w:hAnsi="Bahnschrift Light" w:cs="Calibri"/>
+            </w:rPr>
+            <w:fldChar w:fldCharType="separate"/>
+          </w:r>
+          <w:r>
+            <w:rPr>
+              <w:rFonts w:ascii="Bahnschrift Light" w:hAnsi="Bahnschrift Light" w:cs="Calibri"/>
+              <w:noProof/>
+              <w:lang w:val="en-GB"/>
+            </w:rPr>
+            <w:t>(Cambridge, Dictionary n.d.)</w:t>
+          </w:r>
+          <w:r>
+            <w:rPr>
+              <w:rFonts w:ascii="Bahnschrift Light" w:hAnsi="Bahnschrift Light" w:cs="Calibri"/>
+            </w:rPr>
+            <w:fldChar w:fldCharType="end"/>
+          </w:r>
+        </w:sdtContent>
+      </w:sdt>
     </w:p>
     <w:p>
       <w:pPr>
@@ -6802,11 +6576,32 @@
           <w:ilvl w:val="0"/>
           <w:numId w:val="0"/>
         </w:numPr>
-      </w:pPr>
-      <w:r>
-        <w:t xml:space="preserve">Διεπαφή Χρήστη </w:t>
-      </w:r>
-      <w:r>
+        <w:rPr>
+          <w:lang w:val="en-GB"/>
+        </w:rPr>
+      </w:pPr>
+      <w:r>
+        <w:t>Διεπαφή</w:t>
+      </w:r>
+      <w:r>
+        <w:rPr>
+          <w:lang w:val="en-GB"/>
+        </w:rPr>
+        <w:t xml:space="preserve"> </w:t>
+      </w:r>
+      <w:r>
+        <w:t>Χρήστη</w:t>
+      </w:r>
+      <w:r>
+        <w:rPr>
+          <w:lang w:val="en-GB"/>
+        </w:rPr>
+        <w:t xml:space="preserve"> </w:t>
+      </w:r>
+      <w:r>
+        <w:rPr>
+          <w:lang w:val="en-GB"/>
+        </w:rPr>
         <w:t xml:space="preserve">- </w:t>
       </w:r>
       <w:r>
@@ -6816,6 +6611,9 @@
         <w:t>User</w:t>
       </w:r>
       <w:r>
+        <w:rPr>
+          <w:lang w:val="en-GB"/>
+        </w:rPr>
         <w:t xml:space="preserve"> </w:t>
       </w:r>
       <w:r>
@@ -7177,6 +6975,255 @@
     </w:p>
     <w:p>
       <w:pPr>
+        <w:spacing w:line="259" w:lineRule="auto"/>
+        <w:rPr>
+          <w:rFonts w:ascii="Bahnschrift Light" w:hAnsi="Bahnschrift Light" w:cs="Calibri"/>
+        </w:rPr>
+      </w:pPr>
+    </w:p>
+    <w:p>
+      <w:pPr>
+        <w:spacing w:line="259" w:lineRule="auto"/>
+        <w:rPr>
+          <w:rFonts w:ascii="Calibri" w:hAnsi="Calibri"/>
+          <w:b/>
+          <w:bCs/>
+          <w:i/>
+          <w:iCs/>
+          <w:sz w:val="26"/>
+          <w:szCs w:val="26"/>
+          <w:lang w:val="en-GB"/>
+        </w:rPr>
+      </w:pPr>
+      <w:r>
+        <w:rPr>
+          <w:rFonts w:ascii="Calibri" w:hAnsi="Calibri"/>
+          <w:b/>
+          <w:bCs/>
+          <w:i/>
+          <w:iCs/>
+          <w:sz w:val="26"/>
+          <w:szCs w:val="26"/>
+        </w:rPr>
+        <w:t xml:space="preserve">Κλίμακα </w:t>
+      </w:r>
+      <w:proofErr w:type="spellStart"/>
+      <w:r>
+        <w:rPr>
+          <w:rFonts w:ascii="Calibri" w:hAnsi="Calibri"/>
+          <w:b/>
+          <w:bCs/>
+          <w:i/>
+          <w:iCs/>
+          <w:sz w:val="26"/>
+          <w:szCs w:val="26"/>
+        </w:rPr>
+        <w:t>Likert</w:t>
+      </w:r>
+      <w:proofErr w:type="spellEnd"/>
+    </w:p>
+    <w:p>
+      <w:pPr>
+        <w:spacing w:line="259" w:lineRule="auto"/>
+        <w:rPr>
+          <w:rFonts w:ascii="Bahnschrift Light" w:hAnsi="Bahnschrift Light" w:cs="Calibri"/>
+          <w:lang w:val="en-GB"/>
+        </w:rPr>
+      </w:pPr>
+      <w:r>
+        <w:rPr>
+          <w:rFonts w:ascii="Bahnschrift Light" w:hAnsi="Bahnschrift Light" w:cs="Calibri"/>
+        </w:rPr>
+        <w:t>Σ</w:t>
+      </w:r>
+      <w:r>
+        <w:rPr>
+          <w:rFonts w:ascii="Bahnschrift Light" w:hAnsi="Bahnschrift Light" w:cs="Calibri"/>
+        </w:rPr>
+        <w:t xml:space="preserve">ύστημα αξιολόγησης, που χρησιμοποιείται σε ερωτηματολόγια, το οποίο έχει σχεδιαστεί για να μετρά τις απόψεις </w:t>
+      </w:r>
+      <w:r>
+        <w:rPr>
+          <w:rFonts w:ascii="Bahnschrift Light" w:hAnsi="Bahnschrift Light" w:cs="Calibri"/>
+        </w:rPr>
+        <w:t>και</w:t>
+      </w:r>
+      <w:r>
+        <w:rPr>
+          <w:rFonts w:ascii="Bahnschrift Light" w:hAnsi="Bahnschrift Light" w:cs="Calibri"/>
+        </w:rPr>
+        <w:t xml:space="preserve"> τις αντιλήψεις των ανθρώπων. Οι συμμετέχοντες επιλέγουν από μια σειρά πιθανών απαντήσεων σε μια συγκεκριμένη ερώτηση ή δήλωση.</w:t>
+      </w:r>
+      <w:r>
+        <w:rPr>
+          <w:rFonts w:ascii="Bahnschrift Light" w:hAnsi="Bahnschrift Light" w:cs="Calibri"/>
+        </w:rPr>
+        <w:t xml:space="preserve"> </w:t>
+      </w:r>
+      <w:r>
+        <w:rPr>
+          <w:rFonts w:ascii="Bahnschrift Light" w:hAnsi="Bahnschrift Light" w:cs="Calibri"/>
+        </w:rPr>
+        <w:t>Συχνά, οι κατηγορίες απαντήσεων κωδικοποιούνται αριθμητικά</w:t>
+      </w:r>
+      <w:r>
+        <w:rPr>
+          <w:rFonts w:ascii="Bahnschrift Light" w:hAnsi="Bahnschrift Light" w:cs="Calibri"/>
+        </w:rPr>
+        <w:t xml:space="preserve">, όπου </w:t>
+      </w:r>
+      <w:r>
+        <w:rPr>
+          <w:rFonts w:ascii="Bahnschrift Light" w:hAnsi="Bahnschrift Light" w:cs="Calibri"/>
+        </w:rPr>
+        <w:t xml:space="preserve">1 = </w:t>
+      </w:r>
+      <w:r>
+        <w:rPr>
+          <w:rFonts w:ascii="Bahnschrift Light" w:hAnsi="Bahnschrift Light" w:cs="Calibri"/>
+        </w:rPr>
+        <w:t>διαφωνώ και</w:t>
+      </w:r>
+      <w:r>
+        <w:rPr>
+          <w:rFonts w:ascii="Bahnschrift Light" w:hAnsi="Bahnschrift Light" w:cs="Calibri"/>
+        </w:rPr>
+        <w:t xml:space="preserve"> </w:t>
+      </w:r>
+      <w:r>
+        <w:rPr>
+          <w:rFonts w:ascii="Bahnschrift Light" w:hAnsi="Bahnschrift Light" w:cs="Calibri"/>
+        </w:rPr>
+        <w:t>5</w:t>
+      </w:r>
+      <w:r>
+        <w:rPr>
+          <w:rFonts w:ascii="Bahnschrift Light" w:hAnsi="Bahnschrift Light" w:cs="Calibri"/>
+        </w:rPr>
+        <w:t xml:space="preserve">= </w:t>
+      </w:r>
+      <w:r>
+        <w:rPr>
+          <w:rFonts w:ascii="Bahnschrift Light" w:hAnsi="Bahnschrift Light" w:cs="Calibri"/>
+        </w:rPr>
+        <w:t>συμφωνώ.</w:t>
+      </w:r>
+    </w:p>
+    <w:p>
+      <w:pPr>
+        <w:spacing w:line="259" w:lineRule="auto"/>
+        <w:rPr>
+          <w:rFonts w:ascii="Bahnschrift Light" w:hAnsi="Bahnschrift Light" w:cs="Calibri"/>
+        </w:rPr>
+      </w:pPr>
+    </w:p>
+    <w:p>
+      <w:pPr>
+        <w:pStyle w:val="Heading3"/>
+        <w:rPr>
+          <w:rFonts w:ascii="Calibri" w:hAnsi="Calibri"/>
+          <w:sz w:val="28"/>
+          <w:szCs w:val="28"/>
+        </w:rPr>
+      </w:pPr>
+      <w:r>
+        <w:rPr>
+          <w:rFonts w:ascii="Calibri" w:hAnsi="Calibri"/>
+          <w:sz w:val="28"/>
+          <w:szCs w:val="28"/>
+        </w:rPr>
+        <w:t>Σκοπός και στόχοι της εργασίας</w:t>
+      </w:r>
+    </w:p>
+    <w:p/>
+    <w:p/>
+    <w:p>
+      <w:pPr>
+        <w:rPr>
+          <w:rFonts w:ascii="Calibri" w:hAnsi="Calibri"/>
+          <w:b/>
+          <w:bCs/>
+          <w:sz w:val="28"/>
+          <w:szCs w:val="28"/>
+        </w:rPr>
+      </w:pPr>
+      <w:r>
+        <w:rPr>
+          <w:rFonts w:ascii="Calibri" w:hAnsi="Calibri"/>
+          <w:b/>
+          <w:bCs/>
+          <w:sz w:val="28"/>
+          <w:szCs w:val="28"/>
+        </w:rPr>
+        <w:t>Παραδοτέα της εργασίας</w:t>
+      </w:r>
+    </w:p>
+    <w:p>
+      <w:pPr>
+        <w:rPr>
+          <w:rFonts w:ascii="Calibri" w:hAnsi="Calibri"/>
+          <w:b/>
+          <w:bCs/>
+          <w:sz w:val="28"/>
+          <w:szCs w:val="28"/>
+        </w:rPr>
+      </w:pPr>
+    </w:p>
+    <w:p>
+      <w:pPr>
+        <w:rPr>
+          <w:rFonts w:ascii="Calibri" w:hAnsi="Calibri"/>
+          <w:b/>
+          <w:bCs/>
+          <w:sz w:val="28"/>
+          <w:szCs w:val="28"/>
+        </w:rPr>
+      </w:pPr>
+      <w:r>
+        <w:rPr>
+          <w:rFonts w:ascii="Calibri" w:hAnsi="Calibri"/>
+          <w:b/>
+          <w:bCs/>
+          <w:sz w:val="28"/>
+          <w:szCs w:val="28"/>
+        </w:rPr>
+        <w:t>Δομή της εργασίας</w:t>
+      </w:r>
+    </w:p>
+    <w:p>
+      <w:pPr>
+        <w:rPr>
+          <w:rFonts w:ascii="Calibri" w:hAnsi="Calibri"/>
+          <w:b/>
+          <w:bCs/>
+          <w:sz w:val="28"/>
+          <w:szCs w:val="28"/>
+        </w:rPr>
+      </w:pPr>
+    </w:p>
+    <w:p>
+      <w:pPr>
+        <w:rPr>
+          <w:rFonts w:ascii="Bahnschrift Light" w:hAnsi="Bahnschrift Light" w:cs="Calibri"/>
+          <w:color w:val="77206D" w:themeColor="accent5" w:themeShade="BF"/>
+          <w:sz w:val="23"/>
+          <w:szCs w:val="20"/>
+          <w:highlight w:val="lightGray"/>
+        </w:rPr>
+      </w:pPr>
+      <w:r>
+        <w:rPr>
+          <w:rFonts w:ascii="Bahnschrift Light" w:hAnsi="Bahnschrift Light" w:cs="Calibri"/>
+          <w:color w:val="77206D" w:themeColor="accent5" w:themeShade="BF"/>
+          <w:sz w:val="23"/>
+          <w:szCs w:val="20"/>
+          <w:highlight w:val="lightGray"/>
+        </w:rPr>
+        <w:t>Στο τέλος</w:t>
+      </w:r>
+    </w:p>
+    <w:p>
+      <w:pPr>
         <w:rPr>
           <w:rFonts w:ascii="Bahnschrift Light" w:hAnsi="Bahnschrift Light" w:cs="Calibri"/>
         </w:rPr>
@@ -7209,8 +7256,8 @@
         </w:rPr>
       </w:pPr>
     </w:p>
+    <w:bookmarkEnd w:id="7"/>
     <w:bookmarkEnd w:id="8"/>
-    <w:bookmarkEnd w:id="9"/>
     <w:p>
       <w:pPr>
         <w:suppressAutoHyphens w:val="0"/>
@@ -7242,7 +7289,7 @@
           <w:u w:val="none"/>
         </w:rPr>
       </w:pPr>
-      <w:bookmarkStart w:id="10" w:name="_Toc222042354"/>
+      <w:bookmarkStart w:id="9" w:name="_Toc222042354"/>
       <w:r>
         <w:rPr>
           <w:rFonts w:ascii="Bahnschrift Light" w:hAnsi="Bahnschrift Light" w:cs="Calibri"/>
@@ -7277,7 +7324,7 @@
         </w:rPr>
         <w:t>ο</w:t>
       </w:r>
-      <w:bookmarkEnd w:id="10"/>
+      <w:bookmarkEnd w:id="9"/>
     </w:p>
     <w:p>
       <w:pPr>
@@ -7287,28 +7334,28 @@
           <w:rFonts w:ascii="Bahnschrift Light" w:hAnsi="Bahnschrift Light" w:cs="Vani"/>
         </w:rPr>
       </w:pPr>
-      <w:bookmarkStart w:id="11" w:name="__RefHeading___Toc306572114"/>
-      <w:bookmarkStart w:id="12" w:name="_Toc222042355"/>
+      <w:bookmarkStart w:id="10" w:name="__RefHeading___Toc306572114"/>
+      <w:bookmarkStart w:id="11" w:name="_Toc222042355"/>
+      <w:bookmarkEnd w:id="10"/>
+      <w:r>
+        <w:rPr>
+          <w:rFonts w:ascii="Bahnschrift Light" w:hAnsi="Bahnschrift Light" w:cs="Calibri"/>
+        </w:rPr>
+        <w:t>Βιβλιογραφική</w:t>
+      </w:r>
+      <w:r>
+        <w:rPr>
+          <w:rFonts w:ascii="Bahnschrift Light" w:hAnsi="Bahnschrift Light" w:cs="Vani"/>
+        </w:rPr>
+        <w:t xml:space="preserve"> </w:t>
+      </w:r>
+      <w:r>
+        <w:rPr>
+          <w:rFonts w:ascii="Bahnschrift Light" w:hAnsi="Bahnschrift Light" w:cs="Calibri"/>
+        </w:rPr>
+        <w:t>Ανασκόπηση</w:t>
+      </w:r>
       <w:bookmarkEnd w:id="11"/>
-      <w:r>
-        <w:rPr>
-          <w:rFonts w:ascii="Bahnschrift Light" w:hAnsi="Bahnschrift Light" w:cs="Calibri"/>
-        </w:rPr>
-        <w:t>Βιβλιογραφική</w:t>
-      </w:r>
-      <w:r>
-        <w:rPr>
-          <w:rFonts w:ascii="Bahnschrift Light" w:hAnsi="Bahnschrift Light" w:cs="Vani"/>
-        </w:rPr>
-        <w:t xml:space="preserve"> </w:t>
-      </w:r>
-      <w:r>
-        <w:rPr>
-          <w:rFonts w:ascii="Bahnschrift Light" w:hAnsi="Bahnschrift Light" w:cs="Calibri"/>
-        </w:rPr>
-        <w:t>Ανασκόπηση</w:t>
-      </w:r>
-      <w:bookmarkEnd w:id="12"/>
     </w:p>
     <w:p>
       <w:pPr>
@@ -7318,7 +7365,7 @@
           <w:rFonts w:ascii="Bahnschrift Light" w:hAnsi="Bahnschrift Light" w:cs="Vani"/>
         </w:rPr>
       </w:pPr>
-      <w:bookmarkStart w:id="13" w:name="_Toc222042356"/>
+      <w:bookmarkStart w:id="12" w:name="_Toc222042356"/>
       <w:r>
         <w:rPr>
           <w:rFonts w:ascii="Bahnschrift Light" w:hAnsi="Bahnschrift Light" w:cs="Calibri"/>
@@ -7393,7 +7440,7 @@
         </w:rPr>
         <w:t>;</w:t>
       </w:r>
-      <w:bookmarkEnd w:id="13"/>
+      <w:bookmarkEnd w:id="12"/>
     </w:p>
     <w:p>
       <w:pPr>
@@ -8721,7 +8768,7 @@
           <w:rFonts w:ascii="Bahnschrift Light" w:hAnsi="Bahnschrift Light" w:cs="Vani"/>
         </w:rPr>
       </w:pPr>
-      <w:bookmarkStart w:id="14" w:name="_Toc222042357"/>
+      <w:bookmarkStart w:id="13" w:name="_Toc222042357"/>
       <w:r>
         <w:rPr>
           <w:rFonts w:ascii="Bahnschrift Light" w:hAnsi="Bahnschrift Light" w:cs="Calibri"/>
@@ -8788,7 +8835,7 @@
         </w:rPr>
         <w:t>ιστοσελίδων</w:t>
       </w:r>
-      <w:bookmarkEnd w:id="14"/>
+      <w:bookmarkEnd w:id="13"/>
     </w:p>
     <w:p>
       <w:pPr>
@@ -10042,7 +10089,7 @@
           <w:rFonts w:ascii="Bahnschrift Light" w:hAnsi="Bahnschrift Light" w:cs="Vani"/>
         </w:rPr>
       </w:pPr>
-      <w:bookmarkStart w:id="15" w:name="_Toc222042358"/>
+      <w:bookmarkStart w:id="14" w:name="_Toc222042358"/>
       <w:r>
         <w:rPr>
           <w:rFonts w:ascii="Bahnschrift Light" w:hAnsi="Bahnschrift Light" w:cs="Calibri"/>
@@ -10074,7 +10121,7 @@
         </w:rPr>
         <w:t>ιστοσελίδων</w:t>
       </w:r>
-      <w:bookmarkEnd w:id="15"/>
+      <w:bookmarkEnd w:id="14"/>
       <w:r>
         <w:rPr>
           <w:rFonts w:ascii="Bahnschrift Light" w:hAnsi="Bahnschrift Light" w:cs="Vani"/>
@@ -10454,7 +10501,7 @@
           <w:rFonts w:ascii="Bahnschrift Light" w:hAnsi="Bahnschrift Light" w:cs="Vani"/>
         </w:rPr>
       </w:pPr>
-      <w:bookmarkStart w:id="16" w:name="_Toc222042359"/>
+      <w:bookmarkStart w:id="15" w:name="_Toc222042359"/>
       <w:r>
         <w:rPr>
           <w:rFonts w:ascii="Bahnschrift Light" w:hAnsi="Bahnschrift Light" w:cs="Calibri"/>
@@ -10509,7 +10556,7 @@
         </w:rPr>
         <w:t>έργο</w:t>
       </w:r>
-      <w:bookmarkEnd w:id="16"/>
+      <w:bookmarkEnd w:id="15"/>
       <w:r>
         <w:rPr>
           <w:rFonts w:ascii="Bahnschrift Light" w:hAnsi="Bahnschrift Light" w:cs="Vani"/>
@@ -10837,7 +10884,7 @@
           <w:rFonts w:ascii="Bahnschrift Light" w:hAnsi="Bahnschrift Light" w:cs="Vani"/>
         </w:rPr>
       </w:pPr>
-      <w:bookmarkStart w:id="17" w:name="_Toc222042360"/>
+      <w:bookmarkStart w:id="16" w:name="_Toc222042360"/>
       <w:r>
         <w:rPr>
           <w:rFonts w:ascii="Bahnschrift Light" w:hAnsi="Bahnschrift Light" w:cs="Calibri"/>
@@ -10880,7 +10927,7 @@
         </w:rPr>
         <w:t>μελέτη</w:t>
       </w:r>
-      <w:bookmarkEnd w:id="17"/>
+      <w:bookmarkEnd w:id="16"/>
     </w:p>
     <w:p>
       <w:pPr>
@@ -11211,7 +11258,7 @@
           <w:rFonts w:ascii="Bahnschrift Light" w:hAnsi="Bahnschrift Light" w:cs="Vani"/>
         </w:rPr>
       </w:pPr>
-      <w:bookmarkStart w:id="18" w:name="_Toc222042361"/>
+      <w:bookmarkStart w:id="17" w:name="_Toc222042361"/>
       <w:r>
         <w:rPr>
           <w:rFonts w:ascii="Bahnschrift Light" w:hAnsi="Bahnschrift Light" w:cs="Calibri"/>
@@ -11245,7 +11292,7 @@
         </w:rPr>
         <w:t>ο</w:t>
       </w:r>
-      <w:bookmarkEnd w:id="18"/>
+      <w:bookmarkEnd w:id="17"/>
       <w:r>
         <w:rPr>
           <w:rFonts w:ascii="Bahnschrift Light" w:hAnsi="Bahnschrift Light" w:cs="Vani"/>
@@ -11266,7 +11313,7 @@
           <w:rFonts w:ascii="Bahnschrift Light" w:hAnsi="Bahnschrift Light" w:cs="Vani"/>
         </w:rPr>
       </w:pPr>
-      <w:bookmarkStart w:id="19" w:name="_Toc222042362"/>
+      <w:bookmarkStart w:id="18" w:name="_Toc222042362"/>
       <w:r>
         <w:rPr>
           <w:rFonts w:ascii="Bahnschrift Light" w:hAnsi="Bahnschrift Light" w:cs="Calibri"/>
@@ -11315,7 +11362,7 @@
         </w:rPr>
         <w:t>ς</w:t>
       </w:r>
-      <w:bookmarkEnd w:id="19"/>
+      <w:bookmarkEnd w:id="18"/>
     </w:p>
     <w:p>
       <w:pPr>
@@ -11637,11 +11684,11 @@
         <w:pStyle w:val="Heading3"/>
         <w:jc w:val="both"/>
       </w:pPr>
-      <w:bookmarkStart w:id="20" w:name="_Toc222042363"/>
+      <w:bookmarkStart w:id="19" w:name="_Toc222042363"/>
       <w:r>
         <w:t>Χρωματική παλέτα</w:t>
       </w:r>
-      <w:bookmarkEnd w:id="20"/>
+      <w:bookmarkEnd w:id="19"/>
       <w:r>
         <w:t xml:space="preserve"> </w:t>
       </w:r>
@@ -11958,6 +12005,7 @@
           <w:rFonts w:ascii="Bahnschrift Light" w:hAnsi="Bahnschrift Light" w:cs="Calibri"/>
           <w:sz w:val="23"/>
           <w:szCs w:val="20"/>
+          <w:lang w:val="en-GB"/>
         </w:rPr>
         <w:t>--</w:t>
       </w:r>
@@ -11974,28 +12022,6 @@
     <w:p>
       <w:pPr>
         <w:spacing w:after="160" w:line="259" w:lineRule="auto"/>
-        <w:jc w:val="both"/>
-        <w:rPr>
-          <w:rFonts w:ascii="Cambria" w:hAnsi="Cambria"/>
-          <w:b/>
-          <w:bCs/>
-          <w:sz w:val="26"/>
-          <w:szCs w:val="26"/>
-        </w:rPr>
-      </w:pPr>
-      <w:r>
-        <w:rPr>
-          <w:rFonts w:ascii="Cambria" w:hAnsi="Cambria"/>
-          <w:b/>
-          <w:bCs/>
-          <w:sz w:val="26"/>
-          <w:szCs w:val="26"/>
-        </w:rPr>
-        <w:t>Διάταξη σελίδας πακέτων</w:t>
-      </w:r>
-    </w:p>
-    <w:p>
-      <w:pPr>
         <w:jc w:val="both"/>
         <w:rPr>
           <w:rFonts w:ascii="Cambria" w:hAnsi="Cambria"/>
@@ -12006,11 +12032,7 @@
           <w:lang w:val="en-GB"/>
         </w:rPr>
       </w:pPr>
-    </w:p>
-    <w:p>
-      <w:pPr>
-        <w:spacing w:after="160" w:line="259" w:lineRule="auto"/>
-        <w:jc w:val="both"/>
+      <w:r>
         <w:rPr>
           <w:rFonts w:ascii="Cambria" w:hAnsi="Cambria"/>
           <w:b/>
@@ -12018,22 +12040,9 @@
           <w:sz w:val="26"/>
           <w:szCs w:val="26"/>
         </w:rPr>
-      </w:pPr>
-      <w:r>
-        <w:rPr>
-          <w:rFonts w:ascii="Cambria" w:hAnsi="Cambria"/>
-          <w:b/>
-          <w:bCs/>
-          <w:sz w:val="26"/>
-          <w:szCs w:val="26"/>
-        </w:rPr>
-        <w:t>Στόχος της σύγκρισης</w:t>
-      </w:r>
-    </w:p>
-    <w:p>
-      <w:pPr>
-        <w:spacing w:afterLines="160" w:after="384"/>
-        <w:jc w:val="both"/>
+        <w:t>Διάταξη</w:t>
+      </w:r>
+      <w:r>
         <w:rPr>
           <w:rFonts w:ascii="Cambria" w:hAnsi="Cambria"/>
           <w:b/>
@@ -12042,7 +12051,8 @@
           <w:szCs w:val="26"/>
           <w:lang w:val="en-GB"/>
         </w:rPr>
-      </w:pPr>
+        <w:t xml:space="preserve"> </w:t>
+      </w:r>
       <w:r>
         <w:rPr>
           <w:rFonts w:ascii="Cambria" w:hAnsi="Cambria"/>
@@ -12051,81 +12061,9 @@
           <w:sz w:val="26"/>
           <w:szCs w:val="26"/>
         </w:rPr>
-        <w:t>Συμμετέχοντες</w:t>
-      </w:r>
-    </w:p>
-    <w:p>
-      <w:pPr>
-        <w:spacing w:afterLines="160" w:after="384"/>
-        <w:jc w:val="both"/>
-        <w:rPr>
-          <w:rFonts w:ascii="Cambria" w:hAnsi="Cambria"/>
-          <w:b/>
-          <w:bCs/>
-          <w:sz w:val="26"/>
-          <w:szCs w:val="26"/>
-        </w:rPr>
-      </w:pPr>
-      <w:r>
-        <w:rPr>
-          <w:rFonts w:ascii="Cambria" w:hAnsi="Cambria"/>
-          <w:b/>
-          <w:bCs/>
-          <w:sz w:val="26"/>
-          <w:szCs w:val="26"/>
-        </w:rPr>
-        <w:t>Διαδικασία δοκιμής</w:t>
-      </w:r>
-    </w:p>
-    <w:p>
-      <w:pPr>
-        <w:spacing w:afterLines="160" w:after="384"/>
-        <w:jc w:val="both"/>
-        <w:rPr>
-          <w:rFonts w:ascii="Cambria" w:hAnsi="Cambria"/>
-          <w:b/>
-          <w:bCs/>
-          <w:sz w:val="26"/>
-          <w:szCs w:val="26"/>
-        </w:rPr>
-      </w:pPr>
-      <w:r>
-        <w:rPr>
-          <w:rFonts w:ascii="Cambria" w:hAnsi="Cambria"/>
-          <w:b/>
-          <w:bCs/>
-          <w:sz w:val="26"/>
-          <w:szCs w:val="26"/>
-        </w:rPr>
-        <w:t>Ερωτηματολόγιο</w:t>
-      </w:r>
-    </w:p>
-    <w:p>
-      <w:pPr>
-        <w:spacing w:afterLines="160" w:after="384" w:line="259" w:lineRule="auto"/>
-        <w:jc w:val="both"/>
-        <w:rPr>
-          <w:rFonts w:ascii="Cambria" w:hAnsi="Cambria"/>
-          <w:b/>
-          <w:bCs/>
-          <w:sz w:val="26"/>
-          <w:szCs w:val="26"/>
-        </w:rPr>
-      </w:pPr>
-      <w:r>
-        <w:rPr>
-          <w:rFonts w:ascii="Cambria" w:hAnsi="Cambria"/>
-          <w:b/>
-          <w:bCs/>
-          <w:sz w:val="26"/>
-          <w:szCs w:val="26"/>
-        </w:rPr>
-        <w:t>Συλλογή δεδομένων</w:t>
-      </w:r>
-    </w:p>
-    <w:p>
-      <w:pPr>
-        <w:jc w:val="both"/>
+        <w:t>σελίδας</w:t>
+      </w:r>
+      <w:r>
         <w:rPr>
           <w:rFonts w:ascii="Cambria" w:hAnsi="Cambria"/>
           <w:b/>
@@ -12134,10 +12072,22 @@
           <w:szCs w:val="26"/>
           <w:lang w:val="en-GB"/>
         </w:rPr>
-      </w:pPr>
-    </w:p>
-    <w:p>
-      <w:pPr>
+        <w:t xml:space="preserve"> </w:t>
+      </w:r>
+      <w:r>
+        <w:rPr>
+          <w:rFonts w:ascii="Cambria" w:hAnsi="Cambria"/>
+          <w:b/>
+          <w:bCs/>
+          <w:sz w:val="26"/>
+          <w:szCs w:val="26"/>
+        </w:rPr>
+        <w:t>πακέτων</w:t>
+      </w:r>
+    </w:p>
+    <w:p>
+      <w:pPr>
+        <w:spacing w:after="160" w:line="259" w:lineRule="auto"/>
         <w:jc w:val="both"/>
         <w:rPr>
           <w:rFonts w:ascii="Cambria" w:hAnsi="Cambria"/>
@@ -12148,48 +12098,714 @@
           <w:lang w:val="en-GB"/>
         </w:rPr>
       </w:pPr>
+      <w:r>
+        <w:rPr>
+          <w:rFonts w:ascii="Bahnschrift Light" w:hAnsi="Bahnschrift Light" w:cs="Calibri"/>
+          <w:sz w:val="23"/>
+          <w:szCs w:val="20"/>
+          <w:lang w:val="en-GB"/>
+        </w:rPr>
+        <w:t>--</w:t>
+      </w:r>
+      <w:r>
+        <w:rPr>
+          <w:rFonts w:ascii="Bahnschrift Light" w:hAnsi="Bahnschrift Light" w:cs="Calibri"/>
+          <w:sz w:val="23"/>
+          <w:szCs w:val="20"/>
+          <w:lang w:val="en-GB"/>
+        </w:rPr>
+        <w:t>To do</w:t>
+      </w:r>
+    </w:p>
+    <w:p>
+      <w:pPr>
+        <w:jc w:val="both"/>
+        <w:rPr>
+          <w:rFonts w:ascii="Cambria" w:hAnsi="Cambria"/>
+          <w:b/>
+          <w:bCs/>
+          <w:sz w:val="26"/>
+          <w:szCs w:val="26"/>
+        </w:rPr>
+      </w:pPr>
+    </w:p>
+    <w:p>
+      <w:pPr>
+        <w:jc w:val="both"/>
+        <w:rPr>
+          <w:rFonts w:ascii="Cambria" w:hAnsi="Cambria"/>
+          <w:b/>
+          <w:bCs/>
+          <w:sz w:val="26"/>
+          <w:szCs w:val="26"/>
+        </w:rPr>
+      </w:pPr>
+    </w:p>
+    <w:p>
+      <w:pPr>
+        <w:jc w:val="both"/>
+        <w:rPr>
+          <w:rFonts w:ascii="Cambria" w:hAnsi="Cambria"/>
+          <w:b/>
+          <w:bCs/>
+          <w:sz w:val="26"/>
+          <w:szCs w:val="26"/>
+        </w:rPr>
+      </w:pPr>
+    </w:p>
+    <w:p>
+      <w:pPr>
+        <w:spacing w:line="259" w:lineRule="auto"/>
+        <w:jc w:val="both"/>
+        <w:rPr>
+          <w:rFonts w:ascii="Cambria" w:hAnsi="Cambria"/>
+          <w:b/>
+          <w:bCs/>
+          <w:sz w:val="26"/>
+          <w:szCs w:val="26"/>
+        </w:rPr>
+      </w:pPr>
+      <w:r>
+        <w:rPr>
+          <w:rFonts w:ascii="Cambria" w:hAnsi="Cambria"/>
+          <w:b/>
+          <w:bCs/>
+          <w:sz w:val="26"/>
+          <w:szCs w:val="26"/>
+        </w:rPr>
+        <w:t>Στόχος της σύγκρισης</w:t>
+      </w:r>
+    </w:p>
+    <w:p>
+      <w:pPr>
+        <w:spacing w:line="259" w:lineRule="auto"/>
+        <w:jc w:val="both"/>
+        <w:rPr>
+          <w:rFonts w:ascii="Bahnschrift Light" w:hAnsi="Bahnschrift Light" w:cs="Calibri"/>
+          <w:sz w:val="23"/>
+          <w:szCs w:val="20"/>
+        </w:rPr>
+      </w:pPr>
+      <w:r>
+        <w:rPr>
+          <w:rFonts w:ascii="Bahnschrift Light" w:hAnsi="Bahnschrift Light" w:cs="Calibri"/>
+          <w:sz w:val="23"/>
+          <w:szCs w:val="20"/>
+        </w:rPr>
+        <w:t>Ο κύ</w:t>
+      </w:r>
+      <w:r>
+        <w:rPr>
+          <w:rFonts w:ascii="Bahnschrift Light" w:hAnsi="Bahnschrift Light" w:cs="Calibri"/>
+          <w:sz w:val="23"/>
+          <w:szCs w:val="20"/>
+        </w:rPr>
+        <w:t>ριος στόχος της σύγκρισης ανάμεσα στις δυο σελίδες είναι να εντοπιστεί η σχεδίαση είναι πιο εύχρηστη προς τους χρήστες</w:t>
+      </w:r>
+      <w:r>
+        <w:rPr>
+          <w:rFonts w:ascii="Bahnschrift Light" w:hAnsi="Bahnschrift Light" w:cs="Calibri"/>
+          <w:sz w:val="23"/>
+          <w:szCs w:val="20"/>
+        </w:rPr>
+        <w:t>. Η έρευνα έχει ως σκοπό , α εξετάσει πως η διαφορετική απεικόνιση του ίδιου αντικειμένου μπορεί να επηρεάσει την εμπειρία που έχει ο χρήστης κατά την πλοήγησή του. Είναι σημαντικό να βρούμε ποια προσέγγιση παρέχει τα βέλτιστα αποτελέσματα.</w:t>
+      </w:r>
+      <w:r>
+        <w:rPr>
+          <w:rFonts w:ascii="Bahnschrift Light" w:hAnsi="Bahnschrift Light" w:cs="Calibri"/>
+          <w:sz w:val="23"/>
+          <w:szCs w:val="20"/>
+        </w:rPr>
+        <w:t xml:space="preserve"> </w:t>
+      </w:r>
+    </w:p>
+    <w:p>
+      <w:pPr>
+        <w:spacing w:line="259" w:lineRule="auto"/>
+        <w:jc w:val="both"/>
+        <w:rPr>
+          <w:rFonts w:ascii="Bahnschrift Light" w:hAnsi="Bahnschrift Light" w:cs="Calibri"/>
+          <w:sz w:val="23"/>
+          <w:szCs w:val="20"/>
+        </w:rPr>
+      </w:pPr>
+      <w:r>
+        <w:rPr>
+          <w:rFonts w:ascii="Bahnschrift Light" w:hAnsi="Bahnschrift Light" w:cs="Calibri"/>
+          <w:sz w:val="23"/>
+          <w:szCs w:val="20"/>
+        </w:rPr>
+        <w:t>Για την αξιολόγηση της αποδοτικότητας της κάθε ιστοσελίδας θα βασιστούμε σε αντικειμενικά κριτήρια που βασίζονται στη συμπεριφορά του χρήστη. Ένα από αυτά είναι ο χρόνος που χρειάστηκε για να ολοκληρώσει μια ενέργεια, ακόμα σημαντικό είναι να σημειωθούν οι λανθασμένες απόπειρες μέχρι την επιτυχία μαζί με τις ανεπιτυχείς απαλείψεις. Με αυτό τον τρόπο μπορούμε να ποσότηκοποιήσουμε το πόσο αποτελεσματική είναι η εκάστοτε σελίδα.</w:t>
+      </w:r>
+    </w:p>
+    <w:p>
+      <w:pPr>
+        <w:spacing w:line="259" w:lineRule="auto"/>
+        <w:jc w:val="both"/>
+        <w:rPr>
+          <w:rFonts w:ascii="Bahnschrift Light" w:hAnsi="Bahnschrift Light" w:cs="Calibri"/>
+          <w:sz w:val="23"/>
+          <w:szCs w:val="20"/>
+        </w:rPr>
+      </w:pPr>
+      <w:r>
+        <w:rPr>
+          <w:rFonts w:ascii="Bahnschrift Light" w:hAnsi="Bahnschrift Light" w:cs="Calibri"/>
+          <w:sz w:val="23"/>
+          <w:szCs w:val="20"/>
+        </w:rPr>
+        <w:t>Ακόμα είναι πολύ σημαντικό να λάβουμε υπ’ όψη μας και τις μη μετρήσιμες υποκειμενικές από</w:t>
+      </w:r>
+      <w:r>
+        <w:rPr>
+          <w:rFonts w:ascii="Bahnschrift Light" w:hAnsi="Bahnschrift Light" w:cs="Calibri"/>
+          <w:sz w:val="23"/>
+          <w:szCs w:val="20"/>
+        </w:rPr>
+        <w:t xml:space="preserve">ψεις που θα έχει το ερωτούμενο κοινό. Με τη συλλογή των απαντήσεων του ερωτηματολογίου μπορούμε να πάρουμε μια εικόνα για το πόσο κατανοητή και εύχρηστη ήταν κάθε σελίδα. Η δήλωση προτίμησης ανάμεσα στις δύο </w:t>
+      </w:r>
+      <w:r>
+        <w:rPr>
+          <w:rFonts w:ascii="Bahnschrift Light" w:hAnsi="Bahnschrift Light" w:cs="Calibri"/>
+          <w:sz w:val="23"/>
+          <w:szCs w:val="20"/>
+        </w:rPr>
+        <w:lastRenderedPageBreak/>
+        <w:t xml:space="preserve">σελίδες παρέχει από μόνη της αρκετή πληροφορία για να μπορέσουμε να διαπιστώσουμε ποια προσέγγιση ήταν πιο </w:t>
+      </w:r>
+      <w:r>
+        <w:rPr>
+          <w:rFonts w:ascii="Bahnschrift Light" w:hAnsi="Bahnschrift Light" w:cs="Calibri"/>
+          <w:sz w:val="23"/>
+          <w:szCs w:val="20"/>
+        </w:rPr>
+        <w:t xml:space="preserve">εύχρηστη. </w:t>
+      </w:r>
+    </w:p>
+    <w:p>
+      <w:pPr>
+        <w:spacing w:line="259" w:lineRule="auto"/>
+        <w:jc w:val="both"/>
+        <w:rPr>
+          <w:rFonts w:ascii="Cambria" w:hAnsi="Cambria"/>
+          <w:b/>
+          <w:bCs/>
+          <w:sz w:val="26"/>
+          <w:szCs w:val="26"/>
+        </w:rPr>
+      </w:pPr>
+      <w:r>
+        <w:rPr>
+          <w:rFonts w:ascii="Bahnschrift Light" w:hAnsi="Bahnschrift Light" w:cs="Calibri"/>
+          <w:color w:val="FFFFFF" w:themeColor="background1"/>
+          <w:sz w:val="23"/>
+          <w:szCs w:val="20"/>
+        </w:rPr>
+        <w:t xml:space="preserve">Και έτσι γράφουμε «Στόχος σύγκρισης: Ποια είναι καλύτερη» σε 200 λέξεις </w:t>
+      </w:r>
+    </w:p>
+    <w:p>
+      <w:pPr>
+        <w:jc w:val="both"/>
+        <w:rPr>
+          <w:rFonts w:ascii="Cambria" w:hAnsi="Cambria"/>
+          <w:b/>
+          <w:bCs/>
+          <w:sz w:val="26"/>
+          <w:szCs w:val="26"/>
+        </w:rPr>
+      </w:pPr>
+      <w:r>
+        <w:rPr>
+          <w:rFonts w:ascii="Cambria" w:hAnsi="Cambria"/>
+          <w:b/>
+          <w:bCs/>
+          <w:sz w:val="26"/>
+          <w:szCs w:val="26"/>
+        </w:rPr>
+        <w:t>Πλοήγηση στις σελίδες</w:t>
+      </w:r>
+    </w:p>
+    <w:p>
+      <w:pPr>
+        <w:spacing w:afterLines="160" w:after="384"/>
+        <w:jc w:val="both"/>
+        <w:rPr>
+          <w:rFonts w:ascii="Cambria" w:hAnsi="Cambria"/>
+          <w:b/>
+          <w:bCs/>
+          <w:sz w:val="26"/>
+          <w:szCs w:val="26"/>
+        </w:rPr>
+      </w:pPr>
+    </w:p>
+    <w:p>
+      <w:pPr>
+        <w:spacing w:afterLines="160" w:after="384"/>
+        <w:jc w:val="both"/>
+        <w:rPr>
+          <w:rFonts w:ascii="Cambria" w:hAnsi="Cambria"/>
+          <w:b/>
+          <w:bCs/>
+          <w:sz w:val="26"/>
+          <w:szCs w:val="26"/>
+        </w:rPr>
+      </w:pPr>
+    </w:p>
+    <w:p>
+      <w:pPr>
+        <w:jc w:val="both"/>
+        <w:rPr>
+          <w:rFonts w:ascii="Cambria" w:hAnsi="Cambria"/>
+          <w:b/>
+          <w:bCs/>
+          <w:sz w:val="26"/>
+          <w:szCs w:val="26"/>
+        </w:rPr>
+      </w:pPr>
+      <w:r>
+        <w:rPr>
+          <w:rFonts w:ascii="Cambria" w:hAnsi="Cambria"/>
+          <w:b/>
+          <w:bCs/>
+          <w:sz w:val="26"/>
+          <w:szCs w:val="26"/>
+        </w:rPr>
+        <w:t>Ερωτηματολόγιο</w:t>
+      </w:r>
+    </w:p>
+    <w:p>
+      <w:pPr>
+        <w:spacing w:line="259" w:lineRule="auto"/>
+        <w:jc w:val="both"/>
+        <w:rPr>
+          <w:rFonts w:ascii="Bahnschrift Light" w:hAnsi="Bahnschrift Light" w:cs="Calibri"/>
+          <w:sz w:val="23"/>
+          <w:szCs w:val="20"/>
+        </w:rPr>
+      </w:pPr>
+      <w:r>
+        <w:rPr>
+          <w:rFonts w:ascii="Bahnschrift Light" w:hAnsi="Bahnschrift Light" w:cs="Calibri"/>
+          <w:sz w:val="23"/>
+          <w:szCs w:val="20"/>
+        </w:rPr>
+        <w:t xml:space="preserve">Το ερωτηματολόγιο χωρίστηκε σε τέσσερα </w:t>
+      </w:r>
+      <w:r>
+        <w:rPr>
+          <w:rFonts w:ascii="Bahnschrift Light" w:hAnsi="Bahnschrift Light" w:cs="Calibri"/>
+          <w:sz w:val="23"/>
+          <w:szCs w:val="20"/>
+        </w:rPr>
+        <w:t>τμήματα</w:t>
+      </w:r>
+      <w:r>
+        <w:rPr>
+          <w:rFonts w:ascii="Bahnschrift Light" w:hAnsi="Bahnschrift Light" w:cs="Calibri"/>
+          <w:sz w:val="23"/>
+          <w:szCs w:val="20"/>
+        </w:rPr>
+        <w:t>.</w:t>
+      </w:r>
+    </w:p>
+    <w:p>
+      <w:pPr>
+        <w:pStyle w:val="ListParagraph"/>
+        <w:numPr>
+          <w:ilvl w:val="0"/>
+          <w:numId w:val="41"/>
+        </w:numPr>
+        <w:spacing w:line="259" w:lineRule="auto"/>
+        <w:rPr>
+          <w:rFonts w:ascii="Bahnschrift Light" w:hAnsi="Bahnschrift Light" w:cs="Calibri"/>
+          <w:sz w:val="23"/>
+          <w:szCs w:val="20"/>
+        </w:rPr>
+      </w:pPr>
+      <w:r>
+        <w:rPr>
+          <w:rFonts w:ascii="Bahnschrift Light" w:hAnsi="Bahnschrift Light" w:cs="Calibri"/>
+          <w:b/>
+          <w:bCs/>
+          <w:sz w:val="23"/>
+          <w:szCs w:val="20"/>
+        </w:rPr>
+        <w:t>Προσωπικά στοιχεία</w:t>
+      </w:r>
+      <w:r>
+        <w:rPr>
+          <w:rFonts w:ascii="Bahnschrift Light" w:hAnsi="Bahnschrift Light" w:cs="Calibri"/>
+          <w:b/>
+          <w:bCs/>
+          <w:sz w:val="23"/>
+          <w:szCs w:val="20"/>
+        </w:rPr>
+        <w:t xml:space="preserve"> - </w:t>
+      </w:r>
+      <w:r>
+        <w:rPr>
+          <w:rFonts w:ascii="Bahnschrift Light" w:hAnsi="Bahnschrift Light" w:cs="Calibri"/>
+          <w:sz w:val="23"/>
+          <w:szCs w:val="20"/>
+        </w:rPr>
+        <w:t xml:space="preserve">Συλλογή βασικών δημογραφικών δεδομένων και </w:t>
+      </w:r>
+      <w:r>
+        <w:rPr>
+          <w:rFonts w:ascii="Bahnschrift Light" w:hAnsi="Bahnschrift Light" w:cs="Calibri"/>
+          <w:sz w:val="23"/>
+          <w:szCs w:val="20"/>
+        </w:rPr>
+        <w:t>στοιχεία για την εμπειρία του χρήστη</w:t>
+      </w:r>
+      <w:r>
+        <w:rPr>
+          <w:rFonts w:ascii="Bahnschrift Light" w:hAnsi="Bahnschrift Light" w:cs="Calibri"/>
+          <w:sz w:val="23"/>
+          <w:szCs w:val="20"/>
+        </w:rPr>
+        <w:t>.</w:t>
+      </w:r>
+    </w:p>
+    <w:p>
+      <w:pPr>
+        <w:pStyle w:val="ListParagraph"/>
+        <w:numPr>
+          <w:ilvl w:val="0"/>
+          <w:numId w:val="41"/>
+        </w:numPr>
+        <w:spacing w:line="259" w:lineRule="auto"/>
+        <w:rPr>
+          <w:rFonts w:ascii="Bahnschrift Light" w:hAnsi="Bahnschrift Light" w:cs="Calibri"/>
+          <w:sz w:val="23"/>
+          <w:szCs w:val="20"/>
+        </w:rPr>
+      </w:pPr>
+      <w:r>
+        <w:rPr>
+          <w:rFonts w:ascii="Bahnschrift Light" w:hAnsi="Bahnschrift Light" w:cs="Calibri"/>
+          <w:b/>
+          <w:bCs/>
+          <w:sz w:val="23"/>
+          <w:szCs w:val="20"/>
+        </w:rPr>
+        <w:t>Αξιολόγηση Σελίδας 1</w:t>
+      </w:r>
+      <w:r>
+        <w:rPr>
+          <w:rFonts w:ascii="Bahnschrift Light" w:hAnsi="Bahnschrift Light" w:cs="Calibri"/>
+          <w:sz w:val="23"/>
+          <w:szCs w:val="20"/>
+        </w:rPr>
+        <w:t xml:space="preserve"> - </w:t>
+      </w:r>
+      <w:r>
+        <w:rPr>
+          <w:rFonts w:ascii="Bahnschrift Light" w:hAnsi="Bahnschrift Light" w:cs="Calibri"/>
+          <w:sz w:val="23"/>
+          <w:szCs w:val="20"/>
+        </w:rPr>
+        <w:t>Ερωτήσεις σχετικές με την ευκολία πλοήγησης, την κατανόηση και την ικανοποίηση.</w:t>
+      </w:r>
+    </w:p>
+    <w:p>
+      <w:pPr>
+        <w:pStyle w:val="ListParagraph"/>
+        <w:numPr>
+          <w:ilvl w:val="0"/>
+          <w:numId w:val="41"/>
+        </w:numPr>
+        <w:spacing w:line="259" w:lineRule="auto"/>
+        <w:rPr>
+          <w:rFonts w:ascii="Bahnschrift Light" w:hAnsi="Bahnschrift Light" w:cs="Calibri"/>
+          <w:sz w:val="23"/>
+          <w:szCs w:val="20"/>
+        </w:rPr>
+      </w:pPr>
+      <w:r>
+        <w:rPr>
+          <w:rFonts w:ascii="Bahnschrift Light" w:hAnsi="Bahnschrift Light" w:cs="Calibri"/>
+          <w:b/>
+          <w:bCs/>
+          <w:sz w:val="23"/>
+          <w:szCs w:val="20"/>
+        </w:rPr>
+        <w:t>Αξιολόγηση Σελίδας 2</w:t>
+      </w:r>
+      <w:r>
+        <w:rPr>
+          <w:rFonts w:ascii="Bahnschrift Light" w:hAnsi="Bahnschrift Light" w:cs="Calibri"/>
+          <w:sz w:val="23"/>
+          <w:szCs w:val="20"/>
+        </w:rPr>
+        <w:t xml:space="preserve"> – Όμοιες ερωτήσεις με την πρώτη σελίδα</w:t>
+      </w:r>
+    </w:p>
+    <w:p>
+      <w:pPr>
+        <w:pStyle w:val="ListParagraph"/>
+        <w:numPr>
+          <w:ilvl w:val="0"/>
+          <w:numId w:val="41"/>
+        </w:numPr>
+        <w:spacing w:line="259" w:lineRule="auto"/>
+        <w:rPr>
+          <w:rFonts w:ascii="Bahnschrift Light" w:hAnsi="Bahnschrift Light" w:cs="Calibri"/>
+          <w:sz w:val="23"/>
+          <w:szCs w:val="20"/>
+        </w:rPr>
+      </w:pPr>
+      <w:r>
+        <w:rPr>
+          <w:rFonts w:ascii="Bahnschrift Light" w:hAnsi="Bahnschrift Light" w:cs="Calibri"/>
+          <w:b/>
+          <w:bCs/>
+          <w:sz w:val="23"/>
+          <w:szCs w:val="20"/>
+        </w:rPr>
+        <w:t>Συγκριτική αξιολόγηση</w:t>
+      </w:r>
+      <w:r>
+        <w:rPr>
+          <w:rFonts w:ascii="Bahnschrift Light" w:hAnsi="Bahnschrift Light" w:cs="Calibri"/>
+          <w:b/>
+          <w:bCs/>
+          <w:sz w:val="23"/>
+          <w:szCs w:val="20"/>
+        </w:rPr>
+        <w:t xml:space="preserve"> - </w:t>
+      </w:r>
+      <w:r>
+        <w:rPr>
+          <w:rFonts w:ascii="Bahnschrift Light" w:hAnsi="Bahnschrift Light" w:cs="Calibri"/>
+          <w:sz w:val="23"/>
+          <w:szCs w:val="20"/>
+        </w:rPr>
+        <w:t xml:space="preserve">Οι συμμετέχοντες </w:t>
+      </w:r>
+      <w:r>
+        <w:rPr>
+          <w:rFonts w:ascii="Bahnschrift Light" w:hAnsi="Bahnschrift Light" w:cs="Calibri"/>
+          <w:sz w:val="23"/>
+          <w:szCs w:val="20"/>
+        </w:rPr>
+        <w:t>κλήθηκαν να επιλέξουν</w:t>
+      </w:r>
+      <w:r>
+        <w:rPr>
+          <w:rFonts w:ascii="Bahnschrift Light" w:hAnsi="Bahnschrift Light" w:cs="Calibri"/>
+          <w:sz w:val="23"/>
+          <w:szCs w:val="20"/>
+        </w:rPr>
+        <w:t xml:space="preserve"> ποια σελίδα προτιμούν συνολικά</w:t>
+      </w:r>
+      <w:r>
+        <w:rPr>
+          <w:rFonts w:ascii="Bahnschrift Light" w:hAnsi="Bahnschrift Light" w:cs="Calibri"/>
+          <w:sz w:val="23"/>
+          <w:szCs w:val="20"/>
+        </w:rPr>
+        <w:t>.</w:t>
+      </w:r>
+    </w:p>
+    <w:p>
+      <w:pPr>
+        <w:pStyle w:val="ListParagraph"/>
+        <w:numPr>
+          <w:ilvl w:val="0"/>
+          <w:numId w:val="41"/>
+        </w:numPr>
+        <w:spacing w:line="259" w:lineRule="auto"/>
+        <w:rPr>
+          <w:rFonts w:ascii="Bahnschrift Light" w:hAnsi="Bahnschrift Light" w:cs="Calibri"/>
+          <w:b/>
+          <w:bCs/>
+          <w:sz w:val="23"/>
+          <w:szCs w:val="20"/>
+        </w:rPr>
+      </w:pPr>
+      <w:r>
+        <w:rPr>
+          <w:rFonts w:ascii="Bahnschrift Light" w:hAnsi="Bahnschrift Light" w:cs="Calibri"/>
+          <w:b/>
+          <w:bCs/>
+          <w:sz w:val="23"/>
+          <w:szCs w:val="20"/>
+        </w:rPr>
+        <w:t xml:space="preserve">Σχόλια </w:t>
+      </w:r>
+      <w:r>
+        <w:rPr>
+          <w:rFonts w:ascii="Bahnschrift Light" w:hAnsi="Bahnschrift Light" w:cs="Calibri"/>
+          <w:sz w:val="23"/>
+          <w:szCs w:val="20"/>
+        </w:rPr>
+        <w:t>– Προαιρετικά σχόλια για την βελτίωση κάθε σελίδας.</w:t>
+      </w:r>
+    </w:p>
+    <w:p>
+      <w:pPr>
+        <w:spacing w:line="259" w:lineRule="auto"/>
+        <w:rPr>
+          <w:rFonts w:ascii="Bahnschrift Light" w:hAnsi="Bahnschrift Light" w:cs="Calibri"/>
+          <w:b/>
+          <w:bCs/>
+          <w:sz w:val="23"/>
+          <w:szCs w:val="20"/>
+        </w:rPr>
+      </w:pPr>
+    </w:p>
+    <w:p>
+      <w:pPr>
+        <w:spacing w:after="160" w:line="259" w:lineRule="auto"/>
+        <w:rPr>
+          <w:rFonts w:ascii="Cambria" w:hAnsi="Cambria"/>
+          <w:b/>
+          <w:bCs/>
+          <w:sz w:val="26"/>
+          <w:szCs w:val="26"/>
+        </w:rPr>
+      </w:pPr>
+      <w:bookmarkStart w:id="20" w:name="_Hlk222047325"/>
+      <w:r>
+        <w:rPr>
+          <w:rFonts w:ascii="Cambria" w:hAnsi="Cambria"/>
+          <w:b/>
+          <w:bCs/>
+          <w:sz w:val="26"/>
+          <w:szCs w:val="26"/>
+        </w:rPr>
+        <w:t>Συλλογή δεδομένων</w:t>
+      </w:r>
+    </w:p>
+    <w:p>
+      <w:pPr>
+        <w:spacing w:after="160" w:line="259" w:lineRule="auto"/>
+        <w:jc w:val="both"/>
+        <w:rPr>
+          <w:rFonts w:ascii="Cambria" w:hAnsi="Cambria"/>
+          <w:b/>
+          <w:bCs/>
+          <w:sz w:val="26"/>
+          <w:szCs w:val="26"/>
+          <w:lang w:val="en-GB"/>
+        </w:rPr>
+      </w:pPr>
+      <w:r>
+        <w:rPr>
+          <w:rFonts w:ascii="Bahnschrift Light" w:hAnsi="Bahnschrift Light" w:cs="Calibri"/>
+          <w:sz w:val="23"/>
+          <w:szCs w:val="20"/>
+        </w:rPr>
+        <w:t>--</w:t>
+      </w:r>
+      <w:r>
+        <w:rPr>
+          <w:rFonts w:ascii="Bahnschrift Light" w:hAnsi="Bahnschrift Light" w:cs="Calibri"/>
+          <w:sz w:val="23"/>
+          <w:szCs w:val="20"/>
+          <w:lang w:val="en-GB"/>
+        </w:rPr>
+        <w:t>To do</w:t>
+      </w:r>
+    </w:p>
+    <w:p>
+      <w:pPr>
+        <w:spacing w:after="160" w:line="259" w:lineRule="auto"/>
+        <w:rPr>
+          <w:rFonts w:ascii="Cambria" w:hAnsi="Cambria"/>
+          <w:b/>
+          <w:bCs/>
+          <w:sz w:val="26"/>
+          <w:szCs w:val="26"/>
+        </w:rPr>
+      </w:pPr>
+    </w:p>
+    <w:bookmarkEnd w:id="20"/>
+    <w:p>
+      <w:pPr>
+        <w:spacing w:line="259" w:lineRule="auto"/>
+        <w:rPr>
+          <w:rFonts w:ascii="Bahnschrift Light" w:hAnsi="Bahnschrift Light" w:cs="Calibri"/>
+          <w:b/>
+          <w:bCs/>
+          <w:sz w:val="23"/>
+          <w:szCs w:val="20"/>
+        </w:rPr>
+      </w:pPr>
+    </w:p>
+    <w:p>
+      <w:pPr>
+        <w:pStyle w:val="ListParagraph"/>
+        <w:spacing w:line="259" w:lineRule="auto"/>
+        <w:ind w:left="786"/>
+        <w:rPr>
+          <w:rFonts w:ascii="Bahnschrift Light" w:hAnsi="Bahnschrift Light" w:cs="Calibri"/>
+          <w:b/>
+          <w:bCs/>
+          <w:sz w:val="23"/>
+          <w:szCs w:val="20"/>
+        </w:rPr>
+      </w:pPr>
+    </w:p>
+    <w:p>
+      <w:pPr>
+        <w:pStyle w:val="ListParagraph"/>
+        <w:spacing w:line="259" w:lineRule="auto"/>
+        <w:rPr>
+          <w:rFonts w:ascii="Bahnschrift Light" w:hAnsi="Bahnschrift Light" w:cs="Calibri"/>
+          <w:b/>
+          <w:bCs/>
+          <w:sz w:val="23"/>
+          <w:szCs w:val="20"/>
+        </w:rPr>
+      </w:pPr>
+    </w:p>
+    <w:p>
+      <w:pPr>
+        <w:pStyle w:val="ListParagraph"/>
+        <w:spacing w:line="259" w:lineRule="auto"/>
+        <w:rPr>
+          <w:rFonts w:ascii="Bahnschrift Light" w:hAnsi="Bahnschrift Light" w:cs="Calibri"/>
+          <w:b/>
+          <w:bCs/>
+          <w:sz w:val="23"/>
+          <w:szCs w:val="20"/>
+        </w:rPr>
+      </w:pPr>
+    </w:p>
+    <w:p>
+      <w:pPr>
+        <w:jc w:val="both"/>
+        <w:rPr>
+          <w:rFonts w:ascii="Cambria" w:hAnsi="Cambria"/>
+          <w:b/>
+          <w:bCs/>
+          <w:sz w:val="26"/>
+          <w:szCs w:val="26"/>
+        </w:rPr>
+      </w:pPr>
+    </w:p>
+    <w:p>
+      <w:pPr>
+        <w:jc w:val="both"/>
+        <w:rPr>
+          <w:rFonts w:ascii="Cambria" w:hAnsi="Cambria"/>
+          <w:b/>
+          <w:bCs/>
+          <w:sz w:val="26"/>
+          <w:szCs w:val="26"/>
+        </w:rPr>
+      </w:pPr>
     </w:p>
     <w:p>
       <w:pPr>
         <w:pStyle w:val="-"/>
-        <w:ind w:left="720"/>
-        <w:rPr>
-          <w:rFonts w:ascii="Bahnschrift Light" w:hAnsi="Bahnschrift Light" w:cs="Vani"/>
-          <w:lang w:val="en-GB"/>
-        </w:rPr>
-      </w:pPr>
-    </w:p>
-    <w:p>
-      <w:pPr>
-        <w:pStyle w:val="-"/>
-        <w:ind w:left="720"/>
-        <w:rPr>
-          <w:rFonts w:ascii="Bahnschrift Light" w:hAnsi="Bahnschrift Light" w:cs="Vani"/>
-          <w:lang w:val="en-GB"/>
-        </w:rPr>
-      </w:pPr>
-    </w:p>
-    <w:p>
-      <w:pPr>
-        <w:pStyle w:val="-"/>
-        <w:rPr>
-          <w:rFonts w:ascii="Bahnschrift Light" w:hAnsi="Bahnschrift Light" w:cs="Vani"/>
-        </w:rPr>
-      </w:pPr>
-    </w:p>
-    <w:p>
-      <w:pPr>
-        <w:pStyle w:val="-"/>
-        <w:rPr>
-          <w:rFonts w:ascii="Bahnschrift Light" w:hAnsi="Bahnschrift Light" w:cs="Vani"/>
-        </w:rPr>
-      </w:pPr>
-      <w:r>
-        <w:rPr>
-          <w:rFonts w:ascii="Bahnschrift Light" w:hAnsi="Bahnschrift Light" w:cs="Vani"/>
-        </w:rPr>
-        <w:t>-</w:t>
-      </w:r>
+        <w:rPr>
+          <w:rFonts w:ascii="Bahnschrift Light" w:hAnsi="Bahnschrift Light" w:cs="Vani"/>
+        </w:rPr>
+      </w:pPr>
     </w:p>
     <w:p>
       <w:pPr>
@@ -12276,6 +12892,38 @@
       </w:r>
     </w:p>
     <w:bookmarkEnd w:id="21"/>
+    <w:p>
+      <w:pPr>
+        <w:pStyle w:val="-"/>
+        <w:rPr>
+          <w:rFonts w:ascii="Bahnschrift Light" w:hAnsi="Bahnschrift Light" w:cs="Vani"/>
+        </w:rPr>
+      </w:pPr>
+    </w:p>
+    <w:p>
+      <w:pPr>
+        <w:pStyle w:val="-"/>
+        <w:rPr>
+          <w:rFonts w:ascii="Bahnschrift Light" w:hAnsi="Bahnschrift Light" w:cs="Vani"/>
+        </w:rPr>
+      </w:pPr>
+    </w:p>
+    <w:p>
+      <w:pPr>
+        <w:suppressAutoHyphens w:val="0"/>
+        <w:rPr>
+          <w:rFonts w:ascii="Bahnschrift Light" w:hAnsi="Bahnschrift Light" w:cs="Vani"/>
+          <w:sz w:val="23"/>
+          <w:szCs w:val="20"/>
+        </w:rPr>
+      </w:pPr>
+      <w:r>
+        <w:rPr>
+          <w:rFonts w:ascii="Bahnschrift Light" w:hAnsi="Bahnschrift Light" w:cs="Vani"/>
+        </w:rPr>
+        <w:br w:type="page"/>
+      </w:r>
+    </w:p>
     <w:p>
       <w:pPr>
         <w:pStyle w:val="-"/>
@@ -13269,7 +13917,1203 @@
         </w:rPr>
         <w:br w:type="page"/>
       </w:r>
-      <w:bookmarkStart w:id="26" w:name="_Toc222042368"/>
+    </w:p>
+    <w:p>
+      <w:pPr>
+        <w:pStyle w:val="Heading3"/>
+        <w:jc w:val="both"/>
+        <w:rPr>
+          <w:rFonts w:ascii="Bahnschrift Light" w:hAnsi="Bahnschrift Light" w:cs="Vani"/>
+        </w:rPr>
+      </w:pPr>
+      <w:bookmarkStart w:id="26" w:name="_Toc222042369"/>
+      <w:r>
+        <w:rPr>
+          <w:rFonts w:ascii="Bahnschrift Light" w:hAnsi="Bahnschrift Light" w:cs="Calibri"/>
+        </w:rPr>
+        <w:lastRenderedPageBreak/>
+        <w:t>Ιστοσελίδα</w:t>
+      </w:r>
+      <w:r>
+        <w:rPr>
+          <w:rFonts w:ascii="Bahnschrift Light" w:hAnsi="Bahnschrift Light" w:cs="Vani"/>
+        </w:rPr>
+        <w:t xml:space="preserve"> 2</w:t>
+      </w:r>
+      <w:bookmarkEnd w:id="26"/>
+    </w:p>
+    <w:p>
+      <w:pPr>
+        <w:suppressAutoHyphens w:val="0"/>
+        <w:jc w:val="both"/>
+        <w:rPr>
+          <w:rFonts w:ascii="Bahnschrift Light" w:hAnsi="Bahnschrift Light" w:cs="Vani"/>
+          <w:sz w:val="23"/>
+          <w:szCs w:val="20"/>
+        </w:rPr>
+      </w:pPr>
+    </w:p>
+    <w:p>
+      <w:pPr>
+        <w:suppressAutoHyphens w:val="0"/>
+        <w:jc w:val="both"/>
+        <w:rPr>
+          <w:rFonts w:ascii="Bahnschrift Light" w:hAnsi="Bahnschrift Light" w:cs="Vani"/>
+          <w:b/>
+          <w:i/>
+          <w:sz w:val="44"/>
+          <w:szCs w:val="44"/>
+        </w:rPr>
+      </w:pPr>
+    </w:p>
+    <w:p>
+      <w:pPr>
+        <w:jc w:val="both"/>
+        <w:rPr>
+          <w:rFonts w:ascii="Bahnschrift Light" w:hAnsi="Bahnschrift Light" w:cs="Vani"/>
+          <w:b/>
+          <w:i/>
+        </w:rPr>
+      </w:pPr>
+    </w:p>
+    <w:p>
+      <w:pPr>
+        <w:pStyle w:val="-"/>
+        <w:rPr>
+          <w:rFonts w:ascii="Bahnschrift Light" w:hAnsi="Bahnschrift Light" w:cs="Vani"/>
+          <w:b/>
+          <w:bCs/>
+          <w:sz w:val="26"/>
+          <w:szCs w:val="26"/>
+        </w:rPr>
+      </w:pPr>
+      <w:r>
+        <w:rPr>
+          <w:rFonts w:ascii="Bahnschrift Light" w:hAnsi="Bahnschrift Light"/>
+          <w:b/>
+          <w:bCs/>
+          <w:sz w:val="26"/>
+          <w:szCs w:val="26"/>
+        </w:rPr>
+        <w:t>Σύγκριση</w:t>
+      </w:r>
+      <w:r>
+        <w:rPr>
+          <w:rFonts w:ascii="Bahnschrift Light" w:hAnsi="Bahnschrift Light" w:cs="Vani"/>
+          <w:b/>
+          <w:bCs/>
+          <w:sz w:val="26"/>
+          <w:szCs w:val="26"/>
+        </w:rPr>
+        <w:t xml:space="preserve"> </w:t>
+      </w:r>
+      <w:r>
+        <w:rPr>
+          <w:rFonts w:ascii="Bahnschrift Light" w:hAnsi="Bahnschrift Light"/>
+          <w:b/>
+          <w:bCs/>
+          <w:sz w:val="26"/>
+          <w:szCs w:val="26"/>
+        </w:rPr>
+        <w:t>Ιστοσελίδων</w:t>
+      </w:r>
+    </w:p>
+    <w:p>
+      <w:pPr>
+        <w:jc w:val="both"/>
+        <w:rPr>
+          <w:rFonts w:ascii="Bahnschrift Light" w:hAnsi="Bahnschrift Light" w:cs="Vani"/>
+        </w:rPr>
+      </w:pPr>
+    </w:p>
+    <w:p>
+      <w:pPr>
+        <w:jc w:val="both"/>
+        <w:rPr>
+          <w:rFonts w:ascii="Bahnschrift Light" w:hAnsi="Bahnschrift Light" w:cs="Vani"/>
+          <w:highlight w:val="lightGray"/>
+        </w:rPr>
+      </w:pPr>
+      <w:r>
+        <w:rPr>
+          <w:rFonts w:ascii="Bahnschrift Light" w:hAnsi="Bahnschrift Light" w:cs="Vani"/>
+          <w:highlight w:val="lightGray"/>
+        </w:rPr>
+        <w:t xml:space="preserve"> </w:t>
+      </w:r>
+      <w:r>
+        <w:rPr>
+          <w:rFonts w:ascii="Bahnschrift Light" w:hAnsi="Bahnschrift Light" w:cs="Calibri"/>
+          <w:highlight w:val="lightGray"/>
+        </w:rPr>
+        <w:t>Συγκριτική</w:t>
+      </w:r>
+      <w:r>
+        <w:rPr>
+          <w:rFonts w:ascii="Bahnschrift Light" w:hAnsi="Bahnschrift Light" w:cs="Vani"/>
+          <w:highlight w:val="lightGray"/>
+        </w:rPr>
+        <w:t xml:space="preserve"> </w:t>
+      </w:r>
+      <w:r>
+        <w:rPr>
+          <w:rFonts w:ascii="Bahnschrift Light" w:hAnsi="Bahnschrift Light" w:cs="Calibri"/>
+          <w:highlight w:val="lightGray"/>
+        </w:rPr>
+        <w:t>Ανάλυση</w:t>
+      </w:r>
+      <w:r>
+        <w:rPr>
+          <w:rFonts w:ascii="Bahnschrift Light" w:hAnsi="Bahnschrift Light" w:cs="Vani"/>
+          <w:highlight w:val="lightGray"/>
+        </w:rPr>
+        <w:t xml:space="preserve"> </w:t>
+      </w:r>
+      <w:r>
+        <w:rPr>
+          <w:rFonts w:ascii="Bahnschrift Light" w:hAnsi="Bahnschrift Light" w:cs="Calibri"/>
+          <w:highlight w:val="lightGray"/>
+        </w:rPr>
+        <w:t>Ιστοσελίδων</w:t>
+      </w:r>
+    </w:p>
+    <w:p>
+      <w:pPr>
+        <w:jc w:val="both"/>
+        <w:rPr>
+          <w:rFonts w:ascii="Bahnschrift Light" w:hAnsi="Bahnschrift Light" w:cs="Vani"/>
+          <w:color w:val="77206D" w:themeColor="accent5" w:themeShade="BF"/>
+          <w:sz w:val="23"/>
+          <w:szCs w:val="20"/>
+          <w:highlight w:val="lightGray"/>
+        </w:rPr>
+      </w:pPr>
+      <w:r>
+        <w:rPr>
+          <w:rFonts w:ascii="Bahnschrift Light" w:hAnsi="Bahnschrift Light" w:cs="Vani"/>
+          <w:color w:val="77206D" w:themeColor="accent5" w:themeShade="BF"/>
+          <w:sz w:val="23"/>
+          <w:szCs w:val="20"/>
+          <w:highlight w:val="lightGray"/>
+        </w:rPr>
+        <w:t xml:space="preserve">5.1 </w:t>
+      </w:r>
+      <w:r>
+        <w:rPr>
+          <w:rFonts w:ascii="Bahnschrift Light" w:hAnsi="Bahnschrift Light" w:cs="Calibri"/>
+          <w:color w:val="77206D" w:themeColor="accent5" w:themeShade="BF"/>
+          <w:sz w:val="23"/>
+          <w:szCs w:val="20"/>
+          <w:highlight w:val="lightGray"/>
+        </w:rPr>
+        <w:t>Μεθοδολογία</w:t>
+      </w:r>
+      <w:r>
+        <w:rPr>
+          <w:rFonts w:ascii="Bahnschrift Light" w:hAnsi="Bahnschrift Light" w:cs="Vani"/>
+          <w:color w:val="77206D" w:themeColor="accent5" w:themeShade="BF"/>
+          <w:sz w:val="23"/>
+          <w:szCs w:val="20"/>
+          <w:highlight w:val="lightGray"/>
+        </w:rPr>
+        <w:t xml:space="preserve"> </w:t>
+      </w:r>
+      <w:r>
+        <w:rPr>
+          <w:rFonts w:ascii="Bahnschrift Light" w:hAnsi="Bahnschrift Light" w:cs="Calibri"/>
+          <w:color w:val="77206D" w:themeColor="accent5" w:themeShade="BF"/>
+          <w:sz w:val="23"/>
+          <w:szCs w:val="20"/>
+          <w:highlight w:val="lightGray"/>
+        </w:rPr>
+        <w:t>Αξιολόγησης</w:t>
+      </w:r>
+    </w:p>
+    <w:p>
+      <w:pPr>
+        <w:numPr>
+          <w:ilvl w:val="0"/>
+          <w:numId w:val="25"/>
+        </w:numPr>
+        <w:jc w:val="both"/>
+        <w:rPr>
+          <w:rFonts w:ascii="Bahnschrift Light" w:hAnsi="Bahnschrift Light" w:cs="Vani"/>
+          <w:color w:val="77206D" w:themeColor="accent5" w:themeShade="BF"/>
+          <w:sz w:val="23"/>
+          <w:szCs w:val="20"/>
+          <w:highlight w:val="lightGray"/>
+        </w:rPr>
+      </w:pPr>
+      <w:r>
+        <w:rPr>
+          <w:rFonts w:ascii="Bahnschrift Light" w:hAnsi="Bahnschrift Light" w:cs="Vani"/>
+          <w:color w:val="77206D" w:themeColor="accent5" w:themeShade="BF"/>
+          <w:sz w:val="23"/>
+          <w:szCs w:val="20"/>
+          <w:highlight w:val="lightGray"/>
+        </w:rPr>
+        <w:t xml:space="preserve">5.1.1 </w:t>
+      </w:r>
+      <w:r>
+        <w:rPr>
+          <w:rFonts w:ascii="Bahnschrift Light" w:hAnsi="Bahnschrift Light" w:cs="Calibri"/>
+          <w:color w:val="77206D" w:themeColor="accent5" w:themeShade="BF"/>
+          <w:sz w:val="23"/>
+          <w:szCs w:val="20"/>
+          <w:highlight w:val="lightGray"/>
+        </w:rPr>
+        <w:t>Στόχοι</w:t>
+      </w:r>
+      <w:r>
+        <w:rPr>
+          <w:rFonts w:ascii="Bahnschrift Light" w:hAnsi="Bahnschrift Light" w:cs="Vani"/>
+          <w:color w:val="77206D" w:themeColor="accent5" w:themeShade="BF"/>
+          <w:sz w:val="23"/>
+          <w:szCs w:val="20"/>
+          <w:highlight w:val="lightGray"/>
+        </w:rPr>
+        <w:t xml:space="preserve"> </w:t>
+      </w:r>
+      <w:r>
+        <w:rPr>
+          <w:rFonts w:ascii="Bahnschrift Light" w:hAnsi="Bahnschrift Light" w:cs="Calibri"/>
+          <w:color w:val="77206D" w:themeColor="accent5" w:themeShade="BF"/>
+          <w:sz w:val="23"/>
+          <w:szCs w:val="20"/>
+          <w:highlight w:val="lightGray"/>
+        </w:rPr>
+        <w:t>Αξιολόγησης</w:t>
+      </w:r>
+    </w:p>
+    <w:p>
+      <w:pPr>
+        <w:numPr>
+          <w:ilvl w:val="0"/>
+          <w:numId w:val="25"/>
+        </w:numPr>
+        <w:jc w:val="both"/>
+        <w:rPr>
+          <w:rFonts w:ascii="Bahnschrift Light" w:hAnsi="Bahnschrift Light" w:cs="Vani"/>
+          <w:color w:val="77206D" w:themeColor="accent5" w:themeShade="BF"/>
+          <w:sz w:val="23"/>
+          <w:szCs w:val="20"/>
+          <w:highlight w:val="lightGray"/>
+        </w:rPr>
+      </w:pPr>
+      <w:r>
+        <w:rPr>
+          <w:rFonts w:ascii="Bahnschrift Light" w:hAnsi="Bahnschrift Light" w:cs="Vani"/>
+          <w:color w:val="77206D" w:themeColor="accent5" w:themeShade="BF"/>
+          <w:sz w:val="23"/>
+          <w:szCs w:val="20"/>
+          <w:highlight w:val="lightGray"/>
+        </w:rPr>
+        <w:t xml:space="preserve">5.1.2 </w:t>
+      </w:r>
+      <w:r>
+        <w:rPr>
+          <w:rFonts w:ascii="Bahnschrift Light" w:hAnsi="Bahnschrift Light" w:cs="Calibri"/>
+          <w:color w:val="77206D" w:themeColor="accent5" w:themeShade="BF"/>
+          <w:sz w:val="23"/>
+          <w:szCs w:val="20"/>
+          <w:highlight w:val="lightGray"/>
+        </w:rPr>
+        <w:t>Δείγμα</w:t>
+      </w:r>
+      <w:r>
+        <w:rPr>
+          <w:rFonts w:ascii="Bahnschrift Light" w:hAnsi="Bahnschrift Light" w:cs="Vani"/>
+          <w:color w:val="77206D" w:themeColor="accent5" w:themeShade="BF"/>
+          <w:sz w:val="23"/>
+          <w:szCs w:val="20"/>
+          <w:highlight w:val="lightGray"/>
+        </w:rPr>
+        <w:t xml:space="preserve"> </w:t>
+      </w:r>
+      <w:r>
+        <w:rPr>
+          <w:rFonts w:ascii="Bahnschrift Light" w:hAnsi="Bahnschrift Light" w:cs="Calibri"/>
+          <w:color w:val="77206D" w:themeColor="accent5" w:themeShade="BF"/>
+          <w:sz w:val="23"/>
+          <w:szCs w:val="20"/>
+          <w:highlight w:val="lightGray"/>
+        </w:rPr>
+        <w:t>Συμμετεχόντων</w:t>
+      </w:r>
+      <w:r>
+        <w:rPr>
+          <w:rFonts w:ascii="Bahnschrift Light" w:hAnsi="Bahnschrift Light" w:cs="Vani"/>
+          <w:color w:val="77206D" w:themeColor="accent5" w:themeShade="BF"/>
+          <w:sz w:val="23"/>
+          <w:szCs w:val="20"/>
+          <w:highlight w:val="lightGray"/>
+        </w:rPr>
+        <w:t xml:space="preserve"> </w:t>
+      </w:r>
+      <w:r>
+        <w:rPr>
+          <w:rFonts w:ascii="Bahnschrift Light" w:hAnsi="Bahnschrift Light" w:cs="Calibri"/>
+          <w:color w:val="77206D" w:themeColor="accent5" w:themeShade="BF"/>
+          <w:sz w:val="23"/>
+          <w:szCs w:val="20"/>
+          <w:highlight w:val="lightGray"/>
+        </w:rPr>
+        <w:t>και</w:t>
+      </w:r>
+      <w:r>
+        <w:rPr>
+          <w:rFonts w:ascii="Bahnschrift Light" w:hAnsi="Bahnschrift Light" w:cs="Vani"/>
+          <w:color w:val="77206D" w:themeColor="accent5" w:themeShade="BF"/>
+          <w:sz w:val="23"/>
+          <w:szCs w:val="20"/>
+          <w:highlight w:val="lightGray"/>
+        </w:rPr>
+        <w:t xml:space="preserve"> </w:t>
+      </w:r>
+      <w:r>
+        <w:rPr>
+          <w:rFonts w:ascii="Bahnschrift Light" w:hAnsi="Bahnschrift Light" w:cs="Calibri"/>
+          <w:color w:val="77206D" w:themeColor="accent5" w:themeShade="BF"/>
+          <w:sz w:val="23"/>
+          <w:szCs w:val="20"/>
+          <w:highlight w:val="lightGray"/>
+        </w:rPr>
+        <w:t>Προφίλ</w:t>
+      </w:r>
+      <w:r>
+        <w:rPr>
+          <w:rFonts w:ascii="Bahnschrift Light" w:hAnsi="Bahnschrift Light" w:cs="Vani"/>
+          <w:color w:val="77206D" w:themeColor="accent5" w:themeShade="BF"/>
+          <w:sz w:val="23"/>
+          <w:szCs w:val="20"/>
+          <w:highlight w:val="lightGray"/>
+        </w:rPr>
+        <w:t xml:space="preserve"> </w:t>
+      </w:r>
+      <w:r>
+        <w:rPr>
+          <w:rFonts w:ascii="Bahnschrift Light" w:hAnsi="Bahnschrift Light" w:cs="Calibri"/>
+          <w:color w:val="77206D" w:themeColor="accent5" w:themeShade="BF"/>
+          <w:sz w:val="23"/>
+          <w:szCs w:val="20"/>
+          <w:highlight w:val="lightGray"/>
+        </w:rPr>
+        <w:t>Χρηστών</w:t>
+      </w:r>
+    </w:p>
+    <w:p>
+      <w:pPr>
+        <w:numPr>
+          <w:ilvl w:val="0"/>
+          <w:numId w:val="25"/>
+        </w:numPr>
+        <w:jc w:val="both"/>
+        <w:rPr>
+          <w:rFonts w:ascii="Bahnschrift Light" w:hAnsi="Bahnschrift Light" w:cs="Vani"/>
+          <w:color w:val="77206D" w:themeColor="accent5" w:themeShade="BF"/>
+          <w:sz w:val="23"/>
+          <w:szCs w:val="20"/>
+          <w:highlight w:val="lightGray"/>
+        </w:rPr>
+      </w:pPr>
+      <w:r>
+        <w:rPr>
+          <w:rFonts w:ascii="Bahnschrift Light" w:hAnsi="Bahnschrift Light" w:cs="Vani"/>
+          <w:color w:val="77206D" w:themeColor="accent5" w:themeShade="BF"/>
+          <w:sz w:val="23"/>
+          <w:szCs w:val="20"/>
+          <w:highlight w:val="lightGray"/>
+        </w:rPr>
+        <w:t xml:space="preserve">5.1.3 </w:t>
+      </w:r>
+      <w:r>
+        <w:rPr>
+          <w:rFonts w:ascii="Bahnschrift Light" w:hAnsi="Bahnschrift Light" w:cs="Calibri"/>
+          <w:color w:val="77206D" w:themeColor="accent5" w:themeShade="BF"/>
+          <w:sz w:val="23"/>
+          <w:szCs w:val="20"/>
+          <w:highlight w:val="lightGray"/>
+        </w:rPr>
+        <w:t>Εργαλεία</w:t>
+      </w:r>
+      <w:r>
+        <w:rPr>
+          <w:rFonts w:ascii="Bahnschrift Light" w:hAnsi="Bahnschrift Light" w:cs="Vani"/>
+          <w:color w:val="77206D" w:themeColor="accent5" w:themeShade="BF"/>
+          <w:sz w:val="23"/>
+          <w:szCs w:val="20"/>
+          <w:highlight w:val="lightGray"/>
+        </w:rPr>
+        <w:t xml:space="preserve"> </w:t>
+      </w:r>
+      <w:r>
+        <w:rPr>
+          <w:rFonts w:ascii="Bahnschrift Light" w:hAnsi="Bahnschrift Light" w:cs="Calibri"/>
+          <w:color w:val="77206D" w:themeColor="accent5" w:themeShade="BF"/>
+          <w:sz w:val="23"/>
+          <w:szCs w:val="20"/>
+          <w:highlight w:val="lightGray"/>
+        </w:rPr>
+        <w:t>και</w:t>
+      </w:r>
+      <w:r>
+        <w:rPr>
+          <w:rFonts w:ascii="Bahnschrift Light" w:hAnsi="Bahnschrift Light" w:cs="Vani"/>
+          <w:color w:val="77206D" w:themeColor="accent5" w:themeShade="BF"/>
+          <w:sz w:val="23"/>
+          <w:szCs w:val="20"/>
+          <w:highlight w:val="lightGray"/>
+        </w:rPr>
+        <w:t xml:space="preserve"> </w:t>
+      </w:r>
+      <w:r>
+        <w:rPr>
+          <w:rFonts w:ascii="Bahnschrift Light" w:hAnsi="Bahnschrift Light" w:cs="Calibri"/>
+          <w:color w:val="77206D" w:themeColor="accent5" w:themeShade="BF"/>
+          <w:sz w:val="23"/>
+          <w:szCs w:val="20"/>
+          <w:highlight w:val="lightGray"/>
+        </w:rPr>
+        <w:t>Μέθοδοι</w:t>
+      </w:r>
+      <w:r>
+        <w:rPr>
+          <w:rFonts w:ascii="Bahnschrift Light" w:hAnsi="Bahnschrift Light" w:cs="Vani"/>
+          <w:color w:val="77206D" w:themeColor="accent5" w:themeShade="BF"/>
+          <w:sz w:val="23"/>
+          <w:szCs w:val="20"/>
+          <w:highlight w:val="lightGray"/>
+        </w:rPr>
+        <w:t xml:space="preserve"> </w:t>
+      </w:r>
+      <w:r>
+        <w:rPr>
+          <w:rFonts w:ascii="Bahnschrift Light" w:hAnsi="Bahnschrift Light" w:cs="Calibri"/>
+          <w:color w:val="77206D" w:themeColor="accent5" w:themeShade="BF"/>
+          <w:sz w:val="23"/>
+          <w:szCs w:val="20"/>
+          <w:highlight w:val="lightGray"/>
+        </w:rPr>
+        <w:t>Συλλογής</w:t>
+      </w:r>
+      <w:r>
+        <w:rPr>
+          <w:rFonts w:ascii="Bahnschrift Light" w:hAnsi="Bahnschrift Light" w:cs="Vani"/>
+          <w:color w:val="77206D" w:themeColor="accent5" w:themeShade="BF"/>
+          <w:sz w:val="23"/>
+          <w:szCs w:val="20"/>
+          <w:highlight w:val="lightGray"/>
+        </w:rPr>
+        <w:t xml:space="preserve"> </w:t>
+      </w:r>
+      <w:r>
+        <w:rPr>
+          <w:rFonts w:ascii="Bahnschrift Light" w:hAnsi="Bahnschrift Light" w:cs="Calibri"/>
+          <w:color w:val="77206D" w:themeColor="accent5" w:themeShade="BF"/>
+          <w:sz w:val="23"/>
+          <w:szCs w:val="20"/>
+          <w:highlight w:val="lightGray"/>
+        </w:rPr>
+        <w:t>Δεδομένων</w:t>
+      </w:r>
+    </w:p>
+    <w:p>
+      <w:pPr>
+        <w:numPr>
+          <w:ilvl w:val="1"/>
+          <w:numId w:val="25"/>
+        </w:numPr>
+        <w:jc w:val="both"/>
+        <w:rPr>
+          <w:rFonts w:ascii="Bahnschrift Light" w:hAnsi="Bahnschrift Light" w:cs="Vani"/>
+          <w:color w:val="77206D" w:themeColor="accent5" w:themeShade="BF"/>
+          <w:sz w:val="23"/>
+          <w:szCs w:val="20"/>
+          <w:highlight w:val="lightGray"/>
+        </w:rPr>
+      </w:pPr>
+      <w:r>
+        <w:rPr>
+          <w:rFonts w:ascii="Bahnschrift Light" w:hAnsi="Bahnschrift Light" w:cs="Vani"/>
+          <w:color w:val="77206D" w:themeColor="accent5" w:themeShade="BF"/>
+          <w:sz w:val="23"/>
+          <w:szCs w:val="20"/>
+          <w:highlight w:val="lightGray"/>
+        </w:rPr>
+        <w:t>(</w:t>
+      </w:r>
+      <w:r>
+        <w:rPr>
+          <w:rFonts w:ascii="Bahnschrift Light" w:hAnsi="Bahnschrift Light" w:cs="Calibri"/>
+          <w:color w:val="77206D" w:themeColor="accent5" w:themeShade="BF"/>
+          <w:sz w:val="23"/>
+          <w:szCs w:val="20"/>
+          <w:highlight w:val="lightGray"/>
+        </w:rPr>
+        <w:t>Π</w:t>
+      </w:r>
+      <w:r>
+        <w:rPr>
+          <w:rFonts w:ascii="Bahnschrift Light" w:hAnsi="Bahnschrift Light" w:cs="Vani"/>
+          <w:color w:val="77206D" w:themeColor="accent5" w:themeShade="BF"/>
+          <w:sz w:val="23"/>
+          <w:szCs w:val="20"/>
+          <w:highlight w:val="lightGray"/>
+        </w:rPr>
+        <w:t>.</w:t>
+      </w:r>
+      <w:r>
+        <w:rPr>
+          <w:rFonts w:ascii="Bahnschrift Light" w:hAnsi="Bahnschrift Light" w:cs="Calibri"/>
+          <w:color w:val="77206D" w:themeColor="accent5" w:themeShade="BF"/>
+          <w:sz w:val="23"/>
+          <w:szCs w:val="20"/>
+          <w:highlight w:val="lightGray"/>
+        </w:rPr>
+        <w:t>χ</w:t>
+      </w:r>
+      <w:r>
+        <w:rPr>
+          <w:rFonts w:ascii="Bahnschrift Light" w:hAnsi="Bahnschrift Light" w:cs="Vani"/>
+          <w:color w:val="77206D" w:themeColor="accent5" w:themeShade="BF"/>
+          <w:sz w:val="23"/>
+          <w:szCs w:val="20"/>
+          <w:highlight w:val="lightGray"/>
+        </w:rPr>
+        <w:t xml:space="preserve">., </w:t>
+      </w:r>
+      <w:r>
+        <w:rPr>
+          <w:rFonts w:ascii="Bahnschrift Light" w:hAnsi="Bahnschrift Light" w:cs="Calibri"/>
+          <w:color w:val="77206D" w:themeColor="accent5" w:themeShade="BF"/>
+          <w:sz w:val="23"/>
+          <w:szCs w:val="20"/>
+          <w:highlight w:val="lightGray"/>
+        </w:rPr>
+        <w:t>Ερωτηματολόγιο</w:t>
+      </w:r>
+      <w:r>
+        <w:rPr>
+          <w:rFonts w:ascii="Bahnschrift Light" w:hAnsi="Bahnschrift Light" w:cs="Vani"/>
+          <w:color w:val="77206D" w:themeColor="accent5" w:themeShade="BF"/>
+          <w:sz w:val="23"/>
+          <w:szCs w:val="20"/>
+          <w:highlight w:val="lightGray"/>
+        </w:rPr>
+        <w:t xml:space="preserve">, </w:t>
+      </w:r>
+      <w:r>
+        <w:rPr>
+          <w:rFonts w:ascii="Bahnschrift Light" w:hAnsi="Bahnschrift Light" w:cs="Calibri"/>
+          <w:color w:val="77206D" w:themeColor="accent5" w:themeShade="BF"/>
+          <w:sz w:val="23"/>
+          <w:szCs w:val="20"/>
+          <w:highlight w:val="lightGray"/>
+        </w:rPr>
+        <w:t>Παρατήρηση</w:t>
+      </w:r>
+      <w:r>
+        <w:rPr>
+          <w:rFonts w:ascii="Bahnschrift Light" w:hAnsi="Bahnschrift Light" w:cs="Vani"/>
+          <w:color w:val="77206D" w:themeColor="accent5" w:themeShade="BF"/>
+          <w:sz w:val="23"/>
+          <w:szCs w:val="20"/>
+          <w:highlight w:val="lightGray"/>
+        </w:rPr>
+        <w:t xml:space="preserve">, </w:t>
+      </w:r>
+      <w:r>
+        <w:rPr>
+          <w:rFonts w:ascii="Bahnschrift Light" w:hAnsi="Bahnschrift Light" w:cs="Calibri"/>
+          <w:color w:val="77206D" w:themeColor="accent5" w:themeShade="BF"/>
+          <w:sz w:val="23"/>
+          <w:szCs w:val="20"/>
+          <w:highlight w:val="lightGray"/>
+        </w:rPr>
+        <w:t>Μετρήσεις</w:t>
+      </w:r>
+      <w:r>
+        <w:rPr>
+          <w:rFonts w:ascii="Bahnschrift Light" w:hAnsi="Bahnschrift Light" w:cs="Vani"/>
+          <w:color w:val="77206D" w:themeColor="accent5" w:themeShade="BF"/>
+          <w:sz w:val="23"/>
+          <w:szCs w:val="20"/>
+          <w:highlight w:val="lightGray"/>
+        </w:rPr>
+        <w:t xml:space="preserve"> </w:t>
+      </w:r>
+      <w:r>
+        <w:rPr>
+          <w:rFonts w:ascii="Bahnschrift Light" w:hAnsi="Bahnschrift Light" w:cs="Calibri"/>
+          <w:color w:val="77206D" w:themeColor="accent5" w:themeShade="BF"/>
+          <w:sz w:val="23"/>
+          <w:szCs w:val="20"/>
+          <w:highlight w:val="lightGray"/>
+        </w:rPr>
+        <w:t>Χρόνου</w:t>
+      </w:r>
+      <w:r>
+        <w:rPr>
+          <w:rFonts w:ascii="Bahnschrift Light" w:hAnsi="Bahnschrift Light" w:cs="Vani"/>
+          <w:color w:val="77206D" w:themeColor="accent5" w:themeShade="BF"/>
+          <w:sz w:val="23"/>
+          <w:szCs w:val="20"/>
+          <w:highlight w:val="lightGray"/>
+        </w:rPr>
+        <w:t>)</w:t>
+      </w:r>
+    </w:p>
+    <w:p>
+      <w:pPr>
+        <w:jc w:val="both"/>
+        <w:rPr>
+          <w:rFonts w:ascii="Bahnschrift Light" w:hAnsi="Bahnschrift Light" w:cs="Vani"/>
+          <w:color w:val="77206D" w:themeColor="accent5" w:themeShade="BF"/>
+          <w:sz w:val="23"/>
+          <w:szCs w:val="20"/>
+          <w:highlight w:val="lightGray"/>
+        </w:rPr>
+      </w:pPr>
+    </w:p>
+    <w:p>
+      <w:pPr>
+        <w:jc w:val="both"/>
+        <w:rPr>
+          <w:rFonts w:ascii="Bahnschrift Light" w:hAnsi="Bahnschrift Light" w:cs="Vani"/>
+          <w:color w:val="77206D" w:themeColor="accent5" w:themeShade="BF"/>
+          <w:sz w:val="23"/>
+          <w:szCs w:val="20"/>
+          <w:highlight w:val="lightGray"/>
+        </w:rPr>
+      </w:pPr>
+      <w:r>
+        <w:rPr>
+          <w:rFonts w:ascii="Bahnschrift Light" w:hAnsi="Bahnschrift Light" w:cs="Vani"/>
+          <w:color w:val="77206D" w:themeColor="accent5" w:themeShade="BF"/>
+          <w:sz w:val="23"/>
+          <w:szCs w:val="20"/>
+          <w:highlight w:val="lightGray"/>
+        </w:rPr>
+        <w:t xml:space="preserve">5.2 </w:t>
+      </w:r>
+      <w:r>
+        <w:rPr>
+          <w:rFonts w:ascii="Bahnschrift Light" w:hAnsi="Bahnschrift Light" w:cs="Calibri"/>
+          <w:color w:val="77206D" w:themeColor="accent5" w:themeShade="BF"/>
+          <w:sz w:val="23"/>
+          <w:szCs w:val="20"/>
+          <w:highlight w:val="lightGray"/>
+        </w:rPr>
+        <w:t>Συγκριτικά</w:t>
+      </w:r>
+      <w:r>
+        <w:rPr>
+          <w:rFonts w:ascii="Bahnschrift Light" w:hAnsi="Bahnschrift Light" w:cs="Vani"/>
+          <w:color w:val="77206D" w:themeColor="accent5" w:themeShade="BF"/>
+          <w:sz w:val="23"/>
+          <w:szCs w:val="20"/>
+          <w:highlight w:val="lightGray"/>
+        </w:rPr>
+        <w:t xml:space="preserve"> </w:t>
+      </w:r>
+      <w:r>
+        <w:rPr>
+          <w:rFonts w:ascii="Bahnschrift Light" w:hAnsi="Bahnschrift Light" w:cs="Calibri"/>
+          <w:color w:val="77206D" w:themeColor="accent5" w:themeShade="BF"/>
+          <w:sz w:val="23"/>
+          <w:szCs w:val="20"/>
+          <w:highlight w:val="lightGray"/>
+        </w:rPr>
+        <w:t>Κριτήρια</w:t>
+      </w:r>
+    </w:p>
+    <w:p>
+      <w:pPr>
+        <w:numPr>
+          <w:ilvl w:val="0"/>
+          <w:numId w:val="26"/>
+        </w:numPr>
+        <w:jc w:val="both"/>
+        <w:rPr>
+          <w:rFonts w:ascii="Bahnschrift Light" w:hAnsi="Bahnschrift Light" w:cs="Vani"/>
+          <w:color w:val="77206D" w:themeColor="accent5" w:themeShade="BF"/>
+          <w:sz w:val="23"/>
+          <w:szCs w:val="20"/>
+          <w:highlight w:val="lightGray"/>
+        </w:rPr>
+      </w:pPr>
+      <w:r>
+        <w:rPr>
+          <w:rFonts w:ascii="Bahnschrift Light" w:hAnsi="Bahnschrift Light" w:cs="Vani"/>
+          <w:color w:val="77206D" w:themeColor="accent5" w:themeShade="BF"/>
+          <w:sz w:val="23"/>
+          <w:szCs w:val="20"/>
+          <w:highlight w:val="lightGray"/>
+        </w:rPr>
+        <w:t xml:space="preserve">5.2.1 </w:t>
+      </w:r>
+      <w:r>
+        <w:rPr>
+          <w:rFonts w:ascii="Bahnschrift Light" w:hAnsi="Bahnschrift Light" w:cs="Calibri"/>
+          <w:color w:val="77206D" w:themeColor="accent5" w:themeShade="BF"/>
+          <w:sz w:val="23"/>
+          <w:szCs w:val="20"/>
+          <w:highlight w:val="lightGray"/>
+        </w:rPr>
+        <w:t>Ευχρηστία</w:t>
+      </w:r>
+      <w:r>
+        <w:rPr>
+          <w:rFonts w:ascii="Bahnschrift Light" w:hAnsi="Bahnschrift Light" w:cs="Vani"/>
+          <w:color w:val="77206D" w:themeColor="accent5" w:themeShade="BF"/>
+          <w:sz w:val="23"/>
+          <w:szCs w:val="20"/>
+          <w:highlight w:val="lightGray"/>
+        </w:rPr>
+        <w:t xml:space="preserve"> </w:t>
+      </w:r>
+      <w:r>
+        <w:rPr>
+          <w:rFonts w:ascii="Bahnschrift Light" w:hAnsi="Bahnschrift Light" w:cs="Calibri"/>
+          <w:color w:val="77206D" w:themeColor="accent5" w:themeShade="BF"/>
+          <w:sz w:val="23"/>
+          <w:szCs w:val="20"/>
+          <w:highlight w:val="lightGray"/>
+        </w:rPr>
+        <w:t>και</w:t>
+      </w:r>
+      <w:r>
+        <w:rPr>
+          <w:rFonts w:ascii="Bahnschrift Light" w:hAnsi="Bahnschrift Light" w:cs="Vani"/>
+          <w:color w:val="77206D" w:themeColor="accent5" w:themeShade="BF"/>
+          <w:sz w:val="23"/>
+          <w:szCs w:val="20"/>
+          <w:highlight w:val="lightGray"/>
+        </w:rPr>
+        <w:t xml:space="preserve"> </w:t>
+      </w:r>
+      <w:r>
+        <w:rPr>
+          <w:rFonts w:ascii="Bahnschrift Light" w:hAnsi="Bahnschrift Light" w:cs="Calibri"/>
+          <w:color w:val="77206D" w:themeColor="accent5" w:themeShade="BF"/>
+          <w:sz w:val="23"/>
+          <w:szCs w:val="20"/>
+          <w:highlight w:val="lightGray"/>
+        </w:rPr>
+        <w:t>Εμπειρία</w:t>
+      </w:r>
+      <w:r>
+        <w:rPr>
+          <w:rFonts w:ascii="Bahnschrift Light" w:hAnsi="Bahnschrift Light" w:cs="Vani"/>
+          <w:color w:val="77206D" w:themeColor="accent5" w:themeShade="BF"/>
+          <w:sz w:val="23"/>
+          <w:szCs w:val="20"/>
+          <w:highlight w:val="lightGray"/>
+        </w:rPr>
+        <w:t xml:space="preserve"> </w:t>
+      </w:r>
+      <w:r>
+        <w:rPr>
+          <w:rFonts w:ascii="Bahnschrift Light" w:hAnsi="Bahnschrift Light" w:cs="Calibri"/>
+          <w:color w:val="77206D" w:themeColor="accent5" w:themeShade="BF"/>
+          <w:sz w:val="23"/>
+          <w:szCs w:val="20"/>
+          <w:highlight w:val="lightGray"/>
+        </w:rPr>
+        <w:t>Χρήστη</w:t>
+      </w:r>
+    </w:p>
+    <w:p>
+      <w:pPr>
+        <w:numPr>
+          <w:ilvl w:val="0"/>
+          <w:numId w:val="26"/>
+        </w:numPr>
+        <w:jc w:val="both"/>
+        <w:rPr>
+          <w:rFonts w:ascii="Bahnschrift Light" w:hAnsi="Bahnschrift Light" w:cs="Vani"/>
+          <w:color w:val="77206D" w:themeColor="accent5" w:themeShade="BF"/>
+          <w:sz w:val="23"/>
+          <w:szCs w:val="20"/>
+          <w:highlight w:val="lightGray"/>
+        </w:rPr>
+      </w:pPr>
+      <w:r>
+        <w:rPr>
+          <w:rFonts w:ascii="Bahnschrift Light" w:hAnsi="Bahnschrift Light" w:cs="Vani"/>
+          <w:color w:val="77206D" w:themeColor="accent5" w:themeShade="BF"/>
+          <w:sz w:val="23"/>
+          <w:szCs w:val="20"/>
+          <w:highlight w:val="lightGray"/>
+        </w:rPr>
+        <w:t xml:space="preserve">5.2.2 </w:t>
+      </w:r>
+      <w:r>
+        <w:rPr>
+          <w:rFonts w:ascii="Bahnschrift Light" w:hAnsi="Bahnschrift Light" w:cs="Calibri"/>
+          <w:color w:val="77206D" w:themeColor="accent5" w:themeShade="BF"/>
+          <w:sz w:val="23"/>
+          <w:szCs w:val="20"/>
+          <w:highlight w:val="lightGray"/>
+        </w:rPr>
+        <w:t>Παραγωγικότητα</w:t>
+      </w:r>
+      <w:r>
+        <w:rPr>
+          <w:rFonts w:ascii="Bahnschrift Light" w:hAnsi="Bahnschrift Light" w:cs="Vani"/>
+          <w:color w:val="77206D" w:themeColor="accent5" w:themeShade="BF"/>
+          <w:sz w:val="23"/>
+          <w:szCs w:val="20"/>
+          <w:highlight w:val="lightGray"/>
+        </w:rPr>
+        <w:t xml:space="preserve"> </w:t>
+      </w:r>
+      <w:r>
+        <w:rPr>
+          <w:rFonts w:ascii="Bahnschrift Light" w:hAnsi="Bahnschrift Light" w:cs="Calibri"/>
+          <w:color w:val="77206D" w:themeColor="accent5" w:themeShade="BF"/>
+          <w:sz w:val="23"/>
+          <w:szCs w:val="20"/>
+          <w:highlight w:val="lightGray"/>
+        </w:rPr>
+        <w:t>και</w:t>
+      </w:r>
+      <w:r>
+        <w:rPr>
+          <w:rFonts w:ascii="Bahnschrift Light" w:hAnsi="Bahnschrift Light" w:cs="Vani"/>
+          <w:color w:val="77206D" w:themeColor="accent5" w:themeShade="BF"/>
+          <w:sz w:val="23"/>
+          <w:szCs w:val="20"/>
+          <w:highlight w:val="lightGray"/>
+        </w:rPr>
+        <w:t xml:space="preserve"> </w:t>
+      </w:r>
+      <w:r>
+        <w:rPr>
+          <w:rFonts w:ascii="Bahnschrift Light" w:hAnsi="Bahnschrift Light" w:cs="Calibri"/>
+          <w:color w:val="77206D" w:themeColor="accent5" w:themeShade="BF"/>
+          <w:sz w:val="23"/>
+          <w:szCs w:val="20"/>
+          <w:highlight w:val="lightGray"/>
+        </w:rPr>
+        <w:t>Απόδοση</w:t>
+      </w:r>
+    </w:p>
+    <w:p>
+      <w:pPr>
+        <w:numPr>
+          <w:ilvl w:val="0"/>
+          <w:numId w:val="26"/>
+        </w:numPr>
+        <w:jc w:val="both"/>
+        <w:rPr>
+          <w:rFonts w:ascii="Bahnschrift Light" w:hAnsi="Bahnschrift Light" w:cs="Vani"/>
+          <w:color w:val="77206D" w:themeColor="accent5" w:themeShade="BF"/>
+          <w:sz w:val="23"/>
+          <w:szCs w:val="20"/>
+          <w:highlight w:val="lightGray"/>
+        </w:rPr>
+      </w:pPr>
+      <w:r>
+        <w:rPr>
+          <w:rFonts w:ascii="Bahnschrift Light" w:hAnsi="Bahnschrift Light" w:cs="Vani"/>
+          <w:color w:val="77206D" w:themeColor="accent5" w:themeShade="BF"/>
+          <w:sz w:val="23"/>
+          <w:szCs w:val="20"/>
+          <w:highlight w:val="lightGray"/>
+        </w:rPr>
+        <w:t xml:space="preserve">5.2.3 </w:t>
+      </w:r>
+      <w:r>
+        <w:rPr>
+          <w:rFonts w:ascii="Bahnschrift Light" w:hAnsi="Bahnschrift Light" w:cs="Calibri"/>
+          <w:color w:val="77206D" w:themeColor="accent5" w:themeShade="BF"/>
+          <w:sz w:val="23"/>
+          <w:szCs w:val="20"/>
+          <w:highlight w:val="lightGray"/>
+        </w:rPr>
+        <w:t>Ικανοποίηση</w:t>
+      </w:r>
+      <w:r>
+        <w:rPr>
+          <w:rFonts w:ascii="Bahnschrift Light" w:hAnsi="Bahnschrift Light" w:cs="Vani"/>
+          <w:color w:val="77206D" w:themeColor="accent5" w:themeShade="BF"/>
+          <w:sz w:val="23"/>
+          <w:szCs w:val="20"/>
+          <w:highlight w:val="lightGray"/>
+        </w:rPr>
+        <w:t xml:space="preserve"> </w:t>
+      </w:r>
+      <w:r>
+        <w:rPr>
+          <w:rFonts w:ascii="Bahnschrift Light" w:hAnsi="Bahnschrift Light" w:cs="Calibri"/>
+          <w:color w:val="77206D" w:themeColor="accent5" w:themeShade="BF"/>
+          <w:sz w:val="23"/>
+          <w:szCs w:val="20"/>
+          <w:highlight w:val="lightGray"/>
+        </w:rPr>
+        <w:t>Χρηστών</w:t>
+      </w:r>
+    </w:p>
+    <w:p>
+      <w:pPr>
+        <w:numPr>
+          <w:ilvl w:val="0"/>
+          <w:numId w:val="26"/>
+        </w:numPr>
+        <w:jc w:val="both"/>
+        <w:rPr>
+          <w:rFonts w:ascii="Bahnschrift Light" w:hAnsi="Bahnschrift Light" w:cs="Vani"/>
+          <w:color w:val="77206D" w:themeColor="accent5" w:themeShade="BF"/>
+          <w:sz w:val="23"/>
+          <w:szCs w:val="20"/>
+          <w:highlight w:val="lightGray"/>
+        </w:rPr>
+      </w:pPr>
+      <w:r>
+        <w:rPr>
+          <w:rFonts w:ascii="Bahnschrift Light" w:hAnsi="Bahnschrift Light" w:cs="Vani"/>
+          <w:color w:val="77206D" w:themeColor="accent5" w:themeShade="BF"/>
+          <w:sz w:val="23"/>
+          <w:szCs w:val="20"/>
+          <w:highlight w:val="lightGray"/>
+        </w:rPr>
+        <w:t xml:space="preserve">5.2.4 </w:t>
+      </w:r>
+      <w:r>
+        <w:rPr>
+          <w:rFonts w:ascii="Bahnschrift Light" w:hAnsi="Bahnschrift Light" w:cs="Calibri"/>
+          <w:color w:val="77206D" w:themeColor="accent5" w:themeShade="BF"/>
+          <w:sz w:val="23"/>
+          <w:szCs w:val="20"/>
+          <w:highlight w:val="lightGray"/>
+        </w:rPr>
+        <w:t>Εμφάνιση</w:t>
+      </w:r>
+      <w:r>
+        <w:rPr>
+          <w:rFonts w:ascii="Bahnschrift Light" w:hAnsi="Bahnschrift Light" w:cs="Vani"/>
+          <w:color w:val="77206D" w:themeColor="accent5" w:themeShade="BF"/>
+          <w:sz w:val="23"/>
+          <w:szCs w:val="20"/>
+          <w:highlight w:val="lightGray"/>
+        </w:rPr>
+        <w:t xml:space="preserve"> </w:t>
+      </w:r>
+      <w:r>
+        <w:rPr>
+          <w:rFonts w:ascii="Bahnschrift Light" w:hAnsi="Bahnschrift Light" w:cs="Calibri"/>
+          <w:color w:val="77206D" w:themeColor="accent5" w:themeShade="BF"/>
+          <w:sz w:val="23"/>
+          <w:szCs w:val="20"/>
+          <w:highlight w:val="lightGray"/>
+        </w:rPr>
+        <w:t>και</w:t>
+      </w:r>
+      <w:r>
+        <w:rPr>
+          <w:rFonts w:ascii="Bahnschrift Light" w:hAnsi="Bahnschrift Light" w:cs="Vani"/>
+          <w:color w:val="77206D" w:themeColor="accent5" w:themeShade="BF"/>
+          <w:sz w:val="23"/>
+          <w:szCs w:val="20"/>
+          <w:highlight w:val="lightGray"/>
+        </w:rPr>
+        <w:t xml:space="preserve"> </w:t>
+      </w:r>
+      <w:r>
+        <w:rPr>
+          <w:rFonts w:ascii="Bahnschrift Light" w:hAnsi="Bahnschrift Light" w:cs="Calibri"/>
+          <w:color w:val="77206D" w:themeColor="accent5" w:themeShade="BF"/>
+          <w:sz w:val="23"/>
+          <w:szCs w:val="20"/>
+          <w:highlight w:val="lightGray"/>
+        </w:rPr>
+        <w:t>Αισθητική</w:t>
+      </w:r>
+    </w:p>
+    <w:p>
+      <w:pPr>
+        <w:jc w:val="both"/>
+        <w:rPr>
+          <w:rFonts w:ascii="Bahnschrift Light" w:hAnsi="Bahnschrift Light" w:cs="Vani"/>
+          <w:color w:val="77206D" w:themeColor="accent5" w:themeShade="BF"/>
+          <w:sz w:val="23"/>
+          <w:szCs w:val="20"/>
+          <w:highlight w:val="lightGray"/>
+        </w:rPr>
+      </w:pPr>
+    </w:p>
+    <w:p>
+      <w:pPr>
+        <w:jc w:val="both"/>
+        <w:rPr>
+          <w:rFonts w:ascii="Bahnschrift Light" w:hAnsi="Bahnschrift Light" w:cs="Vani"/>
+          <w:color w:val="77206D" w:themeColor="accent5" w:themeShade="BF"/>
+          <w:sz w:val="23"/>
+          <w:szCs w:val="20"/>
+          <w:highlight w:val="lightGray"/>
+        </w:rPr>
+      </w:pPr>
+      <w:proofErr w:type="spellStart"/>
+      <w:r>
+        <w:rPr>
+          <w:rFonts w:ascii="Bahnschrift Light" w:hAnsi="Bahnschrift Light" w:cs="Calibri"/>
+          <w:color w:val="77206D" w:themeColor="accent5" w:themeShade="BF"/>
+          <w:sz w:val="23"/>
+          <w:szCs w:val="20"/>
+          <w:highlight w:val="lightGray"/>
+        </w:rPr>
+        <w:t>Υποθεσεις</w:t>
+      </w:r>
+      <w:proofErr w:type="spellEnd"/>
+      <w:r>
+        <w:rPr>
+          <w:rFonts w:ascii="Bahnschrift Light" w:hAnsi="Bahnschrift Light" w:cs="Vani"/>
+          <w:color w:val="77206D" w:themeColor="accent5" w:themeShade="BF"/>
+          <w:sz w:val="23"/>
+          <w:szCs w:val="20"/>
+          <w:highlight w:val="lightGray"/>
+        </w:rPr>
+        <w:t>/</w:t>
+      </w:r>
+      <w:r>
+        <w:rPr>
+          <w:rFonts w:ascii="Bahnschrift Light" w:hAnsi="Bahnschrift Light" w:cs="Calibri"/>
+          <w:color w:val="77206D" w:themeColor="accent5" w:themeShade="BF"/>
+          <w:sz w:val="23"/>
+          <w:szCs w:val="20"/>
+          <w:highlight w:val="lightGray"/>
+        </w:rPr>
+        <w:t>Προβλέψεις</w:t>
+      </w:r>
+      <w:r>
+        <w:rPr>
+          <w:rFonts w:ascii="Bahnschrift Light" w:hAnsi="Bahnschrift Light" w:cs="Vani"/>
+          <w:color w:val="77206D" w:themeColor="accent5" w:themeShade="BF"/>
+          <w:sz w:val="23"/>
+          <w:szCs w:val="20"/>
+          <w:highlight w:val="lightGray"/>
+        </w:rPr>
+        <w:t xml:space="preserve"> </w:t>
+      </w:r>
+      <w:r>
+        <w:rPr>
+          <w:rFonts w:ascii="Bahnschrift Light" w:hAnsi="Bahnschrift Light" w:cs="Calibri"/>
+          <w:color w:val="77206D" w:themeColor="accent5" w:themeShade="BF"/>
+          <w:sz w:val="23"/>
+          <w:szCs w:val="20"/>
+          <w:highlight w:val="lightGray"/>
+        </w:rPr>
+        <w:t>για</w:t>
+      </w:r>
+      <w:r>
+        <w:rPr>
+          <w:rFonts w:ascii="Bahnschrift Light" w:hAnsi="Bahnschrift Light" w:cs="Vani"/>
+          <w:color w:val="77206D" w:themeColor="accent5" w:themeShade="BF"/>
+          <w:sz w:val="23"/>
+          <w:szCs w:val="20"/>
+          <w:highlight w:val="lightGray"/>
+        </w:rPr>
+        <w:t xml:space="preserve"> </w:t>
+      </w:r>
+      <w:r>
+        <w:rPr>
+          <w:rFonts w:ascii="Bahnschrift Light" w:hAnsi="Bahnschrift Light" w:cs="Calibri"/>
+          <w:color w:val="77206D" w:themeColor="accent5" w:themeShade="BF"/>
+          <w:sz w:val="23"/>
+          <w:szCs w:val="20"/>
+          <w:highlight w:val="lightGray"/>
+        </w:rPr>
+        <w:t>τα</w:t>
+      </w:r>
+      <w:r>
+        <w:rPr>
+          <w:rFonts w:ascii="Bahnschrift Light" w:hAnsi="Bahnschrift Light" w:cs="Vani"/>
+          <w:color w:val="77206D" w:themeColor="accent5" w:themeShade="BF"/>
+          <w:sz w:val="23"/>
+          <w:szCs w:val="20"/>
+          <w:highlight w:val="lightGray"/>
+        </w:rPr>
+        <w:t xml:space="preserve"> </w:t>
+      </w:r>
+      <w:r>
+        <w:rPr>
+          <w:rFonts w:ascii="Bahnschrift Light" w:hAnsi="Bahnschrift Light" w:cs="Calibri"/>
+          <w:color w:val="77206D" w:themeColor="accent5" w:themeShade="BF"/>
+          <w:sz w:val="23"/>
+          <w:szCs w:val="20"/>
+          <w:highlight w:val="lightGray"/>
+        </w:rPr>
+        <w:t>αποτελέσματα</w:t>
+      </w:r>
+      <w:r>
+        <w:rPr>
+          <w:rFonts w:ascii="Bahnschrift Light" w:hAnsi="Bahnschrift Light" w:cs="Vani"/>
+          <w:color w:val="77206D" w:themeColor="accent5" w:themeShade="BF"/>
+          <w:sz w:val="23"/>
+          <w:szCs w:val="20"/>
+          <w:highlight w:val="lightGray"/>
+        </w:rPr>
+        <w:t xml:space="preserve"> </w:t>
+      </w:r>
+      <w:r>
+        <w:rPr>
+          <w:rFonts w:ascii="Bahnschrift Light" w:hAnsi="Bahnschrift Light" w:cs="Calibri"/>
+          <w:color w:val="77206D" w:themeColor="accent5" w:themeShade="BF"/>
+          <w:sz w:val="23"/>
+          <w:szCs w:val="20"/>
+          <w:highlight w:val="lightGray"/>
+        </w:rPr>
+        <w:t>της</w:t>
+      </w:r>
+      <w:r>
+        <w:rPr>
+          <w:rFonts w:ascii="Bahnschrift Light" w:hAnsi="Bahnschrift Light" w:cs="Vani"/>
+          <w:color w:val="77206D" w:themeColor="accent5" w:themeShade="BF"/>
+          <w:sz w:val="23"/>
+          <w:szCs w:val="20"/>
+          <w:highlight w:val="lightGray"/>
+        </w:rPr>
+        <w:t xml:space="preserve"> </w:t>
+      </w:r>
+      <w:proofErr w:type="spellStart"/>
+      <w:r>
+        <w:rPr>
+          <w:rFonts w:ascii="Bahnschrift Light" w:hAnsi="Bahnschrift Light" w:cs="Calibri"/>
+          <w:color w:val="77206D" w:themeColor="accent5" w:themeShade="BF"/>
+          <w:sz w:val="23"/>
+          <w:szCs w:val="20"/>
+          <w:highlight w:val="lightGray"/>
+        </w:rPr>
+        <w:t>ερευνας</w:t>
+      </w:r>
+      <w:proofErr w:type="spellEnd"/>
+    </w:p>
+    <w:p>
+      <w:pPr>
+        <w:jc w:val="both"/>
+        <w:rPr>
+          <w:rFonts w:ascii="Bahnschrift Light" w:hAnsi="Bahnschrift Light" w:cs="Vani"/>
+        </w:rPr>
+      </w:pPr>
+    </w:p>
+    <w:p>
+      <w:pPr>
+        <w:pStyle w:val="Heading2"/>
+        <w:rPr>
+          <w:rFonts w:ascii="Bahnschrift Light" w:hAnsi="Bahnschrift Light" w:cs="Vani"/>
+        </w:rPr>
+      </w:pPr>
+      <w:r>
+        <w:rPr>
+          <w:rFonts w:ascii="Bahnschrift Light" w:hAnsi="Bahnschrift Light" w:cs="Vani"/>
+          <w:i/>
+          <w:sz w:val="44"/>
+          <w:szCs w:val="44"/>
+        </w:rPr>
+        <w:br w:type="page"/>
+      </w:r>
+      <w:bookmarkStart w:id="27" w:name="_Toc222042371"/>
       <w:r>
         <w:rPr>
           <w:rFonts w:ascii="Bahnschrift Light" w:hAnsi="Bahnschrift Light" w:cs="Calibri"/>
@@ -13291,113 +15135,977 @@
           <w:szCs w:val="44"/>
           <w:u w:val="none"/>
         </w:rPr>
-        <w:t xml:space="preserve"> 5</w:t>
-      </w:r>
-      <w:r>
-        <w:rPr>
-          <w:rFonts w:ascii="Bahnschrift Light" w:hAnsi="Bahnschrift Light" w:cs="Calibri"/>
+        <w:t xml:space="preserve"> </w:t>
+      </w:r>
+      <w:r>
+        <w:rPr>
+          <w:rFonts w:ascii="Bahnschrift Light" w:hAnsi="Bahnschrift Light" w:cs="Vani"/>
           <w:bCs w:val="0"/>
           <w:i/>
           <w:sz w:val="44"/>
           <w:szCs w:val="44"/>
           <w:u w:val="none"/>
         </w:rPr>
-        <w:t>ο</w:t>
-      </w:r>
-      <w:bookmarkEnd w:id="26"/>
-    </w:p>
-    <w:p>
-      <w:pPr>
-        <w:pStyle w:val="Heading3"/>
-        <w:jc w:val="both"/>
-        <w:rPr>
-          <w:rFonts w:ascii="Bahnschrift Light" w:hAnsi="Bahnschrift Light" w:cs="Vani"/>
-        </w:rPr>
-      </w:pPr>
-      <w:bookmarkStart w:id="27" w:name="_Toc222042369"/>
-      <w:r>
-        <w:rPr>
-          <w:rFonts w:ascii="Bahnschrift Light" w:hAnsi="Bahnschrift Light" w:cs="Calibri"/>
-        </w:rPr>
-        <w:t>Ιστοσελίδα</w:t>
-      </w:r>
-      <w:r>
-        <w:rPr>
-          <w:rFonts w:ascii="Bahnschrift Light" w:hAnsi="Bahnschrift Light" w:cs="Vani"/>
-        </w:rPr>
-        <w:t xml:space="preserve"> 2</w:t>
-      </w:r>
-      <w:bookmarkEnd w:id="27"/>
-    </w:p>
-    <w:p>
-      <w:pPr>
-        <w:suppressAutoHyphens w:val="0"/>
-        <w:jc w:val="both"/>
-        <w:rPr>
-          <w:rFonts w:ascii="Bahnschrift Light" w:hAnsi="Bahnschrift Light" w:cs="Vani"/>
-          <w:sz w:val="23"/>
-          <w:szCs w:val="20"/>
-        </w:rPr>
-      </w:pPr>
-    </w:p>
-    <w:p>
-      <w:pPr>
-        <w:suppressAutoHyphens w:val="0"/>
-        <w:jc w:val="both"/>
-        <w:rPr>
-          <w:rFonts w:ascii="Bahnschrift Light" w:hAnsi="Bahnschrift Light" w:cs="Vani"/>
-          <w:b/>
-          <w:i/>
-          <w:sz w:val="44"/>
-          <w:szCs w:val="44"/>
-        </w:rPr>
-      </w:pPr>
-    </w:p>
-    <w:p>
-      <w:pPr>
-        <w:jc w:val="both"/>
-        <w:rPr>
-          <w:rFonts w:ascii="Bahnschrift Light" w:hAnsi="Bahnschrift Light" w:cs="Vani"/>
-          <w:b/>
-          <w:i/>
-        </w:rPr>
-      </w:pPr>
-    </w:p>
-    <w:p>
-      <w:pPr>
-        <w:pStyle w:val="Heading2"/>
-        <w:rPr>
-          <w:rFonts w:ascii="Bahnschrift Light" w:hAnsi="Bahnschrift Light" w:cs="Vani"/>
+        <w:t>5</w:t>
+      </w:r>
+      <w:r>
+        <w:rPr>
+          <w:rFonts w:ascii="Bahnschrift Light" w:hAnsi="Bahnschrift Light" w:cs="Calibri"/>
           <w:bCs w:val="0"/>
           <w:i/>
           <w:sz w:val="44"/>
           <w:szCs w:val="44"/>
           <w:u w:val="none"/>
+        </w:rPr>
+        <w:t>ο</w:t>
+      </w:r>
+      <w:bookmarkEnd w:id="27"/>
+    </w:p>
+    <w:p>
+      <w:pPr>
+        <w:suppressAutoHyphens w:val="0"/>
+        <w:jc w:val="both"/>
+        <w:rPr>
+          <w:rFonts w:ascii="Bahnschrift Light" w:hAnsi="Bahnschrift Light" w:cs="Vani"/>
+          <w:sz w:val="14"/>
+          <w:szCs w:val="10"/>
+        </w:rPr>
+      </w:pPr>
+      <w:r>
+        <w:rPr>
+          <w:rFonts w:ascii="Bahnschrift Light" w:hAnsi="Bahnschrift Light" w:cs="Vani"/>
+          <w:color w:val="FFFFFF" w:themeColor="background1"/>
+          <w:sz w:val="14"/>
+          <w:szCs w:val="10"/>
+        </w:rPr>
+        <w:t>Ελπίζω να μην βρεθεί ΑΙ το κείμενο επειδή έβαλα παύλες, εδώ λειτουργούν όπως και οι παρενθέσεις αλλά πιο όμορφα!</w:t>
+      </w:r>
+    </w:p>
+    <w:p>
+      <w:pPr>
+        <w:pStyle w:val="Heading3"/>
+        <w:rPr>
+          <w:rFonts w:ascii="Bahnschrift Light" w:hAnsi="Bahnschrift Light" w:cs="Vani"/>
+        </w:rPr>
+      </w:pPr>
+      <w:r>
+        <w:rPr>
+          <w:rFonts w:ascii="Bahnschrift Light" w:hAnsi="Bahnschrift Light" w:cs="Vani"/>
+        </w:rPr>
+        <w:t>Δημιουργία ερωτηματολογίου</w:t>
+      </w:r>
+    </w:p>
+    <w:p>
+      <w:pPr>
+        <w:rPr>
+          <w:rFonts w:ascii="Bahnschrift Light" w:hAnsi="Bahnschrift Light" w:cs="Calibri"/>
+          <w:sz w:val="23"/>
+          <w:szCs w:val="20"/>
+        </w:rPr>
+      </w:pPr>
+      <w:r>
+        <w:rPr>
+          <w:rFonts w:ascii="Bahnschrift Light" w:hAnsi="Bahnschrift Light" w:cs="Calibri"/>
+          <w:sz w:val="23"/>
+          <w:szCs w:val="20"/>
+        </w:rPr>
+        <w:t>Η αξιολόγηση των ιστοσελίδων που παρουσιάστηκαν θα χωριστεί σε δύο σκέλη</w:t>
+      </w:r>
+      <w:r>
+        <w:rPr>
+          <w:rFonts w:ascii="Bahnschrift Light" w:hAnsi="Bahnschrift Light" w:cs="Calibri"/>
+          <w:sz w:val="23"/>
+          <w:szCs w:val="20"/>
+        </w:rPr>
+        <w:t>.</w:t>
+      </w:r>
+      <w:r>
+        <w:rPr>
+          <w:rFonts w:ascii="Bahnschrift Light" w:hAnsi="Bahnschrift Light" w:cs="Calibri"/>
+          <w:sz w:val="23"/>
+          <w:szCs w:val="20"/>
+        </w:rPr>
+        <w:t xml:space="preserve"> </w:t>
+      </w:r>
+      <w:r>
+        <w:rPr>
+          <w:rFonts w:ascii="Bahnschrift Light" w:hAnsi="Bahnschrift Light" w:cs="Calibri"/>
+          <w:sz w:val="23"/>
+          <w:szCs w:val="20"/>
+        </w:rPr>
+        <w:t>Θα ελεγχθεί αρχικά εάν οι χρήστες κατάφεραν να ολοκληρώσουν την εργασία που τους ζητήθηκε – αναζήτηση και εύρεση πακέτου λειτουργείας της αρεσκείας τους, προσθήκη στο καλάθι και ολοκλήρωση αγοράς- ενώ στη συνέχεια θα τους ζητηθεί να αξιολογήσουν πόσο τους άρεσε αισθητικά η κάθε σελίδα.</w:t>
+      </w:r>
+      <w:r>
+        <w:rPr>
+          <w:rFonts w:ascii="Bahnschrift Light" w:hAnsi="Bahnschrift Light" w:cs="Calibri"/>
+          <w:sz w:val="23"/>
+          <w:szCs w:val="20"/>
+        </w:rPr>
+        <w:t xml:space="preserve"> </w:t>
+      </w:r>
+    </w:p>
+    <w:p>
+      <w:pPr>
+        <w:rPr>
+          <w:rFonts w:ascii="Bahnschrift Light" w:hAnsi="Bahnschrift Light" w:cs="Calibri"/>
+          <w:sz w:val="23"/>
+          <w:szCs w:val="20"/>
           <w:lang w:val="en-GB"/>
         </w:rPr>
       </w:pPr>
-      <w:bookmarkStart w:id="28" w:name="_Toc222042370"/>
-      <w:r>
-        <w:rPr>
-          <w:rFonts w:ascii="Bahnschrift Light" w:hAnsi="Bahnschrift Light" w:cs="Calibri"/>
+      <w:r>
+        <w:rPr>
+          <w:rFonts w:ascii="Bahnschrift Light" w:hAnsi="Bahnschrift Light" w:cs="Calibri"/>
+          <w:sz w:val="23"/>
+          <w:szCs w:val="20"/>
+        </w:rPr>
+        <w:t>Για την αξιολόγηση θα χρησιμοποιηθ</w:t>
+      </w:r>
+      <w:r>
+        <w:rPr>
+          <w:rFonts w:ascii="Bahnschrift Light" w:hAnsi="Bahnschrift Light" w:cs="Calibri"/>
+          <w:sz w:val="23"/>
+          <w:szCs w:val="20"/>
+        </w:rPr>
+        <w:t xml:space="preserve">ούν ερωτήσεις </w:t>
+      </w:r>
+      <w:r>
+        <w:rPr>
+          <w:rFonts w:ascii="Bahnschrift Light" w:hAnsi="Bahnschrift Light" w:cs="Calibri"/>
+          <w:sz w:val="23"/>
+          <w:szCs w:val="20"/>
+        </w:rPr>
+        <w:t>πολλαπλ</w:t>
+      </w:r>
+      <w:r>
+        <w:rPr>
+          <w:rFonts w:ascii="Bahnschrift Light" w:hAnsi="Bahnschrift Light" w:cs="Calibri"/>
+          <w:sz w:val="23"/>
+          <w:szCs w:val="20"/>
+        </w:rPr>
+        <w:t>ών</w:t>
+      </w:r>
+      <w:r>
+        <w:rPr>
+          <w:rFonts w:ascii="Bahnschrift Light" w:hAnsi="Bahnschrift Light" w:cs="Calibri"/>
+          <w:sz w:val="23"/>
+          <w:szCs w:val="20"/>
+        </w:rPr>
+        <w:t xml:space="preserve"> </w:t>
+      </w:r>
+      <w:proofErr w:type="spellStart"/>
+      <w:r>
+        <w:rPr>
+          <w:rFonts w:ascii="Bahnschrift Light" w:hAnsi="Bahnschrift Light" w:cs="Calibri"/>
+          <w:sz w:val="23"/>
+          <w:szCs w:val="20"/>
+        </w:rPr>
+        <w:t>επιλογ</w:t>
+      </w:r>
+      <w:r>
+        <w:rPr>
+          <w:rFonts w:ascii="Bahnschrift Light" w:hAnsi="Bahnschrift Light" w:cs="Calibri"/>
+          <w:sz w:val="23"/>
+          <w:szCs w:val="20"/>
+        </w:rPr>
+        <w:t>λων</w:t>
+      </w:r>
+      <w:proofErr w:type="spellEnd"/>
+      <w:r>
+        <w:rPr>
+          <w:rFonts w:ascii="Bahnschrift Light" w:hAnsi="Bahnschrift Light" w:cs="Calibri"/>
+          <w:sz w:val="23"/>
+          <w:szCs w:val="20"/>
+        </w:rPr>
+        <w:t xml:space="preserve"> </w:t>
+      </w:r>
+      <w:r>
+        <w:rPr>
+          <w:rFonts w:ascii="Bahnschrift Light" w:hAnsi="Bahnschrift Light" w:cs="Calibri"/>
+          <w:sz w:val="23"/>
+          <w:szCs w:val="20"/>
+        </w:rPr>
+        <w:t>με προκαθορισμένες απαντήσεις για προσωπικές ερ</w:t>
+      </w:r>
+      <w:r>
+        <w:rPr>
+          <w:rFonts w:ascii="Bahnschrift Light" w:hAnsi="Bahnschrift Light" w:cs="Calibri"/>
+          <w:sz w:val="23"/>
+          <w:szCs w:val="20"/>
+        </w:rPr>
+        <w:t>ω</w:t>
+      </w:r>
+      <w:r>
+        <w:rPr>
+          <w:rFonts w:ascii="Bahnschrift Light" w:hAnsi="Bahnschrift Light" w:cs="Calibri"/>
+          <w:sz w:val="23"/>
+          <w:szCs w:val="20"/>
+        </w:rPr>
+        <w:t xml:space="preserve">τήσεις όπως το φύλο και η ηλικία, ακόμα θα επιστρατευθεί </w:t>
+      </w:r>
+      <w:r>
+        <w:rPr>
+          <w:rFonts w:ascii="Bahnschrift Light" w:hAnsi="Bahnschrift Light" w:cs="Calibri"/>
+          <w:sz w:val="23"/>
+          <w:szCs w:val="20"/>
+        </w:rPr>
+        <w:t xml:space="preserve">η κλίμακα </w:t>
+      </w:r>
+      <w:r>
+        <w:rPr>
+          <w:rFonts w:ascii="Bahnschrift Light" w:hAnsi="Bahnschrift Light" w:cs="Calibri"/>
+          <w:sz w:val="23"/>
+          <w:szCs w:val="20"/>
+          <w:lang w:val="en-GB"/>
+        </w:rPr>
+        <w:t>Likert</w:t>
+      </w:r>
+      <w:r>
+        <w:rPr>
+          <w:rFonts w:ascii="Bahnschrift Light" w:hAnsi="Bahnschrift Light" w:cs="Calibri"/>
+          <w:sz w:val="23"/>
+          <w:szCs w:val="20"/>
+        </w:rPr>
+        <w:t xml:space="preserve">, </w:t>
+      </w:r>
+      <w:r>
+        <w:rPr>
+          <w:rFonts w:ascii="Bahnschrift Light" w:hAnsi="Bahnschrift Light" w:cs="Calibri"/>
+          <w:sz w:val="23"/>
+          <w:szCs w:val="20"/>
+        </w:rPr>
+        <w:t xml:space="preserve">όπου κάθε ερώτηση θα έχει ως πιθανές απαντήσεις τις 5 </w:t>
+      </w:r>
+      <w:r>
+        <w:rPr>
+          <w:rFonts w:ascii="Bahnschrift Light" w:hAnsi="Bahnschrift Light" w:cs="Calibri"/>
+          <w:sz w:val="23"/>
+          <w:szCs w:val="20"/>
+        </w:rPr>
+        <w:t>βαθμίδας από μια κλίμακα από «Καθόλου» έως «Πολύ»</w:t>
+      </w:r>
+      <w:r>
+        <w:rPr>
+          <w:rFonts w:ascii="Bahnschrift Light" w:hAnsi="Bahnschrift Light" w:cs="Calibri"/>
+          <w:sz w:val="23"/>
+          <w:szCs w:val="20"/>
+        </w:rPr>
+        <w:t xml:space="preserve">, ενώ για τις ερωτήσεις σύγκρισης θα δοθούν ερωτήσεις </w:t>
+      </w:r>
+      <w:r>
+        <w:rPr>
+          <w:rFonts w:ascii="Bahnschrift Light" w:hAnsi="Bahnschrift Light" w:cs="Calibri"/>
+          <w:sz w:val="23"/>
+          <w:szCs w:val="20"/>
+        </w:rPr>
+        <w:t>άμεσης προτίμησης</w:t>
+      </w:r>
+      <w:r>
+        <w:rPr>
+          <w:rFonts w:ascii="Bahnschrift Light" w:hAnsi="Bahnschrift Light" w:cs="Calibri"/>
+          <w:sz w:val="23"/>
+          <w:szCs w:val="20"/>
+        </w:rPr>
+        <w:t>.</w:t>
+      </w:r>
+      <w:r>
+        <w:rPr>
+          <w:rFonts w:ascii="Bahnschrift Light" w:hAnsi="Bahnschrift Light" w:cs="Calibri"/>
+          <w:sz w:val="23"/>
+          <w:szCs w:val="20"/>
+        </w:rPr>
+        <w:t xml:space="preserve"> </w:t>
+      </w:r>
+    </w:p>
+    <w:p>
+      <w:pPr>
+        <w:rPr>
+          <w:rFonts w:ascii="Bahnschrift Light" w:hAnsi="Bahnschrift Light" w:cs="Calibri"/>
+          <w:sz w:val="23"/>
+          <w:szCs w:val="20"/>
+        </w:rPr>
+      </w:pPr>
+      <w:r>
+        <w:rPr>
+          <w:rFonts w:ascii="Bahnschrift Light" w:hAnsi="Bahnschrift Light" w:cs="Calibri"/>
+          <w:sz w:val="23"/>
+          <w:szCs w:val="20"/>
+        </w:rPr>
+        <w:t>--</w:t>
+      </w:r>
+      <w:r>
+        <w:rPr>
+          <w:rFonts w:ascii="Bahnschrift Light" w:hAnsi="Bahnschrift Light" w:cs="Calibri"/>
+          <w:sz w:val="23"/>
+          <w:szCs w:val="20"/>
+          <w:lang w:val="en-GB"/>
+        </w:rPr>
+        <w:t>To</w:t>
+      </w:r>
+      <w:r>
+        <w:rPr>
+          <w:rFonts w:ascii="Bahnschrift Light" w:hAnsi="Bahnschrift Light" w:cs="Calibri"/>
+          <w:sz w:val="23"/>
+          <w:szCs w:val="20"/>
+        </w:rPr>
+        <w:t xml:space="preserve"> </w:t>
+      </w:r>
+      <w:r>
+        <w:rPr>
+          <w:rFonts w:ascii="Bahnschrift Light" w:hAnsi="Bahnschrift Light" w:cs="Calibri"/>
+          <w:sz w:val="23"/>
+          <w:szCs w:val="20"/>
+          <w:lang w:val="en-GB"/>
+        </w:rPr>
+        <w:t>do</w:t>
+      </w:r>
+      <w:r>
+        <w:rPr>
+          <w:rFonts w:ascii="Bahnschrift Light" w:hAnsi="Bahnschrift Light" w:cs="Calibri"/>
+          <w:sz w:val="23"/>
+          <w:szCs w:val="20"/>
+        </w:rPr>
+        <w:t xml:space="preserve"> +</w:t>
+      </w:r>
+      <w:r>
+        <w:t xml:space="preserve"> </w:t>
+      </w:r>
+      <w:r>
+        <w:rPr>
+          <w:rFonts w:ascii="Bahnschrift Light" w:hAnsi="Bahnschrift Light" w:cs="Calibri"/>
+          <w:sz w:val="23"/>
+          <w:szCs w:val="20"/>
+        </w:rPr>
+        <w:t>Ανοικτές ερωτήσεις</w:t>
+      </w:r>
+    </w:p>
+    <w:p>
+      <w:pPr>
+        <w:rPr>
+          <w:rFonts w:ascii="Bahnschrift Light" w:hAnsi="Bahnschrift Light" w:cs="Calibri"/>
+          <w:sz w:val="23"/>
+          <w:szCs w:val="20"/>
+        </w:rPr>
+      </w:pPr>
+    </w:p>
+    <w:p>
+      <w:pPr>
+        <w:pStyle w:val="Heading4"/>
+      </w:pPr>
+      <w:r>
+        <w:t xml:space="preserve">Κλίμακα </w:t>
+      </w:r>
+      <w:r>
+        <w:rPr>
+          <w:lang w:val="en-GB"/>
+        </w:rPr>
+        <w:t>Likert</w:t>
+      </w:r>
+    </w:p>
+    <w:p>
+      <w:pPr>
+        <w:rPr>
+          <w:rFonts w:ascii="Bahnschrift Light" w:hAnsi="Bahnschrift Light" w:cs="Calibri"/>
+          <w:sz w:val="23"/>
+          <w:szCs w:val="20"/>
+        </w:rPr>
+      </w:pPr>
+      <w:r>
+        <w:rPr>
+          <w:rFonts w:ascii="Bahnschrift Light" w:hAnsi="Bahnschrift Light" w:cs="Calibri"/>
+          <w:sz w:val="23"/>
+          <w:szCs w:val="20"/>
+        </w:rPr>
+        <w:t xml:space="preserve">Στο μεγαλύτερο τμήμα του ερωτηματολογίου χρησιμοποιήθηκε η κλίμακα </w:t>
+      </w:r>
+      <w:r>
+        <w:rPr>
+          <w:rFonts w:ascii="Bahnschrift Light" w:hAnsi="Bahnschrift Light" w:cs="Calibri"/>
+          <w:sz w:val="23"/>
+          <w:szCs w:val="20"/>
+          <w:lang w:val="en-GB"/>
+        </w:rPr>
+        <w:t>Likert</w:t>
+      </w:r>
+      <w:r>
+        <w:rPr>
+          <w:rFonts w:ascii="Bahnschrift Light" w:hAnsi="Bahnschrift Light" w:cs="Calibri"/>
+          <w:sz w:val="23"/>
+          <w:szCs w:val="20"/>
+        </w:rPr>
+        <w:t xml:space="preserve">. </w:t>
+      </w:r>
+      <w:r>
+        <w:rPr>
+          <w:rFonts w:ascii="Bahnschrift Light" w:hAnsi="Bahnschrift Light" w:cs="Calibri"/>
+          <w:sz w:val="23"/>
+          <w:szCs w:val="20"/>
+        </w:rPr>
+        <w:t>Η κλίμακα έχει 5 βαθμίδες με τις ακραίες τιμές να είναι οι εξής: 1-Καθόλου και 5-Πολύ.</w:t>
+      </w:r>
+    </w:p>
+    <w:p>
+      <w:pPr>
+        <w:rPr>
+          <w:rFonts w:ascii="Bahnschrift Light" w:hAnsi="Bahnschrift Light" w:cs="Calibri"/>
+          <w:sz w:val="23"/>
+          <w:szCs w:val="20"/>
+        </w:rPr>
+      </w:pPr>
+      <w:r>
+        <w:rPr>
+          <w:rFonts w:ascii="Bahnschrift Light" w:hAnsi="Bahnschrift Light" w:cs="Calibri"/>
+          <w:sz w:val="23"/>
+          <w:szCs w:val="20"/>
+        </w:rPr>
+        <w:t xml:space="preserve">Η επιλογή αυτή έγινε </w:t>
+      </w:r>
+      <w:r>
+        <w:rPr>
+          <w:rFonts w:ascii="Bahnschrift Light" w:hAnsi="Bahnschrift Light" w:cs="Calibri"/>
+          <w:sz w:val="23"/>
+          <w:szCs w:val="20"/>
+        </w:rPr>
+        <w:t>για αν διευκολύνει</w:t>
+      </w:r>
+      <w:r>
+        <w:rPr>
+          <w:rFonts w:ascii="Bahnschrift Light" w:hAnsi="Bahnschrift Light" w:cs="Calibri"/>
+          <w:sz w:val="23"/>
+          <w:szCs w:val="20"/>
+        </w:rPr>
+        <w:t xml:space="preserve"> τους ερωτηθέντες </w:t>
+      </w:r>
+      <w:r>
+        <w:rPr>
+          <w:rFonts w:ascii="Bahnschrift Light" w:hAnsi="Bahnschrift Light" w:cs="Calibri"/>
+          <w:sz w:val="23"/>
+          <w:szCs w:val="20"/>
+        </w:rPr>
+        <w:t>στη αποτύπωση της εμπειρίας που είχαν κατά την πλοήγηση στις δύο ιστοσελίδες.</w:t>
+      </w:r>
+    </w:p>
+    <w:p>
+      <w:pPr>
+        <w:rPr>
+          <w:rFonts w:ascii="Bahnschrift Light" w:hAnsi="Bahnschrift Light" w:cs="Calibri"/>
+          <w:sz w:val="23"/>
+          <w:szCs w:val="20"/>
+        </w:rPr>
+      </w:pPr>
+    </w:p>
+    <w:p>
+      <w:pPr>
+        <w:pStyle w:val="Heading4"/>
+      </w:pPr>
+      <w:r>
+        <w:t>Ερωτήσεις Πολλαπλής Επιλογής</w:t>
+      </w:r>
+    </w:p>
+    <w:p>
+      <w:pPr>
+        <w:pStyle w:val="Heading4"/>
+      </w:pPr>
+    </w:p>
+    <w:p>
+      <w:pPr>
+        <w:pStyle w:val="Heading4"/>
+      </w:pPr>
+      <w:r>
+        <w:t>Ερωτήσεις άμεσης προτίμησης</w:t>
+      </w:r>
+    </w:p>
+    <w:p>
+      <w:pPr>
+        <w:pStyle w:val="Heading4"/>
+      </w:pPr>
+    </w:p>
+    <w:p>
+      <w:pPr>
+        <w:pStyle w:val="Heading4"/>
+        <w:rPr>
+          <w:lang w:val="en-GB"/>
+        </w:rPr>
+      </w:pPr>
+      <w:r>
+        <w:t>Ανοικτές ερωτήσεις</w:t>
+      </w:r>
+    </w:p>
+    <w:p>
+      <w:pPr>
+        <w:rPr>
+          <w:rFonts w:ascii="Cambria" w:hAnsi="Cambria"/>
+          <w:b/>
+          <w:bCs/>
+          <w:sz w:val="26"/>
+          <w:szCs w:val="26"/>
+          <w:lang w:val="en-GB"/>
+        </w:rPr>
+      </w:pPr>
+    </w:p>
+    <w:p>
+      <w:pPr>
+        <w:pStyle w:val="Heading3"/>
+        <w:rPr>
+          <w:rFonts w:ascii="Bahnschrift Light" w:hAnsi="Bahnschrift Light" w:cs="Vani"/>
+          <w:lang w:val="en-GB"/>
+        </w:rPr>
+      </w:pPr>
+      <w:r>
+        <w:rPr>
+          <w:rFonts w:ascii="Bahnschrift Light" w:hAnsi="Bahnschrift Light" w:cs="Vani"/>
+        </w:rPr>
+        <w:t>Δομή ερωτηματολογίου</w:t>
+      </w:r>
+    </w:p>
+    <w:p>
+      <w:pPr>
+        <w:pStyle w:val="Heading4"/>
+        <w:rPr>
+          <w:lang w:val="en-GB"/>
+        </w:rPr>
+      </w:pPr>
+      <w:r>
+        <w:t>Δημογραφικά</w:t>
+      </w:r>
+    </w:p>
+    <w:p>
+      <w:pPr>
+        <w:rPr>
+          <w:rFonts w:ascii="Bahnschrift Light" w:hAnsi="Bahnschrift Light" w:cs="Calibri"/>
+          <w:sz w:val="23"/>
+          <w:szCs w:val="20"/>
+        </w:rPr>
+      </w:pPr>
+      <w:proofErr w:type="spellStart"/>
+      <w:r>
+        <w:rPr>
+          <w:rFonts w:ascii="Bahnschrift Light" w:hAnsi="Bahnschrift Light" w:cs="Calibri"/>
+          <w:sz w:val="23"/>
+          <w:szCs w:val="20"/>
+        </w:rPr>
+        <w:t>Ερωτ</w:t>
+      </w:r>
+      <w:proofErr w:type="spellEnd"/>
+      <w:r>
+        <w:rPr>
+          <w:rFonts w:ascii="Bahnschrift Light" w:hAnsi="Bahnschrift Light" w:cs="Calibri"/>
+          <w:sz w:val="23"/>
+          <w:szCs w:val="20"/>
+        </w:rPr>
+        <w:t xml:space="preserve"> 1-3</w:t>
+      </w:r>
+    </w:p>
+    <w:p>
+      <w:pPr>
+        <w:rPr>
+          <w:rFonts w:ascii="Bahnschrift Light" w:hAnsi="Bahnschrift Light" w:cs="Calibri"/>
+          <w:sz w:val="23"/>
+          <w:szCs w:val="20"/>
+        </w:rPr>
+      </w:pPr>
+    </w:p>
+    <w:p>
+      <w:pPr>
+        <w:pStyle w:val="Heading4"/>
+      </w:pPr>
+      <w:r>
+        <w:t>Αξιολόγηση Λευκής σελίδας</w:t>
+      </w:r>
+    </w:p>
+    <w:p>
+      <w:pPr>
+        <w:rPr>
+          <w:rFonts w:ascii="Bahnschrift Light" w:hAnsi="Bahnschrift Light" w:cs="Calibri"/>
+          <w:sz w:val="23"/>
+          <w:szCs w:val="20"/>
+        </w:rPr>
+      </w:pPr>
+    </w:p>
+    <w:p>
+      <w:pPr>
+        <w:rPr>
+          <w:rFonts w:ascii="Bahnschrift Light" w:hAnsi="Bahnschrift Light" w:cs="Calibri"/>
+          <w:sz w:val="23"/>
+          <w:szCs w:val="20"/>
+        </w:rPr>
+      </w:pPr>
+      <w:proofErr w:type="spellStart"/>
+      <w:r>
+        <w:rPr>
+          <w:rFonts w:ascii="Bahnschrift Light" w:hAnsi="Bahnschrift Light" w:cs="Calibri"/>
+          <w:sz w:val="23"/>
+          <w:szCs w:val="20"/>
+        </w:rPr>
+        <w:lastRenderedPageBreak/>
+        <w:t>Ερψτ</w:t>
+      </w:r>
+      <w:proofErr w:type="spellEnd"/>
+      <w:r>
+        <w:rPr>
+          <w:rFonts w:ascii="Bahnschrift Light" w:hAnsi="Bahnschrift Light" w:cs="Calibri"/>
+          <w:sz w:val="23"/>
+          <w:szCs w:val="20"/>
+        </w:rPr>
+        <w:t xml:space="preserve"> 4-8</w:t>
+      </w:r>
+    </w:p>
+    <w:p>
+      <w:pPr>
+        <w:rPr>
+          <w:rFonts w:ascii="Bahnschrift Light" w:hAnsi="Bahnschrift Light" w:cs="Calibri"/>
+          <w:sz w:val="23"/>
+          <w:szCs w:val="20"/>
+        </w:rPr>
+      </w:pPr>
+    </w:p>
+    <w:p>
+      <w:pPr>
+        <w:pStyle w:val="Heading4"/>
+      </w:pPr>
+      <w:r>
+        <w:t>Αξιολόγηση Μονόχρωμης σελίδας</w:t>
+      </w:r>
+    </w:p>
+    <w:p>
+      <w:pPr>
+        <w:rPr>
+          <w:rFonts w:ascii="Bahnschrift Light" w:hAnsi="Bahnschrift Light" w:cs="Calibri"/>
+          <w:sz w:val="23"/>
+          <w:szCs w:val="20"/>
+        </w:rPr>
+      </w:pPr>
+      <w:proofErr w:type="spellStart"/>
+      <w:r>
+        <w:rPr>
+          <w:rFonts w:ascii="Bahnschrift Light" w:hAnsi="Bahnschrift Light" w:cs="Calibri"/>
+          <w:sz w:val="23"/>
+          <w:szCs w:val="20"/>
+        </w:rPr>
+        <w:t>Ερωτ</w:t>
+      </w:r>
+      <w:proofErr w:type="spellEnd"/>
+      <w:r>
+        <w:rPr>
+          <w:rFonts w:ascii="Bahnschrift Light" w:hAnsi="Bahnschrift Light" w:cs="Calibri"/>
+          <w:sz w:val="23"/>
+          <w:szCs w:val="20"/>
+        </w:rPr>
+        <w:t xml:space="preserve"> 9-13</w:t>
+      </w:r>
+    </w:p>
+    <w:p>
+      <w:pPr>
+        <w:rPr>
+          <w:rFonts w:ascii="Bahnschrift Light" w:hAnsi="Bahnschrift Light" w:cs="Calibri"/>
+          <w:sz w:val="23"/>
+          <w:szCs w:val="20"/>
+        </w:rPr>
+      </w:pPr>
+      <w:r>
+        <w:rPr>
+          <w:rFonts w:ascii="Bahnschrift Light" w:hAnsi="Bahnschrift Light" w:cs="Calibri"/>
+          <w:sz w:val="23"/>
+          <w:szCs w:val="20"/>
+        </w:rPr>
+        <w:t xml:space="preserve">Που </w:t>
+      </w:r>
+      <w:proofErr w:type="spellStart"/>
+      <w:r>
+        <w:rPr>
+          <w:rFonts w:ascii="Bahnschrift Light" w:hAnsi="Bahnschrift Light" w:cs="Calibri"/>
+          <w:sz w:val="23"/>
+          <w:szCs w:val="20"/>
+        </w:rPr>
+        <w:t>εντομεταξύ</w:t>
+      </w:r>
+      <w:proofErr w:type="spellEnd"/>
+      <w:r>
+        <w:rPr>
+          <w:rFonts w:ascii="Bahnschrift Light" w:hAnsi="Bahnschrift Light" w:cs="Calibri"/>
+          <w:sz w:val="23"/>
+          <w:szCs w:val="20"/>
+        </w:rPr>
+        <w:t xml:space="preserve"> δεν είναι </w:t>
+      </w:r>
+      <w:proofErr w:type="spellStart"/>
+      <w:r>
+        <w:rPr>
+          <w:rFonts w:ascii="Bahnschrift Light" w:hAnsi="Bahnschrift Light" w:cs="Calibri"/>
+          <w:sz w:val="23"/>
+          <w:szCs w:val="20"/>
+        </w:rPr>
+        <w:t>μονοχρωμη</w:t>
+      </w:r>
+      <w:proofErr w:type="spellEnd"/>
+      <w:r>
+        <w:rPr>
+          <w:rFonts w:ascii="Bahnschrift Light" w:hAnsi="Bahnschrift Light" w:cs="Calibri"/>
+          <w:sz w:val="23"/>
+          <w:szCs w:val="20"/>
+        </w:rPr>
+        <w:t xml:space="preserve">, είναι σκουρόχρωμη, αλλά το </w:t>
+      </w:r>
+      <w:proofErr w:type="spellStart"/>
+      <w:r>
+        <w:rPr>
+          <w:rFonts w:ascii="Bahnschrift Light" w:hAnsi="Bahnschrift Light" w:cs="Calibri"/>
+          <w:sz w:val="23"/>
+          <w:szCs w:val="20"/>
+        </w:rPr>
+        <w:t>εχω</w:t>
+      </w:r>
+      <w:proofErr w:type="spellEnd"/>
+      <w:r>
+        <w:rPr>
+          <w:rFonts w:ascii="Bahnschrift Light" w:hAnsi="Bahnschrift Light" w:cs="Calibri"/>
+          <w:sz w:val="23"/>
+          <w:szCs w:val="20"/>
+        </w:rPr>
+        <w:t xml:space="preserve"> </w:t>
+      </w:r>
+      <w:proofErr w:type="spellStart"/>
+      <w:r>
+        <w:rPr>
+          <w:rFonts w:ascii="Bahnschrift Light" w:hAnsi="Bahnschrift Light" w:cs="Calibri"/>
+          <w:sz w:val="23"/>
+          <w:szCs w:val="20"/>
+        </w:rPr>
+        <w:t>γράχει</w:t>
+      </w:r>
+      <w:proofErr w:type="spellEnd"/>
+      <w:r>
+        <w:rPr>
+          <w:rFonts w:ascii="Bahnschrift Light" w:hAnsi="Bahnschrift Light" w:cs="Calibri"/>
+          <w:sz w:val="23"/>
+          <w:szCs w:val="20"/>
+        </w:rPr>
+        <w:t xml:space="preserve"> παντού </w:t>
+      </w:r>
+      <w:proofErr w:type="spellStart"/>
+      <w:r>
+        <w:rPr>
+          <w:rFonts w:ascii="Bahnschrift Light" w:hAnsi="Bahnschrift Light" w:cs="Calibri"/>
+          <w:sz w:val="23"/>
+          <w:szCs w:val="20"/>
+        </w:rPr>
+        <w:t>ετσι</w:t>
+      </w:r>
+      <w:proofErr w:type="spellEnd"/>
+      <w:r>
+        <w:rPr>
+          <w:rFonts w:ascii="Bahnschrift Light" w:hAnsi="Bahnschrift Light" w:cs="Calibri"/>
+          <w:sz w:val="23"/>
+          <w:szCs w:val="20"/>
+        </w:rPr>
+        <w:t xml:space="preserve"> οπότε δεν αλλάζει τώρα.</w:t>
+      </w:r>
+    </w:p>
+    <w:p>
+      <w:pPr>
+        <w:rPr>
+          <w:rFonts w:ascii="Bahnschrift Light" w:hAnsi="Bahnschrift Light" w:cs="Calibri"/>
+          <w:sz w:val="23"/>
+          <w:szCs w:val="20"/>
+        </w:rPr>
+      </w:pPr>
+    </w:p>
+    <w:p>
+      <w:pPr>
+        <w:pStyle w:val="Heading4"/>
+      </w:pPr>
+      <w:r>
+        <w:t>Συγκριτικές ερωτήσεις</w:t>
+      </w:r>
+    </w:p>
+    <w:p>
+      <w:pPr>
+        <w:rPr>
+          <w:rFonts w:ascii="Bahnschrift Light" w:hAnsi="Bahnschrift Light" w:cs="Calibri"/>
+          <w:sz w:val="23"/>
+          <w:szCs w:val="20"/>
+        </w:rPr>
+      </w:pPr>
+      <w:proofErr w:type="spellStart"/>
+      <w:r>
+        <w:rPr>
+          <w:rFonts w:ascii="Bahnschrift Light" w:hAnsi="Bahnschrift Light" w:cs="Calibri"/>
+          <w:sz w:val="23"/>
+          <w:szCs w:val="20"/>
+        </w:rPr>
+        <w:t>Ερωτ</w:t>
+      </w:r>
+      <w:proofErr w:type="spellEnd"/>
+      <w:r>
+        <w:rPr>
+          <w:rFonts w:ascii="Bahnschrift Light" w:hAnsi="Bahnschrift Light" w:cs="Calibri"/>
+          <w:sz w:val="23"/>
+          <w:szCs w:val="20"/>
+        </w:rPr>
+        <w:t xml:space="preserve"> 14-17</w:t>
+      </w:r>
+    </w:p>
+    <w:p>
+      <w:pPr>
+        <w:rPr>
+          <w:rFonts w:ascii="Bahnschrift Light" w:hAnsi="Bahnschrift Light" w:cs="Calibri"/>
+          <w:sz w:val="23"/>
+          <w:szCs w:val="20"/>
+        </w:rPr>
+      </w:pPr>
+    </w:p>
+    <w:p>
+      <w:pPr>
+        <w:rPr>
+          <w:rFonts w:ascii="Calibri" w:hAnsi="Calibri"/>
+          <w:b/>
+          <w:bCs/>
+          <w:sz w:val="28"/>
+          <w:szCs w:val="28"/>
+        </w:rPr>
+      </w:pPr>
+      <w:r>
+        <w:rPr>
+          <w:rFonts w:ascii="Calibri" w:hAnsi="Calibri"/>
+          <w:b/>
+          <w:bCs/>
+          <w:sz w:val="28"/>
+          <w:szCs w:val="28"/>
+        </w:rPr>
+        <w:t>Σχόλια</w:t>
+      </w:r>
+    </w:p>
+    <w:p>
+      <w:pPr>
+        <w:rPr>
+          <w:rFonts w:ascii="Bahnschrift Light" w:hAnsi="Bahnschrift Light" w:cs="Calibri"/>
+          <w:sz w:val="23"/>
+          <w:szCs w:val="20"/>
+        </w:rPr>
+      </w:pPr>
+      <w:proofErr w:type="spellStart"/>
+      <w:r>
+        <w:rPr>
+          <w:rFonts w:ascii="Bahnschrift Light" w:hAnsi="Bahnschrift Light" w:cs="Calibri"/>
+          <w:sz w:val="23"/>
+          <w:szCs w:val="20"/>
+        </w:rPr>
+        <w:t>Ερωτ</w:t>
+      </w:r>
+      <w:proofErr w:type="spellEnd"/>
+      <w:r>
+        <w:rPr>
+          <w:rFonts w:ascii="Bahnschrift Light" w:hAnsi="Bahnschrift Light" w:cs="Calibri"/>
+          <w:sz w:val="23"/>
+          <w:szCs w:val="20"/>
+        </w:rPr>
+        <w:t xml:space="preserve"> 18-19</w:t>
+      </w:r>
+    </w:p>
+    <w:p>
+      <w:pPr>
+        <w:rPr>
+          <w:rFonts w:ascii="Bahnschrift Light" w:hAnsi="Bahnschrift Light" w:cs="Calibri"/>
+          <w:sz w:val="23"/>
+          <w:szCs w:val="20"/>
+        </w:rPr>
+      </w:pPr>
+    </w:p>
+    <w:p>
+      <w:pPr>
+        <w:pStyle w:val="Heading4"/>
+      </w:pPr>
+    </w:p>
+    <w:p>
+      <w:pPr>
+        <w:pStyle w:val="Heading4"/>
+        <w:rPr>
+          <w:lang w:val="en-GB"/>
+        </w:rPr>
+      </w:pPr>
+      <w:r>
+        <w:rPr>
+          <w:lang w:val="en-GB"/>
+        </w:rPr>
+        <w:t>Google Forms</w:t>
+      </w:r>
+    </w:p>
+    <w:p>
+      <w:pPr>
+        <w:pStyle w:val="Heading4"/>
+        <w:rPr>
+          <w:lang w:val="en-GB"/>
+        </w:rPr>
+      </w:pPr>
+      <w:proofErr w:type="spellStart"/>
+      <w:r>
+        <w:rPr>
+          <w:lang w:val="en-GB"/>
+        </w:rPr>
+        <w:t>Συλλογή</w:t>
+      </w:r>
+      <w:proofErr w:type="spellEnd"/>
+      <w:r>
+        <w:rPr>
+          <w:lang w:val="en-GB"/>
+        </w:rPr>
+        <w:t xml:space="preserve"> </w:t>
+      </w:r>
+      <w:proofErr w:type="spellStart"/>
+      <w:r>
+        <w:rPr>
+          <w:lang w:val="en-GB"/>
+        </w:rPr>
+        <w:t>Δεδομένων</w:t>
+      </w:r>
+      <w:proofErr w:type="spellEnd"/>
+    </w:p>
+    <w:p>
+      <w:pPr>
+        <w:pStyle w:val="Heading4"/>
+      </w:pPr>
+      <w:r>
+        <w:t>Προ</w:t>
+      </w:r>
+      <w:r>
+        <w:t>σδοκίες και Υποθέσεις</w:t>
+      </w:r>
+    </w:p>
+    <w:p/>
+    <w:p>
+      <w:pPr>
+        <w:pStyle w:val="Heading2"/>
+        <w:rPr>
+          <w:rFonts w:ascii="Bahnschrift Light" w:hAnsi="Bahnschrift Light" w:cs="Vani"/>
           <w:bCs w:val="0"/>
           <w:i/>
           <w:sz w:val="44"/>
           <w:szCs w:val="44"/>
           <w:u w:val="none"/>
         </w:rPr>
-        <w:t>Κεφάλαιο</w:t>
-      </w:r>
-      <w:r>
-        <w:rPr>
-          <w:rFonts w:ascii="Bahnschrift Light" w:hAnsi="Bahnschrift Light" w:cs="Vani"/>
+      </w:pPr>
+      <w:r>
+        <w:rPr>
+          <w:rFonts w:ascii="Bahnschrift Light" w:hAnsi="Bahnschrift Light" w:cs="Vani"/>
+          <w:b w:val="0"/>
+          <w:i/>
+          <w:sz w:val="44"/>
+          <w:szCs w:val="44"/>
+        </w:rPr>
+        <w:br w:type="page"/>
+      </w:r>
+      <w:bookmarkStart w:id="28" w:name="_Toc222042372"/>
+      <w:r>
+        <w:rPr>
+          <w:rFonts w:ascii="Bahnschrift Light" w:hAnsi="Bahnschrift Light" w:cs="Calibri"/>
           <w:bCs w:val="0"/>
           <w:i/>
           <w:sz w:val="44"/>
           <w:szCs w:val="44"/>
           <w:u w:val="none"/>
         </w:rPr>
-        <w:t xml:space="preserve"> </w:t>
+        <w:lastRenderedPageBreak/>
+        <w:t>Κεφάλαιο</w:t>
       </w:r>
       <w:r>
         <w:rPr>
@@ -13407,1211 +16115,43 @@
           <w:sz w:val="44"/>
           <w:szCs w:val="44"/>
           <w:u w:val="none"/>
-          <w:lang w:val="en-GB"/>
-        </w:rPr>
-        <w:t>6o</w:t>
-      </w:r>
-      <w:bookmarkEnd w:id="28"/>
-    </w:p>
-    <w:p>
-      <w:pPr>
-        <w:pStyle w:val="-"/>
-        <w:rPr>
-          <w:rFonts w:ascii="Bahnschrift Light" w:hAnsi="Bahnschrift Light" w:cs="Vani"/>
-          <w:b/>
-          <w:bCs/>
-          <w:sz w:val="26"/>
-          <w:szCs w:val="26"/>
-        </w:rPr>
-      </w:pPr>
-      <w:r>
-        <w:rPr>
-          <w:rFonts w:ascii="Bahnschrift Light" w:hAnsi="Bahnschrift Light"/>
-          <w:b/>
-          <w:bCs/>
-          <w:sz w:val="26"/>
-          <w:szCs w:val="26"/>
-        </w:rPr>
-        <w:t>Σύγκριση</w:t>
-      </w:r>
-      <w:r>
-        <w:rPr>
-          <w:rFonts w:ascii="Bahnschrift Light" w:hAnsi="Bahnschrift Light" w:cs="Vani"/>
-          <w:b/>
-          <w:bCs/>
-          <w:sz w:val="26"/>
-          <w:szCs w:val="26"/>
-        </w:rPr>
-        <w:t xml:space="preserve"> </w:t>
-      </w:r>
-      <w:r>
-        <w:rPr>
-          <w:rFonts w:ascii="Bahnschrift Light" w:hAnsi="Bahnschrift Light"/>
-          <w:b/>
-          <w:bCs/>
-          <w:sz w:val="26"/>
-          <w:szCs w:val="26"/>
-        </w:rPr>
-        <w:t>Ιστοσελίδων</w:t>
-      </w:r>
-    </w:p>
-    <w:p>
-      <w:pPr>
-        <w:jc w:val="both"/>
-        <w:rPr>
-          <w:rFonts w:ascii="Bahnschrift Light" w:hAnsi="Bahnschrift Light" w:cs="Vani"/>
-        </w:rPr>
-      </w:pPr>
-    </w:p>
-    <w:p>
-      <w:pPr>
-        <w:jc w:val="both"/>
-        <w:rPr>
-          <w:rFonts w:ascii="Bahnschrift Light" w:hAnsi="Bahnschrift Light" w:cs="Vani"/>
-          <w:highlight w:val="lightGray"/>
-        </w:rPr>
-      </w:pPr>
-      <w:r>
-        <w:rPr>
-          <w:rFonts w:ascii="Bahnschrift Light" w:hAnsi="Bahnschrift Light" w:cs="Vani"/>
-          <w:highlight w:val="lightGray"/>
-        </w:rPr>
-        <w:t xml:space="preserve"> </w:t>
-      </w:r>
-      <w:r>
-        <w:rPr>
-          <w:rFonts w:ascii="Bahnschrift Light" w:hAnsi="Bahnschrift Light" w:cs="Calibri"/>
-          <w:highlight w:val="lightGray"/>
-        </w:rPr>
-        <w:t>Συγκριτική</w:t>
-      </w:r>
-      <w:r>
-        <w:rPr>
-          <w:rFonts w:ascii="Bahnschrift Light" w:hAnsi="Bahnschrift Light" w:cs="Vani"/>
-          <w:highlight w:val="lightGray"/>
-        </w:rPr>
-        <w:t xml:space="preserve"> </w:t>
-      </w:r>
-      <w:r>
-        <w:rPr>
-          <w:rFonts w:ascii="Bahnschrift Light" w:hAnsi="Bahnschrift Light" w:cs="Calibri"/>
-          <w:highlight w:val="lightGray"/>
-        </w:rPr>
-        <w:t>Ανάλυση</w:t>
-      </w:r>
-      <w:r>
-        <w:rPr>
-          <w:rFonts w:ascii="Bahnschrift Light" w:hAnsi="Bahnschrift Light" w:cs="Vani"/>
-          <w:highlight w:val="lightGray"/>
-        </w:rPr>
-        <w:t xml:space="preserve"> </w:t>
-      </w:r>
-      <w:r>
-        <w:rPr>
-          <w:rFonts w:ascii="Bahnschrift Light" w:hAnsi="Bahnschrift Light" w:cs="Calibri"/>
-          <w:highlight w:val="lightGray"/>
-        </w:rPr>
-        <w:t>Ιστοσελίδων</w:t>
-      </w:r>
-    </w:p>
-    <w:p>
-      <w:pPr>
-        <w:jc w:val="both"/>
-        <w:rPr>
-          <w:rFonts w:ascii="Bahnschrift Light" w:hAnsi="Bahnschrift Light" w:cs="Vani"/>
-          <w:color w:val="77206D" w:themeColor="accent5" w:themeShade="BF"/>
-          <w:sz w:val="23"/>
-          <w:szCs w:val="20"/>
-          <w:highlight w:val="lightGray"/>
-        </w:rPr>
-      </w:pPr>
-      <w:r>
-        <w:rPr>
-          <w:rFonts w:ascii="Bahnschrift Light" w:hAnsi="Bahnschrift Light" w:cs="Vani"/>
-          <w:color w:val="77206D" w:themeColor="accent5" w:themeShade="BF"/>
-          <w:sz w:val="23"/>
-          <w:szCs w:val="20"/>
-          <w:highlight w:val="lightGray"/>
-        </w:rPr>
-        <w:t xml:space="preserve">5.1 </w:t>
-      </w:r>
-      <w:r>
-        <w:rPr>
-          <w:rFonts w:ascii="Bahnschrift Light" w:hAnsi="Bahnschrift Light" w:cs="Calibri"/>
-          <w:color w:val="77206D" w:themeColor="accent5" w:themeShade="BF"/>
-          <w:sz w:val="23"/>
-          <w:szCs w:val="20"/>
-          <w:highlight w:val="lightGray"/>
-        </w:rPr>
-        <w:t>Μεθοδολογία</w:t>
-      </w:r>
-      <w:r>
-        <w:rPr>
-          <w:rFonts w:ascii="Bahnschrift Light" w:hAnsi="Bahnschrift Light" w:cs="Vani"/>
-          <w:color w:val="77206D" w:themeColor="accent5" w:themeShade="BF"/>
-          <w:sz w:val="23"/>
-          <w:szCs w:val="20"/>
-          <w:highlight w:val="lightGray"/>
-        </w:rPr>
-        <w:t xml:space="preserve"> </w:t>
-      </w:r>
-      <w:r>
-        <w:rPr>
-          <w:rFonts w:ascii="Bahnschrift Light" w:hAnsi="Bahnschrift Light" w:cs="Calibri"/>
-          <w:color w:val="77206D" w:themeColor="accent5" w:themeShade="BF"/>
-          <w:sz w:val="23"/>
-          <w:szCs w:val="20"/>
-          <w:highlight w:val="lightGray"/>
-        </w:rPr>
-        <w:t>Αξιολόγησης</w:t>
-      </w:r>
-    </w:p>
-    <w:p>
-      <w:pPr>
-        <w:numPr>
-          <w:ilvl w:val="0"/>
-          <w:numId w:val="25"/>
-        </w:numPr>
-        <w:jc w:val="both"/>
-        <w:rPr>
-          <w:rFonts w:ascii="Bahnschrift Light" w:hAnsi="Bahnschrift Light" w:cs="Vani"/>
-          <w:color w:val="77206D" w:themeColor="accent5" w:themeShade="BF"/>
-          <w:sz w:val="23"/>
-          <w:szCs w:val="20"/>
-          <w:highlight w:val="lightGray"/>
-        </w:rPr>
-      </w:pPr>
-      <w:r>
-        <w:rPr>
-          <w:rFonts w:ascii="Bahnschrift Light" w:hAnsi="Bahnschrift Light" w:cs="Vani"/>
-          <w:color w:val="77206D" w:themeColor="accent5" w:themeShade="BF"/>
-          <w:sz w:val="23"/>
-          <w:szCs w:val="20"/>
-          <w:highlight w:val="lightGray"/>
-        </w:rPr>
-        <w:t xml:space="preserve">5.1.1 </w:t>
-      </w:r>
-      <w:r>
-        <w:rPr>
-          <w:rFonts w:ascii="Bahnschrift Light" w:hAnsi="Bahnschrift Light" w:cs="Calibri"/>
-          <w:color w:val="77206D" w:themeColor="accent5" w:themeShade="BF"/>
-          <w:sz w:val="23"/>
-          <w:szCs w:val="20"/>
-          <w:highlight w:val="lightGray"/>
-        </w:rPr>
-        <w:t>Στόχοι</w:t>
-      </w:r>
-      <w:r>
-        <w:rPr>
-          <w:rFonts w:ascii="Bahnschrift Light" w:hAnsi="Bahnschrift Light" w:cs="Vani"/>
-          <w:color w:val="77206D" w:themeColor="accent5" w:themeShade="BF"/>
-          <w:sz w:val="23"/>
-          <w:szCs w:val="20"/>
-          <w:highlight w:val="lightGray"/>
-        </w:rPr>
-        <w:t xml:space="preserve"> </w:t>
-      </w:r>
-      <w:r>
-        <w:rPr>
-          <w:rFonts w:ascii="Bahnschrift Light" w:hAnsi="Bahnschrift Light" w:cs="Calibri"/>
-          <w:color w:val="77206D" w:themeColor="accent5" w:themeShade="BF"/>
-          <w:sz w:val="23"/>
-          <w:szCs w:val="20"/>
-          <w:highlight w:val="lightGray"/>
-        </w:rPr>
-        <w:t>Αξιολόγησης</w:t>
-      </w:r>
-    </w:p>
-    <w:p>
-      <w:pPr>
-        <w:numPr>
-          <w:ilvl w:val="0"/>
-          <w:numId w:val="25"/>
-        </w:numPr>
-        <w:jc w:val="both"/>
-        <w:rPr>
-          <w:rFonts w:ascii="Bahnschrift Light" w:hAnsi="Bahnschrift Light" w:cs="Vani"/>
-          <w:color w:val="77206D" w:themeColor="accent5" w:themeShade="BF"/>
-          <w:sz w:val="23"/>
-          <w:szCs w:val="20"/>
-          <w:highlight w:val="lightGray"/>
-        </w:rPr>
-      </w:pPr>
-      <w:r>
-        <w:rPr>
-          <w:rFonts w:ascii="Bahnschrift Light" w:hAnsi="Bahnschrift Light" w:cs="Vani"/>
-          <w:color w:val="77206D" w:themeColor="accent5" w:themeShade="BF"/>
-          <w:sz w:val="23"/>
-          <w:szCs w:val="20"/>
-          <w:highlight w:val="lightGray"/>
-        </w:rPr>
-        <w:t xml:space="preserve">5.1.2 </w:t>
-      </w:r>
-      <w:r>
-        <w:rPr>
-          <w:rFonts w:ascii="Bahnschrift Light" w:hAnsi="Bahnschrift Light" w:cs="Calibri"/>
-          <w:color w:val="77206D" w:themeColor="accent5" w:themeShade="BF"/>
-          <w:sz w:val="23"/>
-          <w:szCs w:val="20"/>
-          <w:highlight w:val="lightGray"/>
-        </w:rPr>
-        <w:t>Δείγμα</w:t>
-      </w:r>
-      <w:r>
-        <w:rPr>
-          <w:rFonts w:ascii="Bahnschrift Light" w:hAnsi="Bahnschrift Light" w:cs="Vani"/>
-          <w:color w:val="77206D" w:themeColor="accent5" w:themeShade="BF"/>
-          <w:sz w:val="23"/>
-          <w:szCs w:val="20"/>
-          <w:highlight w:val="lightGray"/>
-        </w:rPr>
-        <w:t xml:space="preserve"> </w:t>
-      </w:r>
-      <w:r>
-        <w:rPr>
-          <w:rFonts w:ascii="Bahnschrift Light" w:hAnsi="Bahnschrift Light" w:cs="Calibri"/>
-          <w:color w:val="77206D" w:themeColor="accent5" w:themeShade="BF"/>
-          <w:sz w:val="23"/>
-          <w:szCs w:val="20"/>
-          <w:highlight w:val="lightGray"/>
-        </w:rPr>
-        <w:t>Συμμετεχόντων</w:t>
-      </w:r>
-      <w:r>
-        <w:rPr>
-          <w:rFonts w:ascii="Bahnschrift Light" w:hAnsi="Bahnschrift Light" w:cs="Vani"/>
-          <w:color w:val="77206D" w:themeColor="accent5" w:themeShade="BF"/>
-          <w:sz w:val="23"/>
-          <w:szCs w:val="20"/>
-          <w:highlight w:val="lightGray"/>
-        </w:rPr>
-        <w:t xml:space="preserve"> </w:t>
-      </w:r>
-      <w:r>
-        <w:rPr>
-          <w:rFonts w:ascii="Bahnschrift Light" w:hAnsi="Bahnschrift Light" w:cs="Calibri"/>
-          <w:color w:val="77206D" w:themeColor="accent5" w:themeShade="BF"/>
-          <w:sz w:val="23"/>
-          <w:szCs w:val="20"/>
-          <w:highlight w:val="lightGray"/>
-        </w:rPr>
-        <w:t>και</w:t>
-      </w:r>
-      <w:r>
-        <w:rPr>
-          <w:rFonts w:ascii="Bahnschrift Light" w:hAnsi="Bahnschrift Light" w:cs="Vani"/>
-          <w:color w:val="77206D" w:themeColor="accent5" w:themeShade="BF"/>
-          <w:sz w:val="23"/>
-          <w:szCs w:val="20"/>
-          <w:highlight w:val="lightGray"/>
-        </w:rPr>
-        <w:t xml:space="preserve"> </w:t>
-      </w:r>
-      <w:r>
-        <w:rPr>
-          <w:rFonts w:ascii="Bahnschrift Light" w:hAnsi="Bahnschrift Light" w:cs="Calibri"/>
-          <w:color w:val="77206D" w:themeColor="accent5" w:themeShade="BF"/>
-          <w:sz w:val="23"/>
-          <w:szCs w:val="20"/>
-          <w:highlight w:val="lightGray"/>
-        </w:rPr>
-        <w:t>Προφίλ</w:t>
-      </w:r>
-      <w:r>
-        <w:rPr>
-          <w:rFonts w:ascii="Bahnschrift Light" w:hAnsi="Bahnschrift Light" w:cs="Vani"/>
-          <w:color w:val="77206D" w:themeColor="accent5" w:themeShade="BF"/>
-          <w:sz w:val="23"/>
-          <w:szCs w:val="20"/>
-          <w:highlight w:val="lightGray"/>
-        </w:rPr>
-        <w:t xml:space="preserve"> </w:t>
-      </w:r>
-      <w:r>
-        <w:rPr>
-          <w:rFonts w:ascii="Bahnschrift Light" w:hAnsi="Bahnschrift Light" w:cs="Calibri"/>
-          <w:color w:val="77206D" w:themeColor="accent5" w:themeShade="BF"/>
-          <w:sz w:val="23"/>
-          <w:szCs w:val="20"/>
-          <w:highlight w:val="lightGray"/>
-        </w:rPr>
-        <w:t>Χρηστών</w:t>
-      </w:r>
-    </w:p>
-    <w:p>
-      <w:pPr>
-        <w:numPr>
-          <w:ilvl w:val="0"/>
-          <w:numId w:val="25"/>
-        </w:numPr>
-        <w:jc w:val="both"/>
-        <w:rPr>
-          <w:rFonts w:ascii="Bahnschrift Light" w:hAnsi="Bahnschrift Light" w:cs="Vani"/>
-          <w:color w:val="77206D" w:themeColor="accent5" w:themeShade="BF"/>
-          <w:sz w:val="23"/>
-          <w:szCs w:val="20"/>
-          <w:highlight w:val="lightGray"/>
-        </w:rPr>
-      </w:pPr>
-      <w:r>
-        <w:rPr>
-          <w:rFonts w:ascii="Bahnschrift Light" w:hAnsi="Bahnschrift Light" w:cs="Vani"/>
-          <w:color w:val="77206D" w:themeColor="accent5" w:themeShade="BF"/>
-          <w:sz w:val="23"/>
-          <w:szCs w:val="20"/>
-          <w:highlight w:val="lightGray"/>
-        </w:rPr>
-        <w:t xml:space="preserve">5.1.3 </w:t>
-      </w:r>
-      <w:r>
-        <w:rPr>
-          <w:rFonts w:ascii="Bahnschrift Light" w:hAnsi="Bahnschrift Light" w:cs="Calibri"/>
-          <w:color w:val="77206D" w:themeColor="accent5" w:themeShade="BF"/>
-          <w:sz w:val="23"/>
-          <w:szCs w:val="20"/>
-          <w:highlight w:val="lightGray"/>
-        </w:rPr>
-        <w:t>Εργαλεία</w:t>
-      </w:r>
-      <w:r>
-        <w:rPr>
-          <w:rFonts w:ascii="Bahnschrift Light" w:hAnsi="Bahnschrift Light" w:cs="Vani"/>
-          <w:color w:val="77206D" w:themeColor="accent5" w:themeShade="BF"/>
-          <w:sz w:val="23"/>
-          <w:szCs w:val="20"/>
-          <w:highlight w:val="lightGray"/>
-        </w:rPr>
-        <w:t xml:space="preserve"> </w:t>
-      </w:r>
-      <w:r>
-        <w:rPr>
-          <w:rFonts w:ascii="Bahnschrift Light" w:hAnsi="Bahnschrift Light" w:cs="Calibri"/>
-          <w:color w:val="77206D" w:themeColor="accent5" w:themeShade="BF"/>
-          <w:sz w:val="23"/>
-          <w:szCs w:val="20"/>
-          <w:highlight w:val="lightGray"/>
-        </w:rPr>
-        <w:t>και</w:t>
-      </w:r>
-      <w:r>
-        <w:rPr>
-          <w:rFonts w:ascii="Bahnschrift Light" w:hAnsi="Bahnschrift Light" w:cs="Vani"/>
-          <w:color w:val="77206D" w:themeColor="accent5" w:themeShade="BF"/>
-          <w:sz w:val="23"/>
-          <w:szCs w:val="20"/>
-          <w:highlight w:val="lightGray"/>
-        </w:rPr>
-        <w:t xml:space="preserve"> </w:t>
-      </w:r>
-      <w:r>
-        <w:rPr>
-          <w:rFonts w:ascii="Bahnschrift Light" w:hAnsi="Bahnschrift Light" w:cs="Calibri"/>
-          <w:color w:val="77206D" w:themeColor="accent5" w:themeShade="BF"/>
-          <w:sz w:val="23"/>
-          <w:szCs w:val="20"/>
-          <w:highlight w:val="lightGray"/>
-        </w:rPr>
-        <w:t>Μέθοδοι</w:t>
-      </w:r>
-      <w:r>
-        <w:rPr>
-          <w:rFonts w:ascii="Bahnschrift Light" w:hAnsi="Bahnschrift Light" w:cs="Vani"/>
-          <w:color w:val="77206D" w:themeColor="accent5" w:themeShade="BF"/>
-          <w:sz w:val="23"/>
-          <w:szCs w:val="20"/>
-          <w:highlight w:val="lightGray"/>
-        </w:rPr>
-        <w:t xml:space="preserve"> </w:t>
-      </w:r>
-      <w:r>
-        <w:rPr>
-          <w:rFonts w:ascii="Bahnschrift Light" w:hAnsi="Bahnschrift Light" w:cs="Calibri"/>
-          <w:color w:val="77206D" w:themeColor="accent5" w:themeShade="BF"/>
-          <w:sz w:val="23"/>
-          <w:szCs w:val="20"/>
-          <w:highlight w:val="lightGray"/>
-        </w:rPr>
-        <w:t>Συλλογής</w:t>
-      </w:r>
-      <w:r>
-        <w:rPr>
-          <w:rFonts w:ascii="Bahnschrift Light" w:hAnsi="Bahnschrift Light" w:cs="Vani"/>
-          <w:color w:val="77206D" w:themeColor="accent5" w:themeShade="BF"/>
-          <w:sz w:val="23"/>
-          <w:szCs w:val="20"/>
-          <w:highlight w:val="lightGray"/>
-        </w:rPr>
-        <w:t xml:space="preserve"> </w:t>
-      </w:r>
-      <w:r>
-        <w:rPr>
-          <w:rFonts w:ascii="Bahnschrift Light" w:hAnsi="Bahnschrift Light" w:cs="Calibri"/>
-          <w:color w:val="77206D" w:themeColor="accent5" w:themeShade="BF"/>
-          <w:sz w:val="23"/>
-          <w:szCs w:val="20"/>
-          <w:highlight w:val="lightGray"/>
-        </w:rPr>
-        <w:t>Δεδομένων</w:t>
-      </w:r>
-    </w:p>
-    <w:p>
-      <w:pPr>
-        <w:numPr>
-          <w:ilvl w:val="1"/>
-          <w:numId w:val="25"/>
-        </w:numPr>
-        <w:jc w:val="both"/>
-        <w:rPr>
-          <w:rFonts w:ascii="Bahnschrift Light" w:hAnsi="Bahnschrift Light" w:cs="Vani"/>
-          <w:color w:val="77206D" w:themeColor="accent5" w:themeShade="BF"/>
-          <w:sz w:val="23"/>
-          <w:szCs w:val="20"/>
-          <w:highlight w:val="lightGray"/>
-        </w:rPr>
-      </w:pPr>
-      <w:r>
-        <w:rPr>
-          <w:rFonts w:ascii="Bahnschrift Light" w:hAnsi="Bahnschrift Light" w:cs="Vani"/>
-          <w:color w:val="77206D" w:themeColor="accent5" w:themeShade="BF"/>
-          <w:sz w:val="23"/>
-          <w:szCs w:val="20"/>
-          <w:highlight w:val="lightGray"/>
-        </w:rPr>
-        <w:t>(</w:t>
-      </w:r>
-      <w:r>
-        <w:rPr>
-          <w:rFonts w:ascii="Bahnschrift Light" w:hAnsi="Bahnschrift Light" w:cs="Calibri"/>
-          <w:color w:val="77206D" w:themeColor="accent5" w:themeShade="BF"/>
-          <w:sz w:val="23"/>
-          <w:szCs w:val="20"/>
-          <w:highlight w:val="lightGray"/>
-        </w:rPr>
-        <w:t>Π</w:t>
-      </w:r>
-      <w:r>
-        <w:rPr>
-          <w:rFonts w:ascii="Bahnschrift Light" w:hAnsi="Bahnschrift Light" w:cs="Vani"/>
-          <w:color w:val="77206D" w:themeColor="accent5" w:themeShade="BF"/>
-          <w:sz w:val="23"/>
-          <w:szCs w:val="20"/>
-          <w:highlight w:val="lightGray"/>
-        </w:rPr>
-        <w:t>.</w:t>
-      </w:r>
-      <w:r>
-        <w:rPr>
-          <w:rFonts w:ascii="Bahnschrift Light" w:hAnsi="Bahnschrift Light" w:cs="Calibri"/>
-          <w:color w:val="77206D" w:themeColor="accent5" w:themeShade="BF"/>
-          <w:sz w:val="23"/>
-          <w:szCs w:val="20"/>
-          <w:highlight w:val="lightGray"/>
-        </w:rPr>
-        <w:t>χ</w:t>
-      </w:r>
-      <w:r>
-        <w:rPr>
-          <w:rFonts w:ascii="Bahnschrift Light" w:hAnsi="Bahnschrift Light" w:cs="Vani"/>
-          <w:color w:val="77206D" w:themeColor="accent5" w:themeShade="BF"/>
-          <w:sz w:val="23"/>
-          <w:szCs w:val="20"/>
-          <w:highlight w:val="lightGray"/>
-        </w:rPr>
-        <w:t xml:space="preserve">., </w:t>
-      </w:r>
-      <w:r>
-        <w:rPr>
-          <w:rFonts w:ascii="Bahnschrift Light" w:hAnsi="Bahnschrift Light" w:cs="Calibri"/>
-          <w:color w:val="77206D" w:themeColor="accent5" w:themeShade="BF"/>
-          <w:sz w:val="23"/>
-          <w:szCs w:val="20"/>
-          <w:highlight w:val="lightGray"/>
-        </w:rPr>
-        <w:t>Ερωτηματολόγιο</w:t>
-      </w:r>
-      <w:r>
-        <w:rPr>
-          <w:rFonts w:ascii="Bahnschrift Light" w:hAnsi="Bahnschrift Light" w:cs="Vani"/>
-          <w:color w:val="77206D" w:themeColor="accent5" w:themeShade="BF"/>
-          <w:sz w:val="23"/>
-          <w:szCs w:val="20"/>
-          <w:highlight w:val="lightGray"/>
-        </w:rPr>
-        <w:t xml:space="preserve">, </w:t>
-      </w:r>
-      <w:r>
-        <w:rPr>
-          <w:rFonts w:ascii="Bahnschrift Light" w:hAnsi="Bahnschrift Light" w:cs="Calibri"/>
-          <w:color w:val="77206D" w:themeColor="accent5" w:themeShade="BF"/>
-          <w:sz w:val="23"/>
-          <w:szCs w:val="20"/>
-          <w:highlight w:val="lightGray"/>
-        </w:rPr>
-        <w:t>Παρατήρηση</w:t>
-      </w:r>
-      <w:r>
-        <w:rPr>
-          <w:rFonts w:ascii="Bahnschrift Light" w:hAnsi="Bahnschrift Light" w:cs="Vani"/>
-          <w:color w:val="77206D" w:themeColor="accent5" w:themeShade="BF"/>
-          <w:sz w:val="23"/>
-          <w:szCs w:val="20"/>
-          <w:highlight w:val="lightGray"/>
-        </w:rPr>
-        <w:t xml:space="preserve">, </w:t>
-      </w:r>
-      <w:r>
-        <w:rPr>
-          <w:rFonts w:ascii="Bahnschrift Light" w:hAnsi="Bahnschrift Light" w:cs="Calibri"/>
-          <w:color w:val="77206D" w:themeColor="accent5" w:themeShade="BF"/>
-          <w:sz w:val="23"/>
-          <w:szCs w:val="20"/>
-          <w:highlight w:val="lightGray"/>
-        </w:rPr>
-        <w:t>Μετρήσεις</w:t>
-      </w:r>
-      <w:r>
-        <w:rPr>
-          <w:rFonts w:ascii="Bahnschrift Light" w:hAnsi="Bahnschrift Light" w:cs="Vani"/>
-          <w:color w:val="77206D" w:themeColor="accent5" w:themeShade="BF"/>
-          <w:sz w:val="23"/>
-          <w:szCs w:val="20"/>
-          <w:highlight w:val="lightGray"/>
-        </w:rPr>
-        <w:t xml:space="preserve"> </w:t>
-      </w:r>
-      <w:r>
-        <w:rPr>
-          <w:rFonts w:ascii="Bahnschrift Light" w:hAnsi="Bahnschrift Light" w:cs="Calibri"/>
-          <w:color w:val="77206D" w:themeColor="accent5" w:themeShade="BF"/>
-          <w:sz w:val="23"/>
-          <w:szCs w:val="20"/>
-          <w:highlight w:val="lightGray"/>
-        </w:rPr>
-        <w:t>Χρόνου</w:t>
-      </w:r>
-      <w:r>
-        <w:rPr>
-          <w:rFonts w:ascii="Bahnschrift Light" w:hAnsi="Bahnschrift Light" w:cs="Vani"/>
-          <w:color w:val="77206D" w:themeColor="accent5" w:themeShade="BF"/>
-          <w:sz w:val="23"/>
-          <w:szCs w:val="20"/>
-          <w:highlight w:val="lightGray"/>
-        </w:rPr>
-        <w:t>)</w:t>
-      </w:r>
-    </w:p>
-    <w:p>
-      <w:pPr>
-        <w:jc w:val="both"/>
-        <w:rPr>
-          <w:rFonts w:ascii="Bahnschrift Light" w:hAnsi="Bahnschrift Light" w:cs="Vani"/>
-          <w:color w:val="77206D" w:themeColor="accent5" w:themeShade="BF"/>
-          <w:sz w:val="23"/>
-          <w:szCs w:val="20"/>
-          <w:highlight w:val="lightGray"/>
-        </w:rPr>
-      </w:pPr>
-    </w:p>
-    <w:p>
-      <w:pPr>
-        <w:jc w:val="both"/>
-        <w:rPr>
-          <w:rFonts w:ascii="Bahnschrift Light" w:hAnsi="Bahnschrift Light" w:cs="Vani"/>
-          <w:color w:val="77206D" w:themeColor="accent5" w:themeShade="BF"/>
-          <w:sz w:val="23"/>
-          <w:szCs w:val="20"/>
-          <w:highlight w:val="lightGray"/>
-        </w:rPr>
-      </w:pPr>
-      <w:r>
-        <w:rPr>
-          <w:rFonts w:ascii="Bahnschrift Light" w:hAnsi="Bahnschrift Light" w:cs="Vani"/>
-          <w:color w:val="77206D" w:themeColor="accent5" w:themeShade="BF"/>
-          <w:sz w:val="23"/>
-          <w:szCs w:val="20"/>
-          <w:highlight w:val="lightGray"/>
-        </w:rPr>
-        <w:t xml:space="preserve">5.2 </w:t>
-      </w:r>
-      <w:r>
-        <w:rPr>
-          <w:rFonts w:ascii="Bahnschrift Light" w:hAnsi="Bahnschrift Light" w:cs="Calibri"/>
-          <w:color w:val="77206D" w:themeColor="accent5" w:themeShade="BF"/>
-          <w:sz w:val="23"/>
-          <w:szCs w:val="20"/>
-          <w:highlight w:val="lightGray"/>
-        </w:rPr>
-        <w:t>Συγκριτικά</w:t>
-      </w:r>
-      <w:r>
-        <w:rPr>
-          <w:rFonts w:ascii="Bahnschrift Light" w:hAnsi="Bahnschrift Light" w:cs="Vani"/>
-          <w:color w:val="77206D" w:themeColor="accent5" w:themeShade="BF"/>
-          <w:sz w:val="23"/>
-          <w:szCs w:val="20"/>
-          <w:highlight w:val="lightGray"/>
-        </w:rPr>
-        <w:t xml:space="preserve"> </w:t>
-      </w:r>
-      <w:r>
-        <w:rPr>
-          <w:rFonts w:ascii="Bahnschrift Light" w:hAnsi="Bahnschrift Light" w:cs="Calibri"/>
-          <w:color w:val="77206D" w:themeColor="accent5" w:themeShade="BF"/>
-          <w:sz w:val="23"/>
-          <w:szCs w:val="20"/>
-          <w:highlight w:val="lightGray"/>
-        </w:rPr>
-        <w:t>Κριτήρια</w:t>
-      </w:r>
-    </w:p>
-    <w:p>
-      <w:pPr>
-        <w:numPr>
-          <w:ilvl w:val="0"/>
-          <w:numId w:val="26"/>
-        </w:numPr>
-        <w:jc w:val="both"/>
-        <w:rPr>
-          <w:rFonts w:ascii="Bahnschrift Light" w:hAnsi="Bahnschrift Light" w:cs="Vani"/>
-          <w:color w:val="77206D" w:themeColor="accent5" w:themeShade="BF"/>
-          <w:sz w:val="23"/>
-          <w:szCs w:val="20"/>
-          <w:highlight w:val="lightGray"/>
-        </w:rPr>
-      </w:pPr>
-      <w:r>
-        <w:rPr>
-          <w:rFonts w:ascii="Bahnschrift Light" w:hAnsi="Bahnschrift Light" w:cs="Vani"/>
-          <w:color w:val="77206D" w:themeColor="accent5" w:themeShade="BF"/>
-          <w:sz w:val="23"/>
-          <w:szCs w:val="20"/>
-          <w:highlight w:val="lightGray"/>
-        </w:rPr>
-        <w:t xml:space="preserve">5.2.1 </w:t>
-      </w:r>
-      <w:r>
-        <w:rPr>
-          <w:rFonts w:ascii="Bahnschrift Light" w:hAnsi="Bahnschrift Light" w:cs="Calibri"/>
-          <w:color w:val="77206D" w:themeColor="accent5" w:themeShade="BF"/>
-          <w:sz w:val="23"/>
-          <w:szCs w:val="20"/>
-          <w:highlight w:val="lightGray"/>
-        </w:rPr>
-        <w:t>Ευχρηστία</w:t>
-      </w:r>
-      <w:r>
-        <w:rPr>
-          <w:rFonts w:ascii="Bahnschrift Light" w:hAnsi="Bahnschrift Light" w:cs="Vani"/>
-          <w:color w:val="77206D" w:themeColor="accent5" w:themeShade="BF"/>
-          <w:sz w:val="23"/>
-          <w:szCs w:val="20"/>
-          <w:highlight w:val="lightGray"/>
-        </w:rPr>
-        <w:t xml:space="preserve"> </w:t>
-      </w:r>
-      <w:r>
-        <w:rPr>
-          <w:rFonts w:ascii="Bahnschrift Light" w:hAnsi="Bahnschrift Light" w:cs="Calibri"/>
-          <w:color w:val="77206D" w:themeColor="accent5" w:themeShade="BF"/>
-          <w:sz w:val="23"/>
-          <w:szCs w:val="20"/>
-          <w:highlight w:val="lightGray"/>
-        </w:rPr>
-        <w:t>και</w:t>
-      </w:r>
-      <w:r>
-        <w:rPr>
-          <w:rFonts w:ascii="Bahnschrift Light" w:hAnsi="Bahnschrift Light" w:cs="Vani"/>
-          <w:color w:val="77206D" w:themeColor="accent5" w:themeShade="BF"/>
-          <w:sz w:val="23"/>
-          <w:szCs w:val="20"/>
-          <w:highlight w:val="lightGray"/>
-        </w:rPr>
-        <w:t xml:space="preserve"> </w:t>
-      </w:r>
-      <w:r>
-        <w:rPr>
-          <w:rFonts w:ascii="Bahnschrift Light" w:hAnsi="Bahnschrift Light" w:cs="Calibri"/>
-          <w:color w:val="77206D" w:themeColor="accent5" w:themeShade="BF"/>
-          <w:sz w:val="23"/>
-          <w:szCs w:val="20"/>
-          <w:highlight w:val="lightGray"/>
-        </w:rPr>
-        <w:t>Εμπειρία</w:t>
-      </w:r>
-      <w:r>
-        <w:rPr>
-          <w:rFonts w:ascii="Bahnschrift Light" w:hAnsi="Bahnschrift Light" w:cs="Vani"/>
-          <w:color w:val="77206D" w:themeColor="accent5" w:themeShade="BF"/>
-          <w:sz w:val="23"/>
-          <w:szCs w:val="20"/>
-          <w:highlight w:val="lightGray"/>
-        </w:rPr>
-        <w:t xml:space="preserve"> </w:t>
-      </w:r>
-      <w:r>
-        <w:rPr>
-          <w:rFonts w:ascii="Bahnschrift Light" w:hAnsi="Bahnschrift Light" w:cs="Calibri"/>
-          <w:color w:val="77206D" w:themeColor="accent5" w:themeShade="BF"/>
-          <w:sz w:val="23"/>
-          <w:szCs w:val="20"/>
-          <w:highlight w:val="lightGray"/>
-        </w:rPr>
-        <w:t>Χρήστη</w:t>
-      </w:r>
-    </w:p>
-    <w:p>
-      <w:pPr>
-        <w:numPr>
-          <w:ilvl w:val="0"/>
-          <w:numId w:val="26"/>
-        </w:numPr>
-        <w:jc w:val="both"/>
-        <w:rPr>
-          <w:rFonts w:ascii="Bahnschrift Light" w:hAnsi="Bahnschrift Light" w:cs="Vani"/>
-          <w:color w:val="77206D" w:themeColor="accent5" w:themeShade="BF"/>
-          <w:sz w:val="23"/>
-          <w:szCs w:val="20"/>
-          <w:highlight w:val="lightGray"/>
-        </w:rPr>
-      </w:pPr>
-      <w:r>
-        <w:rPr>
-          <w:rFonts w:ascii="Bahnschrift Light" w:hAnsi="Bahnschrift Light" w:cs="Vani"/>
-          <w:color w:val="77206D" w:themeColor="accent5" w:themeShade="BF"/>
-          <w:sz w:val="23"/>
-          <w:szCs w:val="20"/>
-          <w:highlight w:val="lightGray"/>
-        </w:rPr>
-        <w:t xml:space="preserve">5.2.2 </w:t>
-      </w:r>
-      <w:r>
-        <w:rPr>
-          <w:rFonts w:ascii="Bahnschrift Light" w:hAnsi="Bahnschrift Light" w:cs="Calibri"/>
-          <w:color w:val="77206D" w:themeColor="accent5" w:themeShade="BF"/>
-          <w:sz w:val="23"/>
-          <w:szCs w:val="20"/>
-          <w:highlight w:val="lightGray"/>
-        </w:rPr>
-        <w:t>Παραγωγικότητα</w:t>
-      </w:r>
-      <w:r>
-        <w:rPr>
-          <w:rFonts w:ascii="Bahnschrift Light" w:hAnsi="Bahnschrift Light" w:cs="Vani"/>
-          <w:color w:val="77206D" w:themeColor="accent5" w:themeShade="BF"/>
-          <w:sz w:val="23"/>
-          <w:szCs w:val="20"/>
-          <w:highlight w:val="lightGray"/>
-        </w:rPr>
-        <w:t xml:space="preserve"> </w:t>
-      </w:r>
-      <w:r>
-        <w:rPr>
-          <w:rFonts w:ascii="Bahnschrift Light" w:hAnsi="Bahnschrift Light" w:cs="Calibri"/>
-          <w:color w:val="77206D" w:themeColor="accent5" w:themeShade="BF"/>
-          <w:sz w:val="23"/>
-          <w:szCs w:val="20"/>
-          <w:highlight w:val="lightGray"/>
-        </w:rPr>
-        <w:t>και</w:t>
-      </w:r>
-      <w:r>
-        <w:rPr>
-          <w:rFonts w:ascii="Bahnschrift Light" w:hAnsi="Bahnschrift Light" w:cs="Vani"/>
-          <w:color w:val="77206D" w:themeColor="accent5" w:themeShade="BF"/>
-          <w:sz w:val="23"/>
-          <w:szCs w:val="20"/>
-          <w:highlight w:val="lightGray"/>
-        </w:rPr>
-        <w:t xml:space="preserve"> </w:t>
-      </w:r>
-      <w:r>
-        <w:rPr>
-          <w:rFonts w:ascii="Bahnschrift Light" w:hAnsi="Bahnschrift Light" w:cs="Calibri"/>
-          <w:color w:val="77206D" w:themeColor="accent5" w:themeShade="BF"/>
-          <w:sz w:val="23"/>
-          <w:szCs w:val="20"/>
-          <w:highlight w:val="lightGray"/>
-        </w:rPr>
-        <w:t>Απόδοση</w:t>
-      </w:r>
-    </w:p>
-    <w:p>
-      <w:pPr>
-        <w:numPr>
-          <w:ilvl w:val="0"/>
-          <w:numId w:val="26"/>
-        </w:numPr>
-        <w:jc w:val="both"/>
-        <w:rPr>
-          <w:rFonts w:ascii="Bahnschrift Light" w:hAnsi="Bahnschrift Light" w:cs="Vani"/>
-          <w:color w:val="77206D" w:themeColor="accent5" w:themeShade="BF"/>
-          <w:sz w:val="23"/>
-          <w:szCs w:val="20"/>
-          <w:highlight w:val="lightGray"/>
-        </w:rPr>
-      </w:pPr>
-      <w:r>
-        <w:rPr>
-          <w:rFonts w:ascii="Bahnschrift Light" w:hAnsi="Bahnschrift Light" w:cs="Vani"/>
-          <w:color w:val="77206D" w:themeColor="accent5" w:themeShade="BF"/>
-          <w:sz w:val="23"/>
-          <w:szCs w:val="20"/>
-          <w:highlight w:val="lightGray"/>
-        </w:rPr>
-        <w:t xml:space="preserve">5.2.3 </w:t>
-      </w:r>
-      <w:r>
-        <w:rPr>
-          <w:rFonts w:ascii="Bahnschrift Light" w:hAnsi="Bahnschrift Light" w:cs="Calibri"/>
-          <w:color w:val="77206D" w:themeColor="accent5" w:themeShade="BF"/>
-          <w:sz w:val="23"/>
-          <w:szCs w:val="20"/>
-          <w:highlight w:val="lightGray"/>
-        </w:rPr>
-        <w:t>Ικανοποίηση</w:t>
-      </w:r>
-      <w:r>
-        <w:rPr>
-          <w:rFonts w:ascii="Bahnschrift Light" w:hAnsi="Bahnschrift Light" w:cs="Vani"/>
-          <w:color w:val="77206D" w:themeColor="accent5" w:themeShade="BF"/>
-          <w:sz w:val="23"/>
-          <w:szCs w:val="20"/>
-          <w:highlight w:val="lightGray"/>
-        </w:rPr>
-        <w:t xml:space="preserve"> </w:t>
-      </w:r>
-      <w:r>
-        <w:rPr>
-          <w:rFonts w:ascii="Bahnschrift Light" w:hAnsi="Bahnschrift Light" w:cs="Calibri"/>
-          <w:color w:val="77206D" w:themeColor="accent5" w:themeShade="BF"/>
-          <w:sz w:val="23"/>
-          <w:szCs w:val="20"/>
-          <w:highlight w:val="lightGray"/>
-        </w:rPr>
-        <w:t>Χρηστών</w:t>
-      </w:r>
-    </w:p>
-    <w:p>
-      <w:pPr>
-        <w:numPr>
-          <w:ilvl w:val="0"/>
-          <w:numId w:val="26"/>
-        </w:numPr>
-        <w:jc w:val="both"/>
-        <w:rPr>
-          <w:rFonts w:ascii="Bahnschrift Light" w:hAnsi="Bahnschrift Light" w:cs="Vani"/>
-          <w:color w:val="77206D" w:themeColor="accent5" w:themeShade="BF"/>
-          <w:sz w:val="23"/>
-          <w:szCs w:val="20"/>
-          <w:highlight w:val="lightGray"/>
-        </w:rPr>
-      </w:pPr>
-      <w:r>
-        <w:rPr>
-          <w:rFonts w:ascii="Bahnschrift Light" w:hAnsi="Bahnschrift Light" w:cs="Vani"/>
-          <w:color w:val="77206D" w:themeColor="accent5" w:themeShade="BF"/>
-          <w:sz w:val="23"/>
-          <w:szCs w:val="20"/>
-          <w:highlight w:val="lightGray"/>
-        </w:rPr>
-        <w:t xml:space="preserve">5.2.4 </w:t>
-      </w:r>
-      <w:r>
-        <w:rPr>
-          <w:rFonts w:ascii="Bahnschrift Light" w:hAnsi="Bahnschrift Light" w:cs="Calibri"/>
-          <w:color w:val="77206D" w:themeColor="accent5" w:themeShade="BF"/>
-          <w:sz w:val="23"/>
-          <w:szCs w:val="20"/>
-          <w:highlight w:val="lightGray"/>
-        </w:rPr>
-        <w:t>Εμφάνιση</w:t>
-      </w:r>
-      <w:r>
-        <w:rPr>
-          <w:rFonts w:ascii="Bahnschrift Light" w:hAnsi="Bahnschrift Light" w:cs="Vani"/>
-          <w:color w:val="77206D" w:themeColor="accent5" w:themeShade="BF"/>
-          <w:sz w:val="23"/>
-          <w:szCs w:val="20"/>
-          <w:highlight w:val="lightGray"/>
-        </w:rPr>
-        <w:t xml:space="preserve"> </w:t>
-      </w:r>
-      <w:r>
-        <w:rPr>
-          <w:rFonts w:ascii="Bahnschrift Light" w:hAnsi="Bahnschrift Light" w:cs="Calibri"/>
-          <w:color w:val="77206D" w:themeColor="accent5" w:themeShade="BF"/>
-          <w:sz w:val="23"/>
-          <w:szCs w:val="20"/>
-          <w:highlight w:val="lightGray"/>
-        </w:rPr>
-        <w:t>και</w:t>
-      </w:r>
-      <w:r>
-        <w:rPr>
-          <w:rFonts w:ascii="Bahnschrift Light" w:hAnsi="Bahnschrift Light" w:cs="Vani"/>
-          <w:color w:val="77206D" w:themeColor="accent5" w:themeShade="BF"/>
-          <w:sz w:val="23"/>
-          <w:szCs w:val="20"/>
-          <w:highlight w:val="lightGray"/>
-        </w:rPr>
-        <w:t xml:space="preserve"> </w:t>
-      </w:r>
-      <w:r>
-        <w:rPr>
-          <w:rFonts w:ascii="Bahnschrift Light" w:hAnsi="Bahnschrift Light" w:cs="Calibri"/>
-          <w:color w:val="77206D" w:themeColor="accent5" w:themeShade="BF"/>
-          <w:sz w:val="23"/>
-          <w:szCs w:val="20"/>
-          <w:highlight w:val="lightGray"/>
-        </w:rPr>
-        <w:t>Αισθητική</w:t>
-      </w:r>
-    </w:p>
-    <w:p>
-      <w:pPr>
-        <w:jc w:val="both"/>
-        <w:rPr>
-          <w:rFonts w:ascii="Bahnschrift Light" w:hAnsi="Bahnschrift Light" w:cs="Vani"/>
-          <w:color w:val="77206D" w:themeColor="accent5" w:themeShade="BF"/>
-          <w:sz w:val="23"/>
-          <w:szCs w:val="20"/>
-          <w:highlight w:val="lightGray"/>
-        </w:rPr>
-      </w:pPr>
-    </w:p>
-    <w:p>
-      <w:pPr>
-        <w:jc w:val="both"/>
-        <w:rPr>
-          <w:rFonts w:ascii="Bahnschrift Light" w:hAnsi="Bahnschrift Light" w:cs="Vani"/>
-          <w:color w:val="77206D" w:themeColor="accent5" w:themeShade="BF"/>
-          <w:sz w:val="23"/>
-          <w:szCs w:val="20"/>
-          <w:highlight w:val="lightGray"/>
-        </w:rPr>
-      </w:pPr>
-      <w:proofErr w:type="spellStart"/>
-      <w:r>
-        <w:rPr>
-          <w:rFonts w:ascii="Bahnschrift Light" w:hAnsi="Bahnschrift Light" w:cs="Calibri"/>
-          <w:color w:val="77206D" w:themeColor="accent5" w:themeShade="BF"/>
-          <w:sz w:val="23"/>
-          <w:szCs w:val="20"/>
-          <w:highlight w:val="lightGray"/>
-        </w:rPr>
-        <w:t>Υποθεσεις</w:t>
-      </w:r>
-      <w:proofErr w:type="spellEnd"/>
-      <w:r>
-        <w:rPr>
-          <w:rFonts w:ascii="Bahnschrift Light" w:hAnsi="Bahnschrift Light" w:cs="Vani"/>
-          <w:color w:val="77206D" w:themeColor="accent5" w:themeShade="BF"/>
-          <w:sz w:val="23"/>
-          <w:szCs w:val="20"/>
-          <w:highlight w:val="lightGray"/>
-        </w:rPr>
-        <w:t>/</w:t>
-      </w:r>
-      <w:r>
-        <w:rPr>
-          <w:rFonts w:ascii="Bahnschrift Light" w:hAnsi="Bahnschrift Light" w:cs="Calibri"/>
-          <w:color w:val="77206D" w:themeColor="accent5" w:themeShade="BF"/>
-          <w:sz w:val="23"/>
-          <w:szCs w:val="20"/>
-          <w:highlight w:val="lightGray"/>
-        </w:rPr>
-        <w:t>Προβλέψεις</w:t>
-      </w:r>
-      <w:r>
-        <w:rPr>
-          <w:rFonts w:ascii="Bahnschrift Light" w:hAnsi="Bahnschrift Light" w:cs="Vani"/>
-          <w:color w:val="77206D" w:themeColor="accent5" w:themeShade="BF"/>
-          <w:sz w:val="23"/>
-          <w:szCs w:val="20"/>
-          <w:highlight w:val="lightGray"/>
-        </w:rPr>
-        <w:t xml:space="preserve"> </w:t>
-      </w:r>
-      <w:r>
-        <w:rPr>
-          <w:rFonts w:ascii="Bahnschrift Light" w:hAnsi="Bahnschrift Light" w:cs="Calibri"/>
-          <w:color w:val="77206D" w:themeColor="accent5" w:themeShade="BF"/>
-          <w:sz w:val="23"/>
-          <w:szCs w:val="20"/>
-          <w:highlight w:val="lightGray"/>
-        </w:rPr>
-        <w:t>για</w:t>
-      </w:r>
-      <w:r>
-        <w:rPr>
-          <w:rFonts w:ascii="Bahnschrift Light" w:hAnsi="Bahnschrift Light" w:cs="Vani"/>
-          <w:color w:val="77206D" w:themeColor="accent5" w:themeShade="BF"/>
-          <w:sz w:val="23"/>
-          <w:szCs w:val="20"/>
-          <w:highlight w:val="lightGray"/>
-        </w:rPr>
-        <w:t xml:space="preserve"> </w:t>
-      </w:r>
-      <w:r>
-        <w:rPr>
-          <w:rFonts w:ascii="Bahnschrift Light" w:hAnsi="Bahnschrift Light" w:cs="Calibri"/>
-          <w:color w:val="77206D" w:themeColor="accent5" w:themeShade="BF"/>
-          <w:sz w:val="23"/>
-          <w:szCs w:val="20"/>
-          <w:highlight w:val="lightGray"/>
-        </w:rPr>
-        <w:t>τα</w:t>
-      </w:r>
-      <w:r>
-        <w:rPr>
-          <w:rFonts w:ascii="Bahnschrift Light" w:hAnsi="Bahnschrift Light" w:cs="Vani"/>
-          <w:color w:val="77206D" w:themeColor="accent5" w:themeShade="BF"/>
-          <w:sz w:val="23"/>
-          <w:szCs w:val="20"/>
-          <w:highlight w:val="lightGray"/>
-        </w:rPr>
-        <w:t xml:space="preserve"> </w:t>
-      </w:r>
-      <w:r>
-        <w:rPr>
-          <w:rFonts w:ascii="Bahnschrift Light" w:hAnsi="Bahnschrift Light" w:cs="Calibri"/>
-          <w:color w:val="77206D" w:themeColor="accent5" w:themeShade="BF"/>
-          <w:sz w:val="23"/>
-          <w:szCs w:val="20"/>
-          <w:highlight w:val="lightGray"/>
-        </w:rPr>
-        <w:t>αποτελέσματα</w:t>
-      </w:r>
-      <w:r>
-        <w:rPr>
-          <w:rFonts w:ascii="Bahnschrift Light" w:hAnsi="Bahnschrift Light" w:cs="Vani"/>
-          <w:color w:val="77206D" w:themeColor="accent5" w:themeShade="BF"/>
-          <w:sz w:val="23"/>
-          <w:szCs w:val="20"/>
-          <w:highlight w:val="lightGray"/>
-        </w:rPr>
-        <w:t xml:space="preserve"> </w:t>
-      </w:r>
-      <w:r>
-        <w:rPr>
-          <w:rFonts w:ascii="Bahnschrift Light" w:hAnsi="Bahnschrift Light" w:cs="Calibri"/>
-          <w:color w:val="77206D" w:themeColor="accent5" w:themeShade="BF"/>
-          <w:sz w:val="23"/>
-          <w:szCs w:val="20"/>
-          <w:highlight w:val="lightGray"/>
-        </w:rPr>
-        <w:t>της</w:t>
-      </w:r>
-      <w:r>
-        <w:rPr>
-          <w:rFonts w:ascii="Bahnschrift Light" w:hAnsi="Bahnschrift Light" w:cs="Vani"/>
-          <w:color w:val="77206D" w:themeColor="accent5" w:themeShade="BF"/>
-          <w:sz w:val="23"/>
-          <w:szCs w:val="20"/>
-          <w:highlight w:val="lightGray"/>
-        </w:rPr>
-        <w:t xml:space="preserve"> </w:t>
-      </w:r>
-      <w:proofErr w:type="spellStart"/>
-      <w:r>
-        <w:rPr>
-          <w:rFonts w:ascii="Bahnschrift Light" w:hAnsi="Bahnschrift Light" w:cs="Calibri"/>
-          <w:color w:val="77206D" w:themeColor="accent5" w:themeShade="BF"/>
-          <w:sz w:val="23"/>
-          <w:szCs w:val="20"/>
-          <w:highlight w:val="lightGray"/>
-        </w:rPr>
-        <w:t>ερευνας</w:t>
-      </w:r>
-      <w:proofErr w:type="spellEnd"/>
-    </w:p>
-    <w:p>
-      <w:pPr>
-        <w:jc w:val="both"/>
-        <w:rPr>
-          <w:rFonts w:ascii="Bahnschrift Light" w:hAnsi="Bahnschrift Light" w:cs="Vani"/>
-        </w:rPr>
-      </w:pPr>
-    </w:p>
-    <w:p>
-      <w:pPr>
-        <w:pStyle w:val="Heading2"/>
-        <w:rPr>
-          <w:rFonts w:ascii="Bahnschrift Light" w:hAnsi="Bahnschrift Light" w:cs="Vani"/>
-        </w:rPr>
-      </w:pPr>
-      <w:r>
-        <w:rPr>
-          <w:rFonts w:ascii="Bahnschrift Light" w:hAnsi="Bahnschrift Light" w:cs="Vani"/>
-          <w:i/>
-          <w:sz w:val="44"/>
-          <w:szCs w:val="44"/>
-        </w:rPr>
-        <w:br w:type="page"/>
-      </w:r>
-      <w:bookmarkStart w:id="29" w:name="_Toc222042371"/>
-      <w:r>
-        <w:rPr>
-          <w:rFonts w:ascii="Bahnschrift Light" w:hAnsi="Bahnschrift Light" w:cs="Calibri"/>
+        </w:rPr>
+        <w:t xml:space="preserve"> </w:t>
+      </w:r>
+      <w:r>
+        <w:rPr>
+          <w:rFonts w:ascii="Bahnschrift Light" w:hAnsi="Bahnschrift Light" w:cs="Vani"/>
           <w:bCs w:val="0"/>
           <w:i/>
           <w:sz w:val="44"/>
           <w:szCs w:val="44"/>
           <w:u w:val="none"/>
         </w:rPr>
-        <w:lastRenderedPageBreak/>
-        <w:t>Κεφάλαιο</w:t>
-      </w:r>
-      <w:r>
-        <w:rPr>
-          <w:rFonts w:ascii="Bahnschrift Light" w:hAnsi="Bahnschrift Light" w:cs="Vani"/>
+        <w:t>6</w:t>
+      </w:r>
+      <w:r>
+        <w:rPr>
+          <w:rFonts w:ascii="Bahnschrift Light" w:hAnsi="Bahnschrift Light" w:cs="Calibri"/>
           <w:bCs w:val="0"/>
           <w:i/>
           <w:sz w:val="44"/>
           <w:szCs w:val="44"/>
           <w:u w:val="none"/>
         </w:rPr>
-        <w:t xml:space="preserve"> 7</w:t>
-      </w:r>
-      <w:r>
-        <w:rPr>
-          <w:rFonts w:ascii="Bahnschrift Light" w:hAnsi="Bahnschrift Light" w:cs="Calibri"/>
-          <w:bCs w:val="0"/>
-          <w:i/>
-          <w:sz w:val="44"/>
-          <w:szCs w:val="44"/>
-          <w:u w:val="none"/>
-        </w:rPr>
         <w:t>ο</w:t>
       </w:r>
-      <w:bookmarkEnd w:id="29"/>
-    </w:p>
-    <w:p>
-      <w:pPr>
-        <w:suppressAutoHyphens w:val="0"/>
+      <w:bookmarkEnd w:id="28"/>
+    </w:p>
+    <w:p>
+      <w:pPr>
         <w:jc w:val="both"/>
         <w:rPr>
           <w:rFonts w:ascii="Bahnschrift Light" w:hAnsi="Bahnschrift Light" w:cs="Vani"/>
-          <w:sz w:val="23"/>
-          <w:szCs w:val="20"/>
-        </w:rPr>
-      </w:pPr>
-    </w:p>
-    <w:p>
-      <w:pPr>
-        <w:suppressAutoHyphens w:val="0"/>
-        <w:jc w:val="both"/>
-        <w:rPr>
-          <w:rFonts w:ascii="Bahnschrift Light" w:hAnsi="Bahnschrift Light" w:cs="Vani"/>
-          <w:sz w:val="23"/>
-          <w:szCs w:val="20"/>
-        </w:rPr>
-      </w:pPr>
-    </w:p>
-    <w:p>
-      <w:pPr>
-        <w:suppressAutoHyphens w:val="0"/>
+        </w:rPr>
+      </w:pPr>
+    </w:p>
+    <w:p>
+      <w:pPr>
         <w:jc w:val="both"/>
         <w:rPr>
           <w:rFonts w:ascii="Bahnschrift Light" w:hAnsi="Bahnschrift Light" w:cs="Vani"/>
@@ -14621,899 +16161,30 @@
       </w:pPr>
       <w:r>
         <w:rPr>
-          <w:rFonts w:ascii="Bahnschrift Light" w:hAnsi="Bahnschrift Light" w:cs="Vani"/>
+          <w:rFonts w:ascii="Bahnschrift Light" w:hAnsi="Bahnschrift Light" w:cs="Calibri"/>
           <w:b/>
           <w:bCs/>
         </w:rPr>
-        <w:t xml:space="preserve">5. </w:t>
-      </w:r>
-      <w:r>
-        <w:rPr>
-          <w:rFonts w:ascii="Bahnschrift Light" w:hAnsi="Bahnschrift Light" w:cs="Calibri"/>
+        <w:t>Αποτελέσματα</w:t>
+      </w:r>
+      <w:r>
+        <w:rPr>
+          <w:rFonts w:ascii="Bahnschrift Light" w:hAnsi="Bahnschrift Light" w:cs="Vani"/>
           <w:b/>
           <w:bCs/>
         </w:rPr>
-        <w:t>Σχεδιασμός</w:t>
-      </w:r>
-      <w:r>
-        <w:rPr>
-          <w:rFonts w:ascii="Bahnschrift Light" w:hAnsi="Bahnschrift Light" w:cs="Vani"/>
+        <w:t xml:space="preserve"> </w:t>
+      </w:r>
+      <w:proofErr w:type="spellStart"/>
+      <w:r>
+        <w:rPr>
+          <w:rFonts w:ascii="Bahnschrift Light" w:hAnsi="Bahnschrift Light" w:cs="Calibri"/>
           <w:b/>
           <w:bCs/>
         </w:rPr>
-        <w:t xml:space="preserve"> </w:t>
-      </w:r>
-      <w:r>
-        <w:rPr>
-          <w:rFonts w:ascii="Bahnschrift Light" w:hAnsi="Bahnschrift Light" w:cs="Calibri"/>
-          <w:b/>
-          <w:bCs/>
-        </w:rPr>
-        <w:t>Ερωτηματολογίου</w:t>
-      </w:r>
-    </w:p>
-    <w:p>
-      <w:pPr>
-        <w:numPr>
-          <w:ilvl w:val="0"/>
-          <w:numId w:val="34"/>
-        </w:numPr>
-        <w:suppressAutoHyphens w:val="0"/>
-        <w:jc w:val="both"/>
-        <w:rPr>
-          <w:rFonts w:ascii="Bahnschrift Light" w:hAnsi="Bahnschrift Light" w:cs="Vani"/>
-        </w:rPr>
-      </w:pPr>
-      <w:r>
-        <w:rPr>
-          <w:rFonts w:ascii="Bahnschrift Light" w:hAnsi="Bahnschrift Light" w:cs="Calibri"/>
-        </w:rPr>
-        <w:t>γιατί</w:t>
-      </w:r>
-      <w:r>
-        <w:rPr>
-          <w:rFonts w:ascii="Bahnschrift Light" w:hAnsi="Bahnschrift Light" w:cs="Vani"/>
-        </w:rPr>
-        <w:t xml:space="preserve"> </w:t>
-      </w:r>
-      <w:r>
-        <w:rPr>
-          <w:rFonts w:ascii="Bahnschrift Light" w:hAnsi="Bahnschrift Light" w:cs="Calibri"/>
-        </w:rPr>
-        <w:t>υπάρχει</w:t>
-      </w:r>
-      <w:r>
-        <w:rPr>
-          <w:rFonts w:ascii="Bahnschrift Light" w:hAnsi="Bahnschrift Light" w:cs="Vani"/>
-        </w:rPr>
-        <w:t xml:space="preserve"> </w:t>
-      </w:r>
-      <w:r>
-        <w:rPr>
-          <w:rFonts w:ascii="Bahnschrift Light" w:hAnsi="Bahnschrift Light" w:cs="Calibri"/>
-        </w:rPr>
-        <w:t>κάθε</w:t>
-      </w:r>
-      <w:r>
-        <w:rPr>
-          <w:rFonts w:ascii="Bahnschrift Light" w:hAnsi="Bahnschrift Light" w:cs="Vani"/>
-        </w:rPr>
-        <w:t xml:space="preserve"> </w:t>
-      </w:r>
-      <w:r>
-        <w:rPr>
-          <w:rFonts w:ascii="Bahnschrift Light" w:hAnsi="Bahnschrift Light" w:cs="Vani"/>
-          <w:lang w:val="en-GB"/>
-        </w:rPr>
-        <w:t>evaluation</w:t>
-      </w:r>
-      <w:r>
-        <w:rPr>
-          <w:rFonts w:ascii="Bahnschrift Light" w:hAnsi="Bahnschrift Light" w:cs="Vani"/>
-        </w:rPr>
-        <w:t xml:space="preserve"> </w:t>
-      </w:r>
-      <w:r>
-        <w:rPr>
-          <w:rFonts w:ascii="Bahnschrift Light" w:hAnsi="Bahnschrift Light" w:cs="Vani"/>
-          <w:lang w:val="en-GB"/>
-        </w:rPr>
-        <w:t>scale</w:t>
-      </w:r>
-    </w:p>
-    <w:p>
-      <w:pPr>
-        <w:numPr>
-          <w:ilvl w:val="0"/>
-          <w:numId w:val="34"/>
-        </w:numPr>
-        <w:suppressAutoHyphens w:val="0"/>
-        <w:jc w:val="both"/>
-        <w:rPr>
-          <w:rFonts w:ascii="Bahnschrift Light" w:hAnsi="Bahnschrift Light" w:cs="Vani"/>
-          <w:lang w:val="en-GB"/>
-        </w:rPr>
-      </w:pPr>
-      <w:proofErr w:type="spellStart"/>
-      <w:r>
-        <w:rPr>
-          <w:rFonts w:ascii="Bahnschrift Light" w:hAnsi="Bahnschrift Light" w:cs="Calibri"/>
-          <w:lang w:val="en-GB"/>
-        </w:rPr>
-        <w:t>γι</w:t>
+        <w:t>εερευνας</w:t>
       </w:r>
       <w:proofErr w:type="spellEnd"/>
-      <w:r>
-        <w:rPr>
-          <w:rFonts w:ascii="Bahnschrift Light" w:hAnsi="Bahnschrift Light" w:cs="Calibri"/>
-          <w:lang w:val="en-GB"/>
-        </w:rPr>
-        <w:t>ατί</w:t>
-      </w:r>
-      <w:r>
-        <w:rPr>
-          <w:rFonts w:ascii="Bahnschrift Light" w:hAnsi="Bahnschrift Light" w:cs="Vani"/>
-          <w:lang w:val="en-GB"/>
-        </w:rPr>
-        <w:t xml:space="preserve"> </w:t>
-      </w:r>
-      <w:r>
-        <w:rPr>
-          <w:rFonts w:ascii="Bahnschrift Light" w:hAnsi="Bahnschrift Light" w:cs="Calibri"/>
-        </w:rPr>
-        <w:t>επιλέχθηκαν</w:t>
-      </w:r>
-      <w:r>
-        <w:rPr>
-          <w:rFonts w:ascii="Bahnschrift Light" w:hAnsi="Bahnschrift Light" w:cs="Vani"/>
-          <w:lang w:val="en-GB"/>
-        </w:rPr>
-        <w:t xml:space="preserve"> </w:t>
-      </w:r>
-      <w:proofErr w:type="spellStart"/>
-      <w:r>
-        <w:rPr>
-          <w:rFonts w:ascii="Bahnschrift Light" w:hAnsi="Bahnschrift Light" w:cs="Calibri"/>
-          <w:lang w:val="en-GB"/>
-        </w:rPr>
-        <w:t>συγκεκριμένες</w:t>
-      </w:r>
-      <w:proofErr w:type="spellEnd"/>
-      <w:r>
-        <w:rPr>
-          <w:rFonts w:ascii="Bahnschrift Light" w:hAnsi="Bahnschrift Light" w:cs="Vani"/>
-          <w:lang w:val="en-GB"/>
-        </w:rPr>
-        <w:t xml:space="preserve"> </w:t>
-      </w:r>
-      <w:proofErr w:type="spellStart"/>
-      <w:r>
-        <w:rPr>
-          <w:rFonts w:ascii="Bahnschrift Light" w:hAnsi="Bahnschrift Light" w:cs="Calibri"/>
-          <w:lang w:val="en-GB"/>
-        </w:rPr>
-        <w:t>ερωτήσεις</w:t>
-      </w:r>
-      <w:proofErr w:type="spellEnd"/>
-    </w:p>
-    <w:p>
-      <w:pPr>
-        <w:numPr>
-          <w:ilvl w:val="0"/>
-          <w:numId w:val="34"/>
-        </w:numPr>
-        <w:suppressAutoHyphens w:val="0"/>
-        <w:jc w:val="both"/>
-        <w:rPr>
-          <w:rFonts w:ascii="Bahnschrift Light" w:hAnsi="Bahnschrift Light" w:cs="Vani"/>
-          <w:lang w:val="en-GB"/>
-        </w:rPr>
-      </w:pPr>
-      <w:proofErr w:type="spellStart"/>
-      <w:r>
-        <w:rPr>
-          <w:rFonts w:ascii="Bahnschrift Light" w:hAnsi="Bahnschrift Light" w:cs="Calibri"/>
-          <w:lang w:val="en-GB"/>
-        </w:rPr>
-        <w:t>τι</w:t>
-      </w:r>
-      <w:proofErr w:type="spellEnd"/>
-      <w:r>
-        <w:rPr>
-          <w:rFonts w:ascii="Bahnschrift Light" w:hAnsi="Bahnschrift Light" w:cs="Vani"/>
-          <w:lang w:val="en-GB"/>
-        </w:rPr>
-        <w:t xml:space="preserve"> </w:t>
-      </w:r>
-      <w:proofErr w:type="spellStart"/>
-      <w:r>
-        <w:rPr>
-          <w:rFonts w:ascii="Bahnschrift Light" w:hAnsi="Bahnschrift Light" w:cs="Calibri"/>
-          <w:lang w:val="en-GB"/>
-        </w:rPr>
-        <w:t>μετράει</w:t>
-      </w:r>
-      <w:proofErr w:type="spellEnd"/>
-      <w:r>
-        <w:rPr>
-          <w:rFonts w:ascii="Bahnschrift Light" w:hAnsi="Bahnschrift Light" w:cs="Vani"/>
-          <w:lang w:val="en-GB"/>
-        </w:rPr>
-        <w:t xml:space="preserve"> </w:t>
-      </w:r>
-      <w:proofErr w:type="spellStart"/>
-      <w:r>
-        <w:rPr>
-          <w:rFonts w:ascii="Bahnschrift Light" w:hAnsi="Bahnschrift Light" w:cs="Calibri"/>
-          <w:lang w:val="en-GB"/>
-        </w:rPr>
-        <w:t>κάθε</w:t>
-      </w:r>
-      <w:proofErr w:type="spellEnd"/>
-      <w:r>
-        <w:rPr>
-          <w:rFonts w:ascii="Bahnschrift Light" w:hAnsi="Bahnschrift Light" w:cs="Vani"/>
-          <w:lang w:val="en-GB"/>
-        </w:rPr>
-        <w:t xml:space="preserve"> </w:t>
-      </w:r>
-      <w:proofErr w:type="spellStart"/>
-      <w:r>
-        <w:rPr>
-          <w:rFonts w:ascii="Bahnschrift Light" w:hAnsi="Bahnschrift Light" w:cs="Calibri"/>
-          <w:lang w:val="en-GB"/>
-        </w:rPr>
-        <w:t>ενότητ</w:t>
-      </w:r>
-      <w:proofErr w:type="spellEnd"/>
-      <w:r>
-        <w:rPr>
-          <w:rFonts w:ascii="Bahnschrift Light" w:hAnsi="Bahnschrift Light" w:cs="Calibri"/>
-          <w:lang w:val="en-GB"/>
-        </w:rPr>
-        <w:t>α</w:t>
-      </w:r>
-    </w:p>
-    <w:p>
-      <w:pPr>
-        <w:numPr>
-          <w:ilvl w:val="0"/>
-          <w:numId w:val="34"/>
-        </w:numPr>
-        <w:suppressAutoHyphens w:val="0"/>
-        <w:jc w:val="both"/>
-        <w:rPr>
-          <w:rFonts w:ascii="Bahnschrift Light" w:hAnsi="Bahnschrift Light" w:cs="Vani"/>
-          <w:lang w:val="en-GB"/>
-        </w:rPr>
-      </w:pPr>
-      <w:r>
-        <w:rPr>
-          <w:rFonts w:ascii="Bahnschrift Light" w:hAnsi="Bahnschrift Light" w:cs="Vani"/>
-          <w:lang w:val="en-GB"/>
-        </w:rPr>
-        <w:t>expectations about results</w:t>
-      </w:r>
-    </w:p>
-    <w:p>
-      <w:pPr>
-        <w:suppressAutoHyphens w:val="0"/>
-        <w:jc w:val="both"/>
-        <w:rPr>
-          <w:rFonts w:ascii="Bahnschrift Light" w:hAnsi="Bahnschrift Light" w:cs="Vani"/>
-          <w:b/>
-          <w:bCs/>
-        </w:rPr>
-      </w:pPr>
-    </w:p>
-    <w:p>
-      <w:pPr>
-        <w:suppressAutoHyphens w:val="0"/>
-        <w:jc w:val="both"/>
-        <w:rPr>
-          <w:rFonts w:ascii="Bahnschrift Light" w:hAnsi="Bahnschrift Light" w:cs="Vani"/>
-          <w:b/>
-          <w:bCs/>
-          <w:lang w:val="en-GB"/>
-        </w:rPr>
-      </w:pPr>
-      <w:r>
-        <w:rPr>
-          <w:rFonts w:ascii="Bahnschrift Light" w:hAnsi="Bahnschrift Light" w:cs="Vani"/>
-          <w:b/>
-          <w:bCs/>
-          <w:lang w:val="en-GB"/>
-        </w:rPr>
-        <w:t xml:space="preserve"> </w:t>
-      </w:r>
-      <w:proofErr w:type="spellStart"/>
-      <w:r>
-        <w:rPr>
-          <w:rFonts w:ascii="Bahnschrift Light" w:hAnsi="Bahnschrift Light" w:cs="Calibri"/>
-          <w:b/>
-          <w:bCs/>
-          <w:lang w:val="en-GB"/>
-        </w:rPr>
-        <w:t>Συμμετέχοντες</w:t>
-      </w:r>
-      <w:proofErr w:type="spellEnd"/>
-    </w:p>
-    <w:p>
-      <w:pPr>
-        <w:numPr>
-          <w:ilvl w:val="0"/>
-          <w:numId w:val="35"/>
-        </w:numPr>
-        <w:suppressAutoHyphens w:val="0"/>
-        <w:jc w:val="both"/>
-        <w:rPr>
-          <w:rFonts w:ascii="Bahnschrift Light" w:hAnsi="Bahnschrift Light" w:cs="Vani"/>
-          <w:lang w:val="en-GB"/>
-        </w:rPr>
-      </w:pPr>
-      <w:proofErr w:type="spellStart"/>
-      <w:r>
-        <w:rPr>
-          <w:rFonts w:ascii="Bahnschrift Light" w:hAnsi="Bahnschrift Light" w:cs="Calibri"/>
-          <w:lang w:val="en-GB"/>
-        </w:rPr>
-        <w:t>ηλικι</w:t>
-      </w:r>
-      <w:proofErr w:type="spellEnd"/>
-      <w:r>
-        <w:rPr>
-          <w:rFonts w:ascii="Bahnschrift Light" w:hAnsi="Bahnschrift Light" w:cs="Calibri"/>
-          <w:lang w:val="en-GB"/>
-        </w:rPr>
-        <w:t>ακές</w:t>
-      </w:r>
-      <w:r>
-        <w:rPr>
-          <w:rFonts w:ascii="Bahnschrift Light" w:hAnsi="Bahnschrift Light" w:cs="Vani"/>
-          <w:lang w:val="en-GB"/>
-        </w:rPr>
-        <w:t xml:space="preserve"> </w:t>
-      </w:r>
-      <w:proofErr w:type="spellStart"/>
-      <w:r>
-        <w:rPr>
-          <w:rFonts w:ascii="Bahnschrift Light" w:hAnsi="Bahnschrift Light" w:cs="Calibri"/>
-          <w:lang w:val="en-GB"/>
-        </w:rPr>
-        <w:t>ομάδες</w:t>
-      </w:r>
-      <w:proofErr w:type="spellEnd"/>
-    </w:p>
-    <w:p>
-      <w:pPr>
-        <w:numPr>
-          <w:ilvl w:val="0"/>
-          <w:numId w:val="35"/>
-        </w:numPr>
-        <w:suppressAutoHyphens w:val="0"/>
-        <w:jc w:val="both"/>
-        <w:rPr>
-          <w:rFonts w:ascii="Bahnschrift Light" w:hAnsi="Bahnschrift Light" w:cs="Vani"/>
-          <w:lang w:val="en-GB"/>
-        </w:rPr>
-      </w:pPr>
-      <w:proofErr w:type="spellStart"/>
-      <w:r>
-        <w:rPr>
-          <w:rFonts w:ascii="Bahnschrift Light" w:hAnsi="Bahnschrift Light" w:cs="Calibri"/>
-          <w:lang w:val="en-GB"/>
-        </w:rPr>
-        <w:t>εμ</w:t>
-      </w:r>
-      <w:proofErr w:type="spellEnd"/>
-      <w:r>
-        <w:rPr>
-          <w:rFonts w:ascii="Bahnschrift Light" w:hAnsi="Bahnschrift Light" w:cs="Calibri"/>
-          <w:lang w:val="en-GB"/>
-        </w:rPr>
-        <w:t>πειρία</w:t>
-      </w:r>
-      <w:r>
-        <w:rPr>
-          <w:rFonts w:ascii="Bahnschrift Light" w:hAnsi="Bahnschrift Light" w:cs="Vani"/>
-          <w:lang w:val="en-GB"/>
-        </w:rPr>
-        <w:t xml:space="preserve"> internet</w:t>
-      </w:r>
-    </w:p>
-    <w:p>
-      <w:pPr>
-        <w:suppressAutoHyphens w:val="0"/>
-        <w:jc w:val="both"/>
-        <w:rPr>
-          <w:rFonts w:ascii="Bahnschrift Light" w:hAnsi="Bahnschrift Light" w:cs="Vani"/>
-          <w:b/>
-          <w:bCs/>
-          <w:lang w:val="en-GB"/>
-        </w:rPr>
-      </w:pPr>
-      <w:proofErr w:type="spellStart"/>
-      <w:r>
-        <w:rPr>
-          <w:rFonts w:ascii="Bahnschrift Light" w:hAnsi="Bahnschrift Light" w:cs="Calibri"/>
-          <w:b/>
-          <w:bCs/>
-          <w:lang w:val="en-GB"/>
-        </w:rPr>
-        <w:t>Εργ</w:t>
-      </w:r>
-      <w:proofErr w:type="spellEnd"/>
-      <w:r>
-        <w:rPr>
-          <w:rFonts w:ascii="Bahnschrift Light" w:hAnsi="Bahnschrift Light" w:cs="Calibri"/>
-          <w:b/>
-          <w:bCs/>
-          <w:lang w:val="en-GB"/>
-        </w:rPr>
-        <w:t>αλεία</w:t>
-      </w:r>
-      <w:r>
-        <w:rPr>
-          <w:rFonts w:ascii="Bahnschrift Light" w:hAnsi="Bahnschrift Light" w:cs="Vani"/>
-          <w:b/>
-          <w:bCs/>
-          <w:lang w:val="en-GB"/>
-        </w:rPr>
-        <w:t xml:space="preserve"> </w:t>
-      </w:r>
-      <w:proofErr w:type="spellStart"/>
-      <w:r>
-        <w:rPr>
-          <w:rFonts w:ascii="Bahnschrift Light" w:hAnsi="Bahnschrift Light" w:cs="Calibri"/>
-          <w:b/>
-          <w:bCs/>
-          <w:lang w:val="en-GB"/>
-        </w:rPr>
-        <w:t>συλλογής</w:t>
-      </w:r>
-      <w:proofErr w:type="spellEnd"/>
-      <w:r>
-        <w:rPr>
-          <w:rFonts w:ascii="Bahnschrift Light" w:hAnsi="Bahnschrift Light" w:cs="Vani"/>
-          <w:b/>
-          <w:bCs/>
-          <w:lang w:val="en-GB"/>
-        </w:rPr>
-        <w:t xml:space="preserve"> </w:t>
-      </w:r>
-      <w:proofErr w:type="spellStart"/>
-      <w:r>
-        <w:rPr>
-          <w:rFonts w:ascii="Bahnschrift Light" w:hAnsi="Bahnschrift Light" w:cs="Calibri"/>
-          <w:b/>
-          <w:bCs/>
-          <w:lang w:val="en-GB"/>
-        </w:rPr>
-        <w:t>δεδομένων</w:t>
-      </w:r>
-      <w:proofErr w:type="spellEnd"/>
-    </w:p>
-    <w:p>
-      <w:pPr>
-        <w:numPr>
-          <w:ilvl w:val="0"/>
-          <w:numId w:val="36"/>
-        </w:numPr>
-        <w:suppressAutoHyphens w:val="0"/>
-        <w:jc w:val="both"/>
-        <w:rPr>
-          <w:rFonts w:ascii="Bahnschrift Light" w:hAnsi="Bahnschrift Light" w:cs="Vani"/>
-          <w:lang w:val="en-GB"/>
-        </w:rPr>
-      </w:pPr>
-      <w:proofErr w:type="spellStart"/>
-      <w:r>
-        <w:rPr>
-          <w:rFonts w:ascii="Bahnschrift Light" w:hAnsi="Bahnschrift Light" w:cs="Calibri"/>
-          <w:lang w:val="en-GB"/>
-        </w:rPr>
-        <w:t>ερωτημ</w:t>
-      </w:r>
-      <w:proofErr w:type="spellEnd"/>
-      <w:r>
-        <w:rPr>
-          <w:rFonts w:ascii="Bahnschrift Light" w:hAnsi="Bahnschrift Light" w:cs="Calibri"/>
-          <w:lang w:val="en-GB"/>
-        </w:rPr>
-        <w:t>ατολόγιο</w:t>
-      </w:r>
-      <w:r>
-        <w:rPr>
-          <w:rFonts w:ascii="Bahnschrift Light" w:hAnsi="Bahnschrift Light" w:cs="Vani"/>
-          <w:lang w:val="en-GB"/>
-        </w:rPr>
-        <w:t xml:space="preserve"> Likert</w:t>
-      </w:r>
-    </w:p>
-    <w:p>
-      <w:pPr>
-        <w:numPr>
-          <w:ilvl w:val="0"/>
-          <w:numId w:val="36"/>
-        </w:numPr>
-        <w:suppressAutoHyphens w:val="0"/>
-        <w:jc w:val="both"/>
-        <w:rPr>
-          <w:rFonts w:ascii="Bahnschrift Light" w:hAnsi="Bahnschrift Light" w:cs="Vani"/>
-          <w:b/>
-          <w:bCs/>
-          <w:lang w:val="en-GB"/>
-        </w:rPr>
-      </w:pPr>
-      <w:r>
-        <w:rPr>
-          <w:rFonts w:ascii="Bahnschrift Light" w:hAnsi="Bahnschrift Light" w:cs="Vani"/>
-          <w:lang w:val="en-GB"/>
-        </w:rPr>
-        <w:t>Google Forms</w:t>
-      </w:r>
-      <w:r>
-        <w:rPr>
-          <w:rFonts w:ascii="Bahnschrift Light" w:hAnsi="Bahnschrift Light" w:cs="Vani"/>
-          <w:b/>
-          <w:bCs/>
-          <w:lang w:val="en-GB"/>
-        </w:rPr>
-        <w:t xml:space="preserve">3.4 </w:t>
-      </w:r>
-      <w:proofErr w:type="spellStart"/>
-      <w:r>
-        <w:rPr>
-          <w:rFonts w:ascii="Bahnschrift Light" w:hAnsi="Bahnschrift Light" w:cs="Calibri"/>
-          <w:b/>
-          <w:bCs/>
-          <w:lang w:val="en-GB"/>
-        </w:rPr>
-        <w:t>Δι</w:t>
-      </w:r>
-      <w:proofErr w:type="spellEnd"/>
-      <w:r>
-        <w:rPr>
-          <w:rFonts w:ascii="Bahnschrift Light" w:hAnsi="Bahnschrift Light" w:cs="Calibri"/>
-          <w:b/>
-          <w:bCs/>
-          <w:lang w:val="en-GB"/>
-        </w:rPr>
-        <w:t>αδικασία</w:t>
-      </w:r>
-    </w:p>
-    <w:p>
-      <w:pPr>
-        <w:suppressAutoHyphens w:val="0"/>
-        <w:jc w:val="both"/>
-        <w:rPr>
-          <w:rFonts w:ascii="Bahnschrift Light" w:hAnsi="Bahnschrift Light" w:cs="Vani"/>
-          <w:lang w:val="en-GB"/>
-        </w:rPr>
-      </w:pPr>
-      <w:proofErr w:type="spellStart"/>
-      <w:r>
-        <w:rPr>
-          <w:rFonts w:ascii="Bahnschrift Light" w:hAnsi="Bahnschrift Light" w:cs="Calibri"/>
-          <w:lang w:val="en-GB"/>
-        </w:rPr>
-        <w:t>Βήμ</w:t>
-      </w:r>
-      <w:proofErr w:type="spellEnd"/>
-      <w:r>
-        <w:rPr>
-          <w:rFonts w:ascii="Bahnschrift Light" w:hAnsi="Bahnschrift Light" w:cs="Calibri"/>
-          <w:lang w:val="en-GB"/>
-        </w:rPr>
-        <w:t>α</w:t>
-      </w:r>
-      <w:r>
-        <w:rPr>
-          <w:rFonts w:ascii="Bahnschrift Light" w:hAnsi="Bahnschrift Light" w:cs="Vani"/>
-          <w:lang w:val="en-GB"/>
-        </w:rPr>
-        <w:t>-</w:t>
-      </w:r>
-      <w:r>
-        <w:rPr>
-          <w:rFonts w:ascii="Bahnschrift Light" w:hAnsi="Bahnschrift Light" w:cs="Calibri"/>
-          <w:lang w:val="en-GB"/>
-        </w:rPr>
-        <w:t>βήμα</w:t>
-      </w:r>
-      <w:r>
-        <w:rPr>
-          <w:rFonts w:ascii="Bahnschrift Light" w:hAnsi="Bahnschrift Light" w:cs="Vani"/>
-          <w:lang w:val="en-GB"/>
-        </w:rPr>
-        <w:t>:</w:t>
-      </w:r>
-    </w:p>
-    <w:p>
-      <w:pPr>
-        <w:numPr>
-          <w:ilvl w:val="0"/>
-          <w:numId w:val="37"/>
-        </w:numPr>
-        <w:suppressAutoHyphens w:val="0"/>
-        <w:jc w:val="both"/>
-        <w:rPr>
-          <w:rFonts w:ascii="Bahnschrift Light" w:hAnsi="Bahnschrift Light" w:cs="Vani"/>
-          <w:lang w:val="en-GB"/>
-        </w:rPr>
-      </w:pPr>
-      <w:r>
-        <w:rPr>
-          <w:rFonts w:ascii="Bahnschrift Light" w:hAnsi="Bahnschrift Light" w:cs="Calibri"/>
-          <w:lang w:val="en-GB"/>
-        </w:rPr>
-        <w:t>Επ</w:t>
-      </w:r>
-      <w:proofErr w:type="spellStart"/>
-      <w:r>
-        <w:rPr>
-          <w:rFonts w:ascii="Bahnschrift Light" w:hAnsi="Bahnschrift Light" w:cs="Calibri"/>
-          <w:lang w:val="en-GB"/>
-        </w:rPr>
-        <w:t>ίσκεψη</w:t>
-      </w:r>
-      <w:proofErr w:type="spellEnd"/>
-      <w:r>
-        <w:rPr>
-          <w:rFonts w:ascii="Bahnschrift Light" w:hAnsi="Bahnschrift Light" w:cs="Vani"/>
-          <w:lang w:val="en-GB"/>
-        </w:rPr>
-        <w:t xml:space="preserve"> Site A</w:t>
-      </w:r>
-    </w:p>
-    <w:p>
-      <w:pPr>
-        <w:numPr>
-          <w:ilvl w:val="0"/>
-          <w:numId w:val="37"/>
-        </w:numPr>
-        <w:suppressAutoHyphens w:val="0"/>
-        <w:jc w:val="both"/>
-        <w:rPr>
-          <w:rFonts w:ascii="Bahnschrift Light" w:hAnsi="Bahnschrift Light" w:cs="Vani"/>
-          <w:lang w:val="en-GB"/>
-        </w:rPr>
-      </w:pPr>
-      <w:r>
-        <w:rPr>
-          <w:rFonts w:ascii="Bahnschrift Light" w:hAnsi="Bahnschrift Light" w:cs="Calibri"/>
-          <w:lang w:val="en-GB"/>
-        </w:rPr>
-        <w:t>Επ</w:t>
-      </w:r>
-      <w:proofErr w:type="spellStart"/>
-      <w:r>
-        <w:rPr>
-          <w:rFonts w:ascii="Bahnschrift Light" w:hAnsi="Bahnschrift Light" w:cs="Calibri"/>
-          <w:lang w:val="en-GB"/>
-        </w:rPr>
-        <w:t>ίσκεψη</w:t>
-      </w:r>
-      <w:proofErr w:type="spellEnd"/>
-      <w:r>
-        <w:rPr>
-          <w:rFonts w:ascii="Bahnschrift Light" w:hAnsi="Bahnschrift Light" w:cs="Vani"/>
-          <w:lang w:val="en-GB"/>
-        </w:rPr>
-        <w:t xml:space="preserve"> Site B</w:t>
-      </w:r>
-    </w:p>
-    <w:p>
-      <w:pPr>
-        <w:numPr>
-          <w:ilvl w:val="0"/>
-          <w:numId w:val="37"/>
-        </w:numPr>
-        <w:suppressAutoHyphens w:val="0"/>
-        <w:jc w:val="both"/>
-        <w:rPr>
-          <w:rFonts w:ascii="Bahnschrift Light" w:hAnsi="Bahnschrift Light" w:cs="Vani"/>
-          <w:lang w:val="en-GB"/>
-        </w:rPr>
-      </w:pPr>
-      <w:proofErr w:type="spellStart"/>
-      <w:r>
-        <w:rPr>
-          <w:rFonts w:ascii="Bahnschrift Light" w:hAnsi="Bahnschrift Light" w:cs="Calibri"/>
-          <w:lang w:val="en-GB"/>
-        </w:rPr>
-        <w:t>Συμ</w:t>
-      </w:r>
-      <w:proofErr w:type="spellEnd"/>
-      <w:r>
-        <w:rPr>
-          <w:rFonts w:ascii="Bahnschrift Light" w:hAnsi="Bahnschrift Light" w:cs="Calibri"/>
-          <w:lang w:val="en-GB"/>
-        </w:rPr>
-        <w:t>πλήρωση</w:t>
-      </w:r>
-      <w:r>
-        <w:rPr>
-          <w:rFonts w:ascii="Bahnschrift Light" w:hAnsi="Bahnschrift Light" w:cs="Vani"/>
-          <w:lang w:val="en-GB"/>
-        </w:rPr>
-        <w:t xml:space="preserve"> </w:t>
-      </w:r>
-      <w:proofErr w:type="spellStart"/>
-      <w:r>
-        <w:rPr>
-          <w:rFonts w:ascii="Bahnschrift Light" w:hAnsi="Bahnschrift Light" w:cs="Calibri"/>
-          <w:lang w:val="en-GB"/>
-        </w:rPr>
-        <w:t>φόρμ</w:t>
-      </w:r>
-      <w:proofErr w:type="spellEnd"/>
-      <w:r>
-        <w:rPr>
-          <w:rFonts w:ascii="Bahnschrift Light" w:hAnsi="Bahnschrift Light" w:cs="Calibri"/>
-          <w:lang w:val="en-GB"/>
-        </w:rPr>
-        <w:t>ας</w:t>
-      </w:r>
-    </w:p>
-    <w:p>
-      <w:pPr>
-        <w:suppressAutoHyphens w:val="0"/>
-        <w:jc w:val="both"/>
-        <w:rPr>
-          <w:rFonts w:ascii="Bahnschrift Light" w:hAnsi="Bahnschrift Light" w:cs="Vani"/>
-          <w:sz w:val="23"/>
-          <w:szCs w:val="20"/>
-          <w:lang w:val="en-GB"/>
-        </w:rPr>
-      </w:pPr>
-    </w:p>
-    <w:p>
-      <w:pPr>
-        <w:pStyle w:val="Heading2"/>
-        <w:rPr>
-          <w:rFonts w:ascii="Bahnschrift Light" w:hAnsi="Bahnschrift Light" w:cs="Vani"/>
-          <w:bCs w:val="0"/>
-          <w:i/>
-          <w:sz w:val="44"/>
-          <w:szCs w:val="44"/>
-          <w:u w:val="none"/>
-        </w:rPr>
-      </w:pPr>
-      <w:r>
-        <w:rPr>
-          <w:rFonts w:ascii="Bahnschrift Light" w:hAnsi="Bahnschrift Light" w:cs="Vani"/>
-          <w:b w:val="0"/>
-          <w:i/>
-          <w:sz w:val="44"/>
-          <w:szCs w:val="44"/>
-        </w:rPr>
-        <w:br w:type="page"/>
-      </w:r>
-      <w:bookmarkStart w:id="30" w:name="_Toc222042372"/>
-      <w:r>
-        <w:rPr>
-          <w:rFonts w:ascii="Bahnschrift Light" w:hAnsi="Bahnschrift Light" w:cs="Calibri"/>
-          <w:bCs w:val="0"/>
-          <w:i/>
-          <w:sz w:val="44"/>
-          <w:szCs w:val="44"/>
-          <w:u w:val="none"/>
-        </w:rPr>
-        <w:lastRenderedPageBreak/>
-        <w:t>Κεφάλαιο</w:t>
-      </w:r>
-      <w:r>
-        <w:rPr>
-          <w:rFonts w:ascii="Bahnschrift Light" w:hAnsi="Bahnschrift Light" w:cs="Vani"/>
-          <w:bCs w:val="0"/>
-          <w:i/>
-          <w:sz w:val="44"/>
-          <w:szCs w:val="44"/>
-          <w:u w:val="none"/>
-        </w:rPr>
-        <w:t xml:space="preserve"> </w:t>
-      </w:r>
-      <w:r>
-        <w:rPr>
-          <w:rFonts w:ascii="Bahnschrift Light" w:hAnsi="Bahnschrift Light" w:cs="Vani"/>
-          <w:bCs w:val="0"/>
-          <w:i/>
-          <w:sz w:val="44"/>
-          <w:szCs w:val="44"/>
-          <w:u w:val="none"/>
-        </w:rPr>
-        <w:t>8</w:t>
-      </w:r>
-      <w:r>
-        <w:rPr>
-          <w:rFonts w:ascii="Bahnschrift Light" w:hAnsi="Bahnschrift Light" w:cs="Calibri"/>
-          <w:bCs w:val="0"/>
-          <w:i/>
-          <w:sz w:val="44"/>
-          <w:szCs w:val="44"/>
-          <w:u w:val="none"/>
-        </w:rPr>
-        <w:t>ο</w:t>
-      </w:r>
-      <w:bookmarkEnd w:id="30"/>
-    </w:p>
-    <w:p>
-      <w:pPr>
-        <w:jc w:val="both"/>
-        <w:rPr>
-          <w:rFonts w:ascii="Bahnschrift Light" w:hAnsi="Bahnschrift Light" w:cs="Vani"/>
-        </w:rPr>
-      </w:pPr>
-    </w:p>
-    <w:p>
-      <w:pPr>
-        <w:jc w:val="both"/>
-        <w:rPr>
-          <w:rFonts w:ascii="Bahnschrift Light" w:hAnsi="Bahnschrift Light" w:cs="Vani"/>
-          <w:b/>
-          <w:bCs/>
-          <w:lang w:val="en-GB"/>
-        </w:rPr>
-      </w:pPr>
-      <w:r>
-        <w:rPr>
-          <w:rFonts w:ascii="Bahnschrift Light" w:hAnsi="Bahnschrift Light" w:cs="Calibri"/>
-          <w:b/>
-          <w:bCs/>
-          <w:lang w:val="en-GB"/>
-        </w:rPr>
-        <w:t>Απ</w:t>
-      </w:r>
-      <w:proofErr w:type="spellStart"/>
-      <w:r>
-        <w:rPr>
-          <w:rFonts w:ascii="Bahnschrift Light" w:hAnsi="Bahnschrift Light" w:cs="Calibri"/>
-          <w:b/>
-          <w:bCs/>
-          <w:lang w:val="en-GB"/>
-        </w:rPr>
-        <w:t>οτελέσμ</w:t>
-      </w:r>
-      <w:proofErr w:type="spellEnd"/>
-      <w:r>
-        <w:rPr>
-          <w:rFonts w:ascii="Bahnschrift Light" w:hAnsi="Bahnschrift Light" w:cs="Calibri"/>
-          <w:b/>
-          <w:bCs/>
-          <w:lang w:val="en-GB"/>
-        </w:rPr>
-        <w:t>ατα</w:t>
-      </w:r>
-      <w:r>
-        <w:rPr>
-          <w:rFonts w:ascii="Bahnschrift Light" w:hAnsi="Bahnschrift Light" w:cs="Vani"/>
-          <w:b/>
-          <w:bCs/>
-          <w:lang w:val="en-GB"/>
-        </w:rPr>
-        <w:t xml:space="preserve"> </w:t>
-      </w:r>
-      <w:proofErr w:type="spellStart"/>
-      <w:r>
-        <w:rPr>
-          <w:rFonts w:ascii="Bahnschrift Light" w:hAnsi="Bahnschrift Light" w:cs="Calibri"/>
-          <w:b/>
-          <w:bCs/>
-          <w:lang w:val="en-GB"/>
-        </w:rPr>
-        <w:t>εερευν</w:t>
-      </w:r>
-      <w:proofErr w:type="spellEnd"/>
-      <w:r>
-        <w:rPr>
-          <w:rFonts w:ascii="Bahnschrift Light" w:hAnsi="Bahnschrift Light" w:cs="Calibri"/>
-          <w:b/>
-          <w:bCs/>
-          <w:lang w:val="en-GB"/>
-        </w:rPr>
-        <w:t>ας</w:t>
-      </w:r>
     </w:p>
     <w:p>
       <w:pPr>
@@ -15797,7 +16468,7 @@
           <w:u w:val="none"/>
         </w:rPr>
       </w:pPr>
-      <w:bookmarkStart w:id="31" w:name="_Toc222042373"/>
+      <w:bookmarkStart w:id="29" w:name="_Toc222042373"/>
       <w:r>
         <w:rPr>
           <w:rFonts w:ascii="Bahnschrift Light" w:hAnsi="Bahnschrift Light" w:cs="Calibri"/>
@@ -15830,7 +16501,7 @@
           <w:szCs w:val="44"/>
           <w:u w:val="none"/>
         </w:rPr>
-        <w:t>9</w:t>
+        <w:t>7</w:t>
       </w:r>
       <w:r>
         <w:rPr>
@@ -15843,7 +16514,7 @@
         </w:rPr>
         <w:t>ο</w:t>
       </w:r>
-      <w:bookmarkEnd w:id="31"/>
+      <w:bookmarkEnd w:id="29"/>
     </w:p>
     <w:p>
       <w:pPr>
@@ -15853,18 +16524,18 @@
           <w:rFonts w:ascii="Bahnschrift Light" w:hAnsi="Bahnschrift Light" w:cs="Vani"/>
         </w:rPr>
       </w:pPr>
-      <w:bookmarkStart w:id="32" w:name="__RefHeading___Toc306572116"/>
-      <w:bookmarkStart w:id="33" w:name="_Toc201336603"/>
-      <w:bookmarkStart w:id="34" w:name="_Toc222042374"/>
+      <w:bookmarkStart w:id="30" w:name="__RefHeading___Toc306572116"/>
+      <w:bookmarkStart w:id="31" w:name="_Toc201336603"/>
+      <w:bookmarkStart w:id="32" w:name="_Toc222042374"/>
+      <w:bookmarkEnd w:id="30"/>
+      <w:r>
+        <w:rPr>
+          <w:rFonts w:ascii="Bahnschrift Light" w:hAnsi="Bahnschrift Light" w:cs="Calibri"/>
+        </w:rPr>
+        <w:t>Συμπεράσματα</w:t>
+      </w:r>
+      <w:bookmarkEnd w:id="31"/>
       <w:bookmarkEnd w:id="32"/>
-      <w:r>
-        <w:rPr>
-          <w:rFonts w:ascii="Bahnschrift Light" w:hAnsi="Bahnschrift Light" w:cs="Calibri"/>
-        </w:rPr>
-        <w:t>Συμπεράσματα</w:t>
-      </w:r>
-      <w:bookmarkEnd w:id="33"/>
-      <w:bookmarkEnd w:id="34"/>
     </w:p>
     <w:p>
       <w:pPr>
@@ -18552,9 +19223,9 @@
           <w:u w:val="none"/>
         </w:rPr>
       </w:pPr>
-      <w:bookmarkStart w:id="35" w:name="__RefHeading___Toc306572117"/>
-      <w:bookmarkStart w:id="36" w:name="_Toc222042375"/>
-      <w:bookmarkEnd w:id="35"/>
+      <w:bookmarkStart w:id="33" w:name="__RefHeading___Toc306572117"/>
+      <w:bookmarkStart w:id="34" w:name="_Toc222042375"/>
+      <w:bookmarkEnd w:id="33"/>
       <w:r>
         <w:rPr>
           <w:rFonts w:ascii="Bahnschrift Light" w:hAnsi="Bahnschrift Light" w:cs="Calibri"/>
@@ -18575,21 +19246,32 @@
           <w:szCs w:val="44"/>
           <w:u w:val="none"/>
         </w:rPr>
-        <w:t xml:space="preserve"> 9</w:t>
-      </w:r>
-      <w:r>
-        <w:rPr>
-          <w:rFonts w:ascii="Bahnschrift Light" w:hAnsi="Bahnschrift Light" w:cs="Calibri"/>
+        <w:t xml:space="preserve"> </w:t>
+      </w:r>
+      <w:r>
+        <w:rPr>
+          <w:rFonts w:ascii="Bahnschrift Light" w:hAnsi="Bahnschrift Light" w:cs="Vani"/>
           <w:bCs w:val="0"/>
           <w:i/>
           <w:sz w:val="44"/>
           <w:szCs w:val="44"/>
           <w:u w:val="none"/>
         </w:rPr>
+        <w:t>8</w:t>
+      </w:r>
+      <w:r>
+        <w:rPr>
+          <w:rFonts w:ascii="Bahnschrift Light" w:hAnsi="Bahnschrift Light" w:cs="Calibri"/>
+          <w:bCs w:val="0"/>
+          <w:i/>
+          <w:sz w:val="44"/>
+          <w:szCs w:val="44"/>
+          <w:u w:val="none"/>
+        </w:rPr>
         <w:t>ο</w:t>
       </w:r>
-      <w:bookmarkStart w:id="37" w:name="_Toc201336604"/>
-      <w:bookmarkEnd w:id="36"/>
+      <w:bookmarkStart w:id="35" w:name="_Toc201336604"/>
+      <w:bookmarkEnd w:id="34"/>
     </w:p>
     <w:p>
       <w:pPr>
@@ -18599,7 +19281,7 @@
           <w:rFonts w:ascii="Bahnschrift Light" w:hAnsi="Bahnschrift Light" w:cs="Vani"/>
         </w:rPr>
       </w:pPr>
-      <w:bookmarkStart w:id="38" w:name="_Toc222042376"/>
+      <w:bookmarkStart w:id="36" w:name="_Toc222042376"/>
       <w:r>
         <w:rPr>
           <w:rFonts w:ascii="Bahnschrift Light" w:hAnsi="Bahnschrift Light" w:cs="Calibri"/>
@@ -18618,8 +19300,8 @@
         </w:rPr>
         <w:t>Πηγές</w:t>
       </w:r>
-      <w:bookmarkEnd w:id="37"/>
-      <w:bookmarkEnd w:id="38"/>
+      <w:bookmarkEnd w:id="35"/>
+      <w:bookmarkEnd w:id="36"/>
     </w:p>
     <w:p>
       <w:pPr>
@@ -18631,7 +19313,7 @@
         </w:rPr>
       </w:pPr>
     </w:p>
-    <w:bookmarkStart w:id="39" w:name="_Toc222042377" w:displacedByCustomXml="next"/>
+    <w:bookmarkStart w:id="37" w:name="_Toc222042377" w:displacedByCustomXml="next"/>
     <w:sdt>
       <w:sdtPr>
         <w:rPr>
@@ -18674,20 +19356,16 @@
             </w:rPr>
             <w:t>Cited</w:t>
           </w:r>
-          <w:bookmarkEnd w:id="39"/>
+          <w:bookmarkEnd w:id="37"/>
         </w:p>
         <w:p>
           <w:pPr>
             <w:pStyle w:val="Bibliography"/>
             <w:numPr>
               <w:ilvl w:val="0"/>
-              <w:numId w:val="19"/>
+              <w:numId w:val="42"/>
             </w:numPr>
-            <w:spacing w:after="120"/>
-            <w:ind w:left="709" w:hanging="425"/>
-            <w:jc w:val="both"/>
             <w:rPr>
-              <w:rFonts w:ascii="Bahnschrift Light" w:hAnsi="Bahnschrift Light" w:cs="Vani"/>
               <w:noProof/>
               <w:lang w:val="en-GB"/>
             </w:rPr>
@@ -18713,15 +19391,13 @@
           </w:r>
           <w:r>
             <w:rPr>
-              <w:rFonts w:ascii="Bahnschrift Light" w:hAnsi="Bahnschrift Light" w:cs="Vani"/>
               <w:noProof/>
               <w:lang w:val="en-GB"/>
             </w:rPr>
-            <w:t xml:space="preserve">(W3C), World Wide Web Consortium. </w:t>
+            <w:t xml:space="preserve">(W3C), World Wide Web Consortium. 2018. </w:t>
           </w:r>
           <w:r>
             <w:rPr>
-              <w:rFonts w:ascii="Bahnschrift Light" w:hAnsi="Bahnschrift Light" w:cs="Vani"/>
               <w:i/>
               <w:iCs/>
               <w:noProof/>
@@ -18731,11 +19407,10 @@
           </w:r>
           <w:r>
             <w:rPr>
-              <w:rFonts w:ascii="Bahnschrift Light" w:hAnsi="Bahnschrift Light" w:cs="Vani"/>
               <w:noProof/>
               <w:lang w:val="en-GB"/>
             </w:rPr>
-            <w:t xml:space="preserve"> https://www.w3.org/TR/WCAG21/, 2018.</w:t>
+            <w:t xml:space="preserve"> https://www.w3.org/TR/WCAG21/.</w:t>
           </w:r>
         </w:p>
         <w:p>
@@ -18743,28 +19418,94 @@
             <w:pStyle w:val="Bibliography"/>
             <w:numPr>
               <w:ilvl w:val="0"/>
-              <w:numId w:val="19"/>
+              <w:numId w:val="42"/>
             </w:numPr>
-            <w:spacing w:after="120"/>
-            <w:ind w:left="709" w:hanging="425"/>
-            <w:jc w:val="both"/>
             <w:rPr>
-              <w:rFonts w:ascii="Bahnschrift Light" w:hAnsi="Bahnschrift Light" w:cs="Vani"/>
               <w:noProof/>
               <w:lang w:val="en-GB"/>
             </w:rPr>
           </w:pPr>
           <w:r>
             <w:rPr>
-              <w:rFonts w:ascii="Bahnschrift Light" w:hAnsi="Bahnschrift Light" w:cs="Vani"/>
               <w:noProof/>
               <w:lang w:val="en-GB"/>
             </w:rPr>
-            <w:t xml:space="preserve">Gray W. D. &amp; Salzman, M. C. </w:t>
+            <w:t xml:space="preserve">Cambridge. n.d. </w:t>
           </w:r>
           <w:r>
             <w:rPr>
-              <w:rFonts w:ascii="Bahnschrift Light" w:hAnsi="Bahnschrift Light" w:cs="Vani"/>
+              <w:i/>
+              <w:iCs/>
+              <w:noProof/>
+              <w:lang w:val="en-GB"/>
+            </w:rPr>
+            <w:t>Dictionary .</w:t>
+          </w:r>
+          <w:r>
+            <w:rPr>
+              <w:noProof/>
+              <w:lang w:val="en-GB"/>
+            </w:rPr>
+            <w:t xml:space="preserve"> https://dictionary.cambridge.org/.</w:t>
+          </w:r>
+        </w:p>
+        <w:p>
+          <w:pPr>
+            <w:pStyle w:val="Bibliography"/>
+            <w:numPr>
+              <w:ilvl w:val="0"/>
+              <w:numId w:val="42"/>
+            </w:numPr>
+            <w:rPr>
+              <w:noProof/>
+              <w:lang w:val="en-GB"/>
+            </w:rPr>
+          </w:pPr>
+          <w:r>
+            <w:rPr>
+              <w:noProof/>
+              <w:lang w:val="en-GB"/>
+            </w:rPr>
+            <w:t xml:space="preserve">—. n.d. </w:t>
+          </w:r>
+          <w:r>
+            <w:rPr>
+              <w:i/>
+              <w:iCs/>
+              <w:noProof/>
+              <w:lang w:val="en-GB"/>
+            </w:rPr>
+            <w:t>Dictionary .</w:t>
+          </w:r>
+          <w:r>
+            <w:rPr>
+              <w:noProof/>
+              <w:lang w:val="en-GB"/>
+            </w:rPr>
+            <w:t xml:space="preserve"> https://dictionary.cambridge.org/.</w:t>
+          </w:r>
+        </w:p>
+        <w:p>
+          <w:pPr>
+            <w:pStyle w:val="Bibliography"/>
+            <w:numPr>
+              <w:ilvl w:val="0"/>
+              <w:numId w:val="42"/>
+            </w:numPr>
+            <w:rPr>
+              <w:noProof/>
+              <w:lang w:val="en-GB"/>
+            </w:rPr>
+          </w:pPr>
+          <w:r>
+            <w:rPr>
+              <w:noProof/>
+              <w:lang w:val="en-GB"/>
+            </w:rPr>
+            <w:t xml:space="preserve">Gray W. D. &amp; Salzman, M. C. 1998. </w:t>
+          </w:r>
+          <w:r>
+            <w:rPr>
               <w:i/>
               <w:iCs/>
               <w:noProof/>
@@ -18774,11 +19515,10 @@
           </w:r>
           <w:r>
             <w:rPr>
-              <w:rFonts w:ascii="Bahnschrift Light" w:hAnsi="Bahnschrift Light" w:cs="Vani"/>
               <w:noProof/>
               <w:lang w:val="en-GB"/>
             </w:rPr>
-            <w:t xml:space="preserve"> https://doi.org/10.1207/s15327051hci1303_2, 1998.</w:t>
+            <w:t xml:space="preserve"> https://doi.org/10.1207/s15327051hci1303_2.</w:t>
           </w:r>
         </w:p>
         <w:p>
@@ -18786,28 +19526,22 @@
             <w:pStyle w:val="Bibliography"/>
             <w:numPr>
               <w:ilvl w:val="0"/>
-              <w:numId w:val="19"/>
+              <w:numId w:val="42"/>
             </w:numPr>
-            <w:spacing w:after="120"/>
-            <w:ind w:left="709" w:hanging="425"/>
-            <w:jc w:val="both"/>
             <w:rPr>
-              <w:rFonts w:ascii="Bahnschrift Light" w:hAnsi="Bahnschrift Light" w:cs="Vani"/>
               <w:noProof/>
               <w:lang w:val="en-GB"/>
             </w:rPr>
           </w:pPr>
           <w:r>
             <w:rPr>
-              <w:rFonts w:ascii="Bahnschrift Light" w:hAnsi="Bahnschrift Light" w:cs="Vani"/>
               <w:noProof/>
               <w:lang w:val="en-GB"/>
             </w:rPr>
-            <w:t xml:space="preserve">Hassenzahl, M, and N. Tractinsky. </w:t>
+            <w:t xml:space="preserve">Hassenzahl, M, and N. Tractinsky. 2006. </w:t>
           </w:r>
           <w:r>
             <w:rPr>
-              <w:rFonts w:ascii="Bahnschrift Light" w:hAnsi="Bahnschrift Light" w:cs="Vani"/>
               <w:i/>
               <w:iCs/>
               <w:noProof/>
@@ -18817,11 +19551,10 @@
           </w:r>
           <w:r>
             <w:rPr>
-              <w:rFonts w:ascii="Bahnschrift Light" w:hAnsi="Bahnschrift Light" w:cs="Vani"/>
               <w:noProof/>
               <w:lang w:val="en-GB"/>
             </w:rPr>
-            <w:t xml:space="preserve"> Behaviour &amp; Information Technology, 2006.</w:t>
+            <w:t xml:space="preserve"> Behaviour &amp; Information Technology.</w:t>
           </w:r>
         </w:p>
         <w:p>
@@ -18829,24 +19562,19 @@
             <w:pStyle w:val="Bibliography"/>
             <w:numPr>
               <w:ilvl w:val="0"/>
-              <w:numId w:val="19"/>
+              <w:numId w:val="42"/>
             </w:numPr>
-            <w:spacing w:after="120"/>
-            <w:ind w:left="709" w:hanging="425"/>
-            <w:jc w:val="both"/>
             <w:rPr>
-              <w:rFonts w:ascii="Bahnschrift Light" w:hAnsi="Bahnschrift Light" w:cs="Vani"/>
               <w:noProof/>
               <w:lang w:val="en-GB"/>
             </w:rPr>
           </w:pPr>
           <w:r>
             <w:rPr>
-              <w:rFonts w:ascii="Bahnschrift Light" w:hAnsi="Bahnschrift Light" w:cs="Vani"/>
               <w:noProof/>
               <w:lang w:val="en-GB"/>
             </w:rPr>
-            <w:t>ISO 9241-11. International Organization for Standardization, 2018.</w:t>
+            <w:t>ISO 9241-11. 2018. International Organization for Standardization.</w:t>
           </w:r>
         </w:p>
         <w:p>
@@ -18854,28 +19582,22 @@
             <w:pStyle w:val="Bibliography"/>
             <w:numPr>
               <w:ilvl w:val="0"/>
-              <w:numId w:val="19"/>
+              <w:numId w:val="42"/>
             </w:numPr>
-            <w:spacing w:after="120"/>
-            <w:ind w:left="709" w:hanging="425"/>
-            <w:jc w:val="both"/>
             <w:rPr>
-              <w:rFonts w:ascii="Bahnschrift Light" w:hAnsi="Bahnschrift Light" w:cs="Vani"/>
               <w:noProof/>
               <w:lang w:val="en-GB"/>
             </w:rPr>
           </w:pPr>
           <w:r>
             <w:rPr>
-              <w:rFonts w:ascii="Bahnschrift Light" w:hAnsi="Bahnschrift Light" w:cs="Vani"/>
               <w:noProof/>
               <w:lang w:val="en-GB"/>
             </w:rPr>
-            <w:t xml:space="preserve">Lidwell W., Holden K., &amp; Butler J. </w:t>
+            <w:t xml:space="preserve">Lidwell W., Holden K., &amp; Butler J. 2010. </w:t>
           </w:r>
           <w:r>
             <w:rPr>
-              <w:rFonts w:ascii="Bahnschrift Light" w:hAnsi="Bahnschrift Light" w:cs="Vani"/>
               <w:i/>
               <w:iCs/>
               <w:noProof/>
@@ -18885,11 +19607,10 @@
           </w:r>
           <w:r>
             <w:rPr>
-              <w:rFonts w:ascii="Bahnschrift Light" w:hAnsi="Bahnschrift Light" w:cs="Vani"/>
               <w:noProof/>
               <w:lang w:val="en-GB"/>
             </w:rPr>
-            <w:t xml:space="preserve"> Rockport Publishers., 2010.</w:t>
+            <w:t xml:space="preserve"> Rockport Publishers.</w:t>
           </w:r>
         </w:p>
         <w:p>
@@ -18897,28 +19618,22 @@
             <w:pStyle w:val="Bibliography"/>
             <w:numPr>
               <w:ilvl w:val="0"/>
-              <w:numId w:val="19"/>
+              <w:numId w:val="42"/>
             </w:numPr>
-            <w:spacing w:after="120"/>
-            <w:ind w:left="709" w:hanging="425"/>
-            <w:jc w:val="both"/>
             <w:rPr>
-              <w:rFonts w:ascii="Bahnschrift Light" w:hAnsi="Bahnschrift Light" w:cs="Vani"/>
               <w:noProof/>
               <w:lang w:val="en-GB"/>
             </w:rPr>
           </w:pPr>
           <w:r>
             <w:rPr>
-              <w:rFonts w:ascii="Bahnschrift Light" w:hAnsi="Bahnschrift Light" w:cs="Vani"/>
               <w:noProof/>
               <w:lang w:val="en-GB"/>
             </w:rPr>
-            <w:t xml:space="preserve">Nielsen, J. </w:t>
+            <w:t xml:space="preserve">Nielsen, J. 1994. </w:t>
           </w:r>
           <w:r>
             <w:rPr>
-              <w:rFonts w:ascii="Bahnschrift Light" w:hAnsi="Bahnschrift Light" w:cs="Vani"/>
               <w:i/>
               <w:iCs/>
               <w:noProof/>
@@ -18928,11 +19643,10 @@
           </w:r>
           <w:r>
             <w:rPr>
-              <w:rFonts w:ascii="Bahnschrift Light" w:hAnsi="Bahnschrift Light" w:cs="Vani"/>
               <w:noProof/>
               <w:lang w:val="en-GB"/>
             </w:rPr>
-            <w:t xml:space="preserve"> https://www.nngroup.com/articles/ten-usability-heuristics/, 1994.</w:t>
+            <w:t xml:space="preserve"> https://www.nngroup.com/articles/ten-usability-heuristics/.</w:t>
           </w:r>
         </w:p>
         <w:p>
@@ -18940,28 +19654,22 @@
             <w:pStyle w:val="Bibliography"/>
             <w:numPr>
               <w:ilvl w:val="0"/>
-              <w:numId w:val="19"/>
+              <w:numId w:val="42"/>
             </w:numPr>
-            <w:spacing w:after="120"/>
-            <w:ind w:left="709" w:hanging="425"/>
-            <w:jc w:val="both"/>
             <w:rPr>
-              <w:rFonts w:ascii="Bahnschrift Light" w:hAnsi="Bahnschrift Light" w:cs="Vani"/>
               <w:noProof/>
               <w:lang w:val="en-GB"/>
             </w:rPr>
           </w:pPr>
           <w:r>
             <w:rPr>
-              <w:rFonts w:ascii="Bahnschrift Light" w:hAnsi="Bahnschrift Light" w:cs="Vani"/>
               <w:noProof/>
               <w:lang w:val="en-GB"/>
             </w:rPr>
-            <w:t xml:space="preserve">Norman, D.A. </w:t>
+            <w:t xml:space="preserve">Norman, D.A. 2005. </w:t>
           </w:r>
           <w:r>
             <w:rPr>
-              <w:rFonts w:ascii="Bahnschrift Light" w:hAnsi="Bahnschrift Light" w:cs="Vani"/>
               <w:i/>
               <w:iCs/>
               <w:noProof/>
@@ -18971,11 +19679,10 @@
           </w:r>
           <w:r>
             <w:rPr>
-              <w:rFonts w:ascii="Bahnschrift Light" w:hAnsi="Bahnschrift Light" w:cs="Vani"/>
               <w:noProof/>
               <w:lang w:val="en-GB"/>
             </w:rPr>
-            <w:t xml:space="preserve"> Basic Books, 2005.</w:t>
+            <w:t xml:space="preserve"> Basic Books.</w:t>
           </w:r>
         </w:p>
         <w:p>
@@ -18983,28 +19690,22 @@
             <w:pStyle w:val="Bibliography"/>
             <w:numPr>
               <w:ilvl w:val="0"/>
-              <w:numId w:val="19"/>
+              <w:numId w:val="42"/>
             </w:numPr>
-            <w:spacing w:after="120"/>
-            <w:ind w:left="709" w:hanging="425"/>
-            <w:jc w:val="both"/>
             <w:rPr>
-              <w:rFonts w:ascii="Bahnschrift Light" w:hAnsi="Bahnschrift Light" w:cs="Vani"/>
               <w:noProof/>
               <w:lang w:val="en-GB"/>
             </w:rPr>
           </w:pPr>
           <w:r>
             <w:rPr>
-              <w:rFonts w:ascii="Bahnschrift Light" w:hAnsi="Bahnschrift Light" w:cs="Vani"/>
               <w:noProof/>
               <w:lang w:val="en-GB"/>
             </w:rPr>
-            <w:t xml:space="preserve">Sauro, J. </w:t>
+            <w:t xml:space="preserve">Sauro, J. 2011. </w:t>
           </w:r>
           <w:r>
             <w:rPr>
-              <w:rFonts w:ascii="Bahnschrift Light" w:hAnsi="Bahnschrift Light" w:cs="Vani"/>
               <w:i/>
               <w:iCs/>
               <w:noProof/>
@@ -19014,11 +19715,10 @@
           </w:r>
           <w:r>
             <w:rPr>
-              <w:rFonts w:ascii="Bahnschrift Light" w:hAnsi="Bahnschrift Light" w:cs="Vani"/>
               <w:noProof/>
               <w:lang w:val="en-GB"/>
             </w:rPr>
-            <w:t xml:space="preserve"> https://measuringu.com/sus/, 2011.</w:t>
+            <w:t xml:space="preserve"> https://measuringu.com/sus/.</w:t>
           </w:r>
         </w:p>
         <w:p>
@@ -19026,24 +19726,19 @@
             <w:pStyle w:val="Bibliography"/>
             <w:numPr>
               <w:ilvl w:val="0"/>
-              <w:numId w:val="19"/>
+              <w:numId w:val="42"/>
             </w:numPr>
-            <w:spacing w:after="120"/>
-            <w:ind w:left="709" w:hanging="425"/>
-            <w:jc w:val="both"/>
             <w:rPr>
-              <w:rFonts w:ascii="Bahnschrift Light" w:hAnsi="Bahnschrift Light" w:cs="Vani"/>
               <w:noProof/>
               <w:lang w:val="en-GB"/>
             </w:rPr>
           </w:pPr>
           <w:r>
             <w:rPr>
-              <w:rFonts w:ascii="Bahnschrift Light" w:hAnsi="Bahnschrift Light" w:cs="Vani"/>
               <w:noProof/>
               <w:lang w:val="en-GB"/>
             </w:rPr>
-            <w:t>Sutcliffe, A, and A De Angeli. “Assessing interaction styles in web user interfaces. Proceedings of the 6th Annual Conference on Human Factors and the Web.” 2005.</w:t>
+            <w:t>Sutcliffe, A, and A De Angeli. 2005. “Assessing interaction styles in web user interfaces. Proceedings of the 6th Annual Conference on Human Factors and the Web.”</w:t>
           </w:r>
         </w:p>
         <w:p>
@@ -19051,27 +19746,21 @@
             <w:pStyle w:val="Bibliography"/>
             <w:numPr>
               <w:ilvl w:val="0"/>
-              <w:numId w:val="19"/>
+              <w:numId w:val="42"/>
             </w:numPr>
-            <w:spacing w:after="120"/>
-            <w:ind w:left="709" w:hanging="425"/>
-            <w:jc w:val="both"/>
             <w:rPr>
-              <w:rFonts w:ascii="Bahnschrift Light" w:hAnsi="Bahnschrift Light" w:cs="Vani"/>
               <w:noProof/>
             </w:rPr>
           </w:pPr>
           <w:r>
             <w:rPr>
-              <w:rFonts w:ascii="Bahnschrift Light" w:hAnsi="Bahnschrift Light" w:cs="Vani"/>
               <w:noProof/>
               <w:lang w:val="en-GB"/>
             </w:rPr>
-            <w:t xml:space="preserve">Zhang, D, and B Adipat. </w:t>
+            <w:t xml:space="preserve">Zhang, D, and B Adipat. 2005. </w:t>
           </w:r>
           <w:r>
             <w:rPr>
-              <w:rFonts w:ascii="Bahnschrift Light" w:hAnsi="Bahnschrift Light" w:cs="Vani"/>
               <w:i/>
               <w:iCs/>
               <w:noProof/>
@@ -19081,7 +19770,6 @@
           </w:r>
           <w:r>
             <w:rPr>
-              <w:rFonts w:ascii="Bahnschrift Light" w:hAnsi="Bahnschrift Light" w:cs="Vani"/>
               <w:noProof/>
               <w:lang w:val="en-GB"/>
             </w:rPr>
@@ -19089,10 +19777,9 @@
           </w:r>
           <w:r>
             <w:rPr>
-              <w:rFonts w:ascii="Bahnschrift Light" w:hAnsi="Bahnschrift Light" w:cs="Vani"/>
               <w:noProof/>
             </w:rPr>
-            <w:t>International Journal of Human-Computer Interaction, 2005.</w:t>
+            <w:t>International Journal of Human-Computer Interaction.</w:t>
           </w:r>
         </w:p>
         <w:p>
@@ -19239,7 +19926,16 @@
         <w:szCs w:val="20"/>
         <w:lang w:eastAsia="zh-TW"/>
       </w:rPr>
-      <w:t>15</w:t>
+      <w:t>1</w:t>
+    </w:r>
+    <w:r>
+      <w:rPr>
+        <w:rFonts w:cs="Garamond"/>
+        <w:sz w:val="20"/>
+        <w:szCs w:val="20"/>
+        <w:lang w:eastAsia="zh-TW"/>
+      </w:rPr>
+      <w:t>5</w:t>
     </w:r>
     <w:r>
       <w:rPr>
@@ -21196,6 +21892,96 @@
     </w:lvl>
   </w:abstractNum>
   <w:abstractNum w:abstractNumId="17" w15:restartNumberingAfterBreak="0">
+    <w:nsid w:val="1F315D2A"/>
+    <w:multiLevelType w:val="hybridMultilevel"/>
+    <w:tmpl w:val="122207AE"/>
+    <w:lvl w:ilvl="0" w:tplc="219E0F14">
+      <w:start w:val="1"/>
+      <w:numFmt w:val="decimal"/>
+      <w:lvlText w:val="%1."/>
+      <w:lvlJc w:val="left"/>
+      <w:pPr>
+        <w:ind w:left="786" w:hanging="360"/>
+      </w:pPr>
+      <w:rPr>
+        <w:b/>
+        <w:bCs/>
+      </w:rPr>
+    </w:lvl>
+    <w:lvl w:ilvl="1" w:tplc="08090019" w:tentative="1">
+      <w:start w:val="1"/>
+      <w:numFmt w:val="lowerLetter"/>
+      <w:lvlText w:val="%2."/>
+      <w:lvlJc w:val="left"/>
+      <w:pPr>
+        <w:ind w:left="1506" w:hanging="360"/>
+      </w:pPr>
+    </w:lvl>
+    <w:lvl w:ilvl="2" w:tplc="0809001B" w:tentative="1">
+      <w:start w:val="1"/>
+      <w:numFmt w:val="lowerRoman"/>
+      <w:lvlText w:val="%3."/>
+      <w:lvlJc w:val="right"/>
+      <w:pPr>
+        <w:ind w:left="2226" w:hanging="180"/>
+      </w:pPr>
+    </w:lvl>
+    <w:lvl w:ilvl="3" w:tplc="0809000F" w:tentative="1">
+      <w:start w:val="1"/>
+      <w:numFmt w:val="decimal"/>
+      <w:lvlText w:val="%4."/>
+      <w:lvlJc w:val="left"/>
+      <w:pPr>
+        <w:ind w:left="2946" w:hanging="360"/>
+      </w:pPr>
+    </w:lvl>
+    <w:lvl w:ilvl="4" w:tplc="08090019" w:tentative="1">
+      <w:start w:val="1"/>
+      <w:numFmt w:val="lowerLetter"/>
+      <w:lvlText w:val="%5."/>
+      <w:lvlJc w:val="left"/>
+      <w:pPr>
+        <w:ind w:left="3666" w:hanging="360"/>
+      </w:pPr>
+    </w:lvl>
+    <w:lvl w:ilvl="5" w:tplc="0809001B" w:tentative="1">
+      <w:start w:val="1"/>
+      <w:numFmt w:val="lowerRoman"/>
+      <w:lvlText w:val="%6."/>
+      <w:lvlJc w:val="right"/>
+      <w:pPr>
+        <w:ind w:left="4386" w:hanging="180"/>
+      </w:pPr>
+    </w:lvl>
+    <w:lvl w:ilvl="6" w:tplc="0809000F" w:tentative="1">
+      <w:start w:val="1"/>
+      <w:numFmt w:val="decimal"/>
+      <w:lvlText w:val="%7."/>
+      <w:lvlJc w:val="left"/>
+      <w:pPr>
+        <w:ind w:left="5106" w:hanging="360"/>
+      </w:pPr>
+    </w:lvl>
+    <w:lvl w:ilvl="7" w:tplc="08090019" w:tentative="1">
+      <w:start w:val="1"/>
+      <w:numFmt w:val="lowerLetter"/>
+      <w:lvlText w:val="%8."/>
+      <w:lvlJc w:val="left"/>
+      <w:pPr>
+        <w:ind w:left="5826" w:hanging="360"/>
+      </w:pPr>
+    </w:lvl>
+    <w:lvl w:ilvl="8" w:tplc="0809001B" w:tentative="1">
+      <w:start w:val="1"/>
+      <w:numFmt w:val="lowerRoman"/>
+      <w:lvlText w:val="%9."/>
+      <w:lvlJc w:val="right"/>
+      <w:pPr>
+        <w:ind w:left="6546" w:hanging="180"/>
+      </w:pPr>
+    </w:lvl>
+  </w:abstractNum>
+  <w:abstractNum w:abstractNumId="18" w15:restartNumberingAfterBreak="0">
     <w:nsid w:val="24B91135"/>
     <w:multiLevelType w:val="multilevel"/>
     <w:tmpl w:val="BCCEAA92"/>
@@ -21344,7 +22130,7 @@
       </w:rPr>
     </w:lvl>
   </w:abstractNum>
-  <w:abstractNum w:abstractNumId="18" w15:restartNumberingAfterBreak="0">
+  <w:abstractNum w:abstractNumId="19" w15:restartNumberingAfterBreak="0">
     <w:nsid w:val="2948720C"/>
     <w:multiLevelType w:val="multilevel"/>
     <w:tmpl w:val="FD4E3AEC"/>
@@ -21493,7 +22279,7 @@
       </w:rPr>
     </w:lvl>
   </w:abstractNum>
-  <w:abstractNum w:abstractNumId="19" w15:restartNumberingAfterBreak="0">
+  <w:abstractNum w:abstractNumId="20" w15:restartNumberingAfterBreak="0">
     <w:nsid w:val="31276AB5"/>
     <w:multiLevelType w:val="multilevel"/>
     <w:tmpl w:val="BA1C6E2C"/>
@@ -21642,7 +22428,7 @@
       </w:rPr>
     </w:lvl>
   </w:abstractNum>
-  <w:abstractNum w:abstractNumId="20" w15:restartNumberingAfterBreak="0">
+  <w:abstractNum w:abstractNumId="21" w15:restartNumberingAfterBreak="0">
     <w:nsid w:val="331C6A5E"/>
     <w:multiLevelType w:val="multilevel"/>
     <w:tmpl w:val="D3A61C5C"/>
@@ -21791,7 +22577,93 @@
       </w:rPr>
     </w:lvl>
   </w:abstractNum>
-  <w:abstractNum w:abstractNumId="21" w15:restartNumberingAfterBreak="0">
+  <w:abstractNum w:abstractNumId="22" w15:restartNumberingAfterBreak="0">
+    <w:nsid w:val="33CD6BD6"/>
+    <w:multiLevelType w:val="hybridMultilevel"/>
+    <w:tmpl w:val="927C1746"/>
+    <w:lvl w:ilvl="0" w:tplc="0809000F">
+      <w:start w:val="1"/>
+      <w:numFmt w:val="decimal"/>
+      <w:lvlText w:val="%1."/>
+      <w:lvlJc w:val="left"/>
+      <w:pPr>
+        <w:ind w:left="720" w:hanging="360"/>
+      </w:pPr>
+    </w:lvl>
+    <w:lvl w:ilvl="1" w:tplc="08090019" w:tentative="1">
+      <w:start w:val="1"/>
+      <w:numFmt w:val="lowerLetter"/>
+      <w:lvlText w:val="%2."/>
+      <w:lvlJc w:val="left"/>
+      <w:pPr>
+        <w:ind w:left="1440" w:hanging="360"/>
+      </w:pPr>
+    </w:lvl>
+    <w:lvl w:ilvl="2" w:tplc="0809001B" w:tentative="1">
+      <w:start w:val="1"/>
+      <w:numFmt w:val="lowerRoman"/>
+      <w:lvlText w:val="%3."/>
+      <w:lvlJc w:val="right"/>
+      <w:pPr>
+        <w:ind w:left="2160" w:hanging="180"/>
+      </w:pPr>
+    </w:lvl>
+    <w:lvl w:ilvl="3" w:tplc="0809000F" w:tentative="1">
+      <w:start w:val="1"/>
+      <w:numFmt w:val="decimal"/>
+      <w:lvlText w:val="%4."/>
+      <w:lvlJc w:val="left"/>
+      <w:pPr>
+        <w:ind w:left="2880" w:hanging="360"/>
+      </w:pPr>
+    </w:lvl>
+    <w:lvl w:ilvl="4" w:tplc="08090019" w:tentative="1">
+      <w:start w:val="1"/>
+      <w:numFmt w:val="lowerLetter"/>
+      <w:lvlText w:val="%5."/>
+      <w:lvlJc w:val="left"/>
+      <w:pPr>
+        <w:ind w:left="3600" w:hanging="360"/>
+      </w:pPr>
+    </w:lvl>
+    <w:lvl w:ilvl="5" w:tplc="0809001B" w:tentative="1">
+      <w:start w:val="1"/>
+      <w:numFmt w:val="lowerRoman"/>
+      <w:lvlText w:val="%6."/>
+      <w:lvlJc w:val="right"/>
+      <w:pPr>
+        <w:ind w:left="4320" w:hanging="180"/>
+      </w:pPr>
+    </w:lvl>
+    <w:lvl w:ilvl="6" w:tplc="0809000F" w:tentative="1">
+      <w:start w:val="1"/>
+      <w:numFmt w:val="decimal"/>
+      <w:lvlText w:val="%7."/>
+      <w:lvlJc w:val="left"/>
+      <w:pPr>
+        <w:ind w:left="5040" w:hanging="360"/>
+      </w:pPr>
+    </w:lvl>
+    <w:lvl w:ilvl="7" w:tplc="08090019" w:tentative="1">
+      <w:start w:val="1"/>
+      <w:numFmt w:val="lowerLetter"/>
+      <w:lvlText w:val="%8."/>
+      <w:lvlJc w:val="left"/>
+      <w:pPr>
+        <w:ind w:left="5760" w:hanging="360"/>
+      </w:pPr>
+    </w:lvl>
+    <w:lvl w:ilvl="8" w:tplc="0809001B" w:tentative="1">
+      <w:start w:val="1"/>
+      <w:numFmt w:val="lowerRoman"/>
+      <w:lvlText w:val="%9."/>
+      <w:lvlJc w:val="right"/>
+      <w:pPr>
+        <w:ind w:left="6480" w:hanging="180"/>
+      </w:pPr>
+    </w:lvl>
+  </w:abstractNum>
+  <w:abstractNum w:abstractNumId="23" w15:restartNumberingAfterBreak="0">
     <w:nsid w:val="37FA43F4"/>
     <w:multiLevelType w:val="hybridMultilevel"/>
     <w:tmpl w:val="D4FA25E0"/>
@@ -21877,7 +22749,7 @@
       </w:pPr>
     </w:lvl>
   </w:abstractNum>
-  <w:abstractNum w:abstractNumId="22" w15:restartNumberingAfterBreak="0">
+  <w:abstractNum w:abstractNumId="24" w15:restartNumberingAfterBreak="0">
     <w:nsid w:val="399E1E92"/>
     <w:multiLevelType w:val="multilevel"/>
     <w:tmpl w:val="DC5C7034"/>
@@ -22026,7 +22898,7 @@
       </w:rPr>
     </w:lvl>
   </w:abstractNum>
-  <w:abstractNum w:abstractNumId="23" w15:restartNumberingAfterBreak="0">
+  <w:abstractNum w:abstractNumId="25" w15:restartNumberingAfterBreak="0">
     <w:nsid w:val="3F24066B"/>
     <w:multiLevelType w:val="hybridMultilevel"/>
     <w:tmpl w:val="BF804BDA"/>
@@ -22112,7 +22984,7 @@
       </w:pPr>
     </w:lvl>
   </w:abstractNum>
-  <w:abstractNum w:abstractNumId="24" w15:restartNumberingAfterBreak="0">
+  <w:abstractNum w:abstractNumId="26" w15:restartNumberingAfterBreak="0">
     <w:nsid w:val="43B3771C"/>
     <w:multiLevelType w:val="multilevel"/>
     <w:tmpl w:val="6BC26B86"/>
@@ -22261,7 +23133,7 @@
       </w:rPr>
     </w:lvl>
   </w:abstractNum>
-  <w:abstractNum w:abstractNumId="25" w15:restartNumberingAfterBreak="0">
+  <w:abstractNum w:abstractNumId="27" w15:restartNumberingAfterBreak="0">
     <w:nsid w:val="4D9050DE"/>
     <w:multiLevelType w:val="hybridMultilevel"/>
     <w:tmpl w:val="3D8C955E"/>
@@ -22347,7 +23219,7 @@
       </w:pPr>
     </w:lvl>
   </w:abstractNum>
-  <w:abstractNum w:abstractNumId="26" w15:restartNumberingAfterBreak="0">
+  <w:abstractNum w:abstractNumId="28" w15:restartNumberingAfterBreak="0">
     <w:nsid w:val="501507C1"/>
     <w:multiLevelType w:val="multilevel"/>
     <w:tmpl w:val="72FA4002"/>
@@ -22496,7 +23368,7 @@
       </w:rPr>
     </w:lvl>
   </w:abstractNum>
-  <w:abstractNum w:abstractNumId="27" w15:restartNumberingAfterBreak="0">
+  <w:abstractNum w:abstractNumId="29" w15:restartNumberingAfterBreak="0">
     <w:nsid w:val="5AF371CA"/>
     <w:multiLevelType w:val="multilevel"/>
     <w:tmpl w:val="254E82F6"/>
@@ -22645,7 +23517,93 @@
       </w:rPr>
     </w:lvl>
   </w:abstractNum>
-  <w:abstractNum w:abstractNumId="28" w15:restartNumberingAfterBreak="0">
+  <w:abstractNum w:abstractNumId="30" w15:restartNumberingAfterBreak="0">
+    <w:nsid w:val="5D7A60E3"/>
+    <w:multiLevelType w:val="hybridMultilevel"/>
+    <w:tmpl w:val="362C7EA2"/>
+    <w:lvl w:ilvl="0" w:tplc="0809000F">
+      <w:start w:val="1"/>
+      <w:numFmt w:val="decimal"/>
+      <w:lvlText w:val="%1."/>
+      <w:lvlJc w:val="left"/>
+      <w:pPr>
+        <w:ind w:left="786" w:hanging="360"/>
+      </w:pPr>
+    </w:lvl>
+    <w:lvl w:ilvl="1" w:tplc="08090019" w:tentative="1">
+      <w:start w:val="1"/>
+      <w:numFmt w:val="lowerLetter"/>
+      <w:lvlText w:val="%2."/>
+      <w:lvlJc w:val="left"/>
+      <w:pPr>
+        <w:ind w:left="1440" w:hanging="360"/>
+      </w:pPr>
+    </w:lvl>
+    <w:lvl w:ilvl="2" w:tplc="0809001B" w:tentative="1">
+      <w:start w:val="1"/>
+      <w:numFmt w:val="lowerRoman"/>
+      <w:lvlText w:val="%3."/>
+      <w:lvlJc w:val="right"/>
+      <w:pPr>
+        <w:ind w:left="2160" w:hanging="180"/>
+      </w:pPr>
+    </w:lvl>
+    <w:lvl w:ilvl="3" w:tplc="0809000F" w:tentative="1">
+      <w:start w:val="1"/>
+      <w:numFmt w:val="decimal"/>
+      <w:lvlText w:val="%4."/>
+      <w:lvlJc w:val="left"/>
+      <w:pPr>
+        <w:ind w:left="2880" w:hanging="360"/>
+      </w:pPr>
+    </w:lvl>
+    <w:lvl w:ilvl="4" w:tplc="08090019" w:tentative="1">
+      <w:start w:val="1"/>
+      <w:numFmt w:val="lowerLetter"/>
+      <w:lvlText w:val="%5."/>
+      <w:lvlJc w:val="left"/>
+      <w:pPr>
+        <w:ind w:left="3600" w:hanging="360"/>
+      </w:pPr>
+    </w:lvl>
+    <w:lvl w:ilvl="5" w:tplc="0809001B" w:tentative="1">
+      <w:start w:val="1"/>
+      <w:numFmt w:val="lowerRoman"/>
+      <w:lvlText w:val="%6."/>
+      <w:lvlJc w:val="right"/>
+      <w:pPr>
+        <w:ind w:left="4320" w:hanging="180"/>
+      </w:pPr>
+    </w:lvl>
+    <w:lvl w:ilvl="6" w:tplc="0809000F" w:tentative="1">
+      <w:start w:val="1"/>
+      <w:numFmt w:val="decimal"/>
+      <w:lvlText w:val="%7."/>
+      <w:lvlJc w:val="left"/>
+      <w:pPr>
+        <w:ind w:left="5040" w:hanging="360"/>
+      </w:pPr>
+    </w:lvl>
+    <w:lvl w:ilvl="7" w:tplc="08090019" w:tentative="1">
+      <w:start w:val="1"/>
+      <w:numFmt w:val="lowerLetter"/>
+      <w:lvlText w:val="%8."/>
+      <w:lvlJc w:val="left"/>
+      <w:pPr>
+        <w:ind w:left="5760" w:hanging="360"/>
+      </w:pPr>
+    </w:lvl>
+    <w:lvl w:ilvl="8" w:tplc="0809001B" w:tentative="1">
+      <w:start w:val="1"/>
+      <w:numFmt w:val="lowerRoman"/>
+      <w:lvlText w:val="%9."/>
+      <w:lvlJc w:val="right"/>
+      <w:pPr>
+        <w:ind w:left="6480" w:hanging="180"/>
+      </w:pPr>
+    </w:lvl>
+  </w:abstractNum>
+  <w:abstractNum w:abstractNumId="31" w15:restartNumberingAfterBreak="0">
     <w:nsid w:val="5E095A6D"/>
     <w:multiLevelType w:val="multilevel"/>
     <w:tmpl w:val="7E62F9E8"/>
@@ -22758,7 +23716,93 @@
       </w:pPr>
     </w:lvl>
   </w:abstractNum>
-  <w:abstractNum w:abstractNumId="29" w15:restartNumberingAfterBreak="0">
+  <w:abstractNum w:abstractNumId="32" w15:restartNumberingAfterBreak="0">
+    <w:nsid w:val="5F7E32F7"/>
+    <w:multiLevelType w:val="hybridMultilevel"/>
+    <w:tmpl w:val="B364B5CA"/>
+    <w:lvl w:ilvl="0" w:tplc="0809000F">
+      <w:start w:val="1"/>
+      <w:numFmt w:val="decimal"/>
+      <w:lvlText w:val="%1."/>
+      <w:lvlJc w:val="left"/>
+      <w:pPr>
+        <w:ind w:left="720" w:hanging="360"/>
+      </w:pPr>
+    </w:lvl>
+    <w:lvl w:ilvl="1" w:tplc="08090019" w:tentative="1">
+      <w:start w:val="1"/>
+      <w:numFmt w:val="lowerLetter"/>
+      <w:lvlText w:val="%2."/>
+      <w:lvlJc w:val="left"/>
+      <w:pPr>
+        <w:ind w:left="1440" w:hanging="360"/>
+      </w:pPr>
+    </w:lvl>
+    <w:lvl w:ilvl="2" w:tplc="0809001B" w:tentative="1">
+      <w:start w:val="1"/>
+      <w:numFmt w:val="lowerRoman"/>
+      <w:lvlText w:val="%3."/>
+      <w:lvlJc w:val="right"/>
+      <w:pPr>
+        <w:ind w:left="2160" w:hanging="180"/>
+      </w:pPr>
+    </w:lvl>
+    <w:lvl w:ilvl="3" w:tplc="0809000F" w:tentative="1">
+      <w:start w:val="1"/>
+      <w:numFmt w:val="decimal"/>
+      <w:lvlText w:val="%4."/>
+      <w:lvlJc w:val="left"/>
+      <w:pPr>
+        <w:ind w:left="2880" w:hanging="360"/>
+      </w:pPr>
+    </w:lvl>
+    <w:lvl w:ilvl="4" w:tplc="08090019" w:tentative="1">
+      <w:start w:val="1"/>
+      <w:numFmt w:val="lowerLetter"/>
+      <w:lvlText w:val="%5."/>
+      <w:lvlJc w:val="left"/>
+      <w:pPr>
+        <w:ind w:left="3600" w:hanging="360"/>
+      </w:pPr>
+    </w:lvl>
+    <w:lvl w:ilvl="5" w:tplc="0809001B" w:tentative="1">
+      <w:start w:val="1"/>
+      <w:numFmt w:val="lowerRoman"/>
+      <w:lvlText w:val="%6."/>
+      <w:lvlJc w:val="right"/>
+      <w:pPr>
+        <w:ind w:left="4320" w:hanging="180"/>
+      </w:pPr>
+    </w:lvl>
+    <w:lvl w:ilvl="6" w:tplc="0809000F" w:tentative="1">
+      <w:start w:val="1"/>
+      <w:numFmt w:val="decimal"/>
+      <w:lvlText w:val="%7."/>
+      <w:lvlJc w:val="left"/>
+      <w:pPr>
+        <w:ind w:left="5040" w:hanging="360"/>
+      </w:pPr>
+    </w:lvl>
+    <w:lvl w:ilvl="7" w:tplc="08090019" w:tentative="1">
+      <w:start w:val="1"/>
+      <w:numFmt w:val="lowerLetter"/>
+      <w:lvlText w:val="%8."/>
+      <w:lvlJc w:val="left"/>
+      <w:pPr>
+        <w:ind w:left="5760" w:hanging="360"/>
+      </w:pPr>
+    </w:lvl>
+    <w:lvl w:ilvl="8" w:tplc="0809001B" w:tentative="1">
+      <w:start w:val="1"/>
+      <w:numFmt w:val="lowerRoman"/>
+      <w:lvlText w:val="%9."/>
+      <w:lvlJc w:val="right"/>
+      <w:pPr>
+        <w:ind w:left="6480" w:hanging="180"/>
+      </w:pPr>
+    </w:lvl>
+  </w:abstractNum>
+  <w:abstractNum w:abstractNumId="33" w15:restartNumberingAfterBreak="0">
     <w:nsid w:val="647E0A7C"/>
     <w:multiLevelType w:val="hybridMultilevel"/>
     <w:tmpl w:val="EF58BFBC"/>
@@ -22871,7 +23915,7 @@
       </w:rPr>
     </w:lvl>
   </w:abstractNum>
-  <w:abstractNum w:abstractNumId="30" w15:restartNumberingAfterBreak="0">
+  <w:abstractNum w:abstractNumId="34" w15:restartNumberingAfterBreak="0">
     <w:nsid w:val="71192CFA"/>
     <w:multiLevelType w:val="multilevel"/>
     <w:tmpl w:val="447CB108"/>
@@ -23083,7 +24127,7 @@
       </w:rPr>
     </w:lvl>
   </w:abstractNum>
-  <w:abstractNum w:abstractNumId="31" w15:restartNumberingAfterBreak="0">
+  <w:abstractNum w:abstractNumId="35" w15:restartNumberingAfterBreak="0">
     <w:nsid w:val="75882F83"/>
     <w:multiLevelType w:val="multilevel"/>
     <w:tmpl w:val="D4B60706"/>
@@ -23200,7 +24244,7 @@
       </w:pPr>
     </w:lvl>
   </w:abstractNum>
-  <w:abstractNum w:abstractNumId="32" w15:restartNumberingAfterBreak="0">
+  <w:abstractNum w:abstractNumId="36" w15:restartNumberingAfterBreak="0">
     <w:nsid w:val="79CC470F"/>
     <w:multiLevelType w:val="multilevel"/>
     <w:tmpl w:val="D4B60706"/>
@@ -23317,7 +24361,7 @@
       </w:pPr>
     </w:lvl>
   </w:abstractNum>
-  <w:abstractNum w:abstractNumId="33" w15:restartNumberingAfterBreak="0">
+  <w:abstractNum w:abstractNumId="37" w15:restartNumberingAfterBreak="0">
     <w:nsid w:val="7C260703"/>
     <w:multiLevelType w:val="multilevel"/>
     <w:tmpl w:val="D4B60706"/>
@@ -23434,7 +24478,7 @@
       </w:pPr>
     </w:lvl>
   </w:abstractNum>
-  <w:abstractNum w:abstractNumId="34" w15:restartNumberingAfterBreak="0">
+  <w:abstractNum w:abstractNumId="38" w15:restartNumberingAfterBreak="0">
     <w:nsid w:val="7D75441F"/>
     <w:multiLevelType w:val="multilevel"/>
     <w:tmpl w:val="22768444"/>
@@ -23602,7 +24646,7 @@
     <w:abstractNumId w:val="5"/>
   </w:num>
   <w:num w:numId="7" w16cid:durableId="1853572758">
-    <w:abstractNumId w:val="30"/>
+    <w:abstractNumId w:val="34"/>
   </w:num>
   <w:num w:numId="8" w16cid:durableId="501630160">
     <w:abstractNumId w:val="2"/>
@@ -23614,10 +24658,10 @@
     <w:abstractNumId w:val="2"/>
   </w:num>
   <w:num w:numId="11" w16cid:durableId="91896217">
-    <w:abstractNumId w:val="22"/>
+    <w:abstractNumId w:val="24"/>
   </w:num>
   <w:num w:numId="12" w16cid:durableId="708334202">
-    <w:abstractNumId w:val="20"/>
+    <w:abstractNumId w:val="21"/>
   </w:num>
   <w:num w:numId="13" w16cid:durableId="675038558">
     <w:abstractNumId w:val="9"/>
@@ -23626,16 +24670,16 @@
     <w:abstractNumId w:val="13"/>
   </w:num>
   <w:num w:numId="15" w16cid:durableId="2026588963">
-    <w:abstractNumId w:val="21"/>
+    <w:abstractNumId w:val="23"/>
   </w:num>
   <w:num w:numId="16" w16cid:durableId="302082543">
-    <w:abstractNumId w:val="25"/>
+    <w:abstractNumId w:val="27"/>
   </w:num>
   <w:num w:numId="17" w16cid:durableId="970869441">
     <w:abstractNumId w:val="14"/>
   </w:num>
   <w:num w:numId="18" w16cid:durableId="2053728918">
-    <w:abstractNumId w:val="23"/>
+    <w:abstractNumId w:val="25"/>
   </w:num>
   <w:num w:numId="19" w16cid:durableId="2058124954">
     <w:abstractNumId w:val="16"/>
@@ -23644,16 +24688,16 @@
     <w:abstractNumId w:val="15"/>
   </w:num>
   <w:num w:numId="21" w16cid:durableId="1563060539">
-    <w:abstractNumId w:val="31"/>
+    <w:abstractNumId w:val="35"/>
   </w:num>
   <w:num w:numId="22" w16cid:durableId="503129923">
-    <w:abstractNumId w:val="33"/>
+    <w:abstractNumId w:val="37"/>
   </w:num>
   <w:num w:numId="23" w16cid:durableId="1051228271">
-    <w:abstractNumId w:val="32"/>
+    <w:abstractNumId w:val="36"/>
   </w:num>
   <w:num w:numId="24" w16cid:durableId="20790174">
-    <w:abstractNumId w:val="19"/>
+    <w:abstractNumId w:val="20"/>
   </w:num>
   <w:num w:numId="25" w16cid:durableId="1342927258">
     <w:abstractNumId w:val="10"/>
@@ -23665,37 +24709,49 @@
     <w:abstractNumId w:val="11"/>
   </w:num>
   <w:num w:numId="28" w16cid:durableId="1772164156">
-    <w:abstractNumId w:val="18"/>
+    <w:abstractNumId w:val="19"/>
   </w:num>
   <w:num w:numId="29" w16cid:durableId="1733844580">
-    <w:abstractNumId w:val="34"/>
+    <w:abstractNumId w:val="38"/>
   </w:num>
   <w:num w:numId="30" w16cid:durableId="1250195793">
-    <w:abstractNumId w:val="29"/>
+    <w:abstractNumId w:val="33"/>
   </w:num>
   <w:num w:numId="31" w16cid:durableId="1519004569">
-    <w:abstractNumId w:val="27"/>
+    <w:abstractNumId w:val="29"/>
   </w:num>
   <w:num w:numId="32" w16cid:durableId="925845403">
     <w:abstractNumId w:val="7"/>
   </w:num>
   <w:num w:numId="33" w16cid:durableId="271133881">
-    <w:abstractNumId w:val="26"/>
+    <w:abstractNumId w:val="28"/>
   </w:num>
   <w:num w:numId="34" w16cid:durableId="806435264">
     <w:abstractNumId w:val="8"/>
   </w:num>
   <w:num w:numId="35" w16cid:durableId="271790411">
-    <w:abstractNumId w:val="17"/>
+    <w:abstractNumId w:val="18"/>
   </w:num>
   <w:num w:numId="36" w16cid:durableId="769666066">
-    <w:abstractNumId w:val="24"/>
+    <w:abstractNumId w:val="26"/>
   </w:num>
   <w:num w:numId="37" w16cid:durableId="1983805132">
-    <w:abstractNumId w:val="28"/>
+    <w:abstractNumId w:val="31"/>
   </w:num>
   <w:num w:numId="38" w16cid:durableId="133373346">
     <w:abstractNumId w:val="12"/>
+  </w:num>
+  <w:num w:numId="39" w16cid:durableId="893782571">
+    <w:abstractNumId w:val="22"/>
+  </w:num>
+  <w:num w:numId="40" w16cid:durableId="1349286715">
+    <w:abstractNumId w:val="30"/>
+  </w:num>
+  <w:num w:numId="41" w16cid:durableId="331644253">
+    <w:abstractNumId w:val="17"/>
+  </w:num>
+  <w:num w:numId="42" w16cid:durableId="1488092474">
+    <w:abstractNumId w:val="32"/>
   </w:num>
 </w:numbering>
 </file>
@@ -24092,7 +25148,7 @@
   <w:style w:type="paragraph" w:default="1" w:styleId="Normal">
     <w:name w:val="Normal"/>
     <w:qFormat/>
-    <w:rsid w:val="006F5CE3"/>
+    <w:rsid w:val="001147DD"/>
     <w:pPr>
       <w:suppressAutoHyphens/>
     </w:pPr>
@@ -24274,7 +25330,6 @@
   <w:style w:type="character" w:default="1" w:styleId="DefaultParagraphFont">
     <w:name w:val="Default Paragraph Font"/>
     <w:uiPriority w:val="1"/>
-    <w:semiHidden/>
     <w:unhideWhenUsed/>
   </w:style>
   <w:style w:type="table" w:default="1" w:styleId="TableNormal">
@@ -26133,213 +27188,6 @@
 </file>
 
 <file path=customXml/item1.xml><?xml version="1.0" encoding="utf-8"?>
-<b:Sources xmlns:b="http://schemas.openxmlformats.org/officeDocument/2006/bibliography" xmlns="http://schemas.openxmlformats.org/officeDocument/2006/bibliography" SelectedStyle="\CHICAGO.XSL" StyleName="Chicago" Version="15">
-  <b:Source>
-    <b:Tag>Nie94</b:Tag>
-    <b:SourceType>Book</b:SourceType>
-    <b:Guid>{02621735-0E21-45A4-9306-B9DFC135D3EF}</b:Guid>
-    <b:Author>
-      <b:Author>
-        <b:NameList>
-          <b:Person>
-            <b:Last>Nielsen</b:Last>
-            <b:First>J.</b:First>
-          </b:Person>
-        </b:NameList>
-      </b:Author>
-    </b:Author>
-    <b:Title>10 usability heuristics for user interface design </b:Title>
-    <b:Year>1994</b:Year>
-    <b:Publisher>https://www.nngroup.com/articles/ten-usability-heuristics/</b:Publisher>
-    <b:RefOrder>1</b:RefOrder>
-  </b:Source>
-  <b:Source>
-    <b:Tag>W3C18</b:Tag>
-    <b:SourceType>Report</b:SourceType>
-    <b:Guid>{F4F3231B-70F0-44B3-9821-4ABF0D906213}</b:Guid>
-    <b:Author>
-      <b:Author>
-        <b:NameList>
-          <b:Person>
-            <b:Last>(W3C)</b:Last>
-            <b:First>World</b:First>
-            <b:Middle>Wide Web Consortium</b:Middle>
-          </b:Person>
-        </b:NameList>
-      </b:Author>
-    </b:Author>
-    <b:Title>Web Content Accessibility Guidelines (WCAG)</b:Title>
-    <b:Year>2018</b:Year>
-    <b:Publisher>https://www.w3.org/TR/WCAG21/</b:Publisher>
-    <b:RefOrder>2</b:RefOrder>
-  </b:Source>
-  <b:Source>
-    <b:Tag>Gra98</b:Tag>
-    <b:SourceType>Report</b:SourceType>
-    <b:Guid>{CC09D6CB-7709-4537-9E66-CD0D9A9B87A2}</b:Guid>
-    <b:Author>
-      <b:Author>
-        <b:NameList>
-          <b:Person>
-            <b:Last>Gray W. D. &amp; Salzman</b:Last>
-            <b:First>M.</b:First>
-            <b:Middle>C</b:Middle>
-          </b:Person>
-        </b:NameList>
-      </b:Author>
-    </b:Author>
-    <b:Title>Damaged merchandise? A review of experiments that compare usability evaluation methods. Human-Computer Interaction</b:Title>
-    <b:Year>1998</b:Year>
-    <b:Publisher>https://doi.org/10.1207/s15327051hci1303_2</b:Publisher>
-    <b:RefOrder>3</b:RefOrder>
-  </b:Source>
-  <b:Source>
-    <b:Tag>Lid10</b:Tag>
-    <b:SourceType>Report</b:SourceType>
-    <b:Guid>{0032D97F-DD57-49F7-AF4A-5F04D5365FF9}</b:Guid>
-    <b:Author>
-      <b:Author>
-        <b:NameList>
-          <b:Person>
-            <b:Last>Lidwell W.</b:Last>
-            <b:First>Holden</b:First>
-            <b:Middle>K., &amp; Butler J.</b:Middle>
-          </b:Person>
-        </b:NameList>
-      </b:Author>
-    </b:Author>
-    <b:Title>Universal principles of design (2nd ed.)</b:Title>
-    <b:Year>2010</b:Year>
-    <b:Publisher>Rockport Publishers.</b:Publisher>
-    <b:RefOrder>9</b:RefOrder>
-  </b:Source>
-  <b:Source>
-    <b:Tag>Zha05</b:Tag>
-    <b:SourceType>Report</b:SourceType>
-    <b:Guid>{3B228D25-6953-4E68-837C-90C8505A8BF4}</b:Guid>
-    <b:Author>
-      <b:Author>
-        <b:NameList>
-          <b:Person>
-            <b:Last>Zhang</b:Last>
-            <b:First>D</b:First>
-          </b:Person>
-          <b:Person>
-            <b:Last>Adipat</b:Last>
-            <b:First>B</b:First>
-          </b:Person>
-        </b:NameList>
-      </b:Author>
-    </b:Author>
-    <b:Title>Challenges, methodologies, and issues in the usability testing of mobile applications.</b:Title>
-    <b:Year>2005</b:Year>
-    <b:Publisher>International Journal of Human-Computer Interaction</b:Publisher>
-    <b:RefOrder>10</b:RefOrder>
-  </b:Source>
-  <b:Source>
-    <b:Tag>Nor05</b:Tag>
-    <b:SourceType>Report</b:SourceType>
-    <b:Guid>{45B4CF18-B68D-4752-81A8-7BEDB09F5618}</b:Guid>
-    <b:Title>Emotional design: Why we love (or hate) everyday things</b:Title>
-    <b:Year>2005</b:Year>
-    <b:Publisher>Basic Books</b:Publisher>
-    <b:Author>
-      <b:Author>
-        <b:NameList>
-          <b:Person>
-            <b:Last>Norman</b:Last>
-            <b:First>D.A.</b:First>
-          </b:Person>
-        </b:NameList>
-      </b:Author>
-    </b:Author>
-    <b:RefOrder>4</b:RefOrder>
-  </b:Source>
-  <b:Source>
-    <b:Tag>Has06</b:Tag>
-    <b:SourceType>Report</b:SourceType>
-    <b:Guid>{F33B058F-BB1A-4DF4-83EE-253654624284}</b:Guid>
-    <b:Title>User experience: A research agenda</b:Title>
-    <b:Year>2006</b:Year>
-    <b:Publisher>Behaviour &amp; Information Technology</b:Publisher>
-    <b:Author>
-      <b:Author>
-        <b:NameList>
-          <b:Person>
-            <b:Last>Hassenzahl</b:Last>
-            <b:First>M</b:First>
-          </b:Person>
-          <b:Person>
-            <b:Last>Tractinsky</b:Last>
-            <b:First>N.</b:First>
-          </b:Person>
-        </b:NameList>
-      </b:Author>
-    </b:Author>
-    <b:RefOrder>5</b:RefOrder>
-  </b:Source>
-  <b:Source>
-    <b:Tag>Sut05</b:Tag>
-    <b:SourceType>Report</b:SourceType>
-    <b:Guid>{7859C089-8590-4AF4-93A9-D830BECB97D1}</b:Guid>
-    <b:Title>Assessing interaction styles in web user interfaces. Proceedings of the 6th Annual Conference on Human Factors and the Web</b:Title>
-    <b:Year>2005</b:Year>
-    <b:Author>
-      <b:Author>
-        <b:NameList>
-          <b:Person>
-            <b:Last>Sutcliffe</b:Last>
-            <b:First>A</b:First>
-          </b:Person>
-          <b:Person>
-            <b:Last>De Angeli</b:Last>
-            <b:First>A</b:First>
-          </b:Person>
-        </b:NameList>
-      </b:Author>
-    </b:Author>
-    <b:RefOrder>6</b:RefOrder>
-  </b:Source>
-  <b:Source>
-    <b:Tag>ISO924111</b:Tag>
-    <b:SourceType>Report</b:SourceType>
-    <b:Guid>{52B33954-38FF-4BCA-8F9A-1FF1A4ACE3D8}</b:Guid>
-    <b:Author>
-      <b:Author>
-        <b:NameList>
-          <b:Person>
-            <b:Last>ISO 9241-11</b:Last>
-          </b:Person>
-        </b:NameList>
-      </b:Author>
-    </b:Author>
-    <b:Year>2018</b:Year>
-    <b:Publisher>International Organization for Standardization</b:Publisher>
-    <b:RefOrder>7</b:RefOrder>
-  </b:Source>
-  <b:Source>
-    <b:Tag>JSa11</b:Tag>
-    <b:SourceType>Report</b:SourceType>
-    <b:Guid>{D6AA798F-9F18-4915-A7A1-790EA9E254B0}</b:Guid>
-    <b:Author>
-      <b:Author>
-        <b:NameList>
-          <b:Person>
-            <b:Last>Sauro</b:Last>
-            <b:First>J.</b:First>
-          </b:Person>
-        </b:NameList>
-      </b:Author>
-    </b:Author>
-    <b:Title>Measuring usability with the System Usability Scale (SUS)</b:Title>
-    <b:Year>2011</b:Year>
-    <b:Publisher>https://measuringu.com/sus/</b:Publisher>
-    <b:RefOrder>8</b:RefOrder>
-  </b:Source>
-</b:Sources>
-</file>
-
-<file path=customXml/item2.xml><?xml version="1.0" encoding="utf-8"?>
 <ct:contentTypeSchema xmlns:ct="http://schemas.microsoft.com/office/2006/metadata/contentType" xmlns:ma="http://schemas.microsoft.com/office/2006/metadata/properties/metaAttributes" ct:_="" ma:_="" ma:contentTypeName="Document" ma:contentTypeID="0x010100F6682F5D279BB743815495E358809DF5" ma:contentTypeVersion="10" ma:contentTypeDescription="Create a new document." ma:contentTypeScope="" ma:versionID="9cce5abf39adbde8996982f8a2c22b61">
   <xsd:schema xmlns:xsd="http://www.w3.org/2001/XMLSchema" xmlns:xs="http://www.w3.org/2001/XMLSchema" xmlns:p="http://schemas.microsoft.com/office/2006/metadata/properties" xmlns:ns3="8368dbc2-d0cf-4f1d-b69d-271b713bb709" targetNamespace="http://schemas.microsoft.com/office/2006/metadata/properties" ma:root="true" ma:fieldsID="428003a732873292670f22a4d84859ad" ns3:_="">
     <xsd:import namespace="8368dbc2-d0cf-4f1d-b69d-271b713bb709"/>
@@ -26523,7 +27371,7 @@
 </ct:contentTypeSchema>
 </file>
 
-<file path=customXml/item3.xml><?xml version="1.0" encoding="utf-8"?>
+<file path=customXml/item2.xml><?xml version="1.0" encoding="utf-8"?>
 <?mso-contentType ?>
 <FormTemplates xmlns="http://schemas.microsoft.com/sharepoint/v3/contenttype/forms">
   <Display>DocumentLibraryForm</Display>
@@ -26532,21 +27380,271 @@
 </FormTemplates>
 </file>
 
-<file path=customXml/item4.xml><?xml version="1.0" encoding="utf-8"?>
+<file path=customXml/item3.xml><?xml version="1.0" encoding="utf-8"?>
 <p:properties xmlns:p="http://schemas.microsoft.com/office/2006/metadata/properties" xmlns:xsi="http://www.w3.org/2001/XMLSchema-instance" xmlns:pc="http://schemas.microsoft.com/office/infopath/2007/PartnerControls">
   <documentManagement/>
 </p:properties>
 </file>
 
-<file path=customXml/itemProps1.xml><?xml version="1.0" encoding="utf-8"?>
-<ds:datastoreItem xmlns:ds="http://schemas.openxmlformats.org/officeDocument/2006/customXml" ds:itemID="{771C588B-E55E-49B9-BF51-B46E1EA943F3}">
-  <ds:schemaRefs>
-    <ds:schemaRef ds:uri="http://schemas.openxmlformats.org/officeDocument/2006/bibliography"/>
-  </ds:schemaRefs>
-</ds:datastoreItem>
+<file path=customXml/item4.xml><?xml version="1.0" encoding="utf-8"?>
+<b:Sources xmlns:b="http://schemas.openxmlformats.org/officeDocument/2006/bibliography" xmlns="http://schemas.openxmlformats.org/officeDocument/2006/bibliography" SelectedStyle="\CHICAGO.XSL" StyleName="Chicago" Version="16">
+  <b:Source>
+    <b:Tag>Nie94</b:Tag>
+    <b:SourceType>Book</b:SourceType>
+    <b:Guid>{02621735-0E21-45A4-9306-B9DFC135D3EF}</b:Guid>
+    <b:Author>
+      <b:Author>
+        <b:NameList>
+          <b:Person>
+            <b:Last>Nielsen</b:Last>
+            <b:First>J.</b:First>
+          </b:Person>
+        </b:NameList>
+      </b:Author>
+    </b:Author>
+    <b:Title>10 usability heuristics for user interface design </b:Title>
+    <b:Year>1994</b:Year>
+    <b:Publisher>https://www.nngroup.com/articles/ten-usability-heuristics/</b:Publisher>
+    <b:RefOrder>4</b:RefOrder>
+  </b:Source>
+  <b:Source>
+    <b:Tag>W3C18</b:Tag>
+    <b:SourceType>Report</b:SourceType>
+    <b:Guid>{F4F3231B-70F0-44B3-9821-4ABF0D906213}</b:Guid>
+    <b:Author>
+      <b:Author>
+        <b:NameList>
+          <b:Person>
+            <b:Last>(W3C)</b:Last>
+            <b:First>World</b:First>
+            <b:Middle>Wide Web Consortium</b:Middle>
+          </b:Person>
+        </b:NameList>
+      </b:Author>
+    </b:Author>
+    <b:Title>Web Content Accessibility Guidelines (WCAG)</b:Title>
+    <b:Year>2018</b:Year>
+    <b:Publisher>https://www.w3.org/TR/WCAG21/</b:Publisher>
+    <b:RefOrder>5</b:RefOrder>
+  </b:Source>
+  <b:Source>
+    <b:Tag>Gra98</b:Tag>
+    <b:SourceType>Report</b:SourceType>
+    <b:Guid>{CC09D6CB-7709-4537-9E66-CD0D9A9B87A2}</b:Guid>
+    <b:Author>
+      <b:Author>
+        <b:NameList>
+          <b:Person>
+            <b:Last>Gray W. D. &amp; Salzman</b:Last>
+            <b:First>M.</b:First>
+            <b:Middle>C</b:Middle>
+          </b:Person>
+        </b:NameList>
+      </b:Author>
+    </b:Author>
+    <b:Title>Damaged merchandise? A review of experiments that compare usability evaluation methods. Human-Computer Interaction</b:Title>
+    <b:Year>1998</b:Year>
+    <b:Publisher>https://doi.org/10.1207/s15327051hci1303_2</b:Publisher>
+    <b:RefOrder>6</b:RefOrder>
+  </b:Source>
+  <b:Source>
+    <b:Tag>Lid10</b:Tag>
+    <b:SourceType>Report</b:SourceType>
+    <b:Guid>{0032D97F-DD57-49F7-AF4A-5F04D5365FF9}</b:Guid>
+    <b:Author>
+      <b:Author>
+        <b:NameList>
+          <b:Person>
+            <b:Last>Lidwell W.</b:Last>
+            <b:First>Holden</b:First>
+            <b:Middle>K., &amp; Butler J.</b:Middle>
+          </b:Person>
+        </b:NameList>
+      </b:Author>
+    </b:Author>
+    <b:Title>Universal principles of design (2nd ed.)</b:Title>
+    <b:Year>2010</b:Year>
+    <b:Publisher>Rockport Publishers.</b:Publisher>
+    <b:RefOrder>7</b:RefOrder>
+  </b:Source>
+  <b:Source>
+    <b:Tag>Zha05</b:Tag>
+    <b:SourceType>Report</b:SourceType>
+    <b:Guid>{3B228D25-6953-4E68-837C-90C8505A8BF4}</b:Guid>
+    <b:Author>
+      <b:Author>
+        <b:NameList>
+          <b:Person>
+            <b:Last>Zhang</b:Last>
+            <b:First>D</b:First>
+          </b:Person>
+          <b:Person>
+            <b:Last>Adipat</b:Last>
+            <b:First>B</b:First>
+          </b:Person>
+        </b:NameList>
+      </b:Author>
+    </b:Author>
+    <b:Title>Challenges, methodologies, and issues in the usability testing of mobile applications.</b:Title>
+    <b:Year>2005</b:Year>
+    <b:Publisher>International Journal of Human-Computer Interaction</b:Publisher>
+    <b:RefOrder>8</b:RefOrder>
+  </b:Source>
+  <b:Source>
+    <b:Tag>Nor05</b:Tag>
+    <b:SourceType>Report</b:SourceType>
+    <b:Guid>{45B4CF18-B68D-4752-81A8-7BEDB09F5618}</b:Guid>
+    <b:Title>Emotional design: Why we love (or hate) everyday things</b:Title>
+    <b:Year>2005</b:Year>
+    <b:Publisher>Basic Books</b:Publisher>
+    <b:Author>
+      <b:Author>
+        <b:NameList>
+          <b:Person>
+            <b:Last>Norman</b:Last>
+            <b:First>D.A.</b:First>
+          </b:Person>
+        </b:NameList>
+      </b:Author>
+    </b:Author>
+    <b:RefOrder>9</b:RefOrder>
+  </b:Source>
+  <b:Source>
+    <b:Tag>Has06</b:Tag>
+    <b:SourceType>Report</b:SourceType>
+    <b:Guid>{F33B058F-BB1A-4DF4-83EE-253654624284}</b:Guid>
+    <b:Title>User experience: A research agenda</b:Title>
+    <b:Year>2006</b:Year>
+    <b:Publisher>Behaviour &amp; Information Technology</b:Publisher>
+    <b:Author>
+      <b:Author>
+        <b:NameList>
+          <b:Person>
+            <b:Last>Hassenzahl</b:Last>
+            <b:First>M</b:First>
+          </b:Person>
+          <b:Person>
+            <b:Last>Tractinsky</b:Last>
+            <b:First>N.</b:First>
+          </b:Person>
+        </b:NameList>
+      </b:Author>
+    </b:Author>
+    <b:RefOrder>10</b:RefOrder>
+  </b:Source>
+  <b:Source>
+    <b:Tag>Sut05</b:Tag>
+    <b:SourceType>Report</b:SourceType>
+    <b:Guid>{7859C089-8590-4AF4-93A9-D830BECB97D1}</b:Guid>
+    <b:Title>Assessing interaction styles in web user interfaces. Proceedings of the 6th Annual Conference on Human Factors and the Web</b:Title>
+    <b:Year>2005</b:Year>
+    <b:Author>
+      <b:Author>
+        <b:NameList>
+          <b:Person>
+            <b:Last>Sutcliffe</b:Last>
+            <b:First>A</b:First>
+          </b:Person>
+          <b:Person>
+            <b:Last>De Angeli</b:Last>
+            <b:First>A</b:First>
+          </b:Person>
+        </b:NameList>
+      </b:Author>
+    </b:Author>
+    <b:RefOrder>11</b:RefOrder>
+  </b:Source>
+  <b:Source>
+    <b:Tag>ISO924111</b:Tag>
+    <b:SourceType>Report</b:SourceType>
+    <b:Guid>{52B33954-38FF-4BCA-8F9A-1FF1A4ACE3D8}</b:Guid>
+    <b:Author>
+      <b:Author>
+        <b:NameList>
+          <b:Person>
+            <b:Last>ISO 9241-11</b:Last>
+          </b:Person>
+        </b:NameList>
+      </b:Author>
+    </b:Author>
+    <b:Year>2018</b:Year>
+    <b:Publisher>International Organization for Standardization</b:Publisher>
+    <b:RefOrder>12</b:RefOrder>
+  </b:Source>
+  <b:Source>
+    <b:Tag>JSa11</b:Tag>
+    <b:SourceType>Report</b:SourceType>
+    <b:Guid>{D6AA798F-9F18-4915-A7A1-790EA9E254B0}</b:Guid>
+    <b:Author>
+      <b:Author>
+        <b:NameList>
+          <b:Person>
+            <b:Last>Sauro</b:Last>
+            <b:First>J.</b:First>
+          </b:Person>
+        </b:NameList>
+      </b:Author>
+    </b:Author>
+    <b:Title>Measuring usability with the System Usability Scale (SUS)</b:Title>
+    <b:Year>2011</b:Year>
+    <b:Publisher>https://measuringu.com/sus/</b:Publisher>
+    <b:RefOrder>13</b:RefOrder>
+  </b:Source>
+  <b:Source>
+    <b:Tag>Cam</b:Tag>
+    <b:SourceType>InternetSite</b:SourceType>
+    <b:Guid>{FBA4324F-1B05-4BE5-8A05-95F915C834FE}</b:Guid>
+    <b:Title>Dictionary </b:Title>
+    <b:Author>
+      <b:Author>
+        <b:NameList>
+          <b:Person>
+            <b:Last>Cambridge</b:Last>
+          </b:Person>
+        </b:NameList>
+      </b:Author>
+    </b:Author>
+    <b:URL>https://dictionary.cambridge.org/</b:URL>
+    <b:RefOrder>2</b:RefOrder>
+  </b:Source>
+  <b:Source>
+    <b:Tag>Cam1</b:Tag>
+    <b:SourceType>InternetSite</b:SourceType>
+    <b:Guid>{E2EEA5AD-22C7-48FA-8FD9-4AEF8869D311}</b:Guid>
+    <b:Author>
+      <b:Author>
+        <b:NameList>
+          <b:Person>
+            <b:Last>Cambridge</b:Last>
+          </b:Person>
+        </b:NameList>
+      </b:Author>
+    </b:Author>
+    <b:Title>Dictionary </b:Title>
+    <b:URL>https://dictionary.cambridge.org/</b:URL>
+    <b:RefOrder>1</b:RefOrder>
+  </b:Source>
+  <b:Source>
+    <b:Tag>Bri</b:Tag>
+    <b:SourceType>InternetSite</b:SourceType>
+    <b:Guid>{F8047B6B-B598-46B6-A9C3-D42673B21E3F}</b:Guid>
+    <b:Author>
+      <b:Author>
+        <b:NameList>
+          <b:Person>
+            <b:Last>Britannica</b:Last>
+          </b:Person>
+        </b:NameList>
+      </b:Author>
+    </b:Author>
+    <b:Title>Britannica</b:Title>
+    <b:URL>https://www.britannica.com/</b:URL>
+    <b:RefOrder>3</b:RefOrder>
+  </b:Source>
+</b:Sources>
 </file>
 
-<file path=customXml/itemProps2.xml><?xml version="1.0" encoding="utf-8"?>
+<file path=customXml/itemProps1.xml><?xml version="1.0" encoding="utf-8"?>
 <ds:datastoreItem xmlns:ds="http://schemas.openxmlformats.org/officeDocument/2006/customXml" ds:itemID="{C79C9704-F379-4180-A658-10AB81D7AADB}">
   <ds:schemaRefs>
     <ds:schemaRef ds:uri="http://schemas.microsoft.com/office/2006/metadata/contentType"/>
@@ -26564,7 +27662,7 @@
 </ds:datastoreItem>
 </file>
 
-<file path=customXml/itemProps3.xml><?xml version="1.0" encoding="utf-8"?>
+<file path=customXml/itemProps2.xml><?xml version="1.0" encoding="utf-8"?>
 <ds:datastoreItem xmlns:ds="http://schemas.openxmlformats.org/officeDocument/2006/customXml" ds:itemID="{2630172D-6836-408C-8A6D-12F557B98137}">
   <ds:schemaRefs>
     <ds:schemaRef ds:uri="http://schemas.microsoft.com/sharepoint/v3/contenttype/forms"/>
@@ -26572,11 +27670,19 @@
 </ds:datastoreItem>
 </file>
 
-<file path=customXml/itemProps4.xml><?xml version="1.0" encoding="utf-8"?>
+<file path=customXml/itemProps3.xml><?xml version="1.0" encoding="utf-8"?>
 <ds:datastoreItem xmlns:ds="http://schemas.openxmlformats.org/officeDocument/2006/customXml" ds:itemID="{F6237B5A-BC7F-4E8D-A410-6C3736C80475}">
   <ds:schemaRefs>
     <ds:schemaRef ds:uri="http://schemas.microsoft.com/office/2006/metadata/properties"/>
     <ds:schemaRef ds:uri="http://schemas.microsoft.com/office/infopath/2007/PartnerControls"/>
   </ds:schemaRefs>
 </ds:datastoreItem>
+</file>
+
+<file path=customXml/itemProps4.xml><?xml version="1.0" encoding="utf-8"?>
+<ds:datastoreItem xmlns:ds="http://schemas.openxmlformats.org/officeDocument/2006/customXml" ds:itemID="{5BCEFE82-9C77-4C94-883F-D333C22003E4}">
+  <ds:schemaRefs>
+    <ds:schemaRef ds:uri="http://schemas.openxmlformats.org/officeDocument/2006/bibliography"/>
+  </ds:schemaRefs>
+</ds:datastoreItem>
 </file>
--- a/Documentation/Documentation.docx
+++ b/Documentation/Documentation.docx
@@ -368,27 +368,7 @@
                                 <w:sz w:val="32"/>
                                 <w:szCs w:val="32"/>
                               </w:rPr>
-                              <w:t xml:space="preserve">Research in UI/UX </w:t>
-                            </w:r>
-                            <w:proofErr w:type="spellStart"/>
-                            <w:r>
-                              <w:rPr>
-                                <w:rFonts w:ascii="Calibri" w:hAnsi="Calibri" w:cs="Calibri"/>
-                                <w:i/>
-                                <w:sz w:val="32"/>
-                                <w:szCs w:val="32"/>
-                              </w:rPr>
-                              <w:t>systems</w:t>
-                            </w:r>
-                            <w:proofErr w:type="spellEnd"/>
-                            <w:r>
-                              <w:rPr>
-                                <w:rFonts w:ascii="Calibri" w:hAnsi="Calibri" w:cs="Calibri"/>
-                                <w:i/>
-                                <w:sz w:val="32"/>
-                                <w:szCs w:val="32"/>
-                              </w:rPr>
-                              <w:t xml:space="preserve">   </w:t>
+                              <w:t xml:space="preserve">Research in UI/UX systems   </w:t>
                             </w:r>
                           </w:p>
                           <w:p>
@@ -566,25 +546,7 @@
                                 <w:sz w:val="28"/>
                                 <w:szCs w:val="32"/>
                               </w:rPr>
-                              <w:t xml:space="preserve">Επιβλέπουσα Καθηγήτρια Μαρία </w:t>
-                            </w:r>
-                            <w:proofErr w:type="spellStart"/>
-                            <w:r>
-                              <w:rPr>
-                                <w:rFonts w:ascii="Calibri" w:hAnsi="Calibri" w:cs="Calibri"/>
-                                <w:sz w:val="28"/>
-                                <w:szCs w:val="32"/>
-                              </w:rPr>
-                              <w:t>Βίρβου</w:t>
-                            </w:r>
-                            <w:proofErr w:type="spellEnd"/>
-                            <w:r>
-                              <w:rPr>
-                                <w:rFonts w:ascii="Calibri" w:hAnsi="Calibri" w:cs="Calibri"/>
-                                <w:sz w:val="28"/>
-                                <w:szCs w:val="32"/>
-                              </w:rPr>
-                              <w:t xml:space="preserve"> </w:t>
+                              <w:t xml:space="preserve">Επιβλέπουσα Καθηγήτρια Μαρία Βίρβου </w:t>
                             </w:r>
                           </w:p>
                           <w:p>
@@ -751,7 +713,7 @@
                                     </pic:cNvPicPr>
                                   </pic:nvPicPr>
                                   <pic:blipFill>
-                                    <a:blip r:embed="rId11">
+                                    <a:blip r:embed="rId12">
                                       <a:extLst>
                                         <a:ext uri="{28A0092B-C50C-407E-A947-70E740481C1C}">
                                           <a14:useLocalDpi xmlns:a14="http://schemas.microsoft.com/office/drawing/2010/main" val="0"/>
@@ -936,27 +898,7 @@
                           <w:sz w:val="32"/>
                           <w:szCs w:val="32"/>
                         </w:rPr>
-                        <w:t xml:space="preserve">Research in UI/UX </w:t>
-                      </w:r>
-                      <w:proofErr w:type="spellStart"/>
-                      <w:r>
-                        <w:rPr>
-                          <w:rFonts w:ascii="Calibri" w:hAnsi="Calibri" w:cs="Calibri"/>
-                          <w:i/>
-                          <w:sz w:val="32"/>
-                          <w:szCs w:val="32"/>
-                        </w:rPr>
-                        <w:t>systems</w:t>
-                      </w:r>
-                      <w:proofErr w:type="spellEnd"/>
-                      <w:r>
-                        <w:rPr>
-                          <w:rFonts w:ascii="Calibri" w:hAnsi="Calibri" w:cs="Calibri"/>
-                          <w:i/>
-                          <w:sz w:val="32"/>
-                          <w:szCs w:val="32"/>
-                        </w:rPr>
-                        <w:t xml:space="preserve">   </w:t>
+                        <w:t xml:space="preserve">Research in UI/UX systems   </w:t>
                       </w:r>
                     </w:p>
                     <w:p>
@@ -1134,25 +1076,7 @@
                           <w:sz w:val="28"/>
                           <w:szCs w:val="32"/>
                         </w:rPr>
-                        <w:t xml:space="preserve">Επιβλέπουσα Καθηγήτρια Μαρία </w:t>
-                      </w:r>
-                      <w:proofErr w:type="spellStart"/>
-                      <w:r>
-                        <w:rPr>
-                          <w:rFonts w:ascii="Calibri" w:hAnsi="Calibri" w:cs="Calibri"/>
-                          <w:sz w:val="28"/>
-                          <w:szCs w:val="32"/>
-                        </w:rPr>
-                        <w:t>Βίρβου</w:t>
-                      </w:r>
-                      <w:proofErr w:type="spellEnd"/>
-                      <w:r>
-                        <w:rPr>
-                          <w:rFonts w:ascii="Calibri" w:hAnsi="Calibri" w:cs="Calibri"/>
-                          <w:sz w:val="28"/>
-                          <w:szCs w:val="32"/>
-                        </w:rPr>
-                        <w:t xml:space="preserve"> </w:t>
+                        <w:t xml:space="preserve">Επιβλέπουσα Καθηγήτρια Μαρία Βίρβου </w:t>
                       </w:r>
                     </w:p>
                     <w:p>
@@ -6656,14 +6580,7 @@
         <w:jc w:val="both"/>
         <w:rPr>
           <w:rFonts w:ascii="Bahnschrift Light" w:hAnsi="Bahnschrift Light"/>
-        </w:rPr>
-      </w:pPr>
-    </w:p>
-    <w:p>
-      <w:pPr>
-        <w:jc w:val="both"/>
-        <w:rPr>
-          <w:rFonts w:ascii="Bahnschrift Light" w:hAnsi="Bahnschrift Light"/>
+          <w:lang w:val="en-GB"/>
         </w:rPr>
       </w:pPr>
     </w:p>
@@ -6707,6 +6624,19 @@
           <w:rFonts w:ascii="Bahnschrift Light" w:hAnsi="Bahnschrift Light" w:cs="Vani"/>
           <w:color w:val="77206D" w:themeColor="accent5" w:themeShade="BF"/>
           <w:highlight w:val="lightGray"/>
+          <w:lang w:val="en-GB"/>
+        </w:rPr>
+      </w:pPr>
+    </w:p>
+    <w:p>
+      <w:pPr>
+        <w:pStyle w:val="NoSpacing"/>
+        <w:jc w:val="both"/>
+        <w:rPr>
+          <w:rFonts w:ascii="Bahnschrift Light" w:hAnsi="Bahnschrift Light" w:cs="Vani"/>
+          <w:color w:val="77206D" w:themeColor="accent5" w:themeShade="BF"/>
+          <w:highlight w:val="lightGray"/>
+          <w:lang w:val="en-GB"/>
         </w:rPr>
       </w:pPr>
     </w:p>
@@ -7164,7 +7094,6 @@
         </w:rPr>
         <w:t xml:space="preserve">- </w:t>
       </w:r>
-      <w:proofErr w:type="spellStart"/>
       <w:r>
         <w:rPr>
           <w:rFonts w:ascii="Bahnschrift Light" w:hAnsi="Bahnschrift Light"/>
@@ -7177,7 +7106,6 @@
         </w:rPr>
         <w:t>Effectiveness</w:t>
       </w:r>
-      <w:proofErr w:type="spellEnd"/>
     </w:p>
     <w:p>
       <w:pPr>
@@ -7227,10 +7155,39 @@
           <w:sz w:val="26"/>
           <w:szCs w:val="26"/>
         </w:rPr>
-        <w:t xml:space="preserve">Κλίμακα </w:t>
-      </w:r>
-      <w:proofErr w:type="spellStart"/>
-      <w:r>
+        <w:t>Κλίμακα Likert</w:t>
+      </w:r>
+    </w:p>
+    <w:p>
+      <w:pPr>
+        <w:spacing w:line="259" w:lineRule="auto"/>
+        <w:jc w:val="both"/>
+        <w:rPr>
+          <w:rFonts w:ascii="Bahnschrift Light" w:hAnsi="Bahnschrift Light" w:cs="Calibri"/>
+          <w:lang w:val="en-GB"/>
+        </w:rPr>
+      </w:pPr>
+      <w:r>
+        <w:rPr>
+          <w:rFonts w:ascii="Bahnschrift Light" w:hAnsi="Bahnschrift Light" w:cs="Calibri"/>
+        </w:rPr>
+        <w:t>Σύστημα αξιολόγησης, που χρησιμοποιείται σε ερωτηματολόγια, το οποίο έχει σχεδιαστεί για να μετρά τις απόψεις και τις αντιλήψεις των ανθρώπων. Οι συμμετέχοντες επιλέγουν από μια σειρά πιθανών απαντήσεων σε μια συγκεκριμένη ερώτηση ή δήλωση. Συχνά, οι κατηγορίες απαντήσεων κωδικοποιούνται αριθμητικά, όπου 1 = διαφωνώ και 5= συμφωνώ.</w:t>
+      </w:r>
+    </w:p>
+    <w:p>
+      <w:pPr>
+        <w:spacing w:line="259" w:lineRule="auto"/>
+        <w:jc w:val="both"/>
+        <w:rPr>
+          <w:rFonts w:ascii="Bahnschrift Light" w:hAnsi="Bahnschrift Light" w:cs="Calibri"/>
+          <w:lang w:val="en-GB"/>
+        </w:rPr>
+      </w:pPr>
+    </w:p>
+    <w:p>
+      <w:pPr>
+        <w:spacing w:line="259" w:lineRule="auto"/>
+        <w:jc w:val="both"/>
         <w:rPr>
           <w:rFonts w:ascii="Bahnschrift Light" w:hAnsi="Bahnschrift Light"/>
           <w:b/>
@@ -7240,9 +7197,19 @@
           <w:sz w:val="26"/>
           <w:szCs w:val="26"/>
         </w:rPr>
-        <w:t>Likert</w:t>
-      </w:r>
-      <w:proofErr w:type="spellEnd"/>
+      </w:pPr>
+      <w:r>
+        <w:rPr>
+          <w:rFonts w:ascii="Bahnschrift Light" w:hAnsi="Bahnschrift Light"/>
+          <w:b/>
+          <w:bCs/>
+          <w:i/>
+          <w:iCs/>
+          <w:sz w:val="26"/>
+          <w:szCs w:val="26"/>
+        </w:rPr>
+        <w:t>hero section</w:t>
+      </w:r>
     </w:p>
     <w:p>
       <w:pPr>
@@ -7256,7 +7223,31 @@
         <w:rPr>
           <w:rFonts w:ascii="Bahnschrift Light" w:hAnsi="Bahnschrift Light" w:cs="Calibri"/>
         </w:rPr>
-        <w:t>Σύστημα αξιολόγησης, που χρησιμοποιείται σε ερωτηματολόγια, το οποίο έχει σχεδιαστεί για να μετρά τις απόψεις και τις αντιλήψεις των ανθρώπων. Οι συμμετέχοντες επιλέγουν από μια σειρά πιθανών απαντήσεων σε μια συγκεκριμένη ερώτηση ή δήλωση. Συχνά, οι κατηγορίες απαντήσεων κωδικοποιούνται αριθμητικά, όπου 1 = διαφωνώ και 5= συμφωνώ.</w:t>
+        <w:t>Τ</w:t>
+      </w:r>
+      <w:r>
+        <w:rPr>
+          <w:rFonts w:ascii="Bahnschrift Light" w:hAnsi="Bahnschrift Light" w:cs="Calibri"/>
+        </w:rPr>
+        <w:t xml:space="preserve">ο πρώτο, εμφανές οπτικό στοιχείο στην κορυφή μιας ιστοσελίδας, σχεδιασμένο για να τραβά αμέσως την προσοχή και να εξηγεί </w:t>
+      </w:r>
+      <w:r>
+        <w:rPr>
+          <w:rFonts w:ascii="Bahnschrift Light" w:hAnsi="Bahnschrift Light" w:cs="Calibri"/>
+        </w:rPr>
+        <w:t>το</w:t>
+      </w:r>
+      <w:r>
+        <w:rPr>
+          <w:rFonts w:ascii="Bahnschrift Light" w:hAnsi="Bahnschrift Light" w:cs="Calibri"/>
+        </w:rPr>
+        <w:t xml:space="preserve"> προϊόν</w:t>
+      </w:r>
+      <w:r>
+        <w:rPr>
+          <w:rFonts w:ascii="Bahnschrift Light" w:hAnsi="Bahnschrift Light" w:cs="Calibri"/>
+        </w:rPr>
+        <w:t>.</w:t>
       </w:r>
     </w:p>
     <w:p>
@@ -7284,6 +7275,7 @@
           <w:sz w:val="28"/>
           <w:szCs w:val="28"/>
         </w:rPr>
+        <w:lastRenderedPageBreak/>
         <w:t>Σκοπός και στόχοι της εργασίας</w:t>
       </w:r>
     </w:p>
@@ -7300,15 +7292,33 @@
         <w:jc w:val="both"/>
         <w:rPr>
           <w:rFonts w:ascii="Bahnschrift Light" w:hAnsi="Bahnschrift Light"/>
+        </w:rPr>
+      </w:pPr>
+      <w:r>
+        <w:rPr>
+          <w:rFonts w:ascii="Bahnschrift Light" w:hAnsi="Bahnschrift Light"/>
+        </w:rPr>
+        <w:t>--</w:t>
+      </w:r>
+      <w:r>
+        <w:rPr>
+          <w:rFonts w:ascii="Bahnschrift Light" w:hAnsi="Bahnschrift Light"/>
           <w:lang w:val="en-GB"/>
         </w:rPr>
-      </w:pPr>
+        <w:t>To</w:t>
+      </w:r>
+      <w:r>
+        <w:rPr>
+          <w:rFonts w:ascii="Bahnschrift Light" w:hAnsi="Bahnschrift Light"/>
+        </w:rPr>
+        <w:t xml:space="preserve"> </w:t>
+      </w:r>
       <w:r>
         <w:rPr>
           <w:rFonts w:ascii="Bahnschrift Light" w:hAnsi="Bahnschrift Light"/>
           <w:lang w:val="en-GB"/>
         </w:rPr>
-        <w:t>--To do</w:t>
+        <w:t>do</w:t>
       </w:r>
     </w:p>
     <w:p>
@@ -7330,13 +7340,31 @@
           <w:sz w:val="28"/>
           <w:szCs w:val="28"/>
         </w:rPr>
-        <w:lastRenderedPageBreak/>
         <w:t>Παραδοτέα της εργασίας</w:t>
       </w:r>
     </w:p>
     <w:p>
       <w:pPr>
         <w:jc w:val="both"/>
+        <w:rPr>
+          <w:rFonts w:ascii="Bahnschrift Light" w:hAnsi="Bahnschrift Light"/>
+          <w:b/>
+          <w:bCs/>
+          <w:sz w:val="28"/>
+          <w:szCs w:val="28"/>
+        </w:rPr>
+      </w:pPr>
+      <w:r>
+        <w:rPr>
+          <w:rFonts w:ascii="Bahnschrift Light" w:hAnsi="Bahnschrift Light"/>
+          <w:b/>
+          <w:bCs/>
+          <w:sz w:val="28"/>
+          <w:szCs w:val="28"/>
+        </w:rPr>
+        <w:t>--</w:t>
+      </w:r>
+      <w:r>
         <w:rPr>
           <w:rFonts w:ascii="Bahnschrift Light" w:hAnsi="Bahnschrift Light"/>
           <w:b/>
@@ -7345,7 +7373,8 @@
           <w:szCs w:val="28"/>
           <w:lang w:val="en-GB"/>
         </w:rPr>
-      </w:pPr>
+        <w:t>To</w:t>
+      </w:r>
       <w:r>
         <w:rPr>
           <w:rFonts w:ascii="Bahnschrift Light" w:hAnsi="Bahnschrift Light"/>
@@ -7354,7 +7383,7 @@
           <w:sz w:val="28"/>
           <w:szCs w:val="28"/>
         </w:rPr>
-        <w:t>--</w:t>
+        <w:t xml:space="preserve"> </w:t>
       </w:r>
       <w:r>
         <w:rPr>
@@ -7365,7 +7394,7 @@
           <w:szCs w:val="28"/>
           <w:lang w:val="en-GB"/>
         </w:rPr>
-        <w:t>To do</w:t>
+        <w:t>do</w:t>
       </w:r>
     </w:p>
     <w:p>
@@ -7419,15 +7448,33 @@
         <w:jc w:val="both"/>
         <w:rPr>
           <w:rFonts w:ascii="Bahnschrift Light" w:hAnsi="Bahnschrift Light"/>
+        </w:rPr>
+      </w:pPr>
+      <w:r>
+        <w:rPr>
+          <w:rFonts w:ascii="Bahnschrift Light" w:hAnsi="Bahnschrift Light"/>
+        </w:rPr>
+        <w:t>--</w:t>
+      </w:r>
+      <w:r>
+        <w:rPr>
+          <w:rFonts w:ascii="Bahnschrift Light" w:hAnsi="Bahnschrift Light"/>
           <w:lang w:val="en-GB"/>
         </w:rPr>
-      </w:pPr>
+        <w:t>To</w:t>
+      </w:r>
+      <w:r>
+        <w:rPr>
+          <w:rFonts w:ascii="Bahnschrift Light" w:hAnsi="Bahnschrift Light"/>
+        </w:rPr>
+        <w:t xml:space="preserve"> </w:t>
+      </w:r>
       <w:r>
         <w:rPr>
           <w:rFonts w:ascii="Bahnschrift Light" w:hAnsi="Bahnschrift Light"/>
           <w:lang w:val="en-GB"/>
         </w:rPr>
-        <w:t>--To do</w:t>
+        <w:t>do</w:t>
       </w:r>
     </w:p>
     <w:p>
@@ -7802,21 +7849,7 @@
         <w:rPr>
           <w:rFonts w:ascii="Bahnschrift Light" w:hAnsi="Bahnschrift Light" w:cs="Calibri"/>
         </w:rPr>
-        <w:t xml:space="preserve">, είναι αυτές που καθορίζουν πως θα κινηθεί ο χρήστης μέσα στον ιστότοπο και με ποιόν τρόπο θα λάβει τις πληροφορίες που το </w:t>
-      </w:r>
-      <w:proofErr w:type="spellStart"/>
-      <w:r>
-        <w:rPr>
-          <w:rFonts w:ascii="Bahnschrift Light" w:hAnsi="Bahnschrift Light" w:cs="Calibri"/>
-        </w:rPr>
-        <w:t>πρβάλλονται</w:t>
-      </w:r>
-      <w:proofErr w:type="spellEnd"/>
-      <w:r>
-        <w:rPr>
-          <w:rFonts w:ascii="Bahnschrift Light" w:hAnsi="Bahnschrift Light" w:cs="Calibri"/>
-        </w:rPr>
-        <w:t xml:space="preserve"> </w:t>
+        <w:t xml:space="preserve">, είναι αυτές που καθορίζουν πως θα κινηθεί ο χρήστης μέσα στον ιστότοπο και με ποιόν τρόπο θα λάβει τις πληροφορίες που το πρβάλλονται </w:t>
       </w:r>
       <w:r>
         <w:rPr>
@@ -7916,21 +7949,7 @@
         <w:rPr>
           <w:rFonts w:ascii="Bahnschrift Light" w:hAnsi="Bahnschrift Light" w:cs="Vani"/>
         </w:rPr>
-        <w:t xml:space="preserve"> User </w:t>
-      </w:r>
-      <w:proofErr w:type="spellStart"/>
-      <w:r>
-        <w:rPr>
-          <w:rFonts w:ascii="Bahnschrift Light" w:hAnsi="Bahnschrift Light" w:cs="Vani"/>
-        </w:rPr>
-        <w:t>Interface</w:t>
-      </w:r>
-      <w:proofErr w:type="spellEnd"/>
-      <w:r>
-        <w:rPr>
-          <w:rFonts w:ascii="Bahnschrift Light" w:hAnsi="Bahnschrift Light" w:cs="Vani"/>
-        </w:rPr>
-        <w:t xml:space="preserve"> </w:t>
+        <w:t xml:space="preserve"> User Interface </w:t>
       </w:r>
       <w:r>
         <w:rPr>
@@ -8184,14 +8203,12 @@
         </w:rPr>
         <w:t xml:space="preserve"> </w:t>
       </w:r>
-      <w:proofErr w:type="spellStart"/>
       <w:r>
         <w:rPr>
           <w:rFonts w:ascii="Bahnschrift Light" w:hAnsi="Bahnschrift Light" w:cs="Calibri"/>
         </w:rPr>
         <w:t>κατά</w:t>
       </w:r>
-      <w:proofErr w:type="spellEnd"/>
       <w:r>
         <w:rPr>
           <w:rFonts w:ascii="Bahnschrift Light" w:hAnsi="Bahnschrift Light" w:cs="Vani"/>
@@ -11743,25 +11760,7 @@
           <w:sz w:val="23"/>
           <w:szCs w:val="20"/>
         </w:rPr>
-        <w:t xml:space="preserve">. Οι διαφορές εντοπίζονται σε βασικά σημεία όπως η χρωματική παλέτα, η διάταξη της αρχικής σελίδας, η οργάνωση της πλοήγησης ανάμεσα στις </w:t>
-      </w:r>
-      <w:proofErr w:type="spellStart"/>
-      <w:r>
-        <w:rPr>
-          <w:rFonts w:ascii="Bahnschrift Light" w:hAnsi="Bahnschrift Light" w:cs="Calibri"/>
-          <w:sz w:val="23"/>
-          <w:szCs w:val="20"/>
-        </w:rPr>
-        <w:t>υπο</w:t>
-      </w:r>
-      <w:proofErr w:type="spellEnd"/>
-      <w:r>
-        <w:rPr>
-          <w:rFonts w:ascii="Bahnschrift Light" w:hAnsi="Bahnschrift Light" w:cs="Calibri"/>
-          <w:sz w:val="23"/>
-          <w:szCs w:val="20"/>
-        </w:rPr>
-        <w:t xml:space="preserve">-σελίδες, η δομή στην παρουσίαση των παρεχόμενων υπηρεσιών και πακέτων. Σκοπός είναι οι χρήστες να εκτελέσουν τις ίδιες ενέργειες και να εστιάσουν στις διαφορές που υπάρχουν στον σχεδιασμό και όχι στις λειτουργείες που παρέχονται. </w:t>
+        <w:t xml:space="preserve">. Οι διαφορές εντοπίζονται σε βασικά σημεία όπως η χρωματική παλέτα, η διάταξη της αρχικής σελίδας, η οργάνωση της πλοήγησης ανάμεσα στις υπο-σελίδες, η δομή στην παρουσίαση των παρεχόμενων υπηρεσιών και πακέτων. Σκοπός είναι οι χρήστες να εκτελέσουν τις ίδιες ενέργειες και να εστιάσουν στις διαφορές που υπάρχουν στον σχεδιασμό και όχι στις λειτουργείες που παρέχονται. </w:t>
       </w:r>
     </w:p>
     <w:p>
@@ -12047,6 +12046,373 @@
     </w:p>
     <w:p>
       <w:pPr>
+        <w:spacing w:line="259" w:lineRule="auto"/>
+        <w:jc w:val="both"/>
+        <w:rPr>
+          <w:rFonts w:ascii="Bahnschrift Light" w:hAnsi="Bahnschrift Light" w:cs="Calibri"/>
+          <w:sz w:val="23"/>
+          <w:szCs w:val="20"/>
+        </w:rPr>
+      </w:pPr>
+      <w:r>
+        <w:rPr>
+          <w:rFonts w:ascii="Bahnschrift Light" w:hAnsi="Bahnschrift Light" w:cs="Calibri"/>
+          <w:sz w:val="23"/>
+          <w:szCs w:val="20"/>
+        </w:rPr>
+        <w:t xml:space="preserve">Η πρώτη </w:t>
+      </w:r>
+      <w:r>
+        <w:rPr>
+          <w:rFonts w:ascii="Bahnschrift Light" w:hAnsi="Bahnschrift Light" w:cs="Calibri"/>
+          <w:sz w:val="23"/>
+          <w:szCs w:val="20"/>
+          <w:lang w:val="en-GB"/>
+        </w:rPr>
+        <w:t>home</w:t>
+      </w:r>
+      <w:r>
+        <w:rPr>
+          <w:rFonts w:ascii="Bahnschrift Light" w:hAnsi="Bahnschrift Light" w:cs="Calibri"/>
+          <w:sz w:val="23"/>
+          <w:szCs w:val="20"/>
+        </w:rPr>
+        <w:t xml:space="preserve"> </w:t>
+      </w:r>
+      <w:r>
+        <w:rPr>
+          <w:rFonts w:ascii="Bahnschrift Light" w:hAnsi="Bahnschrift Light" w:cs="Calibri"/>
+          <w:sz w:val="23"/>
+          <w:szCs w:val="20"/>
+          <w:lang w:val="en-GB"/>
+        </w:rPr>
+        <w:t>page</w:t>
+      </w:r>
+      <w:r>
+        <w:rPr>
+          <w:rFonts w:ascii="Bahnschrift Light" w:hAnsi="Bahnschrift Light" w:cs="Calibri"/>
+          <w:sz w:val="23"/>
+          <w:szCs w:val="20"/>
+        </w:rPr>
+        <w:t xml:space="preserve"> σε κάθε έναν από τους ιστότοπος που δημιουργήθηκαν έχει στηθεί με αρκετά διαφορετικό τρόπο</w:t>
+      </w:r>
+      <w:r>
+        <w:rPr>
+          <w:rFonts w:ascii="Bahnschrift Light" w:hAnsi="Bahnschrift Light" w:cs="Calibri"/>
+          <w:sz w:val="23"/>
+          <w:szCs w:val="20"/>
+        </w:rPr>
+        <w:t xml:space="preserve">. </w:t>
+      </w:r>
+    </w:p>
+    <w:p>
+      <w:pPr>
+        <w:spacing w:line="259" w:lineRule="auto"/>
+        <w:jc w:val="both"/>
+        <w:rPr>
+          <w:rFonts w:ascii="Bahnschrift Light" w:hAnsi="Bahnschrift Light" w:cs="Calibri"/>
+          <w:sz w:val="23"/>
+          <w:szCs w:val="20"/>
+        </w:rPr>
+      </w:pPr>
+      <w:r>
+        <w:rPr>
+          <w:rFonts w:ascii="Bahnschrift Light" w:hAnsi="Bahnschrift Light" w:cs="Calibri"/>
+          <w:sz w:val="23"/>
+          <w:szCs w:val="20"/>
+        </w:rPr>
+        <w:t xml:space="preserve">Ξεκινώντας με την λευκή σελίδα, όταν την ανοίγουμε για πρώτη φορά μας καλωσορίζει ένα </w:t>
+      </w:r>
+      <w:r>
+        <w:rPr>
+          <w:rFonts w:ascii="Bahnschrift Light" w:hAnsi="Bahnschrift Light" w:cs="Calibri"/>
+          <w:sz w:val="23"/>
+          <w:szCs w:val="20"/>
+          <w:lang w:val="en-GB"/>
+        </w:rPr>
+        <w:t>hero</w:t>
+      </w:r>
+      <w:r>
+        <w:rPr>
+          <w:rFonts w:ascii="Bahnschrift Light" w:hAnsi="Bahnschrift Light" w:cs="Calibri"/>
+          <w:sz w:val="23"/>
+          <w:szCs w:val="20"/>
+        </w:rPr>
+        <w:t xml:space="preserve"> </w:t>
+      </w:r>
+      <w:r>
+        <w:rPr>
+          <w:rFonts w:ascii="Bahnschrift Light" w:hAnsi="Bahnschrift Light" w:cs="Calibri"/>
+          <w:sz w:val="23"/>
+          <w:szCs w:val="20"/>
+          <w:lang w:val="en-GB"/>
+        </w:rPr>
+        <w:t>section</w:t>
+      </w:r>
+      <w:r>
+        <w:rPr>
+          <w:rFonts w:ascii="Bahnschrift Light" w:hAnsi="Bahnschrift Light" w:cs="Calibri"/>
+          <w:sz w:val="23"/>
+          <w:szCs w:val="20"/>
+        </w:rPr>
+        <w:t xml:space="preserve"> με το σλόγκαν της εταιρίας. Εάν το επιλέξουμε ανακατευθυνόμαστε σε μια βοηθητική σελίδα όπου μας παρουσιάζονται οι υπηρεσίες που μας παρέχει η εταιρία. Συνεχίζοντας πιο κάτω μπορούμε να δούμε τις βασικές παροχές που είναι πιθανό να αναζητά ο πελάτης. Αμέσως μετά έχουν τοποθετηθεί τα </w:t>
+      </w:r>
+      <w:r>
+        <w:rPr>
+          <w:rFonts w:ascii="Bahnschrift Light" w:hAnsi="Bahnschrift Light" w:cs="Calibri"/>
+          <w:sz w:val="23"/>
+          <w:szCs w:val="20"/>
+        </w:rPr>
+        <w:t>δημοφιλέστερα</w:t>
+      </w:r>
+      <w:r>
+        <w:rPr>
+          <w:rFonts w:ascii="Bahnschrift Light" w:hAnsi="Bahnschrift Light" w:cs="Calibri"/>
+          <w:sz w:val="23"/>
+          <w:szCs w:val="20"/>
+        </w:rPr>
+        <w:t xml:space="preserve"> π</w:t>
+      </w:r>
+      <w:r>
+        <w:rPr>
+          <w:rFonts w:ascii="Bahnschrift Light" w:hAnsi="Bahnschrift Light" w:cs="Calibri"/>
+          <w:sz w:val="23"/>
+          <w:szCs w:val="20"/>
+        </w:rPr>
+        <w:t xml:space="preserve">ακέτα από κάθε κατηγορία, είναι πολύ πιθανό ο χρήστης να αναζητά ένα από αυτά, μειώνουμε με αυτό τον τρόπο τον χρόνο αναζήτησης που θα χρειαζόταν σε άλλη περίπτωση. Πιο χαμηλά σε κάθετη διάταξη παρουσιάζονται οι υπόλοιπες υπηρεσίες, οι οποίες δεν είχαν αναφερθεί στο προηγούμενο </w:t>
+      </w:r>
+      <w:r>
+        <w:rPr>
+          <w:rFonts w:ascii="Bahnschrift Light" w:hAnsi="Bahnschrift Light" w:cs="Calibri"/>
+          <w:sz w:val="23"/>
+          <w:szCs w:val="20"/>
+          <w:lang w:val="en-GB"/>
+        </w:rPr>
+        <w:t>section</w:t>
+      </w:r>
+      <w:r>
+        <w:rPr>
+          <w:rFonts w:ascii="Bahnschrift Light" w:hAnsi="Bahnschrift Light" w:cs="Calibri"/>
+          <w:sz w:val="23"/>
+          <w:szCs w:val="20"/>
+        </w:rPr>
+        <w:t xml:space="preserve">. </w:t>
+      </w:r>
+      <w:r>
+        <w:rPr>
+          <w:rFonts w:ascii="Bahnschrift Light" w:hAnsi="Bahnschrift Light" w:cs="Calibri"/>
+          <w:sz w:val="23"/>
+          <w:szCs w:val="20"/>
+          <w:lang w:val="en-GB"/>
+        </w:rPr>
+        <w:t>T</w:t>
+      </w:r>
+      <w:r>
+        <w:rPr>
+          <w:rFonts w:ascii="Bahnschrift Light" w:hAnsi="Bahnschrift Light" w:cs="Calibri"/>
+          <w:sz w:val="23"/>
+          <w:szCs w:val="20"/>
+        </w:rPr>
+        <w:t xml:space="preserve">ελευταίο κομμάτι του κύριου τμήματος της αρχικής σελίδας είναι μια καρτέλα εγγραφής στο </w:t>
+      </w:r>
+      <w:r>
+        <w:rPr>
+          <w:rFonts w:ascii="Bahnschrift Light" w:hAnsi="Bahnschrift Light" w:cs="Calibri"/>
+          <w:sz w:val="23"/>
+          <w:szCs w:val="20"/>
+          <w:lang w:val="en-GB"/>
+        </w:rPr>
+        <w:t>mailing</w:t>
+      </w:r>
+      <w:r>
+        <w:rPr>
+          <w:rFonts w:ascii="Bahnschrift Light" w:hAnsi="Bahnschrift Light" w:cs="Calibri"/>
+          <w:sz w:val="23"/>
+          <w:szCs w:val="20"/>
+        </w:rPr>
+        <w:t xml:space="preserve"> </w:t>
+      </w:r>
+      <w:r>
+        <w:rPr>
+          <w:rFonts w:ascii="Bahnschrift Light" w:hAnsi="Bahnschrift Light" w:cs="Calibri"/>
+          <w:sz w:val="23"/>
+          <w:szCs w:val="20"/>
+          <w:lang w:val="en-GB"/>
+        </w:rPr>
+        <w:t>list</w:t>
+      </w:r>
+      <w:r>
+        <w:rPr>
+          <w:rFonts w:ascii="Bahnschrift Light" w:hAnsi="Bahnschrift Light" w:cs="Calibri"/>
+          <w:sz w:val="23"/>
+          <w:szCs w:val="20"/>
+        </w:rPr>
+        <w:t xml:space="preserve"> όπου μπορούν να εγγραφούν οι πελάτες για να λαμβάνουν τις τελευταίες ενημερώσεις για τις προσφορές της εταιρίας.</w:t>
+      </w:r>
+    </w:p>
+    <w:p>
+      <w:pPr>
+        <w:spacing w:line="259" w:lineRule="auto"/>
+        <w:jc w:val="both"/>
+        <w:rPr>
+          <w:rFonts w:ascii="Bahnschrift Light" w:hAnsi="Bahnschrift Light" w:cs="Calibri"/>
+          <w:sz w:val="23"/>
+          <w:szCs w:val="20"/>
+        </w:rPr>
+      </w:pPr>
+      <w:r>
+        <w:rPr>
+          <w:rFonts w:ascii="Bahnschrift Light" w:hAnsi="Bahnschrift Light" w:cs="Calibri"/>
+          <w:sz w:val="23"/>
+          <w:szCs w:val="20"/>
+        </w:rPr>
+        <w:t xml:space="preserve">Αντίστοιχα με την πρώτη  και στην δεύτερη σελίδα </w:t>
+      </w:r>
+      <w:r>
+        <w:rPr>
+          <w:rFonts w:ascii="Bahnschrift Light" w:hAnsi="Bahnschrift Light" w:cs="Calibri"/>
+          <w:sz w:val="23"/>
+          <w:szCs w:val="20"/>
+        </w:rPr>
+        <w:t>σ</w:t>
+      </w:r>
+      <w:r>
+        <w:rPr>
+          <w:rFonts w:ascii="Bahnschrift Light" w:hAnsi="Bahnschrift Light" w:cs="Calibri"/>
+          <w:sz w:val="23"/>
+          <w:szCs w:val="20"/>
+        </w:rPr>
+        <w:t xml:space="preserve">το πρώτο τμήμα της σελίδας </w:t>
+      </w:r>
+      <w:r>
+        <w:rPr>
+          <w:rFonts w:ascii="Bahnschrift Light" w:hAnsi="Bahnschrift Light" w:cs="Calibri"/>
+          <w:sz w:val="23"/>
+          <w:szCs w:val="20"/>
+        </w:rPr>
+        <w:t>εκτείνεται το αντίστοιχο</w:t>
+      </w:r>
+      <w:r>
+        <w:rPr>
+          <w:rFonts w:ascii="Bahnschrift Light" w:hAnsi="Bahnschrift Light" w:cs="Calibri"/>
+          <w:sz w:val="23"/>
+          <w:szCs w:val="20"/>
+        </w:rPr>
+        <w:t xml:space="preserve"> </w:t>
+      </w:r>
+      <w:r>
+        <w:rPr>
+          <w:rFonts w:ascii="Bahnschrift Light" w:hAnsi="Bahnschrift Light" w:cs="Calibri"/>
+          <w:sz w:val="23"/>
+          <w:szCs w:val="20"/>
+          <w:lang w:val="en-GB"/>
+        </w:rPr>
+        <w:t>hero</w:t>
+      </w:r>
+      <w:r>
+        <w:rPr>
+          <w:rFonts w:ascii="Bahnschrift Light" w:hAnsi="Bahnschrift Light" w:cs="Calibri"/>
+          <w:sz w:val="23"/>
+          <w:szCs w:val="20"/>
+        </w:rPr>
+        <w:t xml:space="preserve"> </w:t>
+      </w:r>
+      <w:r>
+        <w:rPr>
+          <w:rFonts w:ascii="Bahnschrift Light" w:hAnsi="Bahnschrift Light" w:cs="Calibri"/>
+          <w:sz w:val="23"/>
+          <w:szCs w:val="20"/>
+          <w:lang w:val="en-GB"/>
+        </w:rPr>
+        <w:t>section</w:t>
+      </w:r>
+      <w:r>
+        <w:rPr>
+          <w:rFonts w:ascii="Bahnschrift Light" w:hAnsi="Bahnschrift Light" w:cs="Calibri"/>
+          <w:sz w:val="23"/>
+          <w:szCs w:val="20"/>
+        </w:rPr>
+        <w:t xml:space="preserve">, αυτή τη φορά όμως έχει την μορφή καρουσέλ με εναλλασσόμενες εικόνες, σταθερό μήνυμα καλωσορίσματος και κουμπί </w:t>
+      </w:r>
+      <w:r>
+        <w:rPr>
+          <w:rFonts w:ascii="Bahnschrift Light" w:hAnsi="Bahnschrift Light" w:cs="Calibri"/>
+          <w:sz w:val="23"/>
+          <w:szCs w:val="20"/>
+          <w:lang w:val="en-GB"/>
+        </w:rPr>
+        <w:t>redirection</w:t>
+      </w:r>
+      <w:r>
+        <w:rPr>
+          <w:rFonts w:ascii="Bahnschrift Light" w:hAnsi="Bahnschrift Light" w:cs="Calibri"/>
+          <w:sz w:val="23"/>
+          <w:szCs w:val="20"/>
+        </w:rPr>
+        <w:t xml:space="preserve"> προς τη σελίδα με τις διαθέσιμες υπηρεσίες που προσφέρει η εταιρία. Όσο συνεχίζουμε την πλοήγησή μας προς τα κάτω βρίσκουμε αναλυτικότερο το μενού του </w:t>
+      </w:r>
+      <w:r>
+        <w:rPr>
+          <w:rFonts w:ascii="Bahnschrift Light" w:hAnsi="Bahnschrift Light" w:cs="Calibri"/>
+          <w:sz w:val="23"/>
+          <w:szCs w:val="20"/>
+          <w:lang w:val="en-GB"/>
+        </w:rPr>
+        <w:t>header</w:t>
+      </w:r>
+      <w:r>
+        <w:rPr>
+          <w:rFonts w:ascii="Bahnschrift Light" w:hAnsi="Bahnschrift Light" w:cs="Calibri"/>
+          <w:sz w:val="23"/>
+          <w:szCs w:val="20"/>
+        </w:rPr>
+        <w:t xml:space="preserve"> σε κάθετη αυτή τη φορά διάταξη. Σε κάθε γραμμή του </w:t>
+      </w:r>
+      <w:r>
+        <w:rPr>
+          <w:rFonts w:ascii="Bahnschrift Light" w:hAnsi="Bahnschrift Light" w:cs="Calibri"/>
+          <w:sz w:val="23"/>
+          <w:szCs w:val="20"/>
+          <w:lang w:val="en-GB"/>
+        </w:rPr>
+        <w:t>section</w:t>
+      </w:r>
+      <w:r>
+        <w:rPr>
+          <w:rFonts w:ascii="Bahnschrift Light" w:hAnsi="Bahnschrift Light" w:cs="Calibri"/>
+          <w:sz w:val="23"/>
+          <w:szCs w:val="20"/>
+        </w:rPr>
+        <w:t xml:space="preserve"> </w:t>
+      </w:r>
+      <w:r>
+        <w:rPr>
+          <w:rFonts w:ascii="Bahnschrift Light" w:hAnsi="Bahnschrift Light" w:cs="Calibri"/>
+          <w:sz w:val="23"/>
+          <w:szCs w:val="20"/>
+        </w:rPr>
+        <w:t xml:space="preserve">εναλλάσσεται η τοποθέτηση του τμήματος κειμένου και φωτογραφίας από τα αριστερά προς τα δεξιά. Πάλι έχει αφιερωθεί μία οριζόντια διάταξη για την παρουσίαση των δημοφιλέστερων πακέτων που προσφέρει η εταιρία. Τέλος ακολουθεί το </w:t>
+      </w:r>
+      <w:r>
+        <w:rPr>
+          <w:rFonts w:ascii="Bahnschrift Light" w:hAnsi="Bahnschrift Light" w:cs="Calibri"/>
+          <w:sz w:val="23"/>
+          <w:szCs w:val="20"/>
+          <w:lang w:val="en-GB"/>
+        </w:rPr>
+        <w:t>“join our mailing list”</w:t>
+      </w:r>
+      <w:r>
+        <w:rPr>
+          <w:rFonts w:ascii="Bahnschrift Light" w:hAnsi="Bahnschrift Light" w:cs="Calibri"/>
+          <w:sz w:val="23"/>
+          <w:szCs w:val="20"/>
+        </w:rPr>
+        <w:t xml:space="preserve"> τμήμα.</w:t>
+      </w:r>
+    </w:p>
+    <w:p>
+      <w:pPr>
         <w:spacing w:after="160" w:line="259" w:lineRule="auto"/>
         <w:jc w:val="both"/>
         <w:rPr>
@@ -12055,22 +12421,36 @@
           <w:szCs w:val="20"/>
         </w:rPr>
       </w:pPr>
-      <w:r>
-        <w:rPr>
-          <w:rFonts w:ascii="Bahnschrift Light" w:hAnsi="Bahnschrift Light" w:cs="Calibri"/>
-          <w:sz w:val="23"/>
-          <w:szCs w:val="20"/>
-        </w:rPr>
-        <w:t xml:space="preserve">Η </w:t>
-      </w:r>
-      <w:r>
-        <w:rPr>
-          <w:rFonts w:ascii="Bahnschrift Light" w:hAnsi="Bahnschrift Light" w:cs="Calibri"/>
-          <w:sz w:val="23"/>
-          <w:szCs w:val="20"/>
-        </w:rPr>
-        <w:t xml:space="preserve">αρχική σελίδα </w:t>
-      </w:r>
+    </w:p>
+    <w:p>
+      <w:pPr>
+        <w:spacing w:after="160" w:line="259" w:lineRule="auto"/>
+        <w:jc w:val="both"/>
+        <w:rPr>
+          <w:rFonts w:ascii="Bahnschrift Light" w:hAnsi="Bahnschrift Light" w:cs="Calibri"/>
+          <w:sz w:val="23"/>
+          <w:szCs w:val="20"/>
+        </w:rPr>
+      </w:pPr>
+      <w:r>
+        <w:rPr>
+          <w:rFonts w:ascii="Bahnschrift Light" w:hAnsi="Bahnschrift Light" w:cs="Calibri"/>
+          <w:sz w:val="23"/>
+          <w:szCs w:val="20"/>
+        </w:rPr>
+        <w:t xml:space="preserve"> </w:t>
+      </w:r>
+    </w:p>
+    <w:p>
+      <w:pPr>
+        <w:spacing w:after="160" w:line="259" w:lineRule="auto"/>
+        <w:jc w:val="both"/>
+        <w:rPr>
+          <w:rFonts w:ascii="Bahnschrift Light" w:hAnsi="Bahnschrift Light" w:cs="Calibri"/>
+          <w:sz w:val="23"/>
+          <w:szCs w:val="20"/>
+        </w:rPr>
+      </w:pPr>
     </w:p>
     <w:p>
       <w:pPr>
@@ -12082,32 +12462,18 @@
           <w:bCs/>
           <w:sz w:val="26"/>
           <w:szCs w:val="26"/>
-          <w:lang w:val="en-GB"/>
-        </w:rPr>
-      </w:pPr>
-      <w:r>
-        <w:rPr>
-          <w:rFonts w:ascii="Bahnschrift Light" w:hAnsi="Bahnschrift Light" w:cs="Calibri"/>
-          <w:sz w:val="23"/>
-          <w:szCs w:val="20"/>
-          <w:lang w:val="en-GB"/>
-        </w:rPr>
-        <w:t>--To do</w:t>
-      </w:r>
-    </w:p>
-    <w:p>
-      <w:pPr>
-        <w:spacing w:after="160" w:line="259" w:lineRule="auto"/>
-        <w:jc w:val="both"/>
+        </w:rPr>
+      </w:pPr>
+      <w:r>
         <w:rPr>
           <w:rFonts w:ascii="Bahnschrift Light" w:hAnsi="Bahnschrift Light"/>
           <w:b/>
           <w:bCs/>
           <w:sz w:val="26"/>
           <w:szCs w:val="26"/>
-          <w:lang w:val="en-GB"/>
-        </w:rPr>
-      </w:pPr>
+        </w:rPr>
+        <w:t>Διάταξη</w:t>
+      </w:r>
       <w:r>
         <w:rPr>
           <w:rFonts w:ascii="Bahnschrift Light" w:hAnsi="Bahnschrift Light"/>
@@ -12116,7 +12482,7 @@
           <w:sz w:val="26"/>
           <w:szCs w:val="26"/>
         </w:rPr>
-        <w:t>Διάταξη</w:t>
+        <w:t xml:space="preserve"> </w:t>
       </w:r>
       <w:r>
         <w:rPr>
@@ -12125,9 +12491,8 @@
           <w:bCs/>
           <w:sz w:val="26"/>
           <w:szCs w:val="26"/>
-          <w:lang w:val="en-GB"/>
-        </w:rPr>
-        <w:t xml:space="preserve"> </w:t>
+        </w:rPr>
+        <w:t>σελίδας</w:t>
       </w:r>
       <w:r>
         <w:rPr>
@@ -12137,7 +12502,7 @@
           <w:sz w:val="26"/>
           <w:szCs w:val="26"/>
         </w:rPr>
-        <w:t>σελίδας</w:t>
+        <w:t xml:space="preserve"> </w:t>
       </w:r>
       <w:r>
         <w:rPr>
@@ -12146,11 +12511,81 @@
           <w:bCs/>
           <w:sz w:val="26"/>
           <w:szCs w:val="26"/>
+        </w:rPr>
+        <w:t>πακέτων</w:t>
+      </w:r>
+    </w:p>
+    <w:p>
+      <w:pPr>
+        <w:spacing w:line="259" w:lineRule="auto"/>
+        <w:jc w:val="both"/>
+        <w:rPr>
+          <w:rFonts w:ascii="Bahnschrift Light" w:hAnsi="Bahnschrift Light" w:cs="Calibri"/>
+          <w:sz w:val="23"/>
+          <w:szCs w:val="20"/>
+        </w:rPr>
+      </w:pPr>
+      <w:r>
+        <w:rPr>
+          <w:rFonts w:ascii="Bahnschrift Light" w:hAnsi="Bahnschrift Light" w:cs="Calibri"/>
+          <w:sz w:val="23"/>
+          <w:szCs w:val="20"/>
+        </w:rPr>
+        <w:t xml:space="preserve">Η διάταξη των πακέτων που παρέχει η εταιρία γίνεται με δύο πολύ διαφορετικές σχεδιαστικές προσεγγίσεις σε κάθε διαθέσιμη σελίδα. </w:t>
+      </w:r>
+    </w:p>
+    <w:p>
+      <w:pPr>
+        <w:spacing w:line="259" w:lineRule="auto"/>
+        <w:jc w:val="both"/>
+        <w:rPr>
+          <w:rFonts w:ascii="Bahnschrift Light" w:hAnsi="Bahnschrift Light" w:cs="Calibri"/>
+          <w:sz w:val="23"/>
+          <w:szCs w:val="20"/>
+        </w:rPr>
+      </w:pPr>
+      <w:r>
+        <w:rPr>
+          <w:rFonts w:ascii="Bahnschrift Light" w:hAnsi="Bahnschrift Light" w:cs="Calibri"/>
+          <w:sz w:val="23"/>
+          <w:szCs w:val="20"/>
+        </w:rPr>
+        <w:t>Για την λευκή σελίδα επιλέχθηκε μία κάθετη διάταξη, κάθε κάρτα πακέτου πιάνει μεγάλο μέρος της οθόνης, έχει τον τίτλο του πακέτου και την τιμή με μεγάλα γράμματα, με μικρότερους τίτλους και μια σύντομη επεξήγηση μας δίνονται οι απαραίτητες πληροφορίες για κάθε προσφορά. Στο τέλος κάθε κάρτας υπάρχει το κουμπί «Απόκτησέ το» με γαλάζιο φόντο που έρχεται σε αντίθεση με τα χρώματα της υπόλοιπης σελίδας και που κατά την επιλογή του προσθέτει το εκάστοτε πακέτο στο καλάθι του χρήστη.</w:t>
+      </w:r>
+    </w:p>
+    <w:p>
+      <w:pPr>
+        <w:pStyle w:val="ListParagraph"/>
+        <w:spacing w:line="259" w:lineRule="auto"/>
+        <w:jc w:val="both"/>
+        <w:rPr>
+          <w:rFonts w:ascii="Bahnschrift Light" w:hAnsi="Bahnschrift Light" w:cs="Calibri"/>
+          <w:sz w:val="23"/>
+          <w:szCs w:val="20"/>
           <w:lang w:val="en-GB"/>
         </w:rPr>
-        <w:t xml:space="preserve"> </w:t>
-      </w:r>
-      <w:r>
+      </w:pPr>
+      <w:r>
+        <w:rPr>
+          <w:rFonts w:ascii="Bahnschrift Light" w:hAnsi="Bahnschrift Light" w:cs="Calibri"/>
+          <w:sz w:val="23"/>
+          <w:szCs w:val="20"/>
+        </w:rPr>
+        <w:t>--</w:t>
+      </w:r>
+      <w:r>
+        <w:rPr>
+          <w:rFonts w:ascii="Bahnschrift Light" w:hAnsi="Bahnschrift Light" w:cs="Calibri"/>
+          <w:sz w:val="23"/>
+          <w:szCs w:val="20"/>
+          <w:lang w:val="en-GB"/>
+        </w:rPr>
+        <w:t>To do monochrome</w:t>
+      </w:r>
+    </w:p>
+    <w:p>
+      <w:pPr>
+        <w:jc w:val="both"/>
         <w:rPr>
           <w:rFonts w:ascii="Bahnschrift Light" w:hAnsi="Bahnschrift Light"/>
           <w:b/>
@@ -12158,12 +12593,10 @@
           <w:sz w:val="26"/>
           <w:szCs w:val="26"/>
         </w:rPr>
-        <w:t>πακέτων</w:t>
-      </w:r>
-    </w:p>
-    <w:p>
-      <w:pPr>
-        <w:spacing w:after="160" w:line="259" w:lineRule="auto"/>
+      </w:pPr>
+    </w:p>
+    <w:p>
+      <w:pPr>
         <w:jc w:val="both"/>
         <w:rPr>
           <w:rFonts w:ascii="Bahnschrift Light" w:hAnsi="Bahnschrift Light"/>
@@ -12171,21 +12604,12 @@
           <w:bCs/>
           <w:sz w:val="26"/>
           <w:szCs w:val="26"/>
-          <w:lang w:val="en-GB"/>
-        </w:rPr>
-      </w:pPr>
-      <w:r>
-        <w:rPr>
-          <w:rFonts w:ascii="Bahnschrift Light" w:hAnsi="Bahnschrift Light" w:cs="Calibri"/>
-          <w:sz w:val="23"/>
-          <w:szCs w:val="20"/>
-          <w:lang w:val="en-GB"/>
-        </w:rPr>
-        <w:t>--To do</w:t>
-      </w:r>
-    </w:p>
-    <w:p>
-      <w:pPr>
+        </w:rPr>
+      </w:pPr>
+    </w:p>
+    <w:p>
+      <w:pPr>
+        <w:spacing w:line="259" w:lineRule="auto"/>
         <w:jc w:val="both"/>
         <w:rPr>
           <w:rFonts w:ascii="Bahnschrift Light" w:hAnsi="Bahnschrift Light"/>
@@ -12193,25 +12617,111 @@
           <w:bCs/>
           <w:sz w:val="26"/>
           <w:szCs w:val="26"/>
-          <w:lang w:val="en-GB"/>
-        </w:rPr>
-      </w:pPr>
-    </w:p>
-    <w:p>
-      <w:pPr>
-        <w:jc w:val="both"/>
+        </w:rPr>
+      </w:pPr>
+      <w:r>
         <w:rPr>
           <w:rFonts w:ascii="Bahnschrift Light" w:hAnsi="Bahnschrift Light"/>
           <w:b/>
           <w:bCs/>
           <w:sz w:val="26"/>
           <w:szCs w:val="26"/>
-          <w:lang w:val="en-GB"/>
-        </w:rPr>
-      </w:pPr>
-    </w:p>
-    <w:p>
-      <w:pPr>
+        </w:rPr>
+        <w:t>Στόχος της σύγκρισης</w:t>
+      </w:r>
+    </w:p>
+    <w:p>
+      <w:pPr>
+        <w:spacing w:line="259" w:lineRule="auto"/>
+        <w:jc w:val="both"/>
+        <w:rPr>
+          <w:rFonts w:ascii="Bahnschrift Light" w:hAnsi="Bahnschrift Light" w:cs="Calibri"/>
+          <w:sz w:val="23"/>
+          <w:szCs w:val="20"/>
+        </w:rPr>
+      </w:pPr>
+      <w:r>
+        <w:rPr>
+          <w:rFonts w:ascii="Bahnschrift Light" w:hAnsi="Bahnschrift Light" w:cs="Calibri"/>
+          <w:sz w:val="23"/>
+          <w:szCs w:val="20"/>
+        </w:rPr>
+        <w:t>Ο κύριος στόχος της σύγκρισης ανάμεσα στις δυο σελίδες είναι να εντοπιστεί η σχεδίαση είναι πιο εύχρηστη προς τους χρήστες</w:t>
+      </w:r>
+      <w:r>
+        <w:rPr>
+          <w:rFonts w:ascii="Bahnschrift Light" w:hAnsi="Bahnschrift Light" w:cs="Calibri"/>
+          <w:sz w:val="23"/>
+          <w:szCs w:val="20"/>
+        </w:rPr>
+        <w:t>. Η έρευνα έχει ως σκοπό , α εξετάσει πως η διαφορετική απεικόνιση του ίδιου αντικειμένου μπορεί να επηρεάσει την εμπειρία που έχει ο χρήστης κατά την πλοήγησή του. Είναι σημαντικό να βρούμε ποια προσέγγιση παρέχει τα βέλτιστα αποτελέσματα.</w:t>
+      </w:r>
+      <w:r>
+        <w:rPr>
+          <w:rFonts w:ascii="Bahnschrift Light" w:hAnsi="Bahnschrift Light" w:cs="Calibri"/>
+          <w:sz w:val="23"/>
+          <w:szCs w:val="20"/>
+        </w:rPr>
+        <w:t xml:space="preserve"> </w:t>
+      </w:r>
+    </w:p>
+    <w:p>
+      <w:pPr>
+        <w:spacing w:line="259" w:lineRule="auto"/>
+        <w:jc w:val="both"/>
+        <w:rPr>
+          <w:rFonts w:ascii="Bahnschrift Light" w:hAnsi="Bahnschrift Light" w:cs="Calibri"/>
+          <w:sz w:val="23"/>
+          <w:szCs w:val="20"/>
+        </w:rPr>
+      </w:pPr>
+      <w:r>
+        <w:rPr>
+          <w:rFonts w:ascii="Bahnschrift Light" w:hAnsi="Bahnschrift Light" w:cs="Calibri"/>
+          <w:sz w:val="23"/>
+          <w:szCs w:val="20"/>
+        </w:rPr>
+        <w:t>Για την αξιολόγηση της αποδοτικότητας της κάθε ιστοσελίδας θα βασιστούμε σε αντικειμενικά κριτήρια που βασίζονται στη συμπεριφορά του χρήστη. Ένα από αυτά είναι ο χρόνος που χρειάστηκε για να ολοκληρώσει μια ενέργεια, ακόμα σημαντικό είναι να σημειωθούν οι λανθασμένες απόπειρες μέχρι την επιτυχία μαζί με τις ανεπιτυχείς απαλείψεις. Με αυτό τον τρόπο μπορούμε να ποσότηκοποιήσουμε το πόσο αποτελεσματική είναι η εκάστοτε σελίδα.</w:t>
+      </w:r>
+    </w:p>
+    <w:p>
+      <w:pPr>
+        <w:spacing w:line="259" w:lineRule="auto"/>
+        <w:jc w:val="both"/>
+        <w:rPr>
+          <w:rFonts w:ascii="Bahnschrift Light" w:hAnsi="Bahnschrift Light" w:cs="Calibri"/>
+          <w:sz w:val="23"/>
+          <w:szCs w:val="20"/>
+        </w:rPr>
+      </w:pPr>
+      <w:r>
+        <w:rPr>
+          <w:rFonts w:ascii="Bahnschrift Light" w:hAnsi="Bahnschrift Light" w:cs="Calibri"/>
+          <w:sz w:val="23"/>
+          <w:szCs w:val="20"/>
+        </w:rPr>
+        <w:t>Ακόμα είναι πολύ σημαντικό να λάβουμε υπ’ όψη μας και τις μη μετρήσιμες υποκειμενικές από</w:t>
+      </w:r>
+      <w:r>
+        <w:rPr>
+          <w:rFonts w:ascii="Bahnschrift Light" w:hAnsi="Bahnschrift Light" w:cs="Calibri"/>
+          <w:sz w:val="23"/>
+          <w:szCs w:val="20"/>
+        </w:rPr>
+        <w:t xml:space="preserve">ψεις που θα έχει το ερωτούμενο κοινό. Με τη συλλογή των απαντήσεων του ερωτηματολογίου μπορούμε να πάρουμε μια εικόνα για το πόσο κατανοητή και εύχρηστη ήταν κάθε σελίδα. Η δήλωση προτίμησης ανάμεσα στις δύο σελίδες παρέχει από μόνη της αρκετή πληροφορία για να μπορέσουμε να διαπιστώσουμε ποια προσέγγιση ήταν πιο </w:t>
+      </w:r>
+      <w:r>
+        <w:rPr>
+          <w:rFonts w:ascii="Bahnschrift Light" w:hAnsi="Bahnschrift Light" w:cs="Calibri"/>
+          <w:sz w:val="23"/>
+          <w:szCs w:val="20"/>
+        </w:rPr>
+        <w:t xml:space="preserve">εύχρηστη. </w:t>
+      </w:r>
+    </w:p>
+    <w:p>
+      <w:pPr>
+        <w:spacing w:line="259" w:lineRule="auto"/>
         <w:jc w:val="both"/>
         <w:rPr>
           <w:rFonts w:ascii="Bahnschrift Light" w:hAnsi="Bahnschrift Light"/>
@@ -12219,13 +12729,20 @@
           <w:bCs/>
           <w:sz w:val="26"/>
           <w:szCs w:val="26"/>
-          <w:lang w:val="en-GB"/>
-        </w:rPr>
-      </w:pPr>
-    </w:p>
-    <w:p>
-      <w:pPr>
-        <w:spacing w:line="259" w:lineRule="auto"/>
+        </w:rPr>
+      </w:pPr>
+      <w:r>
+        <w:rPr>
+          <w:rFonts w:ascii="Bahnschrift Light" w:hAnsi="Bahnschrift Light" w:cs="Calibri"/>
+          <w:color w:val="FFFFFF" w:themeColor="background1"/>
+          <w:sz w:val="23"/>
+          <w:szCs w:val="20"/>
+        </w:rPr>
+        <w:t xml:space="preserve">Και έτσι γράφουμε «Στόχος σύγκρισης: Ποια είναι καλύτερη» σε 200 λέξεις </w:t>
+      </w:r>
+    </w:p>
+    <w:p>
+      <w:pPr>
         <w:jc w:val="both"/>
         <w:rPr>
           <w:rFonts w:ascii="Bahnschrift Light" w:hAnsi="Bahnschrift Light"/>
@@ -12243,165 +12760,128 @@
           <w:sz w:val="26"/>
           <w:szCs w:val="26"/>
         </w:rPr>
-        <w:t>Στόχος της σύγκρισης</w:t>
-      </w:r>
-    </w:p>
-    <w:p>
-      <w:pPr>
-        <w:spacing w:line="259" w:lineRule="auto"/>
-        <w:jc w:val="both"/>
-        <w:rPr>
-          <w:rFonts w:ascii="Bahnschrift Light" w:hAnsi="Bahnschrift Light" w:cs="Calibri"/>
-          <w:sz w:val="23"/>
-          <w:szCs w:val="20"/>
-        </w:rPr>
-      </w:pPr>
-      <w:r>
-        <w:rPr>
-          <w:rFonts w:ascii="Bahnschrift Light" w:hAnsi="Bahnschrift Light" w:cs="Calibri"/>
-          <w:sz w:val="23"/>
-          <w:szCs w:val="20"/>
-        </w:rPr>
-        <w:t>Ο κύριος στόχος της σύγκρισης ανάμεσα στις δυο σελίδες είναι να εντοπιστεί η σχεδίαση είναι πιο εύχρηστη προς τους χρήστες</w:t>
-      </w:r>
-      <w:r>
-        <w:rPr>
-          <w:rFonts w:ascii="Bahnschrift Light" w:hAnsi="Bahnschrift Light" w:cs="Calibri"/>
-          <w:sz w:val="23"/>
-          <w:szCs w:val="20"/>
-        </w:rPr>
-        <w:t>. Η έρευνα έχει ως σκοπό , α εξετάσει πως η διαφορετική απεικόνιση του ίδιου αντικειμένου μπορεί να επηρεάσει την εμπειρία που έχει ο χρήστης κατά την πλοήγησή του. Είναι σημαντικό να βρούμε ποια προσέγγιση παρέχει τα βέλτιστα αποτελέσματα.</w:t>
-      </w:r>
-      <w:r>
-        <w:rPr>
-          <w:rFonts w:ascii="Bahnschrift Light" w:hAnsi="Bahnschrift Light" w:cs="Calibri"/>
-          <w:sz w:val="23"/>
-          <w:szCs w:val="20"/>
-        </w:rPr>
-        <w:t xml:space="preserve"> </w:t>
-      </w:r>
-    </w:p>
-    <w:p>
-      <w:pPr>
-        <w:spacing w:line="259" w:lineRule="auto"/>
-        <w:jc w:val="both"/>
-        <w:rPr>
-          <w:rFonts w:ascii="Bahnschrift Light" w:hAnsi="Bahnschrift Light" w:cs="Calibri"/>
-          <w:sz w:val="23"/>
-          <w:szCs w:val="20"/>
-        </w:rPr>
-      </w:pPr>
-      <w:r>
-        <w:rPr>
-          <w:rFonts w:ascii="Bahnschrift Light" w:hAnsi="Bahnschrift Light" w:cs="Calibri"/>
-          <w:sz w:val="23"/>
-          <w:szCs w:val="20"/>
-        </w:rPr>
-        <w:t>Για την αξιολόγηση της αποδοτικότητας της κάθε ιστοσελίδας θα βασιστούμε σε αντικειμενικά κριτήρια που βασίζονται στη συμπεριφορά του χρήστη. Ένα από αυτά είναι ο χρόνος που χρειάστηκε για να ολοκληρώσει μια ενέργεια, ακόμα σημαντικό είναι να σημειωθούν οι λανθασμένες απόπειρες μέχρι την επιτυχία μαζί με τις ανεπιτυχείς απαλείψεις. Με αυτό τον τρόπο μπορούμε να ποσότηκοποιήσουμε το πόσο αποτελεσματική είναι η εκάστοτε σελίδα.</w:t>
-      </w:r>
-    </w:p>
-    <w:p>
-      <w:pPr>
-        <w:spacing w:line="259" w:lineRule="auto"/>
-        <w:jc w:val="both"/>
-        <w:rPr>
-          <w:rFonts w:ascii="Bahnschrift Light" w:hAnsi="Bahnschrift Light" w:cs="Calibri"/>
-          <w:sz w:val="23"/>
-          <w:szCs w:val="20"/>
-        </w:rPr>
-      </w:pPr>
-      <w:r>
-        <w:rPr>
-          <w:rFonts w:ascii="Bahnschrift Light" w:hAnsi="Bahnschrift Light" w:cs="Calibri"/>
-          <w:sz w:val="23"/>
-          <w:szCs w:val="20"/>
-        </w:rPr>
-        <w:t>Ακόμα είναι πολύ σημαντικό να λάβουμε υπ’ όψη μας και τις μη μετρήσιμες υποκειμενικές από</w:t>
-      </w:r>
-      <w:r>
-        <w:rPr>
-          <w:rFonts w:ascii="Bahnschrift Light" w:hAnsi="Bahnschrift Light" w:cs="Calibri"/>
-          <w:sz w:val="23"/>
-          <w:szCs w:val="20"/>
-        </w:rPr>
-        <w:t xml:space="preserve">ψεις που θα έχει το ερωτούμενο κοινό. Με τη συλλογή των απαντήσεων του ερωτηματολογίου μπορούμε να πάρουμε μια εικόνα για το πόσο κατανοητή και εύχρηστη ήταν κάθε σελίδα. Η δήλωση προτίμησης ανάμεσα στις δύο </w:t>
-      </w:r>
-      <w:r>
-        <w:rPr>
-          <w:rFonts w:ascii="Bahnschrift Light" w:hAnsi="Bahnschrift Light" w:cs="Calibri"/>
-          <w:sz w:val="23"/>
-          <w:szCs w:val="20"/>
+        <w:t>Πλοήγηση στις σελίδες</w:t>
+      </w:r>
+    </w:p>
+    <w:p>
+      <w:pPr>
+        <w:jc w:val="both"/>
+        <w:rPr>
+          <w:rFonts w:ascii="Bahnschrift Light" w:hAnsi="Bahnschrift Light"/>
+        </w:rPr>
+      </w:pPr>
+      <w:r>
+        <w:rPr>
+          <w:rFonts w:ascii="Bahnschrift Light" w:hAnsi="Bahnschrift Light"/>
+        </w:rPr>
+        <w:t xml:space="preserve">Η κύρια μέθοδος πλοήγησης που παρέχεται από κάθε σελίδα είναι </w:t>
+      </w:r>
+      <w:r>
+        <w:rPr>
+          <w:rFonts w:ascii="Bahnschrift Light" w:hAnsi="Bahnschrift Light"/>
+        </w:rPr>
+        <w:t xml:space="preserve">η κορδέλα της επικεφαλίδας στο πάνω μέρος κάθε οθόνης. </w:t>
+      </w:r>
+      <w:r>
+        <w:rPr>
+          <w:rFonts w:ascii="Bahnschrift Light" w:hAnsi="Bahnschrift Light"/>
+        </w:rPr>
+        <w:t xml:space="preserve">Η κάθε εκδοχή της ιστοσελίδας έχει και διαφορετική δομή για το </w:t>
+      </w:r>
+      <w:r>
+        <w:rPr>
+          <w:rFonts w:ascii="Bahnschrift Light" w:hAnsi="Bahnschrift Light"/>
+          <w:lang w:val="en-GB"/>
+        </w:rPr>
+        <w:t>main</w:t>
+      </w:r>
+      <w:r>
+        <w:rPr>
+          <w:rFonts w:ascii="Bahnschrift Light" w:hAnsi="Bahnschrift Light"/>
+        </w:rPr>
+        <w:t xml:space="preserve"> </w:t>
+      </w:r>
+      <w:r>
+        <w:rPr>
+          <w:rFonts w:ascii="Bahnschrift Light" w:hAnsi="Bahnschrift Light"/>
+          <w:lang w:val="en-GB"/>
+        </w:rPr>
+        <w:t>navigation</w:t>
+      </w:r>
+      <w:r>
+        <w:rPr>
+          <w:rFonts w:ascii="Bahnschrift Light" w:hAnsi="Bahnschrift Light"/>
+        </w:rPr>
+        <w:t xml:space="preserve">. Την λευκή σελίδα η κορδέλα χωρίζεται σε δύο υπο-τμήματα. Το πρώτο </w:t>
+      </w:r>
+      <w:r>
+        <w:rPr>
+          <w:rFonts w:ascii="Bahnschrift Light" w:hAnsi="Bahnschrift Light"/>
+          <w:lang w:val="en-GB"/>
+        </w:rPr>
+        <w:t>header</w:t>
+      </w:r>
+      <w:r>
+        <w:rPr>
+          <w:rFonts w:ascii="Bahnschrift Light" w:hAnsi="Bahnschrift Light"/>
+        </w:rPr>
+        <w:t xml:space="preserve"> έχει πιο γενικές πληροφορίες για την εταιρία, το λογότυπο στα αριστερά και το εικονίδιο του καλαθιού στα δεξιά. Η δεύτερη επικεφαλίδα περιέχει τις βασικές υπηρεσίες που προσφέρει η εταιρία, οι οποίες συνοδεύονται και από το αντίστοιχο εικονίδιο. Στο αντίστοιχο σημείο της </w:t>
+      </w:r>
+      <w:r>
+        <w:rPr>
+          <w:rFonts w:ascii="Bahnschrift Light" w:hAnsi="Bahnschrift Light"/>
         </w:rPr>
         <w:lastRenderedPageBreak/>
-        <w:t xml:space="preserve">σελίδες παρέχει από μόνη της αρκετή πληροφορία για να μπορέσουμε να διαπιστώσουμε ποια προσέγγιση ήταν πιο </w:t>
-      </w:r>
-      <w:r>
-        <w:rPr>
-          <w:rFonts w:ascii="Bahnschrift Light" w:hAnsi="Bahnschrift Light" w:cs="Calibri"/>
-          <w:sz w:val="23"/>
-          <w:szCs w:val="20"/>
-        </w:rPr>
-        <w:t xml:space="preserve">εύχρηστη. </w:t>
-      </w:r>
-    </w:p>
-    <w:p>
-      <w:pPr>
-        <w:spacing w:line="259" w:lineRule="auto"/>
-        <w:jc w:val="both"/>
-        <w:rPr>
-          <w:rFonts w:ascii="Bahnschrift Light" w:hAnsi="Bahnschrift Light"/>
-          <w:b/>
-          <w:bCs/>
-          <w:sz w:val="26"/>
-          <w:szCs w:val="26"/>
-        </w:rPr>
-      </w:pPr>
-      <w:r>
-        <w:rPr>
-          <w:rFonts w:ascii="Bahnschrift Light" w:hAnsi="Bahnschrift Light" w:cs="Calibri"/>
-          <w:color w:val="FFFFFF" w:themeColor="background1"/>
-          <w:sz w:val="23"/>
-          <w:szCs w:val="20"/>
-        </w:rPr>
-        <w:t xml:space="preserve">Και έτσι γράφουμε «Στόχος σύγκρισης: Ποια είναι καλύτερη» σε 200 λέξεις </w:t>
-      </w:r>
-    </w:p>
-    <w:p>
-      <w:pPr>
-        <w:jc w:val="both"/>
-        <w:rPr>
-          <w:rFonts w:ascii="Bahnschrift Light" w:hAnsi="Bahnschrift Light"/>
-          <w:b/>
-          <w:bCs/>
-          <w:sz w:val="26"/>
-          <w:szCs w:val="26"/>
-        </w:rPr>
-      </w:pPr>
-      <w:r>
-        <w:rPr>
-          <w:rFonts w:ascii="Bahnschrift Light" w:hAnsi="Bahnschrift Light"/>
-          <w:b/>
-          <w:bCs/>
-          <w:sz w:val="26"/>
-          <w:szCs w:val="26"/>
-        </w:rPr>
-        <w:t>Πλοήγηση στις σελίδες</w:t>
-      </w:r>
-    </w:p>
-    <w:p>
-      <w:pPr>
-        <w:jc w:val="both"/>
+        <w:t xml:space="preserve">μονόχρωμης σελίδας συναντάμε μια πιο απλή μορφή </w:t>
+      </w:r>
+      <w:r>
         <w:rPr>
           <w:rFonts w:ascii="Bahnschrift Light" w:hAnsi="Bahnschrift Light"/>
           <w:lang w:val="en-GB"/>
         </w:rPr>
-      </w:pPr>
-      <w:r>
-        <w:rPr>
-          <w:rFonts w:ascii="Bahnschrift Light" w:hAnsi="Bahnschrift Light"/>
-          <w:lang w:val="en-GB"/>
-        </w:rPr>
-        <w:t>--To do</w:t>
+        <w:t>header</w:t>
+      </w:r>
+      <w:r>
+        <w:rPr>
+          <w:rFonts w:ascii="Bahnschrift Light" w:hAnsi="Bahnschrift Light"/>
+        </w:rPr>
+        <w:t>.</w:t>
+      </w:r>
+      <w:r>
+        <w:rPr>
+          <w:rFonts w:ascii="Bahnschrift Light" w:hAnsi="Bahnschrift Light"/>
+        </w:rPr>
+        <w:t xml:space="preserve"> Η ύπαρξη του λογότυπου και του καλαθιού είναι σταθερές, αυτό που διαφοροποιεί τις δυο προσεγγίσεις είναι ο απλούστερος σχεδιασμός που </w:t>
+      </w:r>
+      <w:r>
+        <w:rPr>
+          <w:rFonts w:ascii="Bahnschrift Light" w:hAnsi="Bahnschrift Light"/>
+        </w:rPr>
+        <w:t>στο μενού</w:t>
+      </w:r>
+      <w:r>
+        <w:rPr>
+          <w:rFonts w:ascii="Bahnschrift Light" w:hAnsi="Bahnschrift Light"/>
+        </w:rPr>
+        <w:t>.</w:t>
+      </w:r>
+      <w:r>
+        <w:rPr>
+          <w:rFonts w:ascii="Bahnschrift Light" w:hAnsi="Bahnschrift Light"/>
+        </w:rPr>
+        <w:t xml:space="preserve"> Υπάρχουν λιγότερες διαθέσιμες και χωρίς τα βοηθητικά εικονίδια της προηγούμενης σελίδας. Σκοπός είναι να εξακριβωθεί κατά πόσο η μεγαλύτερη λίστα</w:t>
+      </w:r>
+      <w:r>
+        <w:rPr>
+          <w:rFonts w:ascii="Bahnschrift Light" w:hAnsi="Bahnschrift Light"/>
+        </w:rPr>
+        <w:t xml:space="preserve"> </w:t>
+      </w:r>
+      <w:r>
+        <w:rPr>
+          <w:rFonts w:ascii="Bahnschrift Light" w:hAnsi="Bahnschrift Light"/>
+        </w:rPr>
+        <w:t xml:space="preserve">διαθέσιμων επιλογών θα μειώσει τον χρόνο περιήγησης στον ιστότοπο ή εάν η περισσότερη πληροφορία θα μπερδέψει των χρήστη και τελικά θα τον δυσκολέψει. </w:t>
       </w:r>
     </w:p>
     <w:p>
@@ -12759,89 +13239,10 @@
     <w:bookmarkEnd w:id="20"/>
     <w:p>
       <w:pPr>
-        <w:spacing w:line="259" w:lineRule="auto"/>
-        <w:jc w:val="both"/>
-        <w:rPr>
-          <w:rFonts w:ascii="Bahnschrift Light" w:hAnsi="Bahnschrift Light" w:cs="Calibri"/>
-          <w:b/>
-          <w:bCs/>
-          <w:sz w:val="23"/>
-          <w:szCs w:val="20"/>
-        </w:rPr>
-      </w:pPr>
-    </w:p>
-    <w:p>
-      <w:pPr>
-        <w:pStyle w:val="ListParagraph"/>
-        <w:spacing w:line="259" w:lineRule="auto"/>
-        <w:ind w:left="786"/>
-        <w:jc w:val="both"/>
-        <w:rPr>
-          <w:rFonts w:ascii="Bahnschrift Light" w:hAnsi="Bahnschrift Light" w:cs="Calibri"/>
-          <w:b/>
-          <w:bCs/>
-          <w:sz w:val="23"/>
-          <w:szCs w:val="20"/>
-        </w:rPr>
-      </w:pPr>
-    </w:p>
-    <w:p>
-      <w:pPr>
-        <w:pStyle w:val="ListParagraph"/>
-        <w:spacing w:line="259" w:lineRule="auto"/>
-        <w:jc w:val="both"/>
-        <w:rPr>
-          <w:rFonts w:ascii="Bahnschrift Light" w:hAnsi="Bahnschrift Light" w:cs="Calibri"/>
-          <w:b/>
-          <w:bCs/>
-          <w:sz w:val="23"/>
-          <w:szCs w:val="20"/>
-        </w:rPr>
-      </w:pPr>
-    </w:p>
-    <w:p>
-      <w:pPr>
-        <w:pStyle w:val="ListParagraph"/>
-        <w:spacing w:line="259" w:lineRule="auto"/>
-        <w:jc w:val="both"/>
-        <w:rPr>
-          <w:rFonts w:ascii="Bahnschrift Light" w:hAnsi="Bahnschrift Light" w:cs="Calibri"/>
-          <w:b/>
-          <w:bCs/>
-          <w:sz w:val="23"/>
-          <w:szCs w:val="20"/>
-        </w:rPr>
-      </w:pPr>
-    </w:p>
-    <w:p>
-      <w:pPr>
-        <w:jc w:val="both"/>
-        <w:rPr>
-          <w:rFonts w:ascii="Bahnschrift Light" w:hAnsi="Bahnschrift Light"/>
-          <w:b/>
-          <w:bCs/>
-          <w:sz w:val="26"/>
-          <w:szCs w:val="26"/>
-        </w:rPr>
-      </w:pPr>
-    </w:p>
-    <w:p>
-      <w:pPr>
-        <w:jc w:val="both"/>
-        <w:rPr>
-          <w:rFonts w:ascii="Bahnschrift Light" w:hAnsi="Bahnschrift Light"/>
-          <w:b/>
-          <w:bCs/>
-          <w:sz w:val="26"/>
-          <w:szCs w:val="26"/>
-        </w:rPr>
-      </w:pPr>
-    </w:p>
-    <w:p>
-      <w:pPr>
         <w:pStyle w:val="-"/>
         <w:rPr>
           <w:rFonts w:ascii="Bahnschrift Light" w:hAnsi="Bahnschrift Light" w:cs="Vani"/>
+          <w:color w:val="FF0000"/>
         </w:rPr>
       </w:pPr>
     </w:p>
@@ -12906,27 +13307,7 @@
           <w:sz w:val="14"/>
           <w:szCs w:val="14"/>
         </w:rPr>
-        <w:t xml:space="preserve">Δεν </w:t>
-      </w:r>
-      <w:proofErr w:type="spellStart"/>
-      <w:r>
-        <w:rPr>
-          <w:rFonts w:ascii="Bahnschrift Light" w:hAnsi="Bahnschrift Light" w:cs="Vani"/>
-          <w:color w:val="FFFFFF" w:themeColor="background1"/>
-          <w:sz w:val="14"/>
-          <w:szCs w:val="14"/>
-        </w:rPr>
-        <w:t>ήμανε</w:t>
-      </w:r>
-      <w:proofErr w:type="spellEnd"/>
-      <w:r>
-        <w:rPr>
-          <w:rFonts w:ascii="Bahnschrift Light" w:hAnsi="Bahnschrift Light" w:cs="Vani"/>
-          <w:color w:val="FFFFFF" w:themeColor="background1"/>
-          <w:sz w:val="14"/>
-          <w:szCs w:val="14"/>
-        </w:rPr>
-        <w:t xml:space="preserve"> καλή στην έκθεση! Στις πανελλήνιες πήρα 14 :-(</w:t>
+        <w:t>Δεν ήμανε καλή στην έκθεση! Στις πανελλήνιες πήρα 14 :-(</w:t>
       </w:r>
     </w:p>
     <w:bookmarkEnd w:id="21"/>
@@ -12935,6 +13316,7 @@
         <w:pStyle w:val="-"/>
         <w:rPr>
           <w:rFonts w:ascii="Bahnschrift Light" w:hAnsi="Bahnschrift Light" w:cs="Vani"/>
+          <w:color w:val="FF0000"/>
         </w:rPr>
       </w:pPr>
     </w:p>
@@ -13093,25 +13475,7 @@
           <w:sz w:val="23"/>
           <w:szCs w:val="20"/>
         </w:rPr>
-        <w:t xml:space="preserve">Το πρώτο </w:t>
-      </w:r>
-      <w:proofErr w:type="spellStart"/>
-      <w:r>
-        <w:rPr>
-          <w:rFonts w:ascii="Bahnschrift Light" w:hAnsi="Bahnschrift Light" w:cs="Calibri"/>
-          <w:sz w:val="23"/>
-          <w:szCs w:val="20"/>
-        </w:rPr>
-        <w:t>Interface</w:t>
-      </w:r>
-      <w:proofErr w:type="spellEnd"/>
-      <w:r>
-        <w:rPr>
-          <w:rFonts w:ascii="Bahnschrift Light" w:hAnsi="Bahnschrift Light" w:cs="Calibri"/>
-          <w:sz w:val="23"/>
-          <w:szCs w:val="20"/>
-        </w:rPr>
-        <w:t xml:space="preserve"> που δημιουργήθηκε αποτελεί μια μινιμαλιστική εκδοχή με ουδέτερη αισθητική. Το κύριο χαρακτηριστικό της είναι η φωτεινή χρωματική παλέτα</w:t>
+        <w:t>Το πρώτο Interface που δημιουργήθηκε αποτελεί μια μινιμαλιστική εκδοχή με ουδέτερη αισθητική. Το κύριο χαρακτηριστικό της είναι η φωτεινή χρωματική παλέτα</w:t>
       </w:r>
       <w:r>
         <w:rPr>
@@ -13138,25 +13502,7 @@
           <w:sz w:val="23"/>
           <w:szCs w:val="20"/>
         </w:rPr>
-        <w:t xml:space="preserve">Η σελίδα αυτή λειτουργεί ως η «απλή» σχεδιαστική προσέγγιση στόχος είναι να αξιολογηθεί αν η απλούστερη εκδοχή παρέχει μεγαλύτερη αποδοτικότητα και κατανόηση της πληροφορίας. Η ιδέα για την δημιουργία της βασίζεται στην υπόθεση πως το </w:t>
-      </w:r>
-      <w:proofErr w:type="spellStart"/>
-      <w:r>
-        <w:rPr>
-          <w:rFonts w:ascii="Bahnschrift Light" w:hAnsi="Bahnschrift Light" w:cs="Calibri"/>
-          <w:sz w:val="23"/>
-          <w:szCs w:val="20"/>
-        </w:rPr>
-        <w:t>Interface</w:t>
-      </w:r>
-      <w:proofErr w:type="spellEnd"/>
-      <w:r>
-        <w:rPr>
-          <w:rFonts w:ascii="Bahnschrift Light" w:hAnsi="Bahnschrift Light" w:cs="Calibri"/>
-          <w:sz w:val="23"/>
-          <w:szCs w:val="20"/>
-        </w:rPr>
-        <w:t xml:space="preserve"> δεν πρέπει να τραβά την προσοχή αλλά πλαισιώνει το περιεχόμενο.</w:t>
+        <w:t>Η σελίδα αυτή λειτουργεί ως η «απλή» σχεδιαστική προσέγγιση στόχος είναι να αξιολογηθεί αν η απλούστερη εκδοχή παρέχει μεγαλύτερη αποδοτικότητα και κατανόηση της πληροφορίας. Η ιδέα για την δημιουργία της βασίζεται στην υπόθεση πως το Interface δεν πρέπει να τραβά την προσοχή αλλά πλαισιώνει το περιεχόμενο.</w:t>
       </w:r>
     </w:p>
     <w:p>
@@ -13450,43 +13796,7 @@
           <w:szCs w:val="20"/>
         </w:rPr>
         <w:lastRenderedPageBreak/>
-        <w:t xml:space="preserve">Το τμήμα του </w:t>
-      </w:r>
-      <w:proofErr w:type="spellStart"/>
-      <w:r>
-        <w:rPr>
-          <w:rFonts w:ascii="Bahnschrift Light" w:hAnsi="Bahnschrift Light" w:cs="Calibri"/>
-          <w:sz w:val="23"/>
-          <w:szCs w:val="20"/>
-        </w:rPr>
-        <w:t>mailing</w:t>
-      </w:r>
-      <w:proofErr w:type="spellEnd"/>
-      <w:r>
-        <w:rPr>
-          <w:rFonts w:ascii="Bahnschrift Light" w:hAnsi="Bahnschrift Light" w:cs="Calibri"/>
-          <w:sz w:val="23"/>
-          <w:szCs w:val="20"/>
-        </w:rPr>
-        <w:t xml:space="preserve"> </w:t>
-      </w:r>
-      <w:proofErr w:type="spellStart"/>
-      <w:r>
-        <w:rPr>
-          <w:rFonts w:ascii="Bahnschrift Light" w:hAnsi="Bahnschrift Light" w:cs="Calibri"/>
-          <w:sz w:val="23"/>
-          <w:szCs w:val="20"/>
-        </w:rPr>
-        <w:t>list</w:t>
-      </w:r>
-      <w:proofErr w:type="spellEnd"/>
-      <w:r>
-        <w:rPr>
-          <w:rFonts w:ascii="Bahnschrift Light" w:hAnsi="Bahnschrift Light" w:cs="Calibri"/>
-          <w:sz w:val="23"/>
-          <w:szCs w:val="20"/>
-        </w:rPr>
-        <w:t xml:space="preserve"> είναι το προτελευταίο στην αρχική οθόνη. Έχει φόντο σε απόχρωση του ανοιχτού γκρι, εικονίδια των μέσων κοινωνικής δικτύωσης σε μινιμαλιστικό ασπρόμαυρο στιλ και το κλασικό γαλανό κουμπάκι.</w:t>
+        <w:t>Το τμήμα του mailing list είναι το προτελευταίο στην αρχική οθόνη. Έχει φόντο σε απόχρωση του ανοιχτού γκρι, εικονίδια των μέσων κοινωνικής δικτύωσης σε μινιμαλιστικό ασπρόμαυρο στιλ και το κλασικό γαλανό κουμπάκι.</w:t>
       </w:r>
     </w:p>
     <w:p>
@@ -13642,15 +13952,33 @@
         <w:jc w:val="both"/>
         <w:rPr>
           <w:rFonts w:ascii="Bahnschrift Light" w:hAnsi="Bahnschrift Light"/>
+        </w:rPr>
+      </w:pPr>
+      <w:r>
+        <w:rPr>
+          <w:rFonts w:ascii="Bahnschrift Light" w:hAnsi="Bahnschrift Light"/>
+        </w:rPr>
+        <w:t>--</w:t>
+      </w:r>
+      <w:r>
+        <w:rPr>
+          <w:rFonts w:ascii="Bahnschrift Light" w:hAnsi="Bahnschrift Light"/>
           <w:lang w:val="en-GB"/>
         </w:rPr>
-      </w:pPr>
+        <w:t>To</w:t>
+      </w:r>
+      <w:r>
+        <w:rPr>
+          <w:rFonts w:ascii="Bahnschrift Light" w:hAnsi="Bahnschrift Light"/>
+        </w:rPr>
+        <w:t xml:space="preserve"> </w:t>
+      </w:r>
       <w:r>
         <w:rPr>
           <w:rFonts w:ascii="Bahnschrift Light" w:hAnsi="Bahnschrift Light"/>
           <w:lang w:val="en-GB"/>
         </w:rPr>
-        <w:t>--To do</w:t>
+        <w:t>do</w:t>
       </w:r>
     </w:p>
     <w:p>
@@ -13725,7 +14053,7 @@
                     <pic:cNvPicPr/>
                   </pic:nvPicPr>
                   <pic:blipFill rotWithShape="1">
-                    <a:blip r:embed="rId12"/>
+                    <a:blip r:embed="rId13"/>
                     <a:srcRect r="31579" b="18749"/>
                     <a:stretch>
                       <a:fillRect/>
@@ -13762,7 +14090,6 @@
         </w:rPr>
         <w:t xml:space="preserve"> #2563</w:t>
       </w:r>
-      <w:proofErr w:type="spellStart"/>
       <w:r>
         <w:rPr>
           <w:rFonts w:ascii="Bahnschrift Light" w:hAnsi="Bahnschrift Light" w:cs="Calibri"/>
@@ -13772,7 +14099,6 @@
         </w:rPr>
         <w:t>eb</w:t>
       </w:r>
-      <w:proofErr w:type="spellEnd"/>
     </w:p>
     <w:p>
       <w:pPr>
@@ -13796,6 +14122,7 @@
         <w:rPr>
           <w:rFonts w:ascii="Bahnschrift Light" w:hAnsi="Bahnschrift Light" w:cs="Vani"/>
         </w:rPr>
+        <w:lastRenderedPageBreak/>
         <w:br w:type="page"/>
       </w:r>
     </w:p>
@@ -13828,15 +14155,33 @@
         <w:jc w:val="both"/>
         <w:rPr>
           <w:rFonts w:ascii="Bahnschrift Light" w:hAnsi="Bahnschrift Light"/>
+        </w:rPr>
+      </w:pPr>
+      <w:r>
+        <w:rPr>
+          <w:rFonts w:ascii="Bahnschrift Light" w:hAnsi="Bahnschrift Light"/>
+        </w:rPr>
+        <w:t>--</w:t>
+      </w:r>
+      <w:r>
+        <w:rPr>
+          <w:rFonts w:ascii="Bahnschrift Light" w:hAnsi="Bahnschrift Light"/>
           <w:lang w:val="en-GB"/>
         </w:rPr>
-      </w:pPr>
+        <w:t>To</w:t>
+      </w:r>
+      <w:r>
+        <w:rPr>
+          <w:rFonts w:ascii="Bahnschrift Light" w:hAnsi="Bahnschrift Light"/>
+        </w:rPr>
+        <w:t xml:space="preserve"> </w:t>
+      </w:r>
       <w:r>
         <w:rPr>
           <w:rFonts w:ascii="Bahnschrift Light" w:hAnsi="Bahnschrift Light"/>
           <w:lang w:val="en-GB"/>
         </w:rPr>
-        <w:t>--To do</w:t>
+        <w:t>do</w:t>
       </w:r>
     </w:p>
     <w:p>
@@ -13847,7 +14192,6 @@
           <w:rFonts w:ascii="Bahnschrift Light" w:hAnsi="Bahnschrift Light" w:cs="Vani"/>
           <w:sz w:val="23"/>
           <w:szCs w:val="20"/>
-          <w:lang w:val="en-GB"/>
         </w:rPr>
       </w:pPr>
     </w:p>
@@ -13859,7 +14203,6 @@
           <w:rFonts w:ascii="Bahnschrift Light" w:hAnsi="Bahnschrift Light" w:cs="Vani"/>
           <w:sz w:val="23"/>
           <w:szCs w:val="20"/>
-          <w:lang w:val="en-GB"/>
         </w:rPr>
       </w:pPr>
     </w:p>
@@ -13882,7 +14225,6 @@
           <w:bCs/>
           <w:sz w:val="26"/>
           <w:szCs w:val="26"/>
-          <w:lang w:val="en-GB"/>
         </w:rPr>
       </w:pPr>
       <w:r>
@@ -13925,24 +14267,41 @@
           <w:bCs/>
           <w:sz w:val="26"/>
           <w:szCs w:val="26"/>
+        </w:rPr>
+      </w:pPr>
+    </w:p>
+    <w:p>
+      <w:pPr>
+        <w:jc w:val="both"/>
+        <w:rPr>
+          <w:rFonts w:ascii="Bahnschrift Light" w:hAnsi="Bahnschrift Light"/>
+        </w:rPr>
+      </w:pPr>
+      <w:r>
+        <w:rPr>
+          <w:rFonts w:ascii="Bahnschrift Light" w:hAnsi="Bahnschrift Light"/>
+        </w:rPr>
+        <w:t>--</w:t>
+      </w:r>
+      <w:r>
+        <w:rPr>
+          <w:rFonts w:ascii="Bahnschrift Light" w:hAnsi="Bahnschrift Light"/>
           <w:lang w:val="en-GB"/>
         </w:rPr>
-      </w:pPr>
-    </w:p>
-    <w:p>
-      <w:pPr>
-        <w:jc w:val="both"/>
+        <w:t>To</w:t>
+      </w:r>
+      <w:r>
+        <w:rPr>
+          <w:rFonts w:ascii="Bahnschrift Light" w:hAnsi="Bahnschrift Light"/>
+        </w:rPr>
+        <w:t xml:space="preserve"> </w:t>
+      </w:r>
+      <w:r>
         <w:rPr>
           <w:rFonts w:ascii="Bahnschrift Light" w:hAnsi="Bahnschrift Light"/>
           <w:lang w:val="en-GB"/>
         </w:rPr>
-      </w:pPr>
-      <w:r>
-        <w:rPr>
-          <w:rFonts w:ascii="Bahnschrift Light" w:hAnsi="Bahnschrift Light"/>
-          <w:lang w:val="en-GB"/>
-        </w:rPr>
-        <w:t>--To do</w:t>
+        <w:t>do</w:t>
       </w:r>
     </w:p>
     <w:p>
@@ -13954,7 +14313,6 @@
           <w:bCs/>
           <w:sz w:val="26"/>
           <w:szCs w:val="26"/>
-          <w:lang w:val="en-GB"/>
         </w:rPr>
       </w:pPr>
     </w:p>
@@ -14894,7 +15252,6 @@
           <w:highlight w:val="lightGray"/>
         </w:rPr>
       </w:pPr>
-      <w:proofErr w:type="spellStart"/>
       <w:r>
         <w:rPr>
           <w:rFonts w:ascii="Bahnschrift Light" w:hAnsi="Bahnschrift Light" w:cs="Calibri"/>
@@ -14905,7 +15262,6 @@
         </w:rPr>
         <w:t>Υποθεσεις</w:t>
       </w:r>
-      <w:proofErr w:type="spellEnd"/>
       <w:r>
         <w:rPr>
           <w:rFonts w:ascii="Bahnschrift Light" w:hAnsi="Bahnschrift Light" w:cs="Vani"/>
@@ -15016,7 +15372,6 @@
         </w:rPr>
         <w:t xml:space="preserve"> </w:t>
       </w:r>
-      <w:proofErr w:type="spellStart"/>
       <w:r>
         <w:rPr>
           <w:rFonts w:ascii="Bahnschrift Light" w:hAnsi="Bahnschrift Light" w:cs="Calibri"/>
@@ -15027,7 +15382,6 @@
         </w:rPr>
         <w:t>ερευνας</w:t>
       </w:r>
-      <w:proofErr w:type="spellEnd"/>
     </w:p>
     <w:p>
       <w:pPr>
@@ -15209,25 +15563,7 @@
           <w:sz w:val="23"/>
           <w:szCs w:val="20"/>
         </w:rPr>
-        <w:t xml:space="preserve">πολλαπλών </w:t>
-      </w:r>
-      <w:proofErr w:type="spellStart"/>
-      <w:r>
-        <w:rPr>
-          <w:rFonts w:ascii="Bahnschrift Light" w:hAnsi="Bahnschrift Light" w:cs="Calibri"/>
-          <w:sz w:val="23"/>
-          <w:szCs w:val="20"/>
-        </w:rPr>
-        <w:t>επιλογλων</w:t>
-      </w:r>
-      <w:proofErr w:type="spellEnd"/>
-      <w:r>
-        <w:rPr>
-          <w:rFonts w:ascii="Bahnschrift Light" w:hAnsi="Bahnschrift Light" w:cs="Calibri"/>
-          <w:sz w:val="23"/>
-          <w:szCs w:val="20"/>
-        </w:rPr>
-        <w:t xml:space="preserve"> </w:t>
+        <w:t xml:space="preserve">πολλαπλών επιλογλων </w:t>
       </w:r>
       <w:r>
         <w:rPr>
@@ -15626,7 +15962,6 @@
         <w:jc w:val="both"/>
         <w:rPr>
           <w:rFonts w:ascii="Bahnschrift Light" w:hAnsi="Bahnschrift Light" w:cs="Vani"/>
-          <w:lang w:val="en-GB"/>
         </w:rPr>
       </w:pPr>
       <w:r>
@@ -15642,24 +15977,36 @@
         <w:jc w:val="both"/>
         <w:rPr>
           <w:rFonts w:ascii="Bahnschrift Light" w:hAnsi="Bahnschrift Light"/>
+        </w:rPr>
+      </w:pPr>
+      <w:r>
+        <w:rPr>
+          <w:rFonts w:ascii="Bahnschrift Light" w:hAnsi="Bahnschrift Light"/>
+        </w:rPr>
+        <w:t>--</w:t>
+      </w:r>
+      <w:r>
+        <w:rPr>
+          <w:rFonts w:ascii="Bahnschrift Light" w:hAnsi="Bahnschrift Light"/>
           <w:lang w:val="en-GB"/>
         </w:rPr>
-      </w:pPr>
+        <w:t>To</w:t>
+      </w:r>
+      <w:r>
+        <w:rPr>
+          <w:rFonts w:ascii="Bahnschrift Light" w:hAnsi="Bahnschrift Light"/>
+        </w:rPr>
+        <w:t xml:space="preserve"> </w:t>
+      </w:r>
       <w:r>
         <w:rPr>
           <w:rFonts w:ascii="Bahnschrift Light" w:hAnsi="Bahnschrift Light"/>
           <w:lang w:val="en-GB"/>
         </w:rPr>
-        <w:t>--To do</w:t>
-      </w:r>
-    </w:p>
-    <w:p>
-      <w:pPr>
-        <w:rPr>
-          <w:lang w:val="en-GB"/>
-        </w:rPr>
-      </w:pPr>
-    </w:p>
+        <w:t>do</w:t>
+      </w:r>
+    </w:p>
+    <w:p/>
     <w:p>
       <w:pPr>
         <w:pStyle w:val="Heading4"/>
@@ -15684,23 +16031,13 @@
           <w:szCs w:val="20"/>
         </w:rPr>
       </w:pPr>
-      <w:proofErr w:type="spellStart"/>
-      <w:r>
-        <w:rPr>
-          <w:rFonts w:ascii="Bahnschrift Light" w:hAnsi="Bahnschrift Light" w:cs="Calibri"/>
-          <w:sz w:val="23"/>
-          <w:szCs w:val="20"/>
-        </w:rPr>
-        <w:t>Ερωτ</w:t>
-      </w:r>
-      <w:proofErr w:type="spellEnd"/>
-      <w:r>
-        <w:rPr>
-          <w:rFonts w:ascii="Bahnschrift Light" w:hAnsi="Bahnschrift Light" w:cs="Calibri"/>
-          <w:sz w:val="23"/>
-          <w:szCs w:val="20"/>
-        </w:rPr>
-        <w:t xml:space="preserve"> 1-3</w:t>
+      <w:r>
+        <w:rPr>
+          <w:rFonts w:ascii="Bahnschrift Light" w:hAnsi="Bahnschrift Light" w:cs="Calibri"/>
+          <w:sz w:val="23"/>
+          <w:szCs w:val="20"/>
+        </w:rPr>
+        <w:t>Ερωτ 1-3</w:t>
       </w:r>
     </w:p>
     <w:p>
@@ -15743,23 +16080,13 @@
           <w:szCs w:val="20"/>
         </w:rPr>
       </w:pPr>
-      <w:proofErr w:type="spellStart"/>
-      <w:r>
-        <w:rPr>
-          <w:rFonts w:ascii="Bahnschrift Light" w:hAnsi="Bahnschrift Light" w:cs="Calibri"/>
-          <w:sz w:val="23"/>
-          <w:szCs w:val="20"/>
-        </w:rPr>
-        <w:t>Ερωτ</w:t>
-      </w:r>
-      <w:proofErr w:type="spellEnd"/>
-      <w:r>
-        <w:rPr>
-          <w:rFonts w:ascii="Bahnschrift Light" w:hAnsi="Bahnschrift Light" w:cs="Calibri"/>
-          <w:sz w:val="23"/>
-          <w:szCs w:val="20"/>
-        </w:rPr>
-        <w:t xml:space="preserve"> </w:t>
+      <w:r>
+        <w:rPr>
+          <w:rFonts w:ascii="Bahnschrift Light" w:hAnsi="Bahnschrift Light" w:cs="Calibri"/>
+          <w:sz w:val="23"/>
+          <w:szCs w:val="20"/>
+        </w:rPr>
+        <w:t xml:space="preserve">Ερωτ </w:t>
       </w:r>
       <w:r>
         <w:rPr>
@@ -15793,61 +16120,7 @@
           <w:sz w:val="23"/>
           <w:szCs w:val="20"/>
         </w:rPr>
-        <w:t xml:space="preserve">Που </w:t>
-      </w:r>
-      <w:proofErr w:type="spellStart"/>
-      <w:r>
-        <w:rPr>
-          <w:rFonts w:ascii="Bahnschrift Light" w:hAnsi="Bahnschrift Light" w:cs="Calibri"/>
-          <w:sz w:val="23"/>
-          <w:szCs w:val="20"/>
-        </w:rPr>
-        <w:t>εντομεταξύ</w:t>
-      </w:r>
-      <w:proofErr w:type="spellEnd"/>
-      <w:r>
-        <w:rPr>
-          <w:rFonts w:ascii="Bahnschrift Light" w:hAnsi="Bahnschrift Light" w:cs="Calibri"/>
-          <w:sz w:val="23"/>
-          <w:szCs w:val="20"/>
-        </w:rPr>
-        <w:t xml:space="preserve"> δεν είναι </w:t>
-      </w:r>
-      <w:proofErr w:type="spellStart"/>
-      <w:r>
-        <w:rPr>
-          <w:rFonts w:ascii="Bahnschrift Light" w:hAnsi="Bahnschrift Light" w:cs="Calibri"/>
-          <w:sz w:val="23"/>
-          <w:szCs w:val="20"/>
-        </w:rPr>
-        <w:t>μονοχρωμη</w:t>
-      </w:r>
-      <w:proofErr w:type="spellEnd"/>
-      <w:r>
-        <w:rPr>
-          <w:rFonts w:ascii="Bahnschrift Light" w:hAnsi="Bahnschrift Light" w:cs="Calibri"/>
-          <w:sz w:val="23"/>
-          <w:szCs w:val="20"/>
-        </w:rPr>
-        <w:t xml:space="preserve">, είναι σκουρόχρωμη, αλλά το </w:t>
-      </w:r>
-      <w:proofErr w:type="spellStart"/>
-      <w:r>
-        <w:rPr>
-          <w:rFonts w:ascii="Bahnschrift Light" w:hAnsi="Bahnschrift Light" w:cs="Calibri"/>
-          <w:sz w:val="23"/>
-          <w:szCs w:val="20"/>
-        </w:rPr>
-        <w:t>εχω</w:t>
-      </w:r>
-      <w:proofErr w:type="spellEnd"/>
-      <w:r>
-        <w:rPr>
-          <w:rFonts w:ascii="Bahnschrift Light" w:hAnsi="Bahnschrift Light" w:cs="Calibri"/>
-          <w:sz w:val="23"/>
-          <w:szCs w:val="20"/>
-        </w:rPr>
-        <w:t xml:space="preserve"> γρά</w:t>
+        <w:t>Που εντομεταξύ δεν είναι μονοχρωμη, είναι σκουρόχρωμη, αλλά το εχω γρά</w:t>
       </w:r>
       <w:r>
         <w:rPr>
@@ -15863,25 +16136,7 @@
           <w:sz w:val="23"/>
           <w:szCs w:val="20"/>
         </w:rPr>
-        <w:t xml:space="preserve">ει παντού </w:t>
-      </w:r>
-      <w:proofErr w:type="spellStart"/>
-      <w:r>
-        <w:rPr>
-          <w:rFonts w:ascii="Bahnschrift Light" w:hAnsi="Bahnschrift Light" w:cs="Calibri"/>
-          <w:sz w:val="23"/>
-          <w:szCs w:val="20"/>
-        </w:rPr>
-        <w:t>ετσι</w:t>
-      </w:r>
-      <w:proofErr w:type="spellEnd"/>
-      <w:r>
-        <w:rPr>
-          <w:rFonts w:ascii="Bahnschrift Light" w:hAnsi="Bahnschrift Light" w:cs="Calibri"/>
-          <w:sz w:val="23"/>
-          <w:szCs w:val="20"/>
-        </w:rPr>
-        <w:t xml:space="preserve"> οπότε δεν αλλάζει τώρα.</w:t>
+        <w:t>ει παντού ετσι οπότε δεν αλλάζει τώρα.</w:t>
       </w:r>
     </w:p>
     <w:p>
@@ -15918,23 +16173,13 @@
           <w:szCs w:val="20"/>
         </w:rPr>
       </w:pPr>
-      <w:proofErr w:type="spellStart"/>
-      <w:r>
-        <w:rPr>
-          <w:rFonts w:ascii="Bahnschrift Light" w:hAnsi="Bahnschrift Light" w:cs="Calibri"/>
-          <w:sz w:val="23"/>
-          <w:szCs w:val="20"/>
-        </w:rPr>
-        <w:t>Ερωτ</w:t>
-      </w:r>
-      <w:proofErr w:type="spellEnd"/>
-      <w:r>
-        <w:rPr>
-          <w:rFonts w:ascii="Bahnschrift Light" w:hAnsi="Bahnschrift Light" w:cs="Calibri"/>
-          <w:sz w:val="23"/>
-          <w:szCs w:val="20"/>
-        </w:rPr>
-        <w:t xml:space="preserve"> 14-17</w:t>
+      <w:r>
+        <w:rPr>
+          <w:rFonts w:ascii="Bahnschrift Light" w:hAnsi="Bahnschrift Light" w:cs="Calibri"/>
+          <w:sz w:val="23"/>
+          <w:szCs w:val="20"/>
+        </w:rPr>
+        <w:t>Ερωτ 14-17</w:t>
       </w:r>
     </w:p>
     <w:p>
@@ -15978,23 +16223,13 @@
           <w:szCs w:val="20"/>
         </w:rPr>
       </w:pPr>
-      <w:proofErr w:type="spellStart"/>
-      <w:r>
-        <w:rPr>
-          <w:rFonts w:ascii="Bahnschrift Light" w:hAnsi="Bahnschrift Light" w:cs="Calibri"/>
-          <w:sz w:val="23"/>
-          <w:szCs w:val="20"/>
-        </w:rPr>
-        <w:t>Ερωτ</w:t>
-      </w:r>
-      <w:proofErr w:type="spellEnd"/>
-      <w:r>
-        <w:rPr>
-          <w:rFonts w:ascii="Bahnschrift Light" w:hAnsi="Bahnschrift Light" w:cs="Calibri"/>
-          <w:sz w:val="23"/>
-          <w:szCs w:val="20"/>
-        </w:rPr>
-        <w:t xml:space="preserve"> 18-19</w:t>
+      <w:r>
+        <w:rPr>
+          <w:rFonts w:ascii="Bahnschrift Light" w:hAnsi="Bahnschrift Light" w:cs="Calibri"/>
+          <w:sz w:val="23"/>
+          <w:szCs w:val="20"/>
+        </w:rPr>
+        <w:t>Ερωτ 18-19</w:t>
       </w:r>
     </w:p>
     <w:p>
@@ -16035,14 +16270,15 @@
       <w:r>
         <w:rPr>
           <w:rFonts w:ascii="Bahnschrift Light" w:hAnsi="Bahnschrift Light"/>
-        </w:rPr>
-        <w:t xml:space="preserve"> </w:t>
-      </w:r>
-      <w:r>
-        <w:rPr>
-          <w:rFonts w:ascii="Bahnschrift Light" w:hAnsi="Bahnschrift Light"/>
           <w:lang w:val="en-GB"/>
         </w:rPr>
+        <w:t xml:space="preserve"> </w:t>
+      </w:r>
+      <w:r>
+        <w:rPr>
+          <w:rFonts w:ascii="Bahnschrift Light" w:hAnsi="Bahnschrift Light"/>
+          <w:lang w:val="en-GB"/>
+        </w:rPr>
         <w:t>Forms</w:t>
       </w:r>
     </w:p>
@@ -16075,13 +16311,27 @@
         <w:jc w:val="both"/>
         <w:rPr>
           <w:rFonts w:ascii="Bahnschrift Light" w:hAnsi="Bahnschrift Light"/>
-        </w:rPr>
-      </w:pPr>
-      <w:r>
-        <w:rPr>
-          <w:rFonts w:ascii="Bahnschrift Light" w:hAnsi="Bahnschrift Light"/>
-        </w:rPr>
-        <w:t>Συλλογή Δεδομένων</w:t>
+          <w:lang w:val="en-GB"/>
+        </w:rPr>
+      </w:pPr>
+      <w:r>
+        <w:rPr>
+          <w:rFonts w:ascii="Bahnschrift Light" w:hAnsi="Bahnschrift Light"/>
+        </w:rPr>
+        <w:t>Συλλογή</w:t>
+      </w:r>
+      <w:r>
+        <w:rPr>
+          <w:rFonts w:ascii="Bahnschrift Light" w:hAnsi="Bahnschrift Light"/>
+          <w:lang w:val="en-GB"/>
+        </w:rPr>
+        <w:t xml:space="preserve"> </w:t>
+      </w:r>
+      <w:r>
+        <w:rPr>
+          <w:rFonts w:ascii="Bahnschrift Light" w:hAnsi="Bahnschrift Light"/>
+        </w:rPr>
+        <w:t>Δεδομένων</w:t>
       </w:r>
     </w:p>
     <w:p>
@@ -16445,172 +16695,6 @@
                 <pic:pic xmlns:pic="http://schemas.openxmlformats.org/drawingml/2006/picture">
                   <pic:nvPicPr>
                     <pic:cNvPr id="0" name="Picture 7"/>
-                    <pic:cNvPicPr>
-                      <a:picLocks noChangeAspect="1" noChangeArrowheads="1"/>
-                    </pic:cNvPicPr>
-                  </pic:nvPicPr>
-                  <pic:blipFill>
-                    <a:blip r:embed="rId13">
-                      <a:extLst>
-                        <a:ext uri="{28A0092B-C50C-407E-A947-70E740481C1C}">
-                          <a14:useLocalDpi xmlns:a14="http://schemas.microsoft.com/office/drawing/2010/main" val="0"/>
-                        </a:ext>
-                      </a:extLst>
-                    </a:blip>
-                    <a:srcRect/>
-                    <a:stretch>
-                      <a:fillRect/>
-                    </a:stretch>
-                  </pic:blipFill>
-                  <pic:spPr bwMode="auto">
-                    <a:xfrm>
-                      <a:off x="0" y="0"/>
-                      <a:ext cx="5683250" cy="2273300"/>
-                    </a:xfrm>
-                    <a:prstGeom prst="rect">
-                      <a:avLst/>
-                    </a:prstGeom>
-                    <a:noFill/>
-                    <a:ln>
-                      <a:noFill/>
-                    </a:ln>
-                  </pic:spPr>
-                </pic:pic>
-              </a:graphicData>
-            </a:graphic>
-          </wp:inline>
-        </w:drawing>
-      </w:r>
-    </w:p>
-    <w:p>
-      <w:pPr>
-        <w:jc w:val="both"/>
-        <w:rPr>
-          <w:rFonts w:ascii="Bahnschrift Light" w:hAnsi="Bahnschrift Light" w:cs="Calibri"/>
-          <w:sz w:val="23"/>
-          <w:szCs w:val="20"/>
-        </w:rPr>
-      </w:pPr>
-    </w:p>
-    <w:p>
-      <w:pPr>
-        <w:jc w:val="both"/>
-        <w:rPr>
-          <w:rFonts w:ascii="Bahnschrift Light" w:hAnsi="Bahnschrift Light" w:cs="Calibri"/>
-          <w:sz w:val="23"/>
-          <w:szCs w:val="20"/>
-        </w:rPr>
-      </w:pPr>
-    </w:p>
-    <w:p>
-      <w:pPr>
-        <w:jc w:val="both"/>
-        <w:rPr>
-          <w:rFonts w:ascii="Bahnschrift Light" w:hAnsi="Bahnschrift Light" w:cs="Calibri"/>
-          <w:sz w:val="23"/>
-          <w:szCs w:val="20"/>
-          <w:lang w:val="en-GB"/>
-        </w:rPr>
-      </w:pPr>
-    </w:p>
-    <w:p>
-      <w:pPr>
-        <w:pStyle w:val="ListParagraph"/>
-        <w:numPr>
-          <w:ilvl w:val="0"/>
-          <w:numId w:val="43"/>
-        </w:numPr>
-        <w:ind w:left="426" w:hanging="284"/>
-        <w:jc w:val="both"/>
-        <w:rPr>
-          <w:rFonts w:ascii="Bahnschrift Light" w:hAnsi="Bahnschrift Light" w:cs="Calibri"/>
-          <w:sz w:val="23"/>
-          <w:szCs w:val="20"/>
-        </w:rPr>
-      </w:pPr>
-      <w:r>
-        <w:rPr>
-          <w:rFonts w:ascii="Bahnschrift Light" w:hAnsi="Bahnschrift Light" w:cs="Calibri"/>
-          <w:sz w:val="23"/>
-          <w:szCs w:val="20"/>
-        </w:rPr>
-        <w:t>Φύλο</w:t>
-      </w:r>
-    </w:p>
-    <w:p>
-      <w:pPr>
-        <w:jc w:val="both"/>
-        <w:rPr>
-          <w:rFonts w:ascii="Bahnschrift Light" w:hAnsi="Bahnschrift Light" w:cs="Calibri"/>
-          <w:sz w:val="23"/>
-          <w:szCs w:val="20"/>
-        </w:rPr>
-      </w:pPr>
-      <w:r>
-        <w:rPr>
-          <w:rFonts w:ascii="Bahnschrift Light" w:hAnsi="Bahnschrift Light" w:cs="Calibri"/>
-          <w:sz w:val="23"/>
-          <w:szCs w:val="20"/>
-        </w:rPr>
-        <w:t xml:space="preserve">Η κατανομή του φύλου των συμμετεχόντων φαίνεται να είναι αρκετά μοιρασμένη. Οι   γυναίκες έχουν το μεγαλύτερο ποσοστό με 51,9%, αλλά και οι άντρες με ποσοστό 44,2% δεν αποτελούν αμελητέο ποσοστό. Μπορούμε να πούμε με ασφάλεια πως η αξιολόγηση του </w:t>
-      </w:r>
-      <w:r>
-        <w:rPr>
-          <w:rFonts w:ascii="Bahnschrift Light" w:hAnsi="Bahnschrift Light" w:cs="Calibri"/>
-          <w:sz w:val="23"/>
-          <w:szCs w:val="20"/>
-          <w:lang w:val="en-GB"/>
-        </w:rPr>
-        <w:t>interface</w:t>
-      </w:r>
-      <w:r>
-        <w:rPr>
-          <w:rFonts w:ascii="Bahnschrift Light" w:hAnsi="Bahnschrift Light" w:cs="Calibri"/>
-          <w:sz w:val="23"/>
-          <w:szCs w:val="20"/>
-        </w:rPr>
-        <w:t xml:space="preserve"> </w:t>
-      </w:r>
-      <w:r>
-        <w:rPr>
-          <w:rFonts w:ascii="Bahnschrift Light" w:hAnsi="Bahnschrift Light" w:cs="Calibri"/>
-          <w:sz w:val="23"/>
-          <w:szCs w:val="20"/>
-        </w:rPr>
-        <w:t>δεν θα επηρεαστεί από τις προτιμήσεις ενός μόνο φύλου καθώς και οι δύο ομάδες αντιπροσωπεύονται επαρκώς.</w:t>
-      </w:r>
-    </w:p>
-    <w:p>
-      <w:pPr>
-        <w:jc w:val="both"/>
-        <w:rPr>
-          <w:rFonts w:ascii="Bahnschrift Light" w:hAnsi="Bahnschrift Light" w:cs="Calibri"/>
-          <w:sz w:val="23"/>
-          <w:szCs w:val="20"/>
-        </w:rPr>
-      </w:pPr>
-      <w:r>
-        <w:rPr>
-          <w:rFonts w:ascii="Bahnschrift Light" w:hAnsi="Bahnschrift Light" w:cs="Calibri"/>
-          <w:noProof/>
-          <w:sz w:val="23"/>
-          <w:szCs w:val="20"/>
-          <w:lang w:val="en-GB"/>
-        </w:rPr>
-        <w:lastRenderedPageBreak/>
-        <w:drawing>
-          <wp:inline distT="0" distB="0" distL="0" distR="0" wp14:anchorId="2A58CEED" wp14:editId="2C07161E">
-            <wp:extent cx="5683250" cy="2273300"/>
-            <wp:effectExtent l="0" t="0" r="0" b="0"/>
-            <wp:docPr id="1441964643" name="Picture 6"/>
-            <wp:cNvGraphicFramePr>
-              <a:graphicFrameLocks xmlns:a="http://schemas.openxmlformats.org/drawingml/2006/main" noChangeAspect="1"/>
-            </wp:cNvGraphicFramePr>
-            <a:graphic xmlns:a="http://schemas.openxmlformats.org/drawingml/2006/main">
-              <a:graphicData uri="http://schemas.openxmlformats.org/drawingml/2006/picture">
-                <pic:pic xmlns:pic="http://schemas.openxmlformats.org/drawingml/2006/picture">
-                  <pic:nvPicPr>
-                    <pic:cNvPr id="0" name="Picture 8"/>
                     <pic:cNvPicPr>
                       <a:picLocks noChangeAspect="1" noChangeArrowheads="1"/>
                     </pic:cNvPicPr>
@@ -16675,6 +16759,7 @@
           <w:rFonts w:ascii="Bahnschrift Light" w:hAnsi="Bahnschrift Light" w:cs="Calibri"/>
           <w:sz w:val="23"/>
           <w:szCs w:val="20"/>
+          <w:lang w:val="en-GB"/>
         </w:rPr>
       </w:pPr>
     </w:p>
@@ -16699,81 +16784,50 @@
           <w:sz w:val="23"/>
           <w:szCs w:val="20"/>
         </w:rPr>
-        <w:t xml:space="preserve">Πόσο συχνά επισκέπτεστε ιστοσελίδες </w:t>
-      </w:r>
-      <w:r>
-        <w:rPr>
-          <w:rFonts w:ascii="Bahnschrift Light" w:hAnsi="Bahnschrift Light" w:cs="Calibri"/>
-          <w:sz w:val="23"/>
-          <w:szCs w:val="20"/>
-        </w:rPr>
-        <w:t>παροχών</w:t>
-      </w:r>
-      <w:r>
-        <w:rPr>
-          <w:rFonts w:ascii="Bahnschrift Light" w:hAnsi="Bahnschrift Light" w:cs="Calibri"/>
-          <w:sz w:val="23"/>
-          <w:szCs w:val="20"/>
-        </w:rPr>
-        <w:t xml:space="preserve"> τηλεφωνίας;</w:t>
-      </w:r>
-    </w:p>
-    <w:p>
-      <w:pPr>
-        <w:jc w:val="both"/>
-        <w:rPr>
-          <w:rFonts w:ascii="Bahnschrift Light" w:hAnsi="Bahnschrift Light" w:cs="Calibri"/>
-          <w:sz w:val="23"/>
-          <w:szCs w:val="20"/>
-        </w:rPr>
-      </w:pPr>
-      <w:r>
-        <w:rPr>
-          <w:rFonts w:ascii="Bahnschrift Light" w:hAnsi="Bahnschrift Light" w:cs="Calibri"/>
-          <w:sz w:val="23"/>
-          <w:szCs w:val="20"/>
-        </w:rPr>
-        <w:t>Στο παρακάτω διάγραμμα μπορούμε να παρατηρήσουμε πως οι περισσότεροι από τους ερωτηθέντες έχουν ήδη μια υπάρχουσα εξοικείωση με ιστοσελίδες παροχών τηλεφωνίας με τη συντριπτική πλειοψηφία να επισκέπτεται έναν ιστότοπο τηλεπικοινωνίων κάθε μήνα</w:t>
-      </w:r>
-      <w:r>
-        <w:rPr>
-          <w:rFonts w:ascii="Bahnschrift Light" w:hAnsi="Bahnschrift Light" w:cs="Calibri"/>
-          <w:sz w:val="23"/>
-          <w:szCs w:val="20"/>
-        </w:rPr>
-        <w:t xml:space="preserve"> (48,1%), αλλά ακόμα και το δεύτερο</w:t>
-      </w:r>
-      <w:r>
-        <w:rPr>
-          <w:rFonts w:ascii="Bahnschrift Light" w:hAnsi="Bahnschrift Light" w:cs="Calibri"/>
-          <w:sz w:val="23"/>
-          <w:szCs w:val="20"/>
-        </w:rPr>
-        <w:t xml:space="preserve"> </w:t>
-      </w:r>
-      <w:r>
-        <w:rPr>
-          <w:rFonts w:ascii="Bahnschrift Light" w:hAnsi="Bahnschrift Light" w:cs="Calibri"/>
-          <w:sz w:val="23"/>
-          <w:szCs w:val="20"/>
-        </w:rPr>
-        <w:t>υψηλότερο ποσοστό(32,7%) έχει μια βασική εμπειρία πάνω στο αντικείμενο καθώς επισκέπτεται αντίστοιχες σελίδες τουλάχιστον μία φορά τον χρόνο</w:t>
-      </w:r>
-      <w:r>
-        <w:rPr>
-          <w:rFonts w:ascii="Bahnschrift Light" w:hAnsi="Bahnschrift Light" w:cs="Calibri"/>
-          <w:sz w:val="23"/>
-          <w:szCs w:val="20"/>
-        </w:rPr>
-        <w:t xml:space="preserve">. </w:t>
-      </w:r>
-      <w:r>
-        <w:rPr>
-          <w:rFonts w:ascii="Bahnschrift Light" w:hAnsi="Bahnschrift Light" w:cs="Calibri"/>
-          <w:sz w:val="23"/>
-          <w:szCs w:val="20"/>
-        </w:rPr>
-        <w:t>Μας μένει ακόμα ένα ποσοστό 19,2% όπου δεν υπάρχει κάποια προηγούμενη εμπειρία πάνω στην πληροφορία που μελετάμε, ακόμα και αυτό το μικρότερο ποσοστό μας βοηθά να ελέγξουμε ποιά θα είναι η γνώμη χρηστών που επισκέπτονται αυτό το είδος σελίδας για πρώτη φορά.</w:t>
+        <w:t>Φύλο</w:t>
+      </w:r>
+    </w:p>
+    <w:p>
+      <w:pPr>
+        <w:jc w:val="both"/>
+        <w:rPr>
+          <w:rFonts w:ascii="Bahnschrift Light" w:hAnsi="Bahnschrift Light" w:cs="Calibri"/>
+          <w:sz w:val="23"/>
+          <w:szCs w:val="20"/>
+        </w:rPr>
+      </w:pPr>
+      <w:r>
+        <w:rPr>
+          <w:rFonts w:ascii="Bahnschrift Light" w:hAnsi="Bahnschrift Light" w:cs="Calibri"/>
+          <w:sz w:val="23"/>
+          <w:szCs w:val="20"/>
+        </w:rPr>
+        <w:t xml:space="preserve">Η κατανομή του φύλου των συμμετεχόντων φαίνεται να είναι αρκετά μοιρασμένη. Οι   γυναίκες έχουν το μεγαλύτερο ποσοστό με 51,9%, αλλά και οι άντρες με ποσοστό 44,2% δεν αποτελούν αμελητέο ποσοστό. Μπορούμε να πούμε με ασφάλεια πως η αξιολόγηση του </w:t>
+      </w:r>
+      <w:r>
+        <w:rPr>
+          <w:rFonts w:ascii="Bahnschrift Light" w:hAnsi="Bahnschrift Light" w:cs="Calibri"/>
+          <w:sz w:val="23"/>
+          <w:szCs w:val="20"/>
+          <w:lang w:val="en-GB"/>
+        </w:rPr>
+        <w:t>interface</w:t>
+      </w:r>
+      <w:r>
+        <w:rPr>
+          <w:rFonts w:ascii="Bahnschrift Light" w:hAnsi="Bahnschrift Light" w:cs="Calibri"/>
+          <w:sz w:val="23"/>
+          <w:szCs w:val="20"/>
+        </w:rPr>
+        <w:t xml:space="preserve"> </w:t>
+      </w:r>
+      <w:r>
+        <w:rPr>
+          <w:rFonts w:ascii="Bahnschrift Light" w:hAnsi="Bahnschrift Light" w:cs="Calibri"/>
+          <w:sz w:val="23"/>
+          <w:szCs w:val="20"/>
+        </w:rPr>
+        <w:t>δεν θα επηρεαστεί από τις προτιμήσεις ενός μόνο φύλου καθώς και οι δύο ομάδες αντιπροσωπεύονται επαρκώς.</w:t>
       </w:r>
     </w:p>
     <w:p>
@@ -16793,11 +16847,12 @@
           <w:szCs w:val="20"/>
           <w:lang w:val="en-GB"/>
         </w:rPr>
+        <w:lastRenderedPageBreak/>
         <w:drawing>
-          <wp:inline distT="0" distB="0" distL="0" distR="0" wp14:anchorId="6123029A" wp14:editId="1727C456">
+          <wp:inline distT="0" distB="0" distL="0" distR="0" wp14:anchorId="2A58CEED" wp14:editId="2C07161E">
             <wp:extent cx="5683250" cy="2273300"/>
             <wp:effectExtent l="0" t="0" r="0" b="0"/>
-            <wp:docPr id="1259740129" name="Picture 7"/>
+            <wp:docPr id="1441964643" name="Picture 6"/>
             <wp:cNvGraphicFramePr>
               <a:graphicFrameLocks xmlns:a="http://schemas.openxmlformats.org/drawingml/2006/main" noChangeAspect="1"/>
             </wp:cNvGraphicFramePr>
@@ -16805,7 +16860,7 @@
               <a:graphicData uri="http://schemas.openxmlformats.org/drawingml/2006/picture">
                 <pic:pic xmlns:pic="http://schemas.openxmlformats.org/drawingml/2006/picture">
                   <pic:nvPicPr>
-                    <pic:cNvPr id="0" name="Picture 9"/>
+                    <pic:cNvPr id="0" name="Picture 8"/>
                     <pic:cNvPicPr>
                       <a:picLocks noChangeAspect="1" noChangeArrowheads="1"/>
                     </pic:cNvPicPr>
@@ -16875,32 +16930,6 @@
     </w:p>
     <w:p>
       <w:pPr>
-        <w:jc w:val="both"/>
-        <w:rPr>
-          <w:rFonts w:ascii="Bahnschrift Light" w:hAnsi="Bahnschrift Light" w:cs="Calibri"/>
-          <w:sz w:val="23"/>
-          <w:szCs w:val="20"/>
-        </w:rPr>
-      </w:pPr>
-    </w:p>
-    <w:p>
-      <w:pPr>
-        <w:pStyle w:val="Heading4"/>
-        <w:jc w:val="both"/>
-        <w:rPr>
-          <w:rFonts w:ascii="Bahnschrift Light" w:hAnsi="Bahnschrift Light"/>
-        </w:rPr>
-      </w:pPr>
-      <w:r>
-        <w:rPr>
-          <w:rFonts w:ascii="Bahnschrift Light" w:hAnsi="Bahnschrift Light"/>
-        </w:rPr>
-        <w:lastRenderedPageBreak/>
-        <w:t>Αξιολόγηση Λευκής σελίδας</w:t>
-      </w:r>
-    </w:p>
-    <w:p>
-      <w:pPr>
         <w:pStyle w:val="ListParagraph"/>
         <w:numPr>
           <w:ilvl w:val="0"/>
@@ -16920,60 +16949,82 @@
           <w:sz w:val="23"/>
           <w:szCs w:val="20"/>
         </w:rPr>
-        <w:t>Πόσο εύκολη ήταν η περιήγηση στην Λευκή σελίδα;</w:t>
-      </w:r>
-    </w:p>
-    <w:p>
-      <w:pPr>
-        <w:jc w:val="both"/>
-        <w:rPr>
-          <w:rFonts w:ascii="Bahnschrift Light" w:hAnsi="Bahnschrift Light" w:cs="Calibri"/>
-          <w:sz w:val="23"/>
-          <w:szCs w:val="20"/>
-        </w:rPr>
-      </w:pPr>
-      <w:r>
-        <w:rPr>
-          <w:rFonts w:ascii="Bahnschrift Light" w:hAnsi="Bahnschrift Light" w:cs="Calibri"/>
-          <w:sz w:val="23"/>
-          <w:szCs w:val="20"/>
-        </w:rPr>
-        <w:t xml:space="preserve">Παρατηρούμε πως οι χρήστες βρήκαν την πλοήγηση στην πρώτη σελίδα εξαιρετικά εύκολη. </w:t>
-      </w:r>
-      <w:r>
-        <w:rPr>
-          <w:rFonts w:ascii="Bahnschrift Light" w:hAnsi="Bahnschrift Light" w:cs="Calibri"/>
-          <w:sz w:val="23"/>
-          <w:szCs w:val="20"/>
-        </w:rPr>
-        <w:t xml:space="preserve">Πάνω από το μισό ποσοστό την χαρακτήρισε ως «5-Πολύ εύκολη», ενώ συνολικά το </w:t>
-      </w:r>
-      <w:r>
-        <w:rPr>
-          <w:rFonts w:ascii="Bahnschrift Light" w:hAnsi="Bahnschrift Light" w:cs="Calibri"/>
-          <w:sz w:val="23"/>
-          <w:szCs w:val="20"/>
-        </w:rPr>
-        <w:t xml:space="preserve">88.5% </w:t>
-      </w:r>
-      <w:r>
-        <w:rPr>
-          <w:rFonts w:ascii="Bahnschrift Light" w:hAnsi="Bahnschrift Light" w:cs="Calibri"/>
-          <w:sz w:val="23"/>
-          <w:szCs w:val="20"/>
-        </w:rPr>
-        <w:t>των ερωτηθέντων είχε θετική εντύπωση για την μέθοδο περιήγησης που επιλέχθηκε.</w:t>
-      </w:r>
-    </w:p>
-    <w:p>
-      <w:pPr>
-        <w:jc w:val="both"/>
-        <w:rPr>
-          <w:rFonts w:ascii="Bahnschrift Light" w:hAnsi="Bahnschrift Light" w:cs="Calibri"/>
-          <w:sz w:val="23"/>
-          <w:szCs w:val="20"/>
-        </w:rPr>
-      </w:pPr>
+        <w:t xml:space="preserve">Πόσο συχνά επισκέπτεστε ιστοσελίδες </w:t>
+      </w:r>
+      <w:r>
+        <w:rPr>
+          <w:rFonts w:ascii="Bahnschrift Light" w:hAnsi="Bahnschrift Light" w:cs="Calibri"/>
+          <w:sz w:val="23"/>
+          <w:szCs w:val="20"/>
+        </w:rPr>
+        <w:t>παροχών</w:t>
+      </w:r>
+      <w:r>
+        <w:rPr>
+          <w:rFonts w:ascii="Bahnschrift Light" w:hAnsi="Bahnschrift Light" w:cs="Calibri"/>
+          <w:sz w:val="23"/>
+          <w:szCs w:val="20"/>
+        </w:rPr>
+        <w:t xml:space="preserve"> τηλεφωνίας;</w:t>
+      </w:r>
+    </w:p>
+    <w:p>
+      <w:pPr>
+        <w:jc w:val="both"/>
+        <w:rPr>
+          <w:rFonts w:ascii="Bahnschrift Light" w:hAnsi="Bahnschrift Light" w:cs="Calibri"/>
+          <w:sz w:val="23"/>
+          <w:szCs w:val="20"/>
+        </w:rPr>
+      </w:pPr>
+      <w:r>
+        <w:rPr>
+          <w:rFonts w:ascii="Bahnschrift Light" w:hAnsi="Bahnschrift Light" w:cs="Calibri"/>
+          <w:sz w:val="23"/>
+          <w:szCs w:val="20"/>
+        </w:rPr>
+        <w:t>Στο παρακάτω διάγραμμα μπορούμε να παρατηρήσουμε πως οι περισσότεροι από τους ερωτηθέντες έχουν ήδη μια υπάρχουσα εξοικείωση με ιστοσελίδες παροχών τηλεφωνίας με τη συντριπτική πλειοψηφία να επισκέπτεται έναν ιστότοπο τηλεπικοινωνίων κάθε μήνα</w:t>
+      </w:r>
+      <w:r>
+        <w:rPr>
+          <w:rFonts w:ascii="Bahnschrift Light" w:hAnsi="Bahnschrift Light" w:cs="Calibri"/>
+          <w:sz w:val="23"/>
+          <w:szCs w:val="20"/>
+        </w:rPr>
+        <w:t xml:space="preserve"> (48,1%), αλλά ακόμα και το δεύτερο</w:t>
+      </w:r>
+      <w:r>
+        <w:rPr>
+          <w:rFonts w:ascii="Bahnschrift Light" w:hAnsi="Bahnschrift Light" w:cs="Calibri"/>
+          <w:sz w:val="23"/>
+          <w:szCs w:val="20"/>
+        </w:rPr>
+        <w:t xml:space="preserve"> </w:t>
+      </w:r>
+      <w:r>
+        <w:rPr>
+          <w:rFonts w:ascii="Bahnschrift Light" w:hAnsi="Bahnschrift Light" w:cs="Calibri"/>
+          <w:sz w:val="23"/>
+          <w:szCs w:val="20"/>
+        </w:rPr>
+        <w:t>υψηλότερο ποσοστό(32,7%) έχει μια βασική εμπειρία πάνω στο αντικείμενο καθώς επισκέπτεται αντίστοιχες σελίδες τουλάχιστον μία φορά τον χρόνο</w:t>
+      </w:r>
+      <w:r>
+        <w:rPr>
+          <w:rFonts w:ascii="Bahnschrift Light" w:hAnsi="Bahnschrift Light" w:cs="Calibri"/>
+          <w:sz w:val="23"/>
+          <w:szCs w:val="20"/>
+        </w:rPr>
+        <w:t xml:space="preserve">. </w:t>
+      </w:r>
+      <w:r>
+        <w:rPr>
+          <w:rFonts w:ascii="Bahnschrift Light" w:hAnsi="Bahnschrift Light" w:cs="Calibri"/>
+          <w:sz w:val="23"/>
+          <w:szCs w:val="20"/>
+        </w:rPr>
+        <w:t>Μας μένει ακόμα ένα ποσοστό 19,2% όπου δεν υπάρχει κάποια προηγούμενη εμπειρία πάνω στην πληροφορία που μελετάμε, ακόμα και αυτό το μικρότερο ποσοστό μας βοηθά να ελέγξουμε ποιά θα είναι η γνώμη χρηστών που επισκέπτονται αυτό το είδος σελίδας για πρώτη φορά.</w:t>
+      </w:r>
     </w:p>
     <w:p>
       <w:pPr>
@@ -16993,10 +17044,10 @@
           <w:lang w:val="en-GB"/>
         </w:rPr>
         <w:drawing>
-          <wp:inline distT="0" distB="0" distL="0" distR="0" wp14:anchorId="020461BD" wp14:editId="7D263E56">
+          <wp:inline distT="0" distB="0" distL="0" distR="0" wp14:anchorId="6123029A" wp14:editId="1727C456">
             <wp:extent cx="5683250" cy="2273300"/>
             <wp:effectExtent l="0" t="0" r="0" b="0"/>
-            <wp:docPr id="378044392" name="Picture 8"/>
+            <wp:docPr id="1259740129" name="Picture 7"/>
             <wp:cNvGraphicFramePr>
               <a:graphicFrameLocks xmlns:a="http://schemas.openxmlformats.org/drawingml/2006/main" noChangeAspect="1"/>
             </wp:cNvGraphicFramePr>
@@ -17004,7 +17055,7 @@
               <a:graphicData uri="http://schemas.openxmlformats.org/drawingml/2006/picture">
                 <pic:pic xmlns:pic="http://schemas.openxmlformats.org/drawingml/2006/picture">
                   <pic:nvPicPr>
-                    <pic:cNvPr id="0" name="Picture 10"/>
+                    <pic:cNvPr id="0" name="Picture 9"/>
                     <pic:cNvPicPr>
                       <a:picLocks noChangeAspect="1" noChangeArrowheads="1"/>
                     </pic:cNvPicPr>
@@ -17064,6 +17115,205 @@
     </w:p>
     <w:p>
       <w:pPr>
+        <w:jc w:val="both"/>
+        <w:rPr>
+          <w:rFonts w:ascii="Bahnschrift Light" w:hAnsi="Bahnschrift Light" w:cs="Calibri"/>
+          <w:sz w:val="23"/>
+          <w:szCs w:val="20"/>
+        </w:rPr>
+      </w:pPr>
+    </w:p>
+    <w:p>
+      <w:pPr>
+        <w:jc w:val="both"/>
+        <w:rPr>
+          <w:rFonts w:ascii="Bahnschrift Light" w:hAnsi="Bahnschrift Light" w:cs="Calibri"/>
+          <w:sz w:val="23"/>
+          <w:szCs w:val="20"/>
+        </w:rPr>
+      </w:pPr>
+    </w:p>
+    <w:p>
+      <w:pPr>
+        <w:pStyle w:val="Heading4"/>
+        <w:jc w:val="both"/>
+        <w:rPr>
+          <w:rFonts w:ascii="Bahnschrift Light" w:hAnsi="Bahnschrift Light"/>
+        </w:rPr>
+      </w:pPr>
+      <w:r>
+        <w:rPr>
+          <w:rFonts w:ascii="Bahnschrift Light" w:hAnsi="Bahnschrift Light"/>
+        </w:rPr>
+        <w:lastRenderedPageBreak/>
+        <w:t>Αξιολόγηση Λευκής σελίδας</w:t>
+      </w:r>
+    </w:p>
+    <w:p>
+      <w:pPr>
+        <w:pStyle w:val="ListParagraph"/>
+        <w:numPr>
+          <w:ilvl w:val="0"/>
+          <w:numId w:val="43"/>
+        </w:numPr>
+        <w:ind w:left="426" w:hanging="284"/>
+        <w:jc w:val="both"/>
+        <w:rPr>
+          <w:rFonts w:ascii="Bahnschrift Light" w:hAnsi="Bahnschrift Light" w:cs="Calibri"/>
+          <w:sz w:val="23"/>
+          <w:szCs w:val="20"/>
+        </w:rPr>
+      </w:pPr>
+      <w:r>
+        <w:rPr>
+          <w:rFonts w:ascii="Bahnschrift Light" w:hAnsi="Bahnschrift Light" w:cs="Calibri"/>
+          <w:sz w:val="23"/>
+          <w:szCs w:val="20"/>
+        </w:rPr>
+        <w:t>Πόσο εύκολη ήταν η περιήγηση στην Λευκή σελίδα;</w:t>
+      </w:r>
+    </w:p>
+    <w:p>
+      <w:pPr>
+        <w:jc w:val="both"/>
+        <w:rPr>
+          <w:rFonts w:ascii="Bahnschrift Light" w:hAnsi="Bahnschrift Light" w:cs="Calibri"/>
+          <w:sz w:val="23"/>
+          <w:szCs w:val="20"/>
+        </w:rPr>
+      </w:pPr>
+      <w:r>
+        <w:rPr>
+          <w:rFonts w:ascii="Bahnschrift Light" w:hAnsi="Bahnschrift Light" w:cs="Calibri"/>
+          <w:sz w:val="23"/>
+          <w:szCs w:val="20"/>
+        </w:rPr>
+        <w:t xml:space="preserve">Παρατηρούμε πως οι χρήστες βρήκαν την πλοήγηση στην πρώτη σελίδα εξαιρετικά εύκολη. </w:t>
+      </w:r>
+      <w:r>
+        <w:rPr>
+          <w:rFonts w:ascii="Bahnschrift Light" w:hAnsi="Bahnschrift Light" w:cs="Calibri"/>
+          <w:sz w:val="23"/>
+          <w:szCs w:val="20"/>
+        </w:rPr>
+        <w:t xml:space="preserve">Πάνω από το μισό ποσοστό την χαρακτήρισε ως «5-Πολύ εύκολη», ενώ συνολικά το </w:t>
+      </w:r>
+      <w:r>
+        <w:rPr>
+          <w:rFonts w:ascii="Bahnschrift Light" w:hAnsi="Bahnschrift Light" w:cs="Calibri"/>
+          <w:sz w:val="23"/>
+          <w:szCs w:val="20"/>
+        </w:rPr>
+        <w:t xml:space="preserve">88.5% </w:t>
+      </w:r>
+      <w:r>
+        <w:rPr>
+          <w:rFonts w:ascii="Bahnschrift Light" w:hAnsi="Bahnschrift Light" w:cs="Calibri"/>
+          <w:sz w:val="23"/>
+          <w:szCs w:val="20"/>
+        </w:rPr>
+        <w:t>των ερωτηθέντων είχε θετική εντύπωση για την μέθοδο περιήγησης που επιλέχθηκε.</w:t>
+      </w:r>
+    </w:p>
+    <w:p>
+      <w:pPr>
+        <w:jc w:val="both"/>
+        <w:rPr>
+          <w:rFonts w:ascii="Bahnschrift Light" w:hAnsi="Bahnschrift Light" w:cs="Calibri"/>
+          <w:sz w:val="23"/>
+          <w:szCs w:val="20"/>
+        </w:rPr>
+      </w:pPr>
+    </w:p>
+    <w:p>
+      <w:pPr>
+        <w:jc w:val="both"/>
+        <w:rPr>
+          <w:rFonts w:ascii="Bahnschrift Light" w:hAnsi="Bahnschrift Light" w:cs="Calibri"/>
+          <w:sz w:val="23"/>
+          <w:szCs w:val="20"/>
+        </w:rPr>
+      </w:pPr>
+      <w:r>
+        <w:rPr>
+          <w:rFonts w:ascii="Bahnschrift Light" w:hAnsi="Bahnschrift Light" w:cs="Calibri"/>
+          <w:noProof/>
+          <w:sz w:val="23"/>
+          <w:szCs w:val="20"/>
+          <w:lang w:val="en-GB"/>
+        </w:rPr>
+        <w:drawing>
+          <wp:inline distT="0" distB="0" distL="0" distR="0" wp14:anchorId="020461BD" wp14:editId="7D263E56">
+            <wp:extent cx="5683250" cy="2273300"/>
+            <wp:effectExtent l="0" t="0" r="0" b="0"/>
+            <wp:docPr id="378044392" name="Picture 8"/>
+            <wp:cNvGraphicFramePr>
+              <a:graphicFrameLocks xmlns:a="http://schemas.openxmlformats.org/drawingml/2006/main" noChangeAspect="1"/>
+            </wp:cNvGraphicFramePr>
+            <a:graphic xmlns:a="http://schemas.openxmlformats.org/drawingml/2006/main">
+              <a:graphicData uri="http://schemas.openxmlformats.org/drawingml/2006/picture">
+                <pic:pic xmlns:pic="http://schemas.openxmlformats.org/drawingml/2006/picture">
+                  <pic:nvPicPr>
+                    <pic:cNvPr id="0" name="Picture 10"/>
+                    <pic:cNvPicPr>
+                      <a:picLocks noChangeAspect="1" noChangeArrowheads="1"/>
+                    </pic:cNvPicPr>
+                  </pic:nvPicPr>
+                  <pic:blipFill>
+                    <a:blip r:embed="rId17">
+                      <a:extLst>
+                        <a:ext uri="{28A0092B-C50C-407E-A947-70E740481C1C}">
+                          <a14:useLocalDpi xmlns:a14="http://schemas.microsoft.com/office/drawing/2010/main" val="0"/>
+                        </a:ext>
+                      </a:extLst>
+                    </a:blip>
+                    <a:srcRect/>
+                    <a:stretch>
+                      <a:fillRect/>
+                    </a:stretch>
+                  </pic:blipFill>
+                  <pic:spPr bwMode="auto">
+                    <a:xfrm>
+                      <a:off x="0" y="0"/>
+                      <a:ext cx="5683250" cy="2273300"/>
+                    </a:xfrm>
+                    <a:prstGeom prst="rect">
+                      <a:avLst/>
+                    </a:prstGeom>
+                    <a:noFill/>
+                    <a:ln>
+                      <a:noFill/>
+                    </a:ln>
+                  </pic:spPr>
+                </pic:pic>
+              </a:graphicData>
+            </a:graphic>
+          </wp:inline>
+        </w:drawing>
+      </w:r>
+    </w:p>
+    <w:p>
+      <w:pPr>
+        <w:jc w:val="both"/>
+        <w:rPr>
+          <w:rFonts w:ascii="Bahnschrift Light" w:hAnsi="Bahnschrift Light" w:cs="Calibri"/>
+          <w:sz w:val="23"/>
+          <w:szCs w:val="20"/>
+        </w:rPr>
+      </w:pPr>
+    </w:p>
+    <w:p>
+      <w:pPr>
+        <w:jc w:val="both"/>
+        <w:rPr>
+          <w:rFonts w:ascii="Bahnschrift Light" w:hAnsi="Bahnschrift Light" w:cs="Calibri"/>
+          <w:sz w:val="23"/>
+          <w:szCs w:val="20"/>
+        </w:rPr>
+      </w:pPr>
+    </w:p>
+    <w:p>
+      <w:pPr>
         <w:pStyle w:val="ListParagraph"/>
         <w:numPr>
           <w:ilvl w:val="0"/>
@@ -17159,7 +17409,7 @@
                     </pic:cNvPicPr>
                   </pic:nvPicPr>
                   <pic:blipFill>
-                    <a:blip r:embed="rId17">
+                    <a:blip r:embed="rId18">
                       <a:extLst>
                         <a:ext uri="{28A0092B-C50C-407E-A947-70E740481C1C}">
                           <a14:useLocalDpi xmlns:a14="http://schemas.microsoft.com/office/drawing/2010/main" val="0"/>
@@ -17289,7 +17539,7 @@
                     </pic:cNvPicPr>
                   </pic:nvPicPr>
                   <pic:blipFill rotWithShape="1">
-                    <a:blip r:embed="rId18">
+                    <a:blip r:embed="rId19">
                       <a:extLst>
                         <a:ext uri="{28A0092B-C50C-407E-A947-70E740481C1C}">
                           <a14:useLocalDpi xmlns:a14="http://schemas.microsoft.com/office/drawing/2010/main" val="0"/>
@@ -17408,158 +17658,6 @@
                 <pic:pic xmlns:pic="http://schemas.openxmlformats.org/drawingml/2006/picture">
                   <pic:nvPicPr>
                     <pic:cNvPr id="0" name="Picture 13"/>
-                    <pic:cNvPicPr>
-                      <a:picLocks noChangeAspect="1" noChangeArrowheads="1"/>
-                    </pic:cNvPicPr>
-                  </pic:nvPicPr>
-                  <pic:blipFill>
-                    <a:blip r:embed="rId19">
-                      <a:extLst>
-                        <a:ext uri="{28A0092B-C50C-407E-A947-70E740481C1C}">
-                          <a14:useLocalDpi xmlns:a14="http://schemas.microsoft.com/office/drawing/2010/main" val="0"/>
-                        </a:ext>
-                      </a:extLst>
-                    </a:blip>
-                    <a:srcRect/>
-                    <a:stretch>
-                      <a:fillRect/>
-                    </a:stretch>
-                  </pic:blipFill>
-                  <pic:spPr bwMode="auto">
-                    <a:xfrm>
-                      <a:off x="0" y="0"/>
-                      <a:ext cx="5683250" cy="2393950"/>
-                    </a:xfrm>
-                    <a:prstGeom prst="rect">
-                      <a:avLst/>
-                    </a:prstGeom>
-                    <a:noFill/>
-                    <a:ln>
-                      <a:noFill/>
-                    </a:ln>
-                  </pic:spPr>
-                </pic:pic>
-              </a:graphicData>
-            </a:graphic>
-          </wp:inline>
-        </w:drawing>
-      </w:r>
-    </w:p>
-    <w:p>
-      <w:pPr>
-        <w:jc w:val="both"/>
-        <w:rPr>
-          <w:rFonts w:ascii="Bahnschrift Light" w:hAnsi="Bahnschrift Light" w:cs="Calibri"/>
-          <w:sz w:val="23"/>
-          <w:szCs w:val="20"/>
-        </w:rPr>
-      </w:pPr>
-    </w:p>
-    <w:p>
-      <w:pPr>
-        <w:pStyle w:val="ListParagraph"/>
-        <w:numPr>
-          <w:ilvl w:val="0"/>
-          <w:numId w:val="43"/>
-        </w:numPr>
-        <w:ind w:left="426" w:hanging="284"/>
-        <w:jc w:val="both"/>
-        <w:rPr>
-          <w:rFonts w:ascii="Bahnschrift Light" w:hAnsi="Bahnschrift Light" w:cs="Calibri"/>
-          <w:sz w:val="23"/>
-          <w:szCs w:val="20"/>
-        </w:rPr>
-      </w:pPr>
-      <w:r>
-        <w:rPr>
-          <w:rFonts w:ascii="Bahnschrift Light" w:hAnsi="Bahnschrift Light" w:cs="Calibri"/>
-          <w:sz w:val="23"/>
-          <w:szCs w:val="20"/>
-        </w:rPr>
-        <w:t>Θα ήθελα να χρησιμοποιώ αυτή τη σελίδα συχνά</w:t>
-      </w:r>
-    </w:p>
-    <w:p>
-      <w:pPr>
-        <w:jc w:val="both"/>
-        <w:rPr>
-          <w:rFonts w:ascii="Bahnschrift Light" w:hAnsi="Bahnschrift Light" w:cs="Calibri"/>
-          <w:sz w:val="23"/>
-          <w:szCs w:val="20"/>
-        </w:rPr>
-      </w:pPr>
-      <w:r>
-        <w:rPr>
-          <w:rFonts w:ascii="Bahnschrift Light" w:hAnsi="Bahnschrift Light" w:cs="Calibri"/>
-          <w:sz w:val="23"/>
-          <w:szCs w:val="20"/>
-        </w:rPr>
-        <w:t xml:space="preserve">Η τελευταία ερώτηση μας επιβεβαιώνει τις προηγούμενες πληροφορίες. Η λευκή σελίδα αξιολογείται ως λειτουργική και γενικά ικανοποιητική, αλλά μόνο </w:t>
-      </w:r>
-      <w:r>
-        <w:rPr>
-          <w:rFonts w:ascii="Bahnschrift Light" w:hAnsi="Bahnschrift Light" w:cs="Calibri"/>
-          <w:sz w:val="23"/>
-          <w:szCs w:val="20"/>
-        </w:rPr>
-        <w:t xml:space="preserve">το ένα τέταρτο από τους </w:t>
-      </w:r>
-      <w:r>
-        <w:rPr>
-          <w:rFonts w:ascii="Bahnschrift Light" w:hAnsi="Bahnschrift Light" w:cs="Calibri"/>
-          <w:sz w:val="23"/>
-          <w:szCs w:val="20"/>
-        </w:rPr>
-        <w:t>συμμετέχοντες</w:t>
-      </w:r>
-      <w:r>
-        <w:rPr>
-          <w:rFonts w:ascii="Bahnschrift Light" w:hAnsi="Bahnschrift Light" w:cs="Calibri"/>
-          <w:sz w:val="23"/>
-          <w:szCs w:val="20"/>
-        </w:rPr>
-        <w:t xml:space="preserve"> </w:t>
-      </w:r>
-      <w:r>
-        <w:rPr>
-          <w:rFonts w:ascii="Bahnschrift Light" w:hAnsi="Bahnschrift Light" w:cs="Calibri"/>
-          <w:sz w:val="23"/>
-          <w:szCs w:val="20"/>
-        </w:rPr>
-        <w:t>την βρίσκει πολύ καλή.</w:t>
-      </w:r>
-    </w:p>
-    <w:p>
-      <w:pPr>
-        <w:jc w:val="both"/>
-        <w:rPr>
-          <w:rFonts w:ascii="Bahnschrift Light" w:hAnsi="Bahnschrift Light" w:cs="Calibri"/>
-          <w:sz w:val="23"/>
-          <w:szCs w:val="20"/>
-        </w:rPr>
-      </w:pPr>
-      <w:r>
-        <w:rPr>
-          <w:rFonts w:ascii="Bahnschrift Light" w:hAnsi="Bahnschrift Light" w:cs="Calibri"/>
-          <w:noProof/>
-          <w:sz w:val="23"/>
-          <w:szCs w:val="20"/>
-          <w:lang w:val="en-GB"/>
-        </w:rPr>
-        <w:lastRenderedPageBreak/>
-        <w:drawing>
-          <wp:inline distT="0" distB="0" distL="0" distR="0" wp14:anchorId="73E90D82" wp14:editId="4EB828AA">
-            <wp:extent cx="5683250" cy="2393950"/>
-            <wp:effectExtent l="0" t="0" r="0" b="6350"/>
-            <wp:docPr id="598285483" name="Picture 12"/>
-            <wp:cNvGraphicFramePr>
-              <a:graphicFrameLocks xmlns:a="http://schemas.openxmlformats.org/drawingml/2006/main" noChangeAspect="1"/>
-            </wp:cNvGraphicFramePr>
-            <a:graphic xmlns:a="http://schemas.openxmlformats.org/drawingml/2006/main">
-              <a:graphicData uri="http://schemas.openxmlformats.org/drawingml/2006/picture">
-                <pic:pic xmlns:pic="http://schemas.openxmlformats.org/drawingml/2006/picture">
-                  <pic:nvPicPr>
-                    <pic:cNvPr id="0" name="Picture 14"/>
                     <pic:cNvPicPr>
                       <a:picLocks noChangeAspect="1" noChangeArrowheads="1"/>
                     </pic:cNvPicPr>
@@ -17609,6 +17707,158 @@
     </w:p>
     <w:p>
       <w:pPr>
+        <w:pStyle w:val="ListParagraph"/>
+        <w:numPr>
+          <w:ilvl w:val="0"/>
+          <w:numId w:val="43"/>
+        </w:numPr>
+        <w:ind w:left="426" w:hanging="284"/>
+        <w:jc w:val="both"/>
+        <w:rPr>
+          <w:rFonts w:ascii="Bahnschrift Light" w:hAnsi="Bahnschrift Light" w:cs="Calibri"/>
+          <w:sz w:val="23"/>
+          <w:szCs w:val="20"/>
+        </w:rPr>
+      </w:pPr>
+      <w:r>
+        <w:rPr>
+          <w:rFonts w:ascii="Bahnschrift Light" w:hAnsi="Bahnschrift Light" w:cs="Calibri"/>
+          <w:sz w:val="23"/>
+          <w:szCs w:val="20"/>
+        </w:rPr>
+        <w:t>Θα ήθελα να χρησιμοποιώ αυτή τη σελίδα συχνά</w:t>
+      </w:r>
+    </w:p>
+    <w:p>
+      <w:pPr>
+        <w:jc w:val="both"/>
+        <w:rPr>
+          <w:rFonts w:ascii="Bahnschrift Light" w:hAnsi="Bahnschrift Light" w:cs="Calibri"/>
+          <w:sz w:val="23"/>
+          <w:szCs w:val="20"/>
+        </w:rPr>
+      </w:pPr>
+      <w:r>
+        <w:rPr>
+          <w:rFonts w:ascii="Bahnschrift Light" w:hAnsi="Bahnschrift Light" w:cs="Calibri"/>
+          <w:sz w:val="23"/>
+          <w:szCs w:val="20"/>
+        </w:rPr>
+        <w:t xml:space="preserve">Η τελευταία ερώτηση μας επιβεβαιώνει τις προηγούμενες πληροφορίες. Η λευκή σελίδα αξιολογείται ως λειτουργική και γενικά ικανοποιητική, αλλά μόνο </w:t>
+      </w:r>
+      <w:r>
+        <w:rPr>
+          <w:rFonts w:ascii="Bahnschrift Light" w:hAnsi="Bahnschrift Light" w:cs="Calibri"/>
+          <w:sz w:val="23"/>
+          <w:szCs w:val="20"/>
+        </w:rPr>
+        <w:t xml:space="preserve">το ένα τέταρτο από τους </w:t>
+      </w:r>
+      <w:r>
+        <w:rPr>
+          <w:rFonts w:ascii="Bahnschrift Light" w:hAnsi="Bahnschrift Light" w:cs="Calibri"/>
+          <w:sz w:val="23"/>
+          <w:szCs w:val="20"/>
+        </w:rPr>
+        <w:t>συμμετέχοντες</w:t>
+      </w:r>
+      <w:r>
+        <w:rPr>
+          <w:rFonts w:ascii="Bahnschrift Light" w:hAnsi="Bahnschrift Light" w:cs="Calibri"/>
+          <w:sz w:val="23"/>
+          <w:szCs w:val="20"/>
+        </w:rPr>
+        <w:t xml:space="preserve"> </w:t>
+      </w:r>
+      <w:r>
+        <w:rPr>
+          <w:rFonts w:ascii="Bahnschrift Light" w:hAnsi="Bahnschrift Light" w:cs="Calibri"/>
+          <w:sz w:val="23"/>
+          <w:szCs w:val="20"/>
+        </w:rPr>
+        <w:t>την βρίσκει πολύ καλή.</w:t>
+      </w:r>
+    </w:p>
+    <w:p>
+      <w:pPr>
+        <w:jc w:val="both"/>
+        <w:rPr>
+          <w:rFonts w:ascii="Bahnschrift Light" w:hAnsi="Bahnschrift Light" w:cs="Calibri"/>
+          <w:sz w:val="23"/>
+          <w:szCs w:val="20"/>
+        </w:rPr>
+      </w:pPr>
+      <w:r>
+        <w:rPr>
+          <w:rFonts w:ascii="Bahnschrift Light" w:hAnsi="Bahnschrift Light" w:cs="Calibri"/>
+          <w:noProof/>
+          <w:sz w:val="23"/>
+          <w:szCs w:val="20"/>
+          <w:lang w:val="en-GB"/>
+        </w:rPr>
+        <w:lastRenderedPageBreak/>
+        <w:drawing>
+          <wp:inline distT="0" distB="0" distL="0" distR="0" wp14:anchorId="73E90D82" wp14:editId="4EB828AA">
+            <wp:extent cx="5683250" cy="2393950"/>
+            <wp:effectExtent l="0" t="0" r="0" b="6350"/>
+            <wp:docPr id="598285483" name="Picture 12"/>
+            <wp:cNvGraphicFramePr>
+              <a:graphicFrameLocks xmlns:a="http://schemas.openxmlformats.org/drawingml/2006/main" noChangeAspect="1"/>
+            </wp:cNvGraphicFramePr>
+            <a:graphic xmlns:a="http://schemas.openxmlformats.org/drawingml/2006/main">
+              <a:graphicData uri="http://schemas.openxmlformats.org/drawingml/2006/picture">
+                <pic:pic xmlns:pic="http://schemas.openxmlformats.org/drawingml/2006/picture">
+                  <pic:nvPicPr>
+                    <pic:cNvPr id="0" name="Picture 14"/>
+                    <pic:cNvPicPr>
+                      <a:picLocks noChangeAspect="1" noChangeArrowheads="1"/>
+                    </pic:cNvPicPr>
+                  </pic:nvPicPr>
+                  <pic:blipFill>
+                    <a:blip r:embed="rId21">
+                      <a:extLst>
+                        <a:ext uri="{28A0092B-C50C-407E-A947-70E740481C1C}">
+                          <a14:useLocalDpi xmlns:a14="http://schemas.microsoft.com/office/drawing/2010/main" val="0"/>
+                        </a:ext>
+                      </a:extLst>
+                    </a:blip>
+                    <a:srcRect/>
+                    <a:stretch>
+                      <a:fillRect/>
+                    </a:stretch>
+                  </pic:blipFill>
+                  <pic:spPr bwMode="auto">
+                    <a:xfrm>
+                      <a:off x="0" y="0"/>
+                      <a:ext cx="5683250" cy="2393950"/>
+                    </a:xfrm>
+                    <a:prstGeom prst="rect">
+                      <a:avLst/>
+                    </a:prstGeom>
+                    <a:noFill/>
+                    <a:ln>
+                      <a:noFill/>
+                    </a:ln>
+                  </pic:spPr>
+                </pic:pic>
+              </a:graphicData>
+            </a:graphic>
+          </wp:inline>
+        </w:drawing>
+      </w:r>
+    </w:p>
+    <w:p>
+      <w:pPr>
+        <w:jc w:val="both"/>
+        <w:rPr>
+          <w:rFonts w:ascii="Bahnschrift Light" w:hAnsi="Bahnschrift Light" w:cs="Calibri"/>
+          <w:sz w:val="23"/>
+          <w:szCs w:val="20"/>
+        </w:rPr>
+      </w:pPr>
+    </w:p>
+    <w:p>
+      <w:pPr>
         <w:jc w:val="both"/>
         <w:rPr>
           <w:rFonts w:ascii="Bahnschrift Light" w:hAnsi="Bahnschrift Light" w:cs="Calibri"/>
@@ -17727,7 +17977,7 @@
                     </pic:cNvPicPr>
                   </pic:nvPicPr>
                   <pic:blipFill rotWithShape="1">
-                    <a:blip r:embed="rId21">
+                    <a:blip r:embed="rId22">
                       <a:extLst>
                         <a:ext uri="{28A0092B-C50C-407E-A947-70E740481C1C}">
                           <a14:useLocalDpi xmlns:a14="http://schemas.microsoft.com/office/drawing/2010/main" val="0"/>
@@ -17889,159 +18139,6 @@
                 <pic:pic xmlns:pic="http://schemas.openxmlformats.org/drawingml/2006/picture">
                   <pic:nvPicPr>
                     <pic:cNvPr id="0" name="Picture 16"/>
-                    <pic:cNvPicPr>
-                      <a:picLocks noChangeAspect="1" noChangeArrowheads="1"/>
-                    </pic:cNvPicPr>
-                  </pic:nvPicPr>
-                  <pic:blipFill>
-                    <a:blip r:embed="rId22">
-                      <a:extLst>
-                        <a:ext uri="{28A0092B-C50C-407E-A947-70E740481C1C}">
-                          <a14:useLocalDpi xmlns:a14="http://schemas.microsoft.com/office/drawing/2010/main" val="0"/>
-                        </a:ext>
-                      </a:extLst>
-                    </a:blip>
-                    <a:srcRect/>
-                    <a:stretch>
-                      <a:fillRect/>
-                    </a:stretch>
-                  </pic:blipFill>
-                  <pic:spPr bwMode="auto">
-                    <a:xfrm>
-                      <a:off x="0" y="0"/>
-                      <a:ext cx="5683250" cy="2393950"/>
-                    </a:xfrm>
-                    <a:prstGeom prst="rect">
-                      <a:avLst/>
-                    </a:prstGeom>
-                    <a:noFill/>
-                    <a:ln>
-                      <a:noFill/>
-                    </a:ln>
-                  </pic:spPr>
-                </pic:pic>
-              </a:graphicData>
-            </a:graphic>
-          </wp:inline>
-        </w:drawing>
-      </w:r>
-    </w:p>
-    <w:p>
-      <w:pPr>
-        <w:jc w:val="both"/>
-        <w:rPr>
-          <w:rFonts w:ascii="Bahnschrift Light" w:hAnsi="Bahnschrift Light" w:cs="Calibri"/>
-          <w:sz w:val="23"/>
-          <w:szCs w:val="20"/>
-        </w:rPr>
-      </w:pPr>
-    </w:p>
-    <w:p>
-      <w:pPr>
-        <w:pStyle w:val="ListParagraph"/>
-        <w:numPr>
-          <w:ilvl w:val="0"/>
-          <w:numId w:val="43"/>
-        </w:numPr>
-        <w:ind w:left="426" w:hanging="284"/>
-        <w:jc w:val="both"/>
-        <w:rPr>
-          <w:rFonts w:ascii="Bahnschrift Light" w:hAnsi="Bahnschrift Light" w:cs="Calibri"/>
-          <w:sz w:val="23"/>
-          <w:szCs w:val="20"/>
-        </w:rPr>
-      </w:pPr>
-      <w:r>
-        <w:rPr>
-          <w:rFonts w:ascii="Bahnschrift Light" w:hAnsi="Bahnschrift Light" w:cs="Calibri"/>
-          <w:sz w:val="23"/>
-          <w:szCs w:val="20"/>
-        </w:rPr>
-        <w:t>Πόσο ευχάριστη ήταν η χρωματική παλέτα της Μονόχρωμης σελίδας;</w:t>
-      </w:r>
-    </w:p>
-    <w:p>
-      <w:pPr>
-        <w:jc w:val="both"/>
-        <w:rPr>
-          <w:rFonts w:ascii="Bahnschrift Light" w:hAnsi="Bahnschrift Light" w:cs="Calibri"/>
-          <w:sz w:val="23"/>
-          <w:szCs w:val="20"/>
-        </w:rPr>
-      </w:pPr>
-      <w:r>
-        <w:rPr>
-          <w:rFonts w:ascii="Bahnschrift Light" w:hAnsi="Bahnschrift Light" w:cs="Calibri"/>
-          <w:sz w:val="23"/>
-          <w:szCs w:val="20"/>
-        </w:rPr>
-        <w:t xml:space="preserve">Στην ερώτηση 11 εντοπίζουμε τον πρώτο διχασμό για την μονόχρωμη σελίδα. Αν και πάνω από τους μισούς χρήστες βρήκαν την σκουρόχρωμη χρωματική παλέτα πολύ ευχάριστη, καταγράφηκαν οι πρώτες αρνητικές αντιδράσεις, ένα μικρό ποσοστό </w:t>
-      </w:r>
-      <w:r>
-        <w:rPr>
-          <w:rFonts w:ascii="Bahnschrift Light" w:hAnsi="Bahnschrift Light" w:cs="Calibri"/>
-          <w:sz w:val="23"/>
-          <w:szCs w:val="20"/>
-        </w:rPr>
-        <w:t xml:space="preserve">(26,9%) </w:t>
-      </w:r>
-      <w:r>
-        <w:rPr>
-          <w:rFonts w:ascii="Bahnschrift Light" w:hAnsi="Bahnschrift Light" w:cs="Calibri"/>
-          <w:sz w:val="23"/>
-          <w:szCs w:val="20"/>
-        </w:rPr>
-        <w:t xml:space="preserve">αξιολόγησε τα χρώματα </w:t>
-      </w:r>
-      <w:r>
-        <w:rPr>
-          <w:rFonts w:ascii="Bahnschrift Light" w:hAnsi="Bahnschrift Light" w:cs="Calibri"/>
-          <w:sz w:val="23"/>
-          <w:szCs w:val="20"/>
-        </w:rPr>
-        <w:t xml:space="preserve">από λίγο έως καθόλου ευχάριστα. </w:t>
-      </w:r>
-    </w:p>
-    <w:p>
-      <w:pPr>
-        <w:jc w:val="both"/>
-        <w:rPr>
-          <w:rFonts w:ascii="Bahnschrift Light" w:hAnsi="Bahnschrift Light" w:cs="Calibri"/>
-          <w:sz w:val="23"/>
-          <w:szCs w:val="20"/>
-        </w:rPr>
-      </w:pPr>
-    </w:p>
-    <w:p>
-      <w:pPr>
-        <w:jc w:val="both"/>
-        <w:rPr>
-          <w:rFonts w:ascii="Bahnschrift Light" w:hAnsi="Bahnschrift Light" w:cs="Calibri"/>
-          <w:sz w:val="23"/>
-          <w:szCs w:val="20"/>
-        </w:rPr>
-      </w:pPr>
-      <w:r>
-        <w:rPr>
-          <w:rFonts w:ascii="Bahnschrift Light" w:hAnsi="Bahnschrift Light" w:cs="Calibri"/>
-          <w:noProof/>
-          <w:sz w:val="23"/>
-          <w:szCs w:val="20"/>
-          <w:lang w:val="en-GB"/>
-        </w:rPr>
-        <w:drawing>
-          <wp:inline distT="0" distB="0" distL="0" distR="0" wp14:anchorId="744780D5" wp14:editId="76266FA0">
-            <wp:extent cx="5683250" cy="2393950"/>
-            <wp:effectExtent l="0" t="0" r="0" b="6350"/>
-            <wp:docPr id="77138678" name="Picture 15"/>
-            <wp:cNvGraphicFramePr>
-              <a:graphicFrameLocks xmlns:a="http://schemas.openxmlformats.org/drawingml/2006/main" noChangeAspect="1"/>
-            </wp:cNvGraphicFramePr>
-            <a:graphic xmlns:a="http://schemas.openxmlformats.org/drawingml/2006/main">
-              <a:graphicData uri="http://schemas.openxmlformats.org/drawingml/2006/picture">
-                <pic:pic xmlns:pic="http://schemas.openxmlformats.org/drawingml/2006/picture">
-                  <pic:nvPicPr>
-                    <pic:cNvPr id="0" name="Picture 17"/>
                     <pic:cNvPicPr>
                       <a:picLocks noChangeAspect="1" noChangeArrowheads="1"/>
                     </pic:cNvPicPr>
@@ -18110,42 +18207,60 @@
           <w:sz w:val="23"/>
           <w:szCs w:val="20"/>
         </w:rPr>
-        <w:t>Συνολικά πόσο ικανοποιημένος/η είστε με την Μονόχρωμη σελίδα;</w:t>
-      </w:r>
-    </w:p>
-    <w:p>
-      <w:pPr>
-        <w:jc w:val="both"/>
-        <w:rPr>
-          <w:rFonts w:ascii="Bahnschrift Light" w:hAnsi="Bahnschrift Light" w:cs="Calibri"/>
-          <w:sz w:val="23"/>
-          <w:szCs w:val="20"/>
-        </w:rPr>
-      </w:pPr>
-      <w:r>
-        <w:rPr>
-          <w:rFonts w:ascii="Bahnschrift Light" w:hAnsi="Bahnschrift Light" w:cs="Calibri"/>
-          <w:sz w:val="23"/>
-          <w:szCs w:val="20"/>
-        </w:rPr>
-        <w:t>Παρά τον διχασμό της προηγούμενης ερώτησης η πλειοψηφία με 51,9% βρήκε τον σκουρόχρωμο σχεδιασμό πολύ ικανοποιητικό, ενώ συνολικά το</w:t>
-      </w:r>
-      <w:r>
-        <w:rPr>
-          <w:rFonts w:ascii="Bahnschrift Light" w:hAnsi="Bahnschrift Light" w:cs="Calibri"/>
-          <w:sz w:val="23"/>
-          <w:szCs w:val="20"/>
-        </w:rPr>
-        <w:t xml:space="preserve"> </w:t>
-      </w:r>
-      <w:r>
-        <w:rPr>
-          <w:rFonts w:ascii="Bahnschrift Light" w:hAnsi="Bahnschrift Light" w:cs="Calibri"/>
-          <w:sz w:val="23"/>
-          <w:szCs w:val="20"/>
-        </w:rPr>
-        <w:t xml:space="preserve">75% των συμμετεχόντων αξιολόγησε θετικά.  </w:t>
-      </w:r>
+        <w:t>Πόσο ευχάριστη ήταν η χρωματική παλέτα της Μονόχρωμης σελίδας;</w:t>
+      </w:r>
+    </w:p>
+    <w:p>
+      <w:pPr>
+        <w:jc w:val="both"/>
+        <w:rPr>
+          <w:rFonts w:ascii="Bahnschrift Light" w:hAnsi="Bahnschrift Light" w:cs="Calibri"/>
+          <w:sz w:val="23"/>
+          <w:szCs w:val="20"/>
+        </w:rPr>
+      </w:pPr>
+      <w:r>
+        <w:rPr>
+          <w:rFonts w:ascii="Bahnschrift Light" w:hAnsi="Bahnschrift Light" w:cs="Calibri"/>
+          <w:sz w:val="23"/>
+          <w:szCs w:val="20"/>
+        </w:rPr>
+        <w:t xml:space="preserve">Στην ερώτηση 11 εντοπίζουμε τον πρώτο διχασμό για την μονόχρωμη σελίδα. Αν και πάνω από τους μισούς χρήστες βρήκαν την σκουρόχρωμη χρωματική παλέτα πολύ ευχάριστη, καταγράφηκαν οι πρώτες αρνητικές αντιδράσεις, ένα μικρό ποσοστό </w:t>
+      </w:r>
+      <w:r>
+        <w:rPr>
+          <w:rFonts w:ascii="Bahnschrift Light" w:hAnsi="Bahnschrift Light" w:cs="Calibri"/>
+          <w:sz w:val="23"/>
+          <w:szCs w:val="20"/>
+        </w:rPr>
+        <w:t xml:space="preserve">(26,9%) </w:t>
+      </w:r>
+      <w:r>
+        <w:rPr>
+          <w:rFonts w:ascii="Bahnschrift Light" w:hAnsi="Bahnschrift Light" w:cs="Calibri"/>
+          <w:sz w:val="23"/>
+          <w:szCs w:val="20"/>
+        </w:rPr>
+        <w:t xml:space="preserve">αξιολόγησε τα χρώματα </w:t>
+      </w:r>
+      <w:r>
+        <w:rPr>
+          <w:rFonts w:ascii="Bahnschrift Light" w:hAnsi="Bahnschrift Light" w:cs="Calibri"/>
+          <w:sz w:val="23"/>
+          <w:szCs w:val="20"/>
+        </w:rPr>
+        <w:t xml:space="preserve">από λίγο έως καθόλου ευχάριστα. </w:t>
+      </w:r>
+    </w:p>
+    <w:p>
+      <w:pPr>
+        <w:jc w:val="both"/>
+        <w:rPr>
+          <w:rFonts w:ascii="Bahnschrift Light" w:hAnsi="Bahnschrift Light" w:cs="Calibri"/>
+          <w:sz w:val="23"/>
+          <w:szCs w:val="20"/>
+        </w:rPr>
+      </w:pPr>
     </w:p>
     <w:p>
       <w:pPr>
@@ -18164,12 +18279,11 @@
           <w:szCs w:val="20"/>
           <w:lang w:val="en-GB"/>
         </w:rPr>
-        <w:lastRenderedPageBreak/>
         <w:drawing>
-          <wp:inline distT="0" distB="0" distL="0" distR="0" wp14:anchorId="21012842" wp14:editId="447237CE">
+          <wp:inline distT="0" distB="0" distL="0" distR="0" wp14:anchorId="744780D5" wp14:editId="76266FA0">
             <wp:extent cx="5683250" cy="2393950"/>
             <wp:effectExtent l="0" t="0" r="0" b="6350"/>
-            <wp:docPr id="1203203930" name="Picture 16"/>
+            <wp:docPr id="77138678" name="Picture 15"/>
             <wp:cNvGraphicFramePr>
               <a:graphicFrameLocks xmlns:a="http://schemas.openxmlformats.org/drawingml/2006/main" noChangeAspect="1"/>
             </wp:cNvGraphicFramePr>
@@ -18177,7 +18291,7 @@
               <a:graphicData uri="http://schemas.openxmlformats.org/drawingml/2006/picture">
                 <pic:pic xmlns:pic="http://schemas.openxmlformats.org/drawingml/2006/picture">
                   <pic:nvPicPr>
-                    <pic:cNvPr id="0" name="Picture 18"/>
+                    <pic:cNvPr id="0" name="Picture 17"/>
                     <pic:cNvPicPr>
                       <a:picLocks noChangeAspect="1" noChangeArrowheads="1"/>
                     </pic:cNvPicPr>
@@ -18246,73 +18360,41 @@
           <w:sz w:val="23"/>
           <w:szCs w:val="20"/>
         </w:rPr>
-        <w:t>Θα ήθελα να χρησιμοποιώ αυτή τη σελίδα συχνά</w:t>
-      </w:r>
-    </w:p>
-    <w:p>
-      <w:pPr>
-        <w:jc w:val="both"/>
-        <w:rPr>
-          <w:rFonts w:ascii="Bahnschrift Light" w:hAnsi="Bahnschrift Light" w:cs="Calibri"/>
-          <w:sz w:val="23"/>
-          <w:szCs w:val="20"/>
-        </w:rPr>
-      </w:pPr>
-      <w:r>
-        <w:rPr>
-          <w:rFonts w:ascii="Bahnschrift Light" w:hAnsi="Bahnschrift Light" w:cs="Calibri"/>
-          <w:sz w:val="23"/>
-          <w:szCs w:val="20"/>
-        </w:rPr>
-        <w:t xml:space="preserve">Με την ίδια απήχηση όπως και στην προηγούμενη ερώτηση οι χρήστες ανταποκρίθηκαν πολύ θετικά στον σχεδιασμό της μονόχρωμης σελίδας με το </w:t>
-      </w:r>
-      <w:r>
-        <w:rPr>
-          <w:rFonts w:ascii="Bahnschrift Light" w:hAnsi="Bahnschrift Light" w:cs="Calibri"/>
-          <w:sz w:val="23"/>
-          <w:szCs w:val="20"/>
-        </w:rPr>
-        <w:t xml:space="preserve">73% </w:t>
-      </w:r>
-      <w:r>
-        <w:rPr>
-          <w:rFonts w:ascii="Bahnschrift Light" w:hAnsi="Bahnschrift Light" w:cs="Calibri"/>
-          <w:sz w:val="23"/>
-          <w:szCs w:val="20"/>
-        </w:rPr>
-        <w:t xml:space="preserve">να αξιολογούν θετικά, ενώ μόλις το </w:t>
-      </w:r>
-      <w:r>
-        <w:rPr>
-          <w:rFonts w:ascii="Bahnschrift Light" w:hAnsi="Bahnschrift Light" w:cs="Calibri"/>
-          <w:sz w:val="23"/>
-          <w:szCs w:val="20"/>
-        </w:rPr>
-        <w:t>17</w:t>
-      </w:r>
-      <w:r>
-        <w:rPr>
-          <w:rFonts w:ascii="Bahnschrift Light" w:hAnsi="Bahnschrift Light" w:cs="Calibri"/>
-          <w:sz w:val="23"/>
-          <w:szCs w:val="20"/>
-        </w:rPr>
-        <w:t>,</w:t>
-      </w:r>
-      <w:r>
-        <w:rPr>
-          <w:rFonts w:ascii="Bahnschrift Light" w:hAnsi="Bahnschrift Light" w:cs="Calibri"/>
-          <w:sz w:val="23"/>
-          <w:szCs w:val="20"/>
-        </w:rPr>
-        <w:t>3</w:t>
-      </w:r>
-      <w:r>
-        <w:rPr>
-          <w:rFonts w:ascii="Bahnschrift Light" w:hAnsi="Bahnschrift Light" w:cs="Calibri"/>
-          <w:sz w:val="23"/>
-          <w:szCs w:val="20"/>
-        </w:rPr>
-        <w:t>% δεν θα ήθελε να χρησιμοποιήσει ξανά αυτή τη σελίδα.</w:t>
+        <w:t>Συνολικά πόσο ικανοποιημένος/η είστε με την Μονόχρωμη σελίδα;</w:t>
+      </w:r>
+    </w:p>
+    <w:p>
+      <w:pPr>
+        <w:jc w:val="both"/>
+        <w:rPr>
+          <w:rFonts w:ascii="Bahnschrift Light" w:hAnsi="Bahnschrift Light" w:cs="Calibri"/>
+          <w:sz w:val="23"/>
+          <w:szCs w:val="20"/>
+        </w:rPr>
+      </w:pPr>
+      <w:r>
+        <w:rPr>
+          <w:rFonts w:ascii="Bahnschrift Light" w:hAnsi="Bahnschrift Light" w:cs="Calibri"/>
+          <w:sz w:val="23"/>
+          <w:szCs w:val="20"/>
+        </w:rPr>
+        <w:t>Παρά τον διχασμό της προηγούμενης ερώτησης η πλειοψηφία με 51,9% βρήκε τον σκουρόχρωμο σχεδιασμό πολύ ικανοποιητικό, ενώ συνολικά το</w:t>
+      </w:r>
+      <w:r>
+        <w:rPr>
+          <w:rFonts w:ascii="Bahnschrift Light" w:hAnsi="Bahnschrift Light" w:cs="Calibri"/>
+          <w:sz w:val="23"/>
+          <w:szCs w:val="20"/>
+        </w:rPr>
+        <w:t xml:space="preserve"> </w:t>
+      </w:r>
+      <w:r>
+        <w:rPr>
+          <w:rFonts w:ascii="Bahnschrift Light" w:hAnsi="Bahnschrift Light" w:cs="Calibri"/>
+          <w:sz w:val="23"/>
+          <w:szCs w:val="20"/>
+        </w:rPr>
+        <w:t xml:space="preserve">75% των συμμετεχόντων αξιολόγησε θετικά.  </w:t>
       </w:r>
     </w:p>
     <w:p>
@@ -18332,11 +18414,12 @@
           <w:szCs w:val="20"/>
           <w:lang w:val="en-GB"/>
         </w:rPr>
+        <w:lastRenderedPageBreak/>
         <w:drawing>
-          <wp:inline distT="0" distB="0" distL="0" distR="0" wp14:anchorId="3DC896CF" wp14:editId="534E6A4D">
+          <wp:inline distT="0" distB="0" distL="0" distR="0" wp14:anchorId="21012842" wp14:editId="447237CE">
             <wp:extent cx="5683250" cy="2393950"/>
             <wp:effectExtent l="0" t="0" r="0" b="6350"/>
-            <wp:docPr id="942234180" name="Picture 17"/>
+            <wp:docPr id="1203203930" name="Picture 16"/>
             <wp:cNvGraphicFramePr>
               <a:graphicFrameLocks xmlns:a="http://schemas.openxmlformats.org/drawingml/2006/main" noChangeAspect="1"/>
             </wp:cNvGraphicFramePr>
@@ -18344,7 +18427,7 @@
               <a:graphicData uri="http://schemas.openxmlformats.org/drawingml/2006/picture">
                 <pic:pic xmlns:pic="http://schemas.openxmlformats.org/drawingml/2006/picture">
                   <pic:nvPicPr>
-                    <pic:cNvPr id="0" name="Picture 19"/>
+                    <pic:cNvPr id="0" name="Picture 18"/>
                     <pic:cNvPicPr>
                       <a:picLocks noChangeAspect="1" noChangeArrowheads="1"/>
                     </pic:cNvPicPr>
@@ -18394,6 +18477,173 @@
     </w:p>
     <w:p>
       <w:pPr>
+        <w:pStyle w:val="ListParagraph"/>
+        <w:numPr>
+          <w:ilvl w:val="0"/>
+          <w:numId w:val="43"/>
+        </w:numPr>
+        <w:ind w:left="426" w:hanging="284"/>
+        <w:jc w:val="both"/>
+        <w:rPr>
+          <w:rFonts w:ascii="Bahnschrift Light" w:hAnsi="Bahnschrift Light" w:cs="Calibri"/>
+          <w:sz w:val="23"/>
+          <w:szCs w:val="20"/>
+        </w:rPr>
+      </w:pPr>
+      <w:r>
+        <w:rPr>
+          <w:rFonts w:ascii="Bahnschrift Light" w:hAnsi="Bahnschrift Light" w:cs="Calibri"/>
+          <w:sz w:val="23"/>
+          <w:szCs w:val="20"/>
+        </w:rPr>
+        <w:t>Θα ήθελα να χρησιμοποιώ αυτή τη σελίδα συχνά</w:t>
+      </w:r>
+    </w:p>
+    <w:p>
+      <w:pPr>
+        <w:jc w:val="both"/>
+        <w:rPr>
+          <w:rFonts w:ascii="Bahnschrift Light" w:hAnsi="Bahnschrift Light" w:cs="Calibri"/>
+          <w:sz w:val="23"/>
+          <w:szCs w:val="20"/>
+        </w:rPr>
+      </w:pPr>
+      <w:r>
+        <w:rPr>
+          <w:rFonts w:ascii="Bahnschrift Light" w:hAnsi="Bahnschrift Light" w:cs="Calibri"/>
+          <w:sz w:val="23"/>
+          <w:szCs w:val="20"/>
+        </w:rPr>
+        <w:t xml:space="preserve">Με την ίδια απήχηση όπως και στην προηγούμενη ερώτηση οι χρήστες ανταποκρίθηκαν πολύ θετικά στον σχεδιασμό της μονόχρωμης σελίδας με το </w:t>
+      </w:r>
+      <w:r>
+        <w:rPr>
+          <w:rFonts w:ascii="Bahnschrift Light" w:hAnsi="Bahnschrift Light" w:cs="Calibri"/>
+          <w:sz w:val="23"/>
+          <w:szCs w:val="20"/>
+        </w:rPr>
+        <w:t xml:space="preserve">73% </w:t>
+      </w:r>
+      <w:r>
+        <w:rPr>
+          <w:rFonts w:ascii="Bahnschrift Light" w:hAnsi="Bahnschrift Light" w:cs="Calibri"/>
+          <w:sz w:val="23"/>
+          <w:szCs w:val="20"/>
+        </w:rPr>
+        <w:t xml:space="preserve">να αξιολογούν θετικά, ενώ μόλις το </w:t>
+      </w:r>
+      <w:r>
+        <w:rPr>
+          <w:rFonts w:ascii="Bahnschrift Light" w:hAnsi="Bahnschrift Light" w:cs="Calibri"/>
+          <w:sz w:val="23"/>
+          <w:szCs w:val="20"/>
+        </w:rPr>
+        <w:t>17</w:t>
+      </w:r>
+      <w:r>
+        <w:rPr>
+          <w:rFonts w:ascii="Bahnschrift Light" w:hAnsi="Bahnschrift Light" w:cs="Calibri"/>
+          <w:sz w:val="23"/>
+          <w:szCs w:val="20"/>
+        </w:rPr>
+        <w:t>,</w:t>
+      </w:r>
+      <w:r>
+        <w:rPr>
+          <w:rFonts w:ascii="Bahnschrift Light" w:hAnsi="Bahnschrift Light" w:cs="Calibri"/>
+          <w:sz w:val="23"/>
+          <w:szCs w:val="20"/>
+        </w:rPr>
+        <w:t>3</w:t>
+      </w:r>
+      <w:r>
+        <w:rPr>
+          <w:rFonts w:ascii="Bahnschrift Light" w:hAnsi="Bahnschrift Light" w:cs="Calibri"/>
+          <w:sz w:val="23"/>
+          <w:szCs w:val="20"/>
+        </w:rPr>
+        <w:t>% δεν θα ήθελε να χρησιμοποιήσει ξανά αυτή τη σελίδα.</w:t>
+      </w:r>
+    </w:p>
+    <w:p>
+      <w:pPr>
+        <w:jc w:val="both"/>
+        <w:rPr>
+          <w:rFonts w:ascii="Bahnschrift Light" w:hAnsi="Bahnschrift Light" w:cs="Calibri"/>
+          <w:sz w:val="23"/>
+          <w:szCs w:val="20"/>
+        </w:rPr>
+      </w:pPr>
+      <w:r>
+        <w:rPr>
+          <w:rFonts w:ascii="Bahnschrift Light" w:hAnsi="Bahnschrift Light" w:cs="Calibri"/>
+          <w:noProof/>
+          <w:sz w:val="23"/>
+          <w:szCs w:val="20"/>
+          <w:lang w:val="en-GB"/>
+        </w:rPr>
+        <w:drawing>
+          <wp:inline distT="0" distB="0" distL="0" distR="0" wp14:anchorId="3DC896CF" wp14:editId="534E6A4D">
+            <wp:extent cx="5683250" cy="2393950"/>
+            <wp:effectExtent l="0" t="0" r="0" b="6350"/>
+            <wp:docPr id="942234180" name="Picture 17"/>
+            <wp:cNvGraphicFramePr>
+              <a:graphicFrameLocks xmlns:a="http://schemas.openxmlformats.org/drawingml/2006/main" noChangeAspect="1"/>
+            </wp:cNvGraphicFramePr>
+            <a:graphic xmlns:a="http://schemas.openxmlformats.org/drawingml/2006/main">
+              <a:graphicData uri="http://schemas.openxmlformats.org/drawingml/2006/picture">
+                <pic:pic xmlns:pic="http://schemas.openxmlformats.org/drawingml/2006/picture">
+                  <pic:nvPicPr>
+                    <pic:cNvPr id="0" name="Picture 19"/>
+                    <pic:cNvPicPr>
+                      <a:picLocks noChangeAspect="1" noChangeArrowheads="1"/>
+                    </pic:cNvPicPr>
+                  </pic:nvPicPr>
+                  <pic:blipFill>
+                    <a:blip r:embed="rId26">
+                      <a:extLst>
+                        <a:ext uri="{28A0092B-C50C-407E-A947-70E740481C1C}">
+                          <a14:useLocalDpi xmlns:a14="http://schemas.microsoft.com/office/drawing/2010/main" val="0"/>
+                        </a:ext>
+                      </a:extLst>
+                    </a:blip>
+                    <a:srcRect/>
+                    <a:stretch>
+                      <a:fillRect/>
+                    </a:stretch>
+                  </pic:blipFill>
+                  <pic:spPr bwMode="auto">
+                    <a:xfrm>
+                      <a:off x="0" y="0"/>
+                      <a:ext cx="5683250" cy="2393950"/>
+                    </a:xfrm>
+                    <a:prstGeom prst="rect">
+                      <a:avLst/>
+                    </a:prstGeom>
+                    <a:noFill/>
+                    <a:ln>
+                      <a:noFill/>
+                    </a:ln>
+                  </pic:spPr>
+                </pic:pic>
+              </a:graphicData>
+            </a:graphic>
+          </wp:inline>
+        </w:drawing>
+      </w:r>
+    </w:p>
+    <w:p>
+      <w:pPr>
+        <w:jc w:val="both"/>
+        <w:rPr>
+          <w:rFonts w:ascii="Bahnschrift Light" w:hAnsi="Bahnschrift Light" w:cs="Calibri"/>
+          <w:sz w:val="23"/>
+          <w:szCs w:val="20"/>
+        </w:rPr>
+      </w:pPr>
+    </w:p>
+    <w:p>
+      <w:pPr>
         <w:jc w:val="both"/>
         <w:rPr>
           <w:rFonts w:ascii="Bahnschrift Light" w:hAnsi="Bahnschrift Light" w:cs="Calibri"/>
@@ -18495,7 +18745,7 @@
                     </pic:cNvPicPr>
                   </pic:nvPicPr>
                   <pic:blipFill rotWithShape="1">
-                    <a:blip r:embed="rId26">
+                    <a:blip r:embed="rId27">
                       <a:extLst>
                         <a:ext uri="{28A0092B-C50C-407E-A947-70E740481C1C}">
                           <a14:useLocalDpi xmlns:a14="http://schemas.microsoft.com/office/drawing/2010/main" val="0"/>
@@ -18648,126 +18898,6 @@
                 <pic:pic xmlns:pic="http://schemas.openxmlformats.org/drawingml/2006/picture">
                   <pic:nvPicPr>
                     <pic:cNvPr id="0" name="Picture 21"/>
-                    <pic:cNvPicPr>
-                      <a:picLocks noChangeAspect="1" noChangeArrowheads="1"/>
-                    </pic:cNvPicPr>
-                  </pic:nvPicPr>
-                  <pic:blipFill>
-                    <a:blip r:embed="rId27">
-                      <a:extLst>
-                        <a:ext uri="{28A0092B-C50C-407E-A947-70E740481C1C}">
-                          <a14:useLocalDpi xmlns:a14="http://schemas.microsoft.com/office/drawing/2010/main" val="0"/>
-                        </a:ext>
-                      </a:extLst>
-                    </a:blip>
-                    <a:srcRect/>
-                    <a:stretch>
-                      <a:fillRect/>
-                    </a:stretch>
-                  </pic:blipFill>
-                  <pic:spPr bwMode="auto">
-                    <a:xfrm>
-                      <a:off x="0" y="0"/>
-                      <a:ext cx="5683250" cy="2216150"/>
-                    </a:xfrm>
-                    <a:prstGeom prst="rect">
-                      <a:avLst/>
-                    </a:prstGeom>
-                    <a:noFill/>
-                    <a:ln>
-                      <a:noFill/>
-                    </a:ln>
-                  </pic:spPr>
-                </pic:pic>
-              </a:graphicData>
-            </a:graphic>
-          </wp:inline>
-        </w:drawing>
-      </w:r>
-    </w:p>
-    <w:p>
-      <w:pPr>
-        <w:jc w:val="both"/>
-        <w:rPr>
-          <w:rFonts w:ascii="Bahnschrift Light" w:hAnsi="Bahnschrift Light" w:cs="Calibri"/>
-          <w:sz w:val="23"/>
-          <w:szCs w:val="20"/>
-        </w:rPr>
-      </w:pPr>
-    </w:p>
-    <w:p>
-      <w:pPr>
-        <w:pStyle w:val="ListParagraph"/>
-        <w:numPr>
-          <w:ilvl w:val="0"/>
-          <w:numId w:val="43"/>
-        </w:numPr>
-        <w:ind w:left="426" w:hanging="284"/>
-        <w:jc w:val="both"/>
-        <w:rPr>
-          <w:rFonts w:ascii="Bahnschrift Light" w:hAnsi="Bahnschrift Light" w:cs="Calibri"/>
-          <w:sz w:val="23"/>
-          <w:szCs w:val="20"/>
-        </w:rPr>
-      </w:pPr>
-      <w:r>
-        <w:rPr>
-          <w:rFonts w:ascii="Bahnschrift Light" w:hAnsi="Bahnschrift Light" w:cs="Calibri"/>
-          <w:sz w:val="23"/>
-          <w:szCs w:val="20"/>
-        </w:rPr>
-        <w:t>Σε ποιά σελίδα ήταν ευκολότερη η περιήγηση μεταξύ των ενοτήτων;</w:t>
-      </w:r>
-    </w:p>
-    <w:p>
-      <w:pPr>
-        <w:jc w:val="both"/>
-        <w:rPr>
-          <w:rFonts w:ascii="Bahnschrift Light" w:hAnsi="Bahnschrift Light" w:cs="Calibri"/>
-          <w:sz w:val="23"/>
-          <w:szCs w:val="20"/>
-        </w:rPr>
-      </w:pPr>
-      <w:r>
-        <w:rPr>
-          <w:rFonts w:ascii="Bahnschrift Light" w:hAnsi="Bahnschrift Light" w:cs="Calibri"/>
-          <w:sz w:val="23"/>
-          <w:szCs w:val="20"/>
-        </w:rPr>
-        <w:t>Παρά την καλύτερη βαθμολογία που συγκέντρωσε η λευκή σελίδα για την περιήγηση ανάμεσα τις ενότητες, οι χρήστες συνεχίζουν συνολικά να αξιολογούν θετικότερα την  μονόχρωμη σελίδα. Είναι σημαντικό ακόμα να δώσουμε προσοχή και στο ανεβασμένο 21,2% αυτόν που δεν έδειξαν προτίμηση.</w:t>
-      </w:r>
-    </w:p>
-    <w:p>
-      <w:pPr>
-        <w:jc w:val="both"/>
-        <w:rPr>
-          <w:rFonts w:ascii="Bahnschrift Light" w:hAnsi="Bahnschrift Light" w:cs="Calibri"/>
-          <w:sz w:val="23"/>
-          <w:szCs w:val="20"/>
-        </w:rPr>
-      </w:pPr>
-      <w:r>
-        <w:rPr>
-          <w:rFonts w:ascii="Bahnschrift Light" w:hAnsi="Bahnschrift Light" w:cs="Calibri"/>
-          <w:noProof/>
-          <w:sz w:val="23"/>
-          <w:szCs w:val="20"/>
-          <w:lang w:val="en-GB"/>
-        </w:rPr>
-        <w:lastRenderedPageBreak/>
-        <w:drawing>
-          <wp:inline distT="0" distB="0" distL="0" distR="0" wp14:anchorId="78C0E509" wp14:editId="1B1F90D8">
-            <wp:extent cx="5683250" cy="2216150"/>
-            <wp:effectExtent l="0" t="0" r="0" b="0"/>
-            <wp:docPr id="807009958" name="Picture 20"/>
-            <wp:cNvGraphicFramePr>
-              <a:graphicFrameLocks xmlns:a="http://schemas.openxmlformats.org/drawingml/2006/main" noChangeAspect="1"/>
-            </wp:cNvGraphicFramePr>
-            <a:graphic xmlns:a="http://schemas.openxmlformats.org/drawingml/2006/main">
-              <a:graphicData uri="http://schemas.openxmlformats.org/drawingml/2006/picture">
-                <pic:pic xmlns:pic="http://schemas.openxmlformats.org/drawingml/2006/picture">
-                  <pic:nvPicPr>
-                    <pic:cNvPr id="0" name="Picture 22"/>
                     <pic:cNvPicPr>
                       <a:picLocks noChangeAspect="1" noChangeArrowheads="1"/>
                     </pic:cNvPicPr>
@@ -18836,52 +18966,26 @@
           <w:sz w:val="23"/>
           <w:szCs w:val="20"/>
         </w:rPr>
-        <w:t>Ποιά σελίδα θα προτιμούσατε για μια πραγματική αγορά;  </w:t>
-      </w:r>
-      <w:r>
-        <w:rPr>
-          <w:rFonts w:ascii="Bahnschrift Light" w:hAnsi="Bahnschrift Light" w:cs="Calibri"/>
-          <w:sz w:val="23"/>
-          <w:szCs w:val="20"/>
-        </w:rPr>
-        <w:t>0</w:t>
-      </w:r>
-    </w:p>
-    <w:p>
-      <w:pPr>
-        <w:jc w:val="both"/>
-        <w:rPr>
-          <w:rFonts w:ascii="Bahnschrift Light" w:hAnsi="Bahnschrift Light" w:cs="Calibri"/>
-          <w:sz w:val="23"/>
-          <w:szCs w:val="20"/>
-        </w:rPr>
-      </w:pPr>
-      <w:r>
-        <w:rPr>
-          <w:rFonts w:ascii="Bahnschrift Light" w:hAnsi="Bahnschrift Light" w:cs="Calibri"/>
-          <w:sz w:val="23"/>
-          <w:szCs w:val="20"/>
-        </w:rPr>
-        <w:t>Η τελευταία ερώτηση σύγκρισης</w:t>
-      </w:r>
-      <w:r>
-        <w:rPr>
-          <w:rFonts w:ascii="Bahnschrift Light" w:hAnsi="Bahnschrift Light" w:cs="Calibri"/>
-          <w:sz w:val="23"/>
-          <w:szCs w:val="20"/>
-        </w:rPr>
-        <w:t xml:space="preserve"> μας κάνει πλέον ξεκάθαρο πως οι χρήστες θα  προτιμούσαν να χρησιμοποιούν την μονόχρωμη ιστοσελίδα κατά  διπλάσιο ποσοστό από ότι την λευκή. </w:t>
-      </w:r>
-    </w:p>
-    <w:p>
-      <w:pPr>
-        <w:jc w:val="both"/>
-        <w:rPr>
-          <w:rFonts w:ascii="Bahnschrift Light" w:hAnsi="Bahnschrift Light" w:cs="Calibri"/>
-          <w:sz w:val="23"/>
-          <w:szCs w:val="20"/>
-        </w:rPr>
-      </w:pPr>
+        <w:t>Σε ποιά σελίδα ήταν ευκολότερη η περιήγηση μεταξύ των ενοτήτων;</w:t>
+      </w:r>
+    </w:p>
+    <w:p>
+      <w:pPr>
+        <w:jc w:val="both"/>
+        <w:rPr>
+          <w:rFonts w:ascii="Bahnschrift Light" w:hAnsi="Bahnschrift Light" w:cs="Calibri"/>
+          <w:sz w:val="23"/>
+          <w:szCs w:val="20"/>
+        </w:rPr>
+      </w:pPr>
+      <w:r>
+        <w:rPr>
+          <w:rFonts w:ascii="Bahnschrift Light" w:hAnsi="Bahnschrift Light" w:cs="Calibri"/>
+          <w:sz w:val="23"/>
+          <w:szCs w:val="20"/>
+        </w:rPr>
+        <w:t>Παρά την καλύτερη βαθμολογία που συγκέντρωσε η λευκή σελίδα για την περιήγηση ανάμεσα τις ενότητες, οι χρήστες συνεχίζουν συνολικά να αξιολογούν θετικότερα την  μονόχρωμη σελίδα. Είναι σημαντικό ακόμα να δώσουμε προσοχή και στο ανεβασμένο 21,2% αυτόν που δεν έδειξαν προτίμηση.</w:t>
+      </w:r>
     </w:p>
     <w:p>
       <w:pPr>
@@ -18900,11 +19004,12 @@
           <w:szCs w:val="20"/>
           <w:lang w:val="en-GB"/>
         </w:rPr>
+        <w:lastRenderedPageBreak/>
         <w:drawing>
-          <wp:inline distT="0" distB="0" distL="0" distR="0" wp14:anchorId="7EB9A10F" wp14:editId="3264B610">
+          <wp:inline distT="0" distB="0" distL="0" distR="0" wp14:anchorId="78C0E509" wp14:editId="1B1F90D8">
             <wp:extent cx="5683250" cy="2216150"/>
             <wp:effectExtent l="0" t="0" r="0" b="0"/>
-            <wp:docPr id="1961987654" name="Picture 21"/>
+            <wp:docPr id="807009958" name="Picture 20"/>
             <wp:cNvGraphicFramePr>
               <a:graphicFrameLocks xmlns:a="http://schemas.openxmlformats.org/drawingml/2006/main" noChangeAspect="1"/>
             </wp:cNvGraphicFramePr>
@@ -18912,7 +19017,7 @@
               <a:graphicData uri="http://schemas.openxmlformats.org/drawingml/2006/picture">
                 <pic:pic xmlns:pic="http://schemas.openxmlformats.org/drawingml/2006/picture">
                   <pic:nvPicPr>
-                    <pic:cNvPr id="0" name="Picture 23"/>
+                    <pic:cNvPr id="0" name="Picture 22"/>
                     <pic:cNvPicPr>
                       <a:picLocks noChangeAspect="1" noChangeArrowheads="1"/>
                     </pic:cNvPicPr>
@@ -18962,28 +19067,6 @@
     </w:p>
     <w:p>
       <w:pPr>
-        <w:jc w:val="both"/>
-        <w:rPr>
-          <w:rFonts w:ascii="Bahnschrift Light" w:hAnsi="Bahnschrift Light"/>
-          <w:b/>
-          <w:bCs/>
-          <w:sz w:val="28"/>
-          <w:szCs w:val="28"/>
-        </w:rPr>
-      </w:pPr>
-      <w:r>
-        <w:rPr>
-          <w:rFonts w:ascii="Bahnschrift Light" w:hAnsi="Bahnschrift Light"/>
-          <w:b/>
-          <w:bCs/>
-          <w:sz w:val="28"/>
-          <w:szCs w:val="28"/>
-        </w:rPr>
-        <w:t>Σχόλια</w:t>
-      </w:r>
-    </w:p>
-    <w:p>
-      <w:pPr>
         <w:pStyle w:val="ListParagraph"/>
         <w:numPr>
           <w:ilvl w:val="0"/>
@@ -19003,774 +19086,151 @@
           <w:sz w:val="23"/>
           <w:szCs w:val="20"/>
         </w:rPr>
-        <w:t>Έχετε προτάσεις βελτίωσης για την Λευκή σελίδα;</w:t>
-      </w:r>
-    </w:p>
-    <w:p>
-      <w:pPr>
-        <w:jc w:val="both"/>
-        <w:rPr>
-          <w:rFonts w:ascii="Bahnschrift Light" w:hAnsi="Bahnschrift Light" w:cs="Calibri"/>
-          <w:sz w:val="23"/>
-          <w:szCs w:val="20"/>
-        </w:rPr>
-      </w:pPr>
-      <w:r>
-        <w:rPr>
-          <w:rFonts w:ascii="Bahnschrift Light" w:hAnsi="Bahnschrift Light" w:cs="Calibri"/>
-          <w:sz w:val="23"/>
-          <w:szCs w:val="20"/>
-        </w:rPr>
-        <w:t xml:space="preserve">Σχόλια χρηστών: </w:t>
-      </w:r>
-    </w:p>
-    <w:p>
-      <w:pPr>
-        <w:pStyle w:val="ListParagraph"/>
-        <w:numPr>
-          <w:ilvl w:val="0"/>
-          <w:numId w:val="44"/>
-        </w:numPr>
-        <w:jc w:val="both"/>
-        <w:rPr>
-          <w:rFonts w:ascii="Bahnschrift Light" w:hAnsi="Bahnschrift Light" w:cs="Calibri"/>
-          <w:sz w:val="23"/>
-          <w:szCs w:val="20"/>
-        </w:rPr>
-      </w:pPr>
-      <w:r>
-        <w:rPr>
-          <w:rFonts w:ascii="Bahnschrift Light" w:hAnsi="Bahnschrift Light" w:cs="Calibri"/>
-          <w:sz w:val="23"/>
-          <w:szCs w:val="20"/>
-        </w:rPr>
-        <w:t>Χρησιμοποιείστε διαφορετικά</w:t>
-      </w:r>
-      <w:r>
-        <w:rPr>
-          <w:rFonts w:ascii="Bahnschrift Light" w:hAnsi="Bahnschrift Light" w:cs="Calibri"/>
-          <w:sz w:val="23"/>
-          <w:szCs w:val="20"/>
-        </w:rPr>
-        <w:t xml:space="preserve"> χρώματα</w:t>
-      </w:r>
-      <w:r>
-        <w:rPr>
-          <w:rFonts w:ascii="Bahnschrift Light" w:hAnsi="Bahnschrift Light" w:cs="Calibri"/>
-          <w:sz w:val="23"/>
-          <w:szCs w:val="20"/>
-        </w:rPr>
-        <w:t>, αυτά που χρησιμοποιούνται τώρα</w:t>
-      </w:r>
-      <w:r>
-        <w:rPr>
-          <w:rFonts w:ascii="Bahnschrift Light" w:hAnsi="Bahnschrift Light" w:cs="Calibri"/>
-          <w:sz w:val="23"/>
-          <w:szCs w:val="20"/>
-        </w:rPr>
-        <w:t xml:space="preserve"> δεν ταιριάζουν μεταξύ τους,</w:t>
-      </w:r>
-      <w:r>
-        <w:rPr>
-          <w:rFonts w:ascii="Bahnschrift Light" w:hAnsi="Bahnschrift Light" w:cs="Calibri"/>
-          <w:sz w:val="23"/>
-          <w:szCs w:val="20"/>
-        </w:rPr>
-        <w:t xml:space="preserve"> είναι</w:t>
-      </w:r>
-      <w:r>
-        <w:rPr>
-          <w:rFonts w:ascii="Bahnschrift Light" w:hAnsi="Bahnschrift Light" w:cs="Calibri"/>
-          <w:sz w:val="23"/>
-          <w:szCs w:val="20"/>
-        </w:rPr>
-        <w:t xml:space="preserve"> πολύ αντίθετα</w:t>
-      </w:r>
-      <w:r>
-        <w:rPr>
-          <w:rFonts w:ascii="Bahnschrift Light" w:hAnsi="Bahnschrift Light" w:cs="Calibri"/>
-          <w:sz w:val="23"/>
-          <w:szCs w:val="20"/>
-        </w:rPr>
-        <w:t>.</w:t>
-      </w:r>
-    </w:p>
-    <w:p>
-      <w:pPr>
-        <w:pStyle w:val="ListParagraph"/>
-        <w:numPr>
-          <w:ilvl w:val="0"/>
-          <w:numId w:val="44"/>
-        </w:numPr>
-        <w:jc w:val="both"/>
-        <w:rPr>
-          <w:rFonts w:ascii="Bahnschrift Light" w:hAnsi="Bahnschrift Light" w:cs="Calibri"/>
-          <w:sz w:val="23"/>
-          <w:szCs w:val="20"/>
-        </w:rPr>
-      </w:pPr>
-      <w:r>
-        <w:rPr>
-          <w:rFonts w:ascii="Bahnschrift Light" w:hAnsi="Bahnschrift Light" w:cs="Calibri"/>
-          <w:sz w:val="23"/>
-          <w:szCs w:val="20"/>
-        </w:rPr>
-        <w:t>Δ</w:t>
-      </w:r>
-      <w:r>
-        <w:rPr>
-          <w:rFonts w:ascii="Bahnschrift Light" w:hAnsi="Bahnschrift Light" w:cs="Calibri"/>
-          <w:sz w:val="23"/>
-          <w:szCs w:val="20"/>
-        </w:rPr>
-        <w:t>ε</w:t>
-      </w:r>
-      <w:r>
-        <w:rPr>
-          <w:rFonts w:ascii="Bahnschrift Light" w:hAnsi="Bahnschrift Light" w:cs="Calibri"/>
-          <w:sz w:val="23"/>
-          <w:szCs w:val="20"/>
-        </w:rPr>
-        <w:t>ν</w:t>
-      </w:r>
-      <w:r>
-        <w:rPr>
-          <w:rFonts w:ascii="Bahnschrift Light" w:hAnsi="Bahnschrift Light" w:cs="Calibri"/>
-          <w:sz w:val="23"/>
-          <w:szCs w:val="20"/>
-        </w:rPr>
-        <w:t xml:space="preserve"> μ</w:t>
-      </w:r>
-      <w:r>
-        <w:rPr>
-          <w:rFonts w:ascii="Bahnschrift Light" w:hAnsi="Bahnschrift Light" w:cs="Calibri"/>
-          <w:sz w:val="23"/>
-          <w:szCs w:val="20"/>
-        </w:rPr>
-        <w:t>ου</w:t>
-      </w:r>
-      <w:r>
-        <w:rPr>
-          <w:rFonts w:ascii="Bahnschrift Light" w:hAnsi="Bahnschrift Light" w:cs="Calibri"/>
-          <w:sz w:val="23"/>
-          <w:szCs w:val="20"/>
-        </w:rPr>
-        <w:t xml:space="preserve"> </w:t>
-      </w:r>
-      <w:r>
-        <w:rPr>
-          <w:rFonts w:ascii="Bahnschrift Light" w:hAnsi="Bahnschrift Light" w:cs="Calibri"/>
-          <w:sz w:val="23"/>
-          <w:szCs w:val="20"/>
-        </w:rPr>
-        <w:t>ά</w:t>
-      </w:r>
-      <w:r>
-        <w:rPr>
-          <w:rFonts w:ascii="Bahnschrift Light" w:hAnsi="Bahnschrift Light" w:cs="Calibri"/>
-          <w:sz w:val="23"/>
-          <w:szCs w:val="20"/>
-        </w:rPr>
-        <w:t>ρεσε να ψ</w:t>
-      </w:r>
-      <w:r>
-        <w:rPr>
-          <w:rFonts w:ascii="Bahnschrift Light" w:hAnsi="Bahnschrift Light" w:cs="Calibri"/>
-          <w:sz w:val="23"/>
-          <w:szCs w:val="20"/>
-        </w:rPr>
-        <w:t>ά</w:t>
-      </w:r>
-      <w:r>
-        <w:rPr>
-          <w:rFonts w:ascii="Bahnschrift Light" w:hAnsi="Bahnschrift Light" w:cs="Calibri"/>
-          <w:sz w:val="23"/>
-          <w:szCs w:val="20"/>
-        </w:rPr>
-        <w:t xml:space="preserve">χνω </w:t>
-      </w:r>
-      <w:r>
-        <w:rPr>
-          <w:rFonts w:ascii="Bahnschrift Light" w:hAnsi="Bahnschrift Light" w:cs="Calibri"/>
-          <w:sz w:val="23"/>
-          <w:szCs w:val="20"/>
-        </w:rPr>
-        <w:t>στην κάθετη διάταξη</w:t>
-      </w:r>
-      <w:r>
-        <w:rPr>
-          <w:rFonts w:ascii="Bahnschrift Light" w:hAnsi="Bahnschrift Light" w:cs="Calibri"/>
-          <w:sz w:val="23"/>
-          <w:szCs w:val="20"/>
-        </w:rPr>
-        <w:t xml:space="preserve"> για να </w:t>
-      </w:r>
-      <w:r>
-        <w:rPr>
-          <w:rFonts w:ascii="Bahnschrift Light" w:hAnsi="Bahnschrift Light" w:cs="Calibri"/>
-          <w:sz w:val="23"/>
-          <w:szCs w:val="20"/>
-        </w:rPr>
-        <w:t>συγκρίνω</w:t>
-      </w:r>
-      <w:r>
-        <w:rPr>
-          <w:rFonts w:ascii="Bahnschrift Light" w:hAnsi="Bahnschrift Light" w:cs="Calibri"/>
-          <w:sz w:val="23"/>
-          <w:szCs w:val="20"/>
-        </w:rPr>
-        <w:t xml:space="preserve"> τις τ</w:t>
-      </w:r>
-      <w:r>
-        <w:rPr>
-          <w:rFonts w:ascii="Bahnschrift Light" w:hAnsi="Bahnschrift Light" w:cs="Calibri"/>
-          <w:sz w:val="23"/>
-          <w:szCs w:val="20"/>
-        </w:rPr>
-        <w:t>ι</w:t>
-      </w:r>
-      <w:r>
-        <w:rPr>
-          <w:rFonts w:ascii="Bahnschrift Light" w:hAnsi="Bahnschrift Light" w:cs="Calibri"/>
-          <w:sz w:val="23"/>
-          <w:szCs w:val="20"/>
-        </w:rPr>
-        <w:t>μ</w:t>
-      </w:r>
-      <w:r>
-        <w:rPr>
-          <w:rFonts w:ascii="Bahnschrift Light" w:hAnsi="Bahnschrift Light" w:cs="Calibri"/>
-          <w:sz w:val="23"/>
-          <w:szCs w:val="20"/>
-        </w:rPr>
-        <w:t>έ</w:t>
-      </w:r>
-      <w:r>
-        <w:rPr>
-          <w:rFonts w:ascii="Bahnschrift Light" w:hAnsi="Bahnschrift Light" w:cs="Calibri"/>
-          <w:sz w:val="23"/>
-          <w:szCs w:val="20"/>
-        </w:rPr>
-        <w:t>ς</w:t>
-      </w:r>
-      <w:r>
-        <w:rPr>
-          <w:rFonts w:ascii="Bahnschrift Light" w:hAnsi="Bahnschrift Light" w:cs="Calibri"/>
-          <w:sz w:val="23"/>
-          <w:szCs w:val="20"/>
-        </w:rPr>
-        <w:t xml:space="preserve"> των πακέτων.</w:t>
-      </w:r>
-    </w:p>
-    <w:p>
-      <w:pPr>
-        <w:pStyle w:val="ListParagraph"/>
-        <w:numPr>
-          <w:ilvl w:val="0"/>
-          <w:numId w:val="44"/>
-        </w:numPr>
-        <w:jc w:val="both"/>
-        <w:rPr>
-          <w:rFonts w:ascii="Bahnschrift Light" w:hAnsi="Bahnschrift Light" w:cs="Calibri"/>
-          <w:sz w:val="23"/>
-          <w:szCs w:val="20"/>
-        </w:rPr>
-      </w:pPr>
-      <w:r>
-        <w:rPr>
-          <w:rFonts w:ascii="Bahnschrift Light" w:hAnsi="Bahnschrift Light" w:cs="Calibri"/>
-          <w:sz w:val="23"/>
-          <w:szCs w:val="20"/>
-        </w:rPr>
-        <w:t>Τα</w:t>
-      </w:r>
-      <w:r>
-        <w:rPr>
-          <w:rFonts w:ascii="Bahnschrift Light" w:hAnsi="Bahnschrift Light" w:cs="Calibri"/>
-          <w:sz w:val="23"/>
-          <w:szCs w:val="20"/>
-        </w:rPr>
-        <w:t xml:space="preserve"> </w:t>
-      </w:r>
-      <w:r>
-        <w:rPr>
-          <w:rFonts w:ascii="Bahnschrift Light" w:hAnsi="Bahnschrift Light" w:cs="Calibri"/>
-          <w:sz w:val="23"/>
-          <w:szCs w:val="20"/>
-        </w:rPr>
-        <w:t>χρώματα</w:t>
-      </w:r>
-      <w:r>
-        <w:rPr>
-          <w:rFonts w:ascii="Bahnschrift Light" w:hAnsi="Bahnschrift Light" w:cs="Calibri"/>
-          <w:sz w:val="23"/>
-          <w:szCs w:val="20"/>
-        </w:rPr>
-        <w:t xml:space="preserve"> </w:t>
-      </w:r>
-      <w:r>
-        <w:rPr>
-          <w:rFonts w:ascii="Bahnschrift Light" w:hAnsi="Bahnschrift Light" w:cs="Calibri"/>
-          <w:sz w:val="23"/>
-          <w:szCs w:val="20"/>
-        </w:rPr>
-        <w:t>είναι</w:t>
-      </w:r>
-      <w:r>
-        <w:rPr>
-          <w:rFonts w:ascii="Bahnschrift Light" w:hAnsi="Bahnschrift Light" w:cs="Calibri"/>
-          <w:sz w:val="23"/>
-          <w:szCs w:val="20"/>
-        </w:rPr>
-        <w:t xml:space="preserve"> </w:t>
-      </w:r>
-      <w:r>
-        <w:rPr>
-          <w:rFonts w:ascii="Bahnschrift Light" w:hAnsi="Bahnschrift Light" w:cs="Calibri"/>
-          <w:sz w:val="23"/>
-          <w:szCs w:val="20"/>
-        </w:rPr>
-        <w:t>πιο</w:t>
-      </w:r>
-      <w:r>
-        <w:rPr>
-          <w:rFonts w:ascii="Bahnschrift Light" w:hAnsi="Bahnschrift Light" w:cs="Calibri"/>
-          <w:sz w:val="23"/>
-          <w:szCs w:val="20"/>
-        </w:rPr>
-        <w:t xml:space="preserve"> </w:t>
-      </w:r>
-      <w:r>
-        <w:rPr>
-          <w:rFonts w:ascii="Bahnschrift Light" w:hAnsi="Bahnschrift Light" w:cs="Calibri"/>
-          <w:sz w:val="23"/>
-          <w:szCs w:val="20"/>
-        </w:rPr>
-        <w:t>ωραία σε αυτή τη σελίδα, αλλά είναι δυσκολότερο να γίνει σύγκριση ανάμεσα στις προσφορές των πακέτων.</w:t>
-      </w:r>
-    </w:p>
-    <w:p>
-      <w:pPr>
-        <w:pStyle w:val="ListParagraph"/>
-        <w:numPr>
-          <w:ilvl w:val="0"/>
-          <w:numId w:val="44"/>
-        </w:numPr>
-        <w:jc w:val="both"/>
-        <w:rPr>
-          <w:rFonts w:ascii="Bahnschrift Light" w:hAnsi="Bahnschrift Light" w:cs="Calibri"/>
-          <w:sz w:val="23"/>
-          <w:szCs w:val="20"/>
-        </w:rPr>
-      </w:pPr>
-      <w:r>
-        <w:rPr>
-          <w:rFonts w:ascii="Bahnschrift Light" w:hAnsi="Bahnschrift Light" w:cs="Calibri"/>
-          <w:sz w:val="23"/>
-          <w:szCs w:val="20"/>
-        </w:rPr>
-        <w:t>Οι κάρτες με τις πληροφορίες για τις προσφορές είναι πολύ μεγάλες σε μέγεθος.</w:t>
-      </w:r>
-    </w:p>
-    <w:p>
-      <w:pPr>
-        <w:pStyle w:val="ListParagraph"/>
-        <w:numPr>
-          <w:ilvl w:val="0"/>
-          <w:numId w:val="44"/>
-        </w:numPr>
-        <w:jc w:val="both"/>
-        <w:rPr>
-          <w:rFonts w:ascii="Bahnschrift Light" w:hAnsi="Bahnschrift Light" w:cs="Calibri"/>
-          <w:sz w:val="23"/>
-          <w:szCs w:val="20"/>
-        </w:rPr>
-      </w:pPr>
-      <w:r>
-        <w:rPr>
-          <w:rFonts w:ascii="Bahnschrift Light" w:hAnsi="Bahnschrift Light" w:cs="Calibri"/>
-          <w:sz w:val="23"/>
-          <w:szCs w:val="20"/>
-        </w:rPr>
-        <w:lastRenderedPageBreak/>
-        <w:t xml:space="preserve">Βάλτε περισσότερο </w:t>
-      </w:r>
-      <w:r>
-        <w:rPr>
-          <w:rFonts w:ascii="Bahnschrift Light" w:hAnsi="Bahnschrift Light" w:cs="Calibri"/>
-          <w:sz w:val="23"/>
-          <w:szCs w:val="20"/>
-        </w:rPr>
-        <w:t>χρώμα, δε μ' αρέσει το πολύ άσπρο</w:t>
-      </w:r>
-      <w:r>
-        <w:rPr>
-          <w:rFonts w:ascii="Bahnschrift Light" w:hAnsi="Bahnschrift Light" w:cs="Calibri"/>
-          <w:sz w:val="23"/>
-          <w:szCs w:val="20"/>
-        </w:rPr>
-        <w:t>.</w:t>
-      </w:r>
-    </w:p>
-    <w:p>
-      <w:pPr>
-        <w:pStyle w:val="ListParagraph"/>
-        <w:numPr>
-          <w:ilvl w:val="0"/>
-          <w:numId w:val="44"/>
-        </w:numPr>
-        <w:jc w:val="both"/>
-        <w:rPr>
-          <w:rFonts w:ascii="Bahnschrift Light" w:hAnsi="Bahnschrift Light" w:cs="Calibri"/>
-          <w:sz w:val="23"/>
-          <w:szCs w:val="20"/>
-        </w:rPr>
-      </w:pPr>
-      <w:r>
-        <w:rPr>
-          <w:rFonts w:ascii="Bahnschrift Light" w:hAnsi="Bahnschrift Light" w:cs="Calibri"/>
-          <w:sz w:val="23"/>
-          <w:szCs w:val="20"/>
-        </w:rPr>
-        <w:t>Μου άρεσαν πολύ τα χρώμ</w:t>
-      </w:r>
-      <w:r>
-        <w:rPr>
-          <w:rFonts w:ascii="Bahnschrift Light" w:hAnsi="Bahnschrift Light" w:cs="Calibri"/>
-          <w:sz w:val="23"/>
-          <w:szCs w:val="20"/>
-        </w:rPr>
-        <w:t>α</w:t>
-      </w:r>
-      <w:r>
-        <w:rPr>
-          <w:rFonts w:ascii="Bahnschrift Light" w:hAnsi="Bahnschrift Light" w:cs="Calibri"/>
-          <w:sz w:val="23"/>
-          <w:szCs w:val="20"/>
-        </w:rPr>
-        <w:t>τα, μπορείτε να προσθ</w:t>
-      </w:r>
-      <w:r>
-        <w:rPr>
-          <w:rFonts w:ascii="Bahnschrift Light" w:hAnsi="Bahnschrift Light" w:cs="Calibri"/>
-          <w:sz w:val="23"/>
-          <w:szCs w:val="20"/>
-        </w:rPr>
-        <w:t>έ</w:t>
-      </w:r>
-      <w:r>
-        <w:rPr>
-          <w:rFonts w:ascii="Bahnschrift Light" w:hAnsi="Bahnschrift Light" w:cs="Calibri"/>
-          <w:sz w:val="23"/>
-          <w:szCs w:val="20"/>
-        </w:rPr>
-        <w:t>σετε περισσότερες εικόνες.</w:t>
-      </w:r>
-    </w:p>
-    <w:p>
-      <w:pPr>
-        <w:pStyle w:val="ListParagraph"/>
-        <w:numPr>
-          <w:ilvl w:val="0"/>
-          <w:numId w:val="44"/>
-        </w:numPr>
-        <w:jc w:val="both"/>
-        <w:rPr>
-          <w:rFonts w:ascii="Bahnschrift Light" w:hAnsi="Bahnschrift Light" w:cs="Calibri"/>
-          <w:sz w:val="23"/>
-          <w:szCs w:val="20"/>
-        </w:rPr>
-      </w:pPr>
-      <w:r>
-        <w:rPr>
-          <w:rFonts w:ascii="Bahnschrift Light" w:hAnsi="Bahnschrift Light" w:cs="Calibri"/>
-          <w:sz w:val="23"/>
-          <w:szCs w:val="20"/>
-        </w:rPr>
-        <w:t>Είδα πρώτα τη δε</w:t>
-      </w:r>
-      <w:r>
-        <w:rPr>
-          <w:rFonts w:ascii="Bahnschrift Light" w:hAnsi="Bahnschrift Light" w:cs="Calibri"/>
-          <w:sz w:val="23"/>
-          <w:szCs w:val="20"/>
-        </w:rPr>
-        <w:t>ύ</w:t>
-      </w:r>
-      <w:r>
-        <w:rPr>
-          <w:rFonts w:ascii="Bahnschrift Light" w:hAnsi="Bahnschrift Light" w:cs="Calibri"/>
-          <w:sz w:val="23"/>
-          <w:szCs w:val="20"/>
-        </w:rPr>
-        <w:t xml:space="preserve">τερη σελίδα και όταν </w:t>
-      </w:r>
-      <w:r>
-        <w:rPr>
-          <w:rFonts w:ascii="Bahnschrift Light" w:hAnsi="Bahnschrift Light" w:cs="Calibri"/>
-          <w:sz w:val="23"/>
-          <w:szCs w:val="20"/>
-        </w:rPr>
-        <w:t>ή</w:t>
-      </w:r>
-      <w:r>
-        <w:rPr>
-          <w:rFonts w:ascii="Bahnschrift Light" w:hAnsi="Bahnschrift Light" w:cs="Calibri"/>
-          <w:sz w:val="23"/>
-          <w:szCs w:val="20"/>
-        </w:rPr>
-        <w:t xml:space="preserve">ρθα σε αυτή τα χρώματα μου </w:t>
-      </w:r>
-      <w:r>
-        <w:rPr>
-          <w:rFonts w:ascii="Bahnschrift Light" w:hAnsi="Bahnschrift Light" w:cs="Calibri"/>
-          <w:sz w:val="23"/>
-          <w:szCs w:val="20"/>
-        </w:rPr>
-        <w:t xml:space="preserve">φάνηκαν </w:t>
-      </w:r>
-      <w:r>
-        <w:rPr>
-          <w:rFonts w:ascii="Bahnschrift Light" w:hAnsi="Bahnschrift Light" w:cs="Calibri"/>
-          <w:sz w:val="23"/>
-          <w:szCs w:val="20"/>
-        </w:rPr>
-        <w:t xml:space="preserve"> πολύ </w:t>
-      </w:r>
-      <w:r>
-        <w:rPr>
-          <w:rFonts w:ascii="Bahnschrift Light" w:hAnsi="Bahnschrift Light" w:cs="Calibri"/>
-          <w:sz w:val="23"/>
-          <w:szCs w:val="20"/>
-        </w:rPr>
-        <w:t>έ</w:t>
-      </w:r>
-      <w:r>
-        <w:rPr>
-          <w:rFonts w:ascii="Bahnschrift Light" w:hAnsi="Bahnschrift Light" w:cs="Calibri"/>
-          <w:sz w:val="23"/>
-          <w:szCs w:val="20"/>
-        </w:rPr>
-        <w:t xml:space="preserve">ντονα, δε μου </w:t>
-      </w:r>
-      <w:r>
-        <w:rPr>
-          <w:rFonts w:ascii="Bahnschrift Light" w:hAnsi="Bahnschrift Light" w:cs="Calibri"/>
-          <w:sz w:val="23"/>
-          <w:szCs w:val="20"/>
-        </w:rPr>
-        <w:t>ά</w:t>
-      </w:r>
-      <w:r>
-        <w:rPr>
-          <w:rFonts w:ascii="Bahnschrift Light" w:hAnsi="Bahnschrift Light" w:cs="Calibri"/>
-          <w:sz w:val="23"/>
-          <w:szCs w:val="20"/>
-        </w:rPr>
-        <w:t>ρεσε</w:t>
-      </w:r>
-      <w:r>
-        <w:rPr>
-          <w:rFonts w:ascii="Bahnschrift Light" w:hAnsi="Bahnschrift Light" w:cs="Calibri"/>
-          <w:sz w:val="23"/>
-          <w:szCs w:val="20"/>
-        </w:rPr>
-        <w:t xml:space="preserve"> η απότομη αλλαγή.</w:t>
-      </w:r>
-    </w:p>
-    <w:p>
-      <w:pPr>
-        <w:pStyle w:val="ListParagraph"/>
-        <w:numPr>
-          <w:ilvl w:val="0"/>
-          <w:numId w:val="44"/>
-        </w:numPr>
-        <w:jc w:val="both"/>
-        <w:rPr>
-          <w:rFonts w:ascii="Bahnschrift Light" w:hAnsi="Bahnschrift Light" w:cs="Calibri"/>
-          <w:sz w:val="23"/>
-          <w:szCs w:val="20"/>
-        </w:rPr>
-      </w:pPr>
-      <w:r>
-        <w:rPr>
-          <w:rFonts w:ascii="Bahnschrift Light" w:hAnsi="Bahnschrift Light" w:cs="Calibri"/>
-          <w:sz w:val="23"/>
-          <w:szCs w:val="20"/>
-        </w:rPr>
-        <w:t xml:space="preserve">Βγάλτε το βίντεο από την </w:t>
-      </w:r>
-      <w:r>
-        <w:rPr>
-          <w:rFonts w:ascii="Bahnschrift Light" w:hAnsi="Bahnschrift Light" w:cs="Calibri"/>
-          <w:sz w:val="23"/>
-          <w:szCs w:val="20"/>
-        </w:rPr>
-        <w:t>αρχική</w:t>
-      </w:r>
-      <w:r>
-        <w:rPr>
-          <w:rFonts w:ascii="Bahnschrift Light" w:hAnsi="Bahnschrift Light" w:cs="Calibri"/>
-          <w:sz w:val="23"/>
-          <w:szCs w:val="20"/>
-        </w:rPr>
-        <w:t xml:space="preserve"> οθόνη! Ε</w:t>
-      </w:r>
-      <w:r>
-        <w:rPr>
-          <w:rFonts w:ascii="Bahnschrift Light" w:hAnsi="Bahnschrift Light" w:cs="Calibri"/>
-          <w:sz w:val="23"/>
-          <w:szCs w:val="20"/>
-        </w:rPr>
-        <w:t>ί</w:t>
-      </w:r>
-      <w:r>
-        <w:rPr>
-          <w:rFonts w:ascii="Bahnschrift Light" w:hAnsi="Bahnschrift Light" w:cs="Calibri"/>
-          <w:sz w:val="23"/>
-          <w:szCs w:val="20"/>
-        </w:rPr>
-        <w:t>δα το χέρι να κουνιέται και τρόμαξα!</w:t>
-      </w:r>
-    </w:p>
-    <w:p>
-      <w:pPr>
-        <w:pStyle w:val="ListParagraph"/>
-        <w:numPr>
-          <w:ilvl w:val="0"/>
-          <w:numId w:val="44"/>
-        </w:numPr>
-        <w:jc w:val="both"/>
-        <w:rPr>
-          <w:rFonts w:ascii="Bahnschrift Light" w:hAnsi="Bahnschrift Light" w:cs="Calibri"/>
-          <w:sz w:val="23"/>
-          <w:szCs w:val="20"/>
-        </w:rPr>
-      </w:pPr>
-      <w:r>
-        <w:rPr>
-          <w:rFonts w:ascii="Bahnschrift Light" w:hAnsi="Bahnschrift Light" w:cs="Calibri"/>
-          <w:sz w:val="23"/>
-          <w:szCs w:val="20"/>
-        </w:rPr>
-        <w:t>Βάλτε πιο πολλές φωτογραφίες. Και τα πακέτα σ</w:t>
-      </w:r>
-      <w:r>
-        <w:rPr>
-          <w:rFonts w:ascii="Bahnschrift Light" w:hAnsi="Bahnschrift Light" w:cs="Calibri"/>
-          <w:sz w:val="23"/>
-          <w:szCs w:val="20"/>
-        </w:rPr>
-        <w:t>ε οριζόντια διάταξη</w:t>
-      </w:r>
-      <w:r>
-        <w:rPr>
-          <w:rFonts w:ascii="Bahnschrift Light" w:hAnsi="Bahnschrift Light" w:cs="Calibri"/>
-          <w:sz w:val="23"/>
-          <w:szCs w:val="20"/>
-        </w:rPr>
-        <w:t xml:space="preserve"> όπως </w:t>
-      </w:r>
-      <w:r>
-        <w:rPr>
-          <w:rFonts w:ascii="Bahnschrift Light" w:hAnsi="Bahnschrift Light" w:cs="Calibri"/>
-          <w:sz w:val="23"/>
-          <w:szCs w:val="20"/>
-        </w:rPr>
-        <w:t>στ</w:t>
-      </w:r>
-      <w:r>
-        <w:rPr>
-          <w:rFonts w:ascii="Bahnschrift Light" w:hAnsi="Bahnschrift Light" w:cs="Calibri"/>
-          <w:sz w:val="23"/>
-          <w:szCs w:val="20"/>
-        </w:rPr>
-        <w:t>η</w:t>
-      </w:r>
-      <w:r>
-        <w:rPr>
-          <w:rFonts w:ascii="Bahnschrift Light" w:hAnsi="Bahnschrift Light" w:cs="Calibri"/>
-          <w:sz w:val="23"/>
-          <w:szCs w:val="20"/>
-        </w:rPr>
-        <w:t>ν</w:t>
-      </w:r>
-      <w:r>
-        <w:rPr>
-          <w:rFonts w:ascii="Bahnschrift Light" w:hAnsi="Bahnschrift Light" w:cs="Calibri"/>
-          <w:sz w:val="23"/>
-          <w:szCs w:val="20"/>
-        </w:rPr>
-        <w:t xml:space="preserve"> άλλη σελίδα, </w:t>
-      </w:r>
-      <w:r>
-        <w:rPr>
-          <w:rFonts w:ascii="Bahnschrift Light" w:hAnsi="Bahnschrift Light" w:cs="Calibri"/>
-          <w:sz w:val="23"/>
-          <w:szCs w:val="20"/>
-        </w:rPr>
-        <w:t xml:space="preserve">είναι </w:t>
-      </w:r>
-      <w:r>
-        <w:rPr>
-          <w:rFonts w:ascii="Bahnschrift Light" w:hAnsi="Bahnschrift Light" w:cs="Calibri"/>
-          <w:sz w:val="23"/>
-          <w:szCs w:val="20"/>
-        </w:rPr>
-        <w:t>πιο ε</w:t>
-      </w:r>
-      <w:r>
-        <w:rPr>
-          <w:rFonts w:ascii="Bahnschrift Light" w:hAnsi="Bahnschrift Light" w:cs="Calibri"/>
-          <w:sz w:val="23"/>
-          <w:szCs w:val="20"/>
-        </w:rPr>
-        <w:t>ύ</w:t>
-      </w:r>
-      <w:r>
-        <w:rPr>
-          <w:rFonts w:ascii="Bahnschrift Light" w:hAnsi="Bahnschrift Light" w:cs="Calibri"/>
-          <w:sz w:val="23"/>
-          <w:szCs w:val="20"/>
-        </w:rPr>
-        <w:t xml:space="preserve">κολο να </w:t>
-      </w:r>
-      <w:r>
-        <w:rPr>
-          <w:rFonts w:ascii="Bahnschrift Light" w:hAnsi="Bahnschrift Light" w:cs="Calibri"/>
-          <w:sz w:val="23"/>
-          <w:szCs w:val="20"/>
-        </w:rPr>
-        <w:t>γίνει σύγκριση</w:t>
-      </w:r>
-      <w:r>
-        <w:rPr>
-          <w:rFonts w:ascii="Bahnschrift Light" w:hAnsi="Bahnschrift Light" w:cs="Calibri"/>
-          <w:sz w:val="23"/>
-          <w:szCs w:val="20"/>
-        </w:rPr>
-        <w:t>.</w:t>
-      </w:r>
-    </w:p>
-    <w:p>
-      <w:pPr>
-        <w:jc w:val="both"/>
-        <w:rPr>
-          <w:rFonts w:ascii="Bahnschrift Light" w:hAnsi="Bahnschrift Light" w:cs="Calibri"/>
-          <w:sz w:val="23"/>
-          <w:szCs w:val="20"/>
-        </w:rPr>
-      </w:pPr>
-    </w:p>
-    <w:p>
-      <w:pPr>
-        <w:jc w:val="both"/>
-        <w:rPr>
-          <w:rFonts w:ascii="Bahnschrift Light" w:hAnsi="Bahnschrift Light" w:cs="Calibri"/>
-          <w:sz w:val="23"/>
-          <w:szCs w:val="20"/>
-        </w:rPr>
-      </w:pPr>
+        <w:t>Ποιά σελίδα θα προτιμούσατε για μια πραγματική αγορά;  </w:t>
+      </w:r>
+      <w:r>
+        <w:rPr>
+          <w:rFonts w:ascii="Bahnschrift Light" w:hAnsi="Bahnschrift Light" w:cs="Calibri"/>
+          <w:sz w:val="23"/>
+          <w:szCs w:val="20"/>
+        </w:rPr>
+        <w:t>0</w:t>
+      </w:r>
+    </w:p>
+    <w:p>
+      <w:pPr>
+        <w:jc w:val="both"/>
+        <w:rPr>
+          <w:rFonts w:ascii="Bahnschrift Light" w:hAnsi="Bahnschrift Light" w:cs="Calibri"/>
+          <w:sz w:val="23"/>
+          <w:szCs w:val="20"/>
+        </w:rPr>
+      </w:pPr>
+      <w:r>
+        <w:rPr>
+          <w:rFonts w:ascii="Bahnschrift Light" w:hAnsi="Bahnschrift Light" w:cs="Calibri"/>
+          <w:sz w:val="23"/>
+          <w:szCs w:val="20"/>
+        </w:rPr>
+        <w:t>Η τελευταία ερώτηση σύγκρισης</w:t>
+      </w:r>
+      <w:r>
+        <w:rPr>
+          <w:rFonts w:ascii="Bahnschrift Light" w:hAnsi="Bahnschrift Light" w:cs="Calibri"/>
+          <w:sz w:val="23"/>
+          <w:szCs w:val="20"/>
+        </w:rPr>
+        <w:t xml:space="preserve"> μας κάνει πλέον ξεκάθαρο πως οι χρήστες θα  προτιμούσαν να χρησιμοποιούν την μονόχρωμη ιστοσελίδα κατά  διπλάσιο ποσοστό από ότι την λευκή. </w:t>
+      </w:r>
+    </w:p>
+    <w:p>
+      <w:pPr>
+        <w:jc w:val="both"/>
+        <w:rPr>
+          <w:rFonts w:ascii="Bahnschrift Light" w:hAnsi="Bahnschrift Light" w:cs="Calibri"/>
+          <w:sz w:val="23"/>
+          <w:szCs w:val="20"/>
+        </w:rPr>
+      </w:pPr>
+    </w:p>
+    <w:p>
+      <w:pPr>
+        <w:jc w:val="both"/>
+        <w:rPr>
+          <w:rFonts w:ascii="Bahnschrift Light" w:hAnsi="Bahnschrift Light" w:cs="Calibri"/>
+          <w:sz w:val="23"/>
+          <w:szCs w:val="20"/>
+        </w:rPr>
+      </w:pPr>
+      <w:r>
+        <w:rPr>
+          <w:rFonts w:ascii="Bahnschrift Light" w:hAnsi="Bahnschrift Light" w:cs="Calibri"/>
+          <w:noProof/>
+          <w:sz w:val="23"/>
+          <w:szCs w:val="20"/>
+          <w:lang w:val="en-GB"/>
+        </w:rPr>
+        <w:drawing>
+          <wp:inline distT="0" distB="0" distL="0" distR="0" wp14:anchorId="7EB9A10F" wp14:editId="3264B610">
+            <wp:extent cx="5683250" cy="2216150"/>
+            <wp:effectExtent l="0" t="0" r="0" b="0"/>
+            <wp:docPr id="1961987654" name="Picture 21"/>
+            <wp:cNvGraphicFramePr>
+              <a:graphicFrameLocks xmlns:a="http://schemas.openxmlformats.org/drawingml/2006/main" noChangeAspect="1"/>
+            </wp:cNvGraphicFramePr>
+            <a:graphic xmlns:a="http://schemas.openxmlformats.org/drawingml/2006/main">
+              <a:graphicData uri="http://schemas.openxmlformats.org/drawingml/2006/picture">
+                <pic:pic xmlns:pic="http://schemas.openxmlformats.org/drawingml/2006/picture">
+                  <pic:nvPicPr>
+                    <pic:cNvPr id="0" name="Picture 23"/>
+                    <pic:cNvPicPr>
+                      <a:picLocks noChangeAspect="1" noChangeArrowheads="1"/>
+                    </pic:cNvPicPr>
+                  </pic:nvPicPr>
+                  <pic:blipFill>
+                    <a:blip r:embed="rId30">
+                      <a:extLst>
+                        <a:ext uri="{28A0092B-C50C-407E-A947-70E740481C1C}">
+                          <a14:useLocalDpi xmlns:a14="http://schemas.microsoft.com/office/drawing/2010/main" val="0"/>
+                        </a:ext>
+                      </a:extLst>
+                    </a:blip>
+                    <a:srcRect/>
+                    <a:stretch>
+                      <a:fillRect/>
+                    </a:stretch>
+                  </pic:blipFill>
+                  <pic:spPr bwMode="auto">
+                    <a:xfrm>
+                      <a:off x="0" y="0"/>
+                      <a:ext cx="5683250" cy="2216150"/>
+                    </a:xfrm>
+                    <a:prstGeom prst="rect">
+                      <a:avLst/>
+                    </a:prstGeom>
+                    <a:noFill/>
+                    <a:ln>
+                      <a:noFill/>
+                    </a:ln>
+                  </pic:spPr>
+                </pic:pic>
+              </a:graphicData>
+            </a:graphic>
+          </wp:inline>
+        </w:drawing>
+      </w:r>
+    </w:p>
+    <w:p>
+      <w:pPr>
+        <w:jc w:val="both"/>
+        <w:rPr>
+          <w:rFonts w:ascii="Bahnschrift Light" w:hAnsi="Bahnschrift Light" w:cs="Calibri"/>
+          <w:sz w:val="23"/>
+          <w:szCs w:val="20"/>
+        </w:rPr>
+      </w:pPr>
+    </w:p>
+    <w:p>
+      <w:pPr>
+        <w:jc w:val="both"/>
+        <w:rPr>
+          <w:rFonts w:ascii="Bahnschrift Light" w:hAnsi="Bahnschrift Light"/>
+          <w:b/>
+          <w:bCs/>
+          <w:sz w:val="28"/>
+          <w:szCs w:val="28"/>
+        </w:rPr>
+      </w:pPr>
+      <w:r>
+        <w:rPr>
+          <w:rFonts w:ascii="Bahnschrift Light" w:hAnsi="Bahnschrift Light"/>
+          <w:b/>
+          <w:bCs/>
+          <w:sz w:val="28"/>
+          <w:szCs w:val="28"/>
+        </w:rPr>
+        <w:t>Σχόλια</w:t>
+      </w:r>
     </w:p>
     <w:p>
       <w:pPr>
@@ -19793,7 +19253,25 @@
           <w:sz w:val="23"/>
           <w:szCs w:val="20"/>
         </w:rPr>
-        <w:t>Έχετε προτάσεις βελτίωσης για την Μονόχρωμη σελίδα;</w:t>
+        <w:t>Έχετε προτάσεις βελτίωσης για την Λευκή σελίδα;</w:t>
+      </w:r>
+    </w:p>
+    <w:p>
+      <w:pPr>
+        <w:jc w:val="both"/>
+        <w:rPr>
+          <w:rFonts w:ascii="Bahnschrift Light" w:hAnsi="Bahnschrift Light" w:cs="Calibri"/>
+          <w:sz w:val="23"/>
+          <w:szCs w:val="20"/>
+        </w:rPr>
+      </w:pPr>
+      <w:r>
+        <w:rPr>
+          <w:rFonts w:ascii="Bahnschrift Light" w:hAnsi="Bahnschrift Light" w:cs="Calibri"/>
+          <w:sz w:val="23"/>
+          <w:szCs w:val="20"/>
+        </w:rPr>
+        <w:t xml:space="preserve">Σχόλια χρηστών: </w:t>
       </w:r>
     </w:p>
     <w:p>
@@ -19816,56 +19294,55 @@
           <w:sz w:val="23"/>
           <w:szCs w:val="20"/>
         </w:rPr>
-        <w:t>Θα προτιμούσα τα εικονίδια</w:t>
-      </w:r>
-      <w:r>
-        <w:rPr>
-          <w:rFonts w:ascii="Bahnschrift Light" w:hAnsi="Bahnschrift Light" w:cs="Calibri"/>
-          <w:sz w:val="23"/>
-          <w:szCs w:val="20"/>
-        </w:rPr>
-        <w:t xml:space="preserve"> από το </w:t>
-      </w:r>
-      <w:r>
-        <w:rPr>
-          <w:rFonts w:ascii="Bahnschrift Light" w:hAnsi="Bahnschrift Light" w:cs="Calibri"/>
-          <w:sz w:val="23"/>
-          <w:szCs w:val="20"/>
-          <w:lang w:val="en-GB"/>
-        </w:rPr>
-        <w:t>header</w:t>
-      </w:r>
-      <w:r>
-        <w:rPr>
-          <w:rFonts w:ascii="Bahnschrift Light" w:hAnsi="Bahnschrift Light" w:cs="Calibri"/>
-          <w:sz w:val="23"/>
-          <w:szCs w:val="20"/>
-        </w:rPr>
-        <w:t xml:space="preserve"> </w:t>
-      </w:r>
-      <w:r>
-        <w:rPr>
-          <w:rFonts w:ascii="Bahnschrift Light" w:hAnsi="Bahnschrift Light" w:cs="Calibri"/>
-          <w:sz w:val="23"/>
-          <w:szCs w:val="20"/>
-        </w:rPr>
-        <w:t xml:space="preserve">της </w:t>
-      </w:r>
-      <w:r>
-        <w:rPr>
-          <w:rFonts w:ascii="Bahnschrift Light" w:hAnsi="Bahnschrift Light" w:cs="Calibri"/>
-          <w:sz w:val="23"/>
-          <w:szCs w:val="20"/>
-        </w:rPr>
-        <w:t>λευκής</w:t>
-      </w:r>
-      <w:r>
-        <w:rPr>
-          <w:rFonts w:ascii="Bahnschrift Light" w:hAnsi="Bahnschrift Light" w:cs="Calibri"/>
-          <w:sz w:val="23"/>
-          <w:szCs w:val="20"/>
-        </w:rPr>
-        <w:t xml:space="preserve"> σελίδας, αλλιώς ήταν τέλεια!</w:t>
+        <w:t>Χρησιμοποιείστε διαφορετικά</w:t>
+      </w:r>
+      <w:r>
+        <w:rPr>
+          <w:rFonts w:ascii="Bahnschrift Light" w:hAnsi="Bahnschrift Light" w:cs="Calibri"/>
+          <w:sz w:val="23"/>
+          <w:szCs w:val="20"/>
+        </w:rPr>
+        <w:t xml:space="preserve"> χρώματα</w:t>
+      </w:r>
+      <w:r>
+        <w:rPr>
+          <w:rFonts w:ascii="Bahnschrift Light" w:hAnsi="Bahnschrift Light" w:cs="Calibri"/>
+          <w:sz w:val="23"/>
+          <w:szCs w:val="20"/>
+        </w:rPr>
+        <w:t>, αυτά που χρησιμοποιούνται τώρα</w:t>
+      </w:r>
+      <w:r>
+        <w:rPr>
+          <w:rFonts w:ascii="Bahnschrift Light" w:hAnsi="Bahnschrift Light" w:cs="Calibri"/>
+          <w:sz w:val="23"/>
+          <w:szCs w:val="20"/>
+        </w:rPr>
+        <w:t xml:space="preserve"> δεν ταιριάζουν μεταξύ τους,</w:t>
+      </w:r>
+      <w:r>
+        <w:rPr>
+          <w:rFonts w:ascii="Bahnschrift Light" w:hAnsi="Bahnschrift Light" w:cs="Calibri"/>
+          <w:sz w:val="23"/>
+          <w:szCs w:val="20"/>
+        </w:rPr>
+        <w:t xml:space="preserve"> είναι</w:t>
+      </w:r>
+      <w:r>
+        <w:rPr>
+          <w:rFonts w:ascii="Bahnschrift Light" w:hAnsi="Bahnschrift Light" w:cs="Calibri"/>
+          <w:sz w:val="23"/>
+          <w:szCs w:val="20"/>
+        </w:rPr>
+        <w:t xml:space="preserve"> πολύ αντίθετα</w:t>
+      </w:r>
+      <w:r>
+        <w:rPr>
+          <w:rFonts w:ascii="Bahnschrift Light" w:hAnsi="Bahnschrift Light" w:cs="Calibri"/>
+          <w:sz w:val="23"/>
+          <w:szCs w:val="20"/>
+        </w:rPr>
+        <w:t>.</w:t>
       </w:r>
     </w:p>
     <w:p>
@@ -19888,7 +19365,151 @@
           <w:sz w:val="23"/>
           <w:szCs w:val="20"/>
         </w:rPr>
-        <w:t>Πολύ σκούρο, προτιμώ την άλλη σελίδα, είχε πιο πολλή αντίθεση</w:t>
+        <w:t>Δ</w:t>
+      </w:r>
+      <w:r>
+        <w:rPr>
+          <w:rFonts w:ascii="Bahnschrift Light" w:hAnsi="Bahnschrift Light" w:cs="Calibri"/>
+          <w:sz w:val="23"/>
+          <w:szCs w:val="20"/>
+        </w:rPr>
+        <w:t>ε</w:t>
+      </w:r>
+      <w:r>
+        <w:rPr>
+          <w:rFonts w:ascii="Bahnschrift Light" w:hAnsi="Bahnschrift Light" w:cs="Calibri"/>
+          <w:sz w:val="23"/>
+          <w:szCs w:val="20"/>
+        </w:rPr>
+        <w:t>ν</w:t>
+      </w:r>
+      <w:r>
+        <w:rPr>
+          <w:rFonts w:ascii="Bahnschrift Light" w:hAnsi="Bahnschrift Light" w:cs="Calibri"/>
+          <w:sz w:val="23"/>
+          <w:szCs w:val="20"/>
+        </w:rPr>
+        <w:t xml:space="preserve"> μ</w:t>
+      </w:r>
+      <w:r>
+        <w:rPr>
+          <w:rFonts w:ascii="Bahnschrift Light" w:hAnsi="Bahnschrift Light" w:cs="Calibri"/>
+          <w:sz w:val="23"/>
+          <w:szCs w:val="20"/>
+        </w:rPr>
+        <w:t>ου</w:t>
+      </w:r>
+      <w:r>
+        <w:rPr>
+          <w:rFonts w:ascii="Bahnschrift Light" w:hAnsi="Bahnschrift Light" w:cs="Calibri"/>
+          <w:sz w:val="23"/>
+          <w:szCs w:val="20"/>
+        </w:rPr>
+        <w:t xml:space="preserve"> </w:t>
+      </w:r>
+      <w:r>
+        <w:rPr>
+          <w:rFonts w:ascii="Bahnschrift Light" w:hAnsi="Bahnschrift Light" w:cs="Calibri"/>
+          <w:sz w:val="23"/>
+          <w:szCs w:val="20"/>
+        </w:rPr>
+        <w:t>ά</w:t>
+      </w:r>
+      <w:r>
+        <w:rPr>
+          <w:rFonts w:ascii="Bahnschrift Light" w:hAnsi="Bahnschrift Light" w:cs="Calibri"/>
+          <w:sz w:val="23"/>
+          <w:szCs w:val="20"/>
+        </w:rPr>
+        <w:t>ρεσε να ψ</w:t>
+      </w:r>
+      <w:r>
+        <w:rPr>
+          <w:rFonts w:ascii="Bahnschrift Light" w:hAnsi="Bahnschrift Light" w:cs="Calibri"/>
+          <w:sz w:val="23"/>
+          <w:szCs w:val="20"/>
+        </w:rPr>
+        <w:t>ά</w:t>
+      </w:r>
+      <w:r>
+        <w:rPr>
+          <w:rFonts w:ascii="Bahnschrift Light" w:hAnsi="Bahnschrift Light" w:cs="Calibri"/>
+          <w:sz w:val="23"/>
+          <w:szCs w:val="20"/>
+        </w:rPr>
+        <w:t xml:space="preserve">χνω </w:t>
+      </w:r>
+      <w:r>
+        <w:rPr>
+          <w:rFonts w:ascii="Bahnschrift Light" w:hAnsi="Bahnschrift Light" w:cs="Calibri"/>
+          <w:sz w:val="23"/>
+          <w:szCs w:val="20"/>
+        </w:rPr>
+        <w:t>στην κάθετη διάταξη</w:t>
+      </w:r>
+      <w:r>
+        <w:rPr>
+          <w:rFonts w:ascii="Bahnschrift Light" w:hAnsi="Bahnschrift Light" w:cs="Calibri"/>
+          <w:sz w:val="23"/>
+          <w:szCs w:val="20"/>
+        </w:rPr>
+        <w:t xml:space="preserve"> για να </w:t>
+      </w:r>
+      <w:r>
+        <w:rPr>
+          <w:rFonts w:ascii="Bahnschrift Light" w:hAnsi="Bahnschrift Light" w:cs="Calibri"/>
+          <w:sz w:val="23"/>
+          <w:szCs w:val="20"/>
+        </w:rPr>
+        <w:t>συγκρίνω</w:t>
+      </w:r>
+      <w:r>
+        <w:rPr>
+          <w:rFonts w:ascii="Bahnschrift Light" w:hAnsi="Bahnschrift Light" w:cs="Calibri"/>
+          <w:sz w:val="23"/>
+          <w:szCs w:val="20"/>
+        </w:rPr>
+        <w:t xml:space="preserve"> τις τ</w:t>
+      </w:r>
+      <w:r>
+        <w:rPr>
+          <w:rFonts w:ascii="Bahnschrift Light" w:hAnsi="Bahnschrift Light" w:cs="Calibri"/>
+          <w:sz w:val="23"/>
+          <w:szCs w:val="20"/>
+        </w:rPr>
+        <w:t>ι</w:t>
+      </w:r>
+      <w:r>
+        <w:rPr>
+          <w:rFonts w:ascii="Bahnschrift Light" w:hAnsi="Bahnschrift Light" w:cs="Calibri"/>
+          <w:sz w:val="23"/>
+          <w:szCs w:val="20"/>
+        </w:rPr>
+        <w:t>μ</w:t>
+      </w:r>
+      <w:r>
+        <w:rPr>
+          <w:rFonts w:ascii="Bahnschrift Light" w:hAnsi="Bahnschrift Light" w:cs="Calibri"/>
+          <w:sz w:val="23"/>
+          <w:szCs w:val="20"/>
+        </w:rPr>
+        <w:t>έ</w:t>
+      </w:r>
+      <w:r>
+        <w:rPr>
+          <w:rFonts w:ascii="Bahnschrift Light" w:hAnsi="Bahnschrift Light" w:cs="Calibri"/>
+          <w:sz w:val="23"/>
+          <w:szCs w:val="20"/>
+        </w:rPr>
+        <w:t>ς</w:t>
+      </w:r>
+      <w:r>
+        <w:rPr>
+          <w:rFonts w:ascii="Bahnschrift Light" w:hAnsi="Bahnschrift Light" w:cs="Calibri"/>
+          <w:sz w:val="23"/>
+          <w:szCs w:val="20"/>
+        </w:rPr>
+        <w:t xml:space="preserve"> των πακέτων.</w:t>
       </w:r>
     </w:p>
     <w:p>
@@ -19911,87 +19532,71 @@
           <w:sz w:val="23"/>
           <w:szCs w:val="20"/>
         </w:rPr>
-        <w:t>Πάρτε τα χρώματα από την προηγούμενη σελίδα και κρατήστε το στήσιμο αυτ</w:t>
-      </w:r>
-      <w:r>
-        <w:rPr>
-          <w:rFonts w:ascii="Bahnschrift Light" w:hAnsi="Bahnschrift Light" w:cs="Calibri"/>
-          <w:sz w:val="23"/>
-          <w:szCs w:val="20"/>
-        </w:rPr>
-        <w:t>ή</w:t>
-      </w:r>
-      <w:r>
-        <w:rPr>
-          <w:rFonts w:ascii="Bahnschrift Light" w:hAnsi="Bahnschrift Light" w:cs="Calibri"/>
-          <w:sz w:val="23"/>
-          <w:szCs w:val="20"/>
-        </w:rPr>
-        <w:t>ς. Τα χρώματα σε αυτ</w:t>
-      </w:r>
-      <w:r>
-        <w:rPr>
-          <w:rFonts w:ascii="Bahnschrift Light" w:hAnsi="Bahnschrift Light" w:cs="Calibri"/>
-          <w:sz w:val="23"/>
-          <w:szCs w:val="20"/>
-        </w:rPr>
-        <w:t>ή</w:t>
-      </w:r>
-      <w:r>
-        <w:rPr>
-          <w:rFonts w:ascii="Bahnschrift Light" w:hAnsi="Bahnschrift Light" w:cs="Calibri"/>
-          <w:sz w:val="23"/>
-          <w:szCs w:val="20"/>
-        </w:rPr>
-        <w:t xml:space="preserve"> τη σελίδα </w:t>
-      </w:r>
-      <w:r>
-        <w:rPr>
-          <w:rFonts w:ascii="Bahnschrift Light" w:hAnsi="Bahnschrift Light" w:cs="Calibri"/>
-          <w:sz w:val="23"/>
-          <w:szCs w:val="20"/>
-        </w:rPr>
-        <w:t>ή</w:t>
-      </w:r>
-      <w:r>
-        <w:rPr>
-          <w:rFonts w:ascii="Bahnschrift Light" w:hAnsi="Bahnschrift Light" w:cs="Calibri"/>
-          <w:sz w:val="23"/>
-          <w:szCs w:val="20"/>
-        </w:rPr>
-        <w:t>ταν πολύ σκο</w:t>
-      </w:r>
-      <w:r>
-        <w:rPr>
-          <w:rFonts w:ascii="Bahnschrift Light" w:hAnsi="Bahnschrift Light" w:cs="Calibri"/>
-          <w:sz w:val="23"/>
-          <w:szCs w:val="20"/>
-        </w:rPr>
-        <w:t>ύρα</w:t>
-      </w:r>
-      <w:r>
-        <w:rPr>
-          <w:rFonts w:ascii="Bahnschrift Light" w:hAnsi="Bahnschrift Light" w:cs="Calibri"/>
-          <w:sz w:val="23"/>
-          <w:szCs w:val="20"/>
-        </w:rPr>
-        <w:t xml:space="preserve">, δεν μου </w:t>
-      </w:r>
-      <w:r>
-        <w:rPr>
-          <w:rFonts w:ascii="Bahnschrift Light" w:hAnsi="Bahnschrift Light" w:cs="Calibri"/>
-          <w:sz w:val="23"/>
-          <w:szCs w:val="20"/>
-        </w:rPr>
-        <w:t>ά</w:t>
-      </w:r>
-      <w:r>
-        <w:rPr>
-          <w:rFonts w:ascii="Bahnschrift Light" w:hAnsi="Bahnschrift Light" w:cs="Calibri"/>
-          <w:sz w:val="23"/>
-          <w:szCs w:val="20"/>
-        </w:rPr>
-        <w:t>ρεσαν.</w:t>
+        <w:t>Τα</w:t>
+      </w:r>
+      <w:r>
+        <w:rPr>
+          <w:rFonts w:ascii="Bahnschrift Light" w:hAnsi="Bahnschrift Light" w:cs="Calibri"/>
+          <w:sz w:val="23"/>
+          <w:szCs w:val="20"/>
+        </w:rPr>
+        <w:t xml:space="preserve"> </w:t>
+      </w:r>
+      <w:r>
+        <w:rPr>
+          <w:rFonts w:ascii="Bahnschrift Light" w:hAnsi="Bahnschrift Light" w:cs="Calibri"/>
+          <w:sz w:val="23"/>
+          <w:szCs w:val="20"/>
+        </w:rPr>
+        <w:t>χρώματα</w:t>
+      </w:r>
+      <w:r>
+        <w:rPr>
+          <w:rFonts w:ascii="Bahnschrift Light" w:hAnsi="Bahnschrift Light" w:cs="Calibri"/>
+          <w:sz w:val="23"/>
+          <w:szCs w:val="20"/>
+        </w:rPr>
+        <w:t xml:space="preserve"> </w:t>
+      </w:r>
+      <w:r>
+        <w:rPr>
+          <w:rFonts w:ascii="Bahnschrift Light" w:hAnsi="Bahnschrift Light" w:cs="Calibri"/>
+          <w:sz w:val="23"/>
+          <w:szCs w:val="20"/>
+        </w:rPr>
+        <w:t>είναι</w:t>
+      </w:r>
+      <w:r>
+        <w:rPr>
+          <w:rFonts w:ascii="Bahnschrift Light" w:hAnsi="Bahnschrift Light" w:cs="Calibri"/>
+          <w:sz w:val="23"/>
+          <w:szCs w:val="20"/>
+        </w:rPr>
+        <w:t xml:space="preserve"> </w:t>
+      </w:r>
+      <w:r>
+        <w:rPr>
+          <w:rFonts w:ascii="Bahnschrift Light" w:hAnsi="Bahnschrift Light" w:cs="Calibri"/>
+          <w:sz w:val="23"/>
+          <w:szCs w:val="20"/>
+        </w:rPr>
+        <w:t>πιο</w:t>
+      </w:r>
+      <w:r>
+        <w:rPr>
+          <w:rFonts w:ascii="Bahnschrift Light" w:hAnsi="Bahnschrift Light" w:cs="Calibri"/>
+          <w:sz w:val="23"/>
+          <w:szCs w:val="20"/>
+        </w:rPr>
+        <w:t xml:space="preserve"> </w:t>
+      </w:r>
+      <w:r>
+        <w:rPr>
+          <w:rFonts w:ascii="Bahnschrift Light" w:hAnsi="Bahnschrift Light" w:cs="Calibri"/>
+          <w:sz w:val="23"/>
+          <w:szCs w:val="20"/>
+        </w:rPr>
+        <w:t>ωραία σε αυτή τη σελίδα, αλλά είναι δυσκολότερο να γίνει σύγκριση ανάμεσα στις προσφορές των πακέτων.</w:t>
       </w:r>
     </w:p>
     <w:p>
@@ -20014,39 +19619,7 @@
           <w:sz w:val="23"/>
           <w:szCs w:val="20"/>
         </w:rPr>
-        <w:t xml:space="preserve">Αλλάξτε τα χρώματα. Τα </w:t>
-      </w:r>
-      <w:r>
-        <w:rPr>
-          <w:rFonts w:ascii="Bahnschrift Light" w:hAnsi="Bahnschrift Light" w:cs="Calibri"/>
-          <w:sz w:val="23"/>
-          <w:szCs w:val="20"/>
-        </w:rPr>
-        <w:t>ά</w:t>
-      </w:r>
-      <w:r>
-        <w:rPr>
-          <w:rFonts w:ascii="Bahnschrift Light" w:hAnsi="Bahnschrift Light" w:cs="Calibri"/>
-          <w:sz w:val="23"/>
-          <w:szCs w:val="20"/>
-        </w:rPr>
-        <w:t>σπρα γρ</w:t>
-      </w:r>
-      <w:r>
-        <w:rPr>
-          <w:rFonts w:ascii="Bahnschrift Light" w:hAnsi="Bahnschrift Light" w:cs="Calibri"/>
-          <w:sz w:val="23"/>
-          <w:szCs w:val="20"/>
-        </w:rPr>
-        <w:t>άμμ</w:t>
-      </w:r>
-      <w:r>
-        <w:rPr>
-          <w:rFonts w:ascii="Bahnschrift Light" w:hAnsi="Bahnschrift Light" w:cs="Calibri"/>
-          <w:sz w:val="23"/>
-          <w:szCs w:val="20"/>
-        </w:rPr>
-        <w:t>ατα δεν διαβάζονται!</w:t>
+        <w:t>Οι κάρτες με τις πληροφορίες για τις προσφορές είναι πολύ μεγάλες σε μέγεθος.</w:t>
       </w:r>
     </w:p>
     <w:p>
@@ -20069,39 +19642,24 @@
           <w:sz w:val="23"/>
           <w:szCs w:val="20"/>
         </w:rPr>
-        <w:t>Λ</w:t>
-      </w:r>
-      <w:r>
-        <w:rPr>
-          <w:rFonts w:ascii="Bahnschrift Light" w:hAnsi="Bahnschrift Light" w:cs="Calibri"/>
-          <w:sz w:val="23"/>
-          <w:szCs w:val="20"/>
-        </w:rPr>
-        <w:t>ι</w:t>
-      </w:r>
-      <w:r>
-        <w:rPr>
-          <w:rFonts w:ascii="Bahnschrift Light" w:hAnsi="Bahnschrift Light" w:cs="Calibri"/>
-          <w:sz w:val="23"/>
-          <w:szCs w:val="20"/>
-        </w:rPr>
-        <w:t>γότερο μαύρο, πολλή μουτ</w:t>
-      </w:r>
-      <w:r>
-        <w:rPr>
-          <w:rFonts w:ascii="Bahnschrift Light" w:hAnsi="Bahnschrift Light" w:cs="Calibri"/>
-          <w:sz w:val="23"/>
-          <w:szCs w:val="20"/>
-        </w:rPr>
-        <w:t>ζ</w:t>
-      </w:r>
-      <w:r>
-        <w:rPr>
-          <w:rFonts w:ascii="Bahnschrift Light" w:hAnsi="Bahnschrift Light" w:cs="Calibri"/>
-          <w:sz w:val="23"/>
-          <w:szCs w:val="20"/>
-        </w:rPr>
-        <w:t>ούρα!</w:t>
+        <w:lastRenderedPageBreak/>
+        <w:t xml:space="preserve">Βάλτε περισσότερο </w:t>
+      </w:r>
+      <w:r>
+        <w:rPr>
+          <w:rFonts w:ascii="Bahnschrift Light" w:hAnsi="Bahnschrift Light" w:cs="Calibri"/>
+          <w:sz w:val="23"/>
+          <w:szCs w:val="20"/>
+        </w:rPr>
+        <w:t>χρώμα, δε μ' αρέσει το πολύ άσπρο</w:t>
+      </w:r>
+      <w:r>
+        <w:rPr>
+          <w:rFonts w:ascii="Bahnschrift Light" w:hAnsi="Bahnschrift Light" w:cs="Calibri"/>
+          <w:sz w:val="23"/>
+          <w:szCs w:val="20"/>
+        </w:rPr>
+        <w:t>.</w:t>
       </w:r>
     </w:p>
     <w:p>
@@ -20124,25 +19682,699 @@
           <w:sz w:val="23"/>
           <w:szCs w:val="20"/>
         </w:rPr>
-        <w:t xml:space="preserve">Είναι </w:t>
-      </w:r>
-      <w:proofErr w:type="spellStart"/>
-      <w:r>
-        <w:rPr>
-          <w:rFonts w:ascii="Bahnschrift Light" w:hAnsi="Bahnschrift Light" w:cs="Calibri"/>
-          <w:sz w:val="23"/>
-          <w:szCs w:val="20"/>
-        </w:rPr>
-        <w:t>μπουχτιστικά</w:t>
-      </w:r>
-      <w:proofErr w:type="spellEnd"/>
-      <w:r>
-        <w:rPr>
-          <w:rFonts w:ascii="Bahnschrift Light" w:hAnsi="Bahnschrift Light" w:cs="Calibri"/>
-          <w:sz w:val="23"/>
-          <w:szCs w:val="20"/>
-        </w:rPr>
-        <w:t xml:space="preserve"> τα πολλά χρώματα δεν μου αρ</w:t>
+        <w:t>Μου άρεσαν πολύ τα χρώμ</w:t>
+      </w:r>
+      <w:r>
+        <w:rPr>
+          <w:rFonts w:ascii="Bahnschrift Light" w:hAnsi="Bahnschrift Light" w:cs="Calibri"/>
+          <w:sz w:val="23"/>
+          <w:szCs w:val="20"/>
+        </w:rPr>
+        <w:t>α</w:t>
+      </w:r>
+      <w:r>
+        <w:rPr>
+          <w:rFonts w:ascii="Bahnschrift Light" w:hAnsi="Bahnschrift Light" w:cs="Calibri"/>
+          <w:sz w:val="23"/>
+          <w:szCs w:val="20"/>
+        </w:rPr>
+        <w:t>τα, μπορείτε να προσθ</w:t>
+      </w:r>
+      <w:r>
+        <w:rPr>
+          <w:rFonts w:ascii="Bahnschrift Light" w:hAnsi="Bahnschrift Light" w:cs="Calibri"/>
+          <w:sz w:val="23"/>
+          <w:szCs w:val="20"/>
+        </w:rPr>
+        <w:t>έ</w:t>
+      </w:r>
+      <w:r>
+        <w:rPr>
+          <w:rFonts w:ascii="Bahnschrift Light" w:hAnsi="Bahnschrift Light" w:cs="Calibri"/>
+          <w:sz w:val="23"/>
+          <w:szCs w:val="20"/>
+        </w:rPr>
+        <w:t>σετε περισσότερες εικόνες.</w:t>
+      </w:r>
+    </w:p>
+    <w:p>
+      <w:pPr>
+        <w:pStyle w:val="ListParagraph"/>
+        <w:numPr>
+          <w:ilvl w:val="0"/>
+          <w:numId w:val="44"/>
+        </w:numPr>
+        <w:jc w:val="both"/>
+        <w:rPr>
+          <w:rFonts w:ascii="Bahnschrift Light" w:hAnsi="Bahnschrift Light" w:cs="Calibri"/>
+          <w:sz w:val="23"/>
+          <w:szCs w:val="20"/>
+        </w:rPr>
+      </w:pPr>
+      <w:r>
+        <w:rPr>
+          <w:rFonts w:ascii="Bahnschrift Light" w:hAnsi="Bahnschrift Light" w:cs="Calibri"/>
+          <w:sz w:val="23"/>
+          <w:szCs w:val="20"/>
+        </w:rPr>
+        <w:t>Είδα πρώτα τη δε</w:t>
+      </w:r>
+      <w:r>
+        <w:rPr>
+          <w:rFonts w:ascii="Bahnschrift Light" w:hAnsi="Bahnschrift Light" w:cs="Calibri"/>
+          <w:sz w:val="23"/>
+          <w:szCs w:val="20"/>
+        </w:rPr>
+        <w:t>ύ</w:t>
+      </w:r>
+      <w:r>
+        <w:rPr>
+          <w:rFonts w:ascii="Bahnschrift Light" w:hAnsi="Bahnschrift Light" w:cs="Calibri"/>
+          <w:sz w:val="23"/>
+          <w:szCs w:val="20"/>
+        </w:rPr>
+        <w:t xml:space="preserve">τερη σελίδα και όταν </w:t>
+      </w:r>
+      <w:r>
+        <w:rPr>
+          <w:rFonts w:ascii="Bahnschrift Light" w:hAnsi="Bahnschrift Light" w:cs="Calibri"/>
+          <w:sz w:val="23"/>
+          <w:szCs w:val="20"/>
+        </w:rPr>
+        <w:t>ή</w:t>
+      </w:r>
+      <w:r>
+        <w:rPr>
+          <w:rFonts w:ascii="Bahnschrift Light" w:hAnsi="Bahnschrift Light" w:cs="Calibri"/>
+          <w:sz w:val="23"/>
+          <w:szCs w:val="20"/>
+        </w:rPr>
+        <w:t xml:space="preserve">ρθα σε αυτή τα χρώματα μου </w:t>
+      </w:r>
+      <w:r>
+        <w:rPr>
+          <w:rFonts w:ascii="Bahnschrift Light" w:hAnsi="Bahnschrift Light" w:cs="Calibri"/>
+          <w:sz w:val="23"/>
+          <w:szCs w:val="20"/>
+        </w:rPr>
+        <w:t xml:space="preserve">φάνηκαν </w:t>
+      </w:r>
+      <w:r>
+        <w:rPr>
+          <w:rFonts w:ascii="Bahnschrift Light" w:hAnsi="Bahnschrift Light" w:cs="Calibri"/>
+          <w:sz w:val="23"/>
+          <w:szCs w:val="20"/>
+        </w:rPr>
+        <w:t xml:space="preserve"> πολύ </w:t>
+      </w:r>
+      <w:r>
+        <w:rPr>
+          <w:rFonts w:ascii="Bahnschrift Light" w:hAnsi="Bahnschrift Light" w:cs="Calibri"/>
+          <w:sz w:val="23"/>
+          <w:szCs w:val="20"/>
+        </w:rPr>
+        <w:t>έ</w:t>
+      </w:r>
+      <w:r>
+        <w:rPr>
+          <w:rFonts w:ascii="Bahnschrift Light" w:hAnsi="Bahnschrift Light" w:cs="Calibri"/>
+          <w:sz w:val="23"/>
+          <w:szCs w:val="20"/>
+        </w:rPr>
+        <w:t xml:space="preserve">ντονα, δε μου </w:t>
+      </w:r>
+      <w:r>
+        <w:rPr>
+          <w:rFonts w:ascii="Bahnschrift Light" w:hAnsi="Bahnschrift Light" w:cs="Calibri"/>
+          <w:sz w:val="23"/>
+          <w:szCs w:val="20"/>
+        </w:rPr>
+        <w:t>ά</w:t>
+      </w:r>
+      <w:r>
+        <w:rPr>
+          <w:rFonts w:ascii="Bahnschrift Light" w:hAnsi="Bahnschrift Light" w:cs="Calibri"/>
+          <w:sz w:val="23"/>
+          <w:szCs w:val="20"/>
+        </w:rPr>
+        <w:t>ρεσε</w:t>
+      </w:r>
+      <w:r>
+        <w:rPr>
+          <w:rFonts w:ascii="Bahnschrift Light" w:hAnsi="Bahnschrift Light" w:cs="Calibri"/>
+          <w:sz w:val="23"/>
+          <w:szCs w:val="20"/>
+        </w:rPr>
+        <w:t xml:space="preserve"> η απότομη αλλαγή.</w:t>
+      </w:r>
+    </w:p>
+    <w:p>
+      <w:pPr>
+        <w:pStyle w:val="ListParagraph"/>
+        <w:numPr>
+          <w:ilvl w:val="0"/>
+          <w:numId w:val="44"/>
+        </w:numPr>
+        <w:jc w:val="both"/>
+        <w:rPr>
+          <w:rFonts w:ascii="Bahnschrift Light" w:hAnsi="Bahnschrift Light" w:cs="Calibri"/>
+          <w:sz w:val="23"/>
+          <w:szCs w:val="20"/>
+        </w:rPr>
+      </w:pPr>
+      <w:r>
+        <w:rPr>
+          <w:rFonts w:ascii="Bahnschrift Light" w:hAnsi="Bahnschrift Light" w:cs="Calibri"/>
+          <w:sz w:val="23"/>
+          <w:szCs w:val="20"/>
+        </w:rPr>
+        <w:t xml:space="preserve">Βγάλτε το βίντεο από την </w:t>
+      </w:r>
+      <w:r>
+        <w:rPr>
+          <w:rFonts w:ascii="Bahnschrift Light" w:hAnsi="Bahnschrift Light" w:cs="Calibri"/>
+          <w:sz w:val="23"/>
+          <w:szCs w:val="20"/>
+        </w:rPr>
+        <w:t>αρχική</w:t>
+      </w:r>
+      <w:r>
+        <w:rPr>
+          <w:rFonts w:ascii="Bahnschrift Light" w:hAnsi="Bahnschrift Light" w:cs="Calibri"/>
+          <w:sz w:val="23"/>
+          <w:szCs w:val="20"/>
+        </w:rPr>
+        <w:t xml:space="preserve"> οθόνη! Ε</w:t>
+      </w:r>
+      <w:r>
+        <w:rPr>
+          <w:rFonts w:ascii="Bahnschrift Light" w:hAnsi="Bahnschrift Light" w:cs="Calibri"/>
+          <w:sz w:val="23"/>
+          <w:szCs w:val="20"/>
+        </w:rPr>
+        <w:t>ί</w:t>
+      </w:r>
+      <w:r>
+        <w:rPr>
+          <w:rFonts w:ascii="Bahnschrift Light" w:hAnsi="Bahnschrift Light" w:cs="Calibri"/>
+          <w:sz w:val="23"/>
+          <w:szCs w:val="20"/>
+        </w:rPr>
+        <w:t>δα το χέρι να κουνιέται και τρόμαξα!</w:t>
+      </w:r>
+    </w:p>
+    <w:p>
+      <w:pPr>
+        <w:pStyle w:val="ListParagraph"/>
+        <w:numPr>
+          <w:ilvl w:val="0"/>
+          <w:numId w:val="44"/>
+        </w:numPr>
+        <w:jc w:val="both"/>
+        <w:rPr>
+          <w:rFonts w:ascii="Bahnschrift Light" w:hAnsi="Bahnschrift Light" w:cs="Calibri"/>
+          <w:sz w:val="23"/>
+          <w:szCs w:val="20"/>
+        </w:rPr>
+      </w:pPr>
+      <w:r>
+        <w:rPr>
+          <w:rFonts w:ascii="Bahnschrift Light" w:hAnsi="Bahnschrift Light" w:cs="Calibri"/>
+          <w:sz w:val="23"/>
+          <w:szCs w:val="20"/>
+        </w:rPr>
+        <w:t>Βάλτε πιο πολλές φωτογραφίες. Και τα πακέτα σ</w:t>
+      </w:r>
+      <w:r>
+        <w:rPr>
+          <w:rFonts w:ascii="Bahnschrift Light" w:hAnsi="Bahnschrift Light" w:cs="Calibri"/>
+          <w:sz w:val="23"/>
+          <w:szCs w:val="20"/>
+        </w:rPr>
+        <w:t>ε οριζόντια διάταξη</w:t>
+      </w:r>
+      <w:r>
+        <w:rPr>
+          <w:rFonts w:ascii="Bahnschrift Light" w:hAnsi="Bahnschrift Light" w:cs="Calibri"/>
+          <w:sz w:val="23"/>
+          <w:szCs w:val="20"/>
+        </w:rPr>
+        <w:t xml:space="preserve"> όπως </w:t>
+      </w:r>
+      <w:r>
+        <w:rPr>
+          <w:rFonts w:ascii="Bahnschrift Light" w:hAnsi="Bahnschrift Light" w:cs="Calibri"/>
+          <w:sz w:val="23"/>
+          <w:szCs w:val="20"/>
+        </w:rPr>
+        <w:t>στ</w:t>
+      </w:r>
+      <w:r>
+        <w:rPr>
+          <w:rFonts w:ascii="Bahnschrift Light" w:hAnsi="Bahnschrift Light" w:cs="Calibri"/>
+          <w:sz w:val="23"/>
+          <w:szCs w:val="20"/>
+        </w:rPr>
+        <w:t>η</w:t>
+      </w:r>
+      <w:r>
+        <w:rPr>
+          <w:rFonts w:ascii="Bahnschrift Light" w:hAnsi="Bahnschrift Light" w:cs="Calibri"/>
+          <w:sz w:val="23"/>
+          <w:szCs w:val="20"/>
+        </w:rPr>
+        <w:t>ν</w:t>
+      </w:r>
+      <w:r>
+        <w:rPr>
+          <w:rFonts w:ascii="Bahnschrift Light" w:hAnsi="Bahnschrift Light" w:cs="Calibri"/>
+          <w:sz w:val="23"/>
+          <w:szCs w:val="20"/>
+        </w:rPr>
+        <w:t xml:space="preserve"> άλλη σελίδα, </w:t>
+      </w:r>
+      <w:r>
+        <w:rPr>
+          <w:rFonts w:ascii="Bahnschrift Light" w:hAnsi="Bahnschrift Light" w:cs="Calibri"/>
+          <w:sz w:val="23"/>
+          <w:szCs w:val="20"/>
+        </w:rPr>
+        <w:t xml:space="preserve">είναι </w:t>
+      </w:r>
+      <w:r>
+        <w:rPr>
+          <w:rFonts w:ascii="Bahnschrift Light" w:hAnsi="Bahnschrift Light" w:cs="Calibri"/>
+          <w:sz w:val="23"/>
+          <w:szCs w:val="20"/>
+        </w:rPr>
+        <w:t>πιο ε</w:t>
+      </w:r>
+      <w:r>
+        <w:rPr>
+          <w:rFonts w:ascii="Bahnschrift Light" w:hAnsi="Bahnschrift Light" w:cs="Calibri"/>
+          <w:sz w:val="23"/>
+          <w:szCs w:val="20"/>
+        </w:rPr>
+        <w:t>ύ</w:t>
+      </w:r>
+      <w:r>
+        <w:rPr>
+          <w:rFonts w:ascii="Bahnschrift Light" w:hAnsi="Bahnschrift Light" w:cs="Calibri"/>
+          <w:sz w:val="23"/>
+          <w:szCs w:val="20"/>
+        </w:rPr>
+        <w:t xml:space="preserve">κολο να </w:t>
+      </w:r>
+      <w:r>
+        <w:rPr>
+          <w:rFonts w:ascii="Bahnschrift Light" w:hAnsi="Bahnschrift Light" w:cs="Calibri"/>
+          <w:sz w:val="23"/>
+          <w:szCs w:val="20"/>
+        </w:rPr>
+        <w:t>γίνει σύγκριση</w:t>
+      </w:r>
+      <w:r>
+        <w:rPr>
+          <w:rFonts w:ascii="Bahnschrift Light" w:hAnsi="Bahnschrift Light" w:cs="Calibri"/>
+          <w:sz w:val="23"/>
+          <w:szCs w:val="20"/>
+        </w:rPr>
+        <w:t>.</w:t>
+      </w:r>
+    </w:p>
+    <w:p>
+      <w:pPr>
+        <w:jc w:val="both"/>
+        <w:rPr>
+          <w:rFonts w:ascii="Bahnschrift Light" w:hAnsi="Bahnschrift Light" w:cs="Calibri"/>
+          <w:sz w:val="23"/>
+          <w:szCs w:val="20"/>
+        </w:rPr>
+      </w:pPr>
+    </w:p>
+    <w:p>
+      <w:pPr>
+        <w:jc w:val="both"/>
+        <w:rPr>
+          <w:rFonts w:ascii="Bahnschrift Light" w:hAnsi="Bahnschrift Light" w:cs="Calibri"/>
+          <w:sz w:val="23"/>
+          <w:szCs w:val="20"/>
+        </w:rPr>
+      </w:pPr>
+    </w:p>
+    <w:p>
+      <w:pPr>
+        <w:pStyle w:val="ListParagraph"/>
+        <w:numPr>
+          <w:ilvl w:val="0"/>
+          <w:numId w:val="43"/>
+        </w:numPr>
+        <w:ind w:left="426" w:hanging="284"/>
+        <w:jc w:val="both"/>
+        <w:rPr>
+          <w:rFonts w:ascii="Bahnschrift Light" w:hAnsi="Bahnschrift Light" w:cs="Calibri"/>
+          <w:sz w:val="23"/>
+          <w:szCs w:val="20"/>
+        </w:rPr>
+      </w:pPr>
+      <w:r>
+        <w:rPr>
+          <w:rFonts w:ascii="Bahnschrift Light" w:hAnsi="Bahnschrift Light" w:cs="Calibri"/>
+          <w:sz w:val="23"/>
+          <w:szCs w:val="20"/>
+        </w:rPr>
+        <w:t>Έχετε προτάσεις βελτίωσης για την Μονόχρωμη σελίδα;</w:t>
+      </w:r>
+    </w:p>
+    <w:p>
+      <w:pPr>
+        <w:pStyle w:val="ListParagraph"/>
+        <w:numPr>
+          <w:ilvl w:val="0"/>
+          <w:numId w:val="44"/>
+        </w:numPr>
+        <w:jc w:val="both"/>
+        <w:rPr>
+          <w:rFonts w:ascii="Bahnschrift Light" w:hAnsi="Bahnschrift Light" w:cs="Calibri"/>
+          <w:sz w:val="23"/>
+          <w:szCs w:val="20"/>
+        </w:rPr>
+      </w:pPr>
+      <w:r>
+        <w:rPr>
+          <w:rFonts w:ascii="Bahnschrift Light" w:hAnsi="Bahnschrift Light" w:cs="Calibri"/>
+          <w:sz w:val="23"/>
+          <w:szCs w:val="20"/>
+        </w:rPr>
+        <w:t>Θα προτιμούσα τα εικονίδια</w:t>
+      </w:r>
+      <w:r>
+        <w:rPr>
+          <w:rFonts w:ascii="Bahnschrift Light" w:hAnsi="Bahnschrift Light" w:cs="Calibri"/>
+          <w:sz w:val="23"/>
+          <w:szCs w:val="20"/>
+        </w:rPr>
+        <w:t xml:space="preserve"> από το </w:t>
+      </w:r>
+      <w:r>
+        <w:rPr>
+          <w:rFonts w:ascii="Bahnschrift Light" w:hAnsi="Bahnschrift Light" w:cs="Calibri"/>
+          <w:sz w:val="23"/>
+          <w:szCs w:val="20"/>
+          <w:lang w:val="en-GB"/>
+        </w:rPr>
+        <w:t>header</w:t>
+      </w:r>
+      <w:r>
+        <w:rPr>
+          <w:rFonts w:ascii="Bahnschrift Light" w:hAnsi="Bahnschrift Light" w:cs="Calibri"/>
+          <w:sz w:val="23"/>
+          <w:szCs w:val="20"/>
+        </w:rPr>
+        <w:t xml:space="preserve"> </w:t>
+      </w:r>
+      <w:r>
+        <w:rPr>
+          <w:rFonts w:ascii="Bahnschrift Light" w:hAnsi="Bahnschrift Light" w:cs="Calibri"/>
+          <w:sz w:val="23"/>
+          <w:szCs w:val="20"/>
+        </w:rPr>
+        <w:t xml:space="preserve">της </w:t>
+      </w:r>
+      <w:r>
+        <w:rPr>
+          <w:rFonts w:ascii="Bahnschrift Light" w:hAnsi="Bahnschrift Light" w:cs="Calibri"/>
+          <w:sz w:val="23"/>
+          <w:szCs w:val="20"/>
+        </w:rPr>
+        <w:t>λευκής</w:t>
+      </w:r>
+      <w:r>
+        <w:rPr>
+          <w:rFonts w:ascii="Bahnschrift Light" w:hAnsi="Bahnschrift Light" w:cs="Calibri"/>
+          <w:sz w:val="23"/>
+          <w:szCs w:val="20"/>
+        </w:rPr>
+        <w:t xml:space="preserve"> σελίδας, αλλιώς ήταν τέλεια!</w:t>
+      </w:r>
+    </w:p>
+    <w:p>
+      <w:pPr>
+        <w:pStyle w:val="ListParagraph"/>
+        <w:numPr>
+          <w:ilvl w:val="0"/>
+          <w:numId w:val="44"/>
+        </w:numPr>
+        <w:jc w:val="both"/>
+        <w:rPr>
+          <w:rFonts w:ascii="Bahnschrift Light" w:hAnsi="Bahnschrift Light" w:cs="Calibri"/>
+          <w:sz w:val="23"/>
+          <w:szCs w:val="20"/>
+        </w:rPr>
+      </w:pPr>
+      <w:r>
+        <w:rPr>
+          <w:rFonts w:ascii="Bahnschrift Light" w:hAnsi="Bahnschrift Light" w:cs="Calibri"/>
+          <w:sz w:val="23"/>
+          <w:szCs w:val="20"/>
+        </w:rPr>
+        <w:t>Πολύ σκούρο, προτιμώ την άλλη σελίδα, είχε πιο πολλή αντίθεση</w:t>
+      </w:r>
+    </w:p>
+    <w:p>
+      <w:pPr>
+        <w:pStyle w:val="ListParagraph"/>
+        <w:numPr>
+          <w:ilvl w:val="0"/>
+          <w:numId w:val="44"/>
+        </w:numPr>
+        <w:jc w:val="both"/>
+        <w:rPr>
+          <w:rFonts w:ascii="Bahnschrift Light" w:hAnsi="Bahnschrift Light" w:cs="Calibri"/>
+          <w:sz w:val="23"/>
+          <w:szCs w:val="20"/>
+        </w:rPr>
+      </w:pPr>
+      <w:r>
+        <w:rPr>
+          <w:rFonts w:ascii="Bahnschrift Light" w:hAnsi="Bahnschrift Light" w:cs="Calibri"/>
+          <w:sz w:val="23"/>
+          <w:szCs w:val="20"/>
+        </w:rPr>
+        <w:t>Πάρτε τα χρώματα από την προηγούμενη σελίδα και κρατήστε το στήσιμο αυτ</w:t>
+      </w:r>
+      <w:r>
+        <w:rPr>
+          <w:rFonts w:ascii="Bahnschrift Light" w:hAnsi="Bahnschrift Light" w:cs="Calibri"/>
+          <w:sz w:val="23"/>
+          <w:szCs w:val="20"/>
+        </w:rPr>
+        <w:t>ή</w:t>
+      </w:r>
+      <w:r>
+        <w:rPr>
+          <w:rFonts w:ascii="Bahnschrift Light" w:hAnsi="Bahnschrift Light" w:cs="Calibri"/>
+          <w:sz w:val="23"/>
+          <w:szCs w:val="20"/>
+        </w:rPr>
+        <w:t>ς. Τα χρώματα σε αυτ</w:t>
+      </w:r>
+      <w:r>
+        <w:rPr>
+          <w:rFonts w:ascii="Bahnschrift Light" w:hAnsi="Bahnschrift Light" w:cs="Calibri"/>
+          <w:sz w:val="23"/>
+          <w:szCs w:val="20"/>
+        </w:rPr>
+        <w:t>ή</w:t>
+      </w:r>
+      <w:r>
+        <w:rPr>
+          <w:rFonts w:ascii="Bahnschrift Light" w:hAnsi="Bahnschrift Light" w:cs="Calibri"/>
+          <w:sz w:val="23"/>
+          <w:szCs w:val="20"/>
+        </w:rPr>
+        <w:t xml:space="preserve"> τη σελίδα </w:t>
+      </w:r>
+      <w:r>
+        <w:rPr>
+          <w:rFonts w:ascii="Bahnschrift Light" w:hAnsi="Bahnschrift Light" w:cs="Calibri"/>
+          <w:sz w:val="23"/>
+          <w:szCs w:val="20"/>
+        </w:rPr>
+        <w:t>ή</w:t>
+      </w:r>
+      <w:r>
+        <w:rPr>
+          <w:rFonts w:ascii="Bahnschrift Light" w:hAnsi="Bahnschrift Light" w:cs="Calibri"/>
+          <w:sz w:val="23"/>
+          <w:szCs w:val="20"/>
+        </w:rPr>
+        <w:t>ταν πολύ σκο</w:t>
+      </w:r>
+      <w:r>
+        <w:rPr>
+          <w:rFonts w:ascii="Bahnschrift Light" w:hAnsi="Bahnschrift Light" w:cs="Calibri"/>
+          <w:sz w:val="23"/>
+          <w:szCs w:val="20"/>
+        </w:rPr>
+        <w:t>ύρα</w:t>
+      </w:r>
+      <w:r>
+        <w:rPr>
+          <w:rFonts w:ascii="Bahnschrift Light" w:hAnsi="Bahnschrift Light" w:cs="Calibri"/>
+          <w:sz w:val="23"/>
+          <w:szCs w:val="20"/>
+        </w:rPr>
+        <w:t xml:space="preserve">, δεν μου </w:t>
+      </w:r>
+      <w:r>
+        <w:rPr>
+          <w:rFonts w:ascii="Bahnschrift Light" w:hAnsi="Bahnschrift Light" w:cs="Calibri"/>
+          <w:sz w:val="23"/>
+          <w:szCs w:val="20"/>
+        </w:rPr>
+        <w:t>ά</w:t>
+      </w:r>
+      <w:r>
+        <w:rPr>
+          <w:rFonts w:ascii="Bahnschrift Light" w:hAnsi="Bahnschrift Light" w:cs="Calibri"/>
+          <w:sz w:val="23"/>
+          <w:szCs w:val="20"/>
+        </w:rPr>
+        <w:t>ρεσαν.</w:t>
+      </w:r>
+    </w:p>
+    <w:p>
+      <w:pPr>
+        <w:pStyle w:val="ListParagraph"/>
+        <w:numPr>
+          <w:ilvl w:val="0"/>
+          <w:numId w:val="44"/>
+        </w:numPr>
+        <w:jc w:val="both"/>
+        <w:rPr>
+          <w:rFonts w:ascii="Bahnschrift Light" w:hAnsi="Bahnschrift Light" w:cs="Calibri"/>
+          <w:sz w:val="23"/>
+          <w:szCs w:val="20"/>
+        </w:rPr>
+      </w:pPr>
+      <w:r>
+        <w:rPr>
+          <w:rFonts w:ascii="Bahnschrift Light" w:hAnsi="Bahnschrift Light" w:cs="Calibri"/>
+          <w:sz w:val="23"/>
+          <w:szCs w:val="20"/>
+        </w:rPr>
+        <w:t xml:space="preserve">Αλλάξτε τα χρώματα. Τα </w:t>
+      </w:r>
+      <w:r>
+        <w:rPr>
+          <w:rFonts w:ascii="Bahnschrift Light" w:hAnsi="Bahnschrift Light" w:cs="Calibri"/>
+          <w:sz w:val="23"/>
+          <w:szCs w:val="20"/>
+        </w:rPr>
+        <w:t>ά</w:t>
+      </w:r>
+      <w:r>
+        <w:rPr>
+          <w:rFonts w:ascii="Bahnschrift Light" w:hAnsi="Bahnschrift Light" w:cs="Calibri"/>
+          <w:sz w:val="23"/>
+          <w:szCs w:val="20"/>
+        </w:rPr>
+        <w:t>σπρα γρ</w:t>
+      </w:r>
+      <w:r>
+        <w:rPr>
+          <w:rFonts w:ascii="Bahnschrift Light" w:hAnsi="Bahnschrift Light" w:cs="Calibri"/>
+          <w:sz w:val="23"/>
+          <w:szCs w:val="20"/>
+        </w:rPr>
+        <w:t>άμμ</w:t>
+      </w:r>
+      <w:r>
+        <w:rPr>
+          <w:rFonts w:ascii="Bahnschrift Light" w:hAnsi="Bahnschrift Light" w:cs="Calibri"/>
+          <w:sz w:val="23"/>
+          <w:szCs w:val="20"/>
+        </w:rPr>
+        <w:t>ατα δεν διαβάζονται!</w:t>
+      </w:r>
+    </w:p>
+    <w:p>
+      <w:pPr>
+        <w:pStyle w:val="ListParagraph"/>
+        <w:numPr>
+          <w:ilvl w:val="0"/>
+          <w:numId w:val="44"/>
+        </w:numPr>
+        <w:jc w:val="both"/>
+        <w:rPr>
+          <w:rFonts w:ascii="Bahnschrift Light" w:hAnsi="Bahnschrift Light" w:cs="Calibri"/>
+          <w:sz w:val="23"/>
+          <w:szCs w:val="20"/>
+        </w:rPr>
+      </w:pPr>
+      <w:r>
+        <w:rPr>
+          <w:rFonts w:ascii="Bahnschrift Light" w:hAnsi="Bahnschrift Light" w:cs="Calibri"/>
+          <w:sz w:val="23"/>
+          <w:szCs w:val="20"/>
+        </w:rPr>
+        <w:t>Λ</w:t>
+      </w:r>
+      <w:r>
+        <w:rPr>
+          <w:rFonts w:ascii="Bahnschrift Light" w:hAnsi="Bahnschrift Light" w:cs="Calibri"/>
+          <w:sz w:val="23"/>
+          <w:szCs w:val="20"/>
+        </w:rPr>
+        <w:t>ι</w:t>
+      </w:r>
+      <w:r>
+        <w:rPr>
+          <w:rFonts w:ascii="Bahnschrift Light" w:hAnsi="Bahnschrift Light" w:cs="Calibri"/>
+          <w:sz w:val="23"/>
+          <w:szCs w:val="20"/>
+        </w:rPr>
+        <w:t>γότερο μαύρο, πολλή μουτ</w:t>
+      </w:r>
+      <w:r>
+        <w:rPr>
+          <w:rFonts w:ascii="Bahnschrift Light" w:hAnsi="Bahnschrift Light" w:cs="Calibri"/>
+          <w:sz w:val="23"/>
+          <w:szCs w:val="20"/>
+        </w:rPr>
+        <w:t>ζ</w:t>
+      </w:r>
+      <w:r>
+        <w:rPr>
+          <w:rFonts w:ascii="Bahnschrift Light" w:hAnsi="Bahnschrift Light" w:cs="Calibri"/>
+          <w:sz w:val="23"/>
+          <w:szCs w:val="20"/>
+        </w:rPr>
+        <w:t>ούρα!</w:t>
+      </w:r>
+    </w:p>
+    <w:p>
+      <w:pPr>
+        <w:pStyle w:val="ListParagraph"/>
+        <w:numPr>
+          <w:ilvl w:val="0"/>
+          <w:numId w:val="44"/>
+        </w:numPr>
+        <w:jc w:val="both"/>
+        <w:rPr>
+          <w:rFonts w:ascii="Bahnschrift Light" w:hAnsi="Bahnschrift Light" w:cs="Calibri"/>
+          <w:sz w:val="23"/>
+          <w:szCs w:val="20"/>
+        </w:rPr>
+      </w:pPr>
+      <w:r>
+        <w:rPr>
+          <w:rFonts w:ascii="Bahnschrift Light" w:hAnsi="Bahnschrift Light" w:cs="Calibri"/>
+          <w:sz w:val="23"/>
+          <w:szCs w:val="20"/>
+        </w:rPr>
+        <w:t>Είναι μπουχτιστικά τα πολλά χρώματα δεν μου αρ</w:t>
       </w:r>
       <w:r>
         <w:rPr>
@@ -20397,9 +20629,11 @@
           <w:sz w:val="26"/>
           <w:szCs w:val="26"/>
         </w:rPr>
-        <w:t xml:space="preserve">Σύγκριση των δύο </w:t>
-      </w:r>
-      <w:r>
+        <w:t xml:space="preserve">Σύγκριση των δύο προσεγγίσεων </w:t>
+      </w:r>
+    </w:p>
+    <w:p>
+      <w:pPr>
         <w:rPr>
           <w:rFonts w:ascii="Bahnschrift Light" w:hAnsi="Bahnschrift Light" w:cs="Calibri"/>
           <w:b/>
@@ -20407,8 +20641,7 @@
           <w:sz w:val="26"/>
           <w:szCs w:val="26"/>
         </w:rPr>
-        <w:t xml:space="preserve">προσεγγίσεων </w:t>
-      </w:r>
+      </w:pPr>
     </w:p>
     <w:p>
       <w:pPr>
@@ -20420,9 +20653,7 @@
           <w:szCs w:val="26"/>
         </w:rPr>
       </w:pPr>
-    </w:p>
-    <w:p>
-      <w:pPr>
+      <w:r>
         <w:rPr>
           <w:rFonts w:ascii="Bahnschrift Light" w:hAnsi="Bahnschrift Light" w:cs="Calibri"/>
           <w:b/>
@@ -20430,26 +20661,7 @@
           <w:sz w:val="26"/>
           <w:szCs w:val="26"/>
         </w:rPr>
-      </w:pPr>
-      <w:r>
-        <w:rPr>
-          <w:rFonts w:ascii="Bahnschrift Light" w:hAnsi="Bahnschrift Light" w:cs="Calibri"/>
-          <w:b/>
-          <w:bCs/>
-          <w:sz w:val="26"/>
-          <w:szCs w:val="26"/>
-        </w:rPr>
-        <w:t>Α</w:t>
-      </w:r>
-      <w:r>
-        <w:rPr>
-          <w:rFonts w:ascii="Bahnschrift Light" w:hAnsi="Bahnschrift Light" w:cs="Calibri"/>
-          <w:b/>
-          <w:bCs/>
-          <w:sz w:val="26"/>
-          <w:szCs w:val="26"/>
-        </w:rPr>
-        <w:t>ποτελέσματα</w:t>
+        <w:t>Αποτελέσματα</w:t>
       </w:r>
       <w:r>
         <w:rPr>
@@ -21215,30 +21427,14 @@
           <w:rFonts w:ascii="Bahnschrift Light" w:hAnsi="Bahnschrift Light" w:cs="Vani"/>
           <w:lang w:val="en-GB"/>
         </w:rPr>
-        <w:t>--</w:t>
-      </w:r>
-      <w:proofErr w:type="spellStart"/>
-      <w:r>
-        <w:rPr>
-          <w:rFonts w:ascii="Bahnschrift Light" w:hAnsi="Bahnschrift Light" w:cs="Vani"/>
-          <w:lang w:val="en-GB"/>
-        </w:rPr>
-        <w:t>Bahnschrift</w:t>
-      </w:r>
-      <w:proofErr w:type="spellEnd"/>
-      <w:r>
-        <w:rPr>
-          <w:rFonts w:ascii="Bahnschrift Light" w:hAnsi="Bahnschrift Light" w:cs="Vani"/>
-          <w:lang w:val="en-GB"/>
-        </w:rPr>
-        <w:t xml:space="preserve"> Light</w:t>
+        <w:t>--Bahnschrift Light</w:t>
       </w:r>
     </w:p>
     <w:sectPr>
-      <w:headerReference w:type="default" r:id="rId30"/>
-      <w:footerReference w:type="default" r:id="rId31"/>
-      <w:headerReference w:type="first" r:id="rId32"/>
-      <w:footerReference w:type="first" r:id="rId33"/>
+      <w:headerReference w:type="default" r:id="rId31"/>
+      <w:footerReference w:type="default" r:id="rId32"/>
+      <w:headerReference w:type="first" r:id="rId33"/>
+      <w:footerReference w:type="first" r:id="rId34"/>
       <w:pgSz w:w="12240" w:h="15840"/>
       <w:pgMar w:top="1440" w:right="1644" w:bottom="1440" w:left="1644" w:header="720" w:footer="720" w:gutter="0"/>
       <w:cols w:space="720"/>
@@ -23749,6 +23945,118 @@
     </w:lvl>
   </w:abstractNum>
   <w:abstractNum w:abstractNumId="21" w15:restartNumberingAfterBreak="0">
+    <w:nsid w:val="2D572610"/>
+    <w:multiLevelType w:val="hybridMultilevel"/>
+    <w:tmpl w:val="ED4CFEB0"/>
+    <w:lvl w:ilvl="0" w:tplc="79DA2DD6">
+      <w:numFmt w:val="bullet"/>
+      <w:lvlText w:val=""/>
+      <w:lvlJc w:val="left"/>
+      <w:pPr>
+        <w:ind w:left="720" w:hanging="360"/>
+      </w:pPr>
+      <w:rPr>
+        <w:rFonts w:ascii="Wingdings" w:eastAsia="Times New Roman" w:hAnsi="Wingdings" w:cs="Calibri" w:hint="default"/>
+      </w:rPr>
+    </w:lvl>
+    <w:lvl w:ilvl="1" w:tplc="08090003" w:tentative="1">
+      <w:start w:val="1"/>
+      <w:numFmt w:val="bullet"/>
+      <w:lvlText w:val="o"/>
+      <w:lvlJc w:val="left"/>
+      <w:pPr>
+        <w:ind w:left="1440" w:hanging="360"/>
+      </w:pPr>
+      <w:rPr>
+        <w:rFonts w:ascii="Courier New" w:hAnsi="Courier New" w:cs="Courier New" w:hint="default"/>
+      </w:rPr>
+    </w:lvl>
+    <w:lvl w:ilvl="2" w:tplc="08090005" w:tentative="1">
+      <w:start w:val="1"/>
+      <w:numFmt w:val="bullet"/>
+      <w:lvlText w:val=""/>
+      <w:lvlJc w:val="left"/>
+      <w:pPr>
+        <w:ind w:left="2160" w:hanging="360"/>
+      </w:pPr>
+      <w:rPr>
+        <w:rFonts w:ascii="Wingdings" w:hAnsi="Wingdings" w:hint="default"/>
+      </w:rPr>
+    </w:lvl>
+    <w:lvl w:ilvl="3" w:tplc="08090001" w:tentative="1">
+      <w:start w:val="1"/>
+      <w:numFmt w:val="bullet"/>
+      <w:lvlText w:val=""/>
+      <w:lvlJc w:val="left"/>
+      <w:pPr>
+        <w:ind w:left="2880" w:hanging="360"/>
+      </w:pPr>
+      <w:rPr>
+        <w:rFonts w:ascii="Symbol" w:hAnsi="Symbol" w:hint="default"/>
+      </w:rPr>
+    </w:lvl>
+    <w:lvl w:ilvl="4" w:tplc="08090003" w:tentative="1">
+      <w:start w:val="1"/>
+      <w:numFmt w:val="bullet"/>
+      <w:lvlText w:val="o"/>
+      <w:lvlJc w:val="left"/>
+      <w:pPr>
+        <w:ind w:left="3600" w:hanging="360"/>
+      </w:pPr>
+      <w:rPr>
+        <w:rFonts w:ascii="Courier New" w:hAnsi="Courier New" w:cs="Courier New" w:hint="default"/>
+      </w:rPr>
+    </w:lvl>
+    <w:lvl w:ilvl="5" w:tplc="08090005" w:tentative="1">
+      <w:start w:val="1"/>
+      <w:numFmt w:val="bullet"/>
+      <w:lvlText w:val=""/>
+      <w:lvlJc w:val="left"/>
+      <w:pPr>
+        <w:ind w:left="4320" w:hanging="360"/>
+      </w:pPr>
+      <w:rPr>
+        <w:rFonts w:ascii="Wingdings" w:hAnsi="Wingdings" w:hint="default"/>
+      </w:rPr>
+    </w:lvl>
+    <w:lvl w:ilvl="6" w:tplc="08090001" w:tentative="1">
+      <w:start w:val="1"/>
+      <w:numFmt w:val="bullet"/>
+      <w:lvlText w:val=""/>
+      <w:lvlJc w:val="left"/>
+      <w:pPr>
+        <w:ind w:left="5040" w:hanging="360"/>
+      </w:pPr>
+      <w:rPr>
+        <w:rFonts w:ascii="Symbol" w:hAnsi="Symbol" w:hint="default"/>
+      </w:rPr>
+    </w:lvl>
+    <w:lvl w:ilvl="7" w:tplc="08090003" w:tentative="1">
+      <w:start w:val="1"/>
+      <w:numFmt w:val="bullet"/>
+      <w:lvlText w:val="o"/>
+      <w:lvlJc w:val="left"/>
+      <w:pPr>
+        <w:ind w:left="5760" w:hanging="360"/>
+      </w:pPr>
+      <w:rPr>
+        <w:rFonts w:ascii="Courier New" w:hAnsi="Courier New" w:cs="Courier New" w:hint="default"/>
+      </w:rPr>
+    </w:lvl>
+    <w:lvl w:ilvl="8" w:tplc="08090005" w:tentative="1">
+      <w:start w:val="1"/>
+      <w:numFmt w:val="bullet"/>
+      <w:lvlText w:val=""/>
+      <w:lvlJc w:val="left"/>
+      <w:pPr>
+        <w:ind w:left="6480" w:hanging="360"/>
+      </w:pPr>
+      <w:rPr>
+        <w:rFonts w:ascii="Wingdings" w:hAnsi="Wingdings" w:hint="default"/>
+      </w:rPr>
+    </w:lvl>
+  </w:abstractNum>
+  <w:abstractNum w:abstractNumId="22" w15:restartNumberingAfterBreak="0">
     <w:nsid w:val="31276AB5"/>
     <w:multiLevelType w:val="multilevel"/>
     <w:tmpl w:val="BA1C6E2C"/>
@@ -23897,7 +24205,7 @@
       </w:rPr>
     </w:lvl>
   </w:abstractNum>
-  <w:abstractNum w:abstractNumId="22" w15:restartNumberingAfterBreak="0">
+  <w:abstractNum w:abstractNumId="23" w15:restartNumberingAfterBreak="0">
     <w:nsid w:val="331C6A5E"/>
     <w:multiLevelType w:val="multilevel"/>
     <w:tmpl w:val="D3A61C5C"/>
@@ -24046,7 +24354,7 @@
       </w:rPr>
     </w:lvl>
   </w:abstractNum>
-  <w:abstractNum w:abstractNumId="23" w15:restartNumberingAfterBreak="0">
+  <w:abstractNum w:abstractNumId="24" w15:restartNumberingAfterBreak="0">
     <w:nsid w:val="33CD6BD6"/>
     <w:multiLevelType w:val="hybridMultilevel"/>
     <w:tmpl w:val="927C1746"/>
@@ -24132,7 +24440,7 @@
       </w:pPr>
     </w:lvl>
   </w:abstractNum>
-  <w:abstractNum w:abstractNumId="24" w15:restartNumberingAfterBreak="0">
+  <w:abstractNum w:abstractNumId="25" w15:restartNumberingAfterBreak="0">
     <w:nsid w:val="37FA43F4"/>
     <w:multiLevelType w:val="hybridMultilevel"/>
     <w:tmpl w:val="D4FA25E0"/>
@@ -24218,7 +24526,7 @@
       </w:pPr>
     </w:lvl>
   </w:abstractNum>
-  <w:abstractNum w:abstractNumId="25" w15:restartNumberingAfterBreak="0">
+  <w:abstractNum w:abstractNumId="26" w15:restartNumberingAfterBreak="0">
     <w:nsid w:val="399E1E92"/>
     <w:multiLevelType w:val="multilevel"/>
     <w:tmpl w:val="DC5C7034"/>
@@ -24367,7 +24675,7 @@
       </w:rPr>
     </w:lvl>
   </w:abstractNum>
-  <w:abstractNum w:abstractNumId="26" w15:restartNumberingAfterBreak="0">
+  <w:abstractNum w:abstractNumId="27" w15:restartNumberingAfterBreak="0">
     <w:nsid w:val="3F24066B"/>
     <w:multiLevelType w:val="hybridMultilevel"/>
     <w:tmpl w:val="BF804BDA"/>
@@ -24453,7 +24761,7 @@
       </w:pPr>
     </w:lvl>
   </w:abstractNum>
-  <w:abstractNum w:abstractNumId="27" w15:restartNumberingAfterBreak="0">
+  <w:abstractNum w:abstractNumId="28" w15:restartNumberingAfterBreak="0">
     <w:nsid w:val="3F2A71F3"/>
     <w:multiLevelType w:val="hybridMultilevel"/>
     <w:tmpl w:val="A5809596"/>
@@ -24566,7 +24874,7 @@
       </w:rPr>
     </w:lvl>
   </w:abstractNum>
-  <w:abstractNum w:abstractNumId="28" w15:restartNumberingAfterBreak="0">
+  <w:abstractNum w:abstractNumId="29" w15:restartNumberingAfterBreak="0">
     <w:nsid w:val="42CF485D"/>
     <w:multiLevelType w:val="hybridMultilevel"/>
     <w:tmpl w:val="B95A3308"/>
@@ -24652,7 +24960,7 @@
       </w:pPr>
     </w:lvl>
   </w:abstractNum>
-  <w:abstractNum w:abstractNumId="29" w15:restartNumberingAfterBreak="0">
+  <w:abstractNum w:abstractNumId="30" w15:restartNumberingAfterBreak="0">
     <w:nsid w:val="43B3771C"/>
     <w:multiLevelType w:val="multilevel"/>
     <w:tmpl w:val="6BC26B86"/>
@@ -24801,7 +25109,7 @@
       </w:rPr>
     </w:lvl>
   </w:abstractNum>
-  <w:abstractNum w:abstractNumId="30" w15:restartNumberingAfterBreak="0">
+  <w:abstractNum w:abstractNumId="31" w15:restartNumberingAfterBreak="0">
     <w:nsid w:val="4D9050DE"/>
     <w:multiLevelType w:val="hybridMultilevel"/>
     <w:tmpl w:val="3D8C955E"/>
@@ -24887,7 +25195,7 @@
       </w:pPr>
     </w:lvl>
   </w:abstractNum>
-  <w:abstractNum w:abstractNumId="31" w15:restartNumberingAfterBreak="0">
+  <w:abstractNum w:abstractNumId="32" w15:restartNumberingAfterBreak="0">
     <w:nsid w:val="501507C1"/>
     <w:multiLevelType w:val="multilevel"/>
     <w:tmpl w:val="72FA4002"/>
@@ -25036,7 +25344,7 @@
       </w:rPr>
     </w:lvl>
   </w:abstractNum>
-  <w:abstractNum w:abstractNumId="32" w15:restartNumberingAfterBreak="0">
+  <w:abstractNum w:abstractNumId="33" w15:restartNumberingAfterBreak="0">
     <w:nsid w:val="5AF371CA"/>
     <w:multiLevelType w:val="multilevel"/>
     <w:tmpl w:val="254E82F6"/>
@@ -25185,7 +25493,7 @@
       </w:rPr>
     </w:lvl>
   </w:abstractNum>
-  <w:abstractNum w:abstractNumId="33" w15:restartNumberingAfterBreak="0">
+  <w:abstractNum w:abstractNumId="34" w15:restartNumberingAfterBreak="0">
     <w:nsid w:val="5D7A60E3"/>
     <w:multiLevelType w:val="hybridMultilevel"/>
     <w:tmpl w:val="362C7EA2"/>
@@ -25271,7 +25579,7 @@
       </w:pPr>
     </w:lvl>
   </w:abstractNum>
-  <w:abstractNum w:abstractNumId="34" w15:restartNumberingAfterBreak="0">
+  <w:abstractNum w:abstractNumId="35" w15:restartNumberingAfterBreak="0">
     <w:nsid w:val="5E095A6D"/>
     <w:multiLevelType w:val="multilevel"/>
     <w:tmpl w:val="7E62F9E8"/>
@@ -25384,7 +25692,7 @@
       </w:pPr>
     </w:lvl>
   </w:abstractNum>
-  <w:abstractNum w:abstractNumId="35" w15:restartNumberingAfterBreak="0">
+  <w:abstractNum w:abstractNumId="36" w15:restartNumberingAfterBreak="0">
     <w:nsid w:val="5F7E32F7"/>
     <w:multiLevelType w:val="hybridMultilevel"/>
     <w:tmpl w:val="B364B5CA"/>
@@ -25470,7 +25778,7 @@
       </w:pPr>
     </w:lvl>
   </w:abstractNum>
-  <w:abstractNum w:abstractNumId="36" w15:restartNumberingAfterBreak="0">
+  <w:abstractNum w:abstractNumId="37" w15:restartNumberingAfterBreak="0">
     <w:nsid w:val="647E0A7C"/>
     <w:multiLevelType w:val="hybridMultilevel"/>
     <w:tmpl w:val="EF58BFBC"/>
@@ -25583,7 +25891,7 @@
       </w:rPr>
     </w:lvl>
   </w:abstractNum>
-  <w:abstractNum w:abstractNumId="37" w15:restartNumberingAfterBreak="0">
+  <w:abstractNum w:abstractNumId="38" w15:restartNumberingAfterBreak="0">
     <w:nsid w:val="71192CFA"/>
     <w:multiLevelType w:val="multilevel"/>
     <w:tmpl w:val="447CB108"/>
@@ -25795,7 +26103,7 @@
       </w:rPr>
     </w:lvl>
   </w:abstractNum>
-  <w:abstractNum w:abstractNumId="38" w15:restartNumberingAfterBreak="0">
+  <w:abstractNum w:abstractNumId="39" w15:restartNumberingAfterBreak="0">
     <w:nsid w:val="75882F83"/>
     <w:multiLevelType w:val="multilevel"/>
     <w:tmpl w:val="D4B60706"/>
@@ -25912,7 +26220,7 @@
       </w:pPr>
     </w:lvl>
   </w:abstractNum>
-  <w:abstractNum w:abstractNumId="39" w15:restartNumberingAfterBreak="0">
+  <w:abstractNum w:abstractNumId="40" w15:restartNumberingAfterBreak="0">
     <w:nsid w:val="79CC470F"/>
     <w:multiLevelType w:val="multilevel"/>
     <w:tmpl w:val="D4B60706"/>
@@ -26029,7 +26337,7 @@
       </w:pPr>
     </w:lvl>
   </w:abstractNum>
-  <w:abstractNum w:abstractNumId="40" w15:restartNumberingAfterBreak="0">
+  <w:abstractNum w:abstractNumId="41" w15:restartNumberingAfterBreak="0">
     <w:nsid w:val="7C260703"/>
     <w:multiLevelType w:val="multilevel"/>
     <w:tmpl w:val="D4B60706"/>
@@ -26146,7 +26454,7 @@
       </w:pPr>
     </w:lvl>
   </w:abstractNum>
-  <w:abstractNum w:abstractNumId="41" w15:restartNumberingAfterBreak="0">
+  <w:abstractNum w:abstractNumId="42" w15:restartNumberingAfterBreak="0">
     <w:nsid w:val="7D75441F"/>
     <w:multiLevelType w:val="multilevel"/>
     <w:tmpl w:val="22768444"/>
@@ -26314,7 +26622,7 @@
     <w:abstractNumId w:val="5"/>
   </w:num>
   <w:num w:numId="7" w16cid:durableId="1853572758">
-    <w:abstractNumId w:val="37"/>
+    <w:abstractNumId w:val="38"/>
   </w:num>
   <w:num w:numId="8" w16cid:durableId="501630160">
     <w:abstractNumId w:val="2"/>
@@ -26326,10 +26634,10 @@
     <w:abstractNumId w:val="2"/>
   </w:num>
   <w:num w:numId="11" w16cid:durableId="91896217">
-    <w:abstractNumId w:val="25"/>
+    <w:abstractNumId w:val="26"/>
   </w:num>
   <w:num w:numId="12" w16cid:durableId="708334202">
-    <w:abstractNumId w:val="22"/>
+    <w:abstractNumId w:val="23"/>
   </w:num>
   <w:num w:numId="13" w16cid:durableId="675038558">
     <w:abstractNumId w:val="9"/>
@@ -26338,16 +26646,16 @@
     <w:abstractNumId w:val="14"/>
   </w:num>
   <w:num w:numId="15" w16cid:durableId="2026588963">
-    <w:abstractNumId w:val="24"/>
+    <w:abstractNumId w:val="25"/>
   </w:num>
   <w:num w:numId="16" w16cid:durableId="302082543">
-    <w:abstractNumId w:val="30"/>
+    <w:abstractNumId w:val="31"/>
   </w:num>
   <w:num w:numId="17" w16cid:durableId="970869441">
     <w:abstractNumId w:val="15"/>
   </w:num>
   <w:num w:numId="18" w16cid:durableId="2053728918">
-    <w:abstractNumId w:val="26"/>
+    <w:abstractNumId w:val="27"/>
   </w:num>
   <w:num w:numId="19" w16cid:durableId="2058124954">
     <w:abstractNumId w:val="17"/>
@@ -26356,16 +26664,16 @@
     <w:abstractNumId w:val="16"/>
   </w:num>
   <w:num w:numId="21" w16cid:durableId="1563060539">
-    <w:abstractNumId w:val="38"/>
+    <w:abstractNumId w:val="39"/>
   </w:num>
   <w:num w:numId="22" w16cid:durableId="503129923">
+    <w:abstractNumId w:val="41"/>
+  </w:num>
+  <w:num w:numId="23" w16cid:durableId="1051228271">
     <w:abstractNumId w:val="40"/>
   </w:num>
-  <w:num w:numId="23" w16cid:durableId="1051228271">
-    <w:abstractNumId w:val="39"/>
-  </w:num>
   <w:num w:numId="24" w16cid:durableId="20790174">
-    <w:abstractNumId w:val="21"/>
+    <w:abstractNumId w:val="22"/>
   </w:num>
   <w:num w:numId="25" w16cid:durableId="1342927258">
     <w:abstractNumId w:val="11"/>
@@ -26380,19 +26688,19 @@
     <w:abstractNumId w:val="20"/>
   </w:num>
   <w:num w:numId="29" w16cid:durableId="1733844580">
-    <w:abstractNumId w:val="41"/>
+    <w:abstractNumId w:val="42"/>
   </w:num>
   <w:num w:numId="30" w16cid:durableId="1250195793">
-    <w:abstractNumId w:val="36"/>
+    <w:abstractNumId w:val="37"/>
   </w:num>
   <w:num w:numId="31" w16cid:durableId="1519004569">
-    <w:abstractNumId w:val="32"/>
+    <w:abstractNumId w:val="33"/>
   </w:num>
   <w:num w:numId="32" w16cid:durableId="925845403">
     <w:abstractNumId w:val="7"/>
   </w:num>
   <w:num w:numId="33" w16cid:durableId="271133881">
-    <w:abstractNumId w:val="31"/>
+    <w:abstractNumId w:val="32"/>
   </w:num>
   <w:num w:numId="34" w16cid:durableId="806435264">
     <w:abstractNumId w:val="8"/>
@@ -26401,34 +26709,37 @@
     <w:abstractNumId w:val="19"/>
   </w:num>
   <w:num w:numId="36" w16cid:durableId="769666066">
-    <w:abstractNumId w:val="29"/>
+    <w:abstractNumId w:val="30"/>
   </w:num>
   <w:num w:numId="37" w16cid:durableId="1983805132">
-    <w:abstractNumId w:val="34"/>
+    <w:abstractNumId w:val="35"/>
   </w:num>
   <w:num w:numId="38" w16cid:durableId="133373346">
     <w:abstractNumId w:val="13"/>
   </w:num>
   <w:num w:numId="39" w16cid:durableId="893782571">
-    <w:abstractNumId w:val="23"/>
+    <w:abstractNumId w:val="24"/>
   </w:num>
   <w:num w:numId="40" w16cid:durableId="1349286715">
-    <w:abstractNumId w:val="33"/>
+    <w:abstractNumId w:val="34"/>
   </w:num>
   <w:num w:numId="41" w16cid:durableId="331644253">
     <w:abstractNumId w:val="18"/>
   </w:num>
   <w:num w:numId="42" w16cid:durableId="1488092474">
-    <w:abstractNumId w:val="35"/>
+    <w:abstractNumId w:val="36"/>
   </w:num>
   <w:num w:numId="43" w16cid:durableId="1343624097">
-    <w:abstractNumId w:val="28"/>
+    <w:abstractNumId w:val="29"/>
   </w:num>
   <w:num w:numId="44" w16cid:durableId="1257327285">
-    <w:abstractNumId w:val="27"/>
+    <w:abstractNumId w:val="28"/>
   </w:num>
   <w:num w:numId="45" w16cid:durableId="1219437438">
     <w:abstractNumId w:val="10"/>
+  </w:num>
+  <w:num w:numId="46" w16cid:durableId="1143618381">
+    <w:abstractNumId w:val="21"/>
   </w:num>
 </w:numbering>
 </file>
@@ -28880,15 +29191,6 @@
 </file>
 
 <file path=customXml/item1.xml><?xml version="1.0" encoding="utf-8"?>
-<?mso-contentType ?>
-<FormTemplates xmlns="http://schemas.microsoft.com/sharepoint/v3/contenttype/forms">
-  <Display>DocumentLibraryForm</Display>
-  <Edit>DocumentLibraryForm</Edit>
-  <New>DocumentLibraryForm</New>
-</FormTemplates>
-</file>
-
-<file path=customXml/item2.xml><?xml version="1.0" encoding="utf-8"?>
 <ct:contentTypeSchema xmlns:ct="http://schemas.microsoft.com/office/2006/metadata/contentType" xmlns:ma="http://schemas.microsoft.com/office/2006/metadata/properties/metaAttributes" ct:_="" ma:_="" ma:contentTypeName="Document" ma:contentTypeID="0x010100F6682F5D279BB743815495E358809DF5" ma:contentTypeVersion="10" ma:contentTypeDescription="Create a new document." ma:contentTypeScope="" ma:versionID="9cce5abf39adbde8996982f8a2c22b61">
   <xsd:schema xmlns:xsd="http://www.w3.org/2001/XMLSchema" xmlns:xs="http://www.w3.org/2001/XMLSchema" xmlns:p="http://schemas.microsoft.com/office/2006/metadata/properties" xmlns:ns3="8368dbc2-d0cf-4f1d-b69d-271b713bb709" targetNamespace="http://schemas.microsoft.com/office/2006/metadata/properties" ma:root="true" ma:fieldsID="428003a732873292670f22a4d84859ad" ns3:_="">
     <xsd:import namespace="8368dbc2-d0cf-4f1d-b69d-271b713bb709"/>
@@ -29072,7 +29374,22 @@
 </ct:contentTypeSchema>
 </file>
 
+<file path=customXml/item2.xml><?xml version="1.0" encoding="utf-8"?>
+<?mso-contentType ?>
+<FormTemplates xmlns="http://schemas.microsoft.com/sharepoint/v3/contenttype/forms">
+  <Display>DocumentLibraryForm</Display>
+  <Edit>DocumentLibraryForm</Edit>
+  <New>DocumentLibraryForm</New>
+</FormTemplates>
+</file>
+
 <file path=customXml/item3.xml><?xml version="1.0" encoding="utf-8"?>
+<p:properties xmlns:p="http://schemas.microsoft.com/office/2006/metadata/properties" xmlns:xsi="http://www.w3.org/2001/XMLSchema-instance" xmlns:pc="http://schemas.microsoft.com/office/infopath/2007/PartnerControls">
+  <documentManagement/>
+</p:properties>
+</file>
+
+<file path=customXml/item4.xml><?xml version="1.0" encoding="utf-8"?>
 <b:Sources xmlns:b="http://schemas.openxmlformats.org/officeDocument/2006/bibliography" xmlns="http://schemas.openxmlformats.org/officeDocument/2006/bibliography" SelectedStyle="\CHICAGO.XSL" StyleName="Chicago" Version="16">
   <b:Source>
     <b:Tag>Nie94</b:Tag>
@@ -29330,21 +29647,7 @@
 </b:Sources>
 </file>
 
-<file path=customXml/item4.xml><?xml version="1.0" encoding="utf-8"?>
-<p:properties xmlns:p="http://schemas.microsoft.com/office/2006/metadata/properties" xmlns:xsi="http://www.w3.org/2001/XMLSchema-instance" xmlns:pc="http://schemas.microsoft.com/office/infopath/2007/PartnerControls">
-  <documentManagement/>
-</p:properties>
-</file>
-
 <file path=customXml/itemProps1.xml><?xml version="1.0" encoding="utf-8"?>
-<ds:datastoreItem xmlns:ds="http://schemas.openxmlformats.org/officeDocument/2006/customXml" ds:itemID="{2630172D-6836-408C-8A6D-12F557B98137}">
-  <ds:schemaRefs>
-    <ds:schemaRef ds:uri="http://schemas.microsoft.com/sharepoint/v3/contenttype/forms"/>
-  </ds:schemaRefs>
-</ds:datastoreItem>
-</file>
-
-<file path=customXml/itemProps2.xml><?xml version="1.0" encoding="utf-8"?>
 <ds:datastoreItem xmlns:ds="http://schemas.openxmlformats.org/officeDocument/2006/customXml" ds:itemID="{C79C9704-F379-4180-A658-10AB81D7AADB}">
   <ds:schemaRefs>
     <ds:schemaRef ds:uri="http://schemas.microsoft.com/office/2006/metadata/contentType"/>
@@ -29362,19 +29665,27 @@
 </ds:datastoreItem>
 </file>
 
-<file path=customXml/itemProps3.xml><?xml version="1.0" encoding="utf-8"?>
-<ds:datastoreItem xmlns:ds="http://schemas.openxmlformats.org/officeDocument/2006/customXml" ds:itemID="{5BCEFE82-9C77-4C94-883F-D333C22003E4}">
+<file path=customXml/itemProps2.xml><?xml version="1.0" encoding="utf-8"?>
+<ds:datastoreItem xmlns:ds="http://schemas.openxmlformats.org/officeDocument/2006/customXml" ds:itemID="{2630172D-6836-408C-8A6D-12F557B98137}">
   <ds:schemaRefs>
-    <ds:schemaRef ds:uri="http://schemas.openxmlformats.org/officeDocument/2006/bibliography"/>
+    <ds:schemaRef ds:uri="http://schemas.microsoft.com/sharepoint/v3/contenttype/forms"/>
   </ds:schemaRefs>
 </ds:datastoreItem>
 </file>
 
-<file path=customXml/itemProps4.xml><?xml version="1.0" encoding="utf-8"?>
+<file path=customXml/itemProps3.xml><?xml version="1.0" encoding="utf-8"?>
 <ds:datastoreItem xmlns:ds="http://schemas.openxmlformats.org/officeDocument/2006/customXml" ds:itemID="{F6237B5A-BC7F-4E8D-A410-6C3736C80475}">
   <ds:schemaRefs>
     <ds:schemaRef ds:uri="http://schemas.microsoft.com/office/2006/metadata/properties"/>
     <ds:schemaRef ds:uri="http://schemas.microsoft.com/office/infopath/2007/PartnerControls"/>
   </ds:schemaRefs>
 </ds:datastoreItem>
+</file>
+
+<file path=customXml/itemProps4.xml><?xml version="1.0" encoding="utf-8"?>
+<ds:datastoreItem xmlns:ds="http://schemas.openxmlformats.org/officeDocument/2006/customXml" ds:itemID="{5BCEFE82-9C77-4C94-883F-D333C22003E4}">
+  <ds:schemaRefs>
+    <ds:schemaRef ds:uri="http://schemas.openxmlformats.org/officeDocument/2006/bibliography"/>
+  </ds:schemaRefs>
+</ds:datastoreItem>
 </file>
--- a/Documentation/Documentation.docx
+++ b/Documentation/Documentation.docx
@@ -368,7 +368,27 @@
                                 <w:sz w:val="32"/>
                                 <w:szCs w:val="32"/>
                               </w:rPr>
-                              <w:t xml:space="preserve">Research in UI/UX systems   </w:t>
+                              <w:t xml:space="preserve">Research in UI/UX </w:t>
+                            </w:r>
+                            <w:proofErr w:type="spellStart"/>
+                            <w:r>
+                              <w:rPr>
+                                <w:rFonts w:ascii="Calibri" w:hAnsi="Calibri" w:cs="Calibri"/>
+                                <w:i/>
+                                <w:sz w:val="32"/>
+                                <w:szCs w:val="32"/>
+                              </w:rPr>
+                              <w:t>systems</w:t>
+                            </w:r>
+                            <w:proofErr w:type="spellEnd"/>
+                            <w:r>
+                              <w:rPr>
+                                <w:rFonts w:ascii="Calibri" w:hAnsi="Calibri" w:cs="Calibri"/>
+                                <w:i/>
+                                <w:sz w:val="32"/>
+                                <w:szCs w:val="32"/>
+                              </w:rPr>
+                              <w:t xml:space="preserve">   </w:t>
                             </w:r>
                           </w:p>
                           <w:p>
@@ -898,7 +918,27 @@
                           <w:sz w:val="32"/>
                           <w:szCs w:val="32"/>
                         </w:rPr>
-                        <w:t xml:space="preserve">Research in UI/UX systems   </w:t>
+                        <w:t xml:space="preserve">Research in UI/UX </w:t>
+                      </w:r>
+                      <w:proofErr w:type="spellStart"/>
+                      <w:r>
+                        <w:rPr>
+                          <w:rFonts w:ascii="Calibri" w:hAnsi="Calibri" w:cs="Calibri"/>
+                          <w:i/>
+                          <w:sz w:val="32"/>
+                          <w:szCs w:val="32"/>
+                        </w:rPr>
+                        <w:t>systems</w:t>
+                      </w:r>
+                      <w:proofErr w:type="spellEnd"/>
+                      <w:r>
+                        <w:rPr>
+                          <w:rFonts w:ascii="Calibri" w:hAnsi="Calibri" w:cs="Calibri"/>
+                          <w:i/>
+                          <w:sz w:val="32"/>
+                          <w:szCs w:val="32"/>
+                        </w:rPr>
+                        <w:t xml:space="preserve">   </w:t>
                       </w:r>
                     </w:p>
                     <w:p>
@@ -1295,6 +1335,7 @@
         </w:rPr>
         <w:t xml:space="preserve">, </w:t>
       </w:r>
+      <w:proofErr w:type="spellStart"/>
       <w:r>
         <w:rPr>
           <w:rFonts w:ascii="Bahnschrift Light" w:hAnsi="Bahnschrift Light"/>
@@ -1304,6 +1345,7 @@
         </w:rPr>
         <w:t>Css</w:t>
       </w:r>
+      <w:proofErr w:type="spellEnd"/>
       <w:r>
         <w:rPr>
           <w:rFonts w:ascii="Bahnschrift Light" w:hAnsi="Bahnschrift Light"/>
@@ -1312,6 +1354,7 @@
         </w:rPr>
         <w:t xml:space="preserve"> και </w:t>
       </w:r>
+      <w:proofErr w:type="spellStart"/>
       <w:r>
         <w:rPr>
           <w:rFonts w:ascii="Bahnschrift Light" w:hAnsi="Bahnschrift Light"/>
@@ -1321,6 +1364,7 @@
         </w:rPr>
         <w:t>Javascript</w:t>
       </w:r>
+      <w:proofErr w:type="spellEnd"/>
       <w:r>
         <w:rPr>
           <w:rFonts w:ascii="Bahnschrift Light" w:hAnsi="Bahnschrift Light"/>
@@ -5447,6 +5491,7 @@
         </w:rPr>
         <w:t xml:space="preserve">- </w:t>
       </w:r>
+      <w:proofErr w:type="spellStart"/>
       <w:r>
         <w:rPr>
           <w:rFonts w:ascii="Bahnschrift Light" w:hAnsi="Bahnschrift Light"/>
@@ -5459,6 +5504,7 @@
         </w:rPr>
         <w:t>Usability</w:t>
       </w:r>
+      <w:proofErr w:type="spellEnd"/>
     </w:p>
     <w:p>
       <w:pPr>
@@ -5522,6 +5568,7 @@
         </w:rPr>
         <w:t xml:space="preserve">– </w:t>
       </w:r>
+      <w:proofErr w:type="spellStart"/>
       <w:r>
         <w:rPr>
           <w:rFonts w:ascii="Bahnschrift Light" w:hAnsi="Bahnschrift Light"/>
@@ -5534,6 +5581,7 @@
         </w:rPr>
         <w:t>Efficiency</w:t>
       </w:r>
+      <w:proofErr w:type="spellEnd"/>
     </w:p>
     <w:p>
       <w:pPr>
@@ -5601,6 +5649,7 @@
         </w:rPr>
         <w:t xml:space="preserve">- </w:t>
       </w:r>
+      <w:proofErr w:type="spellStart"/>
       <w:r>
         <w:rPr>
           <w:rFonts w:ascii="Bahnschrift Light" w:hAnsi="Bahnschrift Light"/>
@@ -5613,6 +5662,7 @@
         </w:rPr>
         <w:t>Effectiveness</w:t>
       </w:r>
+      <w:proofErr w:type="spellEnd"/>
     </w:p>
     <w:p>
       <w:pPr>
@@ -5662,8 +5712,22 @@
           <w:sz w:val="26"/>
           <w:szCs w:val="26"/>
         </w:rPr>
-        <w:t>Κλίμακα Likert</w:t>
-      </w:r>
+        <w:t xml:space="preserve">Κλίμακα </w:t>
+      </w:r>
+      <w:proofErr w:type="spellStart"/>
+      <w:r>
+        <w:rPr>
+          <w:rFonts w:ascii="Bahnschrift Light" w:hAnsi="Bahnschrift Light"/>
+          <w:b/>
+          <w:bCs/>
+          <w:i/>
+          <w:iCs/>
+          <w:sz w:val="26"/>
+          <w:szCs w:val="26"/>
+        </w:rPr>
+        <w:t>Likert</w:t>
+      </w:r>
+      <w:proofErr w:type="spellEnd"/>
     </w:p>
     <w:p>
       <w:pPr>
@@ -5718,6 +5782,7 @@
         </w:rPr>
         <w:t>H</w:t>
       </w:r>
+      <w:proofErr w:type="spellStart"/>
       <w:r>
         <w:rPr>
           <w:rFonts w:ascii="Bahnschrift Light" w:hAnsi="Bahnschrift Light"/>
@@ -5728,8 +5793,35 @@
           <w:sz w:val="26"/>
           <w:szCs w:val="26"/>
         </w:rPr>
-        <w:t>ero section</w:t>
-      </w:r>
+        <w:t>ero</w:t>
+      </w:r>
+      <w:proofErr w:type="spellEnd"/>
+      <w:r>
+        <w:rPr>
+          <w:rFonts w:ascii="Bahnschrift Light" w:hAnsi="Bahnschrift Light"/>
+          <w:b/>
+          <w:bCs/>
+          <w:i/>
+          <w:iCs/>
+          <w:sz w:val="26"/>
+          <w:szCs w:val="26"/>
+        </w:rPr>
+        <w:t xml:space="preserve"> </w:t>
+      </w:r>
+      <w:proofErr w:type="spellStart"/>
+      <w:r>
+        <w:rPr>
+          <w:rFonts w:ascii="Bahnschrift Light" w:hAnsi="Bahnschrift Light"/>
+          <w:b/>
+          <w:bCs/>
+          <w:i/>
+          <w:iCs/>
+          <w:sz w:val="26"/>
+          <w:szCs w:val="26"/>
+        </w:rPr>
+        <w:t>section</w:t>
+      </w:r>
+      <w:proofErr w:type="spellEnd"/>
     </w:p>
     <w:p>
       <w:pPr>
@@ -5817,6 +5909,8 @@
           <w:ilvl w:val="0"/>
           <w:numId w:val="47"/>
         </w:numPr>
+        <w:spacing w:beforeLines="240" w:before="576" w:after="0"/>
+        <w:ind w:left="714" w:hanging="357"/>
         <w:jc w:val="both"/>
         <w:rPr>
           <w:rFonts w:ascii="Bahnschrift Light" w:hAnsi="Bahnschrift Light" w:cs="Calibri"/>
@@ -5830,7 +5924,30 @@
           <w:sz w:val="24"/>
           <w:szCs w:val="24"/>
         </w:rPr>
-        <w:t>Υλοποιημένες Σελίδες</w:t>
+        <w:t xml:space="preserve">Σελίδα έρευνας </w:t>
+      </w:r>
+    </w:p>
+    <w:p>
+      <w:pPr>
+        <w:jc w:val="both"/>
+        <w:rPr>
+          <w:rFonts w:ascii="Bahnschrift Light" w:hAnsi="Bahnschrift Light" w:cs="Calibri"/>
+        </w:rPr>
+      </w:pPr>
+      <w:hyperlink r:id="rId12" w:history="1">
+        <w:r>
+          <w:rPr>
+            <w:rStyle w:val="Hyperlink"/>
+            <w:rFonts w:ascii="Bahnschrift Light" w:hAnsi="Bahnschrift Light" w:cs="Calibri"/>
+          </w:rPr>
+          <w:t>https://sofiemrkpl.github.io/Concept-Pages-Example/</w:t>
+        </w:r>
+      </w:hyperlink>
+      <w:r>
+        <w:rPr>
+          <w:rFonts w:ascii="Bahnschrift Light" w:hAnsi="Bahnschrift Light" w:cs="Calibri"/>
+        </w:rPr>
+        <w:t xml:space="preserve"> </w:t>
       </w:r>
     </w:p>
     <w:p>
@@ -5840,6 +5957,8 @@
           <w:ilvl w:val="0"/>
           <w:numId w:val="47"/>
         </w:numPr>
+        <w:spacing w:beforeLines="240" w:before="576" w:after="0"/>
+        <w:ind w:left="714" w:hanging="357"/>
         <w:jc w:val="both"/>
         <w:rPr>
           <w:rFonts w:ascii="Bahnschrift Light" w:hAnsi="Bahnschrift Light" w:cs="Calibri"/>
@@ -5853,7 +5972,54 @@
           <w:sz w:val="24"/>
           <w:szCs w:val="24"/>
         </w:rPr>
-        <w:t>Ερωτηματολόγιο</w:t>
+        <w:t>Υλοπο</w:t>
+      </w:r>
+      <w:r>
+        <w:rPr>
+          <w:rFonts w:ascii="Bahnschrift Light" w:hAnsi="Bahnschrift Light" w:cs="Calibri"/>
+          <w:sz w:val="24"/>
+          <w:szCs w:val="24"/>
+        </w:rPr>
+        <w:t>ίηση</w:t>
+      </w:r>
+      <w:r>
+        <w:rPr>
+          <w:rFonts w:ascii="Bahnschrift Light" w:hAnsi="Bahnschrift Light" w:cs="Calibri"/>
+          <w:sz w:val="24"/>
+          <w:szCs w:val="24"/>
+        </w:rPr>
+        <w:t xml:space="preserve"> Σελίδ</w:t>
+      </w:r>
+      <w:r>
+        <w:rPr>
+          <w:rFonts w:ascii="Bahnschrift Light" w:hAnsi="Bahnschrift Light" w:cs="Calibri"/>
+          <w:sz w:val="24"/>
+          <w:szCs w:val="24"/>
+        </w:rPr>
+        <w:t>ων</w:t>
+      </w:r>
+    </w:p>
+    <w:p>
+      <w:pPr>
+        <w:jc w:val="both"/>
+        <w:rPr>
+          <w:rFonts w:ascii="Bahnschrift Light" w:hAnsi="Bahnschrift Light" w:cs="Calibri"/>
+        </w:rPr>
+      </w:pPr>
+      <w:hyperlink r:id="rId13" w:history="1">
+        <w:r>
+          <w:rPr>
+            <w:rStyle w:val="Hyperlink"/>
+            <w:rFonts w:ascii="Bahnschrift Light" w:hAnsi="Bahnschrift Light" w:cs="Calibri"/>
+          </w:rPr>
+          <w:t>https://github.com/sofiemrkpl/Concept-Pages-Example</w:t>
+        </w:r>
+      </w:hyperlink>
+      <w:r>
+        <w:rPr>
+          <w:rFonts w:ascii="Bahnschrift Light" w:hAnsi="Bahnschrift Light" w:cs="Calibri"/>
+        </w:rPr>
+        <w:t xml:space="preserve"> </w:t>
       </w:r>
     </w:p>
     <w:p>
@@ -5863,6 +6029,7 @@
           <w:ilvl w:val="0"/>
           <w:numId w:val="47"/>
         </w:numPr>
+        <w:spacing w:beforeLines="240" w:before="576" w:after="0"/>
         <w:jc w:val="both"/>
         <w:rPr>
           <w:rFonts w:ascii="Bahnschrift Light" w:hAnsi="Bahnschrift Light" w:cs="Calibri"/>
@@ -5876,7 +6043,38 @@
           <w:sz w:val="24"/>
           <w:szCs w:val="24"/>
         </w:rPr>
-        <w:t>Δεδομένα που συλλέχθηκαν</w:t>
+        <w:t>Λευκή σ</w:t>
+      </w:r>
+      <w:r>
+        <w:rPr>
+          <w:rFonts w:ascii="Bahnschrift Light" w:hAnsi="Bahnschrift Light" w:cs="Calibri"/>
+          <w:sz w:val="24"/>
+          <w:szCs w:val="24"/>
+        </w:rPr>
+        <w:t xml:space="preserve">ελίδα </w:t>
+      </w:r>
+    </w:p>
+    <w:p>
+      <w:pPr>
+        <w:jc w:val="both"/>
+        <w:rPr>
+          <w:rFonts w:ascii="Bahnschrift Light" w:eastAsia="Calibri" w:hAnsi="Bahnschrift Light" w:cs="Calibri"/>
+        </w:rPr>
+      </w:pPr>
+      <w:hyperlink r:id="rId14" w:history="1">
+        <w:r>
+          <w:rPr>
+            <w:rStyle w:val="Hyperlink"/>
+            <w:rFonts w:ascii="Bahnschrift Light" w:hAnsi="Bahnschrift Light" w:cs="Calibri"/>
+          </w:rPr>
+          <w:t>https://sofiemrkpl.github.io/Concept-Pages-Example/white_page/pages_white/white_home_page.html</w:t>
+        </w:r>
+      </w:hyperlink>
+      <w:r>
+        <w:rPr>
+          <w:rFonts w:ascii="Bahnschrift Light" w:hAnsi="Bahnschrift Light" w:cs="Calibri"/>
+        </w:rPr>
+        <w:t xml:space="preserve"> </w:t>
       </w:r>
     </w:p>
     <w:p>
@@ -5886,6 +6084,161 @@
           <w:ilvl w:val="0"/>
           <w:numId w:val="47"/>
         </w:numPr>
+        <w:spacing w:beforeLines="240" w:before="576" w:after="0"/>
+        <w:jc w:val="both"/>
+        <w:rPr>
+          <w:rFonts w:ascii="Bahnschrift Light" w:hAnsi="Bahnschrift Light" w:cs="Calibri"/>
+          <w:sz w:val="24"/>
+          <w:szCs w:val="24"/>
+        </w:rPr>
+      </w:pPr>
+      <w:r>
+        <w:rPr>
+          <w:rFonts w:ascii="Bahnschrift Light" w:hAnsi="Bahnschrift Light" w:cs="Calibri"/>
+          <w:sz w:val="24"/>
+          <w:szCs w:val="24"/>
+        </w:rPr>
+        <w:t>Μονόχρωμη σ</w:t>
+      </w:r>
+      <w:r>
+        <w:rPr>
+          <w:rFonts w:ascii="Bahnschrift Light" w:hAnsi="Bahnschrift Light" w:cs="Calibri"/>
+          <w:sz w:val="24"/>
+          <w:szCs w:val="24"/>
+        </w:rPr>
+        <w:t xml:space="preserve">ελίδα </w:t>
+      </w:r>
+    </w:p>
+    <w:p>
+      <w:pPr>
+        <w:jc w:val="both"/>
+        <w:rPr>
+          <w:rFonts w:ascii="Bahnschrift Light" w:eastAsia="Calibri" w:hAnsi="Bahnschrift Light" w:cs="Calibri"/>
+        </w:rPr>
+      </w:pPr>
+      <w:hyperlink r:id="rId15" w:history="1">
+        <w:r>
+          <w:rPr>
+            <w:rStyle w:val="Hyperlink"/>
+            <w:rFonts w:ascii="Bahnschrift Light" w:hAnsi="Bahnschrift Light" w:cs="Calibri"/>
+          </w:rPr>
+          <w:t>https://sofiemrkpl.github.io/Concept-Pages-Example/monochrome_page/pages/monochrome_home_page.html</w:t>
+        </w:r>
+      </w:hyperlink>
+      <w:r>
+        <w:rPr>
+          <w:rFonts w:ascii="Bahnschrift Light" w:hAnsi="Bahnschrift Light" w:cs="Calibri"/>
+        </w:rPr>
+        <w:t xml:space="preserve"> </w:t>
+      </w:r>
+    </w:p>
+    <w:p>
+      <w:pPr>
+        <w:pStyle w:val="ListParagraph"/>
+        <w:numPr>
+          <w:ilvl w:val="0"/>
+          <w:numId w:val="47"/>
+        </w:numPr>
+        <w:spacing w:beforeLines="240" w:before="576" w:after="0"/>
+        <w:ind w:left="714" w:hanging="357"/>
+        <w:jc w:val="both"/>
+        <w:rPr>
+          <w:rFonts w:ascii="Bahnschrift Light" w:hAnsi="Bahnschrift Light" w:cs="Calibri"/>
+          <w:sz w:val="24"/>
+          <w:szCs w:val="24"/>
+        </w:rPr>
+      </w:pPr>
+      <w:r>
+        <w:rPr>
+          <w:rFonts w:ascii="Bahnschrift Light" w:hAnsi="Bahnschrift Light" w:cs="Calibri"/>
+          <w:sz w:val="24"/>
+          <w:szCs w:val="24"/>
+        </w:rPr>
+        <w:t>Ερωτηματολόγιο</w:t>
+      </w:r>
+    </w:p>
+    <w:p>
+      <w:pPr>
+        <w:spacing w:before="240"/>
+        <w:jc w:val="both"/>
+        <w:rPr>
+          <w:rFonts w:ascii="Bahnschrift Light" w:hAnsi="Bahnschrift Light" w:cs="Calibri"/>
+        </w:rPr>
+      </w:pPr>
+      <w:hyperlink r:id="rId16" w:history="1">
+        <w:r>
+          <w:rPr>
+            <w:rStyle w:val="Hyperlink"/>
+            <w:rFonts w:ascii="Bahnschrift Light" w:hAnsi="Bahnschrift Light" w:cs="Calibri"/>
+          </w:rPr>
+          <w:t>https://docs.google.com/forms/d/e/1FAIpQLSfV_HaWYzY9uJfLCzJVlWXqGVnNGTbR16eCgLldha3Wv7YESQ/viewform?usp=header</w:t>
+        </w:r>
+      </w:hyperlink>
+      <w:r>
+        <w:rPr>
+          <w:rFonts w:ascii="Bahnschrift Light" w:hAnsi="Bahnschrift Light" w:cs="Calibri"/>
+        </w:rPr>
+        <w:t xml:space="preserve"> </w:t>
+      </w:r>
+    </w:p>
+    <w:p>
+      <w:pPr>
+        <w:pStyle w:val="ListParagraph"/>
+        <w:numPr>
+          <w:ilvl w:val="0"/>
+          <w:numId w:val="47"/>
+        </w:numPr>
+        <w:spacing w:beforeLines="240" w:before="576" w:after="0"/>
+        <w:ind w:left="714" w:hanging="357"/>
+        <w:jc w:val="both"/>
+        <w:rPr>
+          <w:rFonts w:ascii="Bahnschrift Light" w:hAnsi="Bahnschrift Light" w:cs="Calibri"/>
+          <w:sz w:val="24"/>
+          <w:szCs w:val="24"/>
+        </w:rPr>
+      </w:pPr>
+      <w:r>
+        <w:rPr>
+          <w:rFonts w:ascii="Bahnschrift Light" w:hAnsi="Bahnschrift Light" w:cs="Calibri"/>
+          <w:sz w:val="24"/>
+          <w:szCs w:val="24"/>
+        </w:rPr>
+        <w:t>Δεδομένα που συλλέχθηκαν</w:t>
+      </w:r>
+    </w:p>
+    <w:p>
+      <w:pPr>
+        <w:spacing w:before="240"/>
+        <w:jc w:val="both"/>
+        <w:rPr>
+          <w:rFonts w:ascii="Bahnschrift Light" w:hAnsi="Bahnschrift Light" w:cs="Calibri"/>
+        </w:rPr>
+      </w:pPr>
+      <w:hyperlink r:id="rId17" w:history="1">
+        <w:r>
+          <w:rPr>
+            <w:rStyle w:val="Hyperlink"/>
+            <w:rFonts w:ascii="Bahnschrift Light" w:hAnsi="Bahnschrift Light" w:cs="Calibri"/>
+          </w:rPr>
+          <w:t>https://github.com/sofiemrkpl/Concept-Pages-Example/tree/main/Rersults</w:t>
+        </w:r>
+      </w:hyperlink>
+      <w:r>
+        <w:rPr>
+          <w:rFonts w:ascii="Bahnschrift Light" w:hAnsi="Bahnschrift Light" w:cs="Calibri"/>
+        </w:rPr>
+        <w:t xml:space="preserve"> </w:t>
+      </w:r>
+    </w:p>
+    <w:p>
+      <w:pPr>
+        <w:pStyle w:val="ListParagraph"/>
+        <w:numPr>
+          <w:ilvl w:val="0"/>
+          <w:numId w:val="47"/>
+        </w:numPr>
+        <w:spacing w:beforeLines="240" w:before="576" w:afterLines="120" w:after="288"/>
+        <w:ind w:left="714" w:hanging="357"/>
         <w:jc w:val="both"/>
         <w:rPr>
           <w:rFonts w:ascii="Bahnschrift Light" w:hAnsi="Bahnschrift Light" w:cs="Calibri"/>
@@ -5899,7 +6252,15 @@
           <w:sz w:val="24"/>
           <w:szCs w:val="24"/>
         </w:rPr>
-        <w:t>Ανάλυση Αποτελεσμάτων-</w:t>
+        <w:t>Ανάλυση</w:t>
+      </w:r>
+      <w:r>
+        <w:rPr>
+          <w:rFonts w:ascii="Bahnschrift Light" w:hAnsi="Bahnschrift Light" w:cs="Calibri"/>
+          <w:sz w:val="24"/>
+          <w:szCs w:val="24"/>
+        </w:rPr>
+        <w:t xml:space="preserve"> Αποτελεσμάτων-</w:t>
       </w:r>
       <w:r>
         <w:rPr>
@@ -5920,15 +6281,6 @@
           <w:bCs/>
           <w:sz w:val="28"/>
           <w:szCs w:val="28"/>
-        </w:rPr>
-      </w:pPr>
-    </w:p>
-    <w:p>
-      <w:pPr>
-        <w:pStyle w:val="NoSpacing"/>
-        <w:jc w:val="both"/>
-        <w:rPr>
-          <w:rFonts w:ascii="Bahnschrift Light" w:hAnsi="Bahnschrift Light" w:cs="Calibri"/>
         </w:rPr>
       </w:pPr>
     </w:p>
@@ -6270,7 +6622,21 @@
         <w:rPr>
           <w:rFonts w:ascii="Bahnschrift Light" w:hAnsi="Bahnschrift Light" w:cs="Calibri"/>
         </w:rPr>
-        <w:t xml:space="preserve">, είναι αυτές που καθορίζουν πως θα κινηθεί ο χρήστης μέσα στον ιστότοπο και με ποιόν τρόπο θα λάβει τις πληροφορίες που το πρβάλλονται </w:t>
+        <w:t xml:space="preserve">, είναι αυτές που καθορίζουν πως θα κινηθεί ο χρήστης μέσα στον ιστότοπο και με ποιόν τρόπο θα λάβει τις πληροφορίες που το </w:t>
+      </w:r>
+      <w:proofErr w:type="spellStart"/>
+      <w:r>
+        <w:rPr>
+          <w:rFonts w:ascii="Bahnschrift Light" w:hAnsi="Bahnschrift Light" w:cs="Calibri"/>
+        </w:rPr>
+        <w:t>πρβάλλονται</w:t>
+      </w:r>
+      <w:proofErr w:type="spellEnd"/>
+      <w:r>
+        <w:rPr>
+          <w:rFonts w:ascii="Bahnschrift Light" w:hAnsi="Bahnschrift Light" w:cs="Calibri"/>
+        </w:rPr>
+        <w:t xml:space="preserve"> </w:t>
       </w:r>
       <w:r>
         <w:rPr>
@@ -6370,7 +6736,21 @@
         <w:rPr>
           <w:rFonts w:ascii="Bahnschrift Light" w:hAnsi="Bahnschrift Light" w:cs="Vani"/>
         </w:rPr>
-        <w:t xml:space="preserve"> User Interface </w:t>
+        <w:t xml:space="preserve"> User </w:t>
+      </w:r>
+      <w:proofErr w:type="spellStart"/>
+      <w:r>
+        <w:rPr>
+          <w:rFonts w:ascii="Bahnschrift Light" w:hAnsi="Bahnschrift Light" w:cs="Vani"/>
+        </w:rPr>
+        <w:t>Interface</w:t>
+      </w:r>
+      <w:proofErr w:type="spellEnd"/>
+      <w:r>
+        <w:rPr>
+          <w:rFonts w:ascii="Bahnschrift Light" w:hAnsi="Bahnschrift Light" w:cs="Vani"/>
+        </w:rPr>
+        <w:t xml:space="preserve"> </w:t>
       </w:r>
       <w:r>
         <w:rPr>
@@ -6624,12 +7004,14 @@
         </w:rPr>
         <w:t xml:space="preserve"> </w:t>
       </w:r>
+      <w:proofErr w:type="spellStart"/>
       <w:r>
         <w:rPr>
           <w:rFonts w:ascii="Bahnschrift Light" w:hAnsi="Bahnschrift Light" w:cs="Calibri"/>
         </w:rPr>
         <w:t>κατά</w:t>
       </w:r>
+      <w:proofErr w:type="spellEnd"/>
       <w:r>
         <w:rPr>
           <w:rFonts w:ascii="Bahnschrift Light" w:hAnsi="Bahnschrift Light" w:cs="Vani"/>
@@ -8175,7 +8557,21 @@
         <w:rPr>
           <w:rFonts w:ascii="Bahnschrift Light" w:hAnsi="Bahnschrift Light" w:cs="Calibri"/>
         </w:rPr>
-        <w:t xml:space="preserve">Εξίσου σημαντική σημαντική είναι και η παροχή ερεθισμάτων μετά από κάθε ενέργεια του χρήστη. Κάθε «κλικ» είναι σημαντικό να ακολουθείται από μια αντίδραση στην πλευρά του συστήματος, όπως για παράδειγμα ένα </w:t>
+        <w:t xml:space="preserve">Εξίσου σημαντική </w:t>
+      </w:r>
+      <w:proofErr w:type="spellStart"/>
+      <w:r>
+        <w:rPr>
+          <w:rFonts w:ascii="Bahnschrift Light" w:hAnsi="Bahnschrift Light" w:cs="Calibri"/>
+        </w:rPr>
+        <w:t>σημαντική</w:t>
+      </w:r>
+      <w:proofErr w:type="spellEnd"/>
+      <w:r>
+        <w:rPr>
+          <w:rFonts w:ascii="Bahnschrift Light" w:hAnsi="Bahnschrift Light" w:cs="Calibri"/>
+        </w:rPr>
+        <w:t xml:space="preserve"> είναι και η παροχή ερεθισμάτων μετά από κάθε ενέργεια του χρήστη. Κάθε «κλικ» είναι σημαντικό να ακολουθείται από μια αντίδραση στην πλευρά του συστήματος, όπως για παράδειγμα ένα </w:t>
       </w:r>
       <w:r>
         <w:rPr>
@@ -8759,92 +9155,38 @@
         <w:spacing w:line="259" w:lineRule="auto"/>
         <w:jc w:val="both"/>
         <w:rPr>
-          <w:rFonts w:ascii="Bahnschrift Light" w:hAnsi="Bahnschrift Light" w:cs="Vani"/>
-        </w:rPr>
-      </w:pPr>
-      <w:r>
-        <w:rPr>
-          <w:rFonts w:ascii="Bahnschrift Light" w:hAnsi="Bahnschrift Light" w:cs="Calibri"/>
+          <w:rFonts w:ascii="Bahnschrift Light" w:hAnsi="Bahnschrift Light"/>
+        </w:rPr>
+      </w:pPr>
+      <w:r>
+        <w:rPr>
+          <w:rFonts w:ascii="Bahnschrift Light" w:hAnsi="Bahnschrift Light"/>
         </w:rPr>
         <w:t xml:space="preserve">Η ποιότητα σχεδιασμού UI/UX επηρεάζει άμεσα την απόδοση του χρήστη μέσα σε έναν ιστότοπο. Ο χρόνος ολοκλήρωσης εργασιών, τα ποσοστά σφαλμάτων και το επίπεδο ικανοποίησης συνδέονται στενά με τη σαφήνεια </w:t>
       </w:r>
       <w:r>
         <w:rPr>
-          <w:rFonts w:ascii="Bahnschrift Light" w:hAnsi="Bahnschrift Light" w:cs="Calibri"/>
+          <w:rFonts w:ascii="Bahnschrift Light" w:hAnsi="Bahnschrift Light"/>
         </w:rPr>
         <w:t xml:space="preserve">και </w:t>
       </w:r>
       <w:r>
         <w:rPr>
-          <w:rFonts w:ascii="Bahnschrift Light" w:hAnsi="Bahnschrift Light" w:cs="Calibri"/>
-        </w:rPr>
-        <w:t>συντελούν</w:t>
-      </w:r>
-      <w:r>
-        <w:rPr>
-          <w:rFonts w:ascii="Bahnschrift Light" w:hAnsi="Bahnschrift Light" w:cs="Vani"/>
-        </w:rPr>
-        <w:t xml:space="preserve"> </w:t>
-      </w:r>
-      <w:r>
-        <w:rPr>
-          <w:rFonts w:ascii="Bahnschrift Light" w:hAnsi="Bahnschrift Light" w:cs="Calibri"/>
-        </w:rPr>
-        <w:t>στην</w:t>
-      </w:r>
-      <w:r>
-        <w:rPr>
-          <w:rFonts w:ascii="Bahnschrift Light" w:hAnsi="Bahnschrift Light" w:cs="Vani"/>
-        </w:rPr>
-        <w:t xml:space="preserve"> </w:t>
-      </w:r>
-      <w:r>
-        <w:rPr>
-          <w:rFonts w:ascii="Bahnschrift Light" w:hAnsi="Bahnschrift Light" w:cs="Calibri"/>
-        </w:rPr>
-        <w:t>συνολική</w:t>
-      </w:r>
-      <w:r>
-        <w:rPr>
-          <w:rFonts w:ascii="Bahnschrift Light" w:hAnsi="Bahnschrift Light" w:cs="Vani"/>
-        </w:rPr>
-        <w:t xml:space="preserve"> </w:t>
-      </w:r>
-      <w:r>
-        <w:rPr>
-          <w:rFonts w:ascii="Bahnschrift Light" w:hAnsi="Bahnschrift Light" w:cs="Calibri"/>
+          <w:rFonts w:ascii="Bahnschrift Light" w:hAnsi="Bahnschrift Light"/>
+        </w:rPr>
+        <w:t xml:space="preserve">συντελούν στην συνολική </w:t>
+      </w:r>
+      <w:r>
+        <w:rPr>
+          <w:rFonts w:ascii="Bahnschrift Light" w:hAnsi="Bahnschrift Light"/>
         </w:rPr>
         <w:t>εμπειρία</w:t>
       </w:r>
       <w:r>
         <w:rPr>
-          <w:rFonts w:ascii="Bahnschrift Light" w:hAnsi="Bahnschrift Light" w:cs="Vani"/>
-        </w:rPr>
-        <w:t xml:space="preserve"> </w:t>
-      </w:r>
-      <w:r>
-        <w:rPr>
-          <w:rFonts w:ascii="Bahnschrift Light" w:hAnsi="Bahnschrift Light" w:cs="Calibri"/>
-        </w:rPr>
-        <w:t>των</w:t>
-      </w:r>
-      <w:r>
-        <w:rPr>
-          <w:rFonts w:ascii="Bahnschrift Light" w:hAnsi="Bahnschrift Light" w:cs="Vani"/>
-        </w:rPr>
-        <w:t xml:space="preserve"> </w:t>
-      </w:r>
-      <w:r>
-        <w:rPr>
-          <w:rFonts w:ascii="Bahnschrift Light" w:hAnsi="Bahnschrift Light" w:cs="Calibri"/>
-        </w:rPr>
-        <w:t>χρηστών</w:t>
-      </w:r>
-      <w:r>
-        <w:rPr>
-          <w:rFonts w:ascii="Bahnschrift Light" w:hAnsi="Bahnschrift Light" w:cs="Vani"/>
-        </w:rPr>
-        <w:t xml:space="preserve">. </w:t>
+          <w:rFonts w:ascii="Bahnschrift Light" w:hAnsi="Bahnschrift Light"/>
+        </w:rPr>
+        <w:t xml:space="preserve"> των χρηστών. </w:t>
       </w:r>
     </w:p>
     <w:p>
@@ -8852,145 +9194,54 @@
         <w:spacing w:line="259" w:lineRule="auto"/>
         <w:jc w:val="both"/>
         <w:rPr>
-          <w:rFonts w:ascii="Bahnschrift Light" w:hAnsi="Bahnschrift Light" w:cs="Calibri"/>
-        </w:rPr>
-      </w:pPr>
-      <w:r>
-        <w:rPr>
-          <w:rFonts w:ascii="Bahnschrift Light" w:hAnsi="Bahnschrift Light" w:cs="Calibri"/>
-        </w:rPr>
-        <w:t>Ένα</w:t>
-      </w:r>
-      <w:r>
-        <w:rPr>
-          <w:rFonts w:ascii="Bahnschrift Light" w:hAnsi="Bahnschrift Light" w:cs="Vani"/>
-        </w:rPr>
-        <w:t xml:space="preserve"> </w:t>
-      </w:r>
-      <w:r>
-        <w:rPr>
-          <w:rFonts w:ascii="Bahnschrift Light" w:hAnsi="Bahnschrift Light" w:cs="Calibri"/>
-        </w:rPr>
-        <w:t>καλά</w:t>
-      </w:r>
-      <w:r>
-        <w:rPr>
-          <w:rFonts w:ascii="Bahnschrift Light" w:hAnsi="Bahnschrift Light" w:cs="Vani"/>
-        </w:rPr>
-        <w:t xml:space="preserve"> </w:t>
-      </w:r>
-      <w:r>
-        <w:rPr>
-          <w:rFonts w:ascii="Bahnschrift Light" w:hAnsi="Bahnschrift Light" w:cs="Calibri"/>
-        </w:rPr>
-        <w:t>δομημένο</w:t>
-      </w:r>
-      <w:r>
-        <w:rPr>
-          <w:rFonts w:ascii="Bahnschrift Light" w:hAnsi="Bahnschrift Light" w:cs="Vani"/>
-        </w:rPr>
-        <w:t xml:space="preserve"> </w:t>
-      </w:r>
-      <w:r>
-        <w:rPr>
-          <w:rFonts w:ascii="Bahnschrift Light" w:hAnsi="Bahnschrift Light" w:cs="Vani"/>
-          <w:lang w:val="en-GB"/>
-        </w:rPr>
-        <w:t>UI</w:t>
-      </w:r>
-      <w:r>
-        <w:rPr>
-          <w:rFonts w:ascii="Bahnschrift Light" w:hAnsi="Bahnschrift Light" w:cs="Vani"/>
-        </w:rPr>
-        <w:t xml:space="preserve"> </w:t>
-      </w:r>
-      <w:r>
-        <w:rPr>
-          <w:rFonts w:ascii="Bahnschrift Light" w:hAnsi="Bahnschrift Light" w:cs="Calibri"/>
-        </w:rPr>
-        <w:t>μειώ</w:t>
-      </w:r>
-      <w:r>
-        <w:rPr>
-          <w:rFonts w:ascii="Bahnschrift Light" w:hAnsi="Bahnschrift Light" w:cs="Calibri"/>
-        </w:rPr>
-        <w:t>νει</w:t>
-      </w:r>
-      <w:r>
-        <w:rPr>
-          <w:rFonts w:ascii="Bahnschrift Light" w:hAnsi="Bahnschrift Light" w:cs="Vani"/>
-        </w:rPr>
-        <w:t xml:space="preserve"> </w:t>
-      </w:r>
-      <w:r>
-        <w:rPr>
-          <w:rFonts w:ascii="Bahnschrift Light" w:hAnsi="Bahnschrift Light" w:cs="Calibri"/>
-        </w:rPr>
-        <w:t>τον</w:t>
-      </w:r>
-      <w:r>
-        <w:rPr>
-          <w:rFonts w:ascii="Bahnschrift Light" w:hAnsi="Bahnschrift Light" w:cs="Vani"/>
-        </w:rPr>
-        <w:t xml:space="preserve"> «</w:t>
-      </w:r>
-      <w:r>
-        <w:rPr>
-          <w:rFonts w:ascii="Bahnschrift Light" w:hAnsi="Bahnschrift Light" w:cs="Calibri"/>
-        </w:rPr>
-        <w:t>νεκρό</w:t>
-      </w:r>
-      <w:r>
-        <w:rPr>
-          <w:rFonts w:ascii="Bahnschrift Light" w:hAnsi="Bahnschrift Light" w:cs="Vani"/>
-        </w:rPr>
-        <w:t xml:space="preserve"> </w:t>
-      </w:r>
-      <w:r>
-        <w:rPr>
-          <w:rFonts w:ascii="Bahnschrift Light" w:hAnsi="Bahnschrift Light" w:cs="Calibri"/>
-        </w:rPr>
-        <w:t>χρόνο</w:t>
-      </w:r>
-      <w:r>
-        <w:rPr>
-          <w:rFonts w:ascii="Bahnschrift Light" w:hAnsi="Bahnschrift Light" w:cs="Vani"/>
-        </w:rPr>
-        <w:t xml:space="preserve">» </w:t>
-      </w:r>
-      <w:r>
-        <w:rPr>
-          <w:rFonts w:ascii="Bahnschrift Light" w:hAnsi="Bahnschrift Light" w:cs="Calibri"/>
-        </w:rPr>
-        <w:t>περιήγησης</w:t>
-      </w:r>
-      <w:r>
-        <w:rPr>
-          <w:rFonts w:ascii="Bahnschrift Light" w:hAnsi="Bahnschrift Light" w:cs="Calibri"/>
-        </w:rPr>
-        <w:t xml:space="preserve"> </w:t>
-      </w:r>
-      <w:r>
-        <w:rPr>
-          <w:rFonts w:ascii="Bahnschrift Light" w:hAnsi="Bahnschrift Light" w:cs="Calibri"/>
+          <w:rFonts w:ascii="Bahnschrift Light" w:hAnsi="Bahnschrift Light"/>
+        </w:rPr>
+      </w:pPr>
+      <w:r>
+        <w:rPr>
+          <w:rFonts w:ascii="Bahnschrift Light" w:hAnsi="Bahnschrift Light"/>
+        </w:rPr>
+        <w:t>Ένα καλά δομημένο UI</w:t>
+      </w:r>
+      <w:r>
+        <w:rPr>
+          <w:rFonts w:ascii="Bahnschrift Light" w:hAnsi="Bahnschrift Light"/>
+        </w:rPr>
+        <w:t xml:space="preserve"> μειώ</w:t>
+      </w:r>
+      <w:r>
+        <w:rPr>
+          <w:rFonts w:ascii="Bahnschrift Light" w:hAnsi="Bahnschrift Light"/>
+        </w:rPr>
+        <w:t>νει τον «νεκρό χρόνο» περιήγησης</w:t>
+      </w:r>
+      <w:r>
+        <w:rPr>
+          <w:rFonts w:ascii="Bahnschrift Light" w:hAnsi="Bahnschrift Light"/>
+        </w:rPr>
+        <w:t xml:space="preserve"> </w:t>
+      </w:r>
+      <w:r>
+        <w:rPr>
+          <w:rFonts w:ascii="Bahnschrift Light" w:hAnsi="Bahnschrift Light"/>
         </w:rPr>
         <w:t xml:space="preserve">καθώς </w:t>
       </w:r>
       <w:r>
         <w:rPr>
-          <w:rFonts w:ascii="Bahnschrift Light" w:hAnsi="Bahnschrift Light" w:cs="Calibri"/>
+          <w:rFonts w:ascii="Bahnschrift Light" w:hAnsi="Bahnschrift Light"/>
         </w:rPr>
         <w:t>δεν χρειάζεται να γίνει εκτενής εξέταση της σελίδας για βρεθεί η επιθυμητή λειτουργία.</w:t>
       </w:r>
       <w:r>
         <w:rPr>
-          <w:rFonts w:ascii="Bahnschrift Light" w:hAnsi="Bahnschrift Light" w:cs="Calibri"/>
+          <w:rFonts w:ascii="Bahnschrift Light" w:hAnsi="Bahnschrift Light"/>
         </w:rPr>
         <w:t xml:space="preserve"> Οι ξεκάθαρες ενδείξεις για το ποια θα πρέπει να είναι η επόμενη ενέργεια κάνουν την σελίδα πιο σαφή</w:t>
       </w:r>
       <w:r>
         <w:rPr>
-          <w:rFonts w:ascii="Bahnschrift Light" w:hAnsi="Bahnschrift Light" w:cs="Calibri"/>
+          <w:rFonts w:ascii="Bahnschrift Light" w:hAnsi="Bahnschrift Light"/>
         </w:rPr>
         <w:t xml:space="preserve">, ο χρήστης δεν μένει αδρανής ψάχνοντας ποια θα πρέπει να είναι η επόμενη κίνησή του. </w:t>
       </w:r>
@@ -9000,18 +9251,18 @@
         <w:spacing w:line="259" w:lineRule="auto"/>
         <w:jc w:val="both"/>
         <w:rPr>
-          <w:rFonts w:ascii="Bahnschrift Light" w:hAnsi="Bahnschrift Light" w:cs="Calibri"/>
-        </w:rPr>
-      </w:pPr>
-      <w:r>
-        <w:rPr>
-          <w:rFonts w:ascii="Bahnschrift Light" w:hAnsi="Bahnschrift Light" w:cs="Calibri"/>
+          <w:rFonts w:ascii="Bahnschrift Light" w:hAnsi="Bahnschrift Light"/>
+        </w:rPr>
+      </w:pPr>
+      <w:r>
+        <w:rPr>
+          <w:rFonts w:ascii="Bahnschrift Light" w:hAnsi="Bahnschrift Light"/>
         </w:rPr>
         <w:t>Η αποδοτικότητα όμως δεν εξαρτάται μόνο από την ταχύτητα με την οποία ανακατευθύνεται κάποιος ανάμεσα στις λειτουργείες.</w:t>
       </w:r>
       <w:r>
         <w:rPr>
-          <w:rFonts w:ascii="Bahnschrift Light" w:hAnsi="Bahnschrift Light" w:cs="Calibri"/>
+          <w:rFonts w:ascii="Bahnschrift Light" w:hAnsi="Bahnschrift Light"/>
         </w:rPr>
         <w:t xml:space="preserve"> Όταν τα στοιχεία είναι σαφή και ευδιάκριτα, μειώνονται τα λάθη εισαγωγής δεδομένων και οι λανθασμένες επιλογές. Οι χρήστες ολοκληρώνουν τις εργασίες τους με λιγότερες διορθώσεις και λιγότερη απογοήτευση. </w:t>
       </w:r>
@@ -9021,33 +9272,20 @@
         <w:spacing w:line="259" w:lineRule="auto"/>
         <w:jc w:val="both"/>
         <w:rPr>
-          <w:rFonts w:ascii="Bahnschrift Light" w:hAnsi="Bahnschrift Light" w:cs="Calibri"/>
-        </w:rPr>
-      </w:pPr>
-      <w:r>
-        <w:rPr>
-          <w:rFonts w:ascii="Bahnschrift Light" w:hAnsi="Bahnschrift Light" w:cs="Calibri"/>
+          <w:rFonts w:ascii="Bahnschrift Light" w:hAnsi="Bahnschrift Light"/>
+        </w:rPr>
+      </w:pPr>
+      <w:r>
+        <w:rPr>
+          <w:rFonts w:ascii="Bahnschrift Light" w:hAnsi="Bahnschrift Light"/>
         </w:rPr>
         <w:t xml:space="preserve">Ένα ακόμα στοιχείο που μπορεί να επηρεάσει την εμπειρία του χρήστη είναι η αίσθηση πως έχει τον έλεγχο κατά τη διάρκεια της πλοήγησής του. Σε αυτό συνεισφέρουν ενδείξεις προόδου, </w:t>
       </w:r>
       <w:r>
         <w:rPr>
-          <w:rFonts w:ascii="Bahnschrift Light" w:hAnsi="Bahnschrift Light" w:cs="Calibri"/>
-        </w:rPr>
-        <w:t xml:space="preserve">κουμπιά </w:t>
-      </w:r>
-      <w:r>
-        <w:rPr>
-          <w:rFonts w:ascii="Bahnschrift Light" w:hAnsi="Bahnschrift Light" w:cs="Calibri"/>
-          <w:lang w:val="en-GB"/>
-        </w:rPr>
-        <w:t>navigation</w:t>
-      </w:r>
-      <w:r>
-        <w:rPr>
-          <w:rFonts w:ascii="Bahnschrift Light" w:hAnsi="Bahnschrift Light" w:cs="Calibri"/>
-        </w:rPr>
-        <w:t>, η αποφυγή μη αναστρέψιμων ενεργειών. Όταν παρέχονται επιλογές για διόρθωση λαθών καλλιεργείται ένα περιβάλλον εμπιστοσύνης και ασφάλειας.</w:t>
+          <w:rFonts w:ascii="Bahnschrift Light" w:hAnsi="Bahnschrift Light"/>
+        </w:rPr>
+        <w:t>κουμπιά navigation, η αποφυγή μη αναστρέψιμων ενεργειών. Όταν παρέχονται επιλογές για διόρθωση λαθών καλλιεργείται ένα περιβάλλον εμπιστοσύνης και ασφάλειας.</w:t>
       </w:r>
     </w:p>
     <w:p>
@@ -9055,18 +9293,18 @@
         <w:spacing w:line="259" w:lineRule="auto"/>
         <w:jc w:val="both"/>
         <w:rPr>
-          <w:rFonts w:ascii="Bahnschrift Light" w:hAnsi="Bahnschrift Light" w:cs="Calibri"/>
-        </w:rPr>
-      </w:pPr>
-      <w:r>
-        <w:rPr>
-          <w:rFonts w:ascii="Bahnschrift Light" w:hAnsi="Bahnschrift Light" w:cs="Calibri"/>
+          <w:rFonts w:ascii="Bahnschrift Light" w:hAnsi="Bahnschrift Light"/>
+        </w:rPr>
+      </w:pPr>
+      <w:r>
+        <w:rPr>
+          <w:rFonts w:ascii="Bahnschrift Light" w:hAnsi="Bahnschrift Light"/>
         </w:rPr>
         <w:t>Κατά τη δημιουργία ενός ιστοτόπου είναι ακόμα πολύ σημαντικό να ακολουθούμε μια γραμμή απλότητας στη σχεδίαση. Οι περιττές πληροφορίες «βομβαρδίζουν» τον χρήστη</w:t>
       </w:r>
       <w:r>
         <w:rPr>
-          <w:rFonts w:ascii="Bahnschrift Light" w:hAnsi="Bahnschrift Light" w:cs="Calibri"/>
+          <w:rFonts w:ascii="Bahnschrift Light" w:hAnsi="Bahnschrift Light"/>
         </w:rPr>
         <w:t xml:space="preserve"> και κάνουν την εμπειρία του δυσκολότερη και αυξάνεται η πιθανότητα να εγκαταλειφθεί ο ιστότοπος εάν η διαδικασία γίνει πολύ κουραστική.</w:t>
       </w:r>
@@ -9076,12 +9314,12 @@
         <w:spacing w:line="259" w:lineRule="auto"/>
         <w:jc w:val="both"/>
         <w:rPr>
-          <w:rFonts w:ascii="Bahnschrift Light" w:hAnsi="Bahnschrift Light" w:cs="Calibri"/>
-        </w:rPr>
-      </w:pPr>
-      <w:r>
-        <w:rPr>
-          <w:rFonts w:ascii="Bahnschrift Light" w:hAnsi="Bahnschrift Light" w:cs="Calibri"/>
+          <w:rFonts w:ascii="Bahnschrift Light" w:hAnsi="Bahnschrift Light"/>
+        </w:rPr>
+      </w:pPr>
+      <w:r>
+        <w:rPr>
+          <w:rFonts w:ascii="Bahnschrift Light" w:hAnsi="Bahnschrift Light"/>
         </w:rPr>
         <w:t xml:space="preserve">Για να επιτύχουμε την επιστροφή στην ιστοσελίδα είναι βασικό η εξυπηρέτηση να γίνεται γλήγορα και ξεκάθαρα από ένα επαγγελματικό περιβάλλον.  </w:t>
       </w:r>
@@ -9171,833 +9409,350 @@
         <w:pStyle w:val="-"/>
         <w:spacing w:after="0"/>
         <w:rPr>
-          <w:rFonts w:ascii="Bahnschrift Light" w:hAnsi="Bahnschrift Light" w:cs="Vani"/>
+          <w:rFonts w:ascii="Bahnschrift Light" w:hAnsi="Bahnschrift Light" w:cs="Times New Roman"/>
           <w:sz w:val="24"/>
           <w:szCs w:val="24"/>
         </w:rPr>
       </w:pPr>
       <w:r>
         <w:rPr>
-          <w:rFonts w:ascii="Bahnschrift Light" w:hAnsi="Bahnschrift Light"/>
+          <w:rFonts w:ascii="Bahnschrift Light" w:hAnsi="Bahnschrift Light" w:cs="Times New Roman"/>
           <w:sz w:val="24"/>
           <w:szCs w:val="24"/>
         </w:rPr>
-        <w:t>Η</w:t>
-      </w:r>
-      <w:r>
-        <w:rPr>
-          <w:rFonts w:ascii="Bahnschrift Light" w:hAnsi="Bahnschrift Light" w:cs="Vani"/>
+        <w:t>Η έρευνα για την αποτελεσματικότητα ιστοσελίδων έχει αναδείξει μεθόδους</w:t>
+      </w:r>
+      <w:r>
+        <w:rPr>
+          <w:rFonts w:ascii="Bahnschrift Light" w:hAnsi="Bahnschrift Light" w:cs="Times New Roman"/>
           <w:sz w:val="24"/>
           <w:szCs w:val="24"/>
         </w:rPr>
-        <w:t xml:space="preserve"> </w:t>
-      </w:r>
-      <w:r>
-        <w:rPr>
-          <w:rFonts w:ascii="Bahnschrift Light" w:hAnsi="Bahnschrift Light"/>
+        <w:t xml:space="preserve"> αξιολόγησης της</w:t>
+      </w:r>
+      <w:r>
+        <w:rPr>
+          <w:rFonts w:ascii="Bahnschrift Light" w:hAnsi="Bahnschrift Light" w:cs="Times New Roman"/>
           <w:sz w:val="24"/>
           <w:szCs w:val="24"/>
         </w:rPr>
-        <w:t>έρευνα</w:t>
-      </w:r>
-      <w:r>
-        <w:rPr>
-          <w:rFonts w:ascii="Bahnschrift Light" w:hAnsi="Bahnschrift Light" w:cs="Vani"/>
+        <w:t xml:space="preserve"> παραγωγικότητα κατά τη χρήση τους. </w:t>
+      </w:r>
+      <w:r>
+        <w:rPr>
+          <w:rFonts w:ascii="Bahnschrift Light" w:hAnsi="Bahnschrift Light" w:cs="Times New Roman"/>
           <w:sz w:val="24"/>
           <w:szCs w:val="24"/>
         </w:rPr>
-        <w:t xml:space="preserve"> </w:t>
-      </w:r>
-      <w:r>
-        <w:rPr>
-          <w:rFonts w:ascii="Bahnschrift Light" w:hAnsi="Bahnschrift Light"/>
+        <w:t>Η αποδοτικότητα μπορεί να ποσοτικοποιήθει με βάση διάφορα κριτήρια, τον χρόνο που χρειάζεται για την ολοκλήρωση μιας ενέργειας, το ποσοστό λανθασμένων ενεργειών, το ποσοστό επιτυχίας ολοκλήρωσης</w:t>
+      </w:r>
+      <w:r>
+        <w:rPr>
+          <w:rFonts w:ascii="Bahnschrift Light" w:hAnsi="Bahnschrift Light" w:cs="Times New Roman"/>
           <w:sz w:val="24"/>
           <w:szCs w:val="24"/>
         </w:rPr>
-        <w:t>για</w:t>
-      </w:r>
-      <w:r>
-        <w:rPr>
-          <w:rFonts w:ascii="Bahnschrift Light" w:hAnsi="Bahnschrift Light" w:cs="Vani"/>
+        <w:t>.</w:t>
+      </w:r>
+      <w:r>
+        <w:rPr>
+          <w:rFonts w:ascii="Bahnschrift Light" w:hAnsi="Bahnschrift Light" w:cs="Times New Roman"/>
           <w:sz w:val="24"/>
           <w:szCs w:val="24"/>
         </w:rPr>
         <w:t xml:space="preserve"> </w:t>
       </w:r>
-      <w:r>
-        <w:rPr>
-          <w:rFonts w:ascii="Bahnschrift Light" w:hAnsi="Bahnschrift Light"/>
+    </w:p>
+    <w:p>
+      <w:pPr>
+        <w:pStyle w:val="-"/>
+        <w:spacing w:after="0"/>
+        <w:rPr>
+          <w:rFonts w:ascii="Bahnschrift Light" w:hAnsi="Bahnschrift Light" w:cs="Times New Roman"/>
           <w:sz w:val="24"/>
           <w:szCs w:val="24"/>
         </w:rPr>
-        <w:t>την</w:t>
-      </w:r>
-      <w:r>
-        <w:rPr>
-          <w:rFonts w:ascii="Bahnschrift Light" w:hAnsi="Bahnschrift Light" w:cs="Vani"/>
+      </w:pPr>
+      <w:r>
+        <w:rPr>
+          <w:rFonts w:ascii="Bahnschrift Light" w:hAnsi="Bahnschrift Light" w:cs="Times New Roman"/>
           <w:sz w:val="24"/>
           <w:szCs w:val="24"/>
         </w:rPr>
-        <w:t xml:space="preserve"> </w:t>
-      </w:r>
-      <w:r>
-        <w:rPr>
-          <w:rFonts w:ascii="Bahnschrift Light" w:hAnsi="Bahnschrift Light"/>
+        <w:t>Οι μελέτες των τελευταίων χρόνων κλείνουν προς πιο ρεαλιστικές συνθήκες κατά τη διάρκεια της έρευνας. Οι συμμετέχοντες καλούνται να πλοηγηθούν σε ρεαλιστικά στημένες σελίδες</w:t>
+      </w:r>
+      <w:r>
+        <w:rPr>
+          <w:rFonts w:ascii="Bahnschrift Light" w:hAnsi="Bahnschrift Light" w:cs="Times New Roman"/>
           <w:sz w:val="24"/>
           <w:szCs w:val="24"/>
         </w:rPr>
-        <w:t>αποτελεσματικότητα</w:t>
-      </w:r>
-      <w:r>
-        <w:rPr>
-          <w:rFonts w:ascii="Bahnschrift Light" w:hAnsi="Bahnschrift Light" w:cs="Vani"/>
+        <w:t xml:space="preserve">, </w:t>
+      </w:r>
+      <w:r>
+        <w:rPr>
+          <w:rFonts w:ascii="Bahnschrift Light" w:hAnsi="Bahnschrift Light" w:cs="Times New Roman"/>
           <w:sz w:val="24"/>
           <w:szCs w:val="24"/>
         </w:rPr>
-        <w:t xml:space="preserve"> </w:t>
-      </w:r>
-      <w:r>
-        <w:rPr>
-          <w:rFonts w:ascii="Bahnschrift Light" w:hAnsi="Bahnschrift Light"/>
+        <w:t>να υλοποιήσουν ορισμένες ζητο</w:t>
+      </w:r>
+      <w:r>
+        <w:rPr>
+          <w:rFonts w:ascii="Bahnschrift Light" w:hAnsi="Bahnschrift Light" w:cs="Times New Roman"/>
           <w:sz w:val="24"/>
           <w:szCs w:val="24"/>
         </w:rPr>
-        <w:t>ιστοσελίδων</w:t>
-      </w:r>
-      <w:r>
-        <w:rPr>
-          <w:rFonts w:ascii="Bahnschrift Light" w:hAnsi="Bahnschrift Light" w:cs="Vani"/>
+        <w:t>ύ</w:t>
+      </w:r>
+      <w:r>
+        <w:rPr>
+          <w:rFonts w:ascii="Bahnschrift Light" w:hAnsi="Bahnschrift Light" w:cs="Times New Roman"/>
           <w:sz w:val="24"/>
           <w:szCs w:val="24"/>
         </w:rPr>
-        <w:t xml:space="preserve"> </w:t>
-      </w:r>
-      <w:r>
-        <w:rPr>
-          <w:rFonts w:ascii="Bahnschrift Light" w:hAnsi="Bahnschrift Light"/>
+        <w:t>μενες εργασίες και στη συνέχεια να καταγράψουν τις εμπειρίες τους</w:t>
+      </w:r>
+      <w:r>
+        <w:rPr>
+          <w:rFonts w:ascii="Bahnschrift Light" w:hAnsi="Bahnschrift Light" w:cs="Times New Roman"/>
           <w:sz w:val="24"/>
           <w:szCs w:val="24"/>
         </w:rPr>
-        <w:t>έχει</w:t>
-      </w:r>
-      <w:r>
-        <w:rPr>
-          <w:rFonts w:ascii="Bahnschrift Light" w:hAnsi="Bahnschrift Light" w:cs="Vani"/>
+        <w:t xml:space="preserve">, έτσι μπορούμε να ταυτοποιήσουμε ποια στοιχεία είναι περισσότερο και ποια λιγότερο αποδοτικά. Η ανάλυση της συμπεριφοράς των ερωτηθέντων μας βοηθά να εντοπίσουμε σε ποια </w:t>
+      </w:r>
+      <w:r>
+        <w:rPr>
+          <w:rFonts w:ascii="Bahnschrift Light" w:hAnsi="Bahnschrift Light" w:cs="Times New Roman"/>
           <w:sz w:val="24"/>
           <w:szCs w:val="24"/>
         </w:rPr>
-        <w:t xml:space="preserve"> </w:t>
-      </w:r>
-      <w:r>
-        <w:rPr>
-          <w:rFonts w:ascii="Bahnschrift Light" w:hAnsi="Bahnschrift Light"/>
+        <w:lastRenderedPageBreak/>
+        <w:t>σημεία αδυναμεί η εκάστοτε υλοποίηση</w:t>
+      </w:r>
+      <w:r>
+        <w:rPr>
+          <w:rFonts w:ascii="Bahnschrift Light" w:hAnsi="Bahnschrift Light" w:cs="Times New Roman"/>
           <w:sz w:val="24"/>
           <w:szCs w:val="24"/>
         </w:rPr>
-        <w:t>αναδείξει</w:t>
-      </w:r>
-      <w:r>
-        <w:rPr>
-          <w:rFonts w:ascii="Bahnschrift Light" w:hAnsi="Bahnschrift Light" w:cs="Vani"/>
+        <w:t xml:space="preserve"> πολύ</w:t>
+      </w:r>
+      <w:r>
+        <w:rPr>
+          <w:rFonts w:ascii="Bahnschrift Light" w:hAnsi="Bahnschrift Light" w:cs="Times New Roman"/>
           <w:sz w:val="24"/>
           <w:szCs w:val="24"/>
         </w:rPr>
-        <w:t xml:space="preserve"> </w:t>
-      </w:r>
-      <w:r>
-        <w:rPr>
-          <w:rFonts w:ascii="Bahnschrift Light" w:hAnsi="Bahnschrift Light"/>
+        <w:t xml:space="preserve"> περισσότερο από μια </w:t>
+      </w:r>
+      <w:r>
+        <w:rPr>
+          <w:rFonts w:ascii="Bahnschrift Light" w:hAnsi="Bahnschrift Light" w:cs="Times New Roman"/>
           <w:sz w:val="24"/>
           <w:szCs w:val="24"/>
         </w:rPr>
-        <w:t>μεθόδους</w:t>
-      </w:r>
-      <w:r>
-        <w:rPr>
-          <w:rFonts w:ascii="Bahnschrift Light" w:hAnsi="Bahnschrift Light"/>
+        <w:t>απλή μελέτη πάνω στον σχεδιασμό της</w:t>
+      </w:r>
+      <w:r>
+        <w:rPr>
+          <w:rFonts w:ascii="Bahnschrift Light" w:hAnsi="Bahnschrift Light" w:cs="Times New Roman"/>
           <w:sz w:val="24"/>
           <w:szCs w:val="24"/>
         </w:rPr>
-        <w:t xml:space="preserve"> αξιολόγησης της</w:t>
-      </w:r>
-      <w:r>
-        <w:rPr>
-          <w:rFonts w:ascii="Bahnschrift Light" w:hAnsi="Bahnschrift Light" w:cs="Vani"/>
+        <w:t>.</w:t>
+      </w:r>
+    </w:p>
+    <w:p>
+      <w:pPr>
+        <w:pStyle w:val="-"/>
+        <w:spacing w:after="0"/>
+        <w:rPr>
+          <w:rFonts w:ascii="Bahnschrift Light" w:hAnsi="Bahnschrift Light" w:cs="Times New Roman"/>
           <w:sz w:val="24"/>
           <w:szCs w:val="24"/>
         </w:rPr>
-        <w:t xml:space="preserve"> </w:t>
-      </w:r>
-      <w:r>
-        <w:rPr>
-          <w:rFonts w:ascii="Bahnschrift Light" w:hAnsi="Bahnschrift Light"/>
+      </w:pPr>
+      <w:r>
+        <w:rPr>
+          <w:rFonts w:ascii="Bahnschrift Light" w:hAnsi="Bahnschrift Light" w:cs="Times New Roman"/>
           <w:sz w:val="24"/>
           <w:szCs w:val="24"/>
         </w:rPr>
-        <w:t>παραγωγικότητα</w:t>
-      </w:r>
-      <w:r>
-        <w:rPr>
-          <w:rFonts w:ascii="Bahnschrift Light" w:hAnsi="Bahnschrift Light" w:cs="Vani"/>
+        <w:t>Για την αποτύπωση της εμπειρίας κάθε χρήστη είναι εξαιρετικά βοηθητική η δημιουργεί και χρήση ερωτηματολογίων. Μέσω αυτών συλλέγονται οι υποκειμενικές σκέψεις των χρηστών που δεν είναι εύκολο να ποσοτικοποιηθούν με άλλο τρόπο.</w:t>
+      </w:r>
+      <w:r>
+        <w:rPr>
+          <w:rFonts w:ascii="Bahnschrift Light" w:hAnsi="Bahnschrift Light" w:cs="Times New Roman"/>
           <w:sz w:val="24"/>
           <w:szCs w:val="24"/>
         </w:rPr>
         <w:t xml:space="preserve"> </w:t>
       </w:r>
-      <w:r>
-        <w:rPr>
-          <w:rFonts w:ascii="Bahnschrift Light" w:hAnsi="Bahnschrift Light"/>
+    </w:p>
+    <w:p>
+      <w:pPr>
+        <w:pStyle w:val="-"/>
+        <w:rPr>
+          <w:rFonts w:ascii="Bahnschrift Light" w:hAnsi="Bahnschrift Light" w:cs="Vani"/>
           <w:sz w:val="24"/>
           <w:szCs w:val="24"/>
         </w:rPr>
-        <w:t>κατά</w:t>
-      </w:r>
-      <w:r>
-        <w:rPr>
-          <w:rFonts w:ascii="Bahnschrift Light" w:hAnsi="Bahnschrift Light" w:cs="Vani"/>
+      </w:pPr>
+    </w:p>
+    <w:p>
+      <w:pPr>
+        <w:pStyle w:val="Heading4"/>
+        <w:spacing w:after="120"/>
+        <w:jc w:val="both"/>
+        <w:rPr>
+          <w:rFonts w:ascii="Bahnschrift Light" w:hAnsi="Bahnschrift Light" w:cs="Vani"/>
+        </w:rPr>
+      </w:pPr>
+      <w:bookmarkStart w:id="16" w:name="_Toc222042360"/>
+      <w:r>
+        <w:rPr>
+          <w:rFonts w:ascii="Bahnschrift Light" w:hAnsi="Bahnschrift Light" w:cs="Calibri"/>
+        </w:rPr>
+        <w:t>Βάση</w:t>
+      </w:r>
+      <w:r>
+        <w:rPr>
+          <w:rFonts w:ascii="Bahnschrift Light" w:hAnsi="Bahnschrift Light" w:cs="Vani"/>
+        </w:rPr>
+        <w:t xml:space="preserve"> </w:t>
+      </w:r>
+      <w:r>
+        <w:rPr>
+          <w:rFonts w:ascii="Bahnschrift Light" w:hAnsi="Bahnschrift Light" w:cs="Calibri"/>
+        </w:rPr>
+        <w:t>για</w:t>
+      </w:r>
+      <w:r>
+        <w:rPr>
+          <w:rFonts w:ascii="Bahnschrift Light" w:hAnsi="Bahnschrift Light" w:cs="Vani"/>
+        </w:rPr>
+        <w:t xml:space="preserve"> </w:t>
+      </w:r>
+      <w:r>
+        <w:rPr>
+          <w:rFonts w:ascii="Bahnschrift Light" w:hAnsi="Bahnschrift Light" w:cs="Calibri"/>
+        </w:rPr>
+        <w:t>περαιτέρω</w:t>
+      </w:r>
+      <w:r>
+        <w:rPr>
+          <w:rFonts w:ascii="Bahnschrift Light" w:hAnsi="Bahnschrift Light" w:cs="Vani"/>
+        </w:rPr>
+        <w:t xml:space="preserve"> </w:t>
+      </w:r>
+      <w:r>
+        <w:rPr>
+          <w:rFonts w:ascii="Bahnschrift Light" w:hAnsi="Bahnschrift Light" w:cs="Calibri"/>
+        </w:rPr>
+        <w:t>μελέτη</w:t>
+      </w:r>
+      <w:bookmarkEnd w:id="16"/>
+    </w:p>
+    <w:p>
+      <w:pPr>
+        <w:pStyle w:val="-"/>
+        <w:spacing w:after="0"/>
+        <w:rPr>
+          <w:rFonts w:ascii="Bahnschrift Light" w:hAnsi="Bahnschrift Light" w:cs="Times New Roman"/>
           <w:sz w:val="24"/>
           <w:szCs w:val="24"/>
         </w:rPr>
-        <w:t xml:space="preserve"> </w:t>
-      </w:r>
-      <w:r>
-        <w:rPr>
-          <w:rFonts w:ascii="Bahnschrift Light" w:hAnsi="Bahnschrift Light"/>
+      </w:pPr>
+      <w:r>
+        <w:rPr>
+          <w:rFonts w:ascii="Bahnschrift Light" w:hAnsi="Bahnschrift Light" w:cs="Times New Roman"/>
           <w:sz w:val="24"/>
           <w:szCs w:val="24"/>
         </w:rPr>
-        <w:t>τη</w:t>
-      </w:r>
-      <w:r>
-        <w:rPr>
-          <w:rFonts w:ascii="Bahnschrift Light" w:hAnsi="Bahnschrift Light" w:cs="Vani"/>
+        <w:t xml:space="preserve">Η υπάρχουσα βιβλιογραφία σχετικά με την αποτελεσματικότητα και την παραγωγικότητα ιστοσελίδων παρέχει μια ισχυρή </w:t>
+      </w:r>
+      <w:r>
+        <w:rPr>
+          <w:rFonts w:ascii="Bahnschrift Light" w:hAnsi="Bahnschrift Light" w:cs="Times New Roman"/>
           <w:sz w:val="24"/>
           <w:szCs w:val="24"/>
         </w:rPr>
-        <w:t xml:space="preserve"> </w:t>
-      </w:r>
-      <w:r>
-        <w:rPr>
-          <w:rFonts w:ascii="Bahnschrift Light" w:hAnsi="Bahnschrift Light"/>
+        <w:t xml:space="preserve">θεωρητική </w:t>
+      </w:r>
+      <w:r>
+        <w:rPr>
+          <w:rFonts w:ascii="Bahnschrift Light" w:hAnsi="Bahnschrift Light" w:cs="Times New Roman"/>
           <w:sz w:val="24"/>
           <w:szCs w:val="24"/>
         </w:rPr>
-        <w:t>χρήση</w:t>
-      </w:r>
-      <w:r>
-        <w:rPr>
-          <w:rFonts w:ascii="Bahnschrift Light" w:hAnsi="Bahnschrift Light" w:cs="Vani"/>
+        <w:t>βάση,</w:t>
+      </w:r>
+      <w:r>
+        <w:rPr>
+          <w:rFonts w:ascii="Bahnschrift Light" w:hAnsi="Bahnschrift Light" w:cs="Times New Roman"/>
           <w:sz w:val="24"/>
           <w:szCs w:val="24"/>
         </w:rPr>
-        <w:t xml:space="preserve"> </w:t>
-      </w:r>
-      <w:r>
-        <w:rPr>
-          <w:rFonts w:ascii="Bahnschrift Light" w:hAnsi="Bahnschrift Light"/>
+        <w:t xml:space="preserve"> έχει εντοπίσει τους βασικούς παράγοντες που επηρεάζουν την εμπειρία του χρήστη. Ωστόσο παρά τις εκτενείς μελέτες που έχουν ήδη υλοποιηθεί, υπάρχουν ακόμα περιθώρια περαιτέρω διερεύνησης. Πιο συγκεκριμένα, οι περισσότερες μελέτες μέχρι τώρα εστιάζουν κυρίως στην ανάλυση μίας μόνο ιστοσελίδας ή σε διαδοχικές εκδώσεις της ίδιας εφαρμογής. Εξετάζονται βελτιώσεις πάνω στο ήδη υλοποιημένο σύστημα </w:t>
+      </w:r>
+      <w:r>
+        <w:rPr>
+          <w:rFonts w:ascii="Bahnschrift Light" w:hAnsi="Bahnschrift Light" w:cs="Times New Roman"/>
           <w:sz w:val="24"/>
           <w:szCs w:val="24"/>
         </w:rPr>
-        <w:t>τους</w:t>
-      </w:r>
-      <w:r>
-        <w:rPr>
-          <w:rFonts w:ascii="Bahnschrift Light" w:hAnsi="Bahnschrift Light" w:cs="Vani"/>
+        <w:t>μέσα από ανασχεδιασμούς, προθήκης ή αφαίρεσης λειτουργειών, για να ελεγχθεί αν η νέα έκδοση υπερτερεί των προηγούμενων. Αν και η διαδικασία αυτή παρέχει ιδιαίτερα χρήσιμα συμπεράσματα, παρέχει περιορισμούς καθώς δεν μας δίνεται η δυνα</w:t>
+      </w:r>
+      <w:r>
+        <w:rPr>
+          <w:rFonts w:ascii="Bahnschrift Light" w:hAnsi="Bahnschrift Light" w:cs="Times New Roman"/>
           <w:sz w:val="24"/>
           <w:szCs w:val="24"/>
         </w:rPr>
-        <w:t xml:space="preserve">. </w:t>
-      </w:r>
-      <w:r>
-        <w:rPr>
-          <w:rFonts w:ascii="Bahnschrift Light" w:hAnsi="Bahnschrift Light" w:cs="Vani"/>
+        <w:t xml:space="preserve">τότητα να εντοπίσουμε </w:t>
+      </w:r>
+      <w:r>
+        <w:rPr>
+          <w:rFonts w:ascii="Bahnschrift Light" w:hAnsi="Bahnschrift Light" w:cs="Times New Roman"/>
           <w:sz w:val="24"/>
           <w:szCs w:val="24"/>
         </w:rPr>
-        <w:t>Η αποδοτικότητα μπορεί να ποσοτικοποιήθει με βάση διάφορα κριτήρια, τον χρόνο που χρειάζεται για την ολοκλήρωση μιας ενέργειας, το ποσοστό λανθασμένων ενεργειών, το ποσοστό επιτυχίας ολοκλήρωσης</w:t>
-      </w:r>
-      <w:r>
-        <w:rPr>
-          <w:rFonts w:ascii="Bahnschrift Light" w:hAnsi="Bahnschrift Light" w:cs="Vani"/>
+        <w:t>διαφορές που μπορεί να υπάρξουν ανάμεσα σε διαφορετικούς σχεδιασμούς του ίδιου αντικειμένου.</w:t>
+      </w:r>
+    </w:p>
+    <w:p>
+      <w:pPr>
+        <w:pStyle w:val="-"/>
+        <w:spacing w:after="0"/>
+        <w:rPr>
+          <w:rFonts w:ascii="Bahnschrift Light" w:hAnsi="Bahnschrift Light" w:cs="Times New Roman"/>
           <w:sz w:val="24"/>
           <w:szCs w:val="24"/>
         </w:rPr>
-        <w:t>.</w:t>
-      </w:r>
-      <w:r>
-        <w:rPr>
-          <w:rFonts w:ascii="Bahnschrift Light" w:hAnsi="Bahnschrift Light" w:cs="Vani"/>
+      </w:pPr>
+      <w:r>
+        <w:rPr>
+          <w:rFonts w:ascii="Bahnschrift Light" w:hAnsi="Bahnschrift Light" w:cs="Times New Roman"/>
           <w:sz w:val="24"/>
           <w:szCs w:val="24"/>
         </w:rPr>
-        <w:t xml:space="preserve"> </w:t>
-      </w:r>
-    </w:p>
-    <w:p>
-      <w:pPr>
-        <w:pStyle w:val="-"/>
-        <w:spacing w:after="0"/>
-        <w:rPr>
-          <w:rFonts w:ascii="Bahnschrift Light" w:hAnsi="Bahnschrift Light" w:cs="Vani"/>
+        <w:t>Μια εναλλακτική ερευνητική ιδέα είναι η παράλληλη δημιουργία και μελέτη διαφορετικών συστημάτων UI/UX για το ίδιο αντικείμενο. Η δημιουργία πολλών ιστοσελίδων για το ίδιο προϊόν, υπηρεσία ή εταιρία μας δίνει την δυνατότητα να με μεγαλύτερη αποτελεσματικότητα τις εμπειρίες των χρηστών, καθώς δεν αξιολογούν</w:t>
+      </w:r>
+      <w:r>
+        <w:rPr>
+          <w:rFonts w:ascii="Bahnschrift Light" w:hAnsi="Bahnschrift Light" w:cs="Times New Roman"/>
           <w:sz w:val="24"/>
           <w:szCs w:val="24"/>
         </w:rPr>
-      </w:pPr>
-      <w:r>
-        <w:rPr>
-          <w:rFonts w:ascii="Bahnschrift Light" w:hAnsi="Bahnschrift Light" w:cs="Vani"/>
+        <w:t xml:space="preserve"> έναν σχεδιασμό, αλλά γίνεται σύγκριση και επιλογή του βέλτιστου. Με αυτό τον τρόπο μπορούμε ακόμα να εντοπίσουμε τις αδυναμίες τόσο σε επίπεδο αισθητικής όσο και σε επίπεδο αποδοτικότητας. Ένας σχεδιασμός μπορεί να είναι οπτικά ελκυστικός αλλά να αδυναμεί σε επίπεδο UX ή και αντίθετα, μια υλοποίηση είναι πιθανό να είναι πιο απλή αλλά πιο αποτελεσματική. Οι ερωτώμενοι μετά από περιήγηση και στις δύο επιλογές θα μπορούν να συγκρίνουν την εμπειρία τους και να τεκμηριώσουν τις απόψεις τους </w:t>
+      </w:r>
+      <w:r>
+        <w:rPr>
+          <w:rFonts w:ascii="Bahnschrift Light" w:hAnsi="Bahnschrift Light" w:cs="Times New Roman"/>
           <w:sz w:val="24"/>
           <w:szCs w:val="24"/>
         </w:rPr>
-        <w:t>Οι μελέτες των τελευταίων χρόνων κλείνουν προς πιο ρεαλιστικές συνθήκες κατά τη διάρκεια της έρευνας. Οι συμμετέχοντες καλούνται να πλοηγηθούν σε ρεαλιστικά στημένες σελίδες</w:t>
-      </w:r>
-      <w:r>
-        <w:rPr>
-          <w:rFonts w:ascii="Bahnschrift Light" w:hAnsi="Bahnschrift Light" w:cs="Vani"/>
-          <w:sz w:val="24"/>
-          <w:szCs w:val="24"/>
-        </w:rPr>
-        <w:t xml:space="preserve">, </w:t>
-      </w:r>
-      <w:r>
-        <w:rPr>
-          <w:rFonts w:ascii="Bahnschrift Light" w:hAnsi="Bahnschrift Light" w:cs="Vani"/>
-          <w:sz w:val="24"/>
-          <w:szCs w:val="24"/>
-        </w:rPr>
-        <w:t>να υλοποιήσουν ορισμένες ζητο</w:t>
-      </w:r>
-      <w:r>
-        <w:rPr>
-          <w:rFonts w:ascii="Bahnschrift Light" w:hAnsi="Bahnschrift Light" w:cs="Vani"/>
-          <w:sz w:val="24"/>
-          <w:szCs w:val="24"/>
-        </w:rPr>
-        <w:t>ύ</w:t>
-      </w:r>
-      <w:r>
-        <w:rPr>
-          <w:rFonts w:ascii="Bahnschrift Light" w:hAnsi="Bahnschrift Light" w:cs="Vani"/>
-          <w:sz w:val="24"/>
-          <w:szCs w:val="24"/>
-        </w:rPr>
-        <w:t>μενες εργασίες και στη συνέχεια να καταγράψουν τις εμπειρίες τους</w:t>
-      </w:r>
-      <w:r>
-        <w:rPr>
-          <w:rFonts w:ascii="Bahnschrift Light" w:hAnsi="Bahnschrift Light" w:cs="Vani"/>
-          <w:sz w:val="24"/>
-          <w:szCs w:val="24"/>
-        </w:rPr>
-        <w:t xml:space="preserve">, έτσι μπορούμε να ταυτοποιήσουμε ποια στοιχεία είναι περισσότερο και ποια λιγότερο αποδοτικά. Η ανάλυση της συμπεριφοράς των ερωτηθέντων μας βοηθά να εντοπίσουμε σε ποια </w:t>
-      </w:r>
-      <w:r>
-        <w:rPr>
-          <w:rFonts w:ascii="Bahnschrift Light" w:hAnsi="Bahnschrift Light" w:cs="Vani"/>
-          <w:sz w:val="24"/>
-          <w:szCs w:val="24"/>
-        </w:rPr>
-        <w:lastRenderedPageBreak/>
-        <w:t>σημεία αδυναμεί η εκάστοτε υλοποίηση</w:t>
-      </w:r>
-      <w:r>
-        <w:rPr>
-          <w:rFonts w:ascii="Bahnschrift Light" w:hAnsi="Bahnschrift Light" w:cs="Vani"/>
-          <w:sz w:val="24"/>
-          <w:szCs w:val="24"/>
-        </w:rPr>
-        <w:t xml:space="preserve"> πολύ</w:t>
-      </w:r>
-      <w:r>
-        <w:rPr>
-          <w:rFonts w:ascii="Bahnschrift Light" w:hAnsi="Bahnschrift Light" w:cs="Vani"/>
-          <w:sz w:val="24"/>
-          <w:szCs w:val="24"/>
-        </w:rPr>
-        <w:t xml:space="preserve"> περισσότερο από μια </w:t>
-      </w:r>
-      <w:r>
-        <w:rPr>
-          <w:rFonts w:ascii="Bahnschrift Light" w:hAnsi="Bahnschrift Light" w:cs="Vani"/>
-          <w:sz w:val="24"/>
-          <w:szCs w:val="24"/>
-        </w:rPr>
-        <w:t>απλή μελέτη πάνω στον σχεδιασμό της</w:t>
-      </w:r>
-      <w:r>
-        <w:rPr>
-          <w:rFonts w:ascii="Bahnschrift Light" w:hAnsi="Bahnschrift Light" w:cs="Vani"/>
-          <w:sz w:val="24"/>
-          <w:szCs w:val="24"/>
-        </w:rPr>
-        <w:t>.</w:t>
-      </w:r>
-    </w:p>
-    <w:p>
-      <w:pPr>
-        <w:pStyle w:val="-"/>
-        <w:spacing w:after="0"/>
-        <w:rPr>
-          <w:rFonts w:ascii="Bahnschrift Light" w:hAnsi="Bahnschrift Light" w:cs="Vani"/>
-          <w:sz w:val="24"/>
-          <w:szCs w:val="24"/>
-        </w:rPr>
-      </w:pPr>
-      <w:r>
-        <w:rPr>
-          <w:rFonts w:ascii="Bahnschrift Light" w:hAnsi="Bahnschrift Light" w:cs="Vani"/>
-          <w:sz w:val="24"/>
-          <w:szCs w:val="24"/>
-        </w:rPr>
-        <w:t>Για την αποτύπωση της εμπειρίας κάθε χρήστη είναι εξαιρετικά βοηθητική η δημιουργεί και χρήση ερωτηματολογίων. Μέσω αυτών συλλέγονται οι υποκειμενικές σκέψεις των χρηστών που δεν είναι εύκολο να ποσοτικοποιηθούν με άλλο τρόπο.</w:t>
-      </w:r>
-      <w:r>
-        <w:rPr>
-          <w:rFonts w:ascii="Bahnschrift Light" w:hAnsi="Bahnschrift Light" w:cs="Vani"/>
-          <w:sz w:val="24"/>
-          <w:szCs w:val="24"/>
-        </w:rPr>
-        <w:t xml:space="preserve"> </w:t>
-      </w:r>
-    </w:p>
-    <w:p>
-      <w:pPr>
-        <w:pStyle w:val="-"/>
-        <w:rPr>
-          <w:rFonts w:ascii="Bahnschrift Light" w:hAnsi="Bahnschrift Light" w:cs="Vani"/>
-          <w:sz w:val="24"/>
-          <w:szCs w:val="24"/>
-        </w:rPr>
-      </w:pPr>
-    </w:p>
-    <w:p>
-      <w:pPr>
-        <w:pStyle w:val="Heading4"/>
-        <w:spacing w:after="120"/>
-        <w:jc w:val="both"/>
-        <w:rPr>
-          <w:rFonts w:ascii="Bahnschrift Light" w:hAnsi="Bahnschrift Light" w:cs="Vani"/>
-        </w:rPr>
-      </w:pPr>
-      <w:bookmarkStart w:id="16" w:name="_Toc222042360"/>
-      <w:r>
-        <w:rPr>
-          <w:rFonts w:ascii="Bahnschrift Light" w:hAnsi="Bahnschrift Light" w:cs="Calibri"/>
-        </w:rPr>
-        <w:t>Βάση</w:t>
-      </w:r>
-      <w:r>
-        <w:rPr>
-          <w:rFonts w:ascii="Bahnschrift Light" w:hAnsi="Bahnschrift Light" w:cs="Vani"/>
-        </w:rPr>
-        <w:t xml:space="preserve"> </w:t>
-      </w:r>
-      <w:r>
-        <w:rPr>
-          <w:rFonts w:ascii="Bahnschrift Light" w:hAnsi="Bahnschrift Light" w:cs="Calibri"/>
-        </w:rPr>
-        <w:t>για</w:t>
-      </w:r>
-      <w:r>
-        <w:rPr>
-          <w:rFonts w:ascii="Bahnschrift Light" w:hAnsi="Bahnschrift Light" w:cs="Vani"/>
-        </w:rPr>
-        <w:t xml:space="preserve"> </w:t>
-      </w:r>
-      <w:r>
-        <w:rPr>
-          <w:rFonts w:ascii="Bahnschrift Light" w:hAnsi="Bahnschrift Light" w:cs="Calibri"/>
-        </w:rPr>
-        <w:t>περαιτέρω</w:t>
-      </w:r>
-      <w:r>
-        <w:rPr>
-          <w:rFonts w:ascii="Bahnschrift Light" w:hAnsi="Bahnschrift Light" w:cs="Vani"/>
-        </w:rPr>
-        <w:t xml:space="preserve"> </w:t>
-      </w:r>
-      <w:r>
-        <w:rPr>
-          <w:rFonts w:ascii="Bahnschrift Light" w:hAnsi="Bahnschrift Light" w:cs="Calibri"/>
-        </w:rPr>
-        <w:t>μελέτη</w:t>
-      </w:r>
-      <w:bookmarkEnd w:id="16"/>
-    </w:p>
-    <w:p>
-      <w:pPr>
-        <w:pStyle w:val="-"/>
-        <w:spacing w:after="0"/>
-        <w:rPr>
-          <w:rFonts w:ascii="Bahnschrift Light" w:hAnsi="Bahnschrift Light" w:cs="Vani"/>
-          <w:sz w:val="24"/>
-          <w:szCs w:val="24"/>
-        </w:rPr>
-      </w:pPr>
-      <w:r>
-        <w:rPr>
-          <w:rFonts w:ascii="Bahnschrift Light" w:hAnsi="Bahnschrift Light"/>
-          <w:sz w:val="24"/>
-          <w:szCs w:val="24"/>
-        </w:rPr>
-        <w:t>Η</w:t>
-      </w:r>
-      <w:r>
-        <w:rPr>
-          <w:rFonts w:ascii="Bahnschrift Light" w:hAnsi="Bahnschrift Light" w:cs="Vani"/>
-          <w:sz w:val="24"/>
-          <w:szCs w:val="24"/>
-        </w:rPr>
-        <w:t xml:space="preserve"> </w:t>
-      </w:r>
-      <w:r>
-        <w:rPr>
-          <w:rFonts w:ascii="Bahnschrift Light" w:hAnsi="Bahnschrift Light"/>
-          <w:sz w:val="24"/>
-          <w:szCs w:val="24"/>
-        </w:rPr>
-        <w:t>υπάρχουσα</w:t>
-      </w:r>
-      <w:r>
-        <w:rPr>
-          <w:rFonts w:ascii="Bahnschrift Light" w:hAnsi="Bahnschrift Light" w:cs="Vani"/>
-          <w:sz w:val="24"/>
-          <w:szCs w:val="24"/>
-        </w:rPr>
-        <w:t xml:space="preserve"> </w:t>
-      </w:r>
-      <w:r>
-        <w:rPr>
-          <w:rFonts w:ascii="Bahnschrift Light" w:hAnsi="Bahnschrift Light"/>
-          <w:sz w:val="24"/>
-          <w:szCs w:val="24"/>
-        </w:rPr>
-        <w:t>βιβλιογραφία</w:t>
-      </w:r>
-      <w:r>
-        <w:rPr>
-          <w:rFonts w:ascii="Bahnschrift Light" w:hAnsi="Bahnschrift Light" w:cs="Vani"/>
-          <w:sz w:val="24"/>
-          <w:szCs w:val="24"/>
-        </w:rPr>
-        <w:t xml:space="preserve"> </w:t>
-      </w:r>
-      <w:r>
-        <w:rPr>
-          <w:rFonts w:ascii="Bahnschrift Light" w:hAnsi="Bahnschrift Light"/>
-          <w:sz w:val="24"/>
-          <w:szCs w:val="24"/>
-        </w:rPr>
-        <w:t>σχετικά</w:t>
-      </w:r>
-      <w:r>
-        <w:rPr>
-          <w:rFonts w:ascii="Bahnschrift Light" w:hAnsi="Bahnschrift Light" w:cs="Vani"/>
-          <w:sz w:val="24"/>
-          <w:szCs w:val="24"/>
-        </w:rPr>
-        <w:t xml:space="preserve"> </w:t>
-      </w:r>
-      <w:r>
-        <w:rPr>
-          <w:rFonts w:ascii="Bahnschrift Light" w:hAnsi="Bahnschrift Light"/>
-          <w:sz w:val="24"/>
-          <w:szCs w:val="24"/>
-        </w:rPr>
-        <w:t>με</w:t>
-      </w:r>
-      <w:r>
-        <w:rPr>
-          <w:rFonts w:ascii="Bahnschrift Light" w:hAnsi="Bahnschrift Light" w:cs="Vani"/>
-          <w:sz w:val="24"/>
-          <w:szCs w:val="24"/>
-        </w:rPr>
-        <w:t xml:space="preserve"> </w:t>
-      </w:r>
-      <w:r>
-        <w:rPr>
-          <w:rFonts w:ascii="Bahnschrift Light" w:hAnsi="Bahnschrift Light"/>
-          <w:sz w:val="24"/>
-          <w:szCs w:val="24"/>
-        </w:rPr>
-        <w:t>την</w:t>
-      </w:r>
-      <w:r>
-        <w:rPr>
-          <w:rFonts w:ascii="Bahnschrift Light" w:hAnsi="Bahnschrift Light" w:cs="Vani"/>
-          <w:sz w:val="24"/>
-          <w:szCs w:val="24"/>
-        </w:rPr>
-        <w:t xml:space="preserve"> </w:t>
-      </w:r>
-      <w:r>
-        <w:rPr>
-          <w:rFonts w:ascii="Bahnschrift Light" w:hAnsi="Bahnschrift Light"/>
-          <w:sz w:val="24"/>
-          <w:szCs w:val="24"/>
-        </w:rPr>
-        <w:t>αποτελεσματικότητα</w:t>
-      </w:r>
-      <w:r>
-        <w:rPr>
-          <w:rFonts w:ascii="Bahnschrift Light" w:hAnsi="Bahnschrift Light" w:cs="Vani"/>
-          <w:sz w:val="24"/>
-          <w:szCs w:val="24"/>
-        </w:rPr>
-        <w:t xml:space="preserve"> </w:t>
-      </w:r>
-      <w:r>
-        <w:rPr>
-          <w:rFonts w:ascii="Bahnschrift Light" w:hAnsi="Bahnschrift Light"/>
-          <w:sz w:val="24"/>
-          <w:szCs w:val="24"/>
-        </w:rPr>
-        <w:t>και</w:t>
-      </w:r>
-      <w:r>
-        <w:rPr>
-          <w:rFonts w:ascii="Bahnschrift Light" w:hAnsi="Bahnschrift Light" w:cs="Vani"/>
-          <w:sz w:val="24"/>
-          <w:szCs w:val="24"/>
-        </w:rPr>
-        <w:t xml:space="preserve"> </w:t>
-      </w:r>
-      <w:r>
-        <w:rPr>
-          <w:rFonts w:ascii="Bahnschrift Light" w:hAnsi="Bahnschrift Light"/>
-          <w:sz w:val="24"/>
-          <w:szCs w:val="24"/>
-        </w:rPr>
-        <w:t>την</w:t>
-      </w:r>
-      <w:r>
-        <w:rPr>
-          <w:rFonts w:ascii="Bahnschrift Light" w:hAnsi="Bahnschrift Light" w:cs="Vani"/>
-          <w:sz w:val="24"/>
-          <w:szCs w:val="24"/>
-        </w:rPr>
-        <w:t xml:space="preserve"> </w:t>
-      </w:r>
-      <w:r>
-        <w:rPr>
-          <w:rFonts w:ascii="Bahnschrift Light" w:hAnsi="Bahnschrift Light"/>
-          <w:sz w:val="24"/>
-          <w:szCs w:val="24"/>
-        </w:rPr>
-        <w:t>παραγωγικότητα</w:t>
-      </w:r>
-      <w:r>
-        <w:rPr>
-          <w:rFonts w:ascii="Bahnschrift Light" w:hAnsi="Bahnschrift Light" w:cs="Vani"/>
-          <w:sz w:val="24"/>
-          <w:szCs w:val="24"/>
-        </w:rPr>
-        <w:t xml:space="preserve"> </w:t>
-      </w:r>
-      <w:r>
-        <w:rPr>
-          <w:rFonts w:ascii="Bahnschrift Light" w:hAnsi="Bahnschrift Light"/>
-          <w:sz w:val="24"/>
-          <w:szCs w:val="24"/>
-        </w:rPr>
-        <w:t>ιστοσελίδων</w:t>
-      </w:r>
-      <w:r>
-        <w:rPr>
-          <w:rFonts w:ascii="Bahnschrift Light" w:hAnsi="Bahnschrift Light" w:cs="Vani"/>
-          <w:sz w:val="24"/>
-          <w:szCs w:val="24"/>
-        </w:rPr>
-        <w:t xml:space="preserve"> </w:t>
-      </w:r>
-      <w:r>
-        <w:rPr>
-          <w:rFonts w:ascii="Bahnschrift Light" w:hAnsi="Bahnschrift Light"/>
-          <w:sz w:val="24"/>
-          <w:szCs w:val="24"/>
-        </w:rPr>
-        <w:t>παρέχει</w:t>
-      </w:r>
-      <w:r>
-        <w:rPr>
-          <w:rFonts w:ascii="Bahnschrift Light" w:hAnsi="Bahnschrift Light" w:cs="Vani"/>
-          <w:sz w:val="24"/>
-          <w:szCs w:val="24"/>
-        </w:rPr>
-        <w:t xml:space="preserve"> </w:t>
-      </w:r>
-      <w:r>
-        <w:rPr>
-          <w:rFonts w:ascii="Bahnschrift Light" w:hAnsi="Bahnschrift Light"/>
-          <w:sz w:val="24"/>
-          <w:szCs w:val="24"/>
-        </w:rPr>
-        <w:t>μια</w:t>
-      </w:r>
-      <w:r>
-        <w:rPr>
-          <w:rFonts w:ascii="Bahnschrift Light" w:hAnsi="Bahnschrift Light" w:cs="Vani"/>
-          <w:sz w:val="24"/>
-          <w:szCs w:val="24"/>
-        </w:rPr>
-        <w:t xml:space="preserve"> </w:t>
-      </w:r>
-      <w:r>
-        <w:rPr>
-          <w:rFonts w:ascii="Bahnschrift Light" w:hAnsi="Bahnschrift Light"/>
-          <w:sz w:val="24"/>
-          <w:szCs w:val="24"/>
-        </w:rPr>
-        <w:t>ισχυρή</w:t>
-      </w:r>
-      <w:r>
-        <w:rPr>
-          <w:rFonts w:ascii="Bahnschrift Light" w:hAnsi="Bahnschrift Light" w:cs="Vani"/>
-          <w:sz w:val="24"/>
-          <w:szCs w:val="24"/>
-        </w:rPr>
-        <w:t xml:space="preserve"> </w:t>
-      </w:r>
-      <w:r>
-        <w:rPr>
-          <w:rFonts w:ascii="Bahnschrift Light" w:hAnsi="Bahnschrift Light" w:cs="Vani"/>
-          <w:sz w:val="24"/>
-          <w:szCs w:val="24"/>
-        </w:rPr>
-        <w:t xml:space="preserve">θεωρητική </w:t>
-      </w:r>
-      <w:r>
-        <w:rPr>
-          <w:rFonts w:ascii="Bahnschrift Light" w:hAnsi="Bahnschrift Light"/>
-          <w:sz w:val="24"/>
-          <w:szCs w:val="24"/>
-        </w:rPr>
-        <w:t>βάση</w:t>
-      </w:r>
-      <w:r>
-        <w:rPr>
-          <w:rFonts w:ascii="Bahnschrift Light" w:hAnsi="Bahnschrift Light" w:cs="Vani"/>
-          <w:sz w:val="24"/>
-          <w:szCs w:val="24"/>
-        </w:rPr>
-        <w:t>,</w:t>
-      </w:r>
-      <w:r>
-        <w:rPr>
-          <w:rFonts w:ascii="Bahnschrift Light" w:hAnsi="Bahnschrift Light" w:cs="Vani"/>
-          <w:sz w:val="24"/>
-          <w:szCs w:val="24"/>
-        </w:rPr>
-        <w:t xml:space="preserve"> έχει εντοπίσει τους βασικούς παράγοντες που επηρεάζουν την εμπειρία του χρήστη. Ωστόσο παρά τις εκτενείς μελέτες που έχουν ήδη υλοποιηθεί, υπάρχουν ακόμα περιθώρια περαιτέρω διερεύνησης. Πιο συγκεκριμένα, οι περισσότερες μελέτες μέχρι τώρα εστιάζουν κυρίως στην ανάλυση μίας μόνο ιστοσελίδας ή σε διαδοχικές εκδώσεις της ίδιας εφαρμογής. Εξετάζονται βελτιώσεις πάνω στο ήδη υλοποιημένο σύστημα </w:t>
-      </w:r>
-      <w:r>
-        <w:rPr>
-          <w:rFonts w:ascii="Bahnschrift Light" w:hAnsi="Bahnschrift Light" w:cs="Vani"/>
-          <w:sz w:val="24"/>
-          <w:szCs w:val="24"/>
-        </w:rPr>
-        <w:t>μέσα από ανασχεδιασμούς, προθήκης ή αφαίρεσης λειτουργειών, για να ελεγχθεί αν η νέα έκδοση υπερτερεί των προηγούμενων. Αν και η διαδικασία αυτή παρέχει ιδιαίτερα χρήσιμα συμπεράσματα, παρέχει περιορισμούς καθώς δεν μας δίνεται η δυνα</w:t>
-      </w:r>
-      <w:r>
-        <w:rPr>
-          <w:rFonts w:ascii="Bahnschrift Light" w:hAnsi="Bahnschrift Light" w:cs="Vani"/>
-          <w:sz w:val="24"/>
-          <w:szCs w:val="24"/>
-        </w:rPr>
-        <w:t xml:space="preserve">τότητα να εντοπίσουμε </w:t>
-      </w:r>
-      <w:r>
-        <w:rPr>
-          <w:rFonts w:ascii="Bahnschrift Light" w:hAnsi="Bahnschrift Light" w:cs="Vani"/>
-          <w:sz w:val="24"/>
-          <w:szCs w:val="24"/>
-        </w:rPr>
-        <w:t>διαφορές που μπορεί να υπάρξουν ανάμεσα σε διαφορετικούς σχεδιασμούς του ίδιου αντικειμένου.</w:t>
-      </w:r>
-    </w:p>
-    <w:p>
-      <w:pPr>
-        <w:pStyle w:val="-"/>
-        <w:spacing w:after="0"/>
-        <w:rPr>
-          <w:rFonts w:ascii="Bahnschrift Light" w:hAnsi="Bahnschrift Light" w:cs="Vani"/>
-          <w:sz w:val="24"/>
-          <w:szCs w:val="24"/>
-        </w:rPr>
-      </w:pPr>
-      <w:r>
-        <w:rPr>
-          <w:rFonts w:ascii="Bahnschrift Light" w:hAnsi="Bahnschrift Light" w:cs="Vani"/>
-          <w:sz w:val="24"/>
-          <w:szCs w:val="24"/>
-        </w:rPr>
-        <w:t xml:space="preserve">Μια εναλλακτική ερευνητική ιδέα είναι η παράλληλη δημιουργία και μελέτη διαφορετικών συστημάτων </w:t>
-      </w:r>
-      <w:r>
-        <w:rPr>
-          <w:rFonts w:ascii="Bahnschrift Light" w:hAnsi="Bahnschrift Light" w:cs="Vani"/>
-          <w:sz w:val="24"/>
-          <w:szCs w:val="24"/>
-          <w:lang w:val="en-GB"/>
-        </w:rPr>
-        <w:t>UI</w:t>
-      </w:r>
-      <w:r>
-        <w:rPr>
-          <w:rFonts w:ascii="Bahnschrift Light" w:hAnsi="Bahnschrift Light" w:cs="Vani"/>
-          <w:sz w:val="24"/>
-          <w:szCs w:val="24"/>
-        </w:rPr>
-        <w:t>/</w:t>
-      </w:r>
-      <w:r>
-        <w:rPr>
-          <w:rFonts w:ascii="Bahnschrift Light" w:hAnsi="Bahnschrift Light" w:cs="Vani"/>
-          <w:sz w:val="24"/>
-          <w:szCs w:val="24"/>
-          <w:lang w:val="en-GB"/>
-        </w:rPr>
-        <w:t>UX</w:t>
-      </w:r>
-      <w:r>
-        <w:rPr>
-          <w:rFonts w:ascii="Bahnschrift Light" w:hAnsi="Bahnschrift Light" w:cs="Vani"/>
-          <w:sz w:val="24"/>
-          <w:szCs w:val="24"/>
-        </w:rPr>
-        <w:t xml:space="preserve"> για το ίδιο αντικείμενο. Η δημιουργία πολλών ιστοσελίδων για το ίδιο προϊόν, υπηρεσία ή εταιρία μας δίνει την δυνατότητα να με μεγαλύτερη αποτελεσματικότητα τις εμπειρίες των χρηστών, καθώς δεν αξιολογούν</w:t>
-      </w:r>
-      <w:r>
-        <w:rPr>
-          <w:rFonts w:ascii="Bahnschrift Light" w:hAnsi="Bahnschrift Light" w:cs="Vani"/>
-          <w:sz w:val="24"/>
-          <w:szCs w:val="24"/>
-        </w:rPr>
-        <w:t xml:space="preserve"> έναν σχεδιασμό, αλλά γίνεται σύγκριση και επιλογή του βέλτιστου. Με αυτό τον τρόπο μπορούμε ακόμα να εντοπίσουμε τις αδυναμίες τόσο σε επίπεδο αισθητικής όσο και σε επίπεδο αποδοτικότητας. Ένας σχεδιασμός μπορεί να είναι οπτικά ελκυστικός αλλά να αδυναμεί σε επίπεδο </w:t>
-      </w:r>
-      <w:r>
-        <w:rPr>
-          <w:rFonts w:ascii="Bahnschrift Light" w:hAnsi="Bahnschrift Light" w:cs="Vani"/>
-          <w:sz w:val="24"/>
-          <w:szCs w:val="24"/>
-          <w:lang w:val="en-GB"/>
-        </w:rPr>
-        <w:t>UX</w:t>
-      </w:r>
-      <w:r>
-        <w:rPr>
-          <w:rFonts w:ascii="Bahnschrift Light" w:hAnsi="Bahnschrift Light" w:cs="Vani"/>
-          <w:sz w:val="24"/>
-          <w:szCs w:val="24"/>
-        </w:rPr>
-        <w:t xml:space="preserve"> ή και αντίθετα, μια υλοποίηση είναι πιθανό να είναι πιο απλή αλλά πιο αποτελεσματική. Οι ερωτώμενοι μετά από περιήγηση και στις δύο επιλογές θα μπορούν να συγκρίνουν την εμπειρία τους και να τεκμηριώσουν τις απόψεις τους </w:t>
-      </w:r>
-      <w:r>
-        <w:rPr>
-          <w:rFonts w:ascii="Bahnschrift Light" w:hAnsi="Bahnschrift Light" w:cs="Vani"/>
-          <w:sz w:val="24"/>
-          <w:szCs w:val="24"/>
-        </w:rPr>
         <w:t>πιο ολοκληρωμένα για το ποιά χαρακτηριστικά τους φάνηκαν πιο αποδοτικά. μέθοδος αυτή συμπληρώνει την υπάρχουσα βιβλιογραφία και επιτρέπει την εξαγωγή πιο σαφών συμπερασμάτων σχετικά με τον ρόλο του UI στον σχηματισμό του UX.</w:t>
       </w:r>
     </w:p>
@@ -10006,12 +9761,12 @@
         <w:suppressAutoHyphens w:val="0"/>
         <w:jc w:val="both"/>
         <w:rPr>
-          <w:rFonts w:ascii="Bahnschrift Light" w:hAnsi="Bahnschrift Light" w:cs="Vani"/>
-        </w:rPr>
-      </w:pPr>
-      <w:r>
-        <w:rPr>
-          <w:rFonts w:ascii="Bahnschrift Light" w:hAnsi="Bahnschrift Light" w:cs="Vani"/>
+          <w:rFonts w:ascii="Bahnschrift Light" w:hAnsi="Bahnschrift Light"/>
+        </w:rPr>
+      </w:pPr>
+      <w:r>
+        <w:rPr>
+          <w:rFonts w:ascii="Bahnschrift Light" w:hAnsi="Bahnschrift Light"/>
         </w:rPr>
         <w:br w:type="page"/>
       </w:r>
@@ -10142,65 +9897,56 @@
       <w:pPr>
         <w:jc w:val="both"/>
         <w:rPr>
-          <w:rFonts w:ascii="Bahnschrift Light" w:hAnsi="Bahnschrift Light" w:cs="Calibri"/>
-          <w:szCs w:val="22"/>
-        </w:rPr>
-      </w:pPr>
-      <w:r>
-        <w:rPr>
-          <w:rFonts w:ascii="Bahnschrift Light" w:hAnsi="Bahnschrift Light" w:cs="Calibri"/>
-          <w:szCs w:val="22"/>
+          <w:rFonts w:ascii="Bahnschrift Light" w:hAnsi="Bahnschrift Light"/>
+        </w:rPr>
+      </w:pPr>
+      <w:r>
+        <w:rPr>
+          <w:rFonts w:ascii="Bahnschrift Light" w:hAnsi="Bahnschrift Light"/>
         </w:rPr>
         <w:t>Η βασική ιδέα για την διεξαγωγή</w:t>
       </w:r>
       <w:r>
         <w:rPr>
-          <w:rFonts w:ascii="Bahnschrift Light" w:hAnsi="Bahnschrift Light" w:cs="Calibri"/>
-          <w:szCs w:val="22"/>
+          <w:rFonts w:ascii="Bahnschrift Light" w:hAnsi="Bahnschrift Light"/>
         </w:rPr>
         <w:t xml:space="preserve"> της </w:t>
       </w:r>
       <w:r>
         <w:rPr>
-          <w:rFonts w:ascii="Bahnschrift Light" w:hAnsi="Bahnschrift Light" w:cs="Calibri"/>
-          <w:szCs w:val="22"/>
+          <w:rFonts w:ascii="Bahnschrift Light" w:hAnsi="Bahnschrift Light"/>
         </w:rPr>
         <w:t>μελέτης</w:t>
       </w:r>
       <w:r>
         <w:rPr>
-          <w:rFonts w:ascii="Bahnschrift Light" w:hAnsi="Bahnschrift Light" w:cs="Calibri"/>
-          <w:szCs w:val="22"/>
+          <w:rFonts w:ascii="Bahnschrift Light" w:hAnsi="Bahnschrift Light"/>
         </w:rPr>
         <w:t xml:space="preserve"> ήταν η σύγκριση ανάμεσα σε δύο ιστοσελίδες που θα παρουσιάζουν το ίδιο αντικείμενο αλλά η κάθε μια θα έχει διαφορετική δομή και σχεδιασμό. </w:t>
       </w:r>
       <w:r>
         <w:rPr>
-          <w:rFonts w:ascii="Bahnschrift Light" w:hAnsi="Bahnschrift Light" w:cs="Calibri"/>
-          <w:szCs w:val="22"/>
+          <w:rFonts w:ascii="Bahnschrift Light" w:hAnsi="Bahnschrift Light"/>
         </w:rPr>
         <w:t>Με τον τρόπο αυτό θα μπορέσουμε να εντοπίσουμε τα σημεία οι χρήστες βρίσκουν πιο ευχάριστα και αποδοτικά κατά την περιήγησή τους.</w:t>
       </w:r>
       <w:r>
         <w:rPr>
-          <w:rFonts w:ascii="Bahnschrift Light" w:hAnsi="Bahnschrift Light" w:cs="Calibri"/>
-          <w:szCs w:val="22"/>
-        </w:rPr>
-        <w:t xml:space="preserve"> </w:t>
-      </w:r>
-    </w:p>
-    <w:p>
-      <w:pPr>
-        <w:jc w:val="both"/>
-        <w:rPr>
-          <w:rFonts w:ascii="Bahnschrift Light" w:hAnsi="Bahnschrift Light" w:cs="Calibri"/>
-          <w:szCs w:val="22"/>
-        </w:rPr>
-      </w:pPr>
-      <w:r>
-        <w:rPr>
-          <w:rFonts w:ascii="Bahnschrift Light" w:hAnsi="Bahnschrift Light" w:cs="Calibri"/>
-          <w:szCs w:val="22"/>
+          <w:rFonts w:ascii="Bahnschrift Light" w:hAnsi="Bahnschrift Light"/>
+        </w:rPr>
+        <w:t xml:space="preserve"> </w:t>
+      </w:r>
+    </w:p>
+    <w:p>
+      <w:pPr>
+        <w:jc w:val="both"/>
+        <w:rPr>
+          <w:rFonts w:ascii="Bahnschrift Light" w:hAnsi="Bahnschrift Light"/>
+        </w:rPr>
+      </w:pPr>
+      <w:r>
+        <w:rPr>
+          <w:rFonts w:ascii="Bahnschrift Light" w:hAnsi="Bahnschrift Light"/>
         </w:rPr>
         <w:t xml:space="preserve">Ως αντικείμενο σύγκρισης επιλέχθηκε μια εικονική εταιρία τηλεπικοινωνιών, η επιλογή του συγκεκριμένου αντικειμένου δεν ήταν τυχαία αλλά βασίστηκε σε πολλαπλά κριτήρια. </w:t>
       </w:r>
@@ -10209,36 +9955,18 @@
       <w:pPr>
         <w:jc w:val="both"/>
         <w:rPr>
-          <w:rFonts w:ascii="Bahnschrift Light" w:hAnsi="Bahnschrift Light" w:cs="Calibri"/>
-          <w:szCs w:val="22"/>
-        </w:rPr>
-      </w:pPr>
-      <w:r>
-        <w:rPr>
-          <w:rFonts w:ascii="Bahnschrift Light" w:hAnsi="Bahnschrift Light" w:cs="Calibri"/>
-          <w:szCs w:val="22"/>
-        </w:rPr>
-        <w:t xml:space="preserve">Θεωρήσαμε σημαντικό το αντικείμενο που θα παρουσιάζουν οι σελίδες να είναι εύκολα κατανοητό. Οι υπηρεσίες κινητής/σταθερής τηλεφωνίας, </w:t>
-      </w:r>
-      <w:r>
-        <w:rPr>
-          <w:rFonts w:ascii="Bahnschrift Light" w:hAnsi="Bahnschrift Light" w:cs="Calibri"/>
-          <w:szCs w:val="22"/>
-          <w:lang w:val="en-GB"/>
-        </w:rPr>
-        <w:t>internet</w:t>
-      </w:r>
-      <w:r>
-        <w:rPr>
-          <w:rFonts w:ascii="Bahnschrift Light" w:hAnsi="Bahnschrift Light" w:cs="Calibri"/>
-          <w:szCs w:val="22"/>
-        </w:rPr>
-        <w:t xml:space="preserve"> και τηλεόρασης είναι κομμάτι της καθημερινότητας του καθενός</w:t>
-      </w:r>
-      <w:r>
-        <w:rPr>
-          <w:rFonts w:ascii="Bahnschrift Light" w:hAnsi="Bahnschrift Light" w:cs="Calibri"/>
-          <w:szCs w:val="22"/>
+          <w:rFonts w:ascii="Bahnschrift Light" w:hAnsi="Bahnschrift Light"/>
+        </w:rPr>
+      </w:pPr>
+      <w:r>
+        <w:rPr>
+          <w:rFonts w:ascii="Bahnschrift Light" w:hAnsi="Bahnschrift Light"/>
+        </w:rPr>
+        <w:t>Θεωρήσαμε σημαντικό το αντικείμενο που θα παρουσιάζουν οι σελίδες να είναι εύκολα κατανοητό. Οι υπηρεσίες κινητής/σταθερής τηλεφωνίας, internet και τηλεόρασης είναι κομμάτι της καθημερινότητας του καθενός</w:t>
+      </w:r>
+      <w:r>
+        <w:rPr>
+          <w:rFonts w:ascii="Bahnschrift Light" w:hAnsi="Bahnschrift Light"/>
         </w:rPr>
         <w:t>, γεγονός που σημαίνει πως οι χρήστες θα είναι ήδη προϊδεασμένοι σε μεγάλο βαθμό για τις πληροφορίες που θα κληθούν να αναζητήσουν. Με τον τρόπο αυτό ελαχιστοποιείται η πιθανότητα η απόδοση των χρηστών να επηρεαστεί από άγνοια για το περιεχόμενο των ιστοσελίδων, καθώς θέλουμε η έρευνα να επικεντρωθεί στον τρόπο παρουσίασης της πληροφορίας και όχι στο προϊόν που θα προβάλλεται.</w:t>
       </w:r>
@@ -10247,35 +9975,30 @@
       <w:pPr>
         <w:jc w:val="both"/>
         <w:rPr>
-          <w:rFonts w:ascii="Bahnschrift Light" w:hAnsi="Bahnschrift Light" w:cs="Calibri"/>
-          <w:szCs w:val="22"/>
-        </w:rPr>
-      </w:pPr>
-      <w:r>
-        <w:rPr>
-          <w:rFonts w:ascii="Bahnschrift Light" w:hAnsi="Bahnschrift Light" w:cs="Calibri"/>
-          <w:szCs w:val="22"/>
+          <w:rFonts w:ascii="Bahnschrift Light" w:hAnsi="Bahnschrift Light"/>
+        </w:rPr>
+      </w:pPr>
+      <w:r>
+        <w:rPr>
+          <w:rFonts w:ascii="Bahnschrift Light" w:hAnsi="Bahnschrift Light"/>
         </w:rPr>
         <w:t xml:space="preserve">Ακόμα οι σελίδες τηλεπικοινωνιών παρέχουν μεγάλο πλήθος λειτουργιών. Οι υπηρεσίες </w:t>
       </w:r>
       <w:r>
         <w:rPr>
-          <w:rFonts w:ascii="Bahnschrift Light" w:hAnsi="Bahnschrift Light" w:cs="Calibri"/>
-          <w:szCs w:val="22"/>
+          <w:rFonts w:ascii="Bahnschrift Light" w:hAnsi="Bahnschrift Light"/>
         </w:rPr>
         <w:t>με</w:t>
       </w:r>
       <w:r>
         <w:rPr>
-          <w:rFonts w:ascii="Bahnschrift Light" w:hAnsi="Bahnschrift Light" w:cs="Calibri"/>
-          <w:szCs w:val="22"/>
+          <w:rFonts w:ascii="Bahnschrift Light" w:hAnsi="Bahnschrift Light"/>
         </w:rPr>
         <w:t xml:space="preserve"> τα χαρακτηριστικά τους</w:t>
       </w:r>
       <w:r>
         <w:rPr>
-          <w:rFonts w:ascii="Bahnschrift Light" w:hAnsi="Bahnschrift Light" w:cs="Calibri"/>
-          <w:szCs w:val="22"/>
+          <w:rFonts w:ascii="Bahnschrift Light" w:hAnsi="Bahnschrift Light"/>
         </w:rPr>
         <w:t>, οι διάφορες κατηγορίες προϊόντων μας δίνουν εξαιρετικό πάτημα για να εξετάσουμε και να αξιολογήσουμε την συμπεριφορά των ερωτηθέντων. Η αναζήτηση της πληροφορίας μέσα στη σελίδα, η σύγκριση ανάμεσα στα πακέτα τηλεφωνίας και πλοήγηση ανάμεσα στις διάφορες υπηρεσίες που προσφέρονται δημιουργούν το ιδανικό θεμέλιο για να χτιστεί η μελέτη μας.</w:t>
       </w:r>
@@ -10309,38 +10032,34 @@
       <w:pPr>
         <w:jc w:val="both"/>
         <w:rPr>
-          <w:rFonts w:ascii="Bahnschrift Light" w:hAnsi="Bahnschrift Light" w:cs="Calibri"/>
-          <w:szCs w:val="22"/>
-        </w:rPr>
-      </w:pPr>
-      <w:r>
-        <w:rPr>
-          <w:rFonts w:ascii="Bahnschrift Light" w:hAnsi="Bahnschrift Light" w:cs="Calibri"/>
-          <w:szCs w:val="22"/>
+          <w:rFonts w:ascii="Bahnschrift Light" w:hAnsi="Bahnschrift Light"/>
+        </w:rPr>
+      </w:pPr>
+      <w:r>
+        <w:rPr>
+          <w:rFonts w:ascii="Bahnschrift Light" w:hAnsi="Bahnschrift Light"/>
         </w:rPr>
         <w:t>Με βάση το κοινό περιεχόμενο</w:t>
       </w:r>
       <w:r>
         <w:rPr>
-          <w:rFonts w:ascii="Bahnschrift Light" w:hAnsi="Bahnschrift Light" w:cs="Calibri"/>
-          <w:szCs w:val="22"/>
-        </w:rPr>
-        <w:t xml:space="preserve"> δημιουργήθηκαν δύο εκδοχές του ιστοτόπου της εικονικής εταιρίας τηλεπικοινωνιών </w:t>
-      </w:r>
-      <w:r>
-        <w:rPr>
-          <w:rFonts w:ascii="Bahnschrift Light" w:hAnsi="Bahnschrift Light" w:cs="Calibri"/>
-          <w:szCs w:val="22"/>
-          <w:lang w:val="en-GB"/>
-        </w:rPr>
-        <w:t>Cellectro</w:t>
-      </w:r>
-      <w:r>
-        <w:rPr>
-          <w:rFonts w:ascii="Bahnschrift Light" w:hAnsi="Bahnschrift Light" w:cs="Calibri"/>
-          <w:szCs w:val="22"/>
-        </w:rPr>
-        <w:t xml:space="preserve">. Οι διαφορές εντοπίζονται σε βασικά σημεία όπως η χρωματική παλέτα, η διάταξη της αρχικής σελίδας, η οργάνωση της πλοήγησης ανάμεσα στις υπο-σελίδες, η δομή στην παρουσίαση των παρεχόμενων υπηρεσιών και πακέτων. Σκοπός είναι οι χρήστες να εκτελέσουν τις ίδιες ενέργειες και να εστιάσουν στις διαφορές που υπάρχουν στον σχεδιασμό και όχι στις λειτουργείες που παρέχονται. </w:t>
+          <w:rFonts w:ascii="Bahnschrift Light" w:hAnsi="Bahnschrift Light"/>
+        </w:rPr>
+        <w:t xml:space="preserve"> δημιουργήθηκαν δύο εκδοχές του ιστοτόπου της εικονικής εταιρίας τηλεπικοινωνιών Cellectro. Οι διαφορές εντοπίζονται σε βασικά σημεία όπως η χρωματική παλέτα, η διάταξη της αρχικής σελίδας, η οργάνωση της πλοήγησης ανάμεσα στις </w:t>
+      </w:r>
+      <w:proofErr w:type="spellStart"/>
+      <w:r>
+        <w:rPr>
+          <w:rFonts w:ascii="Bahnschrift Light" w:hAnsi="Bahnschrift Light"/>
+        </w:rPr>
+        <w:t>υπο</w:t>
+      </w:r>
+      <w:proofErr w:type="spellEnd"/>
+      <w:r>
+        <w:rPr>
+          <w:rFonts w:ascii="Bahnschrift Light" w:hAnsi="Bahnschrift Light"/>
+        </w:rPr>
+        <w:t xml:space="preserve">-σελίδες, η δομή στην παρουσίαση των παρεχόμενων υπηρεσιών και πακέτων. Σκοπός είναι οι χρήστες να εκτελέσουν τις ίδιες ενέργειες και να εστιάσουν στις διαφορές που υπάρχουν στον σχεδιασμό και όχι στις λειτουργείες που παρέχονται. </w:t>
       </w:r>
     </w:p>
     <w:p>
@@ -10381,67 +10100,32 @@
       <w:pPr>
         <w:jc w:val="both"/>
         <w:rPr>
-          <w:rFonts w:ascii="Bahnschrift Light" w:hAnsi="Bahnschrift Light" w:cs="Calibri"/>
-          <w:szCs w:val="22"/>
-        </w:rPr>
-      </w:pPr>
-      <w:r>
-        <w:rPr>
-          <w:rFonts w:ascii="Bahnschrift Light" w:hAnsi="Bahnschrift Light" w:cs="Calibri"/>
-          <w:szCs w:val="22"/>
-        </w:rPr>
-        <w:t xml:space="preserve">Οι χρωματικοί συνδυασμοί αποτελούν σημαντικό παράγοντα για την αποτελεσματικότητα κάθε </w:t>
-      </w:r>
-      <w:r>
-        <w:rPr>
-          <w:rFonts w:ascii="Bahnschrift Light" w:hAnsi="Bahnschrift Light" w:cs="Calibri"/>
-          <w:szCs w:val="22"/>
-          <w:lang w:val="en-GB"/>
-        </w:rPr>
-        <w:t>user</w:t>
-      </w:r>
-      <w:r>
-        <w:rPr>
-          <w:rFonts w:ascii="Bahnschrift Light" w:hAnsi="Bahnschrift Light" w:cs="Calibri"/>
-          <w:szCs w:val="22"/>
-        </w:rPr>
-        <w:t xml:space="preserve"> </w:t>
-      </w:r>
-      <w:r>
-        <w:rPr>
-          <w:rFonts w:ascii="Bahnschrift Light" w:hAnsi="Bahnschrift Light" w:cs="Calibri"/>
-          <w:szCs w:val="22"/>
-          <w:lang w:val="en-GB"/>
-        </w:rPr>
-        <w:t>interface</w:t>
-      </w:r>
-      <w:r>
-        <w:rPr>
-          <w:rFonts w:ascii="Bahnschrift Light" w:hAnsi="Bahnschrift Light" w:cs="Calibri"/>
-          <w:szCs w:val="22"/>
-        </w:rPr>
-        <w:t>.</w:t>
-      </w:r>
-      <w:r>
-        <w:rPr>
-          <w:rFonts w:ascii="Bahnschrift Light" w:hAnsi="Bahnschrift Light" w:cs="Calibri"/>
-          <w:szCs w:val="22"/>
-        </w:rPr>
-        <w:t xml:space="preserve"> </w:t>
-      </w:r>
-    </w:p>
-    <w:p>
-      <w:pPr>
-        <w:jc w:val="both"/>
-        <w:rPr>
-          <w:rFonts w:ascii="Bahnschrift Light" w:hAnsi="Bahnschrift Light" w:cs="Calibri"/>
-          <w:szCs w:val="22"/>
-        </w:rPr>
-      </w:pPr>
-      <w:r>
-        <w:rPr>
-          <w:rFonts w:ascii="Bahnschrift Light" w:hAnsi="Bahnschrift Light" w:cs="Calibri"/>
-          <w:szCs w:val="22"/>
+          <w:rFonts w:ascii="Bahnschrift Light" w:hAnsi="Bahnschrift Light"/>
+        </w:rPr>
+      </w:pPr>
+      <w:r>
+        <w:rPr>
+          <w:rFonts w:ascii="Bahnschrift Light" w:hAnsi="Bahnschrift Light"/>
+        </w:rPr>
+        <w:t>Οι χρωματικοί συνδυασμοί αποτελούν σημαντικό παράγοντα για την αποτελεσματικότητα κάθε user interface.</w:t>
+      </w:r>
+      <w:r>
+        <w:rPr>
+          <w:rFonts w:ascii="Bahnschrift Light" w:hAnsi="Bahnschrift Light"/>
+        </w:rPr>
+        <w:t xml:space="preserve"> </w:t>
+      </w:r>
+    </w:p>
+    <w:p>
+      <w:pPr>
+        <w:jc w:val="both"/>
+        <w:rPr>
+          <w:rFonts w:ascii="Bahnschrift Light" w:hAnsi="Bahnschrift Light"/>
+        </w:rPr>
+      </w:pPr>
+      <w:r>
+        <w:rPr>
+          <w:rFonts w:ascii="Bahnschrift Light" w:hAnsi="Bahnschrift Light"/>
         </w:rPr>
         <w:lastRenderedPageBreak/>
         <w:t xml:space="preserve">Η πρώτη σελίδα έχει στηθεί με μια πιο λιτή οπτική. Έχει γίνει χρήση αποχρώσεων του λευκού, του ανοιχτού γκρι και περιορισμό των αντιθέσεων με μόνο μια απόχρωση του γαλάζιου. </w:t>
@@ -10451,14 +10135,12 @@
       <w:pPr>
         <w:jc w:val="both"/>
         <w:rPr>
-          <w:rFonts w:ascii="Bahnschrift Light" w:hAnsi="Bahnschrift Light" w:cs="Calibri"/>
-          <w:szCs w:val="22"/>
-        </w:rPr>
-      </w:pPr>
-      <w:r>
-        <w:rPr>
-          <w:rFonts w:ascii="Bahnschrift Light" w:hAnsi="Bahnschrift Light" w:cs="Calibri"/>
-          <w:szCs w:val="22"/>
+          <w:rFonts w:ascii="Bahnschrift Light" w:hAnsi="Bahnschrift Light"/>
+        </w:rPr>
+      </w:pPr>
+      <w:r>
+        <w:rPr>
+          <w:rFonts w:ascii="Bahnschrift Light" w:hAnsi="Bahnschrift Light"/>
         </w:rPr>
         <w:t xml:space="preserve">Η δεύτερη σελίδα ακολουθεί μια πολύ διαφορετική προσέγγιση, καθώς το χρώμα που κυριαρχεί είναι το μαύρο με τόνους σκούρου γκρι και αρκετά βοηθητικά έντονα χρώματα. </w:t>
       </w:r>
@@ -10500,14 +10182,12 @@
       <w:pPr>
         <w:jc w:val="both"/>
         <w:rPr>
-          <w:rFonts w:ascii="Bahnschrift Light" w:hAnsi="Bahnschrift Light" w:cs="Calibri"/>
-          <w:szCs w:val="22"/>
-        </w:rPr>
-      </w:pPr>
-      <w:r>
-        <w:rPr>
-          <w:rFonts w:ascii="Bahnschrift Light" w:hAnsi="Bahnschrift Light" w:cs="Calibri"/>
-          <w:szCs w:val="22"/>
+          <w:rFonts w:ascii="Bahnschrift Light" w:hAnsi="Bahnschrift Light"/>
+        </w:rPr>
+      </w:pPr>
+      <w:r>
+        <w:rPr>
+          <w:rFonts w:ascii="Bahnschrift Light" w:hAnsi="Bahnschrift Light"/>
         </w:rPr>
         <w:t>Οι επικεφαλίδες των δύο ιστοσελίδων διαφέρουν αρκετά μεταξύ τους, παρόλο που εξυπηρετούν τον ίδιο σκοπό.</w:t>
       </w:r>
@@ -10516,53 +10196,20 @@
       <w:pPr>
         <w:jc w:val="both"/>
         <w:rPr>
-          <w:rFonts w:ascii="Bahnschrift Light" w:hAnsi="Bahnschrift Light" w:cs="Calibri"/>
-          <w:szCs w:val="22"/>
-        </w:rPr>
-      </w:pPr>
-      <w:r>
-        <w:rPr>
-          <w:rFonts w:ascii="Bahnschrift Light" w:hAnsi="Bahnschrift Light" w:cs="Calibri"/>
-          <w:szCs w:val="22"/>
-        </w:rPr>
-        <w:t xml:space="preserve">Στην Λευκή σελίδα βρίσκουμε δυο </w:t>
-      </w:r>
-      <w:r>
-        <w:rPr>
-          <w:rFonts w:ascii="Bahnschrift Light" w:hAnsi="Bahnschrift Light" w:cs="Calibri"/>
-          <w:szCs w:val="22"/>
-          <w:lang w:val="en-GB"/>
-        </w:rPr>
-        <w:t>headers</w:t>
-      </w:r>
-      <w:r>
-        <w:rPr>
-          <w:rFonts w:ascii="Bahnschrift Light" w:hAnsi="Bahnschrift Light" w:cs="Calibri"/>
-          <w:szCs w:val="22"/>
-        </w:rPr>
-        <w:t xml:space="preserve">, η πρώτη πιο μικρή σε ύψος και η δεύτερη πιο μεγάλη, περιέχονται μαζί με </w:t>
-      </w:r>
-      <w:r>
-        <w:rPr>
-          <w:rFonts w:ascii="Bahnschrift Light" w:hAnsi="Bahnschrift Light" w:cs="Calibri"/>
-          <w:szCs w:val="22"/>
-        </w:rPr>
-        <w:t xml:space="preserve">τα κουμπιά του </w:t>
-      </w:r>
-      <w:r>
-        <w:rPr>
-          <w:rFonts w:ascii="Bahnschrift Light" w:hAnsi="Bahnschrift Light" w:cs="Calibri"/>
-          <w:szCs w:val="22"/>
-          <w:lang w:val="en-GB"/>
-        </w:rPr>
-        <w:t>navigation</w:t>
-      </w:r>
-      <w:r>
-        <w:rPr>
-          <w:rFonts w:ascii="Bahnschrift Light" w:hAnsi="Bahnschrift Light" w:cs="Calibri"/>
-          <w:szCs w:val="22"/>
-        </w:rPr>
-        <w:t xml:space="preserve"> και βοηθητικές, επεξηγηματικές εικόνες. Αντίθετα η σκουρόχρωμη σελίδα μας δίνει την επιλογή μόνο μίας επικεφαλίδας με τα στοιχεία της να εμφανίζονται σε οριζόντια και πάλι διάταξη αλλά χωρίς τη συνοδεία εικονιδίων. Με αυτό τον τρόπο μπορούμε να εξετάσουμε αν οι περισσότερες επιλογές πλοήγησης θα μειώσουν τον χρόνο εύρεσης της επιθυμητής λειτουργείας ή αν οι περισσότερες επιλογές θα μπερδέψουν και θα καθυστερήσουν τον χρήστη. </w:t>
+          <w:rFonts w:ascii="Bahnschrift Light" w:hAnsi="Bahnschrift Light"/>
+        </w:rPr>
+      </w:pPr>
+      <w:r>
+        <w:rPr>
+          <w:rFonts w:ascii="Bahnschrift Light" w:hAnsi="Bahnschrift Light"/>
+        </w:rPr>
+        <w:t xml:space="preserve">Στην Λευκή σελίδα βρίσκουμε δυο headers, η πρώτη πιο μικρή σε ύψος και η δεύτερη πιο μεγάλη, περιέχονται μαζί με </w:t>
+      </w:r>
+      <w:r>
+        <w:rPr>
+          <w:rFonts w:ascii="Bahnschrift Light" w:hAnsi="Bahnschrift Light"/>
+        </w:rPr>
+        <w:t xml:space="preserve">τα κουμπιά του navigation και βοηθητικές, επεξηγηματικές εικόνες. Αντίθετα η σκουρόχρωμη σελίδα μας δίνει την επιλογή μόνο μίας επικεφαλίδας με τα στοιχεία της να εμφανίζονται σε οριζόντια και πάλι διάταξη αλλά χωρίς τη συνοδεία εικονιδίων. Με αυτό τον τρόπο μπορούμε να εξετάσουμε αν οι περισσότερες επιλογές πλοήγησης θα μειώσουν τον χρόνο εύρεσης της επιθυμητής λειτουργείας ή αν οι περισσότερες επιλογές θα μπερδέψουν και θα καθυστερήσουν τον χρήστη. </w:t>
       </w:r>
     </w:p>
     <w:p>
@@ -10603,51 +10250,18 @@
         <w:spacing w:line="259" w:lineRule="auto"/>
         <w:jc w:val="both"/>
         <w:rPr>
-          <w:rFonts w:ascii="Bahnschrift Light" w:hAnsi="Bahnschrift Light" w:cs="Calibri"/>
-          <w:szCs w:val="22"/>
-        </w:rPr>
-      </w:pPr>
-      <w:r>
-        <w:rPr>
-          <w:rFonts w:ascii="Bahnschrift Light" w:hAnsi="Bahnschrift Light" w:cs="Calibri"/>
-          <w:szCs w:val="22"/>
-        </w:rPr>
-        <w:t xml:space="preserve">Η πρώτη </w:t>
-      </w:r>
-      <w:r>
-        <w:rPr>
-          <w:rFonts w:ascii="Bahnschrift Light" w:hAnsi="Bahnschrift Light" w:cs="Calibri"/>
-          <w:szCs w:val="22"/>
-          <w:lang w:val="en-GB"/>
-        </w:rPr>
-        <w:t>home</w:t>
-      </w:r>
-      <w:r>
-        <w:rPr>
-          <w:rFonts w:ascii="Bahnschrift Light" w:hAnsi="Bahnschrift Light" w:cs="Calibri"/>
-          <w:szCs w:val="22"/>
-        </w:rPr>
-        <w:t xml:space="preserve"> </w:t>
-      </w:r>
-      <w:r>
-        <w:rPr>
-          <w:rFonts w:ascii="Bahnschrift Light" w:hAnsi="Bahnschrift Light" w:cs="Calibri"/>
-          <w:szCs w:val="22"/>
-          <w:lang w:val="en-GB"/>
-        </w:rPr>
-        <w:t>page</w:t>
-      </w:r>
-      <w:r>
-        <w:rPr>
-          <w:rFonts w:ascii="Bahnschrift Light" w:hAnsi="Bahnschrift Light" w:cs="Calibri"/>
-          <w:szCs w:val="22"/>
-        </w:rPr>
-        <w:t xml:space="preserve"> σε κάθε έναν από τους ιστότοπος που δημιουργήθηκαν έχει στηθεί με αρκετά διαφορετικό τρόπο</w:t>
-      </w:r>
-      <w:r>
-        <w:rPr>
-          <w:rFonts w:ascii="Bahnschrift Light" w:hAnsi="Bahnschrift Light" w:cs="Calibri"/>
-          <w:szCs w:val="22"/>
+          <w:rFonts w:ascii="Bahnschrift Light" w:hAnsi="Bahnschrift Light"/>
+        </w:rPr>
+      </w:pPr>
+      <w:r>
+        <w:rPr>
+          <w:rFonts w:ascii="Bahnschrift Light" w:hAnsi="Bahnschrift Light"/>
+        </w:rPr>
+        <w:t>Η πρώτη home page σε κάθε έναν από τους ιστότοπος που δημιουργήθηκαν έχει στηθεί με αρκετά διαφορετικό τρόπο</w:t>
+      </w:r>
+      <w:r>
+        <w:rPr>
+          <w:rFonts w:ascii="Bahnschrift Light" w:hAnsi="Bahnschrift Light"/>
         </w:rPr>
         <w:t xml:space="preserve">. </w:t>
       </w:r>
@@ -10657,127 +10271,52 @@
         <w:spacing w:line="259" w:lineRule="auto"/>
         <w:jc w:val="both"/>
         <w:rPr>
-          <w:rFonts w:ascii="Bahnschrift Light" w:hAnsi="Bahnschrift Light" w:cs="Calibri"/>
-          <w:szCs w:val="22"/>
-        </w:rPr>
-      </w:pPr>
-      <w:r>
-        <w:rPr>
-          <w:rFonts w:ascii="Bahnschrift Light" w:hAnsi="Bahnschrift Light" w:cs="Calibri"/>
-          <w:szCs w:val="22"/>
+          <w:rFonts w:ascii="Bahnschrift Light" w:hAnsi="Bahnschrift Light"/>
+        </w:rPr>
+      </w:pPr>
+      <w:r>
+        <w:rPr>
+          <w:rFonts w:ascii="Bahnschrift Light" w:hAnsi="Bahnschrift Light"/>
         </w:rPr>
         <w:t xml:space="preserve">Ξεκινώντας με την λευκή σελίδα, όταν την ανοίγουμε για πρώτη φορά μας καλωσορίζει ένα </w:t>
       </w:r>
       <w:r>
         <w:rPr>
-          <w:rFonts w:ascii="Bahnschrift Light" w:hAnsi="Bahnschrift Light" w:cs="Calibri"/>
-          <w:szCs w:val="22"/>
-          <w:lang w:val="en-GB"/>
-        </w:rPr>
-        <w:t>hero</w:t>
-      </w:r>
-      <w:r>
-        <w:rPr>
-          <w:rFonts w:ascii="Bahnschrift Light" w:hAnsi="Bahnschrift Light" w:cs="Calibri"/>
-          <w:szCs w:val="22"/>
-        </w:rPr>
-        <w:t xml:space="preserve"> </w:t>
-      </w:r>
-      <w:r>
-        <w:rPr>
-          <w:rFonts w:ascii="Bahnschrift Light" w:hAnsi="Bahnschrift Light" w:cs="Calibri"/>
-          <w:szCs w:val="22"/>
-          <w:lang w:val="en-GB"/>
-        </w:rPr>
-        <w:t>section</w:t>
-      </w:r>
-      <w:r>
-        <w:rPr>
-          <w:rFonts w:ascii="Bahnschrift Light" w:hAnsi="Bahnschrift Light" w:cs="Calibri"/>
-          <w:szCs w:val="22"/>
-        </w:rPr>
-        <w:t xml:space="preserve"> με το σλόγκαν της εταιρίας. Εάν το επιλέξουμε ανακατευθυνόμαστε σε μια βοηθητική σελίδα όπου μας παρουσιάζονται οι υπηρεσίες που μας παρέχει η εταιρία. Συνεχίζοντας πιο κάτω μπορούμε να δούμε τις βασικές παροχές που είναι πιθανό να αναζητά ο πελάτης. Αμέσως μετά έχουν τοποθετηθεί τα </w:t>
-      </w:r>
-      <w:r>
-        <w:rPr>
-          <w:rFonts w:ascii="Bahnschrift Light" w:hAnsi="Bahnschrift Light" w:cs="Calibri"/>
-          <w:szCs w:val="22"/>
+          <w:rFonts w:ascii="Bahnschrift Light" w:hAnsi="Bahnschrift Light"/>
+        </w:rPr>
+        <w:t xml:space="preserve">hero section με το σλόγκαν της εταιρίας. Εάν το επιλέξουμε ανακατευθυνόμαστε σε μια βοηθητική σελίδα όπου μας παρουσιάζονται οι υπηρεσίες που μας παρέχει η εταιρία. Συνεχίζοντας πιο κάτω μπορούμε να δούμε τις βασικές παροχές που είναι πιθανό να αναζητά ο πελάτης. Αμέσως μετά έχουν τοποθετηθεί τα </w:t>
+      </w:r>
+      <w:r>
+        <w:rPr>
+          <w:rFonts w:ascii="Bahnschrift Light" w:hAnsi="Bahnschrift Light"/>
         </w:rPr>
         <w:t>δημοφιλέστερα</w:t>
       </w:r>
       <w:r>
         <w:rPr>
-          <w:rFonts w:ascii="Bahnschrift Light" w:hAnsi="Bahnschrift Light" w:cs="Calibri"/>
-          <w:szCs w:val="22"/>
+          <w:rFonts w:ascii="Bahnschrift Light" w:hAnsi="Bahnschrift Light"/>
         </w:rPr>
         <w:t xml:space="preserve"> π</w:t>
       </w:r>
       <w:r>
         <w:rPr>
-          <w:rFonts w:ascii="Bahnschrift Light" w:hAnsi="Bahnschrift Light" w:cs="Calibri"/>
-          <w:szCs w:val="22"/>
-        </w:rPr>
-        <w:t xml:space="preserve">ακέτα από κάθε κατηγορία, είναι πολύ πιθανό ο χρήστης να αναζητά ένα από αυτά, μειώνουμε με αυτό τον τρόπο τον χρόνο αναζήτησης που θα χρειαζόταν σε άλλη περίπτωση. Πιο χαμηλά σε κάθετη διάταξη παρουσιάζονται οι υπόλοιπες υπηρεσίες, οι οποίες δεν είχαν αναφερθεί στο προηγούμενο </w:t>
-      </w:r>
-      <w:r>
-        <w:rPr>
-          <w:rFonts w:ascii="Bahnschrift Light" w:hAnsi="Bahnschrift Light" w:cs="Calibri"/>
-          <w:szCs w:val="22"/>
-          <w:lang w:val="en-GB"/>
-        </w:rPr>
-        <w:t>section</w:t>
-      </w:r>
-      <w:r>
-        <w:rPr>
-          <w:rFonts w:ascii="Bahnschrift Light" w:hAnsi="Bahnschrift Light" w:cs="Calibri"/>
-          <w:szCs w:val="22"/>
-        </w:rPr>
-        <w:t xml:space="preserve">. </w:t>
-      </w:r>
-      <w:r>
-        <w:rPr>
-          <w:rFonts w:ascii="Bahnschrift Light" w:hAnsi="Bahnschrift Light" w:cs="Calibri"/>
-          <w:szCs w:val="22"/>
-          <w:lang w:val="en-GB"/>
-        </w:rPr>
-        <w:t>T</w:t>
-      </w:r>
-      <w:r>
-        <w:rPr>
-          <w:rFonts w:ascii="Bahnschrift Light" w:hAnsi="Bahnschrift Light" w:cs="Calibri"/>
-          <w:szCs w:val="22"/>
-        </w:rPr>
-        <w:t xml:space="preserve">ελευταίο κομμάτι του κύριου τμήματος της αρχικής σελίδας είναι μια καρτέλα εγγραφής στο </w:t>
-      </w:r>
-      <w:r>
-        <w:rPr>
-          <w:rFonts w:ascii="Bahnschrift Light" w:hAnsi="Bahnschrift Light" w:cs="Calibri"/>
-          <w:szCs w:val="22"/>
-          <w:lang w:val="en-GB"/>
-        </w:rPr>
-        <w:t>mailing</w:t>
-      </w:r>
-      <w:r>
-        <w:rPr>
-          <w:rFonts w:ascii="Bahnschrift Light" w:hAnsi="Bahnschrift Light" w:cs="Calibri"/>
-          <w:szCs w:val="22"/>
-        </w:rPr>
-        <w:t xml:space="preserve"> </w:t>
-      </w:r>
-      <w:r>
-        <w:rPr>
-          <w:rFonts w:ascii="Bahnschrift Light" w:hAnsi="Bahnschrift Light" w:cs="Calibri"/>
-          <w:szCs w:val="22"/>
-          <w:lang w:val="en-GB"/>
-        </w:rPr>
-        <w:t>list</w:t>
-      </w:r>
-      <w:r>
-        <w:rPr>
-          <w:rFonts w:ascii="Bahnschrift Light" w:hAnsi="Bahnschrift Light" w:cs="Calibri"/>
-          <w:szCs w:val="22"/>
-        </w:rPr>
-        <w:t xml:space="preserve"> όπου μπορούν να εγγραφούν οι πελάτες για να λαμβάνουν τις τελευταίες ενημερώσεις για τις προσφορές της εταιρίας.</w:t>
+          <w:rFonts w:ascii="Bahnschrift Light" w:hAnsi="Bahnschrift Light"/>
+        </w:rPr>
+        <w:t xml:space="preserve">ακέτα από κάθε κατηγορία, είναι πολύ πιθανό ο χρήστης να αναζητά ένα από αυτά, μειώνουμε με αυτό τον τρόπο τον χρόνο αναζήτησης που θα χρειαζόταν σε άλλη περίπτωση. Πιο χαμηλά σε κάθετη διάταξη παρουσιάζονται οι υπόλοιπες υπηρεσίες, οι οποίες δεν είχαν αναφερθεί στο προηγούμενο section. </w:t>
+      </w:r>
+      <w:proofErr w:type="spellStart"/>
+      <w:r>
+        <w:rPr>
+          <w:rFonts w:ascii="Bahnschrift Light" w:hAnsi="Bahnschrift Light"/>
+        </w:rPr>
+        <w:t>Tελευταίο</w:t>
+      </w:r>
+      <w:proofErr w:type="spellEnd"/>
+      <w:r>
+        <w:rPr>
+          <w:rFonts w:ascii="Bahnschrift Light" w:hAnsi="Bahnschrift Light"/>
+        </w:rPr>
+        <w:t xml:space="preserve"> κομμάτι του κύριου τμήματος της αρχικής σελίδας είναι μια καρτέλα εγγραφής στο mailing list όπου μπορούν να εγγραφούν οι πελάτες για να λαμβάνουν τις τελευταίες ενημερώσεις για τις προσφορές της εταιρίας.</w:t>
       </w:r>
     </w:p>
     <w:p>
@@ -10785,135 +10324,39 @@
         <w:spacing w:line="259" w:lineRule="auto"/>
         <w:jc w:val="both"/>
         <w:rPr>
-          <w:rFonts w:ascii="Bahnschrift Light" w:hAnsi="Bahnschrift Light" w:cs="Calibri"/>
-          <w:szCs w:val="22"/>
-        </w:rPr>
-      </w:pPr>
-      <w:r>
-        <w:rPr>
-          <w:rFonts w:ascii="Bahnschrift Light" w:hAnsi="Bahnschrift Light" w:cs="Calibri"/>
-          <w:szCs w:val="22"/>
+          <w:rFonts w:ascii="Bahnschrift Light" w:hAnsi="Bahnschrift Light"/>
+        </w:rPr>
+      </w:pPr>
+      <w:r>
+        <w:rPr>
+          <w:rFonts w:ascii="Bahnschrift Light" w:hAnsi="Bahnschrift Light"/>
         </w:rPr>
         <w:t xml:space="preserve">Αντίστοιχα με την πρώτη  και στην δεύτερη σελίδα </w:t>
       </w:r>
       <w:r>
         <w:rPr>
-          <w:rFonts w:ascii="Bahnschrift Light" w:hAnsi="Bahnschrift Light" w:cs="Calibri"/>
-          <w:szCs w:val="22"/>
+          <w:rFonts w:ascii="Bahnschrift Light" w:hAnsi="Bahnschrift Light"/>
         </w:rPr>
         <w:t>σ</w:t>
       </w:r>
       <w:r>
         <w:rPr>
-          <w:rFonts w:ascii="Bahnschrift Light" w:hAnsi="Bahnschrift Light" w:cs="Calibri"/>
-          <w:szCs w:val="22"/>
+          <w:rFonts w:ascii="Bahnschrift Light" w:hAnsi="Bahnschrift Light"/>
         </w:rPr>
         <w:t xml:space="preserve">το πρώτο τμήμα της σελίδας </w:t>
       </w:r>
       <w:r>
         <w:rPr>
-          <w:rFonts w:ascii="Bahnschrift Light" w:hAnsi="Bahnschrift Light" w:cs="Calibri"/>
-          <w:szCs w:val="22"/>
-        </w:rPr>
-        <w:t xml:space="preserve">εκτείνεται το αντίστοιχο </w:t>
-      </w:r>
-      <w:r>
-        <w:rPr>
-          <w:rFonts w:ascii="Bahnschrift Light" w:hAnsi="Bahnschrift Light" w:cs="Calibri"/>
-          <w:szCs w:val="22"/>
-          <w:lang w:val="en-GB"/>
-        </w:rPr>
-        <w:t>hero</w:t>
-      </w:r>
-      <w:r>
-        <w:rPr>
-          <w:rFonts w:ascii="Bahnschrift Light" w:hAnsi="Bahnschrift Light" w:cs="Calibri"/>
-          <w:szCs w:val="22"/>
-        </w:rPr>
-        <w:t xml:space="preserve"> </w:t>
-      </w:r>
-      <w:r>
-        <w:rPr>
-          <w:rFonts w:ascii="Bahnschrift Light" w:hAnsi="Bahnschrift Light" w:cs="Calibri"/>
-          <w:szCs w:val="22"/>
-          <w:lang w:val="en-GB"/>
-        </w:rPr>
-        <w:t>section</w:t>
-      </w:r>
-      <w:r>
-        <w:rPr>
-          <w:rFonts w:ascii="Bahnschrift Light" w:hAnsi="Bahnschrift Light" w:cs="Calibri"/>
-          <w:szCs w:val="22"/>
-        </w:rPr>
-        <w:t xml:space="preserve">, αυτή τη φορά όμως έχει την μορφή καρουσέλ με εναλλασσόμενες εικόνες, σταθερό μήνυμα καλωσορίσματος και κουμπί </w:t>
-      </w:r>
-      <w:r>
-        <w:rPr>
-          <w:rFonts w:ascii="Bahnschrift Light" w:hAnsi="Bahnschrift Light" w:cs="Calibri"/>
-          <w:szCs w:val="22"/>
-          <w:lang w:val="en-GB"/>
-        </w:rPr>
-        <w:t>redirection</w:t>
-      </w:r>
-      <w:r>
-        <w:rPr>
-          <w:rFonts w:ascii="Bahnschrift Light" w:hAnsi="Bahnschrift Light" w:cs="Calibri"/>
-          <w:szCs w:val="22"/>
-        </w:rPr>
-        <w:t xml:space="preserve"> προς τη σελίδα με τις διαθέσιμες υπηρεσίες που προσφέρει η εταιρία. Όσο συνεχίζουμε την πλοήγησή μας προς τα κάτω βρίσκουμε αναλυτικότερο το μενού του </w:t>
-      </w:r>
-      <w:r>
-        <w:rPr>
-          <w:rFonts w:ascii="Bahnschrift Light" w:hAnsi="Bahnschrift Light" w:cs="Calibri"/>
-          <w:szCs w:val="22"/>
-          <w:lang w:val="en-GB"/>
-        </w:rPr>
-        <w:t>header</w:t>
-      </w:r>
-      <w:r>
-        <w:rPr>
-          <w:rFonts w:ascii="Bahnschrift Light" w:hAnsi="Bahnschrift Light" w:cs="Calibri"/>
-          <w:szCs w:val="22"/>
-        </w:rPr>
-        <w:t xml:space="preserve"> σε κάθετη αυτή τη φορά διάταξη. Σε κάθε γραμμή του </w:t>
-      </w:r>
-      <w:r>
-        <w:rPr>
-          <w:rFonts w:ascii="Bahnschrift Light" w:hAnsi="Bahnschrift Light" w:cs="Calibri"/>
-          <w:szCs w:val="22"/>
-          <w:lang w:val="en-GB"/>
-        </w:rPr>
-        <w:t>section</w:t>
-      </w:r>
-      <w:r>
-        <w:rPr>
-          <w:rFonts w:ascii="Bahnschrift Light" w:hAnsi="Bahnschrift Light" w:cs="Calibri"/>
-          <w:szCs w:val="22"/>
-        </w:rPr>
-        <w:t xml:space="preserve"> εναλλάσσεται η τοποθέτηση του τμήματος κειμένου και φωτογραφίας από τα </w:t>
-      </w:r>
-      <w:r>
-        <w:rPr>
-          <w:rFonts w:ascii="Bahnschrift Light" w:hAnsi="Bahnschrift Light" w:cs="Calibri"/>
-          <w:szCs w:val="22"/>
+          <w:rFonts w:ascii="Bahnschrift Light" w:hAnsi="Bahnschrift Light"/>
+        </w:rPr>
+        <w:t xml:space="preserve">εκτείνεται το αντίστοιχο hero section, αυτή τη φορά όμως έχει την μορφή καρουσέλ με εναλλασσόμενες εικόνες, σταθερό μήνυμα καλωσορίσματος και κουμπί redirection προς τη σελίδα με τις διαθέσιμες υπηρεσίες που προσφέρει η εταιρία. Όσο συνεχίζουμε την πλοήγησή μας προς τα κάτω βρίσκουμε αναλυτικότερο το μενού του header σε κάθετη αυτή τη φορά διάταξη. Σε κάθε γραμμή του section εναλλάσσεται η τοποθέτηση του τμήματος κειμένου και φωτογραφίας από τα </w:t>
+      </w:r>
+      <w:r>
+        <w:rPr>
+          <w:rFonts w:ascii="Bahnschrift Light" w:hAnsi="Bahnschrift Light"/>
         </w:rPr>
         <w:lastRenderedPageBreak/>
-        <w:t xml:space="preserve">αριστερά προς τα δεξιά. Πάλι έχει αφιερωθεί μία οριζόντια διάταξη για την παρουσίαση των δημοφιλέστερων πακέτων που προσφέρει η εταιρία. Τέλος ακολουθεί το </w:t>
-      </w:r>
-      <w:r>
-        <w:rPr>
-          <w:rFonts w:ascii="Bahnschrift Light" w:hAnsi="Bahnschrift Light" w:cs="Calibri"/>
-          <w:szCs w:val="22"/>
-          <w:lang w:val="en-GB"/>
-        </w:rPr>
-        <w:t>“join our mailing list”</w:t>
-      </w:r>
-      <w:r>
-        <w:rPr>
-          <w:rFonts w:ascii="Bahnschrift Light" w:hAnsi="Bahnschrift Light" w:cs="Calibri"/>
-          <w:szCs w:val="22"/>
-        </w:rPr>
-        <w:t xml:space="preserve"> τμήμα.</w:t>
+        <w:t>αριστερά προς τα δεξιά. Πάλι έχει αφιερωθεί μία οριζόντια διάταξη για την παρουσίαση των δημοφιλέστερων πακέτων που προσφέρει η εταιρία. Τέλος ακολουθεί το “join our mailing list” τμήμα.</w:t>
       </w:r>
     </w:p>
     <w:p>
@@ -10995,14 +10438,12 @@
         <w:spacing w:line="259" w:lineRule="auto"/>
         <w:jc w:val="both"/>
         <w:rPr>
-          <w:rFonts w:ascii="Bahnschrift Light" w:hAnsi="Bahnschrift Light" w:cs="Calibri"/>
-          <w:szCs w:val="22"/>
-        </w:rPr>
-      </w:pPr>
-      <w:r>
-        <w:rPr>
-          <w:rFonts w:ascii="Bahnschrift Light" w:hAnsi="Bahnschrift Light" w:cs="Calibri"/>
-          <w:szCs w:val="22"/>
+          <w:rFonts w:ascii="Bahnschrift Light" w:hAnsi="Bahnschrift Light"/>
+        </w:rPr>
+      </w:pPr>
+      <w:r>
+        <w:rPr>
+          <w:rFonts w:ascii="Bahnschrift Light" w:hAnsi="Bahnschrift Light"/>
         </w:rPr>
         <w:t xml:space="preserve">Η διάταξη των πακέτων που παρέχει η εταιρία γίνεται με δύο πολύ διαφορετικές σχεδιαστικές προσεγγίσεις σε κάθε διαθέσιμη σελίδα. </w:t>
       </w:r>
@@ -11012,14 +10453,12 @@
         <w:spacing w:line="259" w:lineRule="auto"/>
         <w:jc w:val="both"/>
         <w:rPr>
-          <w:rFonts w:ascii="Bahnschrift Light" w:hAnsi="Bahnschrift Light" w:cs="Calibri"/>
-          <w:szCs w:val="22"/>
-        </w:rPr>
-      </w:pPr>
-      <w:r>
-        <w:rPr>
-          <w:rFonts w:ascii="Bahnschrift Light" w:hAnsi="Bahnschrift Light" w:cs="Calibri"/>
-          <w:szCs w:val="22"/>
+          <w:rFonts w:ascii="Bahnschrift Light" w:hAnsi="Bahnschrift Light"/>
+        </w:rPr>
+      </w:pPr>
+      <w:r>
+        <w:rPr>
+          <w:rFonts w:ascii="Bahnschrift Light" w:hAnsi="Bahnschrift Light"/>
         </w:rPr>
         <w:t>Για την λευκή σελίδα επιλέχθηκε μία κάθετη διάταξη, κάθε κάρτα πακέτου πιάνει μεγάλο μέρος της οθόνης, έχει τον τίτλο του πακέτου και την τιμή με μεγάλα γράμματα, με μικρότερους τίτλους και μια σύντομη επεξήγηση μας δίνονται οι απαραίτητες πληροφορίες για κάθε προσφορά. Στο τέλος κάθε κάρτας υπάρχει το κουμπί «Απόκτησέ το» με γαλάζιο φόντο που έρχεται σε αντίθεση με τα χρώματα της υπόλοιπης σελίδας και που κατά την επιλογή του προσθέτει το εκάστοτε πακέτο στο καλάθι του χρήστη.</w:t>
       </w:r>
@@ -11029,33 +10468,24 @@
         <w:spacing w:line="259" w:lineRule="auto"/>
         <w:jc w:val="both"/>
         <w:rPr>
-          <w:rFonts w:ascii="Bahnschrift Light" w:hAnsi="Bahnschrift Light" w:cs="Calibri"/>
-          <w:szCs w:val="22"/>
-        </w:rPr>
-      </w:pPr>
-      <w:r>
-        <w:rPr>
-          <w:rFonts w:ascii="Bahnschrift Light" w:hAnsi="Bahnschrift Light" w:cs="Calibri"/>
-        </w:rPr>
-        <w:t>Α</w:t>
-      </w:r>
-      <w:r>
-        <w:rPr>
-          <w:rFonts w:ascii="Bahnschrift Light" w:hAnsi="Bahnschrift Light" w:cs="Calibri"/>
-        </w:rPr>
-        <w:t xml:space="preserve">ντίστοιχα την μονόχρωμη σελίδα οι καρτέλες των πακέτων έχουν στοιχηθεί σε οριζόντια διάταξη. Κάθε καρτέλα περιέχει τον τίτλο του πακέτου στην κορυφή και στη συνέχεια ακολουθούν οι προσφορές που δίνει κάθε πακέτο, με πολύ πιο περιορισμένες πληροφορίες σε σχέση με την λευκή σελίδα. Τις πληροφορίες κάθε πακέτου συνοδεύει και η αντίστοιχη εικόνα. Τέλος στο κάτω μέρος ακολουθεί η τιμή και το κουμπάκι </w:t>
-      </w:r>
-      <w:r>
-        <w:rPr>
-          <w:rFonts w:ascii="Bahnschrift Light" w:hAnsi="Bahnschrift Light" w:cs="Calibri"/>
-          <w:szCs w:val="22"/>
+          <w:rFonts w:ascii="Bahnschrift Light" w:hAnsi="Bahnschrift Light"/>
+        </w:rPr>
+      </w:pPr>
+      <w:r>
+        <w:rPr>
+          <w:rFonts w:ascii="Bahnschrift Light" w:hAnsi="Bahnschrift Light"/>
+        </w:rPr>
+        <w:t xml:space="preserve">Αντίστοιχα την μονόχρωμη σελίδα οι καρτέλες των πακέτων έχουν στοιχηθεί σε οριζόντια διάταξη. Κάθε καρτέλα περιέχει τον τίτλο του πακέτου στην κορυφή και στη συνέχεια ακολουθούν οι προσφορές που δίνει κάθε πακέτο, με πολύ πιο περιορισμένες πληροφορίες σε σχέση με την λευκή σελίδα. Τις πληροφορίες κάθε πακέτου συνοδεύει και η αντίστοιχη εικόνα. Τέλος στο κάτω μέρος ακολουθεί η τιμή και το κουμπάκι </w:t>
+      </w:r>
+      <w:r>
+        <w:rPr>
+          <w:rFonts w:ascii="Bahnschrift Light" w:hAnsi="Bahnschrift Light"/>
         </w:rPr>
         <w:t>«Απόκτησέ το»</w:t>
       </w:r>
       <w:r>
         <w:rPr>
-          <w:rFonts w:ascii="Bahnschrift Light" w:hAnsi="Bahnschrift Light" w:cs="Calibri"/>
-          <w:szCs w:val="22"/>
+          <w:rFonts w:ascii="Bahnschrift Light" w:hAnsi="Bahnschrift Light"/>
         </w:rPr>
         <w:t xml:space="preserve"> με λειτουργείες αντίστοιχες της πρώτης σελίδας.</w:t>
       </w:r>
@@ -11112,32 +10542,24 @@
         <w:spacing w:line="259" w:lineRule="auto"/>
         <w:jc w:val="both"/>
         <w:rPr>
-          <w:rFonts w:ascii="Bahnschrift Light" w:hAnsi="Bahnschrift Light" w:cs="Calibri"/>
-          <w:sz w:val="23"/>
-          <w:szCs w:val="20"/>
-        </w:rPr>
-      </w:pPr>
-      <w:r>
-        <w:rPr>
-          <w:rFonts w:ascii="Bahnschrift Light" w:hAnsi="Bahnschrift Light" w:cs="Calibri"/>
-          <w:sz w:val="23"/>
-          <w:szCs w:val="20"/>
+          <w:rFonts w:ascii="Bahnschrift Light" w:hAnsi="Bahnschrift Light"/>
+        </w:rPr>
+      </w:pPr>
+      <w:r>
+        <w:rPr>
+          <w:rFonts w:ascii="Bahnschrift Light" w:hAnsi="Bahnschrift Light"/>
         </w:rPr>
         <w:t>Ο κύριος στόχος της σύγκρισης ανάμεσα στις δυο σελίδες είναι να εντοπιστεί η σχεδίαση είναι πιο εύχρηστη προς τους χρήστες</w:t>
       </w:r>
       <w:r>
         <w:rPr>
-          <w:rFonts w:ascii="Bahnschrift Light" w:hAnsi="Bahnschrift Light" w:cs="Calibri"/>
-          <w:sz w:val="23"/>
-          <w:szCs w:val="20"/>
+          <w:rFonts w:ascii="Bahnschrift Light" w:hAnsi="Bahnschrift Light"/>
         </w:rPr>
         <w:t>. Η έρευνα έχει ως σκοπό , α εξετάσει πως η διαφορετική απεικόνιση του ίδιου αντικειμένου μπορεί να επηρεάσει την εμπειρία που έχει ο χρήστης κατά την πλοήγησή του. Είναι σημαντικό να βρούμε ποια προσέγγιση παρέχει τα βέλτιστα αποτελέσματα.</w:t>
       </w:r>
       <w:r>
         <w:rPr>
-          <w:rFonts w:ascii="Bahnschrift Light" w:hAnsi="Bahnschrift Light" w:cs="Calibri"/>
-          <w:sz w:val="23"/>
-          <w:szCs w:val="20"/>
+          <w:rFonts w:ascii="Bahnschrift Light" w:hAnsi="Bahnschrift Light"/>
         </w:rPr>
         <w:t xml:space="preserve"> </w:t>
       </w:r>
@@ -11147,16 +10569,12 @@
         <w:spacing w:line="259" w:lineRule="auto"/>
         <w:jc w:val="both"/>
         <w:rPr>
-          <w:rFonts w:ascii="Bahnschrift Light" w:hAnsi="Bahnschrift Light" w:cs="Calibri"/>
-          <w:sz w:val="23"/>
-          <w:szCs w:val="20"/>
-        </w:rPr>
-      </w:pPr>
-      <w:r>
-        <w:rPr>
-          <w:rFonts w:ascii="Bahnschrift Light" w:hAnsi="Bahnschrift Light" w:cs="Calibri"/>
-          <w:sz w:val="23"/>
-          <w:szCs w:val="20"/>
+          <w:rFonts w:ascii="Bahnschrift Light" w:hAnsi="Bahnschrift Light"/>
+        </w:rPr>
+      </w:pPr>
+      <w:r>
+        <w:rPr>
+          <w:rFonts w:ascii="Bahnschrift Light" w:hAnsi="Bahnschrift Light"/>
         </w:rPr>
         <w:t>Για την αξιολόγηση της αποδοτικότητας της κάθε ιστοσελίδας θα βασιστούμε σε αντικειμενικά κριτήρια που βασίζονται στη συμπεριφορά του χρήστη. Ένα από αυτά είναι ο χρόνος που χρειάστηκε για να ολοκληρώσει μια ενέργεια, ακόμα σημαντικό είναι να σημειωθούν οι λανθασμένες απόπειρες μέχρι την επιτυχία μαζί με τις ανεπιτυχείς απαλείψεις. Με αυτό τον τρόπο μπορούμε να ποσότηκοποιήσουμε το πόσο αποτελεσματική είναι η εκάστοτε σελίδα.</w:t>
       </w:r>
@@ -11166,32 +10584,45 @@
         <w:spacing w:line="259" w:lineRule="auto"/>
         <w:jc w:val="both"/>
         <w:rPr>
-          <w:rFonts w:ascii="Bahnschrift Light" w:hAnsi="Bahnschrift Light" w:cs="Calibri"/>
-          <w:sz w:val="23"/>
-          <w:szCs w:val="20"/>
-        </w:rPr>
-      </w:pPr>
-      <w:r>
-        <w:rPr>
-          <w:rFonts w:ascii="Bahnschrift Light" w:hAnsi="Bahnschrift Light" w:cs="Calibri"/>
-          <w:sz w:val="23"/>
-          <w:szCs w:val="20"/>
+          <w:rFonts w:ascii="Bahnschrift Light" w:hAnsi="Bahnschrift Light"/>
+        </w:rPr>
+      </w:pPr>
+      <w:r>
+        <w:rPr>
+          <w:rFonts w:ascii="Bahnschrift Light" w:hAnsi="Bahnschrift Light"/>
         </w:rPr>
         <w:t>Ακόμα είναι πολύ σημαντικό να λάβουμε υπ’ όψη μας και τις μη μετρήσιμες υποκειμενικές από</w:t>
       </w:r>
       <w:r>
         <w:rPr>
-          <w:rFonts w:ascii="Bahnschrift Light" w:hAnsi="Bahnschrift Light" w:cs="Calibri"/>
-          <w:sz w:val="23"/>
-          <w:szCs w:val="20"/>
-        </w:rPr>
-        <w:t xml:space="preserve">ψεις που θα έχει το ερωτούμενο κοινό. Με τη συλλογή των απαντήσεων του ερωτηματολογίου μπορούμε να πάρουμε μια εικόνα για το πόσο κατανοητή και εύχρηστη ήταν κάθε σελίδα. Η δήλωση προτίμησης ανάμεσα στις δύο σελίδες παρέχει από μόνη της αρκετή πληροφορία για να μπορέσουμε να διαπιστώσουμε ποια προσέγγιση ήταν πιο </w:t>
-      </w:r>
-      <w:r>
-        <w:rPr>
-          <w:rFonts w:ascii="Bahnschrift Light" w:hAnsi="Bahnschrift Light" w:cs="Calibri"/>
-          <w:sz w:val="23"/>
-          <w:szCs w:val="20"/>
+          <w:rFonts w:ascii="Bahnschrift Light" w:hAnsi="Bahnschrift Light"/>
+        </w:rPr>
+        <w:t xml:space="preserve">ψεις που θα έχει το </w:t>
+      </w:r>
+      <w:proofErr w:type="spellStart"/>
+      <w:r>
+        <w:rPr>
+          <w:rFonts w:ascii="Bahnschrift Light" w:hAnsi="Bahnschrift Light"/>
+        </w:rPr>
+        <w:t>ερωτούμενο</w:t>
+      </w:r>
+      <w:proofErr w:type="spellEnd"/>
+      <w:r>
+        <w:rPr>
+          <w:rFonts w:ascii="Bahnschrift Light" w:hAnsi="Bahnschrift Light"/>
+        </w:rPr>
+        <w:t xml:space="preserve"> κοινό. Με τη συλλογή των απαντήσεων του ερωτηματολογίου μπορούμε να πάρουμε μια εικόνα για το πόσο κατανοητή και εύχρηστη ήταν κάθε σελίδα. Η δήλωση προτίμησης ανάμεσα στις </w:t>
+      </w:r>
+      <w:r>
+        <w:rPr>
+          <w:rFonts w:ascii="Bahnschrift Light" w:hAnsi="Bahnschrift Light"/>
+        </w:rPr>
+        <w:lastRenderedPageBreak/>
+        <w:t xml:space="preserve">δύο σελίδες παρέχει από μόνη της αρκετή πληροφορία για να μπορέσουμε να διαπιστώσουμε ποια προσέγγιση ήταν πιο </w:t>
+      </w:r>
+      <w:r>
+        <w:rPr>
+          <w:rFonts w:ascii="Bahnschrift Light" w:hAnsi="Bahnschrift Light"/>
         </w:rPr>
         <w:t xml:space="preserve">εύχρηστη. </w:t>
       </w:r>
@@ -11215,7 +10646,6 @@
           <w:sz w:val="23"/>
           <w:szCs w:val="20"/>
         </w:rPr>
-        <w:lastRenderedPageBreak/>
         <w:t xml:space="preserve">Και έτσι γράφουμε «Στόχος σύγκρισης: Ποια είναι καλύτερη» σε 200 λέξεις </w:t>
       </w:r>
     </w:p>
@@ -11269,7 +10699,6 @@
       <w:r>
         <w:rPr>
           <w:rFonts w:ascii="Bahnschrift Light" w:hAnsi="Bahnschrift Light"/>
-          <w:lang w:val="en-GB"/>
         </w:rPr>
         <w:t>main</w:t>
       </w:r>
@@ -11282,7 +10711,6 @@
       <w:r>
         <w:rPr>
           <w:rFonts w:ascii="Bahnschrift Light" w:hAnsi="Bahnschrift Light"/>
-          <w:lang w:val="en-GB"/>
         </w:rPr>
         <w:t>navigation</w:t>
       </w:r>
@@ -11290,12 +10718,25 @@
         <w:rPr>
           <w:rFonts w:ascii="Bahnschrift Light" w:hAnsi="Bahnschrift Light"/>
         </w:rPr>
-        <w:t xml:space="preserve">. Την λευκή σελίδα η κορδέλα χωρίζεται σε δύο υπο-τμήματα. Το πρώτο </w:t>
-      </w:r>
-      <w:r>
-        <w:rPr>
-          <w:rFonts w:ascii="Bahnschrift Light" w:hAnsi="Bahnschrift Light"/>
-          <w:lang w:val="en-GB"/>
+        <w:t xml:space="preserve">. Την λευκή σελίδα η κορδέλα χωρίζεται σε δύο </w:t>
+      </w:r>
+      <w:proofErr w:type="spellStart"/>
+      <w:r>
+        <w:rPr>
+          <w:rFonts w:ascii="Bahnschrift Light" w:hAnsi="Bahnschrift Light"/>
+        </w:rPr>
+        <w:t>υπο</w:t>
+      </w:r>
+      <w:proofErr w:type="spellEnd"/>
+      <w:r>
+        <w:rPr>
+          <w:rFonts w:ascii="Bahnschrift Light" w:hAnsi="Bahnschrift Light"/>
+        </w:rPr>
+        <w:t xml:space="preserve">-τμήματα. Το πρώτο </w:t>
+      </w:r>
+      <w:r>
+        <w:rPr>
+          <w:rFonts w:ascii="Bahnschrift Light" w:hAnsi="Bahnschrift Light"/>
         </w:rPr>
         <w:t>header</w:t>
       </w:r>
@@ -11308,7 +10749,6 @@
       <w:r>
         <w:rPr>
           <w:rFonts w:ascii="Bahnschrift Light" w:hAnsi="Bahnschrift Light"/>
-          <w:lang w:val="en-GB"/>
         </w:rPr>
         <w:t>header</w:t>
       </w:r>
@@ -11680,7 +11120,27 @@
           <w:sz w:val="14"/>
           <w:szCs w:val="14"/>
         </w:rPr>
-        <w:t>Δεν ήμανε καλή στην έκθεση! Στις πανελλήνιες πήρα 14 :-(</w:t>
+        <w:t xml:space="preserve">Δεν </w:t>
+      </w:r>
+      <w:proofErr w:type="spellStart"/>
+      <w:r>
+        <w:rPr>
+          <w:rFonts w:ascii="Bahnschrift Light" w:hAnsi="Bahnschrift Light" w:cs="Vani"/>
+          <w:color w:val="FFFFFF" w:themeColor="background1"/>
+          <w:sz w:val="14"/>
+          <w:szCs w:val="14"/>
+        </w:rPr>
+        <w:t>ήμανε</w:t>
+      </w:r>
+      <w:proofErr w:type="spellEnd"/>
+      <w:r>
+        <w:rPr>
+          <w:rFonts w:ascii="Bahnschrift Light" w:hAnsi="Bahnschrift Light" w:cs="Vani"/>
+          <w:color w:val="FFFFFF" w:themeColor="background1"/>
+          <w:sz w:val="14"/>
+          <w:szCs w:val="14"/>
+        </w:rPr>
+        <w:t xml:space="preserve"> καλή στην έκθεση! Στις πανελλήνιες πήρα 14 :-(</w:t>
       </w:r>
     </w:p>
     <w:bookmarkEnd w:id="20"/>
@@ -11837,24 +11297,32 @@
       <w:pPr>
         <w:jc w:val="both"/>
         <w:rPr>
-          <w:rFonts w:ascii="Bahnschrift Light" w:hAnsi="Bahnschrift Light" w:cs="Calibri"/>
-          <w:sz w:val="23"/>
-          <w:szCs w:val="20"/>
-        </w:rPr>
-      </w:pPr>
-      <w:r>
-        <w:rPr>
-          <w:rFonts w:ascii="Bahnschrift Light" w:hAnsi="Bahnschrift Light" w:cs="Calibri"/>
-          <w:sz w:val="23"/>
-          <w:szCs w:val="20"/>
-        </w:rPr>
-        <w:t>Το πρώτο Interface που δημιουργήθηκε αποτελεί μια μινιμαλιστική εκδοχή με ουδέτερη αισθητική. Το κύριο χαρακτηριστικό της είναι η φωτεινή χρωματική παλέτα</w:t>
-      </w:r>
-      <w:r>
-        <w:rPr>
-          <w:rFonts w:ascii="Bahnschrift Light" w:hAnsi="Bahnschrift Light" w:cs="Calibri"/>
-          <w:sz w:val="23"/>
-          <w:szCs w:val="20"/>
+          <w:rFonts w:ascii="Bahnschrift Light" w:hAnsi="Bahnschrift Light"/>
+        </w:rPr>
+      </w:pPr>
+      <w:r>
+        <w:rPr>
+          <w:rFonts w:ascii="Bahnschrift Light" w:hAnsi="Bahnschrift Light"/>
+        </w:rPr>
+        <w:t xml:space="preserve">Το πρώτο </w:t>
+      </w:r>
+      <w:proofErr w:type="spellStart"/>
+      <w:r>
+        <w:rPr>
+          <w:rFonts w:ascii="Bahnschrift Light" w:hAnsi="Bahnschrift Light"/>
+        </w:rPr>
+        <w:t>Interface</w:t>
+      </w:r>
+      <w:proofErr w:type="spellEnd"/>
+      <w:r>
+        <w:rPr>
+          <w:rFonts w:ascii="Bahnschrift Light" w:hAnsi="Bahnschrift Light"/>
+        </w:rPr>
+        <w:t xml:space="preserve"> που δημιουργήθηκε αποτελεί μια μινιμαλιστική εκδοχή με ουδέτερη αισθητική. Το κύριο χαρακτηριστικό της είναι η φωτεινή χρωματική παλέτα</w:t>
+      </w:r>
+      <w:r>
+        <w:rPr>
+          <w:rFonts w:ascii="Bahnschrift Light" w:hAnsi="Bahnschrift Light"/>
         </w:rPr>
         <w:t>. Ο σχεδιασμός επικεντρώνεται στην απλότητα και γρήγορη κατανόηση των λειτουργειών. Ο χρήστης πρέπει να μπορεί να εντοπίσει άμεσα τα διαθέσιμα πακέτα, να συγκρίνει τιμές και να ολοκληρώσει την επιλογή χωρίς εκτεταμένη αναζήτηση.</w:t>
       </w:r>
@@ -11864,18 +11332,28 @@
         <w:spacing w:after="160" w:line="259" w:lineRule="auto"/>
         <w:jc w:val="both"/>
         <w:rPr>
-          <w:rFonts w:ascii="Bahnschrift Light" w:hAnsi="Bahnschrift Light" w:cs="Calibri"/>
-          <w:sz w:val="23"/>
-          <w:szCs w:val="20"/>
-        </w:rPr>
-      </w:pPr>
-      <w:r>
-        <w:rPr>
-          <w:rFonts w:ascii="Bahnschrift Light" w:hAnsi="Bahnschrift Light" w:cs="Calibri"/>
-          <w:sz w:val="23"/>
-          <w:szCs w:val="20"/>
-        </w:rPr>
-        <w:t>Η σελίδα αυτή λειτουργεί ως η «απλή» σχεδιαστική προσέγγιση στόχος είναι να αξιολογηθεί αν η απλούστερη εκδοχή παρέχει μεγαλύτερη αποδοτικότητα και κατανόηση της πληροφορίας. Η ιδέα για την δημιουργία της βασίζεται στην υπόθεση πως το Interface δεν πρέπει να τραβά την προσοχή αλλά πλαισιώνει το περιεχόμενο.</w:t>
+          <w:rFonts w:ascii="Bahnschrift Light" w:hAnsi="Bahnschrift Light"/>
+        </w:rPr>
+      </w:pPr>
+      <w:r>
+        <w:rPr>
+          <w:rFonts w:ascii="Bahnschrift Light" w:hAnsi="Bahnschrift Light"/>
+        </w:rPr>
+        <w:t xml:space="preserve">Η σελίδα αυτή λειτουργεί ως η «απλή» σχεδιαστική προσέγγιση στόχος είναι να αξιολογηθεί αν η απλούστερη εκδοχή παρέχει μεγαλύτερη αποδοτικότητα και κατανόηση της πληροφορίας. Η ιδέα για την δημιουργία της βασίζεται στην υπόθεση πως το </w:t>
+      </w:r>
+      <w:proofErr w:type="spellStart"/>
+      <w:r>
+        <w:rPr>
+          <w:rFonts w:ascii="Bahnschrift Light" w:hAnsi="Bahnschrift Light"/>
+        </w:rPr>
+        <w:t>Interface</w:t>
+      </w:r>
+      <w:proofErr w:type="spellEnd"/>
+      <w:r>
+        <w:rPr>
+          <w:rFonts w:ascii="Bahnschrift Light" w:hAnsi="Bahnschrift Light"/>
+        </w:rPr>
+        <w:t xml:space="preserve"> δεν πρέπει να τραβά την προσοχή αλλά πλαισιώνει το περιεχόμενο.</w:t>
       </w:r>
     </w:p>
     <w:p>
@@ -11936,82 +11414,36 @@
         <w:spacing w:after="120"/>
         <w:jc w:val="both"/>
         <w:rPr>
-          <w:rFonts w:ascii="Bahnschrift Light" w:hAnsi="Bahnschrift Light" w:cs="Calibri"/>
-          <w:sz w:val="23"/>
-          <w:szCs w:val="20"/>
-        </w:rPr>
-      </w:pPr>
-      <w:r>
-        <w:rPr>
-          <w:rFonts w:ascii="Bahnschrift Light" w:hAnsi="Bahnschrift Light" w:cs="Calibri"/>
-          <w:sz w:val="23"/>
-          <w:szCs w:val="20"/>
-        </w:rPr>
-        <w:t xml:space="preserve">Η δομή της σελίδας έχει γίνει με κάθετη ιεράρχηση περιεχομένου, ξεκινώντας από το επάνω μέρος της σελίδας συναντάμε το βασικό μενού περιήγησης. Από τα αριστερά προς τα δεξιά βλέπου με το λογότυπο της εταιρίας </w:t>
-      </w:r>
-      <w:r>
-        <w:rPr>
-          <w:rFonts w:ascii="Bahnschrift Light" w:hAnsi="Bahnschrift Light" w:cs="Calibri"/>
-          <w:sz w:val="23"/>
-          <w:szCs w:val="20"/>
-          <w:lang w:val="en-GB"/>
-        </w:rPr>
-        <w:t>Cellectro</w:t>
-      </w:r>
-      <w:r>
-        <w:rPr>
-          <w:rFonts w:ascii="Bahnschrift Light" w:hAnsi="Bahnschrift Light" w:cs="Calibri"/>
-          <w:sz w:val="23"/>
-          <w:szCs w:val="20"/>
-        </w:rPr>
-        <w:t>, την πρώτη επικεφαλίδα (</w:t>
-      </w:r>
-      <w:r>
-        <w:rPr>
-          <w:rFonts w:ascii="Bahnschrift Light" w:hAnsi="Bahnschrift Light" w:cs="Calibri"/>
-          <w:sz w:val="23"/>
-          <w:szCs w:val="20"/>
-          <w:lang w:val="en-GB"/>
-        </w:rPr>
-        <w:t>header</w:t>
-      </w:r>
-      <w:r>
-        <w:rPr>
-          <w:rFonts w:ascii="Bahnschrift Light" w:hAnsi="Bahnschrift Light" w:cs="Calibri"/>
-          <w:sz w:val="23"/>
-          <w:szCs w:val="20"/>
-        </w:rPr>
-        <w:t>) και το εικονίδιο του καλαθιού</w:t>
-      </w:r>
-      <w:r>
-        <w:rPr>
-          <w:rFonts w:ascii="Bahnschrift Light" w:hAnsi="Bahnschrift Light" w:cs="Calibri"/>
-          <w:sz w:val="23"/>
-          <w:szCs w:val="20"/>
+          <w:rFonts w:ascii="Bahnschrift Light" w:hAnsi="Bahnschrift Light"/>
+        </w:rPr>
+      </w:pPr>
+      <w:r>
+        <w:rPr>
+          <w:rFonts w:ascii="Bahnschrift Light" w:hAnsi="Bahnschrift Light"/>
+        </w:rPr>
+        <w:t>Η δομή της σελίδας έχει γίνει με κάθετη ιεράρχηση περιεχομένου, ξεκινώντας από το επάνω μέρος της σελίδας συναντάμε το βασικό μενού περιήγησης. Από τα αριστερά προς τα δεξιά βλέπου με το λογότυπο της εταιρίας Cellectro, την πρώτη επικεφαλίδα (header) και το εικονίδιο του καλαθιού</w:t>
+      </w:r>
+      <w:r>
+        <w:rPr>
+          <w:rFonts w:ascii="Bahnschrift Light" w:hAnsi="Bahnschrift Light"/>
         </w:rPr>
         <w:t xml:space="preserve">, στοιχεία που είναι </w:t>
       </w:r>
       <w:r>
         <w:rPr>
-          <w:rFonts w:ascii="Bahnschrift Light" w:hAnsi="Bahnschrift Light" w:cs="Calibri"/>
-          <w:sz w:val="23"/>
-          <w:szCs w:val="20"/>
+          <w:rFonts w:ascii="Bahnschrift Light" w:hAnsi="Bahnschrift Light"/>
         </w:rPr>
         <w:t>προσβάσιμα</w:t>
       </w:r>
       <w:r>
         <w:rPr>
-          <w:rFonts w:ascii="Bahnschrift Light" w:hAnsi="Bahnschrift Light" w:cs="Calibri"/>
-          <w:sz w:val="23"/>
-          <w:szCs w:val="20"/>
+          <w:rFonts w:ascii="Bahnschrift Light" w:hAnsi="Bahnschrift Light"/>
         </w:rPr>
         <w:t xml:space="preserve"> από όλες τις υποενότητες της ιστοσελίδας. </w:t>
       </w:r>
       <w:r>
         <w:rPr>
-          <w:rFonts w:ascii="Bahnschrift Light" w:hAnsi="Bahnschrift Light" w:cs="Calibri"/>
-          <w:sz w:val="23"/>
-          <w:szCs w:val="20"/>
+          <w:rFonts w:ascii="Bahnschrift Light" w:hAnsi="Bahnschrift Light"/>
         </w:rPr>
         <w:t xml:space="preserve">Στη συνέχεια ακολουθεί η δεύτερη επικεφαλίδα με τις βασικές λειτουργείες που παρέχει η εταιρία με τα αντίστοιχα εικονίδια για να γίνεται άμεσα κατανοητή η χρησιμότητά τους. </w:t>
       </w:r>
@@ -12021,135 +11453,45 @@
         <w:spacing w:after="120"/>
         <w:jc w:val="both"/>
         <w:rPr>
-          <w:rFonts w:ascii="Bahnschrift Light" w:hAnsi="Bahnschrift Light" w:cs="Calibri"/>
-          <w:sz w:val="23"/>
-          <w:szCs w:val="20"/>
-        </w:rPr>
-      </w:pPr>
-      <w:r>
-        <w:rPr>
-          <w:rFonts w:ascii="Bahnschrift Light" w:hAnsi="Bahnschrift Light" w:cs="Calibri"/>
-          <w:sz w:val="23"/>
-          <w:szCs w:val="20"/>
-        </w:rPr>
-        <w:t xml:space="preserve">Στο πάνω μέρος της αρχικής σελίδας συναντάμε ένα </w:t>
-      </w:r>
-      <w:r>
-        <w:rPr>
-          <w:rFonts w:ascii="Bahnschrift Light" w:hAnsi="Bahnschrift Light" w:cs="Calibri"/>
-          <w:sz w:val="23"/>
-          <w:szCs w:val="20"/>
-          <w:lang w:val="en-GB"/>
-        </w:rPr>
-        <w:t>hero</w:t>
-      </w:r>
-      <w:r>
-        <w:rPr>
-          <w:rFonts w:ascii="Bahnschrift Light" w:hAnsi="Bahnschrift Light" w:cs="Calibri"/>
-          <w:sz w:val="23"/>
-          <w:szCs w:val="20"/>
-        </w:rPr>
-        <w:t xml:space="preserve"> </w:t>
-      </w:r>
-      <w:r>
-        <w:rPr>
-          <w:rFonts w:ascii="Bahnschrift Light" w:hAnsi="Bahnschrift Light" w:cs="Calibri"/>
-          <w:sz w:val="23"/>
-          <w:szCs w:val="20"/>
-          <w:lang w:val="en-GB"/>
-        </w:rPr>
-        <w:t>section</w:t>
-      </w:r>
-      <w:r>
-        <w:rPr>
-          <w:rFonts w:ascii="Bahnschrift Light" w:hAnsi="Bahnschrift Light" w:cs="Calibri"/>
-          <w:sz w:val="23"/>
-          <w:szCs w:val="20"/>
-        </w:rPr>
-        <w:t xml:space="preserve"> που μας καλωσορίζει στον ιστότοπο και που κατά την επιλογή του μας ανακατευθύνει σε μια σελίδα με αναλυτικές επιλογές για τις λειτουργείες που παρέχονται έχει ένα μινιμαλιστικό βίντεο-φόντο με ένα μόνο ξεκάθαρο κουμπί.</w:t>
-      </w:r>
-      <w:r>
-        <w:rPr>
-          <w:rFonts w:ascii="Bahnschrift Light" w:hAnsi="Bahnschrift Light" w:cs="Calibri"/>
-          <w:sz w:val="23"/>
-          <w:szCs w:val="20"/>
-        </w:rPr>
-        <w:t xml:space="preserve"> </w:t>
-      </w:r>
-      <w:r>
-        <w:rPr>
-          <w:rFonts w:ascii="Bahnschrift Light" w:hAnsi="Bahnschrift Light" w:cs="Calibri"/>
-          <w:sz w:val="23"/>
-          <w:szCs w:val="20"/>
-        </w:rPr>
-        <w:t xml:space="preserve">Συνεχίζοντας στην αρχική σελίδα ακολουθεί ένα σετ με ενημερωτικές κάρτες, για τις παροχές της εταιρίας, στα χρώματα της σελίδας, αυτό που τραβά την προσοχή είναι το </w:t>
-      </w:r>
-      <w:r>
-        <w:rPr>
-          <w:rFonts w:ascii="Bahnschrift Light" w:hAnsi="Bahnschrift Light" w:cs="Calibri"/>
-          <w:sz w:val="23"/>
-          <w:szCs w:val="20"/>
-          <w:lang w:val="en-GB"/>
-        </w:rPr>
-        <w:t>redirect</w:t>
-      </w:r>
-      <w:r>
-        <w:rPr>
-          <w:rFonts w:ascii="Bahnschrift Light" w:hAnsi="Bahnschrift Light" w:cs="Calibri"/>
-          <w:sz w:val="23"/>
-          <w:szCs w:val="20"/>
-        </w:rPr>
-        <w:t xml:space="preserve"> κουμπί με την πρώτη εμφάνιση του μόνου έντονου χρώματος που θα χρησιμοποιηθεί σε αυτό το </w:t>
-      </w:r>
-      <w:r>
-        <w:rPr>
-          <w:rFonts w:ascii="Bahnschrift Light" w:hAnsi="Bahnschrift Light" w:cs="Calibri"/>
-          <w:sz w:val="23"/>
-          <w:szCs w:val="20"/>
-          <w:lang w:val="en-GB"/>
-        </w:rPr>
-        <w:t>interface</w:t>
-      </w:r>
-      <w:r>
-        <w:rPr>
-          <w:rFonts w:ascii="Bahnschrift Light" w:hAnsi="Bahnschrift Light" w:cs="Calibri"/>
-          <w:sz w:val="23"/>
-          <w:szCs w:val="20"/>
-        </w:rPr>
-        <w:t xml:space="preserve">.Πιο κάτω βρίσκουμε </w:t>
-      </w:r>
-      <w:r>
-        <w:rPr>
-          <w:rFonts w:ascii="Bahnschrift Light" w:hAnsi="Bahnschrift Light" w:cs="Calibri"/>
-          <w:sz w:val="23"/>
-          <w:szCs w:val="20"/>
-        </w:rPr>
-        <w:t>μια πάλι σε οριζόντια διάταξη ένα δείγμα με τα πιο  δημοφιλή πακέτα που έχει να προσφέρει η εταιρία. Κάθε καρτέλα απαρτίζεται από μια εικόνα σε χρωματική παλέτα του άσπρου και αποχρώσεων του γκρι, την ακολουθεί ο τίτλος του κάθε πακέτου με μεγάλα και έντονα γράμματα, καθώς και η τιμή του, με μικρότερα και πιο θαμπά γράμματα ακολουθούν οι παροχές του κάθε πακέτου και το γνωστό κουμπάκι σε έντονο γαλάζιο. Στο επόμενο κομμάτι αφιερώνεται χώρος στις λειτουργείες που δεν είχαν εμφανιστεί στο προηγούμενο τμήμα. Σε μια κάθετη αυτή τη φορά διάταξη έχουν στοιχιστεί</w:t>
-      </w:r>
-      <w:r>
-        <w:rPr>
-          <w:rFonts w:ascii="Bahnschrift Light" w:hAnsi="Bahnschrift Light" w:cs="Calibri"/>
-          <w:sz w:val="23"/>
-          <w:szCs w:val="20"/>
-        </w:rPr>
-        <w:t xml:space="preserve"> οι παροχές που προσφέρονται ακολουθώντας πάλι το μοτίβο του τίτλου με μεγάλα </w:t>
-      </w:r>
-      <w:r>
-        <w:rPr>
-          <w:rFonts w:ascii="Bahnschrift Light" w:hAnsi="Bahnschrift Light" w:cs="Calibri"/>
-          <w:sz w:val="23"/>
-          <w:szCs w:val="20"/>
-          <w:lang w:val="en-GB"/>
-        </w:rPr>
-        <w:t>bold</w:t>
-      </w:r>
-      <w:r>
-        <w:rPr>
-          <w:rFonts w:ascii="Bahnschrift Light" w:hAnsi="Bahnschrift Light" w:cs="Calibri"/>
-          <w:sz w:val="23"/>
-          <w:szCs w:val="20"/>
-        </w:rPr>
-        <w:t xml:space="preserve"> γράμματα και την περιγραφή με μικρότερα και πιο αχνά να ακολουθούν. Στο φόντο κάθε σειράς εναλλάσσονται αποχρώσεις του γκρι.</w:t>
+          <w:rFonts w:ascii="Bahnschrift Light" w:hAnsi="Bahnschrift Light"/>
+        </w:rPr>
+      </w:pPr>
+      <w:r>
+        <w:rPr>
+          <w:rFonts w:ascii="Bahnschrift Light" w:hAnsi="Bahnschrift Light"/>
+        </w:rPr>
+        <w:t>Στο πάνω μέρος της αρχικής σελίδας συναντάμε ένα hero section που μας καλωσορίζει στον ιστότοπο και που κατά την επιλογή του μας ανακατευθύνει σε μια σελίδα με αναλυτικές επιλογές για τις λειτουργείες που παρέχονται έχει ένα μινιμαλιστικό βίντεο-φόντο με ένα μόνο ξεκάθαρο κουμπί.</w:t>
+      </w:r>
+      <w:r>
+        <w:rPr>
+          <w:rFonts w:ascii="Bahnschrift Light" w:hAnsi="Bahnschrift Light"/>
+        </w:rPr>
+        <w:t xml:space="preserve"> </w:t>
+      </w:r>
+      <w:r>
+        <w:rPr>
+          <w:rFonts w:ascii="Bahnschrift Light" w:hAnsi="Bahnschrift Light"/>
+        </w:rPr>
+        <w:t xml:space="preserve">Συνεχίζοντας στην αρχική σελίδα ακολουθεί ένα σετ με ενημερωτικές κάρτες, για τις παροχές της εταιρίας, στα χρώματα της σελίδας, αυτό που τραβά την προσοχή είναι το redirect κουμπί με την πρώτη εμφάνιση του μόνου έντονου χρώματος που θα χρησιμοποιηθεί σε αυτό το interface.Πιο κάτω βρίσκουμε </w:t>
+      </w:r>
+      <w:r>
+        <w:rPr>
+          <w:rFonts w:ascii="Bahnschrift Light" w:hAnsi="Bahnschrift Light"/>
+        </w:rPr>
+        <w:t xml:space="preserve">μια πάλι σε οριζόντια διάταξη ένα δείγμα με τα πιο  δημοφιλή πακέτα που έχει να προσφέρει η εταιρία. Κάθε καρτέλα απαρτίζεται από μια εικόνα σε χρωματική παλέτα του άσπρου και αποχρώσεων του γκρι, την ακολουθεί ο τίτλος του κάθε πακέτου με μεγάλα και έντονα γράμματα, καθώς και η τιμή του, με μικρότερα και πιο θαμπά γράμματα ακολουθούν οι παροχές του κάθε πακέτου και το γνωστό κουμπάκι σε έντονο γαλάζιο. Στο επόμενο κομμάτι αφιερώνεται χώρος στις λειτουργείες που δεν είχαν </w:t>
+      </w:r>
+      <w:r>
+        <w:rPr>
+          <w:rFonts w:ascii="Bahnschrift Light" w:hAnsi="Bahnschrift Light"/>
+        </w:rPr>
+        <w:lastRenderedPageBreak/>
+        <w:t>εμφανιστεί στο προηγούμενο τμήμα. Σε μια κάθετη αυτή τη φορά διάταξη έχουν στοιχιστεί</w:t>
+      </w:r>
+      <w:r>
+        <w:rPr>
+          <w:rFonts w:ascii="Bahnschrift Light" w:hAnsi="Bahnschrift Light"/>
+        </w:rPr>
+        <w:t xml:space="preserve"> οι παροχές που προσφέρονται ακολουθώντας πάλι το μοτίβο του τίτλου με μεγάλα bold γράμματα και την περιγραφή με μικρότερα και πιο αχνά να ακολουθούν. Στο φόντο κάθε σειράς εναλλάσσονται αποχρώσεις του γκρι.</w:t>
       </w:r>
     </w:p>
     <w:p>
@@ -12157,19 +11499,42 @@
         <w:spacing w:after="120"/>
         <w:jc w:val="both"/>
         <w:rPr>
-          <w:rFonts w:ascii="Bahnschrift Light" w:hAnsi="Bahnschrift Light" w:cs="Calibri"/>
-          <w:sz w:val="23"/>
-          <w:szCs w:val="20"/>
-        </w:rPr>
-      </w:pPr>
-      <w:r>
-        <w:rPr>
-          <w:rFonts w:ascii="Bahnschrift Light" w:hAnsi="Bahnschrift Light" w:cs="Calibri"/>
-          <w:sz w:val="23"/>
-          <w:szCs w:val="20"/>
-        </w:rPr>
-        <w:lastRenderedPageBreak/>
-        <w:t>Το τμήμα του mailing list είναι το προτελευταίο στην αρχική οθόνη. Έχει φόντο σε απόχρωση του ανοιχτού γκρι, εικονίδια των μέσων κοινωνικής δικτύωσης σε μινιμαλιστικό ασπρόμαυρο στιλ και το κλασικό γαλανό κουμπάκι.</w:t>
+          <w:rFonts w:ascii="Bahnschrift Light" w:hAnsi="Bahnschrift Light"/>
+        </w:rPr>
+      </w:pPr>
+      <w:r>
+        <w:rPr>
+          <w:rFonts w:ascii="Bahnschrift Light" w:hAnsi="Bahnschrift Light"/>
+        </w:rPr>
+        <w:t xml:space="preserve">Το τμήμα του </w:t>
+      </w:r>
+      <w:proofErr w:type="spellStart"/>
+      <w:r>
+        <w:rPr>
+          <w:rFonts w:ascii="Bahnschrift Light" w:hAnsi="Bahnschrift Light"/>
+        </w:rPr>
+        <w:t>mailing</w:t>
+      </w:r>
+      <w:proofErr w:type="spellEnd"/>
+      <w:r>
+        <w:rPr>
+          <w:rFonts w:ascii="Bahnschrift Light" w:hAnsi="Bahnschrift Light"/>
+        </w:rPr>
+        <w:t xml:space="preserve"> </w:t>
+      </w:r>
+      <w:proofErr w:type="spellStart"/>
+      <w:r>
+        <w:rPr>
+          <w:rFonts w:ascii="Bahnschrift Light" w:hAnsi="Bahnschrift Light"/>
+        </w:rPr>
+        <w:t>list</w:t>
+      </w:r>
+      <w:proofErr w:type="spellEnd"/>
+      <w:r>
+        <w:rPr>
+          <w:rFonts w:ascii="Bahnschrift Light" w:hAnsi="Bahnschrift Light"/>
+        </w:rPr>
+        <w:t xml:space="preserve"> είναι το προτελευταίο στην αρχική οθόνη. Έχει φόντο σε απόχρωση του ανοιχτού γκρι, εικονίδια των μέσων κοινωνικής δικτύωσης σε μινιμαλιστικό ασπρόμαυρο στιλ και το κλασικό γαλανό κουμπάκι.</w:t>
       </w:r>
     </w:p>
     <w:p>
@@ -12177,46 +11542,30 @@
         <w:spacing w:after="120"/>
         <w:jc w:val="both"/>
         <w:rPr>
-          <w:rFonts w:ascii="Bahnschrift Light" w:hAnsi="Bahnschrift Light" w:cs="Calibri"/>
-          <w:b/>
-          <w:bCs/>
-          <w:sz w:val="23"/>
-          <w:szCs w:val="20"/>
-        </w:rPr>
-      </w:pPr>
-      <w:r>
-        <w:rPr>
-          <w:rFonts w:ascii="Bahnschrift Light" w:hAnsi="Bahnschrift Light" w:cs="Calibri"/>
-          <w:sz w:val="23"/>
-          <w:szCs w:val="20"/>
-        </w:rPr>
-        <w:t xml:space="preserve">Τέλος συναντάμε το </w:t>
-      </w:r>
-      <w:r>
-        <w:rPr>
-          <w:rFonts w:ascii="Bahnschrift Light" w:hAnsi="Bahnschrift Light" w:cs="Calibri"/>
-          <w:sz w:val="23"/>
-          <w:szCs w:val="20"/>
-          <w:lang w:val="en-GB"/>
-        </w:rPr>
-        <w:t>footer</w:t>
-      </w:r>
-      <w:r>
-        <w:rPr>
-          <w:rFonts w:ascii="Bahnschrift Light" w:hAnsi="Bahnschrift Light" w:cs="Calibri"/>
-          <w:sz w:val="23"/>
-          <w:szCs w:val="20"/>
-        </w:rPr>
-        <w:t xml:space="preserve"> με χρώματα στην ίδια παλέτα όπως και η επικεφαλίδα, με την διαφορά όμως πως εδώ </w:t>
-      </w:r>
-      <w:r>
-        <w:rPr>
-          <w:rFonts w:ascii="Bahnschrift Light" w:hAnsi="Bahnschrift Light" w:cs="Calibri"/>
-          <w:sz w:val="23"/>
-          <w:szCs w:val="20"/>
+          <w:rFonts w:ascii="Bahnschrift Light" w:hAnsi="Bahnschrift Light"/>
+        </w:rPr>
+      </w:pPr>
+      <w:r>
+        <w:rPr>
+          <w:rFonts w:ascii="Bahnschrift Light" w:hAnsi="Bahnschrift Light"/>
+        </w:rPr>
+        <w:t xml:space="preserve">Τέλος συναντάμε το footer με χρώματα στην ίδια παλέτα όπως και η επικεφαλίδα, με την διαφορά όμως πως εδώ </w:t>
+      </w:r>
+      <w:r>
+        <w:rPr>
+          <w:rFonts w:ascii="Bahnschrift Light" w:hAnsi="Bahnschrift Light"/>
         </w:rPr>
         <w:t>βρίσκονται με την ανάποδη μορφή, το φόντο είναι με σκούρο χρώμα ενώ τα γράμματα κάνουν αντίθεση με την φωτεινή επιλογή του φόντου. Τα γράμματα εδώ είναι αρκετά πιο μικρά για να μην τραβούν την προσοχή από το κύριο περιεχόμενο της σελίδας.</w:t>
       </w:r>
+    </w:p>
+    <w:p>
+      <w:pPr>
+        <w:spacing w:after="120"/>
+        <w:jc w:val="both"/>
+        <w:rPr>
+          <w:rFonts w:ascii="Bahnschrift Light" w:hAnsi="Bahnschrift Light"/>
+        </w:rPr>
+      </w:pPr>
     </w:p>
     <w:p>
       <w:pPr>
@@ -12426,7 +11775,7 @@
                     <pic:cNvPicPr/>
                   </pic:nvPicPr>
                   <pic:blipFill rotWithShape="1">
-                    <a:blip r:embed="rId12"/>
+                    <a:blip r:embed="rId18"/>
                     <a:srcRect r="31579" b="18749"/>
                     <a:stretch>
                       <a:fillRect/>
@@ -12463,6 +11812,7 @@
         </w:rPr>
         <w:t xml:space="preserve"> #2563</w:t>
       </w:r>
+      <w:proofErr w:type="spellStart"/>
       <w:r>
         <w:rPr>
           <w:rFonts w:ascii="Bahnschrift Light" w:hAnsi="Bahnschrift Light" w:cs="Calibri"/>
@@ -12472,6 +11822,7 @@
         </w:rPr>
         <w:t>eb</w:t>
       </w:r>
+      <w:proofErr w:type="spellEnd"/>
     </w:p>
     <w:p>
       <w:pPr>
@@ -13625,6 +12976,7 @@
           <w:highlight w:val="lightGray"/>
         </w:rPr>
       </w:pPr>
+      <w:proofErr w:type="spellStart"/>
       <w:r>
         <w:rPr>
           <w:rFonts w:ascii="Bahnschrift Light" w:hAnsi="Bahnschrift Light" w:cs="Calibri"/>
@@ -13635,6 +12987,7 @@
         </w:rPr>
         <w:t>Υποθεσεις</w:t>
       </w:r>
+      <w:proofErr w:type="spellEnd"/>
       <w:r>
         <w:rPr>
           <w:rFonts w:ascii="Bahnschrift Light" w:hAnsi="Bahnschrift Light" w:cs="Vani"/>
@@ -13745,6 +13098,7 @@
         </w:rPr>
         <w:t xml:space="preserve"> </w:t>
       </w:r>
+      <w:proofErr w:type="spellStart"/>
       <w:r>
         <w:rPr>
           <w:rFonts w:ascii="Bahnschrift Light" w:hAnsi="Bahnschrift Light" w:cs="Calibri"/>
@@ -13755,6 +13109,7 @@
         </w:rPr>
         <w:t>ερευνας</w:t>
       </w:r>
+      <w:proofErr w:type="spellEnd"/>
     </w:p>
     <w:p>
       <w:pPr>
@@ -13867,176 +13222,223 @@
       <w:pPr>
         <w:jc w:val="both"/>
         <w:rPr>
-          <w:rFonts w:ascii="Bahnschrift Light" w:hAnsi="Bahnschrift Light" w:cs="Calibri"/>
-          <w:sz w:val="23"/>
-          <w:szCs w:val="20"/>
-        </w:rPr>
-      </w:pPr>
-      <w:r>
-        <w:rPr>
-          <w:rFonts w:ascii="Bahnschrift Light" w:hAnsi="Bahnschrift Light" w:cs="Calibri"/>
-          <w:sz w:val="23"/>
-          <w:szCs w:val="20"/>
+          <w:rFonts w:ascii="Bahnschrift Light" w:hAnsi="Bahnschrift Light"/>
+        </w:rPr>
+      </w:pPr>
+      <w:r>
+        <w:rPr>
+          <w:rFonts w:ascii="Bahnschrift Light" w:hAnsi="Bahnschrift Light"/>
         </w:rPr>
         <w:t>Η αξιολόγηση των ιστοσελίδων που παρουσιάστηκαν θα χωριστεί σε δύο σκέλη</w:t>
       </w:r>
       <w:r>
         <w:rPr>
-          <w:rFonts w:ascii="Bahnschrift Light" w:hAnsi="Bahnschrift Light" w:cs="Calibri"/>
-          <w:sz w:val="23"/>
-          <w:szCs w:val="20"/>
+          <w:rFonts w:ascii="Bahnschrift Light" w:hAnsi="Bahnschrift Light"/>
         </w:rPr>
         <w:t>.</w:t>
       </w:r>
       <w:r>
         <w:rPr>
-          <w:rFonts w:ascii="Bahnschrift Light" w:hAnsi="Bahnschrift Light" w:cs="Calibri"/>
-          <w:sz w:val="23"/>
-          <w:szCs w:val="20"/>
+          <w:rFonts w:ascii="Bahnschrift Light" w:hAnsi="Bahnschrift Light"/>
         </w:rPr>
         <w:t xml:space="preserve"> Θα ελεγχθεί αρχικά εάν οι χρήστες κατάφεραν να ολοκληρώσουν την εργασία που τους ζητήθηκε – αναζήτηση και εύρεση πακέτου λειτουργείας της αρεσκείας τους, προσθήκη στο καλάθι και ολοκλήρωση αγοράς- ενώ στη συνέχεια θα τους ζητηθεί να αξιολογήσουν πόσο τους άρεσε αισθητικά η κάθε σελίδα.</w:t>
       </w:r>
       <w:r>
         <w:rPr>
-          <w:rFonts w:ascii="Bahnschrift Light" w:hAnsi="Bahnschrift Light" w:cs="Calibri"/>
-          <w:sz w:val="23"/>
-          <w:szCs w:val="20"/>
-        </w:rPr>
-        <w:t xml:space="preserve"> </w:t>
-      </w:r>
-    </w:p>
-    <w:p>
-      <w:pPr>
-        <w:jc w:val="both"/>
-        <w:rPr>
-          <w:rFonts w:ascii="Bahnschrift Light" w:hAnsi="Bahnschrift Light" w:cs="Calibri"/>
-          <w:sz w:val="23"/>
-          <w:szCs w:val="20"/>
-        </w:rPr>
-      </w:pPr>
-      <w:r>
-        <w:rPr>
-          <w:rFonts w:ascii="Bahnschrift Light" w:hAnsi="Bahnschrift Light" w:cs="Calibri"/>
-          <w:sz w:val="23"/>
-          <w:szCs w:val="20"/>
+          <w:rFonts w:ascii="Bahnschrift Light" w:hAnsi="Bahnschrift Light"/>
+        </w:rPr>
+        <w:t xml:space="preserve"> </w:t>
+      </w:r>
+    </w:p>
+    <w:p>
+      <w:pPr>
+        <w:jc w:val="both"/>
+        <w:rPr>
+          <w:rFonts w:ascii="Bahnschrift Light" w:hAnsi="Bahnschrift Light"/>
+        </w:rPr>
+      </w:pPr>
+      <w:r>
+        <w:rPr>
+          <w:rFonts w:ascii="Bahnschrift Light" w:hAnsi="Bahnschrift Light"/>
         </w:rPr>
         <w:t>Για την αξιολόγηση θα χρησιμοποιηθ</w:t>
       </w:r>
       <w:r>
         <w:rPr>
-          <w:rFonts w:ascii="Bahnschrift Light" w:hAnsi="Bahnschrift Light" w:cs="Calibri"/>
-          <w:sz w:val="23"/>
-          <w:szCs w:val="20"/>
+          <w:rFonts w:ascii="Bahnschrift Light" w:hAnsi="Bahnschrift Light"/>
         </w:rPr>
         <w:t xml:space="preserve">ούν ερωτήσεις </w:t>
       </w:r>
       <w:r>
         <w:rPr>
-          <w:rFonts w:ascii="Bahnschrift Light" w:hAnsi="Bahnschrift Light" w:cs="Calibri"/>
-          <w:sz w:val="23"/>
-          <w:szCs w:val="20"/>
-        </w:rPr>
-        <w:t xml:space="preserve">πολλαπλών επιλογλων </w:t>
-      </w:r>
-      <w:r>
-        <w:rPr>
-          <w:rFonts w:ascii="Bahnschrift Light" w:hAnsi="Bahnschrift Light" w:cs="Calibri"/>
-          <w:sz w:val="23"/>
-          <w:szCs w:val="20"/>
+          <w:rFonts w:ascii="Bahnschrift Light" w:hAnsi="Bahnschrift Light"/>
+        </w:rPr>
+        <w:t xml:space="preserve">πολλαπλών </w:t>
+      </w:r>
+      <w:proofErr w:type="spellStart"/>
+      <w:r>
+        <w:rPr>
+          <w:rFonts w:ascii="Bahnschrift Light" w:hAnsi="Bahnschrift Light"/>
+        </w:rPr>
+        <w:t>επιλογλων</w:t>
+      </w:r>
+      <w:proofErr w:type="spellEnd"/>
+      <w:r>
+        <w:rPr>
+          <w:rFonts w:ascii="Bahnschrift Light" w:hAnsi="Bahnschrift Light"/>
+        </w:rPr>
+        <w:t xml:space="preserve"> </w:t>
+      </w:r>
+      <w:r>
+        <w:rPr>
+          <w:rFonts w:ascii="Bahnschrift Light" w:hAnsi="Bahnschrift Light"/>
         </w:rPr>
         <w:t>με προκαθορισμένες απαντήσεις για προσωπικές ερ</w:t>
       </w:r>
       <w:r>
         <w:rPr>
-          <w:rFonts w:ascii="Bahnschrift Light" w:hAnsi="Bahnschrift Light" w:cs="Calibri"/>
-          <w:sz w:val="23"/>
-          <w:szCs w:val="20"/>
+          <w:rFonts w:ascii="Bahnschrift Light" w:hAnsi="Bahnschrift Light"/>
         </w:rPr>
         <w:t>ω</w:t>
       </w:r>
       <w:r>
         <w:rPr>
-          <w:rFonts w:ascii="Bahnschrift Light" w:hAnsi="Bahnschrift Light" w:cs="Calibri"/>
-          <w:sz w:val="23"/>
-          <w:szCs w:val="20"/>
+          <w:rFonts w:ascii="Bahnschrift Light" w:hAnsi="Bahnschrift Light"/>
         </w:rPr>
         <w:t xml:space="preserve">τήσεις όπως το φύλο και η ηλικία, ακόμα θα επιστρατευθεί </w:t>
       </w:r>
       <w:r>
         <w:rPr>
-          <w:rFonts w:ascii="Bahnschrift Light" w:hAnsi="Bahnschrift Light" w:cs="Calibri"/>
-          <w:sz w:val="23"/>
-          <w:szCs w:val="20"/>
-        </w:rPr>
-        <w:t xml:space="preserve">η κλίμακα </w:t>
-      </w:r>
-      <w:r>
-        <w:rPr>
-          <w:rFonts w:ascii="Bahnschrift Light" w:hAnsi="Bahnschrift Light" w:cs="Calibri"/>
-          <w:sz w:val="23"/>
-          <w:szCs w:val="20"/>
+          <w:rFonts w:ascii="Bahnschrift Light" w:hAnsi="Bahnschrift Light"/>
+        </w:rPr>
+        <w:t xml:space="preserve">η κλίμακα Likert, όπου κάθε ερώτηση θα έχει ως πιθανές απαντήσεις τις 5 </w:t>
+      </w:r>
+      <w:r>
+        <w:rPr>
+          <w:rFonts w:ascii="Bahnschrift Light" w:hAnsi="Bahnschrift Light"/>
+        </w:rPr>
+        <w:t>βαθμίδας από μια κλίμακα από «Καθόλου» έως «Πολύ»</w:t>
+      </w:r>
+      <w:r>
+        <w:rPr>
+          <w:rFonts w:ascii="Bahnschrift Light" w:hAnsi="Bahnschrift Light"/>
+        </w:rPr>
+        <w:t xml:space="preserve">, ενώ για τις ερωτήσεις σύγκρισης θα δοθούν ερωτήσεις </w:t>
+      </w:r>
+      <w:r>
+        <w:rPr>
+          <w:rFonts w:ascii="Bahnschrift Light" w:hAnsi="Bahnschrift Light"/>
+        </w:rPr>
+        <w:t>άμεσης προτίμησης</w:t>
+      </w:r>
+      <w:r>
+        <w:rPr>
+          <w:rFonts w:ascii="Bahnschrift Light" w:hAnsi="Bahnschrift Light"/>
+        </w:rPr>
+        <w:t>.</w:t>
+      </w:r>
+      <w:r>
+        <w:rPr>
+          <w:rFonts w:ascii="Bahnschrift Light" w:hAnsi="Bahnschrift Light"/>
+        </w:rPr>
+        <w:t xml:space="preserve"> </w:t>
+      </w:r>
+    </w:p>
+    <w:p>
+      <w:pPr>
+        <w:jc w:val="both"/>
+        <w:rPr>
+          <w:rFonts w:ascii="Bahnschrift Light" w:hAnsi="Bahnschrift Light" w:cs="Calibri"/>
+          <w:sz w:val="23"/>
+          <w:szCs w:val="20"/>
+        </w:rPr>
+      </w:pPr>
+    </w:p>
+    <w:p>
+      <w:pPr>
+        <w:pStyle w:val="Heading4"/>
+        <w:jc w:val="both"/>
+        <w:rPr>
+          <w:rFonts w:ascii="Bahnschrift Light" w:hAnsi="Bahnschrift Light"/>
+        </w:rPr>
+      </w:pPr>
+      <w:r>
+        <w:rPr>
+          <w:rFonts w:ascii="Bahnschrift Light" w:hAnsi="Bahnschrift Light"/>
+        </w:rPr>
+        <w:t xml:space="preserve">Κλίμακα </w:t>
+      </w:r>
+      <w:r>
+        <w:rPr>
+          <w:rFonts w:ascii="Bahnschrift Light" w:hAnsi="Bahnschrift Light"/>
           <w:lang w:val="en-GB"/>
         </w:rPr>
         <w:t>Likert</w:t>
       </w:r>
-      <w:r>
-        <w:rPr>
-          <w:rFonts w:ascii="Bahnschrift Light" w:hAnsi="Bahnschrift Light" w:cs="Calibri"/>
-          <w:sz w:val="23"/>
-          <w:szCs w:val="20"/>
-        </w:rPr>
-        <w:t xml:space="preserve">, όπου κάθε ερώτηση θα έχει ως πιθανές απαντήσεις τις 5 </w:t>
-      </w:r>
-      <w:r>
-        <w:rPr>
-          <w:rFonts w:ascii="Bahnschrift Light" w:hAnsi="Bahnschrift Light" w:cs="Calibri"/>
-          <w:sz w:val="23"/>
-          <w:szCs w:val="20"/>
-        </w:rPr>
-        <w:t>βαθμίδας από μια κλίμακα από «Καθόλου» έως «Πολύ»</w:t>
-      </w:r>
-      <w:r>
-        <w:rPr>
-          <w:rFonts w:ascii="Bahnschrift Light" w:hAnsi="Bahnschrift Light" w:cs="Calibri"/>
-          <w:sz w:val="23"/>
-          <w:szCs w:val="20"/>
-        </w:rPr>
-        <w:t xml:space="preserve">, ενώ για τις ερωτήσεις σύγκρισης θα δοθούν ερωτήσεις </w:t>
-      </w:r>
-      <w:r>
-        <w:rPr>
-          <w:rFonts w:ascii="Bahnschrift Light" w:hAnsi="Bahnschrift Light" w:cs="Calibri"/>
-          <w:sz w:val="23"/>
-          <w:szCs w:val="20"/>
-        </w:rPr>
-        <w:t>άμεσης προτίμησης</w:t>
-      </w:r>
-      <w:r>
-        <w:rPr>
-          <w:rFonts w:ascii="Bahnschrift Light" w:hAnsi="Bahnschrift Light" w:cs="Calibri"/>
-          <w:sz w:val="23"/>
-          <w:szCs w:val="20"/>
-        </w:rPr>
-        <w:t>.</w:t>
-      </w:r>
-      <w:r>
-        <w:rPr>
-          <w:rFonts w:ascii="Bahnschrift Light" w:hAnsi="Bahnschrift Light" w:cs="Calibri"/>
-          <w:sz w:val="23"/>
-          <w:szCs w:val="20"/>
-        </w:rPr>
-        <w:t xml:space="preserve"> </w:t>
-      </w:r>
-    </w:p>
-    <w:p>
-      <w:pPr>
-        <w:jc w:val="both"/>
-        <w:rPr>
-          <w:rFonts w:ascii="Bahnschrift Light" w:hAnsi="Bahnschrift Light" w:cs="Calibri"/>
-          <w:sz w:val="23"/>
-          <w:szCs w:val="20"/>
-        </w:rPr>
-      </w:pPr>
+    </w:p>
+    <w:p>
+      <w:pPr>
+        <w:jc w:val="both"/>
+        <w:rPr>
+          <w:rFonts w:ascii="Bahnschrift Light" w:hAnsi="Bahnschrift Light"/>
+        </w:rPr>
+      </w:pPr>
+      <w:r>
+        <w:rPr>
+          <w:rFonts w:ascii="Bahnschrift Light" w:hAnsi="Bahnschrift Light"/>
+        </w:rPr>
+        <w:t xml:space="preserve">Στο μεγαλύτερο τμήμα του ερωτηματολογίου χρησιμοποιήθηκε η κλίμακα Likert. </w:t>
+      </w:r>
+    </w:p>
+    <w:p>
+      <w:pPr>
+        <w:jc w:val="both"/>
+        <w:rPr>
+          <w:rFonts w:ascii="Bahnschrift Light" w:hAnsi="Bahnschrift Light"/>
+        </w:rPr>
+      </w:pPr>
+      <w:r>
+        <w:rPr>
+          <w:rFonts w:ascii="Bahnschrift Light" w:hAnsi="Bahnschrift Light"/>
+        </w:rPr>
+        <w:t xml:space="preserve">Η επιλογή αυτή έγινε </w:t>
+      </w:r>
+      <w:r>
+        <w:rPr>
+          <w:rFonts w:ascii="Bahnschrift Light" w:hAnsi="Bahnschrift Light"/>
+        </w:rPr>
+        <w:t>για αν διευκολύνει</w:t>
+      </w:r>
+      <w:r>
+        <w:rPr>
+          <w:rFonts w:ascii="Bahnschrift Light" w:hAnsi="Bahnschrift Light"/>
+        </w:rPr>
+        <w:t xml:space="preserve"> τους ερωτηθέντες</w:t>
+      </w:r>
+      <w:r>
+        <w:rPr>
+          <w:rFonts w:ascii="Bahnschrift Light" w:hAnsi="Bahnschrift Light"/>
+        </w:rPr>
+        <w:t xml:space="preserve"> να ποσοτηκοποιήσουν την εμπειρία που είχαν κατά την πλοήγηση στις δύο σελίδες του ερωτηματολογίου. Για την αξιολόγηση των χαρακτηριστικών της</w:t>
+      </w:r>
+      <w:r>
+        <w:rPr>
+          <w:rFonts w:ascii="Bahnschrift Light" w:hAnsi="Bahnschrift Light"/>
+        </w:rPr>
+        <w:t xml:space="preserve"> κάθε</w:t>
+      </w:r>
+      <w:r>
+        <w:rPr>
+          <w:rFonts w:ascii="Bahnschrift Light" w:hAnsi="Bahnschrift Light"/>
+        </w:rPr>
+        <w:t xml:space="preserve"> σελίδας θα </w:t>
+      </w:r>
+      <w:r>
+        <w:rPr>
+          <w:rFonts w:ascii="Bahnschrift Light" w:hAnsi="Bahnschrift Light"/>
+        </w:rPr>
+        <w:t xml:space="preserve">δίνονται 5 βαθμίδες μα ακέραιες τιμές από το 1 έως και τι 5, όπου το 1 θα αντιστοιχεί στο καθόλου ενώ το 5 στο πολύ. Με βάση αυτές τις τιμές θα γίνεται η επιλογή από τον κάθε χρήστη για το ποια τιμή ανταποκρίνεται στην δική του εμπειρία. </w:t>
+      </w:r>
     </w:p>
     <w:p>
       <w:pPr>
@@ -14044,121 +13446,48 @@
         <w:jc w:val="both"/>
         <w:rPr>
           <w:rFonts w:ascii="Bahnschrift Light" w:hAnsi="Bahnschrift Light"/>
-        </w:rPr>
-      </w:pPr>
-      <w:r>
-        <w:rPr>
-          <w:rFonts w:ascii="Bahnschrift Light" w:hAnsi="Bahnschrift Light"/>
-        </w:rPr>
-        <w:t xml:space="preserve">Κλίμακα </w:t>
-      </w:r>
-      <w:r>
-        <w:rPr>
-          <w:rFonts w:ascii="Bahnschrift Light" w:hAnsi="Bahnschrift Light"/>
-          <w:lang w:val="en-GB"/>
-        </w:rPr>
-        <w:t>Likert</w:t>
-      </w:r>
-    </w:p>
-    <w:p>
-      <w:pPr>
-        <w:jc w:val="both"/>
-        <w:rPr>
-          <w:rFonts w:ascii="Bahnschrift Light" w:hAnsi="Bahnschrift Light" w:cs="Calibri"/>
-          <w:sz w:val="23"/>
-          <w:szCs w:val="20"/>
-        </w:rPr>
-      </w:pPr>
-      <w:r>
-        <w:rPr>
-          <w:rFonts w:ascii="Bahnschrift Light" w:hAnsi="Bahnschrift Light" w:cs="Calibri"/>
-          <w:sz w:val="23"/>
-          <w:szCs w:val="20"/>
-        </w:rPr>
-        <w:t xml:space="preserve">Στο μεγαλύτερο τμήμα του ερωτηματολογίου χρησιμοποιήθηκε η κλίμακα </w:t>
-      </w:r>
-      <w:r>
-        <w:rPr>
-          <w:rFonts w:ascii="Bahnschrift Light" w:hAnsi="Bahnschrift Light" w:cs="Calibri"/>
-          <w:sz w:val="23"/>
-          <w:szCs w:val="20"/>
-          <w:lang w:val="en-GB"/>
-        </w:rPr>
-        <w:t>Likert</w:t>
-      </w:r>
-      <w:r>
-        <w:rPr>
-          <w:rFonts w:ascii="Bahnschrift Light" w:hAnsi="Bahnschrift Light" w:cs="Calibri"/>
-          <w:sz w:val="23"/>
-          <w:szCs w:val="20"/>
-        </w:rPr>
-        <w:t xml:space="preserve">. </w:t>
-      </w:r>
-    </w:p>
-    <w:p>
-      <w:pPr>
-        <w:jc w:val="both"/>
-        <w:rPr>
-          <w:rFonts w:ascii="Bahnschrift Light" w:hAnsi="Bahnschrift Light" w:cs="Calibri"/>
-          <w:sz w:val="23"/>
-          <w:szCs w:val="20"/>
-        </w:rPr>
-      </w:pPr>
-      <w:r>
-        <w:rPr>
-          <w:rFonts w:ascii="Bahnschrift Light" w:hAnsi="Bahnschrift Light" w:cs="Calibri"/>
-          <w:sz w:val="23"/>
-          <w:szCs w:val="20"/>
-        </w:rPr>
-        <w:t xml:space="preserve">Η επιλογή αυτή έγινε </w:t>
-      </w:r>
-      <w:r>
-        <w:rPr>
-          <w:rFonts w:ascii="Bahnschrift Light" w:hAnsi="Bahnschrift Light" w:cs="Calibri"/>
-          <w:sz w:val="23"/>
-          <w:szCs w:val="20"/>
-        </w:rPr>
-        <w:t>για αν διευκολύνει</w:t>
-      </w:r>
-      <w:r>
-        <w:rPr>
-          <w:rFonts w:ascii="Bahnschrift Light" w:hAnsi="Bahnschrift Light" w:cs="Calibri"/>
-          <w:sz w:val="23"/>
-          <w:szCs w:val="20"/>
-        </w:rPr>
-        <w:t xml:space="preserve"> τους ερωτηθέντες</w:t>
-      </w:r>
-      <w:r>
-        <w:rPr>
-          <w:rFonts w:ascii="Bahnschrift Light" w:hAnsi="Bahnschrift Light" w:cs="Calibri"/>
-          <w:sz w:val="23"/>
-          <w:szCs w:val="20"/>
-        </w:rPr>
-        <w:t xml:space="preserve"> να ποσοτηκοποιήσουν την εμπειρία που είχαν κατά την πλοήγηση στις δύο σελίδες του ερωτηματολογίου. Για την αξιολόγηση των χαρακτηριστικών της</w:t>
-      </w:r>
-      <w:r>
-        <w:rPr>
-          <w:rFonts w:ascii="Bahnschrift Light" w:hAnsi="Bahnschrift Light" w:cs="Calibri"/>
-          <w:sz w:val="23"/>
-          <w:szCs w:val="20"/>
-        </w:rPr>
-        <w:t xml:space="preserve"> κάθε</w:t>
-      </w:r>
-      <w:r>
-        <w:rPr>
-          <w:rFonts w:ascii="Bahnschrift Light" w:hAnsi="Bahnschrift Light" w:cs="Calibri"/>
-          <w:sz w:val="23"/>
-          <w:szCs w:val="20"/>
-        </w:rPr>
-        <w:t xml:space="preserve"> σελίδας θα </w:t>
-      </w:r>
-      <w:r>
-        <w:rPr>
-          <w:rFonts w:ascii="Bahnschrift Light" w:hAnsi="Bahnschrift Light" w:cs="Calibri"/>
-          <w:sz w:val="23"/>
-          <w:szCs w:val="20"/>
-        </w:rPr>
-        <w:t xml:space="preserve">δίνονται 5 βαθμίδες μα ακέραιες τιμές από το 1 έως και τι 5, όπου το 1 θα αντιστοιχεί στο καθόλου ενώ το 5 στο πολύ. Με βάση αυτές τις τιμές θα γίνεται η επιλογή από τον κάθε χρήστη για το ποια τιμή ανταποκρίνεται στην δική του εμπειρία. </w:t>
+          <w:b w:val="0"/>
+          <w:bCs w:val="0"/>
+          <w:sz w:val="24"/>
+          <w:szCs w:val="24"/>
+        </w:rPr>
+      </w:pPr>
+      <w:r>
+        <w:rPr>
+          <w:rFonts w:ascii="Bahnschrift Light" w:hAnsi="Bahnschrift Light"/>
+        </w:rPr>
+        <w:t>Ερωτήσεις Πολλαπλής Επιλογής</w:t>
+      </w:r>
+    </w:p>
+    <w:p>
+      <w:pPr>
+        <w:rPr>
+          <w:rFonts w:ascii="Bahnschrift Light" w:hAnsi="Bahnschrift Light"/>
+        </w:rPr>
+      </w:pPr>
+      <w:r>
+        <w:rPr>
+          <w:rFonts w:ascii="Bahnschrift Light" w:hAnsi="Bahnschrift Light"/>
+        </w:rPr>
+        <w:t xml:space="preserve">Για τις απαντήσεις των δημογραφικών ερωτήσεων </w:t>
+      </w:r>
+      <w:r>
+        <w:rPr>
+          <w:rFonts w:ascii="Bahnschrift Light" w:hAnsi="Bahnschrift Light"/>
+        </w:rPr>
+        <w:t xml:space="preserve">όπως το φύλο, η ηλικία και η προηγούμενη εμπειρία </w:t>
+      </w:r>
+      <w:r>
+        <w:rPr>
+          <w:rFonts w:ascii="Bahnschrift Light" w:hAnsi="Bahnschrift Light"/>
+        </w:rPr>
+        <w:t xml:space="preserve">όπου οι </w:t>
+      </w:r>
+      <w:r>
+        <w:rPr>
+          <w:rFonts w:ascii="Bahnschrift Light" w:hAnsi="Bahnschrift Light"/>
+        </w:rPr>
+        <w:t>απαντήσεις είναι συγκεκριμένες θα επιστρατευθούν ερωτήσεις πολλαπλής επιλογής με δεδομένες απαντήσεις.</w:t>
       </w:r>
     </w:p>
     <w:p>
@@ -14173,108 +13502,36 @@
         <w:rPr>
           <w:rFonts w:ascii="Bahnschrift Light" w:hAnsi="Bahnschrift Light"/>
         </w:rPr>
-        <w:t>Ερωτήσεις Πολλαπλής Επιλογής</w:t>
-      </w:r>
-    </w:p>
-    <w:p>
-      <w:pPr>
-        <w:rPr>
-          <w:rFonts w:ascii="Bahnschrift Light" w:hAnsi="Bahnschrift Light"/>
-        </w:rPr>
-      </w:pPr>
-      <w:r>
-        <w:rPr>
-          <w:rFonts w:ascii="Bahnschrift Light" w:hAnsi="Bahnschrift Light" w:cs="Calibri"/>
-          <w:sz w:val="23"/>
-          <w:szCs w:val="20"/>
-        </w:rPr>
-        <w:t>Για</w:t>
-      </w:r>
-      <w:r>
-        <w:rPr>
-          <w:rFonts w:ascii="Bahnschrift Light" w:hAnsi="Bahnschrift Light" w:cs="Calibri"/>
-          <w:sz w:val="23"/>
-          <w:szCs w:val="20"/>
-        </w:rPr>
-        <w:t xml:space="preserve"> τις απαντήσεις των δημογραφικών ερωτήσεων </w:t>
-      </w:r>
-      <w:r>
-        <w:rPr>
-          <w:rFonts w:ascii="Bahnschrift Light" w:hAnsi="Bahnschrift Light" w:cs="Calibri"/>
-          <w:sz w:val="23"/>
-          <w:szCs w:val="20"/>
-        </w:rPr>
-        <w:t xml:space="preserve">όπως το φύλο, η ηλικία και η προηγούμενη εμπειρία </w:t>
-      </w:r>
-      <w:r>
-        <w:rPr>
-          <w:rFonts w:ascii="Bahnschrift Light" w:hAnsi="Bahnschrift Light" w:cs="Calibri"/>
-          <w:sz w:val="23"/>
-          <w:szCs w:val="20"/>
-        </w:rPr>
-        <w:t xml:space="preserve">όπου οι </w:t>
-      </w:r>
-      <w:r>
-        <w:rPr>
-          <w:rFonts w:ascii="Bahnschrift Light" w:hAnsi="Bahnschrift Light" w:cs="Calibri"/>
-          <w:sz w:val="23"/>
-          <w:szCs w:val="20"/>
-        </w:rPr>
-        <w:t>απαντήσεις είναι συγκεκριμένες θα επιστρατευθούν ερωτήσεις πολλαπλής επιλογής με δεδομένες απαντήσεις.</w:t>
-      </w:r>
-    </w:p>
-    <w:p>
-      <w:pPr>
-        <w:pStyle w:val="Heading4"/>
-        <w:jc w:val="both"/>
-        <w:rPr>
-          <w:rFonts w:ascii="Bahnschrift Light" w:hAnsi="Bahnschrift Light"/>
-        </w:rPr>
-      </w:pPr>
-      <w:r>
-        <w:rPr>
-          <w:rFonts w:ascii="Bahnschrift Light" w:hAnsi="Bahnschrift Light"/>
-        </w:rPr>
         <w:t>Ερωτήσεις άμεσης προτίμησης</w:t>
       </w:r>
     </w:p>
     <w:p>
       <w:pPr>
         <w:rPr>
-          <w:rFonts w:ascii="Bahnschrift Light" w:hAnsi="Bahnschrift Light" w:cs="Calibri"/>
-          <w:sz w:val="23"/>
-          <w:szCs w:val="20"/>
-        </w:rPr>
-      </w:pPr>
-      <w:r>
-        <w:rPr>
-          <w:rFonts w:ascii="Bahnschrift Light" w:hAnsi="Bahnschrift Light" w:cs="Calibri"/>
-          <w:sz w:val="23"/>
-          <w:szCs w:val="20"/>
+          <w:rFonts w:ascii="Bahnschrift Light" w:hAnsi="Bahnschrift Light"/>
+        </w:rPr>
+      </w:pPr>
+      <w:r>
+        <w:rPr>
+          <w:rFonts w:ascii="Bahnschrift Light" w:hAnsi="Bahnschrift Light"/>
         </w:rPr>
         <w:t>Για την σύγκριση ανάμεσα στις δύο σχεδιαστικές επιλογές που παρέχονται</w:t>
       </w:r>
       <w:r>
         <w:rPr>
-          <w:rFonts w:ascii="Bahnschrift Light" w:hAnsi="Bahnschrift Light" w:cs="Calibri"/>
-          <w:sz w:val="23"/>
-          <w:szCs w:val="20"/>
+          <w:rFonts w:ascii="Bahnschrift Light" w:hAnsi="Bahnschrift Light"/>
         </w:rPr>
         <w:t xml:space="preserve"> θα χρησιμοποιηθούν ερωτήσεις άμεσης προτίμησης.</w:t>
       </w:r>
       <w:r>
         <w:rPr>
-          <w:rFonts w:ascii="Bahnschrift Light" w:hAnsi="Bahnschrift Light" w:cs="Calibri"/>
-          <w:sz w:val="23"/>
-          <w:szCs w:val="20"/>
+          <w:rFonts w:ascii="Bahnschrift Light" w:hAnsi="Bahnschrift Light"/>
         </w:rPr>
         <w:t xml:space="preserve"> Οι διαθέσιμες επιλογές θα είναι «Λευκή σελίδα», «Μονόχρωμη Σελίδα» και «Χωρίς προτίμηση».</w:t>
       </w:r>
       <w:r>
         <w:rPr>
-          <w:rFonts w:ascii="Bahnschrift Light" w:hAnsi="Bahnschrift Light" w:cs="Calibri"/>
-          <w:sz w:val="23"/>
-          <w:szCs w:val="20"/>
+          <w:rFonts w:ascii="Bahnschrift Light" w:hAnsi="Bahnschrift Light"/>
         </w:rPr>
         <w:t xml:space="preserve"> </w:t>
       </w:r>
@@ -14356,397 +13613,221 @@
         <w:rPr>
           <w:rFonts w:ascii="Bahnschrift Light" w:hAnsi="Bahnschrift Light"/>
         </w:rPr>
-        <w:t>--</w:t>
-      </w:r>
-      <w:r>
+        <w:t>Το ερωτηματολόγιο θα αποτελείται από τέσσερα μέρη. Αρχικά θα γίνουν μερικές δημογραφικές ερωτήσεις</w:t>
+      </w:r>
+      <w:r>
+        <w:rPr>
+          <w:rFonts w:ascii="Bahnschrift Light" w:hAnsi="Bahnschrift Light"/>
+        </w:rPr>
+        <w:t xml:space="preserve"> </w:t>
+      </w:r>
+      <w:r>
+        <w:rPr>
+          <w:rFonts w:ascii="Bahnschrift Light" w:hAnsi="Bahnschrift Light"/>
+        </w:rPr>
+        <w:t>όπου οι συμμετέχοντες θα κληθούν εάν θέλουν να απαντήσουν για την ηλικία τους, το φύλο τους και το πόσο συχνά επισκέπτονται ιστοσελίδες τηλεπικοινωνιών.</w:t>
+      </w:r>
+      <w:r>
+        <w:rPr>
+          <w:rFonts w:ascii="Bahnschrift Light" w:hAnsi="Bahnschrift Light"/>
+        </w:rPr>
+        <w:t xml:space="preserve"> Στη συνέχεια θα ακολουθήσ</w:t>
+      </w:r>
+      <w:r>
+        <w:rPr>
+          <w:rFonts w:ascii="Bahnschrift Light" w:hAnsi="Bahnschrift Light"/>
+        </w:rPr>
+        <w:t>ει η αξιολόγηση</w:t>
+      </w:r>
+      <w:r>
+        <w:rPr>
+          <w:rFonts w:ascii="Bahnschrift Light" w:hAnsi="Bahnschrift Light"/>
+        </w:rPr>
+        <w:t xml:space="preserve"> για την κάθε σελίδα ξεχωριστά. </w:t>
+      </w:r>
+      <w:r>
+        <w:rPr>
+          <w:rFonts w:ascii="Bahnschrift Light" w:hAnsi="Bahnschrift Light"/>
+        </w:rPr>
+        <w:t xml:space="preserve">Τα θέματα θα αφορούν το πόσο εύκολη ήταν η πλοήγηση μέσα στην σελίδα, πόσο εύκολο ήταν να βρεθούν οι πληροφορίες για τα πακέτα τηλεφωνίας, πόσο ευχάριστη ήταν η χρωματική παλέτα που χρησιμοποιήθηκε, πόσο ικανοποιημένος έμεινε ο χρήστης με την σελίδα και αν θα ήθελε να χρησιμοποιεί αυτή τη σελίδα συχνά. </w:t>
+      </w:r>
+      <w:r>
+        <w:rPr>
+          <w:rFonts w:ascii="Bahnschrift Light" w:hAnsi="Bahnschrift Light"/>
+        </w:rPr>
+        <w:t xml:space="preserve">Οι ερωτήσεις αυτές θα υπάρχουν και για τις δύο σελίδες και απαντήσεις τους θα βασίζονται στην </w:t>
+      </w:r>
+      <w:r>
+        <w:rPr>
+          <w:rFonts w:ascii="Bahnschrift Light" w:hAnsi="Bahnschrift Light"/>
+        </w:rPr>
+        <w:t xml:space="preserve">Likert </w:t>
+      </w:r>
+      <w:r>
+        <w:rPr>
+          <w:rFonts w:ascii="Bahnschrift Light" w:hAnsi="Bahnschrift Light"/>
+        </w:rPr>
+        <w:t xml:space="preserve">κλίμακα, με 5 βαθμίδες </w:t>
+      </w:r>
+      <w:r>
+        <w:rPr>
+          <w:rFonts w:ascii="Bahnschrift Light" w:hAnsi="Bahnschrift Light"/>
+        </w:rPr>
+        <w:t>από «Καθόλου» έως «Πολύ»</w:t>
+      </w:r>
+      <w:r>
+        <w:rPr>
+          <w:rFonts w:ascii="Bahnschrift Light" w:hAnsi="Bahnschrift Light"/>
+        </w:rPr>
+        <w:t xml:space="preserve">. Οι επόμενες ερωτήσεις θα έχουν ως στόχο τους την σύγκριση ανάμεσα στις δύο σελίδες με μια τρίτη  επιλογή «Χωρίς προτίμηση». Οι χρήστες θα ερωτηθούν για το σε ποια σελίδα βρήκαν ευκολότερα τις πληροφορίες των πακέτων, ποια χρωματική παλέτα προτίμησαν, σε ποια σελίδα ήταν ευκολότερη η περιήγηση και ποια σελίδα θα προτιμούσαν για να κάνουν μια πραγματική αγορά, Τέλος δίνεται η δυνατότητα στους συμμετέχοντες να εκφράσουν τα σχόλιά τους για την κάθε σελίδα μέσα από δύο ερωτήσεις ανοιχτής απάντησης. </w:t>
+      </w:r>
+    </w:p>
+    <w:p>
+      <w:pPr>
+        <w:pStyle w:val="Heading4"/>
+        <w:jc w:val="both"/>
         <w:rPr>
           <w:rFonts w:ascii="Bahnschrift Light" w:hAnsi="Bahnschrift Light"/>
           <w:lang w:val="en-GB"/>
         </w:rPr>
-        <w:t>To</w:t>
-      </w:r>
-      <w:r>
-        <w:rPr>
-          <w:rFonts w:ascii="Bahnschrift Light" w:hAnsi="Bahnschrift Light"/>
-        </w:rPr>
-        <w:t xml:space="preserve"> </w:t>
-      </w:r>
+      </w:pPr>
       <w:r>
         <w:rPr>
           <w:rFonts w:ascii="Bahnschrift Light" w:hAnsi="Bahnschrift Light"/>
           <w:lang w:val="en-GB"/>
         </w:rPr>
-        <w:t>do</w:t>
-      </w:r>
-    </w:p>
-    <w:p/>
+        <w:t>Google</w:t>
+      </w:r>
+      <w:r>
+        <w:rPr>
+          <w:rFonts w:ascii="Bahnschrift Light" w:hAnsi="Bahnschrift Light"/>
+          <w:lang w:val="en-GB"/>
+        </w:rPr>
+        <w:t xml:space="preserve"> </w:t>
+      </w:r>
+      <w:r>
+        <w:rPr>
+          <w:rFonts w:ascii="Bahnschrift Light" w:hAnsi="Bahnschrift Light"/>
+          <w:lang w:val="en-GB"/>
+        </w:rPr>
+        <w:t>Forms</w:t>
+      </w:r>
+    </w:p>
+    <w:p>
+      <w:pPr>
+        <w:rPr>
+          <w:rFonts w:ascii="Bahnschrift Light" w:hAnsi="Bahnschrift Light"/>
+          <w:lang w:val="en-GB"/>
+        </w:rPr>
+      </w:pPr>
+      <w:r>
+        <w:rPr>
+          <w:rFonts w:ascii="Bahnschrift Light" w:hAnsi="Bahnschrift Light"/>
+        </w:rPr>
+        <w:t>Η</w:t>
+      </w:r>
+      <w:r>
+        <w:rPr>
+          <w:rFonts w:ascii="Bahnschrift Light" w:hAnsi="Bahnschrift Light"/>
+        </w:rPr>
+        <w:t xml:space="preserve"> </w:t>
+      </w:r>
+      <w:r>
+        <w:rPr>
+          <w:rFonts w:ascii="Bahnschrift Light" w:hAnsi="Bahnschrift Light"/>
+        </w:rPr>
+        <w:t>φόρμα</w:t>
+      </w:r>
+      <w:r>
+        <w:rPr>
+          <w:rFonts w:ascii="Bahnschrift Light" w:hAnsi="Bahnschrift Light"/>
+        </w:rPr>
+        <w:t xml:space="preserve"> </w:t>
+      </w:r>
+      <w:r>
+        <w:rPr>
+          <w:rFonts w:ascii="Bahnschrift Light" w:hAnsi="Bahnschrift Light"/>
+        </w:rPr>
+        <w:t xml:space="preserve">υλοποιήθηκε στην σελίδα </w:t>
+      </w:r>
+      <w:r>
+        <w:rPr>
+          <w:rFonts w:ascii="Bahnschrift Light" w:hAnsi="Bahnschrift Light"/>
+          <w:lang w:val="en-GB"/>
+        </w:rPr>
+        <w:t>google</w:t>
+      </w:r>
+      <w:r>
+        <w:rPr>
+          <w:rFonts w:ascii="Bahnschrift Light" w:hAnsi="Bahnschrift Light"/>
+        </w:rPr>
+        <w:t xml:space="preserve"> </w:t>
+      </w:r>
+      <w:r>
+        <w:rPr>
+          <w:rFonts w:ascii="Bahnschrift Light" w:hAnsi="Bahnschrift Light"/>
+          <w:lang w:val="en-GB"/>
+        </w:rPr>
+        <w:t>forms</w:t>
+      </w:r>
+      <w:r>
+        <w:rPr>
+          <w:rFonts w:ascii="Bahnschrift Light" w:hAnsi="Bahnschrift Light"/>
+        </w:rPr>
+        <w:t xml:space="preserve"> </w:t>
+      </w:r>
+      <w:r>
+        <w:rPr>
+          <w:rFonts w:ascii="Bahnschrift Light" w:hAnsi="Bahnschrift Light"/>
+        </w:rPr>
+        <w:t xml:space="preserve">και βρίσκεται στο παρακάτω </w:t>
+      </w:r>
+      <w:r>
+        <w:rPr>
+          <w:rFonts w:ascii="Bahnschrift Light" w:hAnsi="Bahnschrift Light"/>
+          <w:lang w:val="en-GB"/>
+        </w:rPr>
+        <w:t>Link</w:t>
+      </w:r>
+      <w:r>
+        <w:rPr>
+          <w:rFonts w:ascii="Bahnschrift Light" w:hAnsi="Bahnschrift Light"/>
+        </w:rPr>
+        <w:t>:</w:t>
+      </w:r>
+    </w:p>
+    <w:p>
+      <w:pPr>
+        <w:rPr>
+          <w:rFonts w:ascii="Bahnschrift Light" w:hAnsi="Bahnschrift Light"/>
+          <w:lang w:val="en-GB"/>
+        </w:rPr>
+      </w:pPr>
+      <w:hyperlink r:id="rId19" w:history="1">
+        <w:r>
+          <w:rPr>
+            <w:rStyle w:val="Hyperlink"/>
+            <w:rFonts w:ascii="Bahnschrift Light" w:hAnsi="Bahnschrift Light"/>
+            <w:lang w:val="en-GB"/>
+          </w:rPr>
+          <w:t>https://docs.google.com/forms/d/e/1FAIpQLSfV_HaWYzY9uJfLCzJVlWXqGVnNGTbR16eCgLldha3Wv7YESQ/viewform</w:t>
+        </w:r>
+      </w:hyperlink>
+      <w:r>
+        <w:rPr>
+          <w:rFonts w:ascii="Bahnschrift Light" w:hAnsi="Bahnschrift Light"/>
+          <w:lang w:val="en-GB"/>
+        </w:rPr>
+        <w:t xml:space="preserve"> </w:t>
+      </w:r>
+    </w:p>
     <w:p>
       <w:pPr>
         <w:pStyle w:val="Heading4"/>
         <w:jc w:val="both"/>
         <w:rPr>
           <w:rFonts w:ascii="Bahnschrift Light" w:hAnsi="Bahnschrift Light"/>
-        </w:rPr>
-      </w:pPr>
-      <w:r>
-        <w:rPr>
-          <w:rFonts w:ascii="Bahnschrift Light" w:hAnsi="Bahnschrift Light"/>
-        </w:rPr>
-        <w:t>Δημογραφικά</w:t>
-      </w:r>
-    </w:p>
-    <w:p>
-      <w:pPr>
-        <w:jc w:val="both"/>
-        <w:rPr>
-          <w:rFonts w:ascii="Bahnschrift Light" w:hAnsi="Bahnschrift Light" w:cs="Calibri"/>
-          <w:sz w:val="23"/>
-          <w:szCs w:val="20"/>
-        </w:rPr>
-      </w:pPr>
-      <w:r>
-        <w:rPr>
-          <w:rFonts w:ascii="Bahnschrift Light" w:hAnsi="Bahnschrift Light" w:cs="Calibri"/>
-          <w:sz w:val="23"/>
-          <w:szCs w:val="20"/>
-        </w:rPr>
-        <w:t>Ερωτ 1-3</w:t>
-      </w:r>
-    </w:p>
-    <w:p>
-      <w:pPr>
-        <w:jc w:val="both"/>
-        <w:rPr>
-          <w:rFonts w:ascii="Bahnschrift Light" w:hAnsi="Bahnschrift Light" w:cs="Calibri"/>
-          <w:sz w:val="23"/>
-          <w:szCs w:val="20"/>
-        </w:rPr>
-      </w:pPr>
-    </w:p>
-    <w:p>
-      <w:pPr>
-        <w:pStyle w:val="Heading4"/>
-        <w:jc w:val="both"/>
-        <w:rPr>
-          <w:rFonts w:ascii="Bahnschrift Light" w:hAnsi="Bahnschrift Light"/>
-        </w:rPr>
-      </w:pPr>
-      <w:r>
-        <w:rPr>
-          <w:rFonts w:ascii="Bahnschrift Light" w:hAnsi="Bahnschrift Light"/>
-        </w:rPr>
-        <w:t xml:space="preserve">Αξιολόγηση </w:t>
-      </w:r>
-      <w:r>
-        <w:rPr>
-          <w:rFonts w:ascii="Bahnschrift Light" w:hAnsi="Bahnschrift Light"/>
-        </w:rPr>
-        <w:t>σελίδων</w:t>
-      </w:r>
-    </w:p>
-    <w:p>
-      <w:pPr>
-        <w:jc w:val="both"/>
-        <w:rPr>
-          <w:rFonts w:ascii="Bahnschrift Light" w:hAnsi="Bahnschrift Light" w:cs="Calibri"/>
-          <w:sz w:val="23"/>
-          <w:szCs w:val="20"/>
-        </w:rPr>
-      </w:pPr>
-      <w:r>
-        <w:rPr>
-          <w:rFonts w:ascii="Bahnschrift Light" w:hAnsi="Bahnschrift Light" w:cs="Calibri"/>
-          <w:sz w:val="23"/>
-          <w:szCs w:val="20"/>
-        </w:rPr>
-        <w:t xml:space="preserve">Ερωτ </w:t>
-      </w:r>
-      <w:r>
-        <w:rPr>
-          <w:rFonts w:ascii="Bahnschrift Light" w:hAnsi="Bahnschrift Light" w:cs="Calibri"/>
-          <w:sz w:val="23"/>
-          <w:szCs w:val="20"/>
-        </w:rPr>
-        <w:t>4</w:t>
-      </w:r>
-      <w:r>
-        <w:rPr>
-          <w:rFonts w:ascii="Bahnschrift Light" w:hAnsi="Bahnschrift Light" w:cs="Calibri"/>
-          <w:sz w:val="23"/>
-          <w:szCs w:val="20"/>
-        </w:rPr>
-        <w:t>-13</w:t>
-      </w:r>
-    </w:p>
-    <w:p>
-      <w:pPr>
-        <w:jc w:val="both"/>
-        <w:rPr>
-          <w:rFonts w:ascii="Bahnschrift Light" w:hAnsi="Bahnschrift Light" w:cs="Calibri"/>
-          <w:sz w:val="23"/>
-          <w:szCs w:val="20"/>
-        </w:rPr>
-      </w:pPr>
-      <w:r>
-        <w:rPr>
-          <w:rFonts w:ascii="Bahnschrift Light" w:hAnsi="Bahnschrift Light" w:cs="Calibri"/>
-          <w:sz w:val="23"/>
-          <w:szCs w:val="20"/>
-        </w:rPr>
-        <w:t>Που εντομεταξύ δεν είναι μονοχρωμη, είναι σκουρόχρωμη, αλλά το εχω γρά</w:t>
-      </w:r>
-      <w:r>
-        <w:rPr>
-          <w:rFonts w:ascii="Bahnschrift Light" w:hAnsi="Bahnschrift Light" w:cs="Calibri"/>
-          <w:sz w:val="23"/>
-          <w:szCs w:val="20"/>
-        </w:rPr>
-        <w:t>ψ</w:t>
-      </w:r>
-      <w:r>
-        <w:rPr>
-          <w:rFonts w:ascii="Bahnschrift Light" w:hAnsi="Bahnschrift Light" w:cs="Calibri"/>
-          <w:sz w:val="23"/>
-          <w:szCs w:val="20"/>
-        </w:rPr>
-        <w:t>ει παντού ετσι οπότε δεν αλλάζει τώρα.</w:t>
-      </w:r>
-    </w:p>
-    <w:p>
-      <w:pPr>
-        <w:jc w:val="both"/>
-        <w:rPr>
-          <w:rFonts w:ascii="Bahnschrift Light" w:hAnsi="Bahnschrift Light" w:cs="Calibri"/>
-          <w:sz w:val="23"/>
-          <w:szCs w:val="20"/>
-        </w:rPr>
-      </w:pPr>
-    </w:p>
-    <w:p>
-      <w:pPr>
-        <w:pStyle w:val="Heading4"/>
-        <w:jc w:val="both"/>
-        <w:rPr>
-          <w:rFonts w:ascii="Bahnschrift Light" w:hAnsi="Bahnschrift Light"/>
-        </w:rPr>
-      </w:pPr>
-      <w:r>
-        <w:rPr>
-          <w:rFonts w:ascii="Bahnschrift Light" w:hAnsi="Bahnschrift Light"/>
-        </w:rPr>
-        <w:t>Συγκριτικές ερωτήσεις</w:t>
-      </w:r>
-    </w:p>
-    <w:p>
-      <w:pPr>
-        <w:jc w:val="both"/>
-        <w:rPr>
-          <w:rFonts w:ascii="Bahnschrift Light" w:hAnsi="Bahnschrift Light" w:cs="Calibri"/>
-          <w:sz w:val="23"/>
-          <w:szCs w:val="20"/>
-        </w:rPr>
-      </w:pPr>
-      <w:r>
-        <w:rPr>
-          <w:rFonts w:ascii="Bahnschrift Light" w:hAnsi="Bahnschrift Light" w:cs="Calibri"/>
-          <w:sz w:val="23"/>
-          <w:szCs w:val="20"/>
-        </w:rPr>
-        <w:t>Ερωτ 14-17</w:t>
-      </w:r>
-    </w:p>
-    <w:p>
-      <w:pPr>
-        <w:jc w:val="both"/>
-        <w:rPr>
-          <w:rFonts w:ascii="Bahnschrift Light" w:hAnsi="Bahnschrift Light" w:cs="Calibri"/>
-          <w:sz w:val="23"/>
-          <w:szCs w:val="20"/>
-        </w:rPr>
-      </w:pPr>
-    </w:p>
-    <w:p>
-      <w:pPr>
-        <w:jc w:val="both"/>
-        <w:rPr>
-          <w:rFonts w:ascii="Bahnschrift Light" w:hAnsi="Bahnschrift Light"/>
-          <w:b/>
-          <w:bCs/>
-          <w:sz w:val="28"/>
-          <w:szCs w:val="28"/>
-        </w:rPr>
-      </w:pPr>
-      <w:r>
-        <w:rPr>
-          <w:rFonts w:ascii="Bahnschrift Light" w:hAnsi="Bahnschrift Light"/>
-          <w:b/>
-          <w:bCs/>
-          <w:sz w:val="28"/>
-          <w:szCs w:val="28"/>
-        </w:rPr>
-        <w:t>Σχόλια</w:t>
-      </w:r>
-    </w:p>
-    <w:p>
-      <w:pPr>
-        <w:jc w:val="both"/>
-        <w:rPr>
-          <w:rFonts w:ascii="Bahnschrift Light" w:hAnsi="Bahnschrift Light" w:cs="Calibri"/>
-          <w:sz w:val="23"/>
-          <w:szCs w:val="20"/>
-        </w:rPr>
-      </w:pPr>
-      <w:r>
-        <w:rPr>
-          <w:rFonts w:ascii="Bahnschrift Light" w:hAnsi="Bahnschrift Light" w:cs="Calibri"/>
-          <w:sz w:val="23"/>
-          <w:szCs w:val="20"/>
-        </w:rPr>
-        <w:t>Ερωτ 18-19</w:t>
-      </w:r>
-    </w:p>
-    <w:p>
-      <w:pPr>
-        <w:jc w:val="both"/>
-        <w:rPr>
-          <w:rFonts w:ascii="Bahnschrift Light" w:hAnsi="Bahnschrift Light" w:cs="Calibri"/>
-          <w:sz w:val="23"/>
-          <w:szCs w:val="20"/>
-        </w:rPr>
-      </w:pPr>
-    </w:p>
-    <w:p>
-      <w:pPr>
-        <w:pStyle w:val="Heading4"/>
-        <w:jc w:val="both"/>
-        <w:rPr>
-          <w:rFonts w:ascii="Bahnschrift Light" w:hAnsi="Bahnschrift Light"/>
-        </w:rPr>
-      </w:pPr>
-    </w:p>
-    <w:p>
-      <w:pPr>
-        <w:pStyle w:val="Heading4"/>
-        <w:jc w:val="both"/>
-        <w:rPr>
-          <w:rFonts w:ascii="Bahnschrift Light" w:hAnsi="Bahnschrift Light"/>
           <w:lang w:val="en-GB"/>
-        </w:rPr>
-      </w:pPr>
-      <w:r>
-        <w:rPr>
-          <w:rFonts w:ascii="Bahnschrift Light" w:hAnsi="Bahnschrift Light"/>
-          <w:lang w:val="en-GB"/>
-        </w:rPr>
-        <w:t>Google</w:t>
-      </w:r>
-      <w:r>
-        <w:rPr>
-          <w:rFonts w:ascii="Bahnschrift Light" w:hAnsi="Bahnschrift Light"/>
-          <w:lang w:val="en-GB"/>
-        </w:rPr>
-        <w:t xml:space="preserve"> </w:t>
-      </w:r>
-      <w:r>
-        <w:rPr>
-          <w:rFonts w:ascii="Bahnschrift Light" w:hAnsi="Bahnschrift Light"/>
-          <w:lang w:val="en-GB"/>
-        </w:rPr>
-        <w:t>Forms</w:t>
-      </w:r>
-    </w:p>
-    <w:p>
-      <w:pPr>
-        <w:jc w:val="both"/>
-        <w:rPr>
-          <w:rFonts w:ascii="Bahnschrift Light" w:hAnsi="Bahnschrift Light"/>
-          <w:lang w:val="en-GB"/>
-        </w:rPr>
-      </w:pPr>
-      <w:r>
-        <w:rPr>
-          <w:rFonts w:ascii="Bahnschrift Light" w:hAnsi="Bahnschrift Light"/>
-          <w:lang w:val="en-GB"/>
-        </w:rPr>
-        <w:t>--To do</w:t>
-      </w:r>
-    </w:p>
-    <w:p>
-      <w:pPr>
-        <w:rPr>
-          <w:lang w:val="en-GB"/>
-        </w:rPr>
-      </w:pPr>
-    </w:p>
-    <w:p>
-      <w:pPr>
-        <w:pStyle w:val="Heading4"/>
-        <w:jc w:val="both"/>
-        <w:rPr>
-          <w:rFonts w:ascii="Bahnschrift Light" w:hAnsi="Bahnschrift Light"/>
-          <w:lang w:val="en-GB"/>
-        </w:rPr>
-      </w:pPr>
-      <w:r>
-        <w:rPr>
-          <w:rFonts w:ascii="Bahnschrift Light" w:hAnsi="Bahnschrift Light"/>
-        </w:rPr>
-        <w:t>Συλλογή</w:t>
-      </w:r>
-      <w:r>
-        <w:rPr>
-          <w:rFonts w:ascii="Bahnschrift Light" w:hAnsi="Bahnschrift Light"/>
-          <w:lang w:val="en-GB"/>
-        </w:rPr>
-        <w:t xml:space="preserve"> </w:t>
-      </w:r>
-      <w:r>
-        <w:rPr>
-          <w:rFonts w:ascii="Bahnschrift Light" w:hAnsi="Bahnschrift Light"/>
-        </w:rPr>
-        <w:t>Δεδομένων</w:t>
-      </w:r>
-    </w:p>
-    <w:p>
-      <w:pPr>
-        <w:jc w:val="both"/>
-        <w:rPr>
-          <w:rFonts w:ascii="Bahnschrift Light" w:hAnsi="Bahnschrift Light"/>
-        </w:rPr>
-      </w:pPr>
-      <w:r>
-        <w:rPr>
-          <w:rFonts w:ascii="Bahnschrift Light" w:hAnsi="Bahnschrift Light"/>
-        </w:rPr>
-        <w:t>--</w:t>
-      </w:r>
-      <w:r>
-        <w:rPr>
-          <w:rFonts w:ascii="Bahnschrift Light" w:hAnsi="Bahnschrift Light"/>
-          <w:lang w:val="en-GB"/>
-        </w:rPr>
-        <w:t>To</w:t>
-      </w:r>
-      <w:r>
-        <w:rPr>
-          <w:rFonts w:ascii="Bahnschrift Light" w:hAnsi="Bahnschrift Light"/>
-        </w:rPr>
-        <w:t xml:space="preserve"> </w:t>
-      </w:r>
-      <w:r>
-        <w:rPr>
-          <w:rFonts w:ascii="Bahnschrift Light" w:hAnsi="Bahnschrift Light"/>
-          <w:lang w:val="en-GB"/>
-        </w:rPr>
-        <w:t>do</w:t>
-      </w:r>
-    </w:p>
-    <w:p>
-      <w:pPr>
-        <w:pStyle w:val="Heading4"/>
-        <w:jc w:val="both"/>
-        <w:rPr>
-          <w:rFonts w:ascii="Bahnschrift Light" w:hAnsi="Bahnschrift Light"/>
         </w:rPr>
       </w:pPr>
     </w:p>
@@ -15073,7 +14154,7 @@
                     </pic:cNvPicPr>
                   </pic:nvPicPr>
                   <pic:blipFill>
-                    <a:blip r:embed="rId13">
+                    <a:blip r:embed="rId20">
                       <a:extLst>
                         <a:ext uri="{28A0092B-C50C-407E-A947-70E740481C1C}">
                           <a14:useLocalDpi xmlns:a14="http://schemas.microsoft.com/office/drawing/2010/main" val="0"/>
@@ -15239,7 +14320,7 @@
                     </pic:cNvPicPr>
                   </pic:nvPicPr>
                   <pic:blipFill>
-                    <a:blip r:embed="rId14">
+                    <a:blip r:embed="rId21">
                       <a:extLst>
                         <a:ext uri="{28A0092B-C50C-407E-A947-70E740481C1C}">
                           <a14:useLocalDpi xmlns:a14="http://schemas.microsoft.com/office/drawing/2010/main" val="0"/>
@@ -15434,7 +14515,7 @@
                     </pic:cNvPicPr>
                   </pic:nvPicPr>
                   <pic:blipFill>
-                    <a:blip r:embed="rId15">
+                    <a:blip r:embed="rId22">
                       <a:extLst>
                         <a:ext uri="{28A0092B-C50C-407E-A947-70E740481C1C}">
                           <a14:useLocalDpi xmlns:a14="http://schemas.microsoft.com/office/drawing/2010/main" val="0"/>
@@ -15633,7 +14714,7 @@
                     </pic:cNvPicPr>
                   </pic:nvPicPr>
                   <pic:blipFill>
-                    <a:blip r:embed="rId16">
+                    <a:blip r:embed="rId23">
                       <a:extLst>
                         <a:ext uri="{28A0092B-C50C-407E-A947-70E740481C1C}">
                           <a14:useLocalDpi xmlns:a14="http://schemas.microsoft.com/office/drawing/2010/main" val="0"/>
@@ -15777,1030 +14858,6 @@
                 <pic:pic xmlns:pic="http://schemas.openxmlformats.org/drawingml/2006/picture">
                   <pic:nvPicPr>
                     <pic:cNvPr id="0" name="Picture 11"/>
-                    <pic:cNvPicPr>
-                      <a:picLocks noChangeAspect="1" noChangeArrowheads="1"/>
-                    </pic:cNvPicPr>
-                  </pic:nvPicPr>
-                  <pic:blipFill>
-                    <a:blip r:embed="rId17">
-                      <a:extLst>
-                        <a:ext uri="{28A0092B-C50C-407E-A947-70E740481C1C}">
-                          <a14:useLocalDpi xmlns:a14="http://schemas.microsoft.com/office/drawing/2010/main" val="0"/>
-                        </a:ext>
-                      </a:extLst>
-                    </a:blip>
-                    <a:srcRect/>
-                    <a:stretch>
-                      <a:fillRect/>
-                    </a:stretch>
-                  </pic:blipFill>
-                  <pic:spPr bwMode="auto">
-                    <a:xfrm>
-                      <a:off x="0" y="0"/>
-                      <a:ext cx="5683250" cy="2393950"/>
-                    </a:xfrm>
-                    <a:prstGeom prst="rect">
-                      <a:avLst/>
-                    </a:prstGeom>
-                    <a:noFill/>
-                    <a:ln>
-                      <a:noFill/>
-                    </a:ln>
-                  </pic:spPr>
-                </pic:pic>
-              </a:graphicData>
-            </a:graphic>
-          </wp:inline>
-        </w:drawing>
-      </w:r>
-    </w:p>
-    <w:p>
-      <w:pPr>
-        <w:jc w:val="both"/>
-        <w:rPr>
-          <w:rFonts w:ascii="Bahnschrift Light" w:hAnsi="Bahnschrift Light" w:cs="Calibri"/>
-          <w:sz w:val="23"/>
-          <w:szCs w:val="20"/>
-        </w:rPr>
-      </w:pPr>
-    </w:p>
-    <w:p>
-      <w:pPr>
-        <w:pStyle w:val="ListParagraph"/>
-        <w:numPr>
-          <w:ilvl w:val="0"/>
-          <w:numId w:val="43"/>
-        </w:numPr>
-        <w:ind w:left="426" w:hanging="284"/>
-        <w:jc w:val="both"/>
-        <w:rPr>
-          <w:rFonts w:ascii="Bahnschrift Light" w:hAnsi="Bahnschrift Light" w:cs="Calibri"/>
-          <w:sz w:val="23"/>
-          <w:szCs w:val="20"/>
-        </w:rPr>
-      </w:pPr>
-      <w:r>
-        <w:rPr>
-          <w:rFonts w:ascii="Bahnschrift Light" w:hAnsi="Bahnschrift Light" w:cs="Calibri"/>
-          <w:sz w:val="23"/>
-          <w:szCs w:val="20"/>
-        </w:rPr>
-        <w:lastRenderedPageBreak/>
-        <w:t>Πόσο ευχάριστη ήταν η χρωματική παλέτα της Λευκής σελίδας;</w:t>
-      </w:r>
-    </w:p>
-    <w:p>
-      <w:pPr>
-        <w:jc w:val="both"/>
-        <w:rPr>
-          <w:rFonts w:ascii="Bahnschrift Light" w:hAnsi="Bahnschrift Light" w:cs="Calibri"/>
-          <w:sz w:val="23"/>
-          <w:szCs w:val="20"/>
-        </w:rPr>
-      </w:pPr>
-      <w:r>
-        <w:rPr>
-          <w:rFonts w:ascii="Bahnschrift Light" w:hAnsi="Bahnschrift Light" w:cs="Calibri"/>
-          <w:sz w:val="23"/>
-          <w:szCs w:val="20"/>
-        </w:rPr>
-        <w:t>Οι αντιδράσεις για την χρωματική παλέτα που επιλέχθηκε, αν και γενικά θετικές, δεν μπορούμε να πούμε πως είναι εξαιρετικές. Οι χρήστες δεν είναι αντίθετοι με την χρήση αντιθέσεων λευκού και γαλάζιου, αλλά μόνο το 30,8% την χαρακτήρισε ως «5-Πολύ εύκολη».</w:t>
-      </w:r>
-    </w:p>
-    <w:p>
-      <w:pPr>
-        <w:jc w:val="both"/>
-        <w:rPr>
-          <w:rFonts w:ascii="Bahnschrift Light" w:hAnsi="Bahnschrift Light" w:cs="Calibri"/>
-          <w:sz w:val="23"/>
-          <w:szCs w:val="20"/>
-        </w:rPr>
-      </w:pPr>
-    </w:p>
-    <w:p>
-      <w:pPr>
-        <w:jc w:val="both"/>
-        <w:rPr>
-          <w:rFonts w:ascii="Bahnschrift Light" w:hAnsi="Bahnschrift Light" w:cs="Calibri"/>
-          <w:sz w:val="23"/>
-          <w:szCs w:val="20"/>
-        </w:rPr>
-      </w:pPr>
-      <w:r>
-        <w:rPr>
-          <w:rFonts w:ascii="Bahnschrift Light" w:hAnsi="Bahnschrift Light" w:cs="Calibri"/>
-          <w:noProof/>
-          <w:sz w:val="23"/>
-          <w:szCs w:val="20"/>
-          <w:lang w:val="en-GB"/>
-        </w:rPr>
-        <w:drawing>
-          <wp:inline distT="0" distB="0" distL="0" distR="0" wp14:anchorId="5A433AD2" wp14:editId="7B35D5C8">
-            <wp:extent cx="5683250" cy="2349500"/>
-            <wp:effectExtent l="0" t="0" r="0" b="0"/>
-            <wp:docPr id="1822473260" name="Picture 10"/>
-            <wp:cNvGraphicFramePr>
-              <a:graphicFrameLocks xmlns:a="http://schemas.openxmlformats.org/drawingml/2006/main" noChangeAspect="1"/>
-            </wp:cNvGraphicFramePr>
-            <a:graphic xmlns:a="http://schemas.openxmlformats.org/drawingml/2006/main">
-              <a:graphicData uri="http://schemas.openxmlformats.org/drawingml/2006/picture">
-                <pic:pic xmlns:pic="http://schemas.openxmlformats.org/drawingml/2006/picture">
-                  <pic:nvPicPr>
-                    <pic:cNvPr id="0" name="Picture 12"/>
-                    <pic:cNvPicPr>
-                      <a:picLocks noChangeAspect="1" noChangeArrowheads="1"/>
-                    </pic:cNvPicPr>
-                  </pic:nvPicPr>
-                  <pic:blipFill rotWithShape="1">
-                    <a:blip r:embed="rId18">
-                      <a:extLst>
-                        <a:ext uri="{28A0092B-C50C-407E-A947-70E740481C1C}">
-                          <a14:useLocalDpi xmlns:a14="http://schemas.microsoft.com/office/drawing/2010/main" val="0"/>
-                        </a:ext>
-                      </a:extLst>
-                    </a:blip>
-                    <a:srcRect t="1857"/>
-                    <a:stretch>
-                      <a:fillRect/>
-                    </a:stretch>
-                  </pic:blipFill>
-                  <pic:spPr bwMode="auto">
-                    <a:xfrm>
-                      <a:off x="0" y="0"/>
-                      <a:ext cx="5683250" cy="2349500"/>
-                    </a:xfrm>
-                    <a:prstGeom prst="rect">
-                      <a:avLst/>
-                    </a:prstGeom>
-                    <a:noFill/>
-                    <a:ln>
-                      <a:noFill/>
-                    </a:ln>
-                    <a:extLst>
-                      <a:ext uri="{53640926-AAD7-44D8-BBD7-CCE9431645EC}">
-                        <a14:shadowObscured xmlns:a14="http://schemas.microsoft.com/office/drawing/2010/main"/>
-                      </a:ext>
-                    </a:extLst>
-                  </pic:spPr>
-                </pic:pic>
-              </a:graphicData>
-            </a:graphic>
-          </wp:inline>
-        </w:drawing>
-      </w:r>
-    </w:p>
-    <w:p>
-      <w:pPr>
-        <w:jc w:val="both"/>
-        <w:rPr>
-          <w:rFonts w:ascii="Bahnschrift Light" w:hAnsi="Bahnschrift Light" w:cs="Calibri"/>
-          <w:sz w:val="23"/>
-          <w:szCs w:val="20"/>
-        </w:rPr>
-      </w:pPr>
-    </w:p>
-    <w:p>
-      <w:pPr>
-        <w:pStyle w:val="ListParagraph"/>
-        <w:numPr>
-          <w:ilvl w:val="0"/>
-          <w:numId w:val="43"/>
-        </w:numPr>
-        <w:ind w:left="426" w:hanging="284"/>
-        <w:jc w:val="both"/>
-        <w:rPr>
-          <w:rFonts w:ascii="Bahnschrift Light" w:hAnsi="Bahnschrift Light" w:cs="Calibri"/>
-          <w:sz w:val="23"/>
-          <w:szCs w:val="20"/>
-        </w:rPr>
-      </w:pPr>
-      <w:r>
-        <w:rPr>
-          <w:rFonts w:ascii="Bahnschrift Light" w:hAnsi="Bahnschrift Light" w:cs="Calibri"/>
-          <w:sz w:val="23"/>
-          <w:szCs w:val="20"/>
-        </w:rPr>
-        <w:t>Συνολικά πόσο ικανοποιημένος/η είστε με την λευκή σελίδα;</w:t>
-      </w:r>
-    </w:p>
-    <w:p>
-      <w:pPr>
-        <w:jc w:val="both"/>
-        <w:rPr>
-          <w:rFonts w:ascii="Bahnschrift Light" w:hAnsi="Bahnschrift Light" w:cs="Calibri"/>
-          <w:sz w:val="23"/>
-          <w:szCs w:val="20"/>
-        </w:rPr>
-      </w:pPr>
-      <w:r>
-        <w:rPr>
-          <w:rFonts w:ascii="Bahnschrift Light" w:hAnsi="Bahnschrift Light" w:cs="Calibri"/>
-          <w:sz w:val="23"/>
-          <w:szCs w:val="20"/>
-        </w:rPr>
-        <w:t>Η πιο πάνω διαπίστωση επιβεβαιώνεται και με το γράφημα της ερώτησης 7 όπου το 46,2% των χρηστών φαίνεται να έχει γενικά θετική άποψη για την Λευκή σελίδα αλλά όχι εξαιρετική, καταλαβαίνουνε λοιπών πως υπάρχουν ακόμα περιθώρια βελτίωσης.</w:t>
-      </w:r>
-    </w:p>
-    <w:p>
-      <w:pPr>
-        <w:jc w:val="both"/>
-        <w:rPr>
-          <w:rFonts w:ascii="Bahnschrift Light" w:hAnsi="Bahnschrift Light" w:cs="Calibri"/>
-          <w:sz w:val="23"/>
-          <w:szCs w:val="20"/>
-        </w:rPr>
-      </w:pPr>
-      <w:r>
-        <w:rPr>
-          <w:rFonts w:ascii="Bahnschrift Light" w:hAnsi="Bahnschrift Light" w:cs="Calibri"/>
-          <w:noProof/>
-          <w:sz w:val="23"/>
-          <w:szCs w:val="20"/>
-          <w:lang w:val="en-GB"/>
-        </w:rPr>
-        <w:drawing>
-          <wp:inline distT="0" distB="0" distL="0" distR="0" wp14:anchorId="4A083AE0" wp14:editId="38C7714D">
-            <wp:extent cx="5683250" cy="2393950"/>
-            <wp:effectExtent l="0" t="0" r="0" b="6350"/>
-            <wp:docPr id="1077245089" name="Picture 11"/>
-            <wp:cNvGraphicFramePr>
-              <a:graphicFrameLocks xmlns:a="http://schemas.openxmlformats.org/drawingml/2006/main" noChangeAspect="1"/>
-            </wp:cNvGraphicFramePr>
-            <a:graphic xmlns:a="http://schemas.openxmlformats.org/drawingml/2006/main">
-              <a:graphicData uri="http://schemas.openxmlformats.org/drawingml/2006/picture">
-                <pic:pic xmlns:pic="http://schemas.openxmlformats.org/drawingml/2006/picture">
-                  <pic:nvPicPr>
-                    <pic:cNvPr id="0" name="Picture 13"/>
-                    <pic:cNvPicPr>
-                      <a:picLocks noChangeAspect="1" noChangeArrowheads="1"/>
-                    </pic:cNvPicPr>
-                  </pic:nvPicPr>
-                  <pic:blipFill>
-                    <a:blip r:embed="rId19">
-                      <a:extLst>
-                        <a:ext uri="{28A0092B-C50C-407E-A947-70E740481C1C}">
-                          <a14:useLocalDpi xmlns:a14="http://schemas.microsoft.com/office/drawing/2010/main" val="0"/>
-                        </a:ext>
-                      </a:extLst>
-                    </a:blip>
-                    <a:srcRect/>
-                    <a:stretch>
-                      <a:fillRect/>
-                    </a:stretch>
-                  </pic:blipFill>
-                  <pic:spPr bwMode="auto">
-                    <a:xfrm>
-                      <a:off x="0" y="0"/>
-                      <a:ext cx="5683250" cy="2393950"/>
-                    </a:xfrm>
-                    <a:prstGeom prst="rect">
-                      <a:avLst/>
-                    </a:prstGeom>
-                    <a:noFill/>
-                    <a:ln>
-                      <a:noFill/>
-                    </a:ln>
-                  </pic:spPr>
-                </pic:pic>
-              </a:graphicData>
-            </a:graphic>
-          </wp:inline>
-        </w:drawing>
-      </w:r>
-    </w:p>
-    <w:p>
-      <w:pPr>
-        <w:jc w:val="both"/>
-        <w:rPr>
-          <w:rFonts w:ascii="Bahnschrift Light" w:hAnsi="Bahnschrift Light" w:cs="Calibri"/>
-          <w:sz w:val="23"/>
-          <w:szCs w:val="20"/>
-        </w:rPr>
-      </w:pPr>
-    </w:p>
-    <w:p>
-      <w:pPr>
-        <w:pStyle w:val="ListParagraph"/>
-        <w:numPr>
-          <w:ilvl w:val="0"/>
-          <w:numId w:val="43"/>
-        </w:numPr>
-        <w:ind w:left="426" w:hanging="284"/>
-        <w:jc w:val="both"/>
-        <w:rPr>
-          <w:rFonts w:ascii="Bahnschrift Light" w:hAnsi="Bahnschrift Light" w:cs="Calibri"/>
-          <w:sz w:val="23"/>
-          <w:szCs w:val="20"/>
-        </w:rPr>
-      </w:pPr>
-      <w:r>
-        <w:rPr>
-          <w:rFonts w:ascii="Bahnschrift Light" w:hAnsi="Bahnschrift Light" w:cs="Calibri"/>
-          <w:sz w:val="23"/>
-          <w:szCs w:val="20"/>
-        </w:rPr>
-        <w:t>Θα ήθελα να χρησιμοποιώ αυτή τη σελίδα συχνά</w:t>
-      </w:r>
-    </w:p>
-    <w:p>
-      <w:pPr>
-        <w:jc w:val="both"/>
-        <w:rPr>
-          <w:rFonts w:ascii="Bahnschrift Light" w:hAnsi="Bahnschrift Light" w:cs="Calibri"/>
-          <w:sz w:val="23"/>
-          <w:szCs w:val="20"/>
-        </w:rPr>
-      </w:pPr>
-      <w:r>
-        <w:rPr>
-          <w:rFonts w:ascii="Bahnschrift Light" w:hAnsi="Bahnschrift Light" w:cs="Calibri"/>
-          <w:sz w:val="23"/>
-          <w:szCs w:val="20"/>
-        </w:rPr>
-        <w:t xml:space="preserve">Η τελευταία ερώτηση μας επιβεβαιώνει τις προηγούμενες πληροφορίες. Η λευκή σελίδα αξιολογείται ως λειτουργική και γενικά ικανοποιητική, αλλά μόνο </w:t>
-      </w:r>
-      <w:r>
-        <w:rPr>
-          <w:rFonts w:ascii="Bahnschrift Light" w:hAnsi="Bahnschrift Light" w:cs="Calibri"/>
-          <w:sz w:val="23"/>
-          <w:szCs w:val="20"/>
-        </w:rPr>
-        <w:t xml:space="preserve">το ένα τέταρτο από τους </w:t>
-      </w:r>
-      <w:r>
-        <w:rPr>
-          <w:rFonts w:ascii="Bahnschrift Light" w:hAnsi="Bahnschrift Light" w:cs="Calibri"/>
-          <w:sz w:val="23"/>
-          <w:szCs w:val="20"/>
-        </w:rPr>
-        <w:t>συμμετέχοντες</w:t>
-      </w:r>
-      <w:r>
-        <w:rPr>
-          <w:rFonts w:ascii="Bahnschrift Light" w:hAnsi="Bahnschrift Light" w:cs="Calibri"/>
-          <w:sz w:val="23"/>
-          <w:szCs w:val="20"/>
-        </w:rPr>
-        <w:t xml:space="preserve"> </w:t>
-      </w:r>
-      <w:r>
-        <w:rPr>
-          <w:rFonts w:ascii="Bahnschrift Light" w:hAnsi="Bahnschrift Light" w:cs="Calibri"/>
-          <w:sz w:val="23"/>
-          <w:szCs w:val="20"/>
-        </w:rPr>
-        <w:t>την βρίσκει πολύ καλή.</w:t>
-      </w:r>
-    </w:p>
-    <w:p>
-      <w:pPr>
-        <w:jc w:val="both"/>
-        <w:rPr>
-          <w:rFonts w:ascii="Bahnschrift Light" w:hAnsi="Bahnschrift Light" w:cs="Calibri"/>
-          <w:sz w:val="23"/>
-          <w:szCs w:val="20"/>
-        </w:rPr>
-      </w:pPr>
-      <w:r>
-        <w:rPr>
-          <w:rFonts w:ascii="Bahnschrift Light" w:hAnsi="Bahnschrift Light" w:cs="Calibri"/>
-          <w:noProof/>
-          <w:sz w:val="23"/>
-          <w:szCs w:val="20"/>
-          <w:lang w:val="en-GB"/>
-        </w:rPr>
-        <w:lastRenderedPageBreak/>
-        <w:drawing>
-          <wp:inline distT="0" distB="0" distL="0" distR="0" wp14:anchorId="73E90D82" wp14:editId="4EB828AA">
-            <wp:extent cx="5683250" cy="2393950"/>
-            <wp:effectExtent l="0" t="0" r="0" b="6350"/>
-            <wp:docPr id="598285483" name="Picture 12"/>
-            <wp:cNvGraphicFramePr>
-              <a:graphicFrameLocks xmlns:a="http://schemas.openxmlformats.org/drawingml/2006/main" noChangeAspect="1"/>
-            </wp:cNvGraphicFramePr>
-            <a:graphic xmlns:a="http://schemas.openxmlformats.org/drawingml/2006/main">
-              <a:graphicData uri="http://schemas.openxmlformats.org/drawingml/2006/picture">
-                <pic:pic xmlns:pic="http://schemas.openxmlformats.org/drawingml/2006/picture">
-                  <pic:nvPicPr>
-                    <pic:cNvPr id="0" name="Picture 14"/>
-                    <pic:cNvPicPr>
-                      <a:picLocks noChangeAspect="1" noChangeArrowheads="1"/>
-                    </pic:cNvPicPr>
-                  </pic:nvPicPr>
-                  <pic:blipFill>
-                    <a:blip r:embed="rId20">
-                      <a:extLst>
-                        <a:ext uri="{28A0092B-C50C-407E-A947-70E740481C1C}">
-                          <a14:useLocalDpi xmlns:a14="http://schemas.microsoft.com/office/drawing/2010/main" val="0"/>
-                        </a:ext>
-                      </a:extLst>
-                    </a:blip>
-                    <a:srcRect/>
-                    <a:stretch>
-                      <a:fillRect/>
-                    </a:stretch>
-                  </pic:blipFill>
-                  <pic:spPr bwMode="auto">
-                    <a:xfrm>
-                      <a:off x="0" y="0"/>
-                      <a:ext cx="5683250" cy="2393950"/>
-                    </a:xfrm>
-                    <a:prstGeom prst="rect">
-                      <a:avLst/>
-                    </a:prstGeom>
-                    <a:noFill/>
-                    <a:ln>
-                      <a:noFill/>
-                    </a:ln>
-                  </pic:spPr>
-                </pic:pic>
-              </a:graphicData>
-            </a:graphic>
-          </wp:inline>
-        </w:drawing>
-      </w:r>
-    </w:p>
-    <w:p>
-      <w:pPr>
-        <w:jc w:val="both"/>
-        <w:rPr>
-          <w:rFonts w:ascii="Bahnschrift Light" w:hAnsi="Bahnschrift Light" w:cs="Calibri"/>
-          <w:sz w:val="23"/>
-          <w:szCs w:val="20"/>
-        </w:rPr>
-      </w:pPr>
-    </w:p>
-    <w:p>
-      <w:pPr>
-        <w:jc w:val="both"/>
-        <w:rPr>
-          <w:rFonts w:ascii="Bahnschrift Light" w:hAnsi="Bahnschrift Light" w:cs="Calibri"/>
-          <w:sz w:val="23"/>
-          <w:szCs w:val="20"/>
-        </w:rPr>
-      </w:pPr>
-    </w:p>
-    <w:p>
-      <w:pPr>
-        <w:pStyle w:val="Heading4"/>
-        <w:jc w:val="both"/>
-        <w:rPr>
-          <w:rFonts w:ascii="Bahnschrift Light" w:hAnsi="Bahnschrift Light"/>
-        </w:rPr>
-      </w:pPr>
-      <w:r>
-        <w:rPr>
-          <w:rFonts w:ascii="Bahnschrift Light" w:hAnsi="Bahnschrift Light"/>
-        </w:rPr>
-        <w:t>Αξιολόγηση Μονόχρωμης σελίδας</w:t>
-      </w:r>
-    </w:p>
-    <w:p>
-      <w:pPr>
-        <w:pStyle w:val="ListParagraph"/>
-        <w:numPr>
-          <w:ilvl w:val="0"/>
-          <w:numId w:val="43"/>
-        </w:numPr>
-        <w:ind w:left="426" w:hanging="284"/>
-        <w:jc w:val="both"/>
-        <w:rPr>
-          <w:rFonts w:ascii="Bahnschrift Light" w:hAnsi="Bahnschrift Light" w:cs="Calibri"/>
-          <w:sz w:val="23"/>
-          <w:szCs w:val="20"/>
-        </w:rPr>
-      </w:pPr>
-      <w:r>
-        <w:rPr>
-          <w:rFonts w:ascii="Bahnschrift Light" w:hAnsi="Bahnschrift Light" w:cs="Calibri"/>
-          <w:sz w:val="23"/>
-          <w:szCs w:val="20"/>
-        </w:rPr>
-        <w:t>Πόσο εύκολη ήταν η περιήγηση στην Μονόχρωμη σελίδα;</w:t>
-      </w:r>
-    </w:p>
-    <w:p>
-      <w:pPr>
-        <w:jc w:val="both"/>
-        <w:rPr>
-          <w:rFonts w:ascii="Bahnschrift Light" w:hAnsi="Bahnschrift Light" w:cs="Calibri"/>
-          <w:sz w:val="23"/>
-          <w:szCs w:val="20"/>
-        </w:rPr>
-      </w:pPr>
-      <w:r>
-        <w:rPr>
-          <w:rFonts w:ascii="Bahnschrift Light" w:hAnsi="Bahnschrift Light" w:cs="Calibri"/>
-          <w:sz w:val="23"/>
-          <w:szCs w:val="20"/>
-        </w:rPr>
-        <w:t xml:space="preserve">Η αξιολόγηση της μονόχρωμης σελίδας μπορούμε να πούμε πως είναι ιδιαίτερα θετική. </w:t>
-      </w:r>
-    </w:p>
-    <w:p>
-      <w:pPr>
-        <w:jc w:val="both"/>
-        <w:rPr>
-          <w:rFonts w:ascii="Bahnschrift Light" w:hAnsi="Bahnschrift Light" w:cs="Calibri"/>
-          <w:sz w:val="23"/>
-          <w:szCs w:val="20"/>
-        </w:rPr>
-      </w:pPr>
-      <w:r>
-        <w:rPr>
-          <w:rFonts w:ascii="Bahnschrift Light" w:hAnsi="Bahnschrift Light" w:cs="Calibri"/>
-          <w:sz w:val="23"/>
-          <w:szCs w:val="20"/>
-        </w:rPr>
-        <w:t xml:space="preserve">Σχεδόν οι μισοί χρήστες (48,1%) την βρίσκουν πολύ καλή, το 26,9% της δίνει βαθμολογία 4. Αξίζει ακόμα να σημειώσουμε πως δεν υπήρξε ούτε μία πού κακή αξιολόγηση. </w:t>
-      </w:r>
-    </w:p>
-    <w:p>
-      <w:pPr>
-        <w:jc w:val="both"/>
-        <w:rPr>
-          <w:rFonts w:ascii="Bahnschrift Light" w:hAnsi="Bahnschrift Light" w:cs="Calibri"/>
-          <w:sz w:val="23"/>
-          <w:szCs w:val="20"/>
-        </w:rPr>
-      </w:pPr>
-      <w:r>
-        <w:rPr>
-          <w:rFonts w:ascii="Bahnschrift Light" w:hAnsi="Bahnschrift Light" w:cs="Calibri"/>
-          <w:noProof/>
-          <w:sz w:val="23"/>
-          <w:szCs w:val="20"/>
-          <w:lang w:val="en-GB"/>
-        </w:rPr>
-        <w:drawing>
-          <wp:inline distT="0" distB="0" distL="0" distR="0" wp14:anchorId="7EFC0AF3" wp14:editId="16D7F30B">
-            <wp:extent cx="5683250" cy="2355850"/>
-            <wp:effectExtent l="0" t="0" r="0" b="6350"/>
-            <wp:docPr id="1185478092" name="Picture 13"/>
-            <wp:cNvGraphicFramePr>
-              <a:graphicFrameLocks xmlns:a="http://schemas.openxmlformats.org/drawingml/2006/main" noChangeAspect="1"/>
-            </wp:cNvGraphicFramePr>
-            <a:graphic xmlns:a="http://schemas.openxmlformats.org/drawingml/2006/main">
-              <a:graphicData uri="http://schemas.openxmlformats.org/drawingml/2006/picture">
-                <pic:pic xmlns:pic="http://schemas.openxmlformats.org/drawingml/2006/picture">
-                  <pic:nvPicPr>
-                    <pic:cNvPr id="0" name="Picture 15"/>
-                    <pic:cNvPicPr>
-                      <a:picLocks noChangeAspect="1" noChangeArrowheads="1"/>
-                    </pic:cNvPicPr>
-                  </pic:nvPicPr>
-                  <pic:blipFill rotWithShape="1">
-                    <a:blip r:embed="rId21">
-                      <a:extLst>
-                        <a:ext uri="{28A0092B-C50C-407E-A947-70E740481C1C}">
-                          <a14:useLocalDpi xmlns:a14="http://schemas.microsoft.com/office/drawing/2010/main" val="0"/>
-                        </a:ext>
-                      </a:extLst>
-                    </a:blip>
-                    <a:srcRect t="1592" b="-1"/>
-                    <a:stretch>
-                      <a:fillRect/>
-                    </a:stretch>
-                  </pic:blipFill>
-                  <pic:spPr bwMode="auto">
-                    <a:xfrm>
-                      <a:off x="0" y="0"/>
-                      <a:ext cx="5683250" cy="2355850"/>
-                    </a:xfrm>
-                    <a:prstGeom prst="rect">
-                      <a:avLst/>
-                    </a:prstGeom>
-                    <a:noFill/>
-                    <a:ln>
-                      <a:noFill/>
-                    </a:ln>
-                    <a:extLst>
-                      <a:ext uri="{53640926-AAD7-44D8-BBD7-CCE9431645EC}">
-                        <a14:shadowObscured xmlns:a14="http://schemas.microsoft.com/office/drawing/2010/main"/>
-                      </a:ext>
-                    </a:extLst>
-                  </pic:spPr>
-                </pic:pic>
-              </a:graphicData>
-            </a:graphic>
-          </wp:inline>
-        </w:drawing>
-      </w:r>
-    </w:p>
-    <w:p>
-      <w:pPr>
-        <w:jc w:val="both"/>
-        <w:rPr>
-          <w:rFonts w:ascii="Bahnschrift Light" w:hAnsi="Bahnschrift Light" w:cs="Calibri"/>
-          <w:sz w:val="23"/>
-          <w:szCs w:val="20"/>
-        </w:rPr>
-      </w:pPr>
-    </w:p>
-    <w:p>
-      <w:pPr>
-        <w:jc w:val="both"/>
-        <w:rPr>
-          <w:rFonts w:ascii="Bahnschrift Light" w:hAnsi="Bahnschrift Light" w:cs="Calibri"/>
-          <w:sz w:val="23"/>
-          <w:szCs w:val="20"/>
-        </w:rPr>
-      </w:pPr>
-    </w:p>
-    <w:p>
-      <w:pPr>
-        <w:pStyle w:val="ListParagraph"/>
-        <w:numPr>
-          <w:ilvl w:val="0"/>
-          <w:numId w:val="43"/>
-        </w:numPr>
-        <w:ind w:left="426" w:hanging="284"/>
-        <w:jc w:val="both"/>
-        <w:rPr>
-          <w:rFonts w:ascii="Bahnschrift Light" w:hAnsi="Bahnschrift Light" w:cs="Calibri"/>
-          <w:sz w:val="23"/>
-          <w:szCs w:val="20"/>
-        </w:rPr>
-      </w:pPr>
-      <w:r>
-        <w:rPr>
-          <w:rFonts w:ascii="Bahnschrift Light" w:hAnsi="Bahnschrift Light" w:cs="Calibri"/>
-          <w:sz w:val="23"/>
-          <w:szCs w:val="20"/>
-        </w:rPr>
-        <w:t>Πόσο εύκολο να βρεθούν πληροφορίες για τα πακέτα τηλεφωνίας στην Μονόχρωμη σελίδα;</w:t>
-      </w:r>
-    </w:p>
-    <w:p>
-      <w:pPr>
-        <w:jc w:val="both"/>
-        <w:rPr>
-          <w:rFonts w:ascii="Bahnschrift Light" w:hAnsi="Bahnschrift Light" w:cs="Calibri"/>
-          <w:sz w:val="23"/>
-          <w:szCs w:val="20"/>
-        </w:rPr>
-      </w:pPr>
-      <w:r>
-        <w:rPr>
-          <w:rFonts w:ascii="Bahnschrift Light" w:hAnsi="Bahnschrift Light" w:cs="Calibri"/>
-          <w:sz w:val="23"/>
-          <w:szCs w:val="20"/>
-        </w:rPr>
-        <w:t>Οι γνώμες των χρηστών φαίνεται να συγκλίνουν στο γεγονός πως τα ζητούμενα δεδομένα ήταν εξαιρετικά εύκολο να βρεθούν στην μονόχρωμη σελίδα, Το 65,4% βρήκε τις πληροφορίες πολύ εύκολα</w:t>
-      </w:r>
-      <w:r>
-        <w:rPr>
-          <w:rFonts w:ascii="Bahnschrift Light" w:hAnsi="Bahnschrift Light" w:cs="Calibri"/>
-          <w:sz w:val="23"/>
-          <w:szCs w:val="20"/>
-        </w:rPr>
-        <w:t xml:space="preserve">, ενώ και οι υπόλοιποι ερωτηθέντες είχαν γενικά θετικές </w:t>
-      </w:r>
-      <w:r>
-        <w:rPr>
-          <w:rFonts w:ascii="Bahnschrift Light" w:hAnsi="Bahnschrift Light" w:cs="Calibri"/>
-          <w:sz w:val="23"/>
-          <w:szCs w:val="20"/>
-        </w:rPr>
-        <w:lastRenderedPageBreak/>
-        <w:t>εμπειρίες</w:t>
-      </w:r>
-      <w:r>
-        <w:rPr>
-          <w:rFonts w:ascii="Bahnschrift Light" w:hAnsi="Bahnschrift Light" w:cs="Calibri"/>
-          <w:sz w:val="23"/>
-          <w:szCs w:val="20"/>
-        </w:rPr>
-        <w:t>.</w:t>
-      </w:r>
-      <w:r>
-        <w:rPr>
-          <w:rFonts w:ascii="Bahnschrift Light" w:hAnsi="Bahnschrift Light" w:cs="Calibri"/>
-          <w:sz w:val="23"/>
-          <w:szCs w:val="20"/>
-        </w:rPr>
-        <w:t xml:space="preserve"> Ακόμα παρατηρούμε πως δημιουργείται ένα μοτίβο μη αρνητικών αξιολογήσεων.</w:t>
-      </w:r>
-    </w:p>
-    <w:p>
-      <w:pPr>
-        <w:jc w:val="both"/>
-        <w:rPr>
-          <w:rFonts w:ascii="Bahnschrift Light" w:hAnsi="Bahnschrift Light" w:cs="Calibri"/>
-          <w:sz w:val="23"/>
-          <w:szCs w:val="20"/>
-        </w:rPr>
-      </w:pPr>
-      <w:r>
-        <w:rPr>
-          <w:rFonts w:ascii="Bahnschrift Light" w:hAnsi="Bahnschrift Light" w:cs="Calibri"/>
-          <w:noProof/>
-          <w:sz w:val="23"/>
-          <w:szCs w:val="20"/>
-          <w:lang w:val="en-GB"/>
-        </w:rPr>
-        <w:drawing>
-          <wp:inline distT="0" distB="0" distL="0" distR="0" wp14:anchorId="19935987" wp14:editId="44DE4B16">
-            <wp:extent cx="5683250" cy="2393950"/>
-            <wp:effectExtent l="0" t="0" r="0" b="6350"/>
-            <wp:docPr id="1613646805" name="Picture 14"/>
-            <wp:cNvGraphicFramePr>
-              <a:graphicFrameLocks xmlns:a="http://schemas.openxmlformats.org/drawingml/2006/main" noChangeAspect="1"/>
-            </wp:cNvGraphicFramePr>
-            <a:graphic xmlns:a="http://schemas.openxmlformats.org/drawingml/2006/main">
-              <a:graphicData uri="http://schemas.openxmlformats.org/drawingml/2006/picture">
-                <pic:pic xmlns:pic="http://schemas.openxmlformats.org/drawingml/2006/picture">
-                  <pic:nvPicPr>
-                    <pic:cNvPr id="0" name="Picture 16"/>
-                    <pic:cNvPicPr>
-                      <a:picLocks noChangeAspect="1" noChangeArrowheads="1"/>
-                    </pic:cNvPicPr>
-                  </pic:nvPicPr>
-                  <pic:blipFill>
-                    <a:blip r:embed="rId22">
-                      <a:extLst>
-                        <a:ext uri="{28A0092B-C50C-407E-A947-70E740481C1C}">
-                          <a14:useLocalDpi xmlns:a14="http://schemas.microsoft.com/office/drawing/2010/main" val="0"/>
-                        </a:ext>
-                      </a:extLst>
-                    </a:blip>
-                    <a:srcRect/>
-                    <a:stretch>
-                      <a:fillRect/>
-                    </a:stretch>
-                  </pic:blipFill>
-                  <pic:spPr bwMode="auto">
-                    <a:xfrm>
-                      <a:off x="0" y="0"/>
-                      <a:ext cx="5683250" cy="2393950"/>
-                    </a:xfrm>
-                    <a:prstGeom prst="rect">
-                      <a:avLst/>
-                    </a:prstGeom>
-                    <a:noFill/>
-                    <a:ln>
-                      <a:noFill/>
-                    </a:ln>
-                  </pic:spPr>
-                </pic:pic>
-              </a:graphicData>
-            </a:graphic>
-          </wp:inline>
-        </w:drawing>
-      </w:r>
-    </w:p>
-    <w:p>
-      <w:pPr>
-        <w:jc w:val="both"/>
-        <w:rPr>
-          <w:rFonts w:ascii="Bahnschrift Light" w:hAnsi="Bahnschrift Light" w:cs="Calibri"/>
-          <w:sz w:val="23"/>
-          <w:szCs w:val="20"/>
-        </w:rPr>
-      </w:pPr>
-    </w:p>
-    <w:p>
-      <w:pPr>
-        <w:pStyle w:val="ListParagraph"/>
-        <w:numPr>
-          <w:ilvl w:val="0"/>
-          <w:numId w:val="43"/>
-        </w:numPr>
-        <w:ind w:left="426" w:hanging="284"/>
-        <w:jc w:val="both"/>
-        <w:rPr>
-          <w:rFonts w:ascii="Bahnschrift Light" w:hAnsi="Bahnschrift Light" w:cs="Calibri"/>
-          <w:sz w:val="23"/>
-          <w:szCs w:val="20"/>
-        </w:rPr>
-      </w:pPr>
-      <w:r>
-        <w:rPr>
-          <w:rFonts w:ascii="Bahnschrift Light" w:hAnsi="Bahnschrift Light" w:cs="Calibri"/>
-          <w:sz w:val="23"/>
-          <w:szCs w:val="20"/>
-        </w:rPr>
-        <w:t>Πόσο ευχάριστη ήταν η χρωματική παλέτα της Μονόχρωμης σελίδας;</w:t>
-      </w:r>
-    </w:p>
-    <w:p>
-      <w:pPr>
-        <w:jc w:val="both"/>
-        <w:rPr>
-          <w:rFonts w:ascii="Bahnschrift Light" w:hAnsi="Bahnschrift Light" w:cs="Calibri"/>
-          <w:sz w:val="23"/>
-          <w:szCs w:val="20"/>
-        </w:rPr>
-      </w:pPr>
-      <w:r>
-        <w:rPr>
-          <w:rFonts w:ascii="Bahnschrift Light" w:hAnsi="Bahnschrift Light" w:cs="Calibri"/>
-          <w:sz w:val="23"/>
-          <w:szCs w:val="20"/>
-        </w:rPr>
-        <w:t xml:space="preserve">Στην ερώτηση 11 εντοπίζουμε τον πρώτο διχασμό για την μονόχρωμη σελίδα. Αν και πάνω από τους μισούς χρήστες βρήκαν την σκουρόχρωμη χρωματική παλέτα πολύ ευχάριστη, καταγράφηκαν οι πρώτες αρνητικές αντιδράσεις, ένα μικρό ποσοστό </w:t>
-      </w:r>
-      <w:r>
-        <w:rPr>
-          <w:rFonts w:ascii="Bahnschrift Light" w:hAnsi="Bahnschrift Light" w:cs="Calibri"/>
-          <w:sz w:val="23"/>
-          <w:szCs w:val="20"/>
-        </w:rPr>
-        <w:t xml:space="preserve">(26,9%) </w:t>
-      </w:r>
-      <w:r>
-        <w:rPr>
-          <w:rFonts w:ascii="Bahnschrift Light" w:hAnsi="Bahnschrift Light" w:cs="Calibri"/>
-          <w:sz w:val="23"/>
-          <w:szCs w:val="20"/>
-        </w:rPr>
-        <w:t xml:space="preserve">αξιολόγησε τα χρώματα </w:t>
-      </w:r>
-      <w:r>
-        <w:rPr>
-          <w:rFonts w:ascii="Bahnschrift Light" w:hAnsi="Bahnschrift Light" w:cs="Calibri"/>
-          <w:sz w:val="23"/>
-          <w:szCs w:val="20"/>
-        </w:rPr>
-        <w:t xml:space="preserve">από λίγο έως καθόλου ευχάριστα. </w:t>
-      </w:r>
-    </w:p>
-    <w:p>
-      <w:pPr>
-        <w:jc w:val="both"/>
-        <w:rPr>
-          <w:rFonts w:ascii="Bahnschrift Light" w:hAnsi="Bahnschrift Light" w:cs="Calibri"/>
-          <w:sz w:val="23"/>
-          <w:szCs w:val="20"/>
-        </w:rPr>
-      </w:pPr>
-    </w:p>
-    <w:p>
-      <w:pPr>
-        <w:jc w:val="both"/>
-        <w:rPr>
-          <w:rFonts w:ascii="Bahnschrift Light" w:hAnsi="Bahnschrift Light" w:cs="Calibri"/>
-          <w:sz w:val="23"/>
-          <w:szCs w:val="20"/>
-        </w:rPr>
-      </w:pPr>
-      <w:r>
-        <w:rPr>
-          <w:rFonts w:ascii="Bahnschrift Light" w:hAnsi="Bahnschrift Light" w:cs="Calibri"/>
-          <w:noProof/>
-          <w:sz w:val="23"/>
-          <w:szCs w:val="20"/>
-          <w:lang w:val="en-GB"/>
-        </w:rPr>
-        <w:drawing>
-          <wp:inline distT="0" distB="0" distL="0" distR="0" wp14:anchorId="744780D5" wp14:editId="76266FA0">
-            <wp:extent cx="5683250" cy="2393950"/>
-            <wp:effectExtent l="0" t="0" r="0" b="6350"/>
-            <wp:docPr id="77138678" name="Picture 15"/>
-            <wp:cNvGraphicFramePr>
-              <a:graphicFrameLocks xmlns:a="http://schemas.openxmlformats.org/drawingml/2006/main" noChangeAspect="1"/>
-            </wp:cNvGraphicFramePr>
-            <a:graphic xmlns:a="http://schemas.openxmlformats.org/drawingml/2006/main">
-              <a:graphicData uri="http://schemas.openxmlformats.org/drawingml/2006/picture">
-                <pic:pic xmlns:pic="http://schemas.openxmlformats.org/drawingml/2006/picture">
-                  <pic:nvPicPr>
-                    <pic:cNvPr id="0" name="Picture 17"/>
-                    <pic:cNvPicPr>
-                      <a:picLocks noChangeAspect="1" noChangeArrowheads="1"/>
-                    </pic:cNvPicPr>
-                  </pic:nvPicPr>
-                  <pic:blipFill>
-                    <a:blip r:embed="rId23">
-                      <a:extLst>
-                        <a:ext uri="{28A0092B-C50C-407E-A947-70E740481C1C}">
-                          <a14:useLocalDpi xmlns:a14="http://schemas.microsoft.com/office/drawing/2010/main" val="0"/>
-                        </a:ext>
-                      </a:extLst>
-                    </a:blip>
-                    <a:srcRect/>
-                    <a:stretch>
-                      <a:fillRect/>
-                    </a:stretch>
-                  </pic:blipFill>
-                  <pic:spPr bwMode="auto">
-                    <a:xfrm>
-                      <a:off x="0" y="0"/>
-                      <a:ext cx="5683250" cy="2393950"/>
-                    </a:xfrm>
-                    <a:prstGeom prst="rect">
-                      <a:avLst/>
-                    </a:prstGeom>
-                    <a:noFill/>
-                    <a:ln>
-                      <a:noFill/>
-                    </a:ln>
-                  </pic:spPr>
-                </pic:pic>
-              </a:graphicData>
-            </a:graphic>
-          </wp:inline>
-        </w:drawing>
-      </w:r>
-    </w:p>
-    <w:p>
-      <w:pPr>
-        <w:jc w:val="both"/>
-        <w:rPr>
-          <w:rFonts w:ascii="Bahnschrift Light" w:hAnsi="Bahnschrift Light" w:cs="Calibri"/>
-          <w:sz w:val="23"/>
-          <w:szCs w:val="20"/>
-        </w:rPr>
-      </w:pPr>
-    </w:p>
-    <w:p>
-      <w:pPr>
-        <w:pStyle w:val="ListParagraph"/>
-        <w:numPr>
-          <w:ilvl w:val="0"/>
-          <w:numId w:val="43"/>
-        </w:numPr>
-        <w:ind w:left="426" w:hanging="284"/>
-        <w:jc w:val="both"/>
-        <w:rPr>
-          <w:rFonts w:ascii="Bahnschrift Light" w:hAnsi="Bahnschrift Light" w:cs="Calibri"/>
-          <w:sz w:val="23"/>
-          <w:szCs w:val="20"/>
-        </w:rPr>
-      </w:pPr>
-      <w:r>
-        <w:rPr>
-          <w:rFonts w:ascii="Bahnschrift Light" w:hAnsi="Bahnschrift Light" w:cs="Calibri"/>
-          <w:sz w:val="23"/>
-          <w:szCs w:val="20"/>
-        </w:rPr>
-        <w:t>Συνολικά πόσο ικανοποιημένος/η είστε με την Μονόχρωμη σελίδα;</w:t>
-      </w:r>
-    </w:p>
-    <w:p>
-      <w:pPr>
-        <w:jc w:val="both"/>
-        <w:rPr>
-          <w:rFonts w:ascii="Bahnschrift Light" w:hAnsi="Bahnschrift Light" w:cs="Calibri"/>
-          <w:sz w:val="23"/>
-          <w:szCs w:val="20"/>
-        </w:rPr>
-      </w:pPr>
-      <w:r>
-        <w:rPr>
-          <w:rFonts w:ascii="Bahnschrift Light" w:hAnsi="Bahnschrift Light" w:cs="Calibri"/>
-          <w:sz w:val="23"/>
-          <w:szCs w:val="20"/>
-        </w:rPr>
-        <w:t>Παρά τον διχασμό της προηγούμενης ερώτησης η πλειοψηφία με 51,9% βρήκε τον σκουρόχρωμο σχεδιασμό πολύ ικανοποιητικό, ενώ συνολικά το</w:t>
-      </w:r>
-      <w:r>
-        <w:rPr>
-          <w:rFonts w:ascii="Bahnschrift Light" w:hAnsi="Bahnschrift Light" w:cs="Calibri"/>
-          <w:sz w:val="23"/>
-          <w:szCs w:val="20"/>
-        </w:rPr>
-        <w:t xml:space="preserve"> </w:t>
-      </w:r>
-      <w:r>
-        <w:rPr>
-          <w:rFonts w:ascii="Bahnschrift Light" w:hAnsi="Bahnschrift Light" w:cs="Calibri"/>
-          <w:sz w:val="23"/>
-          <w:szCs w:val="20"/>
-        </w:rPr>
-        <w:t xml:space="preserve">75% των συμμετεχόντων αξιολόγησε θετικά.  </w:t>
-      </w:r>
-    </w:p>
-    <w:p>
-      <w:pPr>
-        <w:jc w:val="both"/>
-        <w:rPr>
-          <w:rFonts w:ascii="Bahnschrift Light" w:hAnsi="Bahnschrift Light" w:cs="Calibri"/>
-          <w:sz w:val="23"/>
-          <w:szCs w:val="20"/>
-        </w:rPr>
-      </w:pPr>
-      <w:r>
-        <w:rPr>
-          <w:rFonts w:ascii="Bahnschrift Light" w:hAnsi="Bahnschrift Light" w:cs="Calibri"/>
-          <w:noProof/>
-          <w:sz w:val="23"/>
-          <w:szCs w:val="20"/>
-          <w:lang w:val="en-GB"/>
-        </w:rPr>
-        <w:lastRenderedPageBreak/>
-        <w:drawing>
-          <wp:inline distT="0" distB="0" distL="0" distR="0" wp14:anchorId="21012842" wp14:editId="447237CE">
-            <wp:extent cx="5683250" cy="2393950"/>
-            <wp:effectExtent l="0" t="0" r="0" b="6350"/>
-            <wp:docPr id="1203203930" name="Picture 16"/>
-            <wp:cNvGraphicFramePr>
-              <a:graphicFrameLocks xmlns:a="http://schemas.openxmlformats.org/drawingml/2006/main" noChangeAspect="1"/>
-            </wp:cNvGraphicFramePr>
-            <a:graphic xmlns:a="http://schemas.openxmlformats.org/drawingml/2006/main">
-              <a:graphicData uri="http://schemas.openxmlformats.org/drawingml/2006/picture">
-                <pic:pic xmlns:pic="http://schemas.openxmlformats.org/drawingml/2006/picture">
-                  <pic:nvPicPr>
-                    <pic:cNvPr id="0" name="Picture 18"/>
                     <pic:cNvPicPr>
                       <a:picLocks noChangeAspect="1" noChangeArrowheads="1"/>
                     </pic:cNvPicPr>
@@ -16869,74 +14926,37 @@
           <w:sz w:val="23"/>
           <w:szCs w:val="20"/>
         </w:rPr>
-        <w:t>Θα ήθελα να χρησιμοποιώ αυτή τη σελίδα συχνά</w:t>
-      </w:r>
-    </w:p>
-    <w:p>
-      <w:pPr>
-        <w:jc w:val="both"/>
-        <w:rPr>
-          <w:rFonts w:ascii="Bahnschrift Light" w:hAnsi="Bahnschrift Light" w:cs="Calibri"/>
-          <w:sz w:val="23"/>
-          <w:szCs w:val="20"/>
-        </w:rPr>
-      </w:pPr>
-      <w:r>
-        <w:rPr>
-          <w:rFonts w:ascii="Bahnschrift Light" w:hAnsi="Bahnschrift Light" w:cs="Calibri"/>
-          <w:sz w:val="23"/>
-          <w:szCs w:val="20"/>
-        </w:rPr>
-        <w:t xml:space="preserve">Με την ίδια απήχηση όπως και στην προηγούμενη ερώτηση οι χρήστες ανταποκρίθηκαν πολύ θετικά στον σχεδιασμό της μονόχρωμης σελίδας με το </w:t>
-      </w:r>
-      <w:r>
-        <w:rPr>
-          <w:rFonts w:ascii="Bahnschrift Light" w:hAnsi="Bahnschrift Light" w:cs="Calibri"/>
-          <w:sz w:val="23"/>
-          <w:szCs w:val="20"/>
-        </w:rPr>
-        <w:t xml:space="preserve">73% </w:t>
-      </w:r>
-      <w:r>
-        <w:rPr>
-          <w:rFonts w:ascii="Bahnschrift Light" w:hAnsi="Bahnschrift Light" w:cs="Calibri"/>
-          <w:sz w:val="23"/>
-          <w:szCs w:val="20"/>
-        </w:rPr>
-        <w:t xml:space="preserve">να αξιολογούν θετικά, ενώ μόλις το </w:t>
-      </w:r>
-      <w:r>
-        <w:rPr>
-          <w:rFonts w:ascii="Bahnschrift Light" w:hAnsi="Bahnschrift Light" w:cs="Calibri"/>
-          <w:sz w:val="23"/>
-          <w:szCs w:val="20"/>
-        </w:rPr>
-        <w:t>17</w:t>
-      </w:r>
-      <w:r>
-        <w:rPr>
-          <w:rFonts w:ascii="Bahnschrift Light" w:hAnsi="Bahnschrift Light" w:cs="Calibri"/>
-          <w:sz w:val="23"/>
-          <w:szCs w:val="20"/>
-        </w:rPr>
-        <w:t>,</w:t>
-      </w:r>
-      <w:r>
-        <w:rPr>
-          <w:rFonts w:ascii="Bahnschrift Light" w:hAnsi="Bahnschrift Light" w:cs="Calibri"/>
-          <w:sz w:val="23"/>
-          <w:szCs w:val="20"/>
-        </w:rPr>
-        <w:t>3</w:t>
-      </w:r>
-      <w:r>
-        <w:rPr>
-          <w:rFonts w:ascii="Bahnschrift Light" w:hAnsi="Bahnschrift Light" w:cs="Calibri"/>
-          <w:sz w:val="23"/>
-          <w:szCs w:val="20"/>
-        </w:rPr>
-        <w:t>% δεν θα ήθελε να χρησιμοποιήσει ξανά αυτή τη σελίδα.</w:t>
-      </w:r>
+        <w:lastRenderedPageBreak/>
+        <w:t>Πόσο ευχάριστη ήταν η χρωματική παλέτα της Λευκής σελίδας;</w:t>
+      </w:r>
+    </w:p>
+    <w:p>
+      <w:pPr>
+        <w:jc w:val="both"/>
+        <w:rPr>
+          <w:rFonts w:ascii="Bahnschrift Light" w:hAnsi="Bahnschrift Light" w:cs="Calibri"/>
+          <w:sz w:val="23"/>
+          <w:szCs w:val="20"/>
+        </w:rPr>
+      </w:pPr>
+      <w:r>
+        <w:rPr>
+          <w:rFonts w:ascii="Bahnschrift Light" w:hAnsi="Bahnschrift Light" w:cs="Calibri"/>
+          <w:sz w:val="23"/>
+          <w:szCs w:val="20"/>
+        </w:rPr>
+        <w:t>Οι αντιδράσεις για την χρωματική παλέτα που επιλέχθηκε, αν και γενικά θετικές, δεν μπορούμε να πούμε πως είναι εξαιρετικές. Οι χρήστες δεν είναι αντίθετοι με την χρήση αντιθέσεων λευκού και γαλάζιου, αλλά μόνο το 30,8% την χαρακτήρισε ως «5-Πολύ εύκολη».</w:t>
+      </w:r>
+    </w:p>
+    <w:p>
+      <w:pPr>
+        <w:jc w:val="both"/>
+        <w:rPr>
+          <w:rFonts w:ascii="Bahnschrift Light" w:hAnsi="Bahnschrift Light" w:cs="Calibri"/>
+          <w:sz w:val="23"/>
+          <w:szCs w:val="20"/>
+        </w:rPr>
+      </w:pPr>
     </w:p>
     <w:p>
       <w:pPr>
@@ -16956,10 +14976,10 @@
           <w:lang w:val="en-GB"/>
         </w:rPr>
         <w:drawing>
-          <wp:inline distT="0" distB="0" distL="0" distR="0" wp14:anchorId="3DC896CF" wp14:editId="534E6A4D">
-            <wp:extent cx="5683250" cy="2393950"/>
-            <wp:effectExtent l="0" t="0" r="0" b="6350"/>
-            <wp:docPr id="942234180" name="Picture 17"/>
+          <wp:inline distT="0" distB="0" distL="0" distR="0" wp14:anchorId="5A433AD2" wp14:editId="7B35D5C8">
+            <wp:extent cx="5683250" cy="2349500"/>
+            <wp:effectExtent l="0" t="0" r="0" b="0"/>
+            <wp:docPr id="1822473260" name="Picture 10"/>
             <wp:cNvGraphicFramePr>
               <a:graphicFrameLocks xmlns:a="http://schemas.openxmlformats.org/drawingml/2006/main" noChangeAspect="1"/>
             </wp:cNvGraphicFramePr>
@@ -16967,13 +14987,137 @@
               <a:graphicData uri="http://schemas.openxmlformats.org/drawingml/2006/picture">
                 <pic:pic xmlns:pic="http://schemas.openxmlformats.org/drawingml/2006/picture">
                   <pic:nvPicPr>
-                    <pic:cNvPr id="0" name="Picture 19"/>
+                    <pic:cNvPr id="0" name="Picture 12"/>
+                    <pic:cNvPicPr>
+                      <a:picLocks noChangeAspect="1" noChangeArrowheads="1"/>
+                    </pic:cNvPicPr>
+                  </pic:nvPicPr>
+                  <pic:blipFill rotWithShape="1">
+                    <a:blip r:embed="rId25">
+                      <a:extLst>
+                        <a:ext uri="{28A0092B-C50C-407E-A947-70E740481C1C}">
+                          <a14:useLocalDpi xmlns:a14="http://schemas.microsoft.com/office/drawing/2010/main" val="0"/>
+                        </a:ext>
+                      </a:extLst>
+                    </a:blip>
+                    <a:srcRect t="1857"/>
+                    <a:stretch>
+                      <a:fillRect/>
+                    </a:stretch>
+                  </pic:blipFill>
+                  <pic:spPr bwMode="auto">
+                    <a:xfrm>
+                      <a:off x="0" y="0"/>
+                      <a:ext cx="5683250" cy="2349500"/>
+                    </a:xfrm>
+                    <a:prstGeom prst="rect">
+                      <a:avLst/>
+                    </a:prstGeom>
+                    <a:noFill/>
+                    <a:ln>
+                      <a:noFill/>
+                    </a:ln>
+                    <a:extLst>
+                      <a:ext uri="{53640926-AAD7-44D8-BBD7-CCE9431645EC}">
+                        <a14:shadowObscured xmlns:a14="http://schemas.microsoft.com/office/drawing/2010/main"/>
+                      </a:ext>
+                    </a:extLst>
+                  </pic:spPr>
+                </pic:pic>
+              </a:graphicData>
+            </a:graphic>
+          </wp:inline>
+        </w:drawing>
+      </w:r>
+    </w:p>
+    <w:p>
+      <w:pPr>
+        <w:jc w:val="both"/>
+        <w:rPr>
+          <w:rFonts w:ascii="Bahnschrift Light" w:hAnsi="Bahnschrift Light" w:cs="Calibri"/>
+          <w:sz w:val="23"/>
+          <w:szCs w:val="20"/>
+        </w:rPr>
+      </w:pPr>
+    </w:p>
+    <w:p>
+      <w:pPr>
+        <w:pStyle w:val="ListParagraph"/>
+        <w:numPr>
+          <w:ilvl w:val="0"/>
+          <w:numId w:val="43"/>
+        </w:numPr>
+        <w:ind w:left="426" w:hanging="284"/>
+        <w:jc w:val="both"/>
+        <w:rPr>
+          <w:rFonts w:ascii="Bahnschrift Light" w:hAnsi="Bahnschrift Light" w:cs="Calibri"/>
+          <w:sz w:val="23"/>
+          <w:szCs w:val="20"/>
+        </w:rPr>
+      </w:pPr>
+      <w:r>
+        <w:rPr>
+          <w:rFonts w:ascii="Bahnschrift Light" w:hAnsi="Bahnschrift Light" w:cs="Calibri"/>
+          <w:sz w:val="23"/>
+          <w:szCs w:val="20"/>
+        </w:rPr>
+        <w:t>Συνολικά πόσο ικανοποιημένος/η είστε με την λευκή σελίδα;</w:t>
+      </w:r>
+    </w:p>
+    <w:p>
+      <w:pPr>
+        <w:jc w:val="both"/>
+        <w:rPr>
+          <w:rFonts w:ascii="Bahnschrift Light" w:hAnsi="Bahnschrift Light" w:cs="Calibri"/>
+          <w:sz w:val="23"/>
+          <w:szCs w:val="20"/>
+        </w:rPr>
+      </w:pPr>
+      <w:r>
+        <w:rPr>
+          <w:rFonts w:ascii="Bahnschrift Light" w:hAnsi="Bahnschrift Light" w:cs="Calibri"/>
+          <w:sz w:val="23"/>
+          <w:szCs w:val="20"/>
+        </w:rPr>
+        <w:t>Η πιο πάνω διαπίστωση επιβεβαιώνεται και με το γράφημα της ερώτησης 7 όπου το 46,2% των χρηστών φαίνεται να έχει γενικά θετική άποψη για την Λευκή σελίδα αλλά όχι εξαιρετική, καταλαβαίνουνε λοιπών πως υπάρχουν ακόμα περιθώρια βελτίωσης.</w:t>
+      </w:r>
+    </w:p>
+    <w:p>
+      <w:pPr>
+        <w:jc w:val="both"/>
+        <w:rPr>
+          <w:rFonts w:ascii="Bahnschrift Light" w:hAnsi="Bahnschrift Light" w:cs="Calibri"/>
+          <w:sz w:val="23"/>
+          <w:szCs w:val="20"/>
+        </w:rPr>
+      </w:pPr>
+      <w:r>
+        <w:rPr>
+          <w:rFonts w:ascii="Bahnschrift Light" w:hAnsi="Bahnschrift Light" w:cs="Calibri"/>
+          <w:noProof/>
+          <w:sz w:val="23"/>
+          <w:szCs w:val="20"/>
+          <w:lang w:val="en-GB"/>
+        </w:rPr>
+        <w:drawing>
+          <wp:inline distT="0" distB="0" distL="0" distR="0" wp14:anchorId="4A083AE0" wp14:editId="38C7714D">
+            <wp:extent cx="5683250" cy="2393950"/>
+            <wp:effectExtent l="0" t="0" r="0" b="6350"/>
+            <wp:docPr id="1077245089" name="Picture 11"/>
+            <wp:cNvGraphicFramePr>
+              <a:graphicFrameLocks xmlns:a="http://schemas.openxmlformats.org/drawingml/2006/main" noChangeAspect="1"/>
+            </wp:cNvGraphicFramePr>
+            <a:graphic xmlns:a="http://schemas.openxmlformats.org/drawingml/2006/main">
+              <a:graphicData uri="http://schemas.openxmlformats.org/drawingml/2006/picture">
+                <pic:pic xmlns:pic="http://schemas.openxmlformats.org/drawingml/2006/picture">
+                  <pic:nvPicPr>
+                    <pic:cNvPr id="0" name="Picture 13"/>
                     <pic:cNvPicPr>
                       <a:picLocks noChangeAspect="1" noChangeArrowheads="1"/>
                     </pic:cNvPicPr>
                   </pic:nvPicPr>
                   <pic:blipFill>
-                    <a:blip r:embed="rId25">
+                    <a:blip r:embed="rId26">
                       <a:extLst>
                         <a:ext uri="{28A0092B-C50C-407E-A947-70E740481C1C}">
                           <a14:useLocalDpi xmlns:a14="http://schemas.microsoft.com/office/drawing/2010/main" val="0"/>
@@ -17017,6 +15161,943 @@
     </w:p>
     <w:p>
       <w:pPr>
+        <w:pStyle w:val="ListParagraph"/>
+        <w:numPr>
+          <w:ilvl w:val="0"/>
+          <w:numId w:val="43"/>
+        </w:numPr>
+        <w:ind w:left="426" w:hanging="284"/>
+        <w:jc w:val="both"/>
+        <w:rPr>
+          <w:rFonts w:ascii="Bahnschrift Light" w:hAnsi="Bahnschrift Light" w:cs="Calibri"/>
+          <w:sz w:val="23"/>
+          <w:szCs w:val="20"/>
+        </w:rPr>
+      </w:pPr>
+      <w:r>
+        <w:rPr>
+          <w:rFonts w:ascii="Bahnschrift Light" w:hAnsi="Bahnschrift Light" w:cs="Calibri"/>
+          <w:sz w:val="23"/>
+          <w:szCs w:val="20"/>
+        </w:rPr>
+        <w:t>Θα ήθελα να χρησιμοποιώ αυτή τη σελίδα συχνά</w:t>
+      </w:r>
+    </w:p>
+    <w:p>
+      <w:pPr>
+        <w:jc w:val="both"/>
+        <w:rPr>
+          <w:rFonts w:ascii="Bahnschrift Light" w:hAnsi="Bahnschrift Light" w:cs="Calibri"/>
+          <w:sz w:val="23"/>
+          <w:szCs w:val="20"/>
+        </w:rPr>
+      </w:pPr>
+      <w:r>
+        <w:rPr>
+          <w:rFonts w:ascii="Bahnschrift Light" w:hAnsi="Bahnschrift Light" w:cs="Calibri"/>
+          <w:sz w:val="23"/>
+          <w:szCs w:val="20"/>
+        </w:rPr>
+        <w:t xml:space="preserve">Η τελευταία ερώτηση μας επιβεβαιώνει τις προηγούμενες πληροφορίες. Η λευκή σελίδα αξιολογείται ως λειτουργική και γενικά ικανοποιητική, αλλά μόνο </w:t>
+      </w:r>
+      <w:r>
+        <w:rPr>
+          <w:rFonts w:ascii="Bahnschrift Light" w:hAnsi="Bahnschrift Light" w:cs="Calibri"/>
+          <w:sz w:val="23"/>
+          <w:szCs w:val="20"/>
+        </w:rPr>
+        <w:t xml:space="preserve">το ένα τέταρτο από τους </w:t>
+      </w:r>
+      <w:r>
+        <w:rPr>
+          <w:rFonts w:ascii="Bahnschrift Light" w:hAnsi="Bahnschrift Light" w:cs="Calibri"/>
+          <w:sz w:val="23"/>
+          <w:szCs w:val="20"/>
+        </w:rPr>
+        <w:t>συμμετέχοντες</w:t>
+      </w:r>
+      <w:r>
+        <w:rPr>
+          <w:rFonts w:ascii="Bahnschrift Light" w:hAnsi="Bahnschrift Light" w:cs="Calibri"/>
+          <w:sz w:val="23"/>
+          <w:szCs w:val="20"/>
+        </w:rPr>
+        <w:t xml:space="preserve"> </w:t>
+      </w:r>
+      <w:r>
+        <w:rPr>
+          <w:rFonts w:ascii="Bahnschrift Light" w:hAnsi="Bahnschrift Light" w:cs="Calibri"/>
+          <w:sz w:val="23"/>
+          <w:szCs w:val="20"/>
+        </w:rPr>
+        <w:t>την βρίσκει πολύ καλή.</w:t>
+      </w:r>
+    </w:p>
+    <w:p>
+      <w:pPr>
+        <w:jc w:val="both"/>
+        <w:rPr>
+          <w:rFonts w:ascii="Bahnschrift Light" w:hAnsi="Bahnschrift Light" w:cs="Calibri"/>
+          <w:sz w:val="23"/>
+          <w:szCs w:val="20"/>
+        </w:rPr>
+      </w:pPr>
+      <w:r>
+        <w:rPr>
+          <w:rFonts w:ascii="Bahnschrift Light" w:hAnsi="Bahnschrift Light" w:cs="Calibri"/>
+          <w:noProof/>
+          <w:sz w:val="23"/>
+          <w:szCs w:val="20"/>
+          <w:lang w:val="en-GB"/>
+        </w:rPr>
+        <w:lastRenderedPageBreak/>
+        <w:drawing>
+          <wp:inline distT="0" distB="0" distL="0" distR="0" wp14:anchorId="73E90D82" wp14:editId="4EB828AA">
+            <wp:extent cx="5683250" cy="2393950"/>
+            <wp:effectExtent l="0" t="0" r="0" b="6350"/>
+            <wp:docPr id="598285483" name="Picture 12"/>
+            <wp:cNvGraphicFramePr>
+              <a:graphicFrameLocks xmlns:a="http://schemas.openxmlformats.org/drawingml/2006/main" noChangeAspect="1"/>
+            </wp:cNvGraphicFramePr>
+            <a:graphic xmlns:a="http://schemas.openxmlformats.org/drawingml/2006/main">
+              <a:graphicData uri="http://schemas.openxmlformats.org/drawingml/2006/picture">
+                <pic:pic xmlns:pic="http://schemas.openxmlformats.org/drawingml/2006/picture">
+                  <pic:nvPicPr>
+                    <pic:cNvPr id="0" name="Picture 14"/>
+                    <pic:cNvPicPr>
+                      <a:picLocks noChangeAspect="1" noChangeArrowheads="1"/>
+                    </pic:cNvPicPr>
+                  </pic:nvPicPr>
+                  <pic:blipFill>
+                    <a:blip r:embed="rId27">
+                      <a:extLst>
+                        <a:ext uri="{28A0092B-C50C-407E-A947-70E740481C1C}">
+                          <a14:useLocalDpi xmlns:a14="http://schemas.microsoft.com/office/drawing/2010/main" val="0"/>
+                        </a:ext>
+                      </a:extLst>
+                    </a:blip>
+                    <a:srcRect/>
+                    <a:stretch>
+                      <a:fillRect/>
+                    </a:stretch>
+                  </pic:blipFill>
+                  <pic:spPr bwMode="auto">
+                    <a:xfrm>
+                      <a:off x="0" y="0"/>
+                      <a:ext cx="5683250" cy="2393950"/>
+                    </a:xfrm>
+                    <a:prstGeom prst="rect">
+                      <a:avLst/>
+                    </a:prstGeom>
+                    <a:noFill/>
+                    <a:ln>
+                      <a:noFill/>
+                    </a:ln>
+                  </pic:spPr>
+                </pic:pic>
+              </a:graphicData>
+            </a:graphic>
+          </wp:inline>
+        </w:drawing>
+      </w:r>
+    </w:p>
+    <w:p>
+      <w:pPr>
+        <w:jc w:val="both"/>
+        <w:rPr>
+          <w:rFonts w:ascii="Bahnschrift Light" w:hAnsi="Bahnschrift Light" w:cs="Calibri"/>
+          <w:sz w:val="23"/>
+          <w:szCs w:val="20"/>
+        </w:rPr>
+      </w:pPr>
+    </w:p>
+    <w:p>
+      <w:pPr>
+        <w:jc w:val="both"/>
+        <w:rPr>
+          <w:rFonts w:ascii="Bahnschrift Light" w:hAnsi="Bahnschrift Light" w:cs="Calibri"/>
+          <w:sz w:val="23"/>
+          <w:szCs w:val="20"/>
+        </w:rPr>
+      </w:pPr>
+    </w:p>
+    <w:p>
+      <w:pPr>
+        <w:pStyle w:val="Heading4"/>
+        <w:jc w:val="both"/>
+        <w:rPr>
+          <w:rFonts w:ascii="Bahnschrift Light" w:hAnsi="Bahnschrift Light"/>
+        </w:rPr>
+      </w:pPr>
+      <w:r>
+        <w:rPr>
+          <w:rFonts w:ascii="Bahnschrift Light" w:hAnsi="Bahnschrift Light"/>
+        </w:rPr>
+        <w:t>Αξιολόγηση Μονόχρωμης σελίδας</w:t>
+      </w:r>
+    </w:p>
+    <w:p>
+      <w:pPr>
+        <w:pStyle w:val="ListParagraph"/>
+        <w:numPr>
+          <w:ilvl w:val="0"/>
+          <w:numId w:val="43"/>
+        </w:numPr>
+        <w:ind w:left="426" w:hanging="284"/>
+        <w:jc w:val="both"/>
+        <w:rPr>
+          <w:rFonts w:ascii="Bahnschrift Light" w:hAnsi="Bahnschrift Light" w:cs="Calibri"/>
+          <w:sz w:val="23"/>
+          <w:szCs w:val="20"/>
+        </w:rPr>
+      </w:pPr>
+      <w:r>
+        <w:rPr>
+          <w:rFonts w:ascii="Bahnschrift Light" w:hAnsi="Bahnschrift Light" w:cs="Calibri"/>
+          <w:sz w:val="23"/>
+          <w:szCs w:val="20"/>
+        </w:rPr>
+        <w:t>Πόσο εύκολη ήταν η περιήγηση στην Μονόχρωμη σελίδα;</w:t>
+      </w:r>
+    </w:p>
+    <w:p>
+      <w:pPr>
+        <w:jc w:val="both"/>
+        <w:rPr>
+          <w:rFonts w:ascii="Bahnschrift Light" w:hAnsi="Bahnschrift Light" w:cs="Calibri"/>
+          <w:sz w:val="23"/>
+          <w:szCs w:val="20"/>
+        </w:rPr>
+      </w:pPr>
+      <w:r>
+        <w:rPr>
+          <w:rFonts w:ascii="Bahnschrift Light" w:hAnsi="Bahnschrift Light" w:cs="Calibri"/>
+          <w:sz w:val="23"/>
+          <w:szCs w:val="20"/>
+        </w:rPr>
+        <w:t xml:space="preserve">Η αξιολόγηση της μονόχρωμης σελίδας μπορούμε να πούμε πως είναι ιδιαίτερα θετική. </w:t>
+      </w:r>
+    </w:p>
+    <w:p>
+      <w:pPr>
+        <w:jc w:val="both"/>
+        <w:rPr>
+          <w:rFonts w:ascii="Bahnschrift Light" w:hAnsi="Bahnschrift Light" w:cs="Calibri"/>
+          <w:sz w:val="23"/>
+          <w:szCs w:val="20"/>
+        </w:rPr>
+      </w:pPr>
+      <w:r>
+        <w:rPr>
+          <w:rFonts w:ascii="Bahnschrift Light" w:hAnsi="Bahnschrift Light" w:cs="Calibri"/>
+          <w:sz w:val="23"/>
+          <w:szCs w:val="20"/>
+        </w:rPr>
+        <w:t xml:space="preserve">Σχεδόν οι μισοί χρήστες (48,1%) την βρίσκουν πολύ καλή, το 26,9% της δίνει βαθμολογία 4. Αξίζει ακόμα να σημειώσουμε πως δεν υπήρξε ούτε μία πού κακή αξιολόγηση. </w:t>
+      </w:r>
+    </w:p>
+    <w:p>
+      <w:pPr>
+        <w:jc w:val="both"/>
+        <w:rPr>
+          <w:rFonts w:ascii="Bahnschrift Light" w:hAnsi="Bahnschrift Light" w:cs="Calibri"/>
+          <w:sz w:val="23"/>
+          <w:szCs w:val="20"/>
+        </w:rPr>
+      </w:pPr>
+      <w:r>
+        <w:rPr>
+          <w:rFonts w:ascii="Bahnschrift Light" w:hAnsi="Bahnschrift Light" w:cs="Calibri"/>
+          <w:noProof/>
+          <w:sz w:val="23"/>
+          <w:szCs w:val="20"/>
+          <w:lang w:val="en-GB"/>
+        </w:rPr>
+        <w:drawing>
+          <wp:inline distT="0" distB="0" distL="0" distR="0" wp14:anchorId="7EFC0AF3" wp14:editId="16D7F30B">
+            <wp:extent cx="5683250" cy="2355850"/>
+            <wp:effectExtent l="0" t="0" r="0" b="6350"/>
+            <wp:docPr id="1185478092" name="Picture 13"/>
+            <wp:cNvGraphicFramePr>
+              <a:graphicFrameLocks xmlns:a="http://schemas.openxmlformats.org/drawingml/2006/main" noChangeAspect="1"/>
+            </wp:cNvGraphicFramePr>
+            <a:graphic xmlns:a="http://schemas.openxmlformats.org/drawingml/2006/main">
+              <a:graphicData uri="http://schemas.openxmlformats.org/drawingml/2006/picture">
+                <pic:pic xmlns:pic="http://schemas.openxmlformats.org/drawingml/2006/picture">
+                  <pic:nvPicPr>
+                    <pic:cNvPr id="0" name="Picture 15"/>
+                    <pic:cNvPicPr>
+                      <a:picLocks noChangeAspect="1" noChangeArrowheads="1"/>
+                    </pic:cNvPicPr>
+                  </pic:nvPicPr>
+                  <pic:blipFill rotWithShape="1">
+                    <a:blip r:embed="rId28">
+                      <a:extLst>
+                        <a:ext uri="{28A0092B-C50C-407E-A947-70E740481C1C}">
+                          <a14:useLocalDpi xmlns:a14="http://schemas.microsoft.com/office/drawing/2010/main" val="0"/>
+                        </a:ext>
+                      </a:extLst>
+                    </a:blip>
+                    <a:srcRect t="1592" b="-1"/>
+                    <a:stretch>
+                      <a:fillRect/>
+                    </a:stretch>
+                  </pic:blipFill>
+                  <pic:spPr bwMode="auto">
+                    <a:xfrm>
+                      <a:off x="0" y="0"/>
+                      <a:ext cx="5683250" cy="2355850"/>
+                    </a:xfrm>
+                    <a:prstGeom prst="rect">
+                      <a:avLst/>
+                    </a:prstGeom>
+                    <a:noFill/>
+                    <a:ln>
+                      <a:noFill/>
+                    </a:ln>
+                    <a:extLst>
+                      <a:ext uri="{53640926-AAD7-44D8-BBD7-CCE9431645EC}">
+                        <a14:shadowObscured xmlns:a14="http://schemas.microsoft.com/office/drawing/2010/main"/>
+                      </a:ext>
+                    </a:extLst>
+                  </pic:spPr>
+                </pic:pic>
+              </a:graphicData>
+            </a:graphic>
+          </wp:inline>
+        </w:drawing>
+      </w:r>
+    </w:p>
+    <w:p>
+      <w:pPr>
+        <w:jc w:val="both"/>
+        <w:rPr>
+          <w:rFonts w:ascii="Bahnschrift Light" w:hAnsi="Bahnschrift Light" w:cs="Calibri"/>
+          <w:sz w:val="23"/>
+          <w:szCs w:val="20"/>
+        </w:rPr>
+      </w:pPr>
+    </w:p>
+    <w:p>
+      <w:pPr>
+        <w:jc w:val="both"/>
+        <w:rPr>
+          <w:rFonts w:ascii="Bahnschrift Light" w:hAnsi="Bahnschrift Light" w:cs="Calibri"/>
+          <w:sz w:val="23"/>
+          <w:szCs w:val="20"/>
+        </w:rPr>
+      </w:pPr>
+    </w:p>
+    <w:p>
+      <w:pPr>
+        <w:pStyle w:val="ListParagraph"/>
+        <w:numPr>
+          <w:ilvl w:val="0"/>
+          <w:numId w:val="43"/>
+        </w:numPr>
+        <w:ind w:left="426" w:hanging="284"/>
+        <w:jc w:val="both"/>
+        <w:rPr>
+          <w:rFonts w:ascii="Bahnschrift Light" w:hAnsi="Bahnschrift Light" w:cs="Calibri"/>
+          <w:sz w:val="23"/>
+          <w:szCs w:val="20"/>
+        </w:rPr>
+      </w:pPr>
+      <w:r>
+        <w:rPr>
+          <w:rFonts w:ascii="Bahnschrift Light" w:hAnsi="Bahnschrift Light" w:cs="Calibri"/>
+          <w:sz w:val="23"/>
+          <w:szCs w:val="20"/>
+        </w:rPr>
+        <w:t>Πόσο εύκολο να βρεθούν πληροφορίες για τα πακέτα τηλεφωνίας στην Μονόχρωμη σελίδα;</w:t>
+      </w:r>
+    </w:p>
+    <w:p>
+      <w:pPr>
+        <w:jc w:val="both"/>
+        <w:rPr>
+          <w:rFonts w:ascii="Bahnschrift Light" w:hAnsi="Bahnschrift Light" w:cs="Calibri"/>
+          <w:sz w:val="23"/>
+          <w:szCs w:val="20"/>
+        </w:rPr>
+      </w:pPr>
+      <w:r>
+        <w:rPr>
+          <w:rFonts w:ascii="Bahnschrift Light" w:hAnsi="Bahnschrift Light" w:cs="Calibri"/>
+          <w:sz w:val="23"/>
+          <w:szCs w:val="20"/>
+        </w:rPr>
+        <w:t>Οι γνώμες των χρηστών φαίνεται να συγκλίνουν στο γεγονός πως τα ζητούμενα δεδομένα ήταν εξαιρετικά εύκολο να βρεθούν στην μονόχρωμη σελίδα, Το 65,4% βρήκε τις πληροφορίες πολύ εύκολα</w:t>
+      </w:r>
+      <w:r>
+        <w:rPr>
+          <w:rFonts w:ascii="Bahnschrift Light" w:hAnsi="Bahnschrift Light" w:cs="Calibri"/>
+          <w:sz w:val="23"/>
+          <w:szCs w:val="20"/>
+        </w:rPr>
+        <w:t xml:space="preserve">, ενώ και οι υπόλοιποι ερωτηθέντες είχαν γενικά θετικές </w:t>
+      </w:r>
+      <w:r>
+        <w:rPr>
+          <w:rFonts w:ascii="Bahnschrift Light" w:hAnsi="Bahnschrift Light" w:cs="Calibri"/>
+          <w:sz w:val="23"/>
+          <w:szCs w:val="20"/>
+        </w:rPr>
+        <w:lastRenderedPageBreak/>
+        <w:t>εμπειρίες</w:t>
+      </w:r>
+      <w:r>
+        <w:rPr>
+          <w:rFonts w:ascii="Bahnschrift Light" w:hAnsi="Bahnschrift Light" w:cs="Calibri"/>
+          <w:sz w:val="23"/>
+          <w:szCs w:val="20"/>
+        </w:rPr>
+        <w:t>.</w:t>
+      </w:r>
+      <w:r>
+        <w:rPr>
+          <w:rFonts w:ascii="Bahnschrift Light" w:hAnsi="Bahnschrift Light" w:cs="Calibri"/>
+          <w:sz w:val="23"/>
+          <w:szCs w:val="20"/>
+        </w:rPr>
+        <w:t xml:space="preserve"> Ακόμα παρατηρούμε πως δημιουργείται ένα μοτίβο μη αρνητικών αξιολογήσεων.</w:t>
+      </w:r>
+    </w:p>
+    <w:p>
+      <w:pPr>
+        <w:jc w:val="both"/>
+        <w:rPr>
+          <w:rFonts w:ascii="Bahnschrift Light" w:hAnsi="Bahnschrift Light" w:cs="Calibri"/>
+          <w:sz w:val="23"/>
+          <w:szCs w:val="20"/>
+        </w:rPr>
+      </w:pPr>
+      <w:r>
+        <w:rPr>
+          <w:rFonts w:ascii="Bahnschrift Light" w:hAnsi="Bahnschrift Light" w:cs="Calibri"/>
+          <w:noProof/>
+          <w:sz w:val="23"/>
+          <w:szCs w:val="20"/>
+          <w:lang w:val="en-GB"/>
+        </w:rPr>
+        <w:drawing>
+          <wp:inline distT="0" distB="0" distL="0" distR="0" wp14:anchorId="19935987" wp14:editId="44DE4B16">
+            <wp:extent cx="5683250" cy="2393950"/>
+            <wp:effectExtent l="0" t="0" r="0" b="6350"/>
+            <wp:docPr id="1613646805" name="Picture 14"/>
+            <wp:cNvGraphicFramePr>
+              <a:graphicFrameLocks xmlns:a="http://schemas.openxmlformats.org/drawingml/2006/main" noChangeAspect="1"/>
+            </wp:cNvGraphicFramePr>
+            <a:graphic xmlns:a="http://schemas.openxmlformats.org/drawingml/2006/main">
+              <a:graphicData uri="http://schemas.openxmlformats.org/drawingml/2006/picture">
+                <pic:pic xmlns:pic="http://schemas.openxmlformats.org/drawingml/2006/picture">
+                  <pic:nvPicPr>
+                    <pic:cNvPr id="0" name="Picture 16"/>
+                    <pic:cNvPicPr>
+                      <a:picLocks noChangeAspect="1" noChangeArrowheads="1"/>
+                    </pic:cNvPicPr>
+                  </pic:nvPicPr>
+                  <pic:blipFill>
+                    <a:blip r:embed="rId29">
+                      <a:extLst>
+                        <a:ext uri="{28A0092B-C50C-407E-A947-70E740481C1C}">
+                          <a14:useLocalDpi xmlns:a14="http://schemas.microsoft.com/office/drawing/2010/main" val="0"/>
+                        </a:ext>
+                      </a:extLst>
+                    </a:blip>
+                    <a:srcRect/>
+                    <a:stretch>
+                      <a:fillRect/>
+                    </a:stretch>
+                  </pic:blipFill>
+                  <pic:spPr bwMode="auto">
+                    <a:xfrm>
+                      <a:off x="0" y="0"/>
+                      <a:ext cx="5683250" cy="2393950"/>
+                    </a:xfrm>
+                    <a:prstGeom prst="rect">
+                      <a:avLst/>
+                    </a:prstGeom>
+                    <a:noFill/>
+                    <a:ln>
+                      <a:noFill/>
+                    </a:ln>
+                  </pic:spPr>
+                </pic:pic>
+              </a:graphicData>
+            </a:graphic>
+          </wp:inline>
+        </w:drawing>
+      </w:r>
+    </w:p>
+    <w:p>
+      <w:pPr>
+        <w:jc w:val="both"/>
+        <w:rPr>
+          <w:rFonts w:ascii="Bahnschrift Light" w:hAnsi="Bahnschrift Light" w:cs="Calibri"/>
+          <w:sz w:val="23"/>
+          <w:szCs w:val="20"/>
+        </w:rPr>
+      </w:pPr>
+    </w:p>
+    <w:p>
+      <w:pPr>
+        <w:pStyle w:val="ListParagraph"/>
+        <w:numPr>
+          <w:ilvl w:val="0"/>
+          <w:numId w:val="43"/>
+        </w:numPr>
+        <w:ind w:left="426" w:hanging="284"/>
+        <w:jc w:val="both"/>
+        <w:rPr>
+          <w:rFonts w:ascii="Bahnschrift Light" w:hAnsi="Bahnschrift Light" w:cs="Calibri"/>
+          <w:sz w:val="23"/>
+          <w:szCs w:val="20"/>
+        </w:rPr>
+      </w:pPr>
+      <w:r>
+        <w:rPr>
+          <w:rFonts w:ascii="Bahnschrift Light" w:hAnsi="Bahnschrift Light" w:cs="Calibri"/>
+          <w:sz w:val="23"/>
+          <w:szCs w:val="20"/>
+        </w:rPr>
+        <w:t>Πόσο ευχάριστη ήταν η χρωματική παλέτα της Μονόχρωμης σελίδας;</w:t>
+      </w:r>
+    </w:p>
+    <w:p>
+      <w:pPr>
+        <w:jc w:val="both"/>
+        <w:rPr>
+          <w:rFonts w:ascii="Bahnschrift Light" w:hAnsi="Bahnschrift Light" w:cs="Calibri"/>
+          <w:sz w:val="23"/>
+          <w:szCs w:val="20"/>
+        </w:rPr>
+      </w:pPr>
+      <w:r>
+        <w:rPr>
+          <w:rFonts w:ascii="Bahnschrift Light" w:hAnsi="Bahnschrift Light" w:cs="Calibri"/>
+          <w:sz w:val="23"/>
+          <w:szCs w:val="20"/>
+        </w:rPr>
+        <w:t xml:space="preserve">Στην ερώτηση 11 εντοπίζουμε τον πρώτο διχασμό για την μονόχρωμη σελίδα. Αν και πάνω από τους μισούς χρήστες βρήκαν την σκουρόχρωμη χρωματική παλέτα πολύ ευχάριστη, καταγράφηκαν οι πρώτες αρνητικές αντιδράσεις, ένα μικρό ποσοστό </w:t>
+      </w:r>
+      <w:r>
+        <w:rPr>
+          <w:rFonts w:ascii="Bahnschrift Light" w:hAnsi="Bahnschrift Light" w:cs="Calibri"/>
+          <w:sz w:val="23"/>
+          <w:szCs w:val="20"/>
+        </w:rPr>
+        <w:t xml:space="preserve">(26,9%) </w:t>
+      </w:r>
+      <w:r>
+        <w:rPr>
+          <w:rFonts w:ascii="Bahnschrift Light" w:hAnsi="Bahnschrift Light" w:cs="Calibri"/>
+          <w:sz w:val="23"/>
+          <w:szCs w:val="20"/>
+        </w:rPr>
+        <w:t xml:space="preserve">αξιολόγησε τα χρώματα </w:t>
+      </w:r>
+      <w:r>
+        <w:rPr>
+          <w:rFonts w:ascii="Bahnschrift Light" w:hAnsi="Bahnschrift Light" w:cs="Calibri"/>
+          <w:sz w:val="23"/>
+          <w:szCs w:val="20"/>
+        </w:rPr>
+        <w:t xml:space="preserve">από λίγο έως καθόλου ευχάριστα. </w:t>
+      </w:r>
+    </w:p>
+    <w:p>
+      <w:pPr>
+        <w:jc w:val="both"/>
+        <w:rPr>
+          <w:rFonts w:ascii="Bahnschrift Light" w:hAnsi="Bahnschrift Light" w:cs="Calibri"/>
+          <w:sz w:val="23"/>
+          <w:szCs w:val="20"/>
+        </w:rPr>
+      </w:pPr>
+    </w:p>
+    <w:p>
+      <w:pPr>
+        <w:jc w:val="both"/>
+        <w:rPr>
+          <w:rFonts w:ascii="Bahnschrift Light" w:hAnsi="Bahnschrift Light" w:cs="Calibri"/>
+          <w:sz w:val="23"/>
+          <w:szCs w:val="20"/>
+        </w:rPr>
+      </w:pPr>
+      <w:r>
+        <w:rPr>
+          <w:rFonts w:ascii="Bahnschrift Light" w:hAnsi="Bahnschrift Light" w:cs="Calibri"/>
+          <w:noProof/>
+          <w:sz w:val="23"/>
+          <w:szCs w:val="20"/>
+          <w:lang w:val="en-GB"/>
+        </w:rPr>
+        <w:drawing>
+          <wp:inline distT="0" distB="0" distL="0" distR="0" wp14:anchorId="744780D5" wp14:editId="76266FA0">
+            <wp:extent cx="5683250" cy="2393950"/>
+            <wp:effectExtent l="0" t="0" r="0" b="6350"/>
+            <wp:docPr id="77138678" name="Picture 15"/>
+            <wp:cNvGraphicFramePr>
+              <a:graphicFrameLocks xmlns:a="http://schemas.openxmlformats.org/drawingml/2006/main" noChangeAspect="1"/>
+            </wp:cNvGraphicFramePr>
+            <a:graphic xmlns:a="http://schemas.openxmlformats.org/drawingml/2006/main">
+              <a:graphicData uri="http://schemas.openxmlformats.org/drawingml/2006/picture">
+                <pic:pic xmlns:pic="http://schemas.openxmlformats.org/drawingml/2006/picture">
+                  <pic:nvPicPr>
+                    <pic:cNvPr id="0" name="Picture 17"/>
+                    <pic:cNvPicPr>
+                      <a:picLocks noChangeAspect="1" noChangeArrowheads="1"/>
+                    </pic:cNvPicPr>
+                  </pic:nvPicPr>
+                  <pic:blipFill>
+                    <a:blip r:embed="rId30">
+                      <a:extLst>
+                        <a:ext uri="{28A0092B-C50C-407E-A947-70E740481C1C}">
+                          <a14:useLocalDpi xmlns:a14="http://schemas.microsoft.com/office/drawing/2010/main" val="0"/>
+                        </a:ext>
+                      </a:extLst>
+                    </a:blip>
+                    <a:srcRect/>
+                    <a:stretch>
+                      <a:fillRect/>
+                    </a:stretch>
+                  </pic:blipFill>
+                  <pic:spPr bwMode="auto">
+                    <a:xfrm>
+                      <a:off x="0" y="0"/>
+                      <a:ext cx="5683250" cy="2393950"/>
+                    </a:xfrm>
+                    <a:prstGeom prst="rect">
+                      <a:avLst/>
+                    </a:prstGeom>
+                    <a:noFill/>
+                    <a:ln>
+                      <a:noFill/>
+                    </a:ln>
+                  </pic:spPr>
+                </pic:pic>
+              </a:graphicData>
+            </a:graphic>
+          </wp:inline>
+        </w:drawing>
+      </w:r>
+    </w:p>
+    <w:p>
+      <w:pPr>
+        <w:jc w:val="both"/>
+        <w:rPr>
+          <w:rFonts w:ascii="Bahnschrift Light" w:hAnsi="Bahnschrift Light" w:cs="Calibri"/>
+          <w:sz w:val="23"/>
+          <w:szCs w:val="20"/>
+        </w:rPr>
+      </w:pPr>
+    </w:p>
+    <w:p>
+      <w:pPr>
+        <w:pStyle w:val="ListParagraph"/>
+        <w:numPr>
+          <w:ilvl w:val="0"/>
+          <w:numId w:val="43"/>
+        </w:numPr>
+        <w:ind w:left="426" w:hanging="284"/>
+        <w:jc w:val="both"/>
+        <w:rPr>
+          <w:rFonts w:ascii="Bahnschrift Light" w:hAnsi="Bahnschrift Light" w:cs="Calibri"/>
+          <w:sz w:val="23"/>
+          <w:szCs w:val="20"/>
+        </w:rPr>
+      </w:pPr>
+      <w:r>
+        <w:rPr>
+          <w:rFonts w:ascii="Bahnschrift Light" w:hAnsi="Bahnschrift Light" w:cs="Calibri"/>
+          <w:sz w:val="23"/>
+          <w:szCs w:val="20"/>
+        </w:rPr>
+        <w:t>Συνολικά πόσο ικανοποιημένος/η είστε με την Μονόχρωμη σελίδα;</w:t>
+      </w:r>
+    </w:p>
+    <w:p>
+      <w:pPr>
+        <w:jc w:val="both"/>
+        <w:rPr>
+          <w:rFonts w:ascii="Bahnschrift Light" w:hAnsi="Bahnschrift Light" w:cs="Calibri"/>
+          <w:sz w:val="23"/>
+          <w:szCs w:val="20"/>
+        </w:rPr>
+      </w:pPr>
+      <w:r>
+        <w:rPr>
+          <w:rFonts w:ascii="Bahnschrift Light" w:hAnsi="Bahnschrift Light" w:cs="Calibri"/>
+          <w:sz w:val="23"/>
+          <w:szCs w:val="20"/>
+        </w:rPr>
+        <w:t>Παρά τον διχασμό της προηγούμενης ερώτησης η πλειοψηφία με 51,9% βρήκε τον σκουρόχρωμο σχεδιασμό πολύ ικανοποιητικό, ενώ συνολικά το</w:t>
+      </w:r>
+      <w:r>
+        <w:rPr>
+          <w:rFonts w:ascii="Bahnschrift Light" w:hAnsi="Bahnschrift Light" w:cs="Calibri"/>
+          <w:sz w:val="23"/>
+          <w:szCs w:val="20"/>
+        </w:rPr>
+        <w:t xml:space="preserve"> </w:t>
+      </w:r>
+      <w:r>
+        <w:rPr>
+          <w:rFonts w:ascii="Bahnschrift Light" w:hAnsi="Bahnschrift Light" w:cs="Calibri"/>
+          <w:sz w:val="23"/>
+          <w:szCs w:val="20"/>
+        </w:rPr>
+        <w:t xml:space="preserve">75% των συμμετεχόντων αξιολόγησε θετικά.  </w:t>
+      </w:r>
+    </w:p>
+    <w:p>
+      <w:pPr>
+        <w:jc w:val="both"/>
+        <w:rPr>
+          <w:rFonts w:ascii="Bahnschrift Light" w:hAnsi="Bahnschrift Light" w:cs="Calibri"/>
+          <w:sz w:val="23"/>
+          <w:szCs w:val="20"/>
+        </w:rPr>
+      </w:pPr>
+      <w:r>
+        <w:rPr>
+          <w:rFonts w:ascii="Bahnschrift Light" w:hAnsi="Bahnschrift Light" w:cs="Calibri"/>
+          <w:noProof/>
+          <w:sz w:val="23"/>
+          <w:szCs w:val="20"/>
+          <w:lang w:val="en-GB"/>
+        </w:rPr>
+        <w:lastRenderedPageBreak/>
+        <w:drawing>
+          <wp:inline distT="0" distB="0" distL="0" distR="0" wp14:anchorId="21012842" wp14:editId="447237CE">
+            <wp:extent cx="5683250" cy="2393950"/>
+            <wp:effectExtent l="0" t="0" r="0" b="6350"/>
+            <wp:docPr id="1203203930" name="Picture 16"/>
+            <wp:cNvGraphicFramePr>
+              <a:graphicFrameLocks xmlns:a="http://schemas.openxmlformats.org/drawingml/2006/main" noChangeAspect="1"/>
+            </wp:cNvGraphicFramePr>
+            <a:graphic xmlns:a="http://schemas.openxmlformats.org/drawingml/2006/main">
+              <a:graphicData uri="http://schemas.openxmlformats.org/drawingml/2006/picture">
+                <pic:pic xmlns:pic="http://schemas.openxmlformats.org/drawingml/2006/picture">
+                  <pic:nvPicPr>
+                    <pic:cNvPr id="0" name="Picture 18"/>
+                    <pic:cNvPicPr>
+                      <a:picLocks noChangeAspect="1" noChangeArrowheads="1"/>
+                    </pic:cNvPicPr>
+                  </pic:nvPicPr>
+                  <pic:blipFill>
+                    <a:blip r:embed="rId31">
+                      <a:extLst>
+                        <a:ext uri="{28A0092B-C50C-407E-A947-70E740481C1C}">
+                          <a14:useLocalDpi xmlns:a14="http://schemas.microsoft.com/office/drawing/2010/main" val="0"/>
+                        </a:ext>
+                      </a:extLst>
+                    </a:blip>
+                    <a:srcRect/>
+                    <a:stretch>
+                      <a:fillRect/>
+                    </a:stretch>
+                  </pic:blipFill>
+                  <pic:spPr bwMode="auto">
+                    <a:xfrm>
+                      <a:off x="0" y="0"/>
+                      <a:ext cx="5683250" cy="2393950"/>
+                    </a:xfrm>
+                    <a:prstGeom prst="rect">
+                      <a:avLst/>
+                    </a:prstGeom>
+                    <a:noFill/>
+                    <a:ln>
+                      <a:noFill/>
+                    </a:ln>
+                  </pic:spPr>
+                </pic:pic>
+              </a:graphicData>
+            </a:graphic>
+          </wp:inline>
+        </w:drawing>
+      </w:r>
+    </w:p>
+    <w:p>
+      <w:pPr>
+        <w:jc w:val="both"/>
+        <w:rPr>
+          <w:rFonts w:ascii="Bahnschrift Light" w:hAnsi="Bahnschrift Light" w:cs="Calibri"/>
+          <w:sz w:val="23"/>
+          <w:szCs w:val="20"/>
+        </w:rPr>
+      </w:pPr>
+    </w:p>
+    <w:p>
+      <w:pPr>
+        <w:pStyle w:val="ListParagraph"/>
+        <w:numPr>
+          <w:ilvl w:val="0"/>
+          <w:numId w:val="43"/>
+        </w:numPr>
+        <w:ind w:left="426" w:hanging="284"/>
+        <w:jc w:val="both"/>
+        <w:rPr>
+          <w:rFonts w:ascii="Bahnschrift Light" w:hAnsi="Bahnschrift Light" w:cs="Calibri"/>
+          <w:sz w:val="23"/>
+          <w:szCs w:val="20"/>
+        </w:rPr>
+      </w:pPr>
+      <w:r>
+        <w:rPr>
+          <w:rFonts w:ascii="Bahnschrift Light" w:hAnsi="Bahnschrift Light" w:cs="Calibri"/>
+          <w:sz w:val="23"/>
+          <w:szCs w:val="20"/>
+        </w:rPr>
+        <w:t>Θα ήθελα να χρησιμοποιώ αυτή τη σελίδα συχνά</w:t>
+      </w:r>
+    </w:p>
+    <w:p>
+      <w:pPr>
+        <w:jc w:val="both"/>
+        <w:rPr>
+          <w:rFonts w:ascii="Bahnschrift Light" w:hAnsi="Bahnschrift Light" w:cs="Calibri"/>
+          <w:sz w:val="23"/>
+          <w:szCs w:val="20"/>
+        </w:rPr>
+      </w:pPr>
+      <w:r>
+        <w:rPr>
+          <w:rFonts w:ascii="Bahnschrift Light" w:hAnsi="Bahnschrift Light" w:cs="Calibri"/>
+          <w:sz w:val="23"/>
+          <w:szCs w:val="20"/>
+        </w:rPr>
+        <w:t xml:space="preserve">Με την ίδια απήχηση όπως και στην προηγούμενη ερώτηση οι χρήστες ανταποκρίθηκαν πολύ θετικά στον σχεδιασμό της μονόχρωμης σελίδας με το </w:t>
+      </w:r>
+      <w:r>
+        <w:rPr>
+          <w:rFonts w:ascii="Bahnschrift Light" w:hAnsi="Bahnschrift Light" w:cs="Calibri"/>
+          <w:sz w:val="23"/>
+          <w:szCs w:val="20"/>
+        </w:rPr>
+        <w:t xml:space="preserve">73% </w:t>
+      </w:r>
+      <w:r>
+        <w:rPr>
+          <w:rFonts w:ascii="Bahnschrift Light" w:hAnsi="Bahnschrift Light" w:cs="Calibri"/>
+          <w:sz w:val="23"/>
+          <w:szCs w:val="20"/>
+        </w:rPr>
+        <w:t xml:space="preserve">να αξιολογούν θετικά, ενώ μόλις το </w:t>
+      </w:r>
+      <w:r>
+        <w:rPr>
+          <w:rFonts w:ascii="Bahnschrift Light" w:hAnsi="Bahnschrift Light" w:cs="Calibri"/>
+          <w:sz w:val="23"/>
+          <w:szCs w:val="20"/>
+        </w:rPr>
+        <w:t>17</w:t>
+      </w:r>
+      <w:r>
+        <w:rPr>
+          <w:rFonts w:ascii="Bahnschrift Light" w:hAnsi="Bahnschrift Light" w:cs="Calibri"/>
+          <w:sz w:val="23"/>
+          <w:szCs w:val="20"/>
+        </w:rPr>
+        <w:t>,</w:t>
+      </w:r>
+      <w:r>
+        <w:rPr>
+          <w:rFonts w:ascii="Bahnschrift Light" w:hAnsi="Bahnschrift Light" w:cs="Calibri"/>
+          <w:sz w:val="23"/>
+          <w:szCs w:val="20"/>
+        </w:rPr>
+        <w:t>3</w:t>
+      </w:r>
+      <w:r>
+        <w:rPr>
+          <w:rFonts w:ascii="Bahnschrift Light" w:hAnsi="Bahnschrift Light" w:cs="Calibri"/>
+          <w:sz w:val="23"/>
+          <w:szCs w:val="20"/>
+        </w:rPr>
+        <w:t>% δεν θα ήθελε να χρησιμοποιήσει ξανά αυτή τη σελίδα.</w:t>
+      </w:r>
+    </w:p>
+    <w:p>
+      <w:pPr>
+        <w:jc w:val="both"/>
+        <w:rPr>
+          <w:rFonts w:ascii="Bahnschrift Light" w:hAnsi="Bahnschrift Light" w:cs="Calibri"/>
+          <w:sz w:val="23"/>
+          <w:szCs w:val="20"/>
+        </w:rPr>
+      </w:pPr>
+      <w:r>
+        <w:rPr>
+          <w:rFonts w:ascii="Bahnschrift Light" w:hAnsi="Bahnschrift Light" w:cs="Calibri"/>
+          <w:noProof/>
+          <w:sz w:val="23"/>
+          <w:szCs w:val="20"/>
+          <w:lang w:val="en-GB"/>
+        </w:rPr>
+        <w:drawing>
+          <wp:inline distT="0" distB="0" distL="0" distR="0" wp14:anchorId="3DC896CF" wp14:editId="534E6A4D">
+            <wp:extent cx="5683250" cy="2393950"/>
+            <wp:effectExtent l="0" t="0" r="0" b="6350"/>
+            <wp:docPr id="942234180" name="Picture 17"/>
+            <wp:cNvGraphicFramePr>
+              <a:graphicFrameLocks xmlns:a="http://schemas.openxmlformats.org/drawingml/2006/main" noChangeAspect="1"/>
+            </wp:cNvGraphicFramePr>
+            <a:graphic xmlns:a="http://schemas.openxmlformats.org/drawingml/2006/main">
+              <a:graphicData uri="http://schemas.openxmlformats.org/drawingml/2006/picture">
+                <pic:pic xmlns:pic="http://schemas.openxmlformats.org/drawingml/2006/picture">
+                  <pic:nvPicPr>
+                    <pic:cNvPr id="0" name="Picture 19"/>
+                    <pic:cNvPicPr>
+                      <a:picLocks noChangeAspect="1" noChangeArrowheads="1"/>
+                    </pic:cNvPicPr>
+                  </pic:nvPicPr>
+                  <pic:blipFill>
+                    <a:blip r:embed="rId32">
+                      <a:extLst>
+                        <a:ext uri="{28A0092B-C50C-407E-A947-70E740481C1C}">
+                          <a14:useLocalDpi xmlns:a14="http://schemas.microsoft.com/office/drawing/2010/main" val="0"/>
+                        </a:ext>
+                      </a:extLst>
+                    </a:blip>
+                    <a:srcRect/>
+                    <a:stretch>
+                      <a:fillRect/>
+                    </a:stretch>
+                  </pic:blipFill>
+                  <pic:spPr bwMode="auto">
+                    <a:xfrm>
+                      <a:off x="0" y="0"/>
+                      <a:ext cx="5683250" cy="2393950"/>
+                    </a:xfrm>
+                    <a:prstGeom prst="rect">
+                      <a:avLst/>
+                    </a:prstGeom>
+                    <a:noFill/>
+                    <a:ln>
+                      <a:noFill/>
+                    </a:ln>
+                  </pic:spPr>
+                </pic:pic>
+              </a:graphicData>
+            </a:graphic>
+          </wp:inline>
+        </w:drawing>
+      </w:r>
+    </w:p>
+    <w:p>
+      <w:pPr>
+        <w:jc w:val="both"/>
+        <w:rPr>
+          <w:rFonts w:ascii="Bahnschrift Light" w:hAnsi="Bahnschrift Light" w:cs="Calibri"/>
+          <w:sz w:val="23"/>
+          <w:szCs w:val="20"/>
+        </w:rPr>
+      </w:pPr>
+    </w:p>
+    <w:p>
+      <w:pPr>
         <w:jc w:val="both"/>
         <w:rPr>
           <w:rFonts w:ascii="Bahnschrift Light" w:hAnsi="Bahnschrift Light" w:cs="Calibri"/>
@@ -17118,7 +16199,7 @@
                     </pic:cNvPicPr>
                   </pic:nvPicPr>
                   <pic:blipFill rotWithShape="1">
-                    <a:blip r:embed="rId26">
+                    <a:blip r:embed="rId33">
                       <a:extLst>
                         <a:ext uri="{28A0092B-C50C-407E-A947-70E740481C1C}">
                           <a14:useLocalDpi xmlns:a14="http://schemas.microsoft.com/office/drawing/2010/main" val="0"/>
@@ -17276,7 +16357,7 @@
                     </pic:cNvPicPr>
                   </pic:nvPicPr>
                   <pic:blipFill>
-                    <a:blip r:embed="rId27">
+                    <a:blip r:embed="rId34">
                       <a:extLst>
                         <a:ext uri="{28A0092B-C50C-407E-A947-70E740481C1C}">
                           <a14:useLocalDpi xmlns:a14="http://schemas.microsoft.com/office/drawing/2010/main" val="0"/>
@@ -17396,7 +16477,7 @@
                     </pic:cNvPicPr>
                   </pic:nvPicPr>
                   <pic:blipFill>
-                    <a:blip r:embed="rId28">
+                    <a:blip r:embed="rId35">
                       <a:extLst>
                         <a:ext uri="{28A0092B-C50C-407E-A947-70E740481C1C}">
                           <a14:useLocalDpi xmlns:a14="http://schemas.microsoft.com/office/drawing/2010/main" val="0"/>
@@ -17541,7 +16622,7 @@
                     </pic:cNvPicPr>
                   </pic:nvPicPr>
                   <pic:blipFill>
-                    <a:blip r:embed="rId29">
+                    <a:blip r:embed="rId36">
                       <a:extLst>
                         <a:ext uri="{28A0092B-C50C-407E-A947-70E740481C1C}">
                           <a14:useLocalDpi xmlns:a14="http://schemas.microsoft.com/office/drawing/2010/main" val="0"/>
@@ -18747,7 +17828,25 @@
           <w:sz w:val="23"/>
           <w:szCs w:val="20"/>
         </w:rPr>
-        <w:t>Είναι μπουχτιστικά τα πολλά χρώματα δεν μου αρ</w:t>
+        <w:t xml:space="preserve">Είναι </w:t>
+      </w:r>
+      <w:proofErr w:type="spellStart"/>
+      <w:r>
+        <w:rPr>
+          <w:rFonts w:ascii="Bahnschrift Light" w:hAnsi="Bahnschrift Light" w:cs="Calibri"/>
+          <w:sz w:val="23"/>
+          <w:szCs w:val="20"/>
+        </w:rPr>
+        <w:t>μπουχτιστικά</w:t>
+      </w:r>
+      <w:proofErr w:type="spellEnd"/>
+      <w:r>
+        <w:rPr>
+          <w:rFonts w:ascii="Bahnschrift Light" w:hAnsi="Bahnschrift Light" w:cs="Calibri"/>
+          <w:sz w:val="23"/>
+          <w:szCs w:val="20"/>
+        </w:rPr>
+        <w:t xml:space="preserve"> τα πολλά χρώματα δεν μου αρ</w:t>
       </w:r>
       <w:r>
         <w:rPr>
@@ -19004,15 +18103,43 @@
           <w:sz w:val="23"/>
           <w:szCs w:val="20"/>
         </w:rPr>
-        <w:t xml:space="preserve">Οι χρήστες έδωσαν συνολικά θετικές προς μέτριες κριτικές για την Λευκή σελίδα. Οι καλύτερές κριτικές συγκεντρώθηκαν κυρίως γύρο από την ευκολία στην πλοήγηση ανάμεσα στις υπο-σελίδες με τις υπηρεσίες που παρέχονταν. </w:t>
-      </w:r>
-      <w:r>
-        <w:rPr>
-          <w:rFonts w:ascii="Bahnschrift Light" w:hAnsi="Bahnschrift Light" w:cs="Calibri"/>
-          <w:sz w:val="23"/>
-          <w:szCs w:val="20"/>
-        </w:rPr>
-        <w:t xml:space="preserve">Μετριότερες αξιολογήσεις δόθηκαν στην κάθετη διάταξη που δόθηκε στα προσφερόμενα πακέτα των υπηρεσιών που διέθετε η εταιρία, τα σχόλια που συγκεντρώθηκαν μιλούν για δυσκολία στην σύγκριση των πληροφοριών που δινόταν. Παρόλο που περιμέναμε οι επεξηγήσεις που δίνονταν σε κάθε προσφορά να λειτουργήσουν βοηθητικά και </w:t>
+        <w:t xml:space="preserve">Οι χρήστες έδωσαν συνολικά θετικές προς μέτριες κριτικές για την Λευκή σελίδα. Οι καλύτερές κριτικές συγκεντρώθηκαν κυρίως γύρο από την ευκολία στην πλοήγηση ανάμεσα στις </w:t>
+      </w:r>
+      <w:proofErr w:type="spellStart"/>
+      <w:r>
+        <w:rPr>
+          <w:rFonts w:ascii="Bahnschrift Light" w:hAnsi="Bahnschrift Light" w:cs="Calibri"/>
+          <w:sz w:val="23"/>
+          <w:szCs w:val="20"/>
+        </w:rPr>
+        <w:t>υπο</w:t>
+      </w:r>
+      <w:proofErr w:type="spellEnd"/>
+      <w:r>
+        <w:rPr>
+          <w:rFonts w:ascii="Bahnschrift Light" w:hAnsi="Bahnschrift Light" w:cs="Calibri"/>
+          <w:sz w:val="23"/>
+          <w:szCs w:val="20"/>
+        </w:rPr>
+        <w:t xml:space="preserve">-σελίδες με τις υπηρεσίες που παρέχονταν. </w:t>
+      </w:r>
+      <w:proofErr w:type="spellStart"/>
+      <w:r>
+        <w:rPr>
+          <w:rFonts w:ascii="Bahnschrift Light" w:hAnsi="Bahnschrift Light" w:cs="Calibri"/>
+          <w:sz w:val="23"/>
+          <w:szCs w:val="20"/>
+        </w:rPr>
+        <w:t>Μετριότερες</w:t>
+      </w:r>
+      <w:proofErr w:type="spellEnd"/>
+      <w:r>
+        <w:rPr>
+          <w:rFonts w:ascii="Bahnschrift Light" w:hAnsi="Bahnschrift Light" w:cs="Calibri"/>
+          <w:sz w:val="23"/>
+          <w:szCs w:val="20"/>
+        </w:rPr>
+        <w:t xml:space="preserve"> αξιολογήσεις δόθηκαν στην κάθετη διάταξη που δόθηκε στα προσφερόμενα πακέτα των υπηρεσιών που διέθετε η εταιρία, τα σχόλια που συγκεντρώθηκαν μιλούν για δυσκολία στην σύγκριση των πληροφοριών που δινόταν. Παρόλο που περιμέναμε οι επεξηγήσεις που δίνονταν σε κάθε προσφορά να λειτουργήσουν βοηθητικά και </w:t>
       </w:r>
       <w:r>
         <w:rPr>
@@ -20100,38 +19227,11 @@
         </w:p>
       </w:sdtContent>
     </w:sdt>
-    <w:p>
-      <w:pPr>
-        <w:spacing w:after="120"/>
-        <w:jc w:val="both"/>
-        <w:rPr>
-          <w:rFonts w:ascii="Bahnschrift Light" w:hAnsi="Bahnschrift Light" w:cs="Vani"/>
-          <w:lang w:val="en-GB"/>
-        </w:rPr>
-      </w:pPr>
-    </w:p>
-    <w:p>
-      <w:pPr>
-        <w:spacing w:after="120"/>
-        <w:jc w:val="both"/>
-        <w:rPr>
-          <w:rFonts w:ascii="Bahnschrift Light" w:hAnsi="Bahnschrift Light" w:cs="Vani"/>
-          <w:lang w:val="en-GB"/>
-        </w:rPr>
-      </w:pPr>
-      <w:r>
-        <w:rPr>
-          <w:rFonts w:ascii="Bahnschrift Light" w:hAnsi="Bahnschrift Light" w:cs="Vani"/>
-          <w:lang w:val="en-GB"/>
-        </w:rPr>
-        <w:t>--Bahnschrift Light</w:t>
-      </w:r>
-    </w:p>
     <w:sectPr>
-      <w:headerReference w:type="default" r:id="rId30"/>
-      <w:footerReference w:type="default" r:id="rId31"/>
-      <w:headerReference w:type="first" r:id="rId32"/>
-      <w:footerReference w:type="first" r:id="rId33"/>
+      <w:headerReference w:type="default" r:id="rId37"/>
+      <w:footerReference w:type="default" r:id="rId38"/>
+      <w:headerReference w:type="first" r:id="rId39"/>
+      <w:footerReference w:type="first" r:id="rId40"/>
       <w:pgSz w:w="12240" w:h="15840"/>
       <w:pgMar w:top="1440" w:right="1644" w:bottom="1440" w:left="1644" w:header="720" w:footer="720" w:gutter="0"/>
       <w:cols w:space="720"/>
@@ -20208,7 +19308,16 @@
         <w:szCs w:val="20"/>
         <w:lang w:eastAsia="zh-TW"/>
       </w:rPr>
-      <w:t>15</w:t>
+      <w:t>1</w:t>
+    </w:r>
+    <w:r>
+      <w:rPr>
+        <w:rFonts w:cs="Garamond"/>
+        <w:sz w:val="20"/>
+        <w:szCs w:val="20"/>
+        <w:lang w:eastAsia="zh-TW"/>
+      </w:rPr>
+      <w:t>5</w:t>
     </w:r>
     <w:r>
       <w:rPr>
@@ -22082,6 +21191,92 @@
     </w:lvl>
   </w:abstractNum>
   <w:abstractNum w:abstractNumId="16" w15:restartNumberingAfterBreak="0">
+    <w:nsid w:val="18535E96"/>
+    <w:multiLevelType w:val="hybridMultilevel"/>
+    <w:tmpl w:val="F1BE928A"/>
+    <w:lvl w:ilvl="0" w:tplc="0809000F">
+      <w:start w:val="1"/>
+      <w:numFmt w:val="decimal"/>
+      <w:lvlText w:val="%1."/>
+      <w:lvlJc w:val="left"/>
+      <w:pPr>
+        <w:ind w:left="720" w:hanging="360"/>
+      </w:pPr>
+    </w:lvl>
+    <w:lvl w:ilvl="1" w:tplc="08090019" w:tentative="1">
+      <w:start w:val="1"/>
+      <w:numFmt w:val="lowerLetter"/>
+      <w:lvlText w:val="%2."/>
+      <w:lvlJc w:val="left"/>
+      <w:pPr>
+        <w:ind w:left="1440" w:hanging="360"/>
+      </w:pPr>
+    </w:lvl>
+    <w:lvl w:ilvl="2" w:tplc="0809001B" w:tentative="1">
+      <w:start w:val="1"/>
+      <w:numFmt w:val="lowerRoman"/>
+      <w:lvlText w:val="%3."/>
+      <w:lvlJc w:val="right"/>
+      <w:pPr>
+        <w:ind w:left="2160" w:hanging="180"/>
+      </w:pPr>
+    </w:lvl>
+    <w:lvl w:ilvl="3" w:tplc="0809000F" w:tentative="1">
+      <w:start w:val="1"/>
+      <w:numFmt w:val="decimal"/>
+      <w:lvlText w:val="%4."/>
+      <w:lvlJc w:val="left"/>
+      <w:pPr>
+        <w:ind w:left="2880" w:hanging="360"/>
+      </w:pPr>
+    </w:lvl>
+    <w:lvl w:ilvl="4" w:tplc="08090019" w:tentative="1">
+      <w:start w:val="1"/>
+      <w:numFmt w:val="lowerLetter"/>
+      <w:lvlText w:val="%5."/>
+      <w:lvlJc w:val="left"/>
+      <w:pPr>
+        <w:ind w:left="3600" w:hanging="360"/>
+      </w:pPr>
+    </w:lvl>
+    <w:lvl w:ilvl="5" w:tplc="0809001B" w:tentative="1">
+      <w:start w:val="1"/>
+      <w:numFmt w:val="lowerRoman"/>
+      <w:lvlText w:val="%6."/>
+      <w:lvlJc w:val="right"/>
+      <w:pPr>
+        <w:ind w:left="4320" w:hanging="180"/>
+      </w:pPr>
+    </w:lvl>
+    <w:lvl w:ilvl="6" w:tplc="0809000F" w:tentative="1">
+      <w:start w:val="1"/>
+      <w:numFmt w:val="decimal"/>
+      <w:lvlText w:val="%7."/>
+      <w:lvlJc w:val="left"/>
+      <w:pPr>
+        <w:ind w:left="5040" w:hanging="360"/>
+      </w:pPr>
+    </w:lvl>
+    <w:lvl w:ilvl="7" w:tplc="08090019" w:tentative="1">
+      <w:start w:val="1"/>
+      <w:numFmt w:val="lowerLetter"/>
+      <w:lvlText w:val="%8."/>
+      <w:lvlJc w:val="left"/>
+      <w:pPr>
+        <w:ind w:left="5760" w:hanging="360"/>
+      </w:pPr>
+    </w:lvl>
+    <w:lvl w:ilvl="8" w:tplc="0809001B" w:tentative="1">
+      <w:start w:val="1"/>
+      <w:numFmt w:val="lowerRoman"/>
+      <w:lvlText w:val="%9."/>
+      <w:lvlJc w:val="right"/>
+      <w:pPr>
+        <w:ind w:left="6480" w:hanging="180"/>
+      </w:pPr>
+    </w:lvl>
+  </w:abstractNum>
+  <w:abstractNum w:abstractNumId="17" w15:restartNumberingAfterBreak="0">
     <w:nsid w:val="188859F9"/>
     <w:multiLevelType w:val="hybridMultilevel"/>
     <w:tmpl w:val="010A27BE"/>
@@ -22167,7 +21362,7 @@
       </w:pPr>
     </w:lvl>
   </w:abstractNum>
-  <w:abstractNum w:abstractNumId="17" w15:restartNumberingAfterBreak="0">
+  <w:abstractNum w:abstractNumId="18" w15:restartNumberingAfterBreak="0">
     <w:nsid w:val="1CE07016"/>
     <w:multiLevelType w:val="hybridMultilevel"/>
     <w:tmpl w:val="A9C8CB7E"/>
@@ -22253,7 +21448,7 @@
       </w:pPr>
     </w:lvl>
   </w:abstractNum>
-  <w:abstractNum w:abstractNumId="18" w15:restartNumberingAfterBreak="0">
+  <w:abstractNum w:abstractNumId="19" w15:restartNumberingAfterBreak="0">
     <w:nsid w:val="1F315D2A"/>
     <w:multiLevelType w:val="hybridMultilevel"/>
     <w:tmpl w:val="122207AE"/>
@@ -22343,7 +21538,7 @@
       </w:pPr>
     </w:lvl>
   </w:abstractNum>
-  <w:abstractNum w:abstractNumId="19" w15:restartNumberingAfterBreak="0">
+  <w:abstractNum w:abstractNumId="20" w15:restartNumberingAfterBreak="0">
     <w:nsid w:val="24B91135"/>
     <w:multiLevelType w:val="multilevel"/>
     <w:tmpl w:val="BCCEAA92"/>
@@ -22492,7 +21687,7 @@
       </w:rPr>
     </w:lvl>
   </w:abstractNum>
-  <w:abstractNum w:abstractNumId="20" w15:restartNumberingAfterBreak="0">
+  <w:abstractNum w:abstractNumId="21" w15:restartNumberingAfterBreak="0">
     <w:nsid w:val="2948720C"/>
     <w:multiLevelType w:val="multilevel"/>
     <w:tmpl w:val="FD4E3AEC"/>
@@ -22641,7 +21836,7 @@
       </w:rPr>
     </w:lvl>
   </w:abstractNum>
-  <w:abstractNum w:abstractNumId="21" w15:restartNumberingAfterBreak="0">
+  <w:abstractNum w:abstractNumId="22" w15:restartNumberingAfterBreak="0">
     <w:nsid w:val="2D572610"/>
     <w:multiLevelType w:val="hybridMultilevel"/>
     <w:tmpl w:val="ED4CFEB0"/>
@@ -22753,7 +21948,7 @@
       </w:rPr>
     </w:lvl>
   </w:abstractNum>
-  <w:abstractNum w:abstractNumId="22" w15:restartNumberingAfterBreak="0">
+  <w:abstractNum w:abstractNumId="23" w15:restartNumberingAfterBreak="0">
     <w:nsid w:val="31276AB5"/>
     <w:multiLevelType w:val="multilevel"/>
     <w:tmpl w:val="BA1C6E2C"/>
@@ -22902,7 +22097,7 @@
       </w:rPr>
     </w:lvl>
   </w:abstractNum>
-  <w:abstractNum w:abstractNumId="23" w15:restartNumberingAfterBreak="0">
+  <w:abstractNum w:abstractNumId="24" w15:restartNumberingAfterBreak="0">
     <w:nsid w:val="331C6A5E"/>
     <w:multiLevelType w:val="multilevel"/>
     <w:tmpl w:val="D3A61C5C"/>
@@ -23051,7 +22246,7 @@
       </w:rPr>
     </w:lvl>
   </w:abstractNum>
-  <w:abstractNum w:abstractNumId="24" w15:restartNumberingAfterBreak="0">
+  <w:abstractNum w:abstractNumId="25" w15:restartNumberingAfterBreak="0">
     <w:nsid w:val="33CD6BD6"/>
     <w:multiLevelType w:val="hybridMultilevel"/>
     <w:tmpl w:val="927C1746"/>
@@ -23137,7 +22332,93 @@
       </w:pPr>
     </w:lvl>
   </w:abstractNum>
-  <w:abstractNum w:abstractNumId="25" w15:restartNumberingAfterBreak="0">
+  <w:abstractNum w:abstractNumId="26" w15:restartNumberingAfterBreak="0">
+    <w:nsid w:val="37335339"/>
+    <w:multiLevelType w:val="hybridMultilevel"/>
+    <w:tmpl w:val="15968C76"/>
+    <w:lvl w:ilvl="0" w:tplc="0809000F">
+      <w:start w:val="1"/>
+      <w:numFmt w:val="decimal"/>
+      <w:lvlText w:val="%1."/>
+      <w:lvlJc w:val="left"/>
+      <w:pPr>
+        <w:ind w:left="783" w:hanging="360"/>
+      </w:pPr>
+    </w:lvl>
+    <w:lvl w:ilvl="1" w:tplc="08090019" w:tentative="1">
+      <w:start w:val="1"/>
+      <w:numFmt w:val="lowerLetter"/>
+      <w:lvlText w:val="%2."/>
+      <w:lvlJc w:val="left"/>
+      <w:pPr>
+        <w:ind w:left="1503" w:hanging="360"/>
+      </w:pPr>
+    </w:lvl>
+    <w:lvl w:ilvl="2" w:tplc="0809001B" w:tentative="1">
+      <w:start w:val="1"/>
+      <w:numFmt w:val="lowerRoman"/>
+      <w:lvlText w:val="%3."/>
+      <w:lvlJc w:val="right"/>
+      <w:pPr>
+        <w:ind w:left="2223" w:hanging="180"/>
+      </w:pPr>
+    </w:lvl>
+    <w:lvl w:ilvl="3" w:tplc="0809000F" w:tentative="1">
+      <w:start w:val="1"/>
+      <w:numFmt w:val="decimal"/>
+      <w:lvlText w:val="%4."/>
+      <w:lvlJc w:val="left"/>
+      <w:pPr>
+        <w:ind w:left="2943" w:hanging="360"/>
+      </w:pPr>
+    </w:lvl>
+    <w:lvl w:ilvl="4" w:tplc="08090019" w:tentative="1">
+      <w:start w:val="1"/>
+      <w:numFmt w:val="lowerLetter"/>
+      <w:lvlText w:val="%5."/>
+      <w:lvlJc w:val="left"/>
+      <w:pPr>
+        <w:ind w:left="3663" w:hanging="360"/>
+      </w:pPr>
+    </w:lvl>
+    <w:lvl w:ilvl="5" w:tplc="0809001B" w:tentative="1">
+      <w:start w:val="1"/>
+      <w:numFmt w:val="lowerRoman"/>
+      <w:lvlText w:val="%6."/>
+      <w:lvlJc w:val="right"/>
+      <w:pPr>
+        <w:ind w:left="4383" w:hanging="180"/>
+      </w:pPr>
+    </w:lvl>
+    <w:lvl w:ilvl="6" w:tplc="0809000F" w:tentative="1">
+      <w:start w:val="1"/>
+      <w:numFmt w:val="decimal"/>
+      <w:lvlText w:val="%7."/>
+      <w:lvlJc w:val="left"/>
+      <w:pPr>
+        <w:ind w:left="5103" w:hanging="360"/>
+      </w:pPr>
+    </w:lvl>
+    <w:lvl w:ilvl="7" w:tplc="08090019" w:tentative="1">
+      <w:start w:val="1"/>
+      <w:numFmt w:val="lowerLetter"/>
+      <w:lvlText w:val="%8."/>
+      <w:lvlJc w:val="left"/>
+      <w:pPr>
+        <w:ind w:left="5823" w:hanging="360"/>
+      </w:pPr>
+    </w:lvl>
+    <w:lvl w:ilvl="8" w:tplc="0809001B" w:tentative="1">
+      <w:start w:val="1"/>
+      <w:numFmt w:val="lowerRoman"/>
+      <w:lvlText w:val="%9."/>
+      <w:lvlJc w:val="right"/>
+      <w:pPr>
+        <w:ind w:left="6543" w:hanging="180"/>
+      </w:pPr>
+    </w:lvl>
+  </w:abstractNum>
+  <w:abstractNum w:abstractNumId="27" w15:restartNumberingAfterBreak="0">
     <w:nsid w:val="37FA43F4"/>
     <w:multiLevelType w:val="hybridMultilevel"/>
     <w:tmpl w:val="D4FA25E0"/>
@@ -23223,7 +22504,7 @@
       </w:pPr>
     </w:lvl>
   </w:abstractNum>
-  <w:abstractNum w:abstractNumId="26" w15:restartNumberingAfterBreak="0">
+  <w:abstractNum w:abstractNumId="28" w15:restartNumberingAfterBreak="0">
     <w:nsid w:val="399E1E92"/>
     <w:multiLevelType w:val="multilevel"/>
     <w:tmpl w:val="DC5C7034"/>
@@ -23372,7 +22653,119 @@
       </w:rPr>
     </w:lvl>
   </w:abstractNum>
-  <w:abstractNum w:abstractNumId="27" w15:restartNumberingAfterBreak="0">
+  <w:abstractNum w:abstractNumId="29" w15:restartNumberingAfterBreak="0">
+    <w:nsid w:val="3AF45DFB"/>
+    <w:multiLevelType w:val="hybridMultilevel"/>
+    <w:tmpl w:val="4072E312"/>
+    <w:lvl w:ilvl="0" w:tplc="79DA2DD6">
+      <w:numFmt w:val="bullet"/>
+      <w:lvlText w:val=""/>
+      <w:lvlJc w:val="left"/>
+      <w:pPr>
+        <w:ind w:left="783" w:hanging="360"/>
+      </w:pPr>
+      <w:rPr>
+        <w:rFonts w:ascii="Wingdings" w:eastAsia="Times New Roman" w:hAnsi="Wingdings" w:cs="Calibri" w:hint="default"/>
+      </w:rPr>
+    </w:lvl>
+    <w:lvl w:ilvl="1" w:tplc="08090003" w:tentative="1">
+      <w:start w:val="1"/>
+      <w:numFmt w:val="bullet"/>
+      <w:lvlText w:val="o"/>
+      <w:lvlJc w:val="left"/>
+      <w:pPr>
+        <w:ind w:left="1503" w:hanging="360"/>
+      </w:pPr>
+      <w:rPr>
+        <w:rFonts w:ascii="Courier New" w:hAnsi="Courier New" w:cs="Courier New" w:hint="default"/>
+      </w:rPr>
+    </w:lvl>
+    <w:lvl w:ilvl="2" w:tplc="08090005" w:tentative="1">
+      <w:start w:val="1"/>
+      <w:numFmt w:val="bullet"/>
+      <w:lvlText w:val=""/>
+      <w:lvlJc w:val="left"/>
+      <w:pPr>
+        <w:ind w:left="2223" w:hanging="360"/>
+      </w:pPr>
+      <w:rPr>
+        <w:rFonts w:ascii="Wingdings" w:hAnsi="Wingdings" w:hint="default"/>
+      </w:rPr>
+    </w:lvl>
+    <w:lvl w:ilvl="3" w:tplc="08090001" w:tentative="1">
+      <w:start w:val="1"/>
+      <w:numFmt w:val="bullet"/>
+      <w:lvlText w:val=""/>
+      <w:lvlJc w:val="left"/>
+      <w:pPr>
+        <w:ind w:left="2943" w:hanging="360"/>
+      </w:pPr>
+      <w:rPr>
+        <w:rFonts w:ascii="Symbol" w:hAnsi="Symbol" w:hint="default"/>
+      </w:rPr>
+    </w:lvl>
+    <w:lvl w:ilvl="4" w:tplc="08090003" w:tentative="1">
+      <w:start w:val="1"/>
+      <w:numFmt w:val="bullet"/>
+      <w:lvlText w:val="o"/>
+      <w:lvlJc w:val="left"/>
+      <w:pPr>
+        <w:ind w:left="3663" w:hanging="360"/>
+      </w:pPr>
+      <w:rPr>
+        <w:rFonts w:ascii="Courier New" w:hAnsi="Courier New" w:cs="Courier New" w:hint="default"/>
+      </w:rPr>
+    </w:lvl>
+    <w:lvl w:ilvl="5" w:tplc="08090005" w:tentative="1">
+      <w:start w:val="1"/>
+      <w:numFmt w:val="bullet"/>
+      <w:lvlText w:val=""/>
+      <w:lvlJc w:val="left"/>
+      <w:pPr>
+        <w:ind w:left="4383" w:hanging="360"/>
+      </w:pPr>
+      <w:rPr>
+        <w:rFonts w:ascii="Wingdings" w:hAnsi="Wingdings" w:hint="default"/>
+      </w:rPr>
+    </w:lvl>
+    <w:lvl w:ilvl="6" w:tplc="08090001" w:tentative="1">
+      <w:start w:val="1"/>
+      <w:numFmt w:val="bullet"/>
+      <w:lvlText w:val=""/>
+      <w:lvlJc w:val="left"/>
+      <w:pPr>
+        <w:ind w:left="5103" w:hanging="360"/>
+      </w:pPr>
+      <w:rPr>
+        <w:rFonts w:ascii="Symbol" w:hAnsi="Symbol" w:hint="default"/>
+      </w:rPr>
+    </w:lvl>
+    <w:lvl w:ilvl="7" w:tplc="08090003" w:tentative="1">
+      <w:start w:val="1"/>
+      <w:numFmt w:val="bullet"/>
+      <w:lvlText w:val="o"/>
+      <w:lvlJc w:val="left"/>
+      <w:pPr>
+        <w:ind w:left="5823" w:hanging="360"/>
+      </w:pPr>
+      <w:rPr>
+        <w:rFonts w:ascii="Courier New" w:hAnsi="Courier New" w:cs="Courier New" w:hint="default"/>
+      </w:rPr>
+    </w:lvl>
+    <w:lvl w:ilvl="8" w:tplc="08090005" w:tentative="1">
+      <w:start w:val="1"/>
+      <w:numFmt w:val="bullet"/>
+      <w:lvlText w:val=""/>
+      <w:lvlJc w:val="left"/>
+      <w:pPr>
+        <w:ind w:left="6543" w:hanging="360"/>
+      </w:pPr>
+      <w:rPr>
+        <w:rFonts w:ascii="Wingdings" w:hAnsi="Wingdings" w:hint="default"/>
+      </w:rPr>
+    </w:lvl>
+  </w:abstractNum>
+  <w:abstractNum w:abstractNumId="30" w15:restartNumberingAfterBreak="0">
     <w:nsid w:val="3F24066B"/>
     <w:multiLevelType w:val="hybridMultilevel"/>
     <w:tmpl w:val="BF804BDA"/>
@@ -23458,7 +22851,7 @@
       </w:pPr>
     </w:lvl>
   </w:abstractNum>
-  <w:abstractNum w:abstractNumId="28" w15:restartNumberingAfterBreak="0">
+  <w:abstractNum w:abstractNumId="31" w15:restartNumberingAfterBreak="0">
     <w:nsid w:val="3F2A71F3"/>
     <w:multiLevelType w:val="hybridMultilevel"/>
     <w:tmpl w:val="A5809596"/>
@@ -23571,7 +22964,7 @@
       </w:rPr>
     </w:lvl>
   </w:abstractNum>
-  <w:abstractNum w:abstractNumId="29" w15:restartNumberingAfterBreak="0">
+  <w:abstractNum w:abstractNumId="32" w15:restartNumberingAfterBreak="0">
     <w:nsid w:val="42CF485D"/>
     <w:multiLevelType w:val="hybridMultilevel"/>
     <w:tmpl w:val="B95A3308"/>
@@ -23657,7 +23050,7 @@
       </w:pPr>
     </w:lvl>
   </w:abstractNum>
-  <w:abstractNum w:abstractNumId="30" w15:restartNumberingAfterBreak="0">
+  <w:abstractNum w:abstractNumId="33" w15:restartNumberingAfterBreak="0">
     <w:nsid w:val="43B3771C"/>
     <w:multiLevelType w:val="multilevel"/>
     <w:tmpl w:val="6BC26B86"/>
@@ -23806,7 +23199,7 @@
       </w:rPr>
     </w:lvl>
   </w:abstractNum>
-  <w:abstractNum w:abstractNumId="31" w15:restartNumberingAfterBreak="0">
+  <w:abstractNum w:abstractNumId="34" w15:restartNumberingAfterBreak="0">
     <w:nsid w:val="4D9050DE"/>
     <w:multiLevelType w:val="hybridMultilevel"/>
     <w:tmpl w:val="3D8C955E"/>
@@ -23892,7 +23285,7 @@
       </w:pPr>
     </w:lvl>
   </w:abstractNum>
-  <w:abstractNum w:abstractNumId="32" w15:restartNumberingAfterBreak="0">
+  <w:abstractNum w:abstractNumId="35" w15:restartNumberingAfterBreak="0">
     <w:nsid w:val="501507C1"/>
     <w:multiLevelType w:val="multilevel"/>
     <w:tmpl w:val="72FA4002"/>
@@ -24041,7 +23434,96 @@
       </w:rPr>
     </w:lvl>
   </w:abstractNum>
-  <w:abstractNum w:abstractNumId="33" w15:restartNumberingAfterBreak="0">
+  <w:abstractNum w:abstractNumId="36" w15:restartNumberingAfterBreak="0">
+    <w:nsid w:val="523F7668"/>
+    <w:multiLevelType w:val="hybridMultilevel"/>
+    <w:tmpl w:val="F6584B38"/>
+    <w:lvl w:ilvl="0" w:tplc="0809000F">
+      <w:start w:val="1"/>
+      <w:numFmt w:val="decimal"/>
+      <w:lvlText w:val="%1."/>
+      <w:lvlJc w:val="left"/>
+      <w:pPr>
+        <w:ind w:left="720" w:hanging="360"/>
+      </w:pPr>
+      <w:rPr>
+        <w:rFonts w:hint="default"/>
+      </w:rPr>
+    </w:lvl>
+    <w:lvl w:ilvl="1" w:tplc="FFFFFFFF" w:tentative="1">
+      <w:start w:val="1"/>
+      <w:numFmt w:val="lowerLetter"/>
+      <w:lvlText w:val="%2."/>
+      <w:lvlJc w:val="left"/>
+      <w:pPr>
+        <w:ind w:left="1440" w:hanging="360"/>
+      </w:pPr>
+    </w:lvl>
+    <w:lvl w:ilvl="2" w:tplc="FFFFFFFF" w:tentative="1">
+      <w:start w:val="1"/>
+      <w:numFmt w:val="lowerRoman"/>
+      <w:lvlText w:val="%3."/>
+      <w:lvlJc w:val="right"/>
+      <w:pPr>
+        <w:ind w:left="2160" w:hanging="180"/>
+      </w:pPr>
+    </w:lvl>
+    <w:lvl w:ilvl="3" w:tplc="FFFFFFFF" w:tentative="1">
+      <w:start w:val="1"/>
+      <w:numFmt w:val="decimal"/>
+      <w:lvlText w:val="%4."/>
+      <w:lvlJc w:val="left"/>
+      <w:pPr>
+        <w:ind w:left="2880" w:hanging="360"/>
+      </w:pPr>
+    </w:lvl>
+    <w:lvl w:ilvl="4" w:tplc="FFFFFFFF" w:tentative="1">
+      <w:start w:val="1"/>
+      <w:numFmt w:val="lowerLetter"/>
+      <w:lvlText w:val="%5."/>
+      <w:lvlJc w:val="left"/>
+      <w:pPr>
+        <w:ind w:left="3600" w:hanging="360"/>
+      </w:pPr>
+    </w:lvl>
+    <w:lvl w:ilvl="5" w:tplc="FFFFFFFF" w:tentative="1">
+      <w:start w:val="1"/>
+      <w:numFmt w:val="lowerRoman"/>
+      <w:lvlText w:val="%6."/>
+      <w:lvlJc w:val="right"/>
+      <w:pPr>
+        <w:ind w:left="4320" w:hanging="180"/>
+      </w:pPr>
+    </w:lvl>
+    <w:lvl w:ilvl="6" w:tplc="FFFFFFFF" w:tentative="1">
+      <w:start w:val="1"/>
+      <w:numFmt w:val="decimal"/>
+      <w:lvlText w:val="%7."/>
+      <w:lvlJc w:val="left"/>
+      <w:pPr>
+        <w:ind w:left="5040" w:hanging="360"/>
+      </w:pPr>
+    </w:lvl>
+    <w:lvl w:ilvl="7" w:tplc="FFFFFFFF" w:tentative="1">
+      <w:start w:val="1"/>
+      <w:numFmt w:val="lowerLetter"/>
+      <w:lvlText w:val="%8."/>
+      <w:lvlJc w:val="left"/>
+      <w:pPr>
+        <w:ind w:left="5760" w:hanging="360"/>
+      </w:pPr>
+    </w:lvl>
+    <w:lvl w:ilvl="8" w:tplc="FFFFFFFF" w:tentative="1">
+      <w:start w:val="1"/>
+      <w:numFmt w:val="lowerRoman"/>
+      <w:lvlText w:val="%9."/>
+      <w:lvlJc w:val="right"/>
+      <w:pPr>
+        <w:ind w:left="6480" w:hanging="180"/>
+      </w:pPr>
+    </w:lvl>
+  </w:abstractNum>
+  <w:abstractNum w:abstractNumId="37" w15:restartNumberingAfterBreak="0">
     <w:nsid w:val="5AF371CA"/>
     <w:multiLevelType w:val="multilevel"/>
     <w:tmpl w:val="254E82F6"/>
@@ -24190,7 +23672,7 @@
       </w:rPr>
     </w:lvl>
   </w:abstractNum>
-  <w:abstractNum w:abstractNumId="34" w15:restartNumberingAfterBreak="0">
+  <w:abstractNum w:abstractNumId="38" w15:restartNumberingAfterBreak="0">
     <w:nsid w:val="5D7A60E3"/>
     <w:multiLevelType w:val="hybridMultilevel"/>
     <w:tmpl w:val="362C7EA2"/>
@@ -24276,7 +23758,7 @@
       </w:pPr>
     </w:lvl>
   </w:abstractNum>
-  <w:abstractNum w:abstractNumId="35" w15:restartNumberingAfterBreak="0">
+  <w:abstractNum w:abstractNumId="39" w15:restartNumberingAfterBreak="0">
     <w:nsid w:val="5E095A6D"/>
     <w:multiLevelType w:val="multilevel"/>
     <w:tmpl w:val="7E62F9E8"/>
@@ -24389,7 +23871,7 @@
       </w:pPr>
     </w:lvl>
   </w:abstractNum>
-  <w:abstractNum w:abstractNumId="36" w15:restartNumberingAfterBreak="0">
+  <w:abstractNum w:abstractNumId="40" w15:restartNumberingAfterBreak="0">
     <w:nsid w:val="5F7E32F7"/>
     <w:multiLevelType w:val="hybridMultilevel"/>
     <w:tmpl w:val="B364B5CA"/>
@@ -24475,11 +23957,11 @@
       </w:pPr>
     </w:lvl>
   </w:abstractNum>
-  <w:abstractNum w:abstractNumId="37" w15:restartNumberingAfterBreak="0">
+  <w:abstractNum w:abstractNumId="41" w15:restartNumberingAfterBreak="0">
     <w:nsid w:val="63270FDC"/>
     <w:multiLevelType w:val="hybridMultilevel"/>
-    <w:tmpl w:val="2D8233E8"/>
-    <w:lvl w:ilvl="0" w:tplc="0809000F">
+    <w:tmpl w:val="3B6630F4"/>
+    <w:lvl w:ilvl="0" w:tplc="1E062024">
       <w:start w:val="1"/>
       <w:numFmt w:val="decimal"/>
       <w:lvlText w:val="%1."/>
@@ -24487,6 +23969,10 @@
       <w:pPr>
         <w:ind w:left="720" w:hanging="360"/>
       </w:pPr>
+      <w:rPr>
+        <w:b w:val="0"/>
+        <w:bCs w:val="0"/>
+      </w:rPr>
     </w:lvl>
     <w:lvl w:ilvl="1" w:tplc="08090019" w:tentative="1">
       <w:start w:val="1"/>
@@ -24561,7 +24047,7 @@
       </w:pPr>
     </w:lvl>
   </w:abstractNum>
-  <w:abstractNum w:abstractNumId="38" w15:restartNumberingAfterBreak="0">
+  <w:abstractNum w:abstractNumId="42" w15:restartNumberingAfterBreak="0">
     <w:nsid w:val="647E0A7C"/>
     <w:multiLevelType w:val="hybridMultilevel"/>
     <w:tmpl w:val="EF58BFBC"/>
@@ -24674,7 +24160,7 @@
       </w:rPr>
     </w:lvl>
   </w:abstractNum>
-  <w:abstractNum w:abstractNumId="39" w15:restartNumberingAfterBreak="0">
+  <w:abstractNum w:abstractNumId="43" w15:restartNumberingAfterBreak="0">
     <w:nsid w:val="71192CFA"/>
     <w:multiLevelType w:val="multilevel"/>
     <w:tmpl w:val="447CB108"/>
@@ -24886,7 +24372,96 @@
       </w:rPr>
     </w:lvl>
   </w:abstractNum>
-  <w:abstractNum w:abstractNumId="40" w15:restartNumberingAfterBreak="0">
+  <w:abstractNum w:abstractNumId="44" w15:restartNumberingAfterBreak="0">
+    <w:nsid w:val="74053B3E"/>
+    <w:multiLevelType w:val="hybridMultilevel"/>
+    <w:tmpl w:val="EA30DFC2"/>
+    <w:lvl w:ilvl="0" w:tplc="DEEEF15C">
+      <w:start w:val="1"/>
+      <w:numFmt w:val="decimal"/>
+      <w:lvlText w:val="%1"/>
+      <w:lvlJc w:val="left"/>
+      <w:pPr>
+        <w:ind w:left="720" w:hanging="360"/>
+      </w:pPr>
+      <w:rPr>
+        <w:rFonts w:hint="default"/>
+      </w:rPr>
+    </w:lvl>
+    <w:lvl w:ilvl="1" w:tplc="08090019" w:tentative="1">
+      <w:start w:val="1"/>
+      <w:numFmt w:val="lowerLetter"/>
+      <w:lvlText w:val="%2."/>
+      <w:lvlJc w:val="left"/>
+      <w:pPr>
+        <w:ind w:left="1440" w:hanging="360"/>
+      </w:pPr>
+    </w:lvl>
+    <w:lvl w:ilvl="2" w:tplc="0809001B" w:tentative="1">
+      <w:start w:val="1"/>
+      <w:numFmt w:val="lowerRoman"/>
+      <w:lvlText w:val="%3."/>
+      <w:lvlJc w:val="right"/>
+      <w:pPr>
+        <w:ind w:left="2160" w:hanging="180"/>
+      </w:pPr>
+    </w:lvl>
+    <w:lvl w:ilvl="3" w:tplc="0809000F" w:tentative="1">
+      <w:start w:val="1"/>
+      <w:numFmt w:val="decimal"/>
+      <w:lvlText w:val="%4."/>
+      <w:lvlJc w:val="left"/>
+      <w:pPr>
+        <w:ind w:left="2880" w:hanging="360"/>
+      </w:pPr>
+    </w:lvl>
+    <w:lvl w:ilvl="4" w:tplc="08090019" w:tentative="1">
+      <w:start w:val="1"/>
+      <w:numFmt w:val="lowerLetter"/>
+      <w:lvlText w:val="%5."/>
+      <w:lvlJc w:val="left"/>
+      <w:pPr>
+        <w:ind w:left="3600" w:hanging="360"/>
+      </w:pPr>
+    </w:lvl>
+    <w:lvl w:ilvl="5" w:tplc="0809001B" w:tentative="1">
+      <w:start w:val="1"/>
+      <w:numFmt w:val="lowerRoman"/>
+      <w:lvlText w:val="%6."/>
+      <w:lvlJc w:val="right"/>
+      <w:pPr>
+        <w:ind w:left="4320" w:hanging="180"/>
+      </w:pPr>
+    </w:lvl>
+    <w:lvl w:ilvl="6" w:tplc="0809000F" w:tentative="1">
+      <w:start w:val="1"/>
+      <w:numFmt w:val="decimal"/>
+      <w:lvlText w:val="%7."/>
+      <w:lvlJc w:val="left"/>
+      <w:pPr>
+        <w:ind w:left="5040" w:hanging="360"/>
+      </w:pPr>
+    </w:lvl>
+    <w:lvl w:ilvl="7" w:tplc="08090019" w:tentative="1">
+      <w:start w:val="1"/>
+      <w:numFmt w:val="lowerLetter"/>
+      <w:lvlText w:val="%8."/>
+      <w:lvlJc w:val="left"/>
+      <w:pPr>
+        <w:ind w:left="5760" w:hanging="360"/>
+      </w:pPr>
+    </w:lvl>
+    <w:lvl w:ilvl="8" w:tplc="0809001B" w:tentative="1">
+      <w:start w:val="1"/>
+      <w:numFmt w:val="lowerRoman"/>
+      <w:lvlText w:val="%9."/>
+      <w:lvlJc w:val="right"/>
+      <w:pPr>
+        <w:ind w:left="6480" w:hanging="180"/>
+      </w:pPr>
+    </w:lvl>
+  </w:abstractNum>
+  <w:abstractNum w:abstractNumId="45" w15:restartNumberingAfterBreak="0">
     <w:nsid w:val="75882F83"/>
     <w:multiLevelType w:val="multilevel"/>
     <w:tmpl w:val="D4B60706"/>
@@ -25003,7 +24578,7 @@
       </w:pPr>
     </w:lvl>
   </w:abstractNum>
-  <w:abstractNum w:abstractNumId="41" w15:restartNumberingAfterBreak="0">
+  <w:abstractNum w:abstractNumId="46" w15:restartNumberingAfterBreak="0">
     <w:nsid w:val="79CC470F"/>
     <w:multiLevelType w:val="multilevel"/>
     <w:tmpl w:val="D4B60706"/>
@@ -25120,7 +24695,7 @@
       </w:pPr>
     </w:lvl>
   </w:abstractNum>
-  <w:abstractNum w:abstractNumId="42" w15:restartNumberingAfterBreak="0">
+  <w:abstractNum w:abstractNumId="47" w15:restartNumberingAfterBreak="0">
     <w:nsid w:val="7C260703"/>
     <w:multiLevelType w:val="multilevel"/>
     <w:tmpl w:val="D4B60706"/>
@@ -25237,7 +24812,7 @@
       </w:pPr>
     </w:lvl>
   </w:abstractNum>
-  <w:abstractNum w:abstractNumId="43" w15:restartNumberingAfterBreak="0">
+  <w:abstractNum w:abstractNumId="48" w15:restartNumberingAfterBreak="0">
     <w:nsid w:val="7D75441F"/>
     <w:multiLevelType w:val="multilevel"/>
     <w:tmpl w:val="22768444"/>
@@ -25405,7 +24980,7 @@
     <w:abstractNumId w:val="5"/>
   </w:num>
   <w:num w:numId="7" w16cid:durableId="1853572758">
-    <w:abstractNumId w:val="39"/>
+    <w:abstractNumId w:val="43"/>
   </w:num>
   <w:num w:numId="8" w16cid:durableId="501630160">
     <w:abstractNumId w:val="2"/>
@@ -25417,10 +24992,10 @@
     <w:abstractNumId w:val="2"/>
   </w:num>
   <w:num w:numId="11" w16cid:durableId="91896217">
-    <w:abstractNumId w:val="26"/>
+    <w:abstractNumId w:val="28"/>
   </w:num>
   <w:num w:numId="12" w16cid:durableId="708334202">
-    <w:abstractNumId w:val="23"/>
+    <w:abstractNumId w:val="24"/>
   </w:num>
   <w:num w:numId="13" w16cid:durableId="675038558">
     <w:abstractNumId w:val="9"/>
@@ -25429,34 +25004,34 @@
     <w:abstractNumId w:val="14"/>
   </w:num>
   <w:num w:numId="15" w16cid:durableId="2026588963">
-    <w:abstractNumId w:val="25"/>
+    <w:abstractNumId w:val="27"/>
   </w:num>
   <w:num w:numId="16" w16cid:durableId="302082543">
-    <w:abstractNumId w:val="31"/>
+    <w:abstractNumId w:val="34"/>
   </w:num>
   <w:num w:numId="17" w16cid:durableId="970869441">
     <w:abstractNumId w:val="15"/>
   </w:num>
   <w:num w:numId="18" w16cid:durableId="2053728918">
-    <w:abstractNumId w:val="27"/>
+    <w:abstractNumId w:val="30"/>
   </w:num>
   <w:num w:numId="19" w16cid:durableId="2058124954">
+    <w:abstractNumId w:val="18"/>
+  </w:num>
+  <w:num w:numId="20" w16cid:durableId="729352763">
     <w:abstractNumId w:val="17"/>
   </w:num>
-  <w:num w:numId="20" w16cid:durableId="729352763">
-    <w:abstractNumId w:val="16"/>
-  </w:num>
   <w:num w:numId="21" w16cid:durableId="1563060539">
-    <w:abstractNumId w:val="40"/>
+    <w:abstractNumId w:val="45"/>
   </w:num>
   <w:num w:numId="22" w16cid:durableId="503129923">
-    <w:abstractNumId w:val="42"/>
+    <w:abstractNumId w:val="47"/>
   </w:num>
   <w:num w:numId="23" w16cid:durableId="1051228271">
-    <w:abstractNumId w:val="41"/>
+    <w:abstractNumId w:val="46"/>
   </w:num>
   <w:num w:numId="24" w16cid:durableId="20790174">
-    <w:abstractNumId w:val="22"/>
+    <w:abstractNumId w:val="23"/>
   </w:num>
   <w:num w:numId="25" w16cid:durableId="1342927258">
     <w:abstractNumId w:val="11"/>
@@ -25468,64 +25043,79 @@
     <w:abstractNumId w:val="12"/>
   </w:num>
   <w:num w:numId="28" w16cid:durableId="1772164156">
-    <w:abstractNumId w:val="20"/>
+    <w:abstractNumId w:val="21"/>
   </w:num>
   <w:num w:numId="29" w16cid:durableId="1733844580">
-    <w:abstractNumId w:val="43"/>
+    <w:abstractNumId w:val="48"/>
   </w:num>
   <w:num w:numId="30" w16cid:durableId="1250195793">
-    <w:abstractNumId w:val="38"/>
+    <w:abstractNumId w:val="42"/>
   </w:num>
   <w:num w:numId="31" w16cid:durableId="1519004569">
-    <w:abstractNumId w:val="33"/>
+    <w:abstractNumId w:val="37"/>
   </w:num>
   <w:num w:numId="32" w16cid:durableId="925845403">
     <w:abstractNumId w:val="7"/>
   </w:num>
   <w:num w:numId="33" w16cid:durableId="271133881">
-    <w:abstractNumId w:val="32"/>
+    <w:abstractNumId w:val="35"/>
   </w:num>
   <w:num w:numId="34" w16cid:durableId="806435264">
     <w:abstractNumId w:val="8"/>
   </w:num>
   <w:num w:numId="35" w16cid:durableId="271790411">
-    <w:abstractNumId w:val="19"/>
+    <w:abstractNumId w:val="20"/>
   </w:num>
   <w:num w:numId="36" w16cid:durableId="769666066">
-    <w:abstractNumId w:val="30"/>
+    <w:abstractNumId w:val="33"/>
   </w:num>
   <w:num w:numId="37" w16cid:durableId="1983805132">
-    <w:abstractNumId w:val="35"/>
+    <w:abstractNumId w:val="39"/>
   </w:num>
   <w:num w:numId="38" w16cid:durableId="133373346">
     <w:abstractNumId w:val="13"/>
   </w:num>
   <w:num w:numId="39" w16cid:durableId="893782571">
-    <w:abstractNumId w:val="24"/>
+    <w:abstractNumId w:val="25"/>
   </w:num>
   <w:num w:numId="40" w16cid:durableId="1349286715">
-    <w:abstractNumId w:val="34"/>
+    <w:abstractNumId w:val="38"/>
   </w:num>
   <w:num w:numId="41" w16cid:durableId="331644253">
-    <w:abstractNumId w:val="18"/>
+    <w:abstractNumId w:val="19"/>
   </w:num>
   <w:num w:numId="42" w16cid:durableId="1488092474">
-    <w:abstractNumId w:val="36"/>
+    <w:abstractNumId w:val="40"/>
   </w:num>
   <w:num w:numId="43" w16cid:durableId="1343624097">
-    <w:abstractNumId w:val="29"/>
+    <w:abstractNumId w:val="32"/>
   </w:num>
   <w:num w:numId="44" w16cid:durableId="1257327285">
-    <w:abstractNumId w:val="28"/>
+    <w:abstractNumId w:val="31"/>
   </w:num>
   <w:num w:numId="45" w16cid:durableId="1219437438">
     <w:abstractNumId w:val="10"/>
   </w:num>
   <w:num w:numId="46" w16cid:durableId="1143618381">
-    <w:abstractNumId w:val="21"/>
+    <w:abstractNumId w:val="22"/>
   </w:num>
   <w:num w:numId="47" w16cid:durableId="760876365">
-    <w:abstractNumId w:val="37"/>
+    <w:abstractNumId w:val="41"/>
+  </w:num>
+  <w:num w:numId="48" w16cid:durableId="1391268759">
+    <w:abstractNumId w:val="29"/>
+  </w:num>
+  <w:num w:numId="49" w16cid:durableId="842666377">
+    <w:abstractNumId w:val="44"/>
+  </w:num>
+  <w:num w:numId="50" w16cid:durableId="939685361">
+    <w:abstractNumId w:val="36"/>
+  </w:num>
+  <w:num w:numId="51" w16cid:durableId="1389188626">
+    <w:abstractNumId w:val="26"/>
+  </w:num>
+  <w:num w:numId="52" w16cid:durableId="569080453">
+    <w:abstractNumId w:val="16"/>
   </w:num>
 </w:numbering>
 </file>
